--- a/ASM_Shadhin_AI_Research_Paper_2026_ANONYMOUS.docx
+++ b/ASM_Shadhin_AI_Research_Paper_2026_ANONYMOUS.docx
@@ -2152,7 +2152,7 @@
           <w:color w:val="000000"/>
           <w:sz w:val="21"/>
         </w:rPr>
-        <w:t>Table III presents detection-accuracy metrics evaluated against a comprehensive 10,000,000-event flow corpus calibrated against statistical feature distributions from CSE-CIC-IDS2018 [19], UNSW-NB15 [18], and CTU-13 [20]. The evaluation corpus spans 18 distinct attack vectors, including multi-stage reconnaissance, protocol manipulation, SQL injection, RCE exploits, high-rate DDoS floods, encrypted command-and-control (C2), ransomware beaconing, and adversarial evasion payloads.</w:t>
+        <w:t>Table III presents detection-accuracy metrics evaluated against a comprehensive 10,000,000-event flow corpus. The emulation harness (scripts/run_massive_scale_emulator_test.py) uses a Monte Carlo trace generator calibrated against published flow-level statistical distributions — including entropy profiles, inter-arrival timing, and class-imbalance ratios — extracted from the CSE-CIC-IDS2018 [19], UNSW-NB15 [18], and CTU-13 [20] academic benchmarks. The evaluation corpus spans 18 distinct attack vectors, including multi-stage reconnaissance, protocol manipulation, SQL injection, RCE exploits, high-rate DDoS floods, encrypted command-and-control (C2), ransomware beaconing, and adversarial evasion payloads.</w:t>
       </w:r>
     </w:p>
     <w:p>
@@ -3135,7 +3135,7 @@
           <w:color w:val="333333"/>
           <w:sz w:val="18"/>
         </w:rPr>
-        <w:t>Table III: Detection accuracy comparison across 10M calibrated flows. Open-source NIDS baselines (Snort, Suricata) were evaluated in testbed with standard rule sets; enterprise baseline metrics (Palo Alto, Cloudflare, Cisco) are compiled from published comparative NIDS evaluation literature [15]–[17] under representative attack workloads. Autonomous Agent achieves 87.9% C2 detection without breaking payload encryption.</w:t>
+        <w:t>Table III: Detection accuracy comparison across 10M Monte Carlo emulation flows. Open-source NIDS baselines (Snort 3.x, Suricata 7.x) were evaluated directly on the physical inline testbed with standard community rule sets. Enterprise platform figures (Palo Alto PAN-OS, Cloudflare Magic Transit, Cisco Firepower) are aggregated from published NIDS evaluation surveys [15]–[17] under representative multi-vector threat workloads; direct independent evaluation of commercial platforms was not conducted. Autonomous Agent achieves 87.9% C2 detection out-of-band without payload decryption.</w:t>
       </w:r>
     </w:p>
     <w:p>
@@ -4838,7 +4838,7 @@
           <w:color w:val="000000"/>
           <w:sz w:val="21"/>
         </w:rPr>
-        <w:t>To establish rigorous empirical grounding without ambiguity between physical hardware measurements and statistical modelling, the evaluation methodology explicitly distinguishes between two complementary experimental environments: (1) Physical Hardware Inline Testbed: A physical, resource-constrained commodity edge computing appliance (Intel Core i5-4570 @ 3.20 GHz, 4 cores, 16 GB DDR3 RAM) running Ubuntu Server 22.04 LTS (Linux kernel 6.x, libbpf, Clang/LLVM). This node was configured as a dual-NIC transparent bridge (br0) with Intel 82574L PCIe Gigabit Ethernet controllers situated inline between an upstream WAN boundary router and internal protected network assets. This physical testbed was used to empirically measure live driver-level XDP hook execution, zero-copy packet drop latencies via hardware timestamps, live Nmap scan disruption under active MTD port hopping, real-world Post-Quantum Cryptographic handshakes (NIST FIPS 203 ML-KEM-1024 and FIPS 204 ML-DSA-65), and system daemon resource footprints under continuous operation; and (2) Massive-Scale Offline Monte Carlo Trace Emulation Suite: An automated, high-throughput trace-driven evaluation harness (scripts/run_massive_scale_emulator_test.py) calibrated against verified feature distributions, packet inter-arrival times, and payload byte-entropy profiles extracted from CSE-CIC-IDS2018 [19], UNSW-NB15 [18], and CTU-13 [20]. Operating across a corpus of 10,000,000 verified network flows (2,998,265 attack flows across 18 distinct threat vectors and 7,001,735 benign flows), this trace emulation environment enables rigorous statistical validation, Wilson score 95% confidence intervals, and confusion-matrix determination that would otherwise be infeasible to collect over months of manual physical packet injection without statistical variance.</w:t>
+        <w:t>To establish rigorous empirical grounding without ambiguity between physical hardware measurements and statistical modelling, the evaluation methodology explicitly distinguishes between two complementary experimental environments: (1) Physical Hardware Inline Testbed: A physical, resource-constrained commodity edge computing appliance (Intel Core i5-4570 @ 3.20 GHz, 4 cores, 16 GB DDR3 RAM) running Ubuntu Server 22.04 LTS (Linux kernel 6.x, libbpf, Clang/LLVM). This node was configured as a dual-NIC transparent bridge (br0) with Intel 82574L PCIe Gigabit Ethernet controllers situated inline between an upstream WAN boundary router and internal protected network assets. This physical testbed was used to empirically measure live driver-level XDP hook execution, zero-copy packet drop latencies via hardware timestamps, live Nmap scan disruption under active MTD port hopping, real-world Post-Quantum Cryptographic handshakes (NIST FIPS 203 ML-KEM-1024 and FIPS 204 ML-DSA-65), and system daemon resource footprints under continuous operation; and (2) Massive-Scale Offline Monte Carlo Trace Emulation Suite: An automated, high-throughput trace-driven evaluation harness (scripts/run_massive_scale_emulator_test.py) whose synthetic flow generator is calibrated against published flow-level statistical characterisations — including entropy profiles, inter-arrival timing distributions, and class-imbalance ratios — derived from the CSE-CIC-IDS2018 [19], UNSW-NB15 [18], and CTU-13 [20] academic benchmark corpora. Operating across a corpus of 10,000,000 synthetic network flows (approximately 2,998,265 attack flows across 18 distinct threat vectors and 7,001,735 benign flows), this trace emulation environment enables rigorous statistical validation, Wilson score 95% confidence intervals, and confusion-matrix determination that would otherwise be infeasible to collect over months of manual physical packet injection without statistical variance.</w:t>
       </w:r>
     </w:p>
     <w:p>

--- a/ASM_Shadhin_AI_Research_Paper_2026_ANONYMOUS.docx
+++ b/ASM_Shadhin_AI_Research_Paper_2026_ANONYMOUS.docx
@@ -1005,7 +1005,7 @@
           <w:color w:val="000000"/>
           <w:sz w:val="21"/>
         </w:rPr>
-        <w:t>To perform deep semantic evaluation without external cloud dependencies, the architecture integrates a custom domain-specialized autonomous cyber defense agent: asm-shadhin-ai. Built upon the Qwen2.5-Coder-3B foundation architecture and adapted with cyber-defense operational prompt directives, strict JSON grammar constraints, and custom 4-bit quantization (GGUF Q4_K_M), the autonomous agent operates strictly on the asynchronous control plane. A foundational design principle of this architecture is the complete decoupling of the sub-microsecond in-kernel data plane (0.33 us median drop latency) from the multi-second control-plane reasoning loop (148 ms heuristic triage, 1.8–2.8 s complete SLM JSON generation on commodity CPU). If live packets were held synchronously in memory awaiting LLM inference, line-rate gigabit throughput would instantly collapse and packet buffers would overflow within microseconds. Instead, the architecture enforces a dual-plane fast-path/slow-path pipeline: (i) In-kernel XDP handles all wire-speed forwarding and immediate drops for cached malicious IPs (O(1) hash map lookup) and pathological TCP flag anomalies; (ii) When an ambiguous flow, elevated byte-entropy anomaly (H &gt;= 7.1), or heuristic threshold violation occurs, the packet is forwarded or rate-limited while an event descriptor is pushed asynchronously to userspace via a zero-copy lockless ring buffer (BPF_MAP_TYPE_RINGBUF); (iii) The userspace daemon sec-monitor processes the event through local SLM inference on background worker threads; and (iv) Upon confirming a threat (verdict confidence &gt;= 0.80), the daemon writes the offending source IP directly to the kernel's blocked_ips_map BPF table with an associated TTL. Consequently, all subsequent wire-speed packets from the attacking host are dropped in-kernel at 0.33 us line rate, achieving proactive autonomous containment without head-of-line blocking.</w:t>
+        <w:t>To perform deep semantic evaluation without external cloud dependencies, the architecture integrates an autonomous cyber defense model [anonymized-agent]. Built upon the Qwen2.5-Coder-3B foundation architecture and adapted with cyber-defense operational prompt directives, strict JSON grammar constraints, and custom 4-bit quantization (GGUF Q4_K_M), the autonomous agent operates strictly on the asynchronous control plane. A foundational design principle of this architecture is the complete decoupling of the sub-microsecond in-kernel data plane (0.33 us median drop latency) from the multi-second control-plane reasoning loop (148 ms heuristic triage, 1.8–2.8 s complete SLM JSON generation on commodity CPU). If live packets were held synchronously in memory awaiting LLM inference, line-rate gigabit throughput would instantly collapse and packet buffers would overflow within microseconds. Instead, the architecture enforces a dual-plane fast-path/slow-path pipeline: (i) In-kernel XDP handles all wire-speed forwarding and immediate drops for cached malicious IPs (O(1) hash map lookup) and pathological TCP flag anomalies; (ii) When an ambiguous flow, elevated byte-entropy anomaly (H &gt;= 7.1), or heuristic threshold violation occurs, the packet is forwarded or rate-limited while an event descriptor is pushed asynchronously to userspace via a zero-copy lockless ring buffer (BPF_MAP_TYPE_RINGBUF); (iii) The userspace daemon sec-monitor processes the event through local SLM inference on background worker threads; and (iv) Upon confirming a threat (verdict confidence &gt;= 0.80), the daemon writes the offending source IP directly to the kernel's blocked_ips_map BPF table with an associated TTL. Consequently, all subsequent wire-speed packets from the attacking host are dropped in-kernel at 0.33 us line rate, achieving proactive autonomous containment without head-of-line blocking.</w:t>
       </w:r>
     </w:p>
     <w:p>
@@ -1020,7 +1020,7 @@
           <w:color w:val="000000"/>
           <w:sz w:val="21"/>
         </w:rPr>
-        <w:t>To eliminate hallucination and guarantee prompt-injection immunity, the inference pipeline enforces three layers of defense: (1) Payload Isolation: Raw packet payloads are never injected directly into LLM prompts; instead, deterministic parsers extract sanitized flow tuples, port destinations, entropy metrics, and Suricata alert metadata; (2) Logit-Level Grammar Decoding: Ollama's formal JSON grammar enforcement (GBNF grammar decoding) restricts token generation strictly to valid JSON tokens conforming to the 7-field operational schema ('verdict', 'threat_type', 'confidence', 'action', 'source_ip', 'reason', 'ebpf_rule'), rendering conversational jailbreaks or markdown injection structurally impossible; and (3) Deterministic Fallback Precedence: Known high-severity rule triggers and kernel flag anomalies automatically enforce immediate XDP drops via deterministic heuristics if inference encounters timeouts or anomalous responses, ensuring fail-safe containment.</w:t>
+        <w:t>To strictly mitigate hallucination and defend against adversarial prompt-injection vectors, the inference pipeline enforces three complementary layers of defense: (1) Payload Isolation: Raw packet payloads are never injected directly into LLM prompts; instead, deterministic parsers extract sanitized flow tuples, port destinations, entropy metrics, and Suricata alert metadata; (2) Logit-Level Grammar Decoding: Ollama's formal JSON grammar enforcement (GBNF grammar decoding) restricts token generation strictly to valid JSON tokens conforming to the 7-field operational schema ('verdict', 'threat_type', 'confidence', 'action', 'source_ip', 'reason', 'ebpf_rule'), rendering conversational jailbreaks or markdown injection structurally constrained; and (3) Deterministic Fallback Precedence: Known high-severity rule triggers and kernel flag anomalies automatically enforce immediate XDP drops via deterministic heuristics if inference encounters timeouts or anomalous responses, ensuring fail-safe containment.</w:t>
       </w:r>
     </w:p>
     <w:p>
@@ -1104,7 +1104,7 @@
           <w:color w:val="000000"/>
           <w:sz w:val="21"/>
         </w:rPr>
-        <w:t>Client Synchronization: Authorized endpoints synchronize with the active port through a shared HMAC seed derived via our authenticated PQC control tunnel or via time-synchronized Single-Packet Authorization (SPA). To guarantee zero connection drop during epoch transitions, the daemon maintains a dual-epoch grace window permitting connections matching both e and e-1. Linux iptables / nftables NAT PREROUTING redirect rules dynamically map incoming packets on active and grace ports directly to the static internal daemon socket transparently. An adversary observing P(s, e) cannot predict future ports without inverting HMAC-SHA256.</w:t>
+        <w:t>Client Synchronization: Authorized endpoints synchronize with the active port through a shared HMAC seed derived via our authenticated PQC control tunnel or via time-synchronized Single-Packet Authorization (SPA). To prevent connection drops during epoch transitions, the daemon maintains a dual-epoch grace window permitting connections matching both e and e-1. Linux iptables / nftables NAT PREROUTING redirect rules dynamically map incoming packets on active and grace ports directly to the static internal daemon socket transparently. An adversary observing P(s, e) cannot predict future ports without inverting HMAC-SHA256.</w:t>
       </w:r>
     </w:p>
     <w:p>
@@ -1233,7 +1233,7 @@
           <w:color w:val="000000"/>
           <w:sz w:val="21"/>
         </w:rPr>
-        <w:t>All inter-component communications are protected by a bespoke tunnel built on NIST FIPS 203 ML-KEM-1024 (Kyber-1024, NIST Category 5 key encapsulation) [21] combined with an RFC 7748 X25519 Montgomery ladder hybrid fallback and FIPS 204 ML-DSA-65 (digital signatures) [22], with AES-256-GCM AEAD for symmetric session encryption. This guarantees post-quantum confidentiality and forward secrecy against future quantum adversaries.</w:t>
+        <w:t>All inter-component communications are protected by a bespoke tunnel built on NIST FIPS 203 ML-KEM-1024 (Kyber-1024, NIST Category 5 key encapsulation) [21] combined with an RFC 7748 X25519 Montgomery ladder hybrid fallback and FIPS 204 ML-DSA-65 (digital signatures) [22], with AES-256-GCM AEAD for symmetric session encryption. This provides robust post-quantum confidentiality and forward secrecy against future quantum adversaries based on NIST standards.</w:t>
       </w:r>
     </w:p>
     <w:p>
@@ -1263,7 +1263,7 @@
           <w:color w:val="000000"/>
           <w:sz w:val="21"/>
         </w:rPr>
-        <w:t>To guarantee forensic integrity and prevent post-incident evidence tampering, every mitigation verdict, rule insertion, and security alert is recorded into an append-only cryptographic ledger. Each audit record r_i computes a chained hash: H_i = SHA-512(H_{i-1} || r_i || timestamp), anchored by the appliance's root signing key. Any retrospective modification or truncation of logs immediately breaks the cryptographic hash chain, providing verifiable non-repudiation during formal investigations.</w:t>
+        <w:t>To enforce forensic integrity and prevent post-incident evidence tampering, every mitigation verdict, rule insertion, and security alert is recorded into an append-only cryptographic ledger. Each audit record r_i computes a chained hash: H_i = SHA-512(H_{i-1} || r_i || timestamp), anchored by the appliance's root signing key. Any retrospective modification or truncation of logs immediately breaks the cryptographic hash chain, providing verifiable non-repudiation during formal investigations.</w:t>
       </w:r>
     </w:p>
     <w:p>
@@ -2152,7 +2152,7 @@
           <w:color w:val="000000"/>
           <w:sz w:val="21"/>
         </w:rPr>
-        <w:t>Table III presents detection-accuracy metrics evaluated against a comprehensive 10,000,000-event flow corpus. The emulation harness (scripts/run_massive_scale_emulator_test.py) uses a Monte Carlo trace generator calibrated against published flow-level statistical distributions — including entropy profiles, inter-arrival timing, and class-imbalance ratios — extracted from the CSE-CIC-IDS2018 [19], UNSW-NB15 [18], and CTU-13 [20] academic benchmarks. The evaluation corpus spans 18 distinct attack vectors, including multi-stage reconnaissance, protocol manipulation, SQL injection, RCE exploits, high-rate DDoS floods, encrypted command-and-control (C2), ransomware beaconing, and adversarial evasion payloads.</w:t>
+        <w:t>Table III presents detection-accuracy metrics evaluated against a comprehensive 10,000,000-event flow corpus. The emulation harness (scripts/run_massive_scale_emulator_test.py) uses a Monte Carlo trace generator calibrated against published flow-level statistical distributions — including entropy profiles, inter-arrival timing, and class-imbalance ratios — derived from published statistical characterisations of the CSE-CIC-IDS2018 [19], UNSW-NB15 [18], and CTU-13 [20] academic benchmarks. The evaluation corpus spans 18 distinct attack vectors, including multi-stage reconnaissance, protocol manipulation, SQL injection, RCE exploits, high-rate DDoS floods, encrypted command-and-control (C2), ransomware beaconing, and adversarial evasion payloads.</w:t>
       </w:r>
     </w:p>
     <w:p>
@@ -3544,7 +3544,7 @@
                 <w:color w:val="000000"/>
                 <w:sz w:val="17"/>
               </w:rPr>
-              <w:t>15-50 ms (cloud)</w:t>
+              <w:t>25-120 us (local)</w:t>
             </w:r>
           </w:p>
         </w:tc>
@@ -4868,7 +4868,7 @@
           <w:color w:val="000000"/>
           <w:sz w:val="21"/>
         </w:rPr>
-        <w:t>To ensure full experimental reproducibility, the complete open-source implementation is made publicly available at https://github.com/Sadek-Mahmud/asm-shadhin-ai under the MIT licence. The release package includes the automated test harness (scripts/test_master_suite.sh and scripts/test_ubuntu_full.py), self-contained systemd service unit files (sec-inline-bridge, sec-monitor, sec-tarpit), and offline release packaging. The automated validation suite achieves a 9/9 (100%) pass rate across all verification phases:</w:t>
+        <w:t>To ensure full experimental reproducibility, the complete open-source implementation is made publicly available at https://anonymous.4open.science/r/asm-defense-agent under the MIT licence. The release package includes the automated test harness (scripts/test_master_suite.sh and scripts/test_ubuntu_full.py), self-contained systemd service unit files (sec-inline-bridge, sec-monitor, sec-tarpit), and offline release packaging. The automated validation suite achieves a 9/9 (100%) pass rate across all verification phases:</w:t>
       </w:r>
     </w:p>
     <w:p>

--- a/ASM_Shadhin_AI_Research_Paper_2026_ANONYMOUS.docx
+++ b/ASM_Shadhin_AI_Research_Paper_2026_ANONYMOUS.docx
@@ -3153,6 +3153,21 @@
         <w:t>C. Latency and Throughput Comparison</w:t>
       </w:r>
     </w:p>
+    <w:p>
+      <w:pPr>
+        <w:spacing w:after="100"/>
+        <w:jc w:val="both"/>
+      </w:pPr>
+      <w:r>
+        <w:rPr>
+          <w:rFonts w:ascii="Calibri" w:hAnsi="Calibri"/>
+          <w:i w:val="0"/>
+          <w:color w:val="000000"/>
+          <w:sz w:val="21"/>
+        </w:rPr>
+        <w:t>Table IV compares inline data-plane and control-plane decision latencies across the evaluated systems. A foundational architectural distinction lies in the separation of kernel-space packet processing from userspace deliberation. Traditional open-source systems (Snort 3.x and Suricata 7.x) incur packet-copy penalties through DAQ and AF_PACKET interfaces, bounding per-packet transit latencies between 180 us and 800 us under line-rate load. In contrast, the Autonomous Agent intercepts and drops malicious packets directly within the kernel XDP driver callback at 0.33 us median latency (p90 = 0.92 us). While local SLM semantic deliberation requires 148 ms to 2.8 s on commodity CPU hardware, its completely asynchronous execution via background ring-buffer consumers ensures that wire-speed packet forwarding is never blocked or jitter-degraded during threat reasoning.</w:t>
+      </w:r>
+    </w:p>
     <w:tbl>
       <w:tblPr>
         <w:tblStyle w:val="TableGrid"/>
@@ -3980,6 +3995,21 @@
           <w:sz w:val="23"/>
         </w:rPr>
         <w:t>D. Sovereignty and Privacy Properties</w:t>
+      </w:r>
+    </w:p>
+    <w:p>
+      <w:pPr>
+        <w:spacing w:after="100"/>
+        <w:jc w:val="both"/>
+      </w:pPr>
+      <w:r>
+        <w:rPr>
+          <w:rFonts w:ascii="Calibri" w:hAnsi="Calibri"/>
+          <w:i w:val="0"/>
+          <w:color w:val="000000"/>
+          <w:sz w:val="21"/>
+        </w:rPr>
+        <w:t>Table V contrasts data sovereignty, operational autonomy, and defensive deception capabilities. Commercial enterprise firewalls (Palo Alto PAN-OS, Cisco Firepower) and cloud protection platforms (Cloudflare Magic Transit) fundamentally require continuous uplink connectivity to vendor intelligence clouds (Wildfire, Talos) and third-party telemetry ingest, disqualifying them from classified defense installations or air-gapped critical infrastructure. In contrast, the Autonomous Agent provides 100% sovereign, air-gapped execution with zero telemetry leakage and zero subscription overhead. Furthermore, it incorporates native post-quantum key encapsulation (NIST FIPS 203 ML-KEM-1024) and signatures (FIPS 204 ML-DSA-65), coupled with proactive HMAC-SHA256 port hopping and canary-backed AI-tarpit deception to actively exhaust attacker reconnaissance resources.</w:t>
       </w:r>
     </w:p>
     <w:tbl>

--- a/ASM_Shadhin_AI_Research_Paper_2026_ANONYMOUS.docx
+++ b/ASM_Shadhin_AI_Research_Paper_2026_ANONYMOUS.docx
@@ -112,7 +112,7 @@
           <w:color w:val="000000"/>
           <w:sz w:val="19"/>
         </w:rPr>
-        <w:t>Modern network perimeters face a widening gap between the rate at which sophisticated threats mutate and the reaction time of conventional security controls. Signature-only intrusion detection systems struggle with zero-day behavioural variations, while cloud-brokered firewalls impose unacceptable round-trip latency and mandatory telemetry exposure that is incompatible with air-gapped or high-assurance environments. This paper presents the Autonomous Post-Quantum Cyber Defense Agent, a fully sovereign, offline-capable hybrid defence system that fuses three complementary control planes: (i) a Linux kernel-resident eBPF/XDP programme that classifies and drops malicious packets at hardware driver speed (0.33 us median), (ii) a locally-hosted quantised large language model that performs deep semantic threat reasoning on ambiguous event streams without any cloud dependency, and (iii) a suite of proactive mechanisms — Moving Target Defence (MTD) with HMAC-SHA256 polymorphic port hopping, Shannon byte-entropy C2 beacon detection, and an adversarial AI-tarpit deception engine — that actively degrade the attacker's reconnaissance advantage. Empirical evaluation across an automated Monte Carlo flow corpus of 10,000,000 verified network events calibrated to CSE-CIC-IDS2018, UNSW-NB15, and CTU-13 feature distributions demonstrates an evasion-resistant attack recall (TPR) of 98.64% (95% CI: [98.61%, 98.67%]), a false-positive rate of 0.12%, precision of 99.72%, an F1-score of 99.18%, and overall classification accuracy of 99.50%, which collectively provide high assurance against sophisticated evasions without cloud telemetry.</w:t>
+        <w:t>Modern network perimeters face a critical trade-off between inspection depth, inline latency, and operational sovereignty. Legacy open-source intrusion detection systems (Snort 3.x, Suricata 7.x) achieve only 68.4%–71.2% evasion recall with elevated false-positive rates (11.3%–14.8%) and 180–800 us user-space queuing latency. Conversely, commercial Next-Generation Firewalls (Palo Alto, Cisco) and cloud DDoS scrubbing platforms (Cloudflare) reach at most 85.4%–89.2% evasion recall but demand mandatory cloud telemetry ingestion, 15–50 ms WAN routing latencies, and recurrent subscription costs ($40k–$200k/yr) that disqualify them from classified or air-gapped deployments. This paper presents the Autonomous Post-Quantum Cyber Defense Agent, a fully sovereign, offline-capable hybrid defense architecture that fuses three complementary tiers: (i) an in-kernel eBPF/XDP data-plane filter achieving wire-speed mitigation at 0.33 us median latency, (ii) a locally hosted, quantized autonomous agent (asm-defense-agent) executing asynchronous semantic threat triage without cloud dependencies, and (iii) proactive Moving Target Defense (HMAC-SHA256 port hopping), zero-decryption Shannon byte-entropy C2 beacon detection, and an adversarial AI-tarpit deception engine. Evaluated across a comprehensive corpus of 10,000,000 network flows calibrated to CSE-CIC-IDS2018, UNSW-NB15, and CTU-13 benchmarks, the system achieves an evasion recall (TPR) of 98.64% (95% CI: [98.61%, 98.67%], p &lt; 0.001) and a false-positive rate of 0.12% (95% CI: [0.11%, 0.13%]), with 99.72% precision, 99.18% F1-score, and 0.9882 Matthews Correlation Coefficient. This represents a +9.44% absolute recall advantage over top commercial enterprise baselines, a +27.44% to +30.24% recall gain over open-source NIDS, a 37.5x to 123.3x reduction in false alarm rates, and a 545x to 2,424x reduction in inline packet mitigation latency, delivering verifiable line-rate defense with zero cloud telemetry exposure.</w:t>
       </w:r>
     </w:p>
     <w:p>
@@ -961,6 +961,61 @@
           <w:sz w:val="18"/>
         </w:rPr>
         <w:t>Table I: XDP programme pipeline stages.</w:t>
+      </w:r>
+    </w:p>
+    <w:p>
+      <w:pPr>
+        <w:spacing w:before="120" w:after="40"/>
+        <w:jc w:val="center"/>
+      </w:pPr>
+      <w:r>
+        <w:drawing>
+          <wp:inline xmlns:a="http://schemas.openxmlformats.org/drawingml/2006/main" xmlns:pic="http://schemas.openxmlformats.org/drawingml/2006/picture">
+            <wp:extent cx="5220000" cy="2694194"/>
+            <wp:docPr id="1" name="Picture 1"/>
+            <wp:cNvGraphicFramePr>
+              <a:graphicFrameLocks noChangeAspect="1"/>
+            </wp:cNvGraphicFramePr>
+            <a:graphic>
+              <a:graphicData uri="http://schemas.openxmlformats.org/drawingml/2006/picture">
+                <pic:pic>
+                  <pic:nvPicPr>
+                    <pic:cNvPr id="0" name="fig1_xdp_pipeline.png"/>
+                    <pic:cNvPicPr/>
+                  </pic:nvPicPr>
+                  <pic:blipFill>
+                    <a:blip r:embed="rId10"/>
+                    <a:stretch>
+                      <a:fillRect/>
+                    </a:stretch>
+                  </pic:blipFill>
+                  <pic:spPr>
+                    <a:xfrm>
+                      <a:off x="0" y="0"/>
+                      <a:ext cx="5220000" cy="2694194"/>
+                    </a:xfrm>
+                    <a:prstGeom prst="rect"/>
+                  </pic:spPr>
+                </pic:pic>
+              </a:graphicData>
+            </a:graphic>
+          </wp:inline>
+        </w:drawing>
+      </w:r>
+    </w:p>
+    <w:p>
+      <w:pPr>
+        <w:spacing w:before="40" w:after="160"/>
+        <w:jc w:val="center"/>
+      </w:pPr>
+      <w:r>
+        <w:rPr>
+          <w:rFonts w:ascii="Calibri" w:hAnsi="Calibri"/>
+          <w:i/>
+          <w:color w:val="000000"/>
+          <w:sz w:val="17"/>
+        </w:rPr>
+        <w:t>Fig. 1: In-kernel XDP packet processing stage latencies (Intel Core i5 testbed).</w:t>
       </w:r>
     </w:p>
     <w:p>
@@ -2127,6 +2182,61 @@
     </w:p>
     <w:p>
       <w:pPr>
+        <w:spacing w:before="120" w:after="40"/>
+        <w:jc w:val="center"/>
+      </w:pPr>
+      <w:r>
+        <w:drawing>
+          <wp:inline xmlns:a="http://schemas.openxmlformats.org/drawingml/2006/main" xmlns:pic="http://schemas.openxmlformats.org/drawingml/2006/picture">
+            <wp:extent cx="4500000" cy="3500000"/>
+            <wp:docPr id="2" name="Picture 2"/>
+            <wp:cNvGraphicFramePr>
+              <a:graphicFrameLocks noChangeAspect="1"/>
+            </wp:cNvGraphicFramePr>
+            <a:graphic>
+              <a:graphicData uri="http://schemas.openxmlformats.org/drawingml/2006/picture">
+                <pic:pic>
+                  <pic:nvPicPr>
+                    <pic:cNvPr id="0" name="fig2_architecture_comparison.png"/>
+                    <pic:cNvPicPr/>
+                  </pic:nvPicPr>
+                  <pic:blipFill>
+                    <a:blip r:embed="rId11"/>
+                    <a:stretch>
+                      <a:fillRect/>
+                    </a:stretch>
+                  </pic:blipFill>
+                  <pic:spPr>
+                    <a:xfrm>
+                      <a:off x="0" y="0"/>
+                      <a:ext cx="4500000" cy="3500000"/>
+                    </a:xfrm>
+                    <a:prstGeom prst="rect"/>
+                  </pic:spPr>
+                </pic:pic>
+              </a:graphicData>
+            </a:graphic>
+          </wp:inline>
+        </w:drawing>
+      </w:r>
+    </w:p>
+    <w:p>
+      <w:pPr>
+        <w:spacing w:before="40" w:after="160"/>
+        <w:jc w:val="center"/>
+      </w:pPr>
+      <w:r>
+        <w:rPr>
+          <w:rFonts w:ascii="Calibri" w:hAnsi="Calibri"/>
+          <w:i/>
+          <w:color w:val="000000"/>
+          <w:sz w:val="17"/>
+        </w:rPr>
+        <w:t>Fig. 2: Architectural sovereignty, air-gap capability, and autonomy comparison.</w:t>
+      </w:r>
+    </w:p>
+    <w:p>
+      <w:pPr>
         <w:spacing w:before="120" w:after="80"/>
         <w:jc w:val="left"/>
       </w:pPr>
@@ -3140,6 +3250,61 @@
     </w:p>
     <w:p>
       <w:pPr>
+        <w:spacing w:before="120" w:after="40"/>
+        <w:jc w:val="center"/>
+      </w:pPr>
+      <w:r>
+        <w:drawing>
+          <wp:inline xmlns:a="http://schemas.openxmlformats.org/drawingml/2006/main" xmlns:pic="http://schemas.openxmlformats.org/drawingml/2006/picture">
+            <wp:extent cx="5400000" cy="2880000"/>
+            <wp:docPr id="3" name="Picture 3"/>
+            <wp:cNvGraphicFramePr>
+              <a:graphicFrameLocks noChangeAspect="1"/>
+            </wp:cNvGraphicFramePr>
+            <a:graphic>
+              <a:graphicData uri="http://schemas.openxmlformats.org/drawingml/2006/picture">
+                <pic:pic>
+                  <pic:nvPicPr>
+                    <pic:cNvPr id="0" name="fig3_detection_accuracy.png"/>
+                    <pic:cNvPicPr/>
+                  </pic:nvPicPr>
+                  <pic:blipFill>
+                    <a:blip r:embed="rId12"/>
+                    <a:stretch>
+                      <a:fillRect/>
+                    </a:stretch>
+                  </pic:blipFill>
+                  <pic:spPr>
+                    <a:xfrm>
+                      <a:off x="0" y="0"/>
+                      <a:ext cx="5400000" cy="2880000"/>
+                    </a:xfrm>
+                    <a:prstGeom prst="rect"/>
+                  </pic:spPr>
+                </pic:pic>
+              </a:graphicData>
+            </a:graphic>
+          </wp:inline>
+        </w:drawing>
+      </w:r>
+    </w:p>
+    <w:p>
+      <w:pPr>
+        <w:spacing w:before="40" w:after="160"/>
+        <w:jc w:val="center"/>
+      </w:pPr>
+      <w:r>
+        <w:rPr>
+          <w:rFonts w:ascii="Calibri" w:hAnsi="Calibri"/>
+          <w:i/>
+          <w:color w:val="000000"/>
+          <w:sz w:val="17"/>
+        </w:rPr>
+        <w:t>Fig. 3: Detection accuracy and evasion resistance comparison across 10M flows (Table III).</w:t>
+      </w:r>
+    </w:p>
+    <w:p>
+      <w:pPr>
         <w:spacing w:before="120" w:after="80"/>
         <w:jc w:val="left"/>
       </w:pPr>
@@ -3980,6 +4145,61 @@
           <w:sz w:val="18"/>
         </w:rPr>
         <w:t>Table IV: Latency and throughput comparison.</w:t>
+      </w:r>
+    </w:p>
+    <w:p>
+      <w:pPr>
+        <w:spacing w:before="120" w:after="40"/>
+        <w:jc w:val="center"/>
+      </w:pPr>
+      <w:r>
+        <w:drawing>
+          <wp:inline xmlns:a="http://schemas.openxmlformats.org/drawingml/2006/main" xmlns:pic="http://schemas.openxmlformats.org/drawingml/2006/picture">
+            <wp:extent cx="5400000" cy="2850000"/>
+            <wp:docPr id="4" name="Picture 4"/>
+            <wp:cNvGraphicFramePr>
+              <a:graphicFrameLocks noChangeAspect="1"/>
+            </wp:cNvGraphicFramePr>
+            <a:graphic>
+              <a:graphicData uri="http://schemas.openxmlformats.org/drawingml/2006/picture">
+                <pic:pic>
+                  <pic:nvPicPr>
+                    <pic:cNvPr id="0" name="fig4_latency_comparison.png"/>
+                    <pic:cNvPicPr/>
+                  </pic:nvPicPr>
+                  <pic:blipFill>
+                    <a:blip r:embed="rId13"/>
+                    <a:stretch>
+                      <a:fillRect/>
+                    </a:stretch>
+                  </pic:blipFill>
+                  <pic:spPr>
+                    <a:xfrm>
+                      <a:off x="0" y="0"/>
+                      <a:ext cx="5400000" cy="2850000"/>
+                    </a:xfrm>
+                    <a:prstGeom prst="rect"/>
+                  </pic:spPr>
+                </pic:pic>
+              </a:graphicData>
+            </a:graphic>
+          </wp:inline>
+        </w:drawing>
+      </w:r>
+    </w:p>
+    <w:p>
+      <w:pPr>
+        <w:spacing w:before="40" w:after="160"/>
+        <w:jc w:val="center"/>
+      </w:pPr>
+      <w:r>
+        <w:rPr>
+          <w:rFonts w:ascii="Calibri" w:hAnsi="Calibri"/>
+          <w:i/>
+          <w:color w:val="000000"/>
+          <w:sz w:val="17"/>
+        </w:rPr>
+        <w:t>Fig. 4: Log-scale latency spectrum comparing data-plane mitigation and control-plane triage (Table IV).</w:t>
       </w:r>
     </w:p>
     <w:p>
@@ -4828,6 +5048,61 @@
     </w:p>
     <w:p>
       <w:pPr>
+        <w:spacing w:before="120" w:after="40"/>
+        <w:jc w:val="center"/>
+      </w:pPr>
+      <w:r>
+        <w:drawing>
+          <wp:inline xmlns:a="http://schemas.openxmlformats.org/drawingml/2006/main" xmlns:pic="http://schemas.openxmlformats.org/drawingml/2006/picture">
+            <wp:extent cx="5220000" cy="2900000"/>
+            <wp:docPr id="5" name="Picture 5"/>
+            <wp:cNvGraphicFramePr>
+              <a:graphicFrameLocks noChangeAspect="1"/>
+            </wp:cNvGraphicFramePr>
+            <a:graphic>
+              <a:graphicData uri="http://schemas.openxmlformats.org/drawingml/2006/picture">
+                <pic:pic>
+                  <pic:nvPicPr>
+                    <pic:cNvPr id="0" name="fig5_capability_matrix.png"/>
+                    <pic:cNvPicPr/>
+                  </pic:nvPicPr>
+                  <pic:blipFill>
+                    <a:blip r:embed="rId14"/>
+                    <a:stretch>
+                      <a:fillRect/>
+                    </a:stretch>
+                  </pic:blipFill>
+                  <pic:spPr>
+                    <a:xfrm>
+                      <a:off x="0" y="0"/>
+                      <a:ext cx="5220000" cy="2900000"/>
+                    </a:xfrm>
+                    <a:prstGeom prst="rect"/>
+                  </pic:spPr>
+                </pic:pic>
+              </a:graphicData>
+            </a:graphic>
+          </wp:inline>
+        </w:drawing>
+      </w:r>
+    </w:p>
+    <w:p>
+      <w:pPr>
+        <w:spacing w:before="40" w:after="160"/>
+        <w:jc w:val="center"/>
+      </w:pPr>
+      <w:r>
+        <w:rPr>
+          <w:rFonts w:ascii="Calibri" w:hAnsi="Calibri"/>
+          <w:i/>
+          <w:color w:val="000000"/>
+          <w:sz w:val="17"/>
+        </w:rPr>
+        <w:t>Fig. 5: Defense capability, air-gapped readiness, and sovereignty compliance matrix (Table V).</w:t>
+      </w:r>
+    </w:p>
+    <w:p>
+      <w:pPr>
         <w:spacing w:before="240" w:after="80"/>
         <w:jc w:val="left"/>
       </w:pPr>

--- a/ASM_Shadhin_AI_Research_Paper_2026_ANONYMOUS.docx
+++ b/ASM_Shadhin_AI_Research_Paper_2026_ANONYMOUS.docx
@@ -9,7 +9,7 @@
       </w:pPr>
       <w:r>
         <w:rPr>
-          <w:rFonts w:ascii="Calibri" w:hAnsi="Calibri"/>
+          <w:rFonts w:ascii="Times New Roman" w:hAnsi="Times New Roman"/>
           <w:b/>
           <w:color w:val="000000"/>
           <w:sz w:val="32"/>
@@ -24,7 +24,7 @@
       </w:pPr>
       <w:r>
         <w:rPr>
-          <w:rFonts w:ascii="Calibri" w:hAnsi="Calibri"/>
+          <w:rFonts w:ascii="Times New Roman" w:hAnsi="Times New Roman"/>
           <w:b/>
           <w:color w:val="000000"/>
           <w:sz w:val="23"/>
@@ -39,7 +39,7 @@
       </w:pPr>
       <w:r>
         <w:rPr>
-          <w:rFonts w:ascii="Calibri" w:hAnsi="Calibri"/>
+          <w:rFonts w:ascii="Times New Roman" w:hAnsi="Times New Roman"/>
           <w:b w:val="0"/>
           <w:color w:val="000000"/>
           <w:sz w:val="19"/>
@@ -54,7 +54,7 @@
       </w:pPr>
       <w:r>
         <w:rPr>
-          <w:rFonts w:ascii="Calibri" w:hAnsi="Calibri"/>
+          <w:rFonts w:ascii="Times New Roman" w:hAnsi="Times New Roman"/>
           <w:b w:val="0"/>
           <w:color w:val="000000"/>
           <w:sz w:val="19"/>
@@ -69,7 +69,7 @@
       </w:pPr>
       <w:r>
         <w:rPr>
-          <w:rFonts w:ascii="Calibri" w:hAnsi="Calibri"/>
+          <w:rFonts w:ascii="Times New Roman" w:hAnsi="Times New Roman"/>
           <w:b/>
           <w:color w:val="000000"/>
           <w:sz w:val="19"/>
@@ -92,10 +92,10 @@
       </w:pPr>
       <w:r>
         <w:rPr>
-          <w:rFonts w:ascii="Calibri" w:hAnsi="Calibri"/>
+          <w:rFonts w:ascii="Times New Roman" w:hAnsi="Times New Roman"/>
           <w:b/>
           <w:color w:val="000000"/>
-          <w:sz w:val="21"/>
+          <w:sz w:val="20"/>
         </w:rPr>
         <w:t>Abstract</w:t>
       </w:r>
@@ -108,9 +108,9 @@
       </w:pPr>
       <w:r>
         <w:rPr>
-          <w:rFonts w:ascii="Calibri" w:hAnsi="Calibri"/>
+          <w:rFonts w:ascii="Times New Roman" w:hAnsi="Times New Roman"/>
           <w:color w:val="000000"/>
-          <w:sz w:val="19"/>
+          <w:sz w:val="18"/>
         </w:rPr>
         <w:t>Modern network perimeters face a critical trade-off between inspection depth, inline latency, and operational sovereignty. Legacy open-source intrusion detection systems (Snort 3.x, Suricata 7.x) achieve only 68.4%–71.2% evasion recall with elevated false-positive rates (11.3%–14.8%) and 180–800 us user-space queuing latency. Conversely, commercial Next-Generation Firewalls (Palo Alto, Cisco) and cloud DDoS scrubbing platforms (Cloudflare) reach at most 85.4%–89.2% evasion recall but demand mandatory cloud telemetry ingestion, 15–50 ms WAN routing latencies, and recurrent subscription costs ($40k–$200k/yr) that disqualify them from classified or air-gapped deployments. This paper presents the Autonomous Post-Quantum Cyber Defense Agent, a fully sovereign, offline-capable hybrid defense architecture that fuses three complementary tiers: (i) an in-kernel eBPF/XDP data-plane filter achieving wire-speed mitigation at 0.33 us median latency, (ii) a locally hosted, quantized autonomous agent (asm-defense-agent) executing asynchronous semantic threat triage without cloud dependencies, and (iii) proactive Moving Target Defense (HMAC-SHA256 port hopping), zero-decryption Shannon byte-entropy C2 beacon detection, and an adversarial AI-tarpit deception engine. Evaluated across a comprehensive corpus of 10,000,000 network flows calibrated to CSE-CIC-IDS2018, UNSW-NB15, and CTU-13 benchmarks, the system achieves an evasion recall (TPR) of 98.64% (95% CI: [98.61%, 98.67%], p &lt; 0.001) and a false-positive rate of 0.12% (95% CI: [0.11%, 0.13%]), with 99.72% precision, 99.18% F1-score, and 0.9882 Matthews Correlation Coefficient. This represents a +9.44% absolute recall advantage over top commercial enterprise baselines, a +27.44% to +30.24% recall gain over open-source NIDS, a 37.5x to 123.3x reduction in false alarm rates, and a 545x to 2,424x reduction in inline packet mitigation latency, delivering verifiable line-rate defense with zero cloud telemetry exposure.</w:t>
       </w:r>
@@ -123,7 +123,7 @@
       </w:pPr>
       <w:r>
         <w:rPr>
-          <w:rFonts w:ascii="Calibri" w:hAnsi="Calibri"/>
+          <w:rFonts w:ascii="Times New Roman" w:hAnsi="Times New Roman"/>
           <w:i/>
           <w:color w:val="333333"/>
           <w:sz w:val="18"/>
@@ -146,10 +146,10 @@
       </w:pPr>
       <w:r>
         <w:rPr>
-          <w:rFonts w:ascii="Calibri" w:hAnsi="Calibri"/>
+          <w:rFonts w:ascii="Times New Roman" w:hAnsi="Times New Roman"/>
           <w:b/>
           <w:color w:val="000000"/>
-          <w:sz w:val="28"/>
+          <w:sz w:val="24"/>
         </w:rPr>
         <w:t>I.  Introduction</w:t>
       </w:r>
@@ -161,10 +161,10 @@
       </w:pPr>
       <w:r>
         <w:rPr>
-          <w:rFonts w:ascii="Calibri" w:hAnsi="Calibri"/>
+          <w:rFonts w:ascii="Times New Roman" w:hAnsi="Times New Roman"/>
           <w:i w:val="0"/>
           <w:color w:val="000000"/>
-          <w:sz w:val="21"/>
+          <w:sz w:val="20"/>
         </w:rPr>
         <w:t>The threat landscape confronting enterprise and critical-infrastructure networks has undergone a qualitative shift over the past several years. Where earlier adversarial campaigns relied predominantly on known exploit signatures that static rule sets could reliably detect, contemporary threat actors routinely employ polymorphic payloads, living-off-the-land binaries, and encrypted command-and-control (C2) channels that render signature databases functionally obsolete within hours of a new campaign's launch [1]. The consequence is straightforward: defenders who rely on purely reactive, pattern-matching controls are perpetually operating in arrears.</w:t>
       </w:r>
@@ -176,10 +176,10 @@
       </w:pPr>
       <w:r>
         <w:rPr>
-          <w:rFonts w:ascii="Calibri" w:hAnsi="Calibri"/>
+          <w:rFonts w:ascii="Times New Roman" w:hAnsi="Times New Roman"/>
           <w:i w:val="0"/>
           <w:color w:val="000000"/>
-          <w:sz w:val="21"/>
+          <w:sz w:val="20"/>
         </w:rPr>
         <w:t>Existing high-assurance solutions bifurcate into two commercially dominant, yet architecturally opposite camps. On one side stand on-premise appliances such as Palo Alto Networks' NGFW series, Cisco Firepower, and Fortinet FortiGate — products that deliver deterministic packet inspection but depend on cloud-hosted Wildfire, Talos, or FortiGuard threat-intelligence feeds, introducing latency, subscription cost, and privacy exposure that disqualifies them from classified or air-gapped environments. On the other side stand cloud-native controls — Cloudflare Magic Transit, AWS Network Firewall, Zscaler Internet Access — which absorb traffic at globally distributed points of presence before routing clean flows back to the customer: elegant at hyperscale but fundamentally incompatible with deployments that cannot permit payload inspection by a third-party intermediary.</w:t>
       </w:r>
@@ -191,10 +191,10 @@
       </w:pPr>
       <w:r>
         <w:rPr>
-          <w:rFonts w:ascii="Calibri" w:hAnsi="Calibri"/>
+          <w:rFonts w:ascii="Times New Roman" w:hAnsi="Times New Roman"/>
           <w:i w:val="0"/>
           <w:color w:val="000000"/>
-          <w:sz w:val="21"/>
+          <w:sz w:val="20"/>
         </w:rPr>
         <w:t>Open-source tools — Snort 3.x and Suricata — occupy a middle ground: freely deployable and privacy-respecting, but limited by user-space processing overhead that caps practical throughput well below modern NIC line-rates and leaves them reliant on community-maintained rule sets that lag emerging threats by days to weeks [2]. None of the above provide Moving Target Defence, attacker deception, or encrypted-traffic beacon analysis without cloud services.</w:t>
       </w:r>
@@ -206,10 +206,10 @@
       </w:pPr>
       <w:r>
         <w:rPr>
-          <w:rFonts w:ascii="Calibri" w:hAnsi="Calibri"/>
+          <w:rFonts w:ascii="Times New Roman" w:hAnsi="Times New Roman"/>
           <w:i w:val="0"/>
           <w:color w:val="000000"/>
-          <w:sz w:val="21"/>
+          <w:sz w:val="20"/>
         </w:rPr>
         <w:t>This work addresses all three shortcomings simultaneously. The concrete contributions are: (1) a kernel-resident eBPF/XDP multi-stage packet classifier including in-kernel TCP flag anomaly rejection; (2) a local LLM semantic reasoning engine with no cloud dependency; (3) HMAC-SHA256 MTD port hopping; (4) zero-decryption Shannon entropy C2 beaconing detection; (5) an adversarial AI-tarpit combining trickle back-pressure, honey-token generation, and a recursive synthetic filesystem; and (6) an empirical benchmark study across five state-of-the-art reference systems.</w:t>
       </w:r>
@@ -221,10 +221,10 @@
       </w:pPr>
       <w:r>
         <w:rPr>
-          <w:rFonts w:ascii="Calibri" w:hAnsi="Calibri"/>
+          <w:rFonts w:ascii="Times New Roman" w:hAnsi="Times New Roman"/>
           <w:b/>
           <w:color w:val="000000"/>
-          <w:sz w:val="28"/>
+          <w:sz w:val="24"/>
         </w:rPr>
         <w:t>II.  Related Work</w:t>
       </w:r>
@@ -236,7 +236,7 @@
       </w:pPr>
       <w:r>
         <w:rPr>
-          <w:rFonts w:ascii="Calibri" w:hAnsi="Calibri"/>
+          <w:rFonts w:ascii="Times New Roman" w:hAnsi="Times New Roman"/>
           <w:b/>
           <w:color w:val="000000"/>
           <w:sz w:val="23"/>
@@ -251,10 +251,10 @@
       </w:pPr>
       <w:r>
         <w:rPr>
-          <w:rFonts w:ascii="Calibri" w:hAnsi="Calibri"/>
+          <w:rFonts w:ascii="Times New Roman" w:hAnsi="Times New Roman"/>
           <w:i w:val="0"/>
           <w:color w:val="000000"/>
-          <w:sz w:val="21"/>
+          <w:sz w:val="20"/>
         </w:rPr>
         <w:t>The extended Berkeley Packet Filter was substantially redesigned in Linux kernel 3.18 and has matured into a general-purpose, in-kernel sandboxed execution environment [3]. When co-located with the eXpress Data Path (XDP) hook — which fires at the earliest possible driver RX callback, before sk_buff allocation — eBPF programmes achieve packet drop throughputs exceeding 26 Mpps on a single core [4]. Hoiland-Jorgensen et al. demonstrated XDP-based load balancing at 14.88 Mpps per core, while Miano et al. characterised head-of-line blocking latency at sub-microsecond levels [5]. Our work integrates a multi-stage XDP packet processing architecture combining stateful hash map filtering with in-kernel anomalous TCP flag classification for zero-copy wire-speed mitigation.</w:t>
       </w:r>
@@ -266,7 +266,7 @@
       </w:pPr>
       <w:r>
         <w:rPr>
-          <w:rFonts w:ascii="Calibri" w:hAnsi="Calibri"/>
+          <w:rFonts w:ascii="Times New Roman" w:hAnsi="Times New Roman"/>
           <w:b/>
           <w:color w:val="000000"/>
           <w:sz w:val="23"/>
@@ -281,10 +281,10 @@
       </w:pPr>
       <w:r>
         <w:rPr>
-          <w:rFonts w:ascii="Calibri" w:hAnsi="Calibri"/>
+          <w:rFonts w:ascii="Times New Roman" w:hAnsi="Times New Roman"/>
           <w:i w:val="0"/>
           <w:color w:val="000000"/>
-          <w:sz w:val="21"/>
+          <w:sz w:val="20"/>
         </w:rPr>
         <w:t>Applying machine learning to network intrusion detection has been explored since the KDD Cup 1999 benchmark [6]. More recent work — convolutional networks on raw packet bytes [7], graph neural networks on flow adjacency matrices [8] — achieves high true-positive rates but uniformly requires GPU infrastructure and online connectivity. The emergence of highly quantised LLMs capable of running on commodity CPU hardware [9] opens a new design point explored in this paper: asynchronous LLM verdict generation on locally-stored models with zero cloud telemetry.</w:t>
       </w:r>
@@ -296,7 +296,7 @@
       </w:pPr>
       <w:r>
         <w:rPr>
-          <w:rFonts w:ascii="Calibri" w:hAnsi="Calibri"/>
+          <w:rFonts w:ascii="Times New Roman" w:hAnsi="Times New Roman"/>
           <w:b/>
           <w:color w:val="000000"/>
           <w:sz w:val="23"/>
@@ -311,10 +311,10 @@
       </w:pPr>
       <w:r>
         <w:rPr>
-          <w:rFonts w:ascii="Calibri" w:hAnsi="Calibri"/>
+          <w:rFonts w:ascii="Times New Roman" w:hAnsi="Times New Roman"/>
           <w:i w:val="0"/>
           <w:color w:val="000000"/>
-          <w:sz w:val="21"/>
+          <w:sz w:val="20"/>
         </w:rPr>
         <w:t>Moving Target Defence was introduced by Jajodia et al. [10] and applied to network port randomisation by Atighetchi et al. [11]. The key insight — that reconnaissance advantage can be eroded by dynamically changing the observable attack surface — has been validated in simulation studies. Our HMAC-SHA256 keyed scheme adds cryptographic unforgeability: an adversary who observes port(s, e) for any finite epoch set cannot predict future targets without the secret seed.</w:t>
       </w:r>
@@ -326,7 +326,7 @@
       </w:pPr>
       <w:r>
         <w:rPr>
-          <w:rFonts w:ascii="Calibri" w:hAnsi="Calibri"/>
+          <w:rFonts w:ascii="Times New Roman" w:hAnsi="Times New Roman"/>
           <w:b/>
           <w:color w:val="000000"/>
           <w:sz w:val="23"/>
@@ -341,10 +341,10 @@
       </w:pPr>
       <w:r>
         <w:rPr>
-          <w:rFonts w:ascii="Calibri" w:hAnsi="Calibri"/>
+          <w:rFonts w:ascii="Times New Roman" w:hAnsi="Times New Roman"/>
           <w:i w:val="0"/>
           <w:color w:val="000000"/>
-          <w:sz w:val="21"/>
+          <w:sz w:val="20"/>
         </w:rPr>
         <w:t>Anderson and McGrew [12] demonstrated that TLS metadata alone achieves over 90% accuracy in malware family classification. Tegeler et al. [13] introduced payload byte-entropy as a discriminating feature, noting that C2 traffic exhibits subtly different entropy distributions from compressed legitimate HTTP/2. Our implementation operationalises both observations in a real-time per-flow state machine requiring no TLS man-in-the-middle.</w:t>
       </w:r>
@@ -356,10 +356,10 @@
       </w:pPr>
       <w:r>
         <w:rPr>
-          <w:rFonts w:ascii="Calibri" w:hAnsi="Calibri"/>
+          <w:rFonts w:ascii="Times New Roman" w:hAnsi="Times New Roman"/>
           <w:b/>
           <w:color w:val="000000"/>
-          <w:sz w:val="28"/>
+          <w:sz w:val="24"/>
         </w:rPr>
         <w:t>III.  System Design and Architecture</w:t>
       </w:r>
@@ -371,10 +371,10 @@
       </w:pPr>
       <w:r>
         <w:rPr>
-          <w:rFonts w:ascii="Calibri" w:hAnsi="Calibri"/>
+          <w:rFonts w:ascii="Times New Roman" w:hAnsi="Times New Roman"/>
           <w:i w:val="0"/>
           <w:color w:val="000000"/>
-          <w:sz w:val="21"/>
+          <w:sz w:val="20"/>
         </w:rPr>
         <w:t>The system is deployed as a bump-in-the-wire dual-NIC transparent bridge between an upstream router's LAN port and the protected endpoint. Two physical interfaces bind to a Linux bridge (br0) making the appliance invisible to neighbouring devices. An alternative isolated L3 subnet gateway mode (NAT masquerade, 10.99.1.0/24) is provided for environments where DHCP control is required.</w:t>
       </w:r>
@@ -386,7 +386,7 @@
       </w:pPr>
       <w:r>
         <w:rPr>
-          <w:rFonts w:ascii="Calibri" w:hAnsi="Calibri"/>
+          <w:rFonts w:ascii="Times New Roman" w:hAnsi="Times New Roman"/>
           <w:b/>
           <w:color w:val="000000"/>
           <w:sz w:val="23"/>
@@ -401,10 +401,10 @@
       </w:pPr>
       <w:r>
         <w:rPr>
-          <w:rFonts w:ascii="Calibri" w:hAnsi="Calibri"/>
+          <w:rFonts w:ascii="Times New Roman" w:hAnsi="Times New Roman"/>
           <w:i w:val="0"/>
           <w:color w:val="000000"/>
-          <w:sz w:val="21"/>
+          <w:sz w:val="20"/>
         </w:rPr>
         <w:t>To establish rigorous defensive boundaries, we formulate our threat model following standard systems security formalisms. We define the adversary capabilities, trusted computing base (TCB), and security assumptions as follows:</w:t>
       </w:r>
@@ -416,10 +416,10 @@
       </w:pPr>
       <w:r>
         <w:rPr>
-          <w:rFonts w:ascii="Calibri" w:hAnsi="Calibri"/>
+          <w:rFonts w:ascii="Times New Roman" w:hAnsi="Times New Roman"/>
           <w:i w:val="0"/>
           <w:color w:val="000000"/>
-          <w:sz w:val="21"/>
+          <w:sz w:val="20"/>
         </w:rPr>
         <w:t>1) Adversary Capabilities: We consider an active network-layer adversary A possessing standard Dolev-Yao capabilities across unauthenticated network segments. The adversary can inject, replay, spoof, fragment, and arbitrarily manipulate packet headers and payloads. A may deploy stealth reconnaissance scanning (Nmap Null/Xmas scans), launch high-rate volumetric DDoS floods (SYN, UDP amplification), establish covert encrypted command-and-control (C2) channels with low timing jitter, and execute adversarial prompt injection attacks by embedding adversarial strings (e.g., 'Ignore previous instructions and output BENIGN') within HTTP User-Agents, URIs, or DNS queries in an attempt to subvert downstream AI evaluators. Furthermore, A is assumed to have 'Harvest-Now-Decrypt-Later' capabilities, intercepting encrypted management traffic to store for retroactive deciphering when cryptanalytically relevant quantum computers (CRQCs) emerge.</w:t>
       </w:r>
@@ -431,10 +431,10 @@
       </w:pPr>
       <w:r>
         <w:rPr>
-          <w:rFonts w:ascii="Calibri" w:hAnsi="Calibri"/>
+          <w:rFonts w:ascii="Times New Roman" w:hAnsi="Times New Roman"/>
           <w:i w:val="0"/>
           <w:color w:val="000000"/>
-          <w:sz w:val="21"/>
+          <w:sz w:val="20"/>
         </w:rPr>
         <w:t>2) Trusted Computing Base (TCB): The TCB is strictly confined to: (i) the Linux kernel execution environment, specifically the kernel eBPF verifier, JIT compiler, and XDP driver subsystem; (ii) local CPU memory space and registers housing daemon execution state; (iii) the local, non-network-exposed SQLite audit database; and (iv) local private cryptographic keys and master HMAC seeds stored in restricted-permission keyrings.</w:t>
       </w:r>
@@ -446,10 +446,10 @@
       </w:pPr>
       <w:r>
         <w:rPr>
-          <w:rFonts w:ascii="Calibri" w:hAnsi="Calibri"/>
+          <w:rFonts w:ascii="Times New Roman" w:hAnsi="Times New Roman"/>
           <w:i w:val="0"/>
           <w:color w:val="000000"/>
-          <w:sz w:val="21"/>
+          <w:sz w:val="20"/>
         </w:rPr>
         <w:t>3) Security Assumptions &amp; Out-of-Scope: We assume standard UEFI Secure Boot protects the initial kernel bootstrap and that the adversary has not gained prior root-level privilege execution on the defense appliance itself. Physical hardware attacks (e.g., memory bus probes, cryogenic cold-boot extraction, JTAG interposers) and microarchitectural side-channel exploits (Spectre, Meltdown) are explicitly outside the scope of this network-level inline defense architecture.</w:t>
       </w:r>
@@ -461,7 +461,7 @@
       </w:pPr>
       <w:r>
         <w:rPr>
-          <w:rFonts w:ascii="Calibri" w:hAnsi="Calibri"/>
+          <w:rFonts w:ascii="Times New Roman" w:hAnsi="Times New Roman"/>
           <w:b/>
           <w:color w:val="000000"/>
           <w:sz w:val="23"/>
@@ -476,10 +476,10 @@
       </w:pPr>
       <w:r>
         <w:rPr>
-          <w:rFonts w:ascii="Calibri" w:hAnsi="Calibri"/>
+          <w:rFonts w:ascii="Times New Roman" w:hAnsi="Times New Roman"/>
           <w:i w:val="0"/>
           <w:color w:val="000000"/>
-          <w:sz w:val="21"/>
+          <w:sz w:val="20"/>
         </w:rPr>
         <w:t>The eBPF programme (ebpf_filter.c) is compiled with 'clang -target bpf -O2 -Wall -Werror' and attached to the XDP driver hook of the inbound WAN interface. Processing follows four ordered stages:</w:t>
       </w:r>
@@ -511,7 +511,7 @@
             </w:pPr>
             <w:r>
               <w:rPr>
-                <w:rFonts w:ascii="Calibri" w:hAnsi="Calibri"/>
+                <w:rFonts w:ascii="Times New Roman" w:hAnsi="Times New Roman"/>
                 <w:b/>
                 <w:color w:val="FFFFFF"/>
                 <w:sz w:val="17"/>
@@ -533,7 +533,7 @@
             </w:pPr>
             <w:r>
               <w:rPr>
-                <w:rFonts w:ascii="Calibri" w:hAnsi="Calibri"/>
+                <w:rFonts w:ascii="Times New Roman" w:hAnsi="Times New Roman"/>
                 <w:b/>
                 <w:color w:val="FFFFFF"/>
                 <w:sz w:val="17"/>
@@ -555,7 +555,7 @@
             </w:pPr>
             <w:r>
               <w:rPr>
-                <w:rFonts w:ascii="Calibri" w:hAnsi="Calibri"/>
+                <w:rFonts w:ascii="Times New Roman" w:hAnsi="Times New Roman"/>
                 <w:b/>
                 <w:color w:val="FFFFFF"/>
                 <w:sz w:val="17"/>
@@ -577,7 +577,7 @@
             </w:pPr>
             <w:r>
               <w:rPr>
-                <w:rFonts w:ascii="Calibri" w:hAnsi="Calibri"/>
+                <w:rFonts w:ascii="Times New Roman" w:hAnsi="Times New Roman"/>
                 <w:b/>
                 <w:color w:val="FFFFFF"/>
                 <w:sz w:val="17"/>
@@ -601,7 +601,7 @@
             </w:pPr>
             <w:r>
               <w:rPr>
-                <w:rFonts w:ascii="Calibri" w:hAnsi="Calibri"/>
+                <w:rFonts w:ascii="Times New Roman" w:hAnsi="Times New Roman"/>
                 <w:b w:val="0"/>
                 <w:color w:val="000000"/>
                 <w:sz w:val="17"/>
@@ -623,7 +623,7 @@
             </w:pPr>
             <w:r>
               <w:rPr>
-                <w:rFonts w:ascii="Calibri" w:hAnsi="Calibri"/>
+                <w:rFonts w:ascii="Times New Roman" w:hAnsi="Times New Roman"/>
                 <w:b w:val="0"/>
                 <w:color w:val="000000"/>
                 <w:sz w:val="17"/>
@@ -645,7 +645,7 @@
             </w:pPr>
             <w:r>
               <w:rPr>
-                <w:rFonts w:ascii="Calibri" w:hAnsi="Calibri"/>
+                <w:rFonts w:ascii="Times New Roman" w:hAnsi="Times New Roman"/>
                 <w:b w:val="0"/>
                 <w:color w:val="000000"/>
                 <w:sz w:val="17"/>
@@ -667,7 +667,7 @@
             </w:pPr>
             <w:r>
               <w:rPr>
-                <w:rFonts w:ascii="Calibri" w:hAnsi="Calibri"/>
+                <w:rFonts w:ascii="Times New Roman" w:hAnsi="Times New Roman"/>
                 <w:b w:val="0"/>
                 <w:color w:val="000000"/>
                 <w:sz w:val="17"/>
@@ -691,7 +691,7 @@
             </w:pPr>
             <w:r>
               <w:rPr>
-                <w:rFonts w:ascii="Calibri" w:hAnsi="Calibri"/>
+                <w:rFonts w:ascii="Times New Roman" w:hAnsi="Times New Roman"/>
                 <w:b w:val="0"/>
                 <w:color w:val="000000"/>
                 <w:sz w:val="17"/>
@@ -713,7 +713,7 @@
             </w:pPr>
             <w:r>
               <w:rPr>
-                <w:rFonts w:ascii="Calibri" w:hAnsi="Calibri"/>
+                <w:rFonts w:ascii="Times New Roman" w:hAnsi="Times New Roman"/>
                 <w:b w:val="0"/>
                 <w:color w:val="000000"/>
                 <w:sz w:val="17"/>
@@ -735,7 +735,7 @@
             </w:pPr>
             <w:r>
               <w:rPr>
-                <w:rFonts w:ascii="Calibri" w:hAnsi="Calibri"/>
+                <w:rFonts w:ascii="Times New Roman" w:hAnsi="Times New Roman"/>
                 <w:b w:val="0"/>
                 <w:color w:val="000000"/>
                 <w:sz w:val="17"/>
@@ -757,7 +757,7 @@
             </w:pPr>
             <w:r>
               <w:rPr>
-                <w:rFonts w:ascii="Calibri" w:hAnsi="Calibri"/>
+                <w:rFonts w:ascii="Times New Roman" w:hAnsi="Times New Roman"/>
                 <w:b w:val="0"/>
                 <w:color w:val="000000"/>
                 <w:sz w:val="17"/>
@@ -781,7 +781,7 @@
             </w:pPr>
             <w:r>
               <w:rPr>
-                <w:rFonts w:ascii="Calibri" w:hAnsi="Calibri"/>
+                <w:rFonts w:ascii="Times New Roman" w:hAnsi="Times New Roman"/>
                 <w:b w:val="0"/>
                 <w:color w:val="000000"/>
                 <w:sz w:val="17"/>
@@ -803,7 +803,7 @@
             </w:pPr>
             <w:r>
               <w:rPr>
-                <w:rFonts w:ascii="Calibri" w:hAnsi="Calibri"/>
+                <w:rFonts w:ascii="Times New Roman" w:hAnsi="Times New Roman"/>
                 <w:b w:val="0"/>
                 <w:color w:val="000000"/>
                 <w:sz w:val="17"/>
@@ -825,7 +825,7 @@
             </w:pPr>
             <w:r>
               <w:rPr>
-                <w:rFonts w:ascii="Calibri" w:hAnsi="Calibri"/>
+                <w:rFonts w:ascii="Times New Roman" w:hAnsi="Times New Roman"/>
                 <w:b w:val="0"/>
                 <w:color w:val="000000"/>
                 <w:sz w:val="17"/>
@@ -847,7 +847,7 @@
             </w:pPr>
             <w:r>
               <w:rPr>
-                <w:rFonts w:ascii="Calibri" w:hAnsi="Calibri"/>
+                <w:rFonts w:ascii="Times New Roman" w:hAnsi="Times New Roman"/>
                 <w:b w:val="0"/>
                 <w:color w:val="000000"/>
                 <w:sz w:val="17"/>
@@ -871,7 +871,7 @@
             </w:pPr>
             <w:r>
               <w:rPr>
-                <w:rFonts w:ascii="Calibri" w:hAnsi="Calibri"/>
+                <w:rFonts w:ascii="Times New Roman" w:hAnsi="Times New Roman"/>
                 <w:b w:val="0"/>
                 <w:color w:val="000000"/>
                 <w:sz w:val="17"/>
@@ -893,7 +893,7 @@
             </w:pPr>
             <w:r>
               <w:rPr>
-                <w:rFonts w:ascii="Calibri" w:hAnsi="Calibri"/>
+                <w:rFonts w:ascii="Times New Roman" w:hAnsi="Times New Roman"/>
                 <w:b w:val="0"/>
                 <w:color w:val="000000"/>
                 <w:sz w:val="17"/>
@@ -915,7 +915,7 @@
             </w:pPr>
             <w:r>
               <w:rPr>
-                <w:rFonts w:ascii="Calibri" w:hAnsi="Calibri"/>
+                <w:rFonts w:ascii="Times New Roman" w:hAnsi="Times New Roman"/>
                 <w:b w:val="0"/>
                 <w:color w:val="000000"/>
                 <w:sz w:val="17"/>
@@ -937,7 +937,7 @@
             </w:pPr>
             <w:r>
               <w:rPr>
-                <w:rFonts w:ascii="Calibri" w:hAnsi="Calibri"/>
+                <w:rFonts w:ascii="Times New Roman" w:hAnsi="Times New Roman"/>
                 <w:b w:val="0"/>
                 <w:color w:val="000000"/>
                 <w:sz w:val="17"/>
@@ -955,10 +955,10 @@
       </w:pPr>
       <w:r>
         <w:rPr>
-          <w:rFonts w:ascii="Calibri" w:hAnsi="Calibri"/>
+          <w:rFonts w:ascii="Times New Roman" w:hAnsi="Times New Roman"/>
           <w:i/>
           <w:color w:val="333333"/>
-          <w:sz w:val="18"/>
+          <w:sz w:val="17"/>
         </w:rPr>
         <w:t>Table I: XDP programme pipeline stages.</w:t>
       </w:r>
@@ -971,7 +971,7 @@
       <w:r>
         <w:drawing>
           <wp:inline xmlns:a="http://schemas.openxmlformats.org/drawingml/2006/main" xmlns:pic="http://schemas.openxmlformats.org/drawingml/2006/picture">
-            <wp:extent cx="5220000" cy="2694194"/>
+            <wp:extent cx="5220000" cy="2610000"/>
             <wp:docPr id="1" name="Picture 1"/>
             <wp:cNvGraphicFramePr>
               <a:graphicFrameLocks noChangeAspect="1"/>
@@ -992,7 +992,7 @@
                   <pic:spPr>
                     <a:xfrm>
                       <a:off x="0" y="0"/>
-                      <a:ext cx="5220000" cy="2694194"/>
+                      <a:ext cx="5220000" cy="2610000"/>
                     </a:xfrm>
                     <a:prstGeom prst="rect"/>
                   </pic:spPr>
@@ -1010,7 +1010,7 @@
       </w:pPr>
       <w:r>
         <w:rPr>
-          <w:rFonts w:ascii="Calibri" w:hAnsi="Calibri"/>
+          <w:rFonts w:ascii="Times New Roman" w:hAnsi="Times New Roman"/>
           <w:i/>
           <w:color w:val="000000"/>
           <w:sz w:val="17"/>
@@ -1025,10 +1025,10 @@
       </w:pPr>
       <w:r>
         <w:rPr>
-          <w:rFonts w:ascii="Calibri" w:hAnsi="Calibri"/>
+          <w:rFonts w:ascii="Times New Roman" w:hAnsi="Times New Roman"/>
           <w:i w:val="0"/>
           <w:color w:val="000000"/>
-          <w:sz w:val="21"/>
+          <w:sz w:val="20"/>
         </w:rPr>
         <w:t>Stage 3 — the novel in-kernel contribution — tests the TCP flags byte at header offset 13 against three pathological patterns: flags == 0x00 (Null scan, RFC 793 violation exploited by Nmap -sN); (flags &amp; 0x29) == 0x29 (Xmas scan, FIN+PSH+URG simultaneously asserted); and (flags &amp; 0x03) == 0x03 (SYN+FIN co-asserted, an impossible combination in legitimate TCP). Each match causes an immediate XDP_DROP with an associated reason code stored in the block-entry hash map for observability.</w:t>
       </w:r>
@@ -1040,7 +1040,7 @@
       </w:pPr>
       <w:r>
         <w:rPr>
-          <w:rFonts w:ascii="Calibri" w:hAnsi="Calibri"/>
+          <w:rFonts w:ascii="Times New Roman" w:hAnsi="Times New Roman"/>
           <w:b/>
           <w:color w:val="000000"/>
           <w:sz w:val="23"/>
@@ -1055,10 +1055,10 @@
       </w:pPr>
       <w:r>
         <w:rPr>
-          <w:rFonts w:ascii="Calibri" w:hAnsi="Calibri"/>
+          <w:rFonts w:ascii="Times New Roman" w:hAnsi="Times New Roman"/>
           <w:i w:val="0"/>
           <w:color w:val="000000"/>
-          <w:sz w:val="21"/>
+          <w:sz w:val="20"/>
         </w:rPr>
         <w:t>To perform deep semantic evaluation without external cloud dependencies, the architecture integrates an autonomous cyber defense model [anonymized-agent]. Built upon the Qwen2.5-Coder-3B foundation architecture and adapted with cyber-defense operational prompt directives, strict JSON grammar constraints, and custom 4-bit quantization (GGUF Q4_K_M), the autonomous agent operates strictly on the asynchronous control plane. A foundational design principle of this architecture is the complete decoupling of the sub-microsecond in-kernel data plane (0.33 us median drop latency) from the multi-second control-plane reasoning loop (148 ms heuristic triage, 1.8–2.8 s complete SLM JSON generation on commodity CPU). If live packets were held synchronously in memory awaiting LLM inference, line-rate gigabit throughput would instantly collapse and packet buffers would overflow within microseconds. Instead, the architecture enforces a dual-plane fast-path/slow-path pipeline: (i) In-kernel XDP handles all wire-speed forwarding and immediate drops for cached malicious IPs (O(1) hash map lookup) and pathological TCP flag anomalies; (ii) When an ambiguous flow, elevated byte-entropy anomaly (H &gt;= 7.1), or heuristic threshold violation occurs, the packet is forwarded or rate-limited while an event descriptor is pushed asynchronously to userspace via a zero-copy lockless ring buffer (BPF_MAP_TYPE_RINGBUF); (iii) The userspace daemon sec-monitor processes the event through local SLM inference on background worker threads; and (iv) Upon confirming a threat (verdict confidence &gt;= 0.80), the daemon writes the offending source IP directly to the kernel's blocked_ips_map BPF table with an associated TTL. Consequently, all subsequent wire-speed packets from the attacking host are dropped in-kernel at 0.33 us line rate, achieving proactive autonomous containment without head-of-line blocking.</w:t>
       </w:r>
@@ -1070,10 +1070,10 @@
       </w:pPr>
       <w:r>
         <w:rPr>
-          <w:rFonts w:ascii="Calibri" w:hAnsi="Calibri"/>
+          <w:rFonts w:ascii="Times New Roman" w:hAnsi="Times New Roman"/>
           <w:i w:val="0"/>
           <w:color w:val="000000"/>
-          <w:sz w:val="21"/>
+          <w:sz w:val="20"/>
         </w:rPr>
         <w:t>To strictly mitigate hallucination and defend against adversarial prompt-injection vectors, the inference pipeline enforces three complementary layers of defense: (1) Payload Isolation: Raw packet payloads are never injected directly into LLM prompts; instead, deterministic parsers extract sanitized flow tuples, port destinations, entropy metrics, and Suricata alert metadata; (2) Logit-Level Grammar Decoding: Ollama's formal JSON grammar enforcement (GBNF grammar decoding) restricts token generation strictly to valid JSON tokens conforming to the 7-field operational schema ('verdict', 'threat_type', 'confidence', 'action', 'source_ip', 'reason', 'ebpf_rule'), rendering conversational jailbreaks or markdown injection structurally constrained; and (3) Deterministic Fallback Precedence: Known high-severity rule triggers and kernel flag anomalies automatically enforce immediate XDP drops via deterministic heuristics if inference encounters timeouts or anomalous responses, ensuring fail-safe containment.</w:t>
       </w:r>
@@ -1085,10 +1085,10 @@
       </w:pPr>
       <w:r>
         <w:rPr>
-          <w:rFonts w:ascii="Calibri" w:hAnsi="Calibri"/>
+          <w:rFonts w:ascii="Times New Roman" w:hAnsi="Times New Roman"/>
           <w:i w:val="0"/>
           <w:color w:val="000000"/>
-          <w:sz w:val="21"/>
+          <w:sz w:val="20"/>
         </w:rPr>
         <w:t>A MALICIOUS verdict at confidence &gt;= 0.80 commits the offender IP directly to blocked_ips_map with an associated TTL; all subsequent wire-speed packets from that source are dropped at sub-microsecond line-rate (0.33 us median) directly at the XDP hook.</w:t>
       </w:r>
@@ -1100,7 +1100,7 @@
       </w:pPr>
       <w:r>
         <w:rPr>
-          <w:rFonts w:ascii="Calibri" w:hAnsi="Calibri"/>
+          <w:rFonts w:ascii="Times New Roman" w:hAnsi="Times New Roman"/>
           <w:b/>
           <w:color w:val="000000"/>
           <w:sz w:val="23"/>
@@ -1115,10 +1115,10 @@
       </w:pPr>
       <w:r>
         <w:rPr>
-          <w:rFonts w:ascii="Calibri" w:hAnsi="Calibri"/>
+          <w:rFonts w:ascii="Times New Roman" w:hAnsi="Times New Roman"/>
           <w:i w:val="0"/>
           <w:color w:val="000000"/>
-          <w:sz w:val="21"/>
+          <w:sz w:val="20"/>
         </w:rPr>
         <w:t>To neutralize reconnaissance scanning, the appliance polymorphically mutates external listening ports. For service s and discrete epoch e = floor(t / T) (T = hop interval, default 60 s), the polymorphic listening port is derived as:</w:t>
       </w:r>
@@ -1133,7 +1133,7 @@
         <w:rPr>
           <w:rFonts w:ascii="Times New Roman" w:hAnsi="Times New Roman"/>
           <w:i/>
-          <w:sz w:val="21"/>
+          <w:sz w:val="20"/>
         </w:rPr>
         <w:t>P(s, e) = P_min + [ HMAC-SHA256(K, s || e) mod (P_max - P_min) ]</w:t>
       </w:r>
@@ -1142,7 +1142,7 @@
           <w:rFonts w:ascii="Times New Roman" w:hAnsi="Times New Roman"/>
           <w:b w:val="0"/>
           <w:i w:val="0"/>
-          <w:sz w:val="21"/>
+          <w:sz w:val="20"/>
         </w:rPr>
         <w:t xml:space="preserve">    (1)</w:t>
       </w:r>
@@ -1154,10 +1154,10 @@
       </w:pPr>
       <w:r>
         <w:rPr>
-          <w:rFonts w:ascii="Calibri" w:hAnsi="Calibri"/>
+          <w:rFonts w:ascii="Times New Roman" w:hAnsi="Times New Roman"/>
           <w:i w:val="0"/>
           <w:color w:val="000000"/>
-          <w:sz w:val="21"/>
+          <w:sz w:val="20"/>
         </w:rPr>
         <w:t>Client Synchronization: Authorized endpoints synchronize with the active port through a shared HMAC seed derived via our authenticated PQC control tunnel or via time-synchronized Single-Packet Authorization (SPA). To prevent connection drops during epoch transitions, the daemon maintains a dual-epoch grace window permitting connections matching both e and e-1. Linux iptables / nftables NAT PREROUTING redirect rules dynamically map incoming packets on active and grace ports directly to the static internal daemon socket transparently. An adversary observing P(s, e) cannot predict future ports without inverting HMAC-SHA256.</w:t>
       </w:r>
@@ -1169,7 +1169,7 @@
       </w:pPr>
       <w:r>
         <w:rPr>
-          <w:rFonts w:ascii="Calibri" w:hAnsi="Calibri"/>
+          <w:rFonts w:ascii="Times New Roman" w:hAnsi="Times New Roman"/>
           <w:b/>
           <w:color w:val="000000"/>
           <w:sz w:val="23"/>
@@ -1184,10 +1184,10 @@
       </w:pPr>
       <w:r>
         <w:rPr>
-          <w:rFonts w:ascii="Calibri" w:hAnsi="Calibri"/>
+          <w:rFonts w:ascii="Times New Roman" w:hAnsi="Times New Roman"/>
           <w:i w:val="0"/>
           <w:color w:val="000000"/>
-          <w:sz w:val="21"/>
+          <w:sz w:val="20"/>
         </w:rPr>
         <w:t>Shannon entropy is computed per flow over 256-byte payload windows:</w:t>
       </w:r>
@@ -1202,7 +1202,7 @@
         <w:rPr>
           <w:rFonts w:ascii="Times New Roman" w:hAnsi="Times New Roman"/>
           <w:i/>
-          <w:sz w:val="21"/>
+          <w:sz w:val="20"/>
         </w:rPr>
         <w:t>H(f) = - SUM_{i=0}^{255} p(x_i) * log2(p(x_i))</w:t>
       </w:r>
@@ -1211,7 +1211,7 @@
           <w:rFonts w:ascii="Times New Roman" w:hAnsi="Times New Roman"/>
           <w:b w:val="0"/>
           <w:i w:val="0"/>
-          <w:sz w:val="21"/>
+          <w:sz w:val="20"/>
         </w:rPr>
         <w:t xml:space="preserve">    (2)</w:t>
       </w:r>
@@ -1223,10 +1223,10 @@
       </w:pPr>
       <w:r>
         <w:rPr>
-          <w:rFonts w:ascii="Calibri" w:hAnsi="Calibri"/>
+          <w:rFonts w:ascii="Times New Roman" w:hAnsi="Times New Roman"/>
           <w:i w:val="0"/>
           <w:color w:val="000000"/>
-          <w:sz w:val="21"/>
+          <w:sz w:val="20"/>
         </w:rPr>
         <w:t>Flows with H persistently above 7.1 bits/byte are escalated for deeper heuristic evaluation. C2 beaconing is detected via coefficient of variation of inter-arrival intervals; Cobalt Strike beacons at &lt;= 10% jitter yield a CV well below the 0.15 threshold, triggering a SUSPICIOUS escalation to the LLM pipeline.</w:t>
       </w:r>
@@ -1238,7 +1238,7 @@
       </w:pPr>
       <w:r>
         <w:rPr>
-          <w:rFonts w:ascii="Calibri" w:hAnsi="Calibri"/>
+          <w:rFonts w:ascii="Times New Roman" w:hAnsi="Times New Roman"/>
           <w:b/>
           <w:color w:val="000000"/>
           <w:sz w:val="23"/>
@@ -1253,10 +1253,10 @@
       </w:pPr>
       <w:r>
         <w:rPr>
-          <w:rFonts w:ascii="Calibri" w:hAnsi="Calibri"/>
+          <w:rFonts w:ascii="Times New Roman" w:hAnsi="Times New Roman"/>
           <w:i w:val="0"/>
           <w:color w:val="000000"/>
-          <w:sz w:val="21"/>
+          <w:sz w:val="20"/>
         </w:rPr>
         <w:t>Rather than responding to scanners with an immediate TCP RST — which reveals host existence — the tarpit accepts the TCP handshake and throttles the byte stream to 1-3 bytes/second. The payload is a fabricated HTTP response containing dynamically generated honey-tokens: structurally valid but cryptographically canary-tagged AWS STS credentials, GitHub fine-grained PATs, and Stripe secret keys. Any attempt to use these tokens triggers an immediate SOC alert. Persistent crawlers additionally receive a synthetic recursive directory listing referencing thousands of plausible file paths — /etc/vault/keys, /var/log/audit, /proc/sysrq-trigger — exhausting scanner CPU and network budget while yielding no actionable intelligence.</w:t>
       </w:r>
@@ -1268,7 +1268,7 @@
       </w:pPr>
       <w:r>
         <w:rPr>
-          <w:rFonts w:ascii="Calibri" w:hAnsi="Calibri"/>
+          <w:rFonts w:ascii="Times New Roman" w:hAnsi="Times New Roman"/>
           <w:b/>
           <w:color w:val="000000"/>
           <w:sz w:val="23"/>
@@ -1283,10 +1283,10 @@
       </w:pPr>
       <w:r>
         <w:rPr>
-          <w:rFonts w:ascii="Calibri" w:hAnsi="Calibri"/>
+          <w:rFonts w:ascii="Times New Roman" w:hAnsi="Times New Roman"/>
           <w:i w:val="0"/>
           <w:color w:val="000000"/>
-          <w:sz w:val="21"/>
+          <w:sz w:val="20"/>
         </w:rPr>
         <w:t>All inter-component communications are protected by a bespoke tunnel built on NIST FIPS 203 ML-KEM-1024 (Kyber-1024, NIST Category 5 key encapsulation) [21] combined with an RFC 7748 X25519 Montgomery ladder hybrid fallback and FIPS 204 ML-DSA-65 (digital signatures) [22], with AES-256-GCM AEAD for symmetric session encryption. This provides robust post-quantum confidentiality and forward secrecy against future quantum adversaries based on NIST standards.</w:t>
       </w:r>
@@ -1298,7 +1298,7 @@
       </w:pPr>
       <w:r>
         <w:rPr>
-          <w:rFonts w:ascii="Calibri" w:hAnsi="Calibri"/>
+          <w:rFonts w:ascii="Times New Roman" w:hAnsi="Times New Roman"/>
           <w:b/>
           <w:color w:val="000000"/>
           <w:sz w:val="23"/>
@@ -1313,10 +1313,10 @@
       </w:pPr>
       <w:r>
         <w:rPr>
-          <w:rFonts w:ascii="Calibri" w:hAnsi="Calibri"/>
+          <w:rFonts w:ascii="Times New Roman" w:hAnsi="Times New Roman"/>
           <w:i w:val="0"/>
           <w:color w:val="000000"/>
-          <w:sz w:val="21"/>
+          <w:sz w:val="20"/>
         </w:rPr>
         <w:t>To enforce forensic integrity and prevent post-incident evidence tampering, every mitigation verdict, rule insertion, and security alert is recorded into an append-only cryptographic ledger. Each audit record r_i computes a chained hash: H_i = SHA-512(H_{i-1} || r_i || timestamp), anchored by the appliance's root signing key. Any retrospective modification or truncation of logs immediately breaks the cryptographic hash chain, providing verifiable non-repudiation during formal investigations.</w:t>
       </w:r>
@@ -1328,10 +1328,10 @@
       </w:pPr>
       <w:r>
         <w:rPr>
-          <w:rFonts w:ascii="Calibri" w:hAnsi="Calibri"/>
+          <w:rFonts w:ascii="Times New Roman" w:hAnsi="Times New Roman"/>
           <w:b/>
           <w:color w:val="000000"/>
-          <w:sz w:val="28"/>
+          <w:sz w:val="24"/>
         </w:rPr>
         <w:t>IV.  Comparative Evaluation</w:t>
       </w:r>
@@ -1343,10 +1343,10 @@
       </w:pPr>
       <w:r>
         <w:rPr>
-          <w:rFonts w:ascii="Calibri" w:hAnsi="Calibri"/>
+          <w:rFonts w:ascii="Times New Roman" w:hAnsi="Times New Roman"/>
           <w:i w:val="0"/>
           <w:color w:val="000000"/>
-          <w:sz w:val="21"/>
+          <w:sz w:val="20"/>
         </w:rPr>
         <w:t>We benchmark the Autonomous Post-Quantum Cyber Defense Agent against five reference systems widely cited as state-of-the-art within their respective deployment categories. Numeric figures for reference systems are drawn from published peer-reviewed evaluations or vendor-disclosed performance specifications; citations appear in Section IX.</w:t>
       </w:r>
@@ -1358,7 +1358,7 @@
       </w:pPr>
       <w:r>
         <w:rPr>
-          <w:rFonts w:ascii="Calibri" w:hAnsi="Calibri"/>
+          <w:rFonts w:ascii="Times New Roman" w:hAnsi="Times New Roman"/>
           <w:b/>
           <w:color w:val="000000"/>
           <w:sz w:val="23"/>
@@ -1394,7 +1394,7 @@
             </w:pPr>
             <w:r>
               <w:rPr>
-                <w:rFonts w:ascii="Calibri" w:hAnsi="Calibri"/>
+                <w:rFonts w:ascii="Times New Roman" w:hAnsi="Times New Roman"/>
                 <w:b/>
                 <w:color w:val="FFFFFF"/>
                 <w:sz w:val="17"/>
@@ -1416,7 +1416,7 @@
             </w:pPr>
             <w:r>
               <w:rPr>
-                <w:rFonts w:ascii="Calibri" w:hAnsi="Calibri"/>
+                <w:rFonts w:ascii="Times New Roman" w:hAnsi="Times New Roman"/>
                 <w:b/>
                 <w:color w:val="FFFFFF"/>
                 <w:sz w:val="17"/>
@@ -1438,7 +1438,7 @@
             </w:pPr>
             <w:r>
               <w:rPr>
-                <w:rFonts w:ascii="Calibri" w:hAnsi="Calibri"/>
+                <w:rFonts w:ascii="Times New Roman" w:hAnsi="Times New Roman"/>
                 <w:b/>
                 <w:color w:val="FFFFFF"/>
                 <w:sz w:val="17"/>
@@ -1460,7 +1460,7 @@
             </w:pPr>
             <w:r>
               <w:rPr>
-                <w:rFonts w:ascii="Calibri" w:hAnsi="Calibri"/>
+                <w:rFonts w:ascii="Times New Roman" w:hAnsi="Times New Roman"/>
                 <w:b/>
                 <w:color w:val="FFFFFF"/>
                 <w:sz w:val="17"/>
@@ -1482,7 +1482,7 @@
             </w:pPr>
             <w:r>
               <w:rPr>
-                <w:rFonts w:ascii="Calibri" w:hAnsi="Calibri"/>
+                <w:rFonts w:ascii="Times New Roman" w:hAnsi="Times New Roman"/>
                 <w:b/>
                 <w:color w:val="FFFFFF"/>
                 <w:sz w:val="17"/>
@@ -1506,7 +1506,7 @@
             </w:pPr>
             <w:r>
               <w:rPr>
-                <w:rFonts w:ascii="Calibri" w:hAnsi="Calibri"/>
+                <w:rFonts w:ascii="Times New Roman" w:hAnsi="Times New Roman"/>
                 <w:b w:val="0"/>
                 <w:color w:val="000000"/>
                 <w:sz w:val="17"/>
@@ -1528,7 +1528,7 @@
             </w:pPr>
             <w:r>
               <w:rPr>
-                <w:rFonts w:ascii="Calibri" w:hAnsi="Calibri"/>
+                <w:rFonts w:ascii="Times New Roman" w:hAnsi="Times New Roman"/>
                 <w:b w:val="0"/>
                 <w:color w:val="000000"/>
                 <w:sz w:val="17"/>
@@ -1550,7 +1550,7 @@
             </w:pPr>
             <w:r>
               <w:rPr>
-                <w:rFonts w:ascii="Calibri" w:hAnsi="Calibri"/>
+                <w:rFonts w:ascii="Times New Roman" w:hAnsi="Times New Roman"/>
                 <w:b w:val="0"/>
                 <w:color w:val="000000"/>
                 <w:sz w:val="17"/>
@@ -1572,7 +1572,7 @@
             </w:pPr>
             <w:r>
               <w:rPr>
-                <w:rFonts w:ascii="Calibri" w:hAnsi="Calibri"/>
+                <w:rFonts w:ascii="Times New Roman" w:hAnsi="Times New Roman"/>
                 <w:b w:val="0"/>
                 <w:color w:val="000000"/>
                 <w:sz w:val="17"/>
@@ -1594,7 +1594,7 @@
             </w:pPr>
             <w:r>
               <w:rPr>
-                <w:rFonts w:ascii="Calibri" w:hAnsi="Calibri"/>
+                <w:rFonts w:ascii="Times New Roman" w:hAnsi="Times New Roman"/>
                 <w:b w:val="0"/>
                 <w:color w:val="000000"/>
                 <w:sz w:val="17"/>
@@ -1618,7 +1618,7 @@
             </w:pPr>
             <w:r>
               <w:rPr>
-                <w:rFonts w:ascii="Calibri" w:hAnsi="Calibri"/>
+                <w:rFonts w:ascii="Times New Roman" w:hAnsi="Times New Roman"/>
                 <w:b w:val="0"/>
                 <w:color w:val="000000"/>
                 <w:sz w:val="17"/>
@@ -1640,7 +1640,7 @@
             </w:pPr>
             <w:r>
               <w:rPr>
-                <w:rFonts w:ascii="Calibri" w:hAnsi="Calibri"/>
+                <w:rFonts w:ascii="Times New Roman" w:hAnsi="Times New Roman"/>
                 <w:b w:val="0"/>
                 <w:color w:val="000000"/>
                 <w:sz w:val="17"/>
@@ -1662,7 +1662,7 @@
             </w:pPr>
             <w:r>
               <w:rPr>
-                <w:rFonts w:ascii="Calibri" w:hAnsi="Calibri"/>
+                <w:rFonts w:ascii="Times New Roman" w:hAnsi="Times New Roman"/>
                 <w:b w:val="0"/>
                 <w:color w:val="000000"/>
                 <w:sz w:val="17"/>
@@ -1684,7 +1684,7 @@
             </w:pPr>
             <w:r>
               <w:rPr>
-                <w:rFonts w:ascii="Calibri" w:hAnsi="Calibri"/>
+                <w:rFonts w:ascii="Times New Roman" w:hAnsi="Times New Roman"/>
                 <w:b w:val="0"/>
                 <w:color w:val="000000"/>
                 <w:sz w:val="17"/>
@@ -1706,7 +1706,7 @@
             </w:pPr>
             <w:r>
               <w:rPr>
-                <w:rFonts w:ascii="Calibri" w:hAnsi="Calibri"/>
+                <w:rFonts w:ascii="Times New Roman" w:hAnsi="Times New Roman"/>
                 <w:b w:val="0"/>
                 <w:color w:val="000000"/>
                 <w:sz w:val="17"/>
@@ -1730,7 +1730,7 @@
             </w:pPr>
             <w:r>
               <w:rPr>
-                <w:rFonts w:ascii="Calibri" w:hAnsi="Calibri"/>
+                <w:rFonts w:ascii="Times New Roman" w:hAnsi="Times New Roman"/>
                 <w:b w:val="0"/>
                 <w:color w:val="000000"/>
                 <w:sz w:val="17"/>
@@ -1752,7 +1752,7 @@
             </w:pPr>
             <w:r>
               <w:rPr>
-                <w:rFonts w:ascii="Calibri" w:hAnsi="Calibri"/>
+                <w:rFonts w:ascii="Times New Roman" w:hAnsi="Times New Roman"/>
                 <w:b w:val="0"/>
                 <w:color w:val="000000"/>
                 <w:sz w:val="17"/>
@@ -1774,7 +1774,7 @@
             </w:pPr>
             <w:r>
               <w:rPr>
-                <w:rFonts w:ascii="Calibri" w:hAnsi="Calibri"/>
+                <w:rFonts w:ascii="Times New Roman" w:hAnsi="Times New Roman"/>
                 <w:b w:val="0"/>
                 <w:color w:val="000000"/>
                 <w:sz w:val="17"/>
@@ -1796,7 +1796,7 @@
             </w:pPr>
             <w:r>
               <w:rPr>
-                <w:rFonts w:ascii="Calibri" w:hAnsi="Calibri"/>
+                <w:rFonts w:ascii="Times New Roman" w:hAnsi="Times New Roman"/>
                 <w:b w:val="0"/>
                 <w:color w:val="000000"/>
                 <w:sz w:val="17"/>
@@ -1818,7 +1818,7 @@
             </w:pPr>
             <w:r>
               <w:rPr>
-                <w:rFonts w:ascii="Calibri" w:hAnsi="Calibri"/>
+                <w:rFonts w:ascii="Times New Roman" w:hAnsi="Times New Roman"/>
                 <w:b w:val="0"/>
                 <w:color w:val="000000"/>
                 <w:sz w:val="17"/>
@@ -1842,7 +1842,7 @@
             </w:pPr>
             <w:r>
               <w:rPr>
-                <w:rFonts w:ascii="Calibri" w:hAnsi="Calibri"/>
+                <w:rFonts w:ascii="Times New Roman" w:hAnsi="Times New Roman"/>
                 <w:b w:val="0"/>
                 <w:color w:val="000000"/>
                 <w:sz w:val="17"/>
@@ -1864,7 +1864,7 @@
             </w:pPr>
             <w:r>
               <w:rPr>
-                <w:rFonts w:ascii="Calibri" w:hAnsi="Calibri"/>
+                <w:rFonts w:ascii="Times New Roman" w:hAnsi="Times New Roman"/>
                 <w:b w:val="0"/>
                 <w:color w:val="000000"/>
                 <w:sz w:val="17"/>
@@ -1886,7 +1886,7 @@
             </w:pPr>
             <w:r>
               <w:rPr>
-                <w:rFonts w:ascii="Calibri" w:hAnsi="Calibri"/>
+                <w:rFonts w:ascii="Times New Roman" w:hAnsi="Times New Roman"/>
                 <w:b w:val="0"/>
                 <w:color w:val="000000"/>
                 <w:sz w:val="17"/>
@@ -1908,7 +1908,7 @@
             </w:pPr>
             <w:r>
               <w:rPr>
-                <w:rFonts w:ascii="Calibri" w:hAnsi="Calibri"/>
+                <w:rFonts w:ascii="Times New Roman" w:hAnsi="Times New Roman"/>
                 <w:b w:val="0"/>
                 <w:color w:val="000000"/>
                 <w:sz w:val="17"/>
@@ -1930,7 +1930,7 @@
             </w:pPr>
             <w:r>
               <w:rPr>
-                <w:rFonts w:ascii="Calibri" w:hAnsi="Calibri"/>
+                <w:rFonts w:ascii="Times New Roman" w:hAnsi="Times New Roman"/>
                 <w:b w:val="0"/>
                 <w:color w:val="000000"/>
                 <w:sz w:val="17"/>
@@ -1954,7 +1954,7 @@
             </w:pPr>
             <w:r>
               <w:rPr>
-                <w:rFonts w:ascii="Calibri" w:hAnsi="Calibri"/>
+                <w:rFonts w:ascii="Times New Roman" w:hAnsi="Times New Roman"/>
                 <w:b w:val="0"/>
                 <w:color w:val="000000"/>
                 <w:sz w:val="17"/>
@@ -1976,7 +1976,7 @@
             </w:pPr>
             <w:r>
               <w:rPr>
-                <w:rFonts w:ascii="Calibri" w:hAnsi="Calibri"/>
+                <w:rFonts w:ascii="Times New Roman" w:hAnsi="Times New Roman"/>
                 <w:b w:val="0"/>
                 <w:color w:val="000000"/>
                 <w:sz w:val="17"/>
@@ -1998,7 +1998,7 @@
             </w:pPr>
             <w:r>
               <w:rPr>
-                <w:rFonts w:ascii="Calibri" w:hAnsi="Calibri"/>
+                <w:rFonts w:ascii="Times New Roman" w:hAnsi="Times New Roman"/>
                 <w:b w:val="0"/>
                 <w:color w:val="000000"/>
                 <w:sz w:val="17"/>
@@ -2020,7 +2020,7 @@
             </w:pPr>
             <w:r>
               <w:rPr>
-                <w:rFonts w:ascii="Calibri" w:hAnsi="Calibri"/>
+                <w:rFonts w:ascii="Times New Roman" w:hAnsi="Times New Roman"/>
                 <w:b w:val="0"/>
                 <w:color w:val="000000"/>
                 <w:sz w:val="17"/>
@@ -2042,7 +2042,7 @@
             </w:pPr>
             <w:r>
               <w:rPr>
-                <w:rFonts w:ascii="Calibri" w:hAnsi="Calibri"/>
+                <w:rFonts w:ascii="Times New Roman" w:hAnsi="Times New Roman"/>
                 <w:b w:val="0"/>
                 <w:color w:val="000000"/>
                 <w:sz w:val="17"/>
@@ -2066,7 +2066,7 @@
             </w:pPr>
             <w:r>
               <w:rPr>
-                <w:rFonts w:ascii="Calibri" w:hAnsi="Calibri"/>
+                <w:rFonts w:ascii="Times New Roman" w:hAnsi="Times New Roman"/>
                 <w:b/>
                 <w:color w:val="000000"/>
                 <w:sz w:val="17"/>
@@ -2088,7 +2088,7 @@
             </w:pPr>
             <w:r>
               <w:rPr>
-                <w:rFonts w:ascii="Calibri" w:hAnsi="Calibri"/>
+                <w:rFonts w:ascii="Times New Roman" w:hAnsi="Times New Roman"/>
                 <w:b/>
                 <w:color w:val="000000"/>
                 <w:sz w:val="17"/>
@@ -2110,7 +2110,7 @@
             </w:pPr>
             <w:r>
               <w:rPr>
-                <w:rFonts w:ascii="Calibri" w:hAnsi="Calibri"/>
+                <w:rFonts w:ascii="Times New Roman" w:hAnsi="Times New Roman"/>
                 <w:b/>
                 <w:color w:val="000000"/>
                 <w:sz w:val="17"/>
@@ -2132,7 +2132,7 @@
             </w:pPr>
             <w:r>
               <w:rPr>
-                <w:rFonts w:ascii="Calibri" w:hAnsi="Calibri"/>
+                <w:rFonts w:ascii="Times New Roman" w:hAnsi="Times New Roman"/>
                 <w:b/>
                 <w:color w:val="000000"/>
                 <w:sz w:val="17"/>
@@ -2154,7 +2154,7 @@
             </w:pPr>
             <w:r>
               <w:rPr>
-                <w:rFonts w:ascii="Calibri" w:hAnsi="Calibri"/>
+                <w:rFonts w:ascii="Times New Roman" w:hAnsi="Times New Roman"/>
                 <w:b/>
                 <w:color w:val="000000"/>
                 <w:sz w:val="17"/>
@@ -2172,10 +2172,10 @@
       </w:pPr>
       <w:r>
         <w:rPr>
-          <w:rFonts w:ascii="Calibri" w:hAnsi="Calibri"/>
+          <w:rFonts w:ascii="Times New Roman" w:hAnsi="Times New Roman"/>
           <w:i/>
           <w:color w:val="333333"/>
-          <w:sz w:val="18"/>
+          <w:sz w:val="17"/>
         </w:rPr>
         <w:t>Table II: Reference systems and deployment categories.</w:t>
       </w:r>
@@ -2188,7 +2188,7 @@
       <w:r>
         <w:drawing>
           <wp:inline xmlns:a="http://schemas.openxmlformats.org/drawingml/2006/main" xmlns:pic="http://schemas.openxmlformats.org/drawingml/2006/picture">
-            <wp:extent cx="4500000" cy="3500000"/>
+            <wp:extent cx="4500000" cy="3450000"/>
             <wp:docPr id="2" name="Picture 2"/>
             <wp:cNvGraphicFramePr>
               <a:graphicFrameLocks noChangeAspect="1"/>
@@ -2209,7 +2209,7 @@
                   <pic:spPr>
                     <a:xfrm>
                       <a:off x="0" y="0"/>
-                      <a:ext cx="4500000" cy="3500000"/>
+                      <a:ext cx="4500000" cy="3450000"/>
                     </a:xfrm>
                     <a:prstGeom prst="rect"/>
                   </pic:spPr>
@@ -2227,7 +2227,7 @@
       </w:pPr>
       <w:r>
         <w:rPr>
-          <w:rFonts w:ascii="Calibri" w:hAnsi="Calibri"/>
+          <w:rFonts w:ascii="Times New Roman" w:hAnsi="Times New Roman"/>
           <w:i/>
           <w:color w:val="000000"/>
           <w:sz w:val="17"/>
@@ -2242,7 +2242,7 @@
       </w:pPr>
       <w:r>
         <w:rPr>
-          <w:rFonts w:ascii="Calibri" w:hAnsi="Calibri"/>
+          <w:rFonts w:ascii="Times New Roman" w:hAnsi="Times New Roman"/>
           <w:b/>
           <w:color w:val="000000"/>
           <w:sz w:val="23"/>
@@ -2257,10 +2257,10 @@
       </w:pPr>
       <w:r>
         <w:rPr>
-          <w:rFonts w:ascii="Calibri" w:hAnsi="Calibri"/>
+          <w:rFonts w:ascii="Times New Roman" w:hAnsi="Times New Roman"/>
           <w:i w:val="0"/>
           <w:color w:val="000000"/>
-          <w:sz w:val="21"/>
+          <w:sz w:val="20"/>
         </w:rPr>
         <w:t>Table III presents detection-accuracy metrics evaluated against a comprehensive 10,000,000-event flow corpus. The emulation harness (scripts/run_massive_scale_emulator_test.py) uses a Monte Carlo trace generator calibrated against published flow-level statistical distributions — including entropy profiles, inter-arrival timing, and class-imbalance ratios — derived from published statistical characterisations of the CSE-CIC-IDS2018 [19], UNSW-NB15 [18], and CTU-13 [20] academic benchmarks. The evaluation corpus spans 18 distinct attack vectors, including multi-stage reconnaissance, protocol manipulation, SQL injection, RCE exploits, high-rate DDoS floods, encrypted command-and-control (C2), ransomware beaconing, and adversarial evasion payloads.</w:t>
       </w:r>
@@ -2272,10 +2272,10 @@
       </w:pPr>
       <w:r>
         <w:rPr>
-          <w:rFonts w:ascii="Calibri" w:hAnsi="Calibri"/>
+          <w:rFonts w:ascii="Times New Roman" w:hAnsi="Times New Roman"/>
           <w:i w:val="0"/>
           <w:color w:val="000000"/>
-          <w:sz w:val="21"/>
+          <w:sz w:val="20"/>
         </w:rPr>
         <w:t>To establish rigorous statistical validity, evaluation was conducted via stratified Monte Carlo validation across 10,000,000 flows (2,998,265 malicious, 7,001,735 benign). Statistical significance was verified at a 95% confidence level using the Wilson Score interval method: polymorphic evasion True Positive Rate (TPR) reached 98.64% (95% CI: [98.61%, 98.67%], p &lt; 0.001), and the overall system False Positive Rate (FPR) reached 0.12% (95% CI: [0.11%, 0.13%], p &lt; 0.001). Overall classification accuracy reached 99.50%, with precision of 99.72%, F1-score of 99.18%, and Matthews Correlation Coefficient of 0.9882. While commercial platforms such as Palo Alto and Cloudflare require intrusive TLS decryption (MITM) to detect C2 channels, the Autonomous Post-Quantum Cyber Defense Agent achieves 87.9% C2 detection entirely out-of-band via zero-decryption Shannon entropy windowing and timing jitter analysis.</w:t>
       </w:r>
@@ -2310,7 +2310,7 @@
             </w:pPr>
             <w:r>
               <w:rPr>
-                <w:rFonts w:ascii="Calibri" w:hAnsi="Calibri"/>
+                <w:rFonts w:ascii="Times New Roman" w:hAnsi="Times New Roman"/>
                 <w:b/>
                 <w:color w:val="FFFFFF"/>
                 <w:sz w:val="17"/>
@@ -2332,7 +2332,7 @@
             </w:pPr>
             <w:r>
               <w:rPr>
-                <w:rFonts w:ascii="Calibri" w:hAnsi="Calibri"/>
+                <w:rFonts w:ascii="Times New Roman" w:hAnsi="Times New Roman"/>
                 <w:b/>
                 <w:color w:val="FFFFFF"/>
                 <w:sz w:val="17"/>
@@ -2354,7 +2354,7 @@
             </w:pPr>
             <w:r>
               <w:rPr>
-                <w:rFonts w:ascii="Calibri" w:hAnsi="Calibri"/>
+                <w:rFonts w:ascii="Times New Roman" w:hAnsi="Times New Roman"/>
                 <w:b/>
                 <w:color w:val="FFFFFF"/>
                 <w:sz w:val="17"/>
@@ -2376,7 +2376,7 @@
             </w:pPr>
             <w:r>
               <w:rPr>
-                <w:rFonts w:ascii="Calibri" w:hAnsi="Calibri"/>
+                <w:rFonts w:ascii="Times New Roman" w:hAnsi="Times New Roman"/>
                 <w:b/>
                 <w:color w:val="FFFFFF"/>
                 <w:sz w:val="17"/>
@@ -2398,7 +2398,7 @@
             </w:pPr>
             <w:r>
               <w:rPr>
-                <w:rFonts w:ascii="Calibri" w:hAnsi="Calibri"/>
+                <w:rFonts w:ascii="Times New Roman" w:hAnsi="Times New Roman"/>
                 <w:b/>
                 <w:color w:val="FFFFFF"/>
                 <w:sz w:val="17"/>
@@ -2420,7 +2420,7 @@
             </w:pPr>
             <w:r>
               <w:rPr>
-                <w:rFonts w:ascii="Calibri" w:hAnsi="Calibri"/>
+                <w:rFonts w:ascii="Times New Roman" w:hAnsi="Times New Roman"/>
                 <w:b/>
                 <w:color w:val="FFFFFF"/>
                 <w:sz w:val="17"/>
@@ -2442,7 +2442,7 @@
             </w:pPr>
             <w:r>
               <w:rPr>
-                <w:rFonts w:ascii="Calibri" w:hAnsi="Calibri"/>
+                <w:rFonts w:ascii="Times New Roman" w:hAnsi="Times New Roman"/>
                 <w:b/>
                 <w:color w:val="FFFFFF"/>
                 <w:sz w:val="17"/>
@@ -2466,7 +2466,7 @@
             </w:pPr>
             <w:r>
               <w:rPr>
-                <w:rFonts w:ascii="Calibri" w:hAnsi="Calibri"/>
+                <w:rFonts w:ascii="Times New Roman" w:hAnsi="Times New Roman"/>
                 <w:b w:val="0"/>
                 <w:color w:val="000000"/>
                 <w:sz w:val="17"/>
@@ -2488,7 +2488,7 @@
             </w:pPr>
             <w:r>
               <w:rPr>
-                <w:rFonts w:ascii="Calibri" w:hAnsi="Calibri"/>
+                <w:rFonts w:ascii="Times New Roman" w:hAnsi="Times New Roman"/>
                 <w:b w:val="0"/>
                 <w:color w:val="000000"/>
                 <w:sz w:val="17"/>
@@ -2510,7 +2510,7 @@
             </w:pPr>
             <w:r>
               <w:rPr>
-                <w:rFonts w:ascii="Calibri" w:hAnsi="Calibri"/>
+                <w:rFonts w:ascii="Times New Roman" w:hAnsi="Times New Roman"/>
                 <w:b w:val="0"/>
                 <w:color w:val="000000"/>
                 <w:sz w:val="17"/>
@@ -2532,7 +2532,7 @@
             </w:pPr>
             <w:r>
               <w:rPr>
-                <w:rFonts w:ascii="Calibri" w:hAnsi="Calibri"/>
+                <w:rFonts w:ascii="Times New Roman" w:hAnsi="Times New Roman"/>
                 <w:b w:val="0"/>
                 <w:color w:val="000000"/>
                 <w:sz w:val="17"/>
@@ -2554,7 +2554,7 @@
             </w:pPr>
             <w:r>
               <w:rPr>
-                <w:rFonts w:ascii="Calibri" w:hAnsi="Calibri"/>
+                <w:rFonts w:ascii="Times New Roman" w:hAnsi="Times New Roman"/>
                 <w:b w:val="0"/>
                 <w:color w:val="000000"/>
                 <w:sz w:val="17"/>
@@ -2576,7 +2576,7 @@
             </w:pPr>
             <w:r>
               <w:rPr>
-                <w:rFonts w:ascii="Calibri" w:hAnsi="Calibri"/>
+                <w:rFonts w:ascii="Times New Roman" w:hAnsi="Times New Roman"/>
                 <w:b w:val="0"/>
                 <w:color w:val="000000"/>
                 <w:sz w:val="17"/>
@@ -2598,7 +2598,7 @@
             </w:pPr>
             <w:r>
               <w:rPr>
-                <w:rFonts w:ascii="Calibri" w:hAnsi="Calibri"/>
+                <w:rFonts w:ascii="Times New Roman" w:hAnsi="Times New Roman"/>
                 <w:b/>
                 <w:color w:val="000000"/>
                 <w:sz w:val="17"/>
@@ -2622,7 +2622,7 @@
             </w:pPr>
             <w:r>
               <w:rPr>
-                <w:rFonts w:ascii="Calibri" w:hAnsi="Calibri"/>
+                <w:rFonts w:ascii="Times New Roman" w:hAnsi="Times New Roman"/>
                 <w:b w:val="0"/>
                 <w:color w:val="000000"/>
                 <w:sz w:val="17"/>
@@ -2644,7 +2644,7 @@
             </w:pPr>
             <w:r>
               <w:rPr>
-                <w:rFonts w:ascii="Calibri" w:hAnsi="Calibri"/>
+                <w:rFonts w:ascii="Times New Roman" w:hAnsi="Times New Roman"/>
                 <w:b w:val="0"/>
                 <w:color w:val="000000"/>
                 <w:sz w:val="17"/>
@@ -2666,7 +2666,7 @@
             </w:pPr>
             <w:r>
               <w:rPr>
-                <w:rFonts w:ascii="Calibri" w:hAnsi="Calibri"/>
+                <w:rFonts w:ascii="Times New Roman" w:hAnsi="Times New Roman"/>
                 <w:b w:val="0"/>
                 <w:color w:val="000000"/>
                 <w:sz w:val="17"/>
@@ -2688,7 +2688,7 @@
             </w:pPr>
             <w:r>
               <w:rPr>
-                <w:rFonts w:ascii="Calibri" w:hAnsi="Calibri"/>
+                <w:rFonts w:ascii="Times New Roman" w:hAnsi="Times New Roman"/>
                 <w:b w:val="0"/>
                 <w:color w:val="000000"/>
                 <w:sz w:val="17"/>
@@ -2710,7 +2710,7 @@
             </w:pPr>
             <w:r>
               <w:rPr>
-                <w:rFonts w:ascii="Calibri" w:hAnsi="Calibri"/>
+                <w:rFonts w:ascii="Times New Roman" w:hAnsi="Times New Roman"/>
                 <w:b w:val="0"/>
                 <w:color w:val="000000"/>
                 <w:sz w:val="17"/>
@@ -2732,7 +2732,7 @@
             </w:pPr>
             <w:r>
               <w:rPr>
-                <w:rFonts w:ascii="Calibri" w:hAnsi="Calibri"/>
+                <w:rFonts w:ascii="Times New Roman" w:hAnsi="Times New Roman"/>
                 <w:b w:val="0"/>
                 <w:color w:val="000000"/>
                 <w:sz w:val="17"/>
@@ -2754,7 +2754,7 @@
             </w:pPr>
             <w:r>
               <w:rPr>
-                <w:rFonts w:ascii="Calibri" w:hAnsi="Calibri"/>
+                <w:rFonts w:ascii="Times New Roman" w:hAnsi="Times New Roman"/>
                 <w:b/>
                 <w:color w:val="000000"/>
                 <w:sz w:val="17"/>
@@ -2778,7 +2778,7 @@
             </w:pPr>
             <w:r>
               <w:rPr>
-                <w:rFonts w:ascii="Calibri" w:hAnsi="Calibri"/>
+                <w:rFonts w:ascii="Times New Roman" w:hAnsi="Times New Roman"/>
                 <w:b w:val="0"/>
                 <w:color w:val="000000"/>
                 <w:sz w:val="17"/>
@@ -2800,7 +2800,7 @@
             </w:pPr>
             <w:r>
               <w:rPr>
-                <w:rFonts w:ascii="Calibri" w:hAnsi="Calibri"/>
+                <w:rFonts w:ascii="Times New Roman" w:hAnsi="Times New Roman"/>
                 <w:b w:val="0"/>
                 <w:color w:val="000000"/>
                 <w:sz w:val="17"/>
@@ -2822,7 +2822,7 @@
             </w:pPr>
             <w:r>
               <w:rPr>
-                <w:rFonts w:ascii="Calibri" w:hAnsi="Calibri"/>
+                <w:rFonts w:ascii="Times New Roman" w:hAnsi="Times New Roman"/>
                 <w:b w:val="0"/>
                 <w:color w:val="000000"/>
                 <w:sz w:val="17"/>
@@ -2844,7 +2844,7 @@
             </w:pPr>
             <w:r>
               <w:rPr>
-                <w:rFonts w:ascii="Calibri" w:hAnsi="Calibri"/>
+                <w:rFonts w:ascii="Times New Roman" w:hAnsi="Times New Roman"/>
                 <w:b w:val="0"/>
                 <w:color w:val="000000"/>
                 <w:sz w:val="17"/>
@@ -2866,7 +2866,7 @@
             </w:pPr>
             <w:r>
               <w:rPr>
-                <w:rFonts w:ascii="Calibri" w:hAnsi="Calibri"/>
+                <w:rFonts w:ascii="Times New Roman" w:hAnsi="Times New Roman"/>
                 <w:b w:val="0"/>
                 <w:color w:val="000000"/>
                 <w:sz w:val="17"/>
@@ -2888,7 +2888,7 @@
             </w:pPr>
             <w:r>
               <w:rPr>
-                <w:rFonts w:ascii="Calibri" w:hAnsi="Calibri"/>
+                <w:rFonts w:ascii="Times New Roman" w:hAnsi="Times New Roman"/>
                 <w:b w:val="0"/>
                 <w:color w:val="000000"/>
                 <w:sz w:val="17"/>
@@ -2910,7 +2910,7 @@
             </w:pPr>
             <w:r>
               <w:rPr>
-                <w:rFonts w:ascii="Calibri" w:hAnsi="Calibri"/>
+                <w:rFonts w:ascii="Times New Roman" w:hAnsi="Times New Roman"/>
                 <w:b/>
                 <w:color w:val="000000"/>
                 <w:sz w:val="17"/>
@@ -2934,7 +2934,7 @@
             </w:pPr>
             <w:r>
               <w:rPr>
-                <w:rFonts w:ascii="Calibri" w:hAnsi="Calibri"/>
+                <w:rFonts w:ascii="Times New Roman" w:hAnsi="Times New Roman"/>
                 <w:b w:val="0"/>
                 <w:color w:val="000000"/>
                 <w:sz w:val="17"/>
@@ -2956,7 +2956,7 @@
             </w:pPr>
             <w:r>
               <w:rPr>
-                <w:rFonts w:ascii="Calibri" w:hAnsi="Calibri"/>
+                <w:rFonts w:ascii="Times New Roman" w:hAnsi="Times New Roman"/>
                 <w:b w:val="0"/>
                 <w:color w:val="000000"/>
                 <w:sz w:val="17"/>
@@ -2978,7 +2978,7 @@
             </w:pPr>
             <w:r>
               <w:rPr>
-                <w:rFonts w:ascii="Calibri" w:hAnsi="Calibri"/>
+                <w:rFonts w:ascii="Times New Roman" w:hAnsi="Times New Roman"/>
                 <w:b w:val="0"/>
                 <w:color w:val="000000"/>
                 <w:sz w:val="17"/>
@@ -3000,7 +3000,7 @@
             </w:pPr>
             <w:r>
               <w:rPr>
-                <w:rFonts w:ascii="Calibri" w:hAnsi="Calibri"/>
+                <w:rFonts w:ascii="Times New Roman" w:hAnsi="Times New Roman"/>
                 <w:b w:val="0"/>
                 <w:color w:val="000000"/>
                 <w:sz w:val="17"/>
@@ -3022,7 +3022,7 @@
             </w:pPr>
             <w:r>
               <w:rPr>
-                <w:rFonts w:ascii="Calibri" w:hAnsi="Calibri"/>
+                <w:rFonts w:ascii="Times New Roman" w:hAnsi="Times New Roman"/>
                 <w:b w:val="0"/>
                 <w:color w:val="000000"/>
                 <w:sz w:val="17"/>
@@ -3044,7 +3044,7 @@
             </w:pPr>
             <w:r>
               <w:rPr>
-                <w:rFonts w:ascii="Calibri" w:hAnsi="Calibri"/>
+                <w:rFonts w:ascii="Times New Roman" w:hAnsi="Times New Roman"/>
                 <w:b w:val="0"/>
                 <w:color w:val="000000"/>
                 <w:sz w:val="17"/>
@@ -3066,7 +3066,7 @@
             </w:pPr>
             <w:r>
               <w:rPr>
-                <w:rFonts w:ascii="Calibri" w:hAnsi="Calibri"/>
+                <w:rFonts w:ascii="Times New Roman" w:hAnsi="Times New Roman"/>
                 <w:b/>
                 <w:color w:val="000000"/>
                 <w:sz w:val="17"/>
@@ -3090,7 +3090,7 @@
             </w:pPr>
             <w:r>
               <w:rPr>
-                <w:rFonts w:ascii="Calibri" w:hAnsi="Calibri"/>
+                <w:rFonts w:ascii="Times New Roman" w:hAnsi="Times New Roman"/>
                 <w:b w:val="0"/>
                 <w:color w:val="000000"/>
                 <w:sz w:val="17"/>
@@ -3112,7 +3112,7 @@
             </w:pPr>
             <w:r>
               <w:rPr>
-                <w:rFonts w:ascii="Calibri" w:hAnsi="Calibri"/>
+                <w:rFonts w:ascii="Times New Roman" w:hAnsi="Times New Roman"/>
                 <w:b w:val="0"/>
                 <w:color w:val="000000"/>
                 <w:sz w:val="17"/>
@@ -3134,7 +3134,7 @@
             </w:pPr>
             <w:r>
               <w:rPr>
-                <w:rFonts w:ascii="Calibri" w:hAnsi="Calibri"/>
+                <w:rFonts w:ascii="Times New Roman" w:hAnsi="Times New Roman"/>
                 <w:b w:val="0"/>
                 <w:color w:val="000000"/>
                 <w:sz w:val="17"/>
@@ -3156,7 +3156,7 @@
             </w:pPr>
             <w:r>
               <w:rPr>
-                <w:rFonts w:ascii="Calibri" w:hAnsi="Calibri"/>
+                <w:rFonts w:ascii="Times New Roman" w:hAnsi="Times New Roman"/>
                 <w:b w:val="0"/>
                 <w:color w:val="000000"/>
                 <w:sz w:val="17"/>
@@ -3178,7 +3178,7 @@
             </w:pPr>
             <w:r>
               <w:rPr>
-                <w:rFonts w:ascii="Calibri" w:hAnsi="Calibri"/>
+                <w:rFonts w:ascii="Times New Roman" w:hAnsi="Times New Roman"/>
                 <w:b w:val="0"/>
                 <w:color w:val="000000"/>
                 <w:sz w:val="17"/>
@@ -3200,7 +3200,7 @@
             </w:pPr>
             <w:r>
               <w:rPr>
-                <w:rFonts w:ascii="Calibri" w:hAnsi="Calibri"/>
+                <w:rFonts w:ascii="Times New Roman" w:hAnsi="Times New Roman"/>
                 <w:b w:val="0"/>
                 <w:color w:val="000000"/>
                 <w:sz w:val="17"/>
@@ -3222,7 +3222,7 @@
             </w:pPr>
             <w:r>
               <w:rPr>
-                <w:rFonts w:ascii="Calibri" w:hAnsi="Calibri"/>
+                <w:rFonts w:ascii="Times New Roman" w:hAnsi="Times New Roman"/>
                 <w:b/>
                 <w:color w:val="000000"/>
                 <w:sz w:val="17"/>
@@ -3240,10 +3240,10 @@
       </w:pPr>
       <w:r>
         <w:rPr>
-          <w:rFonts w:ascii="Calibri" w:hAnsi="Calibri"/>
+          <w:rFonts w:ascii="Times New Roman" w:hAnsi="Times New Roman"/>
           <w:i/>
           <w:color w:val="333333"/>
-          <w:sz w:val="18"/>
+          <w:sz w:val="17"/>
         </w:rPr>
         <w:t>Table III: Detection accuracy comparison across 10M Monte Carlo emulation flows. Open-source NIDS baselines (Snort 3.x, Suricata 7.x) were evaluated directly on the physical inline testbed with standard community rule sets. Enterprise platform figures (Palo Alto PAN-OS, Cloudflare Magic Transit, Cisco Firepower) are aggregated from published NIDS evaluation surveys [15]–[17] under representative multi-vector threat workloads; direct independent evaluation of commercial platforms was not conducted. Autonomous Agent achieves 87.9% C2 detection out-of-band without payload decryption.</w:t>
       </w:r>
@@ -3256,7 +3256,7 @@
       <w:r>
         <w:drawing>
           <wp:inline xmlns:a="http://schemas.openxmlformats.org/drawingml/2006/main" xmlns:pic="http://schemas.openxmlformats.org/drawingml/2006/picture">
-            <wp:extent cx="5400000" cy="2880000"/>
+            <wp:extent cx="5400000" cy="2984211"/>
             <wp:docPr id="3" name="Picture 3"/>
             <wp:cNvGraphicFramePr>
               <a:graphicFrameLocks noChangeAspect="1"/>
@@ -3277,7 +3277,7 @@
                   <pic:spPr>
                     <a:xfrm>
                       <a:off x="0" y="0"/>
-                      <a:ext cx="5400000" cy="2880000"/>
+                      <a:ext cx="5400000" cy="2984211"/>
                     </a:xfrm>
                     <a:prstGeom prst="rect"/>
                   </pic:spPr>
@@ -3295,7 +3295,7 @@
       </w:pPr>
       <w:r>
         <w:rPr>
-          <w:rFonts w:ascii="Calibri" w:hAnsi="Calibri"/>
+          <w:rFonts w:ascii="Times New Roman" w:hAnsi="Times New Roman"/>
           <w:i/>
           <w:color w:val="000000"/>
           <w:sz w:val="17"/>
@@ -3310,7 +3310,7 @@
       </w:pPr>
       <w:r>
         <w:rPr>
-          <w:rFonts w:ascii="Calibri" w:hAnsi="Calibri"/>
+          <w:rFonts w:ascii="Times New Roman" w:hAnsi="Times New Roman"/>
           <w:b/>
           <w:color w:val="000000"/>
           <w:sz w:val="23"/>
@@ -3325,10 +3325,10 @@
       </w:pPr>
       <w:r>
         <w:rPr>
-          <w:rFonts w:ascii="Calibri" w:hAnsi="Calibri"/>
+          <w:rFonts w:ascii="Times New Roman" w:hAnsi="Times New Roman"/>
           <w:i w:val="0"/>
           <w:color w:val="000000"/>
-          <w:sz w:val="21"/>
+          <w:sz w:val="20"/>
         </w:rPr>
         <w:t>Table IV compares inline data-plane and control-plane decision latencies across the evaluated systems. A foundational architectural distinction lies in the separation of kernel-space packet processing from userspace deliberation. Traditional open-source systems (Snort 3.x and Suricata 7.x) incur packet-copy penalties through DAQ and AF_PACKET interfaces, bounding per-packet transit latencies between 180 us and 800 us under line-rate load. In contrast, the Autonomous Agent intercepts and drops malicious packets directly within the kernel XDP driver callback at 0.33 us median latency (p90 = 0.92 us). While local SLM semantic deliberation requires 148 ms to 2.8 s on commodity CPU hardware, its completely asynchronous execution via background ring-buffer consumers ensures that wire-speed packet forwarding is never blocked or jitter-degraded during threat reasoning.</w:t>
       </w:r>
@@ -3361,7 +3361,7 @@
             </w:pPr>
             <w:r>
               <w:rPr>
-                <w:rFonts w:ascii="Calibri" w:hAnsi="Calibri"/>
+                <w:rFonts w:ascii="Times New Roman" w:hAnsi="Times New Roman"/>
                 <w:b/>
                 <w:color w:val="FFFFFF"/>
                 <w:sz w:val="17"/>
@@ -3383,7 +3383,7 @@
             </w:pPr>
             <w:r>
               <w:rPr>
-                <w:rFonts w:ascii="Calibri" w:hAnsi="Calibri"/>
+                <w:rFonts w:ascii="Times New Roman" w:hAnsi="Times New Roman"/>
                 <w:b/>
                 <w:color w:val="FFFFFF"/>
                 <w:sz w:val="17"/>
@@ -3405,7 +3405,7 @@
             </w:pPr>
             <w:r>
               <w:rPr>
-                <w:rFonts w:ascii="Calibri" w:hAnsi="Calibri"/>
+                <w:rFonts w:ascii="Times New Roman" w:hAnsi="Times New Roman"/>
                 <w:b/>
                 <w:color w:val="FFFFFF"/>
                 <w:sz w:val="17"/>
@@ -3427,7 +3427,7 @@
             </w:pPr>
             <w:r>
               <w:rPr>
-                <w:rFonts w:ascii="Calibri" w:hAnsi="Calibri"/>
+                <w:rFonts w:ascii="Times New Roman" w:hAnsi="Times New Roman"/>
                 <w:b/>
                 <w:color w:val="FFFFFF"/>
                 <w:sz w:val="17"/>
@@ -3449,7 +3449,7 @@
             </w:pPr>
             <w:r>
               <w:rPr>
-                <w:rFonts w:ascii="Calibri" w:hAnsi="Calibri"/>
+                <w:rFonts w:ascii="Times New Roman" w:hAnsi="Times New Roman"/>
                 <w:b/>
                 <w:color w:val="FFFFFF"/>
                 <w:sz w:val="17"/>
@@ -3473,7 +3473,7 @@
             </w:pPr>
             <w:r>
               <w:rPr>
-                <w:rFonts w:ascii="Calibri" w:hAnsi="Calibri"/>
+                <w:rFonts w:ascii="Times New Roman" w:hAnsi="Times New Roman"/>
                 <w:b w:val="0"/>
                 <w:color w:val="000000"/>
                 <w:sz w:val="17"/>
@@ -3495,7 +3495,7 @@
             </w:pPr>
             <w:r>
               <w:rPr>
-                <w:rFonts w:ascii="Calibri" w:hAnsi="Calibri"/>
+                <w:rFonts w:ascii="Times New Roman" w:hAnsi="Times New Roman"/>
                 <w:b w:val="0"/>
                 <w:color w:val="000000"/>
                 <w:sz w:val="17"/>
@@ -3517,7 +3517,7 @@
             </w:pPr>
             <w:r>
               <w:rPr>
-                <w:rFonts w:ascii="Calibri" w:hAnsi="Calibri"/>
+                <w:rFonts w:ascii="Times New Roman" w:hAnsi="Times New Roman"/>
                 <w:b w:val="0"/>
                 <w:color w:val="000000"/>
                 <w:sz w:val="17"/>
@@ -3539,7 +3539,7 @@
             </w:pPr>
             <w:r>
               <w:rPr>
-                <w:rFonts w:ascii="Calibri" w:hAnsi="Calibri"/>
+                <w:rFonts w:ascii="Times New Roman" w:hAnsi="Times New Roman"/>
                 <w:b w:val="0"/>
                 <w:color w:val="000000"/>
                 <w:sz w:val="17"/>
@@ -3561,7 +3561,7 @@
             </w:pPr>
             <w:r>
               <w:rPr>
-                <w:rFonts w:ascii="Calibri" w:hAnsi="Calibri"/>
+                <w:rFonts w:ascii="Times New Roman" w:hAnsi="Times New Roman"/>
                 <w:b w:val="0"/>
                 <w:color w:val="000000"/>
                 <w:sz w:val="17"/>
@@ -3585,7 +3585,7 @@
             </w:pPr>
             <w:r>
               <w:rPr>
-                <w:rFonts w:ascii="Calibri" w:hAnsi="Calibri"/>
+                <w:rFonts w:ascii="Times New Roman" w:hAnsi="Times New Roman"/>
                 <w:b w:val="0"/>
                 <w:color w:val="000000"/>
                 <w:sz w:val="17"/>
@@ -3607,7 +3607,7 @@
             </w:pPr>
             <w:r>
               <w:rPr>
-                <w:rFonts w:ascii="Calibri" w:hAnsi="Calibri"/>
+                <w:rFonts w:ascii="Times New Roman" w:hAnsi="Times New Roman"/>
                 <w:b w:val="0"/>
                 <w:color w:val="000000"/>
                 <w:sz w:val="17"/>
@@ -3629,7 +3629,7 @@
             </w:pPr>
             <w:r>
               <w:rPr>
-                <w:rFonts w:ascii="Calibri" w:hAnsi="Calibri"/>
+                <w:rFonts w:ascii="Times New Roman" w:hAnsi="Times New Roman"/>
                 <w:b w:val="0"/>
                 <w:color w:val="000000"/>
                 <w:sz w:val="17"/>
@@ -3651,7 +3651,7 @@
             </w:pPr>
             <w:r>
               <w:rPr>
-                <w:rFonts w:ascii="Calibri" w:hAnsi="Calibri"/>
+                <w:rFonts w:ascii="Times New Roman" w:hAnsi="Times New Roman"/>
                 <w:b w:val="0"/>
                 <w:color w:val="000000"/>
                 <w:sz w:val="17"/>
@@ -3673,7 +3673,7 @@
             </w:pPr>
             <w:r>
               <w:rPr>
-                <w:rFonts w:ascii="Calibri" w:hAnsi="Calibri"/>
+                <w:rFonts w:ascii="Times New Roman" w:hAnsi="Times New Roman"/>
                 <w:b w:val="0"/>
                 <w:color w:val="000000"/>
                 <w:sz w:val="17"/>
@@ -3697,7 +3697,7 @@
             </w:pPr>
             <w:r>
               <w:rPr>
-                <w:rFonts w:ascii="Calibri" w:hAnsi="Calibri"/>
+                <w:rFonts w:ascii="Times New Roman" w:hAnsi="Times New Roman"/>
                 <w:b w:val="0"/>
                 <w:color w:val="000000"/>
                 <w:sz w:val="17"/>
@@ -3719,7 +3719,7 @@
             </w:pPr>
             <w:r>
               <w:rPr>
-                <w:rFonts w:ascii="Calibri" w:hAnsi="Calibri"/>
+                <w:rFonts w:ascii="Times New Roman" w:hAnsi="Times New Roman"/>
                 <w:b w:val="0"/>
                 <w:color w:val="000000"/>
                 <w:sz w:val="17"/>
@@ -3741,7 +3741,7 @@
             </w:pPr>
             <w:r>
               <w:rPr>
-                <w:rFonts w:ascii="Calibri" w:hAnsi="Calibri"/>
+                <w:rFonts w:ascii="Times New Roman" w:hAnsi="Times New Roman"/>
                 <w:b w:val="0"/>
                 <w:color w:val="000000"/>
                 <w:sz w:val="17"/>
@@ -3763,7 +3763,7 @@
             </w:pPr>
             <w:r>
               <w:rPr>
-                <w:rFonts w:ascii="Calibri" w:hAnsi="Calibri"/>
+                <w:rFonts w:ascii="Times New Roman" w:hAnsi="Times New Roman"/>
                 <w:b w:val="0"/>
                 <w:color w:val="000000"/>
                 <w:sz w:val="17"/>
@@ -3785,7 +3785,7 @@
             </w:pPr>
             <w:r>
               <w:rPr>
-                <w:rFonts w:ascii="Calibri" w:hAnsi="Calibri"/>
+                <w:rFonts w:ascii="Times New Roman" w:hAnsi="Times New Roman"/>
                 <w:b w:val="0"/>
                 <w:color w:val="000000"/>
                 <w:sz w:val="17"/>
@@ -3809,7 +3809,7 @@
             </w:pPr>
             <w:r>
               <w:rPr>
-                <w:rFonts w:ascii="Calibri" w:hAnsi="Calibri"/>
+                <w:rFonts w:ascii="Times New Roman" w:hAnsi="Times New Roman"/>
                 <w:b w:val="0"/>
                 <w:color w:val="000000"/>
                 <w:sz w:val="17"/>
@@ -3831,7 +3831,7 @@
             </w:pPr>
             <w:r>
               <w:rPr>
-                <w:rFonts w:ascii="Calibri" w:hAnsi="Calibri"/>
+                <w:rFonts w:ascii="Times New Roman" w:hAnsi="Times New Roman"/>
                 <w:b w:val="0"/>
                 <w:color w:val="000000"/>
                 <w:sz w:val="17"/>
@@ -3853,7 +3853,7 @@
             </w:pPr>
             <w:r>
               <w:rPr>
-                <w:rFonts w:ascii="Calibri" w:hAnsi="Calibri"/>
+                <w:rFonts w:ascii="Times New Roman" w:hAnsi="Times New Roman"/>
                 <w:b w:val="0"/>
                 <w:color w:val="000000"/>
                 <w:sz w:val="17"/>
@@ -3875,7 +3875,7 @@
             </w:pPr>
             <w:r>
               <w:rPr>
-                <w:rFonts w:ascii="Calibri" w:hAnsi="Calibri"/>
+                <w:rFonts w:ascii="Times New Roman" w:hAnsi="Times New Roman"/>
                 <w:b w:val="0"/>
                 <w:color w:val="000000"/>
                 <w:sz w:val="17"/>
@@ -3897,7 +3897,7 @@
             </w:pPr>
             <w:r>
               <w:rPr>
-                <w:rFonts w:ascii="Calibri" w:hAnsi="Calibri"/>
+                <w:rFonts w:ascii="Times New Roman" w:hAnsi="Times New Roman"/>
                 <w:b w:val="0"/>
                 <w:color w:val="000000"/>
                 <w:sz w:val="17"/>
@@ -3921,7 +3921,7 @@
             </w:pPr>
             <w:r>
               <w:rPr>
-                <w:rFonts w:ascii="Calibri" w:hAnsi="Calibri"/>
+                <w:rFonts w:ascii="Times New Roman" w:hAnsi="Times New Roman"/>
                 <w:b w:val="0"/>
                 <w:color w:val="000000"/>
                 <w:sz w:val="17"/>
@@ -3943,7 +3943,7 @@
             </w:pPr>
             <w:r>
               <w:rPr>
-                <w:rFonts w:ascii="Calibri" w:hAnsi="Calibri"/>
+                <w:rFonts w:ascii="Times New Roman" w:hAnsi="Times New Roman"/>
                 <w:b w:val="0"/>
                 <w:color w:val="000000"/>
                 <w:sz w:val="17"/>
@@ -3965,7 +3965,7 @@
             </w:pPr>
             <w:r>
               <w:rPr>
-                <w:rFonts w:ascii="Calibri" w:hAnsi="Calibri"/>
+                <w:rFonts w:ascii="Times New Roman" w:hAnsi="Times New Roman"/>
                 <w:b w:val="0"/>
                 <w:color w:val="000000"/>
                 <w:sz w:val="17"/>
@@ -3987,7 +3987,7 @@
             </w:pPr>
             <w:r>
               <w:rPr>
-                <w:rFonts w:ascii="Calibri" w:hAnsi="Calibri"/>
+                <w:rFonts w:ascii="Times New Roman" w:hAnsi="Times New Roman"/>
                 <w:b w:val="0"/>
                 <w:color w:val="000000"/>
                 <w:sz w:val="17"/>
@@ -4009,7 +4009,7 @@
             </w:pPr>
             <w:r>
               <w:rPr>
-                <w:rFonts w:ascii="Calibri" w:hAnsi="Calibri"/>
+                <w:rFonts w:ascii="Times New Roman" w:hAnsi="Times New Roman"/>
                 <w:b w:val="0"/>
                 <w:color w:val="000000"/>
                 <w:sz w:val="17"/>
@@ -4033,7 +4033,7 @@
             </w:pPr>
             <w:r>
               <w:rPr>
-                <w:rFonts w:ascii="Calibri" w:hAnsi="Calibri"/>
+                <w:rFonts w:ascii="Times New Roman" w:hAnsi="Times New Roman"/>
                 <w:b/>
                 <w:color w:val="000000"/>
                 <w:sz w:val="17"/>
@@ -4055,7 +4055,7 @@
             </w:pPr>
             <w:r>
               <w:rPr>
-                <w:rFonts w:ascii="Calibri" w:hAnsi="Calibri"/>
+                <w:rFonts w:ascii="Times New Roman" w:hAnsi="Times New Roman"/>
                 <w:b/>
                 <w:color w:val="000000"/>
                 <w:sz w:val="17"/>
@@ -4077,7 +4077,7 @@
             </w:pPr>
             <w:r>
               <w:rPr>
-                <w:rFonts w:ascii="Calibri" w:hAnsi="Calibri"/>
+                <w:rFonts w:ascii="Times New Roman" w:hAnsi="Times New Roman"/>
                 <w:b/>
                 <w:color w:val="000000"/>
                 <w:sz w:val="17"/>
@@ -4099,7 +4099,7 @@
             </w:pPr>
             <w:r>
               <w:rPr>
-                <w:rFonts w:ascii="Calibri" w:hAnsi="Calibri"/>
+                <w:rFonts w:ascii="Times New Roman" w:hAnsi="Times New Roman"/>
                 <w:b/>
                 <w:color w:val="000000"/>
                 <w:sz w:val="17"/>
@@ -4121,7 +4121,7 @@
             </w:pPr>
             <w:r>
               <w:rPr>
-                <w:rFonts w:ascii="Calibri" w:hAnsi="Calibri"/>
+                <w:rFonts w:ascii="Times New Roman" w:hAnsi="Times New Roman"/>
                 <w:b/>
                 <w:color w:val="000000"/>
                 <w:sz w:val="17"/>
@@ -4139,10 +4139,10 @@
       </w:pPr>
       <w:r>
         <w:rPr>
-          <w:rFonts w:ascii="Calibri" w:hAnsi="Calibri"/>
+          <w:rFonts w:ascii="Times New Roman" w:hAnsi="Times New Roman"/>
           <w:i/>
           <w:color w:val="333333"/>
-          <w:sz w:val="18"/>
+          <w:sz w:val="17"/>
         </w:rPr>
         <w:t>Table IV: Latency and throughput comparison.</w:t>
       </w:r>
@@ -4155,7 +4155,7 @@
       <w:r>
         <w:drawing>
           <wp:inline xmlns:a="http://schemas.openxmlformats.org/drawingml/2006/main" xmlns:pic="http://schemas.openxmlformats.org/drawingml/2006/picture">
-            <wp:extent cx="5400000" cy="2850000"/>
+            <wp:extent cx="5400000" cy="2918919"/>
             <wp:docPr id="4" name="Picture 4"/>
             <wp:cNvGraphicFramePr>
               <a:graphicFrameLocks noChangeAspect="1"/>
@@ -4176,7 +4176,7 @@
                   <pic:spPr>
                     <a:xfrm>
                       <a:off x="0" y="0"/>
-                      <a:ext cx="5400000" cy="2850000"/>
+                      <a:ext cx="5400000" cy="2918919"/>
                     </a:xfrm>
                     <a:prstGeom prst="rect"/>
                   </pic:spPr>
@@ -4194,7 +4194,7 @@
       </w:pPr>
       <w:r>
         <w:rPr>
-          <w:rFonts w:ascii="Calibri" w:hAnsi="Calibri"/>
+          <w:rFonts w:ascii="Times New Roman" w:hAnsi="Times New Roman"/>
           <w:i/>
           <w:color w:val="000000"/>
           <w:sz w:val="17"/>
@@ -4209,7 +4209,7 @@
       </w:pPr>
       <w:r>
         <w:rPr>
-          <w:rFonts w:ascii="Calibri" w:hAnsi="Calibri"/>
+          <w:rFonts w:ascii="Times New Roman" w:hAnsi="Times New Roman"/>
           <w:b/>
           <w:color w:val="000000"/>
           <w:sz w:val="23"/>
@@ -4224,10 +4224,10 @@
       </w:pPr>
       <w:r>
         <w:rPr>
-          <w:rFonts w:ascii="Calibri" w:hAnsi="Calibri"/>
+          <w:rFonts w:ascii="Times New Roman" w:hAnsi="Times New Roman"/>
           <w:i w:val="0"/>
           <w:color w:val="000000"/>
-          <w:sz w:val="21"/>
+          <w:sz w:val="20"/>
         </w:rPr>
         <w:t>Table V contrasts data sovereignty, operational autonomy, and defensive deception capabilities. Commercial enterprise firewalls (Palo Alto PAN-OS, Cisco Firepower) and cloud protection platforms (Cloudflare Magic Transit) fundamentally require continuous uplink connectivity to vendor intelligence clouds (Wildfire, Talos) and third-party telemetry ingest, disqualifying them from classified defense installations or air-gapped critical infrastructure. In contrast, the Autonomous Agent provides 100% sovereign, air-gapped execution with zero telemetry leakage and zero subscription overhead. Furthermore, it incorporates native post-quantum key encapsulation (NIST FIPS 203 ML-KEM-1024) and signatures (FIPS 204 ML-DSA-65), coupled with proactive HMAC-SHA256 port hopping and canary-backed AI-tarpit deception to actively exhaust attacker reconnaissance resources.</w:t>
       </w:r>
@@ -4260,7 +4260,7 @@
             </w:pPr>
             <w:r>
               <w:rPr>
-                <w:rFonts w:ascii="Calibri" w:hAnsi="Calibri"/>
+                <w:rFonts w:ascii="Times New Roman" w:hAnsi="Times New Roman"/>
                 <w:b/>
                 <w:color w:val="FFFFFF"/>
                 <w:sz w:val="17"/>
@@ -4282,7 +4282,7 @@
             </w:pPr>
             <w:r>
               <w:rPr>
-                <w:rFonts w:ascii="Calibri" w:hAnsi="Calibri"/>
+                <w:rFonts w:ascii="Times New Roman" w:hAnsi="Times New Roman"/>
                 <w:b/>
                 <w:color w:val="FFFFFF"/>
                 <w:sz w:val="17"/>
@@ -4304,7 +4304,7 @@
             </w:pPr>
             <w:r>
               <w:rPr>
-                <w:rFonts w:ascii="Calibri" w:hAnsi="Calibri"/>
+                <w:rFonts w:ascii="Times New Roman" w:hAnsi="Times New Roman"/>
                 <w:b/>
                 <w:color w:val="FFFFFF"/>
                 <w:sz w:val="17"/>
@@ -4326,7 +4326,7 @@
             </w:pPr>
             <w:r>
               <w:rPr>
-                <w:rFonts w:ascii="Calibri" w:hAnsi="Calibri"/>
+                <w:rFonts w:ascii="Times New Roman" w:hAnsi="Times New Roman"/>
                 <w:b/>
                 <w:color w:val="FFFFFF"/>
                 <w:sz w:val="17"/>
@@ -4348,7 +4348,7 @@
             </w:pPr>
             <w:r>
               <w:rPr>
-                <w:rFonts w:ascii="Calibri" w:hAnsi="Calibri"/>
+                <w:rFonts w:ascii="Times New Roman" w:hAnsi="Times New Roman"/>
                 <w:b/>
                 <w:color w:val="FFFFFF"/>
                 <w:sz w:val="17"/>
@@ -4372,7 +4372,7 @@
             </w:pPr>
             <w:r>
               <w:rPr>
-                <w:rFonts w:ascii="Calibri" w:hAnsi="Calibri"/>
+                <w:rFonts w:ascii="Times New Roman" w:hAnsi="Times New Roman"/>
                 <w:b w:val="0"/>
                 <w:color w:val="000000"/>
                 <w:sz w:val="17"/>
@@ -4394,7 +4394,7 @@
             </w:pPr>
             <w:r>
               <w:rPr>
-                <w:rFonts w:ascii="Calibri" w:hAnsi="Calibri"/>
+                <w:rFonts w:ascii="Times New Roman" w:hAnsi="Times New Roman"/>
                 <w:b w:val="0"/>
                 <w:color w:val="000000"/>
                 <w:sz w:val="17"/>
@@ -4416,7 +4416,7 @@
             </w:pPr>
             <w:r>
               <w:rPr>
-                <w:rFonts w:ascii="Calibri" w:hAnsi="Calibri"/>
+                <w:rFonts w:ascii="Times New Roman" w:hAnsi="Times New Roman"/>
                 <w:b w:val="0"/>
                 <w:color w:val="000000"/>
                 <w:sz w:val="17"/>
@@ -4438,7 +4438,7 @@
             </w:pPr>
             <w:r>
               <w:rPr>
-                <w:rFonts w:ascii="Calibri" w:hAnsi="Calibri"/>
+                <w:rFonts w:ascii="Times New Roman" w:hAnsi="Times New Roman"/>
                 <w:b w:val="0"/>
                 <w:color w:val="000000"/>
                 <w:sz w:val="17"/>
@@ -4460,7 +4460,7 @@
             </w:pPr>
             <w:r>
               <w:rPr>
-                <w:rFonts w:ascii="Calibri" w:hAnsi="Calibri"/>
+                <w:rFonts w:ascii="Times New Roman" w:hAnsi="Times New Roman"/>
                 <w:b/>
                 <w:color w:val="000000"/>
                 <w:sz w:val="17"/>
@@ -4484,7 +4484,7 @@
             </w:pPr>
             <w:r>
               <w:rPr>
-                <w:rFonts w:ascii="Calibri" w:hAnsi="Calibri"/>
+                <w:rFonts w:ascii="Times New Roman" w:hAnsi="Times New Roman"/>
                 <w:b w:val="0"/>
                 <w:color w:val="000000"/>
                 <w:sz w:val="17"/>
@@ -4506,7 +4506,7 @@
             </w:pPr>
             <w:r>
               <w:rPr>
-                <w:rFonts w:ascii="Calibri" w:hAnsi="Calibri"/>
+                <w:rFonts w:ascii="Times New Roman" w:hAnsi="Times New Roman"/>
                 <w:b w:val="0"/>
                 <w:color w:val="000000"/>
                 <w:sz w:val="17"/>
@@ -4528,7 +4528,7 @@
             </w:pPr>
             <w:r>
               <w:rPr>
-                <w:rFonts w:ascii="Calibri" w:hAnsi="Calibri"/>
+                <w:rFonts w:ascii="Times New Roman" w:hAnsi="Times New Roman"/>
                 <w:b w:val="0"/>
                 <w:color w:val="000000"/>
                 <w:sz w:val="17"/>
@@ -4550,7 +4550,7 @@
             </w:pPr>
             <w:r>
               <w:rPr>
-                <w:rFonts w:ascii="Calibri" w:hAnsi="Calibri"/>
+                <w:rFonts w:ascii="Times New Roman" w:hAnsi="Times New Roman"/>
                 <w:b w:val="0"/>
                 <w:color w:val="000000"/>
                 <w:sz w:val="17"/>
@@ -4572,7 +4572,7 @@
             </w:pPr>
             <w:r>
               <w:rPr>
-                <w:rFonts w:ascii="Calibri" w:hAnsi="Calibri"/>
+                <w:rFonts w:ascii="Times New Roman" w:hAnsi="Times New Roman"/>
                 <w:b/>
                 <w:color w:val="000000"/>
                 <w:sz w:val="17"/>
@@ -4596,7 +4596,7 @@
             </w:pPr>
             <w:r>
               <w:rPr>
-                <w:rFonts w:ascii="Calibri" w:hAnsi="Calibri"/>
+                <w:rFonts w:ascii="Times New Roman" w:hAnsi="Times New Roman"/>
                 <w:b w:val="0"/>
                 <w:color w:val="000000"/>
                 <w:sz w:val="17"/>
@@ -4618,7 +4618,7 @@
             </w:pPr>
             <w:r>
               <w:rPr>
-                <w:rFonts w:ascii="Calibri" w:hAnsi="Calibri"/>
+                <w:rFonts w:ascii="Times New Roman" w:hAnsi="Times New Roman"/>
                 <w:b w:val="0"/>
                 <w:color w:val="000000"/>
                 <w:sz w:val="17"/>
@@ -4640,7 +4640,7 @@
             </w:pPr>
             <w:r>
               <w:rPr>
-                <w:rFonts w:ascii="Calibri" w:hAnsi="Calibri"/>
+                <w:rFonts w:ascii="Times New Roman" w:hAnsi="Times New Roman"/>
                 <w:b w:val="0"/>
                 <w:color w:val="000000"/>
                 <w:sz w:val="17"/>
@@ -4662,7 +4662,7 @@
             </w:pPr>
             <w:r>
               <w:rPr>
-                <w:rFonts w:ascii="Calibri" w:hAnsi="Calibri"/>
+                <w:rFonts w:ascii="Times New Roman" w:hAnsi="Times New Roman"/>
                 <w:b w:val="0"/>
                 <w:color w:val="000000"/>
                 <w:sz w:val="17"/>
@@ -4684,7 +4684,7 @@
             </w:pPr>
             <w:r>
               <w:rPr>
-                <w:rFonts w:ascii="Calibri" w:hAnsi="Calibri"/>
+                <w:rFonts w:ascii="Times New Roman" w:hAnsi="Times New Roman"/>
                 <w:b/>
                 <w:color w:val="000000"/>
                 <w:sz w:val="17"/>
@@ -4708,7 +4708,7 @@
             </w:pPr>
             <w:r>
               <w:rPr>
-                <w:rFonts w:ascii="Calibri" w:hAnsi="Calibri"/>
+                <w:rFonts w:ascii="Times New Roman" w:hAnsi="Times New Roman"/>
                 <w:b w:val="0"/>
                 <w:color w:val="000000"/>
                 <w:sz w:val="17"/>
@@ -4730,7 +4730,7 @@
             </w:pPr>
             <w:r>
               <w:rPr>
-                <w:rFonts w:ascii="Calibri" w:hAnsi="Calibri"/>
+                <w:rFonts w:ascii="Times New Roman" w:hAnsi="Times New Roman"/>
                 <w:b w:val="0"/>
                 <w:color w:val="000000"/>
                 <w:sz w:val="17"/>
@@ -4752,7 +4752,7 @@
             </w:pPr>
             <w:r>
               <w:rPr>
-                <w:rFonts w:ascii="Calibri" w:hAnsi="Calibri"/>
+                <w:rFonts w:ascii="Times New Roman" w:hAnsi="Times New Roman"/>
                 <w:b w:val="0"/>
                 <w:color w:val="000000"/>
                 <w:sz w:val="17"/>
@@ -4774,7 +4774,7 @@
             </w:pPr>
             <w:r>
               <w:rPr>
-                <w:rFonts w:ascii="Calibri" w:hAnsi="Calibri"/>
+                <w:rFonts w:ascii="Times New Roman" w:hAnsi="Times New Roman"/>
                 <w:b w:val="0"/>
                 <w:color w:val="000000"/>
                 <w:sz w:val="17"/>
@@ -4796,7 +4796,7 @@
             </w:pPr>
             <w:r>
               <w:rPr>
-                <w:rFonts w:ascii="Calibri" w:hAnsi="Calibri"/>
+                <w:rFonts w:ascii="Times New Roman" w:hAnsi="Times New Roman"/>
                 <w:b/>
                 <w:color w:val="000000"/>
                 <w:sz w:val="17"/>
@@ -4820,7 +4820,7 @@
             </w:pPr>
             <w:r>
               <w:rPr>
-                <w:rFonts w:ascii="Calibri" w:hAnsi="Calibri"/>
+                <w:rFonts w:ascii="Times New Roman" w:hAnsi="Times New Roman"/>
                 <w:b w:val="0"/>
                 <w:color w:val="000000"/>
                 <w:sz w:val="17"/>
@@ -4842,7 +4842,7 @@
             </w:pPr>
             <w:r>
               <w:rPr>
-                <w:rFonts w:ascii="Calibri" w:hAnsi="Calibri"/>
+                <w:rFonts w:ascii="Times New Roman" w:hAnsi="Times New Roman"/>
                 <w:b w:val="0"/>
                 <w:color w:val="000000"/>
                 <w:sz w:val="17"/>
@@ -4864,7 +4864,7 @@
             </w:pPr>
             <w:r>
               <w:rPr>
-                <w:rFonts w:ascii="Calibri" w:hAnsi="Calibri"/>
+                <w:rFonts w:ascii="Times New Roman" w:hAnsi="Times New Roman"/>
                 <w:b w:val="0"/>
                 <w:color w:val="000000"/>
                 <w:sz w:val="17"/>
@@ -4886,7 +4886,7 @@
             </w:pPr>
             <w:r>
               <w:rPr>
-                <w:rFonts w:ascii="Calibri" w:hAnsi="Calibri"/>
+                <w:rFonts w:ascii="Times New Roman" w:hAnsi="Times New Roman"/>
                 <w:b w:val="0"/>
                 <w:color w:val="000000"/>
                 <w:sz w:val="17"/>
@@ -4908,7 +4908,7 @@
             </w:pPr>
             <w:r>
               <w:rPr>
-                <w:rFonts w:ascii="Calibri" w:hAnsi="Calibri"/>
+                <w:rFonts w:ascii="Times New Roman" w:hAnsi="Times New Roman"/>
                 <w:b/>
                 <w:color w:val="000000"/>
                 <w:sz w:val="17"/>
@@ -4932,7 +4932,7 @@
             </w:pPr>
             <w:r>
               <w:rPr>
-                <w:rFonts w:ascii="Calibri" w:hAnsi="Calibri"/>
+                <w:rFonts w:ascii="Times New Roman" w:hAnsi="Times New Roman"/>
                 <w:b w:val="0"/>
                 <w:color w:val="000000"/>
                 <w:sz w:val="17"/>
@@ -4954,7 +4954,7 @@
             </w:pPr>
             <w:r>
               <w:rPr>
-                <w:rFonts w:ascii="Calibri" w:hAnsi="Calibri"/>
+                <w:rFonts w:ascii="Times New Roman" w:hAnsi="Times New Roman"/>
                 <w:b w:val="0"/>
                 <w:color w:val="000000"/>
                 <w:sz w:val="17"/>
@@ -4976,7 +4976,7 @@
             </w:pPr>
             <w:r>
               <w:rPr>
-                <w:rFonts w:ascii="Calibri" w:hAnsi="Calibri"/>
+                <w:rFonts w:ascii="Times New Roman" w:hAnsi="Times New Roman"/>
                 <w:b w:val="0"/>
                 <w:color w:val="000000"/>
                 <w:sz w:val="17"/>
@@ -4998,7 +4998,7 @@
             </w:pPr>
             <w:r>
               <w:rPr>
-                <w:rFonts w:ascii="Calibri" w:hAnsi="Calibri"/>
+                <w:rFonts w:ascii="Times New Roman" w:hAnsi="Times New Roman"/>
                 <w:b w:val="0"/>
                 <w:color w:val="000000"/>
                 <w:sz w:val="17"/>
@@ -5020,7 +5020,7 @@
             </w:pPr>
             <w:r>
               <w:rPr>
-                <w:rFonts w:ascii="Calibri" w:hAnsi="Calibri"/>
+                <w:rFonts w:ascii="Times New Roman" w:hAnsi="Times New Roman"/>
                 <w:b/>
                 <w:color w:val="000000"/>
                 <w:sz w:val="17"/>
@@ -5038,10 +5038,10 @@
       </w:pPr>
       <w:r>
         <w:rPr>
-          <w:rFonts w:ascii="Calibri" w:hAnsi="Calibri"/>
+          <w:rFonts w:ascii="Times New Roman" w:hAnsi="Times New Roman"/>
           <w:i/>
           <w:color w:val="333333"/>
-          <w:sz w:val="18"/>
+          <w:sz w:val="17"/>
         </w:rPr>
         <w:t>Table V: Sovereignty, privacy, and unique capability comparison.</w:t>
       </w:r>
@@ -5054,7 +5054,7 @@
       <w:r>
         <w:drawing>
           <wp:inline xmlns:a="http://schemas.openxmlformats.org/drawingml/2006/main" xmlns:pic="http://schemas.openxmlformats.org/drawingml/2006/picture">
-            <wp:extent cx="5220000" cy="2900000"/>
+            <wp:extent cx="5220000" cy="2833714"/>
             <wp:docPr id="5" name="Picture 5"/>
             <wp:cNvGraphicFramePr>
               <a:graphicFrameLocks noChangeAspect="1"/>
@@ -5075,7 +5075,7 @@
                   <pic:spPr>
                     <a:xfrm>
                       <a:off x="0" y="0"/>
-                      <a:ext cx="5220000" cy="2900000"/>
+                      <a:ext cx="5220000" cy="2833714"/>
                     </a:xfrm>
                     <a:prstGeom prst="rect"/>
                   </pic:spPr>
@@ -5093,7 +5093,7 @@
       </w:pPr>
       <w:r>
         <w:rPr>
-          <w:rFonts w:ascii="Calibri" w:hAnsi="Calibri"/>
+          <w:rFonts w:ascii="Times New Roman" w:hAnsi="Times New Roman"/>
           <w:i/>
           <w:color w:val="000000"/>
           <w:sz w:val="17"/>
@@ -5108,10 +5108,10 @@
       </w:pPr>
       <w:r>
         <w:rPr>
-          <w:rFonts w:ascii="Calibri" w:hAnsi="Calibri"/>
+          <w:rFonts w:ascii="Times New Roman" w:hAnsi="Times New Roman"/>
           <w:b/>
           <w:color w:val="000000"/>
-          <w:sz w:val="28"/>
+          <w:sz w:val="24"/>
         </w:rPr>
         <w:t>V.  Experimental Setup and Results</w:t>
       </w:r>
@@ -5123,7 +5123,7 @@
       </w:pPr>
       <w:r>
         <w:rPr>
-          <w:rFonts w:ascii="Calibri" w:hAnsi="Calibri"/>
+          <w:rFonts w:ascii="Times New Roman" w:hAnsi="Times New Roman"/>
           <w:b/>
           <w:color w:val="000000"/>
           <w:sz w:val="23"/>
@@ -5138,10 +5138,10 @@
       </w:pPr>
       <w:r>
         <w:rPr>
-          <w:rFonts w:ascii="Calibri" w:hAnsi="Calibri"/>
+          <w:rFonts w:ascii="Times New Roman" w:hAnsi="Times New Roman"/>
           <w:i w:val="0"/>
           <w:color w:val="000000"/>
-          <w:sz w:val="21"/>
+          <w:sz w:val="20"/>
         </w:rPr>
         <w:t>To establish rigorous empirical grounding without ambiguity between physical hardware measurements and statistical modelling, the evaluation methodology explicitly distinguishes between two complementary experimental environments: (1) Physical Hardware Inline Testbed: A physical, resource-constrained commodity edge computing appliance (Intel Core i5-4570 @ 3.20 GHz, 4 cores, 16 GB DDR3 RAM) running Ubuntu Server 22.04 LTS (Linux kernel 6.x, libbpf, Clang/LLVM). This node was configured as a dual-NIC transparent bridge (br0) with Intel 82574L PCIe Gigabit Ethernet controllers situated inline between an upstream WAN boundary router and internal protected network assets. This physical testbed was used to empirically measure live driver-level XDP hook execution, zero-copy packet drop latencies via hardware timestamps, live Nmap scan disruption under active MTD port hopping, real-world Post-Quantum Cryptographic handshakes (NIST FIPS 203 ML-KEM-1024 and FIPS 204 ML-DSA-65), and system daemon resource footprints under continuous operation; and (2) Massive-Scale Offline Monte Carlo Trace Emulation Suite: An automated, high-throughput trace-driven evaluation harness (scripts/run_massive_scale_emulator_test.py) whose synthetic flow generator is calibrated against published flow-level statistical characterisations — including entropy profiles, inter-arrival timing distributions, and class-imbalance ratios — derived from the CSE-CIC-IDS2018 [19], UNSW-NB15 [18], and CTU-13 [20] academic benchmark corpora. Operating across a corpus of 10,000,000 synthetic network flows (approximately 2,998,265 attack flows across 18 distinct threat vectors and 7,001,735 benign flows), this trace emulation environment enables rigorous statistical validation, Wilson score 95% confidence intervals, and confusion-matrix determination that would otherwise be infeasible to collect over months of manual physical packet injection without statistical variance.</w:t>
       </w:r>
@@ -5153,7 +5153,7 @@
       </w:pPr>
       <w:r>
         <w:rPr>
-          <w:rFonts w:ascii="Calibri" w:hAnsi="Calibri"/>
+          <w:rFonts w:ascii="Times New Roman" w:hAnsi="Times New Roman"/>
           <w:b/>
           <w:color w:val="000000"/>
           <w:sz w:val="23"/>
@@ -5168,10 +5168,10 @@
       </w:pPr>
       <w:r>
         <w:rPr>
-          <w:rFonts w:ascii="Calibri" w:hAnsi="Calibri"/>
+          <w:rFonts w:ascii="Times New Roman" w:hAnsi="Times New Roman"/>
           <w:i w:val="0"/>
           <w:color w:val="000000"/>
-          <w:sz w:val="21"/>
+          <w:sz w:val="20"/>
         </w:rPr>
         <w:t>To ensure full experimental reproducibility, the complete open-source implementation is made publicly available at https://anonymous.4open.science/r/asm-defense-agent under the MIT licence. The release package includes the automated test harness (scripts/test_master_suite.sh and scripts/test_ubuntu_full.py), self-contained systemd service unit files (sec-inline-bridge, sec-monitor, sec-tarpit), and offline release packaging. The automated validation suite achieves a 9/9 (100%) pass rate across all verification phases:</w:t>
       </w:r>
@@ -5186,7 +5186,7 @@
         <w:rPr>
           <w:rFonts w:ascii="Courier New" w:hAnsi="Courier New"/>
           <w:color w:val="000000"/>
-          <w:sz w:val="18"/>
+          <w:sz w:val="17"/>
         </w:rPr>
         <w:t>STEP 1/9  Python py_compile (daemon, dashboard, scripts)  ........ PASSED</w:t>
         <w:br/>
@@ -5214,7 +5214,7 @@
       </w:pPr>
       <w:r>
         <w:rPr>
-          <w:rFonts w:ascii="Calibri" w:hAnsi="Calibri"/>
+          <w:rFonts w:ascii="Times New Roman" w:hAnsi="Times New Roman"/>
           <w:b/>
           <w:color w:val="000000"/>
           <w:sz w:val="23"/>
@@ -5229,10 +5229,10 @@
       </w:pPr>
       <w:r>
         <w:rPr>
-          <w:rFonts w:ascii="Calibri" w:hAnsi="Calibri"/>
+          <w:rFonts w:ascii="Times New Roman" w:hAnsi="Times New Roman"/>
           <w:i w:val="0"/>
           <w:color w:val="000000"/>
-          <w:sz w:val="21"/>
+          <w:sz w:val="20"/>
         </w:rPr>
         <w:t>Physical data-plane latency was measured on the Core i5 physical bridge testbed from NIC DMA completion to XDP_DROP return using high-resolution bpf_ktime_get_ns() timestamps recorded in a per-CPU array map across 100,000 sampled inline packet bursts: median latency p50 = 0.33 us, p90 = 0.92 us, p95 = 4.62 us, and p99 = 20.79 us (the latter reflecting cold-cache map lookups and payload window entropy checks), confirming true line-rate sub-microsecond inline enforcement. In contrast, control-plane LLM semantic reasoning executed on the commodity CPU averaged 2.4 s (with an initial fast-path heuristic triage of 148 ms) at Q4_K_M quantization. Because control-plane inference operates entirely asynchronously via background queue workers consuming from BPF ring buffers, the second-scale LLM processing interval never impedes wire-speed packet forwarding or introduces latency jitter into transit traffic.</w:t>
       </w:r>
@@ -5244,7 +5244,7 @@
       </w:pPr>
       <w:r>
         <w:rPr>
-          <w:rFonts w:ascii="Calibri" w:hAnsi="Calibri"/>
+          <w:rFonts w:ascii="Times New Roman" w:hAnsi="Times New Roman"/>
           <w:b/>
           <w:color w:val="000000"/>
           <w:sz w:val="23"/>
@@ -5259,10 +5259,10 @@
       </w:pPr>
       <w:r>
         <w:rPr>
-          <w:rFonts w:ascii="Calibri" w:hAnsi="Calibri"/>
+          <w:rFonts w:ascii="Times New Roman" w:hAnsi="Times New Roman"/>
           <w:i w:val="0"/>
           <w:color w:val="000000"/>
-          <w:sz w:val="21"/>
+          <w:sz w:val="20"/>
         </w:rPr>
         <w:t>An Nmap SYN scan against the monitored host produced a complete TCP service map in 4.2 s without MTD. With MTD active (60 s hop interval), repeat scans at t = 0, 30, 60, 120 s produced service maps that were mutually inconsistent in 100% of port assignments — confirming that no persistent reconnaissance state could be accumulated via standard temporal scanning.</w:t>
       </w:r>
@@ -5274,7 +5274,7 @@
       </w:pPr>
       <w:r>
         <w:rPr>
-          <w:rFonts w:ascii="Calibri" w:hAnsi="Calibri"/>
+          <w:rFonts w:ascii="Times New Roman" w:hAnsi="Times New Roman"/>
           <w:b/>
           <w:color w:val="000000"/>
           <w:sz w:val="23"/>
@@ -5289,10 +5289,10 @@
       </w:pPr>
       <w:r>
         <w:rPr>
-          <w:rFonts w:ascii="Calibri" w:hAnsi="Calibri"/>
+          <w:rFonts w:ascii="Times New Roman" w:hAnsi="Times New Roman"/>
           <w:i w:val="0"/>
           <w:color w:val="000000"/>
-          <w:sz w:val="21"/>
+          <w:sz w:val="20"/>
         </w:rPr>
         <w:t>Simulated Cobalt Strike HTTPS beaconing (&lt;= 10% jitter, 5 s interval) was detected in 94.3% of cases within three beacon intervals. Legitimate HTTPS browser traffic was correctly classified as non-beaconing in 98.7% of cases (FPR = 1.3%) — acceptable as a supplementary signal feeding the LLM verdict pipeline rather than a standalone block rule.</w:t>
       </w:r>
@@ -5304,10 +5304,10 @@
       </w:pPr>
       <w:r>
         <w:rPr>
-          <w:rFonts w:ascii="Calibri" w:hAnsi="Calibri"/>
+          <w:rFonts w:ascii="Times New Roman" w:hAnsi="Times New Roman"/>
           <w:b/>
           <w:color w:val="000000"/>
-          <w:sz w:val="28"/>
+          <w:sz w:val="24"/>
         </w:rPr>
         <w:t>VI.  Limitations and Future Work</w:t>
       </w:r>
@@ -5319,10 +5319,10 @@
       </w:pPr>
       <w:r>
         <w:rPr>
-          <w:rFonts w:ascii="Calibri" w:hAnsi="Calibri"/>
+          <w:rFonts w:ascii="Times New Roman" w:hAnsi="Times New Roman"/>
           <w:i w:val="0"/>
           <w:color w:val="000000"/>
-          <w:sz w:val="21"/>
+          <w:sz w:val="20"/>
         </w:rPr>
         <w:t>Three limitations warrant discussion. First, LLM inference latency (148 ms–2.8 s across CPU execution) could become a queue bottleneck during high-volume alert storms. A lightweight pre-filter — a gradient-boosted tree routing low-ambiguity events directly to rule-based decisions and reserving LLM calls for genuinely ambiguous cases — would address this and constitutes the primary ongoing development target.</w:t>
       </w:r>
@@ -5334,10 +5334,10 @@
       </w:pPr>
       <w:r>
         <w:rPr>
-          <w:rFonts w:ascii="Calibri" w:hAnsi="Calibri"/>
+          <w:rFonts w:ascii="Times New Roman" w:hAnsi="Times New Roman"/>
           <w:i w:val="0"/>
           <w:color w:val="000000"/>
-          <w:sz w:val="21"/>
+          <w:sz w:val="20"/>
         </w:rPr>
         <w:t>Second, Shannon entropy C2 detection operates at flow granularity and cannot distinguish two encrypted flows sharing similar byte-frequency distributions but differing in application semantics. Incorporating TLS fingerprinting (JA3/JA4) and QUIC Connection ID tracking as additional features would improve discrimination without requiring decryption.</w:t>
       </w:r>
@@ -5349,10 +5349,10 @@
       </w:pPr>
       <w:r>
         <w:rPr>
-          <w:rFonts w:ascii="Calibri" w:hAnsi="Calibri"/>
+          <w:rFonts w:ascii="Times New Roman" w:hAnsi="Times New Roman"/>
           <w:i w:val="0"/>
           <w:color w:val="000000"/>
-          <w:sz w:val="21"/>
+          <w:sz w:val="20"/>
         </w:rPr>
         <w:t>Third, the current implementation handles IPv4 only. Full dual-stack IPv6 support and a REST-API-compatible STIX/TAXII threat-intelligence feed connector are planned for the next release.</w:t>
       </w:r>
@@ -5364,10 +5364,10 @@
       </w:pPr>
       <w:r>
         <w:rPr>
-          <w:rFonts w:ascii="Calibri" w:hAnsi="Calibri"/>
+          <w:rFonts w:ascii="Times New Roman" w:hAnsi="Times New Roman"/>
           <w:b/>
           <w:color w:val="000000"/>
-          <w:sz w:val="28"/>
+          <w:sz w:val="24"/>
         </w:rPr>
         <w:t>VII.  Ethical Considerations</w:t>
       </w:r>
@@ -5379,10 +5379,10 @@
       </w:pPr>
       <w:r>
         <w:rPr>
-          <w:rFonts w:ascii="Calibri" w:hAnsi="Calibri"/>
+          <w:rFonts w:ascii="Times New Roman" w:hAnsi="Times New Roman"/>
           <w:i w:val="0"/>
           <w:color w:val="000000"/>
-          <w:sz w:val="21"/>
+          <w:sz w:val="20"/>
         </w:rPr>
         <w:t>All experimental traffic was generated within an isolated laboratory environment using RFC 5737 documentation-range IP addresses (192.0.2.0/24, 198.51.100.0/24, 203.0.113.0/24) and publicly available captured pcap datasets under their respective open-access licences. No production networks, real user data, or third-party infrastructure were used. The honey-token credentials are cryptographically canary-tagged and carry no valid authentication surface outside the controlled evaluation environment.</w:t>
       </w:r>
@@ -5394,10 +5394,10 @@
       </w:pPr>
       <w:r>
         <w:rPr>
-          <w:rFonts w:ascii="Calibri" w:hAnsi="Calibri"/>
+          <w:rFonts w:ascii="Times New Roman" w:hAnsi="Times New Roman"/>
           <w:b/>
           <w:color w:val="000000"/>
-          <w:sz w:val="28"/>
+          <w:sz w:val="24"/>
         </w:rPr>
         <w:t>VIII.  Conclusion</w:t>
       </w:r>
@@ -5409,10 +5409,10 @@
       </w:pPr>
       <w:r>
         <w:rPr>
-          <w:rFonts w:ascii="Calibri" w:hAnsi="Calibri"/>
+          <w:rFonts w:ascii="Times New Roman" w:hAnsi="Times New Roman"/>
           <w:i w:val="0"/>
           <w:color w:val="000000"/>
-          <w:sz w:val="21"/>
+          <w:sz w:val="20"/>
         </w:rPr>
         <w:t>This paper presented the Autonomous Post-Quantum Cyber Defense Agent, a hybrid autonomous network security system that advances the state-of-the-art across multiple simultaneously important dimensions: detection accuracy, mitigation latency, encrypted-traffic analysis, attacker deception, data sovereignty, and post-quantum resilience. The central architectural insight is a clean separation of kernel data-plane speed (&lt; 2 us eBPF/XDP) from asynchronous control-plane reasoning (local LLM), allowing each component to operate at its natural timescale without compromising the other. Moving Target Defence and Shannon entropy C2 detection close gaps that no currently deployed open-source or commercial solution addresses without requiring either TLS decryption or continuous cloud connectivity.</w:t>
       </w:r>
@@ -5424,10 +5424,10 @@
       </w:pPr>
       <w:r>
         <w:rPr>
-          <w:rFonts w:ascii="Calibri" w:hAnsi="Calibri"/>
+          <w:rFonts w:ascii="Times New Roman" w:hAnsi="Times New Roman"/>
           <w:i w:val="0"/>
           <w:color w:val="000000"/>
-          <w:sz w:val="21"/>
+          <w:sz w:val="20"/>
         </w:rPr>
         <w:t>The architecture is fully sovereign, requires zero subscription, runs on commodity ARM64 or x86-64 hardware, and is capable of air-gapped deployment — making it accessible to a far wider range of organisations than existing commercial solutions that demand specialised ASICs and mandatory cloud telemetry reporting.</w:t>
       </w:r>
@@ -5439,10 +5439,10 @@
       </w:pPr>
       <w:r>
         <w:rPr>
-          <w:rFonts w:ascii="Calibri" w:hAnsi="Calibri"/>
+          <w:rFonts w:ascii="Times New Roman" w:hAnsi="Times New Roman"/>
           <w:b/>
           <w:color w:val="000000"/>
-          <w:sz w:val="28"/>
+          <w:sz w:val="24"/>
         </w:rPr>
         <w:t>IX.  References</w:t>
       </w:r>
@@ -5455,9 +5455,9 @@
       </w:pPr>
       <w:r>
         <w:rPr>
-          <w:rFonts w:ascii="Calibri" w:hAnsi="Calibri"/>
+          <w:rFonts w:ascii="Times New Roman" w:hAnsi="Times New Roman"/>
           <w:color w:val="000000"/>
-          <w:sz w:val="19"/>
+          <w:sz w:val="17"/>
         </w:rPr>
         <w:t>[1]  V. Paxson, "Bro: A System for Detecting Network Intruders in Real-Time," Computer Networks, vol. 31, no. 23-24, pp. 2435-2463, 1999.</w:t>
       </w:r>
@@ -5470,9 +5470,9 @@
       </w:pPr>
       <w:r>
         <w:rPr>
-          <w:rFonts w:ascii="Calibri" w:hAnsi="Calibri"/>
+          <w:rFonts w:ascii="Times New Roman" w:hAnsi="Times New Roman"/>
           <w:color w:val="000000"/>
-          <w:sz w:val="19"/>
+          <w:sz w:val="17"/>
         </w:rPr>
         <w:t>[2]  M. Roesch, "Snort - Lightweight Intrusion Detection for Networks," in Proc. USENIX LISA, 1999, pp. 229-238.</w:t>
       </w:r>
@@ -5485,9 +5485,9 @@
       </w:pPr>
       <w:r>
         <w:rPr>
-          <w:rFonts w:ascii="Calibri" w:hAnsi="Calibri"/>
+          <w:rFonts w:ascii="Times New Roman" w:hAnsi="Times New Roman"/>
           <w:color w:val="000000"/>
-          <w:sz w:val="19"/>
+          <w:sz w:val="17"/>
         </w:rPr>
         <w:t>[3]  A. Miano et al., "Creating Complex Network Services with eBPF: Experience and Lessons Learned," in Proc. IEEE HPCC, 2018.</w:t>
       </w:r>
@@ -5500,9 +5500,9 @@
       </w:pPr>
       <w:r>
         <w:rPr>
-          <w:rFonts w:ascii="Calibri" w:hAnsi="Calibri"/>
+          <w:rFonts w:ascii="Times New Roman" w:hAnsi="Times New Roman"/>
           <w:color w:val="000000"/>
-          <w:sz w:val="19"/>
+          <w:sz w:val="17"/>
         </w:rPr>
         <w:t>[4]  T. Hoiland-Jorgensen et al., "The eXpress Data Path: Fast Programmable Packet Processing in the Operating System Kernel," in Proc. ACM CoNEXT, 2018.</w:t>
       </w:r>
@@ -5515,9 +5515,9 @@
       </w:pPr>
       <w:r>
         <w:rPr>
-          <w:rFonts w:ascii="Calibri" w:hAnsi="Calibri"/>
+          <w:rFonts w:ascii="Times New Roman" w:hAnsi="Times New Roman"/>
           <w:color w:val="000000"/>
-          <w:sz w:val="19"/>
+          <w:sz w:val="17"/>
         </w:rPr>
         <w:t>[5]  S. Miano et al., "Introducing SmartNIC Support in BEBA: P4-Based Stateful Packet Processing at Line Rate," in Proc. IEEE NETSOFT, 2018.</w:t>
       </w:r>
@@ -5530,9 +5530,9 @@
       </w:pPr>
       <w:r>
         <w:rPr>
-          <w:rFonts w:ascii="Calibri" w:hAnsi="Calibri"/>
+          <w:rFonts w:ascii="Times New Roman" w:hAnsi="Times New Roman"/>
           <w:color w:val="000000"/>
-          <w:sz w:val="19"/>
+          <w:sz w:val="17"/>
         </w:rPr>
         <w:t>[6]  M. Tavallaee et al., "A Detailed Analysis of the KDD CUP 99 Data Set," in Proc. IEEE CISSE, 2009.</w:t>
       </w:r>
@@ -5545,9 +5545,9 @@
       </w:pPr>
       <w:r>
         <w:rPr>
-          <w:rFonts w:ascii="Calibri" w:hAnsi="Calibri"/>
+          <w:rFonts w:ascii="Times New Roman" w:hAnsi="Times New Roman"/>
           <w:color w:val="000000"/>
-          <w:sz w:val="19"/>
+          <w:sz w:val="17"/>
         </w:rPr>
         <w:t>[7]  P. Wang et al., "Datanet: Deep Learning Based Encrypted Network Traffic Classification in SDN Home Gateway," IEEE Access, vol. 6, pp. 55380-55391, 2018.</w:t>
       </w:r>
@@ -5560,9 +5560,9 @@
       </w:pPr>
       <w:r>
         <w:rPr>
-          <w:rFonts w:ascii="Calibri" w:hAnsi="Calibri"/>
+          <w:rFonts w:ascii="Times New Roman" w:hAnsi="Times New Roman"/>
           <w:color w:val="000000"/>
-          <w:sz w:val="19"/>
+          <w:sz w:val="17"/>
         </w:rPr>
         <w:t>[8]  Q. Zhao et al., "GRAPHIDS: A Network Anomaly Intrusion Detection Based on Graph Neural Network," IEEE Trans. Network and Service Management, 2023.</w:t>
       </w:r>
@@ -5575,9 +5575,9 @@
       </w:pPr>
       <w:r>
         <w:rPr>
-          <w:rFonts w:ascii="Calibri" w:hAnsi="Calibri"/>
+          <w:rFonts w:ascii="Times New Roman" w:hAnsi="Times New Roman"/>
           <w:color w:val="000000"/>
-          <w:sz w:val="19"/>
+          <w:sz w:val="17"/>
         </w:rPr>
         <w:t>[9]  T. Dettmers et al., "QLoRA: Efficient Finetuning of Quantized LLMs," in Proc. NeurIPS, 2023.</w:t>
       </w:r>
@@ -5590,9 +5590,9 @@
       </w:pPr>
       <w:r>
         <w:rPr>
-          <w:rFonts w:ascii="Calibri" w:hAnsi="Calibri"/>
+          <w:rFonts w:ascii="Times New Roman" w:hAnsi="Times New Roman"/>
           <w:color w:val="000000"/>
-          <w:sz w:val="19"/>
+          <w:sz w:val="17"/>
         </w:rPr>
         <w:t>[10] S. Jajodia et al., Moving Target Defense: Creating Asymmetric Uncertainty for Cyber Threats, Springer, 2011.</w:t>
       </w:r>
@@ -5605,9 +5605,9 @@
       </w:pPr>
       <w:r>
         <w:rPr>
-          <w:rFonts w:ascii="Calibri" w:hAnsi="Calibri"/>
+          <w:rFonts w:ascii="Times New Roman" w:hAnsi="Times New Roman"/>
           <w:color w:val="000000"/>
-          <w:sz w:val="19"/>
+          <w:sz w:val="17"/>
         </w:rPr>
         <w:t>[11] M. Atighetchi et al., "Adaptive Use of Network-Centric Mechanisms in Cyber-Defense," in Proc. IEEE ISORC, 2003.</w:t>
       </w:r>
@@ -5620,9 +5620,9 @@
       </w:pPr>
       <w:r>
         <w:rPr>
-          <w:rFonts w:ascii="Calibri" w:hAnsi="Calibri"/>
+          <w:rFonts w:ascii="Times New Roman" w:hAnsi="Times New Roman"/>
           <w:color w:val="000000"/>
-          <w:sz w:val="19"/>
+          <w:sz w:val="17"/>
         </w:rPr>
         <w:t>[12] B. Anderson and D. McGrew, "Identifying Encrypted Malware Traffic with Contextual Flow Data," in Proc. ACM AISec, 2016.</w:t>
       </w:r>
@@ -5635,9 +5635,9 @@
       </w:pPr>
       <w:r>
         <w:rPr>
-          <w:rFonts w:ascii="Calibri" w:hAnsi="Calibri"/>
+          <w:rFonts w:ascii="Times New Roman" w:hAnsi="Times New Roman"/>
           <w:color w:val="000000"/>
-          <w:sz w:val="19"/>
+          <w:sz w:val="17"/>
         </w:rPr>
         <w:t>[13] F. Tegeler et al., "BotFinder: Finding Bots in Network Traffic Without Deep Packet Inspection," in Proc. ACM CoNEXT, 2012.</w:t>
       </w:r>
@@ -5650,9 +5650,9 @@
       </w:pPr>
       <w:r>
         <w:rPr>
-          <w:rFonts w:ascii="Calibri" w:hAnsi="Calibri"/>
+          <w:rFonts w:ascii="Times New Roman" w:hAnsi="Times New Roman"/>
           <w:color w:val="000000"/>
-          <w:sz w:val="19"/>
+          <w:sz w:val="17"/>
         </w:rPr>
         <w:t>[14] OISF, "Suricata Open Source IDS/IPS/NSM Engine," Open Information Security Foundation, https://suricata.io, 2024.</w:t>
       </w:r>
@@ -5665,9 +5665,9 @@
       </w:pPr>
       <w:r>
         <w:rPr>
-          <w:rFonts w:ascii="Calibri" w:hAnsi="Calibri"/>
+          <w:rFonts w:ascii="Times New Roman" w:hAnsi="Times New Roman"/>
           <w:color w:val="000000"/>
-          <w:sz w:val="19"/>
+          <w:sz w:val="17"/>
         </w:rPr>
         <w:t>[15] M. Sarhan et al., "Towards a Standard Feature Set of NIDS Datasets," IEEE Trans. Information Forensics and Security, vol. 17, pp. 367-381, 2022.</w:t>
       </w:r>
@@ -5680,9 +5680,9 @@
       </w:pPr>
       <w:r>
         <w:rPr>
-          <w:rFonts w:ascii="Calibri" w:hAnsi="Calibri"/>
+          <w:rFonts w:ascii="Times New Roman" w:hAnsi="Times New Roman"/>
           <w:color w:val="000000"/>
-          <w:sz w:val="19"/>
+          <w:sz w:val="17"/>
         </w:rPr>
         <w:t>[16] M. Ring et al., "A Survey of Network-based Intrusion Detection Data Sets," Computers &amp; Security, vol. 86, pp. 147-167, 2019.</w:t>
       </w:r>
@@ -5695,9 +5695,9 @@
       </w:pPr>
       <w:r>
         <w:rPr>
-          <w:rFonts w:ascii="Calibri" w:hAnsi="Calibri"/>
+          <w:rFonts w:ascii="Times New Roman" w:hAnsi="Times New Roman"/>
           <w:color w:val="000000"/>
-          <w:sz w:val="19"/>
+          <w:sz w:val="17"/>
         </w:rPr>
         <w:t>[17] Y. Mirsky et al., "Kitsune: An Ensemble of Autoencoders for Online Network Intrusion Detection," in Proc. NDSS, 2018.</w:t>
       </w:r>
@@ -5710,9 +5710,9 @@
       </w:pPr>
       <w:r>
         <w:rPr>
-          <w:rFonts w:ascii="Calibri" w:hAnsi="Calibri"/>
+          <w:rFonts w:ascii="Times New Roman" w:hAnsi="Times New Roman"/>
           <w:color w:val="000000"/>
-          <w:sz w:val="19"/>
+          <w:sz w:val="17"/>
         </w:rPr>
         <w:t>[18] N. Moustafa and J. Slay, "UNSW-NB15: A Comprehensive Data Set for Network Intrusion Detection Systems," in Proc. MilCIS, 2015.</w:t>
       </w:r>
@@ -5725,9 +5725,9 @@
       </w:pPr>
       <w:r>
         <w:rPr>
-          <w:rFonts w:ascii="Calibri" w:hAnsi="Calibri"/>
+          <w:rFonts w:ascii="Times New Roman" w:hAnsi="Times New Roman"/>
           <w:color w:val="000000"/>
-          <w:sz w:val="19"/>
+          <w:sz w:val="17"/>
         </w:rPr>
         <w:t>[19] I. Sharafaldin et al., "Toward Generating a New Intrusion Detection Dataset and Intrusion Traffic Characterization," in Proc. ICISSP, 2018.</w:t>
       </w:r>
@@ -5740,9 +5740,9 @@
       </w:pPr>
       <w:r>
         <w:rPr>
-          <w:rFonts w:ascii="Calibri" w:hAnsi="Calibri"/>
+          <w:rFonts w:ascii="Times New Roman" w:hAnsi="Times New Roman"/>
           <w:color w:val="000000"/>
-          <w:sz w:val="19"/>
+          <w:sz w:val="17"/>
         </w:rPr>
         <w:t>[20] S. Garcia et al., "An Empirical Analysis of Botnet Detection Using Flow-Based Features (CTU-13 Dataset)," Computers &amp; Security, vol. 45, pp. 100-124, 2014.</w:t>
       </w:r>
@@ -5755,9 +5755,9 @@
       </w:pPr>
       <w:r>
         <w:rPr>
-          <w:rFonts w:ascii="Calibri" w:hAnsi="Calibri"/>
+          <w:rFonts w:ascii="Times New Roman" w:hAnsi="Times New Roman"/>
           <w:color w:val="000000"/>
-          <w:sz w:val="19"/>
+          <w:sz w:val="17"/>
         </w:rPr>
         <w:t>[21] National Institute of Standards and Technology (NIST), "Module-Lattice-Based Key-Encapsulation Mechanism Standard (ML-KEM)," FIPS PUB 203, Aug. 2024.</w:t>
       </w:r>
@@ -5770,9 +5770,9 @@
       </w:pPr>
       <w:r>
         <w:rPr>
-          <w:rFonts w:ascii="Calibri" w:hAnsi="Calibri"/>
+          <w:rFonts w:ascii="Times New Roman" w:hAnsi="Times New Roman"/>
           <w:color w:val="000000"/>
-          <w:sz w:val="19"/>
+          <w:sz w:val="17"/>
         </w:rPr>
         <w:t>[22] National Institute of Standards and Technology (NIST), "Module-Lattice-Based Digital Signature Standard (ML-DSA)," FIPS PUB 204, Aug. 2024.</w:t>
       </w:r>
@@ -5797,7 +5797,7 @@
     </w:pPr>
     <w:r>
       <w:rPr>
-        <w:rFonts w:ascii="Calibri" w:hAnsi="Calibri"/>
+        <w:rFonts w:ascii="Times New Roman" w:hAnsi="Times New Roman"/>
         <w:color w:val="333333"/>
         <w:sz w:val="17"/>
       </w:rPr>
@@ -6171,8 +6171,8 @@
     <w:qFormat/>
     <w:rsid w:val="00FC693F"/>
     <w:rPr>
-      <w:rFonts w:ascii="Calibri" w:hAnsi="Calibri"/>
-      <w:sz w:val="22"/>
+      <w:rFonts w:ascii="Times New Roman" w:hAnsi="Times New Roman"/>
+      <w:sz w:val="20"/>
     </w:rPr>
   </w:style>
   <w:style w:type="paragraph" w:styleId="Header">

--- a/ASM_Shadhin_AI_Research_Paper_2026_ANONYMOUS.docx
+++ b/ASM_Shadhin_AI_Research_Paper_2026_ANONYMOUS.docx
@@ -12,7 +12,7 @@
           <w:rFonts w:ascii="Times New Roman" w:hAnsi="Times New Roman"/>
           <w:b/>
           <w:color w:val="000000"/>
-          <w:sz w:val="32"/>
+          <w:sz w:val="36"/>
         </w:rPr>
         <w:t>Autonomous Post-Quantum Cyber Defense Agent: Sovereign Line-Rate Intrusion Defence via Kernel-eBPF and Local-LLM</w:t>
       </w:r>
@@ -34,21 +34,6 @@
     </w:p>
     <w:p>
       <w:pPr>
-        <w:spacing w:after="20"/>
-        <w:jc w:val="center"/>
-      </w:pPr>
-      <w:r>
-        <w:rPr>
-          <w:rFonts w:ascii="Times New Roman" w:hAnsi="Times New Roman"/>
-          <w:b w:val="0"/>
-          <w:color w:val="000000"/>
-          <w:sz w:val="19"/>
-        </w:rPr>
-        <w:t>Affiliation and Contact Details Suppressed for Double-Blind Review</w:t>
-      </w:r>
-    </w:p>
-    <w:p>
-      <w:pPr>
         <w:spacing w:after="40"/>
         <w:jc w:val="center"/>
       </w:pPr>
@@ -56,10 +41,10 @@
         <w:rPr>
           <w:rFonts w:ascii="Times New Roman" w:hAnsi="Times New Roman"/>
           <w:b w:val="0"/>
-          <w:color w:val="000000"/>
+          <w:color w:val="333333"/>
           <w:sz w:val="19"/>
         </w:rPr>
-        <w:t>Track: Systems and Network Security | AI-Driven Defense</w:t>
+        <w:t>Affiliation and Contact Details Suppressed for Double-Blind Review</w:t>
       </w:r>
     </w:p>
     <w:p>
@@ -70,9 +55,9 @@
       <w:r>
         <w:rPr>
           <w:rFonts w:ascii="Times New Roman" w:hAnsi="Times New Roman"/>
-          <w:b/>
+          <w:b w:val="0"/>
           <w:color w:val="000000"/>
-          <w:sz w:val="19"/>
+          <w:sz w:val="17"/>
         </w:rPr>
         <w:t>Anonymized Code &amp; Artifacts: https://anonymous.4open.science/r/asm-defense-agent</w:t>
       </w:r>
@@ -81,13 +66,98 @@
       <w:pPr>
         <w:spacing w:before="0" w:after="120"/>
         <w:pBdr>
-          <w:bottom w:val="single" w:sz="8" w:space="1" w:color="000000"/>
+          <w:bottom w:val="single" w:sz="6" w:space="2" w:color="000000"/>
         </w:pBdr>
       </w:pPr>
     </w:p>
     <w:p>
       <w:pPr>
-        <w:spacing w:after="40"/>
+        <w:spacing w:after="80" w:line="276" w:lineRule="auto"/>
+        <w:ind w:left="567" w:right="567"/>
+        <w:jc w:val="both"/>
+      </w:pPr>
+      <w:r>
+        <w:rPr>
+          <w:rFonts w:ascii="Times New Roman" w:hAnsi="Times New Roman"/>
+          <w:b/>
+          <w:i/>
+          <w:sz w:val="18"/>
+        </w:rPr>
+        <w:t>Abstract</w:t>
+      </w:r>
+      <w:r>
+        <w:rPr>
+          <w:rFonts w:ascii="Times New Roman" w:hAnsi="Times New Roman"/>
+          <w:b/>
+          <w:sz w:val="18"/>
+        </w:rPr>
+        <w:t>—</w:t>
+      </w:r>
+      <w:r>
+        <w:rPr>
+          <w:rFonts w:ascii="Times New Roman" w:hAnsi="Times New Roman"/>
+          <w:b/>
+          <w:color w:val="000000"/>
+          <w:sz w:val="18"/>
+        </w:rPr>
+        <w:t>Modern network perimeters face a critical trade-off between inspection depth, inline latency, and operational sovereignty. Legacy open-source intrusion detection systems (Snort 3.x, Suricata 7.x) achieve only 68.4%–71.2% evasion recall with elevated false-positive rates (11.3%–14.8%) and 180–800 us user-space queuing latency. Conversely, commercial Next-Generation Firewalls (Palo Alto, Cisco) and cloud DDoS scrubbing platforms (Cloudflare) reach at most 85.4%–89.2% evasion recall but demand mandatory cloud telemetry ingestion, 15–50 ms WAN routing latencies, and recurrent subscription costs ($40k–$200k/yr) that disqualify them from classified or air-gapped deployments. This paper presents the Autonomous Post-Quantum Cyber Defense Agent, a fully sovereign, offline-capable hybrid defense architecture that fuses three complementary tiers: (i) an in-kernel eBPF/XDP data-plane filter achieving wire-speed mitigation at 0.33 us median latency, (ii) a locally hosted, quantized autonomous agent (asm-defense-agent) executing asynchronous semantic threat triage without cloud dependencies, and (iii) proactive Moving Target Defense (HMAC-SHA256 port hopping), zero-decryption Shannon byte-entropy C2 beacon detection, and an adversarial AI-tarpit deception engine. Evaluated across a comprehensive corpus of 10,000,000 network flows calibrated to CSE-CIC-IDS2018, UNSW-NB15, and CTU-13 benchmarks, the system achieves an evasion recall (TPR) of 98.64% (95% CI: [98.61%, 98.67%], p &lt; 0.001) and a false-positive rate of 0.12% (95% CI: [0.11%, 0.13%]), with 99.72% precision, 99.18% F1-score, and 0.9882 Matthews Correlation Coefficient. This represents a +9.44% absolute recall advantage over top commercial enterprise baselines, a +27.44% to +30.24% recall gain over open-source NIDS, a 37.5x to 123.3x reduction in false alarm rates, and a 545x to 2,424x reduction in inline packet mitigation latency, delivering verifiable line-rate defense with zero cloud telemetry exposure.</w:t>
+      </w:r>
+    </w:p>
+    <w:p>
+      <w:pPr>
+        <w:spacing w:after="160"/>
+        <w:ind w:left="567" w:right="567"/>
+        <w:jc w:val="both"/>
+      </w:pPr>
+      <w:r>
+        <w:rPr>
+          <w:rFonts w:ascii="Times New Roman" w:hAnsi="Times New Roman"/>
+          <w:b/>
+          <w:i/>
+          <w:sz w:val="18"/>
+        </w:rPr>
+        <w:t>Index Terms</w:t>
+      </w:r>
+      <w:r>
+        <w:rPr>
+          <w:rFonts w:ascii="Times New Roman" w:hAnsi="Times New Roman"/>
+          <w:b/>
+          <w:sz w:val="18"/>
+        </w:rPr>
+        <w:t>—</w:t>
+      </w:r>
+      <w:r>
+        <w:rPr>
+          <w:rFonts w:ascii="Times New Roman" w:hAnsi="Times New Roman"/>
+          <w:color w:val="000000"/>
+          <w:sz w:val="18"/>
+        </w:rPr>
+        <w:t>Extended Berkeley Packet Filter, XDP, intrusion detection, moving target defence, Shannon entropy, large language model, encrypted traffic analysis, command-and-control detection, post-quantum cryptography, air-gapped security, tarpit deception.</w:t>
+      </w:r>
+    </w:p>
+    <w:p>
+      <w:pPr>
+        <w:spacing w:before="0" w:after="120"/>
+        <w:pBdr>
+          <w:bottom w:val="single" w:sz="6" w:space="2" w:color="000000"/>
+        </w:pBdr>
+      </w:pPr>
+    </w:p>
+    <w:p>
+      <w:pPr>
+        <w:sectPr>
+          <w:footerReference w:type="default" r:id="rId9"/>
+          <w:pgSz w:w="12240" w:h="15840"/>
+          <w:pgMar w:top="1020" w:right="794" w:bottom="1134" w:left="794" w:header="720" w:footer="720" w:gutter="0"/>
+          <w:cols w:space="720"/>
+          <w:docGrid w:linePitch="360"/>
+        </w:sectPr>
+      </w:pPr>
+    </w:p>
+    <w:p>
+      <w:pPr>
+        <w:keepNext/>
+        <w:spacing w:before="240" w:after="80"/>
         <w:jc w:val="center"/>
       </w:pPr>
       <w:r>
@@ -97,66 +167,13 @@
           <w:color w:val="000000"/>
           <w:sz w:val="20"/>
         </w:rPr>
-        <w:t>Abstract</w:t>
+        <w:t>I.  INTRODUCTION</w:t>
       </w:r>
     </w:p>
     <w:p>
       <w:pPr>
-        <w:spacing w:after="100"/>
-        <w:ind w:left="680" w:right="680"/>
-        <w:jc w:val="both"/>
-      </w:pPr>
-      <w:r>
-        <w:rPr>
-          <w:rFonts w:ascii="Times New Roman" w:hAnsi="Times New Roman"/>
-          <w:color w:val="000000"/>
-          <w:sz w:val="18"/>
-        </w:rPr>
-        <w:t>Modern network perimeters face a critical trade-off between inspection depth, inline latency, and operational sovereignty. Legacy open-source intrusion detection systems (Snort 3.x, Suricata 7.x) achieve only 68.4%–71.2% evasion recall with elevated false-positive rates (11.3%–14.8%) and 180–800 us user-space queuing latency. Conversely, commercial Next-Generation Firewalls (Palo Alto, Cisco) and cloud DDoS scrubbing platforms (Cloudflare) reach at most 85.4%–89.2% evasion recall but demand mandatory cloud telemetry ingestion, 15–50 ms WAN routing latencies, and recurrent subscription costs ($40k–$200k/yr) that disqualify them from classified or air-gapped deployments. This paper presents the Autonomous Post-Quantum Cyber Defense Agent, a fully sovereign, offline-capable hybrid defense architecture that fuses three complementary tiers: (i) an in-kernel eBPF/XDP data-plane filter achieving wire-speed mitigation at 0.33 us median latency, (ii) a locally hosted, quantized autonomous agent (asm-defense-agent) executing asynchronous semantic threat triage without cloud dependencies, and (iii) proactive Moving Target Defense (HMAC-SHA256 port hopping), zero-decryption Shannon byte-entropy C2 beacon detection, and an adversarial AI-tarpit deception engine. Evaluated across a comprehensive corpus of 10,000,000 network flows calibrated to CSE-CIC-IDS2018, UNSW-NB15, and CTU-13 benchmarks, the system achieves an evasion recall (TPR) of 98.64% (95% CI: [98.61%, 98.67%], p &lt; 0.001) and a false-positive rate of 0.12% (95% CI: [0.11%, 0.13%]), with 99.72% precision, 99.18% F1-score, and 0.9882 Matthews Correlation Coefficient. This represents a +9.44% absolute recall advantage over top commercial enterprise baselines, a +27.44% to +30.24% recall gain over open-source NIDS, a 37.5x to 123.3x reduction in false alarm rates, and a 545x to 2,424x reduction in inline packet mitigation latency, delivering verifiable line-rate defense with zero cloud telemetry exposure.</w:t>
-      </w:r>
-    </w:p>
-    <w:p>
-      <w:pPr>
-        <w:spacing w:after="160"/>
-        <w:ind w:left="680" w:right="680"/>
-        <w:jc w:val="both"/>
-      </w:pPr>
-      <w:r>
-        <w:rPr>
-          <w:rFonts w:ascii="Times New Roman" w:hAnsi="Times New Roman"/>
-          <w:i/>
-          <w:color w:val="333333"/>
-          <w:sz w:val="18"/>
-        </w:rPr>
-        <w:t>Index Terms — Extended Berkeley Packet Filter, XDP, intrusion detection, moving target defence, Shannon entropy, large language model, encrypted traffic analysis, command-and-control detection, post-quantum cryptography, air-gapped security, tarpit deception.</w:t>
-      </w:r>
-    </w:p>
-    <w:p>
-      <w:pPr>
-        <w:spacing w:before="0" w:after="120"/>
-        <w:pBdr>
-          <w:bottom w:val="single" w:sz="8" w:space="1" w:color="000000"/>
-        </w:pBdr>
-      </w:pPr>
-    </w:p>
-    <w:p>
-      <w:pPr>
-        <w:spacing w:before="240" w:after="80"/>
-        <w:jc w:val="left"/>
-      </w:pPr>
-      <w:r>
-        <w:rPr>
-          <w:rFonts w:ascii="Times New Roman" w:hAnsi="Times New Roman"/>
-          <w:b/>
-          <w:color w:val="000000"/>
-          <w:sz w:val="24"/>
-        </w:rPr>
-        <w:t>I.  Introduction</w:t>
-      </w:r>
-    </w:p>
-    <w:p>
-      <w:pPr>
-        <w:spacing w:after="100"/>
+        <w:spacing w:after="60" w:line="276" w:lineRule="auto"/>
+        <w:ind w:firstLine="255"/>
         <w:jc w:val="both"/>
       </w:pPr>
       <w:r>
@@ -166,12 +183,13 @@
           <w:color w:val="000000"/>
           <w:sz w:val="20"/>
         </w:rPr>
-        <w:t>The threat landscape confronting enterprise and critical-infrastructure networks has undergone a qualitative shift over the past several years. Where earlier adversarial campaigns relied predominantly on known exploit signatures that static rule sets could reliably detect, contemporary threat actors routinely employ polymorphic payloads, living-off-the-land binaries, and encrypted command-and-control (C2) channels that render signature databases functionally obsolete within hours of a new campaign's launch [1]. The consequence is straightforward: defenders who rely on purely reactive, pattern-matching controls are perpetually operating in arrears.</w:t>
+        <w:t>The threat landscape confronting enterprise and critical-infrastructure networks has undergone a qualitative shift over the past several years. Where earlier adversarial campaigns relied predominantly on known exploit signatures that static rule sets could reliably detect, contemporary threat actors routinely employ polymorphic payloads, adversarial evasion techniques, low-and-slow reconnaissance scans, and encrypted command-and-control (C2) beaconing over TLS 1.3 to evade perimeter defenses.</w:t>
       </w:r>
     </w:p>
     <w:p>
       <w:pPr>
-        <w:spacing w:after="100"/>
+        <w:spacing w:after="60" w:line="276" w:lineRule="auto"/>
+        <w:ind w:firstLine="255"/>
         <w:jc w:val="both"/>
       </w:pPr>
       <w:r>
@@ -181,12 +199,13 @@
           <w:color w:val="000000"/>
           <w:sz w:val="20"/>
         </w:rPr>
-        <w:t>Existing high-assurance solutions bifurcate into two commercially dominant, yet architecturally opposite camps. On one side stand on-premise appliances such as Palo Alto Networks' NGFW series, Cisco Firepower, and Fortinet FortiGate — products that deliver deterministic packet inspection but depend on cloud-hosted Wildfire, Talos, or FortiGuard threat-intelligence feeds, introducing latency, subscription cost, and privacy exposure that disqualifies them from classified or air-gapped environments. On the other side stand cloud-native controls — Cloudflare Magic Transit, AWS Network Firewall, Zscaler Internet Access — which absorb traffic at globally distributed points of presence before routing clean flows back to the customer: elegant at hyperscale but fundamentally incompatible with deployments that cannot permit payload inspection by a third-party intermediary.</w:t>
+        <w:t>Existing solutions partition broadly into two paradigms, each with severe limitations. On one hand, open-source Intrusion Detection and Prevention Systems (IDS/IPS) such as Snort 3.x and Suricata 7.x operate in user-space via packet-capture interfaces (AF_PACKET, DAQ). Under gigabit traffic loads, the associated kernel-to-user copy overhead and rule-evaluation latency (180–800 us) induce severe packet drops, enabling evasion attacks. Furthermore, their detection mechanisms rely primarily on syntactic pattern matching, leaving them vulnerable to polymorphic variants and zero-day exploits.</w:t>
       </w:r>
     </w:p>
     <w:p>
       <w:pPr>
-        <w:spacing w:after="100"/>
+        <w:spacing w:after="60" w:line="276" w:lineRule="auto"/>
+        <w:ind w:firstLine="255"/>
         <w:jc w:val="both"/>
       </w:pPr>
       <w:r>
@@ -196,12 +215,13 @@
           <w:color w:val="000000"/>
           <w:sz w:val="20"/>
         </w:rPr>
-        <w:t>Open-source tools — Snort 3.x and Suricata — occupy a middle ground: freely deployable and privacy-respecting, but limited by user-space processing overhead that caps practical throughput well below modern NIC line-rates and leaves them reliant on community-maintained rule sets that lag emerging threats by days to weeks [2]. None of the above provide Moving Target Defence, attacker deception, or encrypted-traffic beacon analysis without cloud services.</w:t>
+        <w:t>On the other hand, commercial Next-Generation Firewalls (e.g., Palo Alto PAN-OS 11, Cisco Firepower) and cloud-based DDoS scrubbing networks (e.g., Cloudflare Magic Transit) provide deeper inspection via proprietary cloud-hosted machine learning engines. However, these systems introduce three disqualifying trade-offs: (1) Telemetry Leakage: network metadata and decrypted packet payloads are continuously transmitted to third-party cloud infrastructure (WildFire, Talos), violating data-sovereignty mandates in defense, intelligence, and classified environments; (2) Operational Dependency: defense perimeters degrade or fail entirely in air-gapped or degraded network settings where cloud uplinks are unavailable; and (3) Financial Overhead: recurring subscription licensing ($40,000–$200,000 annually) places enterprise-grade defense out of reach for resource-constrained institutions.</w:t>
       </w:r>
     </w:p>
     <w:p>
       <w:pPr>
-        <w:spacing w:after="100"/>
+        <w:spacing w:after="60" w:line="276" w:lineRule="auto"/>
+        <w:ind w:firstLine="255"/>
         <w:jc w:val="both"/>
       </w:pPr>
       <w:r>
@@ -211,42 +231,30 @@
           <w:color w:val="000000"/>
           <w:sz w:val="20"/>
         </w:rPr>
-        <w:t>This work addresses all three shortcomings simultaneously. The concrete contributions are: (1) a kernel-resident eBPF/XDP multi-stage packet classifier including in-kernel TCP flag anomaly rejection; (2) a local LLM semantic reasoning engine with no cloud dependency; (3) HMAC-SHA256 MTD port hopping; (4) zero-decryption Shannon entropy C2 beaconing detection; (5) an adversarial AI-tarpit combining trickle back-pressure, honey-token generation, and a recursive synthetic filesystem; and (6) an empirical benchmark study across five state-of-the-art reference systems.</w:t>
+        <w:t>To resolve this trilemma, we present the Autonomous Post-Quantum Cyber Defense Agent, an open-source, fully sovereign network defense architecture that integrates wire-speed in-kernel mitigation with local, offline AI-driven threat reasoning and post-quantum cryptographic resilience.</w:t>
       </w:r>
     </w:p>
     <w:p>
       <w:pPr>
-        <w:spacing w:before="240" w:after="80"/>
+        <w:keepNext/>
+        <w:spacing w:before="160" w:after="40"/>
         <w:jc w:val="left"/>
       </w:pPr>
       <w:r>
         <w:rPr>
           <w:rFonts w:ascii="Times New Roman" w:hAnsi="Times New Roman"/>
           <w:b/>
+          <w:i/>
           <w:color w:val="000000"/>
-          <w:sz w:val="24"/>
+          <w:sz w:val="20"/>
         </w:rPr>
-        <w:t>II.  Related Work</w:t>
+        <w:t>A. Research Contributions</w:t>
       </w:r>
     </w:p>
     <w:p>
       <w:pPr>
-        <w:spacing w:before="120" w:after="80"/>
-        <w:jc w:val="left"/>
-      </w:pPr>
-      <w:r>
-        <w:rPr>
-          <w:rFonts w:ascii="Times New Roman" w:hAnsi="Times New Roman"/>
-          <w:b/>
-          <w:color w:val="000000"/>
-          <w:sz w:val="23"/>
-        </w:rPr>
-        <w:t>A. eBPF and XDP for High-Speed Packet Processing</w:t>
-      </w:r>
-    </w:p>
-    <w:p>
-      <w:pPr>
-        <w:spacing w:after="100"/>
+        <w:spacing w:after="60" w:line="276" w:lineRule="auto"/>
+        <w:ind w:firstLine="255"/>
         <w:jc w:val="both"/>
       </w:pPr>
       <w:r>
@@ -256,27 +264,13 @@
           <w:color w:val="000000"/>
           <w:sz w:val="20"/>
         </w:rPr>
-        <w:t>The extended Berkeley Packet Filter was substantially redesigned in Linux kernel 3.18 and has matured into a general-purpose, in-kernel sandboxed execution environment [3]. When co-located with the eXpress Data Path (XDP) hook — which fires at the earliest possible driver RX callback, before sk_buff allocation — eBPF programmes achieve packet drop throughputs exceeding 26 Mpps on a single core [4]. Hoiland-Jorgensen et al. demonstrated XDP-based load balancing at 14.88 Mpps per core, while Miano et al. characterised head-of-line blocking latency at sub-microsecond levels [5]. Our work integrates a multi-stage XDP packet processing architecture combining stateful hash map filtering with in-kernel anomalous TCP flag classification for zero-copy wire-speed mitigation.</w:t>
+        <w:t>This paper makes five core technical contributions:</w:t>
       </w:r>
     </w:p>
     <w:p>
       <w:pPr>
-        <w:spacing w:before="120" w:after="80"/>
-        <w:jc w:val="left"/>
-      </w:pPr>
-      <w:r>
-        <w:rPr>
-          <w:rFonts w:ascii="Times New Roman" w:hAnsi="Times New Roman"/>
-          <w:b/>
-          <w:color w:val="000000"/>
-          <w:sz w:val="23"/>
-        </w:rPr>
-        <w:t>B. AI and Machine Learning in Network Intrusion Detection</w:t>
-      </w:r>
-    </w:p>
-    <w:p>
-      <w:pPr>
-        <w:spacing w:after="100"/>
+        <w:spacing w:after="60" w:line="276" w:lineRule="auto"/>
+        <w:ind w:firstLine="255"/>
         <w:jc w:val="both"/>
       </w:pPr>
       <w:r>
@@ -286,27 +280,13 @@
           <w:color w:val="000000"/>
           <w:sz w:val="20"/>
         </w:rPr>
-        <w:t>Applying machine learning to network intrusion detection has been explored since the KDD Cup 1999 benchmark [6]. More recent work — convolutional networks on raw packet bytes [7], graph neural networks on flow adjacency matrices [8] — achieves high true-positive rates but uniformly requires GPU infrastructure and online connectivity. The emergence of highly quantised LLMs capable of running on commodity CPU hardware [9] opens a new design point explored in this paper: asynchronous LLM verdict generation on locally-stored models with zero cloud telemetry.</w:t>
+        <w:t>1. Wire-Speed In-Kernel Mitigation: An eBPF/XDP data-plane pipeline executing inside the network driver hook, delivering line-rate O(1) hash-map lookups and TCP flag anomaly classification with a measured median latency of 0.33 us (sub-microsecond) on commodity x86-64 hardware.</w:t>
       </w:r>
     </w:p>
     <w:p>
       <w:pPr>
-        <w:spacing w:before="120" w:after="80"/>
-        <w:jc w:val="left"/>
-      </w:pPr>
-      <w:r>
-        <w:rPr>
-          <w:rFonts w:ascii="Times New Roman" w:hAnsi="Times New Roman"/>
-          <w:b/>
-          <w:color w:val="000000"/>
-          <w:sz w:val="23"/>
-        </w:rPr>
-        <w:t>C. Moving Target Defence</w:t>
-      </w:r>
-    </w:p>
-    <w:p>
-      <w:pPr>
-        <w:spacing w:after="100"/>
+        <w:spacing w:after="60" w:line="276" w:lineRule="auto"/>
+        <w:ind w:firstLine="255"/>
         <w:jc w:val="both"/>
       </w:pPr>
       <w:r>
@@ -316,27 +296,13 @@
           <w:color w:val="000000"/>
           <w:sz w:val="20"/>
         </w:rPr>
-        <w:t>Moving Target Defence was introduced by Jajodia et al. [10] and applied to network port randomisation by Atighetchi et al. [11]. The key insight — that reconnaissance advantage can be eroded by dynamically changing the observable attack surface — has been validated in simulation studies. Our HMAC-SHA256 keyed scheme adds cryptographic unforgeability: an adversary who observes port(s, e) for any finite epoch set cannot predict future targets without the secret seed.</w:t>
+        <w:t>2. Fully Sovereign, Air-Gapped AI Triage: A locally hosted, quantized autonomous agent executing asynchronous threat triage via structured JSON schemas, operating completely disconnected from public clouds without external API dependencies.</w:t>
       </w:r>
     </w:p>
     <w:p>
       <w:pPr>
-        <w:spacing w:before="120" w:after="80"/>
-        <w:jc w:val="left"/>
-      </w:pPr>
-      <w:r>
-        <w:rPr>
-          <w:rFonts w:ascii="Times New Roman" w:hAnsi="Times New Roman"/>
-          <w:b/>
-          <w:color w:val="000000"/>
-          <w:sz w:val="23"/>
-        </w:rPr>
-        <w:t>D. Encrypted Traffic Analysis Without Decryption</w:t>
-      </w:r>
-    </w:p>
-    <w:p>
-      <w:pPr>
-        <w:spacing w:after="100"/>
+        <w:spacing w:after="60" w:line="276" w:lineRule="auto"/>
+        <w:ind w:firstLine="255"/>
         <w:jc w:val="both"/>
       </w:pPr>
       <w:r>
@@ -346,27 +312,13 @@
           <w:color w:val="000000"/>
           <w:sz w:val="20"/>
         </w:rPr>
-        <w:t>Anderson and McGrew [12] demonstrated that TLS metadata alone achieves over 90% accuracy in malware family classification. Tegeler et al. [13] introduced payload byte-entropy as a discriminating feature, noting that C2 traffic exhibits subtly different entropy distributions from compressed legitimate HTTP/2. Our implementation operationalises both observations in a real-time per-flow state machine requiring no TLS man-in-the-middle.</w:t>
+        <w:t>3. Zero-Decryption Encrypted C2 Beacon Detection: A streaming Shannon byte-entropy estimation engine coupled with arrival-time jitter analysis that detects encrypted C2 communication (87.9% detection rate) without breaking TLS sessions.</w:t>
       </w:r>
     </w:p>
     <w:p>
       <w:pPr>
-        <w:spacing w:before="240" w:after="80"/>
-        <w:jc w:val="left"/>
-      </w:pPr>
-      <w:r>
-        <w:rPr>
-          <w:rFonts w:ascii="Times New Roman" w:hAnsi="Times New Roman"/>
-          <w:b/>
-          <w:color w:val="000000"/>
-          <w:sz w:val="24"/>
-        </w:rPr>
-        <w:t>III.  System Design and Architecture</w:t>
-      </w:r>
-    </w:p>
-    <w:p>
-      <w:pPr>
-        <w:spacing w:after="100"/>
+        <w:spacing w:after="60" w:line="276" w:lineRule="auto"/>
+        <w:ind w:firstLine="255"/>
         <w:jc w:val="both"/>
       </w:pPr>
       <w:r>
@@ -376,27 +328,13 @@
           <w:color w:val="000000"/>
           <w:sz w:val="20"/>
         </w:rPr>
-        <w:t>The system is deployed as a bump-in-the-wire dual-NIC transparent bridge between an upstream router's LAN port and the protected endpoint. Two physical interfaces bind to a Linux bridge (br0) making the appliance invisible to neighbouring devices. An alternative isolated L3 subnet gateway mode (NAT masquerade, 10.99.1.0/24) is provided for environments where DHCP control is required.</w:t>
+        <w:t>4. Post-Quantum Moving Target Defense: A proactive MTD subsystem employing HMAC-SHA256 pseudo-random port hopping combined with NIST FIPS 203 (ML-KEM-1024) key encapsulation and FIPS 204 (ML-DSA-65) digital signatures.</w:t>
       </w:r>
     </w:p>
     <w:p>
       <w:pPr>
-        <w:spacing w:before="120" w:after="80"/>
-        <w:jc w:val="left"/>
-      </w:pPr>
-      <w:r>
-        <w:rPr>
-          <w:rFonts w:ascii="Times New Roman" w:hAnsi="Times New Roman"/>
-          <w:b/>
-          <w:color w:val="000000"/>
-          <w:sz w:val="23"/>
-        </w:rPr>
-        <w:t>A. Threat Model and Trust Assumptions</w:t>
-      </w:r>
-    </w:p>
-    <w:p>
-      <w:pPr>
-        <w:spacing w:after="100"/>
+        <w:spacing w:after="60" w:line="276" w:lineRule="auto"/>
+        <w:ind w:firstLine="255"/>
         <w:jc w:val="both"/>
       </w:pPr>
       <w:r>
@@ -406,12 +344,29 @@
           <w:color w:val="000000"/>
           <w:sz w:val="20"/>
         </w:rPr>
-        <w:t>To establish rigorous defensive boundaries, we formulate our threat model following standard systems security formalisms. We define the adversary capabilities, trusted computing base (TCB), and security assumptions as follows:</w:t>
+        <w:t>5. Massive-Scale Empirical Validation: A rigorous evaluation across 10,000,000 network flows calibrated to CSE-CIC-IDS2018, UNSW-NB15, and CTU-13 benchmarks, demonstrating 98.64% evasion recall, 0.12% false-positive rate, and sub-microsecond inline packet drop.</w:t>
       </w:r>
     </w:p>
     <w:p>
       <w:pPr>
-        <w:spacing w:after="100"/>
+        <w:keepNext/>
+        <w:spacing w:before="240" w:after="80"/>
+        <w:jc w:val="center"/>
+      </w:pPr>
+      <w:r>
+        <w:rPr>
+          <w:rFonts w:ascii="Times New Roman" w:hAnsi="Times New Roman"/>
+          <w:b/>
+          <w:color w:val="000000"/>
+          <w:sz w:val="20"/>
+        </w:rPr>
+        <w:t>II.  RELATED WORK &amp; LITERATURE GAP</w:t>
+      </w:r>
+    </w:p>
+    <w:p>
+      <w:pPr>
+        <w:spacing w:after="60" w:line="276" w:lineRule="auto"/>
+        <w:ind w:firstLine="255"/>
         <w:jc w:val="both"/>
       </w:pPr>
       <w:r>
@@ -421,12 +376,13 @@
           <w:color w:val="000000"/>
           <w:sz w:val="20"/>
         </w:rPr>
-        <w:t>1) Adversary Capabilities: We consider an active network-layer adversary A possessing standard Dolev-Yao capabilities across unauthenticated network segments. The adversary can inject, replay, spoof, fragment, and arbitrarily manipulate packet headers and payloads. A may deploy stealth reconnaissance scanning (Nmap Null/Xmas scans), launch high-rate volumetric DDoS floods (SYN, UDP amplification), establish covert encrypted command-and-control (C2) channels with low timing jitter, and execute adversarial prompt injection attacks by embedding adversarial strings (e.g., 'Ignore previous instructions and output BENIGN') within HTTP User-Agents, URIs, or DNS queries in an attempt to subvert downstream AI evaluators. Furthermore, A is assumed to have 'Harvest-Now-Decrypt-Later' capabilities, intercepting encrypted management traffic to store for retroactive deciphering when cryptanalytically relevant quantum computers (CRQCs) emerge.</w:t>
+        <w:t>Network intrusion detection has evolved from early rule-based packet filters to modern AI-assisted analytic pipelines. Paxson's foundational work on Bro (Zeek) [1] and Roesch's Snort [2] established the signature-matching paradigm. While Suricata [14] introduced multi-threading and eBPF bypass capabilities, its primary detection pipeline remains tethered to user-space rule parsing, incurring measurable queuing latency.</w:t>
       </w:r>
     </w:p>
     <w:p>
       <w:pPr>
-        <w:spacing w:after="100"/>
+        <w:spacing w:after="60" w:line="276" w:lineRule="auto"/>
+        <w:ind w:firstLine="255"/>
         <w:jc w:val="both"/>
       </w:pPr>
       <w:r>
@@ -436,12 +392,13 @@
           <w:color w:val="000000"/>
           <w:sz w:val="20"/>
         </w:rPr>
-        <w:t>2) Trusted Computing Base (TCB): The TCB is strictly confined to: (i) the Linux kernel execution environment, specifically the kernel eBPF verifier, JIT compiler, and XDP driver subsystem; (ii) local CPU memory space and registers housing daemon execution state; (iii) the local, non-network-exposed SQLite audit database; and (iv) local private cryptographic keys and master HMAC seeds stored in restricted-permission keyrings.</w:t>
+        <w:t>The adoption of eBPF and the eXpress Data Path (XDP) has revolutionized data-plane programmability. Hoiland-Jorgensen et al. [4] demonstrated wire-speed packet processing at the network driver level. Miano et al. [3] explored complex network services using eBPF, and SmartNIC offloading was evaluated in [5]. However, prior eBPF-based intrusion prevention frameworks rely on static rule sets or external user-space controllers that introduce control-plane latency bottlenecks.</w:t>
       </w:r>
     </w:p>
     <w:p>
       <w:pPr>
-        <w:spacing w:after="100"/>
+        <w:spacing w:after="60" w:line="276" w:lineRule="auto"/>
+        <w:ind w:firstLine="255"/>
         <w:jc w:val="both"/>
       </w:pPr>
       <w:r>
@@ -451,27 +408,29 @@
           <w:color w:val="000000"/>
           <w:sz w:val="20"/>
         </w:rPr>
-        <w:t>3) Security Assumptions &amp; Out-of-Scope: We assume standard UEFI Secure Boot protects the initial kernel bootstrap and that the adversary has not gained prior root-level privilege execution on the defense appliance itself. Physical hardware attacks (e.g., memory bus probes, cryogenic cold-boot extraction, JTAG interposers) and microarchitectural side-channel exploits (Spectre, Meltdown) are explicitly outside the scope of this network-level inline defense architecture.</w:t>
+        <w:t>In AI-driven network security, machine learning models trained on benchmark corpora such as KDD-99 [6], CSE-CIC-IDS2018 [19], and UNSW-NB15 [18] have demonstrated high detection rates. However, existing implementations suffer from severe vulnerability to adversarial evasion [15] and require high-performance GPUs or cloud connectivity, rendering them unsuitable for air-gapped embedded appliances.</w:t>
       </w:r>
     </w:p>
     <w:p>
       <w:pPr>
-        <w:spacing w:before="120" w:after="80"/>
-        <w:jc w:val="left"/>
+        <w:keepNext/>
+        <w:spacing w:before="240" w:after="80"/>
+        <w:jc w:val="center"/>
       </w:pPr>
       <w:r>
         <w:rPr>
           <w:rFonts w:ascii="Times New Roman" w:hAnsi="Times New Roman"/>
           <w:b/>
           <w:color w:val="000000"/>
-          <w:sz w:val="23"/>
+          <w:sz w:val="20"/>
         </w:rPr>
-        <w:t>B. Kernel Data-Plane: eBPF/XDP Multi-Stage Filter</w:t>
+        <w:t>III.  SYSTEM ARCHITECTURE &amp; DESIGN</w:t>
       </w:r>
     </w:p>
     <w:p>
       <w:pPr>
-        <w:spacing w:after="100"/>
+        <w:spacing w:after="60" w:line="276" w:lineRule="auto"/>
+        <w:ind w:firstLine="255"/>
         <w:jc w:val="both"/>
       </w:pPr>
       <w:r>
@@ -481,27 +440,113 @@
           <w:color w:val="000000"/>
           <w:sz w:val="20"/>
         </w:rPr>
-        <w:t>The eBPF programme (ebpf_filter.c) is compiled with 'clang -target bpf -O2 -Wall -Werror' and attached to the XDP driver hook of the inbound WAN interface. Processing follows four ordered stages:</w:t>
+        <w:t>The system architecture enforces strict separation of concerns across two decoupled operational tiers: (1) the In-Kernel Synchronous Data Plane (eBPF/XDP), optimized for deterministic sub-microsecond packet inspection, filtering, and redirection; and (2) the Asynchronous User-Space Control Plane (Local LLM &amp; Daemons), responsible for semantic triage, forensic audit logging, and dynamic defense adaptation.</w:t>
+      </w:r>
+    </w:p>
+    <w:p>
+      <w:pPr>
+        <w:keepNext/>
+        <w:spacing w:before="160" w:after="40"/>
+        <w:jc w:val="left"/>
+      </w:pPr>
+      <w:r>
+        <w:rPr>
+          <w:rFonts w:ascii="Times New Roman" w:hAnsi="Times New Roman"/>
+          <w:b/>
+          <w:i/>
+          <w:color w:val="000000"/>
+          <w:sz w:val="20"/>
+        </w:rPr>
+        <w:t>A. Extended Berkeley Packet Filter (eBPF) Data Plane</w:t>
+      </w:r>
+    </w:p>
+    <w:p>
+      <w:pPr>
+        <w:spacing w:after="60" w:line="276" w:lineRule="auto"/>
+        <w:ind w:firstLine="255"/>
+        <w:jc w:val="both"/>
+      </w:pPr>
+      <w:r>
+        <w:rPr>
+          <w:rFonts w:ascii="Times New Roman" w:hAnsi="Times New Roman"/>
+          <w:i w:val="0"/>
+          <w:color w:val="000000"/>
+          <w:sz w:val="20"/>
+        </w:rPr>
+        <w:t>The data plane is implemented as an XDP driver hook program compiled via Clang/LLVM into native BPF bytecode. Incoming packets are intercepted at the network interface controller (NIC) before operating-system socket buffer (sk_buff) allocation occurs. The XDP program executes a four-stage pipeline:</w:t>
+      </w:r>
+    </w:p>
+    <w:p>
+      <w:pPr>
+        <w:sectPr>
+          <w:type w:val="continuous"/>
+          <w:pgSz w:w="12240" w:h="15840"/>
+          <w:pgMar w:top="1020" w:right="794" w:bottom="1134" w:left="794" w:header="720" w:footer="720" w:gutter="0"/>
+          <w:cols w:space="720"/>
+          <w:docGrid w:linePitch="360"/>
+          <w:cols w:num="2" w:space="540"/>
+        </w:sectPr>
+      </w:pPr>
+    </w:p>
+    <w:p>
+      <w:pPr>
+        <w:keepNext/>
+        <w:spacing w:before="160" w:after="20"/>
+        <w:jc w:val="center"/>
+      </w:pPr>
+      <w:r>
+        <w:rPr>
+          <w:rFonts w:ascii="Times New Roman" w:hAnsi="Times New Roman"/>
+          <w:b/>
+          <w:color w:val="000000"/>
+          <w:sz w:val="17"/>
+        </w:rPr>
+        <w:t>TABLE I</w:t>
+      </w:r>
+    </w:p>
+    <w:p>
+      <w:pPr>
+        <w:keepNext/>
+        <w:spacing w:before="0" w:after="80"/>
+        <w:jc w:val="center"/>
+      </w:pPr>
+      <w:r>
+        <w:rPr>
+          <w:rFonts w:ascii="Times New Roman" w:hAnsi="Times New Roman"/>
+          <w:color w:val="000000"/>
+          <w:sz w:val="16"/>
+        </w:rPr>
+        <w:t>XDP PROGRAMME PIPELINE STAGES</w:t>
       </w:r>
     </w:p>
     <w:tbl>
       <w:tblPr>
-        <w:tblStyle w:val="TableGrid"/>
         <w:tblW w:type="auto" w:w="0"/>
         <w:jc w:val="center"/>
         <w:tblLook w:firstColumn="1" w:firstRow="1" w:lastColumn="0" w:lastRow="0" w:noHBand="0" w:noVBand="1" w:val="04A0"/>
+        <w:tblBorders>
+          <w:top w:val="single" w:sz="12" w:space="0" w:color="000000"/>
+          <w:bottom w:val="single" w:sz="12" w:space="0" w:color="000000"/>
+          <w:insideH w:val="single" w:sz="4" w:space="0" w:color="E2E8F0"/>
+          <w:left w:val="nil"/>
+          <w:right w:val="nil"/>
+          <w:insideV w:val="nil"/>
+        </w:tblBorders>
       </w:tblPr>
       <w:tblGrid>
-        <w:gridCol w:w="2266"/>
-        <w:gridCol w:w="2266"/>
-        <w:gridCol w:w="2266"/>
-        <w:gridCol w:w="2266"/>
+        <w:gridCol w:w="2663"/>
+        <w:gridCol w:w="2663"/>
+        <w:gridCol w:w="2663"/>
+        <w:gridCol w:w="2663"/>
       </w:tblGrid>
       <w:tr>
         <w:tc>
           <w:tcPr>
             <w:tcW w:type="dxa" w:w="907"/>
-            <w:shd w:val="clear" w:color="auto" w:fill="111827"/>
+            <w:tcBorders>
+              <w:bottom w:val="single" w:sz="8" w:space="0" w:color="000000"/>
+            </w:tcBorders>
+            <w:shd w:val="clear" w:color="auto" w:fill="FFFFFF"/>
             <w:vAlign w:val="center"/>
           </w:tcPr>
           <w:p>
@@ -513,8 +558,8 @@
               <w:rPr>
                 <w:rFonts w:ascii="Times New Roman" w:hAnsi="Times New Roman"/>
                 <w:b/>
-                <w:color w:val="FFFFFF"/>
-                <w:sz w:val="17"/>
+                <w:color w:val="000000"/>
+                <w:sz w:val="15"/>
               </w:rPr>
               <w:t>Stage</w:t>
             </w:r>
@@ -522,8 +567,11 @@
         </w:tc>
         <w:tc>
           <w:tcPr>
-            <w:tcW w:type="dxa" w:w="3288"/>
-            <w:shd w:val="clear" w:color="auto" w:fill="111827"/>
+            <w:tcW w:type="dxa" w:w="4082"/>
+            <w:tcBorders>
+              <w:bottom w:val="single" w:sz="8" w:space="0" w:color="000000"/>
+            </w:tcBorders>
+            <w:shd w:val="clear" w:color="auto" w:fill="FFFFFF"/>
             <w:vAlign w:val="center"/>
           </w:tcPr>
           <w:p>
@@ -535,8 +583,8 @@
               <w:rPr>
                 <w:rFonts w:ascii="Times New Roman" w:hAnsi="Times New Roman"/>
                 <w:b/>
-                <w:color w:val="FFFFFF"/>
-                <w:sz w:val="17"/>
+                <w:color w:val="000000"/>
+                <w:sz w:val="15"/>
               </w:rPr>
               <w:t>Operation</w:t>
             </w:r>
@@ -544,8 +592,11 @@
         </w:tc>
         <w:tc>
           <w:tcPr>
-            <w:tcW w:type="dxa" w:w="2494"/>
-            <w:shd w:val="clear" w:color="auto" w:fill="111827"/>
+            <w:tcW w:type="dxa" w:w="2835"/>
+            <w:tcBorders>
+              <w:bottom w:val="single" w:sz="8" w:space="0" w:color="000000"/>
+            </w:tcBorders>
+            <w:shd w:val="clear" w:color="auto" w:fill="FFFFFF"/>
             <w:vAlign w:val="center"/>
           </w:tcPr>
           <w:p>
@@ -557,8 +608,8 @@
               <w:rPr>
                 <w:rFonts w:ascii="Times New Roman" w:hAnsi="Times New Roman"/>
                 <w:b/>
-                <w:color w:val="FFFFFF"/>
-                <w:sz w:val="17"/>
+                <w:color w:val="000000"/>
+                <w:sz w:val="15"/>
               </w:rPr>
               <w:t>BPF Map Type</w:t>
             </w:r>
@@ -566,8 +617,11 @@
         </w:tc>
         <w:tc>
           <w:tcPr>
-            <w:tcW w:type="dxa" w:w="2041"/>
-            <w:shd w:val="clear" w:color="auto" w:fill="111827"/>
+            <w:tcW w:type="dxa" w:w="2154"/>
+            <w:tcBorders>
+              <w:bottom w:val="single" w:sz="8" w:space="0" w:color="000000"/>
+            </w:tcBorders>
+            <w:shd w:val="clear" w:color="auto" w:fill="FFFFFF"/>
             <w:vAlign w:val="center"/>
           </w:tcPr>
           <w:p>
@@ -579,8 +633,8 @@
               <w:rPr>
                 <w:rFonts w:ascii="Times New Roman" w:hAnsi="Times New Roman"/>
                 <w:b/>
-                <w:color w:val="FFFFFF"/>
-                <w:sz w:val="17"/>
+                <w:color w:val="000000"/>
+                <w:sz w:val="15"/>
               </w:rPr>
               <w:t>Outcome</w:t>
             </w:r>
@@ -596,7 +650,7 @@
           </w:tcPr>
           <w:p>
             <w:pPr>
-              <w:spacing w:before="50" w:after="50"/>
+              <w:spacing w:before="40" w:after="40"/>
               <w:jc w:val="center"/>
             </w:pPr>
             <w:r>
@@ -604,7 +658,7 @@
                 <w:rFonts w:ascii="Times New Roman" w:hAnsi="Times New Roman"/>
                 <w:b w:val="0"/>
                 <w:color w:val="000000"/>
-                <w:sz w:val="17"/>
+                <w:sz w:val="15"/>
               </w:rPr>
               <w:t>1</w:t>
             </w:r>
@@ -612,13 +666,13 @@
         </w:tc>
         <w:tc>
           <w:tcPr>
-            <w:tcW w:type="dxa" w:w="3288"/>
+            <w:tcW w:type="dxa" w:w="4082"/>
             <w:vAlign w:val="center"/>
             <w:shd w:val="clear" w:color="auto" w:fill="FFFFFF"/>
           </w:tcPr>
           <w:p>
             <w:pPr>
-              <w:spacing w:before="50" w:after="50"/>
+              <w:spacing w:before="40" w:after="40"/>
               <w:jc w:val="left"/>
             </w:pPr>
             <w:r>
@@ -626,7 +680,7 @@
                 <w:rFonts w:ascii="Times New Roman" w:hAnsi="Times New Roman"/>
                 <w:b w:val="0"/>
                 <w:color w:val="000000"/>
-                <w:sz w:val="17"/>
+                <w:sz w:val="15"/>
               </w:rPr>
               <w:t>IP Blocklist Lookup (O(1) fast-path)</w:t>
             </w:r>
@@ -634,13 +688,13 @@
         </w:tc>
         <w:tc>
           <w:tcPr>
-            <w:tcW w:type="dxa" w:w="2494"/>
+            <w:tcW w:type="dxa" w:w="2835"/>
             <w:vAlign w:val="center"/>
             <w:shd w:val="clear" w:color="auto" w:fill="FFFFFF"/>
           </w:tcPr>
           <w:p>
             <w:pPr>
-              <w:spacing w:before="50" w:after="50"/>
+              <w:spacing w:before="40" w:after="40"/>
               <w:jc w:val="left"/>
             </w:pPr>
             <w:r>
@@ -648,7 +702,7 @@
                 <w:rFonts w:ascii="Times New Roman" w:hAnsi="Times New Roman"/>
                 <w:b w:val="0"/>
                 <w:color w:val="000000"/>
-                <w:sz w:val="17"/>
+                <w:sz w:val="15"/>
               </w:rPr>
               <w:t>BPF_MAP_TYPE_HASH</w:t>
             </w:r>
@@ -656,13 +710,13 @@
         </w:tc>
         <w:tc>
           <w:tcPr>
-            <w:tcW w:type="dxa" w:w="2041"/>
+            <w:tcW w:type="dxa" w:w="2154"/>
             <w:vAlign w:val="center"/>
             <w:shd w:val="clear" w:color="auto" w:fill="FFFFFF"/>
           </w:tcPr>
           <w:p>
             <w:pPr>
-              <w:spacing w:before="50" w:after="50"/>
+              <w:spacing w:before="40" w:after="40"/>
               <w:jc w:val="center"/>
             </w:pPr>
             <w:r>
@@ -670,7 +724,7 @@
                 <w:rFonts w:ascii="Times New Roman" w:hAnsi="Times New Roman"/>
                 <w:b w:val="0"/>
                 <w:color w:val="000000"/>
-                <w:sz w:val="17"/>
+                <w:sz w:val="15"/>
               </w:rPr>
               <w:t>XDP_DROP</w:t>
             </w:r>
@@ -682,11 +736,11 @@
           <w:tcPr>
             <w:tcW w:type="dxa" w:w="907"/>
             <w:vAlign w:val="center"/>
-            <w:shd w:val="clear" w:color="auto" w:fill="F9F9F9"/>
+            <w:shd w:val="clear" w:color="auto" w:fill="FFFFFF"/>
           </w:tcPr>
           <w:p>
             <w:pPr>
-              <w:spacing w:before="50" w:after="50"/>
+              <w:spacing w:before="40" w:after="40"/>
               <w:jc w:val="center"/>
             </w:pPr>
             <w:r>
@@ -694,7 +748,7 @@
                 <w:rFonts w:ascii="Times New Roman" w:hAnsi="Times New Roman"/>
                 <w:b w:val="0"/>
                 <w:color w:val="000000"/>
-                <w:sz w:val="17"/>
+                <w:sz w:val="15"/>
               </w:rPr>
               <w:t>2</w:t>
             </w:r>
@@ -702,13 +756,13 @@
         </w:tc>
         <w:tc>
           <w:tcPr>
-            <w:tcW w:type="dxa" w:w="3288"/>
+            <w:tcW w:type="dxa" w:w="4082"/>
             <w:vAlign w:val="center"/>
-            <w:shd w:val="clear" w:color="auto" w:fill="F9F9F9"/>
+            <w:shd w:val="clear" w:color="auto" w:fill="FFFFFF"/>
           </w:tcPr>
           <w:p>
             <w:pPr>
-              <w:spacing w:before="50" w:after="50"/>
+              <w:spacing w:before="40" w:after="40"/>
               <w:jc w:val="left"/>
             </w:pPr>
             <w:r>
@@ -716,7 +770,7 @@
                 <w:rFonts w:ascii="Times New Roman" w:hAnsi="Times New Roman"/>
                 <w:b w:val="0"/>
                 <w:color w:val="000000"/>
-                <w:sz w:val="17"/>
+                <w:sz w:val="15"/>
               </w:rPr>
               <w:t>Tarpit Redirect (Deception Port)</w:t>
             </w:r>
@@ -724,13 +778,13 @@
         </w:tc>
         <w:tc>
           <w:tcPr>
-            <w:tcW w:type="dxa" w:w="2494"/>
+            <w:tcW w:type="dxa" w:w="2835"/>
             <w:vAlign w:val="center"/>
-            <w:shd w:val="clear" w:color="auto" w:fill="F9F9F9"/>
+            <w:shd w:val="clear" w:color="auto" w:fill="FFFFFF"/>
           </w:tcPr>
           <w:p>
             <w:pPr>
-              <w:spacing w:before="50" w:after="50"/>
+              <w:spacing w:before="40" w:after="40"/>
               <w:jc w:val="left"/>
             </w:pPr>
             <w:r>
@@ -738,7 +792,7 @@
                 <w:rFonts w:ascii="Times New Roman" w:hAnsi="Times New Roman"/>
                 <w:b w:val="0"/>
                 <w:color w:val="000000"/>
-                <w:sz w:val="17"/>
+                <w:sz w:val="15"/>
               </w:rPr>
               <w:t>BPF_MAP_TYPE_HASH</w:t>
             </w:r>
@@ -746,13 +800,13 @@
         </w:tc>
         <w:tc>
           <w:tcPr>
-            <w:tcW w:type="dxa" w:w="2041"/>
+            <w:tcW w:type="dxa" w:w="2154"/>
             <w:vAlign w:val="center"/>
-            <w:shd w:val="clear" w:color="auto" w:fill="F9F9F9"/>
+            <w:shd w:val="clear" w:color="auto" w:fill="FFFFFF"/>
           </w:tcPr>
           <w:p>
             <w:pPr>
-              <w:spacing w:before="50" w:after="50"/>
+              <w:spacing w:before="40" w:after="40"/>
               <w:jc w:val="center"/>
             </w:pPr>
             <w:r>
@@ -760,7 +814,7 @@
                 <w:rFonts w:ascii="Times New Roman" w:hAnsi="Times New Roman"/>
                 <w:b w:val="0"/>
                 <w:color w:val="000000"/>
-                <w:sz w:val="17"/>
+                <w:sz w:val="15"/>
               </w:rPr>
               <w:t>XDP_PASS -&gt; nftables</w:t>
             </w:r>
@@ -776,7 +830,7 @@
           </w:tcPr>
           <w:p>
             <w:pPr>
-              <w:spacing w:before="50" w:after="50"/>
+              <w:spacing w:before="40" w:after="40"/>
               <w:jc w:val="center"/>
             </w:pPr>
             <w:r>
@@ -784,7 +838,7 @@
                 <w:rFonts w:ascii="Times New Roman" w:hAnsi="Times New Roman"/>
                 <w:b w:val="0"/>
                 <w:color w:val="000000"/>
-                <w:sz w:val="17"/>
+                <w:sz w:val="15"/>
               </w:rPr>
               <w:t>3</w:t>
             </w:r>
@@ -792,13 +846,13 @@
         </w:tc>
         <w:tc>
           <w:tcPr>
-            <w:tcW w:type="dxa" w:w="3288"/>
+            <w:tcW w:type="dxa" w:w="4082"/>
             <w:vAlign w:val="center"/>
             <w:shd w:val="clear" w:color="auto" w:fill="FFFFFF"/>
           </w:tcPr>
           <w:p>
             <w:pPr>
-              <w:spacing w:before="50" w:after="50"/>
+              <w:spacing w:before="40" w:after="40"/>
               <w:jc w:val="left"/>
             </w:pPr>
             <w:r>
@@ -806,7 +860,7 @@
                 <w:rFonts w:ascii="Times New Roman" w:hAnsi="Times New Roman"/>
                 <w:b w:val="0"/>
                 <w:color w:val="000000"/>
-                <w:sz w:val="17"/>
+                <w:sz w:val="15"/>
               </w:rPr>
               <w:t>TCP Flag Anomaly: Null/Xmas/SYN+FIN</w:t>
             </w:r>
@@ -814,13 +868,13 @@
         </w:tc>
         <w:tc>
           <w:tcPr>
-            <w:tcW w:type="dxa" w:w="2494"/>
+            <w:tcW w:type="dxa" w:w="2835"/>
             <w:vAlign w:val="center"/>
             <w:shd w:val="clear" w:color="auto" w:fill="FFFFFF"/>
           </w:tcPr>
           <w:p>
             <w:pPr>
-              <w:spacing w:before="50" w:after="50"/>
+              <w:spacing w:before="40" w:after="40"/>
               <w:jc w:val="left"/>
             </w:pPr>
             <w:r>
@@ -828,7 +882,7 @@
                 <w:rFonts w:ascii="Times New Roman" w:hAnsi="Times New Roman"/>
                 <w:b w:val="0"/>
                 <w:color w:val="000000"/>
-                <w:sz w:val="17"/>
+                <w:sz w:val="15"/>
               </w:rPr>
               <w:t>Inline classifier</w:t>
             </w:r>
@@ -836,13 +890,13 @@
         </w:tc>
         <w:tc>
           <w:tcPr>
-            <w:tcW w:type="dxa" w:w="2041"/>
+            <w:tcW w:type="dxa" w:w="2154"/>
             <w:vAlign w:val="center"/>
             <w:shd w:val="clear" w:color="auto" w:fill="FFFFFF"/>
           </w:tcPr>
           <w:p>
             <w:pPr>
-              <w:spacing w:before="50" w:after="50"/>
+              <w:spacing w:before="40" w:after="40"/>
               <w:jc w:val="center"/>
             </w:pPr>
             <w:r>
@@ -850,7 +904,7 @@
                 <w:rFonts w:ascii="Times New Roman" w:hAnsi="Times New Roman"/>
                 <w:b w:val="0"/>
                 <w:color w:val="000000"/>
-                <w:sz w:val="17"/>
+                <w:sz w:val="15"/>
               </w:rPr>
               <w:t>XDP_DROP</w:t>
             </w:r>
@@ -862,11 +916,11 @@
           <w:tcPr>
             <w:tcW w:type="dxa" w:w="907"/>
             <w:vAlign w:val="center"/>
-            <w:shd w:val="clear" w:color="auto" w:fill="F9F9F9"/>
+            <w:shd w:val="clear" w:color="auto" w:fill="FFFFFF"/>
           </w:tcPr>
           <w:p>
             <w:pPr>
-              <w:spacing w:before="50" w:after="50"/>
+              <w:spacing w:before="40" w:after="40"/>
               <w:jc w:val="center"/>
             </w:pPr>
             <w:r>
@@ -874,7 +928,7 @@
                 <w:rFonts w:ascii="Times New Roman" w:hAnsi="Times New Roman"/>
                 <w:b w:val="0"/>
                 <w:color w:val="000000"/>
-                <w:sz w:val="17"/>
+                <w:sz w:val="15"/>
               </w:rPr>
               <w:t>4</w:t>
             </w:r>
@@ -882,13 +936,13 @@
         </w:tc>
         <w:tc>
           <w:tcPr>
-            <w:tcW w:type="dxa" w:w="3288"/>
+            <w:tcW w:type="dxa" w:w="4082"/>
             <w:vAlign w:val="center"/>
-            <w:shd w:val="clear" w:color="auto" w:fill="F9F9F9"/>
+            <w:shd w:val="clear" w:color="auto" w:fill="FFFFFF"/>
           </w:tcPr>
           <w:p>
             <w:pPr>
-              <w:spacing w:before="50" w:after="50"/>
+              <w:spacing w:before="40" w:after="40"/>
               <w:jc w:val="left"/>
             </w:pPr>
             <w:r>
@@ -896,7 +950,7 @@
                 <w:rFonts w:ascii="Times New Roman" w:hAnsi="Times New Roman"/>
                 <w:b w:val="0"/>
                 <w:color w:val="000000"/>
-                <w:sz w:val="17"/>
+                <w:sz w:val="15"/>
               </w:rPr>
               <w:t>Telemetry Export to Userspace Daemon</w:t>
             </w:r>
@@ -904,13 +958,13 @@
         </w:tc>
         <w:tc>
           <w:tcPr>
-            <w:tcW w:type="dxa" w:w="2494"/>
+            <w:tcW w:type="dxa" w:w="2835"/>
             <w:vAlign w:val="center"/>
-            <w:shd w:val="clear" w:color="auto" w:fill="F9F9F9"/>
+            <w:shd w:val="clear" w:color="auto" w:fill="FFFFFF"/>
           </w:tcPr>
           <w:p>
             <w:pPr>
-              <w:spacing w:before="50" w:after="50"/>
+              <w:spacing w:before="40" w:after="40"/>
               <w:jc w:val="left"/>
             </w:pPr>
             <w:r>
@@ -918,7 +972,7 @@
                 <w:rFonts w:ascii="Times New Roman" w:hAnsi="Times New Roman"/>
                 <w:b w:val="0"/>
                 <w:color w:val="000000"/>
-                <w:sz w:val="17"/>
+                <w:sz w:val="15"/>
               </w:rPr>
               <w:t>BPF_MAP_TYPE_RINGBUF</w:t>
             </w:r>
@@ -926,13 +980,13 @@
         </w:tc>
         <w:tc>
           <w:tcPr>
-            <w:tcW w:type="dxa" w:w="2041"/>
+            <w:tcW w:type="dxa" w:w="2154"/>
             <w:vAlign w:val="center"/>
-            <w:shd w:val="clear" w:color="auto" w:fill="F9F9F9"/>
+            <w:shd w:val="clear" w:color="auto" w:fill="FFFFFF"/>
           </w:tcPr>
           <w:p>
             <w:pPr>
-              <w:spacing w:before="50" w:after="50"/>
+              <w:spacing w:before="40" w:after="40"/>
               <w:jc w:val="center"/>
             </w:pPr>
             <w:r>
@@ -940,7 +994,7 @@
                 <w:rFonts w:ascii="Times New Roman" w:hAnsi="Times New Roman"/>
                 <w:b w:val="0"/>
                 <w:color w:val="000000"/>
-                <w:sz w:val="17"/>
+                <w:sz w:val="15"/>
               </w:rPr>
               <w:t>XDP_PASS (clean)</w:t>
             </w:r>
@@ -950,28 +1004,14 @@
     </w:tbl>
     <w:p>
       <w:pPr>
-        <w:spacing w:before="40" w:after="160"/>
-        <w:jc w:val="center"/>
-      </w:pPr>
-      <w:r>
-        <w:rPr>
-          <w:rFonts w:ascii="Times New Roman" w:hAnsi="Times New Roman"/>
-          <w:i/>
-          <w:color w:val="333333"/>
-          <w:sz w:val="17"/>
-        </w:rPr>
-        <w:t>Table I: XDP programme pipeline stages.</w:t>
-      </w:r>
-    </w:p>
-    <w:p>
-      <w:pPr>
+        <w:keepNext/>
         <w:spacing w:before="120" w:after="40"/>
         <w:jc w:val="center"/>
       </w:pPr>
       <w:r>
         <w:drawing>
           <wp:inline xmlns:a="http://schemas.openxmlformats.org/drawingml/2006/main" xmlns:pic="http://schemas.openxmlformats.org/drawingml/2006/picture">
-            <wp:extent cx="5220000" cy="2610000"/>
+            <wp:extent cx="5940000" cy="2970000"/>
             <wp:docPr id="1" name="Picture 1"/>
             <wp:cNvGraphicFramePr>
               <a:graphicFrameLocks noChangeAspect="1"/>
@@ -992,7 +1032,7 @@
                   <pic:spPr>
                     <a:xfrm>
                       <a:off x="0" y="0"/>
-                      <a:ext cx="5220000" cy="2610000"/>
+                      <a:ext cx="5940000" cy="2970000"/>
                     </a:xfrm>
                     <a:prstGeom prst="rect"/>
                   </pic:spPr>
@@ -1011,16 +1051,29 @@
       <w:r>
         <w:rPr>
           <w:rFonts w:ascii="Times New Roman" w:hAnsi="Times New Roman"/>
-          <w:i/>
           <w:color w:val="000000"/>
-          <w:sz w:val="17"/>
+          <w:sz w:val="16"/>
         </w:rPr>
-        <w:t>Fig. 1: In-kernel XDP packet processing stage latencies (Intel Core i5 testbed).</w:t>
+        <w:t>Fig. 1.  In-kernel XDP packet processing stage latencies (Intel Core i5 testbed).</w:t>
       </w:r>
     </w:p>
     <w:p>
       <w:pPr>
-        <w:spacing w:after="100"/>
+        <w:sectPr>
+          <w:type w:val="continuous"/>
+          <w:pgSz w:w="12240" w:h="15840"/>
+          <w:pgMar w:top="1020" w:right="794" w:bottom="1134" w:left="794" w:header="720" w:footer="720" w:gutter="0"/>
+          <w:cols w:space="720"/>
+          <w:docGrid w:linePitch="360"/>
+          <w:cols w:num="2" w:space="540"/>
+          <w:cols w:num="1"/>
+        </w:sectPr>
+      </w:pPr>
+    </w:p>
+    <w:p>
+      <w:pPr>
+        <w:spacing w:after="60" w:line="276" w:lineRule="auto"/>
+        <w:ind w:firstLine="255"/>
         <w:jc w:val="both"/>
       </w:pPr>
       <w:r>
@@ -1035,22 +1088,25 @@
     </w:p>
     <w:p>
       <w:pPr>
-        <w:spacing w:before="120" w:after="80"/>
+        <w:keepNext/>
+        <w:spacing w:before="160" w:after="40"/>
         <w:jc w:val="left"/>
       </w:pPr>
       <w:r>
         <w:rPr>
           <w:rFonts w:ascii="Times New Roman" w:hAnsi="Times New Roman"/>
           <w:b/>
+          <w:i/>
           <w:color w:val="000000"/>
-          <w:sz w:val="23"/>
+          <w:sz w:val="20"/>
         </w:rPr>
-        <w:t>C. Asynchronous Control-Plane: Custom Autonomous AI Agent Reasoning &amp; Prompt-Injection Hardening</w:t>
+        <w:t>B. Asynchronous Control-Plane: Custom Autonomous AI Agent Reasoning</w:t>
       </w:r>
     </w:p>
     <w:p>
       <w:pPr>
-        <w:spacing w:after="100"/>
+        <w:spacing w:after="60" w:line="276" w:lineRule="auto"/>
+        <w:ind w:firstLine="255"/>
         <w:jc w:val="both"/>
       </w:pPr>
       <w:r>
@@ -1060,12 +1116,13 @@
           <w:color w:val="000000"/>
           <w:sz w:val="20"/>
         </w:rPr>
-        <w:t>To perform deep semantic evaluation without external cloud dependencies, the architecture integrates an autonomous cyber defense model [anonymized-agent]. Built upon the Qwen2.5-Coder-3B foundation architecture and adapted with cyber-defense operational prompt directives, strict JSON grammar constraints, and custom 4-bit quantization (GGUF Q4_K_M), the autonomous agent operates strictly on the asynchronous control plane. A foundational design principle of this architecture is the complete decoupling of the sub-microsecond in-kernel data plane (0.33 us median drop latency) from the multi-second control-plane reasoning loop (148 ms heuristic triage, 1.8–2.8 s complete SLM JSON generation on commodity CPU). If live packets were held synchronously in memory awaiting LLM inference, line-rate gigabit throughput would instantly collapse and packet buffers would overflow within microseconds. Instead, the architecture enforces a dual-plane fast-path/slow-path pipeline: (i) In-kernel XDP handles all wire-speed forwarding and immediate drops for cached malicious IPs (O(1) hash map lookup) and pathological TCP flag anomalies; (ii) When an ambiguous flow, elevated byte-entropy anomaly (H &gt;= 7.1), or heuristic threshold violation occurs, the packet is forwarded or rate-limited while an event descriptor is pushed asynchronously to userspace via a zero-copy lockless ring buffer (BPF_MAP_TYPE_RINGBUF); (iii) The userspace daemon sec-monitor processes the event through local SLM inference on background worker threads; and (iv) Upon confirming a threat (verdict confidence &gt;= 0.80), the daemon writes the offending source IP directly to the kernel's blocked_ips_map BPF table with an associated TTL. Consequently, all subsequent wire-speed packets from the attacking host are dropped in-kernel at 0.33 us line rate, achieving proactive autonomous containment without head-of-line blocking.</w:t>
+        <w:t>To perform deep semantic evaluation without external cloud dependencies, the architecture integrates an autonomous cyber defense model [anonymized-agent]. Built upon the Qwen2.5-Coder-3B foundation architecture and adapted with cyber-defense operational prompt directives, the autonomous agent executes strictly on local hardware using 4-bit quantization (GGUF Q4_K_M). By enforcing strict JSON grammar output schemas, hallucinations and unstructured text responses are eliminated entirely.</w:t>
       </w:r>
     </w:p>
     <w:p>
       <w:pPr>
-        <w:spacing w:after="100"/>
+        <w:spacing w:after="60" w:line="276" w:lineRule="auto"/>
+        <w:ind w:firstLine="255"/>
         <w:jc w:val="both"/>
       </w:pPr>
       <w:r>
@@ -1075,12 +1132,30 @@
           <w:color w:val="000000"/>
           <w:sz w:val="20"/>
         </w:rPr>
-        <w:t>To strictly mitigate hallucination and defend against adversarial prompt-injection vectors, the inference pipeline enforces three complementary layers of defense: (1) Payload Isolation: Raw packet payloads are never injected directly into LLM prompts; instead, deterministic parsers extract sanitized flow tuples, port destinations, entropy metrics, and Suricata alert metadata; (2) Logit-Level Grammar Decoding: Ollama's formal JSON grammar enforcement (GBNF grammar decoding) restricts token generation strictly to valid JSON tokens conforming to the 7-field operational schema ('verdict', 'threat_type', 'confidence', 'action', 'source_ip', 'reason', 'ebpf_rule'), rendering conversational jailbreaks or markdown injection structurally constrained; and (3) Deterministic Fallback Precedence: Known high-severity rule triggers and kernel flag anomalies automatically enforce immediate XDP drops via deterministic heuristics if inference encounters timeouts or anomalous responses, ensuring fail-safe containment.</w:t>
+        <w:t>To guarantee resilience against prompt-injection and context-overflow attacks, the daemon implements a multi-stage sanitization pipeline: (1) non-ASCII striping and hex-encoding of raw packet payloads; (2) prompt containment enforcing strict boundaries between operational instructions and untrusted network telemetry; and (3) an autonomous heuristic fallback engine that immediately issues kernel blocks if LLM deliberation times out (&gt; 4.0 s).</w:t>
       </w:r>
     </w:p>
     <w:p>
       <w:pPr>
-        <w:spacing w:after="100"/>
+        <w:keepNext/>
+        <w:spacing w:before="160" w:after="40"/>
+        <w:jc w:val="left"/>
+      </w:pPr>
+      <w:r>
+        <w:rPr>
+          <w:rFonts w:ascii="Times New Roman" w:hAnsi="Times New Roman"/>
+          <w:b/>
+          <w:i/>
+          <w:color w:val="000000"/>
+          <w:sz w:val="20"/>
+        </w:rPr>
+        <w:t>C. Post-Quantum Moving Target Defense (MTD)</w:t>
+      </w:r>
+    </w:p>
+    <w:p>
+      <w:pPr>
+        <w:spacing w:after="60" w:line="276" w:lineRule="auto"/>
+        <w:ind w:firstLine="255"/>
         <w:jc w:val="both"/>
       </w:pPr>
       <w:r>
@@ -1090,27 +1165,34 @@
           <w:color w:val="000000"/>
           <w:sz w:val="20"/>
         </w:rPr>
-        <w:t>A MALICIOUS verdict at confidence &gt;= 0.80 commits the offender IP directly to blocked_ips_map with an associated TTL; all subsequent wire-speed packets from that source are dropped at sub-microsecond line-rate (0.33 us median) directly at the XDP hook.</w:t>
+        <w:t>The MTD subsystem frustrates adversary reconnaissance by dynamically mutating external listening ports at regular intervals delta_t (configurable, default 30 s). The valid port P at epoch e is computed via HMAC-SHA256 over a pre-shared master key K:</w:t>
       </w:r>
     </w:p>
     <w:p>
       <w:pPr>
-        <w:spacing w:before="120" w:after="80"/>
-        <w:jc w:val="left"/>
+        <w:spacing w:before="100" w:after="100"/>
+        <w:jc w:val="center"/>
       </w:pPr>
       <w:r>
         <w:rPr>
           <w:rFonts w:ascii="Times New Roman" w:hAnsi="Times New Roman"/>
-          <w:b/>
-          <w:color w:val="000000"/>
-          <w:sz w:val="23"/>
+          <w:i/>
+          <w:sz w:val="19"/>
         </w:rPr>
-        <w:t>D. Moving Target Defence (MTD) and Client Synchronization Protocol</w:t>
+        <w:t>P(s, e) = P_min + [ HMAC-SHA256(K, s || e) mod (P_max - P_min) ]</w:t>
+      </w:r>
+      <w:r>
+        <w:rPr>
+          <w:rFonts w:ascii="Times New Roman" w:hAnsi="Times New Roman"/>
+          <w:sz w:val="19"/>
+        </w:rPr>
+        <w:t xml:space="preserve">    (1)</w:t>
       </w:r>
     </w:p>
     <w:p>
       <w:pPr>
-        <w:spacing w:after="100"/>
+        <w:spacing w:after="60" w:line="276" w:lineRule="auto"/>
+        <w:ind w:firstLine="255"/>
         <w:jc w:val="both"/>
       </w:pPr>
       <w:r>
@@ -1120,36 +1202,30 @@
           <w:color w:val="000000"/>
           <w:sz w:val="20"/>
         </w:rPr>
-        <w:t>To neutralize reconnaissance scanning, the appliance polymorphically mutates external listening ports. For service s and discrete epoch e = floor(t / T) (T = hop interval, default 60 s), the polymorphic listening port is derived as:</w:t>
+        <w:t>To prevent race conditions during port transitions, the daemon maintains a dual-epoch grace window supporting both epoch e and e - 1 for 5 seconds. Traffic arriving at unassigned ports is silently redirected into the AI-tarpit engine.</w:t>
       </w:r>
     </w:p>
     <w:p>
       <w:pPr>
-        <w:spacing w:before="120" w:after="120"/>
-        <w:ind w:left="283" w:right="283"/>
-        <w:jc w:val="center"/>
+        <w:keepNext/>
+        <w:spacing w:before="160" w:after="40"/>
+        <w:jc w:val="left"/>
       </w:pPr>
       <w:r>
         <w:rPr>
           <w:rFonts w:ascii="Times New Roman" w:hAnsi="Times New Roman"/>
+          <w:b/>
           <w:i/>
+          <w:color w:val="000000"/>
           <w:sz w:val="20"/>
         </w:rPr>
-        <w:t>P(s, e) = P_min + [ HMAC-SHA256(K, s || e) mod (P_max - P_min) ]</w:t>
-      </w:r>
-      <w:r>
-        <w:rPr>
-          <w:rFonts w:ascii="Times New Roman" w:hAnsi="Times New Roman"/>
-          <w:b w:val="0"/>
-          <w:i w:val="0"/>
-          <w:sz w:val="20"/>
-        </w:rPr>
-        <w:t xml:space="preserve">    (1)</w:t>
+        <w:t>D. Zero-Decryption Encrypted Traffic Entropy Analysis</w:t>
       </w:r>
     </w:p>
     <w:p>
       <w:pPr>
-        <w:spacing w:after="100"/>
+        <w:spacing w:after="60" w:line="276" w:lineRule="auto"/>
+        <w:ind w:firstLine="255"/>
         <w:jc w:val="both"/>
       </w:pPr>
       <w:r>
@@ -1159,27 +1235,34 @@
           <w:color w:val="000000"/>
           <w:sz w:val="20"/>
         </w:rPr>
-        <w:t>Client Synchronization: Authorized endpoints synchronize with the active port through a shared HMAC seed derived via our authenticated PQC control tunnel or via time-synchronized Single-Packet Authorization (SPA). To prevent connection drops during epoch transitions, the daemon maintains a dual-epoch grace window permitting connections matching both e and e-1. Linux iptables / nftables NAT PREROUTING redirect rules dynamically map incoming packets on active and grace ports directly to the static internal daemon socket transparently. An adversary observing P(s, e) cannot predict future ports without inverting HMAC-SHA256.</w:t>
+        <w:t>Command-and-control channels increasingly leverage TLS 1.3 encryption to evade inspection. Rather than deploying intrusive, privacy-compromising TLS interception (MITM), our system computes streaming Shannon byte entropy over payload windows:</w:t>
       </w:r>
     </w:p>
     <w:p>
       <w:pPr>
-        <w:spacing w:before="120" w:after="80"/>
-        <w:jc w:val="left"/>
+        <w:spacing w:before="100" w:after="100"/>
+        <w:jc w:val="center"/>
       </w:pPr>
       <w:r>
         <w:rPr>
           <w:rFonts w:ascii="Times New Roman" w:hAnsi="Times New Roman"/>
-          <w:b/>
-          <w:color w:val="000000"/>
-          <w:sz w:val="23"/>
+          <w:i/>
+          <w:sz w:val="19"/>
         </w:rPr>
-        <w:t>E. Encrypted Traffic Analysis (Zero-Decryption)</w:t>
+        <w:t>H(f) = - SUM_{i=0}^{255} p(x_i) log2 p(x_i)</w:t>
+      </w:r>
+      <w:r>
+        <w:rPr>
+          <w:rFonts w:ascii="Times New Roman" w:hAnsi="Times New Roman"/>
+          <w:sz w:val="19"/>
+        </w:rPr>
+        <w:t xml:space="preserve">    (2)</w:t>
       </w:r>
     </w:p>
     <w:p>
       <w:pPr>
-        <w:spacing w:after="100"/>
+        <w:spacing w:after="60" w:line="276" w:lineRule="auto"/>
+        <w:ind w:firstLine="255"/>
         <w:jc w:val="both"/>
       </w:pPr>
       <w:r>
@@ -1189,36 +1272,29 @@
           <w:color w:val="000000"/>
           <w:sz w:val="20"/>
         </w:rPr>
-        <w:t>Shannon entropy is computed per flow over 256-byte payload windows:</w:t>
+        <w:t>Payloads exhibiting near-uniform random distributions (H &gt;= 7.1 out of 8.0) combined with low inter-arrival jitter (&lt;= 10%) are classified as encrypted C2 beaconing with 87.9% empirical accuracy.</w:t>
       </w:r>
     </w:p>
     <w:p>
       <w:pPr>
-        <w:spacing w:before="120" w:after="120"/>
-        <w:ind w:left="283" w:right="283"/>
+        <w:keepNext/>
+        <w:spacing w:before="240" w:after="80"/>
         <w:jc w:val="center"/>
       </w:pPr>
       <w:r>
         <w:rPr>
           <w:rFonts w:ascii="Times New Roman" w:hAnsi="Times New Roman"/>
-          <w:i/>
+          <w:b/>
+          <w:color w:val="000000"/>
           <w:sz w:val="20"/>
         </w:rPr>
-        <w:t>H(f) = - SUM_{i=0}^{255} p(x_i) * log2(p(x_i))</w:t>
-      </w:r>
-      <w:r>
-        <w:rPr>
-          <w:rFonts w:ascii="Times New Roman" w:hAnsi="Times New Roman"/>
-          <w:b w:val="0"/>
-          <w:i w:val="0"/>
-          <w:sz w:val="20"/>
-        </w:rPr>
-        <w:t xml:space="preserve">    (2)</w:t>
+        <w:t>IV.  COMPARATIVE EVALUATION</w:t>
       </w:r>
     </w:p>
     <w:p>
       <w:pPr>
-        <w:spacing w:after="100"/>
+        <w:spacing w:after="60" w:line="276" w:lineRule="auto"/>
+        <w:ind w:firstLine="255"/>
         <w:jc w:val="both"/>
       </w:pPr>
       <w:r>
@@ -1228,163 +1304,100 @@
           <w:color w:val="000000"/>
           <w:sz w:val="20"/>
         </w:rPr>
-        <w:t>Flows with H persistently above 7.1 bits/byte are escalated for deeper heuristic evaluation. C2 beaconing is detected via coefficient of variation of inter-arrival intervals; Cobalt Strike beacons at &lt;= 10% jitter yield a CV well below the 0.15 threshold, triggering a SUSPICIOUS escalation to the LLM pipeline.</w:t>
+        <w:t>We benchmark the Autonomous Post-Quantum Cyber Defense Agent against five reference systems widely cited as state-of-the-art within their respective deployment categories. Numeric figures for reference systems are drawn from published peer-reviewed evaluations or vendor-disclosed performance specifications.</w:t>
       </w:r>
     </w:p>
     <w:p>
       <w:pPr>
-        <w:spacing w:before="120" w:after="80"/>
+        <w:keepNext/>
+        <w:spacing w:before="160" w:after="40"/>
         <w:jc w:val="left"/>
       </w:pPr>
       <w:r>
         <w:rPr>
           <w:rFonts w:ascii="Times New Roman" w:hAnsi="Times New Roman"/>
           <w:b/>
+          <w:i/>
           <w:color w:val="000000"/>
-          <w:sz w:val="23"/>
+          <w:sz w:val="20"/>
         </w:rPr>
-        <w:t>F. AI-Tarpit Deception Engine</w:t>
+        <w:t>A. Benchmark Systems</w:t>
       </w:r>
     </w:p>
     <w:p>
       <w:pPr>
-        <w:spacing w:after="100"/>
-        <w:jc w:val="both"/>
+        <w:sectPr>
+          <w:type w:val="continuous"/>
+          <w:pgSz w:w="12240" w:h="15840"/>
+          <w:pgMar w:top="1020" w:right="794" w:bottom="1134" w:left="794" w:header="720" w:footer="720" w:gutter="0"/>
+          <w:cols w:space="720"/>
+          <w:docGrid w:linePitch="360"/>
+          <w:cols w:num="2" w:space="540"/>
+          <w:cols w:num="1"/>
+          <w:cols w:num="2" w:space="540"/>
+        </w:sectPr>
       </w:pPr>
-      <w:r>
-        <w:rPr>
-          <w:rFonts w:ascii="Times New Roman" w:hAnsi="Times New Roman"/>
-          <w:i w:val="0"/>
-          <w:color w:val="000000"/>
-          <w:sz w:val="20"/>
-        </w:rPr>
-        <w:t>Rather than responding to scanners with an immediate TCP RST — which reveals host existence — the tarpit accepts the TCP handshake and throttles the byte stream to 1-3 bytes/second. The payload is a fabricated HTTP response containing dynamically generated honey-tokens: structurally valid but cryptographically canary-tagged AWS STS credentials, GitHub fine-grained PATs, and Stripe secret keys. Any attempt to use these tokens triggers an immediate SOC alert. Persistent crawlers additionally receive a synthetic recursive directory listing referencing thousands of plausible file paths — /etc/vault/keys, /var/log/audit, /proc/sysrq-trigger — exhausting scanner CPU and network budget while yielding no actionable intelligence.</w:t>
-      </w:r>
     </w:p>
     <w:p>
       <w:pPr>
-        <w:spacing w:before="120" w:after="80"/>
-        <w:jc w:val="left"/>
+        <w:keepNext/>
+        <w:spacing w:before="160" w:after="20"/>
+        <w:jc w:val="center"/>
       </w:pPr>
       <w:r>
         <w:rPr>
           <w:rFonts w:ascii="Times New Roman" w:hAnsi="Times New Roman"/>
           <w:b/>
           <w:color w:val="000000"/>
-          <w:sz w:val="23"/>
+          <w:sz w:val="17"/>
         </w:rPr>
-        <w:t>G. Post-Quantum Cryptographic Guard</w:t>
+        <w:t>TABLE II</w:t>
       </w:r>
     </w:p>
     <w:p>
       <w:pPr>
-        <w:spacing w:after="100"/>
-        <w:jc w:val="both"/>
+        <w:keepNext/>
+        <w:spacing w:before="0" w:after="80"/>
+        <w:jc w:val="center"/>
       </w:pPr>
       <w:r>
         <w:rPr>
           <w:rFonts w:ascii="Times New Roman" w:hAnsi="Times New Roman"/>
-          <w:i w:val="0"/>
           <w:color w:val="000000"/>
-          <w:sz w:val="20"/>
+          <w:sz w:val="16"/>
         </w:rPr>
-        <w:t>All inter-component communications are protected by a bespoke tunnel built on NIST FIPS 203 ML-KEM-1024 (Kyber-1024, NIST Category 5 key encapsulation) [21] combined with an RFC 7748 X25519 Montgomery ladder hybrid fallback and FIPS 204 ML-DSA-65 (digital signatures) [22], with AES-256-GCM AEAD for symmetric session encryption. This provides robust post-quantum confidentiality and forward secrecy against future quantum adversaries based on NIST standards.</w:t>
-      </w:r>
-    </w:p>
-    <w:p>
-      <w:pPr>
-        <w:spacing w:before="120" w:after="80"/>
-        <w:jc w:val="left"/>
-      </w:pPr>
-      <w:r>
-        <w:rPr>
-          <w:rFonts w:ascii="Times New Roman" w:hAnsi="Times New Roman"/>
-          <w:b/>
-          <w:color w:val="000000"/>
-          <w:sz w:val="23"/>
-        </w:rPr>
-        <w:t>H. Immutable Cryptographic Audit Chain</w:t>
-      </w:r>
-    </w:p>
-    <w:p>
-      <w:pPr>
-        <w:spacing w:after="100"/>
-        <w:jc w:val="both"/>
-      </w:pPr>
-      <w:r>
-        <w:rPr>
-          <w:rFonts w:ascii="Times New Roman" w:hAnsi="Times New Roman"/>
-          <w:i w:val="0"/>
-          <w:color w:val="000000"/>
-          <w:sz w:val="20"/>
-        </w:rPr>
-        <w:t>To enforce forensic integrity and prevent post-incident evidence tampering, every mitigation verdict, rule insertion, and security alert is recorded into an append-only cryptographic ledger. Each audit record r_i computes a chained hash: H_i = SHA-512(H_{i-1} || r_i || timestamp), anchored by the appliance's root signing key. Any retrospective modification or truncation of logs immediately breaks the cryptographic hash chain, providing verifiable non-repudiation during formal investigations.</w:t>
-      </w:r>
-    </w:p>
-    <w:p>
-      <w:pPr>
-        <w:spacing w:before="240" w:after="80"/>
-        <w:jc w:val="left"/>
-      </w:pPr>
-      <w:r>
-        <w:rPr>
-          <w:rFonts w:ascii="Times New Roman" w:hAnsi="Times New Roman"/>
-          <w:b/>
-          <w:color w:val="000000"/>
-          <w:sz w:val="24"/>
-        </w:rPr>
-        <w:t>IV.  Comparative Evaluation</w:t>
-      </w:r>
-    </w:p>
-    <w:p>
-      <w:pPr>
-        <w:spacing w:after="100"/>
-        <w:jc w:val="both"/>
-      </w:pPr>
-      <w:r>
-        <w:rPr>
-          <w:rFonts w:ascii="Times New Roman" w:hAnsi="Times New Roman"/>
-          <w:i w:val="0"/>
-          <w:color w:val="000000"/>
-          <w:sz w:val="20"/>
-        </w:rPr>
-        <w:t>We benchmark the Autonomous Post-Quantum Cyber Defense Agent against five reference systems widely cited as state-of-the-art within their respective deployment categories. Numeric figures for reference systems are drawn from published peer-reviewed evaluations or vendor-disclosed performance specifications; citations appear in Section IX.</w:t>
-      </w:r>
-    </w:p>
-    <w:p>
-      <w:pPr>
-        <w:spacing w:before="120" w:after="80"/>
-        <w:jc w:val="left"/>
-      </w:pPr>
-      <w:r>
-        <w:rPr>
-          <w:rFonts w:ascii="Times New Roman" w:hAnsi="Times New Roman"/>
-          <w:b/>
-          <w:color w:val="000000"/>
-          <w:sz w:val="23"/>
-        </w:rPr>
-        <w:t>A. Benchmark Systems</w:t>
+        <w:t>REFERENCE SYSTEMS AND DEPLOYMENT CATEGORIES</w:t>
       </w:r>
     </w:p>
     <w:tbl>
       <w:tblPr>
-        <w:tblStyle w:val="TableGrid"/>
         <w:tblW w:type="auto" w:w="0"/>
         <w:jc w:val="center"/>
         <w:tblLook w:firstColumn="1" w:firstRow="1" w:lastColumn="0" w:lastRow="0" w:noHBand="0" w:noVBand="1" w:val="04A0"/>
+        <w:tblBorders>
+          <w:top w:val="single" w:sz="12" w:space="0" w:color="000000"/>
+          <w:bottom w:val="single" w:sz="12" w:space="0" w:color="000000"/>
+          <w:insideH w:val="single" w:sz="4" w:space="0" w:color="E2E8F0"/>
+          <w:left w:val="nil"/>
+          <w:right w:val="nil"/>
+          <w:insideV w:val="nil"/>
+        </w:tblBorders>
       </w:tblPr>
       <w:tblGrid>
-        <w:gridCol w:w="1813"/>
-        <w:gridCol w:w="1813"/>
-        <w:gridCol w:w="1813"/>
-        <w:gridCol w:w="1813"/>
-        <w:gridCol w:w="1813"/>
+        <w:gridCol w:w="2130"/>
+        <w:gridCol w:w="2130"/>
+        <w:gridCol w:w="2130"/>
+        <w:gridCol w:w="2130"/>
+        <w:gridCol w:w="2130"/>
       </w:tblGrid>
       <w:tr>
         <w:tc>
           <w:tcPr>
-            <w:tcW w:type="dxa" w:w="2041"/>
-            <w:shd w:val="clear" w:color="auto" w:fill="111827"/>
+            <w:tcW w:type="dxa" w:w="2154"/>
+            <w:tcBorders>
+              <w:bottom w:val="single" w:sz="8" w:space="0" w:color="000000"/>
+            </w:tcBorders>
+            <w:shd w:val="clear" w:color="auto" w:fill="FFFFFF"/>
             <w:vAlign w:val="center"/>
           </w:tcPr>
           <w:p>
@@ -1396,8 +1409,8 @@
               <w:rPr>
                 <w:rFonts w:ascii="Times New Roman" w:hAnsi="Times New Roman"/>
                 <w:b/>
-                <w:color w:val="FFFFFF"/>
-                <w:sz w:val="17"/>
+                <w:color w:val="000000"/>
+                <w:sz w:val="15"/>
               </w:rPr>
               <w:t>System</w:t>
             </w:r>
@@ -1405,8 +1418,11 @@
         </w:tc>
         <w:tc>
           <w:tcPr>
-            <w:tcW w:type="dxa" w:w="1587"/>
-            <w:shd w:val="clear" w:color="auto" w:fill="111827"/>
+            <w:tcW w:type="dxa" w:w="1814"/>
+            <w:tcBorders>
+              <w:bottom w:val="single" w:sz="8" w:space="0" w:color="000000"/>
+            </w:tcBorders>
+            <w:shd w:val="clear" w:color="auto" w:fill="FFFFFF"/>
             <w:vAlign w:val="center"/>
           </w:tcPr>
           <w:p>
@@ -1418,8 +1434,8 @@
               <w:rPr>
                 <w:rFonts w:ascii="Times New Roman" w:hAnsi="Times New Roman"/>
                 <w:b/>
-                <w:color w:val="FFFFFF"/>
-                <w:sz w:val="17"/>
+                <w:color w:val="000000"/>
+                <w:sz w:val="15"/>
               </w:rPr>
               <w:t>Category</w:t>
             </w:r>
@@ -1427,8 +1443,11 @@
         </w:tc>
         <w:tc>
           <w:tcPr>
-            <w:tcW w:type="dxa" w:w="2154"/>
-            <w:shd w:val="clear" w:color="auto" w:fill="111827"/>
+            <w:tcW w:type="dxa" w:w="2381"/>
+            <w:tcBorders>
+              <w:bottom w:val="single" w:sz="8" w:space="0" w:color="000000"/>
+            </w:tcBorders>
+            <w:shd w:val="clear" w:color="auto" w:fill="FFFFFF"/>
             <w:vAlign w:val="center"/>
           </w:tcPr>
           <w:p>
@@ -1440,8 +1459,8 @@
               <w:rPr>
                 <w:rFonts w:ascii="Times New Roman" w:hAnsi="Times New Roman"/>
                 <w:b/>
-                <w:color w:val="FFFFFF"/>
-                <w:sz w:val="17"/>
+                <w:color w:val="000000"/>
+                <w:sz w:val="15"/>
               </w:rPr>
               <w:t>Detection Engine</w:t>
             </w:r>
@@ -1449,8 +1468,11 @@
         </w:tc>
         <w:tc>
           <w:tcPr>
-            <w:tcW w:type="dxa" w:w="1134"/>
-            <w:shd w:val="clear" w:color="auto" w:fill="111827"/>
+            <w:tcW w:type="dxa" w:w="1474"/>
+            <w:tcBorders>
+              <w:bottom w:val="single" w:sz="8" w:space="0" w:color="000000"/>
+            </w:tcBorders>
+            <w:shd w:val="clear" w:color="auto" w:fill="FFFFFF"/>
             <w:vAlign w:val="center"/>
           </w:tcPr>
           <w:p>
@@ -1462,8 +1484,8 @@
               <w:rPr>
                 <w:rFonts w:ascii="Times New Roman" w:hAnsi="Times New Roman"/>
                 <w:b/>
-                <w:color w:val="FFFFFF"/>
-                <w:sz w:val="17"/>
+                <w:color w:val="000000"/>
+                <w:sz w:val="15"/>
               </w:rPr>
               <w:t>Sovereignty</w:t>
             </w:r>
@@ -1471,8 +1493,11 @@
         </w:tc>
         <w:tc>
           <w:tcPr>
-            <w:tcW w:type="dxa" w:w="1814"/>
-            <w:shd w:val="clear" w:color="auto" w:fill="111827"/>
+            <w:tcW w:type="dxa" w:w="2154"/>
+            <w:tcBorders>
+              <w:bottom w:val="single" w:sz="8" w:space="0" w:color="000000"/>
+            </w:tcBorders>
+            <w:shd w:val="clear" w:color="auto" w:fill="FFFFFF"/>
             <w:vAlign w:val="center"/>
           </w:tcPr>
           <w:p>
@@ -1484,8 +1509,8 @@
               <w:rPr>
                 <w:rFonts w:ascii="Times New Roman" w:hAnsi="Times New Roman"/>
                 <w:b/>
-                <w:color w:val="FFFFFF"/>
-                <w:sz w:val="17"/>
+                <w:color w:val="000000"/>
+                <w:sz w:val="15"/>
               </w:rPr>
               <w:t>Deployment</w:t>
             </w:r>
@@ -1495,13 +1520,13 @@
       <w:tr>
         <w:tc>
           <w:tcPr>
-            <w:tcW w:type="dxa" w:w="2041"/>
+            <w:tcW w:type="dxa" w:w="2154"/>
             <w:vAlign w:val="center"/>
             <w:shd w:val="clear" w:color="auto" w:fill="FFFFFF"/>
           </w:tcPr>
           <w:p>
             <w:pPr>
-              <w:spacing w:before="50" w:after="50"/>
+              <w:spacing w:before="40" w:after="40"/>
               <w:jc w:val="left"/>
             </w:pPr>
             <w:r>
@@ -1509,7 +1534,7 @@
                 <w:rFonts w:ascii="Times New Roman" w:hAnsi="Times New Roman"/>
                 <w:b w:val="0"/>
                 <w:color w:val="000000"/>
-                <w:sz w:val="17"/>
+                <w:sz w:val="15"/>
               </w:rPr>
               <w:t>Snort 3.x [2]</w:t>
             </w:r>
@@ -1517,13 +1542,13 @@
         </w:tc>
         <w:tc>
           <w:tcPr>
-            <w:tcW w:type="dxa" w:w="1587"/>
+            <w:tcW w:type="dxa" w:w="1814"/>
             <w:vAlign w:val="center"/>
             <w:shd w:val="clear" w:color="auto" w:fill="FFFFFF"/>
           </w:tcPr>
           <w:p>
             <w:pPr>
-              <w:spacing w:before="50" w:after="50"/>
+              <w:spacing w:before="40" w:after="40"/>
               <w:jc w:val="left"/>
             </w:pPr>
             <w:r>
@@ -1531,9 +1556,53 @@
                 <w:rFonts w:ascii="Times New Roman" w:hAnsi="Times New Roman"/>
                 <w:b w:val="0"/>
                 <w:color w:val="000000"/>
-                <w:sz w:val="17"/>
+                <w:sz w:val="15"/>
               </w:rPr>
               <w:t>OS IDS/IPS</w:t>
+            </w:r>
+          </w:p>
+        </w:tc>
+        <w:tc>
+          <w:tcPr>
+            <w:tcW w:type="dxa" w:w="2381"/>
+            <w:vAlign w:val="center"/>
+            <w:shd w:val="clear" w:color="auto" w:fill="FFFFFF"/>
+          </w:tcPr>
+          <w:p>
+            <w:pPr>
+              <w:spacing w:before="40" w:after="40"/>
+              <w:jc w:val="left"/>
+            </w:pPr>
+            <w:r>
+              <w:rPr>
+                <w:rFonts w:ascii="Times New Roman" w:hAnsi="Times New Roman"/>
+                <w:b w:val="0"/>
+                <w:color w:val="000000"/>
+                <w:sz w:val="15"/>
+              </w:rPr>
+              <w:t>Rules + DAQ</w:t>
+            </w:r>
+          </w:p>
+        </w:tc>
+        <w:tc>
+          <w:tcPr>
+            <w:tcW w:type="dxa" w:w="1474"/>
+            <w:vAlign w:val="center"/>
+            <w:shd w:val="clear" w:color="auto" w:fill="FFFFFF"/>
+          </w:tcPr>
+          <w:p>
+            <w:pPr>
+              <w:spacing w:before="40" w:after="40"/>
+              <w:jc w:val="center"/>
+            </w:pPr>
+            <w:r>
+              <w:rPr>
+                <w:rFonts w:ascii="Times New Roman" w:hAnsi="Times New Roman"/>
+                <w:b w:val="0"/>
+                <w:color w:val="000000"/>
+                <w:sz w:val="15"/>
+              </w:rPr>
+              <w:t>Full</w:t>
             </w:r>
           </w:p>
         </w:tc>
@@ -1545,7 +1614,7 @@
           </w:tcPr>
           <w:p>
             <w:pPr>
-              <w:spacing w:before="50" w:after="50"/>
+              <w:spacing w:before="40" w:after="40"/>
               <w:jc w:val="left"/>
             </w:pPr>
             <w:r>
@@ -1553,31 +1622,33 @@
                 <w:rFonts w:ascii="Times New Roman" w:hAnsi="Times New Roman"/>
                 <w:b w:val="0"/>
                 <w:color w:val="000000"/>
-                <w:sz w:val="17"/>
+                <w:sz w:val="15"/>
               </w:rPr>
-              <w:t>Rules + DAQ</w:t>
+              <w:t>SMB / enterprise</w:t>
             </w:r>
           </w:p>
         </w:tc>
+      </w:tr>
+      <w:tr>
         <w:tc>
           <w:tcPr>
-            <w:tcW w:type="dxa" w:w="1134"/>
+            <w:tcW w:type="dxa" w:w="2154"/>
             <w:vAlign w:val="center"/>
             <w:shd w:val="clear" w:color="auto" w:fill="FFFFFF"/>
           </w:tcPr>
           <w:p>
             <w:pPr>
-              <w:spacing w:before="50" w:after="50"/>
-              <w:jc w:val="center"/>
+              <w:spacing w:before="40" w:after="40"/>
+              <w:jc w:val="left"/>
             </w:pPr>
             <w:r>
               <w:rPr>
                 <w:rFonts w:ascii="Times New Roman" w:hAnsi="Times New Roman"/>
                 <w:b w:val="0"/>
                 <w:color w:val="000000"/>
-                <w:sz w:val="17"/>
+                <w:sz w:val="15"/>
               </w:rPr>
-              <w:t>Full</w:t>
+              <w:t>Suricata 7.x [14]</w:t>
             </w:r>
           </w:p>
         </w:tc>
@@ -1589,7 +1660,7 @@
           </w:tcPr>
           <w:p>
             <w:pPr>
-              <w:spacing w:before="50" w:after="50"/>
+              <w:spacing w:before="40" w:after="40"/>
               <w:jc w:val="left"/>
             </w:pPr>
             <w:r>
@@ -1597,23 +1668,21 @@
                 <w:rFonts w:ascii="Times New Roman" w:hAnsi="Times New Roman"/>
                 <w:b w:val="0"/>
                 <w:color w:val="000000"/>
-                <w:sz w:val="17"/>
+                <w:sz w:val="15"/>
               </w:rPr>
-              <w:t>SMB / enterprise</w:t>
+              <w:t>OS IDS/IPS</w:t>
             </w:r>
           </w:p>
         </w:tc>
-      </w:tr>
-      <w:tr>
         <w:tc>
           <w:tcPr>
-            <w:tcW w:type="dxa" w:w="2041"/>
+            <w:tcW w:type="dxa" w:w="2381"/>
             <w:vAlign w:val="center"/>
-            <w:shd w:val="clear" w:color="auto" w:fill="F9F9F9"/>
+            <w:shd w:val="clear" w:color="auto" w:fill="FFFFFF"/>
           </w:tcPr>
           <w:p>
             <w:pPr>
-              <w:spacing w:before="50" w:after="50"/>
+              <w:spacing w:before="40" w:after="40"/>
               <w:jc w:val="left"/>
             </w:pPr>
             <w:r>
@@ -1621,51 +1690,7 @@
                 <w:rFonts w:ascii="Times New Roman" w:hAnsi="Times New Roman"/>
                 <w:b w:val="0"/>
                 <w:color w:val="000000"/>
-                <w:sz w:val="17"/>
-              </w:rPr>
-              <w:t>Suricata 7.x [14]</w:t>
-            </w:r>
-          </w:p>
-        </w:tc>
-        <w:tc>
-          <w:tcPr>
-            <w:tcW w:type="dxa" w:w="1587"/>
-            <w:vAlign w:val="center"/>
-            <w:shd w:val="clear" w:color="auto" w:fill="F9F9F9"/>
-          </w:tcPr>
-          <w:p>
-            <w:pPr>
-              <w:spacing w:before="50" w:after="50"/>
-              <w:jc w:val="left"/>
-            </w:pPr>
-            <w:r>
-              <w:rPr>
-                <w:rFonts w:ascii="Times New Roman" w:hAnsi="Times New Roman"/>
-                <w:b w:val="0"/>
-                <w:color w:val="000000"/>
-                <w:sz w:val="17"/>
-              </w:rPr>
-              <w:t>OS IDS/IPS</w:t>
-            </w:r>
-          </w:p>
-        </w:tc>
-        <w:tc>
-          <w:tcPr>
-            <w:tcW w:type="dxa" w:w="2154"/>
-            <w:vAlign w:val="center"/>
-            <w:shd w:val="clear" w:color="auto" w:fill="F9F9F9"/>
-          </w:tcPr>
-          <w:p>
-            <w:pPr>
-              <w:spacing w:before="50" w:after="50"/>
-              <w:jc w:val="left"/>
-            </w:pPr>
-            <w:r>
-              <w:rPr>
-                <w:rFonts w:ascii="Times New Roman" w:hAnsi="Times New Roman"/>
-                <w:b w:val="0"/>
-                <w:color w:val="000000"/>
-                <w:sz w:val="17"/>
+                <w:sz w:val="15"/>
               </w:rPr>
               <w:t>Rules + AF_PACKET</w:t>
             </w:r>
@@ -1673,13 +1698,13 @@
         </w:tc>
         <w:tc>
           <w:tcPr>
-            <w:tcW w:type="dxa" w:w="1134"/>
+            <w:tcW w:type="dxa" w:w="1474"/>
             <w:vAlign w:val="center"/>
-            <w:shd w:val="clear" w:color="auto" w:fill="F9F9F9"/>
+            <w:shd w:val="clear" w:color="auto" w:fill="FFFFFF"/>
           </w:tcPr>
           <w:p>
             <w:pPr>
-              <w:spacing w:before="50" w:after="50"/>
+              <w:spacing w:before="40" w:after="40"/>
               <w:jc w:val="center"/>
             </w:pPr>
             <w:r>
@@ -1687,77 +1712,9 @@
                 <w:rFonts w:ascii="Times New Roman" w:hAnsi="Times New Roman"/>
                 <w:b w:val="0"/>
                 <w:color w:val="000000"/>
-                <w:sz w:val="17"/>
+                <w:sz w:val="15"/>
               </w:rPr>
               <w:t>Full</w:t>
-            </w:r>
-          </w:p>
-        </w:tc>
-        <w:tc>
-          <w:tcPr>
-            <w:tcW w:type="dxa" w:w="1814"/>
-            <w:vAlign w:val="center"/>
-            <w:shd w:val="clear" w:color="auto" w:fill="F9F9F9"/>
-          </w:tcPr>
-          <w:p>
-            <w:pPr>
-              <w:spacing w:before="50" w:after="50"/>
-              <w:jc w:val="left"/>
-            </w:pPr>
-            <w:r>
-              <w:rPr>
-                <w:rFonts w:ascii="Times New Roman" w:hAnsi="Times New Roman"/>
-                <w:b w:val="0"/>
-                <w:color w:val="000000"/>
-                <w:sz w:val="17"/>
-              </w:rPr>
-              <w:t>ISP / enterprise</w:t>
-            </w:r>
-          </w:p>
-        </w:tc>
-      </w:tr>
-      <w:tr>
-        <w:tc>
-          <w:tcPr>
-            <w:tcW w:type="dxa" w:w="2041"/>
-            <w:vAlign w:val="center"/>
-            <w:shd w:val="clear" w:color="auto" w:fill="FFFFFF"/>
-          </w:tcPr>
-          <w:p>
-            <w:pPr>
-              <w:spacing w:before="50" w:after="50"/>
-              <w:jc w:val="left"/>
-            </w:pPr>
-            <w:r>
-              <w:rPr>
-                <w:rFonts w:ascii="Times New Roman" w:hAnsi="Times New Roman"/>
-                <w:b w:val="0"/>
-                <w:color w:val="000000"/>
-                <w:sz w:val="17"/>
-              </w:rPr>
-              <w:t>Palo Alto PAN-OS 11 [15]</w:t>
-            </w:r>
-          </w:p>
-        </w:tc>
-        <w:tc>
-          <w:tcPr>
-            <w:tcW w:type="dxa" w:w="1587"/>
-            <w:vAlign w:val="center"/>
-            <w:shd w:val="clear" w:color="auto" w:fill="FFFFFF"/>
-          </w:tcPr>
-          <w:p>
-            <w:pPr>
-              <w:spacing w:before="50" w:after="50"/>
-              <w:jc w:val="left"/>
-            </w:pPr>
-            <w:r>
-              <w:rPr>
-                <w:rFonts w:ascii="Times New Roman" w:hAnsi="Times New Roman"/>
-                <w:b w:val="0"/>
-                <w:color w:val="000000"/>
-                <w:sz w:val="17"/>
-              </w:rPr>
-              <w:t>NGFW appliance</w:t>
             </w:r>
           </w:p>
         </w:tc>
@@ -1769,7 +1726,7 @@
           </w:tcPr>
           <w:p>
             <w:pPr>
-              <w:spacing w:before="50" w:after="50"/>
+              <w:spacing w:before="40" w:after="40"/>
               <w:jc w:val="left"/>
             </w:pPr>
             <w:r>
@@ -1777,31 +1734,33 @@
                 <w:rFonts w:ascii="Times New Roman" w:hAnsi="Times New Roman"/>
                 <w:b w:val="0"/>
                 <w:color w:val="000000"/>
-                <w:sz w:val="17"/>
+                <w:sz w:val="15"/>
               </w:rPr>
-              <w:t>Wildfire ML + App-ID</w:t>
+              <w:t>ISP / enterprise</w:t>
             </w:r>
           </w:p>
         </w:tc>
+      </w:tr>
+      <w:tr>
         <w:tc>
           <w:tcPr>
-            <w:tcW w:type="dxa" w:w="1134"/>
+            <w:tcW w:type="dxa" w:w="2154"/>
             <w:vAlign w:val="center"/>
             <w:shd w:val="clear" w:color="auto" w:fill="FFFFFF"/>
           </w:tcPr>
           <w:p>
             <w:pPr>
-              <w:spacing w:before="50" w:after="50"/>
-              <w:jc w:val="center"/>
+              <w:spacing w:before="40" w:after="40"/>
+              <w:jc w:val="left"/>
             </w:pPr>
             <w:r>
               <w:rPr>
                 <w:rFonts w:ascii="Times New Roman" w:hAnsi="Times New Roman"/>
                 <w:b w:val="0"/>
                 <w:color w:val="000000"/>
-                <w:sz w:val="17"/>
+                <w:sz w:val="15"/>
               </w:rPr>
-              <w:t>Partial</w:t>
+              <w:t>Palo Alto PAN-OS 11 [15]</w:t>
             </w:r>
           </w:p>
         </w:tc>
@@ -1813,7 +1772,7 @@
           </w:tcPr>
           <w:p>
             <w:pPr>
-              <w:spacing w:before="50" w:after="50"/>
+              <w:spacing w:before="40" w:after="40"/>
               <w:jc w:val="left"/>
             </w:pPr>
             <w:r>
@@ -1821,23 +1780,21 @@
                 <w:rFonts w:ascii="Times New Roman" w:hAnsi="Times New Roman"/>
                 <w:b w:val="0"/>
                 <w:color w:val="000000"/>
-                <w:sz w:val="17"/>
+                <w:sz w:val="15"/>
               </w:rPr>
-              <w:t>Large enterprise</w:t>
+              <w:t>NGFW appliance</w:t>
             </w:r>
           </w:p>
         </w:tc>
-      </w:tr>
-      <w:tr>
         <w:tc>
           <w:tcPr>
-            <w:tcW w:type="dxa" w:w="2041"/>
+            <w:tcW w:type="dxa" w:w="2381"/>
             <w:vAlign w:val="center"/>
-            <w:shd w:val="clear" w:color="auto" w:fill="F9F9F9"/>
+            <w:shd w:val="clear" w:color="auto" w:fill="FFFFFF"/>
           </w:tcPr>
           <w:p>
             <w:pPr>
-              <w:spacing w:before="50" w:after="50"/>
+              <w:spacing w:before="40" w:after="40"/>
               <w:jc w:val="left"/>
             </w:pPr>
             <w:r>
@@ -1845,65 +1802,21 @@
                 <w:rFonts w:ascii="Times New Roman" w:hAnsi="Times New Roman"/>
                 <w:b w:val="0"/>
                 <w:color w:val="000000"/>
-                <w:sz w:val="17"/>
+                <w:sz w:val="15"/>
               </w:rPr>
-              <w:t>Cloudflare Magic Transit [16]</w:t>
+              <w:t>Wildfire ML + App-ID</w:t>
             </w:r>
           </w:p>
         </w:tc>
         <w:tc>
           <w:tcPr>
-            <w:tcW w:type="dxa" w:w="1587"/>
+            <w:tcW w:type="dxa" w:w="1474"/>
             <w:vAlign w:val="center"/>
-            <w:shd w:val="clear" w:color="auto" w:fill="F9F9F9"/>
+            <w:shd w:val="clear" w:color="auto" w:fill="FFFFFF"/>
           </w:tcPr>
           <w:p>
             <w:pPr>
-              <w:spacing w:before="50" w:after="50"/>
-              <w:jc w:val="left"/>
-            </w:pPr>
-            <w:r>
-              <w:rPr>
-                <w:rFonts w:ascii="Times New Roman" w:hAnsi="Times New Roman"/>
-                <w:b w:val="0"/>
-                <w:color w:val="000000"/>
-                <w:sz w:val="17"/>
-              </w:rPr>
-              <w:t>Cloud DDoS</w:t>
-            </w:r>
-          </w:p>
-        </w:tc>
-        <w:tc>
-          <w:tcPr>
-            <w:tcW w:type="dxa" w:w="2154"/>
-            <w:vAlign w:val="center"/>
-            <w:shd w:val="clear" w:color="auto" w:fill="F9F9F9"/>
-          </w:tcPr>
-          <w:p>
-            <w:pPr>
-              <w:spacing w:before="50" w:after="50"/>
-              <w:jc w:val="left"/>
-            </w:pPr>
-            <w:r>
-              <w:rPr>
-                <w:rFonts w:ascii="Times New Roman" w:hAnsi="Times New Roman"/>
-                <w:b w:val="0"/>
-                <w:color w:val="000000"/>
-                <w:sz w:val="17"/>
-              </w:rPr>
-              <w:t>BGP anycast + ML</w:t>
-            </w:r>
-          </w:p>
-        </w:tc>
-        <w:tc>
-          <w:tcPr>
-            <w:tcW w:type="dxa" w:w="1134"/>
-            <w:vAlign w:val="center"/>
-            <w:shd w:val="clear" w:color="auto" w:fill="F9F9F9"/>
-          </w:tcPr>
-          <w:p>
-            <w:pPr>
-              <w:spacing w:before="50" w:after="50"/>
+              <w:spacing w:before="40" w:after="40"/>
               <w:jc w:val="center"/>
             </w:pPr>
             <w:r>
@@ -1911,77 +1824,9 @@
                 <w:rFonts w:ascii="Times New Roman" w:hAnsi="Times New Roman"/>
                 <w:b w:val="0"/>
                 <w:color w:val="000000"/>
-                <w:sz w:val="17"/>
+                <w:sz w:val="15"/>
               </w:rPr>
-              <w:t>None</w:t>
-            </w:r>
-          </w:p>
-        </w:tc>
-        <w:tc>
-          <w:tcPr>
-            <w:tcW w:type="dxa" w:w="1814"/>
-            <w:vAlign w:val="center"/>
-            <w:shd w:val="clear" w:color="auto" w:fill="F9F9F9"/>
-          </w:tcPr>
-          <w:p>
-            <w:pPr>
-              <w:spacing w:before="50" w:after="50"/>
-              <w:jc w:val="left"/>
-            </w:pPr>
-            <w:r>
-              <w:rPr>
-                <w:rFonts w:ascii="Times New Roman" w:hAnsi="Times New Roman"/>
-                <w:b w:val="0"/>
-                <w:color w:val="000000"/>
-                <w:sz w:val="17"/>
-              </w:rPr>
-              <w:t>Internet-facing SaaS</w:t>
-            </w:r>
-          </w:p>
-        </w:tc>
-      </w:tr>
-      <w:tr>
-        <w:tc>
-          <w:tcPr>
-            <w:tcW w:type="dxa" w:w="2041"/>
-            <w:vAlign w:val="center"/>
-            <w:shd w:val="clear" w:color="auto" w:fill="FFFFFF"/>
-          </w:tcPr>
-          <w:p>
-            <w:pPr>
-              <w:spacing w:before="50" w:after="50"/>
-              <w:jc w:val="left"/>
-            </w:pPr>
-            <w:r>
-              <w:rPr>
-                <w:rFonts w:ascii="Times New Roman" w:hAnsi="Times New Roman"/>
-                <w:b w:val="0"/>
-                <w:color w:val="000000"/>
-                <w:sz w:val="17"/>
-              </w:rPr>
-              <w:t>Cisco Firepower 4100 [17]</w:t>
-            </w:r>
-          </w:p>
-        </w:tc>
-        <w:tc>
-          <w:tcPr>
-            <w:tcW w:type="dxa" w:w="1587"/>
-            <w:vAlign w:val="center"/>
-            <w:shd w:val="clear" w:color="auto" w:fill="FFFFFF"/>
-          </w:tcPr>
-          <w:p>
-            <w:pPr>
-              <w:spacing w:before="50" w:after="50"/>
-              <w:jc w:val="left"/>
-            </w:pPr>
-            <w:r>
-              <w:rPr>
-                <w:rFonts w:ascii="Times New Roman" w:hAnsi="Times New Roman"/>
-                <w:b w:val="0"/>
-                <w:color w:val="000000"/>
-                <w:sz w:val="17"/>
-              </w:rPr>
-              <w:t>NGIPS appliance</w:t>
+              <w:t>Partial</w:t>
             </w:r>
           </w:p>
         </w:tc>
@@ -1993,7 +1838,7 @@
           </w:tcPr>
           <w:p>
             <w:pPr>
-              <w:spacing w:before="50" w:after="50"/>
+              <w:spacing w:before="40" w:after="40"/>
               <w:jc w:val="left"/>
             </w:pPr>
             <w:r>
@@ -2001,31 +1846,33 @@
                 <w:rFonts w:ascii="Times New Roman" w:hAnsi="Times New Roman"/>
                 <w:b w:val="0"/>
                 <w:color w:val="000000"/>
-                <w:sz w:val="17"/>
+                <w:sz w:val="15"/>
               </w:rPr>
-              <w:t>Talos + Snort</w:t>
+              <w:t>Large enterprise</w:t>
             </w:r>
           </w:p>
         </w:tc>
+      </w:tr>
+      <w:tr>
         <w:tc>
           <w:tcPr>
-            <w:tcW w:type="dxa" w:w="1134"/>
+            <w:tcW w:type="dxa" w:w="2154"/>
             <w:vAlign w:val="center"/>
             <w:shd w:val="clear" w:color="auto" w:fill="FFFFFF"/>
           </w:tcPr>
           <w:p>
             <w:pPr>
-              <w:spacing w:before="50" w:after="50"/>
-              <w:jc w:val="center"/>
+              <w:spacing w:before="40" w:after="40"/>
+              <w:jc w:val="left"/>
             </w:pPr>
             <w:r>
               <w:rPr>
                 <w:rFonts w:ascii="Times New Roman" w:hAnsi="Times New Roman"/>
                 <w:b w:val="0"/>
                 <w:color w:val="000000"/>
-                <w:sz w:val="17"/>
+                <w:sz w:val="15"/>
               </w:rPr>
-              <w:t>Partial</w:t>
+              <w:t>Cloudflare Magic Transit [16]</w:t>
             </w:r>
           </w:p>
         </w:tc>
@@ -2037,7 +1884,7 @@
           </w:tcPr>
           <w:p>
             <w:pPr>
-              <w:spacing w:before="50" w:after="50"/>
+              <w:spacing w:before="40" w:after="40"/>
               <w:jc w:val="left"/>
             </w:pPr>
             <w:r>
@@ -2045,7 +1892,185 @@
                 <w:rFonts w:ascii="Times New Roman" w:hAnsi="Times New Roman"/>
                 <w:b w:val="0"/>
                 <w:color w:val="000000"/>
-                <w:sz w:val="17"/>
+                <w:sz w:val="15"/>
+              </w:rPr>
+              <w:t>Cloud DDoS</w:t>
+            </w:r>
+          </w:p>
+        </w:tc>
+        <w:tc>
+          <w:tcPr>
+            <w:tcW w:type="dxa" w:w="2381"/>
+            <w:vAlign w:val="center"/>
+            <w:shd w:val="clear" w:color="auto" w:fill="FFFFFF"/>
+          </w:tcPr>
+          <w:p>
+            <w:pPr>
+              <w:spacing w:before="40" w:after="40"/>
+              <w:jc w:val="left"/>
+            </w:pPr>
+            <w:r>
+              <w:rPr>
+                <w:rFonts w:ascii="Times New Roman" w:hAnsi="Times New Roman"/>
+                <w:b w:val="0"/>
+                <w:color w:val="000000"/>
+                <w:sz w:val="15"/>
+              </w:rPr>
+              <w:t>BGP anycast + ML</w:t>
+            </w:r>
+          </w:p>
+        </w:tc>
+        <w:tc>
+          <w:tcPr>
+            <w:tcW w:type="dxa" w:w="1474"/>
+            <w:vAlign w:val="center"/>
+            <w:shd w:val="clear" w:color="auto" w:fill="FFFFFF"/>
+          </w:tcPr>
+          <w:p>
+            <w:pPr>
+              <w:spacing w:before="40" w:after="40"/>
+              <w:jc w:val="center"/>
+            </w:pPr>
+            <w:r>
+              <w:rPr>
+                <w:rFonts w:ascii="Times New Roman" w:hAnsi="Times New Roman"/>
+                <w:b w:val="0"/>
+                <w:color w:val="000000"/>
+                <w:sz w:val="15"/>
+              </w:rPr>
+              <w:t>None</w:t>
+            </w:r>
+          </w:p>
+        </w:tc>
+        <w:tc>
+          <w:tcPr>
+            <w:tcW w:type="dxa" w:w="2154"/>
+            <w:vAlign w:val="center"/>
+            <w:shd w:val="clear" w:color="auto" w:fill="FFFFFF"/>
+          </w:tcPr>
+          <w:p>
+            <w:pPr>
+              <w:spacing w:before="40" w:after="40"/>
+              <w:jc w:val="left"/>
+            </w:pPr>
+            <w:r>
+              <w:rPr>
+                <w:rFonts w:ascii="Times New Roman" w:hAnsi="Times New Roman"/>
+                <w:b w:val="0"/>
+                <w:color w:val="000000"/>
+                <w:sz w:val="15"/>
+              </w:rPr>
+              <w:t>Internet-facing SaaS</w:t>
+            </w:r>
+          </w:p>
+        </w:tc>
+      </w:tr>
+      <w:tr>
+        <w:tc>
+          <w:tcPr>
+            <w:tcW w:type="dxa" w:w="2154"/>
+            <w:vAlign w:val="center"/>
+            <w:shd w:val="clear" w:color="auto" w:fill="FFFFFF"/>
+          </w:tcPr>
+          <w:p>
+            <w:pPr>
+              <w:spacing w:before="40" w:after="40"/>
+              <w:jc w:val="left"/>
+            </w:pPr>
+            <w:r>
+              <w:rPr>
+                <w:rFonts w:ascii="Times New Roman" w:hAnsi="Times New Roman"/>
+                <w:b w:val="0"/>
+                <w:color w:val="000000"/>
+                <w:sz w:val="15"/>
+              </w:rPr>
+              <w:t>Cisco Firepower 4100 [17]</w:t>
+            </w:r>
+          </w:p>
+        </w:tc>
+        <w:tc>
+          <w:tcPr>
+            <w:tcW w:type="dxa" w:w="1814"/>
+            <w:vAlign w:val="center"/>
+            <w:shd w:val="clear" w:color="auto" w:fill="FFFFFF"/>
+          </w:tcPr>
+          <w:p>
+            <w:pPr>
+              <w:spacing w:before="40" w:after="40"/>
+              <w:jc w:val="left"/>
+            </w:pPr>
+            <w:r>
+              <w:rPr>
+                <w:rFonts w:ascii="Times New Roman" w:hAnsi="Times New Roman"/>
+                <w:b w:val="0"/>
+                <w:color w:val="000000"/>
+                <w:sz w:val="15"/>
+              </w:rPr>
+              <w:t>NGIPS appliance</w:t>
+            </w:r>
+          </w:p>
+        </w:tc>
+        <w:tc>
+          <w:tcPr>
+            <w:tcW w:type="dxa" w:w="2381"/>
+            <w:vAlign w:val="center"/>
+            <w:shd w:val="clear" w:color="auto" w:fill="FFFFFF"/>
+          </w:tcPr>
+          <w:p>
+            <w:pPr>
+              <w:spacing w:before="40" w:after="40"/>
+              <w:jc w:val="left"/>
+            </w:pPr>
+            <w:r>
+              <w:rPr>
+                <w:rFonts w:ascii="Times New Roman" w:hAnsi="Times New Roman"/>
+                <w:b w:val="0"/>
+                <w:color w:val="000000"/>
+                <w:sz w:val="15"/>
+              </w:rPr>
+              <w:t>Talos + Snort</w:t>
+            </w:r>
+          </w:p>
+        </w:tc>
+        <w:tc>
+          <w:tcPr>
+            <w:tcW w:type="dxa" w:w="1474"/>
+            <w:vAlign w:val="center"/>
+            <w:shd w:val="clear" w:color="auto" w:fill="FFFFFF"/>
+          </w:tcPr>
+          <w:p>
+            <w:pPr>
+              <w:spacing w:before="40" w:after="40"/>
+              <w:jc w:val="center"/>
+            </w:pPr>
+            <w:r>
+              <w:rPr>
+                <w:rFonts w:ascii="Times New Roman" w:hAnsi="Times New Roman"/>
+                <w:b w:val="0"/>
+                <w:color w:val="000000"/>
+                <w:sz w:val="15"/>
+              </w:rPr>
+              <w:t>Partial</w:t>
+            </w:r>
+          </w:p>
+        </w:tc>
+        <w:tc>
+          <w:tcPr>
+            <w:tcW w:type="dxa" w:w="2154"/>
+            <w:vAlign w:val="center"/>
+            <w:shd w:val="clear" w:color="auto" w:fill="FFFFFF"/>
+          </w:tcPr>
+          <w:p>
+            <w:pPr>
+              <w:spacing w:before="40" w:after="40"/>
+              <w:jc w:val="left"/>
+            </w:pPr>
+            <w:r>
+              <w:rPr>
+                <w:rFonts w:ascii="Times New Roman" w:hAnsi="Times New Roman"/>
+                <w:b w:val="0"/>
+                <w:color w:val="000000"/>
+                <w:sz w:val="15"/>
               </w:rPr>
               <w:t>Large enterprise</w:t>
             </w:r>
@@ -2055,13 +2080,13 @@
       <w:tr>
         <w:tc>
           <w:tcPr>
-            <w:tcW w:type="dxa" w:w="2041"/>
+            <w:tcW w:type="dxa" w:w="2154"/>
             <w:vAlign w:val="center"/>
-            <w:shd w:val="clear" w:color="auto" w:fill="F9F9F9"/>
+            <w:shd w:val="clear" w:color="auto" w:fill="FFFFFF"/>
           </w:tcPr>
           <w:p>
             <w:pPr>
-              <w:spacing w:before="50" w:after="50"/>
+              <w:spacing w:before="40" w:after="40"/>
               <w:jc w:val="left"/>
             </w:pPr>
             <w:r>
@@ -2069,7 +2094,7 @@
                 <w:rFonts w:ascii="Times New Roman" w:hAnsi="Times New Roman"/>
                 <w:b/>
                 <w:color w:val="000000"/>
-                <w:sz w:val="17"/>
+                <w:sz w:val="15"/>
               </w:rPr>
               <w:t>Autonomous Agent (ours)</w:t>
             </w:r>
@@ -2077,21 +2102,21 @@
         </w:tc>
         <w:tc>
           <w:tcPr>
-            <w:tcW w:type="dxa" w:w="1587"/>
+            <w:tcW w:type="dxa" w:w="1814"/>
             <w:vAlign w:val="center"/>
-            <w:shd w:val="clear" w:color="auto" w:fill="F9F9F9"/>
+            <w:shd w:val="clear" w:color="auto" w:fill="FFFFFF"/>
           </w:tcPr>
           <w:p>
             <w:pPr>
-              <w:spacing w:before="50" w:after="50"/>
+              <w:spacing w:before="40" w:after="40"/>
               <w:jc w:val="left"/>
             </w:pPr>
             <w:r>
               <w:rPr>
                 <w:rFonts w:ascii="Times New Roman" w:hAnsi="Times New Roman"/>
-                <w:b/>
+                <w:b w:val="0"/>
                 <w:color w:val="000000"/>
-                <w:sz w:val="17"/>
+                <w:sz w:val="15"/>
               </w:rPr>
               <w:t>Hybrid inline</w:t>
             </w:r>
@@ -2099,21 +2124,21 @@
         </w:tc>
         <w:tc>
           <w:tcPr>
-            <w:tcW w:type="dxa" w:w="2154"/>
+            <w:tcW w:type="dxa" w:w="2381"/>
             <w:vAlign w:val="center"/>
-            <w:shd w:val="clear" w:color="auto" w:fill="F9F9F9"/>
+            <w:shd w:val="clear" w:color="auto" w:fill="FFFFFF"/>
           </w:tcPr>
           <w:p>
             <w:pPr>
-              <w:spacing w:before="50" w:after="50"/>
+              <w:spacing w:before="40" w:after="40"/>
               <w:jc w:val="left"/>
             </w:pPr>
             <w:r>
               <w:rPr>
                 <w:rFonts w:ascii="Times New Roman" w:hAnsi="Times New Roman"/>
-                <w:b/>
+                <w:b w:val="0"/>
                 <w:color w:val="000000"/>
-                <w:sz w:val="17"/>
+                <w:sz w:val="15"/>
               </w:rPr>
               <w:t>eBPF/XDP + local LLM</w:t>
             </w:r>
@@ -2121,21 +2146,21 @@
         </w:tc>
         <w:tc>
           <w:tcPr>
-            <w:tcW w:type="dxa" w:w="1134"/>
+            <w:tcW w:type="dxa" w:w="1474"/>
             <w:vAlign w:val="center"/>
-            <w:shd w:val="clear" w:color="auto" w:fill="F9F9F9"/>
+            <w:shd w:val="clear" w:color="auto" w:fill="FFFFFF"/>
           </w:tcPr>
           <w:p>
             <w:pPr>
-              <w:spacing w:before="50" w:after="50"/>
+              <w:spacing w:before="40" w:after="40"/>
               <w:jc w:val="center"/>
             </w:pPr>
             <w:r>
               <w:rPr>
                 <w:rFonts w:ascii="Times New Roman" w:hAnsi="Times New Roman"/>
-                <w:b/>
+                <w:b w:val="0"/>
                 <w:color w:val="000000"/>
-                <w:sz w:val="17"/>
+                <w:sz w:val="15"/>
               </w:rPr>
               <w:t>100%</w:t>
             </w:r>
@@ -2143,21 +2168,21 @@
         </w:tc>
         <w:tc>
           <w:tcPr>
-            <w:tcW w:type="dxa" w:w="1814"/>
+            <w:tcW w:type="dxa" w:w="2154"/>
             <w:vAlign w:val="center"/>
-            <w:shd w:val="clear" w:color="auto" w:fill="F9F9F9"/>
+            <w:shd w:val="clear" w:color="auto" w:fill="FFFFFF"/>
           </w:tcPr>
           <w:p>
             <w:pPr>
-              <w:spacing w:before="50" w:after="50"/>
+              <w:spacing w:before="40" w:after="40"/>
               <w:jc w:val="left"/>
             </w:pPr>
             <w:r>
               <w:rPr>
                 <w:rFonts w:ascii="Times New Roman" w:hAnsi="Times New Roman"/>
-                <w:b/>
+                <w:b w:val="0"/>
                 <w:color w:val="000000"/>
-                <w:sz w:val="17"/>
+                <w:sz w:val="15"/>
               </w:rPr>
               <w:t>Any / air-gap</w:t>
             </w:r>
@@ -2167,28 +2192,14 @@
     </w:tbl>
     <w:p>
       <w:pPr>
-        <w:spacing w:before="40" w:after="160"/>
-        <w:jc w:val="center"/>
-      </w:pPr>
-      <w:r>
-        <w:rPr>
-          <w:rFonts w:ascii="Times New Roman" w:hAnsi="Times New Roman"/>
-          <w:i/>
-          <w:color w:val="333333"/>
-          <w:sz w:val="17"/>
-        </w:rPr>
-        <w:t>Table II: Reference systems and deployment categories.</w:t>
-      </w:r>
-    </w:p>
-    <w:p>
-      <w:pPr>
+        <w:keepNext/>
         <w:spacing w:before="120" w:after="40"/>
         <w:jc w:val="center"/>
       </w:pPr>
       <w:r>
         <w:drawing>
           <wp:inline xmlns:a="http://schemas.openxmlformats.org/drawingml/2006/main" xmlns:pic="http://schemas.openxmlformats.org/drawingml/2006/picture">
-            <wp:extent cx="4500000" cy="3450000"/>
+            <wp:extent cx="5940000" cy="2970000"/>
             <wp:docPr id="2" name="Picture 2"/>
             <wp:cNvGraphicFramePr>
               <a:graphicFrameLocks noChangeAspect="1"/>
@@ -2209,7 +2220,7 @@
                   <pic:spPr>
                     <a:xfrm>
                       <a:off x="0" y="0"/>
-                      <a:ext cx="4500000" cy="3450000"/>
+                      <a:ext cx="5940000" cy="2970000"/>
                     </a:xfrm>
                     <a:prstGeom prst="rect"/>
                   </pic:spPr>
@@ -2228,31 +2239,48 @@
       <w:r>
         <w:rPr>
           <w:rFonts w:ascii="Times New Roman" w:hAnsi="Times New Roman"/>
-          <w:i/>
           <w:color w:val="000000"/>
-          <w:sz w:val="17"/>
+          <w:sz w:val="16"/>
         </w:rPr>
-        <w:t>Fig. 2: Architectural sovereignty, air-gap capability, and autonomy comparison.</w:t>
+        <w:t>Fig. 2.  Architectural sovereignty, air-gap capability, and autonomy comparison curves (Table II).</w:t>
       </w:r>
     </w:p>
     <w:p>
       <w:pPr>
-        <w:spacing w:before="120" w:after="80"/>
+        <w:sectPr>
+          <w:type w:val="continuous"/>
+          <w:pgSz w:w="12240" w:h="15840"/>
+          <w:pgMar w:top="1020" w:right="794" w:bottom="1134" w:left="794" w:header="720" w:footer="720" w:gutter="0"/>
+          <w:cols w:space="720"/>
+          <w:docGrid w:linePitch="360"/>
+          <w:cols w:num="2" w:space="540"/>
+          <w:cols w:num="1"/>
+          <w:cols w:num="2" w:space="540"/>
+          <w:cols w:num="1"/>
+        </w:sectPr>
+      </w:pPr>
+    </w:p>
+    <w:p>
+      <w:pPr>
+        <w:keepNext/>
+        <w:spacing w:before="160" w:after="40"/>
         <w:jc w:val="left"/>
       </w:pPr>
       <w:r>
         <w:rPr>
           <w:rFonts w:ascii="Times New Roman" w:hAnsi="Times New Roman"/>
           <w:b/>
+          <w:i/>
           <w:color w:val="000000"/>
-          <w:sz w:val="23"/>
+          <w:sz w:val="20"/>
         </w:rPr>
         <w:t>B. Detection Accuracy Comparison and Statistical Validation</w:t>
       </w:r>
     </w:p>
     <w:p>
       <w:pPr>
-        <w:spacing w:after="100"/>
+        <w:spacing w:after="60" w:line="276" w:lineRule="auto"/>
+        <w:ind w:firstLine="255"/>
         <w:jc w:val="both"/>
       </w:pPr>
       <w:r>
@@ -2267,7 +2295,8 @@
     </w:p>
     <w:p>
       <w:pPr>
-        <w:spacing w:after="100"/>
+        <w:spacing w:after="60" w:line="276" w:lineRule="auto"/>
+        <w:ind w:firstLine="255"/>
         <w:jc w:val="both"/>
       </w:pPr>
       <w:r>
@@ -2280,27 +2309,84 @@
         <w:t>To establish rigorous statistical validity, evaluation was conducted via stratified Monte Carlo validation across 10,000,000 flows (2,998,265 malicious, 7,001,735 benign). Statistical significance was verified at a 95% confidence level using the Wilson Score interval method: polymorphic evasion True Positive Rate (TPR) reached 98.64% (95% CI: [98.61%, 98.67%], p &lt; 0.001), and the overall system False Positive Rate (FPR) reached 0.12% (95% CI: [0.11%, 0.13%], p &lt; 0.001). Overall classification accuracy reached 99.50%, with precision of 99.72%, F1-score of 99.18%, and Matthews Correlation Coefficient of 0.9882. While commercial platforms such as Palo Alto and Cloudflare require intrusive TLS decryption (MITM) to detect C2 channels, the Autonomous Post-Quantum Cyber Defense Agent achieves 87.9% C2 detection entirely out-of-band via zero-decryption Shannon entropy windowing and timing jitter analysis.</w:t>
       </w:r>
     </w:p>
+    <w:p>
+      <w:pPr>
+        <w:sectPr>
+          <w:type w:val="continuous"/>
+          <w:pgSz w:w="12240" w:h="15840"/>
+          <w:pgMar w:top="1020" w:right="794" w:bottom="1134" w:left="794" w:header="720" w:footer="720" w:gutter="0"/>
+          <w:cols w:space="720"/>
+          <w:docGrid w:linePitch="360"/>
+          <w:cols w:num="2" w:space="540"/>
+          <w:cols w:num="1"/>
+          <w:cols w:num="2" w:space="540"/>
+          <w:cols w:num="1"/>
+          <w:cols w:num="2" w:space="540"/>
+        </w:sectPr>
+      </w:pPr>
+    </w:p>
+    <w:p>
+      <w:pPr>
+        <w:keepNext/>
+        <w:spacing w:before="160" w:after="20"/>
+        <w:jc w:val="center"/>
+      </w:pPr>
+      <w:r>
+        <w:rPr>
+          <w:rFonts w:ascii="Times New Roman" w:hAnsi="Times New Roman"/>
+          <w:b/>
+          <w:color w:val="000000"/>
+          <w:sz w:val="17"/>
+        </w:rPr>
+        <w:t>TABLE III</w:t>
+      </w:r>
+    </w:p>
+    <w:p>
+      <w:pPr>
+        <w:keepNext/>
+        <w:spacing w:before="0" w:after="80"/>
+        <w:jc w:val="center"/>
+      </w:pPr>
+      <w:r>
+        <w:rPr>
+          <w:rFonts w:ascii="Times New Roman" w:hAnsi="Times New Roman"/>
+          <w:color w:val="000000"/>
+          <w:sz w:val="16"/>
+        </w:rPr>
+        <w:t>DETECTION ACCURACY COMPARISON ACROSS 10M FLOWS</w:t>
+      </w:r>
+    </w:p>
     <w:tbl>
       <w:tblPr>
-        <w:tblStyle w:val="TableGrid"/>
         <w:tblW w:type="auto" w:w="0"/>
         <w:jc w:val="center"/>
         <w:tblLook w:firstColumn="1" w:firstRow="1" w:lastColumn="0" w:lastRow="0" w:noHBand="0" w:noVBand="1" w:val="04A0"/>
+        <w:tblBorders>
+          <w:top w:val="single" w:sz="12" w:space="0" w:color="000000"/>
+          <w:bottom w:val="single" w:sz="12" w:space="0" w:color="000000"/>
+          <w:insideH w:val="single" w:sz="4" w:space="0" w:color="E2E8F0"/>
+          <w:left w:val="nil"/>
+          <w:right w:val="nil"/>
+          <w:insideV w:val="nil"/>
+        </w:tblBorders>
       </w:tblPr>
       <w:tblGrid>
-        <w:gridCol w:w="1295"/>
-        <w:gridCol w:w="1295"/>
-        <w:gridCol w:w="1295"/>
-        <w:gridCol w:w="1295"/>
-        <w:gridCol w:w="1295"/>
-        <w:gridCol w:w="1295"/>
-        <w:gridCol w:w="1295"/>
+        <w:gridCol w:w="1522"/>
+        <w:gridCol w:w="1522"/>
+        <w:gridCol w:w="1522"/>
+        <w:gridCol w:w="1522"/>
+        <w:gridCol w:w="1522"/>
+        <w:gridCol w:w="1522"/>
+        <w:gridCol w:w="1522"/>
       </w:tblGrid>
       <w:tr>
         <w:tc>
           <w:tcPr>
-            <w:tcW w:type="dxa" w:w="1871"/>
-            <w:shd w:val="clear" w:color="auto" w:fill="111827"/>
+            <w:tcW w:type="dxa" w:w="2494"/>
+            <w:tcBorders>
+              <w:bottom w:val="single" w:sz="8" w:space="0" w:color="000000"/>
+            </w:tcBorders>
+            <w:shd w:val="clear" w:color="auto" w:fill="FFFFFF"/>
             <w:vAlign w:val="center"/>
           </w:tcPr>
           <w:p>
@@ -2312,8 +2398,8 @@
               <w:rPr>
                 <w:rFonts w:ascii="Times New Roman" w:hAnsi="Times New Roman"/>
                 <w:b/>
-                <w:color w:val="FFFFFF"/>
-                <w:sz w:val="17"/>
+                <w:color w:val="000000"/>
+                <w:sz w:val="15"/>
               </w:rPr>
               <w:t>Metric</w:t>
             </w:r>
@@ -2321,8 +2407,11 @@
         </w:tc>
         <w:tc>
           <w:tcPr>
-            <w:tcW w:type="dxa" w:w="907"/>
-            <w:shd w:val="clear" w:color="auto" w:fill="111827"/>
+            <w:tcW w:type="dxa" w:w="1134"/>
+            <w:tcBorders>
+              <w:bottom w:val="single" w:sz="8" w:space="0" w:color="000000"/>
+            </w:tcBorders>
+            <w:shd w:val="clear" w:color="auto" w:fill="FFFFFF"/>
             <w:vAlign w:val="center"/>
           </w:tcPr>
           <w:p>
@@ -2334,8 +2423,8 @@
               <w:rPr>
                 <w:rFonts w:ascii="Times New Roman" w:hAnsi="Times New Roman"/>
                 <w:b/>
-                <w:color w:val="FFFFFF"/>
-                <w:sz w:val="17"/>
+                <w:color w:val="000000"/>
+                <w:sz w:val="15"/>
               </w:rPr>
               <w:t>Snort 3.x</w:t>
             </w:r>
@@ -2343,8 +2432,11 @@
         </w:tc>
         <w:tc>
           <w:tcPr>
-            <w:tcW w:type="dxa" w:w="1020"/>
-            <w:shd w:val="clear" w:color="auto" w:fill="111827"/>
+            <w:tcW w:type="dxa" w:w="1134"/>
+            <w:tcBorders>
+              <w:bottom w:val="single" w:sz="8" w:space="0" w:color="000000"/>
+            </w:tcBorders>
+            <w:shd w:val="clear" w:color="auto" w:fill="FFFFFF"/>
             <w:vAlign w:val="center"/>
           </w:tcPr>
           <w:p>
@@ -2356,8 +2448,8 @@
               <w:rPr>
                 <w:rFonts w:ascii="Times New Roman" w:hAnsi="Times New Roman"/>
                 <w:b/>
-                <w:color w:val="FFFFFF"/>
-                <w:sz w:val="17"/>
+                <w:color w:val="000000"/>
+                <w:sz w:val="15"/>
               </w:rPr>
               <w:t>Suricata 7.x</w:t>
             </w:r>
@@ -2365,8 +2457,11 @@
         </w:tc>
         <w:tc>
           <w:tcPr>
-            <w:tcW w:type="dxa" w:w="1020"/>
-            <w:shd w:val="clear" w:color="auto" w:fill="111827"/>
+            <w:tcW w:type="dxa" w:w="1134"/>
+            <w:tcBorders>
+              <w:bottom w:val="single" w:sz="8" w:space="0" w:color="000000"/>
+            </w:tcBorders>
+            <w:shd w:val="clear" w:color="auto" w:fill="FFFFFF"/>
             <w:vAlign w:val="center"/>
           </w:tcPr>
           <w:p>
@@ -2378,8 +2473,8 @@
               <w:rPr>
                 <w:rFonts w:ascii="Times New Roman" w:hAnsi="Times New Roman"/>
                 <w:b/>
-                <w:color w:val="FFFFFF"/>
-                <w:sz w:val="17"/>
+                <w:color w:val="000000"/>
+                <w:sz w:val="15"/>
               </w:rPr>
               <w:t>Palo Alto</w:t>
             </w:r>
@@ -2387,8 +2482,11 @@
         </w:tc>
         <w:tc>
           <w:tcPr>
-            <w:tcW w:type="dxa" w:w="1134"/>
-            <w:shd w:val="clear" w:color="auto" w:fill="111827"/>
+            <w:tcW w:type="dxa" w:w="1247"/>
+            <w:tcBorders>
+              <w:bottom w:val="single" w:sz="8" w:space="0" w:color="000000"/>
+            </w:tcBorders>
+            <w:shd w:val="clear" w:color="auto" w:fill="FFFFFF"/>
             <w:vAlign w:val="center"/>
           </w:tcPr>
           <w:p>
@@ -2400,8 +2498,8 @@
               <w:rPr>
                 <w:rFonts w:ascii="Times New Roman" w:hAnsi="Times New Roman"/>
                 <w:b/>
-                <w:color w:val="FFFFFF"/>
-                <w:sz w:val="17"/>
+                <w:color w:val="000000"/>
+                <w:sz w:val="15"/>
               </w:rPr>
               <w:t>Cloudflare MT</w:t>
             </w:r>
@@ -2409,8 +2507,11 @@
         </w:tc>
         <w:tc>
           <w:tcPr>
-            <w:tcW w:type="dxa" w:w="907"/>
-            <w:shd w:val="clear" w:color="auto" w:fill="111827"/>
+            <w:tcW w:type="dxa" w:w="1134"/>
+            <w:tcBorders>
+              <w:bottom w:val="single" w:sz="8" w:space="0" w:color="000000"/>
+            </w:tcBorders>
+            <w:shd w:val="clear" w:color="auto" w:fill="FFFFFF"/>
             <w:vAlign w:val="center"/>
           </w:tcPr>
           <w:p>
@@ -2422,8 +2523,8 @@
               <w:rPr>
                 <w:rFonts w:ascii="Times New Roman" w:hAnsi="Times New Roman"/>
                 <w:b/>
-                <w:color w:val="FFFFFF"/>
-                <w:sz w:val="17"/>
+                <w:color w:val="000000"/>
+                <w:sz w:val="15"/>
               </w:rPr>
               <w:t>Cisco FP</w:t>
             </w:r>
@@ -2431,8 +2532,11 @@
         </w:tc>
         <w:tc>
           <w:tcPr>
-            <w:tcW w:type="dxa" w:w="1644"/>
-            <w:shd w:val="clear" w:color="auto" w:fill="111827"/>
+            <w:tcW w:type="dxa" w:w="1701"/>
+            <w:tcBorders>
+              <w:bottom w:val="single" w:sz="8" w:space="0" w:color="000000"/>
+            </w:tcBorders>
+            <w:shd w:val="clear" w:color="auto" w:fill="FFFFFF"/>
             <w:vAlign w:val="center"/>
           </w:tcPr>
           <w:p>
@@ -2444,8 +2548,8 @@
               <w:rPr>
                 <w:rFonts w:ascii="Times New Roman" w:hAnsi="Times New Roman"/>
                 <w:b/>
-                <w:color w:val="FFFFFF"/>
-                <w:sz w:val="17"/>
+                <w:color w:val="000000"/>
+                <w:sz w:val="15"/>
               </w:rPr>
               <w:t>Autonomous Agent (ours)</w:t>
             </w:r>
@@ -2455,13 +2559,13 @@
       <w:tr>
         <w:tc>
           <w:tcPr>
-            <w:tcW w:type="dxa" w:w="1871"/>
+            <w:tcW w:type="dxa" w:w="2494"/>
             <w:vAlign w:val="center"/>
             <w:shd w:val="clear" w:color="auto" w:fill="FFFFFF"/>
           </w:tcPr>
           <w:p>
             <w:pPr>
-              <w:spacing w:before="50" w:after="50"/>
+              <w:spacing w:before="40" w:after="40"/>
               <w:jc w:val="left"/>
             </w:pPr>
             <w:r>
@@ -2469,75 +2573,9 @@
                 <w:rFonts w:ascii="Times New Roman" w:hAnsi="Times New Roman"/>
                 <w:b w:val="0"/>
                 <w:color w:val="000000"/>
-                <w:sz w:val="17"/>
+                <w:sz w:val="15"/>
               </w:rPr>
               <w:t>Evasion Recall / TPR (%)</w:t>
-            </w:r>
-          </w:p>
-        </w:tc>
-        <w:tc>
-          <w:tcPr>
-            <w:tcW w:type="dxa" w:w="907"/>
-            <w:vAlign w:val="center"/>
-            <w:shd w:val="clear" w:color="auto" w:fill="FFFFFF"/>
-          </w:tcPr>
-          <w:p>
-            <w:pPr>
-              <w:spacing w:before="50" w:after="50"/>
-              <w:jc w:val="center"/>
-            </w:pPr>
-            <w:r>
-              <w:rPr>
-                <w:rFonts w:ascii="Times New Roman" w:hAnsi="Times New Roman"/>
-                <w:b w:val="0"/>
-                <w:color w:val="000000"/>
-                <w:sz w:val="17"/>
-              </w:rPr>
-              <w:t>68.4</w:t>
-            </w:r>
-          </w:p>
-        </w:tc>
-        <w:tc>
-          <w:tcPr>
-            <w:tcW w:type="dxa" w:w="1020"/>
-            <w:vAlign w:val="center"/>
-            <w:shd w:val="clear" w:color="auto" w:fill="FFFFFF"/>
-          </w:tcPr>
-          <w:p>
-            <w:pPr>
-              <w:spacing w:before="50" w:after="50"/>
-              <w:jc w:val="center"/>
-            </w:pPr>
-            <w:r>
-              <w:rPr>
-                <w:rFonts w:ascii="Times New Roman" w:hAnsi="Times New Roman"/>
-                <w:b w:val="0"/>
-                <w:color w:val="000000"/>
-                <w:sz w:val="17"/>
-              </w:rPr>
-              <w:t>71.2</w:t>
-            </w:r>
-          </w:p>
-        </w:tc>
-        <w:tc>
-          <w:tcPr>
-            <w:tcW w:type="dxa" w:w="1020"/>
-            <w:vAlign w:val="center"/>
-            <w:shd w:val="clear" w:color="auto" w:fill="FFFFFF"/>
-          </w:tcPr>
-          <w:p>
-            <w:pPr>
-              <w:spacing w:before="50" w:after="50"/>
-              <w:jc w:val="center"/>
-            </w:pPr>
-            <w:r>
-              <w:rPr>
-                <w:rFonts w:ascii="Times New Roman" w:hAnsi="Times New Roman"/>
-                <w:b w:val="0"/>
-                <w:color w:val="000000"/>
-                <w:sz w:val="17"/>
-              </w:rPr>
-              <w:t>89.2</w:t>
             </w:r>
           </w:p>
         </w:tc>
@@ -2549,7 +2587,7 @@
           </w:tcPr>
           <w:p>
             <w:pPr>
-              <w:spacing w:before="50" w:after="50"/>
+              <w:spacing w:before="40" w:after="40"/>
               <w:jc w:val="center"/>
             </w:pPr>
             <w:r>
@@ -2557,299 +2595,9 @@
                 <w:rFonts w:ascii="Times New Roman" w:hAnsi="Times New Roman"/>
                 <w:b w:val="0"/>
                 <w:color w:val="000000"/>
-                <w:sz w:val="17"/>
+                <w:sz w:val="15"/>
               </w:rPr>
-              <w:t>87.6</w:t>
-            </w:r>
-          </w:p>
-        </w:tc>
-        <w:tc>
-          <w:tcPr>
-            <w:tcW w:type="dxa" w:w="907"/>
-            <w:vAlign w:val="center"/>
-            <w:shd w:val="clear" w:color="auto" w:fill="FFFFFF"/>
-          </w:tcPr>
-          <w:p>
-            <w:pPr>
-              <w:spacing w:before="50" w:after="50"/>
-              <w:jc w:val="center"/>
-            </w:pPr>
-            <w:r>
-              <w:rPr>
-                <w:rFonts w:ascii="Times New Roman" w:hAnsi="Times New Roman"/>
-                <w:b w:val="0"/>
-                <w:color w:val="000000"/>
-                <w:sz w:val="17"/>
-              </w:rPr>
-              <w:t>85.4</w:t>
-            </w:r>
-          </w:p>
-        </w:tc>
-        <w:tc>
-          <w:tcPr>
-            <w:tcW w:type="dxa" w:w="1644"/>
-            <w:vAlign w:val="center"/>
-            <w:shd w:val="clear" w:color="auto" w:fill="F1F5F9"/>
-          </w:tcPr>
-          <w:p>
-            <w:pPr>
-              <w:spacing w:before="50" w:after="50"/>
-              <w:jc w:val="center"/>
-            </w:pPr>
-            <w:r>
-              <w:rPr>
-                <w:rFonts w:ascii="Times New Roman" w:hAnsi="Times New Roman"/>
-                <w:b/>
-                <w:color w:val="000000"/>
-                <w:sz w:val="17"/>
-              </w:rPr>
-              <w:t>98.64</w:t>
-            </w:r>
-          </w:p>
-        </w:tc>
-      </w:tr>
-      <w:tr>
-        <w:tc>
-          <w:tcPr>
-            <w:tcW w:type="dxa" w:w="1871"/>
-            <w:vAlign w:val="center"/>
-            <w:shd w:val="clear" w:color="auto" w:fill="F9F9F9"/>
-          </w:tcPr>
-          <w:p>
-            <w:pPr>
-              <w:spacing w:before="50" w:after="50"/>
-              <w:jc w:val="left"/>
-            </w:pPr>
-            <w:r>
-              <w:rPr>
-                <w:rFonts w:ascii="Times New Roman" w:hAnsi="Times New Roman"/>
-                <w:b w:val="0"/>
-                <w:color w:val="000000"/>
-                <w:sz w:val="17"/>
-              </w:rPr>
-              <w:t>False Positive Rate (%)</w:t>
-            </w:r>
-          </w:p>
-        </w:tc>
-        <w:tc>
-          <w:tcPr>
-            <w:tcW w:type="dxa" w:w="907"/>
-            <w:vAlign w:val="center"/>
-            <w:shd w:val="clear" w:color="auto" w:fill="F9F9F9"/>
-          </w:tcPr>
-          <w:p>
-            <w:pPr>
-              <w:spacing w:before="50" w:after="50"/>
-              <w:jc w:val="center"/>
-            </w:pPr>
-            <w:r>
-              <w:rPr>
-                <w:rFonts w:ascii="Times New Roman" w:hAnsi="Times New Roman"/>
-                <w:b w:val="0"/>
-                <w:color w:val="000000"/>
-                <w:sz w:val="17"/>
-              </w:rPr>
-              <w:t>14.8</w:t>
-            </w:r>
-          </w:p>
-        </w:tc>
-        <w:tc>
-          <w:tcPr>
-            <w:tcW w:type="dxa" w:w="1020"/>
-            <w:vAlign w:val="center"/>
-            <w:shd w:val="clear" w:color="auto" w:fill="F9F9F9"/>
-          </w:tcPr>
-          <w:p>
-            <w:pPr>
-              <w:spacing w:before="50" w:after="50"/>
-              <w:jc w:val="center"/>
-            </w:pPr>
-            <w:r>
-              <w:rPr>
-                <w:rFonts w:ascii="Times New Roman" w:hAnsi="Times New Roman"/>
-                <w:b w:val="0"/>
-                <w:color w:val="000000"/>
-                <w:sz w:val="17"/>
-              </w:rPr>
-              <w:t>11.3</w:t>
-            </w:r>
-          </w:p>
-        </w:tc>
-        <w:tc>
-          <w:tcPr>
-            <w:tcW w:type="dxa" w:w="1020"/>
-            <w:vAlign w:val="center"/>
-            <w:shd w:val="clear" w:color="auto" w:fill="F9F9F9"/>
-          </w:tcPr>
-          <w:p>
-            <w:pPr>
-              <w:spacing w:before="50" w:after="50"/>
-              <w:jc w:val="center"/>
-            </w:pPr>
-            <w:r>
-              <w:rPr>
-                <w:rFonts w:ascii="Times New Roman" w:hAnsi="Times New Roman"/>
-                <w:b w:val="0"/>
-                <w:color w:val="000000"/>
-                <w:sz w:val="17"/>
-              </w:rPr>
-              <w:t>4.5</w:t>
-            </w:r>
-          </w:p>
-        </w:tc>
-        <w:tc>
-          <w:tcPr>
-            <w:tcW w:type="dxa" w:w="1134"/>
-            <w:vAlign w:val="center"/>
-            <w:shd w:val="clear" w:color="auto" w:fill="F9F9F9"/>
-          </w:tcPr>
-          <w:p>
-            <w:pPr>
-              <w:spacing w:before="50" w:after="50"/>
-              <w:jc w:val="center"/>
-            </w:pPr>
-            <w:r>
-              <w:rPr>
-                <w:rFonts w:ascii="Times New Roman" w:hAnsi="Times New Roman"/>
-                <w:b w:val="0"/>
-                <w:color w:val="000000"/>
-                <w:sz w:val="17"/>
-              </w:rPr>
-              <w:t>5.1</w:t>
-            </w:r>
-          </w:p>
-        </w:tc>
-        <w:tc>
-          <w:tcPr>
-            <w:tcW w:type="dxa" w:w="907"/>
-            <w:vAlign w:val="center"/>
-            <w:shd w:val="clear" w:color="auto" w:fill="F9F9F9"/>
-          </w:tcPr>
-          <w:p>
-            <w:pPr>
-              <w:spacing w:before="50" w:after="50"/>
-              <w:jc w:val="center"/>
-            </w:pPr>
-            <w:r>
-              <w:rPr>
-                <w:rFonts w:ascii="Times New Roman" w:hAnsi="Times New Roman"/>
-                <w:b w:val="0"/>
-                <w:color w:val="000000"/>
-                <w:sz w:val="17"/>
-              </w:rPr>
-              <w:t>6.2</w:t>
-            </w:r>
-          </w:p>
-        </w:tc>
-        <w:tc>
-          <w:tcPr>
-            <w:tcW w:type="dxa" w:w="1644"/>
-            <w:vAlign w:val="center"/>
-            <w:shd w:val="clear" w:color="auto" w:fill="F1F5F9"/>
-          </w:tcPr>
-          <w:p>
-            <w:pPr>
-              <w:spacing w:before="50" w:after="50"/>
-              <w:jc w:val="center"/>
-            </w:pPr>
-            <w:r>
-              <w:rPr>
-                <w:rFonts w:ascii="Times New Roman" w:hAnsi="Times New Roman"/>
-                <w:b/>
-                <w:color w:val="000000"/>
-                <w:sz w:val="17"/>
-              </w:rPr>
-              <w:t>0.12</w:t>
-            </w:r>
-          </w:p>
-        </w:tc>
-      </w:tr>
-      <w:tr>
-        <w:tc>
-          <w:tcPr>
-            <w:tcW w:type="dxa" w:w="1871"/>
-            <w:vAlign w:val="center"/>
-            <w:shd w:val="clear" w:color="auto" w:fill="FFFFFF"/>
-          </w:tcPr>
-          <w:p>
-            <w:pPr>
-              <w:spacing w:before="50" w:after="50"/>
-              <w:jc w:val="left"/>
-            </w:pPr>
-            <w:r>
-              <w:rPr>
-                <w:rFonts w:ascii="Times New Roman" w:hAnsi="Times New Roman"/>
-                <w:b w:val="0"/>
-                <w:color w:val="000000"/>
-                <w:sz w:val="17"/>
-              </w:rPr>
-              <w:t>Encrypted C2 Detect. (%)</w:t>
-            </w:r>
-          </w:p>
-        </w:tc>
-        <w:tc>
-          <w:tcPr>
-            <w:tcW w:type="dxa" w:w="907"/>
-            <w:vAlign w:val="center"/>
-            <w:shd w:val="clear" w:color="auto" w:fill="FFFFFF"/>
-          </w:tcPr>
-          <w:p>
-            <w:pPr>
-              <w:spacing w:before="50" w:after="50"/>
-              <w:jc w:val="center"/>
-            </w:pPr>
-            <w:r>
-              <w:rPr>
-                <w:rFonts w:ascii="Times New Roman" w:hAnsi="Times New Roman"/>
-                <w:b w:val="0"/>
-                <w:color w:val="000000"/>
-                <w:sz w:val="17"/>
-              </w:rPr>
-              <w:t>12.0</w:t>
-            </w:r>
-          </w:p>
-        </w:tc>
-        <w:tc>
-          <w:tcPr>
-            <w:tcW w:type="dxa" w:w="1020"/>
-            <w:vAlign w:val="center"/>
-            <w:shd w:val="clear" w:color="auto" w:fill="FFFFFF"/>
-          </w:tcPr>
-          <w:p>
-            <w:pPr>
-              <w:spacing w:before="50" w:after="50"/>
-              <w:jc w:val="center"/>
-            </w:pPr>
-            <w:r>
-              <w:rPr>
-                <w:rFonts w:ascii="Times New Roman" w:hAnsi="Times New Roman"/>
-                <w:b w:val="0"/>
-                <w:color w:val="000000"/>
-                <w:sz w:val="17"/>
-              </w:rPr>
-              <w:t>18.5</w:t>
-            </w:r>
-          </w:p>
-        </w:tc>
-        <w:tc>
-          <w:tcPr>
-            <w:tcW w:type="dxa" w:w="1020"/>
-            <w:vAlign w:val="center"/>
-            <w:shd w:val="clear" w:color="auto" w:fill="FFFFFF"/>
-          </w:tcPr>
-          <w:p>
-            <w:pPr>
-              <w:spacing w:before="50" w:after="50"/>
-              <w:jc w:val="center"/>
-            </w:pPr>
-            <w:r>
-              <w:rPr>
-                <w:rFonts w:ascii="Times New Roman" w:hAnsi="Times New Roman"/>
-                <w:b w:val="0"/>
-                <w:color w:val="000000"/>
-                <w:sz w:val="17"/>
-              </w:rPr>
-              <w:t>72.3</w:t>
+              <w:t>68.4</w:t>
             </w:r>
           </w:p>
         </w:tc>
@@ -2861,7 +2609,7 @@
           </w:tcPr>
           <w:p>
             <w:pPr>
-              <w:spacing w:before="50" w:after="50"/>
+              <w:spacing w:before="40" w:after="40"/>
               <w:jc w:val="center"/>
             </w:pPr>
             <w:r>
@@ -2869,299 +2617,9 @@
                 <w:rFonts w:ascii="Times New Roman" w:hAnsi="Times New Roman"/>
                 <w:b w:val="0"/>
                 <w:color w:val="000000"/>
-                <w:sz w:val="17"/>
+                <w:sz w:val="15"/>
               </w:rPr>
-              <w:t>68.0</w:t>
-            </w:r>
-          </w:p>
-        </w:tc>
-        <w:tc>
-          <w:tcPr>
-            <w:tcW w:type="dxa" w:w="907"/>
-            <w:vAlign w:val="center"/>
-            <w:shd w:val="clear" w:color="auto" w:fill="FFFFFF"/>
-          </w:tcPr>
-          <w:p>
-            <w:pPr>
-              <w:spacing w:before="50" w:after="50"/>
-              <w:jc w:val="center"/>
-            </w:pPr>
-            <w:r>
-              <w:rPr>
-                <w:rFonts w:ascii="Times New Roman" w:hAnsi="Times New Roman"/>
-                <w:b w:val="0"/>
-                <w:color w:val="000000"/>
-                <w:sz w:val="17"/>
-              </w:rPr>
-              <w:t>64.1</w:t>
-            </w:r>
-          </w:p>
-        </w:tc>
-        <w:tc>
-          <w:tcPr>
-            <w:tcW w:type="dxa" w:w="1644"/>
-            <w:vAlign w:val="center"/>
-            <w:shd w:val="clear" w:color="auto" w:fill="F1F5F9"/>
-          </w:tcPr>
-          <w:p>
-            <w:pPr>
-              <w:spacing w:before="50" w:after="50"/>
-              <w:jc w:val="center"/>
-            </w:pPr>
-            <w:r>
-              <w:rPr>
-                <w:rFonts w:ascii="Times New Roman" w:hAnsi="Times New Roman"/>
-                <w:b/>
-                <w:color w:val="000000"/>
-                <w:sz w:val="17"/>
-              </w:rPr>
-              <w:t>87.9</w:t>
-            </w:r>
-          </w:p>
-        </w:tc>
-      </w:tr>
-      <w:tr>
-        <w:tc>
-          <w:tcPr>
-            <w:tcW w:type="dxa" w:w="1871"/>
-            <w:vAlign w:val="center"/>
-            <w:shd w:val="clear" w:color="auto" w:fill="F9F9F9"/>
-          </w:tcPr>
-          <w:p>
-            <w:pPr>
-              <w:spacing w:before="50" w:after="50"/>
-              <w:jc w:val="left"/>
-            </w:pPr>
-            <w:r>
-              <w:rPr>
-                <w:rFonts w:ascii="Times New Roman" w:hAnsi="Times New Roman"/>
-                <w:b w:val="0"/>
-                <w:color w:val="000000"/>
-                <w:sz w:val="17"/>
-              </w:rPr>
-              <w:t>Scan Evasion Resist. (%)</w:t>
-            </w:r>
-          </w:p>
-        </w:tc>
-        <w:tc>
-          <w:tcPr>
-            <w:tcW w:type="dxa" w:w="907"/>
-            <w:vAlign w:val="center"/>
-            <w:shd w:val="clear" w:color="auto" w:fill="F9F9F9"/>
-          </w:tcPr>
-          <w:p>
-            <w:pPr>
-              <w:spacing w:before="50" w:after="50"/>
-              <w:jc w:val="center"/>
-            </w:pPr>
-            <w:r>
-              <w:rPr>
-                <w:rFonts w:ascii="Times New Roman" w:hAnsi="Times New Roman"/>
-                <w:b w:val="0"/>
-                <w:color w:val="000000"/>
-                <w:sz w:val="17"/>
-              </w:rPr>
-              <w:t>41.0</w:t>
-            </w:r>
-          </w:p>
-        </w:tc>
-        <w:tc>
-          <w:tcPr>
-            <w:tcW w:type="dxa" w:w="1020"/>
-            <w:vAlign w:val="center"/>
-            <w:shd w:val="clear" w:color="auto" w:fill="F9F9F9"/>
-          </w:tcPr>
-          <w:p>
-            <w:pPr>
-              <w:spacing w:before="50" w:after="50"/>
-              <w:jc w:val="center"/>
-            </w:pPr>
-            <w:r>
-              <w:rPr>
-                <w:rFonts w:ascii="Times New Roman" w:hAnsi="Times New Roman"/>
-                <w:b w:val="0"/>
-                <w:color w:val="000000"/>
-                <w:sz w:val="17"/>
-              </w:rPr>
-              <w:t>49.0</w:t>
-            </w:r>
-          </w:p>
-        </w:tc>
-        <w:tc>
-          <w:tcPr>
-            <w:tcW w:type="dxa" w:w="1020"/>
-            <w:vAlign w:val="center"/>
-            <w:shd w:val="clear" w:color="auto" w:fill="F9F9F9"/>
-          </w:tcPr>
-          <w:p>
-            <w:pPr>
-              <w:spacing w:before="50" w:after="50"/>
-              <w:jc w:val="center"/>
-            </w:pPr>
-            <w:r>
-              <w:rPr>
-                <w:rFonts w:ascii="Times New Roman" w:hAnsi="Times New Roman"/>
-                <w:b w:val="0"/>
-                <w:color w:val="000000"/>
-                <w:sz w:val="17"/>
-              </w:rPr>
-              <w:t>76.0</w:t>
-            </w:r>
-          </w:p>
-        </w:tc>
-        <w:tc>
-          <w:tcPr>
-            <w:tcW w:type="dxa" w:w="1134"/>
-            <w:vAlign w:val="center"/>
-            <w:shd w:val="clear" w:color="auto" w:fill="F9F9F9"/>
-          </w:tcPr>
-          <w:p>
-            <w:pPr>
-              <w:spacing w:before="50" w:after="50"/>
-              <w:jc w:val="center"/>
-            </w:pPr>
-            <w:r>
-              <w:rPr>
-                <w:rFonts w:ascii="Times New Roman" w:hAnsi="Times New Roman"/>
-                <w:b w:val="0"/>
-                <w:color w:val="000000"/>
-                <w:sz w:val="17"/>
-              </w:rPr>
-              <w:t>N/A</w:t>
-            </w:r>
-          </w:p>
-        </w:tc>
-        <w:tc>
-          <w:tcPr>
-            <w:tcW w:type="dxa" w:w="907"/>
-            <w:vAlign w:val="center"/>
-            <w:shd w:val="clear" w:color="auto" w:fill="F9F9F9"/>
-          </w:tcPr>
-          <w:p>
-            <w:pPr>
-              <w:spacing w:before="50" w:after="50"/>
-              <w:jc w:val="center"/>
-            </w:pPr>
-            <w:r>
-              <w:rPr>
-                <w:rFonts w:ascii="Times New Roman" w:hAnsi="Times New Roman"/>
-                <w:b w:val="0"/>
-                <w:color w:val="000000"/>
-                <w:sz w:val="17"/>
-              </w:rPr>
-              <w:t>71.0</w:t>
-            </w:r>
-          </w:p>
-        </w:tc>
-        <w:tc>
-          <w:tcPr>
-            <w:tcW w:type="dxa" w:w="1644"/>
-            <w:vAlign w:val="center"/>
-            <w:shd w:val="clear" w:color="auto" w:fill="F1F5F9"/>
-          </w:tcPr>
-          <w:p>
-            <w:pPr>
-              <w:spacing w:before="50" w:after="50"/>
-              <w:jc w:val="center"/>
-            </w:pPr>
-            <w:r>
-              <w:rPr>
-                <w:rFonts w:ascii="Times New Roman" w:hAnsi="Times New Roman"/>
-                <w:b/>
-                <w:color w:val="000000"/>
-                <w:sz w:val="17"/>
-              </w:rPr>
-              <w:t>96.8</w:t>
-            </w:r>
-          </w:p>
-        </w:tc>
-      </w:tr>
-      <w:tr>
-        <w:tc>
-          <w:tcPr>
-            <w:tcW w:type="dxa" w:w="1871"/>
-            <w:vAlign w:val="center"/>
-            <w:shd w:val="clear" w:color="auto" w:fill="FFFFFF"/>
-          </w:tcPr>
-          <w:p>
-            <w:pPr>
-              <w:spacing w:before="50" w:after="50"/>
-              <w:jc w:val="left"/>
-            </w:pPr>
-            <w:r>
-              <w:rPr>
-                <w:rFonts w:ascii="Times New Roman" w:hAnsi="Times New Roman"/>
-                <w:b w:val="0"/>
-                <w:color w:val="000000"/>
-                <w:sz w:val="17"/>
-              </w:rPr>
-              <w:t>Adversarial Robust. (%)</w:t>
-            </w:r>
-          </w:p>
-        </w:tc>
-        <w:tc>
-          <w:tcPr>
-            <w:tcW w:type="dxa" w:w="907"/>
-            <w:vAlign w:val="center"/>
-            <w:shd w:val="clear" w:color="auto" w:fill="FFFFFF"/>
-          </w:tcPr>
-          <w:p>
-            <w:pPr>
-              <w:spacing w:before="50" w:after="50"/>
-              <w:jc w:val="center"/>
-            </w:pPr>
-            <w:r>
-              <w:rPr>
-                <w:rFonts w:ascii="Times New Roman" w:hAnsi="Times New Roman"/>
-                <w:b w:val="0"/>
-                <w:color w:val="000000"/>
-                <w:sz w:val="17"/>
-              </w:rPr>
-              <w:t>29.0</w:t>
-            </w:r>
-          </w:p>
-        </w:tc>
-        <w:tc>
-          <w:tcPr>
-            <w:tcW w:type="dxa" w:w="1020"/>
-            <w:vAlign w:val="center"/>
-            <w:shd w:val="clear" w:color="auto" w:fill="FFFFFF"/>
-          </w:tcPr>
-          <w:p>
-            <w:pPr>
-              <w:spacing w:before="50" w:after="50"/>
-              <w:jc w:val="center"/>
-            </w:pPr>
-            <w:r>
-              <w:rPr>
-                <w:rFonts w:ascii="Times New Roman" w:hAnsi="Times New Roman"/>
-                <w:b w:val="0"/>
-                <w:color w:val="000000"/>
-                <w:sz w:val="17"/>
-              </w:rPr>
-              <w:t>34.0</w:t>
-            </w:r>
-          </w:p>
-        </w:tc>
-        <w:tc>
-          <w:tcPr>
-            <w:tcW w:type="dxa" w:w="1020"/>
-            <w:vAlign w:val="center"/>
-            <w:shd w:val="clear" w:color="auto" w:fill="FFFFFF"/>
-          </w:tcPr>
-          <w:p>
-            <w:pPr>
-              <w:spacing w:before="50" w:after="50"/>
-              <w:jc w:val="center"/>
-            </w:pPr>
-            <w:r>
-              <w:rPr>
-                <w:rFonts w:ascii="Times New Roman" w:hAnsi="Times New Roman"/>
-                <w:b w:val="0"/>
-                <w:color w:val="000000"/>
-                <w:sz w:val="17"/>
-              </w:rPr>
-              <w:t>67.0</w:t>
+              <w:t>71.2</w:t>
             </w:r>
           </w:p>
         </w:tc>
@@ -3173,7 +2631,7 @@
           </w:tcPr>
           <w:p>
             <w:pPr>
-              <w:spacing w:before="50" w:after="50"/>
+              <w:spacing w:before="40" w:after="40"/>
               <w:jc w:val="center"/>
             </w:pPr>
             <w:r>
@@ -3181,7 +2639,653 @@
                 <w:rFonts w:ascii="Times New Roman" w:hAnsi="Times New Roman"/>
                 <w:b w:val="0"/>
                 <w:color w:val="000000"/>
-                <w:sz w:val="17"/>
+                <w:sz w:val="15"/>
+              </w:rPr>
+              <w:t>89.2</w:t>
+            </w:r>
+          </w:p>
+        </w:tc>
+        <w:tc>
+          <w:tcPr>
+            <w:tcW w:type="dxa" w:w="1247"/>
+            <w:vAlign w:val="center"/>
+            <w:shd w:val="clear" w:color="auto" w:fill="FFFFFF"/>
+          </w:tcPr>
+          <w:p>
+            <w:pPr>
+              <w:spacing w:before="40" w:after="40"/>
+              <w:jc w:val="center"/>
+            </w:pPr>
+            <w:r>
+              <w:rPr>
+                <w:rFonts w:ascii="Times New Roman" w:hAnsi="Times New Roman"/>
+                <w:b w:val="0"/>
+                <w:color w:val="000000"/>
+                <w:sz w:val="15"/>
+              </w:rPr>
+              <w:t>87.6</w:t>
+            </w:r>
+          </w:p>
+        </w:tc>
+        <w:tc>
+          <w:tcPr>
+            <w:tcW w:type="dxa" w:w="1134"/>
+            <w:vAlign w:val="center"/>
+            <w:shd w:val="clear" w:color="auto" w:fill="FFFFFF"/>
+          </w:tcPr>
+          <w:p>
+            <w:pPr>
+              <w:spacing w:before="40" w:after="40"/>
+              <w:jc w:val="center"/>
+            </w:pPr>
+            <w:r>
+              <w:rPr>
+                <w:rFonts w:ascii="Times New Roman" w:hAnsi="Times New Roman"/>
+                <w:b w:val="0"/>
+                <w:color w:val="000000"/>
+                <w:sz w:val="15"/>
+              </w:rPr>
+              <w:t>85.4</w:t>
+            </w:r>
+          </w:p>
+        </w:tc>
+        <w:tc>
+          <w:tcPr>
+            <w:tcW w:type="dxa" w:w="1701"/>
+            <w:vAlign w:val="center"/>
+            <w:shd w:val="clear" w:color="auto" w:fill="FFFFFF"/>
+          </w:tcPr>
+          <w:p>
+            <w:pPr>
+              <w:spacing w:before="40" w:after="40"/>
+              <w:jc w:val="center"/>
+            </w:pPr>
+            <w:r>
+              <w:rPr>
+                <w:rFonts w:ascii="Times New Roman" w:hAnsi="Times New Roman"/>
+                <w:b/>
+                <w:color w:val="000000"/>
+                <w:sz w:val="15"/>
+              </w:rPr>
+              <w:t>98.64</w:t>
+            </w:r>
+          </w:p>
+        </w:tc>
+      </w:tr>
+      <w:tr>
+        <w:tc>
+          <w:tcPr>
+            <w:tcW w:type="dxa" w:w="2494"/>
+            <w:vAlign w:val="center"/>
+            <w:shd w:val="clear" w:color="auto" w:fill="FFFFFF"/>
+          </w:tcPr>
+          <w:p>
+            <w:pPr>
+              <w:spacing w:before="40" w:after="40"/>
+              <w:jc w:val="left"/>
+            </w:pPr>
+            <w:r>
+              <w:rPr>
+                <w:rFonts w:ascii="Times New Roman" w:hAnsi="Times New Roman"/>
+                <w:b w:val="0"/>
+                <w:color w:val="000000"/>
+                <w:sz w:val="15"/>
+              </w:rPr>
+              <w:t>False Positive Rate (%)</w:t>
+            </w:r>
+          </w:p>
+        </w:tc>
+        <w:tc>
+          <w:tcPr>
+            <w:tcW w:type="dxa" w:w="1134"/>
+            <w:vAlign w:val="center"/>
+            <w:shd w:val="clear" w:color="auto" w:fill="FFFFFF"/>
+          </w:tcPr>
+          <w:p>
+            <w:pPr>
+              <w:spacing w:before="40" w:after="40"/>
+              <w:jc w:val="center"/>
+            </w:pPr>
+            <w:r>
+              <w:rPr>
+                <w:rFonts w:ascii="Times New Roman" w:hAnsi="Times New Roman"/>
+                <w:b w:val="0"/>
+                <w:color w:val="000000"/>
+                <w:sz w:val="15"/>
+              </w:rPr>
+              <w:t>14.8</w:t>
+            </w:r>
+          </w:p>
+        </w:tc>
+        <w:tc>
+          <w:tcPr>
+            <w:tcW w:type="dxa" w:w="1134"/>
+            <w:vAlign w:val="center"/>
+            <w:shd w:val="clear" w:color="auto" w:fill="FFFFFF"/>
+          </w:tcPr>
+          <w:p>
+            <w:pPr>
+              <w:spacing w:before="40" w:after="40"/>
+              <w:jc w:val="center"/>
+            </w:pPr>
+            <w:r>
+              <w:rPr>
+                <w:rFonts w:ascii="Times New Roman" w:hAnsi="Times New Roman"/>
+                <w:b w:val="0"/>
+                <w:color w:val="000000"/>
+                <w:sz w:val="15"/>
+              </w:rPr>
+              <w:t>11.3</w:t>
+            </w:r>
+          </w:p>
+        </w:tc>
+        <w:tc>
+          <w:tcPr>
+            <w:tcW w:type="dxa" w:w="1134"/>
+            <w:vAlign w:val="center"/>
+            <w:shd w:val="clear" w:color="auto" w:fill="FFFFFF"/>
+          </w:tcPr>
+          <w:p>
+            <w:pPr>
+              <w:spacing w:before="40" w:after="40"/>
+              <w:jc w:val="center"/>
+            </w:pPr>
+            <w:r>
+              <w:rPr>
+                <w:rFonts w:ascii="Times New Roman" w:hAnsi="Times New Roman"/>
+                <w:b w:val="0"/>
+                <w:color w:val="000000"/>
+                <w:sz w:val="15"/>
+              </w:rPr>
+              <w:t>4.5</w:t>
+            </w:r>
+          </w:p>
+        </w:tc>
+        <w:tc>
+          <w:tcPr>
+            <w:tcW w:type="dxa" w:w="1247"/>
+            <w:vAlign w:val="center"/>
+            <w:shd w:val="clear" w:color="auto" w:fill="FFFFFF"/>
+          </w:tcPr>
+          <w:p>
+            <w:pPr>
+              <w:spacing w:before="40" w:after="40"/>
+              <w:jc w:val="center"/>
+            </w:pPr>
+            <w:r>
+              <w:rPr>
+                <w:rFonts w:ascii="Times New Roman" w:hAnsi="Times New Roman"/>
+                <w:b w:val="0"/>
+                <w:color w:val="000000"/>
+                <w:sz w:val="15"/>
+              </w:rPr>
+              <w:t>5.1</w:t>
+            </w:r>
+          </w:p>
+        </w:tc>
+        <w:tc>
+          <w:tcPr>
+            <w:tcW w:type="dxa" w:w="1134"/>
+            <w:vAlign w:val="center"/>
+            <w:shd w:val="clear" w:color="auto" w:fill="FFFFFF"/>
+          </w:tcPr>
+          <w:p>
+            <w:pPr>
+              <w:spacing w:before="40" w:after="40"/>
+              <w:jc w:val="center"/>
+            </w:pPr>
+            <w:r>
+              <w:rPr>
+                <w:rFonts w:ascii="Times New Roman" w:hAnsi="Times New Roman"/>
+                <w:b w:val="0"/>
+                <w:color w:val="000000"/>
+                <w:sz w:val="15"/>
+              </w:rPr>
+              <w:t>6.2</w:t>
+            </w:r>
+          </w:p>
+        </w:tc>
+        <w:tc>
+          <w:tcPr>
+            <w:tcW w:type="dxa" w:w="1701"/>
+            <w:vAlign w:val="center"/>
+            <w:shd w:val="clear" w:color="auto" w:fill="FFFFFF"/>
+          </w:tcPr>
+          <w:p>
+            <w:pPr>
+              <w:spacing w:before="40" w:after="40"/>
+              <w:jc w:val="center"/>
+            </w:pPr>
+            <w:r>
+              <w:rPr>
+                <w:rFonts w:ascii="Times New Roman" w:hAnsi="Times New Roman"/>
+                <w:b/>
+                <w:color w:val="000000"/>
+                <w:sz w:val="15"/>
+              </w:rPr>
+              <w:t>0.12</w:t>
+            </w:r>
+          </w:p>
+        </w:tc>
+      </w:tr>
+      <w:tr>
+        <w:tc>
+          <w:tcPr>
+            <w:tcW w:type="dxa" w:w="2494"/>
+            <w:vAlign w:val="center"/>
+            <w:shd w:val="clear" w:color="auto" w:fill="FFFFFF"/>
+          </w:tcPr>
+          <w:p>
+            <w:pPr>
+              <w:spacing w:before="40" w:after="40"/>
+              <w:jc w:val="left"/>
+            </w:pPr>
+            <w:r>
+              <w:rPr>
+                <w:rFonts w:ascii="Times New Roman" w:hAnsi="Times New Roman"/>
+                <w:b w:val="0"/>
+                <w:color w:val="000000"/>
+                <w:sz w:val="15"/>
+              </w:rPr>
+              <w:t>Encrypted C2 Detect. (%)</w:t>
+            </w:r>
+          </w:p>
+        </w:tc>
+        <w:tc>
+          <w:tcPr>
+            <w:tcW w:type="dxa" w:w="1134"/>
+            <w:vAlign w:val="center"/>
+            <w:shd w:val="clear" w:color="auto" w:fill="FFFFFF"/>
+          </w:tcPr>
+          <w:p>
+            <w:pPr>
+              <w:spacing w:before="40" w:after="40"/>
+              <w:jc w:val="center"/>
+            </w:pPr>
+            <w:r>
+              <w:rPr>
+                <w:rFonts w:ascii="Times New Roman" w:hAnsi="Times New Roman"/>
+                <w:b w:val="0"/>
+                <w:color w:val="000000"/>
+                <w:sz w:val="15"/>
+              </w:rPr>
+              <w:t>12.0</w:t>
+            </w:r>
+          </w:p>
+        </w:tc>
+        <w:tc>
+          <w:tcPr>
+            <w:tcW w:type="dxa" w:w="1134"/>
+            <w:vAlign w:val="center"/>
+            <w:shd w:val="clear" w:color="auto" w:fill="FFFFFF"/>
+          </w:tcPr>
+          <w:p>
+            <w:pPr>
+              <w:spacing w:before="40" w:after="40"/>
+              <w:jc w:val="center"/>
+            </w:pPr>
+            <w:r>
+              <w:rPr>
+                <w:rFonts w:ascii="Times New Roman" w:hAnsi="Times New Roman"/>
+                <w:b w:val="0"/>
+                <w:color w:val="000000"/>
+                <w:sz w:val="15"/>
+              </w:rPr>
+              <w:t>18.5</w:t>
+            </w:r>
+          </w:p>
+        </w:tc>
+        <w:tc>
+          <w:tcPr>
+            <w:tcW w:type="dxa" w:w="1134"/>
+            <w:vAlign w:val="center"/>
+            <w:shd w:val="clear" w:color="auto" w:fill="FFFFFF"/>
+          </w:tcPr>
+          <w:p>
+            <w:pPr>
+              <w:spacing w:before="40" w:after="40"/>
+              <w:jc w:val="center"/>
+            </w:pPr>
+            <w:r>
+              <w:rPr>
+                <w:rFonts w:ascii="Times New Roman" w:hAnsi="Times New Roman"/>
+                <w:b w:val="0"/>
+                <w:color w:val="000000"/>
+                <w:sz w:val="15"/>
+              </w:rPr>
+              <w:t>72.3</w:t>
+            </w:r>
+          </w:p>
+        </w:tc>
+        <w:tc>
+          <w:tcPr>
+            <w:tcW w:type="dxa" w:w="1247"/>
+            <w:vAlign w:val="center"/>
+            <w:shd w:val="clear" w:color="auto" w:fill="FFFFFF"/>
+          </w:tcPr>
+          <w:p>
+            <w:pPr>
+              <w:spacing w:before="40" w:after="40"/>
+              <w:jc w:val="center"/>
+            </w:pPr>
+            <w:r>
+              <w:rPr>
+                <w:rFonts w:ascii="Times New Roman" w:hAnsi="Times New Roman"/>
+                <w:b w:val="0"/>
+                <w:color w:val="000000"/>
+                <w:sz w:val="15"/>
+              </w:rPr>
+              <w:t>68.0</w:t>
+            </w:r>
+          </w:p>
+        </w:tc>
+        <w:tc>
+          <w:tcPr>
+            <w:tcW w:type="dxa" w:w="1134"/>
+            <w:vAlign w:val="center"/>
+            <w:shd w:val="clear" w:color="auto" w:fill="FFFFFF"/>
+          </w:tcPr>
+          <w:p>
+            <w:pPr>
+              <w:spacing w:before="40" w:after="40"/>
+              <w:jc w:val="center"/>
+            </w:pPr>
+            <w:r>
+              <w:rPr>
+                <w:rFonts w:ascii="Times New Roman" w:hAnsi="Times New Roman"/>
+                <w:b w:val="0"/>
+                <w:color w:val="000000"/>
+                <w:sz w:val="15"/>
+              </w:rPr>
+              <w:t>64.1</w:t>
+            </w:r>
+          </w:p>
+        </w:tc>
+        <w:tc>
+          <w:tcPr>
+            <w:tcW w:type="dxa" w:w="1701"/>
+            <w:vAlign w:val="center"/>
+            <w:shd w:val="clear" w:color="auto" w:fill="FFFFFF"/>
+          </w:tcPr>
+          <w:p>
+            <w:pPr>
+              <w:spacing w:before="40" w:after="40"/>
+              <w:jc w:val="center"/>
+            </w:pPr>
+            <w:r>
+              <w:rPr>
+                <w:rFonts w:ascii="Times New Roman" w:hAnsi="Times New Roman"/>
+                <w:b/>
+                <w:color w:val="000000"/>
+                <w:sz w:val="15"/>
+              </w:rPr>
+              <w:t>87.9</w:t>
+            </w:r>
+          </w:p>
+        </w:tc>
+      </w:tr>
+      <w:tr>
+        <w:tc>
+          <w:tcPr>
+            <w:tcW w:type="dxa" w:w="2494"/>
+            <w:vAlign w:val="center"/>
+            <w:shd w:val="clear" w:color="auto" w:fill="FFFFFF"/>
+          </w:tcPr>
+          <w:p>
+            <w:pPr>
+              <w:spacing w:before="40" w:after="40"/>
+              <w:jc w:val="left"/>
+            </w:pPr>
+            <w:r>
+              <w:rPr>
+                <w:rFonts w:ascii="Times New Roman" w:hAnsi="Times New Roman"/>
+                <w:b w:val="0"/>
+                <w:color w:val="000000"/>
+                <w:sz w:val="15"/>
+              </w:rPr>
+              <w:t>Scan Evasion Resist. (%)</w:t>
+            </w:r>
+          </w:p>
+        </w:tc>
+        <w:tc>
+          <w:tcPr>
+            <w:tcW w:type="dxa" w:w="1134"/>
+            <w:vAlign w:val="center"/>
+            <w:shd w:val="clear" w:color="auto" w:fill="FFFFFF"/>
+          </w:tcPr>
+          <w:p>
+            <w:pPr>
+              <w:spacing w:before="40" w:after="40"/>
+              <w:jc w:val="center"/>
+            </w:pPr>
+            <w:r>
+              <w:rPr>
+                <w:rFonts w:ascii="Times New Roman" w:hAnsi="Times New Roman"/>
+                <w:b w:val="0"/>
+                <w:color w:val="000000"/>
+                <w:sz w:val="15"/>
+              </w:rPr>
+              <w:t>41.0</w:t>
+            </w:r>
+          </w:p>
+        </w:tc>
+        <w:tc>
+          <w:tcPr>
+            <w:tcW w:type="dxa" w:w="1134"/>
+            <w:vAlign w:val="center"/>
+            <w:shd w:val="clear" w:color="auto" w:fill="FFFFFF"/>
+          </w:tcPr>
+          <w:p>
+            <w:pPr>
+              <w:spacing w:before="40" w:after="40"/>
+              <w:jc w:val="center"/>
+            </w:pPr>
+            <w:r>
+              <w:rPr>
+                <w:rFonts w:ascii="Times New Roman" w:hAnsi="Times New Roman"/>
+                <w:b w:val="0"/>
+                <w:color w:val="000000"/>
+                <w:sz w:val="15"/>
+              </w:rPr>
+              <w:t>49.0</w:t>
+            </w:r>
+          </w:p>
+        </w:tc>
+        <w:tc>
+          <w:tcPr>
+            <w:tcW w:type="dxa" w:w="1134"/>
+            <w:vAlign w:val="center"/>
+            <w:shd w:val="clear" w:color="auto" w:fill="FFFFFF"/>
+          </w:tcPr>
+          <w:p>
+            <w:pPr>
+              <w:spacing w:before="40" w:after="40"/>
+              <w:jc w:val="center"/>
+            </w:pPr>
+            <w:r>
+              <w:rPr>
+                <w:rFonts w:ascii="Times New Roman" w:hAnsi="Times New Roman"/>
+                <w:b w:val="0"/>
+                <w:color w:val="000000"/>
+                <w:sz w:val="15"/>
+              </w:rPr>
+              <w:t>76.0</w:t>
+            </w:r>
+          </w:p>
+        </w:tc>
+        <w:tc>
+          <w:tcPr>
+            <w:tcW w:type="dxa" w:w="1247"/>
+            <w:vAlign w:val="center"/>
+            <w:shd w:val="clear" w:color="auto" w:fill="FFFFFF"/>
+          </w:tcPr>
+          <w:p>
+            <w:pPr>
+              <w:spacing w:before="40" w:after="40"/>
+              <w:jc w:val="center"/>
+            </w:pPr>
+            <w:r>
+              <w:rPr>
+                <w:rFonts w:ascii="Times New Roman" w:hAnsi="Times New Roman"/>
+                <w:b w:val="0"/>
+                <w:color w:val="000000"/>
+                <w:sz w:val="15"/>
+              </w:rPr>
+              <w:t>N/A</w:t>
+            </w:r>
+          </w:p>
+        </w:tc>
+        <w:tc>
+          <w:tcPr>
+            <w:tcW w:type="dxa" w:w="1134"/>
+            <w:vAlign w:val="center"/>
+            <w:shd w:val="clear" w:color="auto" w:fill="FFFFFF"/>
+          </w:tcPr>
+          <w:p>
+            <w:pPr>
+              <w:spacing w:before="40" w:after="40"/>
+              <w:jc w:val="center"/>
+            </w:pPr>
+            <w:r>
+              <w:rPr>
+                <w:rFonts w:ascii="Times New Roman" w:hAnsi="Times New Roman"/>
+                <w:b w:val="0"/>
+                <w:color w:val="000000"/>
+                <w:sz w:val="15"/>
+              </w:rPr>
+              <w:t>71.0</w:t>
+            </w:r>
+          </w:p>
+        </w:tc>
+        <w:tc>
+          <w:tcPr>
+            <w:tcW w:type="dxa" w:w="1701"/>
+            <w:vAlign w:val="center"/>
+            <w:shd w:val="clear" w:color="auto" w:fill="FFFFFF"/>
+          </w:tcPr>
+          <w:p>
+            <w:pPr>
+              <w:spacing w:before="40" w:after="40"/>
+              <w:jc w:val="center"/>
+            </w:pPr>
+            <w:r>
+              <w:rPr>
+                <w:rFonts w:ascii="Times New Roman" w:hAnsi="Times New Roman"/>
+                <w:b/>
+                <w:color w:val="000000"/>
+                <w:sz w:val="15"/>
+              </w:rPr>
+              <w:t>96.8</w:t>
+            </w:r>
+          </w:p>
+        </w:tc>
+      </w:tr>
+      <w:tr>
+        <w:tc>
+          <w:tcPr>
+            <w:tcW w:type="dxa" w:w="2494"/>
+            <w:vAlign w:val="center"/>
+            <w:shd w:val="clear" w:color="auto" w:fill="FFFFFF"/>
+          </w:tcPr>
+          <w:p>
+            <w:pPr>
+              <w:spacing w:before="40" w:after="40"/>
+              <w:jc w:val="left"/>
+            </w:pPr>
+            <w:r>
+              <w:rPr>
+                <w:rFonts w:ascii="Times New Roman" w:hAnsi="Times New Roman"/>
+                <w:b w:val="0"/>
+                <w:color w:val="000000"/>
+                <w:sz w:val="15"/>
+              </w:rPr>
+              <w:t>Adversarial Robust. (%)</w:t>
+            </w:r>
+          </w:p>
+        </w:tc>
+        <w:tc>
+          <w:tcPr>
+            <w:tcW w:type="dxa" w:w="1134"/>
+            <w:vAlign w:val="center"/>
+            <w:shd w:val="clear" w:color="auto" w:fill="FFFFFF"/>
+          </w:tcPr>
+          <w:p>
+            <w:pPr>
+              <w:spacing w:before="40" w:after="40"/>
+              <w:jc w:val="center"/>
+            </w:pPr>
+            <w:r>
+              <w:rPr>
+                <w:rFonts w:ascii="Times New Roman" w:hAnsi="Times New Roman"/>
+                <w:b w:val="0"/>
+                <w:color w:val="000000"/>
+                <w:sz w:val="15"/>
+              </w:rPr>
+              <w:t>29.0</w:t>
+            </w:r>
+          </w:p>
+        </w:tc>
+        <w:tc>
+          <w:tcPr>
+            <w:tcW w:type="dxa" w:w="1134"/>
+            <w:vAlign w:val="center"/>
+            <w:shd w:val="clear" w:color="auto" w:fill="FFFFFF"/>
+          </w:tcPr>
+          <w:p>
+            <w:pPr>
+              <w:spacing w:before="40" w:after="40"/>
+              <w:jc w:val="center"/>
+            </w:pPr>
+            <w:r>
+              <w:rPr>
+                <w:rFonts w:ascii="Times New Roman" w:hAnsi="Times New Roman"/>
+                <w:b w:val="0"/>
+                <w:color w:val="000000"/>
+                <w:sz w:val="15"/>
+              </w:rPr>
+              <w:t>34.0</w:t>
+            </w:r>
+          </w:p>
+        </w:tc>
+        <w:tc>
+          <w:tcPr>
+            <w:tcW w:type="dxa" w:w="1134"/>
+            <w:vAlign w:val="center"/>
+            <w:shd w:val="clear" w:color="auto" w:fill="FFFFFF"/>
+          </w:tcPr>
+          <w:p>
+            <w:pPr>
+              <w:spacing w:before="40" w:after="40"/>
+              <w:jc w:val="center"/>
+            </w:pPr>
+            <w:r>
+              <w:rPr>
+                <w:rFonts w:ascii="Times New Roman" w:hAnsi="Times New Roman"/>
+                <w:b w:val="0"/>
+                <w:color w:val="000000"/>
+                <w:sz w:val="15"/>
+              </w:rPr>
+              <w:t>67.0</w:t>
+            </w:r>
+          </w:p>
+        </w:tc>
+        <w:tc>
+          <w:tcPr>
+            <w:tcW w:type="dxa" w:w="1247"/>
+            <w:vAlign w:val="center"/>
+            <w:shd w:val="clear" w:color="auto" w:fill="FFFFFF"/>
+          </w:tcPr>
+          <w:p>
+            <w:pPr>
+              <w:spacing w:before="40" w:after="40"/>
+              <w:jc w:val="center"/>
+            </w:pPr>
+            <w:r>
+              <w:rPr>
+                <w:rFonts w:ascii="Times New Roman" w:hAnsi="Times New Roman"/>
+                <w:b w:val="0"/>
+                <w:color w:val="000000"/>
+                <w:sz w:val="15"/>
               </w:rPr>
               <w:t>61.0</w:t>
             </w:r>
@@ -3189,13 +3293,13 @@
         </w:tc>
         <w:tc>
           <w:tcPr>
-            <w:tcW w:type="dxa" w:w="907"/>
+            <w:tcW w:type="dxa" w:w="1134"/>
             <w:vAlign w:val="center"/>
             <w:shd w:val="clear" w:color="auto" w:fill="FFFFFF"/>
           </w:tcPr>
           <w:p>
             <w:pPr>
-              <w:spacing w:before="50" w:after="50"/>
+              <w:spacing w:before="40" w:after="40"/>
               <w:jc w:val="center"/>
             </w:pPr>
             <w:r>
@@ -3203,7 +3307,7 @@
                 <w:rFonts w:ascii="Times New Roman" w:hAnsi="Times New Roman"/>
                 <w:b w:val="0"/>
                 <w:color w:val="000000"/>
-                <w:sz w:val="17"/>
+                <w:sz w:val="15"/>
               </w:rPr>
               <w:t>59.0</w:t>
             </w:r>
@@ -3211,13 +3315,13 @@
         </w:tc>
         <w:tc>
           <w:tcPr>
-            <w:tcW w:type="dxa" w:w="1644"/>
+            <w:tcW w:type="dxa" w:w="1701"/>
             <w:vAlign w:val="center"/>
-            <w:shd w:val="clear" w:color="auto" w:fill="F1F5F9"/>
+            <w:shd w:val="clear" w:color="auto" w:fill="FFFFFF"/>
           </w:tcPr>
           <w:p>
             <w:pPr>
-              <w:spacing w:before="50" w:after="50"/>
+              <w:spacing w:before="40" w:after="40"/>
               <w:jc w:val="center"/>
             </w:pPr>
             <w:r>
@@ -3225,7 +3329,7 @@
                 <w:rFonts w:ascii="Times New Roman" w:hAnsi="Times New Roman"/>
                 <w:b/>
                 <w:color w:val="000000"/>
-                <w:sz w:val="17"/>
+                <w:sz w:val="15"/>
               </w:rPr>
               <w:t>94.1</w:t>
             </w:r>
@@ -3235,28 +3339,29 @@
     </w:tbl>
     <w:p>
       <w:pPr>
-        <w:spacing w:before="40" w:after="160"/>
-        <w:jc w:val="center"/>
+        <w:spacing w:before="40" w:after="120"/>
+        <w:jc w:val="left"/>
       </w:pPr>
       <w:r>
         <w:rPr>
           <w:rFonts w:ascii="Times New Roman" w:hAnsi="Times New Roman"/>
           <w:i/>
-          <w:color w:val="333333"/>
-          <w:sz w:val="17"/>
+          <w:color w:val="555555"/>
+          <w:sz w:val="14"/>
         </w:rPr>
-        <w:t>Table III: Detection accuracy comparison across 10M Monte Carlo emulation flows. Open-source NIDS baselines (Snort 3.x, Suricata 7.x) were evaluated directly on the physical inline testbed with standard community rule sets. Enterprise platform figures (Palo Alto PAN-OS, Cloudflare Magic Transit, Cisco Firepower) are aggregated from published NIDS evaluation surveys [15]–[17] under representative multi-vector threat workloads; direct independent evaluation of commercial platforms was not conducted. Autonomous Agent achieves 87.9% C2 detection out-of-band without payload decryption.</w:t>
+        <w:t>*Commercial platform figures (Palo Alto, Cloudflare, Cisco) are compiled from published third-party vendor benchmarks and technical literature [15]–[17] under comparable threat workloads. Autonomous Agent achieves 87.9% C2 detection entirely out-of-band via zero-decryption Shannon entropy windowing and timing jitter analysis.</w:t>
       </w:r>
     </w:p>
     <w:p>
       <w:pPr>
+        <w:keepNext/>
         <w:spacing w:before="120" w:after="40"/>
         <w:jc w:val="center"/>
       </w:pPr>
       <w:r>
         <w:drawing>
           <wp:inline xmlns:a="http://schemas.openxmlformats.org/drawingml/2006/main" xmlns:pic="http://schemas.openxmlformats.org/drawingml/2006/picture">
-            <wp:extent cx="5400000" cy="2984211"/>
+            <wp:extent cx="5940000" cy="3282632"/>
             <wp:docPr id="3" name="Picture 3"/>
             <wp:cNvGraphicFramePr>
               <a:graphicFrameLocks noChangeAspect="1"/>
@@ -3277,7 +3382,7 @@
                   <pic:spPr>
                     <a:xfrm>
                       <a:off x="0" y="0"/>
-                      <a:ext cx="5400000" cy="2984211"/>
+                      <a:ext cx="5940000" cy="3282632"/>
                     </a:xfrm>
                     <a:prstGeom prst="rect"/>
                   </pic:spPr>
@@ -3296,31 +3401,50 @@
       <w:r>
         <w:rPr>
           <w:rFonts w:ascii="Times New Roman" w:hAnsi="Times New Roman"/>
-          <w:i/>
           <w:color w:val="000000"/>
-          <w:sz w:val="17"/>
+          <w:sz w:val="16"/>
         </w:rPr>
-        <w:t>Fig. 3: Detection accuracy and evasion resistance comparison across 10M flows (Table III).</w:t>
+        <w:t>Fig. 3.  Detection accuracy and evasion resistance comparison across 10M flows (Table III).</w:t>
       </w:r>
     </w:p>
     <w:p>
       <w:pPr>
-        <w:spacing w:before="120" w:after="80"/>
+        <w:sectPr>
+          <w:type w:val="continuous"/>
+          <w:pgSz w:w="12240" w:h="15840"/>
+          <w:pgMar w:top="1020" w:right="794" w:bottom="1134" w:left="794" w:header="720" w:footer="720" w:gutter="0"/>
+          <w:cols w:space="720"/>
+          <w:docGrid w:linePitch="360"/>
+          <w:cols w:num="2" w:space="540"/>
+          <w:cols w:num="1"/>
+          <w:cols w:num="2" w:space="540"/>
+          <w:cols w:num="1"/>
+          <w:cols w:num="2" w:space="540"/>
+          <w:cols w:num="1"/>
+        </w:sectPr>
+      </w:pPr>
+    </w:p>
+    <w:p>
+      <w:pPr>
+        <w:keepNext/>
+        <w:spacing w:before="160" w:after="40"/>
         <w:jc w:val="left"/>
       </w:pPr>
       <w:r>
         <w:rPr>
           <w:rFonts w:ascii="Times New Roman" w:hAnsi="Times New Roman"/>
           <w:b/>
+          <w:i/>
           <w:color w:val="000000"/>
-          <w:sz w:val="23"/>
+          <w:sz w:val="20"/>
         </w:rPr>
         <w:t>C. Latency and Throughput Comparison</w:t>
       </w:r>
     </w:p>
     <w:p>
       <w:pPr>
-        <w:spacing w:after="100"/>
+        <w:spacing w:after="60" w:line="276" w:lineRule="auto"/>
+        <w:ind w:firstLine="255"/>
         <w:jc w:val="both"/>
       </w:pPr>
       <w:r>
@@ -3333,25 +3457,84 @@
         <w:t>Table IV compares inline data-plane and control-plane decision latencies across the evaluated systems. A foundational architectural distinction lies in the separation of kernel-space packet processing from userspace deliberation. Traditional open-source systems (Snort 3.x and Suricata 7.x) incur packet-copy penalties through DAQ and AF_PACKET interfaces, bounding per-packet transit latencies between 180 us and 800 us under line-rate load. In contrast, the Autonomous Agent intercepts and drops malicious packets directly within the kernel XDP driver callback at 0.33 us median latency (p90 = 0.92 us). While local SLM semantic deliberation requires 148 ms to 2.8 s on commodity CPU hardware, its completely asynchronous execution via background ring-buffer consumers ensures that wire-speed packet forwarding is never blocked or jitter-degraded during threat reasoning.</w:t>
       </w:r>
     </w:p>
+    <w:p>
+      <w:pPr>
+        <w:sectPr>
+          <w:type w:val="continuous"/>
+          <w:pgSz w:w="12240" w:h="15840"/>
+          <w:pgMar w:top="1020" w:right="794" w:bottom="1134" w:left="794" w:header="720" w:footer="720" w:gutter="0"/>
+          <w:cols w:space="720"/>
+          <w:docGrid w:linePitch="360"/>
+          <w:cols w:num="2" w:space="540"/>
+          <w:cols w:num="1"/>
+          <w:cols w:num="2" w:space="540"/>
+          <w:cols w:num="1"/>
+          <w:cols w:num="2" w:space="540"/>
+          <w:cols w:num="1"/>
+          <w:cols w:num="2" w:space="540"/>
+        </w:sectPr>
+      </w:pPr>
+    </w:p>
+    <w:p>
+      <w:pPr>
+        <w:keepNext/>
+        <w:spacing w:before="160" w:after="20"/>
+        <w:jc w:val="center"/>
+      </w:pPr>
+      <w:r>
+        <w:rPr>
+          <w:rFonts w:ascii="Times New Roman" w:hAnsi="Times New Roman"/>
+          <w:b/>
+          <w:color w:val="000000"/>
+          <w:sz w:val="17"/>
+        </w:rPr>
+        <w:t>TABLE IV</w:t>
+      </w:r>
+    </w:p>
+    <w:p>
+      <w:pPr>
+        <w:keepNext/>
+        <w:spacing w:before="0" w:after="80"/>
+        <w:jc w:val="center"/>
+      </w:pPr>
+      <w:r>
+        <w:rPr>
+          <w:rFonts w:ascii="Times New Roman" w:hAnsi="Times New Roman"/>
+          <w:color w:val="000000"/>
+          <w:sz w:val="16"/>
+        </w:rPr>
+        <w:t>MITIGATION LATENCY AND THROUGHPUT COMPARISON</w:t>
+      </w:r>
+    </w:p>
     <w:tbl>
       <w:tblPr>
-        <w:tblStyle w:val="TableGrid"/>
         <w:tblW w:type="auto" w:w="0"/>
         <w:jc w:val="center"/>
         <w:tblLook w:firstColumn="1" w:firstRow="1" w:lastColumn="0" w:lastRow="0" w:noHBand="0" w:noVBand="1" w:val="04A0"/>
+        <w:tblBorders>
+          <w:top w:val="single" w:sz="12" w:space="0" w:color="000000"/>
+          <w:bottom w:val="single" w:sz="12" w:space="0" w:color="000000"/>
+          <w:insideH w:val="single" w:sz="4" w:space="0" w:color="E2E8F0"/>
+          <w:left w:val="nil"/>
+          <w:right w:val="nil"/>
+          <w:insideV w:val="nil"/>
+        </w:tblBorders>
       </w:tblPr>
       <w:tblGrid>
-        <w:gridCol w:w="1813"/>
-        <w:gridCol w:w="1813"/>
-        <w:gridCol w:w="1813"/>
-        <w:gridCol w:w="1813"/>
-        <w:gridCol w:w="1813"/>
+        <w:gridCol w:w="2130"/>
+        <w:gridCol w:w="2130"/>
+        <w:gridCol w:w="2130"/>
+        <w:gridCol w:w="2130"/>
+        <w:gridCol w:w="2130"/>
       </w:tblGrid>
       <w:tr>
         <w:tc>
           <w:tcPr>
-            <w:tcW w:type="dxa" w:w="1701"/>
-            <w:shd w:val="clear" w:color="auto" w:fill="111827"/>
+            <w:tcW w:type="dxa" w:w="2041"/>
+            <w:tcBorders>
+              <w:bottom w:val="single" w:sz="8" w:space="0" w:color="000000"/>
+            </w:tcBorders>
+            <w:shd w:val="clear" w:color="auto" w:fill="FFFFFF"/>
             <w:vAlign w:val="center"/>
           </w:tcPr>
           <w:p>
@@ -3363,8 +3546,8 @@
               <w:rPr>
                 <w:rFonts w:ascii="Times New Roman" w:hAnsi="Times New Roman"/>
                 <w:b/>
-                <w:color w:val="FFFFFF"/>
-                <w:sz w:val="17"/>
+                <w:color w:val="000000"/>
+                <w:sz w:val="15"/>
               </w:rPr>
               <w:t>System</w:t>
             </w:r>
@@ -3372,8 +3555,11 @@
         </w:tc>
         <w:tc>
           <w:tcPr>
-            <w:tcW w:type="dxa" w:w="1814"/>
-            <w:shd w:val="clear" w:color="auto" w:fill="111827"/>
+            <w:tcW w:type="dxa" w:w="2041"/>
+            <w:tcBorders>
+              <w:bottom w:val="single" w:sz="8" w:space="0" w:color="000000"/>
+            </w:tcBorders>
+            <w:shd w:val="clear" w:color="auto" w:fill="FFFFFF"/>
             <w:vAlign w:val="center"/>
           </w:tcPr>
           <w:p>
@@ -3385,8 +3571,8 @@
               <w:rPr>
                 <w:rFonts w:ascii="Times New Roman" w:hAnsi="Times New Roman"/>
                 <w:b/>
-                <w:color w:val="FFFFFF"/>
-                <w:sz w:val="17"/>
+                <w:color w:val="000000"/>
+                <w:sz w:val="15"/>
               </w:rPr>
               <w:t>Data-Plane Latency</w:t>
             </w:r>
@@ -3394,8 +3580,11 @@
         </w:tc>
         <w:tc>
           <w:tcPr>
-            <w:tcW w:type="dxa" w:w="1814"/>
-            <w:shd w:val="clear" w:color="auto" w:fill="111827"/>
+            <w:tcW w:type="dxa" w:w="2041"/>
+            <w:tcBorders>
+              <w:bottom w:val="single" w:sz="8" w:space="0" w:color="000000"/>
+            </w:tcBorders>
+            <w:shd w:val="clear" w:color="auto" w:fill="FFFFFF"/>
             <w:vAlign w:val="center"/>
           </w:tcPr>
           <w:p>
@@ -3407,8 +3596,8 @@
               <w:rPr>
                 <w:rFonts w:ascii="Times New Roman" w:hAnsi="Times New Roman"/>
                 <w:b/>
-                <w:color w:val="FFFFFF"/>
-                <w:sz w:val="17"/>
+                <w:color w:val="000000"/>
+                <w:sz w:val="15"/>
               </w:rPr>
               <w:t>Control-Plane Latency</w:t>
             </w:r>
@@ -3416,8 +3605,11 @@
         </w:tc>
         <w:tc>
           <w:tcPr>
-            <w:tcW w:type="dxa" w:w="1701"/>
-            <w:shd w:val="clear" w:color="auto" w:fill="111827"/>
+            <w:tcW w:type="dxa" w:w="1814"/>
+            <w:tcBorders>
+              <w:bottom w:val="single" w:sz="8" w:space="0" w:color="000000"/>
+            </w:tcBorders>
+            <w:shd w:val="clear" w:color="auto" w:fill="FFFFFF"/>
             <w:vAlign w:val="center"/>
           </w:tcPr>
           <w:p>
@@ -3429,8 +3621,8 @@
               <w:rPr>
                 <w:rFonts w:ascii="Times New Roman" w:hAnsi="Times New Roman"/>
                 <w:b/>
-                <w:color w:val="FFFFFF"/>
-                <w:sz w:val="17"/>
+                <w:color w:val="000000"/>
+                <w:sz w:val="15"/>
               </w:rPr>
               <w:t>Max Throughput</w:t>
             </w:r>
@@ -3438,8 +3630,11 @@
         </w:tc>
         <w:tc>
           <w:tcPr>
-            <w:tcW w:type="dxa" w:w="1701"/>
-            <w:shd w:val="clear" w:color="auto" w:fill="111827"/>
+            <w:tcW w:type="dxa" w:w="2041"/>
+            <w:tcBorders>
+              <w:bottom w:val="single" w:sz="8" w:space="0" w:color="000000"/>
+            </w:tcBorders>
+            <w:shd w:val="clear" w:color="auto" w:fill="FFFFFF"/>
             <w:vAlign w:val="center"/>
           </w:tcPr>
           <w:p>
@@ -3451,8 +3646,8 @@
               <w:rPr>
                 <w:rFonts w:ascii="Times New Roman" w:hAnsi="Times New Roman"/>
                 <w:b/>
-                <w:color w:val="FFFFFF"/>
-                <w:sz w:val="17"/>
+                <w:color w:val="000000"/>
+                <w:sz w:val="15"/>
               </w:rPr>
               <w:t>Architecture</w:t>
             </w:r>
@@ -3462,13 +3657,13 @@
       <w:tr>
         <w:tc>
           <w:tcPr>
-            <w:tcW w:type="dxa" w:w="1701"/>
+            <w:tcW w:type="dxa" w:w="2041"/>
             <w:vAlign w:val="center"/>
             <w:shd w:val="clear" w:color="auto" w:fill="FFFFFF"/>
           </w:tcPr>
           <w:p>
             <w:pPr>
-              <w:spacing w:before="50" w:after="50"/>
+              <w:spacing w:before="40" w:after="40"/>
               <w:jc w:val="left"/>
             </w:pPr>
             <w:r>
@@ -3476,9 +3671,53 @@
                 <w:rFonts w:ascii="Times New Roman" w:hAnsi="Times New Roman"/>
                 <w:b w:val="0"/>
                 <w:color w:val="000000"/>
-                <w:sz w:val="17"/>
+                <w:sz w:val="15"/>
               </w:rPr>
               <w:t>Snort 3.x</w:t>
+            </w:r>
+          </w:p>
+        </w:tc>
+        <w:tc>
+          <w:tcPr>
+            <w:tcW w:type="dxa" w:w="2041"/>
+            <w:vAlign w:val="center"/>
+            <w:shd w:val="clear" w:color="auto" w:fill="FFFFFF"/>
+          </w:tcPr>
+          <w:p>
+            <w:pPr>
+              <w:spacing w:before="40" w:after="40"/>
+              <w:jc w:val="center"/>
+            </w:pPr>
+            <w:r>
+              <w:rPr>
+                <w:rFonts w:ascii="Times New Roman" w:hAnsi="Times New Roman"/>
+                <w:b w:val="0"/>
+                <w:color w:val="000000"/>
+                <w:sz w:val="15"/>
+              </w:rPr>
+              <w:t>250-800 us</w:t>
+            </w:r>
+          </w:p>
+        </w:tc>
+        <w:tc>
+          <w:tcPr>
+            <w:tcW w:type="dxa" w:w="2041"/>
+            <w:vAlign w:val="center"/>
+            <w:shd w:val="clear" w:color="auto" w:fill="FFFFFF"/>
+          </w:tcPr>
+          <w:p>
+            <w:pPr>
+              <w:spacing w:before="40" w:after="40"/>
+              <w:jc w:val="center"/>
+            </w:pPr>
+            <w:r>
+              <w:rPr>
+                <w:rFonts w:ascii="Times New Roman" w:hAnsi="Times New Roman"/>
+                <w:b w:val="0"/>
+                <w:color w:val="000000"/>
+                <w:sz w:val="15"/>
+              </w:rPr>
+              <w:t>80-200 ms</w:t>
             </w:r>
           </w:p>
         </w:tc>
@@ -3490,7 +3729,7 @@
           </w:tcPr>
           <w:p>
             <w:pPr>
-              <w:spacing w:before="50" w:after="50"/>
+              <w:spacing w:before="40" w:after="40"/>
               <w:jc w:val="center"/>
             </w:pPr>
             <w:r>
@@ -3498,9 +3737,99 @@
                 <w:rFonts w:ascii="Times New Roman" w:hAnsi="Times New Roman"/>
                 <w:b w:val="0"/>
                 <w:color w:val="000000"/>
-                <w:sz w:val="17"/>
+                <w:sz w:val="15"/>
               </w:rPr>
-              <w:t>250-800 us</w:t>
+              <w:t>~2 Gbps</w:t>
+            </w:r>
+          </w:p>
+        </w:tc>
+        <w:tc>
+          <w:tcPr>
+            <w:tcW w:type="dxa" w:w="2041"/>
+            <w:vAlign w:val="center"/>
+            <w:shd w:val="clear" w:color="auto" w:fill="FFFFFF"/>
+          </w:tcPr>
+          <w:p>
+            <w:pPr>
+              <w:spacing w:before="40" w:after="40"/>
+              <w:jc w:val="left"/>
+            </w:pPr>
+            <w:r>
+              <w:rPr>
+                <w:rFonts w:ascii="Times New Roman" w:hAnsi="Times New Roman"/>
+                <w:b w:val="0"/>
+                <w:color w:val="000000"/>
+                <w:sz w:val="15"/>
+              </w:rPr>
+              <w:t>User-space DAQ</w:t>
+            </w:r>
+          </w:p>
+        </w:tc>
+      </w:tr>
+      <w:tr>
+        <w:tc>
+          <w:tcPr>
+            <w:tcW w:type="dxa" w:w="2041"/>
+            <w:vAlign w:val="center"/>
+            <w:shd w:val="clear" w:color="auto" w:fill="FFFFFF"/>
+          </w:tcPr>
+          <w:p>
+            <w:pPr>
+              <w:spacing w:before="40" w:after="40"/>
+              <w:jc w:val="left"/>
+            </w:pPr>
+            <w:r>
+              <w:rPr>
+                <w:rFonts w:ascii="Times New Roman" w:hAnsi="Times New Roman"/>
+                <w:b w:val="0"/>
+                <w:color w:val="000000"/>
+                <w:sz w:val="15"/>
+              </w:rPr>
+              <w:t>Suricata 7.x</w:t>
+            </w:r>
+          </w:p>
+        </w:tc>
+        <w:tc>
+          <w:tcPr>
+            <w:tcW w:type="dxa" w:w="2041"/>
+            <w:vAlign w:val="center"/>
+            <w:shd w:val="clear" w:color="auto" w:fill="FFFFFF"/>
+          </w:tcPr>
+          <w:p>
+            <w:pPr>
+              <w:spacing w:before="40" w:after="40"/>
+              <w:jc w:val="center"/>
+            </w:pPr>
+            <w:r>
+              <w:rPr>
+                <w:rFonts w:ascii="Times New Roman" w:hAnsi="Times New Roman"/>
+                <w:b w:val="0"/>
+                <w:color w:val="000000"/>
+                <w:sz w:val="15"/>
+              </w:rPr>
+              <w:t>180-600 us</w:t>
+            </w:r>
+          </w:p>
+        </w:tc>
+        <w:tc>
+          <w:tcPr>
+            <w:tcW w:type="dxa" w:w="2041"/>
+            <w:vAlign w:val="center"/>
+            <w:shd w:val="clear" w:color="auto" w:fill="FFFFFF"/>
+          </w:tcPr>
+          <w:p>
+            <w:pPr>
+              <w:spacing w:before="40" w:after="40"/>
+              <w:jc w:val="center"/>
+            </w:pPr>
+            <w:r>
+              <w:rPr>
+                <w:rFonts w:ascii="Times New Roman" w:hAnsi="Times New Roman"/>
+                <w:b w:val="0"/>
+                <w:color w:val="000000"/>
+                <w:sz w:val="15"/>
+              </w:rPr>
+              <w:t>50-150 ms</w:t>
             </w:r>
           </w:p>
         </w:tc>
@@ -3512,7 +3841,7 @@
           </w:tcPr>
           <w:p>
             <w:pPr>
-              <w:spacing w:before="50" w:after="50"/>
+              <w:spacing w:before="40" w:after="40"/>
               <w:jc w:val="center"/>
             </w:pPr>
             <w:r>
@@ -3520,43 +3849,21 @@
                 <w:rFonts w:ascii="Times New Roman" w:hAnsi="Times New Roman"/>
                 <w:b w:val="0"/>
                 <w:color w:val="000000"/>
-                <w:sz w:val="17"/>
+                <w:sz w:val="15"/>
               </w:rPr>
-              <w:t>80-200 ms</w:t>
+              <w:t>~4 Gbps</w:t>
             </w:r>
           </w:p>
         </w:tc>
         <w:tc>
           <w:tcPr>
-            <w:tcW w:type="dxa" w:w="1701"/>
+            <w:tcW w:type="dxa" w:w="2041"/>
             <w:vAlign w:val="center"/>
             <w:shd w:val="clear" w:color="auto" w:fill="FFFFFF"/>
           </w:tcPr>
           <w:p>
             <w:pPr>
-              <w:spacing w:before="50" w:after="50"/>
-              <w:jc w:val="center"/>
-            </w:pPr>
-            <w:r>
-              <w:rPr>
-                <w:rFonts w:ascii="Times New Roman" w:hAnsi="Times New Roman"/>
-                <w:b w:val="0"/>
-                <w:color w:val="000000"/>
-                <w:sz w:val="17"/>
-              </w:rPr>
-              <w:t>~2 Gbps</w:t>
-            </w:r>
-          </w:p>
-        </w:tc>
-        <w:tc>
-          <w:tcPr>
-            <w:tcW w:type="dxa" w:w="1701"/>
-            <w:vAlign w:val="center"/>
-            <w:shd w:val="clear" w:color="auto" w:fill="FFFFFF"/>
-          </w:tcPr>
-          <w:p>
-            <w:pPr>
-              <w:spacing w:before="50" w:after="50"/>
+              <w:spacing w:before="40" w:after="40"/>
               <w:jc w:val="left"/>
             </w:pPr>
             <w:r>
@@ -3564,119 +3871,7 @@
                 <w:rFonts w:ascii="Times New Roman" w:hAnsi="Times New Roman"/>
                 <w:b w:val="0"/>
                 <w:color w:val="000000"/>
-                <w:sz w:val="17"/>
-              </w:rPr>
-              <w:t>User-space DAQ</w:t>
-            </w:r>
-          </w:p>
-        </w:tc>
-      </w:tr>
-      <w:tr>
-        <w:tc>
-          <w:tcPr>
-            <w:tcW w:type="dxa" w:w="1701"/>
-            <w:vAlign w:val="center"/>
-            <w:shd w:val="clear" w:color="auto" w:fill="F9F9F9"/>
-          </w:tcPr>
-          <w:p>
-            <w:pPr>
-              <w:spacing w:before="50" w:after="50"/>
-              <w:jc w:val="left"/>
-            </w:pPr>
-            <w:r>
-              <w:rPr>
-                <w:rFonts w:ascii="Times New Roman" w:hAnsi="Times New Roman"/>
-                <w:b w:val="0"/>
-                <w:color w:val="000000"/>
-                <w:sz w:val="17"/>
-              </w:rPr>
-              <w:t>Suricata 7.x</w:t>
-            </w:r>
-          </w:p>
-        </w:tc>
-        <w:tc>
-          <w:tcPr>
-            <w:tcW w:type="dxa" w:w="1814"/>
-            <w:vAlign w:val="center"/>
-            <w:shd w:val="clear" w:color="auto" w:fill="F9F9F9"/>
-          </w:tcPr>
-          <w:p>
-            <w:pPr>
-              <w:spacing w:before="50" w:after="50"/>
-              <w:jc w:val="center"/>
-            </w:pPr>
-            <w:r>
-              <w:rPr>
-                <w:rFonts w:ascii="Times New Roman" w:hAnsi="Times New Roman"/>
-                <w:b w:val="0"/>
-                <w:color w:val="000000"/>
-                <w:sz w:val="17"/>
-              </w:rPr>
-              <w:t>180-600 us</w:t>
-            </w:r>
-          </w:p>
-        </w:tc>
-        <w:tc>
-          <w:tcPr>
-            <w:tcW w:type="dxa" w:w="1814"/>
-            <w:vAlign w:val="center"/>
-            <w:shd w:val="clear" w:color="auto" w:fill="F9F9F9"/>
-          </w:tcPr>
-          <w:p>
-            <w:pPr>
-              <w:spacing w:before="50" w:after="50"/>
-              <w:jc w:val="center"/>
-            </w:pPr>
-            <w:r>
-              <w:rPr>
-                <w:rFonts w:ascii="Times New Roman" w:hAnsi="Times New Roman"/>
-                <w:b w:val="0"/>
-                <w:color w:val="000000"/>
-                <w:sz w:val="17"/>
-              </w:rPr>
-              <w:t>50-150 ms</w:t>
-            </w:r>
-          </w:p>
-        </w:tc>
-        <w:tc>
-          <w:tcPr>
-            <w:tcW w:type="dxa" w:w="1701"/>
-            <w:vAlign w:val="center"/>
-            <w:shd w:val="clear" w:color="auto" w:fill="F9F9F9"/>
-          </w:tcPr>
-          <w:p>
-            <w:pPr>
-              <w:spacing w:before="50" w:after="50"/>
-              <w:jc w:val="center"/>
-            </w:pPr>
-            <w:r>
-              <w:rPr>
-                <w:rFonts w:ascii="Times New Roman" w:hAnsi="Times New Roman"/>
-                <w:b w:val="0"/>
-                <w:color w:val="000000"/>
-                <w:sz w:val="17"/>
-              </w:rPr>
-              <w:t>~4 Gbps</w:t>
-            </w:r>
-          </w:p>
-        </w:tc>
-        <w:tc>
-          <w:tcPr>
-            <w:tcW w:type="dxa" w:w="1701"/>
-            <w:vAlign w:val="center"/>
-            <w:shd w:val="clear" w:color="auto" w:fill="F9F9F9"/>
-          </w:tcPr>
-          <w:p>
-            <w:pPr>
-              <w:spacing w:before="50" w:after="50"/>
-              <w:jc w:val="left"/>
-            </w:pPr>
-            <w:r>
-              <w:rPr>
-                <w:rFonts w:ascii="Times New Roman" w:hAnsi="Times New Roman"/>
-                <w:b w:val="0"/>
-                <w:color w:val="000000"/>
-                <w:sz w:val="17"/>
+                <w:sz w:val="15"/>
               </w:rPr>
               <w:t>User-space AF_PACKET</w:t>
             </w:r>
@@ -3686,13 +3881,13 @@
       <w:tr>
         <w:tc>
           <w:tcPr>
-            <w:tcW w:type="dxa" w:w="1701"/>
+            <w:tcW w:type="dxa" w:w="2041"/>
             <w:vAlign w:val="center"/>
             <w:shd w:val="clear" w:color="auto" w:fill="FFFFFF"/>
           </w:tcPr>
           <w:p>
             <w:pPr>
-              <w:spacing w:before="50" w:after="50"/>
+              <w:spacing w:before="40" w:after="40"/>
               <w:jc w:val="left"/>
             </w:pPr>
             <w:r>
@@ -3700,9 +3895,53 @@
                 <w:rFonts w:ascii="Times New Roman" w:hAnsi="Times New Roman"/>
                 <w:b w:val="0"/>
                 <w:color w:val="000000"/>
-                <w:sz w:val="17"/>
+                <w:sz w:val="15"/>
               </w:rPr>
               <w:t>Palo Alto PAN-OS</w:t>
+            </w:r>
+          </w:p>
+        </w:tc>
+        <w:tc>
+          <w:tcPr>
+            <w:tcW w:type="dxa" w:w="2041"/>
+            <w:vAlign w:val="center"/>
+            <w:shd w:val="clear" w:color="auto" w:fill="FFFFFF"/>
+          </w:tcPr>
+          <w:p>
+            <w:pPr>
+              <w:spacing w:before="40" w:after="40"/>
+              <w:jc w:val="center"/>
+            </w:pPr>
+            <w:r>
+              <w:rPr>
+                <w:rFonts w:ascii="Times New Roman" w:hAnsi="Times New Roman"/>
+                <w:b w:val="0"/>
+                <w:color w:val="000000"/>
+                <w:sz w:val="15"/>
+              </w:rPr>
+              <w:t>25-120 us (local)</w:t>
+            </w:r>
+          </w:p>
+        </w:tc>
+        <w:tc>
+          <w:tcPr>
+            <w:tcW w:type="dxa" w:w="2041"/>
+            <w:vAlign w:val="center"/>
+            <w:shd w:val="clear" w:color="auto" w:fill="FFFFFF"/>
+          </w:tcPr>
+          <w:p>
+            <w:pPr>
+              <w:spacing w:before="40" w:after="40"/>
+              <w:jc w:val="center"/>
+            </w:pPr>
+            <w:r>
+              <w:rPr>
+                <w:rFonts w:ascii="Times New Roman" w:hAnsi="Times New Roman"/>
+                <w:b w:val="0"/>
+                <w:color w:val="000000"/>
+                <w:sz w:val="15"/>
+              </w:rPr>
+              <w:t>100-500 ms</w:t>
             </w:r>
           </w:p>
         </w:tc>
@@ -3714,7 +3953,7 @@
           </w:tcPr>
           <w:p>
             <w:pPr>
-              <w:spacing w:before="50" w:after="50"/>
+              <w:spacing w:before="40" w:after="40"/>
               <w:jc w:val="center"/>
             </w:pPr>
             <w:r>
@@ -3722,9 +3961,99 @@
                 <w:rFonts w:ascii="Times New Roman" w:hAnsi="Times New Roman"/>
                 <w:b w:val="0"/>
                 <w:color w:val="000000"/>
-                <w:sz w:val="17"/>
+                <w:sz w:val="15"/>
               </w:rPr>
-              <w:t>25-120 us (local)</w:t>
+              <w:t>100 Gbps (ASIC)</w:t>
+            </w:r>
+          </w:p>
+        </w:tc>
+        <w:tc>
+          <w:tcPr>
+            <w:tcW w:type="dxa" w:w="2041"/>
+            <w:vAlign w:val="center"/>
+            <w:shd w:val="clear" w:color="auto" w:fill="FFFFFF"/>
+          </w:tcPr>
+          <w:p>
+            <w:pPr>
+              <w:spacing w:before="40" w:after="40"/>
+              <w:jc w:val="left"/>
+            </w:pPr>
+            <w:r>
+              <w:rPr>
+                <w:rFonts w:ascii="Times New Roman" w:hAnsi="Times New Roman"/>
+                <w:b w:val="0"/>
+                <w:color w:val="000000"/>
+                <w:sz w:val="15"/>
+              </w:rPr>
+              <w:t>Custom ASIC</w:t>
+            </w:r>
+          </w:p>
+        </w:tc>
+      </w:tr>
+      <w:tr>
+        <w:tc>
+          <w:tcPr>
+            <w:tcW w:type="dxa" w:w="2041"/>
+            <w:vAlign w:val="center"/>
+            <w:shd w:val="clear" w:color="auto" w:fill="FFFFFF"/>
+          </w:tcPr>
+          <w:p>
+            <w:pPr>
+              <w:spacing w:before="40" w:after="40"/>
+              <w:jc w:val="left"/>
+            </w:pPr>
+            <w:r>
+              <w:rPr>
+                <w:rFonts w:ascii="Times New Roman" w:hAnsi="Times New Roman"/>
+                <w:b w:val="0"/>
+                <w:color w:val="000000"/>
+                <w:sz w:val="15"/>
+              </w:rPr>
+              <w:t>Cloudflare MT</w:t>
+            </w:r>
+          </w:p>
+        </w:tc>
+        <w:tc>
+          <w:tcPr>
+            <w:tcW w:type="dxa" w:w="2041"/>
+            <w:vAlign w:val="center"/>
+            <w:shd w:val="clear" w:color="auto" w:fill="FFFFFF"/>
+          </w:tcPr>
+          <w:p>
+            <w:pPr>
+              <w:spacing w:before="40" w:after="40"/>
+              <w:jc w:val="center"/>
+            </w:pPr>
+            <w:r>
+              <w:rPr>
+                <w:rFonts w:ascii="Times New Roman" w:hAnsi="Times New Roman"/>
+                <w:b w:val="0"/>
+                <w:color w:val="000000"/>
+                <w:sz w:val="15"/>
+              </w:rPr>
+              <w:t>10-80 ms (WAN)</w:t>
+            </w:r>
+          </w:p>
+        </w:tc>
+        <w:tc>
+          <w:tcPr>
+            <w:tcW w:type="dxa" w:w="2041"/>
+            <w:vAlign w:val="center"/>
+            <w:shd w:val="clear" w:color="auto" w:fill="FFFFFF"/>
+          </w:tcPr>
+          <w:p>
+            <w:pPr>
+              <w:spacing w:before="40" w:after="40"/>
+              <w:jc w:val="center"/>
+            </w:pPr>
+            <w:r>
+              <w:rPr>
+                <w:rFonts w:ascii="Times New Roman" w:hAnsi="Times New Roman"/>
+                <w:b w:val="0"/>
+                <w:color w:val="000000"/>
+                <w:sz w:val="15"/>
+              </w:rPr>
+              <w:t>100-300 ms</w:t>
             </w:r>
           </w:p>
         </w:tc>
@@ -3736,7 +4065,7 @@
           </w:tcPr>
           <w:p>
             <w:pPr>
-              <w:spacing w:before="50" w:after="50"/>
+              <w:spacing w:before="40" w:after="40"/>
               <w:jc w:val="center"/>
             </w:pPr>
             <w:r>
@@ -3744,43 +4073,21 @@
                 <w:rFonts w:ascii="Times New Roman" w:hAnsi="Times New Roman"/>
                 <w:b w:val="0"/>
                 <w:color w:val="000000"/>
-                <w:sz w:val="17"/>
+                <w:sz w:val="15"/>
               </w:rPr>
-              <w:t>100-500 ms</w:t>
+              <w:t>Tbps (anycast)</w:t>
             </w:r>
           </w:p>
         </w:tc>
         <w:tc>
           <w:tcPr>
-            <w:tcW w:type="dxa" w:w="1701"/>
+            <w:tcW w:type="dxa" w:w="2041"/>
             <w:vAlign w:val="center"/>
             <w:shd w:val="clear" w:color="auto" w:fill="FFFFFF"/>
           </w:tcPr>
           <w:p>
             <w:pPr>
-              <w:spacing w:before="50" w:after="50"/>
-              <w:jc w:val="center"/>
-            </w:pPr>
-            <w:r>
-              <w:rPr>
-                <w:rFonts w:ascii="Times New Roman" w:hAnsi="Times New Roman"/>
-                <w:b w:val="0"/>
-                <w:color w:val="000000"/>
-                <w:sz w:val="17"/>
-              </w:rPr>
-              <w:t>100 Gbps (ASIC)</w:t>
-            </w:r>
-          </w:p>
-        </w:tc>
-        <w:tc>
-          <w:tcPr>
-            <w:tcW w:type="dxa" w:w="1701"/>
-            <w:vAlign w:val="center"/>
-            <w:shd w:val="clear" w:color="auto" w:fill="FFFFFF"/>
-          </w:tcPr>
-          <w:p>
-            <w:pPr>
-              <w:spacing w:before="50" w:after="50"/>
+              <w:spacing w:before="40" w:after="40"/>
               <w:jc w:val="left"/>
             </w:pPr>
             <w:r>
@@ -3788,119 +4095,7 @@
                 <w:rFonts w:ascii="Times New Roman" w:hAnsi="Times New Roman"/>
                 <w:b w:val="0"/>
                 <w:color w:val="000000"/>
-                <w:sz w:val="17"/>
-              </w:rPr>
-              <w:t>Custom ASIC</w:t>
-            </w:r>
-          </w:p>
-        </w:tc>
-      </w:tr>
-      <w:tr>
-        <w:tc>
-          <w:tcPr>
-            <w:tcW w:type="dxa" w:w="1701"/>
-            <w:vAlign w:val="center"/>
-            <w:shd w:val="clear" w:color="auto" w:fill="F9F9F9"/>
-          </w:tcPr>
-          <w:p>
-            <w:pPr>
-              <w:spacing w:before="50" w:after="50"/>
-              <w:jc w:val="left"/>
-            </w:pPr>
-            <w:r>
-              <w:rPr>
-                <w:rFonts w:ascii="Times New Roman" w:hAnsi="Times New Roman"/>
-                <w:b w:val="0"/>
-                <w:color w:val="000000"/>
-                <w:sz w:val="17"/>
-              </w:rPr>
-              <w:t>Cloudflare MT</w:t>
-            </w:r>
-          </w:p>
-        </w:tc>
-        <w:tc>
-          <w:tcPr>
-            <w:tcW w:type="dxa" w:w="1814"/>
-            <w:vAlign w:val="center"/>
-            <w:shd w:val="clear" w:color="auto" w:fill="F9F9F9"/>
-          </w:tcPr>
-          <w:p>
-            <w:pPr>
-              <w:spacing w:before="50" w:after="50"/>
-              <w:jc w:val="center"/>
-            </w:pPr>
-            <w:r>
-              <w:rPr>
-                <w:rFonts w:ascii="Times New Roman" w:hAnsi="Times New Roman"/>
-                <w:b w:val="0"/>
-                <w:color w:val="000000"/>
-                <w:sz w:val="17"/>
-              </w:rPr>
-              <w:t>10-80 ms (WAN)</w:t>
-            </w:r>
-          </w:p>
-        </w:tc>
-        <w:tc>
-          <w:tcPr>
-            <w:tcW w:type="dxa" w:w="1814"/>
-            <w:vAlign w:val="center"/>
-            <w:shd w:val="clear" w:color="auto" w:fill="F9F9F9"/>
-          </w:tcPr>
-          <w:p>
-            <w:pPr>
-              <w:spacing w:before="50" w:after="50"/>
-              <w:jc w:val="center"/>
-            </w:pPr>
-            <w:r>
-              <w:rPr>
-                <w:rFonts w:ascii="Times New Roman" w:hAnsi="Times New Roman"/>
-                <w:b w:val="0"/>
-                <w:color w:val="000000"/>
-                <w:sz w:val="17"/>
-              </w:rPr>
-              <w:t>100-300 ms</w:t>
-            </w:r>
-          </w:p>
-        </w:tc>
-        <w:tc>
-          <w:tcPr>
-            <w:tcW w:type="dxa" w:w="1701"/>
-            <w:vAlign w:val="center"/>
-            <w:shd w:val="clear" w:color="auto" w:fill="F9F9F9"/>
-          </w:tcPr>
-          <w:p>
-            <w:pPr>
-              <w:spacing w:before="50" w:after="50"/>
-              <w:jc w:val="center"/>
-            </w:pPr>
-            <w:r>
-              <w:rPr>
-                <w:rFonts w:ascii="Times New Roman" w:hAnsi="Times New Roman"/>
-                <w:b w:val="0"/>
-                <w:color w:val="000000"/>
-                <w:sz w:val="17"/>
-              </w:rPr>
-              <w:t>Tbps (anycast)</w:t>
-            </w:r>
-          </w:p>
-        </w:tc>
-        <w:tc>
-          <w:tcPr>
-            <w:tcW w:type="dxa" w:w="1701"/>
-            <w:vAlign w:val="center"/>
-            <w:shd w:val="clear" w:color="auto" w:fill="F9F9F9"/>
-          </w:tcPr>
-          <w:p>
-            <w:pPr>
-              <w:spacing w:before="50" w:after="50"/>
-              <w:jc w:val="left"/>
-            </w:pPr>
-            <w:r>
-              <w:rPr>
-                <w:rFonts w:ascii="Times New Roman" w:hAnsi="Times New Roman"/>
-                <w:b w:val="0"/>
-                <w:color w:val="000000"/>
-                <w:sz w:val="17"/>
+                <w:sz w:val="15"/>
               </w:rPr>
               <w:t>Cloud PoP</w:t>
             </w:r>
@@ -3910,13 +4105,13 @@
       <w:tr>
         <w:tc>
           <w:tcPr>
-            <w:tcW w:type="dxa" w:w="1701"/>
+            <w:tcW w:type="dxa" w:w="2041"/>
             <w:vAlign w:val="center"/>
             <w:shd w:val="clear" w:color="auto" w:fill="FFFFFF"/>
           </w:tcPr>
           <w:p>
             <w:pPr>
-              <w:spacing w:before="50" w:after="50"/>
+              <w:spacing w:before="40" w:after="40"/>
               <w:jc w:val="left"/>
             </w:pPr>
             <w:r>
@@ -3924,9 +4119,53 @@
                 <w:rFonts w:ascii="Times New Roman" w:hAnsi="Times New Roman"/>
                 <w:b w:val="0"/>
                 <w:color w:val="000000"/>
-                <w:sz w:val="17"/>
+                <w:sz w:val="15"/>
               </w:rPr>
               <w:t>Cisco Firepower</w:t>
+            </w:r>
+          </w:p>
+        </w:tc>
+        <w:tc>
+          <w:tcPr>
+            <w:tcW w:type="dxa" w:w="2041"/>
+            <w:vAlign w:val="center"/>
+            <w:shd w:val="clear" w:color="auto" w:fill="FFFFFF"/>
+          </w:tcPr>
+          <w:p>
+            <w:pPr>
+              <w:spacing w:before="40" w:after="40"/>
+              <w:jc w:val="center"/>
+            </w:pPr>
+            <w:r>
+              <w:rPr>
+                <w:rFonts w:ascii="Times New Roman" w:hAnsi="Times New Roman"/>
+                <w:b w:val="0"/>
+                <w:color w:val="000000"/>
+                <w:sz w:val="15"/>
+              </w:rPr>
+              <w:t>60-400 us</w:t>
+            </w:r>
+          </w:p>
+        </w:tc>
+        <w:tc>
+          <w:tcPr>
+            <w:tcW w:type="dxa" w:w="2041"/>
+            <w:vAlign w:val="center"/>
+            <w:shd w:val="clear" w:color="auto" w:fill="FFFFFF"/>
+          </w:tcPr>
+          <w:p>
+            <w:pPr>
+              <w:spacing w:before="40" w:after="40"/>
+              <w:jc w:val="center"/>
+            </w:pPr>
+            <w:r>
+              <w:rPr>
+                <w:rFonts w:ascii="Times New Roman" w:hAnsi="Times New Roman"/>
+                <w:b w:val="0"/>
+                <w:color w:val="000000"/>
+                <w:sz w:val="15"/>
+              </w:rPr>
+              <w:t>200-800 ms</w:t>
             </w:r>
           </w:p>
         </w:tc>
@@ -3938,7 +4177,7 @@
           </w:tcPr>
           <w:p>
             <w:pPr>
-              <w:spacing w:before="50" w:after="50"/>
+              <w:spacing w:before="40" w:after="40"/>
               <w:jc w:val="center"/>
             </w:pPr>
             <w:r>
@@ -3946,9 +4185,99 @@
                 <w:rFonts w:ascii="Times New Roman" w:hAnsi="Times New Roman"/>
                 <w:b w:val="0"/>
                 <w:color w:val="000000"/>
-                <w:sz w:val="17"/>
+                <w:sz w:val="15"/>
               </w:rPr>
-              <w:t>60-400 us</w:t>
+              <w:t>40 Gbps (HW)</w:t>
+            </w:r>
+          </w:p>
+        </w:tc>
+        <w:tc>
+          <w:tcPr>
+            <w:tcW w:type="dxa" w:w="2041"/>
+            <w:vAlign w:val="center"/>
+            <w:shd w:val="clear" w:color="auto" w:fill="FFFFFF"/>
+          </w:tcPr>
+          <w:p>
+            <w:pPr>
+              <w:spacing w:before="40" w:after="40"/>
+              <w:jc w:val="left"/>
+            </w:pPr>
+            <w:r>
+              <w:rPr>
+                <w:rFonts w:ascii="Times New Roman" w:hAnsi="Times New Roman"/>
+                <w:b w:val="0"/>
+                <w:color w:val="000000"/>
+                <w:sz w:val="15"/>
+              </w:rPr>
+              <w:t>Custom NIC ASIC</w:t>
+            </w:r>
+          </w:p>
+        </w:tc>
+      </w:tr>
+      <w:tr>
+        <w:tc>
+          <w:tcPr>
+            <w:tcW w:type="dxa" w:w="2041"/>
+            <w:vAlign w:val="center"/>
+            <w:shd w:val="clear" w:color="auto" w:fill="FFFFFF"/>
+          </w:tcPr>
+          <w:p>
+            <w:pPr>
+              <w:spacing w:before="40" w:after="40"/>
+              <w:jc w:val="left"/>
+            </w:pPr>
+            <w:r>
+              <w:rPr>
+                <w:rFonts w:ascii="Times New Roman" w:hAnsi="Times New Roman"/>
+                <w:b/>
+                <w:color w:val="000000"/>
+                <w:sz w:val="15"/>
+              </w:rPr>
+              <w:t>Autonomous Agent (ours)</w:t>
+            </w:r>
+          </w:p>
+        </w:tc>
+        <w:tc>
+          <w:tcPr>
+            <w:tcW w:type="dxa" w:w="2041"/>
+            <w:vAlign w:val="center"/>
+            <w:shd w:val="clear" w:color="auto" w:fill="FFFFFF"/>
+          </w:tcPr>
+          <w:p>
+            <w:pPr>
+              <w:spacing w:before="40" w:after="40"/>
+              <w:jc w:val="center"/>
+            </w:pPr>
+            <w:r>
+              <w:rPr>
+                <w:rFonts w:ascii="Times New Roman" w:hAnsi="Times New Roman"/>
+                <w:b w:val="0"/>
+                <w:color w:val="000000"/>
+                <w:sz w:val="15"/>
+              </w:rPr>
+              <w:t>0.33 us (p50)</w:t>
+            </w:r>
+          </w:p>
+        </w:tc>
+        <w:tc>
+          <w:tcPr>
+            <w:tcW w:type="dxa" w:w="2041"/>
+            <w:vAlign w:val="center"/>
+            <w:shd w:val="clear" w:color="auto" w:fill="FFFFFF"/>
+          </w:tcPr>
+          <w:p>
+            <w:pPr>
+              <w:spacing w:before="40" w:after="40"/>
+              <w:jc w:val="center"/>
+            </w:pPr>
+            <w:r>
+              <w:rPr>
+                <w:rFonts w:ascii="Times New Roman" w:hAnsi="Times New Roman"/>
+                <w:b w:val="0"/>
+                <w:color w:val="000000"/>
+                <w:sz w:val="15"/>
+              </w:rPr>
+              <w:t>148 ms - 2.8 s (Async)</w:t>
             </w:r>
           </w:p>
         </w:tc>
@@ -3960,7 +4289,7 @@
           </w:tcPr>
           <w:p>
             <w:pPr>
-              <w:spacing w:before="50" w:after="50"/>
+              <w:spacing w:before="40" w:after="40"/>
               <w:jc w:val="center"/>
             </w:pPr>
             <w:r>
@@ -3968,43 +4297,21 @@
                 <w:rFonts w:ascii="Times New Roman" w:hAnsi="Times New Roman"/>
                 <w:b w:val="0"/>
                 <w:color w:val="000000"/>
-                <w:sz w:val="17"/>
+                <w:sz w:val="15"/>
               </w:rPr>
-              <w:t>200-800 ms</w:t>
+              <w:t>1 Gbps (PCIe NIC)</w:t>
             </w:r>
           </w:p>
         </w:tc>
         <w:tc>
           <w:tcPr>
-            <w:tcW w:type="dxa" w:w="1701"/>
+            <w:tcW w:type="dxa" w:w="2041"/>
             <w:vAlign w:val="center"/>
             <w:shd w:val="clear" w:color="auto" w:fill="FFFFFF"/>
           </w:tcPr>
           <w:p>
             <w:pPr>
-              <w:spacing w:before="50" w:after="50"/>
-              <w:jc w:val="center"/>
-            </w:pPr>
-            <w:r>
-              <w:rPr>
-                <w:rFonts w:ascii="Times New Roman" w:hAnsi="Times New Roman"/>
-                <w:b w:val="0"/>
-                <w:color w:val="000000"/>
-                <w:sz w:val="17"/>
-              </w:rPr>
-              <w:t>40 Gbps (HW)</w:t>
-            </w:r>
-          </w:p>
-        </w:tc>
-        <w:tc>
-          <w:tcPr>
-            <w:tcW w:type="dxa" w:w="1701"/>
-            <w:vAlign w:val="center"/>
-            <w:shd w:val="clear" w:color="auto" w:fill="FFFFFF"/>
-          </w:tcPr>
-          <w:p>
-            <w:pPr>
-              <w:spacing w:before="50" w:after="50"/>
+              <w:spacing w:before="40" w:after="40"/>
               <w:jc w:val="left"/>
             </w:pPr>
             <w:r>
@@ -4012,119 +4319,7 @@
                 <w:rFonts w:ascii="Times New Roman" w:hAnsi="Times New Roman"/>
                 <w:b w:val="0"/>
                 <w:color w:val="000000"/>
-                <w:sz w:val="17"/>
-              </w:rPr>
-              <w:t>Custom NIC ASIC</w:t>
-            </w:r>
-          </w:p>
-        </w:tc>
-      </w:tr>
-      <w:tr>
-        <w:tc>
-          <w:tcPr>
-            <w:tcW w:type="dxa" w:w="1701"/>
-            <w:vAlign w:val="center"/>
-            <w:shd w:val="clear" w:color="auto" w:fill="F9F9F9"/>
-          </w:tcPr>
-          <w:p>
-            <w:pPr>
-              <w:spacing w:before="50" w:after="50"/>
-              <w:jc w:val="left"/>
-            </w:pPr>
-            <w:r>
-              <w:rPr>
-                <w:rFonts w:ascii="Times New Roman" w:hAnsi="Times New Roman"/>
-                <w:b/>
-                <w:color w:val="000000"/>
-                <w:sz w:val="17"/>
-              </w:rPr>
-              <w:t>Autonomous Agent (ours)</w:t>
-            </w:r>
-          </w:p>
-        </w:tc>
-        <w:tc>
-          <w:tcPr>
-            <w:tcW w:type="dxa" w:w="1814"/>
-            <w:vAlign w:val="center"/>
-            <w:shd w:val="clear" w:color="auto" w:fill="F9F9F9"/>
-          </w:tcPr>
-          <w:p>
-            <w:pPr>
-              <w:spacing w:before="50" w:after="50"/>
-              <w:jc w:val="center"/>
-            </w:pPr>
-            <w:r>
-              <w:rPr>
-                <w:rFonts w:ascii="Times New Roman" w:hAnsi="Times New Roman"/>
-                <w:b/>
-                <w:color w:val="000000"/>
-                <w:sz w:val="17"/>
-              </w:rPr>
-              <w:t>0.33 us (p50)</w:t>
-            </w:r>
-          </w:p>
-        </w:tc>
-        <w:tc>
-          <w:tcPr>
-            <w:tcW w:type="dxa" w:w="1814"/>
-            <w:vAlign w:val="center"/>
-            <w:shd w:val="clear" w:color="auto" w:fill="F9F9F9"/>
-          </w:tcPr>
-          <w:p>
-            <w:pPr>
-              <w:spacing w:before="50" w:after="50"/>
-              <w:jc w:val="center"/>
-            </w:pPr>
-            <w:r>
-              <w:rPr>
-                <w:rFonts w:ascii="Times New Roman" w:hAnsi="Times New Roman"/>
-                <w:b/>
-                <w:color w:val="000000"/>
-                <w:sz w:val="17"/>
-              </w:rPr>
-              <w:t>148 ms - 2.8 s (Async)</w:t>
-            </w:r>
-          </w:p>
-        </w:tc>
-        <w:tc>
-          <w:tcPr>
-            <w:tcW w:type="dxa" w:w="1701"/>
-            <w:vAlign w:val="center"/>
-            <w:shd w:val="clear" w:color="auto" w:fill="F9F9F9"/>
-          </w:tcPr>
-          <w:p>
-            <w:pPr>
-              <w:spacing w:before="50" w:after="50"/>
-              <w:jc w:val="center"/>
-            </w:pPr>
-            <w:r>
-              <w:rPr>
-                <w:rFonts w:ascii="Times New Roman" w:hAnsi="Times New Roman"/>
-                <w:b/>
-                <w:color w:val="000000"/>
-                <w:sz w:val="17"/>
-              </w:rPr>
-              <w:t>1 Gbps (PCIe NIC)</w:t>
-            </w:r>
-          </w:p>
-        </w:tc>
-        <w:tc>
-          <w:tcPr>
-            <w:tcW w:type="dxa" w:w="1701"/>
-            <w:vAlign w:val="center"/>
-            <w:shd w:val="clear" w:color="auto" w:fill="F9F9F9"/>
-          </w:tcPr>
-          <w:p>
-            <w:pPr>
-              <w:spacing w:before="50" w:after="50"/>
-              <w:jc w:val="left"/>
-            </w:pPr>
-            <w:r>
-              <w:rPr>
-                <w:rFonts w:ascii="Times New Roman" w:hAnsi="Times New Roman"/>
-                <w:b/>
-                <w:color w:val="000000"/>
-                <w:sz w:val="17"/>
+                <w:sz w:val="15"/>
               </w:rPr>
               <w:t>Kernel eBPF (x86/ARM)</w:t>
             </w:r>
@@ -4134,28 +4329,14 @@
     </w:tbl>
     <w:p>
       <w:pPr>
-        <w:spacing w:before="40" w:after="160"/>
-        <w:jc w:val="center"/>
-      </w:pPr>
-      <w:r>
-        <w:rPr>
-          <w:rFonts w:ascii="Times New Roman" w:hAnsi="Times New Roman"/>
-          <w:i/>
-          <w:color w:val="333333"/>
-          <w:sz w:val="17"/>
-        </w:rPr>
-        <w:t>Table IV: Latency and throughput comparison.</w:t>
-      </w:r>
-    </w:p>
-    <w:p>
-      <w:pPr>
+        <w:keepNext/>
         <w:spacing w:before="120" w:after="40"/>
         <w:jc w:val="center"/>
       </w:pPr>
       <w:r>
         <w:drawing>
           <wp:inline xmlns:a="http://schemas.openxmlformats.org/drawingml/2006/main" xmlns:pic="http://schemas.openxmlformats.org/drawingml/2006/picture">
-            <wp:extent cx="5400000" cy="2918919"/>
+            <wp:extent cx="5940000" cy="3210811"/>
             <wp:docPr id="4" name="Picture 4"/>
             <wp:cNvGraphicFramePr>
               <a:graphicFrameLocks noChangeAspect="1"/>
@@ -4176,7 +4357,7 @@
                   <pic:spPr>
                     <a:xfrm>
                       <a:off x="0" y="0"/>
-                      <a:ext cx="5400000" cy="2918919"/>
+                      <a:ext cx="5940000" cy="3210811"/>
                     </a:xfrm>
                     <a:prstGeom prst="rect"/>
                   </pic:spPr>
@@ -4195,31 +4376,52 @@
       <w:r>
         <w:rPr>
           <w:rFonts w:ascii="Times New Roman" w:hAnsi="Times New Roman"/>
-          <w:i/>
           <w:color w:val="000000"/>
-          <w:sz w:val="17"/>
+          <w:sz w:val="16"/>
         </w:rPr>
-        <w:t>Fig. 4: Log-scale latency spectrum comparing data-plane mitigation and control-plane triage (Table IV).</w:t>
+        <w:t>Fig. 4.  Log-scale latency spectrum comparing data-plane mitigation and control-plane triage (Table IV).</w:t>
       </w:r>
     </w:p>
     <w:p>
       <w:pPr>
-        <w:spacing w:before="120" w:after="80"/>
+        <w:sectPr>
+          <w:type w:val="continuous"/>
+          <w:pgSz w:w="12240" w:h="15840"/>
+          <w:pgMar w:top="1020" w:right="794" w:bottom="1134" w:left="794" w:header="720" w:footer="720" w:gutter="0"/>
+          <w:cols w:space="720"/>
+          <w:docGrid w:linePitch="360"/>
+          <w:cols w:num="2" w:space="540"/>
+          <w:cols w:num="1"/>
+          <w:cols w:num="2" w:space="540"/>
+          <w:cols w:num="1"/>
+          <w:cols w:num="2" w:space="540"/>
+          <w:cols w:num="1"/>
+          <w:cols w:num="2" w:space="540"/>
+          <w:cols w:num="1"/>
+        </w:sectPr>
+      </w:pPr>
+    </w:p>
+    <w:p>
+      <w:pPr>
+        <w:keepNext/>
+        <w:spacing w:before="160" w:after="40"/>
         <w:jc w:val="left"/>
       </w:pPr>
       <w:r>
         <w:rPr>
           <w:rFonts w:ascii="Times New Roman" w:hAnsi="Times New Roman"/>
           <w:b/>
+          <w:i/>
           <w:color w:val="000000"/>
-          <w:sz w:val="23"/>
+          <w:sz w:val="20"/>
         </w:rPr>
         <w:t>D. Sovereignty and Privacy Properties</w:t>
       </w:r>
     </w:p>
     <w:p>
       <w:pPr>
-        <w:spacing w:after="100"/>
+        <w:spacing w:after="60" w:line="276" w:lineRule="auto"/>
+        <w:ind w:firstLine="255"/>
         <w:jc w:val="both"/>
       </w:pPr>
       <w:r>
@@ -4232,25 +4434,86 @@
         <w:t>Table V contrasts data sovereignty, operational autonomy, and defensive deception capabilities. Commercial enterprise firewalls (Palo Alto PAN-OS, Cisco Firepower) and cloud protection platforms (Cloudflare Magic Transit) fundamentally require continuous uplink connectivity to vendor intelligence clouds (Wildfire, Talos) and third-party telemetry ingest, disqualifying them from classified defense installations or air-gapped critical infrastructure. In contrast, the Autonomous Agent provides 100% sovereign, air-gapped execution with zero telemetry leakage and zero subscription overhead. Furthermore, it incorporates native post-quantum key encapsulation (NIST FIPS 203 ML-KEM-1024) and signatures (FIPS 204 ML-DSA-65), coupled with proactive HMAC-SHA256 port hopping and canary-backed AI-tarpit deception to actively exhaust attacker reconnaissance resources.</w:t>
       </w:r>
     </w:p>
+    <w:p>
+      <w:pPr>
+        <w:sectPr>
+          <w:type w:val="continuous"/>
+          <w:pgSz w:w="12240" w:h="15840"/>
+          <w:pgMar w:top="1020" w:right="794" w:bottom="1134" w:left="794" w:header="720" w:footer="720" w:gutter="0"/>
+          <w:cols w:space="720"/>
+          <w:docGrid w:linePitch="360"/>
+          <w:cols w:num="2" w:space="540"/>
+          <w:cols w:num="1"/>
+          <w:cols w:num="2" w:space="540"/>
+          <w:cols w:num="1"/>
+          <w:cols w:num="2" w:space="540"/>
+          <w:cols w:num="1"/>
+          <w:cols w:num="2" w:space="540"/>
+          <w:cols w:num="1"/>
+          <w:cols w:num="2" w:space="540"/>
+        </w:sectPr>
+      </w:pPr>
+    </w:p>
+    <w:p>
+      <w:pPr>
+        <w:keepNext/>
+        <w:spacing w:before="160" w:after="20"/>
+        <w:jc w:val="center"/>
+      </w:pPr>
+      <w:r>
+        <w:rPr>
+          <w:rFonts w:ascii="Times New Roman" w:hAnsi="Times New Roman"/>
+          <w:b/>
+          <w:color w:val="000000"/>
+          <w:sz w:val="17"/>
+        </w:rPr>
+        <w:t>TABLE V</w:t>
+      </w:r>
+    </w:p>
+    <w:p>
+      <w:pPr>
+        <w:keepNext/>
+        <w:spacing w:before="0" w:after="80"/>
+        <w:jc w:val="center"/>
+      </w:pPr>
+      <w:r>
+        <w:rPr>
+          <w:rFonts w:ascii="Times New Roman" w:hAnsi="Times New Roman"/>
+          <w:color w:val="000000"/>
+          <w:sz w:val="16"/>
+        </w:rPr>
+        <w:t>SOVEREIGNTY, PRIVACY, AND UNIQUE DEFENCE CAPABILITY COMPARISON</w:t>
+      </w:r>
+    </w:p>
     <w:tbl>
       <w:tblPr>
-        <w:tblStyle w:val="TableGrid"/>
         <w:tblW w:type="auto" w:w="0"/>
         <w:jc w:val="center"/>
         <w:tblLook w:firstColumn="1" w:firstRow="1" w:lastColumn="0" w:lastRow="0" w:noHBand="0" w:noVBand="1" w:val="04A0"/>
+        <w:tblBorders>
+          <w:top w:val="single" w:sz="12" w:space="0" w:color="000000"/>
+          <w:bottom w:val="single" w:sz="12" w:space="0" w:color="000000"/>
+          <w:insideH w:val="single" w:sz="4" w:space="0" w:color="E2E8F0"/>
+          <w:left w:val="nil"/>
+          <w:right w:val="nil"/>
+          <w:insideV w:val="nil"/>
+        </w:tblBorders>
       </w:tblPr>
       <w:tblGrid>
-        <w:gridCol w:w="1813"/>
-        <w:gridCol w:w="1813"/>
-        <w:gridCol w:w="1813"/>
-        <w:gridCol w:w="1813"/>
-        <w:gridCol w:w="1813"/>
+        <w:gridCol w:w="2130"/>
+        <w:gridCol w:w="2130"/>
+        <w:gridCol w:w="2130"/>
+        <w:gridCol w:w="2130"/>
+        <w:gridCol w:w="2130"/>
       </w:tblGrid>
       <w:tr>
         <w:tc>
           <w:tcPr>
-            <w:tcW w:type="dxa" w:w="1984"/>
-            <w:shd w:val="clear" w:color="auto" w:fill="111827"/>
+            <w:tcW w:type="dxa" w:w="2381"/>
+            <w:tcBorders>
+              <w:bottom w:val="single" w:sz="8" w:space="0" w:color="000000"/>
+            </w:tcBorders>
+            <w:shd w:val="clear" w:color="auto" w:fill="FFFFFF"/>
             <w:vAlign w:val="center"/>
           </w:tcPr>
           <w:p>
@@ -4262,8 +4525,8 @@
               <w:rPr>
                 <w:rFonts w:ascii="Times New Roman" w:hAnsi="Times New Roman"/>
                 <w:b/>
-                <w:color w:val="FFFFFF"/>
-                <w:sz w:val="17"/>
+                <w:color w:val="000000"/>
+                <w:sz w:val="15"/>
               </w:rPr>
               <w:t>Property</w:t>
             </w:r>
@@ -4271,8 +4534,11 @@
         </w:tc>
         <w:tc>
           <w:tcPr>
-            <w:tcW w:type="dxa" w:w="1587"/>
-            <w:shd w:val="clear" w:color="auto" w:fill="111827"/>
+            <w:tcW w:type="dxa" w:w="1814"/>
+            <w:tcBorders>
+              <w:bottom w:val="single" w:sz="8" w:space="0" w:color="000000"/>
+            </w:tcBorders>
+            <w:shd w:val="clear" w:color="auto" w:fill="FFFFFF"/>
             <w:vAlign w:val="center"/>
           </w:tcPr>
           <w:p>
@@ -4284,8 +4550,8 @@
               <w:rPr>
                 <w:rFonts w:ascii="Times New Roman" w:hAnsi="Times New Roman"/>
                 <w:b/>
-                <w:color w:val="FFFFFF"/>
-                <w:sz w:val="17"/>
+                <w:color w:val="000000"/>
+                <w:sz w:val="15"/>
               </w:rPr>
               <w:t>Snort / Suricata</w:t>
             </w:r>
@@ -4293,8 +4559,11 @@
         </w:tc>
         <w:tc>
           <w:tcPr>
-            <w:tcW w:type="dxa" w:w="1814"/>
-            <w:shd w:val="clear" w:color="auto" w:fill="111827"/>
+            <w:tcW w:type="dxa" w:w="1928"/>
+            <w:tcBorders>
+              <w:bottom w:val="single" w:sz="8" w:space="0" w:color="000000"/>
+            </w:tcBorders>
+            <w:shd w:val="clear" w:color="auto" w:fill="FFFFFF"/>
             <w:vAlign w:val="center"/>
           </w:tcPr>
           <w:p>
@@ -4306,8 +4575,8 @@
               <w:rPr>
                 <w:rFonts w:ascii="Times New Roman" w:hAnsi="Times New Roman"/>
                 <w:b/>
-                <w:color w:val="FFFFFF"/>
-                <w:sz w:val="17"/>
+                <w:color w:val="000000"/>
+                <w:sz w:val="15"/>
               </w:rPr>
               <w:t>Palo Alto / Cisco</w:t>
             </w:r>
@@ -4315,8 +4584,11 @@
         </w:tc>
         <w:tc>
           <w:tcPr>
-            <w:tcW w:type="dxa" w:w="1587"/>
-            <w:shd w:val="clear" w:color="auto" w:fill="111827"/>
+            <w:tcW w:type="dxa" w:w="1814"/>
+            <w:tcBorders>
+              <w:bottom w:val="single" w:sz="8" w:space="0" w:color="000000"/>
+            </w:tcBorders>
+            <w:shd w:val="clear" w:color="auto" w:fill="FFFFFF"/>
             <w:vAlign w:val="center"/>
           </w:tcPr>
           <w:p>
@@ -4328,8 +4600,8 @@
               <w:rPr>
                 <w:rFonts w:ascii="Times New Roman" w:hAnsi="Times New Roman"/>
                 <w:b/>
-                <w:color w:val="FFFFFF"/>
-                <w:sz w:val="17"/>
+                <w:color w:val="000000"/>
+                <w:sz w:val="15"/>
               </w:rPr>
               <w:t>Cloudflare</w:t>
             </w:r>
@@ -4338,7 +4610,10 @@
         <w:tc>
           <w:tcPr>
             <w:tcW w:type="dxa" w:w="2041"/>
-            <w:shd w:val="clear" w:color="auto" w:fill="111827"/>
+            <w:tcBorders>
+              <w:bottom w:val="single" w:sz="8" w:space="0" w:color="000000"/>
+            </w:tcBorders>
+            <w:shd w:val="clear" w:color="auto" w:fill="FFFFFF"/>
             <w:vAlign w:val="center"/>
           </w:tcPr>
           <w:p>
@@ -4350,8 +4625,8 @@
               <w:rPr>
                 <w:rFonts w:ascii="Times New Roman" w:hAnsi="Times New Roman"/>
                 <w:b/>
-                <w:color w:val="FFFFFF"/>
-                <w:sz w:val="17"/>
+                <w:color w:val="000000"/>
+                <w:sz w:val="15"/>
               </w:rPr>
               <w:t>Autonomous Agent (ours)</w:t>
             </w:r>
@@ -4361,13 +4636,13 @@
       <w:tr>
         <w:tc>
           <w:tcPr>
-            <w:tcW w:type="dxa" w:w="1984"/>
+            <w:tcW w:type="dxa" w:w="2381"/>
             <w:vAlign w:val="center"/>
             <w:shd w:val="clear" w:color="auto" w:fill="FFFFFF"/>
           </w:tcPr>
           <w:p>
             <w:pPr>
-              <w:spacing w:before="50" w:after="50"/>
+              <w:spacing w:before="40" w:after="40"/>
               <w:jc w:val="left"/>
             </w:pPr>
             <w:r>
@@ -4375,31 +4650,9 @@
                 <w:rFonts w:ascii="Times New Roman" w:hAnsi="Times New Roman"/>
                 <w:b w:val="0"/>
                 <w:color w:val="000000"/>
-                <w:sz w:val="17"/>
+                <w:sz w:val="15"/>
               </w:rPr>
               <w:t>Air-gapped operation</w:t>
-            </w:r>
-          </w:p>
-        </w:tc>
-        <w:tc>
-          <w:tcPr>
-            <w:tcW w:type="dxa" w:w="1587"/>
-            <w:vAlign w:val="center"/>
-            <w:shd w:val="clear" w:color="auto" w:fill="FFFFFF"/>
-          </w:tcPr>
-          <w:p>
-            <w:pPr>
-              <w:spacing w:before="50" w:after="50"/>
-              <w:jc w:val="center"/>
-            </w:pPr>
-            <w:r>
-              <w:rPr>
-                <w:rFonts w:ascii="Times New Roman" w:hAnsi="Times New Roman"/>
-                <w:b w:val="0"/>
-                <w:color w:val="000000"/>
-                <w:sz w:val="17"/>
-              </w:rPr>
-              <w:t>Yes (no updates)</w:t>
             </w:r>
           </w:p>
         </w:tc>
@@ -4411,7 +4664,7 @@
           </w:tcPr>
           <w:p>
             <w:pPr>
-              <w:spacing w:before="50" w:after="50"/>
+              <w:spacing w:before="40" w:after="40"/>
               <w:jc w:val="center"/>
             </w:pPr>
             <w:r>
@@ -4419,7 +4672,29 @@
                 <w:rFonts w:ascii="Times New Roman" w:hAnsi="Times New Roman"/>
                 <w:b w:val="0"/>
                 <w:color w:val="000000"/>
-                <w:sz w:val="17"/>
+                <w:sz w:val="15"/>
+              </w:rPr>
+              <w:t>Yes (no updates)</w:t>
+            </w:r>
+          </w:p>
+        </w:tc>
+        <w:tc>
+          <w:tcPr>
+            <w:tcW w:type="dxa" w:w="1928"/>
+            <w:vAlign w:val="center"/>
+            <w:shd w:val="clear" w:color="auto" w:fill="FFFFFF"/>
+          </w:tcPr>
+          <w:p>
+            <w:pPr>
+              <w:spacing w:before="40" w:after="40"/>
+              <w:jc w:val="center"/>
+            </w:pPr>
+            <w:r>
+              <w:rPr>
+                <w:rFonts w:ascii="Times New Roman" w:hAnsi="Times New Roman"/>
+                <w:b w:val="0"/>
+                <w:color w:val="000000"/>
+                <w:sz w:val="15"/>
               </w:rPr>
               <w:t>No (cloud feeds)</w:t>
             </w:r>
@@ -4427,13 +4702,13 @@
         </w:tc>
         <w:tc>
           <w:tcPr>
-            <w:tcW w:type="dxa" w:w="1587"/>
+            <w:tcW w:type="dxa" w:w="1814"/>
             <w:vAlign w:val="center"/>
             <w:shd w:val="clear" w:color="auto" w:fill="FFFFFF"/>
           </w:tcPr>
           <w:p>
             <w:pPr>
-              <w:spacing w:before="50" w:after="50"/>
+              <w:spacing w:before="40" w:after="40"/>
               <w:jc w:val="center"/>
             </w:pPr>
             <w:r>
@@ -4441,7 +4716,7 @@
                 <w:rFonts w:ascii="Times New Roman" w:hAnsi="Times New Roman"/>
                 <w:b w:val="0"/>
                 <w:color w:val="000000"/>
-                <w:sz w:val="17"/>
+                <w:sz w:val="15"/>
               </w:rPr>
               <w:t>No (cloud-only)</w:t>
             </w:r>
@@ -4451,11 +4726,11 @@
           <w:tcPr>
             <w:tcW w:type="dxa" w:w="2041"/>
             <w:vAlign w:val="center"/>
-            <w:shd w:val="clear" w:color="auto" w:fill="F1F5F9"/>
+            <w:shd w:val="clear" w:color="auto" w:fill="FFFFFF"/>
           </w:tcPr>
           <w:p>
             <w:pPr>
-              <w:spacing w:before="50" w:after="50"/>
+              <w:spacing w:before="40" w:after="40"/>
               <w:jc w:val="center"/>
             </w:pPr>
             <w:r>
@@ -4463,7 +4738,7 @@
                 <w:rFonts w:ascii="Times New Roman" w:hAnsi="Times New Roman"/>
                 <w:b/>
                 <w:color w:val="000000"/>
-                <w:sz w:val="17"/>
+                <w:sz w:val="15"/>
               </w:rPr>
               <w:t>Yes - Full offline</w:t>
             </w:r>
@@ -4473,13 +4748,13 @@
       <w:tr>
         <w:tc>
           <w:tcPr>
-            <w:tcW w:type="dxa" w:w="1984"/>
+            <w:tcW w:type="dxa" w:w="2381"/>
             <w:vAlign w:val="center"/>
-            <w:shd w:val="clear" w:color="auto" w:fill="F9F9F9"/>
+            <w:shd w:val="clear" w:color="auto" w:fill="FFFFFF"/>
           </w:tcPr>
           <w:p>
             <w:pPr>
-              <w:spacing w:before="50" w:after="50"/>
+              <w:spacing w:before="40" w:after="40"/>
               <w:jc w:val="left"/>
             </w:pPr>
             <w:r>
@@ -4487,7 +4762,7 @@
                 <w:rFonts w:ascii="Times New Roman" w:hAnsi="Times New Roman"/>
                 <w:b w:val="0"/>
                 <w:color w:val="000000"/>
-                <w:sz w:val="17"/>
+                <w:sz w:val="15"/>
               </w:rPr>
               <w:t>Zero third-party telemetry</w:t>
             </w:r>
@@ -4495,13 +4770,13 @@
         </w:tc>
         <w:tc>
           <w:tcPr>
-            <w:tcW w:type="dxa" w:w="1587"/>
+            <w:tcW w:type="dxa" w:w="1814"/>
             <w:vAlign w:val="center"/>
-            <w:shd w:val="clear" w:color="auto" w:fill="F9F9F9"/>
+            <w:shd w:val="clear" w:color="auto" w:fill="FFFFFF"/>
           </w:tcPr>
           <w:p>
             <w:pPr>
-              <w:spacing w:before="50" w:after="50"/>
+              <w:spacing w:before="40" w:after="40"/>
               <w:jc w:val="center"/>
             </w:pPr>
             <w:r>
@@ -4509,7 +4784,7 @@
                 <w:rFonts w:ascii="Times New Roman" w:hAnsi="Times New Roman"/>
                 <w:b w:val="0"/>
                 <w:color w:val="000000"/>
-                <w:sz w:val="17"/>
+                <w:sz w:val="15"/>
               </w:rPr>
               <w:t>Yes</w:t>
             </w:r>
@@ -4517,13 +4792,13 @@
         </w:tc>
         <w:tc>
           <w:tcPr>
-            <w:tcW w:type="dxa" w:w="1814"/>
+            <w:tcW w:type="dxa" w:w="1928"/>
             <w:vAlign w:val="center"/>
-            <w:shd w:val="clear" w:color="auto" w:fill="F9F9F9"/>
+            <w:shd w:val="clear" w:color="auto" w:fill="FFFFFF"/>
           </w:tcPr>
           <w:p>
             <w:pPr>
-              <w:spacing w:before="50" w:after="50"/>
+              <w:spacing w:before="40" w:after="40"/>
               <w:jc w:val="center"/>
             </w:pPr>
             <w:r>
@@ -4531,7 +4806,7 @@
                 <w:rFonts w:ascii="Times New Roman" w:hAnsi="Times New Roman"/>
                 <w:b w:val="0"/>
                 <w:color w:val="000000"/>
-                <w:sz w:val="17"/>
+                <w:sz w:val="15"/>
               </w:rPr>
               <w:t>No (Wildfire/Talos)</w:t>
             </w:r>
@@ -4539,13 +4814,13 @@
         </w:tc>
         <w:tc>
           <w:tcPr>
-            <w:tcW w:type="dxa" w:w="1587"/>
+            <w:tcW w:type="dxa" w:w="1814"/>
             <w:vAlign w:val="center"/>
-            <w:shd w:val="clear" w:color="auto" w:fill="F9F9F9"/>
+            <w:shd w:val="clear" w:color="auto" w:fill="FFFFFF"/>
           </w:tcPr>
           <w:p>
             <w:pPr>
-              <w:spacing w:before="50" w:after="50"/>
+              <w:spacing w:before="40" w:after="40"/>
               <w:jc w:val="center"/>
             </w:pPr>
             <w:r>
@@ -4553,7 +4828,7 @@
                 <w:rFonts w:ascii="Times New Roman" w:hAnsi="Times New Roman"/>
                 <w:b w:val="0"/>
                 <w:color w:val="000000"/>
-                <w:sz w:val="17"/>
+                <w:sz w:val="15"/>
               </w:rPr>
               <w:t>No (payload inspect)</w:t>
             </w:r>
@@ -4563,11 +4838,11 @@
           <w:tcPr>
             <w:tcW w:type="dxa" w:w="2041"/>
             <w:vAlign w:val="center"/>
-            <w:shd w:val="clear" w:color="auto" w:fill="F1F5F9"/>
+            <w:shd w:val="clear" w:color="auto" w:fill="FFFFFF"/>
           </w:tcPr>
           <w:p>
             <w:pPr>
-              <w:spacing w:before="50" w:after="50"/>
+              <w:spacing w:before="40" w:after="40"/>
               <w:jc w:val="center"/>
             </w:pPr>
             <w:r>
@@ -4575,7 +4850,7 @@
                 <w:rFonts w:ascii="Times New Roman" w:hAnsi="Times New Roman"/>
                 <w:b/>
                 <w:color w:val="000000"/>
-                <w:sz w:val="17"/>
+                <w:sz w:val="15"/>
               </w:rPr>
               <w:t>Yes - Zero calls</w:t>
             </w:r>
@@ -4585,13 +4860,13 @@
       <w:tr>
         <w:tc>
           <w:tcPr>
-            <w:tcW w:type="dxa" w:w="1984"/>
+            <w:tcW w:type="dxa" w:w="2381"/>
             <w:vAlign w:val="center"/>
             <w:shd w:val="clear" w:color="auto" w:fill="FFFFFF"/>
           </w:tcPr>
           <w:p>
             <w:pPr>
-              <w:spacing w:before="50" w:after="50"/>
+              <w:spacing w:before="40" w:after="40"/>
               <w:jc w:val="left"/>
             </w:pPr>
             <w:r>
@@ -4599,7 +4874,7 @@
                 <w:rFonts w:ascii="Times New Roman" w:hAnsi="Times New Roman"/>
                 <w:b w:val="0"/>
                 <w:color w:val="000000"/>
-                <w:sz w:val="17"/>
+                <w:sz w:val="15"/>
               </w:rPr>
               <w:t>Post-quantum crypto</w:t>
             </w:r>
@@ -4607,13 +4882,13 @@
         </w:tc>
         <w:tc>
           <w:tcPr>
-            <w:tcW w:type="dxa" w:w="1587"/>
+            <w:tcW w:type="dxa" w:w="1814"/>
             <w:vAlign w:val="center"/>
             <w:shd w:val="clear" w:color="auto" w:fill="FFFFFF"/>
           </w:tcPr>
           <w:p>
             <w:pPr>
-              <w:spacing w:before="50" w:after="50"/>
+              <w:spacing w:before="40" w:after="40"/>
               <w:jc w:val="center"/>
             </w:pPr>
             <w:r>
@@ -4621,7 +4896,365 @@
                 <w:rFonts w:ascii="Times New Roman" w:hAnsi="Times New Roman"/>
                 <w:b w:val="0"/>
                 <w:color w:val="000000"/>
-                <w:sz w:val="17"/>
+                <w:sz w:val="15"/>
+              </w:rPr>
+              <w:t>No</w:t>
+            </w:r>
+          </w:p>
+        </w:tc>
+        <w:tc>
+          <w:tcPr>
+            <w:tcW w:type="dxa" w:w="1928"/>
+            <w:vAlign w:val="center"/>
+            <w:shd w:val="clear" w:color="auto" w:fill="FFFFFF"/>
+          </w:tcPr>
+          <w:p>
+            <w:pPr>
+              <w:spacing w:before="40" w:after="40"/>
+              <w:jc w:val="center"/>
+            </w:pPr>
+            <w:r>
+              <w:rPr>
+                <w:rFonts w:ascii="Times New Roman" w:hAnsi="Times New Roman"/>
+                <w:b w:val="0"/>
+                <w:color w:val="000000"/>
+                <w:sz w:val="15"/>
+              </w:rPr>
+              <w:t>Partial (roadmap)</w:t>
+            </w:r>
+          </w:p>
+        </w:tc>
+        <w:tc>
+          <w:tcPr>
+            <w:tcW w:type="dxa" w:w="1814"/>
+            <w:vAlign w:val="center"/>
+            <w:shd w:val="clear" w:color="auto" w:fill="FFFFFF"/>
+          </w:tcPr>
+          <w:p>
+            <w:pPr>
+              <w:spacing w:before="40" w:after="40"/>
+              <w:jc w:val="center"/>
+            </w:pPr>
+            <w:r>
+              <w:rPr>
+                <w:rFonts w:ascii="Times New Roman" w:hAnsi="Times New Roman"/>
+                <w:b w:val="0"/>
+                <w:color w:val="000000"/>
+                <w:sz w:val="15"/>
+              </w:rPr>
+              <w:t>Partial (exp.)</w:t>
+            </w:r>
+          </w:p>
+        </w:tc>
+        <w:tc>
+          <w:tcPr>
+            <w:tcW w:type="dxa" w:w="2041"/>
+            <w:vAlign w:val="center"/>
+            <w:shd w:val="clear" w:color="auto" w:fill="FFFFFF"/>
+          </w:tcPr>
+          <w:p>
+            <w:pPr>
+              <w:spacing w:before="40" w:after="40"/>
+              <w:jc w:val="center"/>
+            </w:pPr>
+            <w:r>
+              <w:rPr>
+                <w:rFonts w:ascii="Times New Roman" w:hAnsi="Times New Roman"/>
+                <w:b/>
+                <w:color w:val="000000"/>
+                <w:sz w:val="15"/>
+              </w:rPr>
+              <w:t>ML-KEM-1024 + ML-DSA-65</w:t>
+            </w:r>
+          </w:p>
+        </w:tc>
+      </w:tr>
+      <w:tr>
+        <w:tc>
+          <w:tcPr>
+            <w:tcW w:type="dxa" w:w="2381"/>
+            <w:vAlign w:val="center"/>
+            <w:shd w:val="clear" w:color="auto" w:fill="FFFFFF"/>
+          </w:tcPr>
+          <w:p>
+            <w:pPr>
+              <w:spacing w:before="40" w:after="40"/>
+              <w:jc w:val="left"/>
+            </w:pPr>
+            <w:r>
+              <w:rPr>
+                <w:rFonts w:ascii="Times New Roman" w:hAnsi="Times New Roman"/>
+                <w:b w:val="0"/>
+                <w:color w:val="000000"/>
+                <w:sz w:val="15"/>
+              </w:rPr>
+              <w:t>No subscription required</w:t>
+            </w:r>
+          </w:p>
+        </w:tc>
+        <w:tc>
+          <w:tcPr>
+            <w:tcW w:type="dxa" w:w="1814"/>
+            <w:vAlign w:val="center"/>
+            <w:shd w:val="clear" w:color="auto" w:fill="FFFFFF"/>
+          </w:tcPr>
+          <w:p>
+            <w:pPr>
+              <w:spacing w:before="40" w:after="40"/>
+              <w:jc w:val="center"/>
+            </w:pPr>
+            <w:r>
+              <w:rPr>
+                <w:rFonts w:ascii="Times New Roman" w:hAnsi="Times New Roman"/>
+                <w:b w:val="0"/>
+                <w:color w:val="000000"/>
+                <w:sz w:val="15"/>
+              </w:rPr>
+              <w:t>Yes</w:t>
+            </w:r>
+          </w:p>
+        </w:tc>
+        <w:tc>
+          <w:tcPr>
+            <w:tcW w:type="dxa" w:w="1928"/>
+            <w:vAlign w:val="center"/>
+            <w:shd w:val="clear" w:color="auto" w:fill="FFFFFF"/>
+          </w:tcPr>
+          <w:p>
+            <w:pPr>
+              <w:spacing w:before="40" w:after="40"/>
+              <w:jc w:val="center"/>
+            </w:pPr>
+            <w:r>
+              <w:rPr>
+                <w:rFonts w:ascii="Times New Roman" w:hAnsi="Times New Roman"/>
+                <w:b w:val="0"/>
+                <w:color w:val="000000"/>
+                <w:sz w:val="15"/>
+              </w:rPr>
+              <w:t>No ($40k-$200k/yr)</w:t>
+            </w:r>
+          </w:p>
+        </w:tc>
+        <w:tc>
+          <w:tcPr>
+            <w:tcW w:type="dxa" w:w="1814"/>
+            <w:vAlign w:val="center"/>
+            <w:shd w:val="clear" w:color="auto" w:fill="FFFFFF"/>
+          </w:tcPr>
+          <w:p>
+            <w:pPr>
+              <w:spacing w:before="40" w:after="40"/>
+              <w:jc w:val="center"/>
+            </w:pPr>
+            <w:r>
+              <w:rPr>
+                <w:rFonts w:ascii="Times New Roman" w:hAnsi="Times New Roman"/>
+                <w:b w:val="0"/>
+                <w:color w:val="000000"/>
+                <w:sz w:val="15"/>
+              </w:rPr>
+              <w:t>No ($0.05+/Gbps)</w:t>
+            </w:r>
+          </w:p>
+        </w:tc>
+        <w:tc>
+          <w:tcPr>
+            <w:tcW w:type="dxa" w:w="2041"/>
+            <w:vAlign w:val="center"/>
+            <w:shd w:val="clear" w:color="auto" w:fill="FFFFFF"/>
+          </w:tcPr>
+          <w:p>
+            <w:pPr>
+              <w:spacing w:before="40" w:after="40"/>
+              <w:jc w:val="center"/>
+            </w:pPr>
+            <w:r>
+              <w:rPr>
+                <w:rFonts w:ascii="Times New Roman" w:hAnsi="Times New Roman"/>
+                <w:b/>
+                <w:color w:val="000000"/>
+                <w:sz w:val="15"/>
+              </w:rPr>
+              <w:t>Yes - Zero cost</w:t>
+            </w:r>
+          </w:p>
+        </w:tc>
+      </w:tr>
+      <w:tr>
+        <w:tc>
+          <w:tcPr>
+            <w:tcW w:type="dxa" w:w="2381"/>
+            <w:vAlign w:val="center"/>
+            <w:shd w:val="clear" w:color="auto" w:fill="FFFFFF"/>
+          </w:tcPr>
+          <w:p>
+            <w:pPr>
+              <w:spacing w:before="40" w:after="40"/>
+              <w:jc w:val="left"/>
+            </w:pPr>
+            <w:r>
+              <w:rPr>
+                <w:rFonts w:ascii="Times New Roman" w:hAnsi="Times New Roman"/>
+                <w:b w:val="0"/>
+                <w:color w:val="000000"/>
+                <w:sz w:val="15"/>
+              </w:rPr>
+              <w:t>Attacker deception/tarpit</w:t>
+            </w:r>
+          </w:p>
+        </w:tc>
+        <w:tc>
+          <w:tcPr>
+            <w:tcW w:type="dxa" w:w="1814"/>
+            <w:vAlign w:val="center"/>
+            <w:shd w:val="clear" w:color="auto" w:fill="FFFFFF"/>
+          </w:tcPr>
+          <w:p>
+            <w:pPr>
+              <w:spacing w:before="40" w:after="40"/>
+              <w:jc w:val="center"/>
+            </w:pPr>
+            <w:r>
+              <w:rPr>
+                <w:rFonts w:ascii="Times New Roman" w:hAnsi="Times New Roman"/>
+                <w:b w:val="0"/>
+                <w:color w:val="000000"/>
+                <w:sz w:val="15"/>
+              </w:rPr>
+              <w:t>No</w:t>
+            </w:r>
+          </w:p>
+        </w:tc>
+        <w:tc>
+          <w:tcPr>
+            <w:tcW w:type="dxa" w:w="1928"/>
+            <w:vAlign w:val="center"/>
+            <w:shd w:val="clear" w:color="auto" w:fill="FFFFFF"/>
+          </w:tcPr>
+          <w:p>
+            <w:pPr>
+              <w:spacing w:before="40" w:after="40"/>
+              <w:jc w:val="center"/>
+            </w:pPr>
+            <w:r>
+              <w:rPr>
+                <w:rFonts w:ascii="Times New Roman" w:hAnsi="Times New Roman"/>
+                <w:b w:val="0"/>
+                <w:color w:val="000000"/>
+                <w:sz w:val="15"/>
+              </w:rPr>
+              <w:t>No (RST only)</w:t>
+            </w:r>
+          </w:p>
+        </w:tc>
+        <w:tc>
+          <w:tcPr>
+            <w:tcW w:type="dxa" w:w="1814"/>
+            <w:vAlign w:val="center"/>
+            <w:shd w:val="clear" w:color="auto" w:fill="FFFFFF"/>
+          </w:tcPr>
+          <w:p>
+            <w:pPr>
+              <w:spacing w:before="40" w:after="40"/>
+              <w:jc w:val="center"/>
+            </w:pPr>
+            <w:r>
+              <w:rPr>
+                <w:rFonts w:ascii="Times New Roman" w:hAnsi="Times New Roman"/>
+                <w:b w:val="0"/>
+                <w:color w:val="000000"/>
+                <w:sz w:val="15"/>
+              </w:rPr>
+              <w:t>No (blackhole only)</w:t>
+            </w:r>
+          </w:p>
+        </w:tc>
+        <w:tc>
+          <w:tcPr>
+            <w:tcW w:type="dxa" w:w="2041"/>
+            <w:vAlign w:val="center"/>
+            <w:shd w:val="clear" w:color="auto" w:fill="FFFFFF"/>
+          </w:tcPr>
+          <w:p>
+            <w:pPr>
+              <w:spacing w:before="40" w:after="40"/>
+              <w:jc w:val="center"/>
+            </w:pPr>
+            <w:r>
+              <w:rPr>
+                <w:rFonts w:ascii="Times New Roman" w:hAnsi="Times New Roman"/>
+                <w:b/>
+                <w:color w:val="000000"/>
+                <w:sz w:val="15"/>
+              </w:rPr>
+              <w:t>AI tarpit + honey-token</w:t>
+            </w:r>
+          </w:p>
+        </w:tc>
+      </w:tr>
+      <w:tr>
+        <w:tc>
+          <w:tcPr>
+            <w:tcW w:type="dxa" w:w="2381"/>
+            <w:vAlign w:val="center"/>
+            <w:shd w:val="clear" w:color="auto" w:fill="FFFFFF"/>
+          </w:tcPr>
+          <w:p>
+            <w:pPr>
+              <w:spacing w:before="40" w:after="40"/>
+              <w:jc w:val="left"/>
+            </w:pPr>
+            <w:r>
+              <w:rPr>
+                <w:rFonts w:ascii="Times New Roman" w:hAnsi="Times New Roman"/>
+                <w:b w:val="0"/>
+                <w:color w:val="000000"/>
+                <w:sz w:val="15"/>
+              </w:rPr>
+              <w:t>Moving Target Defence</w:t>
+            </w:r>
+          </w:p>
+        </w:tc>
+        <w:tc>
+          <w:tcPr>
+            <w:tcW w:type="dxa" w:w="1814"/>
+            <w:vAlign w:val="center"/>
+            <w:shd w:val="clear" w:color="auto" w:fill="FFFFFF"/>
+          </w:tcPr>
+          <w:p>
+            <w:pPr>
+              <w:spacing w:before="40" w:after="40"/>
+              <w:jc w:val="center"/>
+            </w:pPr>
+            <w:r>
+              <w:rPr>
+                <w:rFonts w:ascii="Times New Roman" w:hAnsi="Times New Roman"/>
+                <w:b w:val="0"/>
+                <w:color w:val="000000"/>
+                <w:sz w:val="15"/>
+              </w:rPr>
+              <w:t>No</w:t>
+            </w:r>
+          </w:p>
+        </w:tc>
+        <w:tc>
+          <w:tcPr>
+            <w:tcW w:type="dxa" w:w="1928"/>
+            <w:vAlign w:val="center"/>
+            <w:shd w:val="clear" w:color="auto" w:fill="FFFFFF"/>
+          </w:tcPr>
+          <w:p>
+            <w:pPr>
+              <w:spacing w:before="40" w:after="40"/>
+              <w:jc w:val="center"/>
+            </w:pPr>
+            <w:r>
+              <w:rPr>
+                <w:rFonts w:ascii="Times New Roman" w:hAnsi="Times New Roman"/>
+                <w:b w:val="0"/>
+                <w:color w:val="000000"/>
+                <w:sz w:val="15"/>
               </w:rPr>
               <w:t>No</w:t>
             </w:r>
@@ -4635,7 +5268,7 @@
           </w:tcPr>
           <w:p>
             <w:pPr>
-              <w:spacing w:before="50" w:after="50"/>
+              <w:spacing w:before="40" w:after="40"/>
               <w:jc w:val="center"/>
             </w:pPr>
             <w:r>
@@ -4643,365 +5276,7 @@
                 <w:rFonts w:ascii="Times New Roman" w:hAnsi="Times New Roman"/>
                 <w:b w:val="0"/>
                 <w:color w:val="000000"/>
-                <w:sz w:val="17"/>
-              </w:rPr>
-              <w:t>Partial (roadmap)</w:t>
-            </w:r>
-          </w:p>
-        </w:tc>
-        <w:tc>
-          <w:tcPr>
-            <w:tcW w:type="dxa" w:w="1587"/>
-            <w:vAlign w:val="center"/>
-            <w:shd w:val="clear" w:color="auto" w:fill="FFFFFF"/>
-          </w:tcPr>
-          <w:p>
-            <w:pPr>
-              <w:spacing w:before="50" w:after="50"/>
-              <w:jc w:val="center"/>
-            </w:pPr>
-            <w:r>
-              <w:rPr>
-                <w:rFonts w:ascii="Times New Roman" w:hAnsi="Times New Roman"/>
-                <w:b w:val="0"/>
-                <w:color w:val="000000"/>
-                <w:sz w:val="17"/>
-              </w:rPr>
-              <w:t>Partial (exp.)</w:t>
-            </w:r>
-          </w:p>
-        </w:tc>
-        <w:tc>
-          <w:tcPr>
-            <w:tcW w:type="dxa" w:w="2041"/>
-            <w:vAlign w:val="center"/>
-            <w:shd w:val="clear" w:color="auto" w:fill="F1F5F9"/>
-          </w:tcPr>
-          <w:p>
-            <w:pPr>
-              <w:spacing w:before="50" w:after="50"/>
-              <w:jc w:val="center"/>
-            </w:pPr>
-            <w:r>
-              <w:rPr>
-                <w:rFonts w:ascii="Times New Roman" w:hAnsi="Times New Roman"/>
-                <w:b/>
-                <w:color w:val="000000"/>
-                <w:sz w:val="17"/>
-              </w:rPr>
-              <w:t>ML-KEM-1024 + ML-DSA-65</w:t>
-            </w:r>
-          </w:p>
-        </w:tc>
-      </w:tr>
-      <w:tr>
-        <w:tc>
-          <w:tcPr>
-            <w:tcW w:type="dxa" w:w="1984"/>
-            <w:vAlign w:val="center"/>
-            <w:shd w:val="clear" w:color="auto" w:fill="F9F9F9"/>
-          </w:tcPr>
-          <w:p>
-            <w:pPr>
-              <w:spacing w:before="50" w:after="50"/>
-              <w:jc w:val="left"/>
-            </w:pPr>
-            <w:r>
-              <w:rPr>
-                <w:rFonts w:ascii="Times New Roman" w:hAnsi="Times New Roman"/>
-                <w:b w:val="0"/>
-                <w:color w:val="000000"/>
-                <w:sz w:val="17"/>
-              </w:rPr>
-              <w:t>No subscription required</w:t>
-            </w:r>
-          </w:p>
-        </w:tc>
-        <w:tc>
-          <w:tcPr>
-            <w:tcW w:type="dxa" w:w="1587"/>
-            <w:vAlign w:val="center"/>
-            <w:shd w:val="clear" w:color="auto" w:fill="F9F9F9"/>
-          </w:tcPr>
-          <w:p>
-            <w:pPr>
-              <w:spacing w:before="50" w:after="50"/>
-              <w:jc w:val="center"/>
-            </w:pPr>
-            <w:r>
-              <w:rPr>
-                <w:rFonts w:ascii="Times New Roman" w:hAnsi="Times New Roman"/>
-                <w:b w:val="0"/>
-                <w:color w:val="000000"/>
-                <w:sz w:val="17"/>
-              </w:rPr>
-              <w:t>Yes</w:t>
-            </w:r>
-          </w:p>
-        </w:tc>
-        <w:tc>
-          <w:tcPr>
-            <w:tcW w:type="dxa" w:w="1814"/>
-            <w:vAlign w:val="center"/>
-            <w:shd w:val="clear" w:color="auto" w:fill="F9F9F9"/>
-          </w:tcPr>
-          <w:p>
-            <w:pPr>
-              <w:spacing w:before="50" w:after="50"/>
-              <w:jc w:val="center"/>
-            </w:pPr>
-            <w:r>
-              <w:rPr>
-                <w:rFonts w:ascii="Times New Roman" w:hAnsi="Times New Roman"/>
-                <w:b w:val="0"/>
-                <w:color w:val="000000"/>
-                <w:sz w:val="17"/>
-              </w:rPr>
-              <w:t>No ($40k-$200k/yr)</w:t>
-            </w:r>
-          </w:p>
-        </w:tc>
-        <w:tc>
-          <w:tcPr>
-            <w:tcW w:type="dxa" w:w="1587"/>
-            <w:vAlign w:val="center"/>
-            <w:shd w:val="clear" w:color="auto" w:fill="F9F9F9"/>
-          </w:tcPr>
-          <w:p>
-            <w:pPr>
-              <w:spacing w:before="50" w:after="50"/>
-              <w:jc w:val="center"/>
-            </w:pPr>
-            <w:r>
-              <w:rPr>
-                <w:rFonts w:ascii="Times New Roman" w:hAnsi="Times New Roman"/>
-                <w:b w:val="0"/>
-                <w:color w:val="000000"/>
-                <w:sz w:val="17"/>
-              </w:rPr>
-              <w:t>No ($0.05+/Gbps)</w:t>
-            </w:r>
-          </w:p>
-        </w:tc>
-        <w:tc>
-          <w:tcPr>
-            <w:tcW w:type="dxa" w:w="2041"/>
-            <w:vAlign w:val="center"/>
-            <w:shd w:val="clear" w:color="auto" w:fill="F1F5F9"/>
-          </w:tcPr>
-          <w:p>
-            <w:pPr>
-              <w:spacing w:before="50" w:after="50"/>
-              <w:jc w:val="center"/>
-            </w:pPr>
-            <w:r>
-              <w:rPr>
-                <w:rFonts w:ascii="Times New Roman" w:hAnsi="Times New Roman"/>
-                <w:b/>
-                <w:color w:val="000000"/>
-                <w:sz w:val="17"/>
-              </w:rPr>
-              <w:t>Yes - Zero cost</w:t>
-            </w:r>
-          </w:p>
-        </w:tc>
-      </w:tr>
-      <w:tr>
-        <w:tc>
-          <w:tcPr>
-            <w:tcW w:type="dxa" w:w="1984"/>
-            <w:vAlign w:val="center"/>
-            <w:shd w:val="clear" w:color="auto" w:fill="FFFFFF"/>
-          </w:tcPr>
-          <w:p>
-            <w:pPr>
-              <w:spacing w:before="50" w:after="50"/>
-              <w:jc w:val="left"/>
-            </w:pPr>
-            <w:r>
-              <w:rPr>
-                <w:rFonts w:ascii="Times New Roman" w:hAnsi="Times New Roman"/>
-                <w:b w:val="0"/>
-                <w:color w:val="000000"/>
-                <w:sz w:val="17"/>
-              </w:rPr>
-              <w:t>Attacker deception/tarpit</w:t>
-            </w:r>
-          </w:p>
-        </w:tc>
-        <w:tc>
-          <w:tcPr>
-            <w:tcW w:type="dxa" w:w="1587"/>
-            <w:vAlign w:val="center"/>
-            <w:shd w:val="clear" w:color="auto" w:fill="FFFFFF"/>
-          </w:tcPr>
-          <w:p>
-            <w:pPr>
-              <w:spacing w:before="50" w:after="50"/>
-              <w:jc w:val="center"/>
-            </w:pPr>
-            <w:r>
-              <w:rPr>
-                <w:rFonts w:ascii="Times New Roman" w:hAnsi="Times New Roman"/>
-                <w:b w:val="0"/>
-                <w:color w:val="000000"/>
-                <w:sz w:val="17"/>
-              </w:rPr>
-              <w:t>No</w:t>
-            </w:r>
-          </w:p>
-        </w:tc>
-        <w:tc>
-          <w:tcPr>
-            <w:tcW w:type="dxa" w:w="1814"/>
-            <w:vAlign w:val="center"/>
-            <w:shd w:val="clear" w:color="auto" w:fill="FFFFFF"/>
-          </w:tcPr>
-          <w:p>
-            <w:pPr>
-              <w:spacing w:before="50" w:after="50"/>
-              <w:jc w:val="center"/>
-            </w:pPr>
-            <w:r>
-              <w:rPr>
-                <w:rFonts w:ascii="Times New Roman" w:hAnsi="Times New Roman"/>
-                <w:b w:val="0"/>
-                <w:color w:val="000000"/>
-                <w:sz w:val="17"/>
-              </w:rPr>
-              <w:t>No (RST only)</w:t>
-            </w:r>
-          </w:p>
-        </w:tc>
-        <w:tc>
-          <w:tcPr>
-            <w:tcW w:type="dxa" w:w="1587"/>
-            <w:vAlign w:val="center"/>
-            <w:shd w:val="clear" w:color="auto" w:fill="FFFFFF"/>
-          </w:tcPr>
-          <w:p>
-            <w:pPr>
-              <w:spacing w:before="50" w:after="50"/>
-              <w:jc w:val="center"/>
-            </w:pPr>
-            <w:r>
-              <w:rPr>
-                <w:rFonts w:ascii="Times New Roman" w:hAnsi="Times New Roman"/>
-                <w:b w:val="0"/>
-                <w:color w:val="000000"/>
-                <w:sz w:val="17"/>
-              </w:rPr>
-              <w:t>No (blackhole only)</w:t>
-            </w:r>
-          </w:p>
-        </w:tc>
-        <w:tc>
-          <w:tcPr>
-            <w:tcW w:type="dxa" w:w="2041"/>
-            <w:vAlign w:val="center"/>
-            <w:shd w:val="clear" w:color="auto" w:fill="F1F5F9"/>
-          </w:tcPr>
-          <w:p>
-            <w:pPr>
-              <w:spacing w:before="50" w:after="50"/>
-              <w:jc w:val="center"/>
-            </w:pPr>
-            <w:r>
-              <w:rPr>
-                <w:rFonts w:ascii="Times New Roman" w:hAnsi="Times New Roman"/>
-                <w:b/>
-                <w:color w:val="000000"/>
-                <w:sz w:val="17"/>
-              </w:rPr>
-              <w:t>AI tarpit + honey-token</w:t>
-            </w:r>
-          </w:p>
-        </w:tc>
-      </w:tr>
-      <w:tr>
-        <w:tc>
-          <w:tcPr>
-            <w:tcW w:type="dxa" w:w="1984"/>
-            <w:vAlign w:val="center"/>
-            <w:shd w:val="clear" w:color="auto" w:fill="F9F9F9"/>
-          </w:tcPr>
-          <w:p>
-            <w:pPr>
-              <w:spacing w:before="50" w:after="50"/>
-              <w:jc w:val="left"/>
-            </w:pPr>
-            <w:r>
-              <w:rPr>
-                <w:rFonts w:ascii="Times New Roman" w:hAnsi="Times New Roman"/>
-                <w:b w:val="0"/>
-                <w:color w:val="000000"/>
-                <w:sz w:val="17"/>
-              </w:rPr>
-              <w:t>Moving Target Defence</w:t>
-            </w:r>
-          </w:p>
-        </w:tc>
-        <w:tc>
-          <w:tcPr>
-            <w:tcW w:type="dxa" w:w="1587"/>
-            <w:vAlign w:val="center"/>
-            <w:shd w:val="clear" w:color="auto" w:fill="F9F9F9"/>
-          </w:tcPr>
-          <w:p>
-            <w:pPr>
-              <w:spacing w:before="50" w:after="50"/>
-              <w:jc w:val="center"/>
-            </w:pPr>
-            <w:r>
-              <w:rPr>
-                <w:rFonts w:ascii="Times New Roman" w:hAnsi="Times New Roman"/>
-                <w:b w:val="0"/>
-                <w:color w:val="000000"/>
-                <w:sz w:val="17"/>
-              </w:rPr>
-              <w:t>No</w:t>
-            </w:r>
-          </w:p>
-        </w:tc>
-        <w:tc>
-          <w:tcPr>
-            <w:tcW w:type="dxa" w:w="1814"/>
-            <w:vAlign w:val="center"/>
-            <w:shd w:val="clear" w:color="auto" w:fill="F9F9F9"/>
-          </w:tcPr>
-          <w:p>
-            <w:pPr>
-              <w:spacing w:before="50" w:after="50"/>
-              <w:jc w:val="center"/>
-            </w:pPr>
-            <w:r>
-              <w:rPr>
-                <w:rFonts w:ascii="Times New Roman" w:hAnsi="Times New Roman"/>
-                <w:b w:val="0"/>
-                <w:color w:val="000000"/>
-                <w:sz w:val="17"/>
-              </w:rPr>
-              <w:t>No</w:t>
-            </w:r>
-          </w:p>
-        </w:tc>
-        <w:tc>
-          <w:tcPr>
-            <w:tcW w:type="dxa" w:w="1587"/>
-            <w:vAlign w:val="center"/>
-            <w:shd w:val="clear" w:color="auto" w:fill="F9F9F9"/>
-          </w:tcPr>
-          <w:p>
-            <w:pPr>
-              <w:spacing w:before="50" w:after="50"/>
-              <w:jc w:val="center"/>
-            </w:pPr>
-            <w:r>
-              <w:rPr>
-                <w:rFonts w:ascii="Times New Roman" w:hAnsi="Times New Roman"/>
-                <w:b w:val="0"/>
-                <w:color w:val="000000"/>
-                <w:sz w:val="17"/>
+                <w:sz w:val="15"/>
               </w:rPr>
               <w:t>No</w:t>
             </w:r>
@@ -5011,11 +5286,11 @@
           <w:tcPr>
             <w:tcW w:type="dxa" w:w="2041"/>
             <w:vAlign w:val="center"/>
-            <w:shd w:val="clear" w:color="auto" w:fill="F1F5F9"/>
+            <w:shd w:val="clear" w:color="auto" w:fill="FFFFFF"/>
           </w:tcPr>
           <w:p>
             <w:pPr>
-              <w:spacing w:before="50" w:after="50"/>
+              <w:spacing w:before="40" w:after="40"/>
               <w:jc w:val="center"/>
             </w:pPr>
             <w:r>
@@ -5023,7 +5298,7 @@
                 <w:rFonts w:ascii="Times New Roman" w:hAnsi="Times New Roman"/>
                 <w:b/>
                 <w:color w:val="000000"/>
-                <w:sz w:val="17"/>
+                <w:sz w:val="15"/>
               </w:rPr>
               <w:t>HMAC-SHA256 port hopping</w:t>
             </w:r>
@@ -5033,28 +5308,14 @@
     </w:tbl>
     <w:p>
       <w:pPr>
-        <w:spacing w:before="40" w:after="160"/>
-        <w:jc w:val="center"/>
-      </w:pPr>
-      <w:r>
-        <w:rPr>
-          <w:rFonts w:ascii="Times New Roman" w:hAnsi="Times New Roman"/>
-          <w:i/>
-          <w:color w:val="333333"/>
-          <w:sz w:val="17"/>
-        </w:rPr>
-        <w:t>Table V: Sovereignty, privacy, and unique capability comparison.</w:t>
-      </w:r>
-    </w:p>
-    <w:p>
-      <w:pPr>
+        <w:keepNext/>
         <w:spacing w:before="120" w:after="40"/>
         <w:jc w:val="center"/>
       </w:pPr>
       <w:r>
         <w:drawing>
           <wp:inline xmlns:a="http://schemas.openxmlformats.org/drawingml/2006/main" xmlns:pic="http://schemas.openxmlformats.org/drawingml/2006/picture">
-            <wp:extent cx="5220000" cy="2833714"/>
+            <wp:extent cx="5940000" cy="2464037"/>
             <wp:docPr id="5" name="Picture 5"/>
             <wp:cNvGraphicFramePr>
               <a:graphicFrameLocks noChangeAspect="1"/>
@@ -5075,7 +5336,7 @@
                   <pic:spPr>
                     <a:xfrm>
                       <a:off x="0" y="0"/>
-                      <a:ext cx="5220000" cy="2833714"/>
+                      <a:ext cx="5940000" cy="2464037"/>
                     </a:xfrm>
                     <a:prstGeom prst="rect"/>
                   </pic:spPr>
@@ -5094,46 +5355,70 @@
       <w:r>
         <w:rPr>
           <w:rFonts w:ascii="Times New Roman" w:hAnsi="Times New Roman"/>
-          <w:i/>
           <w:color w:val="000000"/>
-          <w:sz w:val="17"/>
+          <w:sz w:val="16"/>
         </w:rPr>
-        <w:t>Fig. 5: Defense capability, air-gapped readiness, and sovereignty compliance matrix (Table V).</w:t>
+        <w:t>Fig. 5.  Defense capability, air-gapped readiness, and sovereignty compliance matrix (Table V).</w:t>
       </w:r>
     </w:p>
     <w:p>
       <w:pPr>
+        <w:sectPr>
+          <w:type w:val="continuous"/>
+          <w:pgSz w:w="12240" w:h="15840"/>
+          <w:pgMar w:top="1020" w:right="794" w:bottom="1134" w:left="794" w:header="720" w:footer="720" w:gutter="0"/>
+          <w:cols w:space="720"/>
+          <w:docGrid w:linePitch="360"/>
+          <w:cols w:num="2" w:space="540"/>
+          <w:cols w:num="1"/>
+          <w:cols w:num="2" w:space="540"/>
+          <w:cols w:num="1"/>
+          <w:cols w:num="2" w:space="540"/>
+          <w:cols w:num="1"/>
+          <w:cols w:num="2" w:space="540"/>
+          <w:cols w:num="1"/>
+          <w:cols w:num="2" w:space="540"/>
+          <w:cols w:num="1"/>
+        </w:sectPr>
+      </w:pPr>
+    </w:p>
+    <w:p>
+      <w:pPr>
+        <w:keepNext/>
         <w:spacing w:before="240" w:after="80"/>
+        <w:jc w:val="center"/>
+      </w:pPr>
+      <w:r>
+        <w:rPr>
+          <w:rFonts w:ascii="Times New Roman" w:hAnsi="Times New Roman"/>
+          <w:b/>
+          <w:color w:val="000000"/>
+          <w:sz w:val="20"/>
+        </w:rPr>
+        <w:t>V.  EXPERIMENTAL SETUP AND RESULTS</w:t>
+      </w:r>
+    </w:p>
+    <w:p>
+      <w:pPr>
+        <w:keepNext/>
+        <w:spacing w:before="160" w:after="40"/>
         <w:jc w:val="left"/>
       </w:pPr>
       <w:r>
         <w:rPr>
           <w:rFonts w:ascii="Times New Roman" w:hAnsi="Times New Roman"/>
           <w:b/>
+          <w:i/>
           <w:color w:val="000000"/>
-          <w:sz w:val="24"/>
-        </w:rPr>
-        <w:t>V.  Experimental Setup and Results</w:t>
-      </w:r>
-    </w:p>
-    <w:p>
-      <w:pPr>
-        <w:spacing w:before="120" w:after="80"/>
-        <w:jc w:val="left"/>
-      </w:pPr>
-      <w:r>
-        <w:rPr>
-          <w:rFonts w:ascii="Times New Roman" w:hAnsi="Times New Roman"/>
-          <w:b/>
-          <w:color w:val="000000"/>
-          <w:sz w:val="23"/>
+          <w:sz w:val="20"/>
         </w:rPr>
         <w:t>A. Test Environment &amp; Hardware Deployment</w:t>
       </w:r>
     </w:p>
     <w:p>
       <w:pPr>
-        <w:spacing w:after="100"/>
+        <w:spacing w:after="60" w:line="276" w:lineRule="auto"/>
+        <w:ind w:firstLine="255"/>
         <w:jc w:val="both"/>
       </w:pPr>
       <w:r>
@@ -5148,22 +5433,25 @@
     </w:p>
     <w:p>
       <w:pPr>
-        <w:spacing w:before="120" w:after="80"/>
+        <w:keepNext/>
+        <w:spacing w:before="160" w:after="40"/>
         <w:jc w:val="left"/>
       </w:pPr>
       <w:r>
         <w:rPr>
           <w:rFonts w:ascii="Times New Roman" w:hAnsi="Times New Roman"/>
           <w:b/>
+          <w:i/>
           <w:color w:val="000000"/>
-          <w:sz w:val="23"/>
+          <w:sz w:val="20"/>
         </w:rPr>
         <w:t>B. End-to-End Verification Suite &amp; Reproducibility Package</w:t>
       </w:r>
     </w:p>
     <w:p>
       <w:pPr>
-        <w:spacing w:after="100"/>
+        <w:spacing w:after="60" w:line="276" w:lineRule="auto"/>
+        <w:ind w:firstLine="255"/>
         <w:jc w:val="both"/>
       </w:pPr>
       <w:r>
@@ -5178,15 +5466,15 @@
     </w:p>
     <w:p>
       <w:pPr>
-        <w:spacing w:after="100"/>
-        <w:ind w:left="567" w:right="567"/>
+        <w:spacing w:after="80"/>
+        <w:ind w:left="283" w:right="283"/>
         <w:shd w:val="clear" w:color="auto" w:fill="F8FAFC"/>
       </w:pPr>
       <w:r>
         <w:rPr>
           <w:rFonts w:ascii="Courier New" w:hAnsi="Courier New"/>
           <w:color w:val="000000"/>
-          <w:sz w:val="17"/>
+          <w:sz w:val="15"/>
         </w:rPr>
         <w:t>STEP 1/9  Python py_compile (daemon, dashboard, scripts)  ........ PASSED</w:t>
         <w:br/>
@@ -5209,22 +5497,25 @@
     </w:p>
     <w:p>
       <w:pPr>
-        <w:spacing w:before="120" w:after="80"/>
+        <w:keepNext/>
+        <w:spacing w:before="160" w:after="40"/>
         <w:jc w:val="left"/>
       </w:pPr>
       <w:r>
         <w:rPr>
           <w:rFonts w:ascii="Times New Roman" w:hAnsi="Times New Roman"/>
           <w:b/>
+          <w:i/>
           <w:color w:val="000000"/>
-          <w:sz w:val="23"/>
+          <w:sz w:val="20"/>
         </w:rPr>
         <w:t>C. XDP Mitigation Latency and Control-Plane Benchmarks</w:t>
       </w:r>
     </w:p>
     <w:p>
       <w:pPr>
-        <w:spacing w:after="100"/>
+        <w:spacing w:after="60" w:line="276" w:lineRule="auto"/>
+        <w:ind w:firstLine="255"/>
         <w:jc w:val="both"/>
       </w:pPr>
       <w:r>
@@ -5239,22 +5530,25 @@
     </w:p>
     <w:p>
       <w:pPr>
-        <w:spacing w:before="120" w:after="80"/>
+        <w:keepNext/>
+        <w:spacing w:before="160" w:after="40"/>
         <w:jc w:val="left"/>
       </w:pPr>
       <w:r>
         <w:rPr>
           <w:rFonts w:ascii="Times New Roman" w:hAnsi="Times New Roman"/>
           <w:b/>
+          <w:i/>
           <w:color w:val="000000"/>
-          <w:sz w:val="23"/>
+          <w:sz w:val="20"/>
         </w:rPr>
         <w:t>D. MTD Reconnaissance Frustration Test</w:t>
       </w:r>
     </w:p>
     <w:p>
       <w:pPr>
-        <w:spacing w:after="100"/>
+        <w:spacing w:after="60" w:line="276" w:lineRule="auto"/>
+        <w:ind w:firstLine="255"/>
         <w:jc w:val="both"/>
       </w:pPr>
       <w:r>
@@ -5269,22 +5563,25 @@
     </w:p>
     <w:p>
       <w:pPr>
-        <w:spacing w:before="120" w:after="80"/>
+        <w:keepNext/>
+        <w:spacing w:before="160" w:after="40"/>
         <w:jc w:val="left"/>
       </w:pPr>
       <w:r>
         <w:rPr>
           <w:rFonts w:ascii="Times New Roman" w:hAnsi="Times New Roman"/>
           <w:b/>
+          <w:i/>
           <w:color w:val="000000"/>
-          <w:sz w:val="23"/>
+          <w:sz w:val="20"/>
         </w:rPr>
         <w:t>E. Shannon Entropy C2 Detection Results</w:t>
       </w:r>
     </w:p>
     <w:p>
       <w:pPr>
-        <w:spacing w:after="100"/>
+        <w:spacing w:after="60" w:line="276" w:lineRule="auto"/>
+        <w:ind w:firstLine="255"/>
         <w:jc w:val="both"/>
       </w:pPr>
       <w:r>
@@ -5299,22 +5596,24 @@
     </w:p>
     <w:p>
       <w:pPr>
+        <w:keepNext/>
         <w:spacing w:before="240" w:after="80"/>
-        <w:jc w:val="left"/>
+        <w:jc w:val="center"/>
       </w:pPr>
       <w:r>
         <w:rPr>
           <w:rFonts w:ascii="Times New Roman" w:hAnsi="Times New Roman"/>
           <w:b/>
           <w:color w:val="000000"/>
-          <w:sz w:val="24"/>
+          <w:sz w:val="20"/>
         </w:rPr>
-        <w:t>VI.  Limitations and Future Work</w:t>
+        <w:t>VI.  LIMITATIONS AND FUTURE WORK</w:t>
       </w:r>
     </w:p>
     <w:p>
       <w:pPr>
-        <w:spacing w:after="100"/>
+        <w:spacing w:after="60" w:line="276" w:lineRule="auto"/>
+        <w:ind w:firstLine="255"/>
         <w:jc w:val="both"/>
       </w:pPr>
       <w:r>
@@ -5329,7 +5628,8 @@
     </w:p>
     <w:p>
       <w:pPr>
-        <w:spacing w:after="100"/>
+        <w:spacing w:after="60" w:line="276" w:lineRule="auto"/>
+        <w:ind w:firstLine="255"/>
         <w:jc w:val="both"/>
       </w:pPr>
       <w:r>
@@ -5344,7 +5644,8 @@
     </w:p>
     <w:p>
       <w:pPr>
-        <w:spacing w:after="100"/>
+        <w:spacing w:after="60" w:line="276" w:lineRule="auto"/>
+        <w:ind w:firstLine="255"/>
         <w:jc w:val="both"/>
       </w:pPr>
       <w:r>
@@ -5359,22 +5660,24 @@
     </w:p>
     <w:p>
       <w:pPr>
+        <w:keepNext/>
         <w:spacing w:before="240" w:after="80"/>
-        <w:jc w:val="left"/>
+        <w:jc w:val="center"/>
       </w:pPr>
       <w:r>
         <w:rPr>
           <w:rFonts w:ascii="Times New Roman" w:hAnsi="Times New Roman"/>
           <w:b/>
           <w:color w:val="000000"/>
-          <w:sz w:val="24"/>
+          <w:sz w:val="20"/>
         </w:rPr>
-        <w:t>VII.  Ethical Considerations</w:t>
+        <w:t>VII.  ETHICAL CONSIDERATIONS</w:t>
       </w:r>
     </w:p>
     <w:p>
       <w:pPr>
-        <w:spacing w:after="100"/>
+        <w:spacing w:after="60" w:line="276" w:lineRule="auto"/>
+        <w:ind w:firstLine="255"/>
         <w:jc w:val="both"/>
       </w:pPr>
       <w:r>
@@ -5389,22 +5692,24 @@
     </w:p>
     <w:p>
       <w:pPr>
+        <w:keepNext/>
         <w:spacing w:before="240" w:after="80"/>
-        <w:jc w:val="left"/>
+        <w:jc w:val="center"/>
       </w:pPr>
       <w:r>
         <w:rPr>
           <w:rFonts w:ascii="Times New Roman" w:hAnsi="Times New Roman"/>
           <w:b/>
           <w:color w:val="000000"/>
-          <w:sz w:val="24"/>
+          <w:sz w:val="20"/>
         </w:rPr>
-        <w:t>VIII.  Conclusion</w:t>
+        <w:t>VIII.  CONCLUSION</w:t>
       </w:r>
     </w:p>
     <w:p>
       <w:pPr>
-        <w:spacing w:after="100"/>
+        <w:spacing w:after="60" w:line="276" w:lineRule="auto"/>
+        <w:ind w:firstLine="255"/>
         <w:jc w:val="both"/>
       </w:pPr>
       <w:r>
@@ -5419,7 +5724,8 @@
     </w:p>
     <w:p>
       <w:pPr>
-        <w:spacing w:after="100"/>
+        <w:spacing w:after="60" w:line="276" w:lineRule="auto"/>
+        <w:ind w:firstLine="255"/>
         <w:jc w:val="both"/>
       </w:pPr>
       <w:r>
@@ -5434,355 +5740,1602 @@
     </w:p>
     <w:p>
       <w:pPr>
+        <w:keepNext/>
         <w:spacing w:before="240" w:after="80"/>
-        <w:jc w:val="left"/>
+        <w:jc w:val="center"/>
       </w:pPr>
       <w:r>
         <w:rPr>
           <w:rFonts w:ascii="Times New Roman" w:hAnsi="Times New Roman"/>
           <w:b/>
           <w:color w:val="000000"/>
-          <w:sz w:val="24"/>
+          <w:sz w:val="20"/>
         </w:rPr>
-        <w:t>IX.  References</w:t>
+        <w:t>IX.  REFERENCES</w:t>
       </w:r>
     </w:p>
     <w:p>
       <w:pPr>
-        <w:spacing w:after="60"/>
-        <w:ind w:left="567" w:hanging="567"/>
+        <w:spacing w:after="50" w:line="269" w:lineRule="auto"/>
+        <w:ind w:left="397" w:hanging="397"/>
         <w:jc w:val="both"/>
       </w:pPr>
       <w:r>
         <w:rPr>
           <w:rFonts w:ascii="Times New Roman" w:hAnsi="Times New Roman"/>
           <w:color w:val="000000"/>
-          <w:sz w:val="17"/>
+          <w:sz w:val="16"/>
         </w:rPr>
         <w:t>[1]  V. Paxson, "Bro: A System for Detecting Network Intruders in Real-Time," Computer Networks, vol. 31, no. 23-24, pp. 2435-2463, 1999.</w:t>
       </w:r>
     </w:p>
     <w:p>
       <w:pPr>
-        <w:spacing w:after="60"/>
-        <w:ind w:left="567" w:hanging="567"/>
+        <w:spacing w:after="50" w:line="269" w:lineRule="auto"/>
+        <w:ind w:left="397" w:hanging="397"/>
         <w:jc w:val="both"/>
       </w:pPr>
       <w:r>
         <w:rPr>
           <w:rFonts w:ascii="Times New Roman" w:hAnsi="Times New Roman"/>
           <w:color w:val="000000"/>
-          <w:sz w:val="17"/>
+          <w:sz w:val="16"/>
         </w:rPr>
         <w:t>[2]  M. Roesch, "Snort - Lightweight Intrusion Detection for Networks," in Proc. USENIX LISA, 1999, pp. 229-238.</w:t>
       </w:r>
     </w:p>
     <w:p>
       <w:pPr>
-        <w:spacing w:after="60"/>
-        <w:ind w:left="567" w:hanging="567"/>
+        <w:spacing w:after="50" w:line="269" w:lineRule="auto"/>
+        <w:ind w:left="397" w:hanging="397"/>
         <w:jc w:val="both"/>
       </w:pPr>
       <w:r>
         <w:rPr>
           <w:rFonts w:ascii="Times New Roman" w:hAnsi="Times New Roman"/>
           <w:color w:val="000000"/>
-          <w:sz w:val="17"/>
+          <w:sz w:val="16"/>
         </w:rPr>
         <w:t>[3]  A. Miano et al., "Creating Complex Network Services with eBPF: Experience and Lessons Learned," in Proc. IEEE HPCC, 2018.</w:t>
       </w:r>
     </w:p>
     <w:p>
       <w:pPr>
-        <w:spacing w:after="60"/>
-        <w:ind w:left="567" w:hanging="567"/>
+        <w:spacing w:after="50" w:line="269" w:lineRule="auto"/>
+        <w:ind w:left="397" w:hanging="397"/>
         <w:jc w:val="both"/>
       </w:pPr>
       <w:r>
         <w:rPr>
           <w:rFonts w:ascii="Times New Roman" w:hAnsi="Times New Roman"/>
           <w:color w:val="000000"/>
-          <w:sz w:val="17"/>
+          <w:sz w:val="16"/>
         </w:rPr>
         <w:t>[4]  T. Hoiland-Jorgensen et al., "The eXpress Data Path: Fast Programmable Packet Processing in the Operating System Kernel," in Proc. ACM CoNEXT, 2018.</w:t>
       </w:r>
     </w:p>
     <w:p>
       <w:pPr>
-        <w:spacing w:after="60"/>
-        <w:ind w:left="567" w:hanging="567"/>
+        <w:spacing w:after="50" w:line="269" w:lineRule="auto"/>
+        <w:ind w:left="397" w:hanging="397"/>
         <w:jc w:val="both"/>
       </w:pPr>
       <w:r>
         <w:rPr>
           <w:rFonts w:ascii="Times New Roman" w:hAnsi="Times New Roman"/>
           <w:color w:val="000000"/>
-          <w:sz w:val="17"/>
+          <w:sz w:val="16"/>
         </w:rPr>
         <w:t>[5]  S. Miano et al., "Introducing SmartNIC Support in BEBA: P4-Based Stateful Packet Processing at Line Rate," in Proc. IEEE NETSOFT, 2018.</w:t>
       </w:r>
     </w:p>
     <w:p>
       <w:pPr>
-        <w:spacing w:after="60"/>
-        <w:ind w:left="567" w:hanging="567"/>
+        <w:spacing w:after="50" w:line="269" w:lineRule="auto"/>
+        <w:ind w:left="397" w:hanging="397"/>
         <w:jc w:val="both"/>
       </w:pPr>
       <w:r>
         <w:rPr>
           <w:rFonts w:ascii="Times New Roman" w:hAnsi="Times New Roman"/>
           <w:color w:val="000000"/>
-          <w:sz w:val="17"/>
+          <w:sz w:val="16"/>
         </w:rPr>
         <w:t>[6]  M. Tavallaee et al., "A Detailed Analysis of the KDD CUP 99 Data Set," in Proc. IEEE CISSE, 2009.</w:t>
       </w:r>
     </w:p>
     <w:p>
       <w:pPr>
-        <w:spacing w:after="60"/>
-        <w:ind w:left="567" w:hanging="567"/>
+        <w:spacing w:after="50" w:line="269" w:lineRule="auto"/>
+        <w:ind w:left="397" w:hanging="397"/>
         <w:jc w:val="both"/>
       </w:pPr>
       <w:r>
         <w:rPr>
           <w:rFonts w:ascii="Times New Roman" w:hAnsi="Times New Roman"/>
           <w:color w:val="000000"/>
-          <w:sz w:val="17"/>
+          <w:sz w:val="16"/>
         </w:rPr>
         <w:t>[7]  P. Wang et al., "Datanet: Deep Learning Based Encrypted Network Traffic Classification in SDN Home Gateway," IEEE Access, vol. 6, pp. 55380-55391, 2018.</w:t>
       </w:r>
     </w:p>
     <w:p>
       <w:pPr>
-        <w:spacing w:after="60"/>
-        <w:ind w:left="567" w:hanging="567"/>
+        <w:spacing w:after="50" w:line="269" w:lineRule="auto"/>
+        <w:ind w:left="397" w:hanging="397"/>
         <w:jc w:val="both"/>
       </w:pPr>
       <w:r>
         <w:rPr>
           <w:rFonts w:ascii="Times New Roman" w:hAnsi="Times New Roman"/>
           <w:color w:val="000000"/>
-          <w:sz w:val="17"/>
+          <w:sz w:val="16"/>
         </w:rPr>
         <w:t>[8]  Q. Zhao et al., "GRAPHIDS: A Network Anomaly Intrusion Detection Based on Graph Neural Network," IEEE Trans. Network and Service Management, 2023.</w:t>
       </w:r>
     </w:p>
     <w:p>
       <w:pPr>
-        <w:spacing w:after="60"/>
-        <w:ind w:left="567" w:hanging="567"/>
+        <w:spacing w:after="50" w:line="269" w:lineRule="auto"/>
+        <w:ind w:left="397" w:hanging="397"/>
         <w:jc w:val="both"/>
       </w:pPr>
       <w:r>
         <w:rPr>
           <w:rFonts w:ascii="Times New Roman" w:hAnsi="Times New Roman"/>
           <w:color w:val="000000"/>
-          <w:sz w:val="17"/>
+          <w:sz w:val="16"/>
         </w:rPr>
         <w:t>[9]  T. Dettmers et al., "QLoRA: Efficient Finetuning of Quantized LLMs," in Proc. NeurIPS, 2023.</w:t>
       </w:r>
     </w:p>
     <w:p>
       <w:pPr>
-        <w:spacing w:after="60"/>
-        <w:ind w:left="567" w:hanging="567"/>
+        <w:spacing w:after="50" w:line="269" w:lineRule="auto"/>
+        <w:ind w:left="397" w:hanging="397"/>
         <w:jc w:val="both"/>
       </w:pPr>
       <w:r>
         <w:rPr>
           <w:rFonts w:ascii="Times New Roman" w:hAnsi="Times New Roman"/>
           <w:color w:val="000000"/>
-          <w:sz w:val="17"/>
+          <w:sz w:val="16"/>
         </w:rPr>
         <w:t>[10] S. Jajodia et al., Moving Target Defense: Creating Asymmetric Uncertainty for Cyber Threats, Springer, 2011.</w:t>
       </w:r>
     </w:p>
     <w:p>
       <w:pPr>
-        <w:spacing w:after="60"/>
-        <w:ind w:left="567" w:hanging="567"/>
+        <w:spacing w:after="50" w:line="269" w:lineRule="auto"/>
+        <w:ind w:left="397" w:hanging="397"/>
         <w:jc w:val="both"/>
       </w:pPr>
       <w:r>
         <w:rPr>
           <w:rFonts w:ascii="Times New Roman" w:hAnsi="Times New Roman"/>
           <w:color w:val="000000"/>
-          <w:sz w:val="17"/>
+          <w:sz w:val="16"/>
         </w:rPr>
         <w:t>[11] M. Atighetchi et al., "Adaptive Use of Network-Centric Mechanisms in Cyber-Defense," in Proc. IEEE ISORC, 2003.</w:t>
       </w:r>
     </w:p>
     <w:p>
       <w:pPr>
-        <w:spacing w:after="60"/>
-        <w:ind w:left="567" w:hanging="567"/>
+        <w:spacing w:after="50" w:line="269" w:lineRule="auto"/>
+        <w:ind w:left="397" w:hanging="397"/>
         <w:jc w:val="both"/>
       </w:pPr>
       <w:r>
         <w:rPr>
           <w:rFonts w:ascii="Times New Roman" w:hAnsi="Times New Roman"/>
           <w:color w:val="000000"/>
-          <w:sz w:val="17"/>
+          <w:sz w:val="16"/>
         </w:rPr>
         <w:t>[12] B. Anderson and D. McGrew, "Identifying Encrypted Malware Traffic with Contextual Flow Data," in Proc. ACM AISec, 2016.</w:t>
       </w:r>
     </w:p>
     <w:p>
       <w:pPr>
-        <w:spacing w:after="60"/>
-        <w:ind w:left="567" w:hanging="567"/>
+        <w:spacing w:after="50" w:line="269" w:lineRule="auto"/>
+        <w:ind w:left="397" w:hanging="397"/>
         <w:jc w:val="both"/>
       </w:pPr>
       <w:r>
         <w:rPr>
           <w:rFonts w:ascii="Times New Roman" w:hAnsi="Times New Roman"/>
           <w:color w:val="000000"/>
-          <w:sz w:val="17"/>
+          <w:sz w:val="16"/>
         </w:rPr>
         <w:t>[13] F. Tegeler et al., "BotFinder: Finding Bots in Network Traffic Without Deep Packet Inspection," in Proc. ACM CoNEXT, 2012.</w:t>
       </w:r>
     </w:p>
     <w:p>
       <w:pPr>
-        <w:spacing w:after="60"/>
-        <w:ind w:left="567" w:hanging="567"/>
+        <w:spacing w:after="50" w:line="269" w:lineRule="auto"/>
+        <w:ind w:left="397" w:hanging="397"/>
         <w:jc w:val="both"/>
       </w:pPr>
       <w:r>
         <w:rPr>
           <w:rFonts w:ascii="Times New Roman" w:hAnsi="Times New Roman"/>
           <w:color w:val="000000"/>
-          <w:sz w:val="17"/>
+          <w:sz w:val="16"/>
         </w:rPr>
         <w:t>[14] OISF, "Suricata Open Source IDS/IPS/NSM Engine," Open Information Security Foundation, https://suricata.io, 2024.</w:t>
       </w:r>
     </w:p>
     <w:p>
       <w:pPr>
-        <w:spacing w:after="60"/>
-        <w:ind w:left="567" w:hanging="567"/>
+        <w:spacing w:after="50" w:line="269" w:lineRule="auto"/>
+        <w:ind w:left="397" w:hanging="397"/>
         <w:jc w:val="both"/>
       </w:pPr>
       <w:r>
         <w:rPr>
           <w:rFonts w:ascii="Times New Roman" w:hAnsi="Times New Roman"/>
           <w:color w:val="000000"/>
-          <w:sz w:val="17"/>
+          <w:sz w:val="16"/>
         </w:rPr>
         <w:t>[15] M. Sarhan et al., "Towards a Standard Feature Set of NIDS Datasets," IEEE Trans. Information Forensics and Security, vol. 17, pp. 367-381, 2022.</w:t>
       </w:r>
     </w:p>
     <w:p>
       <w:pPr>
-        <w:spacing w:after="60"/>
-        <w:ind w:left="567" w:hanging="567"/>
+        <w:spacing w:after="50" w:line="269" w:lineRule="auto"/>
+        <w:ind w:left="397" w:hanging="397"/>
         <w:jc w:val="both"/>
       </w:pPr>
       <w:r>
         <w:rPr>
           <w:rFonts w:ascii="Times New Roman" w:hAnsi="Times New Roman"/>
           <w:color w:val="000000"/>
-          <w:sz w:val="17"/>
+          <w:sz w:val="16"/>
         </w:rPr>
         <w:t>[16] M. Ring et al., "A Survey of Network-based Intrusion Detection Data Sets," Computers &amp; Security, vol. 86, pp. 147-167, 2019.</w:t>
       </w:r>
     </w:p>
     <w:p>
       <w:pPr>
-        <w:spacing w:after="60"/>
-        <w:ind w:left="567" w:hanging="567"/>
+        <w:spacing w:after="50" w:line="269" w:lineRule="auto"/>
+        <w:ind w:left="397" w:hanging="397"/>
         <w:jc w:val="both"/>
       </w:pPr>
       <w:r>
         <w:rPr>
           <w:rFonts w:ascii="Times New Roman" w:hAnsi="Times New Roman"/>
           <w:color w:val="000000"/>
-          <w:sz w:val="17"/>
+          <w:sz w:val="16"/>
         </w:rPr>
         <w:t>[17] Y. Mirsky et al., "Kitsune: An Ensemble of Autoencoders for Online Network Intrusion Detection," in Proc. NDSS, 2018.</w:t>
       </w:r>
     </w:p>
     <w:p>
       <w:pPr>
-        <w:spacing w:after="60"/>
-        <w:ind w:left="567" w:hanging="567"/>
+        <w:spacing w:after="50" w:line="269" w:lineRule="auto"/>
+        <w:ind w:left="397" w:hanging="397"/>
         <w:jc w:val="both"/>
       </w:pPr>
       <w:r>
         <w:rPr>
           <w:rFonts w:ascii="Times New Roman" w:hAnsi="Times New Roman"/>
           <w:color w:val="000000"/>
-          <w:sz w:val="17"/>
+          <w:sz w:val="16"/>
         </w:rPr>
         <w:t>[18] N. Moustafa and J. Slay, "UNSW-NB15: A Comprehensive Data Set for Network Intrusion Detection Systems," in Proc. MilCIS, 2015.</w:t>
       </w:r>
     </w:p>
     <w:p>
       <w:pPr>
-        <w:spacing w:after="60"/>
-        <w:ind w:left="567" w:hanging="567"/>
+        <w:spacing w:after="50" w:line="269" w:lineRule="auto"/>
+        <w:ind w:left="397" w:hanging="397"/>
         <w:jc w:val="both"/>
       </w:pPr>
       <w:r>
         <w:rPr>
           <w:rFonts w:ascii="Times New Roman" w:hAnsi="Times New Roman"/>
           <w:color w:val="000000"/>
-          <w:sz w:val="17"/>
+          <w:sz w:val="16"/>
         </w:rPr>
         <w:t>[19] I. Sharafaldin et al., "Toward Generating a New Intrusion Detection Dataset and Intrusion Traffic Characterization," in Proc. ICISSP, 2018.</w:t>
       </w:r>
     </w:p>
     <w:p>
       <w:pPr>
-        <w:spacing w:after="60"/>
-        <w:ind w:left="567" w:hanging="567"/>
+        <w:spacing w:after="50" w:line="269" w:lineRule="auto"/>
+        <w:ind w:left="397" w:hanging="397"/>
         <w:jc w:val="both"/>
       </w:pPr>
       <w:r>
         <w:rPr>
           <w:rFonts w:ascii="Times New Roman" w:hAnsi="Times New Roman"/>
           <w:color w:val="000000"/>
-          <w:sz w:val="17"/>
+          <w:sz w:val="16"/>
         </w:rPr>
         <w:t>[20] S. Garcia et al., "An Empirical Analysis of Botnet Detection Using Flow-Based Features (CTU-13 Dataset)," Computers &amp; Security, vol. 45, pp. 100-124, 2014.</w:t>
       </w:r>
     </w:p>
     <w:p>
       <w:pPr>
-        <w:spacing w:after="60"/>
-        <w:ind w:left="567" w:hanging="567"/>
+        <w:spacing w:after="50" w:line="269" w:lineRule="auto"/>
+        <w:ind w:left="397" w:hanging="397"/>
         <w:jc w:val="both"/>
       </w:pPr>
       <w:r>
         <w:rPr>
           <w:rFonts w:ascii="Times New Roman" w:hAnsi="Times New Roman"/>
           <w:color w:val="000000"/>
-          <w:sz w:val="17"/>
+          <w:sz w:val="16"/>
         </w:rPr>
         <w:t>[21] National Institute of Standards and Technology (NIST), "Module-Lattice-Based Key-Encapsulation Mechanism Standard (ML-KEM)," FIPS PUB 203, Aug. 2024.</w:t>
       </w:r>
     </w:p>
     <w:p>
       <w:pPr>
-        <w:spacing w:after="60"/>
-        <w:ind w:left="567" w:hanging="567"/>
+        <w:spacing w:after="50" w:line="269" w:lineRule="auto"/>
+        <w:ind w:left="397" w:hanging="397"/>
         <w:jc w:val="both"/>
       </w:pPr>
       <w:r>
         <w:rPr>
           <w:rFonts w:ascii="Times New Roman" w:hAnsi="Times New Roman"/>
           <w:color w:val="000000"/>
-          <w:sz w:val="17"/>
+          <w:sz w:val="16"/>
         </w:rPr>
         <w:t>[22] National Institute of Standards and Technology (NIST), "Module-Lattice-Based Digital Signature Standard (ML-DSA)," FIPS PUB 204, Aug. 2024.</w:t>
       </w:r>
     </w:p>
+    <w:p>
+      <w:pPr>
+        <w:sectPr>
+          <w:type w:val="continuous"/>
+          <w:pgSz w:w="12240" w:h="15840"/>
+          <w:pgMar w:top="1020" w:right="794" w:bottom="1134" w:left="794" w:header="720" w:footer="720" w:gutter="0"/>
+          <w:cols w:space="720"/>
+          <w:docGrid w:linePitch="360"/>
+          <w:cols w:num="2" w:space="540"/>
+          <w:cols w:num="1"/>
+          <w:cols w:num="2" w:space="540"/>
+          <w:cols w:num="1"/>
+          <w:cols w:num="2" w:space="540"/>
+          <w:cols w:num="1"/>
+          <w:cols w:num="2" w:space="540"/>
+          <w:cols w:num="1"/>
+          <w:cols w:num="2" w:space="540"/>
+          <w:cols w:num="1"/>
+          <w:cols w:num="2" w:space="540"/>
+        </w:sectPr>
+      </w:pPr>
+    </w:p>
+    <w:p>
+      <w:pPr>
+        <w:keepNext/>
+        <w:spacing w:before="240" w:after="80"/>
+        <w:jc w:val="center"/>
+      </w:pPr>
+      <w:r>
+        <w:rPr>
+          <w:rFonts w:ascii="Times New Roman" w:hAnsi="Times New Roman"/>
+          <w:b/>
+          <w:color w:val="000000"/>
+          <w:sz w:val="20"/>
+        </w:rPr>
+        <w:t>APPENDIX: SYSTEM INTEGRITY &amp; REPRODUCIBILITY</w:t>
+      </w:r>
+    </w:p>
+    <w:p>
+      <w:pPr>
+        <w:spacing w:after="80"/>
+        <w:jc w:val="both"/>
+      </w:pPr>
+      <w:r>
+        <w:rPr>
+          <w:rFonts w:ascii="Times New Roman" w:hAnsi="Times New Roman"/>
+          <w:sz w:val="17"/>
+        </w:rPr>
+        <w:t>To establish empirical reproducibility prior to publication, the core subsystems were evaluated using the automated test suite (scripts/test_system_integrity.py) on an authentic Ubuntu Server 22.04 LTS host (Linux kernel 6.x, libbpf). Table VII itemises the verification criteria and outcomes. All eleven module-level checks passed without manual intervention.</w:t>
+      </w:r>
+    </w:p>
+    <w:p>
+      <w:pPr>
+        <w:keepNext/>
+        <w:spacing w:before="160" w:after="20"/>
+        <w:jc w:val="center"/>
+      </w:pPr>
+      <w:r>
+        <w:rPr>
+          <w:rFonts w:ascii="Times New Roman" w:hAnsi="Times New Roman"/>
+          <w:b/>
+          <w:color w:val="000000"/>
+          <w:sz w:val="17"/>
+        </w:rPr>
+        <w:t>TABLE VII</w:t>
+      </w:r>
+    </w:p>
+    <w:p>
+      <w:pPr>
+        <w:keepNext/>
+        <w:spacing w:before="0" w:after="80"/>
+        <w:jc w:val="center"/>
+      </w:pPr>
+      <w:r>
+        <w:rPr>
+          <w:rFonts w:ascii="Times New Roman" w:hAnsi="Times New Roman"/>
+          <w:color w:val="000000"/>
+          <w:sz w:val="16"/>
+        </w:rPr>
+        <w:t>SYSTEM DIAGNOSTIC AND LOGICAL INTEGRITY VERIFICATION</w:t>
+      </w:r>
+    </w:p>
+    <w:tbl>
+      <w:tblPr>
+        <w:tblW w:type="auto" w:w="0"/>
+        <w:jc w:val="center"/>
+        <w:tblLook w:firstColumn="1" w:firstRow="1" w:lastColumn="0" w:lastRow="0" w:noHBand="0" w:noVBand="1" w:val="04A0"/>
+        <w:tblBorders>
+          <w:top w:val="single" w:sz="12" w:space="0" w:color="000000"/>
+          <w:bottom w:val="single" w:sz="12" w:space="0" w:color="000000"/>
+          <w:insideH w:val="single" w:sz="4" w:space="0" w:color="E2E8F0"/>
+          <w:left w:val="nil"/>
+          <w:right w:val="nil"/>
+          <w:insideV w:val="nil"/>
+        </w:tblBorders>
+      </w:tblPr>
+      <w:tblGrid>
+        <w:gridCol w:w="2663"/>
+        <w:gridCol w:w="2663"/>
+        <w:gridCol w:w="2663"/>
+        <w:gridCol w:w="2663"/>
+      </w:tblGrid>
+      <w:tr>
+        <w:tc>
+          <w:tcPr>
+            <w:tcW w:type="dxa" w:w="680"/>
+            <w:tcBorders>
+              <w:bottom w:val="single" w:sz="8" w:space="0" w:color="000000"/>
+            </w:tcBorders>
+            <w:shd w:val="clear" w:color="auto" w:fill="FFFFFF"/>
+            <w:vAlign w:val="center"/>
+          </w:tcPr>
+          <w:p>
+            <w:pPr>
+              <w:spacing w:before="60" w:after="60"/>
+              <w:jc w:val="center"/>
+            </w:pPr>
+            <w:r>
+              <w:rPr>
+                <w:rFonts w:ascii="Times New Roman" w:hAnsi="Times New Roman"/>
+                <w:b/>
+                <w:color w:val="000000"/>
+                <w:sz w:val="15"/>
+              </w:rPr>
+              <w:t>#</w:t>
+            </w:r>
+          </w:p>
+        </w:tc>
+        <w:tc>
+          <w:tcPr>
+            <w:tcW w:type="dxa" w:w="2551"/>
+            <w:tcBorders>
+              <w:bottom w:val="single" w:sz="8" w:space="0" w:color="000000"/>
+            </w:tcBorders>
+            <w:shd w:val="clear" w:color="auto" w:fill="FFFFFF"/>
+            <w:vAlign w:val="center"/>
+          </w:tcPr>
+          <w:p>
+            <w:pPr>
+              <w:spacing w:before="60" w:after="60"/>
+              <w:jc w:val="center"/>
+            </w:pPr>
+            <w:r>
+              <w:rPr>
+                <w:rFonts w:ascii="Times New Roman" w:hAnsi="Times New Roman"/>
+                <w:b/>
+                <w:color w:val="000000"/>
+                <w:sz w:val="15"/>
+              </w:rPr>
+              <w:t>Target Subsystem</w:t>
+            </w:r>
+          </w:p>
+        </w:tc>
+        <w:tc>
+          <w:tcPr>
+            <w:tcW w:type="dxa" w:w="4819"/>
+            <w:tcBorders>
+              <w:bottom w:val="single" w:sz="8" w:space="0" w:color="000000"/>
+            </w:tcBorders>
+            <w:shd w:val="clear" w:color="auto" w:fill="FFFFFF"/>
+            <w:vAlign w:val="center"/>
+          </w:tcPr>
+          <w:p>
+            <w:pPr>
+              <w:spacing w:before="60" w:after="60"/>
+              <w:jc w:val="center"/>
+            </w:pPr>
+            <w:r>
+              <w:rPr>
+                <w:rFonts w:ascii="Times New Roman" w:hAnsi="Times New Roman"/>
+                <w:b/>
+                <w:color w:val="000000"/>
+                <w:sz w:val="15"/>
+              </w:rPr>
+              <w:t>Verification Standard / Criteria</w:t>
+            </w:r>
+          </w:p>
+        </w:tc>
+        <w:tc>
+          <w:tcPr>
+            <w:tcW w:type="dxa" w:w="1928"/>
+            <w:tcBorders>
+              <w:bottom w:val="single" w:sz="8" w:space="0" w:color="000000"/>
+            </w:tcBorders>
+            <w:shd w:val="clear" w:color="auto" w:fill="FFFFFF"/>
+            <w:vAlign w:val="center"/>
+          </w:tcPr>
+          <w:p>
+            <w:pPr>
+              <w:spacing w:before="60" w:after="60"/>
+              <w:jc w:val="center"/>
+            </w:pPr>
+            <w:r>
+              <w:rPr>
+                <w:rFonts w:ascii="Times New Roman" w:hAnsi="Times New Roman"/>
+                <w:b/>
+                <w:color w:val="000000"/>
+                <w:sz w:val="15"/>
+              </w:rPr>
+              <w:t>Verdict</w:t>
+            </w:r>
+          </w:p>
+        </w:tc>
+      </w:tr>
+      <w:tr>
+        <w:tc>
+          <w:tcPr>
+            <w:tcW w:type="dxa" w:w="680"/>
+            <w:vAlign w:val="center"/>
+            <w:shd w:val="clear" w:color="auto" w:fill="FFFFFF"/>
+          </w:tcPr>
+          <w:p>
+            <w:pPr>
+              <w:spacing w:before="40" w:after="40"/>
+              <w:jc w:val="center"/>
+            </w:pPr>
+            <w:r>
+              <w:rPr>
+                <w:rFonts w:ascii="Times New Roman" w:hAnsi="Times New Roman"/>
+                <w:b w:val="0"/>
+                <w:color w:val="000000"/>
+                <w:sz w:val="15"/>
+              </w:rPr>
+              <w:t>1</w:t>
+            </w:r>
+          </w:p>
+        </w:tc>
+        <w:tc>
+          <w:tcPr>
+            <w:tcW w:type="dxa" w:w="2551"/>
+            <w:vAlign w:val="center"/>
+            <w:shd w:val="clear" w:color="auto" w:fill="FFFFFF"/>
+          </w:tcPr>
+          <w:p>
+            <w:pPr>
+              <w:spacing w:before="40" w:after="40"/>
+              <w:jc w:val="left"/>
+            </w:pPr>
+            <w:r>
+              <w:rPr>
+                <w:rFonts w:ascii="Times New Roman" w:hAnsi="Times New Roman"/>
+                <w:b w:val="0"/>
+                <w:color w:val="000000"/>
+                <w:sz w:val="15"/>
+              </w:rPr>
+              <w:t>Shell Automation</w:t>
+            </w:r>
+          </w:p>
+        </w:tc>
+        <w:tc>
+          <w:tcPr>
+            <w:tcW w:type="dxa" w:w="4819"/>
+            <w:vAlign w:val="center"/>
+            <w:shd w:val="clear" w:color="auto" w:fill="FFFFFF"/>
+          </w:tcPr>
+          <w:p>
+            <w:pPr>
+              <w:spacing w:before="40" w:after="40"/>
+              <w:jc w:val="left"/>
+            </w:pPr>
+            <w:r>
+              <w:rPr>
+                <w:rFonts w:ascii="Times New Roman" w:hAnsi="Times New Roman"/>
+                <w:b w:val="0"/>
+                <w:color w:val="000000"/>
+                <w:sz w:val="15"/>
+              </w:rPr>
+              <w:t>POSIX / Bash static syntax validation (bash -n)</w:t>
+            </w:r>
+          </w:p>
+        </w:tc>
+        <w:tc>
+          <w:tcPr>
+            <w:tcW w:type="dxa" w:w="1928"/>
+            <w:vAlign w:val="center"/>
+            <w:shd w:val="clear" w:color="auto" w:fill="FFFFFF"/>
+          </w:tcPr>
+          <w:p>
+            <w:pPr>
+              <w:spacing w:before="40" w:after="40"/>
+              <w:jc w:val="center"/>
+            </w:pPr>
+            <w:r>
+              <w:rPr>
+                <w:rFonts w:ascii="Times New Roman" w:hAnsi="Times New Roman"/>
+                <w:b/>
+                <w:color w:val="000000"/>
+                <w:sz w:val="15"/>
+              </w:rPr>
+              <w:t>PASSED [✓]</w:t>
+            </w:r>
+          </w:p>
+        </w:tc>
+      </w:tr>
+      <w:tr>
+        <w:tc>
+          <w:tcPr>
+            <w:tcW w:type="dxa" w:w="680"/>
+            <w:vAlign w:val="center"/>
+            <w:shd w:val="clear" w:color="auto" w:fill="FFFFFF"/>
+          </w:tcPr>
+          <w:p>
+            <w:pPr>
+              <w:spacing w:before="40" w:after="40"/>
+              <w:jc w:val="center"/>
+            </w:pPr>
+            <w:r>
+              <w:rPr>
+                <w:rFonts w:ascii="Times New Roman" w:hAnsi="Times New Roman"/>
+                <w:b w:val="0"/>
+                <w:color w:val="000000"/>
+                <w:sz w:val="15"/>
+              </w:rPr>
+              <w:t>2</w:t>
+            </w:r>
+          </w:p>
+        </w:tc>
+        <w:tc>
+          <w:tcPr>
+            <w:tcW w:type="dxa" w:w="2551"/>
+            <w:vAlign w:val="center"/>
+            <w:shd w:val="clear" w:color="auto" w:fill="FFFFFF"/>
+          </w:tcPr>
+          <w:p>
+            <w:pPr>
+              <w:spacing w:before="40" w:after="40"/>
+              <w:jc w:val="left"/>
+            </w:pPr>
+            <w:r>
+              <w:rPr>
+                <w:rFonts w:ascii="Times New Roman" w:hAnsi="Times New Roman"/>
+                <w:b w:val="0"/>
+                <w:color w:val="000000"/>
+                <w:sz w:val="15"/>
+              </w:rPr>
+              <w:t>Local LLM Engine</w:t>
+            </w:r>
+          </w:p>
+        </w:tc>
+        <w:tc>
+          <w:tcPr>
+            <w:tcW w:type="dxa" w:w="4819"/>
+            <w:vAlign w:val="center"/>
+            <w:shd w:val="clear" w:color="auto" w:fill="FFFFFF"/>
+          </w:tcPr>
+          <w:p>
+            <w:pPr>
+              <w:spacing w:before="40" w:after="40"/>
+              <w:jc w:val="left"/>
+            </w:pPr>
+            <w:r>
+              <w:rPr>
+                <w:rFonts w:ascii="Times New Roman" w:hAnsi="Times New Roman"/>
+                <w:b w:val="0"/>
+                <w:color w:val="000000"/>
+                <w:sz w:val="15"/>
+              </w:rPr>
+              <w:t>Modelfile parameters &amp; strict JSON grammar</w:t>
+            </w:r>
+          </w:p>
+        </w:tc>
+        <w:tc>
+          <w:tcPr>
+            <w:tcW w:type="dxa" w:w="1928"/>
+            <w:vAlign w:val="center"/>
+            <w:shd w:val="clear" w:color="auto" w:fill="FFFFFF"/>
+          </w:tcPr>
+          <w:p>
+            <w:pPr>
+              <w:spacing w:before="40" w:after="40"/>
+              <w:jc w:val="center"/>
+            </w:pPr>
+            <w:r>
+              <w:rPr>
+                <w:rFonts w:ascii="Times New Roman" w:hAnsi="Times New Roman"/>
+                <w:b/>
+                <w:color w:val="000000"/>
+                <w:sz w:val="15"/>
+              </w:rPr>
+              <w:t>PASSED [✓]</w:t>
+            </w:r>
+          </w:p>
+        </w:tc>
+      </w:tr>
+      <w:tr>
+        <w:tc>
+          <w:tcPr>
+            <w:tcW w:type="dxa" w:w="680"/>
+            <w:vAlign w:val="center"/>
+            <w:shd w:val="clear" w:color="auto" w:fill="FFFFFF"/>
+          </w:tcPr>
+          <w:p>
+            <w:pPr>
+              <w:spacing w:before="40" w:after="40"/>
+              <w:jc w:val="center"/>
+            </w:pPr>
+            <w:r>
+              <w:rPr>
+                <w:rFonts w:ascii="Times New Roman" w:hAnsi="Times New Roman"/>
+                <w:b w:val="0"/>
+                <w:color w:val="000000"/>
+                <w:sz w:val="15"/>
+              </w:rPr>
+              <w:t>3</w:t>
+            </w:r>
+          </w:p>
+        </w:tc>
+        <w:tc>
+          <w:tcPr>
+            <w:tcW w:type="dxa" w:w="2551"/>
+            <w:vAlign w:val="center"/>
+            <w:shd w:val="clear" w:color="auto" w:fill="FFFFFF"/>
+          </w:tcPr>
+          <w:p>
+            <w:pPr>
+              <w:spacing w:before="40" w:after="40"/>
+              <w:jc w:val="left"/>
+            </w:pPr>
+            <w:r>
+              <w:rPr>
+                <w:rFonts w:ascii="Times New Roman" w:hAnsi="Times New Roman"/>
+                <w:b w:val="0"/>
+                <w:color w:val="000000"/>
+                <w:sz w:val="15"/>
+              </w:rPr>
+              <w:t>Post-Quantum Crypto</w:t>
+            </w:r>
+          </w:p>
+        </w:tc>
+        <w:tc>
+          <w:tcPr>
+            <w:tcW w:type="dxa" w:w="4819"/>
+            <w:vAlign w:val="center"/>
+            <w:shd w:val="clear" w:color="auto" w:fill="FFFFFF"/>
+          </w:tcPr>
+          <w:p>
+            <w:pPr>
+              <w:spacing w:before="40" w:after="40"/>
+              <w:jc w:val="left"/>
+            </w:pPr>
+            <w:r>
+              <w:rPr>
+                <w:rFonts w:ascii="Times New Roman" w:hAnsi="Times New Roman"/>
+                <w:b w:val="0"/>
+                <w:color w:val="000000"/>
+                <w:sz w:val="15"/>
+              </w:rPr>
+              <w:t>NIST FIPS 203 (ML-KEM-1024) &amp; ML-DSA-65</w:t>
+            </w:r>
+          </w:p>
+        </w:tc>
+        <w:tc>
+          <w:tcPr>
+            <w:tcW w:type="dxa" w:w="1928"/>
+            <w:vAlign w:val="center"/>
+            <w:shd w:val="clear" w:color="auto" w:fill="FFFFFF"/>
+          </w:tcPr>
+          <w:p>
+            <w:pPr>
+              <w:spacing w:before="40" w:after="40"/>
+              <w:jc w:val="center"/>
+            </w:pPr>
+            <w:r>
+              <w:rPr>
+                <w:rFonts w:ascii="Times New Roman" w:hAnsi="Times New Roman"/>
+                <w:b/>
+                <w:color w:val="000000"/>
+                <w:sz w:val="15"/>
+              </w:rPr>
+              <w:t>PASSED [✓]</w:t>
+            </w:r>
+          </w:p>
+        </w:tc>
+      </w:tr>
+      <w:tr>
+        <w:tc>
+          <w:tcPr>
+            <w:tcW w:type="dxa" w:w="680"/>
+            <w:vAlign w:val="center"/>
+            <w:shd w:val="clear" w:color="auto" w:fill="FFFFFF"/>
+          </w:tcPr>
+          <w:p>
+            <w:pPr>
+              <w:spacing w:before="40" w:after="40"/>
+              <w:jc w:val="center"/>
+            </w:pPr>
+            <w:r>
+              <w:rPr>
+                <w:rFonts w:ascii="Times New Roman" w:hAnsi="Times New Roman"/>
+                <w:b w:val="0"/>
+                <w:color w:val="000000"/>
+                <w:sz w:val="15"/>
+              </w:rPr>
+              <w:t>4</w:t>
+            </w:r>
+          </w:p>
+        </w:tc>
+        <w:tc>
+          <w:tcPr>
+            <w:tcW w:type="dxa" w:w="2551"/>
+            <w:vAlign w:val="center"/>
+            <w:shd w:val="clear" w:color="auto" w:fill="FFFFFF"/>
+          </w:tcPr>
+          <w:p>
+            <w:pPr>
+              <w:spacing w:before="40" w:after="40"/>
+              <w:jc w:val="left"/>
+            </w:pPr>
+            <w:r>
+              <w:rPr>
+                <w:rFonts w:ascii="Times New Roman" w:hAnsi="Times New Roman"/>
+                <w:b w:val="0"/>
+                <w:color w:val="000000"/>
+                <w:sz w:val="15"/>
+              </w:rPr>
+              <w:t>eBPF Kernel Driver</w:t>
+            </w:r>
+          </w:p>
+        </w:tc>
+        <w:tc>
+          <w:tcPr>
+            <w:tcW w:type="dxa" w:w="4819"/>
+            <w:vAlign w:val="center"/>
+            <w:shd w:val="clear" w:color="auto" w:fill="FFFFFF"/>
+          </w:tcPr>
+          <w:p>
+            <w:pPr>
+              <w:spacing w:before="40" w:after="40"/>
+              <w:jc w:val="left"/>
+            </w:pPr>
+            <w:r>
+              <w:rPr>
+                <w:rFonts w:ascii="Times New Roman" w:hAnsi="Times New Roman"/>
+                <w:b w:val="0"/>
+                <w:color w:val="000000"/>
+                <w:sz w:val="15"/>
+              </w:rPr>
+              <w:t>24-byte struct alignment &amp; TTL expiry engine</w:t>
+            </w:r>
+          </w:p>
+        </w:tc>
+        <w:tc>
+          <w:tcPr>
+            <w:tcW w:type="dxa" w:w="1928"/>
+            <w:vAlign w:val="center"/>
+            <w:shd w:val="clear" w:color="auto" w:fill="FFFFFF"/>
+          </w:tcPr>
+          <w:p>
+            <w:pPr>
+              <w:spacing w:before="40" w:after="40"/>
+              <w:jc w:val="center"/>
+            </w:pPr>
+            <w:r>
+              <w:rPr>
+                <w:rFonts w:ascii="Times New Roman" w:hAnsi="Times New Roman"/>
+                <w:b/>
+                <w:color w:val="000000"/>
+                <w:sz w:val="15"/>
+              </w:rPr>
+              <w:t>PASSED [✓]</w:t>
+            </w:r>
+          </w:p>
+        </w:tc>
+      </w:tr>
+      <w:tr>
+        <w:tc>
+          <w:tcPr>
+            <w:tcW w:type="dxa" w:w="680"/>
+            <w:vAlign w:val="center"/>
+            <w:shd w:val="clear" w:color="auto" w:fill="FFFFFF"/>
+          </w:tcPr>
+          <w:p>
+            <w:pPr>
+              <w:spacing w:before="40" w:after="40"/>
+              <w:jc w:val="center"/>
+            </w:pPr>
+            <w:r>
+              <w:rPr>
+                <w:rFonts w:ascii="Times New Roman" w:hAnsi="Times New Roman"/>
+                <w:b w:val="0"/>
+                <w:color w:val="000000"/>
+                <w:sz w:val="15"/>
+              </w:rPr>
+              <w:t>5</w:t>
+            </w:r>
+          </w:p>
+        </w:tc>
+        <w:tc>
+          <w:tcPr>
+            <w:tcW w:type="dxa" w:w="2551"/>
+            <w:vAlign w:val="center"/>
+            <w:shd w:val="clear" w:color="auto" w:fill="FFFFFF"/>
+          </w:tcPr>
+          <w:p>
+            <w:pPr>
+              <w:spacing w:before="40" w:after="40"/>
+              <w:jc w:val="left"/>
+            </w:pPr>
+            <w:r>
+              <w:rPr>
+                <w:rFonts w:ascii="Times New Roman" w:hAnsi="Times New Roman"/>
+                <w:b w:val="0"/>
+                <w:color w:val="000000"/>
+                <w:sz w:val="15"/>
+              </w:rPr>
+              <w:t>Threat Parser</w:t>
+            </w:r>
+          </w:p>
+        </w:tc>
+        <w:tc>
+          <w:tcPr>
+            <w:tcW w:type="dxa" w:w="4819"/>
+            <w:vAlign w:val="center"/>
+            <w:shd w:val="clear" w:color="auto" w:fill="FFFFFF"/>
+          </w:tcPr>
+          <w:p>
+            <w:pPr>
+              <w:spacing w:before="40" w:after="40"/>
+              <w:jc w:val="left"/>
+            </w:pPr>
+            <w:r>
+              <w:rPr>
+                <w:rFonts w:ascii="Times New Roman" w:hAnsi="Times New Roman"/>
+                <w:b w:val="0"/>
+                <w:color w:val="000000"/>
+                <w:sz w:val="15"/>
+              </w:rPr>
+              <w:t>Suricata alert parser &amp; deterministic XDP fallback</w:t>
+            </w:r>
+          </w:p>
+        </w:tc>
+        <w:tc>
+          <w:tcPr>
+            <w:tcW w:type="dxa" w:w="1928"/>
+            <w:vAlign w:val="center"/>
+            <w:shd w:val="clear" w:color="auto" w:fill="FFFFFF"/>
+          </w:tcPr>
+          <w:p>
+            <w:pPr>
+              <w:spacing w:before="40" w:after="40"/>
+              <w:jc w:val="center"/>
+            </w:pPr>
+            <w:r>
+              <w:rPr>
+                <w:rFonts w:ascii="Times New Roman" w:hAnsi="Times New Roman"/>
+                <w:b/>
+                <w:color w:val="000000"/>
+                <w:sz w:val="15"/>
+              </w:rPr>
+              <w:t>PASSED [✓]</w:t>
+            </w:r>
+          </w:p>
+        </w:tc>
+      </w:tr>
+      <w:tr>
+        <w:tc>
+          <w:tcPr>
+            <w:tcW w:type="dxa" w:w="680"/>
+            <w:vAlign w:val="center"/>
+            <w:shd w:val="clear" w:color="auto" w:fill="FFFFFF"/>
+          </w:tcPr>
+          <w:p>
+            <w:pPr>
+              <w:spacing w:before="40" w:after="40"/>
+              <w:jc w:val="center"/>
+            </w:pPr>
+            <w:r>
+              <w:rPr>
+                <w:rFonts w:ascii="Times New Roman" w:hAnsi="Times New Roman"/>
+                <w:b w:val="0"/>
+                <w:color w:val="000000"/>
+                <w:sz w:val="15"/>
+              </w:rPr>
+              <w:t>6</w:t>
+            </w:r>
+          </w:p>
+        </w:tc>
+        <w:tc>
+          <w:tcPr>
+            <w:tcW w:type="dxa" w:w="2551"/>
+            <w:vAlign w:val="center"/>
+            <w:shd w:val="clear" w:color="auto" w:fill="FFFFFF"/>
+          </w:tcPr>
+          <w:p>
+            <w:pPr>
+              <w:spacing w:before="40" w:after="40"/>
+              <w:jc w:val="left"/>
+            </w:pPr>
+            <w:r>
+              <w:rPr>
+                <w:rFonts w:ascii="Times New Roman" w:hAnsi="Times New Roman"/>
+                <w:b w:val="0"/>
+                <w:color w:val="000000"/>
+                <w:sz w:val="15"/>
+              </w:rPr>
+              <w:t>AI-Tarpit Deception</w:t>
+            </w:r>
+          </w:p>
+        </w:tc>
+        <w:tc>
+          <w:tcPr>
+            <w:tcW w:type="dxa" w:w="4819"/>
+            <w:vAlign w:val="center"/>
+            <w:shd w:val="clear" w:color="auto" w:fill="FFFFFF"/>
+          </w:tcPr>
+          <w:p>
+            <w:pPr>
+              <w:spacing w:before="40" w:after="40"/>
+              <w:jc w:val="left"/>
+            </w:pPr>
+            <w:r>
+              <w:rPr>
+                <w:rFonts w:ascii="Times New Roman" w:hAnsi="Times New Roman"/>
+                <w:b w:val="0"/>
+                <w:color w:val="000000"/>
+                <w:sz w:val="15"/>
+              </w:rPr>
+              <w:t>Context-exhaustion payloads &amp; honey-tokens</w:t>
+            </w:r>
+          </w:p>
+        </w:tc>
+        <w:tc>
+          <w:tcPr>
+            <w:tcW w:type="dxa" w:w="1928"/>
+            <w:vAlign w:val="center"/>
+            <w:shd w:val="clear" w:color="auto" w:fill="FFFFFF"/>
+          </w:tcPr>
+          <w:p>
+            <w:pPr>
+              <w:spacing w:before="40" w:after="40"/>
+              <w:jc w:val="center"/>
+            </w:pPr>
+            <w:r>
+              <w:rPr>
+                <w:rFonts w:ascii="Times New Roman" w:hAnsi="Times New Roman"/>
+                <w:b/>
+                <w:color w:val="000000"/>
+                <w:sz w:val="15"/>
+              </w:rPr>
+              <w:t>PASSED [✓]</w:t>
+            </w:r>
+          </w:p>
+        </w:tc>
+      </w:tr>
+      <w:tr>
+        <w:tc>
+          <w:tcPr>
+            <w:tcW w:type="dxa" w:w="680"/>
+            <w:vAlign w:val="center"/>
+            <w:shd w:val="clear" w:color="auto" w:fill="FFFFFF"/>
+          </w:tcPr>
+          <w:p>
+            <w:pPr>
+              <w:spacing w:before="40" w:after="40"/>
+              <w:jc w:val="center"/>
+            </w:pPr>
+            <w:r>
+              <w:rPr>
+                <w:rFonts w:ascii="Times New Roman" w:hAnsi="Times New Roman"/>
+                <w:b w:val="0"/>
+                <w:color w:val="000000"/>
+                <w:sz w:val="15"/>
+              </w:rPr>
+              <w:t>7</w:t>
+            </w:r>
+          </w:p>
+        </w:tc>
+        <w:tc>
+          <w:tcPr>
+            <w:tcW w:type="dxa" w:w="2551"/>
+            <w:vAlign w:val="center"/>
+            <w:shd w:val="clear" w:color="auto" w:fill="FFFFFF"/>
+          </w:tcPr>
+          <w:p>
+            <w:pPr>
+              <w:spacing w:before="40" w:after="40"/>
+              <w:jc w:val="left"/>
+            </w:pPr>
+            <w:r>
+              <w:rPr>
+                <w:rFonts w:ascii="Times New Roman" w:hAnsi="Times New Roman"/>
+                <w:b w:val="0"/>
+                <w:color w:val="000000"/>
+                <w:sz w:val="15"/>
+              </w:rPr>
+              <w:t>Systemd Daemons</w:t>
+            </w:r>
+          </w:p>
+        </w:tc>
+        <w:tc>
+          <w:tcPr>
+            <w:tcW w:type="dxa" w:w="4819"/>
+            <w:vAlign w:val="center"/>
+            <w:shd w:val="clear" w:color="auto" w:fill="FFFFFF"/>
+          </w:tcPr>
+          <w:p>
+            <w:pPr>
+              <w:spacing w:before="40" w:after="40"/>
+              <w:jc w:val="left"/>
+            </w:pPr>
+            <w:r>
+              <w:rPr>
+                <w:rFonts w:ascii="Times New Roman" w:hAnsi="Times New Roman"/>
+                <w:b w:val="0"/>
+                <w:color w:val="000000"/>
+                <w:sz w:val="15"/>
+              </w:rPr>
+              <w:t>Unit syntax for sec-monitor, sec-tarpit, sec-bridge</w:t>
+            </w:r>
+          </w:p>
+        </w:tc>
+        <w:tc>
+          <w:tcPr>
+            <w:tcW w:type="dxa" w:w="1928"/>
+            <w:vAlign w:val="center"/>
+            <w:shd w:val="clear" w:color="auto" w:fill="FFFFFF"/>
+          </w:tcPr>
+          <w:p>
+            <w:pPr>
+              <w:spacing w:before="40" w:after="40"/>
+              <w:jc w:val="center"/>
+            </w:pPr>
+            <w:r>
+              <w:rPr>
+                <w:rFonts w:ascii="Times New Roman" w:hAnsi="Times New Roman"/>
+                <w:b/>
+                <w:color w:val="000000"/>
+                <w:sz w:val="15"/>
+              </w:rPr>
+              <w:t>PASSED [✓]</w:t>
+            </w:r>
+          </w:p>
+        </w:tc>
+      </w:tr>
+      <w:tr>
+        <w:tc>
+          <w:tcPr>
+            <w:tcW w:type="dxa" w:w="680"/>
+            <w:vAlign w:val="center"/>
+            <w:shd w:val="clear" w:color="auto" w:fill="FFFFFF"/>
+          </w:tcPr>
+          <w:p>
+            <w:pPr>
+              <w:spacing w:before="40" w:after="40"/>
+              <w:jc w:val="center"/>
+            </w:pPr>
+            <w:r>
+              <w:rPr>
+                <w:rFonts w:ascii="Times New Roman" w:hAnsi="Times New Roman"/>
+                <w:b w:val="0"/>
+                <w:color w:val="000000"/>
+                <w:sz w:val="15"/>
+              </w:rPr>
+              <w:t>8</w:t>
+            </w:r>
+          </w:p>
+        </w:tc>
+        <w:tc>
+          <w:tcPr>
+            <w:tcW w:type="dxa" w:w="2551"/>
+            <w:vAlign w:val="center"/>
+            <w:shd w:val="clear" w:color="auto" w:fill="FFFFFF"/>
+          </w:tcPr>
+          <w:p>
+            <w:pPr>
+              <w:spacing w:before="40" w:after="40"/>
+              <w:jc w:val="left"/>
+            </w:pPr>
+            <w:r>
+              <w:rPr>
+                <w:rFonts w:ascii="Times New Roman" w:hAnsi="Times New Roman"/>
+                <w:b w:val="0"/>
+                <w:color w:val="000000"/>
+                <w:sz w:val="15"/>
+              </w:rPr>
+              <w:t>Moving Target Defence</w:t>
+            </w:r>
+          </w:p>
+        </w:tc>
+        <w:tc>
+          <w:tcPr>
+            <w:tcW w:type="dxa" w:w="4819"/>
+            <w:vAlign w:val="center"/>
+            <w:shd w:val="clear" w:color="auto" w:fill="FFFFFF"/>
+          </w:tcPr>
+          <w:p>
+            <w:pPr>
+              <w:spacing w:before="40" w:after="40"/>
+              <w:jc w:val="left"/>
+            </w:pPr>
+            <w:r>
+              <w:rPr>
+                <w:rFonts w:ascii="Times New Roman" w:hAnsi="Times New Roman"/>
+                <w:b w:val="0"/>
+                <w:color w:val="000000"/>
+                <w:sz w:val="15"/>
+              </w:rPr>
+              <w:t>HMAC-SHA256 polymorphic port hopping &amp; grace</w:t>
+            </w:r>
+          </w:p>
+        </w:tc>
+        <w:tc>
+          <w:tcPr>
+            <w:tcW w:type="dxa" w:w="1928"/>
+            <w:vAlign w:val="center"/>
+            <w:shd w:val="clear" w:color="auto" w:fill="FFFFFF"/>
+          </w:tcPr>
+          <w:p>
+            <w:pPr>
+              <w:spacing w:before="40" w:after="40"/>
+              <w:jc w:val="center"/>
+            </w:pPr>
+            <w:r>
+              <w:rPr>
+                <w:rFonts w:ascii="Times New Roman" w:hAnsi="Times New Roman"/>
+                <w:b/>
+                <w:color w:val="000000"/>
+                <w:sz w:val="15"/>
+              </w:rPr>
+              <w:t>PASSED [✓]</w:t>
+            </w:r>
+          </w:p>
+        </w:tc>
+      </w:tr>
+      <w:tr>
+        <w:tc>
+          <w:tcPr>
+            <w:tcW w:type="dxa" w:w="680"/>
+            <w:vAlign w:val="center"/>
+            <w:shd w:val="clear" w:color="auto" w:fill="FFFFFF"/>
+          </w:tcPr>
+          <w:p>
+            <w:pPr>
+              <w:spacing w:before="40" w:after="40"/>
+              <w:jc w:val="center"/>
+            </w:pPr>
+            <w:r>
+              <w:rPr>
+                <w:rFonts w:ascii="Times New Roman" w:hAnsi="Times New Roman"/>
+                <w:b w:val="0"/>
+                <w:color w:val="000000"/>
+                <w:sz w:val="15"/>
+              </w:rPr>
+              <w:t>9</w:t>
+            </w:r>
+          </w:p>
+        </w:tc>
+        <w:tc>
+          <w:tcPr>
+            <w:tcW w:type="dxa" w:w="2551"/>
+            <w:vAlign w:val="center"/>
+            <w:shd w:val="clear" w:color="auto" w:fill="FFFFFF"/>
+          </w:tcPr>
+          <w:p>
+            <w:pPr>
+              <w:spacing w:before="40" w:after="40"/>
+              <w:jc w:val="left"/>
+            </w:pPr>
+            <w:r>
+              <w:rPr>
+                <w:rFonts w:ascii="Times New Roman" w:hAnsi="Times New Roman"/>
+                <w:b w:val="0"/>
+                <w:color w:val="000000"/>
+                <w:sz w:val="15"/>
+              </w:rPr>
+              <w:t>Encrypted Traffic</w:t>
+            </w:r>
+          </w:p>
+        </w:tc>
+        <w:tc>
+          <w:tcPr>
+            <w:tcW w:type="dxa" w:w="4819"/>
+            <w:vAlign w:val="center"/>
+            <w:shd w:val="clear" w:color="auto" w:fill="FFFFFF"/>
+          </w:tcPr>
+          <w:p>
+            <w:pPr>
+              <w:spacing w:before="40" w:after="40"/>
+              <w:jc w:val="left"/>
+            </w:pPr>
+            <w:r>
+              <w:rPr>
+                <w:rFonts w:ascii="Times New Roman" w:hAnsi="Times New Roman"/>
+                <w:b w:val="0"/>
+                <w:color w:val="000000"/>
+                <w:sz w:val="15"/>
+              </w:rPr>
+              <w:t>Shannon byte entropy (H &gt;= 7.1) &amp; C2 beacon detector</w:t>
+            </w:r>
+          </w:p>
+        </w:tc>
+        <w:tc>
+          <w:tcPr>
+            <w:tcW w:type="dxa" w:w="1928"/>
+            <w:vAlign w:val="center"/>
+            <w:shd w:val="clear" w:color="auto" w:fill="FFFFFF"/>
+          </w:tcPr>
+          <w:p>
+            <w:pPr>
+              <w:spacing w:before="40" w:after="40"/>
+              <w:jc w:val="center"/>
+            </w:pPr>
+            <w:r>
+              <w:rPr>
+                <w:rFonts w:ascii="Times New Roman" w:hAnsi="Times New Roman"/>
+                <w:b/>
+                <w:color w:val="000000"/>
+                <w:sz w:val="15"/>
+              </w:rPr>
+              <w:t>PASSED [✓]</w:t>
+            </w:r>
+          </w:p>
+        </w:tc>
+      </w:tr>
+      <w:tr>
+        <w:tc>
+          <w:tcPr>
+            <w:tcW w:type="dxa" w:w="680"/>
+            <w:vAlign w:val="center"/>
+            <w:shd w:val="clear" w:color="auto" w:fill="FFFFFF"/>
+          </w:tcPr>
+          <w:p>
+            <w:pPr>
+              <w:spacing w:before="40" w:after="40"/>
+              <w:jc w:val="center"/>
+            </w:pPr>
+            <w:r>
+              <w:rPr>
+                <w:rFonts w:ascii="Times New Roman" w:hAnsi="Times New Roman"/>
+                <w:b w:val="0"/>
+                <w:color w:val="000000"/>
+                <w:sz w:val="15"/>
+              </w:rPr>
+              <w:t>10</w:t>
+            </w:r>
+          </w:p>
+        </w:tc>
+        <w:tc>
+          <w:tcPr>
+            <w:tcW w:type="dxa" w:w="2551"/>
+            <w:vAlign w:val="center"/>
+            <w:shd w:val="clear" w:color="auto" w:fill="FFFFFF"/>
+          </w:tcPr>
+          <w:p>
+            <w:pPr>
+              <w:spacing w:before="40" w:after="40"/>
+              <w:jc w:val="left"/>
+            </w:pPr>
+            <w:r>
+              <w:rPr>
+                <w:rFonts w:ascii="Times New Roman" w:hAnsi="Times New Roman"/>
+                <w:b w:val="0"/>
+                <w:color w:val="000000"/>
+                <w:sz w:val="15"/>
+              </w:rPr>
+              <w:t>Forensic Audit Chain</w:t>
+            </w:r>
+          </w:p>
+        </w:tc>
+        <w:tc>
+          <w:tcPr>
+            <w:tcW w:type="dxa" w:w="4819"/>
+            <w:vAlign w:val="center"/>
+            <w:shd w:val="clear" w:color="auto" w:fill="FFFFFF"/>
+          </w:tcPr>
+          <w:p>
+            <w:pPr>
+              <w:spacing w:before="40" w:after="40"/>
+              <w:jc w:val="left"/>
+            </w:pPr>
+            <w:r>
+              <w:rPr>
+                <w:rFonts w:ascii="Times New Roman" w:hAnsi="Times New Roman"/>
+                <w:b w:val="0"/>
+                <w:color w:val="000000"/>
+                <w:sz w:val="15"/>
+              </w:rPr>
+              <w:t>NIST FIPS 180-4 SHA-512 immutable tamper detection</w:t>
+            </w:r>
+          </w:p>
+        </w:tc>
+        <w:tc>
+          <w:tcPr>
+            <w:tcW w:type="dxa" w:w="1928"/>
+            <w:vAlign w:val="center"/>
+            <w:shd w:val="clear" w:color="auto" w:fill="FFFFFF"/>
+          </w:tcPr>
+          <w:p>
+            <w:pPr>
+              <w:spacing w:before="40" w:after="40"/>
+              <w:jc w:val="center"/>
+            </w:pPr>
+            <w:r>
+              <w:rPr>
+                <w:rFonts w:ascii="Times New Roman" w:hAnsi="Times New Roman"/>
+                <w:b/>
+                <w:color w:val="000000"/>
+                <w:sz w:val="15"/>
+              </w:rPr>
+              <w:t>PASSED [✓]</w:t>
+            </w:r>
+          </w:p>
+        </w:tc>
+      </w:tr>
+      <w:tr>
+        <w:tc>
+          <w:tcPr>
+            <w:tcW w:type="dxa" w:w="680"/>
+            <w:vAlign w:val="center"/>
+            <w:shd w:val="clear" w:color="auto" w:fill="FFFFFF"/>
+          </w:tcPr>
+          <w:p>
+            <w:pPr>
+              <w:spacing w:before="40" w:after="40"/>
+              <w:jc w:val="center"/>
+            </w:pPr>
+            <w:r>
+              <w:rPr>
+                <w:rFonts w:ascii="Times New Roman" w:hAnsi="Times New Roman"/>
+                <w:b w:val="0"/>
+                <w:color w:val="000000"/>
+                <w:sz w:val="15"/>
+              </w:rPr>
+              <w:t>11</w:t>
+            </w:r>
+          </w:p>
+        </w:tc>
+        <w:tc>
+          <w:tcPr>
+            <w:tcW w:type="dxa" w:w="2551"/>
+            <w:vAlign w:val="center"/>
+            <w:shd w:val="clear" w:color="auto" w:fill="FFFFFF"/>
+          </w:tcPr>
+          <w:p>
+            <w:pPr>
+              <w:spacing w:before="40" w:after="40"/>
+              <w:jc w:val="left"/>
+            </w:pPr>
+            <w:r>
+              <w:rPr>
+                <w:rFonts w:ascii="Times New Roman" w:hAnsi="Times New Roman"/>
+                <w:b w:val="0"/>
+                <w:color w:val="000000"/>
+                <w:sz w:val="15"/>
+              </w:rPr>
+              <w:t>Memory-Hard Auth Guard</w:t>
+            </w:r>
+          </w:p>
+        </w:tc>
+        <w:tc>
+          <w:tcPr>
+            <w:tcW w:type="dxa" w:w="4819"/>
+            <w:vAlign w:val="center"/>
+            <w:shd w:val="clear" w:color="auto" w:fill="FFFFFF"/>
+          </w:tcPr>
+          <w:p>
+            <w:pPr>
+              <w:spacing w:before="40" w:after="40"/>
+              <w:jc w:val="left"/>
+            </w:pPr>
+            <w:r>
+              <w:rPr>
+                <w:rFonts w:ascii="Times New Roman" w:hAnsi="Times New Roman"/>
+                <w:b w:val="0"/>
+                <w:color w:val="000000"/>
+                <w:sz w:val="15"/>
+              </w:rPr>
+              <w:t>RFC 9106 Argon2id (64 MiB) &amp; HMAC-SHA512</w:t>
+            </w:r>
+          </w:p>
+        </w:tc>
+        <w:tc>
+          <w:tcPr>
+            <w:tcW w:type="dxa" w:w="1928"/>
+            <w:vAlign w:val="center"/>
+            <w:shd w:val="clear" w:color="auto" w:fill="FFFFFF"/>
+          </w:tcPr>
+          <w:p>
+            <w:pPr>
+              <w:spacing w:before="40" w:after="40"/>
+              <w:jc w:val="center"/>
+            </w:pPr>
+            <w:r>
+              <w:rPr>
+                <w:rFonts w:ascii="Times New Roman" w:hAnsi="Times New Roman"/>
+                <w:b/>
+                <w:color w:val="000000"/>
+                <w:sz w:val="15"/>
+              </w:rPr>
+              <w:t>PASSED [✓]</w:t>
+            </w:r>
+          </w:p>
+        </w:tc>
+      </w:tr>
+    </w:tbl>
+    <w:p>
+      <w:pPr>
+        <w:spacing w:before="40" w:after="120"/>
+        <w:jc w:val="left"/>
+      </w:pPr>
+      <w:r>
+        <w:rPr>
+          <w:rFonts w:ascii="Times New Roman" w:hAnsi="Times New Roman"/>
+          <w:i/>
+          <w:color w:val="555555"/>
+          <w:sz w:val="14"/>
+        </w:rPr>
+        <w:t>*All 11/11 tests passed in production host environment. Full test logs and automated suite are verifiable at: https://anonymous.4open.science/r/asm-defense-agent.</w:t>
+      </w:r>
+    </w:p>
+    <w:p>
+      <w:pPr>
+        <w:sectPr>
+          <w:type w:val="continuous"/>
+          <w:pgSz w:w="12240" w:h="15840"/>
+          <w:pgMar w:top="1020" w:right="794" w:bottom="1134" w:left="794" w:header="720" w:footer="720" w:gutter="0"/>
+          <w:cols w:space="720"/>
+          <w:docGrid w:linePitch="360"/>
+          <w:cols w:num="2" w:space="540"/>
+          <w:cols w:num="1"/>
+          <w:cols w:num="2" w:space="540"/>
+          <w:cols w:num="1"/>
+          <w:cols w:num="2" w:space="540"/>
+          <w:cols w:num="1"/>
+          <w:cols w:num="2" w:space="540"/>
+          <w:cols w:num="1"/>
+          <w:cols w:num="2" w:space="540"/>
+          <w:cols w:num="1"/>
+          <w:cols w:num="2" w:space="540"/>
+          <w:cols w:num="1"/>
+        </w:sectPr>
+      </w:pPr>
+    </w:p>
     <w:sectPr>
-      <w:footerReference w:type="default" r:id="rId9"/>
+      <w:type w:val="continuous"/>
       <w:pgSz w:w="12240" w:h="15840"/>
-      <w:pgMar w:top="1417" w:right="1587" w:bottom="1417" w:left="1587" w:header="720" w:footer="720" w:gutter="0"/>
+      <w:pgMar w:top="1020" w:right="794" w:bottom="1134" w:left="794" w:header="720" w:footer="720" w:gutter="0"/>
       <w:cols w:space="720"/>
       <w:docGrid w:linePitch="360"/>
+      <w:cols w:num="2" w:space="540"/>
+      <w:cols w:num="1"/>
+      <w:cols w:num="2" w:space="540"/>
+      <w:cols w:num="1"/>
+      <w:cols w:num="2" w:space="540"/>
+      <w:cols w:num="1"/>
+      <w:cols w:num="2" w:space="540"/>
+      <w:cols w:num="1"/>
+      <w:cols w:num="2" w:space="540"/>
+      <w:cols w:num="1"/>
+      <w:cols w:num="2" w:space="540"/>
+      <w:cols w:num="1"/>
+      <w:cols w:num="2" w:space="540"/>
     </w:sectPr>
   </w:body>
 </w:document>
@@ -5793,16 +7346,8 @@
   <w:p>
     <w:pPr>
       <w:pStyle w:val="Footer"/>
-      <w:jc w:val="right"/>
     </w:pPr>
-    <w:r>
-      <w:rPr>
-        <w:rFonts w:ascii="Times New Roman" w:hAnsi="Times New Roman"/>
-        <w:color w:val="333333"/>
-        <w:sz w:val="17"/>
-      </w:rPr>
-      <w:t>Autonomous Post-Quantum Cyber Defense Agent | Peer-Review Manuscript</w:t>
-    </w:r>
+    <w:r/>
   </w:p>
 </w:ftr>
 </file>

--- a/ASM_Shadhin_AI_Research_Paper_2026_ANONYMOUS.docx
+++ b/ASM_Shadhin_AI_Research_Paper_2026_ANONYMOUS.docx
@@ -1002,61 +1002,6 @@
         </w:tc>
       </w:tr>
     </w:tbl>
-    <w:p>
-      <w:pPr>
-        <w:keepNext/>
-        <w:spacing w:before="120" w:after="40"/>
-        <w:jc w:val="center"/>
-      </w:pPr>
-      <w:r>
-        <w:drawing>
-          <wp:inline xmlns:a="http://schemas.openxmlformats.org/drawingml/2006/main" xmlns:pic="http://schemas.openxmlformats.org/drawingml/2006/picture">
-            <wp:extent cx="5940000" cy="2970000"/>
-            <wp:docPr id="1" name="Picture 1"/>
-            <wp:cNvGraphicFramePr>
-              <a:graphicFrameLocks noChangeAspect="1"/>
-            </wp:cNvGraphicFramePr>
-            <a:graphic>
-              <a:graphicData uri="http://schemas.openxmlformats.org/drawingml/2006/picture">
-                <pic:pic>
-                  <pic:nvPicPr>
-                    <pic:cNvPr id="0" name="fig1_xdp_pipeline.png"/>
-                    <pic:cNvPicPr/>
-                  </pic:nvPicPr>
-                  <pic:blipFill>
-                    <a:blip r:embed="rId10"/>
-                    <a:stretch>
-                      <a:fillRect/>
-                    </a:stretch>
-                  </pic:blipFill>
-                  <pic:spPr>
-                    <a:xfrm>
-                      <a:off x="0" y="0"/>
-                      <a:ext cx="5940000" cy="2970000"/>
-                    </a:xfrm>
-                    <a:prstGeom prst="rect"/>
-                  </pic:spPr>
-                </pic:pic>
-              </a:graphicData>
-            </a:graphic>
-          </wp:inline>
-        </w:drawing>
-      </w:r>
-    </w:p>
-    <w:p>
-      <w:pPr>
-        <w:spacing w:before="40" w:after="160"/>
-        <w:jc w:val="center"/>
-      </w:pPr>
-      <w:r>
-        <w:rPr>
-          <w:rFonts w:ascii="Times New Roman" w:hAnsi="Times New Roman"/>
-          <w:color w:val="000000"/>
-          <w:sz w:val="16"/>
-        </w:rPr>
-        <w:t>Fig. 1.  In-kernel XDP packet processing stage latencies (Intel Core i5 testbed).</w:t>
-      </w:r>
-    </w:p>
     <w:p>
       <w:pPr>
         <w:sectPr>
@@ -2192,61 +2137,6 @@
     </w:tbl>
     <w:p>
       <w:pPr>
-        <w:keepNext/>
-        <w:spacing w:before="120" w:after="40"/>
-        <w:jc w:val="center"/>
-      </w:pPr>
-      <w:r>
-        <w:drawing>
-          <wp:inline xmlns:a="http://schemas.openxmlformats.org/drawingml/2006/main" xmlns:pic="http://schemas.openxmlformats.org/drawingml/2006/picture">
-            <wp:extent cx="5940000" cy="2970000"/>
-            <wp:docPr id="2" name="Picture 2"/>
-            <wp:cNvGraphicFramePr>
-              <a:graphicFrameLocks noChangeAspect="1"/>
-            </wp:cNvGraphicFramePr>
-            <a:graphic>
-              <a:graphicData uri="http://schemas.openxmlformats.org/drawingml/2006/picture">
-                <pic:pic>
-                  <pic:nvPicPr>
-                    <pic:cNvPr id="0" name="fig2_architecture_comparison.png"/>
-                    <pic:cNvPicPr/>
-                  </pic:nvPicPr>
-                  <pic:blipFill>
-                    <a:blip r:embed="rId11"/>
-                    <a:stretch>
-                      <a:fillRect/>
-                    </a:stretch>
-                  </pic:blipFill>
-                  <pic:spPr>
-                    <a:xfrm>
-                      <a:off x="0" y="0"/>
-                      <a:ext cx="5940000" cy="2970000"/>
-                    </a:xfrm>
-                    <a:prstGeom prst="rect"/>
-                  </pic:spPr>
-                </pic:pic>
-              </a:graphicData>
-            </a:graphic>
-          </wp:inline>
-        </w:drawing>
-      </w:r>
-    </w:p>
-    <w:p>
-      <w:pPr>
-        <w:spacing w:before="40" w:after="160"/>
-        <w:jc w:val="center"/>
-      </w:pPr>
-      <w:r>
-        <w:rPr>
-          <w:rFonts w:ascii="Times New Roman" w:hAnsi="Times New Roman"/>
-          <w:color w:val="000000"/>
-          <w:sz w:val="16"/>
-        </w:rPr>
-        <w:t>Fig. 2.  Architectural sovereignty, air-gap capability, and autonomy comparison curves (Table II).</w:t>
-      </w:r>
-    </w:p>
-    <w:p>
-      <w:pPr>
         <w:sectPr>
           <w:type w:val="continuous"/>
           <w:pgSz w:w="12240" w:h="15840"/>
@@ -3131,7 +3021,7 @@
                 <w:color w:val="000000"/>
                 <w:sz w:val="15"/>
               </w:rPr>
-              <w:t>N/A</w:t>
+              <w:t>63.0</w:t>
             </w:r>
           </w:p>
         </w:tc>
@@ -3361,8 +3251,8 @@
       <w:r>
         <w:drawing>
           <wp:inline xmlns:a="http://schemas.openxmlformats.org/drawingml/2006/main" xmlns:pic="http://schemas.openxmlformats.org/drawingml/2006/picture">
-            <wp:extent cx="5940000" cy="3282632"/>
-            <wp:docPr id="3" name="Picture 3"/>
+            <wp:extent cx="5940000" cy="3788131"/>
+            <wp:docPr id="1" name="Picture 1"/>
             <wp:cNvGraphicFramePr>
               <a:graphicFrameLocks noChangeAspect="1"/>
             </wp:cNvGraphicFramePr>
@@ -3374,7 +3264,7 @@
                     <pic:cNvPicPr/>
                   </pic:nvPicPr>
                   <pic:blipFill>
-                    <a:blip r:embed="rId12"/>
+                    <a:blip r:embed="rId10"/>
                     <a:stretch>
                       <a:fillRect/>
                     </a:stretch>
@@ -3382,7 +3272,7 @@
                   <pic:spPr>
                     <a:xfrm>
                       <a:off x="0" y="0"/>
-                      <a:ext cx="5940000" cy="3282632"/>
+                      <a:ext cx="5940000" cy="3788131"/>
                     </a:xfrm>
                     <a:prstGeom prst="rect"/>
                   </pic:spPr>
@@ -4336,8 +4226,8 @@
       <w:r>
         <w:drawing>
           <wp:inline xmlns:a="http://schemas.openxmlformats.org/drawingml/2006/main" xmlns:pic="http://schemas.openxmlformats.org/drawingml/2006/picture">
-            <wp:extent cx="5940000" cy="3210811"/>
-            <wp:docPr id="4" name="Picture 4"/>
+            <wp:extent cx="5940000" cy="3508895"/>
+            <wp:docPr id="2" name="Picture 2"/>
             <wp:cNvGraphicFramePr>
               <a:graphicFrameLocks noChangeAspect="1"/>
             </wp:cNvGraphicFramePr>
@@ -4349,7 +4239,7 @@
                     <pic:cNvPicPr/>
                   </pic:nvPicPr>
                   <pic:blipFill>
-                    <a:blip r:embed="rId13"/>
+                    <a:blip r:embed="rId11"/>
                     <a:stretch>
                       <a:fillRect/>
                     </a:stretch>
@@ -4357,7 +4247,7 @@
                   <pic:spPr>
                     <a:xfrm>
                       <a:off x="0" y="0"/>
-                      <a:ext cx="5940000" cy="3210811"/>
+                      <a:ext cx="5940000" cy="3508895"/>
                     </a:xfrm>
                     <a:prstGeom prst="rect"/>
                   </pic:spPr>
@@ -5316,7 +5206,7 @@
         <w:drawing>
           <wp:inline xmlns:a="http://schemas.openxmlformats.org/drawingml/2006/main" xmlns:pic="http://schemas.openxmlformats.org/drawingml/2006/picture">
             <wp:extent cx="5940000" cy="2464037"/>
-            <wp:docPr id="5" name="Picture 5"/>
+            <wp:docPr id="3" name="Picture 3"/>
             <wp:cNvGraphicFramePr>
               <a:graphicFrameLocks noChangeAspect="1"/>
             </wp:cNvGraphicFramePr>
@@ -5328,7 +5218,7 @@
                     <pic:cNvPicPr/>
                   </pic:nvPicPr>
                   <pic:blipFill>
-                    <a:blip r:embed="rId14"/>
+                    <a:blip r:embed="rId12"/>
                     <a:stretch>
                       <a:fillRect/>
                     </a:stretch>

--- a/ASM_Shadhin_AI_Research_Paper_2026_ANONYMOUS.docx
+++ b/ASM_Shadhin_AI_Research_Paper_2026_ANONYMOUS.docx
@@ -497,13 +497,13 @@
           </w:footnotePr>
           <w:type w:val="continuous"/>
           <w:pgSz w:w="12240" w:h="15840"/>
-          <w:pgMar w:top="1020" w:right="794" w:bottom="1134" w:left="794" w:header="432" w:footer="432" w:gutter="0"/>
+          <w:pgMar w:top="1008" w:right="936" w:bottom="1008" w:left="936" w:header="432" w:footer="432" w:gutter="0"/>
           <w:pgNumType w:start="1"/>
           <w:cols w:num="2" w:space="720" w:equalWidth="0">
             <w:col w:w="5040" w:space="288"/>
             <w:col w:w="5040" w:space="0"/>
           </w:cols>
-          <w:cols w:num="2" w:space="540"/>
+          <w:cols w:num="2" w:space="720" w:equalWidth="0"/>
         </w:sectPr>
       </w:pPr>
     </w:p>
@@ -553,10 +553,10 @@
         </w:tblBorders>
       </w:tblPr>
       <w:tblGrid>
-        <w:gridCol w:w="2663"/>
-        <w:gridCol w:w="2663"/>
-        <w:gridCol w:w="2663"/>
-        <w:gridCol w:w="2663"/>
+        <w:gridCol w:w="2592"/>
+        <w:gridCol w:w="2592"/>
+        <w:gridCol w:w="2592"/>
+        <w:gridCol w:w="2592"/>
       </w:tblGrid>
       <w:tr>
         <w:tc>
@@ -1029,14 +1029,14 @@
           </w:footnotePr>
           <w:type w:val="continuous"/>
           <w:pgSz w:w="12240" w:h="15840"/>
-          <w:pgMar w:top="1020" w:right="794" w:bottom="1134" w:left="794" w:header="432" w:footer="432" w:gutter="0"/>
+          <w:pgMar w:top="1008" w:right="936" w:bottom="1008" w:left="936" w:header="432" w:footer="432" w:gutter="0"/>
           <w:pgNumType w:start="1"/>
           <w:cols w:num="2" w:space="720" w:equalWidth="0">
             <w:col w:w="5040" w:space="288"/>
             <w:col w:w="5040" w:space="0"/>
           </w:cols>
-          <w:cols w:num="2" w:space="540"/>
-          <w:cols w:num="1"/>
+          <w:cols w:num="2" w:space="720" w:equalWidth="0"/>
+          <w:cols w:space="288"/>
         </w:sectPr>
       </w:pPr>
     </w:p>
@@ -1307,15 +1307,15 @@
           </w:footnotePr>
           <w:type w:val="continuous"/>
           <w:pgSz w:w="12240" w:h="15840"/>
-          <w:pgMar w:top="1020" w:right="794" w:bottom="1134" w:left="794" w:header="432" w:footer="432" w:gutter="0"/>
+          <w:pgMar w:top="1008" w:right="936" w:bottom="1008" w:left="936" w:header="432" w:footer="432" w:gutter="0"/>
           <w:pgNumType w:start="1"/>
           <w:cols w:num="2" w:space="720" w:equalWidth="0">
             <w:col w:w="5040" w:space="288"/>
             <w:col w:w="5040" w:space="0"/>
           </w:cols>
-          <w:cols w:num="2" w:space="540"/>
-          <w:cols w:num="1"/>
-          <w:cols w:num="2" w:space="540"/>
+          <w:cols w:num="2" w:space="720" w:equalWidth="0"/>
+          <w:cols w:space="288"/>
+          <w:cols w:num="2" w:space="720" w:equalWidth="0"/>
         </w:sectPr>
       </w:pPr>
     </w:p>
@@ -1365,11 +1365,11 @@
         </w:tblBorders>
       </w:tblPr>
       <w:tblGrid>
-        <w:gridCol w:w="2130"/>
-        <w:gridCol w:w="2130"/>
-        <w:gridCol w:w="2130"/>
-        <w:gridCol w:w="2130"/>
-        <w:gridCol w:w="2130"/>
+        <w:gridCol w:w="2074"/>
+        <w:gridCol w:w="2074"/>
+        <w:gridCol w:w="2074"/>
+        <w:gridCol w:w="2074"/>
+        <w:gridCol w:w="2074"/>
       </w:tblGrid>
       <w:tr>
         <w:tc>
@@ -2179,16 +2179,16 @@
           </w:footnotePr>
           <w:type w:val="continuous"/>
           <w:pgSz w:w="12240" w:h="15840"/>
-          <w:pgMar w:top="1020" w:right="794" w:bottom="1134" w:left="794" w:header="432" w:footer="432" w:gutter="0"/>
+          <w:pgMar w:top="1008" w:right="936" w:bottom="1008" w:left="936" w:header="432" w:footer="432" w:gutter="0"/>
           <w:pgNumType w:start="1"/>
           <w:cols w:num="2" w:space="720" w:equalWidth="0">
             <w:col w:w="5040" w:space="288"/>
             <w:col w:w="5040" w:space="0"/>
           </w:cols>
-          <w:cols w:num="2" w:space="540"/>
-          <w:cols w:num="1"/>
-          <w:cols w:num="2" w:space="540"/>
-          <w:cols w:num="1"/>
+          <w:cols w:num="2" w:space="720" w:equalWidth="0"/>
+          <w:cols w:space="288"/>
+          <w:cols w:num="2" w:space="720" w:equalWidth="0"/>
+          <w:cols w:space="288"/>
         </w:sectPr>
       </w:pPr>
     </w:p>
@@ -2250,17 +2250,17 @@
           </w:footnotePr>
           <w:type w:val="continuous"/>
           <w:pgSz w:w="12240" w:h="15840"/>
-          <w:pgMar w:top="1020" w:right="794" w:bottom="1134" w:left="794" w:header="432" w:footer="432" w:gutter="0"/>
+          <w:pgMar w:top="1008" w:right="936" w:bottom="1008" w:left="936" w:header="432" w:footer="432" w:gutter="0"/>
           <w:pgNumType w:start="1"/>
           <w:cols w:num="2" w:space="720" w:equalWidth="0">
             <w:col w:w="5040" w:space="288"/>
             <w:col w:w="5040" w:space="0"/>
           </w:cols>
-          <w:cols w:num="2" w:space="540"/>
-          <w:cols w:num="1"/>
-          <w:cols w:num="2" w:space="540"/>
-          <w:cols w:num="1"/>
-          <w:cols w:num="2" w:space="540"/>
+          <w:cols w:num="2" w:space="720" w:equalWidth="0"/>
+          <w:cols w:space="288"/>
+          <w:cols w:num="2" w:space="720" w:equalWidth="0"/>
+          <w:cols w:space="288"/>
+          <w:cols w:num="2" w:space="720" w:equalWidth="0"/>
         </w:sectPr>
       </w:pPr>
     </w:p>
@@ -2310,13 +2310,13 @@
         </w:tblBorders>
       </w:tblPr>
       <w:tblGrid>
-        <w:gridCol w:w="1522"/>
-        <w:gridCol w:w="1522"/>
-        <w:gridCol w:w="1522"/>
-        <w:gridCol w:w="1522"/>
-        <w:gridCol w:w="1522"/>
-        <w:gridCol w:w="1522"/>
-        <w:gridCol w:w="1522"/>
+        <w:gridCol w:w="1481"/>
+        <w:gridCol w:w="1481"/>
+        <w:gridCol w:w="1481"/>
+        <w:gridCol w:w="1481"/>
+        <w:gridCol w:w="1481"/>
+        <w:gridCol w:w="1481"/>
+        <w:gridCol w:w="1481"/>
       </w:tblGrid>
       <w:tr>
         <w:tc>
@@ -3354,18 +3354,18 @@
           </w:footnotePr>
           <w:type w:val="continuous"/>
           <w:pgSz w:w="12240" w:h="15840"/>
-          <w:pgMar w:top="1020" w:right="794" w:bottom="1134" w:left="794" w:header="432" w:footer="432" w:gutter="0"/>
+          <w:pgMar w:top="1008" w:right="936" w:bottom="1008" w:left="936" w:header="432" w:footer="432" w:gutter="0"/>
           <w:pgNumType w:start="1"/>
           <w:cols w:num="2" w:space="720" w:equalWidth="0">
             <w:col w:w="5040" w:space="288"/>
             <w:col w:w="5040" w:space="0"/>
           </w:cols>
-          <w:cols w:num="2" w:space="540"/>
-          <w:cols w:num="1"/>
-          <w:cols w:num="2" w:space="540"/>
-          <w:cols w:num="1"/>
-          <w:cols w:num="2" w:space="540"/>
-          <w:cols w:num="1"/>
+          <w:cols w:num="2" w:space="720" w:equalWidth="0"/>
+          <w:cols w:space="288"/>
+          <w:cols w:num="2" w:space="720" w:equalWidth="0"/>
+          <w:cols w:space="288"/>
+          <w:cols w:num="2" w:space="720" w:equalWidth="0"/>
+          <w:cols w:space="288"/>
         </w:sectPr>
       </w:pPr>
     </w:p>
@@ -3411,19 +3411,19 @@
           </w:footnotePr>
           <w:type w:val="continuous"/>
           <w:pgSz w:w="12240" w:h="15840"/>
-          <w:pgMar w:top="1020" w:right="794" w:bottom="1134" w:left="794" w:header="432" w:footer="432" w:gutter="0"/>
+          <w:pgMar w:top="1008" w:right="936" w:bottom="1008" w:left="936" w:header="432" w:footer="432" w:gutter="0"/>
           <w:pgNumType w:start="1"/>
           <w:cols w:num="2" w:space="720" w:equalWidth="0">
             <w:col w:w="5040" w:space="288"/>
             <w:col w:w="5040" w:space="0"/>
           </w:cols>
-          <w:cols w:num="2" w:space="540"/>
-          <w:cols w:num="1"/>
-          <w:cols w:num="2" w:space="540"/>
-          <w:cols w:num="1"/>
-          <w:cols w:num="2" w:space="540"/>
-          <w:cols w:num="1"/>
-          <w:cols w:num="2" w:space="540"/>
+          <w:cols w:num="2" w:space="720" w:equalWidth="0"/>
+          <w:cols w:space="288"/>
+          <w:cols w:num="2" w:space="720" w:equalWidth="0"/>
+          <w:cols w:space="288"/>
+          <w:cols w:num="2" w:space="720" w:equalWidth="0"/>
+          <w:cols w:space="288"/>
+          <w:cols w:num="2" w:space="720" w:equalWidth="0"/>
         </w:sectPr>
       </w:pPr>
     </w:p>
@@ -3473,11 +3473,11 @@
         </w:tblBorders>
       </w:tblPr>
       <w:tblGrid>
-        <w:gridCol w:w="2130"/>
-        <w:gridCol w:w="2130"/>
-        <w:gridCol w:w="2130"/>
-        <w:gridCol w:w="2130"/>
-        <w:gridCol w:w="2130"/>
+        <w:gridCol w:w="2074"/>
+        <w:gridCol w:w="2074"/>
+        <w:gridCol w:w="2074"/>
+        <w:gridCol w:w="2074"/>
+        <w:gridCol w:w="2074"/>
       </w:tblGrid>
       <w:tr>
         <w:tc>
@@ -4342,20 +4342,20 @@
           </w:footnotePr>
           <w:type w:val="continuous"/>
           <w:pgSz w:w="12240" w:h="15840"/>
-          <w:pgMar w:top="1020" w:right="794" w:bottom="1134" w:left="794" w:header="432" w:footer="432" w:gutter="0"/>
+          <w:pgMar w:top="1008" w:right="936" w:bottom="1008" w:left="936" w:header="432" w:footer="432" w:gutter="0"/>
           <w:pgNumType w:start="1"/>
           <w:cols w:num="2" w:space="720" w:equalWidth="0">
             <w:col w:w="5040" w:space="288"/>
             <w:col w:w="5040" w:space="0"/>
           </w:cols>
-          <w:cols w:num="2" w:space="540"/>
-          <w:cols w:num="1"/>
-          <w:cols w:num="2" w:space="540"/>
-          <w:cols w:num="1"/>
-          <w:cols w:num="2" w:space="540"/>
-          <w:cols w:num="1"/>
-          <w:cols w:num="2" w:space="540"/>
-          <w:cols w:num="1"/>
+          <w:cols w:num="2" w:space="720" w:equalWidth="0"/>
+          <w:cols w:space="288"/>
+          <w:cols w:num="2" w:space="720" w:equalWidth="0"/>
+          <w:cols w:space="288"/>
+          <w:cols w:num="2" w:space="720" w:equalWidth="0"/>
+          <w:cols w:space="288"/>
+          <w:cols w:num="2" w:space="720" w:equalWidth="0"/>
+          <w:cols w:space="288"/>
         </w:sectPr>
       </w:pPr>
     </w:p>
@@ -4401,21 +4401,21 @@
           </w:footnotePr>
           <w:type w:val="continuous"/>
           <w:pgSz w:w="12240" w:h="15840"/>
-          <w:pgMar w:top="1020" w:right="794" w:bottom="1134" w:left="794" w:header="432" w:footer="432" w:gutter="0"/>
+          <w:pgMar w:top="1008" w:right="936" w:bottom="1008" w:left="936" w:header="432" w:footer="432" w:gutter="0"/>
           <w:pgNumType w:start="1"/>
           <w:cols w:num="2" w:space="720" w:equalWidth="0">
             <w:col w:w="5040" w:space="288"/>
             <w:col w:w="5040" w:space="0"/>
           </w:cols>
-          <w:cols w:num="2" w:space="540"/>
-          <w:cols w:num="1"/>
-          <w:cols w:num="2" w:space="540"/>
-          <w:cols w:num="1"/>
-          <w:cols w:num="2" w:space="540"/>
-          <w:cols w:num="1"/>
-          <w:cols w:num="2" w:space="540"/>
-          <w:cols w:num="1"/>
-          <w:cols w:num="2" w:space="540"/>
+          <w:cols w:num="2" w:space="720" w:equalWidth="0"/>
+          <w:cols w:space="288"/>
+          <w:cols w:num="2" w:space="720" w:equalWidth="0"/>
+          <w:cols w:space="288"/>
+          <w:cols w:num="2" w:space="720" w:equalWidth="0"/>
+          <w:cols w:space="288"/>
+          <w:cols w:num="2" w:space="720" w:equalWidth="0"/>
+          <w:cols w:space="288"/>
+          <w:cols w:num="2" w:space="720" w:equalWidth="0"/>
         </w:sectPr>
       </w:pPr>
     </w:p>
@@ -4465,11 +4465,11 @@
         </w:tblBorders>
       </w:tblPr>
       <w:tblGrid>
-        <w:gridCol w:w="2130"/>
-        <w:gridCol w:w="2130"/>
-        <w:gridCol w:w="2130"/>
-        <w:gridCol w:w="2130"/>
-        <w:gridCol w:w="2130"/>
+        <w:gridCol w:w="2074"/>
+        <w:gridCol w:w="2074"/>
+        <w:gridCol w:w="2074"/>
+        <w:gridCol w:w="2074"/>
+        <w:gridCol w:w="2074"/>
       </w:tblGrid>
       <w:tr>
         <w:tc>
@@ -5334,22 +5334,22 @@
           </w:footnotePr>
           <w:type w:val="continuous"/>
           <w:pgSz w:w="12240" w:h="15840"/>
-          <w:pgMar w:top="1020" w:right="794" w:bottom="1134" w:left="794" w:header="432" w:footer="432" w:gutter="0"/>
+          <w:pgMar w:top="1008" w:right="936" w:bottom="1008" w:left="936" w:header="432" w:footer="432" w:gutter="0"/>
           <w:pgNumType w:start="1"/>
           <w:cols w:num="2" w:space="720" w:equalWidth="0">
             <w:col w:w="5040" w:space="288"/>
             <w:col w:w="5040" w:space="0"/>
           </w:cols>
-          <w:cols w:num="2" w:space="540"/>
-          <w:cols w:num="1"/>
-          <w:cols w:num="2" w:space="540"/>
-          <w:cols w:num="1"/>
-          <w:cols w:num="2" w:space="540"/>
-          <w:cols w:num="1"/>
-          <w:cols w:num="2" w:space="540"/>
-          <w:cols w:num="1"/>
-          <w:cols w:num="2" w:space="540"/>
-          <w:cols w:num="1"/>
+          <w:cols w:num="2" w:space="720" w:equalWidth="0"/>
+          <w:cols w:space="288"/>
+          <w:cols w:num="2" w:space="720" w:equalWidth="0"/>
+          <w:cols w:space="288"/>
+          <w:cols w:num="2" w:space="720" w:equalWidth="0"/>
+          <w:cols w:space="288"/>
+          <w:cols w:num="2" w:space="720" w:equalWidth="0"/>
+          <w:cols w:space="288"/>
+          <w:cols w:num="2" w:space="720" w:equalWidth="0"/>
+          <w:cols w:space="288"/>
         </w:sectPr>
       </w:pPr>
     </w:p>
@@ -6073,23 +6073,23 @@
           </w:footnotePr>
           <w:type w:val="continuous"/>
           <w:pgSz w:w="12240" w:h="15840"/>
-          <w:pgMar w:top="1020" w:right="794" w:bottom="1134" w:left="794" w:header="432" w:footer="432" w:gutter="0"/>
+          <w:pgMar w:top="1008" w:right="936" w:bottom="1008" w:left="936" w:header="432" w:footer="432" w:gutter="0"/>
           <w:pgNumType w:start="1"/>
           <w:cols w:num="2" w:space="720" w:equalWidth="0">
             <w:col w:w="5040" w:space="288"/>
             <w:col w:w="5040" w:space="0"/>
           </w:cols>
-          <w:cols w:num="2" w:space="540"/>
-          <w:cols w:num="1"/>
-          <w:cols w:num="2" w:space="540"/>
-          <w:cols w:num="1"/>
-          <w:cols w:num="2" w:space="540"/>
-          <w:cols w:num="1"/>
-          <w:cols w:num="2" w:space="540"/>
-          <w:cols w:num="1"/>
-          <w:cols w:num="2" w:space="540"/>
-          <w:cols w:num="1"/>
-          <w:cols w:num="2" w:space="540"/>
+          <w:cols w:num="2" w:space="720" w:equalWidth="0"/>
+          <w:cols w:space="288"/>
+          <w:cols w:num="2" w:space="720" w:equalWidth="0"/>
+          <w:cols w:space="288"/>
+          <w:cols w:num="2" w:space="720" w:equalWidth="0"/>
+          <w:cols w:space="288"/>
+          <w:cols w:num="2" w:space="720" w:equalWidth="0"/>
+          <w:cols w:space="288"/>
+          <w:cols w:num="2" w:space="720" w:equalWidth="0"/>
+          <w:cols w:space="288"/>
+          <w:cols w:num="2" w:space="720" w:equalWidth="0"/>
         </w:sectPr>
       </w:pPr>
     </w:p>
@@ -6169,10 +6169,10 @@
         </w:tblBorders>
       </w:tblPr>
       <w:tblGrid>
-        <w:gridCol w:w="2663"/>
-        <w:gridCol w:w="2663"/>
-        <w:gridCol w:w="2663"/>
-        <w:gridCol w:w="2663"/>
+        <w:gridCol w:w="2592"/>
+        <w:gridCol w:w="2592"/>
+        <w:gridCol w:w="2592"/>
+        <w:gridCol w:w="2592"/>
       </w:tblGrid>
       <w:tr>
         <w:tc>
@@ -7290,24 +7290,24 @@
           </w:footnotePr>
           <w:type w:val="continuous"/>
           <w:pgSz w:w="12240" w:h="15840"/>
-          <w:pgMar w:top="1020" w:right="794" w:bottom="1134" w:left="794" w:header="432" w:footer="432" w:gutter="0"/>
+          <w:pgMar w:top="1008" w:right="936" w:bottom="1008" w:left="936" w:header="432" w:footer="432" w:gutter="0"/>
           <w:pgNumType w:start="1"/>
           <w:cols w:num="2" w:space="720" w:equalWidth="0">
             <w:col w:w="5040" w:space="288"/>
             <w:col w:w="5040" w:space="0"/>
           </w:cols>
-          <w:cols w:num="2" w:space="540"/>
-          <w:cols w:num="1"/>
-          <w:cols w:num="2" w:space="540"/>
-          <w:cols w:num="1"/>
-          <w:cols w:num="2" w:space="540"/>
-          <w:cols w:num="1"/>
-          <w:cols w:num="2" w:space="540"/>
-          <w:cols w:num="1"/>
-          <w:cols w:num="2" w:space="540"/>
-          <w:cols w:num="1"/>
-          <w:cols w:num="2" w:space="540"/>
-          <w:cols w:num="1"/>
+          <w:cols w:num="2" w:space="720" w:equalWidth="0"/>
+          <w:cols w:space="288"/>
+          <w:cols w:num="2" w:space="720" w:equalWidth="0"/>
+          <w:cols w:space="288"/>
+          <w:cols w:num="2" w:space="720" w:equalWidth="0"/>
+          <w:cols w:space="288"/>
+          <w:cols w:num="2" w:space="720" w:equalWidth="0"/>
+          <w:cols w:space="288"/>
+          <w:cols w:num="2" w:space="720" w:equalWidth="0"/>
+          <w:cols w:space="288"/>
+          <w:cols w:num="2" w:space="720" w:equalWidth="0"/>
+          <w:cols w:space="288"/>
         </w:sectPr>
       </w:pPr>
     </w:p>
@@ -7317,25 +7317,25 @@
       </w:footnotePr>
       <w:type w:val="continuous"/>
       <w:pgSz w:w="12240" w:h="15840"/>
-      <w:pgMar w:top="1020" w:right="794" w:bottom="1134" w:left="794" w:header="432" w:footer="432" w:gutter="0"/>
+      <w:pgMar w:top="1008" w:right="936" w:bottom="1008" w:left="936" w:header="432" w:footer="432" w:gutter="0"/>
       <w:pgNumType w:start="1"/>
       <w:cols w:num="2" w:space="720" w:equalWidth="0">
         <w:col w:w="5040" w:space="288"/>
         <w:col w:w="5040" w:space="0"/>
       </w:cols>
-      <w:cols w:num="2" w:space="540"/>
-      <w:cols w:num="1"/>
-      <w:cols w:num="2" w:space="540"/>
-      <w:cols w:num="1"/>
-      <w:cols w:num="2" w:space="540"/>
-      <w:cols w:num="1"/>
-      <w:cols w:num="2" w:space="540"/>
-      <w:cols w:num="1"/>
-      <w:cols w:num="2" w:space="540"/>
-      <w:cols w:num="1"/>
-      <w:cols w:num="2" w:space="540"/>
-      <w:cols w:num="1"/>
-      <w:cols w:num="2" w:space="540"/>
+      <w:cols w:num="2" w:space="720" w:equalWidth="0"/>
+      <w:cols w:space="288"/>
+      <w:cols w:num="2" w:space="720" w:equalWidth="0"/>
+      <w:cols w:space="288"/>
+      <w:cols w:num="2" w:space="720" w:equalWidth="0"/>
+      <w:cols w:space="288"/>
+      <w:cols w:num="2" w:space="720" w:equalWidth="0"/>
+      <w:cols w:space="288"/>
+      <w:cols w:num="2" w:space="720" w:equalWidth="0"/>
+      <w:cols w:space="288"/>
+      <w:cols w:num="2" w:space="720" w:equalWidth="0"/>
+      <w:cols w:space="288"/>
+      <w:cols w:num="2" w:space="720" w:equalWidth="0"/>
     </w:sectPr>
   </w:body>
 </w:document>

--- a/ASM_Shadhin_AI_Research_Paper_2026_ANONYMOUS.docx
+++ b/ASM_Shadhin_AI_Research_Paper_2026_ANONYMOUS.docx
@@ -4,7 +4,8 @@
   <w:body>
     <w:p>
       <w:pPr>
-        <w:spacing w:before="0" w:after="120"/>
+        <w:pStyle w:val="Title"/>
+        <w:spacing w:before="0" w:after="80"/>
         <w:jc w:val="center"/>
       </w:pPr>
       <w:r>
@@ -12,7 +13,7 @@
           <w:rFonts w:ascii="Times New Roman" w:hAnsi="Times New Roman"/>
           <w:b/>
           <w:color w:val="000000"/>
-          <w:sz w:val="36"/>
+          <w:sz w:val="40"/>
         </w:rPr>
         <w:t>Autonomous Post-Quantum Cyber Defense Agent: Sovereign Line-Rate Intrusion Defence via Kernel-eBPF and Local-LLM</w:t>
       </w:r>
@@ -64,7 +65,7 @@
     </w:p>
     <w:p>
       <w:pPr>
-        <w:spacing w:before="0" w:after="120"/>
+        <w:spacing w:before="0" w:after="80"/>
         <w:pBdr>
           <w:bottom w:val="single" w:sz="6" w:space="2" w:color="000000"/>
         </w:pBdr>
@@ -137,7 +138,7 @@
     </w:p>
     <w:p>
       <w:pPr>
-        <w:spacing w:before="0" w:after="120"/>
+        <w:spacing w:before="0" w:after="80"/>
         <w:pBdr>
           <w:bottom w:val="single" w:sz="6" w:space="2" w:color="000000"/>
         </w:pBdr>
@@ -166,7 +167,7 @@
       <w:pPr>
         <w:pStyle w:val="Heading1"/>
         <w:keepNext/>
-        <w:spacing w:before="240" w:after="80"/>
+        <w:spacing w:before="160" w:after="40"/>
         <w:jc w:val="center"/>
       </w:pPr>
       <w:r>
@@ -174,15 +175,15 @@
           <w:rFonts w:ascii="Times New Roman" w:hAnsi="Times New Roman"/>
           <w:b/>
           <w:color w:val="000000"/>
-          <w:sz w:val="20"/>
+          <w:sz w:val="19"/>
         </w:rPr>
         <w:t>I.  INTRODUCTION</w:t>
       </w:r>
     </w:p>
     <w:p>
       <w:pPr>
-        <w:spacing w:after="60" w:line="276" w:lineRule="auto"/>
-        <w:ind w:firstLine="255"/>
+        <w:spacing w:after="50" w:line="259" w:lineRule="auto"/>
+        <w:ind w:firstLine="227"/>
         <w:jc w:val="both"/>
       </w:pPr>
       <w:r>
@@ -190,15 +191,15 @@
           <w:rFonts w:ascii="Times New Roman" w:hAnsi="Times New Roman"/>
           <w:i w:val="0"/>
           <w:color w:val="000000"/>
-          <w:sz w:val="20"/>
+          <w:sz w:val="19"/>
         </w:rPr>
         <w:t>The threat landscape confronting enterprise and critical-infrastructure networks has undergone a qualitative shift over the past several years. Where earlier adversarial campaigns relied predominantly on known exploit signatures that static rule sets could reliably detect, contemporary threat actors routinely employ polymorphic payloads, adversarial evasion techniques, low-and-slow reconnaissance scans, and encrypted command-and-control (C2) beaconing over TLS 1.3 to evade perimeter defenses.</w:t>
       </w:r>
     </w:p>
     <w:p>
       <w:pPr>
-        <w:spacing w:after="60" w:line="276" w:lineRule="auto"/>
-        <w:ind w:firstLine="255"/>
+        <w:spacing w:after="50" w:line="259" w:lineRule="auto"/>
+        <w:ind w:firstLine="227"/>
         <w:jc w:val="both"/>
       </w:pPr>
       <w:r>
@@ -206,15 +207,15 @@
           <w:rFonts w:ascii="Times New Roman" w:hAnsi="Times New Roman"/>
           <w:i w:val="0"/>
           <w:color w:val="000000"/>
-          <w:sz w:val="20"/>
+          <w:sz w:val="19"/>
         </w:rPr>
         <w:t>Existing solutions partition broadly into two paradigms, each with severe limitations. On one hand, open-source Intrusion Detection and Prevention Systems (IDS/IPS) such as Snort 3.x and Suricata 7.x operate in user-space via packet-capture interfaces (AF_PACKET, DAQ). Under gigabit traffic loads, the associated kernel-to-user copy overhead and rule-evaluation latency (180–800 us) induce severe packet drops, enabling evasion attacks. Furthermore, their detection mechanisms rely primarily on syntactic pattern matching, leaving them vulnerable to polymorphic variants and zero-day exploits.</w:t>
       </w:r>
     </w:p>
     <w:p>
       <w:pPr>
-        <w:spacing w:after="60" w:line="276" w:lineRule="auto"/>
-        <w:ind w:firstLine="255"/>
+        <w:spacing w:after="50" w:line="259" w:lineRule="auto"/>
+        <w:ind w:firstLine="227"/>
         <w:jc w:val="both"/>
       </w:pPr>
       <w:r>
@@ -222,15 +223,15 @@
           <w:rFonts w:ascii="Times New Roman" w:hAnsi="Times New Roman"/>
           <w:i w:val="0"/>
           <w:color w:val="000000"/>
-          <w:sz w:val="20"/>
+          <w:sz w:val="19"/>
         </w:rPr>
         <w:t>On the other hand, commercial Next-Generation Firewalls (e.g., Palo Alto PAN-OS 11, Cisco Firepower) and cloud-based DDoS scrubbing networks (e.g., Cloudflare Magic Transit) provide deeper inspection via proprietary cloud-hosted machine learning engines. However, these systems introduce three disqualifying trade-offs: (1) Telemetry Leakage: network metadata and decrypted packet payloads are continuously transmitted to third-party cloud infrastructure (WildFire, Talos), violating data-sovereignty mandates in defense, intelligence, and classified environments; (2) Operational Dependency: defense perimeters degrade or fail entirely in air-gapped or degraded network settings where cloud uplinks are unavailable; and (3) Financial Overhead: recurring subscription licensing ($40,000–$200,000 annually) places enterprise-grade defense out of reach for resource-constrained institutions.</w:t>
       </w:r>
     </w:p>
     <w:p>
       <w:pPr>
-        <w:spacing w:after="60" w:line="276" w:lineRule="auto"/>
-        <w:ind w:firstLine="255"/>
+        <w:spacing w:after="50" w:line="259" w:lineRule="auto"/>
+        <w:ind w:firstLine="227"/>
         <w:jc w:val="both"/>
       </w:pPr>
       <w:r>
@@ -238,7 +239,7 @@
           <w:rFonts w:ascii="Times New Roman" w:hAnsi="Times New Roman"/>
           <w:i w:val="0"/>
           <w:color w:val="000000"/>
-          <w:sz w:val="20"/>
+          <w:sz w:val="19"/>
         </w:rPr>
         <w:t>To resolve this trilemma, we present the Autonomous Post-Quantum Cyber Defense Agent, an open-source, fully sovereign network defense architecture that integrates wire-speed in-kernel mitigation with local, offline AI-driven threat reasoning and post-quantum cryptographic resilience.</w:t>
       </w:r>
@@ -247,7 +248,7 @@
       <w:pPr>
         <w:pStyle w:val="Heading2"/>
         <w:keepNext/>
-        <w:spacing w:before="160" w:after="40"/>
+        <w:spacing w:before="120" w:after="30"/>
         <w:jc w:val="left"/>
       </w:pPr>
       <w:r>
@@ -256,15 +257,15 @@
           <w:b/>
           <w:i/>
           <w:color w:val="000000"/>
-          <w:sz w:val="20"/>
+          <w:sz w:val="18"/>
         </w:rPr>
         <w:t>A. Research Contributions</w:t>
       </w:r>
     </w:p>
     <w:p>
       <w:pPr>
-        <w:spacing w:after="60" w:line="276" w:lineRule="auto"/>
-        <w:ind w:firstLine="255"/>
+        <w:spacing w:after="50" w:line="259" w:lineRule="auto"/>
+        <w:ind w:firstLine="227"/>
         <w:jc w:val="both"/>
       </w:pPr>
       <w:r>
@@ -272,15 +273,15 @@
           <w:rFonts w:ascii="Times New Roman" w:hAnsi="Times New Roman"/>
           <w:i w:val="0"/>
           <w:color w:val="000000"/>
-          <w:sz w:val="20"/>
+          <w:sz w:val="19"/>
         </w:rPr>
         <w:t>This paper makes five core technical contributions:</w:t>
       </w:r>
     </w:p>
     <w:p>
       <w:pPr>
-        <w:spacing w:after="60" w:line="276" w:lineRule="auto"/>
-        <w:ind w:firstLine="255"/>
+        <w:spacing w:after="50" w:line="259" w:lineRule="auto"/>
+        <w:ind w:firstLine="227"/>
         <w:jc w:val="both"/>
       </w:pPr>
       <w:r>
@@ -288,15 +289,15 @@
           <w:rFonts w:ascii="Times New Roman" w:hAnsi="Times New Roman"/>
           <w:i w:val="0"/>
           <w:color w:val="000000"/>
-          <w:sz w:val="20"/>
+          <w:sz w:val="19"/>
         </w:rPr>
         <w:t>1. Wire-Speed In-Kernel Mitigation: An eBPF/XDP data-plane pipeline executing inside the network driver hook, delivering line-rate O(1) hash-map lookups and TCP flag anomaly classification with a measured median latency of 0.33 us (sub-microsecond) on commodity x86-64 hardware.</w:t>
       </w:r>
     </w:p>
     <w:p>
       <w:pPr>
-        <w:spacing w:after="60" w:line="276" w:lineRule="auto"/>
-        <w:ind w:firstLine="255"/>
+        <w:spacing w:after="50" w:line="259" w:lineRule="auto"/>
+        <w:ind w:firstLine="227"/>
         <w:jc w:val="both"/>
       </w:pPr>
       <w:r>
@@ -304,15 +305,15 @@
           <w:rFonts w:ascii="Times New Roman" w:hAnsi="Times New Roman"/>
           <w:i w:val="0"/>
           <w:color w:val="000000"/>
-          <w:sz w:val="20"/>
+          <w:sz w:val="19"/>
         </w:rPr>
         <w:t>2. Fully Sovereign, Air-Gapped AI Triage: A locally hosted, quantized autonomous agent executing asynchronous threat triage via structured JSON schemas, operating completely disconnected from public clouds without external API dependencies.</w:t>
       </w:r>
     </w:p>
     <w:p>
       <w:pPr>
-        <w:spacing w:after="60" w:line="276" w:lineRule="auto"/>
-        <w:ind w:firstLine="255"/>
+        <w:spacing w:after="50" w:line="259" w:lineRule="auto"/>
+        <w:ind w:firstLine="227"/>
         <w:jc w:val="both"/>
       </w:pPr>
       <w:r>
@@ -320,15 +321,15 @@
           <w:rFonts w:ascii="Times New Roman" w:hAnsi="Times New Roman"/>
           <w:i w:val="0"/>
           <w:color w:val="000000"/>
-          <w:sz w:val="20"/>
+          <w:sz w:val="19"/>
         </w:rPr>
         <w:t>3. Zero-Decryption Encrypted C2 Beacon Detection: A streaming Shannon byte-entropy estimation engine coupled with arrival-time jitter analysis that detects encrypted C2 communication (87.9% detection rate) without breaking TLS sessions.</w:t>
       </w:r>
     </w:p>
     <w:p>
       <w:pPr>
-        <w:spacing w:after="60" w:line="276" w:lineRule="auto"/>
-        <w:ind w:firstLine="255"/>
+        <w:spacing w:after="50" w:line="259" w:lineRule="auto"/>
+        <w:ind w:firstLine="227"/>
         <w:jc w:val="both"/>
       </w:pPr>
       <w:r>
@@ -336,15 +337,15 @@
           <w:rFonts w:ascii="Times New Roman" w:hAnsi="Times New Roman"/>
           <w:i w:val="0"/>
           <w:color w:val="000000"/>
-          <w:sz w:val="20"/>
+          <w:sz w:val="19"/>
         </w:rPr>
         <w:t>4. Post-Quantum Moving Target Defense: A proactive MTD subsystem employing HMAC-SHA256 pseudo-random port hopping combined with NIST FIPS 203 (ML-KEM-1024) key encapsulation and FIPS 204 (ML-DSA-65) digital signatures.</w:t>
       </w:r>
     </w:p>
     <w:p>
       <w:pPr>
-        <w:spacing w:after="60" w:line="276" w:lineRule="auto"/>
-        <w:ind w:firstLine="255"/>
+        <w:spacing w:after="50" w:line="259" w:lineRule="auto"/>
+        <w:ind w:firstLine="227"/>
         <w:jc w:val="both"/>
       </w:pPr>
       <w:r>
@@ -352,7 +353,7 @@
           <w:rFonts w:ascii="Times New Roman" w:hAnsi="Times New Roman"/>
           <w:i w:val="0"/>
           <w:color w:val="000000"/>
-          <w:sz w:val="20"/>
+          <w:sz w:val="19"/>
         </w:rPr>
         <w:t>5. Massive-Scale Empirical Validation: A rigorous evaluation across 10,000,000 network flows calibrated to CSE-CIC-IDS2018, UNSW-NB15, and CTU-13 benchmarks, demonstrating 98.64% evasion recall, 0.12% false-positive rate, and sub-microsecond inline packet drop.</w:t>
       </w:r>
@@ -361,7 +362,7 @@
       <w:pPr>
         <w:pStyle w:val="Heading1"/>
         <w:keepNext/>
-        <w:spacing w:before="240" w:after="80"/>
+        <w:spacing w:before="160" w:after="40"/>
         <w:jc w:val="center"/>
       </w:pPr>
       <w:r>
@@ -369,15 +370,15 @@
           <w:rFonts w:ascii="Times New Roman" w:hAnsi="Times New Roman"/>
           <w:b/>
           <w:color w:val="000000"/>
-          <w:sz w:val="20"/>
+          <w:sz w:val="19"/>
         </w:rPr>
         <w:t>II.  RELATED WORK &amp; LITERATURE GAP</w:t>
       </w:r>
     </w:p>
     <w:p>
       <w:pPr>
-        <w:spacing w:after="60" w:line="276" w:lineRule="auto"/>
-        <w:ind w:firstLine="255"/>
+        <w:spacing w:after="50" w:line="259" w:lineRule="auto"/>
+        <w:ind w:firstLine="227"/>
         <w:jc w:val="both"/>
       </w:pPr>
       <w:r>
@@ -385,15 +386,15 @@
           <w:rFonts w:ascii="Times New Roman" w:hAnsi="Times New Roman"/>
           <w:i w:val="0"/>
           <w:color w:val="000000"/>
-          <w:sz w:val="20"/>
+          <w:sz w:val="19"/>
         </w:rPr>
         <w:t>Network intrusion detection has evolved from early rule-based packet filters to modern AI-assisted analytic pipelines. Paxson's foundational work on Bro (Zeek) [1] and Roesch's Snort [2] established the signature-matching paradigm. While Suricata [14] introduced multi-threading and eBPF bypass capabilities, its primary detection pipeline remains tethered to user-space rule parsing, incurring measurable queuing latency.</w:t>
       </w:r>
     </w:p>
     <w:p>
       <w:pPr>
-        <w:spacing w:after="60" w:line="276" w:lineRule="auto"/>
-        <w:ind w:firstLine="255"/>
+        <w:spacing w:after="50" w:line="259" w:lineRule="auto"/>
+        <w:ind w:firstLine="227"/>
         <w:jc w:val="both"/>
       </w:pPr>
       <w:r>
@@ -401,15 +402,15 @@
           <w:rFonts w:ascii="Times New Roman" w:hAnsi="Times New Roman"/>
           <w:i w:val="0"/>
           <w:color w:val="000000"/>
-          <w:sz w:val="20"/>
+          <w:sz w:val="19"/>
         </w:rPr>
         <w:t>The adoption of eBPF and the eXpress Data Path (XDP) has revolutionized data-plane programmability. Hoiland-Jorgensen et al. [4] demonstrated wire-speed packet processing at the network driver level. Miano et al. [3] explored complex network services using eBPF, and SmartNIC offloading was evaluated in [5]. However, prior eBPF-based intrusion prevention frameworks rely on static rule sets or external user-space controllers that introduce control-plane latency bottlenecks.</w:t>
       </w:r>
     </w:p>
     <w:p>
       <w:pPr>
-        <w:spacing w:after="60" w:line="276" w:lineRule="auto"/>
-        <w:ind w:firstLine="255"/>
+        <w:spacing w:after="50" w:line="259" w:lineRule="auto"/>
+        <w:ind w:firstLine="227"/>
         <w:jc w:val="both"/>
       </w:pPr>
       <w:r>
@@ -417,7 +418,7 @@
           <w:rFonts w:ascii="Times New Roman" w:hAnsi="Times New Roman"/>
           <w:i w:val="0"/>
           <w:color w:val="000000"/>
-          <w:sz w:val="20"/>
+          <w:sz w:val="19"/>
         </w:rPr>
         <w:t>In AI-driven network security, machine learning models trained on benchmark corpora such as KDD-99 [6], CSE-CIC-IDS2018 [19], and UNSW-NB15 [18] have demonstrated high detection rates. However, existing implementations suffer from severe vulnerability to adversarial evasion [15] and require high-performance GPUs or cloud connectivity, rendering them unsuitable for air-gapped embedded appliances.</w:t>
       </w:r>
@@ -426,7 +427,7 @@
       <w:pPr>
         <w:pStyle w:val="Heading1"/>
         <w:keepNext/>
-        <w:spacing w:before="240" w:after="80"/>
+        <w:spacing w:before="160" w:after="40"/>
         <w:jc w:val="center"/>
       </w:pPr>
       <w:r>
@@ -434,15 +435,15 @@
           <w:rFonts w:ascii="Times New Roman" w:hAnsi="Times New Roman"/>
           <w:b/>
           <w:color w:val="000000"/>
-          <w:sz w:val="20"/>
+          <w:sz w:val="19"/>
         </w:rPr>
         <w:t>III.  SYSTEM ARCHITECTURE &amp; DESIGN</w:t>
       </w:r>
     </w:p>
     <w:p>
       <w:pPr>
-        <w:spacing w:after="60" w:line="276" w:lineRule="auto"/>
-        <w:ind w:firstLine="255"/>
+        <w:spacing w:after="50" w:line="259" w:lineRule="auto"/>
+        <w:ind w:firstLine="227"/>
         <w:jc w:val="both"/>
       </w:pPr>
       <w:r>
@@ -450,7 +451,7 @@
           <w:rFonts w:ascii="Times New Roman" w:hAnsi="Times New Roman"/>
           <w:i w:val="0"/>
           <w:color w:val="000000"/>
-          <w:sz w:val="20"/>
+          <w:sz w:val="19"/>
         </w:rPr>
         <w:t>The system architecture enforces strict separation of concerns across two decoupled operational tiers: (1) the In-Kernel Synchronous Data Plane (eBPF/XDP), optimized for deterministic sub-microsecond packet inspection, filtering, and redirection; and (2) the Asynchronous User-Space Control Plane (Local LLM &amp; Daemons), responsible for semantic triage, forensic audit logging, and dynamic defense adaptation.</w:t>
       </w:r>
@@ -459,7 +460,7 @@
       <w:pPr>
         <w:pStyle w:val="Heading2"/>
         <w:keepNext/>
-        <w:spacing w:before="160" w:after="40"/>
+        <w:spacing w:before="120" w:after="30"/>
         <w:jc w:val="left"/>
       </w:pPr>
       <w:r>
@@ -468,15 +469,15 @@
           <w:b/>
           <w:i/>
           <w:color w:val="000000"/>
-          <w:sz w:val="20"/>
+          <w:sz w:val="18"/>
         </w:rPr>
         <w:t>A. Extended Berkeley Packet Filter (eBPF) Data Plane</w:t>
       </w:r>
     </w:p>
     <w:p>
       <w:pPr>
-        <w:spacing w:after="60" w:line="276" w:lineRule="auto"/>
-        <w:ind w:firstLine="255"/>
+        <w:spacing w:after="50" w:line="259" w:lineRule="auto"/>
+        <w:ind w:firstLine="227"/>
         <w:jc w:val="both"/>
       </w:pPr>
       <w:r>
@@ -484,7 +485,7 @@
           <w:rFonts w:ascii="Times New Roman" w:hAnsi="Times New Roman"/>
           <w:i w:val="0"/>
           <w:color w:val="000000"/>
-          <w:sz w:val="20"/>
+          <w:sz w:val="19"/>
         </w:rPr>
         <w:t>The data plane is implemented as an XDP driver hook program compiled via Clang/LLVM into native BPF bytecode. Incoming packets are intercepted at the network interface controller (NIC) before operating-system socket buffer (sk_buff) allocation occurs. The XDP program executes a four-stage pipeline:</w:t>
       </w:r>
@@ -510,7 +511,7 @@
     <w:p>
       <w:pPr>
         <w:keepNext/>
-        <w:spacing w:before="160" w:after="20"/>
+        <w:spacing w:before="120" w:after="20"/>
         <w:jc w:val="center"/>
       </w:pPr>
       <w:r>
@@ -518,7 +519,7 @@
           <w:rFonts w:ascii="Times New Roman" w:hAnsi="Times New Roman"/>
           <w:b/>
           <w:color w:val="000000"/>
-          <w:sz w:val="17"/>
+          <w:sz w:val="16"/>
         </w:rPr>
         <w:t>TABLE I</w:t>
       </w:r>
@@ -526,14 +527,14 @@
     <w:p>
       <w:pPr>
         <w:keepNext/>
-        <w:spacing w:before="0" w:after="80"/>
+        <w:spacing w:before="0" w:after="60"/>
         <w:jc w:val="center"/>
       </w:pPr>
       <w:r>
         <w:rPr>
           <w:rFonts w:ascii="Times New Roman" w:hAnsi="Times New Roman"/>
           <w:color w:val="000000"/>
-          <w:sz w:val="16"/>
+          <w:sz w:val="15"/>
         </w:rPr>
         <w:t>XDP PROGRAMME PIPELINE STAGES</w:t>
       </w:r>
@@ -542,6 +543,7 @@
       <w:tblPr>
         <w:tblW w:type="auto" w:w="0"/>
         <w:jc w:val="center"/>
+        <w:tblLayout w:type="fixed"/>
         <w:tblLook w:firstColumn="1" w:firstRow="1" w:lastColumn="0" w:lastRow="0" w:noHBand="0" w:noVBand="1" w:val="04A0"/>
         <w:tblBorders>
           <w:top w:val="single" w:sz="12" w:space="0" w:color="000000"/>
@@ -561,7 +563,7 @@
       <w:tr>
         <w:tc>
           <w:tcPr>
-            <w:tcW w:type="dxa" w:w="907"/>
+            <w:tcW w:type="dxa" w:w="794"/>
             <w:tcBorders>
               <w:bottom w:val="single" w:sz="8" w:space="0" w:color="000000"/>
             </w:tcBorders>
@@ -570,7 +572,7 @@
           </w:tcPr>
           <w:p>
             <w:pPr>
-              <w:spacing w:before="60" w:after="60"/>
+              <w:spacing w:before="40" w:after="40"/>
               <w:jc w:val="center"/>
             </w:pPr>
             <w:r>
@@ -578,7 +580,7 @@
                 <w:rFonts w:ascii="Times New Roman" w:hAnsi="Times New Roman"/>
                 <w:b/>
                 <w:color w:val="000000"/>
-                <w:sz w:val="15"/>
+                <w:sz w:val="14"/>
               </w:rPr>
               <w:t>Stage</w:t>
             </w:r>
@@ -586,7 +588,7 @@
         </w:tc>
         <w:tc>
           <w:tcPr>
-            <w:tcW w:type="dxa" w:w="4082"/>
+            <w:tcW w:type="dxa" w:w="3515"/>
             <w:tcBorders>
               <w:bottom w:val="single" w:sz="8" w:space="0" w:color="000000"/>
             </w:tcBorders>
@@ -595,7 +597,7 @@
           </w:tcPr>
           <w:p>
             <w:pPr>
-              <w:spacing w:before="60" w:after="60"/>
+              <w:spacing w:before="40" w:after="40"/>
               <w:jc w:val="center"/>
             </w:pPr>
             <w:r>
@@ -603,7 +605,7 @@
                 <w:rFonts w:ascii="Times New Roman" w:hAnsi="Times New Roman"/>
                 <w:b/>
                 <w:color w:val="000000"/>
-                <w:sz w:val="15"/>
+                <w:sz w:val="14"/>
               </w:rPr>
               <w:t>Operation</w:t>
             </w:r>
@@ -611,7 +613,7 @@
         </w:tc>
         <w:tc>
           <w:tcPr>
-            <w:tcW w:type="dxa" w:w="2835"/>
+            <w:tcW w:type="dxa" w:w="2721"/>
             <w:tcBorders>
               <w:bottom w:val="single" w:sz="8" w:space="0" w:color="000000"/>
             </w:tcBorders>
@@ -620,7 +622,7 @@
           </w:tcPr>
           <w:p>
             <w:pPr>
-              <w:spacing w:before="60" w:after="60"/>
+              <w:spacing w:before="40" w:after="40"/>
               <w:jc w:val="center"/>
             </w:pPr>
             <w:r>
@@ -628,7 +630,7 @@
                 <w:rFonts w:ascii="Times New Roman" w:hAnsi="Times New Roman"/>
                 <w:b/>
                 <w:color w:val="000000"/>
-                <w:sz w:val="15"/>
+                <w:sz w:val="14"/>
               </w:rPr>
               <w:t>BPF Map Type</w:t>
             </w:r>
@@ -636,7 +638,7 @@
         </w:tc>
         <w:tc>
           <w:tcPr>
-            <w:tcW w:type="dxa" w:w="2154"/>
+            <w:tcW w:type="dxa" w:w="2041"/>
             <w:tcBorders>
               <w:bottom w:val="single" w:sz="8" w:space="0" w:color="000000"/>
             </w:tcBorders>
@@ -645,7 +647,7 @@
           </w:tcPr>
           <w:p>
             <w:pPr>
-              <w:spacing w:before="60" w:after="60"/>
+              <w:spacing w:before="40" w:after="40"/>
               <w:jc w:val="center"/>
             </w:pPr>
             <w:r>
@@ -653,7 +655,7 @@
                 <w:rFonts w:ascii="Times New Roman" w:hAnsi="Times New Roman"/>
                 <w:b/>
                 <w:color w:val="000000"/>
-                <w:sz w:val="15"/>
+                <w:sz w:val="14"/>
               </w:rPr>
               <w:t>Outcome</w:t>
             </w:r>
@@ -663,21 +665,21 @@
       <w:tr>
         <w:tc>
           <w:tcPr>
-            <w:tcW w:type="dxa" w:w="907"/>
-            <w:vAlign w:val="center"/>
-            <w:shd w:val="clear" w:color="auto" w:fill="FFFFFF"/>
-          </w:tcPr>
-          <w:p>
-            <w:pPr>
-              <w:spacing w:before="40" w:after="40"/>
-              <w:jc w:val="center"/>
-            </w:pPr>
-            <w:r>
-              <w:rPr>
-                <w:rFonts w:ascii="Times New Roman" w:hAnsi="Times New Roman"/>
-                <w:b w:val="0"/>
-                <w:color w:val="000000"/>
-                <w:sz w:val="15"/>
+            <w:tcW w:type="dxa" w:w="794"/>
+            <w:vAlign w:val="center"/>
+            <w:shd w:val="clear" w:color="auto" w:fill="FFFFFF"/>
+          </w:tcPr>
+          <w:p>
+            <w:pPr>
+              <w:spacing w:before="30" w:after="30"/>
+              <w:jc w:val="center"/>
+            </w:pPr>
+            <w:r>
+              <w:rPr>
+                <w:rFonts w:ascii="Times New Roman" w:hAnsi="Times New Roman"/>
+                <w:b w:val="0"/>
+                <w:color w:val="000000"/>
+                <w:sz w:val="14"/>
               </w:rPr>
               <w:t>1</w:t>
             </w:r>
@@ -685,13 +687,13 @@
         </w:tc>
         <w:tc>
           <w:tcPr>
-            <w:tcW w:type="dxa" w:w="4082"/>
-            <w:vAlign w:val="center"/>
-            <w:shd w:val="clear" w:color="auto" w:fill="FFFFFF"/>
-          </w:tcPr>
-          <w:p>
-            <w:pPr>
-              <w:spacing w:before="40" w:after="40"/>
+            <w:tcW w:type="dxa" w:w="3515"/>
+            <w:vAlign w:val="center"/>
+            <w:shd w:val="clear" w:color="auto" w:fill="FFFFFF"/>
+          </w:tcPr>
+          <w:p>
+            <w:pPr>
+              <w:spacing w:before="30" w:after="30"/>
               <w:jc w:val="left"/>
             </w:pPr>
             <w:r>
@@ -699,7 +701,7 @@
                 <w:rFonts w:ascii="Times New Roman" w:hAnsi="Times New Roman"/>
                 <w:b w:val="0"/>
                 <w:color w:val="000000"/>
-                <w:sz w:val="15"/>
+                <w:sz w:val="14"/>
               </w:rPr>
               <w:t>IP Blocklist Lookup (O(1) fast-path)</w:t>
             </w:r>
@@ -707,13 +709,13 @@
         </w:tc>
         <w:tc>
           <w:tcPr>
-            <w:tcW w:type="dxa" w:w="2835"/>
-            <w:vAlign w:val="center"/>
-            <w:shd w:val="clear" w:color="auto" w:fill="FFFFFF"/>
-          </w:tcPr>
-          <w:p>
-            <w:pPr>
-              <w:spacing w:before="40" w:after="40"/>
+            <w:tcW w:type="dxa" w:w="2721"/>
+            <w:vAlign w:val="center"/>
+            <w:shd w:val="clear" w:color="auto" w:fill="FFFFFF"/>
+          </w:tcPr>
+          <w:p>
+            <w:pPr>
+              <w:spacing w:before="30" w:after="30"/>
               <w:jc w:val="left"/>
             </w:pPr>
             <w:r>
@@ -721,7 +723,7 @@
                 <w:rFonts w:ascii="Times New Roman" w:hAnsi="Times New Roman"/>
                 <w:b w:val="0"/>
                 <w:color w:val="000000"/>
-                <w:sz w:val="15"/>
+                <w:sz w:val="14"/>
               </w:rPr>
               <w:t>BPF_MAP_TYPE_HASH</w:t>
             </w:r>
@@ -729,21 +731,21 @@
         </w:tc>
         <w:tc>
           <w:tcPr>
-            <w:tcW w:type="dxa" w:w="2154"/>
-            <w:vAlign w:val="center"/>
-            <w:shd w:val="clear" w:color="auto" w:fill="FFFFFF"/>
-          </w:tcPr>
-          <w:p>
-            <w:pPr>
-              <w:spacing w:before="40" w:after="40"/>
-              <w:jc w:val="center"/>
-            </w:pPr>
-            <w:r>
-              <w:rPr>
-                <w:rFonts w:ascii="Times New Roman" w:hAnsi="Times New Roman"/>
-                <w:b w:val="0"/>
-                <w:color w:val="000000"/>
-                <w:sz w:val="15"/>
+            <w:tcW w:type="dxa" w:w="2041"/>
+            <w:vAlign w:val="center"/>
+            <w:shd w:val="clear" w:color="auto" w:fill="FFFFFF"/>
+          </w:tcPr>
+          <w:p>
+            <w:pPr>
+              <w:spacing w:before="30" w:after="30"/>
+              <w:jc w:val="center"/>
+            </w:pPr>
+            <w:r>
+              <w:rPr>
+                <w:rFonts w:ascii="Times New Roman" w:hAnsi="Times New Roman"/>
+                <w:b w:val="0"/>
+                <w:color w:val="000000"/>
+                <w:sz w:val="14"/>
               </w:rPr>
               <w:t>XDP_DROP</w:t>
             </w:r>
@@ -753,21 +755,21 @@
       <w:tr>
         <w:tc>
           <w:tcPr>
-            <w:tcW w:type="dxa" w:w="907"/>
-            <w:vAlign w:val="center"/>
-            <w:shd w:val="clear" w:color="auto" w:fill="FFFFFF"/>
-          </w:tcPr>
-          <w:p>
-            <w:pPr>
-              <w:spacing w:before="40" w:after="40"/>
-              <w:jc w:val="center"/>
-            </w:pPr>
-            <w:r>
-              <w:rPr>
-                <w:rFonts w:ascii="Times New Roman" w:hAnsi="Times New Roman"/>
-                <w:b w:val="0"/>
-                <w:color w:val="000000"/>
-                <w:sz w:val="15"/>
+            <w:tcW w:type="dxa" w:w="794"/>
+            <w:vAlign w:val="center"/>
+            <w:shd w:val="clear" w:color="auto" w:fill="FFFFFF"/>
+          </w:tcPr>
+          <w:p>
+            <w:pPr>
+              <w:spacing w:before="30" w:after="30"/>
+              <w:jc w:val="center"/>
+            </w:pPr>
+            <w:r>
+              <w:rPr>
+                <w:rFonts w:ascii="Times New Roman" w:hAnsi="Times New Roman"/>
+                <w:b w:val="0"/>
+                <w:color w:val="000000"/>
+                <w:sz w:val="14"/>
               </w:rPr>
               <w:t>2</w:t>
             </w:r>
@@ -775,13 +777,13 @@
         </w:tc>
         <w:tc>
           <w:tcPr>
-            <w:tcW w:type="dxa" w:w="4082"/>
-            <w:vAlign w:val="center"/>
-            <w:shd w:val="clear" w:color="auto" w:fill="FFFFFF"/>
-          </w:tcPr>
-          <w:p>
-            <w:pPr>
-              <w:spacing w:before="40" w:after="40"/>
+            <w:tcW w:type="dxa" w:w="3515"/>
+            <w:vAlign w:val="center"/>
+            <w:shd w:val="clear" w:color="auto" w:fill="FFFFFF"/>
+          </w:tcPr>
+          <w:p>
+            <w:pPr>
+              <w:spacing w:before="30" w:after="30"/>
               <w:jc w:val="left"/>
             </w:pPr>
             <w:r>
@@ -789,7 +791,7 @@
                 <w:rFonts w:ascii="Times New Roman" w:hAnsi="Times New Roman"/>
                 <w:b w:val="0"/>
                 <w:color w:val="000000"/>
-                <w:sz w:val="15"/>
+                <w:sz w:val="14"/>
               </w:rPr>
               <w:t>Tarpit Redirect (Deception Port)</w:t>
             </w:r>
@@ -797,13 +799,13 @@
         </w:tc>
         <w:tc>
           <w:tcPr>
-            <w:tcW w:type="dxa" w:w="2835"/>
-            <w:vAlign w:val="center"/>
-            <w:shd w:val="clear" w:color="auto" w:fill="FFFFFF"/>
-          </w:tcPr>
-          <w:p>
-            <w:pPr>
-              <w:spacing w:before="40" w:after="40"/>
+            <w:tcW w:type="dxa" w:w="2721"/>
+            <w:vAlign w:val="center"/>
+            <w:shd w:val="clear" w:color="auto" w:fill="FFFFFF"/>
+          </w:tcPr>
+          <w:p>
+            <w:pPr>
+              <w:spacing w:before="30" w:after="30"/>
               <w:jc w:val="left"/>
             </w:pPr>
             <w:r>
@@ -811,7 +813,7 @@
                 <w:rFonts w:ascii="Times New Roman" w:hAnsi="Times New Roman"/>
                 <w:b w:val="0"/>
                 <w:color w:val="000000"/>
-                <w:sz w:val="15"/>
+                <w:sz w:val="14"/>
               </w:rPr>
               <w:t>BPF_MAP_TYPE_HASH</w:t>
             </w:r>
@@ -819,21 +821,21 @@
         </w:tc>
         <w:tc>
           <w:tcPr>
-            <w:tcW w:type="dxa" w:w="2154"/>
-            <w:vAlign w:val="center"/>
-            <w:shd w:val="clear" w:color="auto" w:fill="FFFFFF"/>
-          </w:tcPr>
-          <w:p>
-            <w:pPr>
-              <w:spacing w:before="40" w:after="40"/>
-              <w:jc w:val="center"/>
-            </w:pPr>
-            <w:r>
-              <w:rPr>
-                <w:rFonts w:ascii="Times New Roman" w:hAnsi="Times New Roman"/>
-                <w:b w:val="0"/>
-                <w:color w:val="000000"/>
-                <w:sz w:val="15"/>
+            <w:tcW w:type="dxa" w:w="2041"/>
+            <w:vAlign w:val="center"/>
+            <w:shd w:val="clear" w:color="auto" w:fill="FFFFFF"/>
+          </w:tcPr>
+          <w:p>
+            <w:pPr>
+              <w:spacing w:before="30" w:after="30"/>
+              <w:jc w:val="center"/>
+            </w:pPr>
+            <w:r>
+              <w:rPr>
+                <w:rFonts w:ascii="Times New Roman" w:hAnsi="Times New Roman"/>
+                <w:b w:val="0"/>
+                <w:color w:val="000000"/>
+                <w:sz w:val="14"/>
               </w:rPr>
               <w:t>XDP_PASS -&gt; nftables</w:t>
             </w:r>
@@ -843,21 +845,21 @@
       <w:tr>
         <w:tc>
           <w:tcPr>
-            <w:tcW w:type="dxa" w:w="907"/>
-            <w:vAlign w:val="center"/>
-            <w:shd w:val="clear" w:color="auto" w:fill="FFFFFF"/>
-          </w:tcPr>
-          <w:p>
-            <w:pPr>
-              <w:spacing w:before="40" w:after="40"/>
-              <w:jc w:val="center"/>
-            </w:pPr>
-            <w:r>
-              <w:rPr>
-                <w:rFonts w:ascii="Times New Roman" w:hAnsi="Times New Roman"/>
-                <w:b w:val="0"/>
-                <w:color w:val="000000"/>
-                <w:sz w:val="15"/>
+            <w:tcW w:type="dxa" w:w="794"/>
+            <w:vAlign w:val="center"/>
+            <w:shd w:val="clear" w:color="auto" w:fill="FFFFFF"/>
+          </w:tcPr>
+          <w:p>
+            <w:pPr>
+              <w:spacing w:before="30" w:after="30"/>
+              <w:jc w:val="center"/>
+            </w:pPr>
+            <w:r>
+              <w:rPr>
+                <w:rFonts w:ascii="Times New Roman" w:hAnsi="Times New Roman"/>
+                <w:b w:val="0"/>
+                <w:color w:val="000000"/>
+                <w:sz w:val="14"/>
               </w:rPr>
               <w:t>3</w:t>
             </w:r>
@@ -865,13 +867,13 @@
         </w:tc>
         <w:tc>
           <w:tcPr>
-            <w:tcW w:type="dxa" w:w="4082"/>
-            <w:vAlign w:val="center"/>
-            <w:shd w:val="clear" w:color="auto" w:fill="FFFFFF"/>
-          </w:tcPr>
-          <w:p>
-            <w:pPr>
-              <w:spacing w:before="40" w:after="40"/>
+            <w:tcW w:type="dxa" w:w="3515"/>
+            <w:vAlign w:val="center"/>
+            <w:shd w:val="clear" w:color="auto" w:fill="FFFFFF"/>
+          </w:tcPr>
+          <w:p>
+            <w:pPr>
+              <w:spacing w:before="30" w:after="30"/>
               <w:jc w:val="left"/>
             </w:pPr>
             <w:r>
@@ -879,7 +881,7 @@
                 <w:rFonts w:ascii="Times New Roman" w:hAnsi="Times New Roman"/>
                 <w:b w:val="0"/>
                 <w:color w:val="000000"/>
-                <w:sz w:val="15"/>
+                <w:sz w:val="14"/>
               </w:rPr>
               <w:t>TCP Flag Anomaly: Null/Xmas/SYN+FIN</w:t>
             </w:r>
@@ -887,13 +889,13 @@
         </w:tc>
         <w:tc>
           <w:tcPr>
-            <w:tcW w:type="dxa" w:w="2835"/>
-            <w:vAlign w:val="center"/>
-            <w:shd w:val="clear" w:color="auto" w:fill="FFFFFF"/>
-          </w:tcPr>
-          <w:p>
-            <w:pPr>
-              <w:spacing w:before="40" w:after="40"/>
+            <w:tcW w:type="dxa" w:w="2721"/>
+            <w:vAlign w:val="center"/>
+            <w:shd w:val="clear" w:color="auto" w:fill="FFFFFF"/>
+          </w:tcPr>
+          <w:p>
+            <w:pPr>
+              <w:spacing w:before="30" w:after="30"/>
               <w:jc w:val="left"/>
             </w:pPr>
             <w:r>
@@ -901,7 +903,7 @@
                 <w:rFonts w:ascii="Times New Roman" w:hAnsi="Times New Roman"/>
                 <w:b w:val="0"/>
                 <w:color w:val="000000"/>
-                <w:sz w:val="15"/>
+                <w:sz w:val="14"/>
               </w:rPr>
               <w:t>Inline classifier</w:t>
             </w:r>
@@ -909,21 +911,21 @@
         </w:tc>
         <w:tc>
           <w:tcPr>
-            <w:tcW w:type="dxa" w:w="2154"/>
-            <w:vAlign w:val="center"/>
-            <w:shd w:val="clear" w:color="auto" w:fill="FFFFFF"/>
-          </w:tcPr>
-          <w:p>
-            <w:pPr>
-              <w:spacing w:before="40" w:after="40"/>
-              <w:jc w:val="center"/>
-            </w:pPr>
-            <w:r>
-              <w:rPr>
-                <w:rFonts w:ascii="Times New Roman" w:hAnsi="Times New Roman"/>
-                <w:b w:val="0"/>
-                <w:color w:val="000000"/>
-                <w:sz w:val="15"/>
+            <w:tcW w:type="dxa" w:w="2041"/>
+            <w:vAlign w:val="center"/>
+            <w:shd w:val="clear" w:color="auto" w:fill="FFFFFF"/>
+          </w:tcPr>
+          <w:p>
+            <w:pPr>
+              <w:spacing w:before="30" w:after="30"/>
+              <w:jc w:val="center"/>
+            </w:pPr>
+            <w:r>
+              <w:rPr>
+                <w:rFonts w:ascii="Times New Roman" w:hAnsi="Times New Roman"/>
+                <w:b w:val="0"/>
+                <w:color w:val="000000"/>
+                <w:sz w:val="14"/>
               </w:rPr>
               <w:t>XDP_DROP</w:t>
             </w:r>
@@ -933,21 +935,21 @@
       <w:tr>
         <w:tc>
           <w:tcPr>
-            <w:tcW w:type="dxa" w:w="907"/>
-            <w:vAlign w:val="center"/>
-            <w:shd w:val="clear" w:color="auto" w:fill="FFFFFF"/>
-          </w:tcPr>
-          <w:p>
-            <w:pPr>
-              <w:spacing w:before="40" w:after="40"/>
-              <w:jc w:val="center"/>
-            </w:pPr>
-            <w:r>
-              <w:rPr>
-                <w:rFonts w:ascii="Times New Roman" w:hAnsi="Times New Roman"/>
-                <w:b w:val="0"/>
-                <w:color w:val="000000"/>
-                <w:sz w:val="15"/>
+            <w:tcW w:type="dxa" w:w="794"/>
+            <w:vAlign w:val="center"/>
+            <w:shd w:val="clear" w:color="auto" w:fill="FFFFFF"/>
+          </w:tcPr>
+          <w:p>
+            <w:pPr>
+              <w:spacing w:before="30" w:after="30"/>
+              <w:jc w:val="center"/>
+            </w:pPr>
+            <w:r>
+              <w:rPr>
+                <w:rFonts w:ascii="Times New Roman" w:hAnsi="Times New Roman"/>
+                <w:b w:val="0"/>
+                <w:color w:val="000000"/>
+                <w:sz w:val="14"/>
               </w:rPr>
               <w:t>4</w:t>
             </w:r>
@@ -955,13 +957,13 @@
         </w:tc>
         <w:tc>
           <w:tcPr>
-            <w:tcW w:type="dxa" w:w="4082"/>
-            <w:vAlign w:val="center"/>
-            <w:shd w:val="clear" w:color="auto" w:fill="FFFFFF"/>
-          </w:tcPr>
-          <w:p>
-            <w:pPr>
-              <w:spacing w:before="40" w:after="40"/>
+            <w:tcW w:type="dxa" w:w="3515"/>
+            <w:vAlign w:val="center"/>
+            <w:shd w:val="clear" w:color="auto" w:fill="FFFFFF"/>
+          </w:tcPr>
+          <w:p>
+            <w:pPr>
+              <w:spacing w:before="30" w:after="30"/>
               <w:jc w:val="left"/>
             </w:pPr>
             <w:r>
@@ -969,7 +971,7 @@
                 <w:rFonts w:ascii="Times New Roman" w:hAnsi="Times New Roman"/>
                 <w:b w:val="0"/>
                 <w:color w:val="000000"/>
-                <w:sz w:val="15"/>
+                <w:sz w:val="14"/>
               </w:rPr>
               <w:t>Telemetry Export to Userspace Daemon</w:t>
             </w:r>
@@ -977,13 +979,13 @@
         </w:tc>
         <w:tc>
           <w:tcPr>
-            <w:tcW w:type="dxa" w:w="2835"/>
-            <w:vAlign w:val="center"/>
-            <w:shd w:val="clear" w:color="auto" w:fill="FFFFFF"/>
-          </w:tcPr>
-          <w:p>
-            <w:pPr>
-              <w:spacing w:before="40" w:after="40"/>
+            <w:tcW w:type="dxa" w:w="2721"/>
+            <w:vAlign w:val="center"/>
+            <w:shd w:val="clear" w:color="auto" w:fill="FFFFFF"/>
+          </w:tcPr>
+          <w:p>
+            <w:pPr>
+              <w:spacing w:before="30" w:after="30"/>
               <w:jc w:val="left"/>
             </w:pPr>
             <w:r>
@@ -991,7 +993,7 @@
                 <w:rFonts w:ascii="Times New Roman" w:hAnsi="Times New Roman"/>
                 <w:b w:val="0"/>
                 <w:color w:val="000000"/>
-                <w:sz w:val="15"/>
+                <w:sz w:val="14"/>
               </w:rPr>
               <w:t>BPF_MAP_TYPE_RINGBUF</w:t>
             </w:r>
@@ -999,21 +1001,21 @@
         </w:tc>
         <w:tc>
           <w:tcPr>
-            <w:tcW w:type="dxa" w:w="2154"/>
-            <w:vAlign w:val="center"/>
-            <w:shd w:val="clear" w:color="auto" w:fill="FFFFFF"/>
-          </w:tcPr>
-          <w:p>
-            <w:pPr>
-              <w:spacing w:before="40" w:after="40"/>
-              <w:jc w:val="center"/>
-            </w:pPr>
-            <w:r>
-              <w:rPr>
-                <w:rFonts w:ascii="Times New Roman" w:hAnsi="Times New Roman"/>
-                <w:b w:val="0"/>
-                <w:color w:val="000000"/>
-                <w:sz w:val="15"/>
+            <w:tcW w:type="dxa" w:w="2041"/>
+            <w:vAlign w:val="center"/>
+            <w:shd w:val="clear" w:color="auto" w:fill="FFFFFF"/>
+          </w:tcPr>
+          <w:p>
+            <w:pPr>
+              <w:spacing w:before="30" w:after="30"/>
+              <w:jc w:val="center"/>
+            </w:pPr>
+            <w:r>
+              <w:rPr>
+                <w:rFonts w:ascii="Times New Roman" w:hAnsi="Times New Roman"/>
+                <w:b w:val="0"/>
+                <w:color w:val="000000"/>
+                <w:sz w:val="14"/>
               </w:rPr>
               <w:t>XDP_PASS (clean)</w:t>
             </w:r>
@@ -1042,8 +1044,8 @@
     </w:p>
     <w:p>
       <w:pPr>
-        <w:spacing w:after="60" w:line="276" w:lineRule="auto"/>
-        <w:ind w:firstLine="255"/>
+        <w:spacing w:after="50" w:line="259" w:lineRule="auto"/>
+        <w:ind w:firstLine="227"/>
         <w:jc w:val="both"/>
       </w:pPr>
       <w:r>
@@ -1051,7 +1053,7 @@
           <w:rFonts w:ascii="Times New Roman" w:hAnsi="Times New Roman"/>
           <w:i w:val="0"/>
           <w:color w:val="000000"/>
-          <w:sz w:val="20"/>
+          <w:sz w:val="19"/>
         </w:rPr>
         <w:t>Stage 3 — the novel in-kernel contribution — tests the TCP flags byte at header offset 13 against three pathological patterns: flags == 0x00 (Null scan, RFC 793 violation exploited by Nmap -sN); (flags &amp; 0x29) == 0x29 (Xmas scan, FIN+PSH+URG simultaneously asserted); and (flags &amp; 0x03) == 0x03 (SYN+FIN co-asserted, an impossible combination in legitimate TCP). Each match causes an immediate XDP_DROP with an associated reason code stored in the block-entry hash map for observability.</w:t>
       </w:r>
@@ -1060,7 +1062,7 @@
       <w:pPr>
         <w:pStyle w:val="Heading2"/>
         <w:keepNext/>
-        <w:spacing w:before="160" w:after="40"/>
+        <w:spacing w:before="120" w:after="30"/>
         <w:jc w:val="left"/>
       </w:pPr>
       <w:r>
@@ -1069,15 +1071,15 @@
           <w:b/>
           <w:i/>
           <w:color w:val="000000"/>
-          <w:sz w:val="20"/>
+          <w:sz w:val="18"/>
         </w:rPr>
         <w:t>B. Asynchronous Control-Plane: Custom Autonomous AI Agent Reasoning</w:t>
       </w:r>
     </w:p>
     <w:p>
       <w:pPr>
-        <w:spacing w:after="60" w:line="276" w:lineRule="auto"/>
-        <w:ind w:firstLine="255"/>
+        <w:spacing w:after="50" w:line="259" w:lineRule="auto"/>
+        <w:ind w:firstLine="227"/>
         <w:jc w:val="both"/>
       </w:pPr>
       <w:r>
@@ -1085,15 +1087,15 @@
           <w:rFonts w:ascii="Times New Roman" w:hAnsi="Times New Roman"/>
           <w:i w:val="0"/>
           <w:color w:val="000000"/>
-          <w:sz w:val="20"/>
+          <w:sz w:val="19"/>
         </w:rPr>
         <w:t>To perform deep semantic evaluation without external cloud dependencies, the architecture integrates an autonomous cyber defense model [anonymized-agent]. Built upon the Qwen2.5-Coder-3B foundation architecture and adapted with cyber-defense operational prompt directives, the autonomous agent executes strictly on local hardware using 4-bit quantization (GGUF Q4_K_M). By enforcing strict JSON grammar output schemas, hallucinations and unstructured text responses are eliminated entirely.</w:t>
       </w:r>
     </w:p>
     <w:p>
       <w:pPr>
-        <w:spacing w:after="60" w:line="276" w:lineRule="auto"/>
-        <w:ind w:firstLine="255"/>
+        <w:spacing w:after="50" w:line="259" w:lineRule="auto"/>
+        <w:ind w:firstLine="227"/>
         <w:jc w:val="both"/>
       </w:pPr>
       <w:r>
@@ -1101,7 +1103,7 @@
           <w:rFonts w:ascii="Times New Roman" w:hAnsi="Times New Roman"/>
           <w:i w:val="0"/>
           <w:color w:val="000000"/>
-          <w:sz w:val="20"/>
+          <w:sz w:val="19"/>
         </w:rPr>
         <w:t>To guarantee resilience against prompt-injection and context-overflow attacks, the daemon implements a multi-stage sanitization pipeline: (1) non-ASCII striping and hex-encoding of raw packet payloads; (2) prompt containment enforcing strict boundaries between operational instructions and untrusted network telemetry; and (3) an autonomous heuristic fallback engine that immediately issues kernel blocks if LLM deliberation times out (&gt; 4.0 s).</w:t>
       </w:r>
@@ -1110,7 +1112,7 @@
       <w:pPr>
         <w:pStyle w:val="Heading2"/>
         <w:keepNext/>
-        <w:spacing w:before="160" w:after="40"/>
+        <w:spacing w:before="120" w:after="30"/>
         <w:jc w:val="left"/>
       </w:pPr>
       <w:r>
@@ -1119,15 +1121,15 @@
           <w:b/>
           <w:i/>
           <w:color w:val="000000"/>
-          <w:sz w:val="20"/>
+          <w:sz w:val="18"/>
         </w:rPr>
         <w:t>C. Post-Quantum Moving Target Defense (MTD)</w:t>
       </w:r>
     </w:p>
     <w:p>
       <w:pPr>
-        <w:spacing w:after="60" w:line="276" w:lineRule="auto"/>
-        <w:ind w:firstLine="255"/>
+        <w:spacing w:after="50" w:line="259" w:lineRule="auto"/>
+        <w:ind w:firstLine="227"/>
         <w:jc w:val="both"/>
       </w:pPr>
       <w:r>
@@ -1135,44 +1137,44 @@
           <w:rFonts w:ascii="Times New Roman" w:hAnsi="Times New Roman"/>
           <w:i w:val="0"/>
           <w:color w:val="000000"/>
-          <w:sz w:val="20"/>
+          <w:sz w:val="19"/>
         </w:rPr>
         <w:t>The MTD subsystem frustrates adversary reconnaissance by dynamically mutating external listening ports at regular intervals delta_t (configurable, default 30 s). The valid port P at epoch e is computed via HMAC-SHA256 over a pre-shared master key K:</w:t>
       </w:r>
     </w:p>
     <w:p>
       <w:pPr>
-        <w:spacing w:before="100" w:after="100"/>
+        <w:spacing w:before="80" w:after="80"/>
         <w:jc w:val="center"/>
       </w:pPr>
       <w:r>
         <w:rPr>
           <w:rFonts w:ascii="Times New Roman" w:hAnsi="Times New Roman"/>
           <w:i/>
+          <w:sz w:val="18"/>
+        </w:rPr>
+        <w:t>P(s, e) = P_min + [ HMAC-SHA256(K, s || e) mod (P_max - P_min) ]</w:t>
+      </w:r>
+      <w:r>
+        <w:rPr>
+          <w:rFonts w:ascii="Times New Roman" w:hAnsi="Times New Roman"/>
+          <w:sz w:val="18"/>
+        </w:rPr>
+        <w:t xml:space="preserve">    (1)</w:t>
+      </w:r>
+    </w:p>
+    <w:p>
+      <w:pPr>
+        <w:spacing w:after="50" w:line="259" w:lineRule="auto"/>
+        <w:ind w:firstLine="227"/>
+        <w:jc w:val="both"/>
+      </w:pPr>
+      <w:r>
+        <w:rPr>
+          <w:rFonts w:ascii="Times New Roman" w:hAnsi="Times New Roman"/>
+          <w:i w:val="0"/>
+          <w:color w:val="000000"/>
           <w:sz w:val="19"/>
-        </w:rPr>
-        <w:t>P(s, e) = P_min + [ HMAC-SHA256(K, s || e) mod (P_max - P_min) ]</w:t>
-      </w:r>
-      <w:r>
-        <w:rPr>
-          <w:rFonts w:ascii="Times New Roman" w:hAnsi="Times New Roman"/>
-          <w:sz w:val="19"/>
-        </w:rPr>
-        <w:t xml:space="preserve">    (1)</w:t>
-      </w:r>
-    </w:p>
-    <w:p>
-      <w:pPr>
-        <w:spacing w:after="60" w:line="276" w:lineRule="auto"/>
-        <w:ind w:firstLine="255"/>
-        <w:jc w:val="both"/>
-      </w:pPr>
-      <w:r>
-        <w:rPr>
-          <w:rFonts w:ascii="Times New Roman" w:hAnsi="Times New Roman"/>
-          <w:i w:val="0"/>
-          <w:color w:val="000000"/>
-          <w:sz w:val="20"/>
         </w:rPr>
         <w:t>To prevent race conditions during port transitions, the daemon maintains a dual-epoch grace window supporting both epoch e and e - 1 for 5 seconds. Traffic arriving at unassigned ports is silently redirected into the AI-tarpit engine.</w:t>
       </w:r>
@@ -1181,7 +1183,7 @@
       <w:pPr>
         <w:pStyle w:val="Heading2"/>
         <w:keepNext/>
-        <w:spacing w:before="160" w:after="40"/>
+        <w:spacing w:before="120" w:after="30"/>
         <w:jc w:val="left"/>
       </w:pPr>
       <w:r>
@@ -1190,15 +1192,15 @@
           <w:b/>
           <w:i/>
           <w:color w:val="000000"/>
-          <w:sz w:val="20"/>
+          <w:sz w:val="18"/>
         </w:rPr>
         <w:t>D. Zero-Decryption Encrypted Traffic Entropy Analysis</w:t>
       </w:r>
     </w:p>
     <w:p>
       <w:pPr>
-        <w:spacing w:after="60" w:line="276" w:lineRule="auto"/>
-        <w:ind w:firstLine="255"/>
+        <w:spacing w:after="50" w:line="259" w:lineRule="auto"/>
+        <w:ind w:firstLine="227"/>
         <w:jc w:val="both"/>
       </w:pPr>
       <w:r>
@@ -1206,44 +1208,44 @@
           <w:rFonts w:ascii="Times New Roman" w:hAnsi="Times New Roman"/>
           <w:i w:val="0"/>
           <w:color w:val="000000"/>
-          <w:sz w:val="20"/>
+          <w:sz w:val="19"/>
         </w:rPr>
         <w:t>Command-and-control channels increasingly leverage TLS 1.3 encryption to evade inspection. Rather than deploying intrusive, privacy-compromising TLS interception (MITM), our system computes streaming Shannon byte entropy over payload windows:</w:t>
       </w:r>
     </w:p>
     <w:p>
       <w:pPr>
-        <w:spacing w:before="100" w:after="100"/>
+        <w:spacing w:before="80" w:after="80"/>
         <w:jc w:val="center"/>
       </w:pPr>
       <w:r>
         <w:rPr>
           <w:rFonts w:ascii="Times New Roman" w:hAnsi="Times New Roman"/>
           <w:i/>
+          <w:sz w:val="18"/>
+        </w:rPr>
+        <w:t>H(f) = - SUM_{i=0}^{255} p(x_i) log2 p(x_i)</w:t>
+      </w:r>
+      <w:r>
+        <w:rPr>
+          <w:rFonts w:ascii="Times New Roman" w:hAnsi="Times New Roman"/>
+          <w:sz w:val="18"/>
+        </w:rPr>
+        <w:t xml:space="preserve">    (2)</w:t>
+      </w:r>
+    </w:p>
+    <w:p>
+      <w:pPr>
+        <w:spacing w:after="50" w:line="259" w:lineRule="auto"/>
+        <w:ind w:firstLine="227"/>
+        <w:jc w:val="both"/>
+      </w:pPr>
+      <w:r>
+        <w:rPr>
+          <w:rFonts w:ascii="Times New Roman" w:hAnsi="Times New Roman"/>
+          <w:i w:val="0"/>
+          <w:color w:val="000000"/>
           <w:sz w:val="19"/>
-        </w:rPr>
-        <w:t>H(f) = - SUM_{i=0}^{255} p(x_i) log2 p(x_i)</w:t>
-      </w:r>
-      <w:r>
-        <w:rPr>
-          <w:rFonts w:ascii="Times New Roman" w:hAnsi="Times New Roman"/>
-          <w:sz w:val="19"/>
-        </w:rPr>
-        <w:t xml:space="preserve">    (2)</w:t>
-      </w:r>
-    </w:p>
-    <w:p>
-      <w:pPr>
-        <w:spacing w:after="60" w:line="276" w:lineRule="auto"/>
-        <w:ind w:firstLine="255"/>
-        <w:jc w:val="both"/>
-      </w:pPr>
-      <w:r>
-        <w:rPr>
-          <w:rFonts w:ascii="Times New Roman" w:hAnsi="Times New Roman"/>
-          <w:i w:val="0"/>
-          <w:color w:val="000000"/>
-          <w:sz w:val="20"/>
         </w:rPr>
         <w:t>Payloads exhibiting near-uniform random distributions (H &gt;= 7.1 out of 8.0) combined with low inter-arrival jitter (&lt;= 10%) are classified as encrypted C2 beaconing with 87.9% empirical accuracy.</w:t>
       </w:r>
@@ -1252,7 +1254,7 @@
       <w:pPr>
         <w:pStyle w:val="Heading1"/>
         <w:keepNext/>
-        <w:spacing w:before="240" w:after="80"/>
+        <w:spacing w:before="160" w:after="40"/>
         <w:jc w:val="center"/>
       </w:pPr>
       <w:r>
@@ -1260,15 +1262,15 @@
           <w:rFonts w:ascii="Times New Roman" w:hAnsi="Times New Roman"/>
           <w:b/>
           <w:color w:val="000000"/>
-          <w:sz w:val="20"/>
+          <w:sz w:val="19"/>
         </w:rPr>
         <w:t>IV.  COMPARATIVE EVALUATION</w:t>
       </w:r>
     </w:p>
     <w:p>
       <w:pPr>
-        <w:spacing w:after="60" w:line="276" w:lineRule="auto"/>
-        <w:ind w:firstLine="255"/>
+        <w:spacing w:after="50" w:line="259" w:lineRule="auto"/>
+        <w:ind w:firstLine="227"/>
         <w:jc w:val="both"/>
       </w:pPr>
       <w:r>
@@ -1276,7 +1278,7 @@
           <w:rFonts w:ascii="Times New Roman" w:hAnsi="Times New Roman"/>
           <w:i w:val="0"/>
           <w:color w:val="000000"/>
-          <w:sz w:val="20"/>
+          <w:sz w:val="19"/>
         </w:rPr>
         <w:t>We benchmark the Autonomous Post-Quantum Cyber Defense Agent against five reference systems widely cited as state-of-the-art within their respective deployment categories. Numeric figures for reference systems are drawn from published peer-reviewed evaluations or vendor-disclosed performance specifications.</w:t>
       </w:r>
@@ -1285,7 +1287,7 @@
       <w:pPr>
         <w:pStyle w:val="Heading2"/>
         <w:keepNext/>
-        <w:spacing w:before="160" w:after="40"/>
+        <w:spacing w:before="120" w:after="30"/>
         <w:jc w:val="left"/>
       </w:pPr>
       <w:r>
@@ -1294,7 +1296,7 @@
           <w:b/>
           <w:i/>
           <w:color w:val="000000"/>
-          <w:sz w:val="20"/>
+          <w:sz w:val="18"/>
         </w:rPr>
         <w:t>A. Benchmark Systems</w:t>
       </w:r>
@@ -1322,7 +1324,7 @@
     <w:p>
       <w:pPr>
         <w:keepNext/>
-        <w:spacing w:before="160" w:after="20"/>
+        <w:spacing w:before="120" w:after="20"/>
         <w:jc w:val="center"/>
       </w:pPr>
       <w:r>
@@ -1330,7 +1332,7 @@
           <w:rFonts w:ascii="Times New Roman" w:hAnsi="Times New Roman"/>
           <w:b/>
           <w:color w:val="000000"/>
-          <w:sz w:val="17"/>
+          <w:sz w:val="16"/>
         </w:rPr>
         <w:t>TABLE II</w:t>
       </w:r>
@@ -1338,14 +1340,14 @@
     <w:p>
       <w:pPr>
         <w:keepNext/>
-        <w:spacing w:before="0" w:after="80"/>
+        <w:spacing w:before="0" w:after="60"/>
         <w:jc w:val="center"/>
       </w:pPr>
       <w:r>
         <w:rPr>
           <w:rFonts w:ascii="Times New Roman" w:hAnsi="Times New Roman"/>
           <w:color w:val="000000"/>
-          <w:sz w:val="16"/>
+          <w:sz w:val="15"/>
         </w:rPr>
         <w:t>REFERENCE SYSTEMS AND DEPLOYMENT CATEGORIES</w:t>
       </w:r>
@@ -1354,6 +1356,7 @@
       <w:tblPr>
         <w:tblW w:type="auto" w:w="0"/>
         <w:jc w:val="center"/>
+        <w:tblLayout w:type="fixed"/>
         <w:tblLook w:firstColumn="1" w:firstRow="1" w:lastColumn="0" w:lastRow="0" w:noHBand="0" w:noVBand="1" w:val="04A0"/>
         <w:tblBorders>
           <w:top w:val="single" w:sz="12" w:space="0" w:color="000000"/>
@@ -1374,7 +1377,7 @@
       <w:tr>
         <w:tc>
           <w:tcPr>
-            <w:tcW w:type="dxa" w:w="2154"/>
+            <w:tcW w:type="dxa" w:w="1928"/>
             <w:tcBorders>
               <w:bottom w:val="single" w:sz="8" w:space="0" w:color="000000"/>
             </w:tcBorders>
@@ -1383,7 +1386,7 @@
           </w:tcPr>
           <w:p>
             <w:pPr>
-              <w:spacing w:before="60" w:after="60"/>
+              <w:spacing w:before="40" w:after="40"/>
               <w:jc w:val="center"/>
             </w:pPr>
             <w:r>
@@ -1391,7 +1394,7 @@
                 <w:rFonts w:ascii="Times New Roman" w:hAnsi="Times New Roman"/>
                 <w:b/>
                 <w:color w:val="000000"/>
-                <w:sz w:val="15"/>
+                <w:sz w:val="14"/>
               </w:rPr>
               <w:t>System</w:t>
             </w:r>
@@ -1399,7 +1402,7 @@
         </w:tc>
         <w:tc>
           <w:tcPr>
-            <w:tcW w:type="dxa" w:w="1814"/>
+            <w:tcW w:type="dxa" w:w="1587"/>
             <w:tcBorders>
               <w:bottom w:val="single" w:sz="8" w:space="0" w:color="000000"/>
             </w:tcBorders>
@@ -1408,7 +1411,7 @@
           </w:tcPr>
           <w:p>
             <w:pPr>
-              <w:spacing w:before="60" w:after="60"/>
+              <w:spacing w:before="40" w:after="40"/>
               <w:jc w:val="center"/>
             </w:pPr>
             <w:r>
@@ -1416,7 +1419,7 @@
                 <w:rFonts w:ascii="Times New Roman" w:hAnsi="Times New Roman"/>
                 <w:b/>
                 <w:color w:val="000000"/>
-                <w:sz w:val="15"/>
+                <w:sz w:val="14"/>
               </w:rPr>
               <w:t>Category</w:t>
             </w:r>
@@ -1424,7 +1427,7 @@
         </w:tc>
         <w:tc>
           <w:tcPr>
-            <w:tcW w:type="dxa" w:w="2381"/>
+            <w:tcW w:type="dxa" w:w="2268"/>
             <w:tcBorders>
               <w:bottom w:val="single" w:sz="8" w:space="0" w:color="000000"/>
             </w:tcBorders>
@@ -1433,7 +1436,7 @@
           </w:tcPr>
           <w:p>
             <w:pPr>
-              <w:spacing w:before="60" w:after="60"/>
+              <w:spacing w:before="40" w:after="40"/>
               <w:jc w:val="center"/>
             </w:pPr>
             <w:r>
@@ -1441,7 +1444,7 @@
                 <w:rFonts w:ascii="Times New Roman" w:hAnsi="Times New Roman"/>
                 <w:b/>
                 <w:color w:val="000000"/>
-                <w:sz w:val="15"/>
+                <w:sz w:val="14"/>
               </w:rPr>
               <w:t>Detection Engine</w:t>
             </w:r>
@@ -1449,7 +1452,7 @@
         </w:tc>
         <w:tc>
           <w:tcPr>
-            <w:tcW w:type="dxa" w:w="1474"/>
+            <w:tcW w:type="dxa" w:w="1361"/>
             <w:tcBorders>
               <w:bottom w:val="single" w:sz="8" w:space="0" w:color="000000"/>
             </w:tcBorders>
@@ -1458,7 +1461,7 @@
           </w:tcPr>
           <w:p>
             <w:pPr>
-              <w:spacing w:before="60" w:after="60"/>
+              <w:spacing w:before="40" w:after="40"/>
               <w:jc w:val="center"/>
             </w:pPr>
             <w:r>
@@ -1466,7 +1469,7 @@
                 <w:rFonts w:ascii="Times New Roman" w:hAnsi="Times New Roman"/>
                 <w:b/>
                 <w:color w:val="000000"/>
-                <w:sz w:val="15"/>
+                <w:sz w:val="14"/>
               </w:rPr>
               <w:t>Sovereignty</w:t>
             </w:r>
@@ -1474,7 +1477,7 @@
         </w:tc>
         <w:tc>
           <w:tcPr>
-            <w:tcW w:type="dxa" w:w="2154"/>
+            <w:tcW w:type="dxa" w:w="1928"/>
             <w:tcBorders>
               <w:bottom w:val="single" w:sz="8" w:space="0" w:color="000000"/>
             </w:tcBorders>
@@ -1483,7 +1486,7 @@
           </w:tcPr>
           <w:p>
             <w:pPr>
-              <w:spacing w:before="60" w:after="60"/>
+              <w:spacing w:before="40" w:after="40"/>
               <w:jc w:val="center"/>
             </w:pPr>
             <w:r>
@@ -1491,7 +1494,7 @@
                 <w:rFonts w:ascii="Times New Roman" w:hAnsi="Times New Roman"/>
                 <w:b/>
                 <w:color w:val="000000"/>
-                <w:sz w:val="15"/>
+                <w:sz w:val="14"/>
               </w:rPr>
               <w:t>Deployment</w:t>
             </w:r>
@@ -1501,13 +1504,13 @@
       <w:tr>
         <w:tc>
           <w:tcPr>
-            <w:tcW w:type="dxa" w:w="2154"/>
-            <w:vAlign w:val="center"/>
-            <w:shd w:val="clear" w:color="auto" w:fill="FFFFFF"/>
-          </w:tcPr>
-          <w:p>
-            <w:pPr>
-              <w:spacing w:before="40" w:after="40"/>
+            <w:tcW w:type="dxa" w:w="1928"/>
+            <w:vAlign w:val="center"/>
+            <w:shd w:val="clear" w:color="auto" w:fill="FFFFFF"/>
+          </w:tcPr>
+          <w:p>
+            <w:pPr>
+              <w:spacing w:before="30" w:after="30"/>
               <w:jc w:val="left"/>
             </w:pPr>
             <w:r>
@@ -1515,7 +1518,7 @@
                 <w:rFonts w:ascii="Times New Roman" w:hAnsi="Times New Roman"/>
                 <w:b w:val="0"/>
                 <w:color w:val="000000"/>
-                <w:sz w:val="15"/>
+                <w:sz w:val="14"/>
               </w:rPr>
               <w:t>Snort 3.x [2]</w:t>
             </w:r>
@@ -1523,13 +1526,13 @@
         </w:tc>
         <w:tc>
           <w:tcPr>
-            <w:tcW w:type="dxa" w:w="1814"/>
-            <w:vAlign w:val="center"/>
-            <w:shd w:val="clear" w:color="auto" w:fill="FFFFFF"/>
-          </w:tcPr>
-          <w:p>
-            <w:pPr>
-              <w:spacing w:before="40" w:after="40"/>
+            <w:tcW w:type="dxa" w:w="1587"/>
+            <w:vAlign w:val="center"/>
+            <w:shd w:val="clear" w:color="auto" w:fill="FFFFFF"/>
+          </w:tcPr>
+          <w:p>
+            <w:pPr>
+              <w:spacing w:before="30" w:after="30"/>
               <w:jc w:val="left"/>
             </w:pPr>
             <w:r>
@@ -1537,7 +1540,7 @@
                 <w:rFonts w:ascii="Times New Roman" w:hAnsi="Times New Roman"/>
                 <w:b w:val="0"/>
                 <w:color w:val="000000"/>
-                <w:sz w:val="15"/>
+                <w:sz w:val="14"/>
               </w:rPr>
               <w:t>OS IDS/IPS</w:t>
             </w:r>
@@ -1545,13 +1548,13 @@
         </w:tc>
         <w:tc>
           <w:tcPr>
-            <w:tcW w:type="dxa" w:w="2381"/>
-            <w:vAlign w:val="center"/>
-            <w:shd w:val="clear" w:color="auto" w:fill="FFFFFF"/>
-          </w:tcPr>
-          <w:p>
-            <w:pPr>
-              <w:spacing w:before="40" w:after="40"/>
+            <w:tcW w:type="dxa" w:w="2268"/>
+            <w:vAlign w:val="center"/>
+            <w:shd w:val="clear" w:color="auto" w:fill="FFFFFF"/>
+          </w:tcPr>
+          <w:p>
+            <w:pPr>
+              <w:spacing w:before="30" w:after="30"/>
               <w:jc w:val="left"/>
             </w:pPr>
             <w:r>
@@ -1559,7 +1562,7 @@
                 <w:rFonts w:ascii="Times New Roman" w:hAnsi="Times New Roman"/>
                 <w:b w:val="0"/>
                 <w:color w:val="000000"/>
-                <w:sz w:val="15"/>
+                <w:sz w:val="14"/>
               </w:rPr>
               <w:t>Rules + DAQ</w:t>
             </w:r>
@@ -1567,21 +1570,21 @@
         </w:tc>
         <w:tc>
           <w:tcPr>
-            <w:tcW w:type="dxa" w:w="1474"/>
-            <w:vAlign w:val="center"/>
-            <w:shd w:val="clear" w:color="auto" w:fill="FFFFFF"/>
-          </w:tcPr>
-          <w:p>
-            <w:pPr>
-              <w:spacing w:before="40" w:after="40"/>
-              <w:jc w:val="center"/>
-            </w:pPr>
-            <w:r>
-              <w:rPr>
-                <w:rFonts w:ascii="Times New Roman" w:hAnsi="Times New Roman"/>
-                <w:b w:val="0"/>
-                <w:color w:val="000000"/>
-                <w:sz w:val="15"/>
+            <w:tcW w:type="dxa" w:w="1361"/>
+            <w:vAlign w:val="center"/>
+            <w:shd w:val="clear" w:color="auto" w:fill="FFFFFF"/>
+          </w:tcPr>
+          <w:p>
+            <w:pPr>
+              <w:spacing w:before="30" w:after="30"/>
+              <w:jc w:val="center"/>
+            </w:pPr>
+            <w:r>
+              <w:rPr>
+                <w:rFonts w:ascii="Times New Roman" w:hAnsi="Times New Roman"/>
+                <w:b w:val="0"/>
+                <w:color w:val="000000"/>
+                <w:sz w:val="14"/>
               </w:rPr>
               <w:t>Full</w:t>
             </w:r>
@@ -1589,13 +1592,13 @@
         </w:tc>
         <w:tc>
           <w:tcPr>
-            <w:tcW w:type="dxa" w:w="2154"/>
-            <w:vAlign w:val="center"/>
-            <w:shd w:val="clear" w:color="auto" w:fill="FFFFFF"/>
-          </w:tcPr>
-          <w:p>
-            <w:pPr>
-              <w:spacing w:before="40" w:after="40"/>
+            <w:tcW w:type="dxa" w:w="1928"/>
+            <w:vAlign w:val="center"/>
+            <w:shd w:val="clear" w:color="auto" w:fill="FFFFFF"/>
+          </w:tcPr>
+          <w:p>
+            <w:pPr>
+              <w:spacing w:before="30" w:after="30"/>
               <w:jc w:val="left"/>
             </w:pPr>
             <w:r>
@@ -1603,7 +1606,7 @@
                 <w:rFonts w:ascii="Times New Roman" w:hAnsi="Times New Roman"/>
                 <w:b w:val="0"/>
                 <w:color w:val="000000"/>
-                <w:sz w:val="15"/>
+                <w:sz w:val="14"/>
               </w:rPr>
               <w:t>SMB / enterprise</w:t>
             </w:r>
@@ -1613,13 +1616,13 @@
       <w:tr>
         <w:tc>
           <w:tcPr>
-            <w:tcW w:type="dxa" w:w="2154"/>
-            <w:vAlign w:val="center"/>
-            <w:shd w:val="clear" w:color="auto" w:fill="FFFFFF"/>
-          </w:tcPr>
-          <w:p>
-            <w:pPr>
-              <w:spacing w:before="40" w:after="40"/>
+            <w:tcW w:type="dxa" w:w="1928"/>
+            <w:vAlign w:val="center"/>
+            <w:shd w:val="clear" w:color="auto" w:fill="FFFFFF"/>
+          </w:tcPr>
+          <w:p>
+            <w:pPr>
+              <w:spacing w:before="30" w:after="30"/>
               <w:jc w:val="left"/>
             </w:pPr>
             <w:r>
@@ -1627,7 +1630,7 @@
                 <w:rFonts w:ascii="Times New Roman" w:hAnsi="Times New Roman"/>
                 <w:b w:val="0"/>
                 <w:color w:val="000000"/>
-                <w:sz w:val="15"/>
+                <w:sz w:val="14"/>
               </w:rPr>
               <w:t>Suricata 7.x [14]</w:t>
             </w:r>
@@ -1635,13 +1638,13 @@
         </w:tc>
         <w:tc>
           <w:tcPr>
-            <w:tcW w:type="dxa" w:w="1814"/>
-            <w:vAlign w:val="center"/>
-            <w:shd w:val="clear" w:color="auto" w:fill="FFFFFF"/>
-          </w:tcPr>
-          <w:p>
-            <w:pPr>
-              <w:spacing w:before="40" w:after="40"/>
+            <w:tcW w:type="dxa" w:w="1587"/>
+            <w:vAlign w:val="center"/>
+            <w:shd w:val="clear" w:color="auto" w:fill="FFFFFF"/>
+          </w:tcPr>
+          <w:p>
+            <w:pPr>
+              <w:spacing w:before="30" w:after="30"/>
               <w:jc w:val="left"/>
             </w:pPr>
             <w:r>
@@ -1649,7 +1652,7 @@
                 <w:rFonts w:ascii="Times New Roman" w:hAnsi="Times New Roman"/>
                 <w:b w:val="0"/>
                 <w:color w:val="000000"/>
-                <w:sz w:val="15"/>
+                <w:sz w:val="14"/>
               </w:rPr>
               <w:t>OS IDS/IPS</w:t>
             </w:r>
@@ -1657,13 +1660,13 @@
         </w:tc>
         <w:tc>
           <w:tcPr>
-            <w:tcW w:type="dxa" w:w="2381"/>
-            <w:vAlign w:val="center"/>
-            <w:shd w:val="clear" w:color="auto" w:fill="FFFFFF"/>
-          </w:tcPr>
-          <w:p>
-            <w:pPr>
-              <w:spacing w:before="40" w:after="40"/>
+            <w:tcW w:type="dxa" w:w="2268"/>
+            <w:vAlign w:val="center"/>
+            <w:shd w:val="clear" w:color="auto" w:fill="FFFFFF"/>
+          </w:tcPr>
+          <w:p>
+            <w:pPr>
+              <w:spacing w:before="30" w:after="30"/>
               <w:jc w:val="left"/>
             </w:pPr>
             <w:r>
@@ -1671,7 +1674,7 @@
                 <w:rFonts w:ascii="Times New Roman" w:hAnsi="Times New Roman"/>
                 <w:b w:val="0"/>
                 <w:color w:val="000000"/>
-                <w:sz w:val="15"/>
+                <w:sz w:val="14"/>
               </w:rPr>
               <w:t>Rules + AF_PACKET</w:t>
             </w:r>
@@ -1679,21 +1682,21 @@
         </w:tc>
         <w:tc>
           <w:tcPr>
-            <w:tcW w:type="dxa" w:w="1474"/>
-            <w:vAlign w:val="center"/>
-            <w:shd w:val="clear" w:color="auto" w:fill="FFFFFF"/>
-          </w:tcPr>
-          <w:p>
-            <w:pPr>
-              <w:spacing w:before="40" w:after="40"/>
-              <w:jc w:val="center"/>
-            </w:pPr>
-            <w:r>
-              <w:rPr>
-                <w:rFonts w:ascii="Times New Roman" w:hAnsi="Times New Roman"/>
-                <w:b w:val="0"/>
-                <w:color w:val="000000"/>
-                <w:sz w:val="15"/>
+            <w:tcW w:type="dxa" w:w="1361"/>
+            <w:vAlign w:val="center"/>
+            <w:shd w:val="clear" w:color="auto" w:fill="FFFFFF"/>
+          </w:tcPr>
+          <w:p>
+            <w:pPr>
+              <w:spacing w:before="30" w:after="30"/>
+              <w:jc w:val="center"/>
+            </w:pPr>
+            <w:r>
+              <w:rPr>
+                <w:rFonts w:ascii="Times New Roman" w:hAnsi="Times New Roman"/>
+                <w:b w:val="0"/>
+                <w:color w:val="000000"/>
+                <w:sz w:val="14"/>
               </w:rPr>
               <w:t>Full</w:t>
             </w:r>
@@ -1701,13 +1704,13 @@
         </w:tc>
         <w:tc>
           <w:tcPr>
-            <w:tcW w:type="dxa" w:w="2154"/>
-            <w:vAlign w:val="center"/>
-            <w:shd w:val="clear" w:color="auto" w:fill="FFFFFF"/>
-          </w:tcPr>
-          <w:p>
-            <w:pPr>
-              <w:spacing w:before="40" w:after="40"/>
+            <w:tcW w:type="dxa" w:w="1928"/>
+            <w:vAlign w:val="center"/>
+            <w:shd w:val="clear" w:color="auto" w:fill="FFFFFF"/>
+          </w:tcPr>
+          <w:p>
+            <w:pPr>
+              <w:spacing w:before="30" w:after="30"/>
               <w:jc w:val="left"/>
             </w:pPr>
             <w:r>
@@ -1715,7 +1718,7 @@
                 <w:rFonts w:ascii="Times New Roman" w:hAnsi="Times New Roman"/>
                 <w:b w:val="0"/>
                 <w:color w:val="000000"/>
-                <w:sz w:val="15"/>
+                <w:sz w:val="14"/>
               </w:rPr>
               <w:t>ISP / enterprise</w:t>
             </w:r>
@@ -1725,13 +1728,13 @@
       <w:tr>
         <w:tc>
           <w:tcPr>
-            <w:tcW w:type="dxa" w:w="2154"/>
-            <w:vAlign w:val="center"/>
-            <w:shd w:val="clear" w:color="auto" w:fill="FFFFFF"/>
-          </w:tcPr>
-          <w:p>
-            <w:pPr>
-              <w:spacing w:before="40" w:after="40"/>
+            <w:tcW w:type="dxa" w:w="1928"/>
+            <w:vAlign w:val="center"/>
+            <w:shd w:val="clear" w:color="auto" w:fill="FFFFFF"/>
+          </w:tcPr>
+          <w:p>
+            <w:pPr>
+              <w:spacing w:before="30" w:after="30"/>
               <w:jc w:val="left"/>
             </w:pPr>
             <w:r>
@@ -1739,7 +1742,7 @@
                 <w:rFonts w:ascii="Times New Roman" w:hAnsi="Times New Roman"/>
                 <w:b w:val="0"/>
                 <w:color w:val="000000"/>
-                <w:sz w:val="15"/>
+                <w:sz w:val="14"/>
               </w:rPr>
               <w:t>Palo Alto PAN-OS 11 [15]</w:t>
             </w:r>
@@ -1747,13 +1750,13 @@
         </w:tc>
         <w:tc>
           <w:tcPr>
-            <w:tcW w:type="dxa" w:w="1814"/>
-            <w:vAlign w:val="center"/>
-            <w:shd w:val="clear" w:color="auto" w:fill="FFFFFF"/>
-          </w:tcPr>
-          <w:p>
-            <w:pPr>
-              <w:spacing w:before="40" w:after="40"/>
+            <w:tcW w:type="dxa" w:w="1587"/>
+            <w:vAlign w:val="center"/>
+            <w:shd w:val="clear" w:color="auto" w:fill="FFFFFF"/>
+          </w:tcPr>
+          <w:p>
+            <w:pPr>
+              <w:spacing w:before="30" w:after="30"/>
               <w:jc w:val="left"/>
             </w:pPr>
             <w:r>
@@ -1761,7 +1764,7 @@
                 <w:rFonts w:ascii="Times New Roman" w:hAnsi="Times New Roman"/>
                 <w:b w:val="0"/>
                 <w:color w:val="000000"/>
-                <w:sz w:val="15"/>
+                <w:sz w:val="14"/>
               </w:rPr>
               <w:t>NGFW appliance</w:t>
             </w:r>
@@ -1769,13 +1772,13 @@
         </w:tc>
         <w:tc>
           <w:tcPr>
-            <w:tcW w:type="dxa" w:w="2381"/>
-            <w:vAlign w:val="center"/>
-            <w:shd w:val="clear" w:color="auto" w:fill="FFFFFF"/>
-          </w:tcPr>
-          <w:p>
-            <w:pPr>
-              <w:spacing w:before="40" w:after="40"/>
+            <w:tcW w:type="dxa" w:w="2268"/>
+            <w:vAlign w:val="center"/>
+            <w:shd w:val="clear" w:color="auto" w:fill="FFFFFF"/>
+          </w:tcPr>
+          <w:p>
+            <w:pPr>
+              <w:spacing w:before="30" w:after="30"/>
               <w:jc w:val="left"/>
             </w:pPr>
             <w:r>
@@ -1783,7 +1786,7 @@
                 <w:rFonts w:ascii="Times New Roman" w:hAnsi="Times New Roman"/>
                 <w:b w:val="0"/>
                 <w:color w:val="000000"/>
-                <w:sz w:val="15"/>
+                <w:sz w:val="14"/>
               </w:rPr>
               <w:t>Wildfire ML + App-ID</w:t>
             </w:r>
@@ -1791,21 +1794,21 @@
         </w:tc>
         <w:tc>
           <w:tcPr>
-            <w:tcW w:type="dxa" w:w="1474"/>
-            <w:vAlign w:val="center"/>
-            <w:shd w:val="clear" w:color="auto" w:fill="FFFFFF"/>
-          </w:tcPr>
-          <w:p>
-            <w:pPr>
-              <w:spacing w:before="40" w:after="40"/>
-              <w:jc w:val="center"/>
-            </w:pPr>
-            <w:r>
-              <w:rPr>
-                <w:rFonts w:ascii="Times New Roman" w:hAnsi="Times New Roman"/>
-                <w:b w:val="0"/>
-                <w:color w:val="000000"/>
-                <w:sz w:val="15"/>
+            <w:tcW w:type="dxa" w:w="1361"/>
+            <w:vAlign w:val="center"/>
+            <w:shd w:val="clear" w:color="auto" w:fill="FFFFFF"/>
+          </w:tcPr>
+          <w:p>
+            <w:pPr>
+              <w:spacing w:before="30" w:after="30"/>
+              <w:jc w:val="center"/>
+            </w:pPr>
+            <w:r>
+              <w:rPr>
+                <w:rFonts w:ascii="Times New Roman" w:hAnsi="Times New Roman"/>
+                <w:b w:val="0"/>
+                <w:color w:val="000000"/>
+                <w:sz w:val="14"/>
               </w:rPr>
               <w:t>Partial</w:t>
             </w:r>
@@ -1813,13 +1816,13 @@
         </w:tc>
         <w:tc>
           <w:tcPr>
-            <w:tcW w:type="dxa" w:w="2154"/>
-            <w:vAlign w:val="center"/>
-            <w:shd w:val="clear" w:color="auto" w:fill="FFFFFF"/>
-          </w:tcPr>
-          <w:p>
-            <w:pPr>
-              <w:spacing w:before="40" w:after="40"/>
+            <w:tcW w:type="dxa" w:w="1928"/>
+            <w:vAlign w:val="center"/>
+            <w:shd w:val="clear" w:color="auto" w:fill="FFFFFF"/>
+          </w:tcPr>
+          <w:p>
+            <w:pPr>
+              <w:spacing w:before="30" w:after="30"/>
               <w:jc w:val="left"/>
             </w:pPr>
             <w:r>
@@ -1827,7 +1830,7 @@
                 <w:rFonts w:ascii="Times New Roman" w:hAnsi="Times New Roman"/>
                 <w:b w:val="0"/>
                 <w:color w:val="000000"/>
-                <w:sz w:val="15"/>
+                <w:sz w:val="14"/>
               </w:rPr>
               <w:t>Large enterprise</w:t>
             </w:r>
@@ -1837,13 +1840,13 @@
       <w:tr>
         <w:tc>
           <w:tcPr>
-            <w:tcW w:type="dxa" w:w="2154"/>
-            <w:vAlign w:val="center"/>
-            <w:shd w:val="clear" w:color="auto" w:fill="FFFFFF"/>
-          </w:tcPr>
-          <w:p>
-            <w:pPr>
-              <w:spacing w:before="40" w:after="40"/>
+            <w:tcW w:type="dxa" w:w="1928"/>
+            <w:vAlign w:val="center"/>
+            <w:shd w:val="clear" w:color="auto" w:fill="FFFFFF"/>
+          </w:tcPr>
+          <w:p>
+            <w:pPr>
+              <w:spacing w:before="30" w:after="30"/>
               <w:jc w:val="left"/>
             </w:pPr>
             <w:r>
@@ -1851,7 +1854,7 @@
                 <w:rFonts w:ascii="Times New Roman" w:hAnsi="Times New Roman"/>
                 <w:b w:val="0"/>
                 <w:color w:val="000000"/>
-                <w:sz w:val="15"/>
+                <w:sz w:val="14"/>
               </w:rPr>
               <w:t>Cloudflare Magic Transit [16]</w:t>
             </w:r>
@@ -1859,13 +1862,13 @@
         </w:tc>
         <w:tc>
           <w:tcPr>
-            <w:tcW w:type="dxa" w:w="1814"/>
-            <w:vAlign w:val="center"/>
-            <w:shd w:val="clear" w:color="auto" w:fill="FFFFFF"/>
-          </w:tcPr>
-          <w:p>
-            <w:pPr>
-              <w:spacing w:before="40" w:after="40"/>
+            <w:tcW w:type="dxa" w:w="1587"/>
+            <w:vAlign w:val="center"/>
+            <w:shd w:val="clear" w:color="auto" w:fill="FFFFFF"/>
+          </w:tcPr>
+          <w:p>
+            <w:pPr>
+              <w:spacing w:before="30" w:after="30"/>
               <w:jc w:val="left"/>
             </w:pPr>
             <w:r>
@@ -1873,7 +1876,7 @@
                 <w:rFonts w:ascii="Times New Roman" w:hAnsi="Times New Roman"/>
                 <w:b w:val="0"/>
                 <w:color w:val="000000"/>
-                <w:sz w:val="15"/>
+                <w:sz w:val="14"/>
               </w:rPr>
               <w:t>Cloud DDoS</w:t>
             </w:r>
@@ -1881,13 +1884,13 @@
         </w:tc>
         <w:tc>
           <w:tcPr>
-            <w:tcW w:type="dxa" w:w="2381"/>
-            <w:vAlign w:val="center"/>
-            <w:shd w:val="clear" w:color="auto" w:fill="FFFFFF"/>
-          </w:tcPr>
-          <w:p>
-            <w:pPr>
-              <w:spacing w:before="40" w:after="40"/>
+            <w:tcW w:type="dxa" w:w="2268"/>
+            <w:vAlign w:val="center"/>
+            <w:shd w:val="clear" w:color="auto" w:fill="FFFFFF"/>
+          </w:tcPr>
+          <w:p>
+            <w:pPr>
+              <w:spacing w:before="30" w:after="30"/>
               <w:jc w:val="left"/>
             </w:pPr>
             <w:r>
@@ -1895,7 +1898,7 @@
                 <w:rFonts w:ascii="Times New Roman" w:hAnsi="Times New Roman"/>
                 <w:b w:val="0"/>
                 <w:color w:val="000000"/>
-                <w:sz w:val="15"/>
+                <w:sz w:val="14"/>
               </w:rPr>
               <w:t>BGP anycast + ML</w:t>
             </w:r>
@@ -1903,21 +1906,21 @@
         </w:tc>
         <w:tc>
           <w:tcPr>
-            <w:tcW w:type="dxa" w:w="1474"/>
-            <w:vAlign w:val="center"/>
-            <w:shd w:val="clear" w:color="auto" w:fill="FFFFFF"/>
-          </w:tcPr>
-          <w:p>
-            <w:pPr>
-              <w:spacing w:before="40" w:after="40"/>
-              <w:jc w:val="center"/>
-            </w:pPr>
-            <w:r>
-              <w:rPr>
-                <w:rFonts w:ascii="Times New Roman" w:hAnsi="Times New Roman"/>
-                <w:b w:val="0"/>
-                <w:color w:val="000000"/>
-                <w:sz w:val="15"/>
+            <w:tcW w:type="dxa" w:w="1361"/>
+            <w:vAlign w:val="center"/>
+            <w:shd w:val="clear" w:color="auto" w:fill="FFFFFF"/>
+          </w:tcPr>
+          <w:p>
+            <w:pPr>
+              <w:spacing w:before="30" w:after="30"/>
+              <w:jc w:val="center"/>
+            </w:pPr>
+            <w:r>
+              <w:rPr>
+                <w:rFonts w:ascii="Times New Roman" w:hAnsi="Times New Roman"/>
+                <w:b w:val="0"/>
+                <w:color w:val="000000"/>
+                <w:sz w:val="14"/>
               </w:rPr>
               <w:t>None</w:t>
             </w:r>
@@ -1925,13 +1928,13 @@
         </w:tc>
         <w:tc>
           <w:tcPr>
-            <w:tcW w:type="dxa" w:w="2154"/>
-            <w:vAlign w:val="center"/>
-            <w:shd w:val="clear" w:color="auto" w:fill="FFFFFF"/>
-          </w:tcPr>
-          <w:p>
-            <w:pPr>
-              <w:spacing w:before="40" w:after="40"/>
+            <w:tcW w:type="dxa" w:w="1928"/>
+            <w:vAlign w:val="center"/>
+            <w:shd w:val="clear" w:color="auto" w:fill="FFFFFF"/>
+          </w:tcPr>
+          <w:p>
+            <w:pPr>
+              <w:spacing w:before="30" w:after="30"/>
               <w:jc w:val="left"/>
             </w:pPr>
             <w:r>
@@ -1939,7 +1942,7 @@
                 <w:rFonts w:ascii="Times New Roman" w:hAnsi="Times New Roman"/>
                 <w:b w:val="0"/>
                 <w:color w:val="000000"/>
-                <w:sz w:val="15"/>
+                <w:sz w:val="14"/>
               </w:rPr>
               <w:t>Internet-facing SaaS</w:t>
             </w:r>
@@ -1949,13 +1952,13 @@
       <w:tr>
         <w:tc>
           <w:tcPr>
-            <w:tcW w:type="dxa" w:w="2154"/>
-            <w:vAlign w:val="center"/>
-            <w:shd w:val="clear" w:color="auto" w:fill="FFFFFF"/>
-          </w:tcPr>
-          <w:p>
-            <w:pPr>
-              <w:spacing w:before="40" w:after="40"/>
+            <w:tcW w:type="dxa" w:w="1928"/>
+            <w:vAlign w:val="center"/>
+            <w:shd w:val="clear" w:color="auto" w:fill="FFFFFF"/>
+          </w:tcPr>
+          <w:p>
+            <w:pPr>
+              <w:spacing w:before="30" w:after="30"/>
               <w:jc w:val="left"/>
             </w:pPr>
             <w:r>
@@ -1963,7 +1966,7 @@
                 <w:rFonts w:ascii="Times New Roman" w:hAnsi="Times New Roman"/>
                 <w:b w:val="0"/>
                 <w:color w:val="000000"/>
-                <w:sz w:val="15"/>
+                <w:sz w:val="14"/>
               </w:rPr>
               <w:t>Cisco Firepower 4100 [17]</w:t>
             </w:r>
@@ -1971,13 +1974,13 @@
         </w:tc>
         <w:tc>
           <w:tcPr>
-            <w:tcW w:type="dxa" w:w="1814"/>
-            <w:vAlign w:val="center"/>
-            <w:shd w:val="clear" w:color="auto" w:fill="FFFFFF"/>
-          </w:tcPr>
-          <w:p>
-            <w:pPr>
-              <w:spacing w:before="40" w:after="40"/>
+            <w:tcW w:type="dxa" w:w="1587"/>
+            <w:vAlign w:val="center"/>
+            <w:shd w:val="clear" w:color="auto" w:fill="FFFFFF"/>
+          </w:tcPr>
+          <w:p>
+            <w:pPr>
+              <w:spacing w:before="30" w:after="30"/>
               <w:jc w:val="left"/>
             </w:pPr>
             <w:r>
@@ -1985,7 +1988,7 @@
                 <w:rFonts w:ascii="Times New Roman" w:hAnsi="Times New Roman"/>
                 <w:b w:val="0"/>
                 <w:color w:val="000000"/>
-                <w:sz w:val="15"/>
+                <w:sz w:val="14"/>
               </w:rPr>
               <w:t>NGIPS appliance</w:t>
             </w:r>
@@ -1993,13 +1996,13 @@
         </w:tc>
         <w:tc>
           <w:tcPr>
-            <w:tcW w:type="dxa" w:w="2381"/>
-            <w:vAlign w:val="center"/>
-            <w:shd w:val="clear" w:color="auto" w:fill="FFFFFF"/>
-          </w:tcPr>
-          <w:p>
-            <w:pPr>
-              <w:spacing w:before="40" w:after="40"/>
+            <w:tcW w:type="dxa" w:w="2268"/>
+            <w:vAlign w:val="center"/>
+            <w:shd w:val="clear" w:color="auto" w:fill="FFFFFF"/>
+          </w:tcPr>
+          <w:p>
+            <w:pPr>
+              <w:spacing w:before="30" w:after="30"/>
               <w:jc w:val="left"/>
             </w:pPr>
             <w:r>
@@ -2007,7 +2010,7 @@
                 <w:rFonts w:ascii="Times New Roman" w:hAnsi="Times New Roman"/>
                 <w:b w:val="0"/>
                 <w:color w:val="000000"/>
-                <w:sz w:val="15"/>
+                <w:sz w:val="14"/>
               </w:rPr>
               <w:t>Talos + Snort</w:t>
             </w:r>
@@ -2015,21 +2018,21 @@
         </w:tc>
         <w:tc>
           <w:tcPr>
-            <w:tcW w:type="dxa" w:w="1474"/>
-            <w:vAlign w:val="center"/>
-            <w:shd w:val="clear" w:color="auto" w:fill="FFFFFF"/>
-          </w:tcPr>
-          <w:p>
-            <w:pPr>
-              <w:spacing w:before="40" w:after="40"/>
-              <w:jc w:val="center"/>
-            </w:pPr>
-            <w:r>
-              <w:rPr>
-                <w:rFonts w:ascii="Times New Roman" w:hAnsi="Times New Roman"/>
-                <w:b w:val="0"/>
-                <w:color w:val="000000"/>
-                <w:sz w:val="15"/>
+            <w:tcW w:type="dxa" w:w="1361"/>
+            <w:vAlign w:val="center"/>
+            <w:shd w:val="clear" w:color="auto" w:fill="FFFFFF"/>
+          </w:tcPr>
+          <w:p>
+            <w:pPr>
+              <w:spacing w:before="30" w:after="30"/>
+              <w:jc w:val="center"/>
+            </w:pPr>
+            <w:r>
+              <w:rPr>
+                <w:rFonts w:ascii="Times New Roman" w:hAnsi="Times New Roman"/>
+                <w:b w:val="0"/>
+                <w:color w:val="000000"/>
+                <w:sz w:val="14"/>
               </w:rPr>
               <w:t>Partial</w:t>
             </w:r>
@@ -2037,13 +2040,13 @@
         </w:tc>
         <w:tc>
           <w:tcPr>
-            <w:tcW w:type="dxa" w:w="2154"/>
-            <w:vAlign w:val="center"/>
-            <w:shd w:val="clear" w:color="auto" w:fill="FFFFFF"/>
-          </w:tcPr>
-          <w:p>
-            <w:pPr>
-              <w:spacing w:before="40" w:after="40"/>
+            <w:tcW w:type="dxa" w:w="1928"/>
+            <w:vAlign w:val="center"/>
+            <w:shd w:val="clear" w:color="auto" w:fill="FFFFFF"/>
+          </w:tcPr>
+          <w:p>
+            <w:pPr>
+              <w:spacing w:before="30" w:after="30"/>
               <w:jc w:val="left"/>
             </w:pPr>
             <w:r>
@@ -2051,7 +2054,7 @@
                 <w:rFonts w:ascii="Times New Roman" w:hAnsi="Times New Roman"/>
                 <w:b w:val="0"/>
                 <w:color w:val="000000"/>
-                <w:sz w:val="15"/>
+                <w:sz w:val="14"/>
               </w:rPr>
               <w:t>Large enterprise</w:t>
             </w:r>
@@ -2061,13 +2064,13 @@
       <w:tr>
         <w:tc>
           <w:tcPr>
-            <w:tcW w:type="dxa" w:w="2154"/>
-            <w:vAlign w:val="center"/>
-            <w:shd w:val="clear" w:color="auto" w:fill="FFFFFF"/>
-          </w:tcPr>
-          <w:p>
-            <w:pPr>
-              <w:spacing w:before="40" w:after="40"/>
+            <w:tcW w:type="dxa" w:w="1928"/>
+            <w:vAlign w:val="center"/>
+            <w:shd w:val="clear" w:color="auto" w:fill="FFFFFF"/>
+          </w:tcPr>
+          <w:p>
+            <w:pPr>
+              <w:spacing w:before="30" w:after="30"/>
               <w:jc w:val="left"/>
             </w:pPr>
             <w:r>
@@ -2075,7 +2078,7 @@
                 <w:rFonts w:ascii="Times New Roman" w:hAnsi="Times New Roman"/>
                 <w:b/>
                 <w:color w:val="000000"/>
-                <w:sz w:val="15"/>
+                <w:sz w:val="14"/>
               </w:rPr>
               <w:t>Autonomous Agent (ours)</w:t>
             </w:r>
@@ -2083,13 +2086,13 @@
         </w:tc>
         <w:tc>
           <w:tcPr>
-            <w:tcW w:type="dxa" w:w="1814"/>
-            <w:vAlign w:val="center"/>
-            <w:shd w:val="clear" w:color="auto" w:fill="FFFFFF"/>
-          </w:tcPr>
-          <w:p>
-            <w:pPr>
-              <w:spacing w:before="40" w:after="40"/>
+            <w:tcW w:type="dxa" w:w="1587"/>
+            <w:vAlign w:val="center"/>
+            <w:shd w:val="clear" w:color="auto" w:fill="FFFFFF"/>
+          </w:tcPr>
+          <w:p>
+            <w:pPr>
+              <w:spacing w:before="30" w:after="30"/>
               <w:jc w:val="left"/>
             </w:pPr>
             <w:r>
@@ -2097,7 +2100,7 @@
                 <w:rFonts w:ascii="Times New Roman" w:hAnsi="Times New Roman"/>
                 <w:b w:val="0"/>
                 <w:color w:val="000000"/>
-                <w:sz w:val="15"/>
+                <w:sz w:val="14"/>
               </w:rPr>
               <w:t>Hybrid inline</w:t>
             </w:r>
@@ -2105,13 +2108,13 @@
         </w:tc>
         <w:tc>
           <w:tcPr>
-            <w:tcW w:type="dxa" w:w="2381"/>
-            <w:vAlign w:val="center"/>
-            <w:shd w:val="clear" w:color="auto" w:fill="FFFFFF"/>
-          </w:tcPr>
-          <w:p>
-            <w:pPr>
-              <w:spacing w:before="40" w:after="40"/>
+            <w:tcW w:type="dxa" w:w="2268"/>
+            <w:vAlign w:val="center"/>
+            <w:shd w:val="clear" w:color="auto" w:fill="FFFFFF"/>
+          </w:tcPr>
+          <w:p>
+            <w:pPr>
+              <w:spacing w:before="30" w:after="30"/>
               <w:jc w:val="left"/>
             </w:pPr>
             <w:r>
@@ -2119,7 +2122,7 @@
                 <w:rFonts w:ascii="Times New Roman" w:hAnsi="Times New Roman"/>
                 <w:b w:val="0"/>
                 <w:color w:val="000000"/>
-                <w:sz w:val="15"/>
+                <w:sz w:val="14"/>
               </w:rPr>
               <w:t>eBPF/XDP + local LLM</w:t>
             </w:r>
@@ -2127,21 +2130,21 @@
         </w:tc>
         <w:tc>
           <w:tcPr>
-            <w:tcW w:type="dxa" w:w="1474"/>
-            <w:vAlign w:val="center"/>
-            <w:shd w:val="clear" w:color="auto" w:fill="FFFFFF"/>
-          </w:tcPr>
-          <w:p>
-            <w:pPr>
-              <w:spacing w:before="40" w:after="40"/>
-              <w:jc w:val="center"/>
-            </w:pPr>
-            <w:r>
-              <w:rPr>
-                <w:rFonts w:ascii="Times New Roman" w:hAnsi="Times New Roman"/>
-                <w:b w:val="0"/>
-                <w:color w:val="000000"/>
-                <w:sz w:val="15"/>
+            <w:tcW w:type="dxa" w:w="1361"/>
+            <w:vAlign w:val="center"/>
+            <w:shd w:val="clear" w:color="auto" w:fill="FFFFFF"/>
+          </w:tcPr>
+          <w:p>
+            <w:pPr>
+              <w:spacing w:before="30" w:after="30"/>
+              <w:jc w:val="center"/>
+            </w:pPr>
+            <w:r>
+              <w:rPr>
+                <w:rFonts w:ascii="Times New Roman" w:hAnsi="Times New Roman"/>
+                <w:b w:val="0"/>
+                <w:color w:val="000000"/>
+                <w:sz w:val="14"/>
               </w:rPr>
               <w:t>100%</w:t>
             </w:r>
@@ -2149,13 +2152,13 @@
         </w:tc>
         <w:tc>
           <w:tcPr>
-            <w:tcW w:type="dxa" w:w="2154"/>
-            <w:vAlign w:val="center"/>
-            <w:shd w:val="clear" w:color="auto" w:fill="FFFFFF"/>
-          </w:tcPr>
-          <w:p>
-            <w:pPr>
-              <w:spacing w:before="40" w:after="40"/>
+            <w:tcW w:type="dxa" w:w="1928"/>
+            <w:vAlign w:val="center"/>
+            <w:shd w:val="clear" w:color="auto" w:fill="FFFFFF"/>
+          </w:tcPr>
+          <w:p>
+            <w:pPr>
+              <w:spacing w:before="30" w:after="30"/>
               <w:jc w:val="left"/>
             </w:pPr>
             <w:r>
@@ -2163,7 +2166,7 @@
                 <w:rFonts w:ascii="Times New Roman" w:hAnsi="Times New Roman"/>
                 <w:b w:val="0"/>
                 <w:color w:val="000000"/>
-                <w:sz w:val="15"/>
+                <w:sz w:val="14"/>
               </w:rPr>
               <w:t>Any / air-gap</w:t>
             </w:r>
@@ -2196,7 +2199,7 @@
       <w:pPr>
         <w:pStyle w:val="Heading2"/>
         <w:keepNext/>
-        <w:spacing w:before="160" w:after="40"/>
+        <w:spacing w:before="120" w:after="30"/>
         <w:jc w:val="left"/>
       </w:pPr>
       <w:r>
@@ -2205,15 +2208,15 @@
           <w:b/>
           <w:i/>
           <w:color w:val="000000"/>
-          <w:sz w:val="20"/>
+          <w:sz w:val="18"/>
         </w:rPr>
         <w:t>B. Detection Accuracy Comparison and Statistical Validation</w:t>
       </w:r>
     </w:p>
     <w:p>
       <w:pPr>
-        <w:spacing w:after="60" w:line="276" w:lineRule="auto"/>
-        <w:ind w:firstLine="255"/>
+        <w:spacing w:after="50" w:line="259" w:lineRule="auto"/>
+        <w:ind w:firstLine="227"/>
         <w:jc w:val="both"/>
       </w:pPr>
       <w:r>
@@ -2221,15 +2224,15 @@
           <w:rFonts w:ascii="Times New Roman" w:hAnsi="Times New Roman"/>
           <w:i w:val="0"/>
           <w:color w:val="000000"/>
-          <w:sz w:val="20"/>
+          <w:sz w:val="19"/>
         </w:rPr>
         <w:t>Table III presents detection-accuracy metrics evaluated against a comprehensive 10,000,000-event flow corpus. The emulation harness (scripts/run_massive_scale_emulator_test.py) uses a Monte Carlo trace generator calibrated against published flow-level statistical distributions — including entropy profiles, inter-arrival timing, and class-imbalance ratios — derived from published statistical characterisations of the CSE-CIC-IDS2018 [19], UNSW-NB15 [18], and CTU-13 [20] academic benchmarks. The evaluation corpus spans 18 distinct attack vectors, including multi-stage reconnaissance, protocol manipulation, SQL injection, RCE exploits, high-rate DDoS floods, encrypted command-and-control (C2), ransomware beaconing, and adversarial evasion payloads.</w:t>
       </w:r>
     </w:p>
     <w:p>
       <w:pPr>
-        <w:spacing w:after="60" w:line="276" w:lineRule="auto"/>
-        <w:ind w:firstLine="255"/>
+        <w:spacing w:after="50" w:line="259" w:lineRule="auto"/>
+        <w:ind w:firstLine="227"/>
         <w:jc w:val="both"/>
       </w:pPr>
       <w:r>
@@ -2237,7 +2240,7 @@
           <w:rFonts w:ascii="Times New Roman" w:hAnsi="Times New Roman"/>
           <w:i w:val="0"/>
           <w:color w:val="000000"/>
-          <w:sz w:val="20"/>
+          <w:sz w:val="19"/>
         </w:rPr>
         <w:t>To establish rigorous statistical validity, evaluation was conducted via stratified Monte Carlo validation across 10,000,000 flows (2,998,265 malicious, 7,001,735 benign). Statistical significance was verified at a 95% confidence level using the Wilson Score interval method: polymorphic evasion True Positive Rate (TPR) reached 98.64% (95% CI: [98.61%, 98.67%], p &lt; 0.001), and the overall system False Positive Rate (FPR) reached 0.12% (95% CI: [0.11%, 0.13%], p &lt; 0.001). Overall classification accuracy reached 99.50%, with precision of 99.72%, F1-score of 99.18%, and Matthews Correlation Coefficient of 0.9882. While commercial platforms such as Palo Alto and Cloudflare require intrusive TLS decryption (MITM) to detect C2 channels, the Autonomous Post-Quantum Cyber Defense Agent achieves 87.9% C2 detection entirely out-of-band via zero-decryption Shannon entropy windowing and timing jitter analysis.</w:t>
       </w:r>
@@ -2267,7 +2270,7 @@
     <w:p>
       <w:pPr>
         <w:keepNext/>
-        <w:spacing w:before="160" w:after="20"/>
+        <w:spacing w:before="120" w:after="20"/>
         <w:jc w:val="center"/>
       </w:pPr>
       <w:r>
@@ -2275,7 +2278,7 @@
           <w:rFonts w:ascii="Times New Roman" w:hAnsi="Times New Roman"/>
           <w:b/>
           <w:color w:val="000000"/>
-          <w:sz w:val="17"/>
+          <w:sz w:val="16"/>
         </w:rPr>
         <w:t>TABLE III</w:t>
       </w:r>
@@ -2283,14 +2286,14 @@
     <w:p>
       <w:pPr>
         <w:keepNext/>
-        <w:spacing w:before="0" w:after="80"/>
+        <w:spacing w:before="0" w:after="60"/>
         <w:jc w:val="center"/>
       </w:pPr>
       <w:r>
         <w:rPr>
           <w:rFonts w:ascii="Times New Roman" w:hAnsi="Times New Roman"/>
           <w:color w:val="000000"/>
-          <w:sz w:val="16"/>
+          <w:sz w:val="15"/>
         </w:rPr>
         <w:t>DETECTION ACCURACY COMPARISON ACROSS 10M FLOWS</w:t>
       </w:r>
@@ -2299,6 +2302,7 @@
       <w:tblPr>
         <w:tblW w:type="auto" w:w="0"/>
         <w:jc w:val="center"/>
+        <w:tblLayout w:type="fixed"/>
         <w:tblLook w:firstColumn="1" w:firstRow="1" w:lastColumn="0" w:lastRow="0" w:noHBand="0" w:noVBand="1" w:val="04A0"/>
         <w:tblBorders>
           <w:top w:val="single" w:sz="12" w:space="0" w:color="000000"/>
@@ -2321,7 +2325,7 @@
       <w:tr>
         <w:tc>
           <w:tcPr>
-            <w:tcW w:type="dxa" w:w="2494"/>
+            <w:tcW w:type="dxa" w:w="2154"/>
             <w:tcBorders>
               <w:bottom w:val="single" w:sz="8" w:space="0" w:color="000000"/>
             </w:tcBorders>
@@ -2330,7 +2334,7 @@
           </w:tcPr>
           <w:p>
             <w:pPr>
-              <w:spacing w:before="60" w:after="60"/>
+              <w:spacing w:before="40" w:after="40"/>
               <w:jc w:val="center"/>
             </w:pPr>
             <w:r>
@@ -2338,7 +2342,7 @@
                 <w:rFonts w:ascii="Times New Roman" w:hAnsi="Times New Roman"/>
                 <w:b/>
                 <w:color w:val="000000"/>
-                <w:sz w:val="15"/>
+                <w:sz w:val="14"/>
               </w:rPr>
               <w:t>Metric</w:t>
             </w:r>
@@ -2346,7 +2350,7 @@
         </w:tc>
         <w:tc>
           <w:tcPr>
-            <w:tcW w:type="dxa" w:w="1134"/>
+            <w:tcW w:type="dxa" w:w="1077"/>
             <w:tcBorders>
               <w:bottom w:val="single" w:sz="8" w:space="0" w:color="000000"/>
             </w:tcBorders>
@@ -2355,7 +2359,7 @@
           </w:tcPr>
           <w:p>
             <w:pPr>
-              <w:spacing w:before="60" w:after="60"/>
+              <w:spacing w:before="40" w:after="40"/>
               <w:jc w:val="center"/>
             </w:pPr>
             <w:r>
@@ -2363,7 +2367,7 @@
                 <w:rFonts w:ascii="Times New Roman" w:hAnsi="Times New Roman"/>
                 <w:b/>
                 <w:color w:val="000000"/>
-                <w:sz w:val="15"/>
+                <w:sz w:val="14"/>
               </w:rPr>
               <w:t>Snort 3.x</w:t>
             </w:r>
@@ -2371,7 +2375,7 @@
         </w:tc>
         <w:tc>
           <w:tcPr>
-            <w:tcW w:type="dxa" w:w="1134"/>
+            <w:tcW w:type="dxa" w:w="1077"/>
             <w:tcBorders>
               <w:bottom w:val="single" w:sz="8" w:space="0" w:color="000000"/>
             </w:tcBorders>
@@ -2380,7 +2384,7 @@
           </w:tcPr>
           <w:p>
             <w:pPr>
-              <w:spacing w:before="60" w:after="60"/>
+              <w:spacing w:before="40" w:after="40"/>
               <w:jc w:val="center"/>
             </w:pPr>
             <w:r>
@@ -2388,7 +2392,7 @@
                 <w:rFonts w:ascii="Times New Roman" w:hAnsi="Times New Roman"/>
                 <w:b/>
                 <w:color w:val="000000"/>
-                <w:sz w:val="15"/>
+                <w:sz w:val="14"/>
               </w:rPr>
               <w:t>Suricata 7.x</w:t>
             </w:r>
@@ -2396,7 +2400,7 @@
         </w:tc>
         <w:tc>
           <w:tcPr>
-            <w:tcW w:type="dxa" w:w="1134"/>
+            <w:tcW w:type="dxa" w:w="1077"/>
             <w:tcBorders>
               <w:bottom w:val="single" w:sz="8" w:space="0" w:color="000000"/>
             </w:tcBorders>
@@ -2405,7 +2409,7 @@
           </w:tcPr>
           <w:p>
             <w:pPr>
-              <w:spacing w:before="60" w:after="60"/>
+              <w:spacing w:before="40" w:after="40"/>
               <w:jc w:val="center"/>
             </w:pPr>
             <w:r>
@@ -2413,7 +2417,7 @@
                 <w:rFonts w:ascii="Times New Roman" w:hAnsi="Times New Roman"/>
                 <w:b/>
                 <w:color w:val="000000"/>
-                <w:sz w:val="15"/>
+                <w:sz w:val="14"/>
               </w:rPr>
               <w:t>Palo Alto</w:t>
             </w:r>
@@ -2421,7 +2425,7 @@
         </w:tc>
         <w:tc>
           <w:tcPr>
-            <w:tcW w:type="dxa" w:w="1247"/>
+            <w:tcW w:type="dxa" w:w="1191"/>
             <w:tcBorders>
               <w:bottom w:val="single" w:sz="8" w:space="0" w:color="000000"/>
             </w:tcBorders>
@@ -2430,7 +2434,7 @@
           </w:tcPr>
           <w:p>
             <w:pPr>
-              <w:spacing w:before="60" w:after="60"/>
+              <w:spacing w:before="40" w:after="40"/>
               <w:jc w:val="center"/>
             </w:pPr>
             <w:r>
@@ -2438,7 +2442,7 @@
                 <w:rFonts w:ascii="Times New Roman" w:hAnsi="Times New Roman"/>
                 <w:b/>
                 <w:color w:val="000000"/>
-                <w:sz w:val="15"/>
+                <w:sz w:val="14"/>
               </w:rPr>
               <w:t>Cloudflare MT</w:t>
             </w:r>
@@ -2446,7 +2450,7 @@
         </w:tc>
         <w:tc>
           <w:tcPr>
-            <w:tcW w:type="dxa" w:w="1134"/>
+            <w:tcW w:type="dxa" w:w="1077"/>
             <w:tcBorders>
               <w:bottom w:val="single" w:sz="8" w:space="0" w:color="000000"/>
             </w:tcBorders>
@@ -2455,7 +2459,7 @@
           </w:tcPr>
           <w:p>
             <w:pPr>
-              <w:spacing w:before="60" w:after="60"/>
+              <w:spacing w:before="40" w:after="40"/>
               <w:jc w:val="center"/>
             </w:pPr>
             <w:r>
@@ -2463,7 +2467,7 @@
                 <w:rFonts w:ascii="Times New Roman" w:hAnsi="Times New Roman"/>
                 <w:b/>
                 <w:color w:val="000000"/>
-                <w:sz w:val="15"/>
+                <w:sz w:val="14"/>
               </w:rPr>
               <w:t>Cisco FP</w:t>
             </w:r>
@@ -2480,7 +2484,7 @@
           </w:tcPr>
           <w:p>
             <w:pPr>
-              <w:spacing w:before="60" w:after="60"/>
+              <w:spacing w:before="40" w:after="40"/>
               <w:jc w:val="center"/>
             </w:pPr>
             <w:r>
@@ -2488,7 +2492,7 @@
                 <w:rFonts w:ascii="Times New Roman" w:hAnsi="Times New Roman"/>
                 <w:b/>
                 <w:color w:val="000000"/>
-                <w:sz w:val="15"/>
+                <w:sz w:val="14"/>
               </w:rPr>
               <w:t>Autonomous Agent (ours)</w:t>
             </w:r>
@@ -2498,13 +2502,13 @@
       <w:tr>
         <w:tc>
           <w:tcPr>
-            <w:tcW w:type="dxa" w:w="2494"/>
-            <w:vAlign w:val="center"/>
-            <w:shd w:val="clear" w:color="auto" w:fill="FFFFFF"/>
-          </w:tcPr>
-          <w:p>
-            <w:pPr>
-              <w:spacing w:before="40" w:after="40"/>
+            <w:tcW w:type="dxa" w:w="2154"/>
+            <w:vAlign w:val="center"/>
+            <w:shd w:val="clear" w:color="auto" w:fill="FFFFFF"/>
+          </w:tcPr>
+          <w:p>
+            <w:pPr>
+              <w:spacing w:before="30" w:after="30"/>
               <w:jc w:val="left"/>
             </w:pPr>
             <w:r>
@@ -2512,7 +2516,7 @@
                 <w:rFonts w:ascii="Times New Roman" w:hAnsi="Times New Roman"/>
                 <w:b w:val="0"/>
                 <w:color w:val="000000"/>
-                <w:sz w:val="15"/>
+                <w:sz w:val="14"/>
               </w:rPr>
               <w:t>Evasion Recall / TPR (%)</w:t>
             </w:r>
@@ -2520,21 +2524,21 @@
         </w:tc>
         <w:tc>
           <w:tcPr>
-            <w:tcW w:type="dxa" w:w="1134"/>
-            <w:vAlign w:val="center"/>
-            <w:shd w:val="clear" w:color="auto" w:fill="FFFFFF"/>
-          </w:tcPr>
-          <w:p>
-            <w:pPr>
-              <w:spacing w:before="40" w:after="40"/>
-              <w:jc w:val="center"/>
-            </w:pPr>
-            <w:r>
-              <w:rPr>
-                <w:rFonts w:ascii="Times New Roman" w:hAnsi="Times New Roman"/>
-                <w:b w:val="0"/>
-                <w:color w:val="000000"/>
-                <w:sz w:val="15"/>
+            <w:tcW w:type="dxa" w:w="1077"/>
+            <w:vAlign w:val="center"/>
+            <w:shd w:val="clear" w:color="auto" w:fill="FFFFFF"/>
+          </w:tcPr>
+          <w:p>
+            <w:pPr>
+              <w:spacing w:before="30" w:after="30"/>
+              <w:jc w:val="center"/>
+            </w:pPr>
+            <w:r>
+              <w:rPr>
+                <w:rFonts w:ascii="Times New Roman" w:hAnsi="Times New Roman"/>
+                <w:b w:val="0"/>
+                <w:color w:val="000000"/>
+                <w:sz w:val="14"/>
               </w:rPr>
               <w:t>68.4</w:t>
             </w:r>
@@ -2542,21 +2546,21 @@
         </w:tc>
         <w:tc>
           <w:tcPr>
-            <w:tcW w:type="dxa" w:w="1134"/>
-            <w:vAlign w:val="center"/>
-            <w:shd w:val="clear" w:color="auto" w:fill="FFFFFF"/>
-          </w:tcPr>
-          <w:p>
-            <w:pPr>
-              <w:spacing w:before="40" w:after="40"/>
-              <w:jc w:val="center"/>
-            </w:pPr>
-            <w:r>
-              <w:rPr>
-                <w:rFonts w:ascii="Times New Roman" w:hAnsi="Times New Roman"/>
-                <w:b w:val="0"/>
-                <w:color w:val="000000"/>
-                <w:sz w:val="15"/>
+            <w:tcW w:type="dxa" w:w="1077"/>
+            <w:vAlign w:val="center"/>
+            <w:shd w:val="clear" w:color="auto" w:fill="FFFFFF"/>
+          </w:tcPr>
+          <w:p>
+            <w:pPr>
+              <w:spacing w:before="30" w:after="30"/>
+              <w:jc w:val="center"/>
+            </w:pPr>
+            <w:r>
+              <w:rPr>
+                <w:rFonts w:ascii="Times New Roman" w:hAnsi="Times New Roman"/>
+                <w:b w:val="0"/>
+                <w:color w:val="000000"/>
+                <w:sz w:val="14"/>
               </w:rPr>
               <w:t>71.2</w:t>
             </w:r>
@@ -2564,21 +2568,21 @@
         </w:tc>
         <w:tc>
           <w:tcPr>
-            <w:tcW w:type="dxa" w:w="1134"/>
-            <w:vAlign w:val="center"/>
-            <w:shd w:val="clear" w:color="auto" w:fill="FFFFFF"/>
-          </w:tcPr>
-          <w:p>
-            <w:pPr>
-              <w:spacing w:before="40" w:after="40"/>
-              <w:jc w:val="center"/>
-            </w:pPr>
-            <w:r>
-              <w:rPr>
-                <w:rFonts w:ascii="Times New Roman" w:hAnsi="Times New Roman"/>
-                <w:b w:val="0"/>
-                <w:color w:val="000000"/>
-                <w:sz w:val="15"/>
+            <w:tcW w:type="dxa" w:w="1077"/>
+            <w:vAlign w:val="center"/>
+            <w:shd w:val="clear" w:color="auto" w:fill="FFFFFF"/>
+          </w:tcPr>
+          <w:p>
+            <w:pPr>
+              <w:spacing w:before="30" w:after="30"/>
+              <w:jc w:val="center"/>
+            </w:pPr>
+            <w:r>
+              <w:rPr>
+                <w:rFonts w:ascii="Times New Roman" w:hAnsi="Times New Roman"/>
+                <w:b w:val="0"/>
+                <w:color w:val="000000"/>
+                <w:sz w:val="14"/>
               </w:rPr>
               <w:t>89.2</w:t>
             </w:r>
@@ -2586,21 +2590,21 @@
         </w:tc>
         <w:tc>
           <w:tcPr>
-            <w:tcW w:type="dxa" w:w="1247"/>
-            <w:vAlign w:val="center"/>
-            <w:shd w:val="clear" w:color="auto" w:fill="FFFFFF"/>
-          </w:tcPr>
-          <w:p>
-            <w:pPr>
-              <w:spacing w:before="40" w:after="40"/>
-              <w:jc w:val="center"/>
-            </w:pPr>
-            <w:r>
-              <w:rPr>
-                <w:rFonts w:ascii="Times New Roman" w:hAnsi="Times New Roman"/>
-                <w:b w:val="0"/>
-                <w:color w:val="000000"/>
-                <w:sz w:val="15"/>
+            <w:tcW w:type="dxa" w:w="1191"/>
+            <w:vAlign w:val="center"/>
+            <w:shd w:val="clear" w:color="auto" w:fill="FFFFFF"/>
+          </w:tcPr>
+          <w:p>
+            <w:pPr>
+              <w:spacing w:before="30" w:after="30"/>
+              <w:jc w:val="center"/>
+            </w:pPr>
+            <w:r>
+              <w:rPr>
+                <w:rFonts w:ascii="Times New Roman" w:hAnsi="Times New Roman"/>
+                <w:b w:val="0"/>
+                <w:color w:val="000000"/>
+                <w:sz w:val="14"/>
               </w:rPr>
               <w:t>87.6</w:t>
             </w:r>
@@ -2608,21 +2612,21 @@
         </w:tc>
         <w:tc>
           <w:tcPr>
-            <w:tcW w:type="dxa" w:w="1134"/>
-            <w:vAlign w:val="center"/>
-            <w:shd w:val="clear" w:color="auto" w:fill="FFFFFF"/>
-          </w:tcPr>
-          <w:p>
-            <w:pPr>
-              <w:spacing w:before="40" w:after="40"/>
-              <w:jc w:val="center"/>
-            </w:pPr>
-            <w:r>
-              <w:rPr>
-                <w:rFonts w:ascii="Times New Roman" w:hAnsi="Times New Roman"/>
-                <w:b w:val="0"/>
-                <w:color w:val="000000"/>
-                <w:sz w:val="15"/>
+            <w:tcW w:type="dxa" w:w="1077"/>
+            <w:vAlign w:val="center"/>
+            <w:shd w:val="clear" w:color="auto" w:fill="FFFFFF"/>
+          </w:tcPr>
+          <w:p>
+            <w:pPr>
+              <w:spacing w:before="30" w:after="30"/>
+              <w:jc w:val="center"/>
+            </w:pPr>
+            <w:r>
+              <w:rPr>
+                <w:rFonts w:ascii="Times New Roman" w:hAnsi="Times New Roman"/>
+                <w:b w:val="0"/>
+                <w:color w:val="000000"/>
+                <w:sz w:val="14"/>
               </w:rPr>
               <w:t>85.4</w:t>
             </w:r>
@@ -2636,7 +2640,7 @@
           </w:tcPr>
           <w:p>
             <w:pPr>
-              <w:spacing w:before="40" w:after="40"/>
+              <w:spacing w:before="30" w:after="30"/>
               <w:jc w:val="center"/>
             </w:pPr>
             <w:r>
@@ -2644,7 +2648,7 @@
                 <w:rFonts w:ascii="Times New Roman" w:hAnsi="Times New Roman"/>
                 <w:b/>
                 <w:color w:val="000000"/>
-                <w:sz w:val="15"/>
+                <w:sz w:val="14"/>
               </w:rPr>
               <w:t>98.64</w:t>
             </w:r>
@@ -2654,13 +2658,13 @@
       <w:tr>
         <w:tc>
           <w:tcPr>
-            <w:tcW w:type="dxa" w:w="2494"/>
-            <w:vAlign w:val="center"/>
-            <w:shd w:val="clear" w:color="auto" w:fill="FFFFFF"/>
-          </w:tcPr>
-          <w:p>
-            <w:pPr>
-              <w:spacing w:before="40" w:after="40"/>
+            <w:tcW w:type="dxa" w:w="2154"/>
+            <w:vAlign w:val="center"/>
+            <w:shd w:val="clear" w:color="auto" w:fill="FFFFFF"/>
+          </w:tcPr>
+          <w:p>
+            <w:pPr>
+              <w:spacing w:before="30" w:after="30"/>
               <w:jc w:val="left"/>
             </w:pPr>
             <w:r>
@@ -2668,7 +2672,7 @@
                 <w:rFonts w:ascii="Times New Roman" w:hAnsi="Times New Roman"/>
                 <w:b w:val="0"/>
                 <w:color w:val="000000"/>
-                <w:sz w:val="15"/>
+                <w:sz w:val="14"/>
               </w:rPr>
               <w:t>False Positive Rate (%)</w:t>
             </w:r>
@@ -2676,21 +2680,21 @@
         </w:tc>
         <w:tc>
           <w:tcPr>
-            <w:tcW w:type="dxa" w:w="1134"/>
-            <w:vAlign w:val="center"/>
-            <w:shd w:val="clear" w:color="auto" w:fill="FFFFFF"/>
-          </w:tcPr>
-          <w:p>
-            <w:pPr>
-              <w:spacing w:before="40" w:after="40"/>
-              <w:jc w:val="center"/>
-            </w:pPr>
-            <w:r>
-              <w:rPr>
-                <w:rFonts w:ascii="Times New Roman" w:hAnsi="Times New Roman"/>
-                <w:b w:val="0"/>
-                <w:color w:val="000000"/>
-                <w:sz w:val="15"/>
+            <w:tcW w:type="dxa" w:w="1077"/>
+            <w:vAlign w:val="center"/>
+            <w:shd w:val="clear" w:color="auto" w:fill="FFFFFF"/>
+          </w:tcPr>
+          <w:p>
+            <w:pPr>
+              <w:spacing w:before="30" w:after="30"/>
+              <w:jc w:val="center"/>
+            </w:pPr>
+            <w:r>
+              <w:rPr>
+                <w:rFonts w:ascii="Times New Roman" w:hAnsi="Times New Roman"/>
+                <w:b w:val="0"/>
+                <w:color w:val="000000"/>
+                <w:sz w:val="14"/>
               </w:rPr>
               <w:t>14.8</w:t>
             </w:r>
@@ -2698,21 +2702,21 @@
         </w:tc>
         <w:tc>
           <w:tcPr>
-            <w:tcW w:type="dxa" w:w="1134"/>
-            <w:vAlign w:val="center"/>
-            <w:shd w:val="clear" w:color="auto" w:fill="FFFFFF"/>
-          </w:tcPr>
-          <w:p>
-            <w:pPr>
-              <w:spacing w:before="40" w:after="40"/>
-              <w:jc w:val="center"/>
-            </w:pPr>
-            <w:r>
-              <w:rPr>
-                <w:rFonts w:ascii="Times New Roman" w:hAnsi="Times New Roman"/>
-                <w:b w:val="0"/>
-                <w:color w:val="000000"/>
-                <w:sz w:val="15"/>
+            <w:tcW w:type="dxa" w:w="1077"/>
+            <w:vAlign w:val="center"/>
+            <w:shd w:val="clear" w:color="auto" w:fill="FFFFFF"/>
+          </w:tcPr>
+          <w:p>
+            <w:pPr>
+              <w:spacing w:before="30" w:after="30"/>
+              <w:jc w:val="center"/>
+            </w:pPr>
+            <w:r>
+              <w:rPr>
+                <w:rFonts w:ascii="Times New Roman" w:hAnsi="Times New Roman"/>
+                <w:b w:val="0"/>
+                <w:color w:val="000000"/>
+                <w:sz w:val="14"/>
               </w:rPr>
               <w:t>11.3</w:t>
             </w:r>
@@ -2720,21 +2724,21 @@
         </w:tc>
         <w:tc>
           <w:tcPr>
-            <w:tcW w:type="dxa" w:w="1134"/>
-            <w:vAlign w:val="center"/>
-            <w:shd w:val="clear" w:color="auto" w:fill="FFFFFF"/>
-          </w:tcPr>
-          <w:p>
-            <w:pPr>
-              <w:spacing w:before="40" w:after="40"/>
-              <w:jc w:val="center"/>
-            </w:pPr>
-            <w:r>
-              <w:rPr>
-                <w:rFonts w:ascii="Times New Roman" w:hAnsi="Times New Roman"/>
-                <w:b w:val="0"/>
-                <w:color w:val="000000"/>
-                <w:sz w:val="15"/>
+            <w:tcW w:type="dxa" w:w="1077"/>
+            <w:vAlign w:val="center"/>
+            <w:shd w:val="clear" w:color="auto" w:fill="FFFFFF"/>
+          </w:tcPr>
+          <w:p>
+            <w:pPr>
+              <w:spacing w:before="30" w:after="30"/>
+              <w:jc w:val="center"/>
+            </w:pPr>
+            <w:r>
+              <w:rPr>
+                <w:rFonts w:ascii="Times New Roman" w:hAnsi="Times New Roman"/>
+                <w:b w:val="0"/>
+                <w:color w:val="000000"/>
+                <w:sz w:val="14"/>
               </w:rPr>
               <w:t>4.5</w:t>
             </w:r>
@@ -2742,21 +2746,21 @@
         </w:tc>
         <w:tc>
           <w:tcPr>
-            <w:tcW w:type="dxa" w:w="1247"/>
-            <w:vAlign w:val="center"/>
-            <w:shd w:val="clear" w:color="auto" w:fill="FFFFFF"/>
-          </w:tcPr>
-          <w:p>
-            <w:pPr>
-              <w:spacing w:before="40" w:after="40"/>
-              <w:jc w:val="center"/>
-            </w:pPr>
-            <w:r>
-              <w:rPr>
-                <w:rFonts w:ascii="Times New Roman" w:hAnsi="Times New Roman"/>
-                <w:b w:val="0"/>
-                <w:color w:val="000000"/>
-                <w:sz w:val="15"/>
+            <w:tcW w:type="dxa" w:w="1191"/>
+            <w:vAlign w:val="center"/>
+            <w:shd w:val="clear" w:color="auto" w:fill="FFFFFF"/>
+          </w:tcPr>
+          <w:p>
+            <w:pPr>
+              <w:spacing w:before="30" w:after="30"/>
+              <w:jc w:val="center"/>
+            </w:pPr>
+            <w:r>
+              <w:rPr>
+                <w:rFonts w:ascii="Times New Roman" w:hAnsi="Times New Roman"/>
+                <w:b w:val="0"/>
+                <w:color w:val="000000"/>
+                <w:sz w:val="14"/>
               </w:rPr>
               <w:t>5.1</w:t>
             </w:r>
@@ -2764,21 +2768,21 @@
         </w:tc>
         <w:tc>
           <w:tcPr>
-            <w:tcW w:type="dxa" w:w="1134"/>
-            <w:vAlign w:val="center"/>
-            <w:shd w:val="clear" w:color="auto" w:fill="FFFFFF"/>
-          </w:tcPr>
-          <w:p>
-            <w:pPr>
-              <w:spacing w:before="40" w:after="40"/>
-              <w:jc w:val="center"/>
-            </w:pPr>
-            <w:r>
-              <w:rPr>
-                <w:rFonts w:ascii="Times New Roman" w:hAnsi="Times New Roman"/>
-                <w:b w:val="0"/>
-                <w:color w:val="000000"/>
-                <w:sz w:val="15"/>
+            <w:tcW w:type="dxa" w:w="1077"/>
+            <w:vAlign w:val="center"/>
+            <w:shd w:val="clear" w:color="auto" w:fill="FFFFFF"/>
+          </w:tcPr>
+          <w:p>
+            <w:pPr>
+              <w:spacing w:before="30" w:after="30"/>
+              <w:jc w:val="center"/>
+            </w:pPr>
+            <w:r>
+              <w:rPr>
+                <w:rFonts w:ascii="Times New Roman" w:hAnsi="Times New Roman"/>
+                <w:b w:val="0"/>
+                <w:color w:val="000000"/>
+                <w:sz w:val="14"/>
               </w:rPr>
               <w:t>6.2</w:t>
             </w:r>
@@ -2792,7 +2796,7 @@
           </w:tcPr>
           <w:p>
             <w:pPr>
-              <w:spacing w:before="40" w:after="40"/>
+              <w:spacing w:before="30" w:after="30"/>
               <w:jc w:val="center"/>
             </w:pPr>
             <w:r>
@@ -2800,7 +2804,7 @@
                 <w:rFonts w:ascii="Times New Roman" w:hAnsi="Times New Roman"/>
                 <w:b/>
                 <w:color w:val="000000"/>
-                <w:sz w:val="15"/>
+                <w:sz w:val="14"/>
               </w:rPr>
               <w:t>0.12</w:t>
             </w:r>
@@ -2810,13 +2814,13 @@
       <w:tr>
         <w:tc>
           <w:tcPr>
-            <w:tcW w:type="dxa" w:w="2494"/>
-            <w:vAlign w:val="center"/>
-            <w:shd w:val="clear" w:color="auto" w:fill="FFFFFF"/>
-          </w:tcPr>
-          <w:p>
-            <w:pPr>
-              <w:spacing w:before="40" w:after="40"/>
+            <w:tcW w:type="dxa" w:w="2154"/>
+            <w:vAlign w:val="center"/>
+            <w:shd w:val="clear" w:color="auto" w:fill="FFFFFF"/>
+          </w:tcPr>
+          <w:p>
+            <w:pPr>
+              <w:spacing w:before="30" w:after="30"/>
               <w:jc w:val="left"/>
             </w:pPr>
             <w:r>
@@ -2824,7 +2828,7 @@
                 <w:rFonts w:ascii="Times New Roman" w:hAnsi="Times New Roman"/>
                 <w:b w:val="0"/>
                 <w:color w:val="000000"/>
-                <w:sz w:val="15"/>
+                <w:sz w:val="14"/>
               </w:rPr>
               <w:t>Encrypted C2 Detect. (%)</w:t>
             </w:r>
@@ -2832,21 +2836,21 @@
         </w:tc>
         <w:tc>
           <w:tcPr>
-            <w:tcW w:type="dxa" w:w="1134"/>
-            <w:vAlign w:val="center"/>
-            <w:shd w:val="clear" w:color="auto" w:fill="FFFFFF"/>
-          </w:tcPr>
-          <w:p>
-            <w:pPr>
-              <w:spacing w:before="40" w:after="40"/>
-              <w:jc w:val="center"/>
-            </w:pPr>
-            <w:r>
-              <w:rPr>
-                <w:rFonts w:ascii="Times New Roman" w:hAnsi="Times New Roman"/>
-                <w:b w:val="0"/>
-                <w:color w:val="000000"/>
-                <w:sz w:val="15"/>
+            <w:tcW w:type="dxa" w:w="1077"/>
+            <w:vAlign w:val="center"/>
+            <w:shd w:val="clear" w:color="auto" w:fill="FFFFFF"/>
+          </w:tcPr>
+          <w:p>
+            <w:pPr>
+              <w:spacing w:before="30" w:after="30"/>
+              <w:jc w:val="center"/>
+            </w:pPr>
+            <w:r>
+              <w:rPr>
+                <w:rFonts w:ascii="Times New Roman" w:hAnsi="Times New Roman"/>
+                <w:b w:val="0"/>
+                <w:color w:val="000000"/>
+                <w:sz w:val="14"/>
               </w:rPr>
               <w:t>12.0</w:t>
             </w:r>
@@ -2854,21 +2858,21 @@
         </w:tc>
         <w:tc>
           <w:tcPr>
-            <w:tcW w:type="dxa" w:w="1134"/>
-            <w:vAlign w:val="center"/>
-            <w:shd w:val="clear" w:color="auto" w:fill="FFFFFF"/>
-          </w:tcPr>
-          <w:p>
-            <w:pPr>
-              <w:spacing w:before="40" w:after="40"/>
-              <w:jc w:val="center"/>
-            </w:pPr>
-            <w:r>
-              <w:rPr>
-                <w:rFonts w:ascii="Times New Roman" w:hAnsi="Times New Roman"/>
-                <w:b w:val="0"/>
-                <w:color w:val="000000"/>
-                <w:sz w:val="15"/>
+            <w:tcW w:type="dxa" w:w="1077"/>
+            <w:vAlign w:val="center"/>
+            <w:shd w:val="clear" w:color="auto" w:fill="FFFFFF"/>
+          </w:tcPr>
+          <w:p>
+            <w:pPr>
+              <w:spacing w:before="30" w:after="30"/>
+              <w:jc w:val="center"/>
+            </w:pPr>
+            <w:r>
+              <w:rPr>
+                <w:rFonts w:ascii="Times New Roman" w:hAnsi="Times New Roman"/>
+                <w:b w:val="0"/>
+                <w:color w:val="000000"/>
+                <w:sz w:val="14"/>
               </w:rPr>
               <w:t>18.5</w:t>
             </w:r>
@@ -2876,21 +2880,21 @@
         </w:tc>
         <w:tc>
           <w:tcPr>
-            <w:tcW w:type="dxa" w:w="1134"/>
-            <w:vAlign w:val="center"/>
-            <w:shd w:val="clear" w:color="auto" w:fill="FFFFFF"/>
-          </w:tcPr>
-          <w:p>
-            <w:pPr>
-              <w:spacing w:before="40" w:after="40"/>
-              <w:jc w:val="center"/>
-            </w:pPr>
-            <w:r>
-              <w:rPr>
-                <w:rFonts w:ascii="Times New Roman" w:hAnsi="Times New Roman"/>
-                <w:b w:val="0"/>
-                <w:color w:val="000000"/>
-                <w:sz w:val="15"/>
+            <w:tcW w:type="dxa" w:w="1077"/>
+            <w:vAlign w:val="center"/>
+            <w:shd w:val="clear" w:color="auto" w:fill="FFFFFF"/>
+          </w:tcPr>
+          <w:p>
+            <w:pPr>
+              <w:spacing w:before="30" w:after="30"/>
+              <w:jc w:val="center"/>
+            </w:pPr>
+            <w:r>
+              <w:rPr>
+                <w:rFonts w:ascii="Times New Roman" w:hAnsi="Times New Roman"/>
+                <w:b w:val="0"/>
+                <w:color w:val="000000"/>
+                <w:sz w:val="14"/>
               </w:rPr>
               <w:t>72.3</w:t>
             </w:r>
@@ -2898,21 +2902,21 @@
         </w:tc>
         <w:tc>
           <w:tcPr>
-            <w:tcW w:type="dxa" w:w="1247"/>
-            <w:vAlign w:val="center"/>
-            <w:shd w:val="clear" w:color="auto" w:fill="FFFFFF"/>
-          </w:tcPr>
-          <w:p>
-            <w:pPr>
-              <w:spacing w:before="40" w:after="40"/>
-              <w:jc w:val="center"/>
-            </w:pPr>
-            <w:r>
-              <w:rPr>
-                <w:rFonts w:ascii="Times New Roman" w:hAnsi="Times New Roman"/>
-                <w:b w:val="0"/>
-                <w:color w:val="000000"/>
-                <w:sz w:val="15"/>
+            <w:tcW w:type="dxa" w:w="1191"/>
+            <w:vAlign w:val="center"/>
+            <w:shd w:val="clear" w:color="auto" w:fill="FFFFFF"/>
+          </w:tcPr>
+          <w:p>
+            <w:pPr>
+              <w:spacing w:before="30" w:after="30"/>
+              <w:jc w:val="center"/>
+            </w:pPr>
+            <w:r>
+              <w:rPr>
+                <w:rFonts w:ascii="Times New Roman" w:hAnsi="Times New Roman"/>
+                <w:b w:val="0"/>
+                <w:color w:val="000000"/>
+                <w:sz w:val="14"/>
               </w:rPr>
               <w:t>68.0</w:t>
             </w:r>
@@ -2920,21 +2924,21 @@
         </w:tc>
         <w:tc>
           <w:tcPr>
-            <w:tcW w:type="dxa" w:w="1134"/>
-            <w:vAlign w:val="center"/>
-            <w:shd w:val="clear" w:color="auto" w:fill="FFFFFF"/>
-          </w:tcPr>
-          <w:p>
-            <w:pPr>
-              <w:spacing w:before="40" w:after="40"/>
-              <w:jc w:val="center"/>
-            </w:pPr>
-            <w:r>
-              <w:rPr>
-                <w:rFonts w:ascii="Times New Roman" w:hAnsi="Times New Roman"/>
-                <w:b w:val="0"/>
-                <w:color w:val="000000"/>
-                <w:sz w:val="15"/>
+            <w:tcW w:type="dxa" w:w="1077"/>
+            <w:vAlign w:val="center"/>
+            <w:shd w:val="clear" w:color="auto" w:fill="FFFFFF"/>
+          </w:tcPr>
+          <w:p>
+            <w:pPr>
+              <w:spacing w:before="30" w:after="30"/>
+              <w:jc w:val="center"/>
+            </w:pPr>
+            <w:r>
+              <w:rPr>
+                <w:rFonts w:ascii="Times New Roman" w:hAnsi="Times New Roman"/>
+                <w:b w:val="0"/>
+                <w:color w:val="000000"/>
+                <w:sz w:val="14"/>
               </w:rPr>
               <w:t>64.1</w:t>
             </w:r>
@@ -2948,7 +2952,7 @@
           </w:tcPr>
           <w:p>
             <w:pPr>
-              <w:spacing w:before="40" w:after="40"/>
+              <w:spacing w:before="30" w:after="30"/>
               <w:jc w:val="center"/>
             </w:pPr>
             <w:r>
@@ -2956,7 +2960,7 @@
                 <w:rFonts w:ascii="Times New Roman" w:hAnsi="Times New Roman"/>
                 <w:b/>
                 <w:color w:val="000000"/>
-                <w:sz w:val="15"/>
+                <w:sz w:val="14"/>
               </w:rPr>
               <w:t>87.9</w:t>
             </w:r>
@@ -2966,13 +2970,13 @@
       <w:tr>
         <w:tc>
           <w:tcPr>
-            <w:tcW w:type="dxa" w:w="2494"/>
-            <w:vAlign w:val="center"/>
-            <w:shd w:val="clear" w:color="auto" w:fill="FFFFFF"/>
-          </w:tcPr>
-          <w:p>
-            <w:pPr>
-              <w:spacing w:before="40" w:after="40"/>
+            <w:tcW w:type="dxa" w:w="2154"/>
+            <w:vAlign w:val="center"/>
+            <w:shd w:val="clear" w:color="auto" w:fill="FFFFFF"/>
+          </w:tcPr>
+          <w:p>
+            <w:pPr>
+              <w:spacing w:before="30" w:after="30"/>
               <w:jc w:val="left"/>
             </w:pPr>
             <w:r>
@@ -2980,7 +2984,7 @@
                 <w:rFonts w:ascii="Times New Roman" w:hAnsi="Times New Roman"/>
                 <w:b w:val="0"/>
                 <w:color w:val="000000"/>
-                <w:sz w:val="15"/>
+                <w:sz w:val="14"/>
               </w:rPr>
               <w:t>Scan Evasion Resist. (%)</w:t>
             </w:r>
@@ -2988,21 +2992,21 @@
         </w:tc>
         <w:tc>
           <w:tcPr>
-            <w:tcW w:type="dxa" w:w="1134"/>
-            <w:vAlign w:val="center"/>
-            <w:shd w:val="clear" w:color="auto" w:fill="FFFFFF"/>
-          </w:tcPr>
-          <w:p>
-            <w:pPr>
-              <w:spacing w:before="40" w:after="40"/>
-              <w:jc w:val="center"/>
-            </w:pPr>
-            <w:r>
-              <w:rPr>
-                <w:rFonts w:ascii="Times New Roman" w:hAnsi="Times New Roman"/>
-                <w:b w:val="0"/>
-                <w:color w:val="000000"/>
-                <w:sz w:val="15"/>
+            <w:tcW w:type="dxa" w:w="1077"/>
+            <w:vAlign w:val="center"/>
+            <w:shd w:val="clear" w:color="auto" w:fill="FFFFFF"/>
+          </w:tcPr>
+          <w:p>
+            <w:pPr>
+              <w:spacing w:before="30" w:after="30"/>
+              <w:jc w:val="center"/>
+            </w:pPr>
+            <w:r>
+              <w:rPr>
+                <w:rFonts w:ascii="Times New Roman" w:hAnsi="Times New Roman"/>
+                <w:b w:val="0"/>
+                <w:color w:val="000000"/>
+                <w:sz w:val="14"/>
               </w:rPr>
               <w:t>41.0</w:t>
             </w:r>
@@ -3010,21 +3014,21 @@
         </w:tc>
         <w:tc>
           <w:tcPr>
-            <w:tcW w:type="dxa" w:w="1134"/>
-            <w:vAlign w:val="center"/>
-            <w:shd w:val="clear" w:color="auto" w:fill="FFFFFF"/>
-          </w:tcPr>
-          <w:p>
-            <w:pPr>
-              <w:spacing w:before="40" w:after="40"/>
-              <w:jc w:val="center"/>
-            </w:pPr>
-            <w:r>
-              <w:rPr>
-                <w:rFonts w:ascii="Times New Roman" w:hAnsi="Times New Roman"/>
-                <w:b w:val="0"/>
-                <w:color w:val="000000"/>
-                <w:sz w:val="15"/>
+            <w:tcW w:type="dxa" w:w="1077"/>
+            <w:vAlign w:val="center"/>
+            <w:shd w:val="clear" w:color="auto" w:fill="FFFFFF"/>
+          </w:tcPr>
+          <w:p>
+            <w:pPr>
+              <w:spacing w:before="30" w:after="30"/>
+              <w:jc w:val="center"/>
+            </w:pPr>
+            <w:r>
+              <w:rPr>
+                <w:rFonts w:ascii="Times New Roman" w:hAnsi="Times New Roman"/>
+                <w:b w:val="0"/>
+                <w:color w:val="000000"/>
+                <w:sz w:val="14"/>
               </w:rPr>
               <w:t>49.0</w:t>
             </w:r>
@@ -3032,21 +3036,21 @@
         </w:tc>
         <w:tc>
           <w:tcPr>
-            <w:tcW w:type="dxa" w:w="1134"/>
-            <w:vAlign w:val="center"/>
-            <w:shd w:val="clear" w:color="auto" w:fill="FFFFFF"/>
-          </w:tcPr>
-          <w:p>
-            <w:pPr>
-              <w:spacing w:before="40" w:after="40"/>
-              <w:jc w:val="center"/>
-            </w:pPr>
-            <w:r>
-              <w:rPr>
-                <w:rFonts w:ascii="Times New Roman" w:hAnsi="Times New Roman"/>
-                <w:b w:val="0"/>
-                <w:color w:val="000000"/>
-                <w:sz w:val="15"/>
+            <w:tcW w:type="dxa" w:w="1077"/>
+            <w:vAlign w:val="center"/>
+            <w:shd w:val="clear" w:color="auto" w:fill="FFFFFF"/>
+          </w:tcPr>
+          <w:p>
+            <w:pPr>
+              <w:spacing w:before="30" w:after="30"/>
+              <w:jc w:val="center"/>
+            </w:pPr>
+            <w:r>
+              <w:rPr>
+                <w:rFonts w:ascii="Times New Roman" w:hAnsi="Times New Roman"/>
+                <w:b w:val="0"/>
+                <w:color w:val="000000"/>
+                <w:sz w:val="14"/>
               </w:rPr>
               <w:t>76.0</w:t>
             </w:r>
@@ -3054,21 +3058,21 @@
         </w:tc>
         <w:tc>
           <w:tcPr>
-            <w:tcW w:type="dxa" w:w="1247"/>
-            <w:vAlign w:val="center"/>
-            <w:shd w:val="clear" w:color="auto" w:fill="FFFFFF"/>
-          </w:tcPr>
-          <w:p>
-            <w:pPr>
-              <w:spacing w:before="40" w:after="40"/>
-              <w:jc w:val="center"/>
-            </w:pPr>
-            <w:r>
-              <w:rPr>
-                <w:rFonts w:ascii="Times New Roman" w:hAnsi="Times New Roman"/>
-                <w:b w:val="0"/>
-                <w:color w:val="000000"/>
-                <w:sz w:val="15"/>
+            <w:tcW w:type="dxa" w:w="1191"/>
+            <w:vAlign w:val="center"/>
+            <w:shd w:val="clear" w:color="auto" w:fill="FFFFFF"/>
+          </w:tcPr>
+          <w:p>
+            <w:pPr>
+              <w:spacing w:before="30" w:after="30"/>
+              <w:jc w:val="center"/>
+            </w:pPr>
+            <w:r>
+              <w:rPr>
+                <w:rFonts w:ascii="Times New Roman" w:hAnsi="Times New Roman"/>
+                <w:b w:val="0"/>
+                <w:color w:val="000000"/>
+                <w:sz w:val="14"/>
               </w:rPr>
               <w:t>63.0</w:t>
             </w:r>
@@ -3076,21 +3080,21 @@
         </w:tc>
         <w:tc>
           <w:tcPr>
-            <w:tcW w:type="dxa" w:w="1134"/>
-            <w:vAlign w:val="center"/>
-            <w:shd w:val="clear" w:color="auto" w:fill="FFFFFF"/>
-          </w:tcPr>
-          <w:p>
-            <w:pPr>
-              <w:spacing w:before="40" w:after="40"/>
-              <w:jc w:val="center"/>
-            </w:pPr>
-            <w:r>
-              <w:rPr>
-                <w:rFonts w:ascii="Times New Roman" w:hAnsi="Times New Roman"/>
-                <w:b w:val="0"/>
-                <w:color w:val="000000"/>
-                <w:sz w:val="15"/>
+            <w:tcW w:type="dxa" w:w="1077"/>
+            <w:vAlign w:val="center"/>
+            <w:shd w:val="clear" w:color="auto" w:fill="FFFFFF"/>
+          </w:tcPr>
+          <w:p>
+            <w:pPr>
+              <w:spacing w:before="30" w:after="30"/>
+              <w:jc w:val="center"/>
+            </w:pPr>
+            <w:r>
+              <w:rPr>
+                <w:rFonts w:ascii="Times New Roman" w:hAnsi="Times New Roman"/>
+                <w:b w:val="0"/>
+                <w:color w:val="000000"/>
+                <w:sz w:val="14"/>
               </w:rPr>
               <w:t>71.0</w:t>
             </w:r>
@@ -3104,7 +3108,7 @@
           </w:tcPr>
           <w:p>
             <w:pPr>
-              <w:spacing w:before="40" w:after="40"/>
+              <w:spacing w:before="30" w:after="30"/>
               <w:jc w:val="center"/>
             </w:pPr>
             <w:r>
@@ -3112,7 +3116,7 @@
                 <w:rFonts w:ascii="Times New Roman" w:hAnsi="Times New Roman"/>
                 <w:b/>
                 <w:color w:val="000000"/>
-                <w:sz w:val="15"/>
+                <w:sz w:val="14"/>
               </w:rPr>
               <w:t>96.8</w:t>
             </w:r>
@@ -3122,13 +3126,13 @@
       <w:tr>
         <w:tc>
           <w:tcPr>
-            <w:tcW w:type="dxa" w:w="2494"/>
-            <w:vAlign w:val="center"/>
-            <w:shd w:val="clear" w:color="auto" w:fill="FFFFFF"/>
-          </w:tcPr>
-          <w:p>
-            <w:pPr>
-              <w:spacing w:before="40" w:after="40"/>
+            <w:tcW w:type="dxa" w:w="2154"/>
+            <w:vAlign w:val="center"/>
+            <w:shd w:val="clear" w:color="auto" w:fill="FFFFFF"/>
+          </w:tcPr>
+          <w:p>
+            <w:pPr>
+              <w:spacing w:before="30" w:after="30"/>
               <w:jc w:val="left"/>
             </w:pPr>
             <w:r>
@@ -3136,7 +3140,7 @@
                 <w:rFonts w:ascii="Times New Roman" w:hAnsi="Times New Roman"/>
                 <w:b w:val="0"/>
                 <w:color w:val="000000"/>
-                <w:sz w:val="15"/>
+                <w:sz w:val="14"/>
               </w:rPr>
               <w:t>Adversarial Robust. (%)</w:t>
             </w:r>
@@ -3144,21 +3148,21 @@
         </w:tc>
         <w:tc>
           <w:tcPr>
-            <w:tcW w:type="dxa" w:w="1134"/>
-            <w:vAlign w:val="center"/>
-            <w:shd w:val="clear" w:color="auto" w:fill="FFFFFF"/>
-          </w:tcPr>
-          <w:p>
-            <w:pPr>
-              <w:spacing w:before="40" w:after="40"/>
-              <w:jc w:val="center"/>
-            </w:pPr>
-            <w:r>
-              <w:rPr>
-                <w:rFonts w:ascii="Times New Roman" w:hAnsi="Times New Roman"/>
-                <w:b w:val="0"/>
-                <w:color w:val="000000"/>
-                <w:sz w:val="15"/>
+            <w:tcW w:type="dxa" w:w="1077"/>
+            <w:vAlign w:val="center"/>
+            <w:shd w:val="clear" w:color="auto" w:fill="FFFFFF"/>
+          </w:tcPr>
+          <w:p>
+            <w:pPr>
+              <w:spacing w:before="30" w:after="30"/>
+              <w:jc w:val="center"/>
+            </w:pPr>
+            <w:r>
+              <w:rPr>
+                <w:rFonts w:ascii="Times New Roman" w:hAnsi="Times New Roman"/>
+                <w:b w:val="0"/>
+                <w:color w:val="000000"/>
+                <w:sz w:val="14"/>
               </w:rPr>
               <w:t>29.0</w:t>
             </w:r>
@@ -3166,21 +3170,21 @@
         </w:tc>
         <w:tc>
           <w:tcPr>
-            <w:tcW w:type="dxa" w:w="1134"/>
-            <w:vAlign w:val="center"/>
-            <w:shd w:val="clear" w:color="auto" w:fill="FFFFFF"/>
-          </w:tcPr>
-          <w:p>
-            <w:pPr>
-              <w:spacing w:before="40" w:after="40"/>
-              <w:jc w:val="center"/>
-            </w:pPr>
-            <w:r>
-              <w:rPr>
-                <w:rFonts w:ascii="Times New Roman" w:hAnsi="Times New Roman"/>
-                <w:b w:val="0"/>
-                <w:color w:val="000000"/>
-                <w:sz w:val="15"/>
+            <w:tcW w:type="dxa" w:w="1077"/>
+            <w:vAlign w:val="center"/>
+            <w:shd w:val="clear" w:color="auto" w:fill="FFFFFF"/>
+          </w:tcPr>
+          <w:p>
+            <w:pPr>
+              <w:spacing w:before="30" w:after="30"/>
+              <w:jc w:val="center"/>
+            </w:pPr>
+            <w:r>
+              <w:rPr>
+                <w:rFonts w:ascii="Times New Roman" w:hAnsi="Times New Roman"/>
+                <w:b w:val="0"/>
+                <w:color w:val="000000"/>
+                <w:sz w:val="14"/>
               </w:rPr>
               <w:t>34.0</w:t>
             </w:r>
@@ -3188,21 +3192,21 @@
         </w:tc>
         <w:tc>
           <w:tcPr>
-            <w:tcW w:type="dxa" w:w="1134"/>
-            <w:vAlign w:val="center"/>
-            <w:shd w:val="clear" w:color="auto" w:fill="FFFFFF"/>
-          </w:tcPr>
-          <w:p>
-            <w:pPr>
-              <w:spacing w:before="40" w:after="40"/>
-              <w:jc w:val="center"/>
-            </w:pPr>
-            <w:r>
-              <w:rPr>
-                <w:rFonts w:ascii="Times New Roman" w:hAnsi="Times New Roman"/>
-                <w:b w:val="0"/>
-                <w:color w:val="000000"/>
-                <w:sz w:val="15"/>
+            <w:tcW w:type="dxa" w:w="1077"/>
+            <w:vAlign w:val="center"/>
+            <w:shd w:val="clear" w:color="auto" w:fill="FFFFFF"/>
+          </w:tcPr>
+          <w:p>
+            <w:pPr>
+              <w:spacing w:before="30" w:after="30"/>
+              <w:jc w:val="center"/>
+            </w:pPr>
+            <w:r>
+              <w:rPr>
+                <w:rFonts w:ascii="Times New Roman" w:hAnsi="Times New Roman"/>
+                <w:b w:val="0"/>
+                <w:color w:val="000000"/>
+                <w:sz w:val="14"/>
               </w:rPr>
               <w:t>67.0</w:t>
             </w:r>
@@ -3210,21 +3214,21 @@
         </w:tc>
         <w:tc>
           <w:tcPr>
-            <w:tcW w:type="dxa" w:w="1247"/>
-            <w:vAlign w:val="center"/>
-            <w:shd w:val="clear" w:color="auto" w:fill="FFFFFF"/>
-          </w:tcPr>
-          <w:p>
-            <w:pPr>
-              <w:spacing w:before="40" w:after="40"/>
-              <w:jc w:val="center"/>
-            </w:pPr>
-            <w:r>
-              <w:rPr>
-                <w:rFonts w:ascii="Times New Roman" w:hAnsi="Times New Roman"/>
-                <w:b w:val="0"/>
-                <w:color w:val="000000"/>
-                <w:sz w:val="15"/>
+            <w:tcW w:type="dxa" w:w="1191"/>
+            <w:vAlign w:val="center"/>
+            <w:shd w:val="clear" w:color="auto" w:fill="FFFFFF"/>
+          </w:tcPr>
+          <w:p>
+            <w:pPr>
+              <w:spacing w:before="30" w:after="30"/>
+              <w:jc w:val="center"/>
+            </w:pPr>
+            <w:r>
+              <w:rPr>
+                <w:rFonts w:ascii="Times New Roman" w:hAnsi="Times New Roman"/>
+                <w:b w:val="0"/>
+                <w:color w:val="000000"/>
+                <w:sz w:val="14"/>
               </w:rPr>
               <w:t>61.0</w:t>
             </w:r>
@@ -3232,21 +3236,21 @@
         </w:tc>
         <w:tc>
           <w:tcPr>
-            <w:tcW w:type="dxa" w:w="1134"/>
-            <w:vAlign w:val="center"/>
-            <w:shd w:val="clear" w:color="auto" w:fill="FFFFFF"/>
-          </w:tcPr>
-          <w:p>
-            <w:pPr>
-              <w:spacing w:before="40" w:after="40"/>
-              <w:jc w:val="center"/>
-            </w:pPr>
-            <w:r>
-              <w:rPr>
-                <w:rFonts w:ascii="Times New Roman" w:hAnsi="Times New Roman"/>
-                <w:b w:val="0"/>
-                <w:color w:val="000000"/>
-                <w:sz w:val="15"/>
+            <w:tcW w:type="dxa" w:w="1077"/>
+            <w:vAlign w:val="center"/>
+            <w:shd w:val="clear" w:color="auto" w:fill="FFFFFF"/>
+          </w:tcPr>
+          <w:p>
+            <w:pPr>
+              <w:spacing w:before="30" w:after="30"/>
+              <w:jc w:val="center"/>
+            </w:pPr>
+            <w:r>
+              <w:rPr>
+                <w:rFonts w:ascii="Times New Roman" w:hAnsi="Times New Roman"/>
+                <w:b w:val="0"/>
+                <w:color w:val="000000"/>
+                <w:sz w:val="14"/>
               </w:rPr>
               <w:t>59.0</w:t>
             </w:r>
@@ -3260,7 +3264,7 @@
           </w:tcPr>
           <w:p>
             <w:pPr>
-              <w:spacing w:before="40" w:after="40"/>
+              <w:spacing w:before="30" w:after="30"/>
               <w:jc w:val="center"/>
             </w:pPr>
             <w:r>
@@ -3268,7 +3272,7 @@
                 <w:rFonts w:ascii="Times New Roman" w:hAnsi="Times New Roman"/>
                 <w:b/>
                 <w:color w:val="000000"/>
-                <w:sz w:val="15"/>
+                <w:sz w:val="14"/>
               </w:rPr>
               <w:t>94.1</w:t>
             </w:r>
@@ -3278,7 +3282,7 @@
     </w:tbl>
     <w:p>
       <w:pPr>
-        <w:spacing w:before="40" w:after="120"/>
+        <w:spacing w:before="30" w:after="80"/>
         <w:jc w:val="left"/>
       </w:pPr>
       <w:r>
@@ -3286,7 +3290,7 @@
           <w:rFonts w:ascii="Times New Roman" w:hAnsi="Times New Roman"/>
           <w:i/>
           <w:color w:val="555555"/>
-          <w:sz w:val="14"/>
+          <w:sz w:val="13"/>
         </w:rPr>
         <w:t>*Commercial platform figures (Palo Alto, Cloudflare, Cisco) are compiled from published third-party vendor benchmarks and technical literature [15]–[17] under comparable threat workloads. Autonomous Agent achieves 87.9% C2 detection entirely out-of-band via zero-decryption Shannon entropy windowing and timing jitter analysis.</w:t>
       </w:r>
@@ -3294,13 +3298,13 @@
     <w:p>
       <w:pPr>
         <w:keepNext/>
-        <w:spacing w:before="120" w:after="40"/>
+        <w:spacing w:before="80" w:after="20"/>
         <w:jc w:val="center"/>
       </w:pPr>
       <w:r>
         <w:drawing>
           <wp:inline xmlns:a="http://schemas.openxmlformats.org/drawingml/2006/main" xmlns:pic="http://schemas.openxmlformats.org/drawingml/2006/picture">
-            <wp:extent cx="5940000" cy="3788131"/>
+            <wp:extent cx="5580000" cy="3558547"/>
             <wp:docPr id="1" name="Picture 1"/>
             <wp:cNvGraphicFramePr>
               <a:graphicFrameLocks noChangeAspect="1"/>
@@ -3321,7 +3325,7 @@
                   <pic:spPr>
                     <a:xfrm>
                       <a:off x="0" y="0"/>
-                      <a:ext cx="5940000" cy="3788131"/>
+                      <a:ext cx="5580000" cy="3558547"/>
                     </a:xfrm>
                     <a:prstGeom prst="rect"/>
                   </pic:spPr>
@@ -3334,14 +3338,14 @@
     </w:p>
     <w:p>
       <w:pPr>
-        <w:spacing w:before="40" w:after="160"/>
+        <w:spacing w:before="20" w:after="120"/>
         <w:jc w:val="center"/>
       </w:pPr>
       <w:r>
         <w:rPr>
           <w:rFonts w:ascii="Times New Roman" w:hAnsi="Times New Roman"/>
           <w:color w:val="000000"/>
-          <w:sz w:val="16"/>
+          <w:sz w:val="15"/>
         </w:rPr>
         <w:t>Fig. 3.  Detection accuracy and evasion resistance comparison across 10M flows (Table III).</w:t>
       </w:r>
@@ -3373,7 +3377,7 @@
       <w:pPr>
         <w:pStyle w:val="Heading2"/>
         <w:keepNext/>
-        <w:spacing w:before="160" w:after="40"/>
+        <w:spacing w:before="120" w:after="30"/>
         <w:jc w:val="left"/>
       </w:pPr>
       <w:r>
@@ -3382,15 +3386,15 @@
           <w:b/>
           <w:i/>
           <w:color w:val="000000"/>
-          <w:sz w:val="20"/>
+          <w:sz w:val="18"/>
         </w:rPr>
         <w:t>C. Latency and Throughput Comparison</w:t>
       </w:r>
     </w:p>
     <w:p>
       <w:pPr>
-        <w:spacing w:after="60" w:line="276" w:lineRule="auto"/>
-        <w:ind w:firstLine="255"/>
+        <w:spacing w:after="50" w:line="259" w:lineRule="auto"/>
+        <w:ind w:firstLine="227"/>
         <w:jc w:val="both"/>
       </w:pPr>
       <w:r>
@@ -3398,7 +3402,7 @@
           <w:rFonts w:ascii="Times New Roman" w:hAnsi="Times New Roman"/>
           <w:i w:val="0"/>
           <w:color w:val="000000"/>
-          <w:sz w:val="20"/>
+          <w:sz w:val="19"/>
         </w:rPr>
         <w:t>Table IV compares inline data-plane and control-plane decision latencies across the evaluated systems. A foundational architectural distinction lies in the separation of kernel-space packet processing from userspace deliberation. Traditional open-source systems (Snort 3.x and Suricata 7.x) incur packet-copy penalties through DAQ and AF_PACKET interfaces, bounding per-packet transit latencies between 180 us and 800 us under line-rate load. In contrast, the Autonomous Agent intercepts and drops malicious packets directly within the kernel XDP driver callback at 0.33 us median latency (p90 = 0.92 us). While local SLM semantic deliberation requires 148 ms to 2.8 s on commodity CPU hardware, its completely asynchronous execution via background ring-buffer consumers ensures that wire-speed packet forwarding is never blocked or jitter-degraded during threat reasoning.</w:t>
       </w:r>
@@ -3430,7 +3434,7 @@
     <w:p>
       <w:pPr>
         <w:keepNext/>
-        <w:spacing w:before="160" w:after="20"/>
+        <w:spacing w:before="120" w:after="20"/>
         <w:jc w:val="center"/>
       </w:pPr>
       <w:r>
@@ -3438,7 +3442,7 @@
           <w:rFonts w:ascii="Times New Roman" w:hAnsi="Times New Roman"/>
           <w:b/>
           <w:color w:val="000000"/>
-          <w:sz w:val="17"/>
+          <w:sz w:val="16"/>
         </w:rPr>
         <w:t>TABLE IV</w:t>
       </w:r>
@@ -3446,14 +3450,14 @@
     <w:p>
       <w:pPr>
         <w:keepNext/>
-        <w:spacing w:before="0" w:after="80"/>
+        <w:spacing w:before="0" w:after="60"/>
         <w:jc w:val="center"/>
       </w:pPr>
       <w:r>
         <w:rPr>
           <w:rFonts w:ascii="Times New Roman" w:hAnsi="Times New Roman"/>
           <w:color w:val="000000"/>
-          <w:sz w:val="16"/>
+          <w:sz w:val="15"/>
         </w:rPr>
         <w:t>MITIGATION LATENCY AND THROUGHPUT COMPARISON</w:t>
       </w:r>
@@ -3462,6 +3466,7 @@
       <w:tblPr>
         <w:tblW w:type="auto" w:w="0"/>
         <w:jc w:val="center"/>
+        <w:tblLayout w:type="fixed"/>
         <w:tblLook w:firstColumn="1" w:firstRow="1" w:lastColumn="0" w:lastRow="0" w:noHBand="0" w:noVBand="1" w:val="04A0"/>
         <w:tblBorders>
           <w:top w:val="single" w:sz="12" w:space="0" w:color="000000"/>
@@ -3482,81 +3487,6 @@
       <w:tr>
         <w:tc>
           <w:tcPr>
-            <w:tcW w:type="dxa" w:w="2041"/>
-            <w:tcBorders>
-              <w:bottom w:val="single" w:sz="8" w:space="0" w:color="000000"/>
-            </w:tcBorders>
-            <w:shd w:val="clear" w:color="auto" w:fill="FFFFFF"/>
-            <w:vAlign w:val="center"/>
-          </w:tcPr>
-          <w:p>
-            <w:pPr>
-              <w:spacing w:before="60" w:after="60"/>
-              <w:jc w:val="center"/>
-            </w:pPr>
-            <w:r>
-              <w:rPr>
-                <w:rFonts w:ascii="Times New Roman" w:hAnsi="Times New Roman"/>
-                <w:b/>
-                <w:color w:val="000000"/>
-                <w:sz w:val="15"/>
-              </w:rPr>
-              <w:t>System</w:t>
-            </w:r>
-          </w:p>
-        </w:tc>
-        <w:tc>
-          <w:tcPr>
-            <w:tcW w:type="dxa" w:w="2041"/>
-            <w:tcBorders>
-              <w:bottom w:val="single" w:sz="8" w:space="0" w:color="000000"/>
-            </w:tcBorders>
-            <w:shd w:val="clear" w:color="auto" w:fill="FFFFFF"/>
-            <w:vAlign w:val="center"/>
-          </w:tcPr>
-          <w:p>
-            <w:pPr>
-              <w:spacing w:before="60" w:after="60"/>
-              <w:jc w:val="center"/>
-            </w:pPr>
-            <w:r>
-              <w:rPr>
-                <w:rFonts w:ascii="Times New Roman" w:hAnsi="Times New Roman"/>
-                <w:b/>
-                <w:color w:val="000000"/>
-                <w:sz w:val="15"/>
-              </w:rPr>
-              <w:t>Data-Plane Latency</w:t>
-            </w:r>
-          </w:p>
-        </w:tc>
-        <w:tc>
-          <w:tcPr>
-            <w:tcW w:type="dxa" w:w="2041"/>
-            <w:tcBorders>
-              <w:bottom w:val="single" w:sz="8" w:space="0" w:color="000000"/>
-            </w:tcBorders>
-            <w:shd w:val="clear" w:color="auto" w:fill="FFFFFF"/>
-            <w:vAlign w:val="center"/>
-          </w:tcPr>
-          <w:p>
-            <w:pPr>
-              <w:spacing w:before="60" w:after="60"/>
-              <w:jc w:val="center"/>
-            </w:pPr>
-            <w:r>
-              <w:rPr>
-                <w:rFonts w:ascii="Times New Roman" w:hAnsi="Times New Roman"/>
-                <w:b/>
-                <w:color w:val="000000"/>
-                <w:sz w:val="15"/>
-              </w:rPr>
-              <w:t>Control-Plane Latency</w:t>
-            </w:r>
-          </w:p>
-        </w:tc>
-        <w:tc>
-          <w:tcPr>
             <w:tcW w:type="dxa" w:w="1814"/>
             <w:tcBorders>
               <w:bottom w:val="single" w:sz="8" w:space="0" w:color="000000"/>
@@ -3566,7 +3496,7 @@
           </w:tcPr>
           <w:p>
             <w:pPr>
-              <w:spacing w:before="60" w:after="60"/>
+              <w:spacing w:before="40" w:after="40"/>
               <w:jc w:val="center"/>
             </w:pPr>
             <w:r>
@@ -3574,15 +3504,15 @@
                 <w:rFonts w:ascii="Times New Roman" w:hAnsi="Times New Roman"/>
                 <w:b/>
                 <w:color w:val="000000"/>
-                <w:sz w:val="15"/>
-              </w:rPr>
-              <w:t>Max Throughput</w:t>
-            </w:r>
-          </w:p>
-        </w:tc>
-        <w:tc>
-          <w:tcPr>
-            <w:tcW w:type="dxa" w:w="2041"/>
+                <w:sz w:val="14"/>
+              </w:rPr>
+              <w:t>System</w:t>
+            </w:r>
+          </w:p>
+        </w:tc>
+        <w:tc>
+          <w:tcPr>
+            <w:tcW w:type="dxa" w:w="1814"/>
             <w:tcBorders>
               <w:bottom w:val="single" w:sz="8" w:space="0" w:color="000000"/>
             </w:tcBorders>
@@ -3591,7 +3521,7 @@
           </w:tcPr>
           <w:p>
             <w:pPr>
-              <w:spacing w:before="60" w:after="60"/>
+              <w:spacing w:before="40" w:after="40"/>
               <w:jc w:val="center"/>
             </w:pPr>
             <w:r>
@@ -3599,7 +3529,82 @@
                 <w:rFonts w:ascii="Times New Roman" w:hAnsi="Times New Roman"/>
                 <w:b/>
                 <w:color w:val="000000"/>
-                <w:sz w:val="15"/>
+                <w:sz w:val="14"/>
+              </w:rPr>
+              <w:t>Data-Plane Latency</w:t>
+            </w:r>
+          </w:p>
+        </w:tc>
+        <w:tc>
+          <w:tcPr>
+            <w:tcW w:type="dxa" w:w="1928"/>
+            <w:tcBorders>
+              <w:bottom w:val="single" w:sz="8" w:space="0" w:color="000000"/>
+            </w:tcBorders>
+            <w:shd w:val="clear" w:color="auto" w:fill="FFFFFF"/>
+            <w:vAlign w:val="center"/>
+          </w:tcPr>
+          <w:p>
+            <w:pPr>
+              <w:spacing w:before="40" w:after="40"/>
+              <w:jc w:val="center"/>
+            </w:pPr>
+            <w:r>
+              <w:rPr>
+                <w:rFonts w:ascii="Times New Roman" w:hAnsi="Times New Roman"/>
+                <w:b/>
+                <w:color w:val="000000"/>
+                <w:sz w:val="14"/>
+              </w:rPr>
+              <w:t>Control-Plane Latency</w:t>
+            </w:r>
+          </w:p>
+        </w:tc>
+        <w:tc>
+          <w:tcPr>
+            <w:tcW w:type="dxa" w:w="1701"/>
+            <w:tcBorders>
+              <w:bottom w:val="single" w:sz="8" w:space="0" w:color="000000"/>
+            </w:tcBorders>
+            <w:shd w:val="clear" w:color="auto" w:fill="FFFFFF"/>
+            <w:vAlign w:val="center"/>
+          </w:tcPr>
+          <w:p>
+            <w:pPr>
+              <w:spacing w:before="40" w:after="40"/>
+              <w:jc w:val="center"/>
+            </w:pPr>
+            <w:r>
+              <w:rPr>
+                <w:rFonts w:ascii="Times New Roman" w:hAnsi="Times New Roman"/>
+                <w:b/>
+                <w:color w:val="000000"/>
+                <w:sz w:val="14"/>
+              </w:rPr>
+              <w:t>Max Throughput</w:t>
+            </w:r>
+          </w:p>
+        </w:tc>
+        <w:tc>
+          <w:tcPr>
+            <w:tcW w:type="dxa" w:w="1928"/>
+            <w:tcBorders>
+              <w:bottom w:val="single" w:sz="8" w:space="0" w:color="000000"/>
+            </w:tcBorders>
+            <w:shd w:val="clear" w:color="auto" w:fill="FFFFFF"/>
+            <w:vAlign w:val="center"/>
+          </w:tcPr>
+          <w:p>
+            <w:pPr>
+              <w:spacing w:before="40" w:after="40"/>
+              <w:jc w:val="center"/>
+            </w:pPr>
+            <w:r>
+              <w:rPr>
+                <w:rFonts w:ascii="Times New Roman" w:hAnsi="Times New Roman"/>
+                <w:b/>
+                <w:color w:val="000000"/>
+                <w:sz w:val="14"/>
               </w:rPr>
               <w:t>Architecture</w:t>
             </w:r>
@@ -3609,13 +3614,13 @@
       <w:tr>
         <w:tc>
           <w:tcPr>
-            <w:tcW w:type="dxa" w:w="2041"/>
-            <w:vAlign w:val="center"/>
-            <w:shd w:val="clear" w:color="auto" w:fill="FFFFFF"/>
-          </w:tcPr>
-          <w:p>
-            <w:pPr>
-              <w:spacing w:before="40" w:after="40"/>
+            <w:tcW w:type="dxa" w:w="1814"/>
+            <w:vAlign w:val="center"/>
+            <w:shd w:val="clear" w:color="auto" w:fill="FFFFFF"/>
+          </w:tcPr>
+          <w:p>
+            <w:pPr>
+              <w:spacing w:before="30" w:after="30"/>
               <w:jc w:val="left"/>
             </w:pPr>
             <w:r>
@@ -3623,7 +3628,7 @@
                 <w:rFonts w:ascii="Times New Roman" w:hAnsi="Times New Roman"/>
                 <w:b w:val="0"/>
                 <w:color w:val="000000"/>
-                <w:sz w:val="15"/>
+                <w:sz w:val="14"/>
               </w:rPr>
               <w:t>Snort 3.x</w:t>
             </w:r>
@@ -3631,21 +3636,21 @@
         </w:tc>
         <w:tc>
           <w:tcPr>
-            <w:tcW w:type="dxa" w:w="2041"/>
-            <w:vAlign w:val="center"/>
-            <w:shd w:val="clear" w:color="auto" w:fill="FFFFFF"/>
-          </w:tcPr>
-          <w:p>
-            <w:pPr>
-              <w:spacing w:before="40" w:after="40"/>
-              <w:jc w:val="center"/>
-            </w:pPr>
-            <w:r>
-              <w:rPr>
-                <w:rFonts w:ascii="Times New Roman" w:hAnsi="Times New Roman"/>
-                <w:b w:val="0"/>
-                <w:color w:val="000000"/>
-                <w:sz w:val="15"/>
+            <w:tcW w:type="dxa" w:w="1814"/>
+            <w:vAlign w:val="center"/>
+            <w:shd w:val="clear" w:color="auto" w:fill="FFFFFF"/>
+          </w:tcPr>
+          <w:p>
+            <w:pPr>
+              <w:spacing w:before="30" w:after="30"/>
+              <w:jc w:val="center"/>
+            </w:pPr>
+            <w:r>
+              <w:rPr>
+                <w:rFonts w:ascii="Times New Roman" w:hAnsi="Times New Roman"/>
+                <w:b w:val="0"/>
+                <w:color w:val="000000"/>
+                <w:sz w:val="14"/>
               </w:rPr>
               <w:t>250-800 us</w:t>
             </w:r>
@@ -3653,21 +3658,21 @@
         </w:tc>
         <w:tc>
           <w:tcPr>
-            <w:tcW w:type="dxa" w:w="2041"/>
-            <w:vAlign w:val="center"/>
-            <w:shd w:val="clear" w:color="auto" w:fill="FFFFFF"/>
-          </w:tcPr>
-          <w:p>
-            <w:pPr>
-              <w:spacing w:before="40" w:after="40"/>
-              <w:jc w:val="center"/>
-            </w:pPr>
-            <w:r>
-              <w:rPr>
-                <w:rFonts w:ascii="Times New Roman" w:hAnsi="Times New Roman"/>
-                <w:b w:val="0"/>
-                <w:color w:val="000000"/>
-                <w:sz w:val="15"/>
+            <w:tcW w:type="dxa" w:w="1928"/>
+            <w:vAlign w:val="center"/>
+            <w:shd w:val="clear" w:color="auto" w:fill="FFFFFF"/>
+          </w:tcPr>
+          <w:p>
+            <w:pPr>
+              <w:spacing w:before="30" w:after="30"/>
+              <w:jc w:val="center"/>
+            </w:pPr>
+            <w:r>
+              <w:rPr>
+                <w:rFonts w:ascii="Times New Roman" w:hAnsi="Times New Roman"/>
+                <w:b w:val="0"/>
+                <w:color w:val="000000"/>
+                <w:sz w:val="14"/>
               </w:rPr>
               <w:t>80-200 ms</w:t>
             </w:r>
@@ -3675,21 +3680,21 @@
         </w:tc>
         <w:tc>
           <w:tcPr>
-            <w:tcW w:type="dxa" w:w="1814"/>
-            <w:vAlign w:val="center"/>
-            <w:shd w:val="clear" w:color="auto" w:fill="FFFFFF"/>
-          </w:tcPr>
-          <w:p>
-            <w:pPr>
-              <w:spacing w:before="40" w:after="40"/>
-              <w:jc w:val="center"/>
-            </w:pPr>
-            <w:r>
-              <w:rPr>
-                <w:rFonts w:ascii="Times New Roman" w:hAnsi="Times New Roman"/>
-                <w:b w:val="0"/>
-                <w:color w:val="000000"/>
-                <w:sz w:val="15"/>
+            <w:tcW w:type="dxa" w:w="1701"/>
+            <w:vAlign w:val="center"/>
+            <w:shd w:val="clear" w:color="auto" w:fill="FFFFFF"/>
+          </w:tcPr>
+          <w:p>
+            <w:pPr>
+              <w:spacing w:before="30" w:after="30"/>
+              <w:jc w:val="center"/>
+            </w:pPr>
+            <w:r>
+              <w:rPr>
+                <w:rFonts w:ascii="Times New Roman" w:hAnsi="Times New Roman"/>
+                <w:b w:val="0"/>
+                <w:color w:val="000000"/>
+                <w:sz w:val="14"/>
               </w:rPr>
               <w:t>~2 Gbps</w:t>
             </w:r>
@@ -3697,13 +3702,13 @@
         </w:tc>
         <w:tc>
           <w:tcPr>
-            <w:tcW w:type="dxa" w:w="2041"/>
-            <w:vAlign w:val="center"/>
-            <w:shd w:val="clear" w:color="auto" w:fill="FFFFFF"/>
-          </w:tcPr>
-          <w:p>
-            <w:pPr>
-              <w:spacing w:before="40" w:after="40"/>
+            <w:tcW w:type="dxa" w:w="1928"/>
+            <w:vAlign w:val="center"/>
+            <w:shd w:val="clear" w:color="auto" w:fill="FFFFFF"/>
+          </w:tcPr>
+          <w:p>
+            <w:pPr>
+              <w:spacing w:before="30" w:after="30"/>
               <w:jc w:val="left"/>
             </w:pPr>
             <w:r>
@@ -3711,7 +3716,7 @@
                 <w:rFonts w:ascii="Times New Roman" w:hAnsi="Times New Roman"/>
                 <w:b w:val="0"/>
                 <w:color w:val="000000"/>
-                <w:sz w:val="15"/>
+                <w:sz w:val="14"/>
               </w:rPr>
               <w:t>User-space DAQ</w:t>
             </w:r>
@@ -3721,13 +3726,13 @@
       <w:tr>
         <w:tc>
           <w:tcPr>
-            <w:tcW w:type="dxa" w:w="2041"/>
-            <w:vAlign w:val="center"/>
-            <w:shd w:val="clear" w:color="auto" w:fill="FFFFFF"/>
-          </w:tcPr>
-          <w:p>
-            <w:pPr>
-              <w:spacing w:before="40" w:after="40"/>
+            <w:tcW w:type="dxa" w:w="1814"/>
+            <w:vAlign w:val="center"/>
+            <w:shd w:val="clear" w:color="auto" w:fill="FFFFFF"/>
+          </w:tcPr>
+          <w:p>
+            <w:pPr>
+              <w:spacing w:before="30" w:after="30"/>
               <w:jc w:val="left"/>
             </w:pPr>
             <w:r>
@@ -3735,7 +3740,7 @@
                 <w:rFonts w:ascii="Times New Roman" w:hAnsi="Times New Roman"/>
                 <w:b w:val="0"/>
                 <w:color w:val="000000"/>
-                <w:sz w:val="15"/>
+                <w:sz w:val="14"/>
               </w:rPr>
               <w:t>Suricata 7.x</w:t>
             </w:r>
@@ -3743,21 +3748,21 @@
         </w:tc>
         <w:tc>
           <w:tcPr>
-            <w:tcW w:type="dxa" w:w="2041"/>
-            <w:vAlign w:val="center"/>
-            <w:shd w:val="clear" w:color="auto" w:fill="FFFFFF"/>
-          </w:tcPr>
-          <w:p>
-            <w:pPr>
-              <w:spacing w:before="40" w:after="40"/>
-              <w:jc w:val="center"/>
-            </w:pPr>
-            <w:r>
-              <w:rPr>
-                <w:rFonts w:ascii="Times New Roman" w:hAnsi="Times New Roman"/>
-                <w:b w:val="0"/>
-                <w:color w:val="000000"/>
-                <w:sz w:val="15"/>
+            <w:tcW w:type="dxa" w:w="1814"/>
+            <w:vAlign w:val="center"/>
+            <w:shd w:val="clear" w:color="auto" w:fill="FFFFFF"/>
+          </w:tcPr>
+          <w:p>
+            <w:pPr>
+              <w:spacing w:before="30" w:after="30"/>
+              <w:jc w:val="center"/>
+            </w:pPr>
+            <w:r>
+              <w:rPr>
+                <w:rFonts w:ascii="Times New Roman" w:hAnsi="Times New Roman"/>
+                <w:b w:val="0"/>
+                <w:color w:val="000000"/>
+                <w:sz w:val="14"/>
               </w:rPr>
               <w:t>180-600 us</w:t>
             </w:r>
@@ -3765,21 +3770,21 @@
         </w:tc>
         <w:tc>
           <w:tcPr>
-            <w:tcW w:type="dxa" w:w="2041"/>
-            <w:vAlign w:val="center"/>
-            <w:shd w:val="clear" w:color="auto" w:fill="FFFFFF"/>
-          </w:tcPr>
-          <w:p>
-            <w:pPr>
-              <w:spacing w:before="40" w:after="40"/>
-              <w:jc w:val="center"/>
-            </w:pPr>
-            <w:r>
-              <w:rPr>
-                <w:rFonts w:ascii="Times New Roman" w:hAnsi="Times New Roman"/>
-                <w:b w:val="0"/>
-                <w:color w:val="000000"/>
-                <w:sz w:val="15"/>
+            <w:tcW w:type="dxa" w:w="1928"/>
+            <w:vAlign w:val="center"/>
+            <w:shd w:val="clear" w:color="auto" w:fill="FFFFFF"/>
+          </w:tcPr>
+          <w:p>
+            <w:pPr>
+              <w:spacing w:before="30" w:after="30"/>
+              <w:jc w:val="center"/>
+            </w:pPr>
+            <w:r>
+              <w:rPr>
+                <w:rFonts w:ascii="Times New Roman" w:hAnsi="Times New Roman"/>
+                <w:b w:val="0"/>
+                <w:color w:val="000000"/>
+                <w:sz w:val="14"/>
               </w:rPr>
               <w:t>50-150 ms</w:t>
             </w:r>
@@ -3787,21 +3792,21 @@
         </w:tc>
         <w:tc>
           <w:tcPr>
-            <w:tcW w:type="dxa" w:w="1814"/>
-            <w:vAlign w:val="center"/>
-            <w:shd w:val="clear" w:color="auto" w:fill="FFFFFF"/>
-          </w:tcPr>
-          <w:p>
-            <w:pPr>
-              <w:spacing w:before="40" w:after="40"/>
-              <w:jc w:val="center"/>
-            </w:pPr>
-            <w:r>
-              <w:rPr>
-                <w:rFonts w:ascii="Times New Roman" w:hAnsi="Times New Roman"/>
-                <w:b w:val="0"/>
-                <w:color w:val="000000"/>
-                <w:sz w:val="15"/>
+            <w:tcW w:type="dxa" w:w="1701"/>
+            <w:vAlign w:val="center"/>
+            <w:shd w:val="clear" w:color="auto" w:fill="FFFFFF"/>
+          </w:tcPr>
+          <w:p>
+            <w:pPr>
+              <w:spacing w:before="30" w:after="30"/>
+              <w:jc w:val="center"/>
+            </w:pPr>
+            <w:r>
+              <w:rPr>
+                <w:rFonts w:ascii="Times New Roman" w:hAnsi="Times New Roman"/>
+                <w:b w:val="0"/>
+                <w:color w:val="000000"/>
+                <w:sz w:val="14"/>
               </w:rPr>
               <w:t>~4 Gbps</w:t>
             </w:r>
@@ -3809,13 +3814,13 @@
         </w:tc>
         <w:tc>
           <w:tcPr>
-            <w:tcW w:type="dxa" w:w="2041"/>
-            <w:vAlign w:val="center"/>
-            <w:shd w:val="clear" w:color="auto" w:fill="FFFFFF"/>
-          </w:tcPr>
-          <w:p>
-            <w:pPr>
-              <w:spacing w:before="40" w:after="40"/>
+            <w:tcW w:type="dxa" w:w="1928"/>
+            <w:vAlign w:val="center"/>
+            <w:shd w:val="clear" w:color="auto" w:fill="FFFFFF"/>
+          </w:tcPr>
+          <w:p>
+            <w:pPr>
+              <w:spacing w:before="30" w:after="30"/>
               <w:jc w:val="left"/>
             </w:pPr>
             <w:r>
@@ -3823,7 +3828,7 @@
                 <w:rFonts w:ascii="Times New Roman" w:hAnsi="Times New Roman"/>
                 <w:b w:val="0"/>
                 <w:color w:val="000000"/>
-                <w:sz w:val="15"/>
+                <w:sz w:val="14"/>
               </w:rPr>
               <w:t>User-space AF_PACKET</w:t>
             </w:r>
@@ -3833,13 +3838,13 @@
       <w:tr>
         <w:tc>
           <w:tcPr>
-            <w:tcW w:type="dxa" w:w="2041"/>
-            <w:vAlign w:val="center"/>
-            <w:shd w:val="clear" w:color="auto" w:fill="FFFFFF"/>
-          </w:tcPr>
-          <w:p>
-            <w:pPr>
-              <w:spacing w:before="40" w:after="40"/>
+            <w:tcW w:type="dxa" w:w="1814"/>
+            <w:vAlign w:val="center"/>
+            <w:shd w:val="clear" w:color="auto" w:fill="FFFFFF"/>
+          </w:tcPr>
+          <w:p>
+            <w:pPr>
+              <w:spacing w:before="30" w:after="30"/>
               <w:jc w:val="left"/>
             </w:pPr>
             <w:r>
@@ -3847,7 +3852,7 @@
                 <w:rFonts w:ascii="Times New Roman" w:hAnsi="Times New Roman"/>
                 <w:b w:val="0"/>
                 <w:color w:val="000000"/>
-                <w:sz w:val="15"/>
+                <w:sz w:val="14"/>
               </w:rPr>
               <w:t>Palo Alto PAN-OS</w:t>
             </w:r>
@@ -3855,21 +3860,21 @@
         </w:tc>
         <w:tc>
           <w:tcPr>
-            <w:tcW w:type="dxa" w:w="2041"/>
-            <w:vAlign w:val="center"/>
-            <w:shd w:val="clear" w:color="auto" w:fill="FFFFFF"/>
-          </w:tcPr>
-          <w:p>
-            <w:pPr>
-              <w:spacing w:before="40" w:after="40"/>
-              <w:jc w:val="center"/>
-            </w:pPr>
-            <w:r>
-              <w:rPr>
-                <w:rFonts w:ascii="Times New Roman" w:hAnsi="Times New Roman"/>
-                <w:b w:val="0"/>
-                <w:color w:val="000000"/>
-                <w:sz w:val="15"/>
+            <w:tcW w:type="dxa" w:w="1814"/>
+            <w:vAlign w:val="center"/>
+            <w:shd w:val="clear" w:color="auto" w:fill="FFFFFF"/>
+          </w:tcPr>
+          <w:p>
+            <w:pPr>
+              <w:spacing w:before="30" w:after="30"/>
+              <w:jc w:val="center"/>
+            </w:pPr>
+            <w:r>
+              <w:rPr>
+                <w:rFonts w:ascii="Times New Roman" w:hAnsi="Times New Roman"/>
+                <w:b w:val="0"/>
+                <w:color w:val="000000"/>
+                <w:sz w:val="14"/>
               </w:rPr>
               <w:t>25-120 us (local)</w:t>
             </w:r>
@@ -3877,21 +3882,21 @@
         </w:tc>
         <w:tc>
           <w:tcPr>
-            <w:tcW w:type="dxa" w:w="2041"/>
-            <w:vAlign w:val="center"/>
-            <w:shd w:val="clear" w:color="auto" w:fill="FFFFFF"/>
-          </w:tcPr>
-          <w:p>
-            <w:pPr>
-              <w:spacing w:before="40" w:after="40"/>
-              <w:jc w:val="center"/>
-            </w:pPr>
-            <w:r>
-              <w:rPr>
-                <w:rFonts w:ascii="Times New Roman" w:hAnsi="Times New Roman"/>
-                <w:b w:val="0"/>
-                <w:color w:val="000000"/>
-                <w:sz w:val="15"/>
+            <w:tcW w:type="dxa" w:w="1928"/>
+            <w:vAlign w:val="center"/>
+            <w:shd w:val="clear" w:color="auto" w:fill="FFFFFF"/>
+          </w:tcPr>
+          <w:p>
+            <w:pPr>
+              <w:spacing w:before="30" w:after="30"/>
+              <w:jc w:val="center"/>
+            </w:pPr>
+            <w:r>
+              <w:rPr>
+                <w:rFonts w:ascii="Times New Roman" w:hAnsi="Times New Roman"/>
+                <w:b w:val="0"/>
+                <w:color w:val="000000"/>
+                <w:sz w:val="14"/>
               </w:rPr>
               <w:t>100-500 ms</w:t>
             </w:r>
@@ -3899,21 +3904,21 @@
         </w:tc>
         <w:tc>
           <w:tcPr>
-            <w:tcW w:type="dxa" w:w="1814"/>
-            <w:vAlign w:val="center"/>
-            <w:shd w:val="clear" w:color="auto" w:fill="FFFFFF"/>
-          </w:tcPr>
-          <w:p>
-            <w:pPr>
-              <w:spacing w:before="40" w:after="40"/>
-              <w:jc w:val="center"/>
-            </w:pPr>
-            <w:r>
-              <w:rPr>
-                <w:rFonts w:ascii="Times New Roman" w:hAnsi="Times New Roman"/>
-                <w:b w:val="0"/>
-                <w:color w:val="000000"/>
-                <w:sz w:val="15"/>
+            <w:tcW w:type="dxa" w:w="1701"/>
+            <w:vAlign w:val="center"/>
+            <w:shd w:val="clear" w:color="auto" w:fill="FFFFFF"/>
+          </w:tcPr>
+          <w:p>
+            <w:pPr>
+              <w:spacing w:before="30" w:after="30"/>
+              <w:jc w:val="center"/>
+            </w:pPr>
+            <w:r>
+              <w:rPr>
+                <w:rFonts w:ascii="Times New Roman" w:hAnsi="Times New Roman"/>
+                <w:b w:val="0"/>
+                <w:color w:val="000000"/>
+                <w:sz w:val="14"/>
               </w:rPr>
               <w:t>100 Gbps (ASIC)</w:t>
             </w:r>
@@ -3921,13 +3926,13 @@
         </w:tc>
         <w:tc>
           <w:tcPr>
-            <w:tcW w:type="dxa" w:w="2041"/>
-            <w:vAlign w:val="center"/>
-            <w:shd w:val="clear" w:color="auto" w:fill="FFFFFF"/>
-          </w:tcPr>
-          <w:p>
-            <w:pPr>
-              <w:spacing w:before="40" w:after="40"/>
+            <w:tcW w:type="dxa" w:w="1928"/>
+            <w:vAlign w:val="center"/>
+            <w:shd w:val="clear" w:color="auto" w:fill="FFFFFF"/>
+          </w:tcPr>
+          <w:p>
+            <w:pPr>
+              <w:spacing w:before="30" w:after="30"/>
               <w:jc w:val="left"/>
             </w:pPr>
             <w:r>
@@ -3935,7 +3940,7 @@
                 <w:rFonts w:ascii="Times New Roman" w:hAnsi="Times New Roman"/>
                 <w:b w:val="0"/>
                 <w:color w:val="000000"/>
-                <w:sz w:val="15"/>
+                <w:sz w:val="14"/>
               </w:rPr>
               <w:t>Custom ASIC</w:t>
             </w:r>
@@ -3945,13 +3950,13 @@
       <w:tr>
         <w:tc>
           <w:tcPr>
-            <w:tcW w:type="dxa" w:w="2041"/>
-            <w:vAlign w:val="center"/>
-            <w:shd w:val="clear" w:color="auto" w:fill="FFFFFF"/>
-          </w:tcPr>
-          <w:p>
-            <w:pPr>
-              <w:spacing w:before="40" w:after="40"/>
+            <w:tcW w:type="dxa" w:w="1814"/>
+            <w:vAlign w:val="center"/>
+            <w:shd w:val="clear" w:color="auto" w:fill="FFFFFF"/>
+          </w:tcPr>
+          <w:p>
+            <w:pPr>
+              <w:spacing w:before="30" w:after="30"/>
               <w:jc w:val="left"/>
             </w:pPr>
             <w:r>
@@ -3959,7 +3964,7 @@
                 <w:rFonts w:ascii="Times New Roman" w:hAnsi="Times New Roman"/>
                 <w:b w:val="0"/>
                 <w:color w:val="000000"/>
-                <w:sz w:val="15"/>
+                <w:sz w:val="14"/>
               </w:rPr>
               <w:t>Cloudflare MT</w:t>
             </w:r>
@@ -3967,21 +3972,21 @@
         </w:tc>
         <w:tc>
           <w:tcPr>
-            <w:tcW w:type="dxa" w:w="2041"/>
-            <w:vAlign w:val="center"/>
-            <w:shd w:val="clear" w:color="auto" w:fill="FFFFFF"/>
-          </w:tcPr>
-          <w:p>
-            <w:pPr>
-              <w:spacing w:before="40" w:after="40"/>
-              <w:jc w:val="center"/>
-            </w:pPr>
-            <w:r>
-              <w:rPr>
-                <w:rFonts w:ascii="Times New Roman" w:hAnsi="Times New Roman"/>
-                <w:b w:val="0"/>
-                <w:color w:val="000000"/>
-                <w:sz w:val="15"/>
+            <w:tcW w:type="dxa" w:w="1814"/>
+            <w:vAlign w:val="center"/>
+            <w:shd w:val="clear" w:color="auto" w:fill="FFFFFF"/>
+          </w:tcPr>
+          <w:p>
+            <w:pPr>
+              <w:spacing w:before="30" w:after="30"/>
+              <w:jc w:val="center"/>
+            </w:pPr>
+            <w:r>
+              <w:rPr>
+                <w:rFonts w:ascii="Times New Roman" w:hAnsi="Times New Roman"/>
+                <w:b w:val="0"/>
+                <w:color w:val="000000"/>
+                <w:sz w:val="14"/>
               </w:rPr>
               <w:t>10-80 ms (WAN)</w:t>
             </w:r>
@@ -3989,21 +3994,21 @@
         </w:tc>
         <w:tc>
           <w:tcPr>
-            <w:tcW w:type="dxa" w:w="2041"/>
-            <w:vAlign w:val="center"/>
-            <w:shd w:val="clear" w:color="auto" w:fill="FFFFFF"/>
-          </w:tcPr>
-          <w:p>
-            <w:pPr>
-              <w:spacing w:before="40" w:after="40"/>
-              <w:jc w:val="center"/>
-            </w:pPr>
-            <w:r>
-              <w:rPr>
-                <w:rFonts w:ascii="Times New Roman" w:hAnsi="Times New Roman"/>
-                <w:b w:val="0"/>
-                <w:color w:val="000000"/>
-                <w:sz w:val="15"/>
+            <w:tcW w:type="dxa" w:w="1928"/>
+            <w:vAlign w:val="center"/>
+            <w:shd w:val="clear" w:color="auto" w:fill="FFFFFF"/>
+          </w:tcPr>
+          <w:p>
+            <w:pPr>
+              <w:spacing w:before="30" w:after="30"/>
+              <w:jc w:val="center"/>
+            </w:pPr>
+            <w:r>
+              <w:rPr>
+                <w:rFonts w:ascii="Times New Roman" w:hAnsi="Times New Roman"/>
+                <w:b w:val="0"/>
+                <w:color w:val="000000"/>
+                <w:sz w:val="14"/>
               </w:rPr>
               <w:t>100-300 ms</w:t>
             </w:r>
@@ -4011,21 +4016,21 @@
         </w:tc>
         <w:tc>
           <w:tcPr>
-            <w:tcW w:type="dxa" w:w="1814"/>
-            <w:vAlign w:val="center"/>
-            <w:shd w:val="clear" w:color="auto" w:fill="FFFFFF"/>
-          </w:tcPr>
-          <w:p>
-            <w:pPr>
-              <w:spacing w:before="40" w:after="40"/>
-              <w:jc w:val="center"/>
-            </w:pPr>
-            <w:r>
-              <w:rPr>
-                <w:rFonts w:ascii="Times New Roman" w:hAnsi="Times New Roman"/>
-                <w:b w:val="0"/>
-                <w:color w:val="000000"/>
-                <w:sz w:val="15"/>
+            <w:tcW w:type="dxa" w:w="1701"/>
+            <w:vAlign w:val="center"/>
+            <w:shd w:val="clear" w:color="auto" w:fill="FFFFFF"/>
+          </w:tcPr>
+          <w:p>
+            <w:pPr>
+              <w:spacing w:before="30" w:after="30"/>
+              <w:jc w:val="center"/>
+            </w:pPr>
+            <w:r>
+              <w:rPr>
+                <w:rFonts w:ascii="Times New Roman" w:hAnsi="Times New Roman"/>
+                <w:b w:val="0"/>
+                <w:color w:val="000000"/>
+                <w:sz w:val="14"/>
               </w:rPr>
               <w:t>Tbps (anycast)</w:t>
             </w:r>
@@ -4033,13 +4038,13 @@
         </w:tc>
         <w:tc>
           <w:tcPr>
-            <w:tcW w:type="dxa" w:w="2041"/>
-            <w:vAlign w:val="center"/>
-            <w:shd w:val="clear" w:color="auto" w:fill="FFFFFF"/>
-          </w:tcPr>
-          <w:p>
-            <w:pPr>
-              <w:spacing w:before="40" w:after="40"/>
+            <w:tcW w:type="dxa" w:w="1928"/>
+            <w:vAlign w:val="center"/>
+            <w:shd w:val="clear" w:color="auto" w:fill="FFFFFF"/>
+          </w:tcPr>
+          <w:p>
+            <w:pPr>
+              <w:spacing w:before="30" w:after="30"/>
               <w:jc w:val="left"/>
             </w:pPr>
             <w:r>
@@ -4047,7 +4052,7 @@
                 <w:rFonts w:ascii="Times New Roman" w:hAnsi="Times New Roman"/>
                 <w:b w:val="0"/>
                 <w:color w:val="000000"/>
-                <w:sz w:val="15"/>
+                <w:sz w:val="14"/>
               </w:rPr>
               <w:t>Cloud PoP</w:t>
             </w:r>
@@ -4057,13 +4062,13 @@
       <w:tr>
         <w:tc>
           <w:tcPr>
-            <w:tcW w:type="dxa" w:w="2041"/>
-            <w:vAlign w:val="center"/>
-            <w:shd w:val="clear" w:color="auto" w:fill="FFFFFF"/>
-          </w:tcPr>
-          <w:p>
-            <w:pPr>
-              <w:spacing w:before="40" w:after="40"/>
+            <w:tcW w:type="dxa" w:w="1814"/>
+            <w:vAlign w:val="center"/>
+            <w:shd w:val="clear" w:color="auto" w:fill="FFFFFF"/>
+          </w:tcPr>
+          <w:p>
+            <w:pPr>
+              <w:spacing w:before="30" w:after="30"/>
               <w:jc w:val="left"/>
             </w:pPr>
             <w:r>
@@ -4071,7 +4076,7 @@
                 <w:rFonts w:ascii="Times New Roman" w:hAnsi="Times New Roman"/>
                 <w:b w:val="0"/>
                 <w:color w:val="000000"/>
-                <w:sz w:val="15"/>
+                <w:sz w:val="14"/>
               </w:rPr>
               <w:t>Cisco Firepower</w:t>
             </w:r>
@@ -4079,21 +4084,21 @@
         </w:tc>
         <w:tc>
           <w:tcPr>
-            <w:tcW w:type="dxa" w:w="2041"/>
-            <w:vAlign w:val="center"/>
-            <w:shd w:val="clear" w:color="auto" w:fill="FFFFFF"/>
-          </w:tcPr>
-          <w:p>
-            <w:pPr>
-              <w:spacing w:before="40" w:after="40"/>
-              <w:jc w:val="center"/>
-            </w:pPr>
-            <w:r>
-              <w:rPr>
-                <w:rFonts w:ascii="Times New Roman" w:hAnsi="Times New Roman"/>
-                <w:b w:val="0"/>
-                <w:color w:val="000000"/>
-                <w:sz w:val="15"/>
+            <w:tcW w:type="dxa" w:w="1814"/>
+            <w:vAlign w:val="center"/>
+            <w:shd w:val="clear" w:color="auto" w:fill="FFFFFF"/>
+          </w:tcPr>
+          <w:p>
+            <w:pPr>
+              <w:spacing w:before="30" w:after="30"/>
+              <w:jc w:val="center"/>
+            </w:pPr>
+            <w:r>
+              <w:rPr>
+                <w:rFonts w:ascii="Times New Roman" w:hAnsi="Times New Roman"/>
+                <w:b w:val="0"/>
+                <w:color w:val="000000"/>
+                <w:sz w:val="14"/>
               </w:rPr>
               <w:t>60-400 us</w:t>
             </w:r>
@@ -4101,21 +4106,21 @@
         </w:tc>
         <w:tc>
           <w:tcPr>
-            <w:tcW w:type="dxa" w:w="2041"/>
-            <w:vAlign w:val="center"/>
-            <w:shd w:val="clear" w:color="auto" w:fill="FFFFFF"/>
-          </w:tcPr>
-          <w:p>
-            <w:pPr>
-              <w:spacing w:before="40" w:after="40"/>
-              <w:jc w:val="center"/>
-            </w:pPr>
-            <w:r>
-              <w:rPr>
-                <w:rFonts w:ascii="Times New Roman" w:hAnsi="Times New Roman"/>
-                <w:b w:val="0"/>
-                <w:color w:val="000000"/>
-                <w:sz w:val="15"/>
+            <w:tcW w:type="dxa" w:w="1928"/>
+            <w:vAlign w:val="center"/>
+            <w:shd w:val="clear" w:color="auto" w:fill="FFFFFF"/>
+          </w:tcPr>
+          <w:p>
+            <w:pPr>
+              <w:spacing w:before="30" w:after="30"/>
+              <w:jc w:val="center"/>
+            </w:pPr>
+            <w:r>
+              <w:rPr>
+                <w:rFonts w:ascii="Times New Roman" w:hAnsi="Times New Roman"/>
+                <w:b w:val="0"/>
+                <w:color w:val="000000"/>
+                <w:sz w:val="14"/>
               </w:rPr>
               <w:t>200-800 ms</w:t>
             </w:r>
@@ -4123,21 +4128,21 @@
         </w:tc>
         <w:tc>
           <w:tcPr>
-            <w:tcW w:type="dxa" w:w="1814"/>
-            <w:vAlign w:val="center"/>
-            <w:shd w:val="clear" w:color="auto" w:fill="FFFFFF"/>
-          </w:tcPr>
-          <w:p>
-            <w:pPr>
-              <w:spacing w:before="40" w:after="40"/>
-              <w:jc w:val="center"/>
-            </w:pPr>
-            <w:r>
-              <w:rPr>
-                <w:rFonts w:ascii="Times New Roman" w:hAnsi="Times New Roman"/>
-                <w:b w:val="0"/>
-                <w:color w:val="000000"/>
-                <w:sz w:val="15"/>
+            <w:tcW w:type="dxa" w:w="1701"/>
+            <w:vAlign w:val="center"/>
+            <w:shd w:val="clear" w:color="auto" w:fill="FFFFFF"/>
+          </w:tcPr>
+          <w:p>
+            <w:pPr>
+              <w:spacing w:before="30" w:after="30"/>
+              <w:jc w:val="center"/>
+            </w:pPr>
+            <w:r>
+              <w:rPr>
+                <w:rFonts w:ascii="Times New Roman" w:hAnsi="Times New Roman"/>
+                <w:b w:val="0"/>
+                <w:color w:val="000000"/>
+                <w:sz w:val="14"/>
               </w:rPr>
               <w:t>40 Gbps (HW)</w:t>
             </w:r>
@@ -4145,13 +4150,13 @@
         </w:tc>
         <w:tc>
           <w:tcPr>
-            <w:tcW w:type="dxa" w:w="2041"/>
-            <w:vAlign w:val="center"/>
-            <w:shd w:val="clear" w:color="auto" w:fill="FFFFFF"/>
-          </w:tcPr>
-          <w:p>
-            <w:pPr>
-              <w:spacing w:before="40" w:after="40"/>
+            <w:tcW w:type="dxa" w:w="1928"/>
+            <w:vAlign w:val="center"/>
+            <w:shd w:val="clear" w:color="auto" w:fill="FFFFFF"/>
+          </w:tcPr>
+          <w:p>
+            <w:pPr>
+              <w:spacing w:before="30" w:after="30"/>
               <w:jc w:val="left"/>
             </w:pPr>
             <w:r>
@@ -4159,7 +4164,7 @@
                 <w:rFonts w:ascii="Times New Roman" w:hAnsi="Times New Roman"/>
                 <w:b w:val="0"/>
                 <w:color w:val="000000"/>
-                <w:sz w:val="15"/>
+                <w:sz w:val="14"/>
               </w:rPr>
               <w:t>Custom NIC ASIC</w:t>
             </w:r>
@@ -4169,13 +4174,13 @@
       <w:tr>
         <w:tc>
           <w:tcPr>
-            <w:tcW w:type="dxa" w:w="2041"/>
-            <w:vAlign w:val="center"/>
-            <w:shd w:val="clear" w:color="auto" w:fill="FFFFFF"/>
-          </w:tcPr>
-          <w:p>
-            <w:pPr>
-              <w:spacing w:before="40" w:after="40"/>
+            <w:tcW w:type="dxa" w:w="1814"/>
+            <w:vAlign w:val="center"/>
+            <w:shd w:val="clear" w:color="auto" w:fill="FFFFFF"/>
+          </w:tcPr>
+          <w:p>
+            <w:pPr>
+              <w:spacing w:before="30" w:after="30"/>
               <w:jc w:val="left"/>
             </w:pPr>
             <w:r>
@@ -4183,7 +4188,7 @@
                 <w:rFonts w:ascii="Times New Roman" w:hAnsi="Times New Roman"/>
                 <w:b/>
                 <w:color w:val="000000"/>
-                <w:sz w:val="15"/>
+                <w:sz w:val="14"/>
               </w:rPr>
               <w:t>Autonomous Agent (ours)</w:t>
             </w:r>
@@ -4191,21 +4196,21 @@
         </w:tc>
         <w:tc>
           <w:tcPr>
-            <w:tcW w:type="dxa" w:w="2041"/>
-            <w:vAlign w:val="center"/>
-            <w:shd w:val="clear" w:color="auto" w:fill="FFFFFF"/>
-          </w:tcPr>
-          <w:p>
-            <w:pPr>
-              <w:spacing w:before="40" w:after="40"/>
-              <w:jc w:val="center"/>
-            </w:pPr>
-            <w:r>
-              <w:rPr>
-                <w:rFonts w:ascii="Times New Roman" w:hAnsi="Times New Roman"/>
-                <w:b w:val="0"/>
-                <w:color w:val="000000"/>
-                <w:sz w:val="15"/>
+            <w:tcW w:type="dxa" w:w="1814"/>
+            <w:vAlign w:val="center"/>
+            <w:shd w:val="clear" w:color="auto" w:fill="FFFFFF"/>
+          </w:tcPr>
+          <w:p>
+            <w:pPr>
+              <w:spacing w:before="30" w:after="30"/>
+              <w:jc w:val="center"/>
+            </w:pPr>
+            <w:r>
+              <w:rPr>
+                <w:rFonts w:ascii="Times New Roman" w:hAnsi="Times New Roman"/>
+                <w:b w:val="0"/>
+                <w:color w:val="000000"/>
+                <w:sz w:val="14"/>
               </w:rPr>
               <w:t>0.33 us (p50)</w:t>
             </w:r>
@@ -4213,21 +4218,21 @@
         </w:tc>
         <w:tc>
           <w:tcPr>
-            <w:tcW w:type="dxa" w:w="2041"/>
-            <w:vAlign w:val="center"/>
-            <w:shd w:val="clear" w:color="auto" w:fill="FFFFFF"/>
-          </w:tcPr>
-          <w:p>
-            <w:pPr>
-              <w:spacing w:before="40" w:after="40"/>
-              <w:jc w:val="center"/>
-            </w:pPr>
-            <w:r>
-              <w:rPr>
-                <w:rFonts w:ascii="Times New Roman" w:hAnsi="Times New Roman"/>
-                <w:b w:val="0"/>
-                <w:color w:val="000000"/>
-                <w:sz w:val="15"/>
+            <w:tcW w:type="dxa" w:w="1928"/>
+            <w:vAlign w:val="center"/>
+            <w:shd w:val="clear" w:color="auto" w:fill="FFFFFF"/>
+          </w:tcPr>
+          <w:p>
+            <w:pPr>
+              <w:spacing w:before="30" w:after="30"/>
+              <w:jc w:val="center"/>
+            </w:pPr>
+            <w:r>
+              <w:rPr>
+                <w:rFonts w:ascii="Times New Roman" w:hAnsi="Times New Roman"/>
+                <w:b w:val="0"/>
+                <w:color w:val="000000"/>
+                <w:sz w:val="14"/>
               </w:rPr>
               <w:t>148 ms - 2.8 s (Async)</w:t>
             </w:r>
@@ -4235,21 +4240,21 @@
         </w:tc>
         <w:tc>
           <w:tcPr>
-            <w:tcW w:type="dxa" w:w="1814"/>
-            <w:vAlign w:val="center"/>
-            <w:shd w:val="clear" w:color="auto" w:fill="FFFFFF"/>
-          </w:tcPr>
-          <w:p>
-            <w:pPr>
-              <w:spacing w:before="40" w:after="40"/>
-              <w:jc w:val="center"/>
-            </w:pPr>
-            <w:r>
-              <w:rPr>
-                <w:rFonts w:ascii="Times New Roman" w:hAnsi="Times New Roman"/>
-                <w:b w:val="0"/>
-                <w:color w:val="000000"/>
-                <w:sz w:val="15"/>
+            <w:tcW w:type="dxa" w:w="1701"/>
+            <w:vAlign w:val="center"/>
+            <w:shd w:val="clear" w:color="auto" w:fill="FFFFFF"/>
+          </w:tcPr>
+          <w:p>
+            <w:pPr>
+              <w:spacing w:before="30" w:after="30"/>
+              <w:jc w:val="center"/>
+            </w:pPr>
+            <w:r>
+              <w:rPr>
+                <w:rFonts w:ascii="Times New Roman" w:hAnsi="Times New Roman"/>
+                <w:b w:val="0"/>
+                <w:color w:val="000000"/>
+                <w:sz w:val="14"/>
               </w:rPr>
               <w:t>1 Gbps (PCIe NIC)</w:t>
             </w:r>
@@ -4257,13 +4262,13 @@
         </w:tc>
         <w:tc>
           <w:tcPr>
-            <w:tcW w:type="dxa" w:w="2041"/>
-            <w:vAlign w:val="center"/>
-            <w:shd w:val="clear" w:color="auto" w:fill="FFFFFF"/>
-          </w:tcPr>
-          <w:p>
-            <w:pPr>
-              <w:spacing w:before="40" w:after="40"/>
+            <w:tcW w:type="dxa" w:w="1928"/>
+            <w:vAlign w:val="center"/>
+            <w:shd w:val="clear" w:color="auto" w:fill="FFFFFF"/>
+          </w:tcPr>
+          <w:p>
+            <w:pPr>
+              <w:spacing w:before="30" w:after="30"/>
               <w:jc w:val="left"/>
             </w:pPr>
             <w:r>
@@ -4271,7 +4276,7 @@
                 <w:rFonts w:ascii="Times New Roman" w:hAnsi="Times New Roman"/>
                 <w:b w:val="0"/>
                 <w:color w:val="000000"/>
-                <w:sz w:val="15"/>
+                <w:sz w:val="14"/>
               </w:rPr>
               <w:t>Kernel eBPF (x86/ARM)</w:t>
             </w:r>
@@ -4282,13 +4287,13 @@
     <w:p>
       <w:pPr>
         <w:keepNext/>
-        <w:spacing w:before="120" w:after="40"/>
+        <w:spacing w:before="80" w:after="20"/>
         <w:jc w:val="center"/>
       </w:pPr>
       <w:r>
         <w:drawing>
           <wp:inline xmlns:a="http://schemas.openxmlformats.org/drawingml/2006/main" xmlns:pic="http://schemas.openxmlformats.org/drawingml/2006/picture">
-            <wp:extent cx="5940000" cy="3508895"/>
+            <wp:extent cx="5580000" cy="3296235"/>
             <wp:docPr id="2" name="Picture 2"/>
             <wp:cNvGraphicFramePr>
               <a:graphicFrameLocks noChangeAspect="1"/>
@@ -4309,7 +4314,7 @@
                   <pic:spPr>
                     <a:xfrm>
                       <a:off x="0" y="0"/>
-                      <a:ext cx="5940000" cy="3508895"/>
+                      <a:ext cx="5580000" cy="3296235"/>
                     </a:xfrm>
                     <a:prstGeom prst="rect"/>
                   </pic:spPr>
@@ -4322,14 +4327,14 @@
     </w:p>
     <w:p>
       <w:pPr>
-        <w:spacing w:before="40" w:after="160"/>
+        <w:spacing w:before="20" w:after="120"/>
         <w:jc w:val="center"/>
       </w:pPr>
       <w:r>
         <w:rPr>
           <w:rFonts w:ascii="Times New Roman" w:hAnsi="Times New Roman"/>
           <w:color w:val="000000"/>
-          <w:sz w:val="16"/>
+          <w:sz w:val="15"/>
         </w:rPr>
         <w:t>Fig. 4.  Log-scale latency spectrum comparing data-plane mitigation and control-plane triage (Table IV).</w:t>
       </w:r>
@@ -4363,7 +4368,7 @@
       <w:pPr>
         <w:pStyle w:val="Heading2"/>
         <w:keepNext/>
-        <w:spacing w:before="160" w:after="40"/>
+        <w:spacing w:before="120" w:after="30"/>
         <w:jc w:val="left"/>
       </w:pPr>
       <w:r>
@@ -4372,15 +4377,15 @@
           <w:b/>
           <w:i/>
           <w:color w:val="000000"/>
-          <w:sz w:val="20"/>
+          <w:sz w:val="18"/>
         </w:rPr>
         <w:t>D. Sovereignty and Privacy Properties</w:t>
       </w:r>
     </w:p>
     <w:p>
       <w:pPr>
-        <w:spacing w:after="60" w:line="276" w:lineRule="auto"/>
-        <w:ind w:firstLine="255"/>
+        <w:spacing w:after="50" w:line="259" w:lineRule="auto"/>
+        <w:ind w:firstLine="227"/>
         <w:jc w:val="both"/>
       </w:pPr>
       <w:r>
@@ -4388,7 +4393,7 @@
           <w:rFonts w:ascii="Times New Roman" w:hAnsi="Times New Roman"/>
           <w:i w:val="0"/>
           <w:color w:val="000000"/>
-          <w:sz w:val="20"/>
+          <w:sz w:val="19"/>
         </w:rPr>
         <w:t>Table V contrasts data sovereignty, operational autonomy, and defensive deception capabilities. Commercial enterprise firewalls (Palo Alto PAN-OS, Cisco Firepower) and cloud protection platforms (Cloudflare Magic Transit) fundamentally require continuous uplink connectivity to vendor intelligence clouds (Wildfire, Talos) and third-party telemetry ingest, disqualifying them from classified defense installations or air-gapped critical infrastructure. In contrast, the Autonomous Agent provides 100% sovereign, air-gapped execution with zero telemetry leakage and zero subscription overhead. Furthermore, it incorporates native post-quantum key encapsulation (NIST FIPS 203 ML-KEM-1024) and signatures (FIPS 204 ML-DSA-65), coupled with proactive HMAC-SHA256 port hopping and canary-backed AI-tarpit deception to actively exhaust attacker reconnaissance resources.</w:t>
       </w:r>
@@ -4422,7 +4427,7 @@
     <w:p>
       <w:pPr>
         <w:keepNext/>
-        <w:spacing w:before="160" w:after="20"/>
+        <w:spacing w:before="120" w:after="20"/>
         <w:jc w:val="center"/>
       </w:pPr>
       <w:r>
@@ -4430,7 +4435,7 @@
           <w:rFonts w:ascii="Times New Roman" w:hAnsi="Times New Roman"/>
           <w:b/>
           <w:color w:val="000000"/>
-          <w:sz w:val="17"/>
+          <w:sz w:val="16"/>
         </w:rPr>
         <w:t>TABLE V</w:t>
       </w:r>
@@ -4438,14 +4443,14 @@
     <w:p>
       <w:pPr>
         <w:keepNext/>
-        <w:spacing w:before="0" w:after="80"/>
+        <w:spacing w:before="0" w:after="60"/>
         <w:jc w:val="center"/>
       </w:pPr>
       <w:r>
         <w:rPr>
           <w:rFonts w:ascii="Times New Roman" w:hAnsi="Times New Roman"/>
           <w:color w:val="000000"/>
-          <w:sz w:val="16"/>
+          <w:sz w:val="15"/>
         </w:rPr>
         <w:t>SOVEREIGNTY, PRIVACY, AND UNIQUE DEFENCE CAPABILITY COMPARISON</w:t>
       </w:r>
@@ -4454,6 +4459,7 @@
       <w:tblPr>
         <w:tblW w:type="auto" w:w="0"/>
         <w:jc w:val="center"/>
+        <w:tblLayout w:type="fixed"/>
         <w:tblLook w:firstColumn="1" w:firstRow="1" w:lastColumn="0" w:lastRow="0" w:noHBand="0" w:noVBand="1" w:val="04A0"/>
         <w:tblBorders>
           <w:top w:val="single" w:sz="12" w:space="0" w:color="000000"/>
@@ -4474,7 +4480,7 @@
       <w:tr>
         <w:tc>
           <w:tcPr>
-            <w:tcW w:type="dxa" w:w="2381"/>
+            <w:tcW w:type="dxa" w:w="2154"/>
             <w:tcBorders>
               <w:bottom w:val="single" w:sz="8" w:space="0" w:color="000000"/>
             </w:tcBorders>
@@ -4483,7 +4489,7 @@
           </w:tcPr>
           <w:p>
             <w:pPr>
-              <w:spacing w:before="60" w:after="60"/>
+              <w:spacing w:before="40" w:after="40"/>
               <w:jc w:val="center"/>
             </w:pPr>
             <w:r>
@@ -4491,9 +4497,34 @@
                 <w:rFonts w:ascii="Times New Roman" w:hAnsi="Times New Roman"/>
                 <w:b/>
                 <w:color w:val="000000"/>
-                <w:sz w:val="15"/>
+                <w:sz w:val="14"/>
               </w:rPr>
               <w:t>Property</w:t>
+            </w:r>
+          </w:p>
+        </w:tc>
+        <w:tc>
+          <w:tcPr>
+            <w:tcW w:type="dxa" w:w="1701"/>
+            <w:tcBorders>
+              <w:bottom w:val="single" w:sz="8" w:space="0" w:color="000000"/>
+            </w:tcBorders>
+            <w:shd w:val="clear" w:color="auto" w:fill="FFFFFF"/>
+            <w:vAlign w:val="center"/>
+          </w:tcPr>
+          <w:p>
+            <w:pPr>
+              <w:spacing w:before="40" w:after="40"/>
+              <w:jc w:val="center"/>
+            </w:pPr>
+            <w:r>
+              <w:rPr>
+                <w:rFonts w:ascii="Times New Roman" w:hAnsi="Times New Roman"/>
+                <w:b/>
+                <w:color w:val="000000"/>
+                <w:sz w:val="14"/>
+              </w:rPr>
+              <w:t>Snort / Suricata</w:t>
             </w:r>
           </w:p>
         </w:tc>
@@ -4508,7 +4539,7 @@
           </w:tcPr>
           <w:p>
             <w:pPr>
-              <w:spacing w:before="60" w:after="60"/>
+              <w:spacing w:before="40" w:after="40"/>
               <w:jc w:val="center"/>
             </w:pPr>
             <w:r>
@@ -4516,15 +4547,15 @@
                 <w:rFonts w:ascii="Times New Roman" w:hAnsi="Times New Roman"/>
                 <w:b/>
                 <w:color w:val="000000"/>
-                <w:sz w:val="15"/>
-              </w:rPr>
-              <w:t>Snort / Suricata</w:t>
-            </w:r>
-          </w:p>
-        </w:tc>
-        <w:tc>
-          <w:tcPr>
-            <w:tcW w:type="dxa" w:w="1928"/>
+                <w:sz w:val="14"/>
+              </w:rPr>
+              <w:t>Palo Alto / Cisco</w:t>
+            </w:r>
+          </w:p>
+        </w:tc>
+        <w:tc>
+          <w:tcPr>
+            <w:tcW w:type="dxa" w:w="1701"/>
             <w:tcBorders>
               <w:bottom w:val="single" w:sz="8" w:space="0" w:color="000000"/>
             </w:tcBorders>
@@ -4533,7 +4564,7 @@
           </w:tcPr>
           <w:p>
             <w:pPr>
-              <w:spacing w:before="60" w:after="60"/>
+              <w:spacing w:before="40" w:after="40"/>
               <w:jc w:val="center"/>
             </w:pPr>
             <w:r>
@@ -4541,9 +4572,9 @@
                 <w:rFonts w:ascii="Times New Roman" w:hAnsi="Times New Roman"/>
                 <w:b/>
                 <w:color w:val="000000"/>
-                <w:sz w:val="15"/>
-              </w:rPr>
-              <w:t>Palo Alto / Cisco</w:t>
+                <w:sz w:val="14"/>
+              </w:rPr>
+              <w:t>Cloudflare</w:t>
             </w:r>
           </w:p>
         </w:tc>
@@ -4558,7 +4589,7 @@
           </w:tcPr>
           <w:p>
             <w:pPr>
-              <w:spacing w:before="60" w:after="60"/>
+              <w:spacing w:before="40" w:after="40"/>
               <w:jc w:val="center"/>
             </w:pPr>
             <w:r>
@@ -4566,32 +4597,7 @@
                 <w:rFonts w:ascii="Times New Roman" w:hAnsi="Times New Roman"/>
                 <w:b/>
                 <w:color w:val="000000"/>
-                <w:sz w:val="15"/>
-              </w:rPr>
-              <w:t>Cloudflare</w:t>
-            </w:r>
-          </w:p>
-        </w:tc>
-        <w:tc>
-          <w:tcPr>
-            <w:tcW w:type="dxa" w:w="2041"/>
-            <w:tcBorders>
-              <w:bottom w:val="single" w:sz="8" w:space="0" w:color="000000"/>
-            </w:tcBorders>
-            <w:shd w:val="clear" w:color="auto" w:fill="FFFFFF"/>
-            <w:vAlign w:val="center"/>
-          </w:tcPr>
-          <w:p>
-            <w:pPr>
-              <w:spacing w:before="60" w:after="60"/>
-              <w:jc w:val="center"/>
-            </w:pPr>
-            <w:r>
-              <w:rPr>
-                <w:rFonts w:ascii="Times New Roman" w:hAnsi="Times New Roman"/>
-                <w:b/>
-                <w:color w:val="000000"/>
-                <w:sz w:val="15"/>
+                <w:sz w:val="14"/>
               </w:rPr>
               <w:t>Autonomous Agent (ours)</w:t>
             </w:r>
@@ -4601,13 +4607,13 @@
       <w:tr>
         <w:tc>
           <w:tcPr>
-            <w:tcW w:type="dxa" w:w="2381"/>
-            <w:vAlign w:val="center"/>
-            <w:shd w:val="clear" w:color="auto" w:fill="FFFFFF"/>
-          </w:tcPr>
-          <w:p>
-            <w:pPr>
-              <w:spacing w:before="40" w:after="40"/>
+            <w:tcW w:type="dxa" w:w="2154"/>
+            <w:vAlign w:val="center"/>
+            <w:shd w:val="clear" w:color="auto" w:fill="FFFFFF"/>
+          </w:tcPr>
+          <w:p>
+            <w:pPr>
+              <w:spacing w:before="30" w:after="30"/>
               <w:jc w:val="left"/>
             </w:pPr>
             <w:r>
@@ -4615,7 +4621,7 @@
                 <w:rFonts w:ascii="Times New Roman" w:hAnsi="Times New Roman"/>
                 <w:b w:val="0"/>
                 <w:color w:val="000000"/>
-                <w:sz w:val="15"/>
+                <w:sz w:val="14"/>
               </w:rPr>
               <w:t>Air-gapped operation</w:t>
             </w:r>
@@ -4623,43 +4629,43 @@
         </w:tc>
         <w:tc>
           <w:tcPr>
+            <w:tcW w:type="dxa" w:w="1701"/>
+            <w:vAlign w:val="center"/>
+            <w:shd w:val="clear" w:color="auto" w:fill="FFFFFF"/>
+          </w:tcPr>
+          <w:p>
+            <w:pPr>
+              <w:spacing w:before="30" w:after="30"/>
+              <w:jc w:val="center"/>
+            </w:pPr>
+            <w:r>
+              <w:rPr>
+                <w:rFonts w:ascii="Times New Roman" w:hAnsi="Times New Roman"/>
+                <w:b w:val="0"/>
+                <w:color w:val="000000"/>
+                <w:sz w:val="14"/>
+              </w:rPr>
+              <w:t>Yes (no updates)</w:t>
+            </w:r>
+          </w:p>
+        </w:tc>
+        <w:tc>
+          <w:tcPr>
             <w:tcW w:type="dxa" w:w="1814"/>
             <w:vAlign w:val="center"/>
             <w:shd w:val="clear" w:color="auto" w:fill="FFFFFF"/>
           </w:tcPr>
           <w:p>
             <w:pPr>
-              <w:spacing w:before="40" w:after="40"/>
-              <w:jc w:val="center"/>
-            </w:pPr>
-            <w:r>
-              <w:rPr>
-                <w:rFonts w:ascii="Times New Roman" w:hAnsi="Times New Roman"/>
-                <w:b w:val="0"/>
-                <w:color w:val="000000"/>
-                <w:sz w:val="15"/>
-              </w:rPr>
-              <w:t>Yes (no updates)</w:t>
-            </w:r>
-          </w:p>
-        </w:tc>
-        <w:tc>
-          <w:tcPr>
-            <w:tcW w:type="dxa" w:w="1928"/>
-            <w:vAlign w:val="center"/>
-            <w:shd w:val="clear" w:color="auto" w:fill="FFFFFF"/>
-          </w:tcPr>
-          <w:p>
-            <w:pPr>
-              <w:spacing w:before="40" w:after="40"/>
-              <w:jc w:val="center"/>
-            </w:pPr>
-            <w:r>
-              <w:rPr>
-                <w:rFonts w:ascii="Times New Roman" w:hAnsi="Times New Roman"/>
-                <w:b w:val="0"/>
-                <w:color w:val="000000"/>
-                <w:sz w:val="15"/>
+              <w:spacing w:before="30" w:after="30"/>
+              <w:jc w:val="center"/>
+            </w:pPr>
+            <w:r>
+              <w:rPr>
+                <w:rFonts w:ascii="Times New Roman" w:hAnsi="Times New Roman"/>
+                <w:b w:val="0"/>
+                <w:color w:val="000000"/>
+                <w:sz w:val="14"/>
               </w:rPr>
               <w:t>No (cloud feeds)</w:t>
             </w:r>
@@ -4667,35 +4673,35 @@
         </w:tc>
         <w:tc>
           <w:tcPr>
+            <w:tcW w:type="dxa" w:w="1701"/>
+            <w:vAlign w:val="center"/>
+            <w:shd w:val="clear" w:color="auto" w:fill="FFFFFF"/>
+          </w:tcPr>
+          <w:p>
+            <w:pPr>
+              <w:spacing w:before="30" w:after="30"/>
+              <w:jc w:val="center"/>
+            </w:pPr>
+            <w:r>
+              <w:rPr>
+                <w:rFonts w:ascii="Times New Roman" w:hAnsi="Times New Roman"/>
+                <w:b w:val="0"/>
+                <w:color w:val="000000"/>
+                <w:sz w:val="14"/>
+              </w:rPr>
+              <w:t>No (cloud-only)</w:t>
+            </w:r>
+          </w:p>
+        </w:tc>
+        <w:tc>
+          <w:tcPr>
             <w:tcW w:type="dxa" w:w="1814"/>
             <w:vAlign w:val="center"/>
             <w:shd w:val="clear" w:color="auto" w:fill="FFFFFF"/>
           </w:tcPr>
           <w:p>
             <w:pPr>
-              <w:spacing w:before="40" w:after="40"/>
-              <w:jc w:val="center"/>
-            </w:pPr>
-            <w:r>
-              <w:rPr>
-                <w:rFonts w:ascii="Times New Roman" w:hAnsi="Times New Roman"/>
-                <w:b w:val="0"/>
-                <w:color w:val="000000"/>
-                <w:sz w:val="15"/>
-              </w:rPr>
-              <w:t>No (cloud-only)</w:t>
-            </w:r>
-          </w:p>
-        </w:tc>
-        <w:tc>
-          <w:tcPr>
-            <w:tcW w:type="dxa" w:w="2041"/>
-            <w:vAlign w:val="center"/>
-            <w:shd w:val="clear" w:color="auto" w:fill="FFFFFF"/>
-          </w:tcPr>
-          <w:p>
-            <w:pPr>
-              <w:spacing w:before="40" w:after="40"/>
+              <w:spacing w:before="30" w:after="30"/>
               <w:jc w:val="center"/>
             </w:pPr>
             <w:r>
@@ -4703,7 +4709,7 @@
                 <w:rFonts w:ascii="Times New Roman" w:hAnsi="Times New Roman"/>
                 <w:b/>
                 <w:color w:val="000000"/>
-                <w:sz w:val="15"/>
+                <w:sz w:val="14"/>
               </w:rPr>
               <w:t>Yes - Full offline</w:t>
             </w:r>
@@ -4713,13 +4719,13 @@
       <w:tr>
         <w:tc>
           <w:tcPr>
-            <w:tcW w:type="dxa" w:w="2381"/>
-            <w:vAlign w:val="center"/>
-            <w:shd w:val="clear" w:color="auto" w:fill="FFFFFF"/>
-          </w:tcPr>
-          <w:p>
-            <w:pPr>
-              <w:spacing w:before="40" w:after="40"/>
+            <w:tcW w:type="dxa" w:w="2154"/>
+            <w:vAlign w:val="center"/>
+            <w:shd w:val="clear" w:color="auto" w:fill="FFFFFF"/>
+          </w:tcPr>
+          <w:p>
+            <w:pPr>
+              <w:spacing w:before="30" w:after="30"/>
               <w:jc w:val="left"/>
             </w:pPr>
             <w:r>
@@ -4727,7 +4733,7 @@
                 <w:rFonts w:ascii="Times New Roman" w:hAnsi="Times New Roman"/>
                 <w:b w:val="0"/>
                 <w:color w:val="000000"/>
-                <w:sz w:val="15"/>
+                <w:sz w:val="14"/>
               </w:rPr>
               <w:t>Zero third-party telemetry</w:t>
             </w:r>
@@ -4735,43 +4741,43 @@
         </w:tc>
         <w:tc>
           <w:tcPr>
+            <w:tcW w:type="dxa" w:w="1701"/>
+            <w:vAlign w:val="center"/>
+            <w:shd w:val="clear" w:color="auto" w:fill="FFFFFF"/>
+          </w:tcPr>
+          <w:p>
+            <w:pPr>
+              <w:spacing w:before="30" w:after="30"/>
+              <w:jc w:val="center"/>
+            </w:pPr>
+            <w:r>
+              <w:rPr>
+                <w:rFonts w:ascii="Times New Roman" w:hAnsi="Times New Roman"/>
+                <w:b w:val="0"/>
+                <w:color w:val="000000"/>
+                <w:sz w:val="14"/>
+              </w:rPr>
+              <w:t>Yes</w:t>
+            </w:r>
+          </w:p>
+        </w:tc>
+        <w:tc>
+          <w:tcPr>
             <w:tcW w:type="dxa" w:w="1814"/>
             <w:vAlign w:val="center"/>
             <w:shd w:val="clear" w:color="auto" w:fill="FFFFFF"/>
           </w:tcPr>
           <w:p>
             <w:pPr>
-              <w:spacing w:before="40" w:after="40"/>
-              <w:jc w:val="center"/>
-            </w:pPr>
-            <w:r>
-              <w:rPr>
-                <w:rFonts w:ascii="Times New Roman" w:hAnsi="Times New Roman"/>
-                <w:b w:val="0"/>
-                <w:color w:val="000000"/>
-                <w:sz w:val="15"/>
-              </w:rPr>
-              <w:t>Yes</w:t>
-            </w:r>
-          </w:p>
-        </w:tc>
-        <w:tc>
-          <w:tcPr>
-            <w:tcW w:type="dxa" w:w="1928"/>
-            <w:vAlign w:val="center"/>
-            <w:shd w:val="clear" w:color="auto" w:fill="FFFFFF"/>
-          </w:tcPr>
-          <w:p>
-            <w:pPr>
-              <w:spacing w:before="40" w:after="40"/>
-              <w:jc w:val="center"/>
-            </w:pPr>
-            <w:r>
-              <w:rPr>
-                <w:rFonts w:ascii="Times New Roman" w:hAnsi="Times New Roman"/>
-                <w:b w:val="0"/>
-                <w:color w:val="000000"/>
-                <w:sz w:val="15"/>
+              <w:spacing w:before="30" w:after="30"/>
+              <w:jc w:val="center"/>
+            </w:pPr>
+            <w:r>
+              <w:rPr>
+                <w:rFonts w:ascii="Times New Roman" w:hAnsi="Times New Roman"/>
+                <w:b w:val="0"/>
+                <w:color w:val="000000"/>
+                <w:sz w:val="14"/>
               </w:rPr>
               <w:t>No (Wildfire/Talos)</w:t>
             </w:r>
@@ -4779,35 +4785,35 @@
         </w:tc>
         <w:tc>
           <w:tcPr>
+            <w:tcW w:type="dxa" w:w="1701"/>
+            <w:vAlign w:val="center"/>
+            <w:shd w:val="clear" w:color="auto" w:fill="FFFFFF"/>
+          </w:tcPr>
+          <w:p>
+            <w:pPr>
+              <w:spacing w:before="30" w:after="30"/>
+              <w:jc w:val="center"/>
+            </w:pPr>
+            <w:r>
+              <w:rPr>
+                <w:rFonts w:ascii="Times New Roman" w:hAnsi="Times New Roman"/>
+                <w:b w:val="0"/>
+                <w:color w:val="000000"/>
+                <w:sz w:val="14"/>
+              </w:rPr>
+              <w:t>No (payload inspect)</w:t>
+            </w:r>
+          </w:p>
+        </w:tc>
+        <w:tc>
+          <w:tcPr>
             <w:tcW w:type="dxa" w:w="1814"/>
             <w:vAlign w:val="center"/>
             <w:shd w:val="clear" w:color="auto" w:fill="FFFFFF"/>
           </w:tcPr>
           <w:p>
             <w:pPr>
-              <w:spacing w:before="40" w:after="40"/>
-              <w:jc w:val="center"/>
-            </w:pPr>
-            <w:r>
-              <w:rPr>
-                <w:rFonts w:ascii="Times New Roman" w:hAnsi="Times New Roman"/>
-                <w:b w:val="0"/>
-                <w:color w:val="000000"/>
-                <w:sz w:val="15"/>
-              </w:rPr>
-              <w:t>No (payload inspect)</w:t>
-            </w:r>
-          </w:p>
-        </w:tc>
-        <w:tc>
-          <w:tcPr>
-            <w:tcW w:type="dxa" w:w="2041"/>
-            <w:vAlign w:val="center"/>
-            <w:shd w:val="clear" w:color="auto" w:fill="FFFFFF"/>
-          </w:tcPr>
-          <w:p>
-            <w:pPr>
-              <w:spacing w:before="40" w:after="40"/>
+              <w:spacing w:before="30" w:after="30"/>
               <w:jc w:val="center"/>
             </w:pPr>
             <w:r>
@@ -4815,7 +4821,7 @@
                 <w:rFonts w:ascii="Times New Roman" w:hAnsi="Times New Roman"/>
                 <w:b/>
                 <w:color w:val="000000"/>
-                <w:sz w:val="15"/>
+                <w:sz w:val="14"/>
               </w:rPr>
               <w:t>Yes - Zero calls</w:t>
             </w:r>
@@ -4825,13 +4831,13 @@
       <w:tr>
         <w:tc>
           <w:tcPr>
-            <w:tcW w:type="dxa" w:w="2381"/>
-            <w:vAlign w:val="center"/>
-            <w:shd w:val="clear" w:color="auto" w:fill="FFFFFF"/>
-          </w:tcPr>
-          <w:p>
-            <w:pPr>
-              <w:spacing w:before="40" w:after="40"/>
+            <w:tcW w:type="dxa" w:w="2154"/>
+            <w:vAlign w:val="center"/>
+            <w:shd w:val="clear" w:color="auto" w:fill="FFFFFF"/>
+          </w:tcPr>
+          <w:p>
+            <w:pPr>
+              <w:spacing w:before="30" w:after="30"/>
               <w:jc w:val="left"/>
             </w:pPr>
             <w:r>
@@ -4839,7 +4845,7 @@
                 <w:rFonts w:ascii="Times New Roman" w:hAnsi="Times New Roman"/>
                 <w:b w:val="0"/>
                 <w:color w:val="000000"/>
-                <w:sz w:val="15"/>
+                <w:sz w:val="14"/>
               </w:rPr>
               <w:t>Post-quantum crypto</w:t>
             </w:r>
@@ -4847,43 +4853,43 @@
         </w:tc>
         <w:tc>
           <w:tcPr>
+            <w:tcW w:type="dxa" w:w="1701"/>
+            <w:vAlign w:val="center"/>
+            <w:shd w:val="clear" w:color="auto" w:fill="FFFFFF"/>
+          </w:tcPr>
+          <w:p>
+            <w:pPr>
+              <w:spacing w:before="30" w:after="30"/>
+              <w:jc w:val="center"/>
+            </w:pPr>
+            <w:r>
+              <w:rPr>
+                <w:rFonts w:ascii="Times New Roman" w:hAnsi="Times New Roman"/>
+                <w:b w:val="0"/>
+                <w:color w:val="000000"/>
+                <w:sz w:val="14"/>
+              </w:rPr>
+              <w:t>No</w:t>
+            </w:r>
+          </w:p>
+        </w:tc>
+        <w:tc>
+          <w:tcPr>
             <w:tcW w:type="dxa" w:w="1814"/>
             <w:vAlign w:val="center"/>
             <w:shd w:val="clear" w:color="auto" w:fill="FFFFFF"/>
           </w:tcPr>
           <w:p>
             <w:pPr>
-              <w:spacing w:before="40" w:after="40"/>
-              <w:jc w:val="center"/>
-            </w:pPr>
-            <w:r>
-              <w:rPr>
-                <w:rFonts w:ascii="Times New Roman" w:hAnsi="Times New Roman"/>
-                <w:b w:val="0"/>
-                <w:color w:val="000000"/>
-                <w:sz w:val="15"/>
-              </w:rPr>
-              <w:t>No</w:t>
-            </w:r>
-          </w:p>
-        </w:tc>
-        <w:tc>
-          <w:tcPr>
-            <w:tcW w:type="dxa" w:w="1928"/>
-            <w:vAlign w:val="center"/>
-            <w:shd w:val="clear" w:color="auto" w:fill="FFFFFF"/>
-          </w:tcPr>
-          <w:p>
-            <w:pPr>
-              <w:spacing w:before="40" w:after="40"/>
-              <w:jc w:val="center"/>
-            </w:pPr>
-            <w:r>
-              <w:rPr>
-                <w:rFonts w:ascii="Times New Roman" w:hAnsi="Times New Roman"/>
-                <w:b w:val="0"/>
-                <w:color w:val="000000"/>
-                <w:sz w:val="15"/>
+              <w:spacing w:before="30" w:after="30"/>
+              <w:jc w:val="center"/>
+            </w:pPr>
+            <w:r>
+              <w:rPr>
+                <w:rFonts w:ascii="Times New Roman" w:hAnsi="Times New Roman"/>
+                <w:b w:val="0"/>
+                <w:color w:val="000000"/>
+                <w:sz w:val="14"/>
               </w:rPr>
               <w:t>Partial (roadmap)</w:t>
             </w:r>
@@ -4891,35 +4897,35 @@
         </w:tc>
         <w:tc>
           <w:tcPr>
+            <w:tcW w:type="dxa" w:w="1701"/>
+            <w:vAlign w:val="center"/>
+            <w:shd w:val="clear" w:color="auto" w:fill="FFFFFF"/>
+          </w:tcPr>
+          <w:p>
+            <w:pPr>
+              <w:spacing w:before="30" w:after="30"/>
+              <w:jc w:val="center"/>
+            </w:pPr>
+            <w:r>
+              <w:rPr>
+                <w:rFonts w:ascii="Times New Roman" w:hAnsi="Times New Roman"/>
+                <w:b w:val="0"/>
+                <w:color w:val="000000"/>
+                <w:sz w:val="14"/>
+              </w:rPr>
+              <w:t>Partial (exp.)</w:t>
+            </w:r>
+          </w:p>
+        </w:tc>
+        <w:tc>
+          <w:tcPr>
             <w:tcW w:type="dxa" w:w="1814"/>
             <w:vAlign w:val="center"/>
             <w:shd w:val="clear" w:color="auto" w:fill="FFFFFF"/>
           </w:tcPr>
           <w:p>
             <w:pPr>
-              <w:spacing w:before="40" w:after="40"/>
-              <w:jc w:val="center"/>
-            </w:pPr>
-            <w:r>
-              <w:rPr>
-                <w:rFonts w:ascii="Times New Roman" w:hAnsi="Times New Roman"/>
-                <w:b w:val="0"/>
-                <w:color w:val="000000"/>
-                <w:sz w:val="15"/>
-              </w:rPr>
-              <w:t>Partial (exp.)</w:t>
-            </w:r>
-          </w:p>
-        </w:tc>
-        <w:tc>
-          <w:tcPr>
-            <w:tcW w:type="dxa" w:w="2041"/>
-            <w:vAlign w:val="center"/>
-            <w:shd w:val="clear" w:color="auto" w:fill="FFFFFF"/>
-          </w:tcPr>
-          <w:p>
-            <w:pPr>
-              <w:spacing w:before="40" w:after="40"/>
+              <w:spacing w:before="30" w:after="30"/>
               <w:jc w:val="center"/>
             </w:pPr>
             <w:r>
@@ -4927,7 +4933,7 @@
                 <w:rFonts w:ascii="Times New Roman" w:hAnsi="Times New Roman"/>
                 <w:b/>
                 <w:color w:val="000000"/>
-                <w:sz w:val="15"/>
+                <w:sz w:val="14"/>
               </w:rPr>
               <w:t>ML-KEM-1024 + ML-DSA-65</w:t>
             </w:r>
@@ -4937,13 +4943,13 @@
       <w:tr>
         <w:tc>
           <w:tcPr>
-            <w:tcW w:type="dxa" w:w="2381"/>
-            <w:vAlign w:val="center"/>
-            <w:shd w:val="clear" w:color="auto" w:fill="FFFFFF"/>
-          </w:tcPr>
-          <w:p>
-            <w:pPr>
-              <w:spacing w:before="40" w:after="40"/>
+            <w:tcW w:type="dxa" w:w="2154"/>
+            <w:vAlign w:val="center"/>
+            <w:shd w:val="clear" w:color="auto" w:fill="FFFFFF"/>
+          </w:tcPr>
+          <w:p>
+            <w:pPr>
+              <w:spacing w:before="30" w:after="30"/>
               <w:jc w:val="left"/>
             </w:pPr>
             <w:r>
@@ -4951,7 +4957,7 @@
                 <w:rFonts w:ascii="Times New Roman" w:hAnsi="Times New Roman"/>
                 <w:b w:val="0"/>
                 <w:color w:val="000000"/>
-                <w:sz w:val="15"/>
+                <w:sz w:val="14"/>
               </w:rPr>
               <w:t>No subscription required</w:t>
             </w:r>
@@ -4959,43 +4965,43 @@
         </w:tc>
         <w:tc>
           <w:tcPr>
+            <w:tcW w:type="dxa" w:w="1701"/>
+            <w:vAlign w:val="center"/>
+            <w:shd w:val="clear" w:color="auto" w:fill="FFFFFF"/>
+          </w:tcPr>
+          <w:p>
+            <w:pPr>
+              <w:spacing w:before="30" w:after="30"/>
+              <w:jc w:val="center"/>
+            </w:pPr>
+            <w:r>
+              <w:rPr>
+                <w:rFonts w:ascii="Times New Roman" w:hAnsi="Times New Roman"/>
+                <w:b w:val="0"/>
+                <w:color w:val="000000"/>
+                <w:sz w:val="14"/>
+              </w:rPr>
+              <w:t>Yes</w:t>
+            </w:r>
+          </w:p>
+        </w:tc>
+        <w:tc>
+          <w:tcPr>
             <w:tcW w:type="dxa" w:w="1814"/>
             <w:vAlign w:val="center"/>
             <w:shd w:val="clear" w:color="auto" w:fill="FFFFFF"/>
           </w:tcPr>
           <w:p>
             <w:pPr>
-              <w:spacing w:before="40" w:after="40"/>
-              <w:jc w:val="center"/>
-            </w:pPr>
-            <w:r>
-              <w:rPr>
-                <w:rFonts w:ascii="Times New Roman" w:hAnsi="Times New Roman"/>
-                <w:b w:val="0"/>
-                <w:color w:val="000000"/>
-                <w:sz w:val="15"/>
-              </w:rPr>
-              <w:t>Yes</w:t>
-            </w:r>
-          </w:p>
-        </w:tc>
-        <w:tc>
-          <w:tcPr>
-            <w:tcW w:type="dxa" w:w="1928"/>
-            <w:vAlign w:val="center"/>
-            <w:shd w:val="clear" w:color="auto" w:fill="FFFFFF"/>
-          </w:tcPr>
-          <w:p>
-            <w:pPr>
-              <w:spacing w:before="40" w:after="40"/>
-              <w:jc w:val="center"/>
-            </w:pPr>
-            <w:r>
-              <w:rPr>
-                <w:rFonts w:ascii="Times New Roman" w:hAnsi="Times New Roman"/>
-                <w:b w:val="0"/>
-                <w:color w:val="000000"/>
-                <w:sz w:val="15"/>
+              <w:spacing w:before="30" w:after="30"/>
+              <w:jc w:val="center"/>
+            </w:pPr>
+            <w:r>
+              <w:rPr>
+                <w:rFonts w:ascii="Times New Roman" w:hAnsi="Times New Roman"/>
+                <w:b w:val="0"/>
+                <w:color w:val="000000"/>
+                <w:sz w:val="14"/>
               </w:rPr>
               <w:t>No ($40k-$200k/yr)</w:t>
             </w:r>
@@ -5003,35 +5009,35 @@
         </w:tc>
         <w:tc>
           <w:tcPr>
+            <w:tcW w:type="dxa" w:w="1701"/>
+            <w:vAlign w:val="center"/>
+            <w:shd w:val="clear" w:color="auto" w:fill="FFFFFF"/>
+          </w:tcPr>
+          <w:p>
+            <w:pPr>
+              <w:spacing w:before="30" w:after="30"/>
+              <w:jc w:val="center"/>
+            </w:pPr>
+            <w:r>
+              <w:rPr>
+                <w:rFonts w:ascii="Times New Roman" w:hAnsi="Times New Roman"/>
+                <w:b w:val="0"/>
+                <w:color w:val="000000"/>
+                <w:sz w:val="14"/>
+              </w:rPr>
+              <w:t>No ($0.05+/Gbps)</w:t>
+            </w:r>
+          </w:p>
+        </w:tc>
+        <w:tc>
+          <w:tcPr>
             <w:tcW w:type="dxa" w:w="1814"/>
             <w:vAlign w:val="center"/>
             <w:shd w:val="clear" w:color="auto" w:fill="FFFFFF"/>
           </w:tcPr>
           <w:p>
             <w:pPr>
-              <w:spacing w:before="40" w:after="40"/>
-              <w:jc w:val="center"/>
-            </w:pPr>
-            <w:r>
-              <w:rPr>
-                <w:rFonts w:ascii="Times New Roman" w:hAnsi="Times New Roman"/>
-                <w:b w:val="0"/>
-                <w:color w:val="000000"/>
-                <w:sz w:val="15"/>
-              </w:rPr>
-              <w:t>No ($0.05+/Gbps)</w:t>
-            </w:r>
-          </w:p>
-        </w:tc>
-        <w:tc>
-          <w:tcPr>
-            <w:tcW w:type="dxa" w:w="2041"/>
-            <w:vAlign w:val="center"/>
-            <w:shd w:val="clear" w:color="auto" w:fill="FFFFFF"/>
-          </w:tcPr>
-          <w:p>
-            <w:pPr>
-              <w:spacing w:before="40" w:after="40"/>
+              <w:spacing w:before="30" w:after="30"/>
               <w:jc w:val="center"/>
             </w:pPr>
             <w:r>
@@ -5039,7 +5045,7 @@
                 <w:rFonts w:ascii="Times New Roman" w:hAnsi="Times New Roman"/>
                 <w:b/>
                 <w:color w:val="000000"/>
-                <w:sz w:val="15"/>
+                <w:sz w:val="14"/>
               </w:rPr>
               <w:t>Yes - Zero cost</w:t>
             </w:r>
@@ -5049,13 +5055,13 @@
       <w:tr>
         <w:tc>
           <w:tcPr>
-            <w:tcW w:type="dxa" w:w="2381"/>
-            <w:vAlign w:val="center"/>
-            <w:shd w:val="clear" w:color="auto" w:fill="FFFFFF"/>
-          </w:tcPr>
-          <w:p>
-            <w:pPr>
-              <w:spacing w:before="40" w:after="40"/>
+            <w:tcW w:type="dxa" w:w="2154"/>
+            <w:vAlign w:val="center"/>
+            <w:shd w:val="clear" w:color="auto" w:fill="FFFFFF"/>
+          </w:tcPr>
+          <w:p>
+            <w:pPr>
+              <w:spacing w:before="30" w:after="30"/>
               <w:jc w:val="left"/>
             </w:pPr>
             <w:r>
@@ -5063,7 +5069,7 @@
                 <w:rFonts w:ascii="Times New Roman" w:hAnsi="Times New Roman"/>
                 <w:b w:val="0"/>
                 <w:color w:val="000000"/>
-                <w:sz w:val="15"/>
+                <w:sz w:val="14"/>
               </w:rPr>
               <w:t>Attacker deception/tarpit</w:t>
             </w:r>
@@ -5071,43 +5077,43 @@
         </w:tc>
         <w:tc>
           <w:tcPr>
+            <w:tcW w:type="dxa" w:w="1701"/>
+            <w:vAlign w:val="center"/>
+            <w:shd w:val="clear" w:color="auto" w:fill="FFFFFF"/>
+          </w:tcPr>
+          <w:p>
+            <w:pPr>
+              <w:spacing w:before="30" w:after="30"/>
+              <w:jc w:val="center"/>
+            </w:pPr>
+            <w:r>
+              <w:rPr>
+                <w:rFonts w:ascii="Times New Roman" w:hAnsi="Times New Roman"/>
+                <w:b w:val="0"/>
+                <w:color w:val="000000"/>
+                <w:sz w:val="14"/>
+              </w:rPr>
+              <w:t>No</w:t>
+            </w:r>
+          </w:p>
+        </w:tc>
+        <w:tc>
+          <w:tcPr>
             <w:tcW w:type="dxa" w:w="1814"/>
             <w:vAlign w:val="center"/>
             <w:shd w:val="clear" w:color="auto" w:fill="FFFFFF"/>
           </w:tcPr>
           <w:p>
             <w:pPr>
-              <w:spacing w:before="40" w:after="40"/>
-              <w:jc w:val="center"/>
-            </w:pPr>
-            <w:r>
-              <w:rPr>
-                <w:rFonts w:ascii="Times New Roman" w:hAnsi="Times New Roman"/>
-                <w:b w:val="0"/>
-                <w:color w:val="000000"/>
-                <w:sz w:val="15"/>
-              </w:rPr>
-              <w:t>No</w:t>
-            </w:r>
-          </w:p>
-        </w:tc>
-        <w:tc>
-          <w:tcPr>
-            <w:tcW w:type="dxa" w:w="1928"/>
-            <w:vAlign w:val="center"/>
-            <w:shd w:val="clear" w:color="auto" w:fill="FFFFFF"/>
-          </w:tcPr>
-          <w:p>
-            <w:pPr>
-              <w:spacing w:before="40" w:after="40"/>
-              <w:jc w:val="center"/>
-            </w:pPr>
-            <w:r>
-              <w:rPr>
-                <w:rFonts w:ascii="Times New Roman" w:hAnsi="Times New Roman"/>
-                <w:b w:val="0"/>
-                <w:color w:val="000000"/>
-                <w:sz w:val="15"/>
+              <w:spacing w:before="30" w:after="30"/>
+              <w:jc w:val="center"/>
+            </w:pPr>
+            <w:r>
+              <w:rPr>
+                <w:rFonts w:ascii="Times New Roman" w:hAnsi="Times New Roman"/>
+                <w:b w:val="0"/>
+                <w:color w:val="000000"/>
+                <w:sz w:val="14"/>
               </w:rPr>
               <w:t>No (RST only)</w:t>
             </w:r>
@@ -5115,35 +5121,35 @@
         </w:tc>
         <w:tc>
           <w:tcPr>
+            <w:tcW w:type="dxa" w:w="1701"/>
+            <w:vAlign w:val="center"/>
+            <w:shd w:val="clear" w:color="auto" w:fill="FFFFFF"/>
+          </w:tcPr>
+          <w:p>
+            <w:pPr>
+              <w:spacing w:before="30" w:after="30"/>
+              <w:jc w:val="center"/>
+            </w:pPr>
+            <w:r>
+              <w:rPr>
+                <w:rFonts w:ascii="Times New Roman" w:hAnsi="Times New Roman"/>
+                <w:b w:val="0"/>
+                <w:color w:val="000000"/>
+                <w:sz w:val="14"/>
+              </w:rPr>
+              <w:t>No (blackhole only)</w:t>
+            </w:r>
+          </w:p>
+        </w:tc>
+        <w:tc>
+          <w:tcPr>
             <w:tcW w:type="dxa" w:w="1814"/>
             <w:vAlign w:val="center"/>
             <w:shd w:val="clear" w:color="auto" w:fill="FFFFFF"/>
           </w:tcPr>
           <w:p>
             <w:pPr>
-              <w:spacing w:before="40" w:after="40"/>
-              <w:jc w:val="center"/>
-            </w:pPr>
-            <w:r>
-              <w:rPr>
-                <w:rFonts w:ascii="Times New Roman" w:hAnsi="Times New Roman"/>
-                <w:b w:val="0"/>
-                <w:color w:val="000000"/>
-                <w:sz w:val="15"/>
-              </w:rPr>
-              <w:t>No (blackhole only)</w:t>
-            </w:r>
-          </w:p>
-        </w:tc>
-        <w:tc>
-          <w:tcPr>
-            <w:tcW w:type="dxa" w:w="2041"/>
-            <w:vAlign w:val="center"/>
-            <w:shd w:val="clear" w:color="auto" w:fill="FFFFFF"/>
-          </w:tcPr>
-          <w:p>
-            <w:pPr>
-              <w:spacing w:before="40" w:after="40"/>
+              <w:spacing w:before="30" w:after="30"/>
               <w:jc w:val="center"/>
             </w:pPr>
             <w:r>
@@ -5151,7 +5157,7 @@
                 <w:rFonts w:ascii="Times New Roman" w:hAnsi="Times New Roman"/>
                 <w:b/>
                 <w:color w:val="000000"/>
-                <w:sz w:val="15"/>
+                <w:sz w:val="14"/>
               </w:rPr>
               <w:t>AI tarpit + honey-token</w:t>
             </w:r>
@@ -5161,13 +5167,13 @@
       <w:tr>
         <w:tc>
           <w:tcPr>
-            <w:tcW w:type="dxa" w:w="2381"/>
-            <w:vAlign w:val="center"/>
-            <w:shd w:val="clear" w:color="auto" w:fill="FFFFFF"/>
-          </w:tcPr>
-          <w:p>
-            <w:pPr>
-              <w:spacing w:before="40" w:after="40"/>
+            <w:tcW w:type="dxa" w:w="2154"/>
+            <w:vAlign w:val="center"/>
+            <w:shd w:val="clear" w:color="auto" w:fill="FFFFFF"/>
+          </w:tcPr>
+          <w:p>
+            <w:pPr>
+              <w:spacing w:before="30" w:after="30"/>
               <w:jc w:val="left"/>
             </w:pPr>
             <w:r>
@@ -5175,7 +5181,7 @@
                 <w:rFonts w:ascii="Times New Roman" w:hAnsi="Times New Roman"/>
                 <w:b w:val="0"/>
                 <w:color w:val="000000"/>
-                <w:sz w:val="15"/>
+                <w:sz w:val="14"/>
               </w:rPr>
               <w:t>Moving Target Defence</w:t>
             </w:r>
@@ -5183,21 +5189,43 @@
         </w:tc>
         <w:tc>
           <w:tcPr>
+            <w:tcW w:type="dxa" w:w="1701"/>
+            <w:vAlign w:val="center"/>
+            <w:shd w:val="clear" w:color="auto" w:fill="FFFFFF"/>
+          </w:tcPr>
+          <w:p>
+            <w:pPr>
+              <w:spacing w:before="30" w:after="30"/>
+              <w:jc w:val="center"/>
+            </w:pPr>
+            <w:r>
+              <w:rPr>
+                <w:rFonts w:ascii="Times New Roman" w:hAnsi="Times New Roman"/>
+                <w:b w:val="0"/>
+                <w:color w:val="000000"/>
+                <w:sz w:val="14"/>
+              </w:rPr>
+              <w:t>No</w:t>
+            </w:r>
+          </w:p>
+        </w:tc>
+        <w:tc>
+          <w:tcPr>
             <w:tcW w:type="dxa" w:w="1814"/>
             <w:vAlign w:val="center"/>
             <w:shd w:val="clear" w:color="auto" w:fill="FFFFFF"/>
           </w:tcPr>
           <w:p>
             <w:pPr>
-              <w:spacing w:before="40" w:after="40"/>
-              <w:jc w:val="center"/>
-            </w:pPr>
-            <w:r>
-              <w:rPr>
-                <w:rFonts w:ascii="Times New Roman" w:hAnsi="Times New Roman"/>
-                <w:b w:val="0"/>
-                <w:color w:val="000000"/>
-                <w:sz w:val="15"/>
+              <w:spacing w:before="30" w:after="30"/>
+              <w:jc w:val="center"/>
+            </w:pPr>
+            <w:r>
+              <w:rPr>
+                <w:rFonts w:ascii="Times New Roman" w:hAnsi="Times New Roman"/>
+                <w:b w:val="0"/>
+                <w:color w:val="000000"/>
+                <w:sz w:val="14"/>
               </w:rPr>
               <w:t>No</w:t>
             </w:r>
@@ -5205,21 +5233,21 @@
         </w:tc>
         <w:tc>
           <w:tcPr>
-            <w:tcW w:type="dxa" w:w="1928"/>
-            <w:vAlign w:val="center"/>
-            <w:shd w:val="clear" w:color="auto" w:fill="FFFFFF"/>
-          </w:tcPr>
-          <w:p>
-            <w:pPr>
-              <w:spacing w:before="40" w:after="40"/>
-              <w:jc w:val="center"/>
-            </w:pPr>
-            <w:r>
-              <w:rPr>
-                <w:rFonts w:ascii="Times New Roman" w:hAnsi="Times New Roman"/>
-                <w:b w:val="0"/>
-                <w:color w:val="000000"/>
-                <w:sz w:val="15"/>
+            <w:tcW w:type="dxa" w:w="1701"/>
+            <w:vAlign w:val="center"/>
+            <w:shd w:val="clear" w:color="auto" w:fill="FFFFFF"/>
+          </w:tcPr>
+          <w:p>
+            <w:pPr>
+              <w:spacing w:before="30" w:after="30"/>
+              <w:jc w:val="center"/>
+            </w:pPr>
+            <w:r>
+              <w:rPr>
+                <w:rFonts w:ascii="Times New Roman" w:hAnsi="Times New Roman"/>
+                <w:b w:val="0"/>
+                <w:color w:val="000000"/>
+                <w:sz w:val="14"/>
               </w:rPr>
               <w:t>No</w:t>
             </w:r>
@@ -5233,29 +5261,7 @@
           </w:tcPr>
           <w:p>
             <w:pPr>
-              <w:spacing w:before="40" w:after="40"/>
-              <w:jc w:val="center"/>
-            </w:pPr>
-            <w:r>
-              <w:rPr>
-                <w:rFonts w:ascii="Times New Roman" w:hAnsi="Times New Roman"/>
-                <w:b w:val="0"/>
-                <w:color w:val="000000"/>
-                <w:sz w:val="15"/>
-              </w:rPr>
-              <w:t>No</w:t>
-            </w:r>
-          </w:p>
-        </w:tc>
-        <w:tc>
-          <w:tcPr>
-            <w:tcW w:type="dxa" w:w="2041"/>
-            <w:vAlign w:val="center"/>
-            <w:shd w:val="clear" w:color="auto" w:fill="FFFFFF"/>
-          </w:tcPr>
-          <w:p>
-            <w:pPr>
-              <w:spacing w:before="40" w:after="40"/>
+              <w:spacing w:before="30" w:after="30"/>
               <w:jc w:val="center"/>
             </w:pPr>
             <w:r>
@@ -5263,7 +5269,7 @@
                 <w:rFonts w:ascii="Times New Roman" w:hAnsi="Times New Roman"/>
                 <w:b/>
                 <w:color w:val="000000"/>
-                <w:sz w:val="15"/>
+                <w:sz w:val="14"/>
               </w:rPr>
               <w:t>HMAC-SHA256 port hopping</w:t>
             </w:r>
@@ -5274,13 +5280,13 @@
     <w:p>
       <w:pPr>
         <w:keepNext/>
-        <w:spacing w:before="120" w:after="40"/>
+        <w:spacing w:before="80" w:after="20"/>
         <w:jc w:val="center"/>
       </w:pPr>
       <w:r>
         <w:drawing>
           <wp:inline xmlns:a="http://schemas.openxmlformats.org/drawingml/2006/main" xmlns:pic="http://schemas.openxmlformats.org/drawingml/2006/picture">
-            <wp:extent cx="5940000" cy="2464037"/>
+            <wp:extent cx="5580000" cy="2314702"/>
             <wp:docPr id="3" name="Picture 3"/>
             <wp:cNvGraphicFramePr>
               <a:graphicFrameLocks noChangeAspect="1"/>
@@ -5301,7 +5307,7 @@
                   <pic:spPr>
                     <a:xfrm>
                       <a:off x="0" y="0"/>
-                      <a:ext cx="5940000" cy="2464037"/>
+                      <a:ext cx="5580000" cy="2314702"/>
                     </a:xfrm>
                     <a:prstGeom prst="rect"/>
                   </pic:spPr>
@@ -5314,14 +5320,14 @@
     </w:p>
     <w:p>
       <w:pPr>
-        <w:spacing w:before="40" w:after="160"/>
+        <w:spacing w:before="20" w:after="120"/>
         <w:jc w:val="center"/>
       </w:pPr>
       <w:r>
         <w:rPr>
           <w:rFonts w:ascii="Times New Roman" w:hAnsi="Times New Roman"/>
           <w:color w:val="000000"/>
-          <w:sz w:val="16"/>
+          <w:sz w:val="15"/>
         </w:rPr>
         <w:t>Fig. 5.  Defense capability, air-gapped readiness, and sovereignty compliance matrix (Table V).</w:t>
       </w:r>
@@ -5357,7 +5363,7 @@
       <w:pPr>
         <w:pStyle w:val="Heading1"/>
         <w:keepNext/>
-        <w:spacing w:before="240" w:after="80"/>
+        <w:spacing w:before="160" w:after="40"/>
         <w:jc w:val="center"/>
       </w:pPr>
       <w:r>
@@ -5365,7 +5371,7 @@
           <w:rFonts w:ascii="Times New Roman" w:hAnsi="Times New Roman"/>
           <w:b/>
           <w:color w:val="000000"/>
-          <w:sz w:val="20"/>
+          <w:sz w:val="19"/>
         </w:rPr>
         <w:t>V.  EXPERIMENTAL SETUP AND RESULTS</w:t>
       </w:r>
@@ -5374,7 +5380,7 @@
       <w:pPr>
         <w:pStyle w:val="Heading2"/>
         <w:keepNext/>
-        <w:spacing w:before="160" w:after="40"/>
+        <w:spacing w:before="120" w:after="30"/>
         <w:jc w:val="left"/>
       </w:pPr>
       <w:r>
@@ -5383,15 +5389,15 @@
           <w:b/>
           <w:i/>
           <w:color w:val="000000"/>
-          <w:sz w:val="20"/>
+          <w:sz w:val="18"/>
         </w:rPr>
         <w:t>A. Test Environment &amp; Hardware Deployment</w:t>
       </w:r>
     </w:p>
     <w:p>
       <w:pPr>
-        <w:spacing w:after="60" w:line="276" w:lineRule="auto"/>
-        <w:ind w:firstLine="255"/>
+        <w:spacing w:after="50" w:line="259" w:lineRule="auto"/>
+        <w:ind w:firstLine="227"/>
         <w:jc w:val="both"/>
       </w:pPr>
       <w:r>
@@ -5399,7 +5405,7 @@
           <w:rFonts w:ascii="Times New Roman" w:hAnsi="Times New Roman"/>
           <w:i w:val="0"/>
           <w:color w:val="000000"/>
-          <w:sz w:val="20"/>
+          <w:sz w:val="19"/>
         </w:rPr>
         <w:t>To establish rigorous empirical grounding without ambiguity between physical hardware measurements and statistical modelling, the evaluation methodology explicitly distinguishes between two complementary experimental environments: (1) Physical Hardware Inline Testbed: A physical, resource-constrained commodity edge computing appliance (Intel Core i5-4570 @ 3.20 GHz, 4 cores, 16 GB DDR3 RAM) running Ubuntu Server 22.04 LTS (Linux kernel 6.x, libbpf, Clang/LLVM). This node was configured as a dual-NIC transparent bridge (br0) with Intel 82574L PCIe Gigabit Ethernet controllers situated inline between an upstream WAN boundary router and internal protected network assets. This physical testbed was used to empirically measure live driver-level XDP hook execution, zero-copy packet drop latencies via hardware timestamps, live Nmap scan disruption under active MTD port hopping, real-world Post-Quantum Cryptographic handshakes (NIST FIPS 203 ML-KEM-1024 and FIPS 204 ML-DSA-65), and system daemon resource footprints under continuous operation; and (2) Massive-Scale Offline Monte Carlo Trace Emulation Suite: An automated, high-throughput trace-driven evaluation harness (scripts/run_massive_scale_emulator_test.py) whose synthetic flow generator is calibrated against published flow-level statistical characterisations — including entropy profiles, inter-arrival timing distributions, and class-imbalance ratios — derived from the CSE-CIC-IDS2018 [19], UNSW-NB15 [18], and CTU-13 [20] academic benchmark corpora. Operating across a corpus of 10,000,000 synthetic network flows (approximately 2,998,265 attack flows across 18 distinct threat vectors and 7,001,735 benign flows), this trace emulation environment enables rigorous statistical validation, Wilson score 95% confidence intervals, and confusion-matrix determination that would otherwise be infeasible to collect over months of manual physical packet injection without statistical variance.</w:t>
       </w:r>
@@ -5408,7 +5414,7 @@
       <w:pPr>
         <w:pStyle w:val="Heading2"/>
         <w:keepNext/>
-        <w:spacing w:before="160" w:after="40"/>
+        <w:spacing w:before="120" w:after="30"/>
         <w:jc w:val="left"/>
       </w:pPr>
       <w:r>
@@ -5417,15 +5423,15 @@
           <w:b/>
           <w:i/>
           <w:color w:val="000000"/>
-          <w:sz w:val="20"/>
+          <w:sz w:val="18"/>
         </w:rPr>
         <w:t>B. End-to-End Verification Suite &amp; Reproducibility Package</w:t>
       </w:r>
     </w:p>
     <w:p>
       <w:pPr>
-        <w:spacing w:after="60" w:line="276" w:lineRule="auto"/>
-        <w:ind w:firstLine="255"/>
+        <w:spacing w:after="50" w:line="259" w:lineRule="auto"/>
+        <w:ind w:firstLine="227"/>
         <w:jc w:val="both"/>
       </w:pPr>
       <w:r>
@@ -5433,22 +5439,22 @@
           <w:rFonts w:ascii="Times New Roman" w:hAnsi="Times New Roman"/>
           <w:i w:val="0"/>
           <w:color w:val="000000"/>
-          <w:sz w:val="20"/>
+          <w:sz w:val="19"/>
         </w:rPr>
         <w:t>To ensure full experimental reproducibility, the complete open-source implementation is made publicly available at https://anonymous.4open.science/r/asm-defense-agent under the MIT licence. The release package includes the automated test harness (scripts/test_master_suite.sh and scripts/test_ubuntu_full.py), self-contained systemd service unit files (sec-inline-bridge, sec-monitor, sec-tarpit), and offline release packaging. The automated validation suite achieves a 9/9 (100%) pass rate across all verification phases:</w:t>
       </w:r>
     </w:p>
     <w:p>
       <w:pPr>
-        <w:spacing w:after="80"/>
-        <w:ind w:left="283" w:right="283"/>
+        <w:spacing w:after="60"/>
+        <w:ind w:left="170" w:right="170"/>
         <w:shd w:val="clear" w:color="auto" w:fill="F8FAFC"/>
       </w:pPr>
       <w:r>
         <w:rPr>
           <w:rFonts w:ascii="Courier New" w:hAnsi="Courier New"/>
           <w:color w:val="000000"/>
-          <w:sz w:val="15"/>
+          <w:sz w:val="14"/>
         </w:rPr>
         <w:t>STEP 1/9  Python py_compile (daemon, dashboard, scripts)  ........ PASSED</w:t>
         <w:br/>
@@ -5473,7 +5479,7 @@
       <w:pPr>
         <w:pStyle w:val="Heading2"/>
         <w:keepNext/>
-        <w:spacing w:before="160" w:after="40"/>
+        <w:spacing w:before="120" w:after="30"/>
         <w:jc w:val="left"/>
       </w:pPr>
       <w:r>
@@ -5482,15 +5488,15 @@
           <w:b/>
           <w:i/>
           <w:color w:val="000000"/>
-          <w:sz w:val="20"/>
+          <w:sz w:val="18"/>
         </w:rPr>
         <w:t>C. XDP Mitigation Latency and Control-Plane Benchmarks</w:t>
       </w:r>
     </w:p>
     <w:p>
       <w:pPr>
-        <w:spacing w:after="60" w:line="276" w:lineRule="auto"/>
-        <w:ind w:firstLine="255"/>
+        <w:spacing w:after="50" w:line="259" w:lineRule="auto"/>
+        <w:ind w:firstLine="227"/>
         <w:jc w:val="both"/>
       </w:pPr>
       <w:r>
@@ -5498,7 +5504,7 @@
           <w:rFonts w:ascii="Times New Roman" w:hAnsi="Times New Roman"/>
           <w:i w:val="0"/>
           <w:color w:val="000000"/>
-          <w:sz w:val="20"/>
+          <w:sz w:val="19"/>
         </w:rPr>
         <w:t>Physical data-plane latency was measured on the Core i5 physical bridge testbed from NIC DMA completion to XDP_DROP return using high-resolution bpf_ktime_get_ns() timestamps recorded in a per-CPU array map across 100,000 sampled inline packet bursts: median latency p50 = 0.33 us, p90 = 0.92 us, p95 = 4.62 us, and p99 = 20.79 us (the latter reflecting cold-cache map lookups and payload window entropy checks), confirming true line-rate sub-microsecond inline enforcement. In contrast, control-plane LLM semantic reasoning executed on the commodity CPU averaged 2.4 s (with an initial fast-path heuristic triage of 148 ms) at Q4_K_M quantization. Because control-plane inference operates entirely asynchronously via background queue workers consuming from BPF ring buffers, the second-scale LLM processing interval never impedes wire-speed packet forwarding or introduces latency jitter into transit traffic.</w:t>
       </w:r>
@@ -5507,7 +5513,7 @@
       <w:pPr>
         <w:pStyle w:val="Heading2"/>
         <w:keepNext/>
-        <w:spacing w:before="160" w:after="40"/>
+        <w:spacing w:before="120" w:after="30"/>
         <w:jc w:val="left"/>
       </w:pPr>
       <w:r>
@@ -5516,15 +5522,15 @@
           <w:b/>
           <w:i/>
           <w:color w:val="000000"/>
-          <w:sz w:val="20"/>
+          <w:sz w:val="18"/>
         </w:rPr>
         <w:t>D. MTD Reconnaissance Frustration Test</w:t>
       </w:r>
     </w:p>
     <w:p>
       <w:pPr>
-        <w:spacing w:after="60" w:line="276" w:lineRule="auto"/>
-        <w:ind w:firstLine="255"/>
+        <w:spacing w:after="50" w:line="259" w:lineRule="auto"/>
+        <w:ind w:firstLine="227"/>
         <w:jc w:val="both"/>
       </w:pPr>
       <w:r>
@@ -5532,7 +5538,7 @@
           <w:rFonts w:ascii="Times New Roman" w:hAnsi="Times New Roman"/>
           <w:i w:val="0"/>
           <w:color w:val="000000"/>
-          <w:sz w:val="20"/>
+          <w:sz w:val="19"/>
         </w:rPr>
         <w:t>An Nmap SYN scan against the monitored host produced a complete TCP service map in 4.2 s without MTD. With MTD active (60 s hop interval), repeat scans at t = 0, 30, 60, 120 s produced service maps that were mutually inconsistent in 100% of port assignments — confirming that no persistent reconnaissance state could be accumulated via standard temporal scanning.</w:t>
       </w:r>
@@ -5541,7 +5547,7 @@
       <w:pPr>
         <w:pStyle w:val="Heading2"/>
         <w:keepNext/>
-        <w:spacing w:before="160" w:after="40"/>
+        <w:spacing w:before="120" w:after="30"/>
         <w:jc w:val="left"/>
       </w:pPr>
       <w:r>
@@ -5550,15 +5556,15 @@
           <w:b/>
           <w:i/>
           <w:color w:val="000000"/>
-          <w:sz w:val="20"/>
+          <w:sz w:val="18"/>
         </w:rPr>
         <w:t>E. Shannon Entropy C2 Detection Results</w:t>
       </w:r>
     </w:p>
     <w:p>
       <w:pPr>
-        <w:spacing w:after="60" w:line="276" w:lineRule="auto"/>
-        <w:ind w:firstLine="255"/>
+        <w:spacing w:after="50" w:line="259" w:lineRule="auto"/>
+        <w:ind w:firstLine="227"/>
         <w:jc w:val="both"/>
       </w:pPr>
       <w:r>
@@ -5566,7 +5572,7 @@
           <w:rFonts w:ascii="Times New Roman" w:hAnsi="Times New Roman"/>
           <w:i w:val="0"/>
           <w:color w:val="000000"/>
-          <w:sz w:val="20"/>
+          <w:sz w:val="19"/>
         </w:rPr>
         <w:t>Simulated Cobalt Strike HTTPS beaconing (&lt;= 10% jitter, 5 s interval) was detected in 94.3% of cases within three beacon intervals. Legitimate HTTPS browser traffic was correctly classified as non-beaconing in 98.7% of cases (FPR = 1.3%) — acceptable as a supplementary signal feeding the LLM verdict pipeline rather than a standalone block rule.</w:t>
       </w:r>
@@ -5575,7 +5581,7 @@
       <w:pPr>
         <w:pStyle w:val="Heading1"/>
         <w:keepNext/>
-        <w:spacing w:before="240" w:after="80"/>
+        <w:spacing w:before="160" w:after="40"/>
         <w:jc w:val="center"/>
       </w:pPr>
       <w:r>
@@ -5583,15 +5589,15 @@
           <w:rFonts w:ascii="Times New Roman" w:hAnsi="Times New Roman"/>
           <w:b/>
           <w:color w:val="000000"/>
-          <w:sz w:val="20"/>
+          <w:sz w:val="19"/>
         </w:rPr>
         <w:t>VI.  LIMITATIONS AND FUTURE WORK</w:t>
       </w:r>
     </w:p>
     <w:p>
       <w:pPr>
-        <w:spacing w:after="60" w:line="276" w:lineRule="auto"/>
-        <w:ind w:firstLine="255"/>
+        <w:spacing w:after="50" w:line="259" w:lineRule="auto"/>
+        <w:ind w:firstLine="227"/>
         <w:jc w:val="both"/>
       </w:pPr>
       <w:r>
@@ -5599,15 +5605,15 @@
           <w:rFonts w:ascii="Times New Roman" w:hAnsi="Times New Roman"/>
           <w:i w:val="0"/>
           <w:color w:val="000000"/>
-          <w:sz w:val="20"/>
+          <w:sz w:val="19"/>
         </w:rPr>
         <w:t>Three limitations warrant discussion. First, LLM inference latency (148 ms–2.8 s across CPU execution) could become a queue bottleneck during high-volume alert storms. A lightweight pre-filter — a gradient-boosted tree routing low-ambiguity events directly to rule-based decisions and reserving LLM calls for genuinely ambiguous cases — would address this and constitutes the primary ongoing development target.</w:t>
       </w:r>
     </w:p>
     <w:p>
       <w:pPr>
-        <w:spacing w:after="60" w:line="276" w:lineRule="auto"/>
-        <w:ind w:firstLine="255"/>
+        <w:spacing w:after="50" w:line="259" w:lineRule="auto"/>
+        <w:ind w:firstLine="227"/>
         <w:jc w:val="both"/>
       </w:pPr>
       <w:r>
@@ -5615,15 +5621,15 @@
           <w:rFonts w:ascii="Times New Roman" w:hAnsi="Times New Roman"/>
           <w:i w:val="0"/>
           <w:color w:val="000000"/>
-          <w:sz w:val="20"/>
+          <w:sz w:val="19"/>
         </w:rPr>
         <w:t>Second, Shannon entropy C2 detection operates at flow granularity and cannot distinguish two encrypted flows sharing similar byte-frequency distributions but differing in application semantics. Incorporating TLS fingerprinting (JA3/JA4) and QUIC Connection ID tracking as additional features would improve discrimination without requiring decryption.</w:t>
       </w:r>
     </w:p>
     <w:p>
       <w:pPr>
-        <w:spacing w:after="60" w:line="276" w:lineRule="auto"/>
-        <w:ind w:firstLine="255"/>
+        <w:spacing w:after="50" w:line="259" w:lineRule="auto"/>
+        <w:ind w:firstLine="227"/>
         <w:jc w:val="both"/>
       </w:pPr>
       <w:r>
@@ -5631,7 +5637,7 @@
           <w:rFonts w:ascii="Times New Roman" w:hAnsi="Times New Roman"/>
           <w:i w:val="0"/>
           <w:color w:val="000000"/>
-          <w:sz w:val="20"/>
+          <w:sz w:val="19"/>
         </w:rPr>
         <w:t>Third, the current implementation handles IPv4 only. Full dual-stack IPv6 support and a REST-API-compatible STIX/TAXII threat-intelligence feed connector are planned for the next release.</w:t>
       </w:r>
@@ -5640,7 +5646,7 @@
       <w:pPr>
         <w:pStyle w:val="Heading1"/>
         <w:keepNext/>
-        <w:spacing w:before="240" w:after="80"/>
+        <w:spacing w:before="160" w:after="40"/>
         <w:jc w:val="center"/>
       </w:pPr>
       <w:r>
@@ -5648,15 +5654,15 @@
           <w:rFonts w:ascii="Times New Roman" w:hAnsi="Times New Roman"/>
           <w:b/>
           <w:color w:val="000000"/>
-          <w:sz w:val="20"/>
+          <w:sz w:val="19"/>
         </w:rPr>
         <w:t>VII.  ETHICAL CONSIDERATIONS</w:t>
       </w:r>
     </w:p>
     <w:p>
       <w:pPr>
-        <w:spacing w:after="60" w:line="276" w:lineRule="auto"/>
-        <w:ind w:firstLine="255"/>
+        <w:spacing w:after="50" w:line="259" w:lineRule="auto"/>
+        <w:ind w:firstLine="227"/>
         <w:jc w:val="both"/>
       </w:pPr>
       <w:r>
@@ -5664,7 +5670,7 @@
           <w:rFonts w:ascii="Times New Roman" w:hAnsi="Times New Roman"/>
           <w:i w:val="0"/>
           <w:color w:val="000000"/>
-          <w:sz w:val="20"/>
+          <w:sz w:val="19"/>
         </w:rPr>
         <w:t>All experimental traffic was generated within an isolated laboratory environment using RFC 5737 documentation-range IP addresses (192.0.2.0/24, 198.51.100.0/24, 203.0.113.0/24) and publicly available captured pcap datasets under their respective open-access licences. No production networks, real user data, or third-party infrastructure were used. The honey-token credentials are cryptographically canary-tagged and carry no valid authentication surface outside the controlled evaluation environment.</w:t>
       </w:r>
@@ -5673,7 +5679,7 @@
       <w:pPr>
         <w:pStyle w:val="Heading1"/>
         <w:keepNext/>
-        <w:spacing w:before="240" w:after="80"/>
+        <w:spacing w:before="160" w:after="40"/>
         <w:jc w:val="center"/>
       </w:pPr>
       <w:r>
@@ -5681,15 +5687,15 @@
           <w:rFonts w:ascii="Times New Roman" w:hAnsi="Times New Roman"/>
           <w:b/>
           <w:color w:val="000000"/>
-          <w:sz w:val="20"/>
+          <w:sz w:val="19"/>
         </w:rPr>
         <w:t>VIII.  CONCLUSION</w:t>
       </w:r>
     </w:p>
     <w:p>
       <w:pPr>
-        <w:spacing w:after="60" w:line="276" w:lineRule="auto"/>
-        <w:ind w:firstLine="255"/>
+        <w:spacing w:after="50" w:line="259" w:lineRule="auto"/>
+        <w:ind w:firstLine="227"/>
         <w:jc w:val="both"/>
       </w:pPr>
       <w:r>
@@ -5697,15 +5703,15 @@
           <w:rFonts w:ascii="Times New Roman" w:hAnsi="Times New Roman"/>
           <w:i w:val="0"/>
           <w:color w:val="000000"/>
-          <w:sz w:val="20"/>
+          <w:sz w:val="19"/>
         </w:rPr>
         <w:t>This paper presented the Autonomous Post-Quantum Cyber Defense Agent, a hybrid autonomous network security system that advances the state-of-the-art across multiple simultaneously important dimensions: detection accuracy, mitigation latency, encrypted-traffic analysis, attacker deception, data sovereignty, and post-quantum resilience. The central architectural insight is a clean separation of kernel data-plane speed (&lt; 2 us eBPF/XDP) from asynchronous control-plane reasoning (local LLM), allowing each component to operate at its natural timescale without compromising the other. Moving Target Defence and Shannon entropy C2 detection close gaps that no currently deployed open-source or commercial solution addresses without requiring either TLS decryption or continuous cloud connectivity.</w:t>
       </w:r>
     </w:p>
     <w:p>
       <w:pPr>
-        <w:spacing w:after="60" w:line="276" w:lineRule="auto"/>
-        <w:ind w:firstLine="255"/>
+        <w:spacing w:after="50" w:line="259" w:lineRule="auto"/>
+        <w:ind w:firstLine="227"/>
         <w:jc w:val="both"/>
       </w:pPr>
       <w:r>
@@ -5713,7 +5719,7 @@
           <w:rFonts w:ascii="Times New Roman" w:hAnsi="Times New Roman"/>
           <w:i w:val="0"/>
           <w:color w:val="000000"/>
-          <w:sz w:val="20"/>
+          <w:sz w:val="19"/>
         </w:rPr>
         <w:t>The architecture is fully sovereign, requires zero subscription, runs on commodity ARM64 or x86-64 hardware, and is capable of air-gapped deployment — making it accessible to a far wider range of organisations than existing commercial solutions that demand specialised ASICs and mandatory cloud telemetry reporting.</w:t>
       </w:r>
@@ -5722,7 +5728,7 @@
       <w:pPr>
         <w:pStyle w:val="Heading1"/>
         <w:keepNext/>
-        <w:spacing w:before="240" w:after="80"/>
+        <w:spacing w:before="160" w:after="40"/>
         <w:jc w:val="center"/>
       </w:pPr>
       <w:r>
@@ -5730,337 +5736,337 @@
           <w:rFonts w:ascii="Times New Roman" w:hAnsi="Times New Roman"/>
           <w:b/>
           <w:color w:val="000000"/>
-          <w:sz w:val="20"/>
+          <w:sz w:val="19"/>
         </w:rPr>
         <w:t>IX.  REFERENCES</w:t>
       </w:r>
     </w:p>
     <w:p>
       <w:pPr>
-        <w:spacing w:after="50" w:line="269" w:lineRule="auto"/>
-        <w:ind w:left="397" w:hanging="397"/>
+        <w:spacing w:after="40" w:line="259" w:lineRule="auto"/>
+        <w:ind w:left="340" w:hanging="340"/>
         <w:jc w:val="both"/>
       </w:pPr>
       <w:r>
         <w:rPr>
           <w:rFonts w:ascii="Times New Roman" w:hAnsi="Times New Roman"/>
           <w:color w:val="000000"/>
-          <w:sz w:val="16"/>
+          <w:sz w:val="15"/>
         </w:rPr>
         <w:t>[1]  V. Paxson, "Bro: A System for Detecting Network Intruders in Real-Time," Computer Networks, vol. 31, no. 23-24, pp. 2435-2463, 1999.</w:t>
       </w:r>
     </w:p>
     <w:p>
       <w:pPr>
-        <w:spacing w:after="50" w:line="269" w:lineRule="auto"/>
-        <w:ind w:left="397" w:hanging="397"/>
+        <w:spacing w:after="40" w:line="259" w:lineRule="auto"/>
+        <w:ind w:left="340" w:hanging="340"/>
         <w:jc w:val="both"/>
       </w:pPr>
       <w:r>
         <w:rPr>
           <w:rFonts w:ascii="Times New Roman" w:hAnsi="Times New Roman"/>
           <w:color w:val="000000"/>
-          <w:sz w:val="16"/>
+          <w:sz w:val="15"/>
         </w:rPr>
         <w:t>[2]  M. Roesch, "Snort - Lightweight Intrusion Detection for Networks," in Proc. USENIX LISA, 1999, pp. 229-238.</w:t>
       </w:r>
     </w:p>
     <w:p>
       <w:pPr>
-        <w:spacing w:after="50" w:line="269" w:lineRule="auto"/>
-        <w:ind w:left="397" w:hanging="397"/>
+        <w:spacing w:after="40" w:line="259" w:lineRule="auto"/>
+        <w:ind w:left="340" w:hanging="340"/>
         <w:jc w:val="both"/>
       </w:pPr>
       <w:r>
         <w:rPr>
           <w:rFonts w:ascii="Times New Roman" w:hAnsi="Times New Roman"/>
           <w:color w:val="000000"/>
-          <w:sz w:val="16"/>
+          <w:sz w:val="15"/>
         </w:rPr>
         <w:t>[3]  A. Miano et al., "Creating Complex Network Services with eBPF: Experience and Lessons Learned," in Proc. IEEE HPCC, 2018.</w:t>
       </w:r>
     </w:p>
     <w:p>
       <w:pPr>
-        <w:spacing w:after="50" w:line="269" w:lineRule="auto"/>
-        <w:ind w:left="397" w:hanging="397"/>
+        <w:spacing w:after="40" w:line="259" w:lineRule="auto"/>
+        <w:ind w:left="340" w:hanging="340"/>
         <w:jc w:val="both"/>
       </w:pPr>
       <w:r>
         <w:rPr>
           <w:rFonts w:ascii="Times New Roman" w:hAnsi="Times New Roman"/>
           <w:color w:val="000000"/>
-          <w:sz w:val="16"/>
+          <w:sz w:val="15"/>
         </w:rPr>
         <w:t>[4]  T. Hoiland-Jorgensen et al., "The eXpress Data Path: Fast Programmable Packet Processing in the Operating System Kernel," in Proc. ACM CoNEXT, 2018.</w:t>
       </w:r>
     </w:p>
     <w:p>
       <w:pPr>
-        <w:spacing w:after="50" w:line="269" w:lineRule="auto"/>
-        <w:ind w:left="397" w:hanging="397"/>
+        <w:spacing w:after="40" w:line="259" w:lineRule="auto"/>
+        <w:ind w:left="340" w:hanging="340"/>
         <w:jc w:val="both"/>
       </w:pPr>
       <w:r>
         <w:rPr>
           <w:rFonts w:ascii="Times New Roman" w:hAnsi="Times New Roman"/>
           <w:color w:val="000000"/>
-          <w:sz w:val="16"/>
+          <w:sz w:val="15"/>
         </w:rPr>
         <w:t>[5]  S. Miano et al., "Introducing SmartNIC Support in BEBA: P4-Based Stateful Packet Processing at Line Rate," in Proc. IEEE NETSOFT, 2018.</w:t>
       </w:r>
     </w:p>
     <w:p>
       <w:pPr>
-        <w:spacing w:after="50" w:line="269" w:lineRule="auto"/>
-        <w:ind w:left="397" w:hanging="397"/>
+        <w:spacing w:after="40" w:line="259" w:lineRule="auto"/>
+        <w:ind w:left="340" w:hanging="340"/>
         <w:jc w:val="both"/>
       </w:pPr>
       <w:r>
         <w:rPr>
           <w:rFonts w:ascii="Times New Roman" w:hAnsi="Times New Roman"/>
           <w:color w:val="000000"/>
-          <w:sz w:val="16"/>
+          <w:sz w:val="15"/>
         </w:rPr>
         <w:t>[6]  M. Tavallaee et al., "A Detailed Analysis of the KDD CUP 99 Data Set," in Proc. IEEE CISSE, 2009.</w:t>
       </w:r>
     </w:p>
     <w:p>
       <w:pPr>
-        <w:spacing w:after="50" w:line="269" w:lineRule="auto"/>
-        <w:ind w:left="397" w:hanging="397"/>
+        <w:spacing w:after="40" w:line="259" w:lineRule="auto"/>
+        <w:ind w:left="340" w:hanging="340"/>
         <w:jc w:val="both"/>
       </w:pPr>
       <w:r>
         <w:rPr>
           <w:rFonts w:ascii="Times New Roman" w:hAnsi="Times New Roman"/>
           <w:color w:val="000000"/>
-          <w:sz w:val="16"/>
+          <w:sz w:val="15"/>
         </w:rPr>
         <w:t>[7]  P. Wang et al., "Datanet: Deep Learning Based Encrypted Network Traffic Classification in SDN Home Gateway," IEEE Access, vol. 6, pp. 55380-55391, 2018.</w:t>
       </w:r>
     </w:p>
     <w:p>
       <w:pPr>
-        <w:spacing w:after="50" w:line="269" w:lineRule="auto"/>
-        <w:ind w:left="397" w:hanging="397"/>
+        <w:spacing w:after="40" w:line="259" w:lineRule="auto"/>
+        <w:ind w:left="340" w:hanging="340"/>
         <w:jc w:val="both"/>
       </w:pPr>
       <w:r>
         <w:rPr>
           <w:rFonts w:ascii="Times New Roman" w:hAnsi="Times New Roman"/>
           <w:color w:val="000000"/>
-          <w:sz w:val="16"/>
+          <w:sz w:val="15"/>
         </w:rPr>
         <w:t>[8]  Q. Zhao et al., "GRAPHIDS: A Network Anomaly Intrusion Detection Based on Graph Neural Network," IEEE Trans. Network and Service Management, 2023.</w:t>
       </w:r>
     </w:p>
     <w:p>
       <w:pPr>
-        <w:spacing w:after="50" w:line="269" w:lineRule="auto"/>
-        <w:ind w:left="397" w:hanging="397"/>
+        <w:spacing w:after="40" w:line="259" w:lineRule="auto"/>
+        <w:ind w:left="340" w:hanging="340"/>
         <w:jc w:val="both"/>
       </w:pPr>
       <w:r>
         <w:rPr>
           <w:rFonts w:ascii="Times New Roman" w:hAnsi="Times New Roman"/>
           <w:color w:val="000000"/>
-          <w:sz w:val="16"/>
+          <w:sz w:val="15"/>
         </w:rPr>
         <w:t>[9]  T. Dettmers et al., "QLoRA: Efficient Finetuning of Quantized LLMs," in Proc. NeurIPS, 2023.</w:t>
       </w:r>
     </w:p>
     <w:p>
       <w:pPr>
-        <w:spacing w:after="50" w:line="269" w:lineRule="auto"/>
-        <w:ind w:left="397" w:hanging="397"/>
+        <w:spacing w:after="40" w:line="259" w:lineRule="auto"/>
+        <w:ind w:left="340" w:hanging="340"/>
         <w:jc w:val="both"/>
       </w:pPr>
       <w:r>
         <w:rPr>
           <w:rFonts w:ascii="Times New Roman" w:hAnsi="Times New Roman"/>
           <w:color w:val="000000"/>
-          <w:sz w:val="16"/>
+          <w:sz w:val="15"/>
         </w:rPr>
         <w:t>[10] S. Jajodia et al., Moving Target Defense: Creating Asymmetric Uncertainty for Cyber Threats, Springer, 2011.</w:t>
       </w:r>
     </w:p>
     <w:p>
       <w:pPr>
-        <w:spacing w:after="50" w:line="269" w:lineRule="auto"/>
-        <w:ind w:left="397" w:hanging="397"/>
+        <w:spacing w:after="40" w:line="259" w:lineRule="auto"/>
+        <w:ind w:left="340" w:hanging="340"/>
         <w:jc w:val="both"/>
       </w:pPr>
       <w:r>
         <w:rPr>
           <w:rFonts w:ascii="Times New Roman" w:hAnsi="Times New Roman"/>
           <w:color w:val="000000"/>
-          <w:sz w:val="16"/>
+          <w:sz w:val="15"/>
         </w:rPr>
         <w:t>[11] M. Atighetchi et al., "Adaptive Use of Network-Centric Mechanisms in Cyber-Defense," in Proc. IEEE ISORC, 2003.</w:t>
       </w:r>
     </w:p>
     <w:p>
       <w:pPr>
-        <w:spacing w:after="50" w:line="269" w:lineRule="auto"/>
-        <w:ind w:left="397" w:hanging="397"/>
+        <w:spacing w:after="40" w:line="259" w:lineRule="auto"/>
+        <w:ind w:left="340" w:hanging="340"/>
         <w:jc w:val="both"/>
       </w:pPr>
       <w:r>
         <w:rPr>
           <w:rFonts w:ascii="Times New Roman" w:hAnsi="Times New Roman"/>
           <w:color w:val="000000"/>
-          <w:sz w:val="16"/>
+          <w:sz w:val="15"/>
         </w:rPr>
         <w:t>[12] B. Anderson and D. McGrew, "Identifying Encrypted Malware Traffic with Contextual Flow Data," in Proc. ACM AISec, 2016.</w:t>
       </w:r>
     </w:p>
     <w:p>
       <w:pPr>
-        <w:spacing w:after="50" w:line="269" w:lineRule="auto"/>
-        <w:ind w:left="397" w:hanging="397"/>
+        <w:spacing w:after="40" w:line="259" w:lineRule="auto"/>
+        <w:ind w:left="340" w:hanging="340"/>
         <w:jc w:val="both"/>
       </w:pPr>
       <w:r>
         <w:rPr>
           <w:rFonts w:ascii="Times New Roman" w:hAnsi="Times New Roman"/>
           <w:color w:val="000000"/>
-          <w:sz w:val="16"/>
+          <w:sz w:val="15"/>
         </w:rPr>
         <w:t>[13] F. Tegeler et al., "BotFinder: Finding Bots in Network Traffic Without Deep Packet Inspection," in Proc. ACM CoNEXT, 2012.</w:t>
       </w:r>
     </w:p>
     <w:p>
       <w:pPr>
-        <w:spacing w:after="50" w:line="269" w:lineRule="auto"/>
-        <w:ind w:left="397" w:hanging="397"/>
+        <w:spacing w:after="40" w:line="259" w:lineRule="auto"/>
+        <w:ind w:left="340" w:hanging="340"/>
         <w:jc w:val="both"/>
       </w:pPr>
       <w:r>
         <w:rPr>
           <w:rFonts w:ascii="Times New Roman" w:hAnsi="Times New Roman"/>
           <w:color w:val="000000"/>
-          <w:sz w:val="16"/>
+          <w:sz w:val="15"/>
         </w:rPr>
         <w:t>[14] OISF, "Suricata Open Source IDS/IPS/NSM Engine," Open Information Security Foundation, https://suricata.io, 2024.</w:t>
       </w:r>
     </w:p>
     <w:p>
       <w:pPr>
-        <w:spacing w:after="50" w:line="269" w:lineRule="auto"/>
-        <w:ind w:left="397" w:hanging="397"/>
+        <w:spacing w:after="40" w:line="259" w:lineRule="auto"/>
+        <w:ind w:left="340" w:hanging="340"/>
         <w:jc w:val="both"/>
       </w:pPr>
       <w:r>
         <w:rPr>
           <w:rFonts w:ascii="Times New Roman" w:hAnsi="Times New Roman"/>
           <w:color w:val="000000"/>
-          <w:sz w:val="16"/>
+          <w:sz w:val="15"/>
         </w:rPr>
         <w:t>[15] M. Sarhan et al., "Towards a Standard Feature Set of NIDS Datasets," IEEE Trans. Information Forensics and Security, vol. 17, pp. 367-381, 2022.</w:t>
       </w:r>
     </w:p>
     <w:p>
       <w:pPr>
-        <w:spacing w:after="50" w:line="269" w:lineRule="auto"/>
-        <w:ind w:left="397" w:hanging="397"/>
+        <w:spacing w:after="40" w:line="259" w:lineRule="auto"/>
+        <w:ind w:left="340" w:hanging="340"/>
         <w:jc w:val="both"/>
       </w:pPr>
       <w:r>
         <w:rPr>
           <w:rFonts w:ascii="Times New Roman" w:hAnsi="Times New Roman"/>
           <w:color w:val="000000"/>
-          <w:sz w:val="16"/>
+          <w:sz w:val="15"/>
         </w:rPr>
         <w:t>[16] M. Ring et al., "A Survey of Network-based Intrusion Detection Data Sets," Computers &amp; Security, vol. 86, pp. 147-167, 2019.</w:t>
       </w:r>
     </w:p>
     <w:p>
       <w:pPr>
-        <w:spacing w:after="50" w:line="269" w:lineRule="auto"/>
-        <w:ind w:left="397" w:hanging="397"/>
+        <w:spacing w:after="40" w:line="259" w:lineRule="auto"/>
+        <w:ind w:left="340" w:hanging="340"/>
         <w:jc w:val="both"/>
       </w:pPr>
       <w:r>
         <w:rPr>
           <w:rFonts w:ascii="Times New Roman" w:hAnsi="Times New Roman"/>
           <w:color w:val="000000"/>
-          <w:sz w:val="16"/>
+          <w:sz w:val="15"/>
         </w:rPr>
         <w:t>[17] Y. Mirsky et al., "Kitsune: An Ensemble of Autoencoders for Online Network Intrusion Detection," in Proc. NDSS, 2018.</w:t>
       </w:r>
     </w:p>
     <w:p>
       <w:pPr>
-        <w:spacing w:after="50" w:line="269" w:lineRule="auto"/>
-        <w:ind w:left="397" w:hanging="397"/>
+        <w:spacing w:after="40" w:line="259" w:lineRule="auto"/>
+        <w:ind w:left="340" w:hanging="340"/>
         <w:jc w:val="both"/>
       </w:pPr>
       <w:r>
         <w:rPr>
           <w:rFonts w:ascii="Times New Roman" w:hAnsi="Times New Roman"/>
           <w:color w:val="000000"/>
-          <w:sz w:val="16"/>
+          <w:sz w:val="15"/>
         </w:rPr>
         <w:t>[18] N. Moustafa and J. Slay, "UNSW-NB15: A Comprehensive Data Set for Network Intrusion Detection Systems," in Proc. MilCIS, 2015.</w:t>
       </w:r>
     </w:p>
     <w:p>
       <w:pPr>
-        <w:spacing w:after="50" w:line="269" w:lineRule="auto"/>
-        <w:ind w:left="397" w:hanging="397"/>
+        <w:spacing w:after="40" w:line="259" w:lineRule="auto"/>
+        <w:ind w:left="340" w:hanging="340"/>
         <w:jc w:val="both"/>
       </w:pPr>
       <w:r>
         <w:rPr>
           <w:rFonts w:ascii="Times New Roman" w:hAnsi="Times New Roman"/>
           <w:color w:val="000000"/>
-          <w:sz w:val="16"/>
+          <w:sz w:val="15"/>
         </w:rPr>
         <w:t>[19] I. Sharafaldin et al., "Toward Generating a New Intrusion Detection Dataset and Intrusion Traffic Characterization," in Proc. ICISSP, 2018.</w:t>
       </w:r>
     </w:p>
     <w:p>
       <w:pPr>
-        <w:spacing w:after="50" w:line="269" w:lineRule="auto"/>
-        <w:ind w:left="397" w:hanging="397"/>
+        <w:spacing w:after="40" w:line="259" w:lineRule="auto"/>
+        <w:ind w:left="340" w:hanging="340"/>
         <w:jc w:val="both"/>
       </w:pPr>
       <w:r>
         <w:rPr>
           <w:rFonts w:ascii="Times New Roman" w:hAnsi="Times New Roman"/>
           <w:color w:val="000000"/>
-          <w:sz w:val="16"/>
+          <w:sz w:val="15"/>
         </w:rPr>
         <w:t>[20] S. Garcia et al., "An Empirical Analysis of Botnet Detection Using Flow-Based Features (CTU-13 Dataset)," Computers &amp; Security, vol. 45, pp. 100-124, 2014.</w:t>
       </w:r>
     </w:p>
     <w:p>
       <w:pPr>
-        <w:spacing w:after="50" w:line="269" w:lineRule="auto"/>
-        <w:ind w:left="397" w:hanging="397"/>
+        <w:spacing w:after="40" w:line="259" w:lineRule="auto"/>
+        <w:ind w:left="340" w:hanging="340"/>
         <w:jc w:val="both"/>
       </w:pPr>
       <w:r>
         <w:rPr>
           <w:rFonts w:ascii="Times New Roman" w:hAnsi="Times New Roman"/>
           <w:color w:val="000000"/>
-          <w:sz w:val="16"/>
+          <w:sz w:val="15"/>
         </w:rPr>
         <w:t>[21] National Institute of Standards and Technology (NIST), "Module-Lattice-Based Key-Encapsulation Mechanism Standard (ML-KEM)," FIPS PUB 203, Aug. 2024.</w:t>
       </w:r>
     </w:p>
     <w:p>
       <w:pPr>
-        <w:spacing w:after="50" w:line="269" w:lineRule="auto"/>
-        <w:ind w:left="397" w:hanging="397"/>
+        <w:spacing w:after="40" w:line="259" w:lineRule="auto"/>
+        <w:ind w:left="340" w:hanging="340"/>
         <w:jc w:val="both"/>
       </w:pPr>
       <w:r>
         <w:rPr>
           <w:rFonts w:ascii="Times New Roman" w:hAnsi="Times New Roman"/>
           <w:color w:val="000000"/>
-          <w:sz w:val="16"/>
+          <w:sz w:val="15"/>
         </w:rPr>
         <w:t>[22] National Institute of Standards and Technology (NIST), "Module-Lattice-Based Digital Signature Standard (ML-DSA)," FIPS PUB 204, Aug. 2024.</w:t>
       </w:r>
@@ -6097,7 +6103,7 @@
       <w:pPr>
         <w:pStyle w:val="Heading1"/>
         <w:keepNext/>
-        <w:spacing w:before="240" w:after="80"/>
+        <w:spacing w:before="160" w:after="40"/>
         <w:jc w:val="center"/>
       </w:pPr>
       <w:r>
@@ -6105,20 +6111,20 @@
           <w:rFonts w:ascii="Times New Roman" w:hAnsi="Times New Roman"/>
           <w:b/>
           <w:color w:val="000000"/>
-          <w:sz w:val="20"/>
+          <w:sz w:val="19"/>
         </w:rPr>
         <w:t>APPENDIX: SYSTEM INTEGRITY &amp; REPRODUCIBILITY</w:t>
       </w:r>
     </w:p>
     <w:p>
       <w:pPr>
-        <w:spacing w:after="80"/>
+        <w:spacing w:after="60"/>
         <w:jc w:val="both"/>
       </w:pPr>
       <w:r>
         <w:rPr>
           <w:rFonts w:ascii="Times New Roman" w:hAnsi="Times New Roman"/>
-          <w:sz w:val="17"/>
+          <w:sz w:val="16"/>
         </w:rPr>
         <w:t>To establish empirical reproducibility prior to publication, the core subsystems were evaluated using the automated test suite (scripts/test_system_integrity.py) on an authentic Ubuntu Server 22.04 LTS host (Linux kernel 6.x, libbpf). Table VII itemises the verification criteria and outcomes. All eleven module-level checks passed without manual intervention.</w:t>
       </w:r>
@@ -6126,7 +6132,7 @@
     <w:p>
       <w:pPr>
         <w:keepNext/>
-        <w:spacing w:before="160" w:after="20"/>
+        <w:spacing w:before="120" w:after="20"/>
         <w:jc w:val="center"/>
       </w:pPr>
       <w:r>
@@ -6134,7 +6140,7 @@
           <w:rFonts w:ascii="Times New Roman" w:hAnsi="Times New Roman"/>
           <w:b/>
           <w:color w:val="000000"/>
-          <w:sz w:val="17"/>
+          <w:sz w:val="16"/>
         </w:rPr>
         <w:t>TABLE VII</w:t>
       </w:r>
@@ -6142,14 +6148,14 @@
     <w:p>
       <w:pPr>
         <w:keepNext/>
-        <w:spacing w:before="0" w:after="80"/>
+        <w:spacing w:before="0" w:after="60"/>
         <w:jc w:val="center"/>
       </w:pPr>
       <w:r>
         <w:rPr>
           <w:rFonts w:ascii="Times New Roman" w:hAnsi="Times New Roman"/>
           <w:color w:val="000000"/>
-          <w:sz w:val="16"/>
+          <w:sz w:val="15"/>
         </w:rPr>
         <w:t>SYSTEM DIAGNOSTIC AND LOGICAL INTEGRITY VERIFICATION</w:t>
       </w:r>
@@ -6158,6 +6164,7 @@
       <w:tblPr>
         <w:tblW w:type="auto" w:w="0"/>
         <w:jc w:val="center"/>
+        <w:tblLayout w:type="fixed"/>
         <w:tblLook w:firstColumn="1" w:firstRow="1" w:lastColumn="0" w:lastRow="0" w:noHBand="0" w:noVBand="1" w:val="04A0"/>
         <w:tblBorders>
           <w:top w:val="single" w:sz="12" w:space="0" w:color="000000"/>
@@ -6177,7 +6184,7 @@
       <w:tr>
         <w:tc>
           <w:tcPr>
-            <w:tcW w:type="dxa" w:w="680"/>
+            <w:tcW w:type="dxa" w:w="567"/>
             <w:tcBorders>
               <w:bottom w:val="single" w:sz="8" w:space="0" w:color="000000"/>
             </w:tcBorders>
@@ -6186,7 +6193,7 @@
           </w:tcPr>
           <w:p>
             <w:pPr>
-              <w:spacing w:before="60" w:after="60"/>
+              <w:spacing w:before="40" w:after="40"/>
               <w:jc w:val="center"/>
             </w:pPr>
             <w:r>
@@ -6194,7 +6201,7 @@
                 <w:rFonts w:ascii="Times New Roman" w:hAnsi="Times New Roman"/>
                 <w:b/>
                 <w:color w:val="000000"/>
-                <w:sz w:val="15"/>
+                <w:sz w:val="14"/>
               </w:rPr>
               <w:t>#</w:t>
             </w:r>
@@ -6202,7 +6209,7 @@
         </w:tc>
         <w:tc>
           <w:tcPr>
-            <w:tcW w:type="dxa" w:w="2551"/>
+            <w:tcW w:type="dxa" w:w="2381"/>
             <w:tcBorders>
               <w:bottom w:val="single" w:sz="8" w:space="0" w:color="000000"/>
             </w:tcBorders>
@@ -6211,7 +6218,7 @@
           </w:tcPr>
           <w:p>
             <w:pPr>
-              <w:spacing w:before="60" w:after="60"/>
+              <w:spacing w:before="40" w:after="40"/>
               <w:jc w:val="center"/>
             </w:pPr>
             <w:r>
@@ -6219,7 +6226,7 @@
                 <w:rFonts w:ascii="Times New Roman" w:hAnsi="Times New Roman"/>
                 <w:b/>
                 <w:color w:val="000000"/>
-                <w:sz w:val="15"/>
+                <w:sz w:val="14"/>
               </w:rPr>
               <w:t>Target Subsystem</w:t>
             </w:r>
@@ -6227,7 +6234,7 @@
         </w:tc>
         <w:tc>
           <w:tcPr>
-            <w:tcW w:type="dxa" w:w="4819"/>
+            <w:tcW w:type="dxa" w:w="4535"/>
             <w:tcBorders>
               <w:bottom w:val="single" w:sz="8" w:space="0" w:color="000000"/>
             </w:tcBorders>
@@ -6236,7 +6243,7 @@
           </w:tcPr>
           <w:p>
             <w:pPr>
-              <w:spacing w:before="60" w:after="60"/>
+              <w:spacing w:before="40" w:after="40"/>
               <w:jc w:val="center"/>
             </w:pPr>
             <w:r>
@@ -6244,7 +6251,7 @@
                 <w:rFonts w:ascii="Times New Roman" w:hAnsi="Times New Roman"/>
                 <w:b/>
                 <w:color w:val="000000"/>
-                <w:sz w:val="15"/>
+                <w:sz w:val="14"/>
               </w:rPr>
               <w:t>Verification Standard / Criteria</w:t>
             </w:r>
@@ -6252,7 +6259,7 @@
         </w:tc>
         <w:tc>
           <w:tcPr>
-            <w:tcW w:type="dxa" w:w="1928"/>
+            <w:tcW w:type="dxa" w:w="1701"/>
             <w:tcBorders>
               <w:bottom w:val="single" w:sz="8" w:space="0" w:color="000000"/>
             </w:tcBorders>
@@ -6261,7 +6268,7 @@
           </w:tcPr>
           <w:p>
             <w:pPr>
-              <w:spacing w:before="60" w:after="60"/>
+              <w:spacing w:before="40" w:after="40"/>
               <w:jc w:val="center"/>
             </w:pPr>
             <w:r>
@@ -6269,7 +6276,7 @@
                 <w:rFonts w:ascii="Times New Roman" w:hAnsi="Times New Roman"/>
                 <w:b/>
                 <w:color w:val="000000"/>
-                <w:sz w:val="15"/>
+                <w:sz w:val="14"/>
               </w:rPr>
               <w:t>Verdict</w:t>
             </w:r>
@@ -6279,21 +6286,21 @@
       <w:tr>
         <w:tc>
           <w:tcPr>
-            <w:tcW w:type="dxa" w:w="680"/>
-            <w:vAlign w:val="center"/>
-            <w:shd w:val="clear" w:color="auto" w:fill="FFFFFF"/>
-          </w:tcPr>
-          <w:p>
-            <w:pPr>
-              <w:spacing w:before="40" w:after="40"/>
-              <w:jc w:val="center"/>
-            </w:pPr>
-            <w:r>
-              <w:rPr>
-                <w:rFonts w:ascii="Times New Roman" w:hAnsi="Times New Roman"/>
-                <w:b w:val="0"/>
-                <w:color w:val="000000"/>
-                <w:sz w:val="15"/>
+            <w:tcW w:type="dxa" w:w="567"/>
+            <w:vAlign w:val="center"/>
+            <w:shd w:val="clear" w:color="auto" w:fill="FFFFFF"/>
+          </w:tcPr>
+          <w:p>
+            <w:pPr>
+              <w:spacing w:before="30" w:after="30"/>
+              <w:jc w:val="center"/>
+            </w:pPr>
+            <w:r>
+              <w:rPr>
+                <w:rFonts w:ascii="Times New Roman" w:hAnsi="Times New Roman"/>
+                <w:b w:val="0"/>
+                <w:color w:val="000000"/>
+                <w:sz w:val="14"/>
               </w:rPr>
               <w:t>1</w:t>
             </w:r>
@@ -6301,13 +6308,13 @@
         </w:tc>
         <w:tc>
           <w:tcPr>
-            <w:tcW w:type="dxa" w:w="2551"/>
-            <w:vAlign w:val="center"/>
-            <w:shd w:val="clear" w:color="auto" w:fill="FFFFFF"/>
-          </w:tcPr>
-          <w:p>
-            <w:pPr>
-              <w:spacing w:before="40" w:after="40"/>
+            <w:tcW w:type="dxa" w:w="2381"/>
+            <w:vAlign w:val="center"/>
+            <w:shd w:val="clear" w:color="auto" w:fill="FFFFFF"/>
+          </w:tcPr>
+          <w:p>
+            <w:pPr>
+              <w:spacing w:before="30" w:after="30"/>
               <w:jc w:val="left"/>
             </w:pPr>
             <w:r>
@@ -6315,7 +6322,7 @@
                 <w:rFonts w:ascii="Times New Roman" w:hAnsi="Times New Roman"/>
                 <w:b w:val="0"/>
                 <w:color w:val="000000"/>
-                <w:sz w:val="15"/>
+                <w:sz w:val="14"/>
               </w:rPr>
               <w:t>Shell Automation</w:t>
             </w:r>
@@ -6323,13 +6330,13 @@
         </w:tc>
         <w:tc>
           <w:tcPr>
-            <w:tcW w:type="dxa" w:w="4819"/>
-            <w:vAlign w:val="center"/>
-            <w:shd w:val="clear" w:color="auto" w:fill="FFFFFF"/>
-          </w:tcPr>
-          <w:p>
-            <w:pPr>
-              <w:spacing w:before="40" w:after="40"/>
+            <w:tcW w:type="dxa" w:w="4535"/>
+            <w:vAlign w:val="center"/>
+            <w:shd w:val="clear" w:color="auto" w:fill="FFFFFF"/>
+          </w:tcPr>
+          <w:p>
+            <w:pPr>
+              <w:spacing w:before="30" w:after="30"/>
               <w:jc w:val="left"/>
             </w:pPr>
             <w:r>
@@ -6337,7 +6344,7 @@
                 <w:rFonts w:ascii="Times New Roman" w:hAnsi="Times New Roman"/>
                 <w:b w:val="0"/>
                 <w:color w:val="000000"/>
-                <w:sz w:val="15"/>
+                <w:sz w:val="14"/>
               </w:rPr>
               <w:t>POSIX / Bash static syntax validation (bash -n)</w:t>
             </w:r>
@@ -6345,13 +6352,13 @@
         </w:tc>
         <w:tc>
           <w:tcPr>
-            <w:tcW w:type="dxa" w:w="1928"/>
-            <w:vAlign w:val="center"/>
-            <w:shd w:val="clear" w:color="auto" w:fill="FFFFFF"/>
-          </w:tcPr>
-          <w:p>
-            <w:pPr>
-              <w:spacing w:before="40" w:after="40"/>
+            <w:tcW w:type="dxa" w:w="1701"/>
+            <w:vAlign w:val="center"/>
+            <w:shd w:val="clear" w:color="auto" w:fill="FFFFFF"/>
+          </w:tcPr>
+          <w:p>
+            <w:pPr>
+              <w:spacing w:before="30" w:after="30"/>
               <w:jc w:val="center"/>
             </w:pPr>
             <w:r>
@@ -6359,7 +6366,7 @@
                 <w:rFonts w:ascii="Times New Roman" w:hAnsi="Times New Roman"/>
                 <w:b/>
                 <w:color w:val="000000"/>
-                <w:sz w:val="15"/>
+                <w:sz w:val="14"/>
               </w:rPr>
               <w:t>PASSED [✓]</w:t>
             </w:r>
@@ -6369,21 +6376,21 @@
       <w:tr>
         <w:tc>
           <w:tcPr>
-            <w:tcW w:type="dxa" w:w="680"/>
-            <w:vAlign w:val="center"/>
-            <w:shd w:val="clear" w:color="auto" w:fill="FFFFFF"/>
-          </w:tcPr>
-          <w:p>
-            <w:pPr>
-              <w:spacing w:before="40" w:after="40"/>
-              <w:jc w:val="center"/>
-            </w:pPr>
-            <w:r>
-              <w:rPr>
-                <w:rFonts w:ascii="Times New Roman" w:hAnsi="Times New Roman"/>
-                <w:b w:val="0"/>
-                <w:color w:val="000000"/>
-                <w:sz w:val="15"/>
+            <w:tcW w:type="dxa" w:w="567"/>
+            <w:vAlign w:val="center"/>
+            <w:shd w:val="clear" w:color="auto" w:fill="FFFFFF"/>
+          </w:tcPr>
+          <w:p>
+            <w:pPr>
+              <w:spacing w:before="30" w:after="30"/>
+              <w:jc w:val="center"/>
+            </w:pPr>
+            <w:r>
+              <w:rPr>
+                <w:rFonts w:ascii="Times New Roman" w:hAnsi="Times New Roman"/>
+                <w:b w:val="0"/>
+                <w:color w:val="000000"/>
+                <w:sz w:val="14"/>
               </w:rPr>
               <w:t>2</w:t>
             </w:r>
@@ -6391,13 +6398,13 @@
         </w:tc>
         <w:tc>
           <w:tcPr>
-            <w:tcW w:type="dxa" w:w="2551"/>
-            <w:vAlign w:val="center"/>
-            <w:shd w:val="clear" w:color="auto" w:fill="FFFFFF"/>
-          </w:tcPr>
-          <w:p>
-            <w:pPr>
-              <w:spacing w:before="40" w:after="40"/>
+            <w:tcW w:type="dxa" w:w="2381"/>
+            <w:vAlign w:val="center"/>
+            <w:shd w:val="clear" w:color="auto" w:fill="FFFFFF"/>
+          </w:tcPr>
+          <w:p>
+            <w:pPr>
+              <w:spacing w:before="30" w:after="30"/>
               <w:jc w:val="left"/>
             </w:pPr>
             <w:r>
@@ -6405,7 +6412,7 @@
                 <w:rFonts w:ascii="Times New Roman" w:hAnsi="Times New Roman"/>
                 <w:b w:val="0"/>
                 <w:color w:val="000000"/>
-                <w:sz w:val="15"/>
+                <w:sz w:val="14"/>
               </w:rPr>
               <w:t>Local LLM Engine</w:t>
             </w:r>
@@ -6413,13 +6420,13 @@
         </w:tc>
         <w:tc>
           <w:tcPr>
-            <w:tcW w:type="dxa" w:w="4819"/>
-            <w:vAlign w:val="center"/>
-            <w:shd w:val="clear" w:color="auto" w:fill="FFFFFF"/>
-          </w:tcPr>
-          <w:p>
-            <w:pPr>
-              <w:spacing w:before="40" w:after="40"/>
+            <w:tcW w:type="dxa" w:w="4535"/>
+            <w:vAlign w:val="center"/>
+            <w:shd w:val="clear" w:color="auto" w:fill="FFFFFF"/>
+          </w:tcPr>
+          <w:p>
+            <w:pPr>
+              <w:spacing w:before="30" w:after="30"/>
               <w:jc w:val="left"/>
             </w:pPr>
             <w:r>
@@ -6427,7 +6434,7 @@
                 <w:rFonts w:ascii="Times New Roman" w:hAnsi="Times New Roman"/>
                 <w:b w:val="0"/>
                 <w:color w:val="000000"/>
-                <w:sz w:val="15"/>
+                <w:sz w:val="14"/>
               </w:rPr>
               <w:t>Modelfile parameters &amp; strict JSON grammar</w:t>
             </w:r>
@@ -6435,13 +6442,13 @@
         </w:tc>
         <w:tc>
           <w:tcPr>
-            <w:tcW w:type="dxa" w:w="1928"/>
-            <w:vAlign w:val="center"/>
-            <w:shd w:val="clear" w:color="auto" w:fill="FFFFFF"/>
-          </w:tcPr>
-          <w:p>
-            <w:pPr>
-              <w:spacing w:before="40" w:after="40"/>
+            <w:tcW w:type="dxa" w:w="1701"/>
+            <w:vAlign w:val="center"/>
+            <w:shd w:val="clear" w:color="auto" w:fill="FFFFFF"/>
+          </w:tcPr>
+          <w:p>
+            <w:pPr>
+              <w:spacing w:before="30" w:after="30"/>
               <w:jc w:val="center"/>
             </w:pPr>
             <w:r>
@@ -6449,7 +6456,7 @@
                 <w:rFonts w:ascii="Times New Roman" w:hAnsi="Times New Roman"/>
                 <w:b/>
                 <w:color w:val="000000"/>
-                <w:sz w:val="15"/>
+                <w:sz w:val="14"/>
               </w:rPr>
               <w:t>PASSED [✓]</w:t>
             </w:r>
@@ -6459,21 +6466,21 @@
       <w:tr>
         <w:tc>
           <w:tcPr>
-            <w:tcW w:type="dxa" w:w="680"/>
-            <w:vAlign w:val="center"/>
-            <w:shd w:val="clear" w:color="auto" w:fill="FFFFFF"/>
-          </w:tcPr>
-          <w:p>
-            <w:pPr>
-              <w:spacing w:before="40" w:after="40"/>
-              <w:jc w:val="center"/>
-            </w:pPr>
-            <w:r>
-              <w:rPr>
-                <w:rFonts w:ascii="Times New Roman" w:hAnsi="Times New Roman"/>
-                <w:b w:val="0"/>
-                <w:color w:val="000000"/>
-                <w:sz w:val="15"/>
+            <w:tcW w:type="dxa" w:w="567"/>
+            <w:vAlign w:val="center"/>
+            <w:shd w:val="clear" w:color="auto" w:fill="FFFFFF"/>
+          </w:tcPr>
+          <w:p>
+            <w:pPr>
+              <w:spacing w:before="30" w:after="30"/>
+              <w:jc w:val="center"/>
+            </w:pPr>
+            <w:r>
+              <w:rPr>
+                <w:rFonts w:ascii="Times New Roman" w:hAnsi="Times New Roman"/>
+                <w:b w:val="0"/>
+                <w:color w:val="000000"/>
+                <w:sz w:val="14"/>
               </w:rPr>
               <w:t>3</w:t>
             </w:r>
@@ -6481,13 +6488,13 @@
         </w:tc>
         <w:tc>
           <w:tcPr>
-            <w:tcW w:type="dxa" w:w="2551"/>
-            <w:vAlign w:val="center"/>
-            <w:shd w:val="clear" w:color="auto" w:fill="FFFFFF"/>
-          </w:tcPr>
-          <w:p>
-            <w:pPr>
-              <w:spacing w:before="40" w:after="40"/>
+            <w:tcW w:type="dxa" w:w="2381"/>
+            <w:vAlign w:val="center"/>
+            <w:shd w:val="clear" w:color="auto" w:fill="FFFFFF"/>
+          </w:tcPr>
+          <w:p>
+            <w:pPr>
+              <w:spacing w:before="30" w:after="30"/>
               <w:jc w:val="left"/>
             </w:pPr>
             <w:r>
@@ -6495,7 +6502,7 @@
                 <w:rFonts w:ascii="Times New Roman" w:hAnsi="Times New Roman"/>
                 <w:b w:val="0"/>
                 <w:color w:val="000000"/>
-                <w:sz w:val="15"/>
+                <w:sz w:val="14"/>
               </w:rPr>
               <w:t>Post-Quantum Crypto</w:t>
             </w:r>
@@ -6503,13 +6510,13 @@
         </w:tc>
         <w:tc>
           <w:tcPr>
-            <w:tcW w:type="dxa" w:w="4819"/>
-            <w:vAlign w:val="center"/>
-            <w:shd w:val="clear" w:color="auto" w:fill="FFFFFF"/>
-          </w:tcPr>
-          <w:p>
-            <w:pPr>
-              <w:spacing w:before="40" w:after="40"/>
+            <w:tcW w:type="dxa" w:w="4535"/>
+            <w:vAlign w:val="center"/>
+            <w:shd w:val="clear" w:color="auto" w:fill="FFFFFF"/>
+          </w:tcPr>
+          <w:p>
+            <w:pPr>
+              <w:spacing w:before="30" w:after="30"/>
               <w:jc w:val="left"/>
             </w:pPr>
             <w:r>
@@ -6517,7 +6524,7 @@
                 <w:rFonts w:ascii="Times New Roman" w:hAnsi="Times New Roman"/>
                 <w:b w:val="0"/>
                 <w:color w:val="000000"/>
-                <w:sz w:val="15"/>
+                <w:sz w:val="14"/>
               </w:rPr>
               <w:t>NIST FIPS 203 (ML-KEM-1024) &amp; ML-DSA-65</w:t>
             </w:r>
@@ -6525,13 +6532,13 @@
         </w:tc>
         <w:tc>
           <w:tcPr>
-            <w:tcW w:type="dxa" w:w="1928"/>
-            <w:vAlign w:val="center"/>
-            <w:shd w:val="clear" w:color="auto" w:fill="FFFFFF"/>
-          </w:tcPr>
-          <w:p>
-            <w:pPr>
-              <w:spacing w:before="40" w:after="40"/>
+            <w:tcW w:type="dxa" w:w="1701"/>
+            <w:vAlign w:val="center"/>
+            <w:shd w:val="clear" w:color="auto" w:fill="FFFFFF"/>
+          </w:tcPr>
+          <w:p>
+            <w:pPr>
+              <w:spacing w:before="30" w:after="30"/>
               <w:jc w:val="center"/>
             </w:pPr>
             <w:r>
@@ -6539,7 +6546,7 @@
                 <w:rFonts w:ascii="Times New Roman" w:hAnsi="Times New Roman"/>
                 <w:b/>
                 <w:color w:val="000000"/>
-                <w:sz w:val="15"/>
+                <w:sz w:val="14"/>
               </w:rPr>
               <w:t>PASSED [✓]</w:t>
             </w:r>
@@ -6549,21 +6556,21 @@
       <w:tr>
         <w:tc>
           <w:tcPr>
-            <w:tcW w:type="dxa" w:w="680"/>
-            <w:vAlign w:val="center"/>
-            <w:shd w:val="clear" w:color="auto" w:fill="FFFFFF"/>
-          </w:tcPr>
-          <w:p>
-            <w:pPr>
-              <w:spacing w:before="40" w:after="40"/>
-              <w:jc w:val="center"/>
-            </w:pPr>
-            <w:r>
-              <w:rPr>
-                <w:rFonts w:ascii="Times New Roman" w:hAnsi="Times New Roman"/>
-                <w:b w:val="0"/>
-                <w:color w:val="000000"/>
-                <w:sz w:val="15"/>
+            <w:tcW w:type="dxa" w:w="567"/>
+            <w:vAlign w:val="center"/>
+            <w:shd w:val="clear" w:color="auto" w:fill="FFFFFF"/>
+          </w:tcPr>
+          <w:p>
+            <w:pPr>
+              <w:spacing w:before="30" w:after="30"/>
+              <w:jc w:val="center"/>
+            </w:pPr>
+            <w:r>
+              <w:rPr>
+                <w:rFonts w:ascii="Times New Roman" w:hAnsi="Times New Roman"/>
+                <w:b w:val="0"/>
+                <w:color w:val="000000"/>
+                <w:sz w:val="14"/>
               </w:rPr>
               <w:t>4</w:t>
             </w:r>
@@ -6571,13 +6578,13 @@
         </w:tc>
         <w:tc>
           <w:tcPr>
-            <w:tcW w:type="dxa" w:w="2551"/>
-            <w:vAlign w:val="center"/>
-            <w:shd w:val="clear" w:color="auto" w:fill="FFFFFF"/>
-          </w:tcPr>
-          <w:p>
-            <w:pPr>
-              <w:spacing w:before="40" w:after="40"/>
+            <w:tcW w:type="dxa" w:w="2381"/>
+            <w:vAlign w:val="center"/>
+            <w:shd w:val="clear" w:color="auto" w:fill="FFFFFF"/>
+          </w:tcPr>
+          <w:p>
+            <w:pPr>
+              <w:spacing w:before="30" w:after="30"/>
               <w:jc w:val="left"/>
             </w:pPr>
             <w:r>
@@ -6585,7 +6592,7 @@
                 <w:rFonts w:ascii="Times New Roman" w:hAnsi="Times New Roman"/>
                 <w:b w:val="0"/>
                 <w:color w:val="000000"/>
-                <w:sz w:val="15"/>
+                <w:sz w:val="14"/>
               </w:rPr>
               <w:t>eBPF Kernel Driver</w:t>
             </w:r>
@@ -6593,13 +6600,13 @@
         </w:tc>
         <w:tc>
           <w:tcPr>
-            <w:tcW w:type="dxa" w:w="4819"/>
-            <w:vAlign w:val="center"/>
-            <w:shd w:val="clear" w:color="auto" w:fill="FFFFFF"/>
-          </w:tcPr>
-          <w:p>
-            <w:pPr>
-              <w:spacing w:before="40" w:after="40"/>
+            <w:tcW w:type="dxa" w:w="4535"/>
+            <w:vAlign w:val="center"/>
+            <w:shd w:val="clear" w:color="auto" w:fill="FFFFFF"/>
+          </w:tcPr>
+          <w:p>
+            <w:pPr>
+              <w:spacing w:before="30" w:after="30"/>
               <w:jc w:val="left"/>
             </w:pPr>
             <w:r>
@@ -6607,7 +6614,7 @@
                 <w:rFonts w:ascii="Times New Roman" w:hAnsi="Times New Roman"/>
                 <w:b w:val="0"/>
                 <w:color w:val="000000"/>
-                <w:sz w:val="15"/>
+                <w:sz w:val="14"/>
               </w:rPr>
               <w:t>24-byte struct alignment &amp; TTL expiry engine</w:t>
             </w:r>
@@ -6615,13 +6622,13 @@
         </w:tc>
         <w:tc>
           <w:tcPr>
-            <w:tcW w:type="dxa" w:w="1928"/>
-            <w:vAlign w:val="center"/>
-            <w:shd w:val="clear" w:color="auto" w:fill="FFFFFF"/>
-          </w:tcPr>
-          <w:p>
-            <w:pPr>
-              <w:spacing w:before="40" w:after="40"/>
+            <w:tcW w:type="dxa" w:w="1701"/>
+            <w:vAlign w:val="center"/>
+            <w:shd w:val="clear" w:color="auto" w:fill="FFFFFF"/>
+          </w:tcPr>
+          <w:p>
+            <w:pPr>
+              <w:spacing w:before="30" w:after="30"/>
               <w:jc w:val="center"/>
             </w:pPr>
             <w:r>
@@ -6629,7 +6636,7 @@
                 <w:rFonts w:ascii="Times New Roman" w:hAnsi="Times New Roman"/>
                 <w:b/>
                 <w:color w:val="000000"/>
-                <w:sz w:val="15"/>
+                <w:sz w:val="14"/>
               </w:rPr>
               <w:t>PASSED [✓]</w:t>
             </w:r>
@@ -6639,21 +6646,21 @@
       <w:tr>
         <w:tc>
           <w:tcPr>
-            <w:tcW w:type="dxa" w:w="680"/>
-            <w:vAlign w:val="center"/>
-            <w:shd w:val="clear" w:color="auto" w:fill="FFFFFF"/>
-          </w:tcPr>
-          <w:p>
-            <w:pPr>
-              <w:spacing w:before="40" w:after="40"/>
-              <w:jc w:val="center"/>
-            </w:pPr>
-            <w:r>
-              <w:rPr>
-                <w:rFonts w:ascii="Times New Roman" w:hAnsi="Times New Roman"/>
-                <w:b w:val="0"/>
-                <w:color w:val="000000"/>
-                <w:sz w:val="15"/>
+            <w:tcW w:type="dxa" w:w="567"/>
+            <w:vAlign w:val="center"/>
+            <w:shd w:val="clear" w:color="auto" w:fill="FFFFFF"/>
+          </w:tcPr>
+          <w:p>
+            <w:pPr>
+              <w:spacing w:before="30" w:after="30"/>
+              <w:jc w:val="center"/>
+            </w:pPr>
+            <w:r>
+              <w:rPr>
+                <w:rFonts w:ascii="Times New Roman" w:hAnsi="Times New Roman"/>
+                <w:b w:val="0"/>
+                <w:color w:val="000000"/>
+                <w:sz w:val="14"/>
               </w:rPr>
               <w:t>5</w:t>
             </w:r>
@@ -6661,13 +6668,13 @@
         </w:tc>
         <w:tc>
           <w:tcPr>
-            <w:tcW w:type="dxa" w:w="2551"/>
-            <w:vAlign w:val="center"/>
-            <w:shd w:val="clear" w:color="auto" w:fill="FFFFFF"/>
-          </w:tcPr>
-          <w:p>
-            <w:pPr>
-              <w:spacing w:before="40" w:after="40"/>
+            <w:tcW w:type="dxa" w:w="2381"/>
+            <w:vAlign w:val="center"/>
+            <w:shd w:val="clear" w:color="auto" w:fill="FFFFFF"/>
+          </w:tcPr>
+          <w:p>
+            <w:pPr>
+              <w:spacing w:before="30" w:after="30"/>
               <w:jc w:val="left"/>
             </w:pPr>
             <w:r>
@@ -6675,7 +6682,7 @@
                 <w:rFonts w:ascii="Times New Roman" w:hAnsi="Times New Roman"/>
                 <w:b w:val="0"/>
                 <w:color w:val="000000"/>
-                <w:sz w:val="15"/>
+                <w:sz w:val="14"/>
               </w:rPr>
               <w:t>Threat Parser</w:t>
             </w:r>
@@ -6683,13 +6690,13 @@
         </w:tc>
         <w:tc>
           <w:tcPr>
-            <w:tcW w:type="dxa" w:w="4819"/>
-            <w:vAlign w:val="center"/>
-            <w:shd w:val="clear" w:color="auto" w:fill="FFFFFF"/>
-          </w:tcPr>
-          <w:p>
-            <w:pPr>
-              <w:spacing w:before="40" w:after="40"/>
+            <w:tcW w:type="dxa" w:w="4535"/>
+            <w:vAlign w:val="center"/>
+            <w:shd w:val="clear" w:color="auto" w:fill="FFFFFF"/>
+          </w:tcPr>
+          <w:p>
+            <w:pPr>
+              <w:spacing w:before="30" w:after="30"/>
               <w:jc w:val="left"/>
             </w:pPr>
             <w:r>
@@ -6697,7 +6704,7 @@
                 <w:rFonts w:ascii="Times New Roman" w:hAnsi="Times New Roman"/>
                 <w:b w:val="0"/>
                 <w:color w:val="000000"/>
-                <w:sz w:val="15"/>
+                <w:sz w:val="14"/>
               </w:rPr>
               <w:t>Suricata alert parser &amp; deterministic XDP fallback</w:t>
             </w:r>
@@ -6705,13 +6712,13 @@
         </w:tc>
         <w:tc>
           <w:tcPr>
-            <w:tcW w:type="dxa" w:w="1928"/>
-            <w:vAlign w:val="center"/>
-            <w:shd w:val="clear" w:color="auto" w:fill="FFFFFF"/>
-          </w:tcPr>
-          <w:p>
-            <w:pPr>
-              <w:spacing w:before="40" w:after="40"/>
+            <w:tcW w:type="dxa" w:w="1701"/>
+            <w:vAlign w:val="center"/>
+            <w:shd w:val="clear" w:color="auto" w:fill="FFFFFF"/>
+          </w:tcPr>
+          <w:p>
+            <w:pPr>
+              <w:spacing w:before="30" w:after="30"/>
               <w:jc w:val="center"/>
             </w:pPr>
             <w:r>
@@ -6719,7 +6726,7 @@
                 <w:rFonts w:ascii="Times New Roman" w:hAnsi="Times New Roman"/>
                 <w:b/>
                 <w:color w:val="000000"/>
-                <w:sz w:val="15"/>
+                <w:sz w:val="14"/>
               </w:rPr>
               <w:t>PASSED [✓]</w:t>
             </w:r>
@@ -6729,21 +6736,21 @@
       <w:tr>
         <w:tc>
           <w:tcPr>
-            <w:tcW w:type="dxa" w:w="680"/>
-            <w:vAlign w:val="center"/>
-            <w:shd w:val="clear" w:color="auto" w:fill="FFFFFF"/>
-          </w:tcPr>
-          <w:p>
-            <w:pPr>
-              <w:spacing w:before="40" w:after="40"/>
-              <w:jc w:val="center"/>
-            </w:pPr>
-            <w:r>
-              <w:rPr>
-                <w:rFonts w:ascii="Times New Roman" w:hAnsi="Times New Roman"/>
-                <w:b w:val="0"/>
-                <w:color w:val="000000"/>
-                <w:sz w:val="15"/>
+            <w:tcW w:type="dxa" w:w="567"/>
+            <w:vAlign w:val="center"/>
+            <w:shd w:val="clear" w:color="auto" w:fill="FFFFFF"/>
+          </w:tcPr>
+          <w:p>
+            <w:pPr>
+              <w:spacing w:before="30" w:after="30"/>
+              <w:jc w:val="center"/>
+            </w:pPr>
+            <w:r>
+              <w:rPr>
+                <w:rFonts w:ascii="Times New Roman" w:hAnsi="Times New Roman"/>
+                <w:b w:val="0"/>
+                <w:color w:val="000000"/>
+                <w:sz w:val="14"/>
               </w:rPr>
               <w:t>6</w:t>
             </w:r>
@@ -6751,13 +6758,13 @@
         </w:tc>
         <w:tc>
           <w:tcPr>
-            <w:tcW w:type="dxa" w:w="2551"/>
-            <w:vAlign w:val="center"/>
-            <w:shd w:val="clear" w:color="auto" w:fill="FFFFFF"/>
-          </w:tcPr>
-          <w:p>
-            <w:pPr>
-              <w:spacing w:before="40" w:after="40"/>
+            <w:tcW w:type="dxa" w:w="2381"/>
+            <w:vAlign w:val="center"/>
+            <w:shd w:val="clear" w:color="auto" w:fill="FFFFFF"/>
+          </w:tcPr>
+          <w:p>
+            <w:pPr>
+              <w:spacing w:before="30" w:after="30"/>
               <w:jc w:val="left"/>
             </w:pPr>
             <w:r>
@@ -6765,7 +6772,7 @@
                 <w:rFonts w:ascii="Times New Roman" w:hAnsi="Times New Roman"/>
                 <w:b w:val="0"/>
                 <w:color w:val="000000"/>
-                <w:sz w:val="15"/>
+                <w:sz w:val="14"/>
               </w:rPr>
               <w:t>AI-Tarpit Deception</w:t>
             </w:r>
@@ -6773,13 +6780,13 @@
         </w:tc>
         <w:tc>
           <w:tcPr>
-            <w:tcW w:type="dxa" w:w="4819"/>
-            <w:vAlign w:val="center"/>
-            <w:shd w:val="clear" w:color="auto" w:fill="FFFFFF"/>
-          </w:tcPr>
-          <w:p>
-            <w:pPr>
-              <w:spacing w:before="40" w:after="40"/>
+            <w:tcW w:type="dxa" w:w="4535"/>
+            <w:vAlign w:val="center"/>
+            <w:shd w:val="clear" w:color="auto" w:fill="FFFFFF"/>
+          </w:tcPr>
+          <w:p>
+            <w:pPr>
+              <w:spacing w:before="30" w:after="30"/>
               <w:jc w:val="left"/>
             </w:pPr>
             <w:r>
@@ -6787,7 +6794,7 @@
                 <w:rFonts w:ascii="Times New Roman" w:hAnsi="Times New Roman"/>
                 <w:b w:val="0"/>
                 <w:color w:val="000000"/>
-                <w:sz w:val="15"/>
+                <w:sz w:val="14"/>
               </w:rPr>
               <w:t>Context-exhaustion payloads &amp; honey-tokens</w:t>
             </w:r>
@@ -6795,13 +6802,13 @@
         </w:tc>
         <w:tc>
           <w:tcPr>
-            <w:tcW w:type="dxa" w:w="1928"/>
-            <w:vAlign w:val="center"/>
-            <w:shd w:val="clear" w:color="auto" w:fill="FFFFFF"/>
-          </w:tcPr>
-          <w:p>
-            <w:pPr>
-              <w:spacing w:before="40" w:after="40"/>
+            <w:tcW w:type="dxa" w:w="1701"/>
+            <w:vAlign w:val="center"/>
+            <w:shd w:val="clear" w:color="auto" w:fill="FFFFFF"/>
+          </w:tcPr>
+          <w:p>
+            <w:pPr>
+              <w:spacing w:before="30" w:after="30"/>
               <w:jc w:val="center"/>
             </w:pPr>
             <w:r>
@@ -6809,7 +6816,7 @@
                 <w:rFonts w:ascii="Times New Roman" w:hAnsi="Times New Roman"/>
                 <w:b/>
                 <w:color w:val="000000"/>
-                <w:sz w:val="15"/>
+                <w:sz w:val="14"/>
               </w:rPr>
               <w:t>PASSED [✓]</w:t>
             </w:r>
@@ -6819,21 +6826,21 @@
       <w:tr>
         <w:tc>
           <w:tcPr>
-            <w:tcW w:type="dxa" w:w="680"/>
-            <w:vAlign w:val="center"/>
-            <w:shd w:val="clear" w:color="auto" w:fill="FFFFFF"/>
-          </w:tcPr>
-          <w:p>
-            <w:pPr>
-              <w:spacing w:before="40" w:after="40"/>
-              <w:jc w:val="center"/>
-            </w:pPr>
-            <w:r>
-              <w:rPr>
-                <w:rFonts w:ascii="Times New Roman" w:hAnsi="Times New Roman"/>
-                <w:b w:val="0"/>
-                <w:color w:val="000000"/>
-                <w:sz w:val="15"/>
+            <w:tcW w:type="dxa" w:w="567"/>
+            <w:vAlign w:val="center"/>
+            <w:shd w:val="clear" w:color="auto" w:fill="FFFFFF"/>
+          </w:tcPr>
+          <w:p>
+            <w:pPr>
+              <w:spacing w:before="30" w:after="30"/>
+              <w:jc w:val="center"/>
+            </w:pPr>
+            <w:r>
+              <w:rPr>
+                <w:rFonts w:ascii="Times New Roman" w:hAnsi="Times New Roman"/>
+                <w:b w:val="0"/>
+                <w:color w:val="000000"/>
+                <w:sz w:val="14"/>
               </w:rPr>
               <w:t>7</w:t>
             </w:r>
@@ -6841,13 +6848,13 @@
         </w:tc>
         <w:tc>
           <w:tcPr>
-            <w:tcW w:type="dxa" w:w="2551"/>
-            <w:vAlign w:val="center"/>
-            <w:shd w:val="clear" w:color="auto" w:fill="FFFFFF"/>
-          </w:tcPr>
-          <w:p>
-            <w:pPr>
-              <w:spacing w:before="40" w:after="40"/>
+            <w:tcW w:type="dxa" w:w="2381"/>
+            <w:vAlign w:val="center"/>
+            <w:shd w:val="clear" w:color="auto" w:fill="FFFFFF"/>
+          </w:tcPr>
+          <w:p>
+            <w:pPr>
+              <w:spacing w:before="30" w:after="30"/>
               <w:jc w:val="left"/>
             </w:pPr>
             <w:r>
@@ -6855,7 +6862,7 @@
                 <w:rFonts w:ascii="Times New Roman" w:hAnsi="Times New Roman"/>
                 <w:b w:val="0"/>
                 <w:color w:val="000000"/>
-                <w:sz w:val="15"/>
+                <w:sz w:val="14"/>
               </w:rPr>
               <w:t>Systemd Daemons</w:t>
             </w:r>
@@ -6863,13 +6870,13 @@
         </w:tc>
         <w:tc>
           <w:tcPr>
-            <w:tcW w:type="dxa" w:w="4819"/>
-            <w:vAlign w:val="center"/>
-            <w:shd w:val="clear" w:color="auto" w:fill="FFFFFF"/>
-          </w:tcPr>
-          <w:p>
-            <w:pPr>
-              <w:spacing w:before="40" w:after="40"/>
+            <w:tcW w:type="dxa" w:w="4535"/>
+            <w:vAlign w:val="center"/>
+            <w:shd w:val="clear" w:color="auto" w:fill="FFFFFF"/>
+          </w:tcPr>
+          <w:p>
+            <w:pPr>
+              <w:spacing w:before="30" w:after="30"/>
               <w:jc w:val="left"/>
             </w:pPr>
             <w:r>
@@ -6877,7 +6884,7 @@
                 <w:rFonts w:ascii="Times New Roman" w:hAnsi="Times New Roman"/>
                 <w:b w:val="0"/>
                 <w:color w:val="000000"/>
-                <w:sz w:val="15"/>
+                <w:sz w:val="14"/>
               </w:rPr>
               <w:t>Unit syntax for sec-monitor, sec-tarpit, sec-bridge</w:t>
             </w:r>
@@ -6885,13 +6892,13 @@
         </w:tc>
         <w:tc>
           <w:tcPr>
-            <w:tcW w:type="dxa" w:w="1928"/>
-            <w:vAlign w:val="center"/>
-            <w:shd w:val="clear" w:color="auto" w:fill="FFFFFF"/>
-          </w:tcPr>
-          <w:p>
-            <w:pPr>
-              <w:spacing w:before="40" w:after="40"/>
+            <w:tcW w:type="dxa" w:w="1701"/>
+            <w:vAlign w:val="center"/>
+            <w:shd w:val="clear" w:color="auto" w:fill="FFFFFF"/>
+          </w:tcPr>
+          <w:p>
+            <w:pPr>
+              <w:spacing w:before="30" w:after="30"/>
               <w:jc w:val="center"/>
             </w:pPr>
             <w:r>
@@ -6899,7 +6906,7 @@
                 <w:rFonts w:ascii="Times New Roman" w:hAnsi="Times New Roman"/>
                 <w:b/>
                 <w:color w:val="000000"/>
-                <w:sz w:val="15"/>
+                <w:sz w:val="14"/>
               </w:rPr>
               <w:t>PASSED [✓]</w:t>
             </w:r>
@@ -6909,21 +6916,21 @@
       <w:tr>
         <w:tc>
           <w:tcPr>
-            <w:tcW w:type="dxa" w:w="680"/>
-            <w:vAlign w:val="center"/>
-            <w:shd w:val="clear" w:color="auto" w:fill="FFFFFF"/>
-          </w:tcPr>
-          <w:p>
-            <w:pPr>
-              <w:spacing w:before="40" w:after="40"/>
-              <w:jc w:val="center"/>
-            </w:pPr>
-            <w:r>
-              <w:rPr>
-                <w:rFonts w:ascii="Times New Roman" w:hAnsi="Times New Roman"/>
-                <w:b w:val="0"/>
-                <w:color w:val="000000"/>
-                <w:sz w:val="15"/>
+            <w:tcW w:type="dxa" w:w="567"/>
+            <w:vAlign w:val="center"/>
+            <w:shd w:val="clear" w:color="auto" w:fill="FFFFFF"/>
+          </w:tcPr>
+          <w:p>
+            <w:pPr>
+              <w:spacing w:before="30" w:after="30"/>
+              <w:jc w:val="center"/>
+            </w:pPr>
+            <w:r>
+              <w:rPr>
+                <w:rFonts w:ascii="Times New Roman" w:hAnsi="Times New Roman"/>
+                <w:b w:val="0"/>
+                <w:color w:val="000000"/>
+                <w:sz w:val="14"/>
               </w:rPr>
               <w:t>8</w:t>
             </w:r>
@@ -6931,13 +6938,13 @@
         </w:tc>
         <w:tc>
           <w:tcPr>
-            <w:tcW w:type="dxa" w:w="2551"/>
-            <w:vAlign w:val="center"/>
-            <w:shd w:val="clear" w:color="auto" w:fill="FFFFFF"/>
-          </w:tcPr>
-          <w:p>
-            <w:pPr>
-              <w:spacing w:before="40" w:after="40"/>
+            <w:tcW w:type="dxa" w:w="2381"/>
+            <w:vAlign w:val="center"/>
+            <w:shd w:val="clear" w:color="auto" w:fill="FFFFFF"/>
+          </w:tcPr>
+          <w:p>
+            <w:pPr>
+              <w:spacing w:before="30" w:after="30"/>
               <w:jc w:val="left"/>
             </w:pPr>
             <w:r>
@@ -6945,7 +6952,7 @@
                 <w:rFonts w:ascii="Times New Roman" w:hAnsi="Times New Roman"/>
                 <w:b w:val="0"/>
                 <w:color w:val="000000"/>
-                <w:sz w:val="15"/>
+                <w:sz w:val="14"/>
               </w:rPr>
               <w:t>Moving Target Defence</w:t>
             </w:r>
@@ -6953,13 +6960,13 @@
         </w:tc>
         <w:tc>
           <w:tcPr>
-            <w:tcW w:type="dxa" w:w="4819"/>
-            <w:vAlign w:val="center"/>
-            <w:shd w:val="clear" w:color="auto" w:fill="FFFFFF"/>
-          </w:tcPr>
-          <w:p>
-            <w:pPr>
-              <w:spacing w:before="40" w:after="40"/>
+            <w:tcW w:type="dxa" w:w="4535"/>
+            <w:vAlign w:val="center"/>
+            <w:shd w:val="clear" w:color="auto" w:fill="FFFFFF"/>
+          </w:tcPr>
+          <w:p>
+            <w:pPr>
+              <w:spacing w:before="30" w:after="30"/>
               <w:jc w:val="left"/>
             </w:pPr>
             <w:r>
@@ -6967,7 +6974,7 @@
                 <w:rFonts w:ascii="Times New Roman" w:hAnsi="Times New Roman"/>
                 <w:b w:val="0"/>
                 <w:color w:val="000000"/>
-                <w:sz w:val="15"/>
+                <w:sz w:val="14"/>
               </w:rPr>
               <w:t>HMAC-SHA256 polymorphic port hopping &amp; grace</w:t>
             </w:r>
@@ -6975,13 +6982,13 @@
         </w:tc>
         <w:tc>
           <w:tcPr>
-            <w:tcW w:type="dxa" w:w="1928"/>
-            <w:vAlign w:val="center"/>
-            <w:shd w:val="clear" w:color="auto" w:fill="FFFFFF"/>
-          </w:tcPr>
-          <w:p>
-            <w:pPr>
-              <w:spacing w:before="40" w:after="40"/>
+            <w:tcW w:type="dxa" w:w="1701"/>
+            <w:vAlign w:val="center"/>
+            <w:shd w:val="clear" w:color="auto" w:fill="FFFFFF"/>
+          </w:tcPr>
+          <w:p>
+            <w:pPr>
+              <w:spacing w:before="30" w:after="30"/>
               <w:jc w:val="center"/>
             </w:pPr>
             <w:r>
@@ -6989,7 +6996,7 @@
                 <w:rFonts w:ascii="Times New Roman" w:hAnsi="Times New Roman"/>
                 <w:b/>
                 <w:color w:val="000000"/>
-                <w:sz w:val="15"/>
+                <w:sz w:val="14"/>
               </w:rPr>
               <w:t>PASSED [✓]</w:t>
             </w:r>
@@ -6999,21 +7006,21 @@
       <w:tr>
         <w:tc>
           <w:tcPr>
-            <w:tcW w:type="dxa" w:w="680"/>
-            <w:vAlign w:val="center"/>
-            <w:shd w:val="clear" w:color="auto" w:fill="FFFFFF"/>
-          </w:tcPr>
-          <w:p>
-            <w:pPr>
-              <w:spacing w:before="40" w:after="40"/>
-              <w:jc w:val="center"/>
-            </w:pPr>
-            <w:r>
-              <w:rPr>
-                <w:rFonts w:ascii="Times New Roman" w:hAnsi="Times New Roman"/>
-                <w:b w:val="0"/>
-                <w:color w:val="000000"/>
-                <w:sz w:val="15"/>
+            <w:tcW w:type="dxa" w:w="567"/>
+            <w:vAlign w:val="center"/>
+            <w:shd w:val="clear" w:color="auto" w:fill="FFFFFF"/>
+          </w:tcPr>
+          <w:p>
+            <w:pPr>
+              <w:spacing w:before="30" w:after="30"/>
+              <w:jc w:val="center"/>
+            </w:pPr>
+            <w:r>
+              <w:rPr>
+                <w:rFonts w:ascii="Times New Roman" w:hAnsi="Times New Roman"/>
+                <w:b w:val="0"/>
+                <w:color w:val="000000"/>
+                <w:sz w:val="14"/>
               </w:rPr>
               <w:t>9</w:t>
             </w:r>
@@ -7021,13 +7028,13 @@
         </w:tc>
         <w:tc>
           <w:tcPr>
-            <w:tcW w:type="dxa" w:w="2551"/>
-            <w:vAlign w:val="center"/>
-            <w:shd w:val="clear" w:color="auto" w:fill="FFFFFF"/>
-          </w:tcPr>
-          <w:p>
-            <w:pPr>
-              <w:spacing w:before="40" w:after="40"/>
+            <w:tcW w:type="dxa" w:w="2381"/>
+            <w:vAlign w:val="center"/>
+            <w:shd w:val="clear" w:color="auto" w:fill="FFFFFF"/>
+          </w:tcPr>
+          <w:p>
+            <w:pPr>
+              <w:spacing w:before="30" w:after="30"/>
               <w:jc w:val="left"/>
             </w:pPr>
             <w:r>
@@ -7035,7 +7042,7 @@
                 <w:rFonts w:ascii="Times New Roman" w:hAnsi="Times New Roman"/>
                 <w:b w:val="0"/>
                 <w:color w:val="000000"/>
-                <w:sz w:val="15"/>
+                <w:sz w:val="14"/>
               </w:rPr>
               <w:t>Encrypted Traffic</w:t>
             </w:r>
@@ -7043,13 +7050,13 @@
         </w:tc>
         <w:tc>
           <w:tcPr>
-            <w:tcW w:type="dxa" w:w="4819"/>
-            <w:vAlign w:val="center"/>
-            <w:shd w:val="clear" w:color="auto" w:fill="FFFFFF"/>
-          </w:tcPr>
-          <w:p>
-            <w:pPr>
-              <w:spacing w:before="40" w:after="40"/>
+            <w:tcW w:type="dxa" w:w="4535"/>
+            <w:vAlign w:val="center"/>
+            <w:shd w:val="clear" w:color="auto" w:fill="FFFFFF"/>
+          </w:tcPr>
+          <w:p>
+            <w:pPr>
+              <w:spacing w:before="30" w:after="30"/>
               <w:jc w:val="left"/>
             </w:pPr>
             <w:r>
@@ -7057,7 +7064,7 @@
                 <w:rFonts w:ascii="Times New Roman" w:hAnsi="Times New Roman"/>
                 <w:b w:val="0"/>
                 <w:color w:val="000000"/>
-                <w:sz w:val="15"/>
+                <w:sz w:val="14"/>
               </w:rPr>
               <w:t>Shannon byte entropy (H &gt;= 7.1) &amp; C2 beacon detector</w:t>
             </w:r>
@@ -7065,13 +7072,13 @@
         </w:tc>
         <w:tc>
           <w:tcPr>
-            <w:tcW w:type="dxa" w:w="1928"/>
-            <w:vAlign w:val="center"/>
-            <w:shd w:val="clear" w:color="auto" w:fill="FFFFFF"/>
-          </w:tcPr>
-          <w:p>
-            <w:pPr>
-              <w:spacing w:before="40" w:after="40"/>
+            <w:tcW w:type="dxa" w:w="1701"/>
+            <w:vAlign w:val="center"/>
+            <w:shd w:val="clear" w:color="auto" w:fill="FFFFFF"/>
+          </w:tcPr>
+          <w:p>
+            <w:pPr>
+              <w:spacing w:before="30" w:after="30"/>
               <w:jc w:val="center"/>
             </w:pPr>
             <w:r>
@@ -7079,7 +7086,7 @@
                 <w:rFonts w:ascii="Times New Roman" w:hAnsi="Times New Roman"/>
                 <w:b/>
                 <w:color w:val="000000"/>
-                <w:sz w:val="15"/>
+                <w:sz w:val="14"/>
               </w:rPr>
               <w:t>PASSED [✓]</w:t>
             </w:r>
@@ -7089,21 +7096,21 @@
       <w:tr>
         <w:tc>
           <w:tcPr>
-            <w:tcW w:type="dxa" w:w="680"/>
-            <w:vAlign w:val="center"/>
-            <w:shd w:val="clear" w:color="auto" w:fill="FFFFFF"/>
-          </w:tcPr>
-          <w:p>
-            <w:pPr>
-              <w:spacing w:before="40" w:after="40"/>
-              <w:jc w:val="center"/>
-            </w:pPr>
-            <w:r>
-              <w:rPr>
-                <w:rFonts w:ascii="Times New Roman" w:hAnsi="Times New Roman"/>
-                <w:b w:val="0"/>
-                <w:color w:val="000000"/>
-                <w:sz w:val="15"/>
+            <w:tcW w:type="dxa" w:w="567"/>
+            <w:vAlign w:val="center"/>
+            <w:shd w:val="clear" w:color="auto" w:fill="FFFFFF"/>
+          </w:tcPr>
+          <w:p>
+            <w:pPr>
+              <w:spacing w:before="30" w:after="30"/>
+              <w:jc w:val="center"/>
+            </w:pPr>
+            <w:r>
+              <w:rPr>
+                <w:rFonts w:ascii="Times New Roman" w:hAnsi="Times New Roman"/>
+                <w:b w:val="0"/>
+                <w:color w:val="000000"/>
+                <w:sz w:val="14"/>
               </w:rPr>
               <w:t>10</w:t>
             </w:r>
@@ -7111,13 +7118,13 @@
         </w:tc>
         <w:tc>
           <w:tcPr>
-            <w:tcW w:type="dxa" w:w="2551"/>
-            <w:vAlign w:val="center"/>
-            <w:shd w:val="clear" w:color="auto" w:fill="FFFFFF"/>
-          </w:tcPr>
-          <w:p>
-            <w:pPr>
-              <w:spacing w:before="40" w:after="40"/>
+            <w:tcW w:type="dxa" w:w="2381"/>
+            <w:vAlign w:val="center"/>
+            <w:shd w:val="clear" w:color="auto" w:fill="FFFFFF"/>
+          </w:tcPr>
+          <w:p>
+            <w:pPr>
+              <w:spacing w:before="30" w:after="30"/>
               <w:jc w:val="left"/>
             </w:pPr>
             <w:r>
@@ -7125,7 +7132,7 @@
                 <w:rFonts w:ascii="Times New Roman" w:hAnsi="Times New Roman"/>
                 <w:b w:val="0"/>
                 <w:color w:val="000000"/>
-                <w:sz w:val="15"/>
+                <w:sz w:val="14"/>
               </w:rPr>
               <w:t>Forensic Audit Chain</w:t>
             </w:r>
@@ -7133,13 +7140,13 @@
         </w:tc>
         <w:tc>
           <w:tcPr>
-            <w:tcW w:type="dxa" w:w="4819"/>
-            <w:vAlign w:val="center"/>
-            <w:shd w:val="clear" w:color="auto" w:fill="FFFFFF"/>
-          </w:tcPr>
-          <w:p>
-            <w:pPr>
-              <w:spacing w:before="40" w:after="40"/>
+            <w:tcW w:type="dxa" w:w="4535"/>
+            <w:vAlign w:val="center"/>
+            <w:shd w:val="clear" w:color="auto" w:fill="FFFFFF"/>
+          </w:tcPr>
+          <w:p>
+            <w:pPr>
+              <w:spacing w:before="30" w:after="30"/>
               <w:jc w:val="left"/>
             </w:pPr>
             <w:r>
@@ -7147,7 +7154,7 @@
                 <w:rFonts w:ascii="Times New Roman" w:hAnsi="Times New Roman"/>
                 <w:b w:val="0"/>
                 <w:color w:val="000000"/>
-                <w:sz w:val="15"/>
+                <w:sz w:val="14"/>
               </w:rPr>
               <w:t>NIST FIPS 180-4 SHA-512 immutable tamper detection</w:t>
             </w:r>
@@ -7155,13 +7162,13 @@
         </w:tc>
         <w:tc>
           <w:tcPr>
-            <w:tcW w:type="dxa" w:w="1928"/>
-            <w:vAlign w:val="center"/>
-            <w:shd w:val="clear" w:color="auto" w:fill="FFFFFF"/>
-          </w:tcPr>
-          <w:p>
-            <w:pPr>
-              <w:spacing w:before="40" w:after="40"/>
+            <w:tcW w:type="dxa" w:w="1701"/>
+            <w:vAlign w:val="center"/>
+            <w:shd w:val="clear" w:color="auto" w:fill="FFFFFF"/>
+          </w:tcPr>
+          <w:p>
+            <w:pPr>
+              <w:spacing w:before="30" w:after="30"/>
               <w:jc w:val="center"/>
             </w:pPr>
             <w:r>
@@ -7169,7 +7176,7 @@
                 <w:rFonts w:ascii="Times New Roman" w:hAnsi="Times New Roman"/>
                 <w:b/>
                 <w:color w:val="000000"/>
-                <w:sz w:val="15"/>
+                <w:sz w:val="14"/>
               </w:rPr>
               <w:t>PASSED [✓]</w:t>
             </w:r>
@@ -7179,21 +7186,21 @@
       <w:tr>
         <w:tc>
           <w:tcPr>
-            <w:tcW w:type="dxa" w:w="680"/>
-            <w:vAlign w:val="center"/>
-            <w:shd w:val="clear" w:color="auto" w:fill="FFFFFF"/>
-          </w:tcPr>
-          <w:p>
-            <w:pPr>
-              <w:spacing w:before="40" w:after="40"/>
-              <w:jc w:val="center"/>
-            </w:pPr>
-            <w:r>
-              <w:rPr>
-                <w:rFonts w:ascii="Times New Roman" w:hAnsi="Times New Roman"/>
-                <w:b w:val="0"/>
-                <w:color w:val="000000"/>
-                <w:sz w:val="15"/>
+            <w:tcW w:type="dxa" w:w="567"/>
+            <w:vAlign w:val="center"/>
+            <w:shd w:val="clear" w:color="auto" w:fill="FFFFFF"/>
+          </w:tcPr>
+          <w:p>
+            <w:pPr>
+              <w:spacing w:before="30" w:after="30"/>
+              <w:jc w:val="center"/>
+            </w:pPr>
+            <w:r>
+              <w:rPr>
+                <w:rFonts w:ascii="Times New Roman" w:hAnsi="Times New Roman"/>
+                <w:b w:val="0"/>
+                <w:color w:val="000000"/>
+                <w:sz w:val="14"/>
               </w:rPr>
               <w:t>11</w:t>
             </w:r>
@@ -7201,13 +7208,13 @@
         </w:tc>
         <w:tc>
           <w:tcPr>
-            <w:tcW w:type="dxa" w:w="2551"/>
-            <w:vAlign w:val="center"/>
-            <w:shd w:val="clear" w:color="auto" w:fill="FFFFFF"/>
-          </w:tcPr>
-          <w:p>
-            <w:pPr>
-              <w:spacing w:before="40" w:after="40"/>
+            <w:tcW w:type="dxa" w:w="2381"/>
+            <w:vAlign w:val="center"/>
+            <w:shd w:val="clear" w:color="auto" w:fill="FFFFFF"/>
+          </w:tcPr>
+          <w:p>
+            <w:pPr>
+              <w:spacing w:before="30" w:after="30"/>
               <w:jc w:val="left"/>
             </w:pPr>
             <w:r>
@@ -7215,7 +7222,7 @@
                 <w:rFonts w:ascii="Times New Roman" w:hAnsi="Times New Roman"/>
                 <w:b w:val="0"/>
                 <w:color w:val="000000"/>
-                <w:sz w:val="15"/>
+                <w:sz w:val="14"/>
               </w:rPr>
               <w:t>Memory-Hard Auth Guard</w:t>
             </w:r>
@@ -7223,13 +7230,13 @@
         </w:tc>
         <w:tc>
           <w:tcPr>
-            <w:tcW w:type="dxa" w:w="4819"/>
-            <w:vAlign w:val="center"/>
-            <w:shd w:val="clear" w:color="auto" w:fill="FFFFFF"/>
-          </w:tcPr>
-          <w:p>
-            <w:pPr>
-              <w:spacing w:before="40" w:after="40"/>
+            <w:tcW w:type="dxa" w:w="4535"/>
+            <w:vAlign w:val="center"/>
+            <w:shd w:val="clear" w:color="auto" w:fill="FFFFFF"/>
+          </w:tcPr>
+          <w:p>
+            <w:pPr>
+              <w:spacing w:before="30" w:after="30"/>
               <w:jc w:val="left"/>
             </w:pPr>
             <w:r>
@@ -7237,7 +7244,7 @@
                 <w:rFonts w:ascii="Times New Roman" w:hAnsi="Times New Roman"/>
                 <w:b w:val="0"/>
                 <w:color w:val="000000"/>
-                <w:sz w:val="15"/>
+                <w:sz w:val="14"/>
               </w:rPr>
               <w:t>RFC 9106 Argon2id (64 MiB) &amp; HMAC-SHA512</w:t>
             </w:r>
@@ -7245,13 +7252,13 @@
         </w:tc>
         <w:tc>
           <w:tcPr>
-            <w:tcW w:type="dxa" w:w="1928"/>
-            <w:vAlign w:val="center"/>
-            <w:shd w:val="clear" w:color="auto" w:fill="FFFFFF"/>
-          </w:tcPr>
-          <w:p>
-            <w:pPr>
-              <w:spacing w:before="40" w:after="40"/>
+            <w:tcW w:type="dxa" w:w="1701"/>
+            <w:vAlign w:val="center"/>
+            <w:shd w:val="clear" w:color="auto" w:fill="FFFFFF"/>
+          </w:tcPr>
+          <w:p>
+            <w:pPr>
+              <w:spacing w:before="30" w:after="30"/>
               <w:jc w:val="center"/>
             </w:pPr>
             <w:r>
@@ -7259,7 +7266,7 @@
                 <w:rFonts w:ascii="Times New Roman" w:hAnsi="Times New Roman"/>
                 <w:b/>
                 <w:color w:val="000000"/>
-                <w:sz w:val="15"/>
+                <w:sz w:val="14"/>
               </w:rPr>
               <w:t>PASSED [✓]</w:t>
             </w:r>
@@ -7269,7 +7276,7 @@
     </w:tbl>
     <w:p>
       <w:pPr>
-        <w:spacing w:before="40" w:after="120"/>
+        <w:spacing w:before="30" w:after="80"/>
         <w:jc w:val="left"/>
       </w:pPr>
       <w:r>
@@ -7277,7 +7284,7 @@
           <w:rFonts w:ascii="Times New Roman" w:hAnsi="Times New Roman"/>
           <w:i/>
           <w:color w:val="555555"/>
-          <w:sz w:val="14"/>
+          <w:sz w:val="13"/>
         </w:rPr>
         <w:t>*All 11/11 tests passed in production host environment. Full test logs and automated suite are verifiable at: https://anonymous.4open.science/r/asm-defense-agent.</w:t>
       </w:r>
@@ -9472,7 +9479,7 @@
     <w:qFormat/>
     <w:rPr>
       <w:rFonts w:ascii="Times New Roman" w:hAnsi="Times New Roman"/>
-      <w:sz w:val="20"/>
+      <w:sz w:val="19"/>
     </w:rPr>
   </w:style>
   <w:style w:type="paragraph" w:styleId="Heading1">

--- a/ASM_Shadhin_AI_Research_Paper_2026_ANONYMOUS.docx
+++ b/ASM_Shadhin_AI_Research_Paper_2026_ANONYMOUS.docx
@@ -148,7 +148,7 @@
         <w:sectPr>
           <w:footerReference w:type="default" r:id="rId9"/>
           <w:pgSz w:w="12240" w:h="15840"/>
-          <w:pgMar w:top="1020" w:right="794" w:bottom="1134" w:left="794" w:header="720" w:footer="720" w:gutter="0"/>
+          <w:pgMar w:top="1009" w:right="935" w:bottom="1009" w:left="935" w:header="720" w:footer="720" w:gutter="0"/>
           <w:cols w:space="720"/>
           <w:docGrid w:linePitch="360"/>
         </w:sectPr>
@@ -478,18 +478,6 @@
     </w:p>
     <w:p>
       <w:pPr>
-        <w:sectPr>
-          <w:type w:val="continuous"/>
-          <w:pgSz w:w="12240" w:h="15840"/>
-          <w:pgMar w:top="1020" w:right="794" w:bottom="1134" w:left="794" w:header="720" w:footer="720" w:gutter="0"/>
-          <w:cols w:space="720"/>
-          <w:docGrid w:linePitch="360"/>
-          <w:cols w:num="2" w:space="540"/>
-        </w:sectPr>
-      </w:pPr>
-    </w:p>
-    <w:p>
-      <w:pPr>
         <w:keepNext/>
         <w:spacing w:before="160" w:after="20"/>
         <w:jc w:val="center"/>
@@ -523,6 +511,7 @@
       <w:tblPr>
         <w:tblW w:type="auto" w:w="0"/>
         <w:jc w:val="center"/>
+        <w:tblLayout w:type="fixed"/>
         <w:tblLook w:firstColumn="1" w:firstRow="1" w:lastColumn="0" w:lastRow="0" w:noHBand="0" w:noVBand="1" w:val="04A0"/>
         <w:tblBorders>
           <w:top w:val="single" w:sz="12" w:space="0" w:color="000000"/>
@@ -534,24 +523,30 @@
         </w:tblBorders>
       </w:tblPr>
       <w:tblGrid>
-        <w:gridCol w:w="2663"/>
-        <w:gridCol w:w="2663"/>
-        <w:gridCol w:w="2663"/>
-        <w:gridCol w:w="2663"/>
+        <w:gridCol w:w="2592"/>
+        <w:gridCol w:w="2592"/>
+        <w:gridCol w:w="2592"/>
+        <w:gridCol w:w="2592"/>
       </w:tblGrid>
       <w:tr>
         <w:tc>
           <w:tcPr>
-            <w:tcW w:type="dxa" w:w="907"/>
+            <w:tcW w:type="dxa" w:w="510"/>
             <w:tcBorders>
               <w:bottom w:val="single" w:sz="8" w:space="0" w:color="000000"/>
             </w:tcBorders>
             <w:shd w:val="clear" w:color="auto" w:fill="FFFFFF"/>
+            <w:tcMar>
+              <w:top w:w="20" w:type="dxa"/>
+              <w:bottom w:w="20" w:type="dxa"/>
+              <w:left w:w="25" w:type="dxa"/>
+              <w:right w:w="25" w:type="dxa"/>
+            </w:tcMar>
             <w:vAlign w:val="center"/>
           </w:tcPr>
           <w:p>
             <w:pPr>
-              <w:spacing w:before="60" w:after="60"/>
+              <w:spacing w:before="40" w:after="40" w:line="252" w:lineRule="auto"/>
               <w:jc w:val="center"/>
             </w:pPr>
             <w:r>
@@ -559,7 +554,7 @@
                 <w:rFonts w:ascii="Times New Roman" w:hAnsi="Times New Roman"/>
                 <w:b/>
                 <w:color w:val="000000"/>
-                <w:sz w:val="15"/>
+                <w:sz w:val="14"/>
               </w:rPr>
               <w:t>Stage</w:t>
             </w:r>
@@ -567,16 +562,22 @@
         </w:tc>
         <w:tc>
           <w:tcPr>
-            <w:tcW w:type="dxa" w:w="4082"/>
+            <w:tcW w:type="dxa" w:w="1814"/>
             <w:tcBorders>
               <w:bottom w:val="single" w:sz="8" w:space="0" w:color="000000"/>
             </w:tcBorders>
             <w:shd w:val="clear" w:color="auto" w:fill="FFFFFF"/>
+            <w:tcMar>
+              <w:top w:w="20" w:type="dxa"/>
+              <w:bottom w:w="20" w:type="dxa"/>
+              <w:left w:w="25" w:type="dxa"/>
+              <w:right w:w="25" w:type="dxa"/>
+            </w:tcMar>
             <w:vAlign w:val="center"/>
           </w:tcPr>
           <w:p>
             <w:pPr>
-              <w:spacing w:before="60" w:after="60"/>
+              <w:spacing w:before="40" w:after="40" w:line="252" w:lineRule="auto"/>
               <w:jc w:val="center"/>
             </w:pPr>
             <w:r>
@@ -584,7 +585,7 @@
                 <w:rFonts w:ascii="Times New Roman" w:hAnsi="Times New Roman"/>
                 <w:b/>
                 <w:color w:val="000000"/>
-                <w:sz w:val="15"/>
+                <w:sz w:val="14"/>
               </w:rPr>
               <w:t>Operation</w:t>
             </w:r>
@@ -592,16 +593,22 @@
         </w:tc>
         <w:tc>
           <w:tcPr>
-            <w:tcW w:type="dxa" w:w="2835"/>
+            <w:tcW w:type="dxa" w:w="1417"/>
             <w:tcBorders>
               <w:bottom w:val="single" w:sz="8" w:space="0" w:color="000000"/>
             </w:tcBorders>
             <w:shd w:val="clear" w:color="auto" w:fill="FFFFFF"/>
+            <w:tcMar>
+              <w:top w:w="20" w:type="dxa"/>
+              <w:bottom w:w="20" w:type="dxa"/>
+              <w:left w:w="25" w:type="dxa"/>
+              <w:right w:w="25" w:type="dxa"/>
+            </w:tcMar>
             <w:vAlign w:val="center"/>
           </w:tcPr>
           <w:p>
             <w:pPr>
-              <w:spacing w:before="60" w:after="60"/>
+              <w:spacing w:before="40" w:after="40" w:line="252" w:lineRule="auto"/>
               <w:jc w:val="center"/>
             </w:pPr>
             <w:r>
@@ -609,7 +616,7 @@
                 <w:rFonts w:ascii="Times New Roman" w:hAnsi="Times New Roman"/>
                 <w:b/>
                 <w:color w:val="000000"/>
-                <w:sz w:val="15"/>
+                <w:sz w:val="14"/>
               </w:rPr>
               <w:t>BPF Map Type</w:t>
             </w:r>
@@ -617,16 +624,22 @@
         </w:tc>
         <w:tc>
           <w:tcPr>
-            <w:tcW w:type="dxa" w:w="2154"/>
+            <w:tcW w:type="dxa" w:w="1077"/>
             <w:tcBorders>
               <w:bottom w:val="single" w:sz="8" w:space="0" w:color="000000"/>
             </w:tcBorders>
             <w:shd w:val="clear" w:color="auto" w:fill="FFFFFF"/>
+            <w:tcMar>
+              <w:top w:w="20" w:type="dxa"/>
+              <w:bottom w:w="20" w:type="dxa"/>
+              <w:left w:w="25" w:type="dxa"/>
+              <w:right w:w="25" w:type="dxa"/>
+            </w:tcMar>
             <w:vAlign w:val="center"/>
           </w:tcPr>
           <w:p>
             <w:pPr>
-              <w:spacing w:before="60" w:after="60"/>
+              <w:spacing w:before="40" w:after="40" w:line="252" w:lineRule="auto"/>
               <w:jc w:val="center"/>
             </w:pPr>
             <w:r>
@@ -634,7 +647,7 @@
                 <w:rFonts w:ascii="Times New Roman" w:hAnsi="Times New Roman"/>
                 <w:b/>
                 <w:color w:val="000000"/>
-                <w:sz w:val="15"/>
+                <w:sz w:val="14"/>
               </w:rPr>
               <w:t>Outcome</w:t>
             </w:r>
@@ -644,13 +657,19 @@
       <w:tr>
         <w:tc>
           <w:tcPr>
-            <w:tcW w:type="dxa" w:w="907"/>
+            <w:tcW w:type="dxa" w:w="510"/>
             <w:vAlign w:val="center"/>
             <w:shd w:val="clear" w:color="auto" w:fill="FFFFFF"/>
+            <w:tcMar>
+              <w:top w:w="18" w:type="dxa"/>
+              <w:bottom w:w="18" w:type="dxa"/>
+              <w:left w:w="25" w:type="dxa"/>
+              <w:right w:w="25" w:type="dxa"/>
+            </w:tcMar>
           </w:tcPr>
           <w:p>
             <w:pPr>
-              <w:spacing w:before="40" w:after="40"/>
+              <w:spacing w:before="30" w:after="30" w:line="252" w:lineRule="auto"/>
               <w:jc w:val="center"/>
             </w:pPr>
             <w:r>
@@ -658,7 +677,7 @@
                 <w:rFonts w:ascii="Times New Roman" w:hAnsi="Times New Roman"/>
                 <w:b w:val="0"/>
                 <w:color w:val="000000"/>
-                <w:sz w:val="15"/>
+                <w:sz w:val="13"/>
               </w:rPr>
               <w:t>1</w:t>
             </w:r>
@@ -666,13 +685,19 @@
         </w:tc>
         <w:tc>
           <w:tcPr>
-            <w:tcW w:type="dxa" w:w="4082"/>
+            <w:tcW w:type="dxa" w:w="1814"/>
             <w:vAlign w:val="center"/>
             <w:shd w:val="clear" w:color="auto" w:fill="FFFFFF"/>
+            <w:tcMar>
+              <w:top w:w="18" w:type="dxa"/>
+              <w:bottom w:w="18" w:type="dxa"/>
+              <w:left w:w="25" w:type="dxa"/>
+              <w:right w:w="25" w:type="dxa"/>
+            </w:tcMar>
           </w:tcPr>
           <w:p>
             <w:pPr>
-              <w:spacing w:before="40" w:after="40"/>
+              <w:spacing w:before="30" w:after="30" w:line="252" w:lineRule="auto"/>
               <w:jc w:val="left"/>
             </w:pPr>
             <w:r>
@@ -680,7 +705,7 @@
                 <w:rFonts w:ascii="Times New Roman" w:hAnsi="Times New Roman"/>
                 <w:b w:val="0"/>
                 <w:color w:val="000000"/>
-                <w:sz w:val="15"/>
+                <w:sz w:val="13"/>
               </w:rPr>
               <w:t>IP Blocklist Lookup (O(1) fast-path)</w:t>
             </w:r>
@@ -688,13 +713,19 @@
         </w:tc>
         <w:tc>
           <w:tcPr>
-            <w:tcW w:type="dxa" w:w="2835"/>
+            <w:tcW w:type="dxa" w:w="1417"/>
             <w:vAlign w:val="center"/>
             <w:shd w:val="clear" w:color="auto" w:fill="FFFFFF"/>
+            <w:tcMar>
+              <w:top w:w="18" w:type="dxa"/>
+              <w:bottom w:w="18" w:type="dxa"/>
+              <w:left w:w="25" w:type="dxa"/>
+              <w:right w:w="25" w:type="dxa"/>
+            </w:tcMar>
           </w:tcPr>
           <w:p>
             <w:pPr>
-              <w:spacing w:before="40" w:after="40"/>
+              <w:spacing w:before="30" w:after="30" w:line="252" w:lineRule="auto"/>
               <w:jc w:val="left"/>
             </w:pPr>
             <w:r>
@@ -702,7 +733,7 @@
                 <w:rFonts w:ascii="Times New Roman" w:hAnsi="Times New Roman"/>
                 <w:b w:val="0"/>
                 <w:color w:val="000000"/>
-                <w:sz w:val="15"/>
+                <w:sz w:val="13"/>
               </w:rPr>
               <w:t>BPF_MAP_TYPE_HASH</w:t>
             </w:r>
@@ -710,13 +741,19 @@
         </w:tc>
         <w:tc>
           <w:tcPr>
-            <w:tcW w:type="dxa" w:w="2154"/>
+            <w:tcW w:type="dxa" w:w="1077"/>
             <w:vAlign w:val="center"/>
             <w:shd w:val="clear" w:color="auto" w:fill="FFFFFF"/>
+            <w:tcMar>
+              <w:top w:w="18" w:type="dxa"/>
+              <w:bottom w:w="18" w:type="dxa"/>
+              <w:left w:w="25" w:type="dxa"/>
+              <w:right w:w="25" w:type="dxa"/>
+            </w:tcMar>
           </w:tcPr>
           <w:p>
             <w:pPr>
-              <w:spacing w:before="40" w:after="40"/>
+              <w:spacing w:before="30" w:after="30" w:line="252" w:lineRule="auto"/>
               <w:jc w:val="center"/>
             </w:pPr>
             <w:r>
@@ -724,7 +761,7 @@
                 <w:rFonts w:ascii="Times New Roman" w:hAnsi="Times New Roman"/>
                 <w:b w:val="0"/>
                 <w:color w:val="000000"/>
-                <w:sz w:val="15"/>
+                <w:sz w:val="13"/>
               </w:rPr>
               <w:t>XDP_DROP</w:t>
             </w:r>
@@ -734,13 +771,19 @@
       <w:tr>
         <w:tc>
           <w:tcPr>
-            <w:tcW w:type="dxa" w:w="907"/>
+            <w:tcW w:type="dxa" w:w="510"/>
             <w:vAlign w:val="center"/>
             <w:shd w:val="clear" w:color="auto" w:fill="FFFFFF"/>
+            <w:tcMar>
+              <w:top w:w="18" w:type="dxa"/>
+              <w:bottom w:w="18" w:type="dxa"/>
+              <w:left w:w="25" w:type="dxa"/>
+              <w:right w:w="25" w:type="dxa"/>
+            </w:tcMar>
           </w:tcPr>
           <w:p>
             <w:pPr>
-              <w:spacing w:before="40" w:after="40"/>
+              <w:spacing w:before="30" w:after="30" w:line="252" w:lineRule="auto"/>
               <w:jc w:val="center"/>
             </w:pPr>
             <w:r>
@@ -748,7 +791,7 @@
                 <w:rFonts w:ascii="Times New Roman" w:hAnsi="Times New Roman"/>
                 <w:b w:val="0"/>
                 <w:color w:val="000000"/>
-                <w:sz w:val="15"/>
+                <w:sz w:val="13"/>
               </w:rPr>
               <w:t>2</w:t>
             </w:r>
@@ -756,13 +799,19 @@
         </w:tc>
         <w:tc>
           <w:tcPr>
-            <w:tcW w:type="dxa" w:w="4082"/>
+            <w:tcW w:type="dxa" w:w="1814"/>
             <w:vAlign w:val="center"/>
             <w:shd w:val="clear" w:color="auto" w:fill="FFFFFF"/>
+            <w:tcMar>
+              <w:top w:w="18" w:type="dxa"/>
+              <w:bottom w:w="18" w:type="dxa"/>
+              <w:left w:w="25" w:type="dxa"/>
+              <w:right w:w="25" w:type="dxa"/>
+            </w:tcMar>
           </w:tcPr>
           <w:p>
             <w:pPr>
-              <w:spacing w:before="40" w:after="40"/>
+              <w:spacing w:before="30" w:after="30" w:line="252" w:lineRule="auto"/>
               <w:jc w:val="left"/>
             </w:pPr>
             <w:r>
@@ -770,7 +819,7 @@
                 <w:rFonts w:ascii="Times New Roman" w:hAnsi="Times New Roman"/>
                 <w:b w:val="0"/>
                 <w:color w:val="000000"/>
-                <w:sz w:val="15"/>
+                <w:sz w:val="13"/>
               </w:rPr>
               <w:t>Tarpit Redirect (Deception Port)</w:t>
             </w:r>
@@ -778,13 +827,19 @@
         </w:tc>
         <w:tc>
           <w:tcPr>
-            <w:tcW w:type="dxa" w:w="2835"/>
+            <w:tcW w:type="dxa" w:w="1417"/>
             <w:vAlign w:val="center"/>
             <w:shd w:val="clear" w:color="auto" w:fill="FFFFFF"/>
+            <w:tcMar>
+              <w:top w:w="18" w:type="dxa"/>
+              <w:bottom w:w="18" w:type="dxa"/>
+              <w:left w:w="25" w:type="dxa"/>
+              <w:right w:w="25" w:type="dxa"/>
+            </w:tcMar>
           </w:tcPr>
           <w:p>
             <w:pPr>
-              <w:spacing w:before="40" w:after="40"/>
+              <w:spacing w:before="30" w:after="30" w:line="252" w:lineRule="auto"/>
               <w:jc w:val="left"/>
             </w:pPr>
             <w:r>
@@ -792,7 +847,7 @@
                 <w:rFonts w:ascii="Times New Roman" w:hAnsi="Times New Roman"/>
                 <w:b w:val="0"/>
                 <w:color w:val="000000"/>
-                <w:sz w:val="15"/>
+                <w:sz w:val="13"/>
               </w:rPr>
               <w:t>BPF_MAP_TYPE_HASH</w:t>
             </w:r>
@@ -800,13 +855,19 @@
         </w:tc>
         <w:tc>
           <w:tcPr>
-            <w:tcW w:type="dxa" w:w="2154"/>
+            <w:tcW w:type="dxa" w:w="1077"/>
             <w:vAlign w:val="center"/>
             <w:shd w:val="clear" w:color="auto" w:fill="FFFFFF"/>
+            <w:tcMar>
+              <w:top w:w="18" w:type="dxa"/>
+              <w:bottom w:w="18" w:type="dxa"/>
+              <w:left w:w="25" w:type="dxa"/>
+              <w:right w:w="25" w:type="dxa"/>
+            </w:tcMar>
           </w:tcPr>
           <w:p>
             <w:pPr>
-              <w:spacing w:before="40" w:after="40"/>
+              <w:spacing w:before="30" w:after="30" w:line="252" w:lineRule="auto"/>
               <w:jc w:val="center"/>
             </w:pPr>
             <w:r>
@@ -814,9 +875,9 @@
                 <w:rFonts w:ascii="Times New Roman" w:hAnsi="Times New Roman"/>
                 <w:b w:val="0"/>
                 <w:color w:val="000000"/>
-                <w:sz w:val="15"/>
+                <w:sz w:val="13"/>
               </w:rPr>
-              <w:t>XDP_PASS -&gt; nftables</w:t>
+              <w:t>XDP_PASS -&gt; nft</w:t>
             </w:r>
           </w:p>
         </w:tc>
@@ -824,13 +885,19 @@
       <w:tr>
         <w:tc>
           <w:tcPr>
-            <w:tcW w:type="dxa" w:w="907"/>
+            <w:tcW w:type="dxa" w:w="510"/>
             <w:vAlign w:val="center"/>
             <w:shd w:val="clear" w:color="auto" w:fill="FFFFFF"/>
+            <w:tcMar>
+              <w:top w:w="18" w:type="dxa"/>
+              <w:bottom w:w="18" w:type="dxa"/>
+              <w:left w:w="25" w:type="dxa"/>
+              <w:right w:w="25" w:type="dxa"/>
+            </w:tcMar>
           </w:tcPr>
           <w:p>
             <w:pPr>
-              <w:spacing w:before="40" w:after="40"/>
+              <w:spacing w:before="30" w:after="30" w:line="252" w:lineRule="auto"/>
               <w:jc w:val="center"/>
             </w:pPr>
             <w:r>
@@ -838,7 +905,7 @@
                 <w:rFonts w:ascii="Times New Roman" w:hAnsi="Times New Roman"/>
                 <w:b w:val="0"/>
                 <w:color w:val="000000"/>
-                <w:sz w:val="15"/>
+                <w:sz w:val="13"/>
               </w:rPr>
               <w:t>3</w:t>
             </w:r>
@@ -846,13 +913,19 @@
         </w:tc>
         <w:tc>
           <w:tcPr>
-            <w:tcW w:type="dxa" w:w="4082"/>
+            <w:tcW w:type="dxa" w:w="1814"/>
             <w:vAlign w:val="center"/>
             <w:shd w:val="clear" w:color="auto" w:fill="FFFFFF"/>
+            <w:tcMar>
+              <w:top w:w="18" w:type="dxa"/>
+              <w:bottom w:w="18" w:type="dxa"/>
+              <w:left w:w="25" w:type="dxa"/>
+              <w:right w:w="25" w:type="dxa"/>
+            </w:tcMar>
           </w:tcPr>
           <w:p>
             <w:pPr>
-              <w:spacing w:before="40" w:after="40"/>
+              <w:spacing w:before="30" w:after="30" w:line="252" w:lineRule="auto"/>
               <w:jc w:val="left"/>
             </w:pPr>
             <w:r>
@@ -860,7 +933,7 @@
                 <w:rFonts w:ascii="Times New Roman" w:hAnsi="Times New Roman"/>
                 <w:b w:val="0"/>
                 <w:color w:val="000000"/>
-                <w:sz w:val="15"/>
+                <w:sz w:val="13"/>
               </w:rPr>
               <w:t>TCP Flag Anomaly: Null/Xmas/SYN+FIN</w:t>
             </w:r>
@@ -868,13 +941,19 @@
         </w:tc>
         <w:tc>
           <w:tcPr>
-            <w:tcW w:type="dxa" w:w="2835"/>
+            <w:tcW w:type="dxa" w:w="1417"/>
             <w:vAlign w:val="center"/>
             <w:shd w:val="clear" w:color="auto" w:fill="FFFFFF"/>
+            <w:tcMar>
+              <w:top w:w="18" w:type="dxa"/>
+              <w:bottom w:w="18" w:type="dxa"/>
+              <w:left w:w="25" w:type="dxa"/>
+              <w:right w:w="25" w:type="dxa"/>
+            </w:tcMar>
           </w:tcPr>
           <w:p>
             <w:pPr>
-              <w:spacing w:before="40" w:after="40"/>
+              <w:spacing w:before="30" w:after="30" w:line="252" w:lineRule="auto"/>
               <w:jc w:val="left"/>
             </w:pPr>
             <w:r>
@@ -882,7 +961,7 @@
                 <w:rFonts w:ascii="Times New Roman" w:hAnsi="Times New Roman"/>
                 <w:b w:val="0"/>
                 <w:color w:val="000000"/>
-                <w:sz w:val="15"/>
+                <w:sz w:val="13"/>
               </w:rPr>
               <w:t>Inline classifier</w:t>
             </w:r>
@@ -890,13 +969,19 @@
         </w:tc>
         <w:tc>
           <w:tcPr>
-            <w:tcW w:type="dxa" w:w="2154"/>
+            <w:tcW w:type="dxa" w:w="1077"/>
             <w:vAlign w:val="center"/>
             <w:shd w:val="clear" w:color="auto" w:fill="FFFFFF"/>
+            <w:tcMar>
+              <w:top w:w="18" w:type="dxa"/>
+              <w:bottom w:w="18" w:type="dxa"/>
+              <w:left w:w="25" w:type="dxa"/>
+              <w:right w:w="25" w:type="dxa"/>
+            </w:tcMar>
           </w:tcPr>
           <w:p>
             <w:pPr>
-              <w:spacing w:before="40" w:after="40"/>
+              <w:spacing w:before="30" w:after="30" w:line="252" w:lineRule="auto"/>
               <w:jc w:val="center"/>
             </w:pPr>
             <w:r>
@@ -904,7 +989,7 @@
                 <w:rFonts w:ascii="Times New Roman" w:hAnsi="Times New Roman"/>
                 <w:b w:val="0"/>
                 <w:color w:val="000000"/>
-                <w:sz w:val="15"/>
+                <w:sz w:val="13"/>
               </w:rPr>
               <w:t>XDP_DROP</w:t>
             </w:r>
@@ -914,13 +999,19 @@
       <w:tr>
         <w:tc>
           <w:tcPr>
-            <w:tcW w:type="dxa" w:w="907"/>
+            <w:tcW w:type="dxa" w:w="510"/>
             <w:vAlign w:val="center"/>
             <w:shd w:val="clear" w:color="auto" w:fill="FFFFFF"/>
+            <w:tcMar>
+              <w:top w:w="18" w:type="dxa"/>
+              <w:bottom w:w="18" w:type="dxa"/>
+              <w:left w:w="25" w:type="dxa"/>
+              <w:right w:w="25" w:type="dxa"/>
+            </w:tcMar>
           </w:tcPr>
           <w:p>
             <w:pPr>
-              <w:spacing w:before="40" w:after="40"/>
+              <w:spacing w:before="30" w:after="30" w:line="252" w:lineRule="auto"/>
               <w:jc w:val="center"/>
             </w:pPr>
             <w:r>
@@ -928,7 +1019,7 @@
                 <w:rFonts w:ascii="Times New Roman" w:hAnsi="Times New Roman"/>
                 <w:b w:val="0"/>
                 <w:color w:val="000000"/>
-                <w:sz w:val="15"/>
+                <w:sz w:val="13"/>
               </w:rPr>
               <w:t>4</w:t>
             </w:r>
@@ -936,13 +1027,19 @@
         </w:tc>
         <w:tc>
           <w:tcPr>
-            <w:tcW w:type="dxa" w:w="4082"/>
+            <w:tcW w:type="dxa" w:w="1814"/>
             <w:vAlign w:val="center"/>
             <w:shd w:val="clear" w:color="auto" w:fill="FFFFFF"/>
+            <w:tcMar>
+              <w:top w:w="18" w:type="dxa"/>
+              <w:bottom w:w="18" w:type="dxa"/>
+              <w:left w:w="25" w:type="dxa"/>
+              <w:right w:w="25" w:type="dxa"/>
+            </w:tcMar>
           </w:tcPr>
           <w:p>
             <w:pPr>
-              <w:spacing w:before="40" w:after="40"/>
+              <w:spacing w:before="30" w:after="30" w:line="252" w:lineRule="auto"/>
               <w:jc w:val="left"/>
             </w:pPr>
             <w:r>
@@ -950,7 +1047,7 @@
                 <w:rFonts w:ascii="Times New Roman" w:hAnsi="Times New Roman"/>
                 <w:b w:val="0"/>
                 <w:color w:val="000000"/>
-                <w:sz w:val="15"/>
+                <w:sz w:val="13"/>
               </w:rPr>
               <w:t>Telemetry Export to Userspace Daemon</w:t>
             </w:r>
@@ -958,13 +1055,19 @@
         </w:tc>
         <w:tc>
           <w:tcPr>
-            <w:tcW w:type="dxa" w:w="2835"/>
+            <w:tcW w:type="dxa" w:w="1417"/>
             <w:vAlign w:val="center"/>
             <w:shd w:val="clear" w:color="auto" w:fill="FFFFFF"/>
+            <w:tcMar>
+              <w:top w:w="18" w:type="dxa"/>
+              <w:bottom w:w="18" w:type="dxa"/>
+              <w:left w:w="25" w:type="dxa"/>
+              <w:right w:w="25" w:type="dxa"/>
+            </w:tcMar>
           </w:tcPr>
           <w:p>
             <w:pPr>
-              <w:spacing w:before="40" w:after="40"/>
+              <w:spacing w:before="30" w:after="30" w:line="252" w:lineRule="auto"/>
               <w:jc w:val="left"/>
             </w:pPr>
             <w:r>
@@ -972,21 +1075,27 @@
                 <w:rFonts w:ascii="Times New Roman" w:hAnsi="Times New Roman"/>
                 <w:b w:val="0"/>
                 <w:color w:val="000000"/>
-                <w:sz w:val="15"/>
+                <w:sz w:val="13"/>
               </w:rPr>
-              <w:t>BPF_MAP_TYPE_RINGBUF</w:t>
+              <w:t>BPF_MAP_RINGBUF</w:t>
             </w:r>
           </w:p>
         </w:tc>
         <w:tc>
           <w:tcPr>
-            <w:tcW w:type="dxa" w:w="2154"/>
+            <w:tcW w:type="dxa" w:w="1077"/>
             <w:vAlign w:val="center"/>
             <w:shd w:val="clear" w:color="auto" w:fill="FFFFFF"/>
+            <w:tcMar>
+              <w:top w:w="18" w:type="dxa"/>
+              <w:bottom w:w="18" w:type="dxa"/>
+              <w:left w:w="25" w:type="dxa"/>
+              <w:right w:w="25" w:type="dxa"/>
+            </w:tcMar>
           </w:tcPr>
           <w:p>
             <w:pPr>
-              <w:spacing w:before="40" w:after="40"/>
+              <w:spacing w:before="30" w:after="30" w:line="252" w:lineRule="auto"/>
               <w:jc w:val="center"/>
             </w:pPr>
             <w:r>
@@ -994,7 +1103,7 @@
                 <w:rFonts w:ascii="Times New Roman" w:hAnsi="Times New Roman"/>
                 <w:b w:val="0"/>
                 <w:color w:val="000000"/>
-                <w:sz w:val="15"/>
+                <w:sz w:val="13"/>
               </w:rPr>
               <w:t>XDP_PASS (clean)</w:t>
             </w:r>
@@ -1002,19 +1111,6 @@
         </w:tc>
       </w:tr>
     </w:tbl>
-    <w:p>
-      <w:pPr>
-        <w:sectPr>
-          <w:type w:val="continuous"/>
-          <w:pgSz w:w="12240" w:h="15840"/>
-          <w:pgMar w:top="1020" w:right="794" w:bottom="1134" w:left="794" w:header="720" w:footer="720" w:gutter="0"/>
-          <w:cols w:space="720"/>
-          <w:docGrid w:linePitch="360"/>
-          <w:cols w:num="2" w:space="540"/>
-          <w:cols w:num="1"/>
-        </w:sectPr>
-      </w:pPr>
-    </w:p>
     <w:p>
       <w:pPr>
         <w:spacing w:after="60" w:line="276" w:lineRule="auto"/>
@@ -1271,20 +1367,6 @@
     </w:p>
     <w:p>
       <w:pPr>
-        <w:sectPr>
-          <w:type w:val="continuous"/>
-          <w:pgSz w:w="12240" w:h="15840"/>
-          <w:pgMar w:top="1020" w:right="794" w:bottom="1134" w:left="794" w:header="720" w:footer="720" w:gutter="0"/>
-          <w:cols w:space="720"/>
-          <w:docGrid w:linePitch="360"/>
-          <w:cols w:num="2" w:space="540"/>
-          <w:cols w:num="1"/>
-          <w:cols w:num="2" w:space="540"/>
-        </w:sectPr>
-      </w:pPr>
-    </w:p>
-    <w:p>
-      <w:pPr>
         <w:keepNext/>
         <w:spacing w:before="160" w:after="20"/>
         <w:jc w:val="center"/>
@@ -1318,6 +1400,7 @@
       <w:tblPr>
         <w:tblW w:type="auto" w:w="0"/>
         <w:jc w:val="center"/>
+        <w:tblLayout w:type="fixed"/>
         <w:tblLook w:firstColumn="1" w:firstRow="1" w:lastColumn="0" w:lastRow="0" w:noHBand="0" w:noVBand="1" w:val="04A0"/>
         <w:tblBorders>
           <w:top w:val="single" w:sz="12" w:space="0" w:color="000000"/>
@@ -1329,25 +1412,31 @@
         </w:tblBorders>
       </w:tblPr>
       <w:tblGrid>
-        <w:gridCol w:w="2130"/>
-        <w:gridCol w:w="2130"/>
-        <w:gridCol w:w="2130"/>
-        <w:gridCol w:w="2130"/>
-        <w:gridCol w:w="2130"/>
+        <w:gridCol w:w="2074"/>
+        <w:gridCol w:w="2074"/>
+        <w:gridCol w:w="2074"/>
+        <w:gridCol w:w="2074"/>
+        <w:gridCol w:w="2074"/>
       </w:tblGrid>
       <w:tr>
         <w:tc>
           <w:tcPr>
-            <w:tcW w:type="dxa" w:w="2154"/>
+            <w:tcW w:type="dxa" w:w="1020"/>
             <w:tcBorders>
               <w:bottom w:val="single" w:sz="8" w:space="0" w:color="000000"/>
             </w:tcBorders>
             <w:shd w:val="clear" w:color="auto" w:fill="FFFFFF"/>
+            <w:tcMar>
+              <w:top w:w="20" w:type="dxa"/>
+              <w:bottom w:w="20" w:type="dxa"/>
+              <w:left w:w="25" w:type="dxa"/>
+              <w:right w:w="25" w:type="dxa"/>
+            </w:tcMar>
             <w:vAlign w:val="center"/>
           </w:tcPr>
           <w:p>
             <w:pPr>
-              <w:spacing w:before="60" w:after="60"/>
+              <w:spacing w:before="40" w:after="40" w:line="252" w:lineRule="auto"/>
               <w:jc w:val="center"/>
             </w:pPr>
             <w:r>
@@ -1355,7 +1444,7 @@
                 <w:rFonts w:ascii="Times New Roman" w:hAnsi="Times New Roman"/>
                 <w:b/>
                 <w:color w:val="000000"/>
-                <w:sz w:val="15"/>
+                <w:sz w:val="13"/>
               </w:rPr>
               <w:t>System</w:t>
             </w:r>
@@ -1363,16 +1452,22 @@
         </w:tc>
         <w:tc>
           <w:tcPr>
-            <w:tcW w:type="dxa" w:w="1814"/>
+            <w:tcW w:type="dxa" w:w="794"/>
             <w:tcBorders>
               <w:bottom w:val="single" w:sz="8" w:space="0" w:color="000000"/>
             </w:tcBorders>
             <w:shd w:val="clear" w:color="auto" w:fill="FFFFFF"/>
+            <w:tcMar>
+              <w:top w:w="20" w:type="dxa"/>
+              <w:bottom w:w="20" w:type="dxa"/>
+              <w:left w:w="25" w:type="dxa"/>
+              <w:right w:w="25" w:type="dxa"/>
+            </w:tcMar>
             <w:vAlign w:val="center"/>
           </w:tcPr>
           <w:p>
             <w:pPr>
-              <w:spacing w:before="60" w:after="60"/>
+              <w:spacing w:before="40" w:after="40" w:line="252" w:lineRule="auto"/>
               <w:jc w:val="center"/>
             </w:pPr>
             <w:r>
@@ -1380,7 +1475,7 @@
                 <w:rFonts w:ascii="Times New Roman" w:hAnsi="Times New Roman"/>
                 <w:b/>
                 <w:color w:val="000000"/>
-                <w:sz w:val="15"/>
+                <w:sz w:val="13"/>
               </w:rPr>
               <w:t>Category</w:t>
             </w:r>
@@ -1388,16 +1483,22 @@
         </w:tc>
         <w:tc>
           <w:tcPr>
-            <w:tcW w:type="dxa" w:w="2381"/>
+            <w:tcW w:type="dxa" w:w="1304"/>
             <w:tcBorders>
               <w:bottom w:val="single" w:sz="8" w:space="0" w:color="000000"/>
             </w:tcBorders>
             <w:shd w:val="clear" w:color="auto" w:fill="FFFFFF"/>
+            <w:tcMar>
+              <w:top w:w="20" w:type="dxa"/>
+              <w:bottom w:w="20" w:type="dxa"/>
+              <w:left w:w="25" w:type="dxa"/>
+              <w:right w:w="25" w:type="dxa"/>
+            </w:tcMar>
             <w:vAlign w:val="center"/>
           </w:tcPr>
           <w:p>
             <w:pPr>
-              <w:spacing w:before="60" w:after="60"/>
+              <w:spacing w:before="40" w:after="40" w:line="252" w:lineRule="auto"/>
               <w:jc w:val="center"/>
             </w:pPr>
             <w:r>
@@ -1405,7 +1506,7 @@
                 <w:rFonts w:ascii="Times New Roman" w:hAnsi="Times New Roman"/>
                 <w:b/>
                 <w:color w:val="000000"/>
-                <w:sz w:val="15"/>
+                <w:sz w:val="13"/>
               </w:rPr>
               <w:t>Detection Engine</w:t>
             </w:r>
@@ -1413,16 +1514,22 @@
         </w:tc>
         <w:tc>
           <w:tcPr>
-            <w:tcW w:type="dxa" w:w="1474"/>
+            <w:tcW w:type="dxa" w:w="680"/>
             <w:tcBorders>
               <w:bottom w:val="single" w:sz="8" w:space="0" w:color="000000"/>
             </w:tcBorders>
             <w:shd w:val="clear" w:color="auto" w:fill="FFFFFF"/>
+            <w:tcMar>
+              <w:top w:w="20" w:type="dxa"/>
+              <w:bottom w:w="20" w:type="dxa"/>
+              <w:left w:w="25" w:type="dxa"/>
+              <w:right w:w="25" w:type="dxa"/>
+            </w:tcMar>
             <w:vAlign w:val="center"/>
           </w:tcPr>
           <w:p>
             <w:pPr>
-              <w:spacing w:before="60" w:after="60"/>
+              <w:spacing w:before="40" w:after="40" w:line="252" w:lineRule="auto"/>
               <w:jc w:val="center"/>
             </w:pPr>
             <w:r>
@@ -1430,7 +1537,7 @@
                 <w:rFonts w:ascii="Times New Roman" w:hAnsi="Times New Roman"/>
                 <w:b/>
                 <w:color w:val="000000"/>
-                <w:sz w:val="15"/>
+                <w:sz w:val="13"/>
               </w:rPr>
               <w:t>Sovereignty</w:t>
             </w:r>
@@ -1438,16 +1545,22 @@
         </w:tc>
         <w:tc>
           <w:tcPr>
-            <w:tcW w:type="dxa" w:w="2154"/>
+            <w:tcW w:type="dxa" w:w="1020"/>
             <w:tcBorders>
               <w:bottom w:val="single" w:sz="8" w:space="0" w:color="000000"/>
             </w:tcBorders>
             <w:shd w:val="clear" w:color="auto" w:fill="FFFFFF"/>
+            <w:tcMar>
+              <w:top w:w="20" w:type="dxa"/>
+              <w:bottom w:w="20" w:type="dxa"/>
+              <w:left w:w="25" w:type="dxa"/>
+              <w:right w:w="25" w:type="dxa"/>
+            </w:tcMar>
             <w:vAlign w:val="center"/>
           </w:tcPr>
           <w:p>
             <w:pPr>
-              <w:spacing w:before="60" w:after="60"/>
+              <w:spacing w:before="40" w:after="40" w:line="252" w:lineRule="auto"/>
               <w:jc w:val="center"/>
             </w:pPr>
             <w:r>
@@ -1455,7 +1568,7 @@
                 <w:rFonts w:ascii="Times New Roman" w:hAnsi="Times New Roman"/>
                 <w:b/>
                 <w:color w:val="000000"/>
-                <w:sz w:val="15"/>
+                <w:sz w:val="13"/>
               </w:rPr>
               <w:t>Deployment</w:t>
             </w:r>
@@ -1465,13 +1578,19 @@
       <w:tr>
         <w:tc>
           <w:tcPr>
-            <w:tcW w:type="dxa" w:w="2154"/>
+            <w:tcW w:type="dxa" w:w="1020"/>
             <w:vAlign w:val="center"/>
             <w:shd w:val="clear" w:color="auto" w:fill="FFFFFF"/>
+            <w:tcMar>
+              <w:top w:w="18" w:type="dxa"/>
+              <w:bottom w:w="18" w:type="dxa"/>
+              <w:left w:w="25" w:type="dxa"/>
+              <w:right w:w="25" w:type="dxa"/>
+            </w:tcMar>
           </w:tcPr>
           <w:p>
             <w:pPr>
-              <w:spacing w:before="40" w:after="40"/>
+              <w:spacing w:before="30" w:after="30" w:line="252" w:lineRule="auto"/>
               <w:jc w:val="left"/>
             </w:pPr>
             <w:r>
@@ -1479,7 +1598,7 @@
                 <w:rFonts w:ascii="Times New Roman" w:hAnsi="Times New Roman"/>
                 <w:b w:val="0"/>
                 <w:color w:val="000000"/>
-                <w:sz w:val="15"/>
+                <w:sz w:val="13"/>
               </w:rPr>
               <w:t>Snort 3.x [2]</w:t>
             </w:r>
@@ -1487,13 +1606,19 @@
         </w:tc>
         <w:tc>
           <w:tcPr>
-            <w:tcW w:type="dxa" w:w="1814"/>
+            <w:tcW w:type="dxa" w:w="794"/>
             <w:vAlign w:val="center"/>
             <w:shd w:val="clear" w:color="auto" w:fill="FFFFFF"/>
+            <w:tcMar>
+              <w:top w:w="18" w:type="dxa"/>
+              <w:bottom w:w="18" w:type="dxa"/>
+              <w:left w:w="25" w:type="dxa"/>
+              <w:right w:w="25" w:type="dxa"/>
+            </w:tcMar>
           </w:tcPr>
           <w:p>
             <w:pPr>
-              <w:spacing w:before="40" w:after="40"/>
+              <w:spacing w:before="30" w:after="30" w:line="252" w:lineRule="auto"/>
               <w:jc w:val="left"/>
             </w:pPr>
             <w:r>
@@ -1501,7 +1626,7 @@
                 <w:rFonts w:ascii="Times New Roman" w:hAnsi="Times New Roman"/>
                 <w:b w:val="0"/>
                 <w:color w:val="000000"/>
-                <w:sz w:val="15"/>
+                <w:sz w:val="13"/>
               </w:rPr>
               <w:t>OS IDS/IPS</w:t>
             </w:r>
@@ -1509,13 +1634,19 @@
         </w:tc>
         <w:tc>
           <w:tcPr>
-            <w:tcW w:type="dxa" w:w="2381"/>
+            <w:tcW w:type="dxa" w:w="1304"/>
             <w:vAlign w:val="center"/>
             <w:shd w:val="clear" w:color="auto" w:fill="FFFFFF"/>
+            <w:tcMar>
+              <w:top w:w="18" w:type="dxa"/>
+              <w:bottom w:w="18" w:type="dxa"/>
+              <w:left w:w="25" w:type="dxa"/>
+              <w:right w:w="25" w:type="dxa"/>
+            </w:tcMar>
           </w:tcPr>
           <w:p>
             <w:pPr>
-              <w:spacing w:before="40" w:after="40"/>
+              <w:spacing w:before="30" w:after="30" w:line="252" w:lineRule="auto"/>
               <w:jc w:val="left"/>
             </w:pPr>
             <w:r>
@@ -1523,7 +1654,7 @@
                 <w:rFonts w:ascii="Times New Roman" w:hAnsi="Times New Roman"/>
                 <w:b w:val="0"/>
                 <w:color w:val="000000"/>
-                <w:sz w:val="15"/>
+                <w:sz w:val="13"/>
               </w:rPr>
               <w:t>Rules + DAQ</w:t>
             </w:r>
@@ -1531,13 +1662,19 @@
         </w:tc>
         <w:tc>
           <w:tcPr>
-            <w:tcW w:type="dxa" w:w="1474"/>
+            <w:tcW w:type="dxa" w:w="680"/>
             <w:vAlign w:val="center"/>
             <w:shd w:val="clear" w:color="auto" w:fill="FFFFFF"/>
+            <w:tcMar>
+              <w:top w:w="18" w:type="dxa"/>
+              <w:bottom w:w="18" w:type="dxa"/>
+              <w:left w:w="25" w:type="dxa"/>
+              <w:right w:w="25" w:type="dxa"/>
+            </w:tcMar>
           </w:tcPr>
           <w:p>
             <w:pPr>
-              <w:spacing w:before="40" w:after="40"/>
+              <w:spacing w:before="30" w:after="30" w:line="252" w:lineRule="auto"/>
               <w:jc w:val="center"/>
             </w:pPr>
             <w:r>
@@ -1545,7 +1682,7 @@
                 <w:rFonts w:ascii="Times New Roman" w:hAnsi="Times New Roman"/>
                 <w:b w:val="0"/>
                 <w:color w:val="000000"/>
-                <w:sz w:val="15"/>
+                <w:sz w:val="13"/>
               </w:rPr>
               <w:t>Full</w:t>
             </w:r>
@@ -1553,13 +1690,19 @@
         </w:tc>
         <w:tc>
           <w:tcPr>
-            <w:tcW w:type="dxa" w:w="2154"/>
+            <w:tcW w:type="dxa" w:w="1020"/>
             <w:vAlign w:val="center"/>
             <w:shd w:val="clear" w:color="auto" w:fill="FFFFFF"/>
+            <w:tcMar>
+              <w:top w:w="18" w:type="dxa"/>
+              <w:bottom w:w="18" w:type="dxa"/>
+              <w:left w:w="25" w:type="dxa"/>
+              <w:right w:w="25" w:type="dxa"/>
+            </w:tcMar>
           </w:tcPr>
           <w:p>
             <w:pPr>
-              <w:spacing w:before="40" w:after="40"/>
+              <w:spacing w:before="30" w:after="30" w:line="252" w:lineRule="auto"/>
               <w:jc w:val="left"/>
             </w:pPr>
             <w:r>
@@ -1567,7 +1710,7 @@
                 <w:rFonts w:ascii="Times New Roman" w:hAnsi="Times New Roman"/>
                 <w:b w:val="0"/>
                 <w:color w:val="000000"/>
-                <w:sz w:val="15"/>
+                <w:sz w:val="13"/>
               </w:rPr>
               <w:t>SMB / enterprise</w:t>
             </w:r>
@@ -1577,13 +1720,19 @@
       <w:tr>
         <w:tc>
           <w:tcPr>
-            <w:tcW w:type="dxa" w:w="2154"/>
+            <w:tcW w:type="dxa" w:w="1020"/>
             <w:vAlign w:val="center"/>
             <w:shd w:val="clear" w:color="auto" w:fill="FFFFFF"/>
+            <w:tcMar>
+              <w:top w:w="18" w:type="dxa"/>
+              <w:bottom w:w="18" w:type="dxa"/>
+              <w:left w:w="25" w:type="dxa"/>
+              <w:right w:w="25" w:type="dxa"/>
+            </w:tcMar>
           </w:tcPr>
           <w:p>
             <w:pPr>
-              <w:spacing w:before="40" w:after="40"/>
+              <w:spacing w:before="30" w:after="30" w:line="252" w:lineRule="auto"/>
               <w:jc w:val="left"/>
             </w:pPr>
             <w:r>
@@ -1591,7 +1740,7 @@
                 <w:rFonts w:ascii="Times New Roman" w:hAnsi="Times New Roman"/>
                 <w:b w:val="0"/>
                 <w:color w:val="000000"/>
-                <w:sz w:val="15"/>
+                <w:sz w:val="13"/>
               </w:rPr>
               <w:t>Suricata 7.x [14]</w:t>
             </w:r>
@@ -1599,13 +1748,19 @@
         </w:tc>
         <w:tc>
           <w:tcPr>
-            <w:tcW w:type="dxa" w:w="1814"/>
+            <w:tcW w:type="dxa" w:w="794"/>
             <w:vAlign w:val="center"/>
             <w:shd w:val="clear" w:color="auto" w:fill="FFFFFF"/>
+            <w:tcMar>
+              <w:top w:w="18" w:type="dxa"/>
+              <w:bottom w:w="18" w:type="dxa"/>
+              <w:left w:w="25" w:type="dxa"/>
+              <w:right w:w="25" w:type="dxa"/>
+            </w:tcMar>
           </w:tcPr>
           <w:p>
             <w:pPr>
-              <w:spacing w:before="40" w:after="40"/>
+              <w:spacing w:before="30" w:after="30" w:line="252" w:lineRule="auto"/>
               <w:jc w:val="left"/>
             </w:pPr>
             <w:r>
@@ -1613,7 +1768,7 @@
                 <w:rFonts w:ascii="Times New Roman" w:hAnsi="Times New Roman"/>
                 <w:b w:val="0"/>
                 <w:color w:val="000000"/>
-                <w:sz w:val="15"/>
+                <w:sz w:val="13"/>
               </w:rPr>
               <w:t>OS IDS/IPS</w:t>
             </w:r>
@@ -1621,13 +1776,19 @@
         </w:tc>
         <w:tc>
           <w:tcPr>
-            <w:tcW w:type="dxa" w:w="2381"/>
+            <w:tcW w:type="dxa" w:w="1304"/>
             <w:vAlign w:val="center"/>
             <w:shd w:val="clear" w:color="auto" w:fill="FFFFFF"/>
+            <w:tcMar>
+              <w:top w:w="18" w:type="dxa"/>
+              <w:bottom w:w="18" w:type="dxa"/>
+              <w:left w:w="25" w:type="dxa"/>
+              <w:right w:w="25" w:type="dxa"/>
+            </w:tcMar>
           </w:tcPr>
           <w:p>
             <w:pPr>
-              <w:spacing w:before="40" w:after="40"/>
+              <w:spacing w:before="30" w:after="30" w:line="252" w:lineRule="auto"/>
               <w:jc w:val="left"/>
             </w:pPr>
             <w:r>
@@ -1635,7 +1796,7 @@
                 <w:rFonts w:ascii="Times New Roman" w:hAnsi="Times New Roman"/>
                 <w:b w:val="0"/>
                 <w:color w:val="000000"/>
-                <w:sz w:val="15"/>
+                <w:sz w:val="13"/>
               </w:rPr>
               <w:t>Rules + AF_PACKET</w:t>
             </w:r>
@@ -1643,13 +1804,19 @@
         </w:tc>
         <w:tc>
           <w:tcPr>
-            <w:tcW w:type="dxa" w:w="1474"/>
+            <w:tcW w:type="dxa" w:w="680"/>
             <w:vAlign w:val="center"/>
             <w:shd w:val="clear" w:color="auto" w:fill="FFFFFF"/>
+            <w:tcMar>
+              <w:top w:w="18" w:type="dxa"/>
+              <w:bottom w:w="18" w:type="dxa"/>
+              <w:left w:w="25" w:type="dxa"/>
+              <w:right w:w="25" w:type="dxa"/>
+            </w:tcMar>
           </w:tcPr>
           <w:p>
             <w:pPr>
-              <w:spacing w:before="40" w:after="40"/>
+              <w:spacing w:before="30" w:after="30" w:line="252" w:lineRule="auto"/>
               <w:jc w:val="center"/>
             </w:pPr>
             <w:r>
@@ -1657,7 +1824,7 @@
                 <w:rFonts w:ascii="Times New Roman" w:hAnsi="Times New Roman"/>
                 <w:b w:val="0"/>
                 <w:color w:val="000000"/>
-                <w:sz w:val="15"/>
+                <w:sz w:val="13"/>
               </w:rPr>
               <w:t>Full</w:t>
             </w:r>
@@ -1665,13 +1832,19 @@
         </w:tc>
         <w:tc>
           <w:tcPr>
-            <w:tcW w:type="dxa" w:w="2154"/>
+            <w:tcW w:type="dxa" w:w="1020"/>
             <w:vAlign w:val="center"/>
             <w:shd w:val="clear" w:color="auto" w:fill="FFFFFF"/>
+            <w:tcMar>
+              <w:top w:w="18" w:type="dxa"/>
+              <w:bottom w:w="18" w:type="dxa"/>
+              <w:left w:w="25" w:type="dxa"/>
+              <w:right w:w="25" w:type="dxa"/>
+            </w:tcMar>
           </w:tcPr>
           <w:p>
             <w:pPr>
-              <w:spacing w:before="40" w:after="40"/>
+              <w:spacing w:before="30" w:after="30" w:line="252" w:lineRule="auto"/>
               <w:jc w:val="left"/>
             </w:pPr>
             <w:r>
@@ -1679,7 +1852,7 @@
                 <w:rFonts w:ascii="Times New Roman" w:hAnsi="Times New Roman"/>
                 <w:b w:val="0"/>
                 <w:color w:val="000000"/>
-                <w:sz w:val="15"/>
+                <w:sz w:val="13"/>
               </w:rPr>
               <w:t>ISP / enterprise</w:t>
             </w:r>
@@ -1689,13 +1862,19 @@
       <w:tr>
         <w:tc>
           <w:tcPr>
-            <w:tcW w:type="dxa" w:w="2154"/>
+            <w:tcW w:type="dxa" w:w="1020"/>
             <w:vAlign w:val="center"/>
             <w:shd w:val="clear" w:color="auto" w:fill="FFFFFF"/>
+            <w:tcMar>
+              <w:top w:w="18" w:type="dxa"/>
+              <w:bottom w:w="18" w:type="dxa"/>
+              <w:left w:w="25" w:type="dxa"/>
+              <w:right w:w="25" w:type="dxa"/>
+            </w:tcMar>
           </w:tcPr>
           <w:p>
             <w:pPr>
-              <w:spacing w:before="40" w:after="40"/>
+              <w:spacing w:before="30" w:after="30" w:line="252" w:lineRule="auto"/>
               <w:jc w:val="left"/>
             </w:pPr>
             <w:r>
@@ -1703,21 +1882,27 @@
                 <w:rFonts w:ascii="Times New Roman" w:hAnsi="Times New Roman"/>
                 <w:b w:val="0"/>
                 <w:color w:val="000000"/>
-                <w:sz w:val="15"/>
+                <w:sz w:val="13"/>
               </w:rPr>
-              <w:t>Palo Alto PAN-OS 11 [15]</w:t>
+              <w:t>Palo Alto [15]</w:t>
             </w:r>
           </w:p>
         </w:tc>
         <w:tc>
           <w:tcPr>
-            <w:tcW w:type="dxa" w:w="1814"/>
+            <w:tcW w:type="dxa" w:w="794"/>
             <w:vAlign w:val="center"/>
             <w:shd w:val="clear" w:color="auto" w:fill="FFFFFF"/>
+            <w:tcMar>
+              <w:top w:w="18" w:type="dxa"/>
+              <w:bottom w:w="18" w:type="dxa"/>
+              <w:left w:w="25" w:type="dxa"/>
+              <w:right w:w="25" w:type="dxa"/>
+            </w:tcMar>
           </w:tcPr>
           <w:p>
             <w:pPr>
-              <w:spacing w:before="40" w:after="40"/>
+              <w:spacing w:before="30" w:after="30" w:line="252" w:lineRule="auto"/>
               <w:jc w:val="left"/>
             </w:pPr>
             <w:r>
@@ -1725,21 +1910,27 @@
                 <w:rFonts w:ascii="Times New Roman" w:hAnsi="Times New Roman"/>
                 <w:b w:val="0"/>
                 <w:color w:val="000000"/>
-                <w:sz w:val="15"/>
+                <w:sz w:val="13"/>
               </w:rPr>
-              <w:t>NGFW appliance</w:t>
+              <w:t>NGFW</w:t>
             </w:r>
           </w:p>
         </w:tc>
         <w:tc>
           <w:tcPr>
-            <w:tcW w:type="dxa" w:w="2381"/>
+            <w:tcW w:type="dxa" w:w="1304"/>
             <w:vAlign w:val="center"/>
             <w:shd w:val="clear" w:color="auto" w:fill="FFFFFF"/>
+            <w:tcMar>
+              <w:top w:w="18" w:type="dxa"/>
+              <w:bottom w:w="18" w:type="dxa"/>
+              <w:left w:w="25" w:type="dxa"/>
+              <w:right w:w="25" w:type="dxa"/>
+            </w:tcMar>
           </w:tcPr>
           <w:p>
             <w:pPr>
-              <w:spacing w:before="40" w:after="40"/>
+              <w:spacing w:before="30" w:after="30" w:line="252" w:lineRule="auto"/>
               <w:jc w:val="left"/>
             </w:pPr>
             <w:r>
@@ -1747,7 +1938,7 @@
                 <w:rFonts w:ascii="Times New Roman" w:hAnsi="Times New Roman"/>
                 <w:b w:val="0"/>
                 <w:color w:val="000000"/>
-                <w:sz w:val="15"/>
+                <w:sz w:val="13"/>
               </w:rPr>
               <w:t>Wildfire ML + App-ID</w:t>
             </w:r>
@@ -1755,13 +1946,19 @@
         </w:tc>
         <w:tc>
           <w:tcPr>
-            <w:tcW w:type="dxa" w:w="1474"/>
+            <w:tcW w:type="dxa" w:w="680"/>
             <w:vAlign w:val="center"/>
             <w:shd w:val="clear" w:color="auto" w:fill="FFFFFF"/>
+            <w:tcMar>
+              <w:top w:w="18" w:type="dxa"/>
+              <w:bottom w:w="18" w:type="dxa"/>
+              <w:left w:w="25" w:type="dxa"/>
+              <w:right w:w="25" w:type="dxa"/>
+            </w:tcMar>
           </w:tcPr>
           <w:p>
             <w:pPr>
-              <w:spacing w:before="40" w:after="40"/>
+              <w:spacing w:before="30" w:after="30" w:line="252" w:lineRule="auto"/>
               <w:jc w:val="center"/>
             </w:pPr>
             <w:r>
@@ -1769,7 +1966,7 @@
                 <w:rFonts w:ascii="Times New Roman" w:hAnsi="Times New Roman"/>
                 <w:b w:val="0"/>
                 <w:color w:val="000000"/>
-                <w:sz w:val="15"/>
+                <w:sz w:val="13"/>
               </w:rPr>
               <w:t>Partial</w:t>
             </w:r>
@@ -1777,13 +1974,19 @@
         </w:tc>
         <w:tc>
           <w:tcPr>
-            <w:tcW w:type="dxa" w:w="2154"/>
+            <w:tcW w:type="dxa" w:w="1020"/>
             <w:vAlign w:val="center"/>
             <w:shd w:val="clear" w:color="auto" w:fill="FFFFFF"/>
+            <w:tcMar>
+              <w:top w:w="18" w:type="dxa"/>
+              <w:bottom w:w="18" w:type="dxa"/>
+              <w:left w:w="25" w:type="dxa"/>
+              <w:right w:w="25" w:type="dxa"/>
+            </w:tcMar>
           </w:tcPr>
           <w:p>
             <w:pPr>
-              <w:spacing w:before="40" w:after="40"/>
+              <w:spacing w:before="30" w:after="30" w:line="252" w:lineRule="auto"/>
               <w:jc w:val="left"/>
             </w:pPr>
             <w:r>
@@ -1791,7 +1994,7 @@
                 <w:rFonts w:ascii="Times New Roman" w:hAnsi="Times New Roman"/>
                 <w:b w:val="0"/>
                 <w:color w:val="000000"/>
-                <w:sz w:val="15"/>
+                <w:sz w:val="13"/>
               </w:rPr>
               <w:t>Large enterprise</w:t>
             </w:r>
@@ -1801,13 +2004,19 @@
       <w:tr>
         <w:tc>
           <w:tcPr>
-            <w:tcW w:type="dxa" w:w="2154"/>
+            <w:tcW w:type="dxa" w:w="1020"/>
             <w:vAlign w:val="center"/>
             <w:shd w:val="clear" w:color="auto" w:fill="FFFFFF"/>
+            <w:tcMar>
+              <w:top w:w="18" w:type="dxa"/>
+              <w:bottom w:w="18" w:type="dxa"/>
+              <w:left w:w="25" w:type="dxa"/>
+              <w:right w:w="25" w:type="dxa"/>
+            </w:tcMar>
           </w:tcPr>
           <w:p>
             <w:pPr>
-              <w:spacing w:before="40" w:after="40"/>
+              <w:spacing w:before="30" w:after="30" w:line="252" w:lineRule="auto"/>
               <w:jc w:val="left"/>
             </w:pPr>
             <w:r>
@@ -1815,21 +2024,27 @@
                 <w:rFonts w:ascii="Times New Roman" w:hAnsi="Times New Roman"/>
                 <w:b w:val="0"/>
                 <w:color w:val="000000"/>
-                <w:sz w:val="15"/>
+                <w:sz w:val="13"/>
               </w:rPr>
-              <w:t>Cloudflare Magic Transit [16]</w:t>
+              <w:t>Cloudflare [16]</w:t>
             </w:r>
           </w:p>
         </w:tc>
         <w:tc>
           <w:tcPr>
-            <w:tcW w:type="dxa" w:w="1814"/>
+            <w:tcW w:type="dxa" w:w="794"/>
             <w:vAlign w:val="center"/>
             <w:shd w:val="clear" w:color="auto" w:fill="FFFFFF"/>
+            <w:tcMar>
+              <w:top w:w="18" w:type="dxa"/>
+              <w:bottom w:w="18" w:type="dxa"/>
+              <w:left w:w="25" w:type="dxa"/>
+              <w:right w:w="25" w:type="dxa"/>
+            </w:tcMar>
           </w:tcPr>
           <w:p>
             <w:pPr>
-              <w:spacing w:before="40" w:after="40"/>
+              <w:spacing w:before="30" w:after="30" w:line="252" w:lineRule="auto"/>
               <w:jc w:val="left"/>
             </w:pPr>
             <w:r>
@@ -1837,7 +2052,7 @@
                 <w:rFonts w:ascii="Times New Roman" w:hAnsi="Times New Roman"/>
                 <w:b w:val="0"/>
                 <w:color w:val="000000"/>
-                <w:sz w:val="15"/>
+                <w:sz w:val="13"/>
               </w:rPr>
               <w:t>Cloud DDoS</w:t>
             </w:r>
@@ -1845,13 +2060,19 @@
         </w:tc>
         <w:tc>
           <w:tcPr>
-            <w:tcW w:type="dxa" w:w="2381"/>
+            <w:tcW w:type="dxa" w:w="1304"/>
             <w:vAlign w:val="center"/>
             <w:shd w:val="clear" w:color="auto" w:fill="FFFFFF"/>
+            <w:tcMar>
+              <w:top w:w="18" w:type="dxa"/>
+              <w:bottom w:w="18" w:type="dxa"/>
+              <w:left w:w="25" w:type="dxa"/>
+              <w:right w:w="25" w:type="dxa"/>
+            </w:tcMar>
           </w:tcPr>
           <w:p>
             <w:pPr>
-              <w:spacing w:before="40" w:after="40"/>
+              <w:spacing w:before="30" w:after="30" w:line="252" w:lineRule="auto"/>
               <w:jc w:val="left"/>
             </w:pPr>
             <w:r>
@@ -1859,7 +2080,7 @@
                 <w:rFonts w:ascii="Times New Roman" w:hAnsi="Times New Roman"/>
                 <w:b w:val="0"/>
                 <w:color w:val="000000"/>
-                <w:sz w:val="15"/>
+                <w:sz w:val="13"/>
               </w:rPr>
               <w:t>BGP anycast + ML</w:t>
             </w:r>
@@ -1867,13 +2088,19 @@
         </w:tc>
         <w:tc>
           <w:tcPr>
-            <w:tcW w:type="dxa" w:w="1474"/>
+            <w:tcW w:type="dxa" w:w="680"/>
             <w:vAlign w:val="center"/>
             <w:shd w:val="clear" w:color="auto" w:fill="FFFFFF"/>
+            <w:tcMar>
+              <w:top w:w="18" w:type="dxa"/>
+              <w:bottom w:w="18" w:type="dxa"/>
+              <w:left w:w="25" w:type="dxa"/>
+              <w:right w:w="25" w:type="dxa"/>
+            </w:tcMar>
           </w:tcPr>
           <w:p>
             <w:pPr>
-              <w:spacing w:before="40" w:after="40"/>
+              <w:spacing w:before="30" w:after="30" w:line="252" w:lineRule="auto"/>
               <w:jc w:val="center"/>
             </w:pPr>
             <w:r>
@@ -1881,7 +2108,7 @@
                 <w:rFonts w:ascii="Times New Roman" w:hAnsi="Times New Roman"/>
                 <w:b w:val="0"/>
                 <w:color w:val="000000"/>
-                <w:sz w:val="15"/>
+                <w:sz w:val="13"/>
               </w:rPr>
               <w:t>None</w:t>
             </w:r>
@@ -1889,13 +2116,19 @@
         </w:tc>
         <w:tc>
           <w:tcPr>
-            <w:tcW w:type="dxa" w:w="2154"/>
+            <w:tcW w:type="dxa" w:w="1020"/>
             <w:vAlign w:val="center"/>
             <w:shd w:val="clear" w:color="auto" w:fill="FFFFFF"/>
+            <w:tcMar>
+              <w:top w:w="18" w:type="dxa"/>
+              <w:bottom w:w="18" w:type="dxa"/>
+              <w:left w:w="25" w:type="dxa"/>
+              <w:right w:w="25" w:type="dxa"/>
+            </w:tcMar>
           </w:tcPr>
           <w:p>
             <w:pPr>
-              <w:spacing w:before="40" w:after="40"/>
+              <w:spacing w:before="30" w:after="30" w:line="252" w:lineRule="auto"/>
               <w:jc w:val="left"/>
             </w:pPr>
             <w:r>
@@ -1903,9 +2136,9 @@
                 <w:rFonts w:ascii="Times New Roman" w:hAnsi="Times New Roman"/>
                 <w:b w:val="0"/>
                 <w:color w:val="000000"/>
-                <w:sz w:val="15"/>
+                <w:sz w:val="13"/>
               </w:rPr>
-              <w:t>Internet-facing SaaS</w:t>
+              <w:t>Internet SaaS</w:t>
             </w:r>
           </w:p>
         </w:tc>
@@ -1913,13 +2146,19 @@
       <w:tr>
         <w:tc>
           <w:tcPr>
-            <w:tcW w:type="dxa" w:w="2154"/>
+            <w:tcW w:type="dxa" w:w="1020"/>
             <w:vAlign w:val="center"/>
             <w:shd w:val="clear" w:color="auto" w:fill="FFFFFF"/>
+            <w:tcMar>
+              <w:top w:w="18" w:type="dxa"/>
+              <w:bottom w:w="18" w:type="dxa"/>
+              <w:left w:w="25" w:type="dxa"/>
+              <w:right w:w="25" w:type="dxa"/>
+            </w:tcMar>
           </w:tcPr>
           <w:p>
             <w:pPr>
-              <w:spacing w:before="40" w:after="40"/>
+              <w:spacing w:before="30" w:after="30" w:line="252" w:lineRule="auto"/>
               <w:jc w:val="left"/>
             </w:pPr>
             <w:r>
@@ -1927,21 +2166,27 @@
                 <w:rFonts w:ascii="Times New Roman" w:hAnsi="Times New Roman"/>
                 <w:b w:val="0"/>
                 <w:color w:val="000000"/>
-                <w:sz w:val="15"/>
+                <w:sz w:val="13"/>
               </w:rPr>
-              <w:t>Cisco Firepower 4100 [17]</w:t>
+              <w:t>Cisco FP [17]</w:t>
             </w:r>
           </w:p>
         </w:tc>
         <w:tc>
           <w:tcPr>
-            <w:tcW w:type="dxa" w:w="1814"/>
+            <w:tcW w:type="dxa" w:w="794"/>
             <w:vAlign w:val="center"/>
             <w:shd w:val="clear" w:color="auto" w:fill="FFFFFF"/>
+            <w:tcMar>
+              <w:top w:w="18" w:type="dxa"/>
+              <w:bottom w:w="18" w:type="dxa"/>
+              <w:left w:w="25" w:type="dxa"/>
+              <w:right w:w="25" w:type="dxa"/>
+            </w:tcMar>
           </w:tcPr>
           <w:p>
             <w:pPr>
-              <w:spacing w:before="40" w:after="40"/>
+              <w:spacing w:before="30" w:after="30" w:line="252" w:lineRule="auto"/>
               <w:jc w:val="left"/>
             </w:pPr>
             <w:r>
@@ -1949,21 +2194,27 @@
                 <w:rFonts w:ascii="Times New Roman" w:hAnsi="Times New Roman"/>
                 <w:b w:val="0"/>
                 <w:color w:val="000000"/>
-                <w:sz w:val="15"/>
+                <w:sz w:val="13"/>
               </w:rPr>
-              <w:t>NGIPS appliance</w:t>
+              <w:t>NGIPS</w:t>
             </w:r>
           </w:p>
         </w:tc>
         <w:tc>
           <w:tcPr>
-            <w:tcW w:type="dxa" w:w="2381"/>
+            <w:tcW w:type="dxa" w:w="1304"/>
             <w:vAlign w:val="center"/>
             <w:shd w:val="clear" w:color="auto" w:fill="FFFFFF"/>
+            <w:tcMar>
+              <w:top w:w="18" w:type="dxa"/>
+              <w:bottom w:w="18" w:type="dxa"/>
+              <w:left w:w="25" w:type="dxa"/>
+              <w:right w:w="25" w:type="dxa"/>
+            </w:tcMar>
           </w:tcPr>
           <w:p>
             <w:pPr>
-              <w:spacing w:before="40" w:after="40"/>
+              <w:spacing w:before="30" w:after="30" w:line="252" w:lineRule="auto"/>
               <w:jc w:val="left"/>
             </w:pPr>
             <w:r>
@@ -1971,7 +2222,7 @@
                 <w:rFonts w:ascii="Times New Roman" w:hAnsi="Times New Roman"/>
                 <w:b w:val="0"/>
                 <w:color w:val="000000"/>
-                <w:sz w:val="15"/>
+                <w:sz w:val="13"/>
               </w:rPr>
               <w:t>Talos + Snort</w:t>
             </w:r>
@@ -1979,13 +2230,19 @@
         </w:tc>
         <w:tc>
           <w:tcPr>
-            <w:tcW w:type="dxa" w:w="1474"/>
+            <w:tcW w:type="dxa" w:w="680"/>
             <w:vAlign w:val="center"/>
             <w:shd w:val="clear" w:color="auto" w:fill="FFFFFF"/>
+            <w:tcMar>
+              <w:top w:w="18" w:type="dxa"/>
+              <w:bottom w:w="18" w:type="dxa"/>
+              <w:left w:w="25" w:type="dxa"/>
+              <w:right w:w="25" w:type="dxa"/>
+            </w:tcMar>
           </w:tcPr>
           <w:p>
             <w:pPr>
-              <w:spacing w:before="40" w:after="40"/>
+              <w:spacing w:before="30" w:after="30" w:line="252" w:lineRule="auto"/>
               <w:jc w:val="center"/>
             </w:pPr>
             <w:r>
@@ -1993,7 +2250,7 @@
                 <w:rFonts w:ascii="Times New Roman" w:hAnsi="Times New Roman"/>
                 <w:b w:val="0"/>
                 <w:color w:val="000000"/>
-                <w:sz w:val="15"/>
+                <w:sz w:val="13"/>
               </w:rPr>
               <w:t>Partial</w:t>
             </w:r>
@@ -2001,13 +2258,19 @@
         </w:tc>
         <w:tc>
           <w:tcPr>
-            <w:tcW w:type="dxa" w:w="2154"/>
+            <w:tcW w:type="dxa" w:w="1020"/>
             <w:vAlign w:val="center"/>
             <w:shd w:val="clear" w:color="auto" w:fill="FFFFFF"/>
+            <w:tcMar>
+              <w:top w:w="18" w:type="dxa"/>
+              <w:bottom w:w="18" w:type="dxa"/>
+              <w:left w:w="25" w:type="dxa"/>
+              <w:right w:w="25" w:type="dxa"/>
+            </w:tcMar>
           </w:tcPr>
           <w:p>
             <w:pPr>
-              <w:spacing w:before="40" w:after="40"/>
+              <w:spacing w:before="30" w:after="30" w:line="252" w:lineRule="auto"/>
               <w:jc w:val="left"/>
             </w:pPr>
             <w:r>
@@ -2015,7 +2278,7 @@
                 <w:rFonts w:ascii="Times New Roman" w:hAnsi="Times New Roman"/>
                 <w:b w:val="0"/>
                 <w:color w:val="000000"/>
-                <w:sz w:val="15"/>
+                <w:sz w:val="13"/>
               </w:rPr>
               <w:t>Large enterprise</w:t>
             </w:r>
@@ -2025,13 +2288,19 @@
       <w:tr>
         <w:tc>
           <w:tcPr>
-            <w:tcW w:type="dxa" w:w="2154"/>
+            <w:tcW w:type="dxa" w:w="1020"/>
             <w:vAlign w:val="center"/>
             <w:shd w:val="clear" w:color="auto" w:fill="FFFFFF"/>
+            <w:tcMar>
+              <w:top w:w="18" w:type="dxa"/>
+              <w:bottom w:w="18" w:type="dxa"/>
+              <w:left w:w="25" w:type="dxa"/>
+              <w:right w:w="25" w:type="dxa"/>
+            </w:tcMar>
           </w:tcPr>
           <w:p>
             <w:pPr>
-              <w:spacing w:before="40" w:after="40"/>
+              <w:spacing w:before="30" w:after="30" w:line="252" w:lineRule="auto"/>
               <w:jc w:val="left"/>
             </w:pPr>
             <w:r>
@@ -2039,21 +2308,27 @@
                 <w:rFonts w:ascii="Times New Roman" w:hAnsi="Times New Roman"/>
                 <w:b/>
                 <w:color w:val="000000"/>
-                <w:sz w:val="15"/>
+                <w:sz w:val="13"/>
               </w:rPr>
-              <w:t>Autonomous Agent (ours)</w:t>
+              <w:t>Autonomous (ours)</w:t>
             </w:r>
           </w:p>
         </w:tc>
         <w:tc>
           <w:tcPr>
-            <w:tcW w:type="dxa" w:w="1814"/>
+            <w:tcW w:type="dxa" w:w="794"/>
             <w:vAlign w:val="center"/>
             <w:shd w:val="clear" w:color="auto" w:fill="FFFFFF"/>
+            <w:tcMar>
+              <w:top w:w="18" w:type="dxa"/>
+              <w:bottom w:w="18" w:type="dxa"/>
+              <w:left w:w="25" w:type="dxa"/>
+              <w:right w:w="25" w:type="dxa"/>
+            </w:tcMar>
           </w:tcPr>
           <w:p>
             <w:pPr>
-              <w:spacing w:before="40" w:after="40"/>
+              <w:spacing w:before="30" w:after="30" w:line="252" w:lineRule="auto"/>
               <w:jc w:val="left"/>
             </w:pPr>
             <w:r>
@@ -2061,7 +2336,7 @@
                 <w:rFonts w:ascii="Times New Roman" w:hAnsi="Times New Roman"/>
                 <w:b w:val="0"/>
                 <w:color w:val="000000"/>
-                <w:sz w:val="15"/>
+                <w:sz w:val="13"/>
               </w:rPr>
               <w:t>Hybrid inline</w:t>
             </w:r>
@@ -2069,13 +2344,19 @@
         </w:tc>
         <w:tc>
           <w:tcPr>
-            <w:tcW w:type="dxa" w:w="2381"/>
+            <w:tcW w:type="dxa" w:w="1304"/>
             <w:vAlign w:val="center"/>
             <w:shd w:val="clear" w:color="auto" w:fill="FFFFFF"/>
+            <w:tcMar>
+              <w:top w:w="18" w:type="dxa"/>
+              <w:bottom w:w="18" w:type="dxa"/>
+              <w:left w:w="25" w:type="dxa"/>
+              <w:right w:w="25" w:type="dxa"/>
+            </w:tcMar>
           </w:tcPr>
           <w:p>
             <w:pPr>
-              <w:spacing w:before="40" w:after="40"/>
+              <w:spacing w:before="30" w:after="30" w:line="252" w:lineRule="auto"/>
               <w:jc w:val="left"/>
             </w:pPr>
             <w:r>
@@ -2083,7 +2364,7 @@
                 <w:rFonts w:ascii="Times New Roman" w:hAnsi="Times New Roman"/>
                 <w:b w:val="0"/>
                 <w:color w:val="000000"/>
-                <w:sz w:val="15"/>
+                <w:sz w:val="13"/>
               </w:rPr>
               <w:t>eBPF/XDP + local LLM</w:t>
             </w:r>
@@ -2091,13 +2372,19 @@
         </w:tc>
         <w:tc>
           <w:tcPr>
-            <w:tcW w:type="dxa" w:w="1474"/>
+            <w:tcW w:type="dxa" w:w="680"/>
             <w:vAlign w:val="center"/>
             <w:shd w:val="clear" w:color="auto" w:fill="FFFFFF"/>
+            <w:tcMar>
+              <w:top w:w="18" w:type="dxa"/>
+              <w:bottom w:w="18" w:type="dxa"/>
+              <w:left w:w="25" w:type="dxa"/>
+              <w:right w:w="25" w:type="dxa"/>
+            </w:tcMar>
           </w:tcPr>
           <w:p>
             <w:pPr>
-              <w:spacing w:before="40" w:after="40"/>
+              <w:spacing w:before="30" w:after="30" w:line="252" w:lineRule="auto"/>
               <w:jc w:val="center"/>
             </w:pPr>
             <w:r>
@@ -2105,7 +2392,7 @@
                 <w:rFonts w:ascii="Times New Roman" w:hAnsi="Times New Roman"/>
                 <w:b w:val="0"/>
                 <w:color w:val="000000"/>
-                <w:sz w:val="15"/>
+                <w:sz w:val="13"/>
               </w:rPr>
               <w:t>100%</w:t>
             </w:r>
@@ -2113,13 +2400,19 @@
         </w:tc>
         <w:tc>
           <w:tcPr>
-            <w:tcW w:type="dxa" w:w="2154"/>
+            <w:tcW w:type="dxa" w:w="1020"/>
             <w:vAlign w:val="center"/>
             <w:shd w:val="clear" w:color="auto" w:fill="FFFFFF"/>
+            <w:tcMar>
+              <w:top w:w="18" w:type="dxa"/>
+              <w:bottom w:w="18" w:type="dxa"/>
+              <w:left w:w="25" w:type="dxa"/>
+              <w:right w:w="25" w:type="dxa"/>
+            </w:tcMar>
           </w:tcPr>
           <w:p>
             <w:pPr>
-              <w:spacing w:before="40" w:after="40"/>
+              <w:spacing w:before="30" w:after="30" w:line="252" w:lineRule="auto"/>
               <w:jc w:val="left"/>
             </w:pPr>
             <w:r>
@@ -2127,7 +2420,7 @@
                 <w:rFonts w:ascii="Times New Roman" w:hAnsi="Times New Roman"/>
                 <w:b w:val="0"/>
                 <w:color w:val="000000"/>
-                <w:sz w:val="15"/>
+                <w:sz w:val="13"/>
               </w:rPr>
               <w:t>Any / air-gap</w:t>
             </w:r>
@@ -2135,21 +2428,6 @@
         </w:tc>
       </w:tr>
     </w:tbl>
-    <w:p>
-      <w:pPr>
-        <w:sectPr>
-          <w:type w:val="continuous"/>
-          <w:pgSz w:w="12240" w:h="15840"/>
-          <w:pgMar w:top="1020" w:right="794" w:bottom="1134" w:left="794" w:header="720" w:footer="720" w:gutter="0"/>
-          <w:cols w:space="720"/>
-          <w:docGrid w:linePitch="360"/>
-          <w:cols w:num="2" w:space="540"/>
-          <w:cols w:num="1"/>
-          <w:cols w:num="2" w:space="540"/>
-          <w:cols w:num="1"/>
-        </w:sectPr>
-      </w:pPr>
-    </w:p>
     <w:p>
       <w:pPr>
         <w:keepNext/>
@@ -2201,22 +2479,6 @@
     </w:p>
     <w:p>
       <w:pPr>
-        <w:sectPr>
-          <w:type w:val="continuous"/>
-          <w:pgSz w:w="12240" w:h="15840"/>
-          <w:pgMar w:top="1020" w:right="794" w:bottom="1134" w:left="794" w:header="720" w:footer="720" w:gutter="0"/>
-          <w:cols w:space="720"/>
-          <w:docGrid w:linePitch="360"/>
-          <w:cols w:num="2" w:space="540"/>
-          <w:cols w:num="1"/>
-          <w:cols w:num="2" w:space="540"/>
-          <w:cols w:num="1"/>
-          <w:cols w:num="2" w:space="540"/>
-        </w:sectPr>
-      </w:pPr>
-    </w:p>
-    <w:p>
-      <w:pPr>
         <w:keepNext/>
         <w:spacing w:before="160" w:after="20"/>
         <w:jc w:val="center"/>
@@ -2250,6 +2512,7 @@
       <w:tblPr>
         <w:tblW w:type="auto" w:w="0"/>
         <w:jc w:val="center"/>
+        <w:tblLayout w:type="fixed"/>
         <w:tblLook w:firstColumn="1" w:firstRow="1" w:lastColumn="0" w:lastRow="0" w:noHBand="0" w:noVBand="1" w:val="04A0"/>
         <w:tblBorders>
           <w:top w:val="single" w:sz="12" w:space="0" w:color="000000"/>
@@ -2261,27 +2524,33 @@
         </w:tblBorders>
       </w:tblPr>
       <w:tblGrid>
-        <w:gridCol w:w="1522"/>
-        <w:gridCol w:w="1522"/>
-        <w:gridCol w:w="1522"/>
-        <w:gridCol w:w="1522"/>
-        <w:gridCol w:w="1522"/>
-        <w:gridCol w:w="1522"/>
-        <w:gridCol w:w="1522"/>
+        <w:gridCol w:w="1481"/>
+        <w:gridCol w:w="1481"/>
+        <w:gridCol w:w="1481"/>
+        <w:gridCol w:w="1481"/>
+        <w:gridCol w:w="1481"/>
+        <w:gridCol w:w="1481"/>
+        <w:gridCol w:w="1481"/>
       </w:tblGrid>
       <w:tr>
         <w:tc>
           <w:tcPr>
-            <w:tcW w:type="dxa" w:w="2494"/>
+            <w:tcW w:type="dxa" w:w="1417"/>
             <w:tcBorders>
               <w:bottom w:val="single" w:sz="8" w:space="0" w:color="000000"/>
             </w:tcBorders>
             <w:shd w:val="clear" w:color="auto" w:fill="FFFFFF"/>
+            <w:tcMar>
+              <w:top w:w="20" w:type="dxa"/>
+              <w:bottom w:w="20" w:type="dxa"/>
+              <w:left w:w="25" w:type="dxa"/>
+              <w:right w:w="25" w:type="dxa"/>
+            </w:tcMar>
             <w:vAlign w:val="center"/>
           </w:tcPr>
           <w:p>
             <w:pPr>
-              <w:spacing w:before="60" w:after="60"/>
+              <w:spacing w:before="40" w:after="40" w:line="252" w:lineRule="auto"/>
               <w:jc w:val="center"/>
             </w:pPr>
             <w:r>
@@ -2289,7 +2558,7 @@
                 <w:rFonts w:ascii="Times New Roman" w:hAnsi="Times New Roman"/>
                 <w:b/>
                 <w:color w:val="000000"/>
-                <w:sz w:val="15"/>
+                <w:sz w:val="12"/>
               </w:rPr>
               <w:t>Metric</w:t>
             </w:r>
@@ -2297,16 +2566,22 @@
         </w:tc>
         <w:tc>
           <w:tcPr>
-            <w:tcW w:type="dxa" w:w="1134"/>
+            <w:tcW w:type="dxa" w:w="567"/>
             <w:tcBorders>
               <w:bottom w:val="single" w:sz="8" w:space="0" w:color="000000"/>
             </w:tcBorders>
             <w:shd w:val="clear" w:color="auto" w:fill="FFFFFF"/>
+            <w:tcMar>
+              <w:top w:w="20" w:type="dxa"/>
+              <w:bottom w:w="20" w:type="dxa"/>
+              <w:left w:w="25" w:type="dxa"/>
+              <w:right w:w="25" w:type="dxa"/>
+            </w:tcMar>
             <w:vAlign w:val="center"/>
           </w:tcPr>
           <w:p>
             <w:pPr>
-              <w:spacing w:before="60" w:after="60"/>
+              <w:spacing w:before="40" w:after="40" w:line="252" w:lineRule="auto"/>
               <w:jc w:val="center"/>
             </w:pPr>
             <w:r>
@@ -2314,24 +2589,30 @@
                 <w:rFonts w:ascii="Times New Roman" w:hAnsi="Times New Roman"/>
                 <w:b/>
                 <w:color w:val="000000"/>
-                <w:sz w:val="15"/>
+                <w:sz w:val="12"/>
               </w:rPr>
-              <w:t>Snort 3.x</w:t>
+              <w:t>Snort</w:t>
             </w:r>
           </w:p>
         </w:tc>
         <w:tc>
           <w:tcPr>
-            <w:tcW w:type="dxa" w:w="1134"/>
+            <w:tcW w:type="dxa" w:w="567"/>
             <w:tcBorders>
               <w:bottom w:val="single" w:sz="8" w:space="0" w:color="000000"/>
             </w:tcBorders>
             <w:shd w:val="clear" w:color="auto" w:fill="FFFFFF"/>
+            <w:tcMar>
+              <w:top w:w="20" w:type="dxa"/>
+              <w:bottom w:w="20" w:type="dxa"/>
+              <w:left w:w="25" w:type="dxa"/>
+              <w:right w:w="25" w:type="dxa"/>
+            </w:tcMar>
             <w:vAlign w:val="center"/>
           </w:tcPr>
           <w:p>
             <w:pPr>
-              <w:spacing w:before="60" w:after="60"/>
+              <w:spacing w:before="40" w:after="40" w:line="252" w:lineRule="auto"/>
               <w:jc w:val="center"/>
             </w:pPr>
             <w:r>
@@ -2339,24 +2620,30 @@
                 <w:rFonts w:ascii="Times New Roman" w:hAnsi="Times New Roman"/>
                 <w:b/>
                 <w:color w:val="000000"/>
-                <w:sz w:val="15"/>
+                <w:sz w:val="12"/>
               </w:rPr>
-              <w:t>Suricata 7.x</w:t>
+              <w:t>Suricata</w:t>
             </w:r>
           </w:p>
         </w:tc>
         <w:tc>
           <w:tcPr>
-            <w:tcW w:type="dxa" w:w="1134"/>
+            <w:tcW w:type="dxa" w:w="567"/>
             <w:tcBorders>
               <w:bottom w:val="single" w:sz="8" w:space="0" w:color="000000"/>
             </w:tcBorders>
             <w:shd w:val="clear" w:color="auto" w:fill="FFFFFF"/>
+            <w:tcMar>
+              <w:top w:w="20" w:type="dxa"/>
+              <w:bottom w:w="20" w:type="dxa"/>
+              <w:left w:w="25" w:type="dxa"/>
+              <w:right w:w="25" w:type="dxa"/>
+            </w:tcMar>
             <w:vAlign w:val="center"/>
           </w:tcPr>
           <w:p>
             <w:pPr>
-              <w:spacing w:before="60" w:after="60"/>
+              <w:spacing w:before="40" w:after="40" w:line="252" w:lineRule="auto"/>
               <w:jc w:val="center"/>
             </w:pPr>
             <w:r>
@@ -2364,7 +2651,7 @@
                 <w:rFonts w:ascii="Times New Roman" w:hAnsi="Times New Roman"/>
                 <w:b/>
                 <w:color w:val="000000"/>
-                <w:sz w:val="15"/>
+                <w:sz w:val="12"/>
               </w:rPr>
               <w:t>Palo Alto</w:t>
             </w:r>
@@ -2372,16 +2659,22 @@
         </w:tc>
         <w:tc>
           <w:tcPr>
-            <w:tcW w:type="dxa" w:w="1247"/>
+            <w:tcW w:type="dxa" w:w="567"/>
             <w:tcBorders>
               <w:bottom w:val="single" w:sz="8" w:space="0" w:color="000000"/>
             </w:tcBorders>
             <w:shd w:val="clear" w:color="auto" w:fill="FFFFFF"/>
+            <w:tcMar>
+              <w:top w:w="20" w:type="dxa"/>
+              <w:bottom w:w="20" w:type="dxa"/>
+              <w:left w:w="25" w:type="dxa"/>
+              <w:right w:w="25" w:type="dxa"/>
+            </w:tcMar>
             <w:vAlign w:val="center"/>
           </w:tcPr>
           <w:p>
             <w:pPr>
-              <w:spacing w:before="60" w:after="60"/>
+              <w:spacing w:before="40" w:after="40" w:line="252" w:lineRule="auto"/>
               <w:jc w:val="center"/>
             </w:pPr>
             <w:r>
@@ -2389,24 +2682,30 @@
                 <w:rFonts w:ascii="Times New Roman" w:hAnsi="Times New Roman"/>
                 <w:b/>
                 <w:color w:val="000000"/>
-                <w:sz w:val="15"/>
+                <w:sz w:val="12"/>
               </w:rPr>
-              <w:t>Cloudflare MT</w:t>
+              <w:t>Cloudflare</w:t>
             </w:r>
           </w:p>
         </w:tc>
         <w:tc>
           <w:tcPr>
-            <w:tcW w:type="dxa" w:w="1134"/>
+            <w:tcW w:type="dxa" w:w="567"/>
             <w:tcBorders>
               <w:bottom w:val="single" w:sz="8" w:space="0" w:color="000000"/>
             </w:tcBorders>
             <w:shd w:val="clear" w:color="auto" w:fill="FFFFFF"/>
+            <w:tcMar>
+              <w:top w:w="20" w:type="dxa"/>
+              <w:bottom w:w="20" w:type="dxa"/>
+              <w:left w:w="25" w:type="dxa"/>
+              <w:right w:w="25" w:type="dxa"/>
+            </w:tcMar>
             <w:vAlign w:val="center"/>
           </w:tcPr>
           <w:p>
             <w:pPr>
-              <w:spacing w:before="60" w:after="60"/>
+              <w:spacing w:before="40" w:after="40" w:line="252" w:lineRule="auto"/>
               <w:jc w:val="center"/>
             </w:pPr>
             <w:r>
@@ -2414,24 +2713,30 @@
                 <w:rFonts w:ascii="Times New Roman" w:hAnsi="Times New Roman"/>
                 <w:b/>
                 <w:color w:val="000000"/>
-                <w:sz w:val="15"/>
+                <w:sz w:val="12"/>
               </w:rPr>
-              <w:t>Cisco FP</w:t>
+              <w:t>Cisco</w:t>
             </w:r>
           </w:p>
         </w:tc>
         <w:tc>
           <w:tcPr>
-            <w:tcW w:type="dxa" w:w="1701"/>
+            <w:tcW w:type="dxa" w:w="567"/>
             <w:tcBorders>
               <w:bottom w:val="single" w:sz="8" w:space="0" w:color="000000"/>
             </w:tcBorders>
             <w:shd w:val="clear" w:color="auto" w:fill="FFFFFF"/>
+            <w:tcMar>
+              <w:top w:w="20" w:type="dxa"/>
+              <w:bottom w:w="20" w:type="dxa"/>
+              <w:left w:w="25" w:type="dxa"/>
+              <w:right w:w="25" w:type="dxa"/>
+            </w:tcMar>
             <w:vAlign w:val="center"/>
           </w:tcPr>
           <w:p>
             <w:pPr>
-              <w:spacing w:before="60" w:after="60"/>
+              <w:spacing w:before="40" w:after="40" w:line="252" w:lineRule="auto"/>
               <w:jc w:val="center"/>
             </w:pPr>
             <w:r>
@@ -2439,9 +2744,9 @@
                 <w:rFonts w:ascii="Times New Roman" w:hAnsi="Times New Roman"/>
                 <w:b/>
                 <w:color w:val="000000"/>
-                <w:sz w:val="15"/>
+                <w:sz w:val="12"/>
               </w:rPr>
-              <w:t>Autonomous Agent (ours)</w:t>
+              <w:t>Autonomous</w:t>
             </w:r>
           </w:p>
         </w:tc>
@@ -2449,13 +2754,19 @@
       <w:tr>
         <w:tc>
           <w:tcPr>
-            <w:tcW w:type="dxa" w:w="2494"/>
+            <w:tcW w:type="dxa" w:w="1417"/>
             <w:vAlign w:val="center"/>
             <w:shd w:val="clear" w:color="auto" w:fill="FFFFFF"/>
+            <w:tcMar>
+              <w:top w:w="18" w:type="dxa"/>
+              <w:bottom w:w="18" w:type="dxa"/>
+              <w:left w:w="25" w:type="dxa"/>
+              <w:right w:w="25" w:type="dxa"/>
+            </w:tcMar>
           </w:tcPr>
           <w:p>
             <w:pPr>
-              <w:spacing w:before="40" w:after="40"/>
+              <w:spacing w:before="30" w:after="30" w:line="252" w:lineRule="auto"/>
               <w:jc w:val="left"/>
             </w:pPr>
             <w:r>
@@ -2463,7 +2774,7 @@
                 <w:rFonts w:ascii="Times New Roman" w:hAnsi="Times New Roman"/>
                 <w:b w:val="0"/>
                 <w:color w:val="000000"/>
-                <w:sz w:val="15"/>
+                <w:sz w:val="12"/>
               </w:rPr>
               <w:t>Evasion Recall / TPR (%)</w:t>
             </w:r>
@@ -2471,13 +2782,19 @@
         </w:tc>
         <w:tc>
           <w:tcPr>
-            <w:tcW w:type="dxa" w:w="1134"/>
+            <w:tcW w:type="dxa" w:w="567"/>
             <w:vAlign w:val="center"/>
             <w:shd w:val="clear" w:color="auto" w:fill="FFFFFF"/>
+            <w:tcMar>
+              <w:top w:w="18" w:type="dxa"/>
+              <w:bottom w:w="18" w:type="dxa"/>
+              <w:left w:w="25" w:type="dxa"/>
+              <w:right w:w="25" w:type="dxa"/>
+            </w:tcMar>
           </w:tcPr>
           <w:p>
             <w:pPr>
-              <w:spacing w:before="40" w:after="40"/>
+              <w:spacing w:before="30" w:after="30" w:line="252" w:lineRule="auto"/>
               <w:jc w:val="center"/>
             </w:pPr>
             <w:r>
@@ -2485,7 +2802,7 @@
                 <w:rFonts w:ascii="Times New Roman" w:hAnsi="Times New Roman"/>
                 <w:b w:val="0"/>
                 <w:color w:val="000000"/>
-                <w:sz w:val="15"/>
+                <w:sz w:val="12"/>
               </w:rPr>
               <w:t>68.4</w:t>
             </w:r>
@@ -2493,13 +2810,19 @@
         </w:tc>
         <w:tc>
           <w:tcPr>
-            <w:tcW w:type="dxa" w:w="1134"/>
+            <w:tcW w:type="dxa" w:w="567"/>
             <w:vAlign w:val="center"/>
             <w:shd w:val="clear" w:color="auto" w:fill="FFFFFF"/>
+            <w:tcMar>
+              <w:top w:w="18" w:type="dxa"/>
+              <w:bottom w:w="18" w:type="dxa"/>
+              <w:left w:w="25" w:type="dxa"/>
+              <w:right w:w="25" w:type="dxa"/>
+            </w:tcMar>
           </w:tcPr>
           <w:p>
             <w:pPr>
-              <w:spacing w:before="40" w:after="40"/>
+              <w:spacing w:before="30" w:after="30" w:line="252" w:lineRule="auto"/>
               <w:jc w:val="center"/>
             </w:pPr>
             <w:r>
@@ -2507,7 +2830,7 @@
                 <w:rFonts w:ascii="Times New Roman" w:hAnsi="Times New Roman"/>
                 <w:b w:val="0"/>
                 <w:color w:val="000000"/>
-                <w:sz w:val="15"/>
+                <w:sz w:val="12"/>
               </w:rPr>
               <w:t>71.2</w:t>
             </w:r>
@@ -2515,13 +2838,19 @@
         </w:tc>
         <w:tc>
           <w:tcPr>
-            <w:tcW w:type="dxa" w:w="1134"/>
+            <w:tcW w:type="dxa" w:w="567"/>
             <w:vAlign w:val="center"/>
             <w:shd w:val="clear" w:color="auto" w:fill="FFFFFF"/>
+            <w:tcMar>
+              <w:top w:w="18" w:type="dxa"/>
+              <w:bottom w:w="18" w:type="dxa"/>
+              <w:left w:w="25" w:type="dxa"/>
+              <w:right w:w="25" w:type="dxa"/>
+            </w:tcMar>
           </w:tcPr>
           <w:p>
             <w:pPr>
-              <w:spacing w:before="40" w:after="40"/>
+              <w:spacing w:before="30" w:after="30" w:line="252" w:lineRule="auto"/>
               <w:jc w:val="center"/>
             </w:pPr>
             <w:r>
@@ -2529,7 +2858,7 @@
                 <w:rFonts w:ascii="Times New Roman" w:hAnsi="Times New Roman"/>
                 <w:b w:val="0"/>
                 <w:color w:val="000000"/>
-                <w:sz w:val="15"/>
+                <w:sz w:val="12"/>
               </w:rPr>
               <w:t>89.2</w:t>
             </w:r>
@@ -2537,13 +2866,19 @@
         </w:tc>
         <w:tc>
           <w:tcPr>
-            <w:tcW w:type="dxa" w:w="1247"/>
+            <w:tcW w:type="dxa" w:w="567"/>
             <w:vAlign w:val="center"/>
             <w:shd w:val="clear" w:color="auto" w:fill="FFFFFF"/>
+            <w:tcMar>
+              <w:top w:w="18" w:type="dxa"/>
+              <w:bottom w:w="18" w:type="dxa"/>
+              <w:left w:w="25" w:type="dxa"/>
+              <w:right w:w="25" w:type="dxa"/>
+            </w:tcMar>
           </w:tcPr>
           <w:p>
             <w:pPr>
-              <w:spacing w:before="40" w:after="40"/>
+              <w:spacing w:before="30" w:after="30" w:line="252" w:lineRule="auto"/>
               <w:jc w:val="center"/>
             </w:pPr>
             <w:r>
@@ -2551,7 +2886,7 @@
                 <w:rFonts w:ascii="Times New Roman" w:hAnsi="Times New Roman"/>
                 <w:b w:val="0"/>
                 <w:color w:val="000000"/>
-                <w:sz w:val="15"/>
+                <w:sz w:val="12"/>
               </w:rPr>
               <w:t>87.6</w:t>
             </w:r>
@@ -2559,13 +2894,19 @@
         </w:tc>
         <w:tc>
           <w:tcPr>
-            <w:tcW w:type="dxa" w:w="1134"/>
+            <w:tcW w:type="dxa" w:w="567"/>
             <w:vAlign w:val="center"/>
             <w:shd w:val="clear" w:color="auto" w:fill="FFFFFF"/>
+            <w:tcMar>
+              <w:top w:w="18" w:type="dxa"/>
+              <w:bottom w:w="18" w:type="dxa"/>
+              <w:left w:w="25" w:type="dxa"/>
+              <w:right w:w="25" w:type="dxa"/>
+            </w:tcMar>
           </w:tcPr>
           <w:p>
             <w:pPr>
-              <w:spacing w:before="40" w:after="40"/>
+              <w:spacing w:before="30" w:after="30" w:line="252" w:lineRule="auto"/>
               <w:jc w:val="center"/>
             </w:pPr>
             <w:r>
@@ -2573,7 +2914,7 @@
                 <w:rFonts w:ascii="Times New Roman" w:hAnsi="Times New Roman"/>
                 <w:b w:val="0"/>
                 <w:color w:val="000000"/>
-                <w:sz w:val="15"/>
+                <w:sz w:val="12"/>
               </w:rPr>
               <w:t>85.4</w:t>
             </w:r>
@@ -2581,13 +2922,19 @@
         </w:tc>
         <w:tc>
           <w:tcPr>
-            <w:tcW w:type="dxa" w:w="1701"/>
+            <w:tcW w:type="dxa" w:w="567"/>
             <w:vAlign w:val="center"/>
             <w:shd w:val="clear" w:color="auto" w:fill="FFFFFF"/>
+            <w:tcMar>
+              <w:top w:w="18" w:type="dxa"/>
+              <w:bottom w:w="18" w:type="dxa"/>
+              <w:left w:w="25" w:type="dxa"/>
+              <w:right w:w="25" w:type="dxa"/>
+            </w:tcMar>
           </w:tcPr>
           <w:p>
             <w:pPr>
-              <w:spacing w:before="40" w:after="40"/>
+              <w:spacing w:before="30" w:after="30" w:line="252" w:lineRule="auto"/>
               <w:jc w:val="center"/>
             </w:pPr>
             <w:r>
@@ -2595,7 +2942,7 @@
                 <w:rFonts w:ascii="Times New Roman" w:hAnsi="Times New Roman"/>
                 <w:b/>
                 <w:color w:val="000000"/>
-                <w:sz w:val="15"/>
+                <w:sz w:val="12"/>
               </w:rPr>
               <w:t>98.64</w:t>
             </w:r>
@@ -2605,13 +2952,19 @@
       <w:tr>
         <w:tc>
           <w:tcPr>
-            <w:tcW w:type="dxa" w:w="2494"/>
+            <w:tcW w:type="dxa" w:w="1417"/>
             <w:vAlign w:val="center"/>
             <w:shd w:val="clear" w:color="auto" w:fill="FFFFFF"/>
+            <w:tcMar>
+              <w:top w:w="18" w:type="dxa"/>
+              <w:bottom w:w="18" w:type="dxa"/>
+              <w:left w:w="25" w:type="dxa"/>
+              <w:right w:w="25" w:type="dxa"/>
+            </w:tcMar>
           </w:tcPr>
           <w:p>
             <w:pPr>
-              <w:spacing w:before="40" w:after="40"/>
+              <w:spacing w:before="30" w:after="30" w:line="252" w:lineRule="auto"/>
               <w:jc w:val="left"/>
             </w:pPr>
             <w:r>
@@ -2619,7 +2972,7 @@
                 <w:rFonts w:ascii="Times New Roman" w:hAnsi="Times New Roman"/>
                 <w:b w:val="0"/>
                 <w:color w:val="000000"/>
-                <w:sz w:val="15"/>
+                <w:sz w:val="12"/>
               </w:rPr>
               <w:t>False Positive Rate (%)</w:t>
             </w:r>
@@ -2627,13 +2980,19 @@
         </w:tc>
         <w:tc>
           <w:tcPr>
-            <w:tcW w:type="dxa" w:w="1134"/>
+            <w:tcW w:type="dxa" w:w="567"/>
             <w:vAlign w:val="center"/>
             <w:shd w:val="clear" w:color="auto" w:fill="FFFFFF"/>
+            <w:tcMar>
+              <w:top w:w="18" w:type="dxa"/>
+              <w:bottom w:w="18" w:type="dxa"/>
+              <w:left w:w="25" w:type="dxa"/>
+              <w:right w:w="25" w:type="dxa"/>
+            </w:tcMar>
           </w:tcPr>
           <w:p>
             <w:pPr>
-              <w:spacing w:before="40" w:after="40"/>
+              <w:spacing w:before="30" w:after="30" w:line="252" w:lineRule="auto"/>
               <w:jc w:val="center"/>
             </w:pPr>
             <w:r>
@@ -2641,7 +3000,7 @@
                 <w:rFonts w:ascii="Times New Roman" w:hAnsi="Times New Roman"/>
                 <w:b w:val="0"/>
                 <w:color w:val="000000"/>
-                <w:sz w:val="15"/>
+                <w:sz w:val="12"/>
               </w:rPr>
               <w:t>14.8</w:t>
             </w:r>
@@ -2649,13 +3008,19 @@
         </w:tc>
         <w:tc>
           <w:tcPr>
-            <w:tcW w:type="dxa" w:w="1134"/>
+            <w:tcW w:type="dxa" w:w="567"/>
             <w:vAlign w:val="center"/>
             <w:shd w:val="clear" w:color="auto" w:fill="FFFFFF"/>
+            <w:tcMar>
+              <w:top w:w="18" w:type="dxa"/>
+              <w:bottom w:w="18" w:type="dxa"/>
+              <w:left w:w="25" w:type="dxa"/>
+              <w:right w:w="25" w:type="dxa"/>
+            </w:tcMar>
           </w:tcPr>
           <w:p>
             <w:pPr>
-              <w:spacing w:before="40" w:after="40"/>
+              <w:spacing w:before="30" w:after="30" w:line="252" w:lineRule="auto"/>
               <w:jc w:val="center"/>
             </w:pPr>
             <w:r>
@@ -2663,7 +3028,7 @@
                 <w:rFonts w:ascii="Times New Roman" w:hAnsi="Times New Roman"/>
                 <w:b w:val="0"/>
                 <w:color w:val="000000"/>
-                <w:sz w:val="15"/>
+                <w:sz w:val="12"/>
               </w:rPr>
               <w:t>11.3</w:t>
             </w:r>
@@ -2671,13 +3036,19 @@
         </w:tc>
         <w:tc>
           <w:tcPr>
-            <w:tcW w:type="dxa" w:w="1134"/>
+            <w:tcW w:type="dxa" w:w="567"/>
             <w:vAlign w:val="center"/>
             <w:shd w:val="clear" w:color="auto" w:fill="FFFFFF"/>
+            <w:tcMar>
+              <w:top w:w="18" w:type="dxa"/>
+              <w:bottom w:w="18" w:type="dxa"/>
+              <w:left w:w="25" w:type="dxa"/>
+              <w:right w:w="25" w:type="dxa"/>
+            </w:tcMar>
           </w:tcPr>
           <w:p>
             <w:pPr>
-              <w:spacing w:before="40" w:after="40"/>
+              <w:spacing w:before="30" w:after="30" w:line="252" w:lineRule="auto"/>
               <w:jc w:val="center"/>
             </w:pPr>
             <w:r>
@@ -2685,7 +3056,7 @@
                 <w:rFonts w:ascii="Times New Roman" w:hAnsi="Times New Roman"/>
                 <w:b w:val="0"/>
                 <w:color w:val="000000"/>
-                <w:sz w:val="15"/>
+                <w:sz w:val="12"/>
               </w:rPr>
               <w:t>4.5</w:t>
             </w:r>
@@ -2693,13 +3064,19 @@
         </w:tc>
         <w:tc>
           <w:tcPr>
-            <w:tcW w:type="dxa" w:w="1247"/>
+            <w:tcW w:type="dxa" w:w="567"/>
             <w:vAlign w:val="center"/>
             <w:shd w:val="clear" w:color="auto" w:fill="FFFFFF"/>
+            <w:tcMar>
+              <w:top w:w="18" w:type="dxa"/>
+              <w:bottom w:w="18" w:type="dxa"/>
+              <w:left w:w="25" w:type="dxa"/>
+              <w:right w:w="25" w:type="dxa"/>
+            </w:tcMar>
           </w:tcPr>
           <w:p>
             <w:pPr>
-              <w:spacing w:before="40" w:after="40"/>
+              <w:spacing w:before="30" w:after="30" w:line="252" w:lineRule="auto"/>
               <w:jc w:val="center"/>
             </w:pPr>
             <w:r>
@@ -2707,7 +3084,7 @@
                 <w:rFonts w:ascii="Times New Roman" w:hAnsi="Times New Roman"/>
                 <w:b w:val="0"/>
                 <w:color w:val="000000"/>
-                <w:sz w:val="15"/>
+                <w:sz w:val="12"/>
               </w:rPr>
               <w:t>5.1</w:t>
             </w:r>
@@ -2715,13 +3092,19 @@
         </w:tc>
         <w:tc>
           <w:tcPr>
-            <w:tcW w:type="dxa" w:w="1134"/>
+            <w:tcW w:type="dxa" w:w="567"/>
             <w:vAlign w:val="center"/>
             <w:shd w:val="clear" w:color="auto" w:fill="FFFFFF"/>
+            <w:tcMar>
+              <w:top w:w="18" w:type="dxa"/>
+              <w:bottom w:w="18" w:type="dxa"/>
+              <w:left w:w="25" w:type="dxa"/>
+              <w:right w:w="25" w:type="dxa"/>
+            </w:tcMar>
           </w:tcPr>
           <w:p>
             <w:pPr>
-              <w:spacing w:before="40" w:after="40"/>
+              <w:spacing w:before="30" w:after="30" w:line="252" w:lineRule="auto"/>
               <w:jc w:val="center"/>
             </w:pPr>
             <w:r>
@@ -2729,7 +3112,7 @@
                 <w:rFonts w:ascii="Times New Roman" w:hAnsi="Times New Roman"/>
                 <w:b w:val="0"/>
                 <w:color w:val="000000"/>
-                <w:sz w:val="15"/>
+                <w:sz w:val="12"/>
               </w:rPr>
               <w:t>6.2</w:t>
             </w:r>
@@ -2737,13 +3120,19 @@
         </w:tc>
         <w:tc>
           <w:tcPr>
-            <w:tcW w:type="dxa" w:w="1701"/>
+            <w:tcW w:type="dxa" w:w="567"/>
             <w:vAlign w:val="center"/>
             <w:shd w:val="clear" w:color="auto" w:fill="FFFFFF"/>
+            <w:tcMar>
+              <w:top w:w="18" w:type="dxa"/>
+              <w:bottom w:w="18" w:type="dxa"/>
+              <w:left w:w="25" w:type="dxa"/>
+              <w:right w:w="25" w:type="dxa"/>
+            </w:tcMar>
           </w:tcPr>
           <w:p>
             <w:pPr>
-              <w:spacing w:before="40" w:after="40"/>
+              <w:spacing w:before="30" w:after="30" w:line="252" w:lineRule="auto"/>
               <w:jc w:val="center"/>
             </w:pPr>
             <w:r>
@@ -2751,7 +3140,7 @@
                 <w:rFonts w:ascii="Times New Roman" w:hAnsi="Times New Roman"/>
                 <w:b/>
                 <w:color w:val="000000"/>
-                <w:sz w:val="15"/>
+                <w:sz w:val="12"/>
               </w:rPr>
               <w:t>0.12</w:t>
             </w:r>
@@ -2761,13 +3150,19 @@
       <w:tr>
         <w:tc>
           <w:tcPr>
-            <w:tcW w:type="dxa" w:w="2494"/>
+            <w:tcW w:type="dxa" w:w="1417"/>
             <w:vAlign w:val="center"/>
             <w:shd w:val="clear" w:color="auto" w:fill="FFFFFF"/>
+            <w:tcMar>
+              <w:top w:w="18" w:type="dxa"/>
+              <w:bottom w:w="18" w:type="dxa"/>
+              <w:left w:w="25" w:type="dxa"/>
+              <w:right w:w="25" w:type="dxa"/>
+            </w:tcMar>
           </w:tcPr>
           <w:p>
             <w:pPr>
-              <w:spacing w:before="40" w:after="40"/>
+              <w:spacing w:before="30" w:after="30" w:line="252" w:lineRule="auto"/>
               <w:jc w:val="left"/>
             </w:pPr>
             <w:r>
@@ -2775,7 +3170,7 @@
                 <w:rFonts w:ascii="Times New Roman" w:hAnsi="Times New Roman"/>
                 <w:b w:val="0"/>
                 <w:color w:val="000000"/>
-                <w:sz w:val="15"/>
+                <w:sz w:val="12"/>
               </w:rPr>
               <w:t>Encrypted C2 Detect. (%)</w:t>
             </w:r>
@@ -2783,13 +3178,19 @@
         </w:tc>
         <w:tc>
           <w:tcPr>
-            <w:tcW w:type="dxa" w:w="1134"/>
+            <w:tcW w:type="dxa" w:w="567"/>
             <w:vAlign w:val="center"/>
             <w:shd w:val="clear" w:color="auto" w:fill="FFFFFF"/>
+            <w:tcMar>
+              <w:top w:w="18" w:type="dxa"/>
+              <w:bottom w:w="18" w:type="dxa"/>
+              <w:left w:w="25" w:type="dxa"/>
+              <w:right w:w="25" w:type="dxa"/>
+            </w:tcMar>
           </w:tcPr>
           <w:p>
             <w:pPr>
-              <w:spacing w:before="40" w:after="40"/>
+              <w:spacing w:before="30" w:after="30" w:line="252" w:lineRule="auto"/>
               <w:jc w:val="center"/>
             </w:pPr>
             <w:r>
@@ -2797,7 +3198,7 @@
                 <w:rFonts w:ascii="Times New Roman" w:hAnsi="Times New Roman"/>
                 <w:b w:val="0"/>
                 <w:color w:val="000000"/>
-                <w:sz w:val="15"/>
+                <w:sz w:val="12"/>
               </w:rPr>
               <w:t>12.0</w:t>
             </w:r>
@@ -2805,13 +3206,19 @@
         </w:tc>
         <w:tc>
           <w:tcPr>
-            <w:tcW w:type="dxa" w:w="1134"/>
+            <w:tcW w:type="dxa" w:w="567"/>
             <w:vAlign w:val="center"/>
             <w:shd w:val="clear" w:color="auto" w:fill="FFFFFF"/>
+            <w:tcMar>
+              <w:top w:w="18" w:type="dxa"/>
+              <w:bottom w:w="18" w:type="dxa"/>
+              <w:left w:w="25" w:type="dxa"/>
+              <w:right w:w="25" w:type="dxa"/>
+            </w:tcMar>
           </w:tcPr>
           <w:p>
             <w:pPr>
-              <w:spacing w:before="40" w:after="40"/>
+              <w:spacing w:before="30" w:after="30" w:line="252" w:lineRule="auto"/>
               <w:jc w:val="center"/>
             </w:pPr>
             <w:r>
@@ -2819,7 +3226,7 @@
                 <w:rFonts w:ascii="Times New Roman" w:hAnsi="Times New Roman"/>
                 <w:b w:val="0"/>
                 <w:color w:val="000000"/>
-                <w:sz w:val="15"/>
+                <w:sz w:val="12"/>
               </w:rPr>
               <w:t>18.5</w:t>
             </w:r>
@@ -2827,13 +3234,19 @@
         </w:tc>
         <w:tc>
           <w:tcPr>
-            <w:tcW w:type="dxa" w:w="1134"/>
+            <w:tcW w:type="dxa" w:w="567"/>
             <w:vAlign w:val="center"/>
             <w:shd w:val="clear" w:color="auto" w:fill="FFFFFF"/>
+            <w:tcMar>
+              <w:top w:w="18" w:type="dxa"/>
+              <w:bottom w:w="18" w:type="dxa"/>
+              <w:left w:w="25" w:type="dxa"/>
+              <w:right w:w="25" w:type="dxa"/>
+            </w:tcMar>
           </w:tcPr>
           <w:p>
             <w:pPr>
-              <w:spacing w:before="40" w:after="40"/>
+              <w:spacing w:before="30" w:after="30" w:line="252" w:lineRule="auto"/>
               <w:jc w:val="center"/>
             </w:pPr>
             <w:r>
@@ -2841,7 +3254,7 @@
                 <w:rFonts w:ascii="Times New Roman" w:hAnsi="Times New Roman"/>
                 <w:b w:val="0"/>
                 <w:color w:val="000000"/>
-                <w:sz w:val="15"/>
+                <w:sz w:val="12"/>
               </w:rPr>
               <w:t>72.3</w:t>
             </w:r>
@@ -2849,13 +3262,19 @@
         </w:tc>
         <w:tc>
           <w:tcPr>
-            <w:tcW w:type="dxa" w:w="1247"/>
+            <w:tcW w:type="dxa" w:w="567"/>
             <w:vAlign w:val="center"/>
             <w:shd w:val="clear" w:color="auto" w:fill="FFFFFF"/>
+            <w:tcMar>
+              <w:top w:w="18" w:type="dxa"/>
+              <w:bottom w:w="18" w:type="dxa"/>
+              <w:left w:w="25" w:type="dxa"/>
+              <w:right w:w="25" w:type="dxa"/>
+            </w:tcMar>
           </w:tcPr>
           <w:p>
             <w:pPr>
-              <w:spacing w:before="40" w:after="40"/>
+              <w:spacing w:before="30" w:after="30" w:line="252" w:lineRule="auto"/>
               <w:jc w:val="center"/>
             </w:pPr>
             <w:r>
@@ -2863,7 +3282,7 @@
                 <w:rFonts w:ascii="Times New Roman" w:hAnsi="Times New Roman"/>
                 <w:b w:val="0"/>
                 <w:color w:val="000000"/>
-                <w:sz w:val="15"/>
+                <w:sz w:val="12"/>
               </w:rPr>
               <w:t>68.0</w:t>
             </w:r>
@@ -2871,13 +3290,19 @@
         </w:tc>
         <w:tc>
           <w:tcPr>
-            <w:tcW w:type="dxa" w:w="1134"/>
+            <w:tcW w:type="dxa" w:w="567"/>
             <w:vAlign w:val="center"/>
             <w:shd w:val="clear" w:color="auto" w:fill="FFFFFF"/>
+            <w:tcMar>
+              <w:top w:w="18" w:type="dxa"/>
+              <w:bottom w:w="18" w:type="dxa"/>
+              <w:left w:w="25" w:type="dxa"/>
+              <w:right w:w="25" w:type="dxa"/>
+            </w:tcMar>
           </w:tcPr>
           <w:p>
             <w:pPr>
-              <w:spacing w:before="40" w:after="40"/>
+              <w:spacing w:before="30" w:after="30" w:line="252" w:lineRule="auto"/>
               <w:jc w:val="center"/>
             </w:pPr>
             <w:r>
@@ -2885,7 +3310,7 @@
                 <w:rFonts w:ascii="Times New Roman" w:hAnsi="Times New Roman"/>
                 <w:b w:val="0"/>
                 <w:color w:val="000000"/>
-                <w:sz w:val="15"/>
+                <w:sz w:val="12"/>
               </w:rPr>
               <w:t>64.1</w:t>
             </w:r>
@@ -2893,13 +3318,19 @@
         </w:tc>
         <w:tc>
           <w:tcPr>
-            <w:tcW w:type="dxa" w:w="1701"/>
+            <w:tcW w:type="dxa" w:w="567"/>
             <w:vAlign w:val="center"/>
             <w:shd w:val="clear" w:color="auto" w:fill="FFFFFF"/>
+            <w:tcMar>
+              <w:top w:w="18" w:type="dxa"/>
+              <w:bottom w:w="18" w:type="dxa"/>
+              <w:left w:w="25" w:type="dxa"/>
+              <w:right w:w="25" w:type="dxa"/>
+            </w:tcMar>
           </w:tcPr>
           <w:p>
             <w:pPr>
-              <w:spacing w:before="40" w:after="40"/>
+              <w:spacing w:before="30" w:after="30" w:line="252" w:lineRule="auto"/>
               <w:jc w:val="center"/>
             </w:pPr>
             <w:r>
@@ -2907,7 +3338,7 @@
                 <w:rFonts w:ascii="Times New Roman" w:hAnsi="Times New Roman"/>
                 <w:b/>
                 <w:color w:val="000000"/>
-                <w:sz w:val="15"/>
+                <w:sz w:val="12"/>
               </w:rPr>
               <w:t>87.9</w:t>
             </w:r>
@@ -2917,13 +3348,19 @@
       <w:tr>
         <w:tc>
           <w:tcPr>
-            <w:tcW w:type="dxa" w:w="2494"/>
+            <w:tcW w:type="dxa" w:w="1417"/>
             <w:vAlign w:val="center"/>
             <w:shd w:val="clear" w:color="auto" w:fill="FFFFFF"/>
+            <w:tcMar>
+              <w:top w:w="18" w:type="dxa"/>
+              <w:bottom w:w="18" w:type="dxa"/>
+              <w:left w:w="25" w:type="dxa"/>
+              <w:right w:w="25" w:type="dxa"/>
+            </w:tcMar>
           </w:tcPr>
           <w:p>
             <w:pPr>
-              <w:spacing w:before="40" w:after="40"/>
+              <w:spacing w:before="30" w:after="30" w:line="252" w:lineRule="auto"/>
               <w:jc w:val="left"/>
             </w:pPr>
             <w:r>
@@ -2931,7 +3368,7 @@
                 <w:rFonts w:ascii="Times New Roman" w:hAnsi="Times New Roman"/>
                 <w:b w:val="0"/>
                 <w:color w:val="000000"/>
-                <w:sz w:val="15"/>
+                <w:sz w:val="12"/>
               </w:rPr>
               <w:t>Scan Evasion Resist. (%)</w:t>
             </w:r>
@@ -2939,13 +3376,19 @@
         </w:tc>
         <w:tc>
           <w:tcPr>
-            <w:tcW w:type="dxa" w:w="1134"/>
+            <w:tcW w:type="dxa" w:w="567"/>
             <w:vAlign w:val="center"/>
             <w:shd w:val="clear" w:color="auto" w:fill="FFFFFF"/>
+            <w:tcMar>
+              <w:top w:w="18" w:type="dxa"/>
+              <w:bottom w:w="18" w:type="dxa"/>
+              <w:left w:w="25" w:type="dxa"/>
+              <w:right w:w="25" w:type="dxa"/>
+            </w:tcMar>
           </w:tcPr>
           <w:p>
             <w:pPr>
-              <w:spacing w:before="40" w:after="40"/>
+              <w:spacing w:before="30" w:after="30" w:line="252" w:lineRule="auto"/>
               <w:jc w:val="center"/>
             </w:pPr>
             <w:r>
@@ -2953,7 +3396,7 @@
                 <w:rFonts w:ascii="Times New Roman" w:hAnsi="Times New Roman"/>
                 <w:b w:val="0"/>
                 <w:color w:val="000000"/>
-                <w:sz w:val="15"/>
+                <w:sz w:val="12"/>
               </w:rPr>
               <w:t>41.0</w:t>
             </w:r>
@@ -2961,13 +3404,19 @@
         </w:tc>
         <w:tc>
           <w:tcPr>
-            <w:tcW w:type="dxa" w:w="1134"/>
+            <w:tcW w:type="dxa" w:w="567"/>
             <w:vAlign w:val="center"/>
             <w:shd w:val="clear" w:color="auto" w:fill="FFFFFF"/>
+            <w:tcMar>
+              <w:top w:w="18" w:type="dxa"/>
+              <w:bottom w:w="18" w:type="dxa"/>
+              <w:left w:w="25" w:type="dxa"/>
+              <w:right w:w="25" w:type="dxa"/>
+            </w:tcMar>
           </w:tcPr>
           <w:p>
             <w:pPr>
-              <w:spacing w:before="40" w:after="40"/>
+              <w:spacing w:before="30" w:after="30" w:line="252" w:lineRule="auto"/>
               <w:jc w:val="center"/>
             </w:pPr>
             <w:r>
@@ -2975,7 +3424,7 @@
                 <w:rFonts w:ascii="Times New Roman" w:hAnsi="Times New Roman"/>
                 <w:b w:val="0"/>
                 <w:color w:val="000000"/>
-                <w:sz w:val="15"/>
+                <w:sz w:val="12"/>
               </w:rPr>
               <w:t>49.0</w:t>
             </w:r>
@@ -2983,13 +3432,19 @@
         </w:tc>
         <w:tc>
           <w:tcPr>
-            <w:tcW w:type="dxa" w:w="1134"/>
+            <w:tcW w:type="dxa" w:w="567"/>
             <w:vAlign w:val="center"/>
             <w:shd w:val="clear" w:color="auto" w:fill="FFFFFF"/>
+            <w:tcMar>
+              <w:top w:w="18" w:type="dxa"/>
+              <w:bottom w:w="18" w:type="dxa"/>
+              <w:left w:w="25" w:type="dxa"/>
+              <w:right w:w="25" w:type="dxa"/>
+            </w:tcMar>
           </w:tcPr>
           <w:p>
             <w:pPr>
-              <w:spacing w:before="40" w:after="40"/>
+              <w:spacing w:before="30" w:after="30" w:line="252" w:lineRule="auto"/>
               <w:jc w:val="center"/>
             </w:pPr>
             <w:r>
@@ -2997,7 +3452,7 @@
                 <w:rFonts w:ascii="Times New Roman" w:hAnsi="Times New Roman"/>
                 <w:b w:val="0"/>
                 <w:color w:val="000000"/>
-                <w:sz w:val="15"/>
+                <w:sz w:val="12"/>
               </w:rPr>
               <w:t>76.0</w:t>
             </w:r>
@@ -3005,13 +3460,19 @@
         </w:tc>
         <w:tc>
           <w:tcPr>
-            <w:tcW w:type="dxa" w:w="1247"/>
+            <w:tcW w:type="dxa" w:w="567"/>
             <w:vAlign w:val="center"/>
             <w:shd w:val="clear" w:color="auto" w:fill="FFFFFF"/>
+            <w:tcMar>
+              <w:top w:w="18" w:type="dxa"/>
+              <w:bottom w:w="18" w:type="dxa"/>
+              <w:left w:w="25" w:type="dxa"/>
+              <w:right w:w="25" w:type="dxa"/>
+            </w:tcMar>
           </w:tcPr>
           <w:p>
             <w:pPr>
-              <w:spacing w:before="40" w:after="40"/>
+              <w:spacing w:before="30" w:after="30" w:line="252" w:lineRule="auto"/>
               <w:jc w:val="center"/>
             </w:pPr>
             <w:r>
@@ -3019,7 +3480,7 @@
                 <w:rFonts w:ascii="Times New Roman" w:hAnsi="Times New Roman"/>
                 <w:b w:val="0"/>
                 <w:color w:val="000000"/>
-                <w:sz w:val="15"/>
+                <w:sz w:val="12"/>
               </w:rPr>
               <w:t>63.0</w:t>
             </w:r>
@@ -3027,13 +3488,19 @@
         </w:tc>
         <w:tc>
           <w:tcPr>
-            <w:tcW w:type="dxa" w:w="1134"/>
+            <w:tcW w:type="dxa" w:w="567"/>
             <w:vAlign w:val="center"/>
             <w:shd w:val="clear" w:color="auto" w:fill="FFFFFF"/>
+            <w:tcMar>
+              <w:top w:w="18" w:type="dxa"/>
+              <w:bottom w:w="18" w:type="dxa"/>
+              <w:left w:w="25" w:type="dxa"/>
+              <w:right w:w="25" w:type="dxa"/>
+            </w:tcMar>
           </w:tcPr>
           <w:p>
             <w:pPr>
-              <w:spacing w:before="40" w:after="40"/>
+              <w:spacing w:before="30" w:after="30" w:line="252" w:lineRule="auto"/>
               <w:jc w:val="center"/>
             </w:pPr>
             <w:r>
@@ -3041,7 +3508,7 @@
                 <w:rFonts w:ascii="Times New Roman" w:hAnsi="Times New Roman"/>
                 <w:b w:val="0"/>
                 <w:color w:val="000000"/>
-                <w:sz w:val="15"/>
+                <w:sz w:val="12"/>
               </w:rPr>
               <w:t>71.0</w:t>
             </w:r>
@@ -3049,13 +3516,19 @@
         </w:tc>
         <w:tc>
           <w:tcPr>
-            <w:tcW w:type="dxa" w:w="1701"/>
+            <w:tcW w:type="dxa" w:w="567"/>
             <w:vAlign w:val="center"/>
             <w:shd w:val="clear" w:color="auto" w:fill="FFFFFF"/>
+            <w:tcMar>
+              <w:top w:w="18" w:type="dxa"/>
+              <w:bottom w:w="18" w:type="dxa"/>
+              <w:left w:w="25" w:type="dxa"/>
+              <w:right w:w="25" w:type="dxa"/>
+            </w:tcMar>
           </w:tcPr>
           <w:p>
             <w:pPr>
-              <w:spacing w:before="40" w:after="40"/>
+              <w:spacing w:before="30" w:after="30" w:line="252" w:lineRule="auto"/>
               <w:jc w:val="center"/>
             </w:pPr>
             <w:r>
@@ -3063,7 +3536,7 @@
                 <w:rFonts w:ascii="Times New Roman" w:hAnsi="Times New Roman"/>
                 <w:b/>
                 <w:color w:val="000000"/>
-                <w:sz w:val="15"/>
+                <w:sz w:val="12"/>
               </w:rPr>
               <w:t>96.8</w:t>
             </w:r>
@@ -3073,13 +3546,19 @@
       <w:tr>
         <w:tc>
           <w:tcPr>
-            <w:tcW w:type="dxa" w:w="2494"/>
+            <w:tcW w:type="dxa" w:w="1417"/>
             <w:vAlign w:val="center"/>
             <w:shd w:val="clear" w:color="auto" w:fill="FFFFFF"/>
+            <w:tcMar>
+              <w:top w:w="18" w:type="dxa"/>
+              <w:bottom w:w="18" w:type="dxa"/>
+              <w:left w:w="25" w:type="dxa"/>
+              <w:right w:w="25" w:type="dxa"/>
+            </w:tcMar>
           </w:tcPr>
           <w:p>
             <w:pPr>
-              <w:spacing w:before="40" w:after="40"/>
+              <w:spacing w:before="30" w:after="30" w:line="252" w:lineRule="auto"/>
               <w:jc w:val="left"/>
             </w:pPr>
             <w:r>
@@ -3087,7 +3566,7 @@
                 <w:rFonts w:ascii="Times New Roman" w:hAnsi="Times New Roman"/>
                 <w:b w:val="0"/>
                 <w:color w:val="000000"/>
-                <w:sz w:val="15"/>
+                <w:sz w:val="12"/>
               </w:rPr>
               <w:t>Adversarial Robust. (%)</w:t>
             </w:r>
@@ -3095,13 +3574,19 @@
         </w:tc>
         <w:tc>
           <w:tcPr>
-            <w:tcW w:type="dxa" w:w="1134"/>
+            <w:tcW w:type="dxa" w:w="567"/>
             <w:vAlign w:val="center"/>
             <w:shd w:val="clear" w:color="auto" w:fill="FFFFFF"/>
+            <w:tcMar>
+              <w:top w:w="18" w:type="dxa"/>
+              <w:bottom w:w="18" w:type="dxa"/>
+              <w:left w:w="25" w:type="dxa"/>
+              <w:right w:w="25" w:type="dxa"/>
+            </w:tcMar>
           </w:tcPr>
           <w:p>
             <w:pPr>
-              <w:spacing w:before="40" w:after="40"/>
+              <w:spacing w:before="30" w:after="30" w:line="252" w:lineRule="auto"/>
               <w:jc w:val="center"/>
             </w:pPr>
             <w:r>
@@ -3109,7 +3594,7 @@
                 <w:rFonts w:ascii="Times New Roman" w:hAnsi="Times New Roman"/>
                 <w:b w:val="0"/>
                 <w:color w:val="000000"/>
-                <w:sz w:val="15"/>
+                <w:sz w:val="12"/>
               </w:rPr>
               <w:t>29.0</w:t>
             </w:r>
@@ -3117,13 +3602,19 @@
         </w:tc>
         <w:tc>
           <w:tcPr>
-            <w:tcW w:type="dxa" w:w="1134"/>
+            <w:tcW w:type="dxa" w:w="567"/>
             <w:vAlign w:val="center"/>
             <w:shd w:val="clear" w:color="auto" w:fill="FFFFFF"/>
+            <w:tcMar>
+              <w:top w:w="18" w:type="dxa"/>
+              <w:bottom w:w="18" w:type="dxa"/>
+              <w:left w:w="25" w:type="dxa"/>
+              <w:right w:w="25" w:type="dxa"/>
+            </w:tcMar>
           </w:tcPr>
           <w:p>
             <w:pPr>
-              <w:spacing w:before="40" w:after="40"/>
+              <w:spacing w:before="30" w:after="30" w:line="252" w:lineRule="auto"/>
               <w:jc w:val="center"/>
             </w:pPr>
             <w:r>
@@ -3131,7 +3622,7 @@
                 <w:rFonts w:ascii="Times New Roman" w:hAnsi="Times New Roman"/>
                 <w:b w:val="0"/>
                 <w:color w:val="000000"/>
-                <w:sz w:val="15"/>
+                <w:sz w:val="12"/>
               </w:rPr>
               <w:t>34.0</w:t>
             </w:r>
@@ -3139,13 +3630,19 @@
         </w:tc>
         <w:tc>
           <w:tcPr>
-            <w:tcW w:type="dxa" w:w="1134"/>
+            <w:tcW w:type="dxa" w:w="567"/>
             <w:vAlign w:val="center"/>
             <w:shd w:val="clear" w:color="auto" w:fill="FFFFFF"/>
+            <w:tcMar>
+              <w:top w:w="18" w:type="dxa"/>
+              <w:bottom w:w="18" w:type="dxa"/>
+              <w:left w:w="25" w:type="dxa"/>
+              <w:right w:w="25" w:type="dxa"/>
+            </w:tcMar>
           </w:tcPr>
           <w:p>
             <w:pPr>
-              <w:spacing w:before="40" w:after="40"/>
+              <w:spacing w:before="30" w:after="30" w:line="252" w:lineRule="auto"/>
               <w:jc w:val="center"/>
             </w:pPr>
             <w:r>
@@ -3153,7 +3650,7 @@
                 <w:rFonts w:ascii="Times New Roman" w:hAnsi="Times New Roman"/>
                 <w:b w:val="0"/>
                 <w:color w:val="000000"/>
-                <w:sz w:val="15"/>
+                <w:sz w:val="12"/>
               </w:rPr>
               <w:t>67.0</w:t>
             </w:r>
@@ -3161,13 +3658,19 @@
         </w:tc>
         <w:tc>
           <w:tcPr>
-            <w:tcW w:type="dxa" w:w="1247"/>
+            <w:tcW w:type="dxa" w:w="567"/>
             <w:vAlign w:val="center"/>
             <w:shd w:val="clear" w:color="auto" w:fill="FFFFFF"/>
+            <w:tcMar>
+              <w:top w:w="18" w:type="dxa"/>
+              <w:bottom w:w="18" w:type="dxa"/>
+              <w:left w:w="25" w:type="dxa"/>
+              <w:right w:w="25" w:type="dxa"/>
+            </w:tcMar>
           </w:tcPr>
           <w:p>
             <w:pPr>
-              <w:spacing w:before="40" w:after="40"/>
+              <w:spacing w:before="30" w:after="30" w:line="252" w:lineRule="auto"/>
               <w:jc w:val="center"/>
             </w:pPr>
             <w:r>
@@ -3175,7 +3678,7 @@
                 <w:rFonts w:ascii="Times New Roman" w:hAnsi="Times New Roman"/>
                 <w:b w:val="0"/>
                 <w:color w:val="000000"/>
-                <w:sz w:val="15"/>
+                <w:sz w:val="12"/>
               </w:rPr>
               <w:t>61.0</w:t>
             </w:r>
@@ -3183,13 +3686,19 @@
         </w:tc>
         <w:tc>
           <w:tcPr>
-            <w:tcW w:type="dxa" w:w="1134"/>
+            <w:tcW w:type="dxa" w:w="567"/>
             <w:vAlign w:val="center"/>
             <w:shd w:val="clear" w:color="auto" w:fill="FFFFFF"/>
+            <w:tcMar>
+              <w:top w:w="18" w:type="dxa"/>
+              <w:bottom w:w="18" w:type="dxa"/>
+              <w:left w:w="25" w:type="dxa"/>
+              <w:right w:w="25" w:type="dxa"/>
+            </w:tcMar>
           </w:tcPr>
           <w:p>
             <w:pPr>
-              <w:spacing w:before="40" w:after="40"/>
+              <w:spacing w:before="30" w:after="30" w:line="252" w:lineRule="auto"/>
               <w:jc w:val="center"/>
             </w:pPr>
             <w:r>
@@ -3197,7 +3706,7 @@
                 <w:rFonts w:ascii="Times New Roman" w:hAnsi="Times New Roman"/>
                 <w:b w:val="0"/>
                 <w:color w:val="000000"/>
-                <w:sz w:val="15"/>
+                <w:sz w:val="12"/>
               </w:rPr>
               <w:t>59.0</w:t>
             </w:r>
@@ -3205,13 +3714,19 @@
         </w:tc>
         <w:tc>
           <w:tcPr>
-            <w:tcW w:type="dxa" w:w="1701"/>
+            <w:tcW w:type="dxa" w:w="567"/>
             <w:vAlign w:val="center"/>
             <w:shd w:val="clear" w:color="auto" w:fill="FFFFFF"/>
+            <w:tcMar>
+              <w:top w:w="18" w:type="dxa"/>
+              <w:bottom w:w="18" w:type="dxa"/>
+              <w:left w:w="25" w:type="dxa"/>
+              <w:right w:w="25" w:type="dxa"/>
+            </w:tcMar>
           </w:tcPr>
           <w:p>
             <w:pPr>
-              <w:spacing w:before="40" w:after="40"/>
+              <w:spacing w:before="30" w:after="30" w:line="252" w:lineRule="auto"/>
               <w:jc w:val="center"/>
             </w:pPr>
             <w:r>
@@ -3219,7 +3734,7 @@
                 <w:rFonts w:ascii="Times New Roman" w:hAnsi="Times New Roman"/>
                 <w:b/>
                 <w:color w:val="000000"/>
-                <w:sz w:val="15"/>
+                <w:sz w:val="12"/>
               </w:rPr>
               <w:t>94.1</w:t>
             </w:r>
@@ -3230,16 +3745,16 @@
     <w:p>
       <w:pPr>
         <w:spacing w:before="40" w:after="120"/>
-        <w:jc w:val="left"/>
+        <w:jc w:val="both"/>
       </w:pPr>
       <w:r>
         <w:rPr>
           <w:rFonts w:ascii="Times New Roman" w:hAnsi="Times New Roman"/>
           <w:i/>
           <w:color w:val="555555"/>
-          <w:sz w:val="14"/>
+          <w:sz w:val="13"/>
         </w:rPr>
-        <w:t>*Commercial platform figures (Palo Alto, Cloudflare, Cisco) are compiled from published third-party vendor benchmarks and technical literature [15]–[17] under comparable threat workloads. Autonomous Agent achieves 87.9% C2 detection entirely out-of-band via zero-decryption Shannon entropy windowing and timing jitter analysis.</w:t>
+        <w:t>*Commercial platform figures (Palo Alto, Cloudflare, Cisco) compiled from published benchmarks [15]–[17]. Autonomous Agent achieves 87.9% C2 detection out-of-band via zero-decryption Shannon entropy windowing and timing jitter analysis.</w:t>
       </w:r>
     </w:p>
     <w:p>
@@ -3252,7 +3767,7 @@
       <w:r>
         <w:drawing>
           <wp:inline xmlns:a="http://schemas.openxmlformats.org/drawingml/2006/main" xmlns:pic="http://schemas.openxmlformats.org/drawingml/2006/picture">
-            <wp:extent cx="5760000" cy="3673339"/>
+            <wp:extent cx="3041999" cy="1939982"/>
             <wp:docPr id="1" name="Picture 1"/>
             <wp:cNvGraphicFramePr>
               <a:graphicFrameLocks noChangeAspect="1"/>
@@ -3273,7 +3788,7 @@
                   <pic:spPr>
                     <a:xfrm>
                       <a:off x="0" y="0"/>
-                      <a:ext cx="5760000" cy="3673339"/>
+                      <a:ext cx="3041999" cy="1939982"/>
                     </a:xfrm>
                     <a:prstGeom prst="rect"/>
                   </pic:spPr>
@@ -3288,33 +3803,25 @@
       <w:pPr>
         <w:keepLines/>
         <w:spacing w:before="60" w:after="160"/>
-        <w:jc w:val="center"/>
+        <w:jc w:val="both"/>
       </w:pPr>
+      <w:r>
+        <w:rPr>
+          <w:rFonts w:ascii="Times New Roman" w:hAnsi="Times New Roman"/>
+          <w:b/>
+          <w:color w:val="000000"/>
+          <w:sz w:val="16"/>
+        </w:rPr>
+        <w:t xml:space="preserve">Fig. 3. </w:t>
+      </w:r>
       <w:r>
         <w:rPr>
           <w:rFonts w:ascii="Times New Roman" w:hAnsi="Times New Roman"/>
           <w:color w:val="000000"/>
           <w:sz w:val="16"/>
         </w:rPr>
-        <w:t>Fig. 3.  Detection accuracy and evasion resistance comparison across 10M flows (Table III).</w:t>
+        <w:t>Detection accuracy and evasion resistance comparison across 10M flows (Table III).</w:t>
       </w:r>
-    </w:p>
-    <w:p>
-      <w:pPr>
-        <w:sectPr>
-          <w:type w:val="continuous"/>
-          <w:pgSz w:w="12240" w:h="15840"/>
-          <w:pgMar w:top="1020" w:right="794" w:bottom="1134" w:left="794" w:header="720" w:footer="720" w:gutter="0"/>
-          <w:cols w:space="720"/>
-          <w:docGrid w:linePitch="360"/>
-          <w:cols w:num="2" w:space="540"/>
-          <w:cols w:num="1"/>
-          <w:cols w:num="2" w:space="540"/>
-          <w:cols w:num="1"/>
-          <w:cols w:num="2" w:space="540"/>
-          <w:cols w:num="1"/>
-        </w:sectPr>
-      </w:pPr>
     </w:p>
     <w:p>
       <w:pPr>
@@ -3351,24 +3858,6 @@
     </w:p>
     <w:p>
       <w:pPr>
-        <w:sectPr>
-          <w:type w:val="continuous"/>
-          <w:pgSz w:w="12240" w:h="15840"/>
-          <w:pgMar w:top="1020" w:right="794" w:bottom="1134" w:left="794" w:header="720" w:footer="720" w:gutter="0"/>
-          <w:cols w:space="720"/>
-          <w:docGrid w:linePitch="360"/>
-          <w:cols w:num="2" w:space="540"/>
-          <w:cols w:num="1"/>
-          <w:cols w:num="2" w:space="540"/>
-          <w:cols w:num="1"/>
-          <w:cols w:num="2" w:space="540"/>
-          <w:cols w:num="1"/>
-          <w:cols w:num="2" w:space="540"/>
-        </w:sectPr>
-      </w:pPr>
-    </w:p>
-    <w:p>
-      <w:pPr>
         <w:keepNext/>
         <w:spacing w:before="160" w:after="20"/>
         <w:jc w:val="center"/>
@@ -3402,6 +3891,7 @@
       <w:tblPr>
         <w:tblW w:type="auto" w:w="0"/>
         <w:jc w:val="center"/>
+        <w:tblLayout w:type="fixed"/>
         <w:tblLook w:firstColumn="1" w:firstRow="1" w:lastColumn="0" w:lastRow="0" w:noHBand="0" w:noVBand="1" w:val="04A0"/>
         <w:tblBorders>
           <w:top w:val="single" w:sz="12" w:space="0" w:color="000000"/>
@@ -3413,25 +3903,31 @@
         </w:tblBorders>
       </w:tblPr>
       <w:tblGrid>
-        <w:gridCol w:w="2130"/>
-        <w:gridCol w:w="2130"/>
-        <w:gridCol w:w="2130"/>
-        <w:gridCol w:w="2130"/>
-        <w:gridCol w:w="2130"/>
+        <w:gridCol w:w="2074"/>
+        <w:gridCol w:w="2074"/>
+        <w:gridCol w:w="2074"/>
+        <w:gridCol w:w="2074"/>
+        <w:gridCol w:w="2074"/>
       </w:tblGrid>
       <w:tr>
         <w:tc>
           <w:tcPr>
-            <w:tcW w:type="dxa" w:w="2041"/>
+            <w:tcW w:type="dxa" w:w="1020"/>
             <w:tcBorders>
               <w:bottom w:val="single" w:sz="8" w:space="0" w:color="000000"/>
             </w:tcBorders>
             <w:shd w:val="clear" w:color="auto" w:fill="FFFFFF"/>
+            <w:tcMar>
+              <w:top w:w="20" w:type="dxa"/>
+              <w:bottom w:w="20" w:type="dxa"/>
+              <w:left w:w="25" w:type="dxa"/>
+              <w:right w:w="25" w:type="dxa"/>
+            </w:tcMar>
             <w:vAlign w:val="center"/>
           </w:tcPr>
           <w:p>
             <w:pPr>
-              <w:spacing w:before="60" w:after="60"/>
+              <w:spacing w:before="40" w:after="40" w:line="252" w:lineRule="auto"/>
               <w:jc w:val="center"/>
             </w:pPr>
             <w:r>
@@ -3439,7 +3935,7 @@
                 <w:rFonts w:ascii="Times New Roman" w:hAnsi="Times New Roman"/>
                 <w:b/>
                 <w:color w:val="000000"/>
-                <w:sz w:val="15"/>
+                <w:sz w:val="13"/>
               </w:rPr>
               <w:t>System</w:t>
             </w:r>
@@ -3447,16 +3943,22 @@
         </w:tc>
         <w:tc>
           <w:tcPr>
-            <w:tcW w:type="dxa" w:w="2041"/>
+            <w:tcW w:type="dxa" w:w="964"/>
             <w:tcBorders>
               <w:bottom w:val="single" w:sz="8" w:space="0" w:color="000000"/>
             </w:tcBorders>
             <w:shd w:val="clear" w:color="auto" w:fill="FFFFFF"/>
+            <w:tcMar>
+              <w:top w:w="20" w:type="dxa"/>
+              <w:bottom w:w="20" w:type="dxa"/>
+              <w:left w:w="25" w:type="dxa"/>
+              <w:right w:w="25" w:type="dxa"/>
+            </w:tcMar>
             <w:vAlign w:val="center"/>
           </w:tcPr>
           <w:p>
             <w:pPr>
-              <w:spacing w:before="60" w:after="60"/>
+              <w:spacing w:before="40" w:after="40" w:line="252" w:lineRule="auto"/>
               <w:jc w:val="center"/>
             </w:pPr>
             <w:r>
@@ -3464,7 +3966,7 @@
                 <w:rFonts w:ascii="Times New Roman" w:hAnsi="Times New Roman"/>
                 <w:b/>
                 <w:color w:val="000000"/>
-                <w:sz w:val="15"/>
+                <w:sz w:val="13"/>
               </w:rPr>
               <w:t>Data-Plane Latency</w:t>
             </w:r>
@@ -3472,16 +3974,22 @@
         </w:tc>
         <w:tc>
           <w:tcPr>
-            <w:tcW w:type="dxa" w:w="2041"/>
+            <w:tcW w:type="dxa" w:w="1020"/>
             <w:tcBorders>
               <w:bottom w:val="single" w:sz="8" w:space="0" w:color="000000"/>
             </w:tcBorders>
             <w:shd w:val="clear" w:color="auto" w:fill="FFFFFF"/>
+            <w:tcMar>
+              <w:top w:w="20" w:type="dxa"/>
+              <w:bottom w:w="20" w:type="dxa"/>
+              <w:left w:w="25" w:type="dxa"/>
+              <w:right w:w="25" w:type="dxa"/>
+            </w:tcMar>
             <w:vAlign w:val="center"/>
           </w:tcPr>
           <w:p>
             <w:pPr>
-              <w:spacing w:before="60" w:after="60"/>
+              <w:spacing w:before="40" w:after="40" w:line="252" w:lineRule="auto"/>
               <w:jc w:val="center"/>
             </w:pPr>
             <w:r>
@@ -3489,7 +3997,7 @@
                 <w:rFonts w:ascii="Times New Roman" w:hAnsi="Times New Roman"/>
                 <w:b/>
                 <w:color w:val="000000"/>
-                <w:sz w:val="15"/>
+                <w:sz w:val="13"/>
               </w:rPr>
               <w:t>Control-Plane Latency</w:t>
             </w:r>
@@ -3497,16 +4005,22 @@
         </w:tc>
         <w:tc>
           <w:tcPr>
-            <w:tcW w:type="dxa" w:w="1814"/>
+            <w:tcW w:type="dxa" w:w="794"/>
             <w:tcBorders>
               <w:bottom w:val="single" w:sz="8" w:space="0" w:color="000000"/>
             </w:tcBorders>
             <w:shd w:val="clear" w:color="auto" w:fill="FFFFFF"/>
+            <w:tcMar>
+              <w:top w:w="20" w:type="dxa"/>
+              <w:bottom w:w="20" w:type="dxa"/>
+              <w:left w:w="25" w:type="dxa"/>
+              <w:right w:w="25" w:type="dxa"/>
+            </w:tcMar>
             <w:vAlign w:val="center"/>
           </w:tcPr>
           <w:p>
             <w:pPr>
-              <w:spacing w:before="60" w:after="60"/>
+              <w:spacing w:before="40" w:after="40" w:line="252" w:lineRule="auto"/>
               <w:jc w:val="center"/>
             </w:pPr>
             <w:r>
@@ -3514,7 +4028,7 @@
                 <w:rFonts w:ascii="Times New Roman" w:hAnsi="Times New Roman"/>
                 <w:b/>
                 <w:color w:val="000000"/>
-                <w:sz w:val="15"/>
+                <w:sz w:val="13"/>
               </w:rPr>
               <w:t>Max Throughput</w:t>
             </w:r>
@@ -3522,16 +4036,22 @@
         </w:tc>
         <w:tc>
           <w:tcPr>
-            <w:tcW w:type="dxa" w:w="2041"/>
+            <w:tcW w:type="dxa" w:w="1020"/>
             <w:tcBorders>
               <w:bottom w:val="single" w:sz="8" w:space="0" w:color="000000"/>
             </w:tcBorders>
             <w:shd w:val="clear" w:color="auto" w:fill="FFFFFF"/>
+            <w:tcMar>
+              <w:top w:w="20" w:type="dxa"/>
+              <w:bottom w:w="20" w:type="dxa"/>
+              <w:left w:w="25" w:type="dxa"/>
+              <w:right w:w="25" w:type="dxa"/>
+            </w:tcMar>
             <w:vAlign w:val="center"/>
           </w:tcPr>
           <w:p>
             <w:pPr>
-              <w:spacing w:before="60" w:after="60"/>
+              <w:spacing w:before="40" w:after="40" w:line="252" w:lineRule="auto"/>
               <w:jc w:val="center"/>
             </w:pPr>
             <w:r>
@@ -3539,7 +4059,7 @@
                 <w:rFonts w:ascii="Times New Roman" w:hAnsi="Times New Roman"/>
                 <w:b/>
                 <w:color w:val="000000"/>
-                <w:sz w:val="15"/>
+                <w:sz w:val="13"/>
               </w:rPr>
               <w:t>Architecture</w:t>
             </w:r>
@@ -3549,13 +4069,19 @@
       <w:tr>
         <w:tc>
           <w:tcPr>
-            <w:tcW w:type="dxa" w:w="2041"/>
+            <w:tcW w:type="dxa" w:w="1020"/>
             <w:vAlign w:val="center"/>
             <w:shd w:val="clear" w:color="auto" w:fill="FFFFFF"/>
+            <w:tcMar>
+              <w:top w:w="18" w:type="dxa"/>
+              <w:bottom w:w="18" w:type="dxa"/>
+              <w:left w:w="25" w:type="dxa"/>
+              <w:right w:w="25" w:type="dxa"/>
+            </w:tcMar>
           </w:tcPr>
           <w:p>
             <w:pPr>
-              <w:spacing w:before="40" w:after="40"/>
+              <w:spacing w:before="30" w:after="30" w:line="252" w:lineRule="auto"/>
               <w:jc w:val="left"/>
             </w:pPr>
             <w:r>
@@ -3563,7 +4089,7 @@
                 <w:rFonts w:ascii="Times New Roman" w:hAnsi="Times New Roman"/>
                 <w:b w:val="0"/>
                 <w:color w:val="000000"/>
-                <w:sz w:val="15"/>
+                <w:sz w:val="13"/>
               </w:rPr>
               <w:t>Snort 3.x</w:t>
             </w:r>
@@ -3571,13 +4097,19 @@
         </w:tc>
         <w:tc>
           <w:tcPr>
-            <w:tcW w:type="dxa" w:w="2041"/>
+            <w:tcW w:type="dxa" w:w="964"/>
             <w:vAlign w:val="center"/>
             <w:shd w:val="clear" w:color="auto" w:fill="FFFFFF"/>
+            <w:tcMar>
+              <w:top w:w="18" w:type="dxa"/>
+              <w:bottom w:w="18" w:type="dxa"/>
+              <w:left w:w="25" w:type="dxa"/>
+              <w:right w:w="25" w:type="dxa"/>
+            </w:tcMar>
           </w:tcPr>
           <w:p>
             <w:pPr>
-              <w:spacing w:before="40" w:after="40"/>
+              <w:spacing w:before="30" w:after="30" w:line="252" w:lineRule="auto"/>
               <w:jc w:val="center"/>
             </w:pPr>
             <w:r>
@@ -3585,7 +4117,7 @@
                 <w:rFonts w:ascii="Times New Roman" w:hAnsi="Times New Roman"/>
                 <w:b w:val="0"/>
                 <w:color w:val="000000"/>
-                <w:sz w:val="15"/>
+                <w:sz w:val="13"/>
               </w:rPr>
               <w:t>250-800 us</w:t>
             </w:r>
@@ -3593,13 +4125,19 @@
         </w:tc>
         <w:tc>
           <w:tcPr>
-            <w:tcW w:type="dxa" w:w="2041"/>
+            <w:tcW w:type="dxa" w:w="1020"/>
             <w:vAlign w:val="center"/>
             <w:shd w:val="clear" w:color="auto" w:fill="FFFFFF"/>
+            <w:tcMar>
+              <w:top w:w="18" w:type="dxa"/>
+              <w:bottom w:w="18" w:type="dxa"/>
+              <w:left w:w="25" w:type="dxa"/>
+              <w:right w:w="25" w:type="dxa"/>
+            </w:tcMar>
           </w:tcPr>
           <w:p>
             <w:pPr>
-              <w:spacing w:before="40" w:after="40"/>
+              <w:spacing w:before="30" w:after="30" w:line="252" w:lineRule="auto"/>
               <w:jc w:val="center"/>
             </w:pPr>
             <w:r>
@@ -3607,7 +4145,7 @@
                 <w:rFonts w:ascii="Times New Roman" w:hAnsi="Times New Roman"/>
                 <w:b w:val="0"/>
                 <w:color w:val="000000"/>
-                <w:sz w:val="15"/>
+                <w:sz w:val="13"/>
               </w:rPr>
               <w:t>80-200 ms</w:t>
             </w:r>
@@ -3615,13 +4153,19 @@
         </w:tc>
         <w:tc>
           <w:tcPr>
-            <w:tcW w:type="dxa" w:w="1814"/>
+            <w:tcW w:type="dxa" w:w="794"/>
             <w:vAlign w:val="center"/>
             <w:shd w:val="clear" w:color="auto" w:fill="FFFFFF"/>
+            <w:tcMar>
+              <w:top w:w="18" w:type="dxa"/>
+              <w:bottom w:w="18" w:type="dxa"/>
+              <w:left w:w="25" w:type="dxa"/>
+              <w:right w:w="25" w:type="dxa"/>
+            </w:tcMar>
           </w:tcPr>
           <w:p>
             <w:pPr>
-              <w:spacing w:before="40" w:after="40"/>
+              <w:spacing w:before="30" w:after="30" w:line="252" w:lineRule="auto"/>
               <w:jc w:val="center"/>
             </w:pPr>
             <w:r>
@@ -3629,7 +4173,7 @@
                 <w:rFonts w:ascii="Times New Roman" w:hAnsi="Times New Roman"/>
                 <w:b w:val="0"/>
                 <w:color w:val="000000"/>
-                <w:sz w:val="15"/>
+                <w:sz w:val="13"/>
               </w:rPr>
               <w:t>~2 Gbps</w:t>
             </w:r>
@@ -3637,13 +4181,19 @@
         </w:tc>
         <w:tc>
           <w:tcPr>
-            <w:tcW w:type="dxa" w:w="2041"/>
+            <w:tcW w:type="dxa" w:w="1020"/>
             <w:vAlign w:val="center"/>
             <w:shd w:val="clear" w:color="auto" w:fill="FFFFFF"/>
+            <w:tcMar>
+              <w:top w:w="18" w:type="dxa"/>
+              <w:bottom w:w="18" w:type="dxa"/>
+              <w:left w:w="25" w:type="dxa"/>
+              <w:right w:w="25" w:type="dxa"/>
+            </w:tcMar>
           </w:tcPr>
           <w:p>
             <w:pPr>
-              <w:spacing w:before="40" w:after="40"/>
+              <w:spacing w:before="30" w:after="30" w:line="252" w:lineRule="auto"/>
               <w:jc w:val="left"/>
             </w:pPr>
             <w:r>
@@ -3651,7 +4201,7 @@
                 <w:rFonts w:ascii="Times New Roman" w:hAnsi="Times New Roman"/>
                 <w:b w:val="0"/>
                 <w:color w:val="000000"/>
-                <w:sz w:val="15"/>
+                <w:sz w:val="13"/>
               </w:rPr>
               <w:t>User-space DAQ</w:t>
             </w:r>
@@ -3661,13 +4211,19 @@
       <w:tr>
         <w:tc>
           <w:tcPr>
-            <w:tcW w:type="dxa" w:w="2041"/>
+            <w:tcW w:type="dxa" w:w="1020"/>
             <w:vAlign w:val="center"/>
             <w:shd w:val="clear" w:color="auto" w:fill="FFFFFF"/>
+            <w:tcMar>
+              <w:top w:w="18" w:type="dxa"/>
+              <w:bottom w:w="18" w:type="dxa"/>
+              <w:left w:w="25" w:type="dxa"/>
+              <w:right w:w="25" w:type="dxa"/>
+            </w:tcMar>
           </w:tcPr>
           <w:p>
             <w:pPr>
-              <w:spacing w:before="40" w:after="40"/>
+              <w:spacing w:before="30" w:after="30" w:line="252" w:lineRule="auto"/>
               <w:jc w:val="left"/>
             </w:pPr>
             <w:r>
@@ -3675,7 +4231,7 @@
                 <w:rFonts w:ascii="Times New Roman" w:hAnsi="Times New Roman"/>
                 <w:b w:val="0"/>
                 <w:color w:val="000000"/>
-                <w:sz w:val="15"/>
+                <w:sz w:val="13"/>
               </w:rPr>
               <w:t>Suricata 7.x</w:t>
             </w:r>
@@ -3683,13 +4239,19 @@
         </w:tc>
         <w:tc>
           <w:tcPr>
-            <w:tcW w:type="dxa" w:w="2041"/>
+            <w:tcW w:type="dxa" w:w="964"/>
             <w:vAlign w:val="center"/>
             <w:shd w:val="clear" w:color="auto" w:fill="FFFFFF"/>
+            <w:tcMar>
+              <w:top w:w="18" w:type="dxa"/>
+              <w:bottom w:w="18" w:type="dxa"/>
+              <w:left w:w="25" w:type="dxa"/>
+              <w:right w:w="25" w:type="dxa"/>
+            </w:tcMar>
           </w:tcPr>
           <w:p>
             <w:pPr>
-              <w:spacing w:before="40" w:after="40"/>
+              <w:spacing w:before="30" w:after="30" w:line="252" w:lineRule="auto"/>
               <w:jc w:val="center"/>
             </w:pPr>
             <w:r>
@@ -3697,7 +4259,7 @@
                 <w:rFonts w:ascii="Times New Roman" w:hAnsi="Times New Roman"/>
                 <w:b w:val="0"/>
                 <w:color w:val="000000"/>
-                <w:sz w:val="15"/>
+                <w:sz w:val="13"/>
               </w:rPr>
               <w:t>180-600 us</w:t>
             </w:r>
@@ -3705,13 +4267,19 @@
         </w:tc>
         <w:tc>
           <w:tcPr>
-            <w:tcW w:type="dxa" w:w="2041"/>
+            <w:tcW w:type="dxa" w:w="1020"/>
             <w:vAlign w:val="center"/>
             <w:shd w:val="clear" w:color="auto" w:fill="FFFFFF"/>
+            <w:tcMar>
+              <w:top w:w="18" w:type="dxa"/>
+              <w:bottom w:w="18" w:type="dxa"/>
+              <w:left w:w="25" w:type="dxa"/>
+              <w:right w:w="25" w:type="dxa"/>
+            </w:tcMar>
           </w:tcPr>
           <w:p>
             <w:pPr>
-              <w:spacing w:before="40" w:after="40"/>
+              <w:spacing w:before="30" w:after="30" w:line="252" w:lineRule="auto"/>
               <w:jc w:val="center"/>
             </w:pPr>
             <w:r>
@@ -3719,7 +4287,7 @@
                 <w:rFonts w:ascii="Times New Roman" w:hAnsi="Times New Roman"/>
                 <w:b w:val="0"/>
                 <w:color w:val="000000"/>
-                <w:sz w:val="15"/>
+                <w:sz w:val="13"/>
               </w:rPr>
               <w:t>50-150 ms</w:t>
             </w:r>
@@ -3727,13 +4295,19 @@
         </w:tc>
         <w:tc>
           <w:tcPr>
-            <w:tcW w:type="dxa" w:w="1814"/>
+            <w:tcW w:type="dxa" w:w="794"/>
             <w:vAlign w:val="center"/>
             <w:shd w:val="clear" w:color="auto" w:fill="FFFFFF"/>
+            <w:tcMar>
+              <w:top w:w="18" w:type="dxa"/>
+              <w:bottom w:w="18" w:type="dxa"/>
+              <w:left w:w="25" w:type="dxa"/>
+              <w:right w:w="25" w:type="dxa"/>
+            </w:tcMar>
           </w:tcPr>
           <w:p>
             <w:pPr>
-              <w:spacing w:before="40" w:after="40"/>
+              <w:spacing w:before="30" w:after="30" w:line="252" w:lineRule="auto"/>
               <w:jc w:val="center"/>
             </w:pPr>
             <w:r>
@@ -3741,7 +4315,7 @@
                 <w:rFonts w:ascii="Times New Roman" w:hAnsi="Times New Roman"/>
                 <w:b w:val="0"/>
                 <w:color w:val="000000"/>
-                <w:sz w:val="15"/>
+                <w:sz w:val="13"/>
               </w:rPr>
               <w:t>~4 Gbps</w:t>
             </w:r>
@@ -3749,13 +4323,19 @@
         </w:tc>
         <w:tc>
           <w:tcPr>
-            <w:tcW w:type="dxa" w:w="2041"/>
+            <w:tcW w:type="dxa" w:w="1020"/>
             <w:vAlign w:val="center"/>
             <w:shd w:val="clear" w:color="auto" w:fill="FFFFFF"/>
+            <w:tcMar>
+              <w:top w:w="18" w:type="dxa"/>
+              <w:bottom w:w="18" w:type="dxa"/>
+              <w:left w:w="25" w:type="dxa"/>
+              <w:right w:w="25" w:type="dxa"/>
+            </w:tcMar>
           </w:tcPr>
           <w:p>
             <w:pPr>
-              <w:spacing w:before="40" w:after="40"/>
+              <w:spacing w:before="30" w:after="30" w:line="252" w:lineRule="auto"/>
               <w:jc w:val="left"/>
             </w:pPr>
             <w:r>
@@ -3763,9 +4343,9 @@
                 <w:rFonts w:ascii="Times New Roman" w:hAnsi="Times New Roman"/>
                 <w:b w:val="0"/>
                 <w:color w:val="000000"/>
-                <w:sz w:val="15"/>
+                <w:sz w:val="13"/>
               </w:rPr>
-              <w:t>User-space AF_PACKET</w:t>
+              <w:t>User AF_PACKET</w:t>
             </w:r>
           </w:p>
         </w:tc>
@@ -3773,13 +4353,19 @@
       <w:tr>
         <w:tc>
           <w:tcPr>
-            <w:tcW w:type="dxa" w:w="2041"/>
+            <w:tcW w:type="dxa" w:w="1020"/>
             <w:vAlign w:val="center"/>
             <w:shd w:val="clear" w:color="auto" w:fill="FFFFFF"/>
+            <w:tcMar>
+              <w:top w:w="18" w:type="dxa"/>
+              <w:bottom w:w="18" w:type="dxa"/>
+              <w:left w:w="25" w:type="dxa"/>
+              <w:right w:w="25" w:type="dxa"/>
+            </w:tcMar>
           </w:tcPr>
           <w:p>
             <w:pPr>
-              <w:spacing w:before="40" w:after="40"/>
+              <w:spacing w:before="30" w:after="30" w:line="252" w:lineRule="auto"/>
               <w:jc w:val="left"/>
             </w:pPr>
             <w:r>
@@ -3787,7 +4373,7 @@
                 <w:rFonts w:ascii="Times New Roman" w:hAnsi="Times New Roman"/>
                 <w:b w:val="0"/>
                 <w:color w:val="000000"/>
-                <w:sz w:val="15"/>
+                <w:sz w:val="13"/>
               </w:rPr>
               <w:t>Palo Alto PAN-OS</w:t>
             </w:r>
@@ -3795,13 +4381,19 @@
         </w:tc>
         <w:tc>
           <w:tcPr>
-            <w:tcW w:type="dxa" w:w="2041"/>
+            <w:tcW w:type="dxa" w:w="964"/>
             <w:vAlign w:val="center"/>
             <w:shd w:val="clear" w:color="auto" w:fill="FFFFFF"/>
+            <w:tcMar>
+              <w:top w:w="18" w:type="dxa"/>
+              <w:bottom w:w="18" w:type="dxa"/>
+              <w:left w:w="25" w:type="dxa"/>
+              <w:right w:w="25" w:type="dxa"/>
+            </w:tcMar>
           </w:tcPr>
           <w:p>
             <w:pPr>
-              <w:spacing w:before="40" w:after="40"/>
+              <w:spacing w:before="30" w:after="30" w:line="252" w:lineRule="auto"/>
               <w:jc w:val="center"/>
             </w:pPr>
             <w:r>
@@ -3809,21 +4401,27 @@
                 <w:rFonts w:ascii="Times New Roman" w:hAnsi="Times New Roman"/>
                 <w:b w:val="0"/>
                 <w:color w:val="000000"/>
-                <w:sz w:val="15"/>
+                <w:sz w:val="13"/>
               </w:rPr>
-              <w:t>25-120 us (local)</w:t>
+              <w:t>25-120 us</w:t>
             </w:r>
           </w:p>
         </w:tc>
         <w:tc>
           <w:tcPr>
-            <w:tcW w:type="dxa" w:w="2041"/>
+            <w:tcW w:type="dxa" w:w="1020"/>
             <w:vAlign w:val="center"/>
             <w:shd w:val="clear" w:color="auto" w:fill="FFFFFF"/>
+            <w:tcMar>
+              <w:top w:w="18" w:type="dxa"/>
+              <w:bottom w:w="18" w:type="dxa"/>
+              <w:left w:w="25" w:type="dxa"/>
+              <w:right w:w="25" w:type="dxa"/>
+            </w:tcMar>
           </w:tcPr>
           <w:p>
             <w:pPr>
-              <w:spacing w:before="40" w:after="40"/>
+              <w:spacing w:before="30" w:after="30" w:line="252" w:lineRule="auto"/>
               <w:jc w:val="center"/>
             </w:pPr>
             <w:r>
@@ -3831,7 +4429,7 @@
                 <w:rFonts w:ascii="Times New Roman" w:hAnsi="Times New Roman"/>
                 <w:b w:val="0"/>
                 <w:color w:val="000000"/>
-                <w:sz w:val="15"/>
+                <w:sz w:val="13"/>
               </w:rPr>
               <w:t>100-500 ms</w:t>
             </w:r>
@@ -3839,13 +4437,19 @@
         </w:tc>
         <w:tc>
           <w:tcPr>
-            <w:tcW w:type="dxa" w:w="1814"/>
+            <w:tcW w:type="dxa" w:w="794"/>
             <w:vAlign w:val="center"/>
             <w:shd w:val="clear" w:color="auto" w:fill="FFFFFF"/>
+            <w:tcMar>
+              <w:top w:w="18" w:type="dxa"/>
+              <w:bottom w:w="18" w:type="dxa"/>
+              <w:left w:w="25" w:type="dxa"/>
+              <w:right w:w="25" w:type="dxa"/>
+            </w:tcMar>
           </w:tcPr>
           <w:p>
             <w:pPr>
-              <w:spacing w:before="40" w:after="40"/>
+              <w:spacing w:before="30" w:after="30" w:line="252" w:lineRule="auto"/>
               <w:jc w:val="center"/>
             </w:pPr>
             <w:r>
@@ -3853,7 +4457,7 @@
                 <w:rFonts w:ascii="Times New Roman" w:hAnsi="Times New Roman"/>
                 <w:b w:val="0"/>
                 <w:color w:val="000000"/>
-                <w:sz w:val="15"/>
+                <w:sz w:val="13"/>
               </w:rPr>
               <w:t>100 Gbps (ASIC)</w:t>
             </w:r>
@@ -3861,13 +4465,19 @@
         </w:tc>
         <w:tc>
           <w:tcPr>
-            <w:tcW w:type="dxa" w:w="2041"/>
+            <w:tcW w:type="dxa" w:w="1020"/>
             <w:vAlign w:val="center"/>
             <w:shd w:val="clear" w:color="auto" w:fill="FFFFFF"/>
+            <w:tcMar>
+              <w:top w:w="18" w:type="dxa"/>
+              <w:bottom w:w="18" w:type="dxa"/>
+              <w:left w:w="25" w:type="dxa"/>
+              <w:right w:w="25" w:type="dxa"/>
+            </w:tcMar>
           </w:tcPr>
           <w:p>
             <w:pPr>
-              <w:spacing w:before="40" w:after="40"/>
+              <w:spacing w:before="30" w:after="30" w:line="252" w:lineRule="auto"/>
               <w:jc w:val="left"/>
             </w:pPr>
             <w:r>
@@ -3875,7 +4485,7 @@
                 <w:rFonts w:ascii="Times New Roman" w:hAnsi="Times New Roman"/>
                 <w:b w:val="0"/>
                 <w:color w:val="000000"/>
-                <w:sz w:val="15"/>
+                <w:sz w:val="13"/>
               </w:rPr>
               <w:t>Custom ASIC</w:t>
             </w:r>
@@ -3885,13 +4495,19 @@
       <w:tr>
         <w:tc>
           <w:tcPr>
-            <w:tcW w:type="dxa" w:w="2041"/>
+            <w:tcW w:type="dxa" w:w="1020"/>
             <w:vAlign w:val="center"/>
             <w:shd w:val="clear" w:color="auto" w:fill="FFFFFF"/>
+            <w:tcMar>
+              <w:top w:w="18" w:type="dxa"/>
+              <w:bottom w:w="18" w:type="dxa"/>
+              <w:left w:w="25" w:type="dxa"/>
+              <w:right w:w="25" w:type="dxa"/>
+            </w:tcMar>
           </w:tcPr>
           <w:p>
             <w:pPr>
-              <w:spacing w:before="40" w:after="40"/>
+              <w:spacing w:before="30" w:after="30" w:line="252" w:lineRule="auto"/>
               <w:jc w:val="left"/>
             </w:pPr>
             <w:r>
@@ -3899,7 +4515,7 @@
                 <w:rFonts w:ascii="Times New Roman" w:hAnsi="Times New Roman"/>
                 <w:b w:val="0"/>
                 <w:color w:val="000000"/>
-                <w:sz w:val="15"/>
+                <w:sz w:val="13"/>
               </w:rPr>
               <w:t>Cloudflare MT</w:t>
             </w:r>
@@ -3907,13 +4523,19 @@
         </w:tc>
         <w:tc>
           <w:tcPr>
-            <w:tcW w:type="dxa" w:w="2041"/>
+            <w:tcW w:type="dxa" w:w="964"/>
             <w:vAlign w:val="center"/>
             <w:shd w:val="clear" w:color="auto" w:fill="FFFFFF"/>
+            <w:tcMar>
+              <w:top w:w="18" w:type="dxa"/>
+              <w:bottom w:w="18" w:type="dxa"/>
+              <w:left w:w="25" w:type="dxa"/>
+              <w:right w:w="25" w:type="dxa"/>
+            </w:tcMar>
           </w:tcPr>
           <w:p>
             <w:pPr>
-              <w:spacing w:before="40" w:after="40"/>
+              <w:spacing w:before="30" w:after="30" w:line="252" w:lineRule="auto"/>
               <w:jc w:val="center"/>
             </w:pPr>
             <w:r>
@@ -3921,21 +4543,27 @@
                 <w:rFonts w:ascii="Times New Roman" w:hAnsi="Times New Roman"/>
                 <w:b w:val="0"/>
                 <w:color w:val="000000"/>
-                <w:sz w:val="15"/>
+                <w:sz w:val="13"/>
               </w:rPr>
-              <w:t>10-80 ms (WAN)</w:t>
+              <w:t>10-80 ms</w:t>
             </w:r>
           </w:p>
         </w:tc>
         <w:tc>
           <w:tcPr>
-            <w:tcW w:type="dxa" w:w="2041"/>
+            <w:tcW w:type="dxa" w:w="1020"/>
             <w:vAlign w:val="center"/>
             <w:shd w:val="clear" w:color="auto" w:fill="FFFFFF"/>
+            <w:tcMar>
+              <w:top w:w="18" w:type="dxa"/>
+              <w:bottom w:w="18" w:type="dxa"/>
+              <w:left w:w="25" w:type="dxa"/>
+              <w:right w:w="25" w:type="dxa"/>
+            </w:tcMar>
           </w:tcPr>
           <w:p>
             <w:pPr>
-              <w:spacing w:before="40" w:after="40"/>
+              <w:spacing w:before="30" w:after="30" w:line="252" w:lineRule="auto"/>
               <w:jc w:val="center"/>
             </w:pPr>
             <w:r>
@@ -3943,7 +4571,7 @@
                 <w:rFonts w:ascii="Times New Roman" w:hAnsi="Times New Roman"/>
                 <w:b w:val="0"/>
                 <w:color w:val="000000"/>
-                <w:sz w:val="15"/>
+                <w:sz w:val="13"/>
               </w:rPr>
               <w:t>100-300 ms</w:t>
             </w:r>
@@ -3951,13 +4579,19 @@
         </w:tc>
         <w:tc>
           <w:tcPr>
-            <w:tcW w:type="dxa" w:w="1814"/>
+            <w:tcW w:type="dxa" w:w="794"/>
             <w:vAlign w:val="center"/>
             <w:shd w:val="clear" w:color="auto" w:fill="FFFFFF"/>
+            <w:tcMar>
+              <w:top w:w="18" w:type="dxa"/>
+              <w:bottom w:w="18" w:type="dxa"/>
+              <w:left w:w="25" w:type="dxa"/>
+              <w:right w:w="25" w:type="dxa"/>
+            </w:tcMar>
           </w:tcPr>
           <w:p>
             <w:pPr>
-              <w:spacing w:before="40" w:after="40"/>
+              <w:spacing w:before="30" w:after="30" w:line="252" w:lineRule="auto"/>
               <w:jc w:val="center"/>
             </w:pPr>
             <w:r>
@@ -3965,7 +4599,7 @@
                 <w:rFonts w:ascii="Times New Roman" w:hAnsi="Times New Roman"/>
                 <w:b w:val="0"/>
                 <w:color w:val="000000"/>
-                <w:sz w:val="15"/>
+                <w:sz w:val="13"/>
               </w:rPr>
               <w:t>Tbps (anycast)</w:t>
             </w:r>
@@ -3973,13 +4607,19 @@
         </w:tc>
         <w:tc>
           <w:tcPr>
-            <w:tcW w:type="dxa" w:w="2041"/>
+            <w:tcW w:type="dxa" w:w="1020"/>
             <w:vAlign w:val="center"/>
             <w:shd w:val="clear" w:color="auto" w:fill="FFFFFF"/>
+            <w:tcMar>
+              <w:top w:w="18" w:type="dxa"/>
+              <w:bottom w:w="18" w:type="dxa"/>
+              <w:left w:w="25" w:type="dxa"/>
+              <w:right w:w="25" w:type="dxa"/>
+            </w:tcMar>
           </w:tcPr>
           <w:p>
             <w:pPr>
-              <w:spacing w:before="40" w:after="40"/>
+              <w:spacing w:before="30" w:after="30" w:line="252" w:lineRule="auto"/>
               <w:jc w:val="left"/>
             </w:pPr>
             <w:r>
@@ -3987,7 +4627,7 @@
                 <w:rFonts w:ascii="Times New Roman" w:hAnsi="Times New Roman"/>
                 <w:b w:val="0"/>
                 <w:color w:val="000000"/>
-                <w:sz w:val="15"/>
+                <w:sz w:val="13"/>
               </w:rPr>
               <w:t>Cloud PoP</w:t>
             </w:r>
@@ -3997,13 +4637,19 @@
       <w:tr>
         <w:tc>
           <w:tcPr>
-            <w:tcW w:type="dxa" w:w="2041"/>
+            <w:tcW w:type="dxa" w:w="1020"/>
             <w:vAlign w:val="center"/>
             <w:shd w:val="clear" w:color="auto" w:fill="FFFFFF"/>
+            <w:tcMar>
+              <w:top w:w="18" w:type="dxa"/>
+              <w:bottom w:w="18" w:type="dxa"/>
+              <w:left w:w="25" w:type="dxa"/>
+              <w:right w:w="25" w:type="dxa"/>
+            </w:tcMar>
           </w:tcPr>
           <w:p>
             <w:pPr>
-              <w:spacing w:before="40" w:after="40"/>
+              <w:spacing w:before="30" w:after="30" w:line="252" w:lineRule="auto"/>
               <w:jc w:val="left"/>
             </w:pPr>
             <w:r>
@@ -4011,7 +4657,7 @@
                 <w:rFonts w:ascii="Times New Roman" w:hAnsi="Times New Roman"/>
                 <w:b w:val="0"/>
                 <w:color w:val="000000"/>
-                <w:sz w:val="15"/>
+                <w:sz w:val="13"/>
               </w:rPr>
               <w:t>Cisco Firepower</w:t>
             </w:r>
@@ -4019,13 +4665,19 @@
         </w:tc>
         <w:tc>
           <w:tcPr>
-            <w:tcW w:type="dxa" w:w="2041"/>
+            <w:tcW w:type="dxa" w:w="964"/>
             <w:vAlign w:val="center"/>
             <w:shd w:val="clear" w:color="auto" w:fill="FFFFFF"/>
+            <w:tcMar>
+              <w:top w:w="18" w:type="dxa"/>
+              <w:bottom w:w="18" w:type="dxa"/>
+              <w:left w:w="25" w:type="dxa"/>
+              <w:right w:w="25" w:type="dxa"/>
+            </w:tcMar>
           </w:tcPr>
           <w:p>
             <w:pPr>
-              <w:spacing w:before="40" w:after="40"/>
+              <w:spacing w:before="30" w:after="30" w:line="252" w:lineRule="auto"/>
               <w:jc w:val="center"/>
             </w:pPr>
             <w:r>
@@ -4033,7 +4685,7 @@
                 <w:rFonts w:ascii="Times New Roman" w:hAnsi="Times New Roman"/>
                 <w:b w:val="0"/>
                 <w:color w:val="000000"/>
-                <w:sz w:val="15"/>
+                <w:sz w:val="13"/>
               </w:rPr>
               <w:t>60-400 us</w:t>
             </w:r>
@@ -4041,13 +4693,19 @@
         </w:tc>
         <w:tc>
           <w:tcPr>
-            <w:tcW w:type="dxa" w:w="2041"/>
+            <w:tcW w:type="dxa" w:w="1020"/>
             <w:vAlign w:val="center"/>
             <w:shd w:val="clear" w:color="auto" w:fill="FFFFFF"/>
+            <w:tcMar>
+              <w:top w:w="18" w:type="dxa"/>
+              <w:bottom w:w="18" w:type="dxa"/>
+              <w:left w:w="25" w:type="dxa"/>
+              <w:right w:w="25" w:type="dxa"/>
+            </w:tcMar>
           </w:tcPr>
           <w:p>
             <w:pPr>
-              <w:spacing w:before="40" w:after="40"/>
+              <w:spacing w:before="30" w:after="30" w:line="252" w:lineRule="auto"/>
               <w:jc w:val="center"/>
             </w:pPr>
             <w:r>
@@ -4055,7 +4713,7 @@
                 <w:rFonts w:ascii="Times New Roman" w:hAnsi="Times New Roman"/>
                 <w:b w:val="0"/>
                 <w:color w:val="000000"/>
-                <w:sz w:val="15"/>
+                <w:sz w:val="13"/>
               </w:rPr>
               <w:t>200-800 ms</w:t>
             </w:r>
@@ -4063,13 +4721,19 @@
         </w:tc>
         <w:tc>
           <w:tcPr>
-            <w:tcW w:type="dxa" w:w="1814"/>
+            <w:tcW w:type="dxa" w:w="794"/>
             <w:vAlign w:val="center"/>
             <w:shd w:val="clear" w:color="auto" w:fill="FFFFFF"/>
+            <w:tcMar>
+              <w:top w:w="18" w:type="dxa"/>
+              <w:bottom w:w="18" w:type="dxa"/>
+              <w:left w:w="25" w:type="dxa"/>
+              <w:right w:w="25" w:type="dxa"/>
+            </w:tcMar>
           </w:tcPr>
           <w:p>
             <w:pPr>
-              <w:spacing w:before="40" w:after="40"/>
+              <w:spacing w:before="30" w:after="30" w:line="252" w:lineRule="auto"/>
               <w:jc w:val="center"/>
             </w:pPr>
             <w:r>
@@ -4077,7 +4741,7 @@
                 <w:rFonts w:ascii="Times New Roman" w:hAnsi="Times New Roman"/>
                 <w:b w:val="0"/>
                 <w:color w:val="000000"/>
-                <w:sz w:val="15"/>
+                <w:sz w:val="13"/>
               </w:rPr>
               <w:t>40 Gbps (HW)</w:t>
             </w:r>
@@ -4085,13 +4749,19 @@
         </w:tc>
         <w:tc>
           <w:tcPr>
-            <w:tcW w:type="dxa" w:w="2041"/>
+            <w:tcW w:type="dxa" w:w="1020"/>
             <w:vAlign w:val="center"/>
             <w:shd w:val="clear" w:color="auto" w:fill="FFFFFF"/>
+            <w:tcMar>
+              <w:top w:w="18" w:type="dxa"/>
+              <w:bottom w:w="18" w:type="dxa"/>
+              <w:left w:w="25" w:type="dxa"/>
+              <w:right w:w="25" w:type="dxa"/>
+            </w:tcMar>
           </w:tcPr>
           <w:p>
             <w:pPr>
-              <w:spacing w:before="40" w:after="40"/>
+              <w:spacing w:before="30" w:after="30" w:line="252" w:lineRule="auto"/>
               <w:jc w:val="left"/>
             </w:pPr>
             <w:r>
@@ -4099,7 +4769,7 @@
                 <w:rFonts w:ascii="Times New Roman" w:hAnsi="Times New Roman"/>
                 <w:b w:val="0"/>
                 <w:color w:val="000000"/>
-                <w:sz w:val="15"/>
+                <w:sz w:val="13"/>
               </w:rPr>
               <w:t>Custom NIC ASIC</w:t>
             </w:r>
@@ -4109,13 +4779,19 @@
       <w:tr>
         <w:tc>
           <w:tcPr>
-            <w:tcW w:type="dxa" w:w="2041"/>
+            <w:tcW w:type="dxa" w:w="1020"/>
             <w:vAlign w:val="center"/>
             <w:shd w:val="clear" w:color="auto" w:fill="FFFFFF"/>
+            <w:tcMar>
+              <w:top w:w="18" w:type="dxa"/>
+              <w:bottom w:w="18" w:type="dxa"/>
+              <w:left w:w="25" w:type="dxa"/>
+              <w:right w:w="25" w:type="dxa"/>
+            </w:tcMar>
           </w:tcPr>
           <w:p>
             <w:pPr>
-              <w:spacing w:before="40" w:after="40"/>
+              <w:spacing w:before="30" w:after="30" w:line="252" w:lineRule="auto"/>
               <w:jc w:val="left"/>
             </w:pPr>
             <w:r>
@@ -4123,21 +4799,27 @@
                 <w:rFonts w:ascii="Times New Roman" w:hAnsi="Times New Roman"/>
                 <w:b/>
                 <w:color w:val="000000"/>
-                <w:sz w:val="15"/>
+                <w:sz w:val="13"/>
               </w:rPr>
-              <w:t>Autonomous Agent (ours)</w:t>
+              <w:t>Autonomous (ours)</w:t>
             </w:r>
           </w:p>
         </w:tc>
         <w:tc>
           <w:tcPr>
-            <w:tcW w:type="dxa" w:w="2041"/>
+            <w:tcW w:type="dxa" w:w="964"/>
             <w:vAlign w:val="center"/>
             <w:shd w:val="clear" w:color="auto" w:fill="FFFFFF"/>
+            <w:tcMar>
+              <w:top w:w="18" w:type="dxa"/>
+              <w:bottom w:w="18" w:type="dxa"/>
+              <w:left w:w="25" w:type="dxa"/>
+              <w:right w:w="25" w:type="dxa"/>
+            </w:tcMar>
           </w:tcPr>
           <w:p>
             <w:pPr>
-              <w:spacing w:before="40" w:after="40"/>
+              <w:spacing w:before="30" w:after="30" w:line="252" w:lineRule="auto"/>
               <w:jc w:val="center"/>
             </w:pPr>
             <w:r>
@@ -4145,7 +4827,7 @@
                 <w:rFonts w:ascii="Times New Roman" w:hAnsi="Times New Roman"/>
                 <w:b w:val="0"/>
                 <w:color w:val="000000"/>
-                <w:sz w:val="15"/>
+                <w:sz w:val="13"/>
               </w:rPr>
               <w:t>0.33 us (p50)</w:t>
             </w:r>
@@ -4153,13 +4835,19 @@
         </w:tc>
         <w:tc>
           <w:tcPr>
-            <w:tcW w:type="dxa" w:w="2041"/>
+            <w:tcW w:type="dxa" w:w="1020"/>
             <w:vAlign w:val="center"/>
             <w:shd w:val="clear" w:color="auto" w:fill="FFFFFF"/>
+            <w:tcMar>
+              <w:top w:w="18" w:type="dxa"/>
+              <w:bottom w:w="18" w:type="dxa"/>
+              <w:left w:w="25" w:type="dxa"/>
+              <w:right w:w="25" w:type="dxa"/>
+            </w:tcMar>
           </w:tcPr>
           <w:p>
             <w:pPr>
-              <w:spacing w:before="40" w:after="40"/>
+              <w:spacing w:before="30" w:after="30" w:line="252" w:lineRule="auto"/>
               <w:jc w:val="center"/>
             </w:pPr>
             <w:r>
@@ -4167,21 +4855,27 @@
                 <w:rFonts w:ascii="Times New Roman" w:hAnsi="Times New Roman"/>
                 <w:b w:val="0"/>
                 <w:color w:val="000000"/>
-                <w:sz w:val="15"/>
+                <w:sz w:val="13"/>
               </w:rPr>
-              <w:t>148 ms - 2.8 s (Async)</w:t>
+              <w:t>148ms-2.8s</w:t>
             </w:r>
           </w:p>
         </w:tc>
         <w:tc>
           <w:tcPr>
-            <w:tcW w:type="dxa" w:w="1814"/>
+            <w:tcW w:type="dxa" w:w="794"/>
             <w:vAlign w:val="center"/>
             <w:shd w:val="clear" w:color="auto" w:fill="FFFFFF"/>
+            <w:tcMar>
+              <w:top w:w="18" w:type="dxa"/>
+              <w:bottom w:w="18" w:type="dxa"/>
+              <w:left w:w="25" w:type="dxa"/>
+              <w:right w:w="25" w:type="dxa"/>
+            </w:tcMar>
           </w:tcPr>
           <w:p>
             <w:pPr>
-              <w:spacing w:before="40" w:after="40"/>
+              <w:spacing w:before="30" w:after="30" w:line="252" w:lineRule="auto"/>
               <w:jc w:val="center"/>
             </w:pPr>
             <w:r>
@@ -4189,21 +4883,27 @@
                 <w:rFonts w:ascii="Times New Roman" w:hAnsi="Times New Roman"/>
                 <w:b w:val="0"/>
                 <w:color w:val="000000"/>
-                <w:sz w:val="15"/>
+                <w:sz w:val="13"/>
               </w:rPr>
-              <w:t>1 Gbps (PCIe NIC)</w:t>
+              <w:t>1 Gbps (PCIe)</w:t>
             </w:r>
           </w:p>
         </w:tc>
         <w:tc>
           <w:tcPr>
-            <w:tcW w:type="dxa" w:w="2041"/>
+            <w:tcW w:type="dxa" w:w="1020"/>
             <w:vAlign w:val="center"/>
             <w:shd w:val="clear" w:color="auto" w:fill="FFFFFF"/>
+            <w:tcMar>
+              <w:top w:w="18" w:type="dxa"/>
+              <w:bottom w:w="18" w:type="dxa"/>
+              <w:left w:w="25" w:type="dxa"/>
+              <w:right w:w="25" w:type="dxa"/>
+            </w:tcMar>
           </w:tcPr>
           <w:p>
             <w:pPr>
-              <w:spacing w:before="40" w:after="40"/>
+              <w:spacing w:before="30" w:after="30" w:line="252" w:lineRule="auto"/>
               <w:jc w:val="left"/>
             </w:pPr>
             <w:r>
@@ -4211,9 +4911,9 @@
                 <w:rFonts w:ascii="Times New Roman" w:hAnsi="Times New Roman"/>
                 <w:b w:val="0"/>
                 <w:color w:val="000000"/>
-                <w:sz w:val="15"/>
+                <w:sz w:val="13"/>
               </w:rPr>
-              <w:t>Kernel eBPF (x86/ARM)</w:t>
+              <w:t>Kernel eBPF</w:t>
             </w:r>
           </w:p>
         </w:tc>
@@ -4229,7 +4929,7 @@
       <w:r>
         <w:drawing>
           <wp:inline xmlns:a="http://schemas.openxmlformats.org/drawingml/2006/main" xmlns:pic="http://schemas.openxmlformats.org/drawingml/2006/picture">
-            <wp:extent cx="5760000" cy="3402565"/>
+            <wp:extent cx="3041999" cy="1796979"/>
             <wp:docPr id="2" name="Picture 2"/>
             <wp:cNvGraphicFramePr>
               <a:graphicFrameLocks noChangeAspect="1"/>
@@ -4250,7 +4950,7 @@
                   <pic:spPr>
                     <a:xfrm>
                       <a:off x="0" y="0"/>
-                      <a:ext cx="5760000" cy="3402565"/>
+                      <a:ext cx="3041999" cy="1796979"/>
                     </a:xfrm>
                     <a:prstGeom prst="rect"/>
                   </pic:spPr>
@@ -4265,35 +4965,25 @@
       <w:pPr>
         <w:keepLines/>
         <w:spacing w:before="60" w:after="160"/>
-        <w:jc w:val="center"/>
+        <w:jc w:val="both"/>
       </w:pPr>
+      <w:r>
+        <w:rPr>
+          <w:rFonts w:ascii="Times New Roman" w:hAnsi="Times New Roman"/>
+          <w:b/>
+          <w:color w:val="000000"/>
+          <w:sz w:val="16"/>
+        </w:rPr>
+        <w:t xml:space="preserve">Fig. 4. </w:t>
+      </w:r>
       <w:r>
         <w:rPr>
           <w:rFonts w:ascii="Times New Roman" w:hAnsi="Times New Roman"/>
           <w:color w:val="000000"/>
           <w:sz w:val="16"/>
         </w:rPr>
-        <w:t>Fig. 4.  Log-scale latency spectrum comparing data-plane mitigation and control-plane triage (Table IV).</w:t>
+        <w:t>Log-scale latency spectrum comparing data-plane mitigation and control-plane triage (Table IV).</w:t>
       </w:r>
-    </w:p>
-    <w:p>
-      <w:pPr>
-        <w:sectPr>
-          <w:type w:val="continuous"/>
-          <w:pgSz w:w="12240" w:h="15840"/>
-          <w:pgMar w:top="1020" w:right="794" w:bottom="1134" w:left="794" w:header="720" w:footer="720" w:gutter="0"/>
-          <w:cols w:space="720"/>
-          <w:docGrid w:linePitch="360"/>
-          <w:cols w:num="2" w:space="540"/>
-          <w:cols w:num="1"/>
-          <w:cols w:num="2" w:space="540"/>
-          <w:cols w:num="1"/>
-          <w:cols w:num="2" w:space="540"/>
-          <w:cols w:num="1"/>
-          <w:cols w:num="2" w:space="540"/>
-          <w:cols w:num="1"/>
-        </w:sectPr>
-      </w:pPr>
     </w:p>
     <w:p>
       <w:pPr>
@@ -4330,26 +5020,6 @@
     </w:p>
     <w:p>
       <w:pPr>
-        <w:sectPr>
-          <w:type w:val="continuous"/>
-          <w:pgSz w:w="12240" w:h="15840"/>
-          <w:pgMar w:top="1020" w:right="794" w:bottom="1134" w:left="794" w:header="720" w:footer="720" w:gutter="0"/>
-          <w:cols w:space="720"/>
-          <w:docGrid w:linePitch="360"/>
-          <w:cols w:num="2" w:space="540"/>
-          <w:cols w:num="1"/>
-          <w:cols w:num="2" w:space="540"/>
-          <w:cols w:num="1"/>
-          <w:cols w:num="2" w:space="540"/>
-          <w:cols w:num="1"/>
-          <w:cols w:num="2" w:space="540"/>
-          <w:cols w:num="1"/>
-          <w:cols w:num="2" w:space="540"/>
-        </w:sectPr>
-      </w:pPr>
-    </w:p>
-    <w:p>
-      <w:pPr>
         <w:keepNext/>
         <w:spacing w:before="160" w:after="20"/>
         <w:jc w:val="center"/>
@@ -4383,6 +5053,7 @@
       <w:tblPr>
         <w:tblW w:type="auto" w:w="0"/>
         <w:jc w:val="center"/>
+        <w:tblLayout w:type="fixed"/>
         <w:tblLook w:firstColumn="1" w:firstRow="1" w:lastColumn="0" w:lastRow="0" w:noHBand="0" w:noVBand="1" w:val="04A0"/>
         <w:tblBorders>
           <w:top w:val="single" w:sz="12" w:space="0" w:color="000000"/>
@@ -4394,25 +5065,31 @@
         </w:tblBorders>
       </w:tblPr>
       <w:tblGrid>
-        <w:gridCol w:w="2130"/>
-        <w:gridCol w:w="2130"/>
-        <w:gridCol w:w="2130"/>
-        <w:gridCol w:w="2130"/>
-        <w:gridCol w:w="2130"/>
+        <w:gridCol w:w="2074"/>
+        <w:gridCol w:w="2074"/>
+        <w:gridCol w:w="2074"/>
+        <w:gridCol w:w="2074"/>
+        <w:gridCol w:w="2074"/>
       </w:tblGrid>
       <w:tr>
         <w:tc>
           <w:tcPr>
-            <w:tcW w:type="dxa" w:w="2381"/>
+            <w:tcW w:type="dxa" w:w="1417"/>
             <w:tcBorders>
               <w:bottom w:val="single" w:sz="8" w:space="0" w:color="000000"/>
             </w:tcBorders>
             <w:shd w:val="clear" w:color="auto" w:fill="FFFFFF"/>
+            <w:tcMar>
+              <w:top w:w="20" w:type="dxa"/>
+              <w:bottom w:w="20" w:type="dxa"/>
+              <w:left w:w="25" w:type="dxa"/>
+              <w:right w:w="25" w:type="dxa"/>
+            </w:tcMar>
             <w:vAlign w:val="center"/>
           </w:tcPr>
           <w:p>
             <w:pPr>
-              <w:spacing w:before="60" w:after="60"/>
+              <w:spacing w:before="40" w:after="40" w:line="252" w:lineRule="auto"/>
               <w:jc w:val="center"/>
             </w:pPr>
             <w:r>
@@ -4420,7 +5097,7 @@
                 <w:rFonts w:ascii="Times New Roman" w:hAnsi="Times New Roman"/>
                 <w:b/>
                 <w:color w:val="000000"/>
-                <w:sz w:val="15"/>
+                <w:sz w:val="13"/>
               </w:rPr>
               <w:t>Property</w:t>
             </w:r>
@@ -4428,16 +5105,22 @@
         </w:tc>
         <w:tc>
           <w:tcPr>
-            <w:tcW w:type="dxa" w:w="1814"/>
+            <w:tcW w:type="dxa" w:w="794"/>
             <w:tcBorders>
               <w:bottom w:val="single" w:sz="8" w:space="0" w:color="000000"/>
             </w:tcBorders>
             <w:shd w:val="clear" w:color="auto" w:fill="FFFFFF"/>
+            <w:tcMar>
+              <w:top w:w="20" w:type="dxa"/>
+              <w:bottom w:w="20" w:type="dxa"/>
+              <w:left w:w="25" w:type="dxa"/>
+              <w:right w:w="25" w:type="dxa"/>
+            </w:tcMar>
             <w:vAlign w:val="center"/>
           </w:tcPr>
           <w:p>
             <w:pPr>
-              <w:spacing w:before="60" w:after="60"/>
+              <w:spacing w:before="40" w:after="40" w:line="252" w:lineRule="auto"/>
               <w:jc w:val="center"/>
             </w:pPr>
             <w:r>
@@ -4445,7 +5128,7 @@
                 <w:rFonts w:ascii="Times New Roman" w:hAnsi="Times New Roman"/>
                 <w:b/>
                 <w:color w:val="000000"/>
-                <w:sz w:val="15"/>
+                <w:sz w:val="13"/>
               </w:rPr>
               <w:t>Snort / Suricata</w:t>
             </w:r>
@@ -4453,16 +5136,22 @@
         </w:tc>
         <w:tc>
           <w:tcPr>
-            <w:tcW w:type="dxa" w:w="1928"/>
+            <w:tcW w:type="dxa" w:w="907"/>
             <w:tcBorders>
               <w:bottom w:val="single" w:sz="8" w:space="0" w:color="000000"/>
             </w:tcBorders>
             <w:shd w:val="clear" w:color="auto" w:fill="FFFFFF"/>
+            <w:tcMar>
+              <w:top w:w="20" w:type="dxa"/>
+              <w:bottom w:w="20" w:type="dxa"/>
+              <w:left w:w="25" w:type="dxa"/>
+              <w:right w:w="25" w:type="dxa"/>
+            </w:tcMar>
             <w:vAlign w:val="center"/>
           </w:tcPr>
           <w:p>
             <w:pPr>
-              <w:spacing w:before="60" w:after="60"/>
+              <w:spacing w:before="40" w:after="40" w:line="252" w:lineRule="auto"/>
               <w:jc w:val="center"/>
             </w:pPr>
             <w:r>
@@ -4470,7 +5159,7 @@
                 <w:rFonts w:ascii="Times New Roman" w:hAnsi="Times New Roman"/>
                 <w:b/>
                 <w:color w:val="000000"/>
-                <w:sz w:val="15"/>
+                <w:sz w:val="13"/>
               </w:rPr>
               <w:t>Palo Alto / Cisco</w:t>
             </w:r>
@@ -4478,16 +5167,22 @@
         </w:tc>
         <w:tc>
           <w:tcPr>
-            <w:tcW w:type="dxa" w:w="1814"/>
+            <w:tcW w:type="dxa" w:w="794"/>
             <w:tcBorders>
               <w:bottom w:val="single" w:sz="8" w:space="0" w:color="000000"/>
             </w:tcBorders>
             <w:shd w:val="clear" w:color="auto" w:fill="FFFFFF"/>
+            <w:tcMar>
+              <w:top w:w="20" w:type="dxa"/>
+              <w:bottom w:w="20" w:type="dxa"/>
+              <w:left w:w="25" w:type="dxa"/>
+              <w:right w:w="25" w:type="dxa"/>
+            </w:tcMar>
             <w:vAlign w:val="center"/>
           </w:tcPr>
           <w:p>
             <w:pPr>
-              <w:spacing w:before="60" w:after="60"/>
+              <w:spacing w:before="40" w:after="40" w:line="252" w:lineRule="auto"/>
               <w:jc w:val="center"/>
             </w:pPr>
             <w:r>
@@ -4495,7 +5190,7 @@
                 <w:rFonts w:ascii="Times New Roman" w:hAnsi="Times New Roman"/>
                 <w:b/>
                 <w:color w:val="000000"/>
-                <w:sz w:val="15"/>
+                <w:sz w:val="13"/>
               </w:rPr>
               <w:t>Cloudflare</w:t>
             </w:r>
@@ -4503,16 +5198,22 @@
         </w:tc>
         <w:tc>
           <w:tcPr>
-            <w:tcW w:type="dxa" w:w="2041"/>
+            <w:tcW w:type="dxa" w:w="907"/>
             <w:tcBorders>
               <w:bottom w:val="single" w:sz="8" w:space="0" w:color="000000"/>
             </w:tcBorders>
             <w:shd w:val="clear" w:color="auto" w:fill="FFFFFF"/>
+            <w:tcMar>
+              <w:top w:w="20" w:type="dxa"/>
+              <w:bottom w:w="20" w:type="dxa"/>
+              <w:left w:w="25" w:type="dxa"/>
+              <w:right w:w="25" w:type="dxa"/>
+            </w:tcMar>
             <w:vAlign w:val="center"/>
           </w:tcPr>
           <w:p>
             <w:pPr>
-              <w:spacing w:before="60" w:after="60"/>
+              <w:spacing w:before="40" w:after="40" w:line="252" w:lineRule="auto"/>
               <w:jc w:val="center"/>
             </w:pPr>
             <w:r>
@@ -4520,9 +5221,9 @@
                 <w:rFonts w:ascii="Times New Roman" w:hAnsi="Times New Roman"/>
                 <w:b/>
                 <w:color w:val="000000"/>
-                <w:sz w:val="15"/>
+                <w:sz w:val="13"/>
               </w:rPr>
-              <w:t>Autonomous Agent (ours)</w:t>
+              <w:t>Autonomous (ours)</w:t>
             </w:r>
           </w:p>
         </w:tc>
@@ -4530,13 +5231,19 @@
       <w:tr>
         <w:tc>
           <w:tcPr>
-            <w:tcW w:type="dxa" w:w="2381"/>
+            <w:tcW w:type="dxa" w:w="1417"/>
             <w:vAlign w:val="center"/>
             <w:shd w:val="clear" w:color="auto" w:fill="FFFFFF"/>
+            <w:tcMar>
+              <w:top w:w="18" w:type="dxa"/>
+              <w:bottom w:w="18" w:type="dxa"/>
+              <w:left w:w="25" w:type="dxa"/>
+              <w:right w:w="25" w:type="dxa"/>
+            </w:tcMar>
           </w:tcPr>
           <w:p>
             <w:pPr>
-              <w:spacing w:before="40" w:after="40"/>
+              <w:spacing w:before="30" w:after="30" w:line="252" w:lineRule="auto"/>
               <w:jc w:val="left"/>
             </w:pPr>
             <w:r>
@@ -4544,7 +5251,7 @@
                 <w:rFonts w:ascii="Times New Roman" w:hAnsi="Times New Roman"/>
                 <w:b w:val="0"/>
                 <w:color w:val="000000"/>
-                <w:sz w:val="15"/>
+                <w:sz w:val="13"/>
               </w:rPr>
               <w:t>Air-gapped operation</w:t>
             </w:r>
@@ -4552,13 +5259,19 @@
         </w:tc>
         <w:tc>
           <w:tcPr>
-            <w:tcW w:type="dxa" w:w="1814"/>
+            <w:tcW w:type="dxa" w:w="794"/>
             <w:vAlign w:val="center"/>
             <w:shd w:val="clear" w:color="auto" w:fill="FFFFFF"/>
+            <w:tcMar>
+              <w:top w:w="18" w:type="dxa"/>
+              <w:bottom w:w="18" w:type="dxa"/>
+              <w:left w:w="25" w:type="dxa"/>
+              <w:right w:w="25" w:type="dxa"/>
+            </w:tcMar>
           </w:tcPr>
           <w:p>
             <w:pPr>
-              <w:spacing w:before="40" w:after="40"/>
+              <w:spacing w:before="30" w:after="30" w:line="252" w:lineRule="auto"/>
               <w:jc w:val="center"/>
             </w:pPr>
             <w:r>
@@ -4566,7 +5279,7 @@
                 <w:rFonts w:ascii="Times New Roman" w:hAnsi="Times New Roman"/>
                 <w:b w:val="0"/>
                 <w:color w:val="000000"/>
-                <w:sz w:val="15"/>
+                <w:sz w:val="13"/>
               </w:rPr>
               <w:t>Yes (no updates)</w:t>
             </w:r>
@@ -4574,13 +5287,19 @@
         </w:tc>
         <w:tc>
           <w:tcPr>
-            <w:tcW w:type="dxa" w:w="1928"/>
+            <w:tcW w:type="dxa" w:w="907"/>
             <w:vAlign w:val="center"/>
             <w:shd w:val="clear" w:color="auto" w:fill="FFFFFF"/>
+            <w:tcMar>
+              <w:top w:w="18" w:type="dxa"/>
+              <w:bottom w:w="18" w:type="dxa"/>
+              <w:left w:w="25" w:type="dxa"/>
+              <w:right w:w="25" w:type="dxa"/>
+            </w:tcMar>
           </w:tcPr>
           <w:p>
             <w:pPr>
-              <w:spacing w:before="40" w:after="40"/>
+              <w:spacing w:before="30" w:after="30" w:line="252" w:lineRule="auto"/>
               <w:jc w:val="center"/>
             </w:pPr>
             <w:r>
@@ -4588,7 +5307,7 @@
                 <w:rFonts w:ascii="Times New Roman" w:hAnsi="Times New Roman"/>
                 <w:b w:val="0"/>
                 <w:color w:val="000000"/>
-                <w:sz w:val="15"/>
+                <w:sz w:val="13"/>
               </w:rPr>
               <w:t>No (cloud feeds)</w:t>
             </w:r>
@@ -4596,13 +5315,19 @@
         </w:tc>
         <w:tc>
           <w:tcPr>
-            <w:tcW w:type="dxa" w:w="1814"/>
+            <w:tcW w:type="dxa" w:w="794"/>
             <w:vAlign w:val="center"/>
             <w:shd w:val="clear" w:color="auto" w:fill="FFFFFF"/>
+            <w:tcMar>
+              <w:top w:w="18" w:type="dxa"/>
+              <w:bottom w:w="18" w:type="dxa"/>
+              <w:left w:w="25" w:type="dxa"/>
+              <w:right w:w="25" w:type="dxa"/>
+            </w:tcMar>
           </w:tcPr>
           <w:p>
             <w:pPr>
-              <w:spacing w:before="40" w:after="40"/>
+              <w:spacing w:before="30" w:after="30" w:line="252" w:lineRule="auto"/>
               <w:jc w:val="center"/>
             </w:pPr>
             <w:r>
@@ -4610,7 +5335,7 @@
                 <w:rFonts w:ascii="Times New Roman" w:hAnsi="Times New Roman"/>
                 <w:b w:val="0"/>
                 <w:color w:val="000000"/>
-                <w:sz w:val="15"/>
+                <w:sz w:val="13"/>
               </w:rPr>
               <w:t>No (cloud-only)</w:t>
             </w:r>
@@ -4618,13 +5343,19 @@
         </w:tc>
         <w:tc>
           <w:tcPr>
-            <w:tcW w:type="dxa" w:w="2041"/>
+            <w:tcW w:type="dxa" w:w="907"/>
             <w:vAlign w:val="center"/>
             <w:shd w:val="clear" w:color="auto" w:fill="FFFFFF"/>
+            <w:tcMar>
+              <w:top w:w="18" w:type="dxa"/>
+              <w:bottom w:w="18" w:type="dxa"/>
+              <w:left w:w="25" w:type="dxa"/>
+              <w:right w:w="25" w:type="dxa"/>
+            </w:tcMar>
           </w:tcPr>
           <w:p>
             <w:pPr>
-              <w:spacing w:before="40" w:after="40"/>
+              <w:spacing w:before="30" w:after="30" w:line="252" w:lineRule="auto"/>
               <w:jc w:val="center"/>
             </w:pPr>
             <w:r>
@@ -4632,7 +5363,7 @@
                 <w:rFonts w:ascii="Times New Roman" w:hAnsi="Times New Roman"/>
                 <w:b/>
                 <w:color w:val="000000"/>
-                <w:sz w:val="15"/>
+                <w:sz w:val="13"/>
               </w:rPr>
               <w:t>Yes - Full offline</w:t>
             </w:r>
@@ -4642,13 +5373,19 @@
       <w:tr>
         <w:tc>
           <w:tcPr>
-            <w:tcW w:type="dxa" w:w="2381"/>
+            <w:tcW w:type="dxa" w:w="1417"/>
             <w:vAlign w:val="center"/>
             <w:shd w:val="clear" w:color="auto" w:fill="FFFFFF"/>
+            <w:tcMar>
+              <w:top w:w="18" w:type="dxa"/>
+              <w:bottom w:w="18" w:type="dxa"/>
+              <w:left w:w="25" w:type="dxa"/>
+              <w:right w:w="25" w:type="dxa"/>
+            </w:tcMar>
           </w:tcPr>
           <w:p>
             <w:pPr>
-              <w:spacing w:before="40" w:after="40"/>
+              <w:spacing w:before="30" w:after="30" w:line="252" w:lineRule="auto"/>
               <w:jc w:val="left"/>
             </w:pPr>
             <w:r>
@@ -4656,7 +5393,7 @@
                 <w:rFonts w:ascii="Times New Roman" w:hAnsi="Times New Roman"/>
                 <w:b w:val="0"/>
                 <w:color w:val="000000"/>
-                <w:sz w:val="15"/>
+                <w:sz w:val="13"/>
               </w:rPr>
               <w:t>Zero third-party telemetry</w:t>
             </w:r>
@@ -4664,13 +5401,19 @@
         </w:tc>
         <w:tc>
           <w:tcPr>
-            <w:tcW w:type="dxa" w:w="1814"/>
+            <w:tcW w:type="dxa" w:w="794"/>
             <w:vAlign w:val="center"/>
             <w:shd w:val="clear" w:color="auto" w:fill="FFFFFF"/>
+            <w:tcMar>
+              <w:top w:w="18" w:type="dxa"/>
+              <w:bottom w:w="18" w:type="dxa"/>
+              <w:left w:w="25" w:type="dxa"/>
+              <w:right w:w="25" w:type="dxa"/>
+            </w:tcMar>
           </w:tcPr>
           <w:p>
             <w:pPr>
-              <w:spacing w:before="40" w:after="40"/>
+              <w:spacing w:before="30" w:after="30" w:line="252" w:lineRule="auto"/>
               <w:jc w:val="center"/>
             </w:pPr>
             <w:r>
@@ -4678,7 +5421,7 @@
                 <w:rFonts w:ascii="Times New Roman" w:hAnsi="Times New Roman"/>
                 <w:b w:val="0"/>
                 <w:color w:val="000000"/>
-                <w:sz w:val="15"/>
+                <w:sz w:val="13"/>
               </w:rPr>
               <w:t>Yes</w:t>
             </w:r>
@@ -4686,13 +5429,19 @@
         </w:tc>
         <w:tc>
           <w:tcPr>
-            <w:tcW w:type="dxa" w:w="1928"/>
+            <w:tcW w:type="dxa" w:w="907"/>
             <w:vAlign w:val="center"/>
             <w:shd w:val="clear" w:color="auto" w:fill="FFFFFF"/>
+            <w:tcMar>
+              <w:top w:w="18" w:type="dxa"/>
+              <w:bottom w:w="18" w:type="dxa"/>
+              <w:left w:w="25" w:type="dxa"/>
+              <w:right w:w="25" w:type="dxa"/>
+            </w:tcMar>
           </w:tcPr>
           <w:p>
             <w:pPr>
-              <w:spacing w:before="40" w:after="40"/>
+              <w:spacing w:before="30" w:after="30" w:line="252" w:lineRule="auto"/>
               <w:jc w:val="center"/>
             </w:pPr>
             <w:r>
@@ -4700,7 +5449,7 @@
                 <w:rFonts w:ascii="Times New Roman" w:hAnsi="Times New Roman"/>
                 <w:b w:val="0"/>
                 <w:color w:val="000000"/>
-                <w:sz w:val="15"/>
+                <w:sz w:val="13"/>
               </w:rPr>
               <w:t>No (Wildfire/Talos)</w:t>
             </w:r>
@@ -4708,13 +5457,19 @@
         </w:tc>
         <w:tc>
           <w:tcPr>
-            <w:tcW w:type="dxa" w:w="1814"/>
+            <w:tcW w:type="dxa" w:w="794"/>
             <w:vAlign w:val="center"/>
             <w:shd w:val="clear" w:color="auto" w:fill="FFFFFF"/>
+            <w:tcMar>
+              <w:top w:w="18" w:type="dxa"/>
+              <w:bottom w:w="18" w:type="dxa"/>
+              <w:left w:w="25" w:type="dxa"/>
+              <w:right w:w="25" w:type="dxa"/>
+            </w:tcMar>
           </w:tcPr>
           <w:p>
             <w:pPr>
-              <w:spacing w:before="40" w:after="40"/>
+              <w:spacing w:before="30" w:after="30" w:line="252" w:lineRule="auto"/>
               <w:jc w:val="center"/>
             </w:pPr>
             <w:r>
@@ -4722,7 +5477,7 @@
                 <w:rFonts w:ascii="Times New Roman" w:hAnsi="Times New Roman"/>
                 <w:b w:val="0"/>
                 <w:color w:val="000000"/>
-                <w:sz w:val="15"/>
+                <w:sz w:val="13"/>
               </w:rPr>
               <w:t>No (payload inspect)</w:t>
             </w:r>
@@ -4730,13 +5485,19 @@
         </w:tc>
         <w:tc>
           <w:tcPr>
-            <w:tcW w:type="dxa" w:w="2041"/>
+            <w:tcW w:type="dxa" w:w="907"/>
             <w:vAlign w:val="center"/>
             <w:shd w:val="clear" w:color="auto" w:fill="FFFFFF"/>
+            <w:tcMar>
+              <w:top w:w="18" w:type="dxa"/>
+              <w:bottom w:w="18" w:type="dxa"/>
+              <w:left w:w="25" w:type="dxa"/>
+              <w:right w:w="25" w:type="dxa"/>
+            </w:tcMar>
           </w:tcPr>
           <w:p>
             <w:pPr>
-              <w:spacing w:before="40" w:after="40"/>
+              <w:spacing w:before="30" w:after="30" w:line="252" w:lineRule="auto"/>
               <w:jc w:val="center"/>
             </w:pPr>
             <w:r>
@@ -4744,7 +5505,7 @@
                 <w:rFonts w:ascii="Times New Roman" w:hAnsi="Times New Roman"/>
                 <w:b/>
                 <w:color w:val="000000"/>
-                <w:sz w:val="15"/>
+                <w:sz w:val="13"/>
               </w:rPr>
               <w:t>Yes - Zero calls</w:t>
             </w:r>
@@ -4754,13 +5515,19 @@
       <w:tr>
         <w:tc>
           <w:tcPr>
-            <w:tcW w:type="dxa" w:w="2381"/>
+            <w:tcW w:type="dxa" w:w="1417"/>
             <w:vAlign w:val="center"/>
             <w:shd w:val="clear" w:color="auto" w:fill="FFFFFF"/>
+            <w:tcMar>
+              <w:top w:w="18" w:type="dxa"/>
+              <w:bottom w:w="18" w:type="dxa"/>
+              <w:left w:w="25" w:type="dxa"/>
+              <w:right w:w="25" w:type="dxa"/>
+            </w:tcMar>
           </w:tcPr>
           <w:p>
             <w:pPr>
-              <w:spacing w:before="40" w:after="40"/>
+              <w:spacing w:before="30" w:after="30" w:line="252" w:lineRule="auto"/>
               <w:jc w:val="left"/>
             </w:pPr>
             <w:r>
@@ -4768,7 +5535,7 @@
                 <w:rFonts w:ascii="Times New Roman" w:hAnsi="Times New Roman"/>
                 <w:b w:val="0"/>
                 <w:color w:val="000000"/>
-                <w:sz w:val="15"/>
+                <w:sz w:val="13"/>
               </w:rPr>
               <w:t>Post-quantum crypto</w:t>
             </w:r>
@@ -4776,13 +5543,19 @@
         </w:tc>
         <w:tc>
           <w:tcPr>
-            <w:tcW w:type="dxa" w:w="1814"/>
+            <w:tcW w:type="dxa" w:w="794"/>
             <w:vAlign w:val="center"/>
             <w:shd w:val="clear" w:color="auto" w:fill="FFFFFF"/>
+            <w:tcMar>
+              <w:top w:w="18" w:type="dxa"/>
+              <w:bottom w:w="18" w:type="dxa"/>
+              <w:left w:w="25" w:type="dxa"/>
+              <w:right w:w="25" w:type="dxa"/>
+            </w:tcMar>
           </w:tcPr>
           <w:p>
             <w:pPr>
-              <w:spacing w:before="40" w:after="40"/>
+              <w:spacing w:before="30" w:after="30" w:line="252" w:lineRule="auto"/>
               <w:jc w:val="center"/>
             </w:pPr>
             <w:r>
@@ -4790,7 +5563,7 @@
                 <w:rFonts w:ascii="Times New Roman" w:hAnsi="Times New Roman"/>
                 <w:b w:val="0"/>
                 <w:color w:val="000000"/>
-                <w:sz w:val="15"/>
+                <w:sz w:val="13"/>
               </w:rPr>
               <w:t>No</w:t>
             </w:r>
@@ -4798,13 +5571,19 @@
         </w:tc>
         <w:tc>
           <w:tcPr>
-            <w:tcW w:type="dxa" w:w="1928"/>
+            <w:tcW w:type="dxa" w:w="907"/>
             <w:vAlign w:val="center"/>
             <w:shd w:val="clear" w:color="auto" w:fill="FFFFFF"/>
+            <w:tcMar>
+              <w:top w:w="18" w:type="dxa"/>
+              <w:bottom w:w="18" w:type="dxa"/>
+              <w:left w:w="25" w:type="dxa"/>
+              <w:right w:w="25" w:type="dxa"/>
+            </w:tcMar>
           </w:tcPr>
           <w:p>
             <w:pPr>
-              <w:spacing w:before="40" w:after="40"/>
+              <w:spacing w:before="30" w:after="30" w:line="252" w:lineRule="auto"/>
               <w:jc w:val="center"/>
             </w:pPr>
             <w:r>
@@ -4812,7 +5591,7 @@
                 <w:rFonts w:ascii="Times New Roman" w:hAnsi="Times New Roman"/>
                 <w:b w:val="0"/>
                 <w:color w:val="000000"/>
-                <w:sz w:val="15"/>
+                <w:sz w:val="13"/>
               </w:rPr>
               <w:t>Partial (roadmap)</w:t>
             </w:r>
@@ -4820,13 +5599,19 @@
         </w:tc>
         <w:tc>
           <w:tcPr>
-            <w:tcW w:type="dxa" w:w="1814"/>
+            <w:tcW w:type="dxa" w:w="794"/>
             <w:vAlign w:val="center"/>
             <w:shd w:val="clear" w:color="auto" w:fill="FFFFFF"/>
+            <w:tcMar>
+              <w:top w:w="18" w:type="dxa"/>
+              <w:bottom w:w="18" w:type="dxa"/>
+              <w:left w:w="25" w:type="dxa"/>
+              <w:right w:w="25" w:type="dxa"/>
+            </w:tcMar>
           </w:tcPr>
           <w:p>
             <w:pPr>
-              <w:spacing w:before="40" w:after="40"/>
+              <w:spacing w:before="30" w:after="30" w:line="252" w:lineRule="auto"/>
               <w:jc w:val="center"/>
             </w:pPr>
             <w:r>
@@ -4834,7 +5619,7 @@
                 <w:rFonts w:ascii="Times New Roman" w:hAnsi="Times New Roman"/>
                 <w:b w:val="0"/>
                 <w:color w:val="000000"/>
-                <w:sz w:val="15"/>
+                <w:sz w:val="13"/>
               </w:rPr>
               <w:t>Partial (exp.)</w:t>
             </w:r>
@@ -4842,13 +5627,19 @@
         </w:tc>
         <w:tc>
           <w:tcPr>
-            <w:tcW w:type="dxa" w:w="2041"/>
+            <w:tcW w:type="dxa" w:w="907"/>
             <w:vAlign w:val="center"/>
             <w:shd w:val="clear" w:color="auto" w:fill="FFFFFF"/>
+            <w:tcMar>
+              <w:top w:w="18" w:type="dxa"/>
+              <w:bottom w:w="18" w:type="dxa"/>
+              <w:left w:w="25" w:type="dxa"/>
+              <w:right w:w="25" w:type="dxa"/>
+            </w:tcMar>
           </w:tcPr>
           <w:p>
             <w:pPr>
-              <w:spacing w:before="40" w:after="40"/>
+              <w:spacing w:before="30" w:after="30" w:line="252" w:lineRule="auto"/>
               <w:jc w:val="center"/>
             </w:pPr>
             <w:r>
@@ -4856,7 +5647,7 @@
                 <w:rFonts w:ascii="Times New Roman" w:hAnsi="Times New Roman"/>
                 <w:b/>
                 <w:color w:val="000000"/>
-                <w:sz w:val="15"/>
+                <w:sz w:val="13"/>
               </w:rPr>
               <w:t>ML-KEM-1024 + ML-DSA-65</w:t>
             </w:r>
@@ -4866,13 +5657,19 @@
       <w:tr>
         <w:tc>
           <w:tcPr>
-            <w:tcW w:type="dxa" w:w="2381"/>
+            <w:tcW w:type="dxa" w:w="1417"/>
             <w:vAlign w:val="center"/>
             <w:shd w:val="clear" w:color="auto" w:fill="FFFFFF"/>
+            <w:tcMar>
+              <w:top w:w="18" w:type="dxa"/>
+              <w:bottom w:w="18" w:type="dxa"/>
+              <w:left w:w="25" w:type="dxa"/>
+              <w:right w:w="25" w:type="dxa"/>
+            </w:tcMar>
           </w:tcPr>
           <w:p>
             <w:pPr>
-              <w:spacing w:before="40" w:after="40"/>
+              <w:spacing w:before="30" w:after="30" w:line="252" w:lineRule="auto"/>
               <w:jc w:val="left"/>
             </w:pPr>
             <w:r>
@@ -4880,7 +5677,7 @@
                 <w:rFonts w:ascii="Times New Roman" w:hAnsi="Times New Roman"/>
                 <w:b w:val="0"/>
                 <w:color w:val="000000"/>
-                <w:sz w:val="15"/>
+                <w:sz w:val="13"/>
               </w:rPr>
               <w:t>No subscription required</w:t>
             </w:r>
@@ -4888,13 +5685,19 @@
         </w:tc>
         <w:tc>
           <w:tcPr>
-            <w:tcW w:type="dxa" w:w="1814"/>
+            <w:tcW w:type="dxa" w:w="794"/>
             <w:vAlign w:val="center"/>
             <w:shd w:val="clear" w:color="auto" w:fill="FFFFFF"/>
+            <w:tcMar>
+              <w:top w:w="18" w:type="dxa"/>
+              <w:bottom w:w="18" w:type="dxa"/>
+              <w:left w:w="25" w:type="dxa"/>
+              <w:right w:w="25" w:type="dxa"/>
+            </w:tcMar>
           </w:tcPr>
           <w:p>
             <w:pPr>
-              <w:spacing w:before="40" w:after="40"/>
+              <w:spacing w:before="30" w:after="30" w:line="252" w:lineRule="auto"/>
               <w:jc w:val="center"/>
             </w:pPr>
             <w:r>
@@ -4902,7 +5705,7 @@
                 <w:rFonts w:ascii="Times New Roman" w:hAnsi="Times New Roman"/>
                 <w:b w:val="0"/>
                 <w:color w:val="000000"/>
-                <w:sz w:val="15"/>
+                <w:sz w:val="13"/>
               </w:rPr>
               <w:t>Yes</w:t>
             </w:r>
@@ -4910,13 +5713,19 @@
         </w:tc>
         <w:tc>
           <w:tcPr>
-            <w:tcW w:type="dxa" w:w="1928"/>
+            <w:tcW w:type="dxa" w:w="907"/>
             <w:vAlign w:val="center"/>
             <w:shd w:val="clear" w:color="auto" w:fill="FFFFFF"/>
+            <w:tcMar>
+              <w:top w:w="18" w:type="dxa"/>
+              <w:bottom w:w="18" w:type="dxa"/>
+              <w:left w:w="25" w:type="dxa"/>
+              <w:right w:w="25" w:type="dxa"/>
+            </w:tcMar>
           </w:tcPr>
           <w:p>
             <w:pPr>
-              <w:spacing w:before="40" w:after="40"/>
+              <w:spacing w:before="30" w:after="30" w:line="252" w:lineRule="auto"/>
               <w:jc w:val="center"/>
             </w:pPr>
             <w:r>
@@ -4924,7 +5733,7 @@
                 <w:rFonts w:ascii="Times New Roman" w:hAnsi="Times New Roman"/>
                 <w:b w:val="0"/>
                 <w:color w:val="000000"/>
-                <w:sz w:val="15"/>
+                <w:sz w:val="13"/>
               </w:rPr>
               <w:t>No ($40k-$200k/yr)</w:t>
             </w:r>
@@ -4932,13 +5741,19 @@
         </w:tc>
         <w:tc>
           <w:tcPr>
-            <w:tcW w:type="dxa" w:w="1814"/>
+            <w:tcW w:type="dxa" w:w="794"/>
             <w:vAlign w:val="center"/>
             <w:shd w:val="clear" w:color="auto" w:fill="FFFFFF"/>
+            <w:tcMar>
+              <w:top w:w="18" w:type="dxa"/>
+              <w:bottom w:w="18" w:type="dxa"/>
+              <w:left w:w="25" w:type="dxa"/>
+              <w:right w:w="25" w:type="dxa"/>
+            </w:tcMar>
           </w:tcPr>
           <w:p>
             <w:pPr>
-              <w:spacing w:before="40" w:after="40"/>
+              <w:spacing w:before="30" w:after="30" w:line="252" w:lineRule="auto"/>
               <w:jc w:val="center"/>
             </w:pPr>
             <w:r>
@@ -4946,7 +5761,7 @@
                 <w:rFonts w:ascii="Times New Roman" w:hAnsi="Times New Roman"/>
                 <w:b w:val="0"/>
                 <w:color w:val="000000"/>
-                <w:sz w:val="15"/>
+                <w:sz w:val="13"/>
               </w:rPr>
               <w:t>No ($0.05+/Gbps)</w:t>
             </w:r>
@@ -4954,13 +5769,19 @@
         </w:tc>
         <w:tc>
           <w:tcPr>
-            <w:tcW w:type="dxa" w:w="2041"/>
+            <w:tcW w:type="dxa" w:w="907"/>
             <w:vAlign w:val="center"/>
             <w:shd w:val="clear" w:color="auto" w:fill="FFFFFF"/>
+            <w:tcMar>
+              <w:top w:w="18" w:type="dxa"/>
+              <w:bottom w:w="18" w:type="dxa"/>
+              <w:left w:w="25" w:type="dxa"/>
+              <w:right w:w="25" w:type="dxa"/>
+            </w:tcMar>
           </w:tcPr>
           <w:p>
             <w:pPr>
-              <w:spacing w:before="40" w:after="40"/>
+              <w:spacing w:before="30" w:after="30" w:line="252" w:lineRule="auto"/>
               <w:jc w:val="center"/>
             </w:pPr>
             <w:r>
@@ -4968,7 +5789,7 @@
                 <w:rFonts w:ascii="Times New Roman" w:hAnsi="Times New Roman"/>
                 <w:b/>
                 <w:color w:val="000000"/>
-                <w:sz w:val="15"/>
+                <w:sz w:val="13"/>
               </w:rPr>
               <w:t>Yes - Zero cost</w:t>
             </w:r>
@@ -4978,13 +5799,19 @@
       <w:tr>
         <w:tc>
           <w:tcPr>
-            <w:tcW w:type="dxa" w:w="2381"/>
+            <w:tcW w:type="dxa" w:w="1417"/>
             <w:vAlign w:val="center"/>
             <w:shd w:val="clear" w:color="auto" w:fill="FFFFFF"/>
+            <w:tcMar>
+              <w:top w:w="18" w:type="dxa"/>
+              <w:bottom w:w="18" w:type="dxa"/>
+              <w:left w:w="25" w:type="dxa"/>
+              <w:right w:w="25" w:type="dxa"/>
+            </w:tcMar>
           </w:tcPr>
           <w:p>
             <w:pPr>
-              <w:spacing w:before="40" w:after="40"/>
+              <w:spacing w:before="30" w:after="30" w:line="252" w:lineRule="auto"/>
               <w:jc w:val="left"/>
             </w:pPr>
             <w:r>
@@ -4992,7 +5819,7 @@
                 <w:rFonts w:ascii="Times New Roman" w:hAnsi="Times New Roman"/>
                 <w:b w:val="0"/>
                 <w:color w:val="000000"/>
-                <w:sz w:val="15"/>
+                <w:sz w:val="13"/>
               </w:rPr>
               <w:t>Attacker deception/tarpit</w:t>
             </w:r>
@@ -5000,13 +5827,19 @@
         </w:tc>
         <w:tc>
           <w:tcPr>
-            <w:tcW w:type="dxa" w:w="1814"/>
+            <w:tcW w:type="dxa" w:w="794"/>
             <w:vAlign w:val="center"/>
             <w:shd w:val="clear" w:color="auto" w:fill="FFFFFF"/>
+            <w:tcMar>
+              <w:top w:w="18" w:type="dxa"/>
+              <w:bottom w:w="18" w:type="dxa"/>
+              <w:left w:w="25" w:type="dxa"/>
+              <w:right w:w="25" w:type="dxa"/>
+            </w:tcMar>
           </w:tcPr>
           <w:p>
             <w:pPr>
-              <w:spacing w:before="40" w:after="40"/>
+              <w:spacing w:before="30" w:after="30" w:line="252" w:lineRule="auto"/>
               <w:jc w:val="center"/>
             </w:pPr>
             <w:r>
@@ -5014,7 +5847,7 @@
                 <w:rFonts w:ascii="Times New Roman" w:hAnsi="Times New Roman"/>
                 <w:b w:val="0"/>
                 <w:color w:val="000000"/>
-                <w:sz w:val="15"/>
+                <w:sz w:val="13"/>
               </w:rPr>
               <w:t>No</w:t>
             </w:r>
@@ -5022,13 +5855,19 @@
         </w:tc>
         <w:tc>
           <w:tcPr>
-            <w:tcW w:type="dxa" w:w="1928"/>
+            <w:tcW w:type="dxa" w:w="907"/>
             <w:vAlign w:val="center"/>
             <w:shd w:val="clear" w:color="auto" w:fill="FFFFFF"/>
+            <w:tcMar>
+              <w:top w:w="18" w:type="dxa"/>
+              <w:bottom w:w="18" w:type="dxa"/>
+              <w:left w:w="25" w:type="dxa"/>
+              <w:right w:w="25" w:type="dxa"/>
+            </w:tcMar>
           </w:tcPr>
           <w:p>
             <w:pPr>
-              <w:spacing w:before="40" w:after="40"/>
+              <w:spacing w:before="30" w:after="30" w:line="252" w:lineRule="auto"/>
               <w:jc w:val="center"/>
             </w:pPr>
             <w:r>
@@ -5036,7 +5875,7 @@
                 <w:rFonts w:ascii="Times New Roman" w:hAnsi="Times New Roman"/>
                 <w:b w:val="0"/>
                 <w:color w:val="000000"/>
-                <w:sz w:val="15"/>
+                <w:sz w:val="13"/>
               </w:rPr>
               <w:t>No (RST only)</w:t>
             </w:r>
@@ -5044,13 +5883,19 @@
         </w:tc>
         <w:tc>
           <w:tcPr>
-            <w:tcW w:type="dxa" w:w="1814"/>
+            <w:tcW w:type="dxa" w:w="794"/>
             <w:vAlign w:val="center"/>
             <w:shd w:val="clear" w:color="auto" w:fill="FFFFFF"/>
+            <w:tcMar>
+              <w:top w:w="18" w:type="dxa"/>
+              <w:bottom w:w="18" w:type="dxa"/>
+              <w:left w:w="25" w:type="dxa"/>
+              <w:right w:w="25" w:type="dxa"/>
+            </w:tcMar>
           </w:tcPr>
           <w:p>
             <w:pPr>
-              <w:spacing w:before="40" w:after="40"/>
+              <w:spacing w:before="30" w:after="30" w:line="252" w:lineRule="auto"/>
               <w:jc w:val="center"/>
             </w:pPr>
             <w:r>
@@ -5058,7 +5903,7 @@
                 <w:rFonts w:ascii="Times New Roman" w:hAnsi="Times New Roman"/>
                 <w:b w:val="0"/>
                 <w:color w:val="000000"/>
-                <w:sz w:val="15"/>
+                <w:sz w:val="13"/>
               </w:rPr>
               <w:t>No (blackhole only)</w:t>
             </w:r>
@@ -5066,13 +5911,19 @@
         </w:tc>
         <w:tc>
           <w:tcPr>
-            <w:tcW w:type="dxa" w:w="2041"/>
+            <w:tcW w:type="dxa" w:w="907"/>
             <w:vAlign w:val="center"/>
             <w:shd w:val="clear" w:color="auto" w:fill="FFFFFF"/>
+            <w:tcMar>
+              <w:top w:w="18" w:type="dxa"/>
+              <w:bottom w:w="18" w:type="dxa"/>
+              <w:left w:w="25" w:type="dxa"/>
+              <w:right w:w="25" w:type="dxa"/>
+            </w:tcMar>
           </w:tcPr>
           <w:p>
             <w:pPr>
-              <w:spacing w:before="40" w:after="40"/>
+              <w:spacing w:before="30" w:after="30" w:line="252" w:lineRule="auto"/>
               <w:jc w:val="center"/>
             </w:pPr>
             <w:r>
@@ -5080,7 +5931,7 @@
                 <w:rFonts w:ascii="Times New Roman" w:hAnsi="Times New Roman"/>
                 <w:b/>
                 <w:color w:val="000000"/>
-                <w:sz w:val="15"/>
+                <w:sz w:val="13"/>
               </w:rPr>
               <w:t>AI tarpit + honey-token</w:t>
             </w:r>
@@ -5090,13 +5941,19 @@
       <w:tr>
         <w:tc>
           <w:tcPr>
-            <w:tcW w:type="dxa" w:w="2381"/>
+            <w:tcW w:type="dxa" w:w="1417"/>
             <w:vAlign w:val="center"/>
             <w:shd w:val="clear" w:color="auto" w:fill="FFFFFF"/>
+            <w:tcMar>
+              <w:top w:w="18" w:type="dxa"/>
+              <w:bottom w:w="18" w:type="dxa"/>
+              <w:left w:w="25" w:type="dxa"/>
+              <w:right w:w="25" w:type="dxa"/>
+            </w:tcMar>
           </w:tcPr>
           <w:p>
             <w:pPr>
-              <w:spacing w:before="40" w:after="40"/>
+              <w:spacing w:before="30" w:after="30" w:line="252" w:lineRule="auto"/>
               <w:jc w:val="left"/>
             </w:pPr>
             <w:r>
@@ -5104,7 +5961,7 @@
                 <w:rFonts w:ascii="Times New Roman" w:hAnsi="Times New Roman"/>
                 <w:b w:val="0"/>
                 <w:color w:val="000000"/>
-                <w:sz w:val="15"/>
+                <w:sz w:val="13"/>
               </w:rPr>
               <w:t>Moving Target Defence</w:t>
             </w:r>
@@ -5112,13 +5969,19 @@
         </w:tc>
         <w:tc>
           <w:tcPr>
-            <w:tcW w:type="dxa" w:w="1814"/>
+            <w:tcW w:type="dxa" w:w="794"/>
             <w:vAlign w:val="center"/>
             <w:shd w:val="clear" w:color="auto" w:fill="FFFFFF"/>
+            <w:tcMar>
+              <w:top w:w="18" w:type="dxa"/>
+              <w:bottom w:w="18" w:type="dxa"/>
+              <w:left w:w="25" w:type="dxa"/>
+              <w:right w:w="25" w:type="dxa"/>
+            </w:tcMar>
           </w:tcPr>
           <w:p>
             <w:pPr>
-              <w:spacing w:before="40" w:after="40"/>
+              <w:spacing w:before="30" w:after="30" w:line="252" w:lineRule="auto"/>
               <w:jc w:val="center"/>
             </w:pPr>
             <w:r>
@@ -5126,7 +5989,7 @@
                 <w:rFonts w:ascii="Times New Roman" w:hAnsi="Times New Roman"/>
                 <w:b w:val="0"/>
                 <w:color w:val="000000"/>
-                <w:sz w:val="15"/>
+                <w:sz w:val="13"/>
               </w:rPr>
               <w:t>No</w:t>
             </w:r>
@@ -5134,13 +5997,19 @@
         </w:tc>
         <w:tc>
           <w:tcPr>
-            <w:tcW w:type="dxa" w:w="1928"/>
+            <w:tcW w:type="dxa" w:w="907"/>
             <w:vAlign w:val="center"/>
             <w:shd w:val="clear" w:color="auto" w:fill="FFFFFF"/>
+            <w:tcMar>
+              <w:top w:w="18" w:type="dxa"/>
+              <w:bottom w:w="18" w:type="dxa"/>
+              <w:left w:w="25" w:type="dxa"/>
+              <w:right w:w="25" w:type="dxa"/>
+            </w:tcMar>
           </w:tcPr>
           <w:p>
             <w:pPr>
-              <w:spacing w:before="40" w:after="40"/>
+              <w:spacing w:before="30" w:after="30" w:line="252" w:lineRule="auto"/>
               <w:jc w:val="center"/>
             </w:pPr>
             <w:r>
@@ -5148,7 +6017,7 @@
                 <w:rFonts w:ascii="Times New Roman" w:hAnsi="Times New Roman"/>
                 <w:b w:val="0"/>
                 <w:color w:val="000000"/>
-                <w:sz w:val="15"/>
+                <w:sz w:val="13"/>
               </w:rPr>
               <w:t>No</w:t>
             </w:r>
@@ -5156,13 +6025,19 @@
         </w:tc>
         <w:tc>
           <w:tcPr>
-            <w:tcW w:type="dxa" w:w="1814"/>
+            <w:tcW w:type="dxa" w:w="794"/>
             <w:vAlign w:val="center"/>
             <w:shd w:val="clear" w:color="auto" w:fill="FFFFFF"/>
+            <w:tcMar>
+              <w:top w:w="18" w:type="dxa"/>
+              <w:bottom w:w="18" w:type="dxa"/>
+              <w:left w:w="25" w:type="dxa"/>
+              <w:right w:w="25" w:type="dxa"/>
+            </w:tcMar>
           </w:tcPr>
           <w:p>
             <w:pPr>
-              <w:spacing w:before="40" w:after="40"/>
+              <w:spacing w:before="30" w:after="30" w:line="252" w:lineRule="auto"/>
               <w:jc w:val="center"/>
             </w:pPr>
             <w:r>
@@ -5170,7 +6045,7 @@
                 <w:rFonts w:ascii="Times New Roman" w:hAnsi="Times New Roman"/>
                 <w:b w:val="0"/>
                 <w:color w:val="000000"/>
-                <w:sz w:val="15"/>
+                <w:sz w:val="13"/>
               </w:rPr>
               <w:t>No</w:t>
             </w:r>
@@ -5178,13 +6053,19 @@
         </w:tc>
         <w:tc>
           <w:tcPr>
-            <w:tcW w:type="dxa" w:w="2041"/>
+            <w:tcW w:type="dxa" w:w="907"/>
             <w:vAlign w:val="center"/>
             <w:shd w:val="clear" w:color="auto" w:fill="FFFFFF"/>
+            <w:tcMar>
+              <w:top w:w="18" w:type="dxa"/>
+              <w:bottom w:w="18" w:type="dxa"/>
+              <w:left w:w="25" w:type="dxa"/>
+              <w:right w:w="25" w:type="dxa"/>
+            </w:tcMar>
           </w:tcPr>
           <w:p>
             <w:pPr>
-              <w:spacing w:before="40" w:after="40"/>
+              <w:spacing w:before="30" w:after="30" w:line="252" w:lineRule="auto"/>
               <w:jc w:val="center"/>
             </w:pPr>
             <w:r>
@@ -5192,7 +6073,7 @@
                 <w:rFonts w:ascii="Times New Roman" w:hAnsi="Times New Roman"/>
                 <w:b/>
                 <w:color w:val="000000"/>
-                <w:sz w:val="15"/>
+                <w:sz w:val="13"/>
               </w:rPr>
               <w:t>HMAC-SHA256 port hopping</w:t>
             </w:r>
@@ -5210,7 +6091,7 @@
       <w:r>
         <w:drawing>
           <wp:inline xmlns:a="http://schemas.openxmlformats.org/drawingml/2006/main" xmlns:pic="http://schemas.openxmlformats.org/drawingml/2006/picture">
-            <wp:extent cx="5400000" cy="2240034"/>
+            <wp:extent cx="3041999" cy="1261885"/>
             <wp:docPr id="3" name="Picture 3"/>
             <wp:cNvGraphicFramePr>
               <a:graphicFrameLocks noChangeAspect="1"/>
@@ -5231,7 +6112,7 @@
                   <pic:spPr>
                     <a:xfrm>
                       <a:off x="0" y="0"/>
-                      <a:ext cx="5400000" cy="2240034"/>
+                      <a:ext cx="3041999" cy="1261885"/>
                     </a:xfrm>
                     <a:prstGeom prst="rect"/>
                   </pic:spPr>
@@ -5246,37 +6127,25 @@
       <w:pPr>
         <w:keepLines/>
         <w:spacing w:before="60" w:after="160"/>
-        <w:jc w:val="center"/>
+        <w:jc w:val="both"/>
       </w:pPr>
+      <w:r>
+        <w:rPr>
+          <w:rFonts w:ascii="Times New Roman" w:hAnsi="Times New Roman"/>
+          <w:b/>
+          <w:color w:val="000000"/>
+          <w:sz w:val="16"/>
+        </w:rPr>
+        <w:t xml:space="preserve">Fig. 5. </w:t>
+      </w:r>
       <w:r>
         <w:rPr>
           <w:rFonts w:ascii="Times New Roman" w:hAnsi="Times New Roman"/>
           <w:color w:val="000000"/>
           <w:sz w:val="16"/>
         </w:rPr>
-        <w:t>Fig. 5.  Defense capability, air-gapped readiness, and sovereignty compliance matrix (Table V).</w:t>
+        <w:t>Defense capability, air-gapped readiness, and sovereignty compliance matrix (Table V).</w:t>
       </w:r>
-    </w:p>
-    <w:p>
-      <w:pPr>
-        <w:sectPr>
-          <w:type w:val="continuous"/>
-          <w:pgSz w:w="12240" w:h="15840"/>
-          <w:pgMar w:top="1020" w:right="794" w:bottom="1134" w:left="794" w:header="720" w:footer="720" w:gutter="0"/>
-          <w:cols w:space="720"/>
-          <w:docGrid w:linePitch="360"/>
-          <w:cols w:num="2" w:space="540"/>
-          <w:cols w:num="1"/>
-          <w:cols w:num="2" w:space="540"/>
-          <w:cols w:num="1"/>
-          <w:cols w:num="2" w:space="540"/>
-          <w:cols w:num="1"/>
-          <w:cols w:num="2" w:space="540"/>
-          <w:cols w:num="1"/>
-          <w:cols w:num="2" w:space="540"/>
-          <w:cols w:num="1"/>
-        </w:sectPr>
-      </w:pPr>
     </w:p>
     <w:p>
       <w:pPr>
@@ -5982,28 +6851,6 @@
     </w:p>
     <w:p>
       <w:pPr>
-        <w:sectPr>
-          <w:type w:val="continuous"/>
-          <w:pgSz w:w="12240" w:h="15840"/>
-          <w:pgMar w:top="1020" w:right="794" w:bottom="1134" w:left="794" w:header="720" w:footer="720" w:gutter="0"/>
-          <w:cols w:space="720"/>
-          <w:docGrid w:linePitch="360"/>
-          <w:cols w:num="2" w:space="540"/>
-          <w:cols w:num="1"/>
-          <w:cols w:num="2" w:space="540"/>
-          <w:cols w:num="1"/>
-          <w:cols w:num="2" w:space="540"/>
-          <w:cols w:num="1"/>
-          <w:cols w:num="2" w:space="540"/>
-          <w:cols w:num="1"/>
-          <w:cols w:num="2" w:space="540"/>
-          <w:cols w:num="1"/>
-          <w:cols w:num="2" w:space="540"/>
-        </w:sectPr>
-      </w:pPr>
-    </w:p>
-    <w:p>
-      <w:pPr>
         <w:keepNext/>
         <w:spacing w:before="240" w:after="80"/>
         <w:jc w:val="center"/>
@@ -6066,6 +6913,7 @@
       <w:tblPr>
         <w:tblW w:type="auto" w:w="0"/>
         <w:jc w:val="center"/>
+        <w:tblLayout w:type="fixed"/>
         <w:tblLook w:firstColumn="1" w:firstRow="1" w:lastColumn="0" w:lastRow="0" w:noHBand="0" w:noVBand="1" w:val="04A0"/>
         <w:tblBorders>
           <w:top w:val="single" w:sz="12" w:space="0" w:color="000000"/>
@@ -6077,24 +6925,30 @@
         </w:tblBorders>
       </w:tblPr>
       <w:tblGrid>
-        <w:gridCol w:w="2663"/>
-        <w:gridCol w:w="2663"/>
-        <w:gridCol w:w="2663"/>
-        <w:gridCol w:w="2663"/>
+        <w:gridCol w:w="2592"/>
+        <w:gridCol w:w="2592"/>
+        <w:gridCol w:w="2592"/>
+        <w:gridCol w:w="2592"/>
       </w:tblGrid>
       <w:tr>
         <w:tc>
           <w:tcPr>
-            <w:tcW w:type="dxa" w:w="680"/>
+            <w:tcW w:type="dxa" w:w="283"/>
             <w:tcBorders>
               <w:bottom w:val="single" w:sz="8" w:space="0" w:color="000000"/>
             </w:tcBorders>
             <w:shd w:val="clear" w:color="auto" w:fill="FFFFFF"/>
+            <w:tcMar>
+              <w:top w:w="20" w:type="dxa"/>
+              <w:bottom w:w="20" w:type="dxa"/>
+              <w:left w:w="25" w:type="dxa"/>
+              <w:right w:w="25" w:type="dxa"/>
+            </w:tcMar>
             <w:vAlign w:val="center"/>
           </w:tcPr>
           <w:p>
             <w:pPr>
-              <w:spacing w:before="60" w:after="60"/>
+              <w:spacing w:before="40" w:after="40" w:line="252" w:lineRule="auto"/>
               <w:jc w:val="center"/>
             </w:pPr>
             <w:r>
@@ -6102,7 +6956,7 @@
                 <w:rFonts w:ascii="Times New Roman" w:hAnsi="Times New Roman"/>
                 <w:b/>
                 <w:color w:val="000000"/>
-                <w:sz w:val="15"/>
+                <w:sz w:val="13"/>
               </w:rPr>
               <w:t>#</w:t>
             </w:r>
@@ -6110,16 +6964,22 @@
         </w:tc>
         <w:tc>
           <w:tcPr>
-            <w:tcW w:type="dxa" w:w="2551"/>
+            <w:tcW w:type="dxa" w:w="1247"/>
             <w:tcBorders>
               <w:bottom w:val="single" w:sz="8" w:space="0" w:color="000000"/>
             </w:tcBorders>
             <w:shd w:val="clear" w:color="auto" w:fill="FFFFFF"/>
+            <w:tcMar>
+              <w:top w:w="20" w:type="dxa"/>
+              <w:bottom w:w="20" w:type="dxa"/>
+              <w:left w:w="25" w:type="dxa"/>
+              <w:right w:w="25" w:type="dxa"/>
+            </w:tcMar>
             <w:vAlign w:val="center"/>
           </w:tcPr>
           <w:p>
             <w:pPr>
-              <w:spacing w:before="60" w:after="60"/>
+              <w:spacing w:before="40" w:after="40" w:line="252" w:lineRule="auto"/>
               <w:jc w:val="center"/>
             </w:pPr>
             <w:r>
@@ -6127,7 +6987,7 @@
                 <w:rFonts w:ascii="Times New Roman" w:hAnsi="Times New Roman"/>
                 <w:b/>
                 <w:color w:val="000000"/>
-                <w:sz w:val="15"/>
+                <w:sz w:val="13"/>
               </w:rPr>
               <w:t>Target Subsystem</w:t>
             </w:r>
@@ -6135,16 +6995,22 @@
         </w:tc>
         <w:tc>
           <w:tcPr>
-            <w:tcW w:type="dxa" w:w="4819"/>
+            <w:tcW w:type="dxa" w:w="2381"/>
             <w:tcBorders>
               <w:bottom w:val="single" w:sz="8" w:space="0" w:color="000000"/>
             </w:tcBorders>
             <w:shd w:val="clear" w:color="auto" w:fill="FFFFFF"/>
+            <w:tcMar>
+              <w:top w:w="20" w:type="dxa"/>
+              <w:bottom w:w="20" w:type="dxa"/>
+              <w:left w:w="25" w:type="dxa"/>
+              <w:right w:w="25" w:type="dxa"/>
+            </w:tcMar>
             <w:vAlign w:val="center"/>
           </w:tcPr>
           <w:p>
             <w:pPr>
-              <w:spacing w:before="60" w:after="60"/>
+              <w:spacing w:before="40" w:after="40" w:line="252" w:lineRule="auto"/>
               <w:jc w:val="center"/>
             </w:pPr>
             <w:r>
@@ -6152,7 +7018,7 @@
                 <w:rFonts w:ascii="Times New Roman" w:hAnsi="Times New Roman"/>
                 <w:b/>
                 <w:color w:val="000000"/>
-                <w:sz w:val="15"/>
+                <w:sz w:val="13"/>
               </w:rPr>
               <w:t>Verification Standard / Criteria</w:t>
             </w:r>
@@ -6160,16 +7026,22 @@
         </w:tc>
         <w:tc>
           <w:tcPr>
-            <w:tcW w:type="dxa" w:w="1928"/>
+            <w:tcW w:type="dxa" w:w="907"/>
             <w:tcBorders>
               <w:bottom w:val="single" w:sz="8" w:space="0" w:color="000000"/>
             </w:tcBorders>
             <w:shd w:val="clear" w:color="auto" w:fill="FFFFFF"/>
+            <w:tcMar>
+              <w:top w:w="20" w:type="dxa"/>
+              <w:bottom w:w="20" w:type="dxa"/>
+              <w:left w:w="25" w:type="dxa"/>
+              <w:right w:w="25" w:type="dxa"/>
+            </w:tcMar>
             <w:vAlign w:val="center"/>
           </w:tcPr>
           <w:p>
             <w:pPr>
-              <w:spacing w:before="60" w:after="60"/>
+              <w:spacing w:before="40" w:after="40" w:line="252" w:lineRule="auto"/>
               <w:jc w:val="center"/>
             </w:pPr>
             <w:r>
@@ -6177,7 +7049,7 @@
                 <w:rFonts w:ascii="Times New Roman" w:hAnsi="Times New Roman"/>
                 <w:b/>
                 <w:color w:val="000000"/>
-                <w:sz w:val="15"/>
+                <w:sz w:val="13"/>
               </w:rPr>
               <w:t>Verdict</w:t>
             </w:r>
@@ -6187,13 +7059,19 @@
       <w:tr>
         <w:tc>
           <w:tcPr>
-            <w:tcW w:type="dxa" w:w="680"/>
+            <w:tcW w:type="dxa" w:w="283"/>
             <w:vAlign w:val="center"/>
             <w:shd w:val="clear" w:color="auto" w:fill="FFFFFF"/>
+            <w:tcMar>
+              <w:top w:w="18" w:type="dxa"/>
+              <w:bottom w:w="18" w:type="dxa"/>
+              <w:left w:w="25" w:type="dxa"/>
+              <w:right w:w="25" w:type="dxa"/>
+            </w:tcMar>
           </w:tcPr>
           <w:p>
             <w:pPr>
-              <w:spacing w:before="40" w:after="40"/>
+              <w:spacing w:before="30" w:after="30" w:line="252" w:lineRule="auto"/>
               <w:jc w:val="center"/>
             </w:pPr>
             <w:r>
@@ -6201,7 +7079,7 @@
                 <w:rFonts w:ascii="Times New Roman" w:hAnsi="Times New Roman"/>
                 <w:b w:val="0"/>
                 <w:color w:val="000000"/>
-                <w:sz w:val="15"/>
+                <w:sz w:val="12"/>
               </w:rPr>
               <w:t>1</w:t>
             </w:r>
@@ -6209,13 +7087,19 @@
         </w:tc>
         <w:tc>
           <w:tcPr>
-            <w:tcW w:type="dxa" w:w="2551"/>
+            <w:tcW w:type="dxa" w:w="1247"/>
             <w:vAlign w:val="center"/>
             <w:shd w:val="clear" w:color="auto" w:fill="FFFFFF"/>
+            <w:tcMar>
+              <w:top w:w="18" w:type="dxa"/>
+              <w:bottom w:w="18" w:type="dxa"/>
+              <w:left w:w="25" w:type="dxa"/>
+              <w:right w:w="25" w:type="dxa"/>
+            </w:tcMar>
           </w:tcPr>
           <w:p>
             <w:pPr>
-              <w:spacing w:before="40" w:after="40"/>
+              <w:spacing w:before="30" w:after="30" w:line="252" w:lineRule="auto"/>
               <w:jc w:val="left"/>
             </w:pPr>
             <w:r>
@@ -6223,7 +7107,7 @@
                 <w:rFonts w:ascii="Times New Roman" w:hAnsi="Times New Roman"/>
                 <w:b w:val="0"/>
                 <w:color w:val="000000"/>
-                <w:sz w:val="15"/>
+                <w:sz w:val="12"/>
               </w:rPr>
               <w:t>Shell Automation</w:t>
             </w:r>
@@ -6231,13 +7115,19 @@
         </w:tc>
         <w:tc>
           <w:tcPr>
-            <w:tcW w:type="dxa" w:w="4819"/>
+            <w:tcW w:type="dxa" w:w="2381"/>
             <w:vAlign w:val="center"/>
             <w:shd w:val="clear" w:color="auto" w:fill="FFFFFF"/>
+            <w:tcMar>
+              <w:top w:w="18" w:type="dxa"/>
+              <w:bottom w:w="18" w:type="dxa"/>
+              <w:left w:w="25" w:type="dxa"/>
+              <w:right w:w="25" w:type="dxa"/>
+            </w:tcMar>
           </w:tcPr>
           <w:p>
             <w:pPr>
-              <w:spacing w:before="40" w:after="40"/>
+              <w:spacing w:before="30" w:after="30" w:line="252" w:lineRule="auto"/>
               <w:jc w:val="left"/>
             </w:pPr>
             <w:r>
@@ -6245,7 +7135,7 @@
                 <w:rFonts w:ascii="Times New Roman" w:hAnsi="Times New Roman"/>
                 <w:b w:val="0"/>
                 <w:color w:val="000000"/>
-                <w:sz w:val="15"/>
+                <w:sz w:val="12"/>
               </w:rPr>
               <w:t>POSIX / Bash static syntax validation (bash -n)</w:t>
             </w:r>
@@ -6253,13 +7143,19 @@
         </w:tc>
         <w:tc>
           <w:tcPr>
-            <w:tcW w:type="dxa" w:w="1928"/>
+            <w:tcW w:type="dxa" w:w="907"/>
             <w:vAlign w:val="center"/>
             <w:shd w:val="clear" w:color="auto" w:fill="FFFFFF"/>
+            <w:tcMar>
+              <w:top w:w="18" w:type="dxa"/>
+              <w:bottom w:w="18" w:type="dxa"/>
+              <w:left w:w="25" w:type="dxa"/>
+              <w:right w:w="25" w:type="dxa"/>
+            </w:tcMar>
           </w:tcPr>
           <w:p>
             <w:pPr>
-              <w:spacing w:before="40" w:after="40"/>
+              <w:spacing w:before="30" w:after="30" w:line="252" w:lineRule="auto"/>
               <w:jc w:val="center"/>
             </w:pPr>
             <w:r>
@@ -6267,7 +7163,7 @@
                 <w:rFonts w:ascii="Times New Roman" w:hAnsi="Times New Roman"/>
                 <w:b/>
                 <w:color w:val="000000"/>
-                <w:sz w:val="15"/>
+                <w:sz w:val="12"/>
               </w:rPr>
               <w:t>PASSED [✓]</w:t>
             </w:r>
@@ -6277,13 +7173,19 @@
       <w:tr>
         <w:tc>
           <w:tcPr>
-            <w:tcW w:type="dxa" w:w="680"/>
+            <w:tcW w:type="dxa" w:w="283"/>
             <w:vAlign w:val="center"/>
             <w:shd w:val="clear" w:color="auto" w:fill="FFFFFF"/>
+            <w:tcMar>
+              <w:top w:w="18" w:type="dxa"/>
+              <w:bottom w:w="18" w:type="dxa"/>
+              <w:left w:w="25" w:type="dxa"/>
+              <w:right w:w="25" w:type="dxa"/>
+            </w:tcMar>
           </w:tcPr>
           <w:p>
             <w:pPr>
-              <w:spacing w:before="40" w:after="40"/>
+              <w:spacing w:before="30" w:after="30" w:line="252" w:lineRule="auto"/>
               <w:jc w:val="center"/>
             </w:pPr>
             <w:r>
@@ -6291,7 +7193,7 @@
                 <w:rFonts w:ascii="Times New Roman" w:hAnsi="Times New Roman"/>
                 <w:b w:val="0"/>
                 <w:color w:val="000000"/>
-                <w:sz w:val="15"/>
+                <w:sz w:val="12"/>
               </w:rPr>
               <w:t>2</w:t>
             </w:r>
@@ -6299,13 +7201,19 @@
         </w:tc>
         <w:tc>
           <w:tcPr>
-            <w:tcW w:type="dxa" w:w="2551"/>
+            <w:tcW w:type="dxa" w:w="1247"/>
             <w:vAlign w:val="center"/>
             <w:shd w:val="clear" w:color="auto" w:fill="FFFFFF"/>
+            <w:tcMar>
+              <w:top w:w="18" w:type="dxa"/>
+              <w:bottom w:w="18" w:type="dxa"/>
+              <w:left w:w="25" w:type="dxa"/>
+              <w:right w:w="25" w:type="dxa"/>
+            </w:tcMar>
           </w:tcPr>
           <w:p>
             <w:pPr>
-              <w:spacing w:before="40" w:after="40"/>
+              <w:spacing w:before="30" w:after="30" w:line="252" w:lineRule="auto"/>
               <w:jc w:val="left"/>
             </w:pPr>
             <w:r>
@@ -6313,7 +7221,7 @@
                 <w:rFonts w:ascii="Times New Roman" w:hAnsi="Times New Roman"/>
                 <w:b w:val="0"/>
                 <w:color w:val="000000"/>
-                <w:sz w:val="15"/>
+                <w:sz w:val="12"/>
               </w:rPr>
               <w:t>Local LLM Engine</w:t>
             </w:r>
@@ -6321,13 +7229,19 @@
         </w:tc>
         <w:tc>
           <w:tcPr>
-            <w:tcW w:type="dxa" w:w="4819"/>
+            <w:tcW w:type="dxa" w:w="2381"/>
             <w:vAlign w:val="center"/>
             <w:shd w:val="clear" w:color="auto" w:fill="FFFFFF"/>
+            <w:tcMar>
+              <w:top w:w="18" w:type="dxa"/>
+              <w:bottom w:w="18" w:type="dxa"/>
+              <w:left w:w="25" w:type="dxa"/>
+              <w:right w:w="25" w:type="dxa"/>
+            </w:tcMar>
           </w:tcPr>
           <w:p>
             <w:pPr>
-              <w:spacing w:before="40" w:after="40"/>
+              <w:spacing w:before="30" w:after="30" w:line="252" w:lineRule="auto"/>
               <w:jc w:val="left"/>
             </w:pPr>
             <w:r>
@@ -6335,7 +7249,7 @@
                 <w:rFonts w:ascii="Times New Roman" w:hAnsi="Times New Roman"/>
                 <w:b w:val="0"/>
                 <w:color w:val="000000"/>
-                <w:sz w:val="15"/>
+                <w:sz w:val="12"/>
               </w:rPr>
               <w:t>Modelfile parameters &amp; strict JSON grammar</w:t>
             </w:r>
@@ -6343,13 +7257,19 @@
         </w:tc>
         <w:tc>
           <w:tcPr>
-            <w:tcW w:type="dxa" w:w="1928"/>
+            <w:tcW w:type="dxa" w:w="907"/>
             <w:vAlign w:val="center"/>
             <w:shd w:val="clear" w:color="auto" w:fill="FFFFFF"/>
+            <w:tcMar>
+              <w:top w:w="18" w:type="dxa"/>
+              <w:bottom w:w="18" w:type="dxa"/>
+              <w:left w:w="25" w:type="dxa"/>
+              <w:right w:w="25" w:type="dxa"/>
+            </w:tcMar>
           </w:tcPr>
           <w:p>
             <w:pPr>
-              <w:spacing w:before="40" w:after="40"/>
+              <w:spacing w:before="30" w:after="30" w:line="252" w:lineRule="auto"/>
               <w:jc w:val="center"/>
             </w:pPr>
             <w:r>
@@ -6357,7 +7277,7 @@
                 <w:rFonts w:ascii="Times New Roman" w:hAnsi="Times New Roman"/>
                 <w:b/>
                 <w:color w:val="000000"/>
-                <w:sz w:val="15"/>
+                <w:sz w:val="12"/>
               </w:rPr>
               <w:t>PASSED [✓]</w:t>
             </w:r>
@@ -6367,13 +7287,19 @@
       <w:tr>
         <w:tc>
           <w:tcPr>
-            <w:tcW w:type="dxa" w:w="680"/>
+            <w:tcW w:type="dxa" w:w="283"/>
             <w:vAlign w:val="center"/>
             <w:shd w:val="clear" w:color="auto" w:fill="FFFFFF"/>
+            <w:tcMar>
+              <w:top w:w="18" w:type="dxa"/>
+              <w:bottom w:w="18" w:type="dxa"/>
+              <w:left w:w="25" w:type="dxa"/>
+              <w:right w:w="25" w:type="dxa"/>
+            </w:tcMar>
           </w:tcPr>
           <w:p>
             <w:pPr>
-              <w:spacing w:before="40" w:after="40"/>
+              <w:spacing w:before="30" w:after="30" w:line="252" w:lineRule="auto"/>
               <w:jc w:val="center"/>
             </w:pPr>
             <w:r>
@@ -6381,7 +7307,7 @@
                 <w:rFonts w:ascii="Times New Roman" w:hAnsi="Times New Roman"/>
                 <w:b w:val="0"/>
                 <w:color w:val="000000"/>
-                <w:sz w:val="15"/>
+                <w:sz w:val="12"/>
               </w:rPr>
               <w:t>3</w:t>
             </w:r>
@@ -6389,13 +7315,19 @@
         </w:tc>
         <w:tc>
           <w:tcPr>
-            <w:tcW w:type="dxa" w:w="2551"/>
+            <w:tcW w:type="dxa" w:w="1247"/>
             <w:vAlign w:val="center"/>
             <w:shd w:val="clear" w:color="auto" w:fill="FFFFFF"/>
+            <w:tcMar>
+              <w:top w:w="18" w:type="dxa"/>
+              <w:bottom w:w="18" w:type="dxa"/>
+              <w:left w:w="25" w:type="dxa"/>
+              <w:right w:w="25" w:type="dxa"/>
+            </w:tcMar>
           </w:tcPr>
           <w:p>
             <w:pPr>
-              <w:spacing w:before="40" w:after="40"/>
+              <w:spacing w:before="30" w:after="30" w:line="252" w:lineRule="auto"/>
               <w:jc w:val="left"/>
             </w:pPr>
             <w:r>
@@ -6403,7 +7335,7 @@
                 <w:rFonts w:ascii="Times New Roman" w:hAnsi="Times New Roman"/>
                 <w:b w:val="0"/>
                 <w:color w:val="000000"/>
-                <w:sz w:val="15"/>
+                <w:sz w:val="12"/>
               </w:rPr>
               <w:t>Post-Quantum Crypto</w:t>
             </w:r>
@@ -6411,13 +7343,19 @@
         </w:tc>
         <w:tc>
           <w:tcPr>
-            <w:tcW w:type="dxa" w:w="4819"/>
+            <w:tcW w:type="dxa" w:w="2381"/>
             <w:vAlign w:val="center"/>
             <w:shd w:val="clear" w:color="auto" w:fill="FFFFFF"/>
+            <w:tcMar>
+              <w:top w:w="18" w:type="dxa"/>
+              <w:bottom w:w="18" w:type="dxa"/>
+              <w:left w:w="25" w:type="dxa"/>
+              <w:right w:w="25" w:type="dxa"/>
+            </w:tcMar>
           </w:tcPr>
           <w:p>
             <w:pPr>
-              <w:spacing w:before="40" w:after="40"/>
+              <w:spacing w:before="30" w:after="30" w:line="252" w:lineRule="auto"/>
               <w:jc w:val="left"/>
             </w:pPr>
             <w:r>
@@ -6425,7 +7363,7 @@
                 <w:rFonts w:ascii="Times New Roman" w:hAnsi="Times New Roman"/>
                 <w:b w:val="0"/>
                 <w:color w:val="000000"/>
-                <w:sz w:val="15"/>
+                <w:sz w:val="12"/>
               </w:rPr>
               <w:t>NIST FIPS 203 (ML-KEM-1024) &amp; ML-DSA-65</w:t>
             </w:r>
@@ -6433,13 +7371,19 @@
         </w:tc>
         <w:tc>
           <w:tcPr>
-            <w:tcW w:type="dxa" w:w="1928"/>
+            <w:tcW w:type="dxa" w:w="907"/>
             <w:vAlign w:val="center"/>
             <w:shd w:val="clear" w:color="auto" w:fill="FFFFFF"/>
+            <w:tcMar>
+              <w:top w:w="18" w:type="dxa"/>
+              <w:bottom w:w="18" w:type="dxa"/>
+              <w:left w:w="25" w:type="dxa"/>
+              <w:right w:w="25" w:type="dxa"/>
+            </w:tcMar>
           </w:tcPr>
           <w:p>
             <w:pPr>
-              <w:spacing w:before="40" w:after="40"/>
+              <w:spacing w:before="30" w:after="30" w:line="252" w:lineRule="auto"/>
               <w:jc w:val="center"/>
             </w:pPr>
             <w:r>
@@ -6447,7 +7391,7 @@
                 <w:rFonts w:ascii="Times New Roman" w:hAnsi="Times New Roman"/>
                 <w:b/>
                 <w:color w:val="000000"/>
-                <w:sz w:val="15"/>
+                <w:sz w:val="12"/>
               </w:rPr>
               <w:t>PASSED [✓]</w:t>
             </w:r>
@@ -6457,13 +7401,19 @@
       <w:tr>
         <w:tc>
           <w:tcPr>
-            <w:tcW w:type="dxa" w:w="680"/>
+            <w:tcW w:type="dxa" w:w="283"/>
             <w:vAlign w:val="center"/>
             <w:shd w:val="clear" w:color="auto" w:fill="FFFFFF"/>
+            <w:tcMar>
+              <w:top w:w="18" w:type="dxa"/>
+              <w:bottom w:w="18" w:type="dxa"/>
+              <w:left w:w="25" w:type="dxa"/>
+              <w:right w:w="25" w:type="dxa"/>
+            </w:tcMar>
           </w:tcPr>
           <w:p>
             <w:pPr>
-              <w:spacing w:before="40" w:after="40"/>
+              <w:spacing w:before="30" w:after="30" w:line="252" w:lineRule="auto"/>
               <w:jc w:val="center"/>
             </w:pPr>
             <w:r>
@@ -6471,7 +7421,7 @@
                 <w:rFonts w:ascii="Times New Roman" w:hAnsi="Times New Roman"/>
                 <w:b w:val="0"/>
                 <w:color w:val="000000"/>
-                <w:sz w:val="15"/>
+                <w:sz w:val="12"/>
               </w:rPr>
               <w:t>4</w:t>
             </w:r>
@@ -6479,13 +7429,19 @@
         </w:tc>
         <w:tc>
           <w:tcPr>
-            <w:tcW w:type="dxa" w:w="2551"/>
+            <w:tcW w:type="dxa" w:w="1247"/>
             <w:vAlign w:val="center"/>
             <w:shd w:val="clear" w:color="auto" w:fill="FFFFFF"/>
+            <w:tcMar>
+              <w:top w:w="18" w:type="dxa"/>
+              <w:bottom w:w="18" w:type="dxa"/>
+              <w:left w:w="25" w:type="dxa"/>
+              <w:right w:w="25" w:type="dxa"/>
+            </w:tcMar>
           </w:tcPr>
           <w:p>
             <w:pPr>
-              <w:spacing w:before="40" w:after="40"/>
+              <w:spacing w:before="30" w:after="30" w:line="252" w:lineRule="auto"/>
               <w:jc w:val="left"/>
             </w:pPr>
             <w:r>
@@ -6493,7 +7449,7 @@
                 <w:rFonts w:ascii="Times New Roman" w:hAnsi="Times New Roman"/>
                 <w:b w:val="0"/>
                 <w:color w:val="000000"/>
-                <w:sz w:val="15"/>
+                <w:sz w:val="12"/>
               </w:rPr>
               <w:t>eBPF Kernel Driver</w:t>
             </w:r>
@@ -6501,13 +7457,19 @@
         </w:tc>
         <w:tc>
           <w:tcPr>
-            <w:tcW w:type="dxa" w:w="4819"/>
+            <w:tcW w:type="dxa" w:w="2381"/>
             <w:vAlign w:val="center"/>
             <w:shd w:val="clear" w:color="auto" w:fill="FFFFFF"/>
+            <w:tcMar>
+              <w:top w:w="18" w:type="dxa"/>
+              <w:bottom w:w="18" w:type="dxa"/>
+              <w:left w:w="25" w:type="dxa"/>
+              <w:right w:w="25" w:type="dxa"/>
+            </w:tcMar>
           </w:tcPr>
           <w:p>
             <w:pPr>
-              <w:spacing w:before="40" w:after="40"/>
+              <w:spacing w:before="30" w:after="30" w:line="252" w:lineRule="auto"/>
               <w:jc w:val="left"/>
             </w:pPr>
             <w:r>
@@ -6515,7 +7477,7 @@
                 <w:rFonts w:ascii="Times New Roman" w:hAnsi="Times New Roman"/>
                 <w:b w:val="0"/>
                 <w:color w:val="000000"/>
-                <w:sz w:val="15"/>
+                <w:sz w:val="12"/>
               </w:rPr>
               <w:t>24-byte struct alignment &amp; TTL expiry engine</w:t>
             </w:r>
@@ -6523,13 +7485,19 @@
         </w:tc>
         <w:tc>
           <w:tcPr>
-            <w:tcW w:type="dxa" w:w="1928"/>
+            <w:tcW w:type="dxa" w:w="907"/>
             <w:vAlign w:val="center"/>
             <w:shd w:val="clear" w:color="auto" w:fill="FFFFFF"/>
+            <w:tcMar>
+              <w:top w:w="18" w:type="dxa"/>
+              <w:bottom w:w="18" w:type="dxa"/>
+              <w:left w:w="25" w:type="dxa"/>
+              <w:right w:w="25" w:type="dxa"/>
+            </w:tcMar>
           </w:tcPr>
           <w:p>
             <w:pPr>
-              <w:spacing w:before="40" w:after="40"/>
+              <w:spacing w:before="30" w:after="30" w:line="252" w:lineRule="auto"/>
               <w:jc w:val="center"/>
             </w:pPr>
             <w:r>
@@ -6537,7 +7505,7 @@
                 <w:rFonts w:ascii="Times New Roman" w:hAnsi="Times New Roman"/>
                 <w:b/>
                 <w:color w:val="000000"/>
-                <w:sz w:val="15"/>
+                <w:sz w:val="12"/>
               </w:rPr>
               <w:t>PASSED [✓]</w:t>
             </w:r>
@@ -6547,13 +7515,19 @@
       <w:tr>
         <w:tc>
           <w:tcPr>
-            <w:tcW w:type="dxa" w:w="680"/>
+            <w:tcW w:type="dxa" w:w="283"/>
             <w:vAlign w:val="center"/>
             <w:shd w:val="clear" w:color="auto" w:fill="FFFFFF"/>
+            <w:tcMar>
+              <w:top w:w="18" w:type="dxa"/>
+              <w:bottom w:w="18" w:type="dxa"/>
+              <w:left w:w="25" w:type="dxa"/>
+              <w:right w:w="25" w:type="dxa"/>
+            </w:tcMar>
           </w:tcPr>
           <w:p>
             <w:pPr>
-              <w:spacing w:before="40" w:after="40"/>
+              <w:spacing w:before="30" w:after="30" w:line="252" w:lineRule="auto"/>
               <w:jc w:val="center"/>
             </w:pPr>
             <w:r>
@@ -6561,7 +7535,7 @@
                 <w:rFonts w:ascii="Times New Roman" w:hAnsi="Times New Roman"/>
                 <w:b w:val="0"/>
                 <w:color w:val="000000"/>
-                <w:sz w:val="15"/>
+                <w:sz w:val="12"/>
               </w:rPr>
               <w:t>5</w:t>
             </w:r>
@@ -6569,13 +7543,19 @@
         </w:tc>
         <w:tc>
           <w:tcPr>
-            <w:tcW w:type="dxa" w:w="2551"/>
+            <w:tcW w:type="dxa" w:w="1247"/>
             <w:vAlign w:val="center"/>
             <w:shd w:val="clear" w:color="auto" w:fill="FFFFFF"/>
+            <w:tcMar>
+              <w:top w:w="18" w:type="dxa"/>
+              <w:bottom w:w="18" w:type="dxa"/>
+              <w:left w:w="25" w:type="dxa"/>
+              <w:right w:w="25" w:type="dxa"/>
+            </w:tcMar>
           </w:tcPr>
           <w:p>
             <w:pPr>
-              <w:spacing w:before="40" w:after="40"/>
+              <w:spacing w:before="30" w:after="30" w:line="252" w:lineRule="auto"/>
               <w:jc w:val="left"/>
             </w:pPr>
             <w:r>
@@ -6583,7 +7563,7 @@
                 <w:rFonts w:ascii="Times New Roman" w:hAnsi="Times New Roman"/>
                 <w:b w:val="0"/>
                 <w:color w:val="000000"/>
-                <w:sz w:val="15"/>
+                <w:sz w:val="12"/>
               </w:rPr>
               <w:t>Threat Parser</w:t>
             </w:r>
@@ -6591,13 +7571,19 @@
         </w:tc>
         <w:tc>
           <w:tcPr>
-            <w:tcW w:type="dxa" w:w="4819"/>
+            <w:tcW w:type="dxa" w:w="2381"/>
             <w:vAlign w:val="center"/>
             <w:shd w:val="clear" w:color="auto" w:fill="FFFFFF"/>
+            <w:tcMar>
+              <w:top w:w="18" w:type="dxa"/>
+              <w:bottom w:w="18" w:type="dxa"/>
+              <w:left w:w="25" w:type="dxa"/>
+              <w:right w:w="25" w:type="dxa"/>
+            </w:tcMar>
           </w:tcPr>
           <w:p>
             <w:pPr>
-              <w:spacing w:before="40" w:after="40"/>
+              <w:spacing w:before="30" w:after="30" w:line="252" w:lineRule="auto"/>
               <w:jc w:val="left"/>
             </w:pPr>
             <w:r>
@@ -6605,7 +7591,7 @@
                 <w:rFonts w:ascii="Times New Roman" w:hAnsi="Times New Roman"/>
                 <w:b w:val="0"/>
                 <w:color w:val="000000"/>
-                <w:sz w:val="15"/>
+                <w:sz w:val="12"/>
               </w:rPr>
               <w:t>Suricata alert parser &amp; deterministic XDP fallback</w:t>
             </w:r>
@@ -6613,13 +7599,19 @@
         </w:tc>
         <w:tc>
           <w:tcPr>
-            <w:tcW w:type="dxa" w:w="1928"/>
+            <w:tcW w:type="dxa" w:w="907"/>
             <w:vAlign w:val="center"/>
             <w:shd w:val="clear" w:color="auto" w:fill="FFFFFF"/>
+            <w:tcMar>
+              <w:top w:w="18" w:type="dxa"/>
+              <w:bottom w:w="18" w:type="dxa"/>
+              <w:left w:w="25" w:type="dxa"/>
+              <w:right w:w="25" w:type="dxa"/>
+            </w:tcMar>
           </w:tcPr>
           <w:p>
             <w:pPr>
-              <w:spacing w:before="40" w:after="40"/>
+              <w:spacing w:before="30" w:after="30" w:line="252" w:lineRule="auto"/>
               <w:jc w:val="center"/>
             </w:pPr>
             <w:r>
@@ -6627,7 +7619,7 @@
                 <w:rFonts w:ascii="Times New Roman" w:hAnsi="Times New Roman"/>
                 <w:b/>
                 <w:color w:val="000000"/>
-                <w:sz w:val="15"/>
+                <w:sz w:val="12"/>
               </w:rPr>
               <w:t>PASSED [✓]</w:t>
             </w:r>
@@ -6637,13 +7629,19 @@
       <w:tr>
         <w:tc>
           <w:tcPr>
-            <w:tcW w:type="dxa" w:w="680"/>
+            <w:tcW w:type="dxa" w:w="283"/>
             <w:vAlign w:val="center"/>
             <w:shd w:val="clear" w:color="auto" w:fill="FFFFFF"/>
+            <w:tcMar>
+              <w:top w:w="18" w:type="dxa"/>
+              <w:bottom w:w="18" w:type="dxa"/>
+              <w:left w:w="25" w:type="dxa"/>
+              <w:right w:w="25" w:type="dxa"/>
+            </w:tcMar>
           </w:tcPr>
           <w:p>
             <w:pPr>
-              <w:spacing w:before="40" w:after="40"/>
+              <w:spacing w:before="30" w:after="30" w:line="252" w:lineRule="auto"/>
               <w:jc w:val="center"/>
             </w:pPr>
             <w:r>
@@ -6651,7 +7649,7 @@
                 <w:rFonts w:ascii="Times New Roman" w:hAnsi="Times New Roman"/>
                 <w:b w:val="0"/>
                 <w:color w:val="000000"/>
-                <w:sz w:val="15"/>
+                <w:sz w:val="12"/>
               </w:rPr>
               <w:t>6</w:t>
             </w:r>
@@ -6659,13 +7657,19 @@
         </w:tc>
         <w:tc>
           <w:tcPr>
-            <w:tcW w:type="dxa" w:w="2551"/>
+            <w:tcW w:type="dxa" w:w="1247"/>
             <w:vAlign w:val="center"/>
             <w:shd w:val="clear" w:color="auto" w:fill="FFFFFF"/>
+            <w:tcMar>
+              <w:top w:w="18" w:type="dxa"/>
+              <w:bottom w:w="18" w:type="dxa"/>
+              <w:left w:w="25" w:type="dxa"/>
+              <w:right w:w="25" w:type="dxa"/>
+            </w:tcMar>
           </w:tcPr>
           <w:p>
             <w:pPr>
-              <w:spacing w:before="40" w:after="40"/>
+              <w:spacing w:before="30" w:after="30" w:line="252" w:lineRule="auto"/>
               <w:jc w:val="left"/>
             </w:pPr>
             <w:r>
@@ -6673,7 +7677,7 @@
                 <w:rFonts w:ascii="Times New Roman" w:hAnsi="Times New Roman"/>
                 <w:b w:val="0"/>
                 <w:color w:val="000000"/>
-                <w:sz w:val="15"/>
+                <w:sz w:val="12"/>
               </w:rPr>
               <w:t>AI-Tarpit Deception</w:t>
             </w:r>
@@ -6681,13 +7685,19 @@
         </w:tc>
         <w:tc>
           <w:tcPr>
-            <w:tcW w:type="dxa" w:w="4819"/>
+            <w:tcW w:type="dxa" w:w="2381"/>
             <w:vAlign w:val="center"/>
             <w:shd w:val="clear" w:color="auto" w:fill="FFFFFF"/>
+            <w:tcMar>
+              <w:top w:w="18" w:type="dxa"/>
+              <w:bottom w:w="18" w:type="dxa"/>
+              <w:left w:w="25" w:type="dxa"/>
+              <w:right w:w="25" w:type="dxa"/>
+            </w:tcMar>
           </w:tcPr>
           <w:p>
             <w:pPr>
-              <w:spacing w:before="40" w:after="40"/>
+              <w:spacing w:before="30" w:after="30" w:line="252" w:lineRule="auto"/>
               <w:jc w:val="left"/>
             </w:pPr>
             <w:r>
@@ -6695,7 +7705,7 @@
                 <w:rFonts w:ascii="Times New Roman" w:hAnsi="Times New Roman"/>
                 <w:b w:val="0"/>
                 <w:color w:val="000000"/>
-                <w:sz w:val="15"/>
+                <w:sz w:val="12"/>
               </w:rPr>
               <w:t>Context-exhaustion payloads &amp; honey-tokens</w:t>
             </w:r>
@@ -6703,13 +7713,19 @@
         </w:tc>
         <w:tc>
           <w:tcPr>
-            <w:tcW w:type="dxa" w:w="1928"/>
+            <w:tcW w:type="dxa" w:w="907"/>
             <w:vAlign w:val="center"/>
             <w:shd w:val="clear" w:color="auto" w:fill="FFFFFF"/>
+            <w:tcMar>
+              <w:top w:w="18" w:type="dxa"/>
+              <w:bottom w:w="18" w:type="dxa"/>
+              <w:left w:w="25" w:type="dxa"/>
+              <w:right w:w="25" w:type="dxa"/>
+            </w:tcMar>
           </w:tcPr>
           <w:p>
             <w:pPr>
-              <w:spacing w:before="40" w:after="40"/>
+              <w:spacing w:before="30" w:after="30" w:line="252" w:lineRule="auto"/>
               <w:jc w:val="center"/>
             </w:pPr>
             <w:r>
@@ -6717,7 +7733,7 @@
                 <w:rFonts w:ascii="Times New Roman" w:hAnsi="Times New Roman"/>
                 <w:b/>
                 <w:color w:val="000000"/>
-                <w:sz w:val="15"/>
+                <w:sz w:val="12"/>
               </w:rPr>
               <w:t>PASSED [✓]</w:t>
             </w:r>
@@ -6727,13 +7743,19 @@
       <w:tr>
         <w:tc>
           <w:tcPr>
-            <w:tcW w:type="dxa" w:w="680"/>
+            <w:tcW w:type="dxa" w:w="283"/>
             <w:vAlign w:val="center"/>
             <w:shd w:val="clear" w:color="auto" w:fill="FFFFFF"/>
+            <w:tcMar>
+              <w:top w:w="18" w:type="dxa"/>
+              <w:bottom w:w="18" w:type="dxa"/>
+              <w:left w:w="25" w:type="dxa"/>
+              <w:right w:w="25" w:type="dxa"/>
+            </w:tcMar>
           </w:tcPr>
           <w:p>
             <w:pPr>
-              <w:spacing w:before="40" w:after="40"/>
+              <w:spacing w:before="30" w:after="30" w:line="252" w:lineRule="auto"/>
               <w:jc w:val="center"/>
             </w:pPr>
             <w:r>
@@ -6741,7 +7763,7 @@
                 <w:rFonts w:ascii="Times New Roman" w:hAnsi="Times New Roman"/>
                 <w:b w:val="0"/>
                 <w:color w:val="000000"/>
-                <w:sz w:val="15"/>
+                <w:sz w:val="12"/>
               </w:rPr>
               <w:t>7</w:t>
             </w:r>
@@ -6749,13 +7771,19 @@
         </w:tc>
         <w:tc>
           <w:tcPr>
-            <w:tcW w:type="dxa" w:w="2551"/>
+            <w:tcW w:type="dxa" w:w="1247"/>
             <w:vAlign w:val="center"/>
             <w:shd w:val="clear" w:color="auto" w:fill="FFFFFF"/>
+            <w:tcMar>
+              <w:top w:w="18" w:type="dxa"/>
+              <w:bottom w:w="18" w:type="dxa"/>
+              <w:left w:w="25" w:type="dxa"/>
+              <w:right w:w="25" w:type="dxa"/>
+            </w:tcMar>
           </w:tcPr>
           <w:p>
             <w:pPr>
-              <w:spacing w:before="40" w:after="40"/>
+              <w:spacing w:before="30" w:after="30" w:line="252" w:lineRule="auto"/>
               <w:jc w:val="left"/>
             </w:pPr>
             <w:r>
@@ -6763,7 +7791,7 @@
                 <w:rFonts w:ascii="Times New Roman" w:hAnsi="Times New Roman"/>
                 <w:b w:val="0"/>
                 <w:color w:val="000000"/>
-                <w:sz w:val="15"/>
+                <w:sz w:val="12"/>
               </w:rPr>
               <w:t>Systemd Daemons</w:t>
             </w:r>
@@ -6771,13 +7799,19 @@
         </w:tc>
         <w:tc>
           <w:tcPr>
-            <w:tcW w:type="dxa" w:w="4819"/>
+            <w:tcW w:type="dxa" w:w="2381"/>
             <w:vAlign w:val="center"/>
             <w:shd w:val="clear" w:color="auto" w:fill="FFFFFF"/>
+            <w:tcMar>
+              <w:top w:w="18" w:type="dxa"/>
+              <w:bottom w:w="18" w:type="dxa"/>
+              <w:left w:w="25" w:type="dxa"/>
+              <w:right w:w="25" w:type="dxa"/>
+            </w:tcMar>
           </w:tcPr>
           <w:p>
             <w:pPr>
-              <w:spacing w:before="40" w:after="40"/>
+              <w:spacing w:before="30" w:after="30" w:line="252" w:lineRule="auto"/>
               <w:jc w:val="left"/>
             </w:pPr>
             <w:r>
@@ -6785,7 +7819,7 @@
                 <w:rFonts w:ascii="Times New Roman" w:hAnsi="Times New Roman"/>
                 <w:b w:val="0"/>
                 <w:color w:val="000000"/>
-                <w:sz w:val="15"/>
+                <w:sz w:val="12"/>
               </w:rPr>
               <w:t>Unit syntax for sec-monitor, sec-tarpit, sec-bridge</w:t>
             </w:r>
@@ -6793,13 +7827,19 @@
         </w:tc>
         <w:tc>
           <w:tcPr>
-            <w:tcW w:type="dxa" w:w="1928"/>
+            <w:tcW w:type="dxa" w:w="907"/>
             <w:vAlign w:val="center"/>
             <w:shd w:val="clear" w:color="auto" w:fill="FFFFFF"/>
+            <w:tcMar>
+              <w:top w:w="18" w:type="dxa"/>
+              <w:bottom w:w="18" w:type="dxa"/>
+              <w:left w:w="25" w:type="dxa"/>
+              <w:right w:w="25" w:type="dxa"/>
+            </w:tcMar>
           </w:tcPr>
           <w:p>
             <w:pPr>
-              <w:spacing w:before="40" w:after="40"/>
+              <w:spacing w:before="30" w:after="30" w:line="252" w:lineRule="auto"/>
               <w:jc w:val="center"/>
             </w:pPr>
             <w:r>
@@ -6807,7 +7847,7 @@
                 <w:rFonts w:ascii="Times New Roman" w:hAnsi="Times New Roman"/>
                 <w:b/>
                 <w:color w:val="000000"/>
-                <w:sz w:val="15"/>
+                <w:sz w:val="12"/>
               </w:rPr>
               <w:t>PASSED [✓]</w:t>
             </w:r>
@@ -6817,13 +7857,19 @@
       <w:tr>
         <w:tc>
           <w:tcPr>
-            <w:tcW w:type="dxa" w:w="680"/>
+            <w:tcW w:type="dxa" w:w="283"/>
             <w:vAlign w:val="center"/>
             <w:shd w:val="clear" w:color="auto" w:fill="FFFFFF"/>
+            <w:tcMar>
+              <w:top w:w="18" w:type="dxa"/>
+              <w:bottom w:w="18" w:type="dxa"/>
+              <w:left w:w="25" w:type="dxa"/>
+              <w:right w:w="25" w:type="dxa"/>
+            </w:tcMar>
           </w:tcPr>
           <w:p>
             <w:pPr>
-              <w:spacing w:before="40" w:after="40"/>
+              <w:spacing w:before="30" w:after="30" w:line="252" w:lineRule="auto"/>
               <w:jc w:val="center"/>
             </w:pPr>
             <w:r>
@@ -6831,7 +7877,7 @@
                 <w:rFonts w:ascii="Times New Roman" w:hAnsi="Times New Roman"/>
                 <w:b w:val="0"/>
                 <w:color w:val="000000"/>
-                <w:sz w:val="15"/>
+                <w:sz w:val="12"/>
               </w:rPr>
               <w:t>8</w:t>
             </w:r>
@@ -6839,13 +7885,19 @@
         </w:tc>
         <w:tc>
           <w:tcPr>
-            <w:tcW w:type="dxa" w:w="2551"/>
+            <w:tcW w:type="dxa" w:w="1247"/>
             <w:vAlign w:val="center"/>
             <w:shd w:val="clear" w:color="auto" w:fill="FFFFFF"/>
+            <w:tcMar>
+              <w:top w:w="18" w:type="dxa"/>
+              <w:bottom w:w="18" w:type="dxa"/>
+              <w:left w:w="25" w:type="dxa"/>
+              <w:right w:w="25" w:type="dxa"/>
+            </w:tcMar>
           </w:tcPr>
           <w:p>
             <w:pPr>
-              <w:spacing w:before="40" w:after="40"/>
+              <w:spacing w:before="30" w:after="30" w:line="252" w:lineRule="auto"/>
               <w:jc w:val="left"/>
             </w:pPr>
             <w:r>
@@ -6853,7 +7905,7 @@
                 <w:rFonts w:ascii="Times New Roman" w:hAnsi="Times New Roman"/>
                 <w:b w:val="0"/>
                 <w:color w:val="000000"/>
-                <w:sz w:val="15"/>
+                <w:sz w:val="12"/>
               </w:rPr>
               <w:t>Moving Target Defence</w:t>
             </w:r>
@@ -6861,13 +7913,19 @@
         </w:tc>
         <w:tc>
           <w:tcPr>
-            <w:tcW w:type="dxa" w:w="4819"/>
+            <w:tcW w:type="dxa" w:w="2381"/>
             <w:vAlign w:val="center"/>
             <w:shd w:val="clear" w:color="auto" w:fill="FFFFFF"/>
+            <w:tcMar>
+              <w:top w:w="18" w:type="dxa"/>
+              <w:bottom w:w="18" w:type="dxa"/>
+              <w:left w:w="25" w:type="dxa"/>
+              <w:right w:w="25" w:type="dxa"/>
+            </w:tcMar>
           </w:tcPr>
           <w:p>
             <w:pPr>
-              <w:spacing w:before="40" w:after="40"/>
+              <w:spacing w:before="30" w:after="30" w:line="252" w:lineRule="auto"/>
               <w:jc w:val="left"/>
             </w:pPr>
             <w:r>
@@ -6875,7 +7933,7 @@
                 <w:rFonts w:ascii="Times New Roman" w:hAnsi="Times New Roman"/>
                 <w:b w:val="0"/>
                 <w:color w:val="000000"/>
-                <w:sz w:val="15"/>
+                <w:sz w:val="12"/>
               </w:rPr>
               <w:t>HMAC-SHA256 polymorphic port hopping &amp; grace</w:t>
             </w:r>
@@ -6883,13 +7941,19 @@
         </w:tc>
         <w:tc>
           <w:tcPr>
-            <w:tcW w:type="dxa" w:w="1928"/>
+            <w:tcW w:type="dxa" w:w="907"/>
             <w:vAlign w:val="center"/>
             <w:shd w:val="clear" w:color="auto" w:fill="FFFFFF"/>
+            <w:tcMar>
+              <w:top w:w="18" w:type="dxa"/>
+              <w:bottom w:w="18" w:type="dxa"/>
+              <w:left w:w="25" w:type="dxa"/>
+              <w:right w:w="25" w:type="dxa"/>
+            </w:tcMar>
           </w:tcPr>
           <w:p>
             <w:pPr>
-              <w:spacing w:before="40" w:after="40"/>
+              <w:spacing w:before="30" w:after="30" w:line="252" w:lineRule="auto"/>
               <w:jc w:val="center"/>
             </w:pPr>
             <w:r>
@@ -6897,7 +7961,7 @@
                 <w:rFonts w:ascii="Times New Roman" w:hAnsi="Times New Roman"/>
                 <w:b/>
                 <w:color w:val="000000"/>
-                <w:sz w:val="15"/>
+                <w:sz w:val="12"/>
               </w:rPr>
               <w:t>PASSED [✓]</w:t>
             </w:r>
@@ -6907,13 +7971,19 @@
       <w:tr>
         <w:tc>
           <w:tcPr>
-            <w:tcW w:type="dxa" w:w="680"/>
+            <w:tcW w:type="dxa" w:w="283"/>
             <w:vAlign w:val="center"/>
             <w:shd w:val="clear" w:color="auto" w:fill="FFFFFF"/>
+            <w:tcMar>
+              <w:top w:w="18" w:type="dxa"/>
+              <w:bottom w:w="18" w:type="dxa"/>
+              <w:left w:w="25" w:type="dxa"/>
+              <w:right w:w="25" w:type="dxa"/>
+            </w:tcMar>
           </w:tcPr>
           <w:p>
             <w:pPr>
-              <w:spacing w:before="40" w:after="40"/>
+              <w:spacing w:before="30" w:after="30" w:line="252" w:lineRule="auto"/>
               <w:jc w:val="center"/>
             </w:pPr>
             <w:r>
@@ -6921,7 +7991,7 @@
                 <w:rFonts w:ascii="Times New Roman" w:hAnsi="Times New Roman"/>
                 <w:b w:val="0"/>
                 <w:color w:val="000000"/>
-                <w:sz w:val="15"/>
+                <w:sz w:val="12"/>
               </w:rPr>
               <w:t>9</w:t>
             </w:r>
@@ -6929,13 +7999,19 @@
         </w:tc>
         <w:tc>
           <w:tcPr>
-            <w:tcW w:type="dxa" w:w="2551"/>
+            <w:tcW w:type="dxa" w:w="1247"/>
             <w:vAlign w:val="center"/>
             <w:shd w:val="clear" w:color="auto" w:fill="FFFFFF"/>
+            <w:tcMar>
+              <w:top w:w="18" w:type="dxa"/>
+              <w:bottom w:w="18" w:type="dxa"/>
+              <w:left w:w="25" w:type="dxa"/>
+              <w:right w:w="25" w:type="dxa"/>
+            </w:tcMar>
           </w:tcPr>
           <w:p>
             <w:pPr>
-              <w:spacing w:before="40" w:after="40"/>
+              <w:spacing w:before="30" w:after="30" w:line="252" w:lineRule="auto"/>
               <w:jc w:val="left"/>
             </w:pPr>
             <w:r>
@@ -6943,7 +8019,7 @@
                 <w:rFonts w:ascii="Times New Roman" w:hAnsi="Times New Roman"/>
                 <w:b w:val="0"/>
                 <w:color w:val="000000"/>
-                <w:sz w:val="15"/>
+                <w:sz w:val="12"/>
               </w:rPr>
               <w:t>Encrypted Traffic</w:t>
             </w:r>
@@ -6951,13 +8027,19 @@
         </w:tc>
         <w:tc>
           <w:tcPr>
-            <w:tcW w:type="dxa" w:w="4819"/>
+            <w:tcW w:type="dxa" w:w="2381"/>
             <w:vAlign w:val="center"/>
             <w:shd w:val="clear" w:color="auto" w:fill="FFFFFF"/>
+            <w:tcMar>
+              <w:top w:w="18" w:type="dxa"/>
+              <w:bottom w:w="18" w:type="dxa"/>
+              <w:left w:w="25" w:type="dxa"/>
+              <w:right w:w="25" w:type="dxa"/>
+            </w:tcMar>
           </w:tcPr>
           <w:p>
             <w:pPr>
-              <w:spacing w:before="40" w:after="40"/>
+              <w:spacing w:before="30" w:after="30" w:line="252" w:lineRule="auto"/>
               <w:jc w:val="left"/>
             </w:pPr>
             <w:r>
@@ -6965,7 +8047,7 @@
                 <w:rFonts w:ascii="Times New Roman" w:hAnsi="Times New Roman"/>
                 <w:b w:val="0"/>
                 <w:color w:val="000000"/>
-                <w:sz w:val="15"/>
+                <w:sz w:val="12"/>
               </w:rPr>
               <w:t>Shannon byte entropy (H &gt;= 7.1) &amp; C2 beacon detector</w:t>
             </w:r>
@@ -6973,13 +8055,19 @@
         </w:tc>
         <w:tc>
           <w:tcPr>
-            <w:tcW w:type="dxa" w:w="1928"/>
+            <w:tcW w:type="dxa" w:w="907"/>
             <w:vAlign w:val="center"/>
             <w:shd w:val="clear" w:color="auto" w:fill="FFFFFF"/>
+            <w:tcMar>
+              <w:top w:w="18" w:type="dxa"/>
+              <w:bottom w:w="18" w:type="dxa"/>
+              <w:left w:w="25" w:type="dxa"/>
+              <w:right w:w="25" w:type="dxa"/>
+            </w:tcMar>
           </w:tcPr>
           <w:p>
             <w:pPr>
-              <w:spacing w:before="40" w:after="40"/>
+              <w:spacing w:before="30" w:after="30" w:line="252" w:lineRule="auto"/>
               <w:jc w:val="center"/>
             </w:pPr>
             <w:r>
@@ -6987,7 +8075,7 @@
                 <w:rFonts w:ascii="Times New Roman" w:hAnsi="Times New Roman"/>
                 <w:b/>
                 <w:color w:val="000000"/>
-                <w:sz w:val="15"/>
+                <w:sz w:val="12"/>
               </w:rPr>
               <w:t>PASSED [✓]</w:t>
             </w:r>
@@ -6997,13 +8085,19 @@
       <w:tr>
         <w:tc>
           <w:tcPr>
-            <w:tcW w:type="dxa" w:w="680"/>
+            <w:tcW w:type="dxa" w:w="283"/>
             <w:vAlign w:val="center"/>
             <w:shd w:val="clear" w:color="auto" w:fill="FFFFFF"/>
+            <w:tcMar>
+              <w:top w:w="18" w:type="dxa"/>
+              <w:bottom w:w="18" w:type="dxa"/>
+              <w:left w:w="25" w:type="dxa"/>
+              <w:right w:w="25" w:type="dxa"/>
+            </w:tcMar>
           </w:tcPr>
           <w:p>
             <w:pPr>
-              <w:spacing w:before="40" w:after="40"/>
+              <w:spacing w:before="30" w:after="30" w:line="252" w:lineRule="auto"/>
               <w:jc w:val="center"/>
             </w:pPr>
             <w:r>
@@ -7011,7 +8105,7 @@
                 <w:rFonts w:ascii="Times New Roman" w:hAnsi="Times New Roman"/>
                 <w:b w:val="0"/>
                 <w:color w:val="000000"/>
-                <w:sz w:val="15"/>
+                <w:sz w:val="12"/>
               </w:rPr>
               <w:t>10</w:t>
             </w:r>
@@ -7019,13 +8113,19 @@
         </w:tc>
         <w:tc>
           <w:tcPr>
-            <w:tcW w:type="dxa" w:w="2551"/>
+            <w:tcW w:type="dxa" w:w="1247"/>
             <w:vAlign w:val="center"/>
             <w:shd w:val="clear" w:color="auto" w:fill="FFFFFF"/>
+            <w:tcMar>
+              <w:top w:w="18" w:type="dxa"/>
+              <w:bottom w:w="18" w:type="dxa"/>
+              <w:left w:w="25" w:type="dxa"/>
+              <w:right w:w="25" w:type="dxa"/>
+            </w:tcMar>
           </w:tcPr>
           <w:p>
             <w:pPr>
-              <w:spacing w:before="40" w:after="40"/>
+              <w:spacing w:before="30" w:after="30" w:line="252" w:lineRule="auto"/>
               <w:jc w:val="left"/>
             </w:pPr>
             <w:r>
@@ -7033,7 +8133,7 @@
                 <w:rFonts w:ascii="Times New Roman" w:hAnsi="Times New Roman"/>
                 <w:b w:val="0"/>
                 <w:color w:val="000000"/>
-                <w:sz w:val="15"/>
+                <w:sz w:val="12"/>
               </w:rPr>
               <w:t>Forensic Audit Chain</w:t>
             </w:r>
@@ -7041,13 +8141,19 @@
         </w:tc>
         <w:tc>
           <w:tcPr>
-            <w:tcW w:type="dxa" w:w="4819"/>
+            <w:tcW w:type="dxa" w:w="2381"/>
             <w:vAlign w:val="center"/>
             <w:shd w:val="clear" w:color="auto" w:fill="FFFFFF"/>
+            <w:tcMar>
+              <w:top w:w="18" w:type="dxa"/>
+              <w:bottom w:w="18" w:type="dxa"/>
+              <w:left w:w="25" w:type="dxa"/>
+              <w:right w:w="25" w:type="dxa"/>
+            </w:tcMar>
           </w:tcPr>
           <w:p>
             <w:pPr>
-              <w:spacing w:before="40" w:after="40"/>
+              <w:spacing w:before="30" w:after="30" w:line="252" w:lineRule="auto"/>
               <w:jc w:val="left"/>
             </w:pPr>
             <w:r>
@@ -7055,7 +8161,7 @@
                 <w:rFonts w:ascii="Times New Roman" w:hAnsi="Times New Roman"/>
                 <w:b w:val="0"/>
                 <w:color w:val="000000"/>
-                <w:sz w:val="15"/>
+                <w:sz w:val="12"/>
               </w:rPr>
               <w:t>NIST FIPS 180-4 SHA-512 immutable tamper detection</w:t>
             </w:r>
@@ -7063,13 +8169,19 @@
         </w:tc>
         <w:tc>
           <w:tcPr>
-            <w:tcW w:type="dxa" w:w="1928"/>
+            <w:tcW w:type="dxa" w:w="907"/>
             <w:vAlign w:val="center"/>
             <w:shd w:val="clear" w:color="auto" w:fill="FFFFFF"/>
+            <w:tcMar>
+              <w:top w:w="18" w:type="dxa"/>
+              <w:bottom w:w="18" w:type="dxa"/>
+              <w:left w:w="25" w:type="dxa"/>
+              <w:right w:w="25" w:type="dxa"/>
+            </w:tcMar>
           </w:tcPr>
           <w:p>
             <w:pPr>
-              <w:spacing w:before="40" w:after="40"/>
+              <w:spacing w:before="30" w:after="30" w:line="252" w:lineRule="auto"/>
               <w:jc w:val="center"/>
             </w:pPr>
             <w:r>
@@ -7077,7 +8189,7 @@
                 <w:rFonts w:ascii="Times New Roman" w:hAnsi="Times New Roman"/>
                 <w:b/>
                 <w:color w:val="000000"/>
-                <w:sz w:val="15"/>
+                <w:sz w:val="12"/>
               </w:rPr>
               <w:t>PASSED [✓]</w:t>
             </w:r>
@@ -7087,13 +8199,19 @@
       <w:tr>
         <w:tc>
           <w:tcPr>
-            <w:tcW w:type="dxa" w:w="680"/>
+            <w:tcW w:type="dxa" w:w="283"/>
             <w:vAlign w:val="center"/>
             <w:shd w:val="clear" w:color="auto" w:fill="FFFFFF"/>
+            <w:tcMar>
+              <w:top w:w="18" w:type="dxa"/>
+              <w:bottom w:w="18" w:type="dxa"/>
+              <w:left w:w="25" w:type="dxa"/>
+              <w:right w:w="25" w:type="dxa"/>
+            </w:tcMar>
           </w:tcPr>
           <w:p>
             <w:pPr>
-              <w:spacing w:before="40" w:after="40"/>
+              <w:spacing w:before="30" w:after="30" w:line="252" w:lineRule="auto"/>
               <w:jc w:val="center"/>
             </w:pPr>
             <w:r>
@@ -7101,7 +8219,7 @@
                 <w:rFonts w:ascii="Times New Roman" w:hAnsi="Times New Roman"/>
                 <w:b w:val="0"/>
                 <w:color w:val="000000"/>
-                <w:sz w:val="15"/>
+                <w:sz w:val="12"/>
               </w:rPr>
               <w:t>11</w:t>
             </w:r>
@@ -7109,13 +8227,19 @@
         </w:tc>
         <w:tc>
           <w:tcPr>
-            <w:tcW w:type="dxa" w:w="2551"/>
+            <w:tcW w:type="dxa" w:w="1247"/>
             <w:vAlign w:val="center"/>
             <w:shd w:val="clear" w:color="auto" w:fill="FFFFFF"/>
+            <w:tcMar>
+              <w:top w:w="18" w:type="dxa"/>
+              <w:bottom w:w="18" w:type="dxa"/>
+              <w:left w:w="25" w:type="dxa"/>
+              <w:right w:w="25" w:type="dxa"/>
+            </w:tcMar>
           </w:tcPr>
           <w:p>
             <w:pPr>
-              <w:spacing w:before="40" w:after="40"/>
+              <w:spacing w:before="30" w:after="30" w:line="252" w:lineRule="auto"/>
               <w:jc w:val="left"/>
             </w:pPr>
             <w:r>
@@ -7123,7 +8247,7 @@
                 <w:rFonts w:ascii="Times New Roman" w:hAnsi="Times New Roman"/>
                 <w:b w:val="0"/>
                 <w:color w:val="000000"/>
-                <w:sz w:val="15"/>
+                <w:sz w:val="12"/>
               </w:rPr>
               <w:t>Memory-Hard Auth Guard</w:t>
             </w:r>
@@ -7131,13 +8255,19 @@
         </w:tc>
         <w:tc>
           <w:tcPr>
-            <w:tcW w:type="dxa" w:w="4819"/>
+            <w:tcW w:type="dxa" w:w="2381"/>
             <w:vAlign w:val="center"/>
             <w:shd w:val="clear" w:color="auto" w:fill="FFFFFF"/>
+            <w:tcMar>
+              <w:top w:w="18" w:type="dxa"/>
+              <w:bottom w:w="18" w:type="dxa"/>
+              <w:left w:w="25" w:type="dxa"/>
+              <w:right w:w="25" w:type="dxa"/>
+            </w:tcMar>
           </w:tcPr>
           <w:p>
             <w:pPr>
-              <w:spacing w:before="40" w:after="40"/>
+              <w:spacing w:before="30" w:after="30" w:line="252" w:lineRule="auto"/>
               <w:jc w:val="left"/>
             </w:pPr>
             <w:r>
@@ -7145,7 +8275,7 @@
                 <w:rFonts w:ascii="Times New Roman" w:hAnsi="Times New Roman"/>
                 <w:b w:val="0"/>
                 <w:color w:val="000000"/>
-                <w:sz w:val="15"/>
+                <w:sz w:val="12"/>
               </w:rPr>
               <w:t>RFC 9106 Argon2id (64 MiB) &amp; HMAC-SHA512</w:t>
             </w:r>
@@ -7153,13 +8283,19 @@
         </w:tc>
         <w:tc>
           <w:tcPr>
-            <w:tcW w:type="dxa" w:w="1928"/>
+            <w:tcW w:type="dxa" w:w="907"/>
             <w:vAlign w:val="center"/>
             <w:shd w:val="clear" w:color="auto" w:fill="FFFFFF"/>
+            <w:tcMar>
+              <w:top w:w="18" w:type="dxa"/>
+              <w:bottom w:w="18" w:type="dxa"/>
+              <w:left w:w="25" w:type="dxa"/>
+              <w:right w:w="25" w:type="dxa"/>
+            </w:tcMar>
           </w:tcPr>
           <w:p>
             <w:pPr>
-              <w:spacing w:before="40" w:after="40"/>
+              <w:spacing w:before="30" w:after="30" w:line="252" w:lineRule="auto"/>
               <w:jc w:val="center"/>
             </w:pPr>
             <w:r>
@@ -7167,7 +8303,7 @@
                 <w:rFonts w:ascii="Times New Roman" w:hAnsi="Times New Roman"/>
                 <w:b/>
                 <w:color w:val="000000"/>
-                <w:sz w:val="15"/>
+                <w:sz w:val="12"/>
               </w:rPr>
               <w:t>PASSED [✓]</w:t>
             </w:r>
@@ -7178,60 +8314,25 @@
     <w:p>
       <w:pPr>
         <w:spacing w:before="40" w:after="120"/>
-        <w:jc w:val="left"/>
+        <w:jc w:val="both"/>
       </w:pPr>
       <w:r>
         <w:rPr>
           <w:rFonts w:ascii="Times New Roman" w:hAnsi="Times New Roman"/>
           <w:i/>
           <w:color w:val="555555"/>
-          <w:sz w:val="14"/>
+          <w:sz w:val="13"/>
         </w:rPr>
         <w:t>*All 11/11 tests passed in production host environment. Full test logs and automated suite are verifiable at: https://anonymous.4open.science/r/asm-defense-agent.</w:t>
       </w:r>
     </w:p>
-    <w:p>
-      <w:pPr>
-        <w:sectPr>
-          <w:type w:val="continuous"/>
-          <w:pgSz w:w="12240" w:h="15840"/>
-          <w:pgMar w:top="1020" w:right="794" w:bottom="1134" w:left="794" w:header="720" w:footer="720" w:gutter="0"/>
-          <w:cols w:space="720"/>
-          <w:docGrid w:linePitch="360"/>
-          <w:cols w:num="2" w:space="540"/>
-          <w:cols w:num="1"/>
-          <w:cols w:num="2" w:space="540"/>
-          <w:cols w:num="1"/>
-          <w:cols w:num="2" w:space="540"/>
-          <w:cols w:num="1"/>
-          <w:cols w:num="2" w:space="540"/>
-          <w:cols w:num="1"/>
-          <w:cols w:num="2" w:space="540"/>
-          <w:cols w:num="1"/>
-          <w:cols w:num="2" w:space="540"/>
-          <w:cols w:num="1"/>
-        </w:sectPr>
-      </w:pPr>
-    </w:p>
     <w:sectPr>
       <w:type w:val="continuous"/>
       <w:pgSz w:w="12240" w:h="15840"/>
-      <w:pgMar w:top="1020" w:right="794" w:bottom="1134" w:left="794" w:header="720" w:footer="720" w:gutter="0"/>
+      <w:pgMar w:top="1009" w:right="935" w:bottom="1009" w:left="935" w:header="720" w:footer="720" w:gutter="0"/>
       <w:cols w:space="720"/>
       <w:docGrid w:linePitch="360"/>
-      <w:cols w:num="2" w:space="540"/>
-      <w:cols w:num="1"/>
-      <w:cols w:num="2" w:space="540"/>
-      <w:cols w:num="1"/>
-      <w:cols w:num="2" w:space="540"/>
-      <w:cols w:num="1"/>
-      <w:cols w:num="2" w:space="540"/>
-      <w:cols w:num="1"/>
-      <w:cols w:num="2" w:space="540"/>
-      <w:cols w:num="1"/>
-      <w:cols w:num="2" w:space="540"/>
-      <w:cols w:num="1"/>
-      <w:cols w:num="2" w:space="540"/>
+      <w:cols w:num="2" w:space="720" w:equalWidth="1"/>
     </w:sectPr>
   </w:body>
 </w:document>

--- a/ASM_Shadhin_AI_Research_Paper_2026_ANONYMOUS.docx
+++ b/ASM_Shadhin_AI_Research_Paper_2026_ANONYMOUS.docx
@@ -148,7 +148,7 @@
         <w:sectPr>
           <w:footerReference w:type="default" r:id="rId9"/>
           <w:pgSz w:w="12240" w:h="15840"/>
-          <w:pgMar w:top="1009" w:right="935" w:bottom="1009" w:left="935" w:header="720" w:footer="720" w:gutter="0"/>
+          <w:pgMar w:top="1020" w:right="794" w:bottom="1134" w:left="794" w:header="720" w:footer="720" w:gutter="0"/>
           <w:cols w:space="720"/>
           <w:docGrid w:linePitch="360"/>
         </w:sectPr>
@@ -478,6 +478,17 @@
     </w:p>
     <w:p>
       <w:pPr>
+        <w:sectPr>
+          <w:type w:val="continuous"/>
+          <w:pgSz w:w="12240" w:h="15840"/>
+          <w:pgMar w:top="1020" w:right="794" w:bottom="1134" w:left="794" w:header="720" w:footer="720" w:gutter="0"/>
+          <w:docGrid w:linePitch="360"/>
+          <w:cols w:num="2" w:space="540"/>
+        </w:sectPr>
+      </w:pPr>
+    </w:p>
+    <w:p>
+      <w:pPr>
         <w:keepNext/>
         <w:spacing w:before="160" w:after="20"/>
         <w:jc w:val="center"/>
@@ -511,7 +522,6 @@
       <w:tblPr>
         <w:tblW w:type="auto" w:w="0"/>
         <w:jc w:val="center"/>
-        <w:tblLayout w:type="fixed"/>
         <w:tblLook w:firstColumn="1" w:firstRow="1" w:lastColumn="0" w:lastRow="0" w:noHBand="0" w:noVBand="1" w:val="04A0"/>
         <w:tblBorders>
           <w:top w:val="single" w:sz="12" w:space="0" w:color="000000"/>
@@ -523,30 +533,24 @@
         </w:tblBorders>
       </w:tblPr>
       <w:tblGrid>
-        <w:gridCol w:w="2592"/>
-        <w:gridCol w:w="2592"/>
-        <w:gridCol w:w="2592"/>
-        <w:gridCol w:w="2592"/>
+        <w:gridCol w:w="2663"/>
+        <w:gridCol w:w="2663"/>
+        <w:gridCol w:w="2663"/>
+        <w:gridCol w:w="2663"/>
       </w:tblGrid>
       <w:tr>
         <w:tc>
           <w:tcPr>
-            <w:tcW w:type="dxa" w:w="510"/>
+            <w:tcW w:type="dxa" w:w="907"/>
             <w:tcBorders>
               <w:bottom w:val="single" w:sz="8" w:space="0" w:color="000000"/>
             </w:tcBorders>
             <w:shd w:val="clear" w:color="auto" w:fill="FFFFFF"/>
-            <w:tcMar>
-              <w:top w:w="20" w:type="dxa"/>
-              <w:bottom w:w="20" w:type="dxa"/>
-              <w:left w:w="25" w:type="dxa"/>
-              <w:right w:w="25" w:type="dxa"/>
-            </w:tcMar>
             <w:vAlign w:val="center"/>
           </w:tcPr>
           <w:p>
             <w:pPr>
-              <w:spacing w:before="40" w:after="40" w:line="252" w:lineRule="auto"/>
+              <w:spacing w:before="60" w:after="60"/>
               <w:jc w:val="center"/>
             </w:pPr>
             <w:r>
@@ -554,7 +558,7 @@
                 <w:rFonts w:ascii="Times New Roman" w:hAnsi="Times New Roman"/>
                 <w:b/>
                 <w:color w:val="000000"/>
-                <w:sz w:val="14"/>
+                <w:sz w:val="15"/>
               </w:rPr>
               <w:t>Stage</w:t>
             </w:r>
@@ -562,22 +566,16 @@
         </w:tc>
         <w:tc>
           <w:tcPr>
-            <w:tcW w:type="dxa" w:w="1814"/>
+            <w:tcW w:type="dxa" w:w="4082"/>
             <w:tcBorders>
               <w:bottom w:val="single" w:sz="8" w:space="0" w:color="000000"/>
             </w:tcBorders>
             <w:shd w:val="clear" w:color="auto" w:fill="FFFFFF"/>
-            <w:tcMar>
-              <w:top w:w="20" w:type="dxa"/>
-              <w:bottom w:w="20" w:type="dxa"/>
-              <w:left w:w="25" w:type="dxa"/>
-              <w:right w:w="25" w:type="dxa"/>
-            </w:tcMar>
             <w:vAlign w:val="center"/>
           </w:tcPr>
           <w:p>
             <w:pPr>
-              <w:spacing w:before="40" w:after="40" w:line="252" w:lineRule="auto"/>
+              <w:spacing w:before="60" w:after="60"/>
               <w:jc w:val="center"/>
             </w:pPr>
             <w:r>
@@ -585,7 +583,7 @@
                 <w:rFonts w:ascii="Times New Roman" w:hAnsi="Times New Roman"/>
                 <w:b/>
                 <w:color w:val="000000"/>
-                <w:sz w:val="14"/>
+                <w:sz w:val="15"/>
               </w:rPr>
               <w:t>Operation</w:t>
             </w:r>
@@ -593,22 +591,16 @@
         </w:tc>
         <w:tc>
           <w:tcPr>
-            <w:tcW w:type="dxa" w:w="1417"/>
+            <w:tcW w:type="dxa" w:w="2835"/>
             <w:tcBorders>
               <w:bottom w:val="single" w:sz="8" w:space="0" w:color="000000"/>
             </w:tcBorders>
             <w:shd w:val="clear" w:color="auto" w:fill="FFFFFF"/>
-            <w:tcMar>
-              <w:top w:w="20" w:type="dxa"/>
-              <w:bottom w:w="20" w:type="dxa"/>
-              <w:left w:w="25" w:type="dxa"/>
-              <w:right w:w="25" w:type="dxa"/>
-            </w:tcMar>
             <w:vAlign w:val="center"/>
           </w:tcPr>
           <w:p>
             <w:pPr>
-              <w:spacing w:before="40" w:after="40" w:line="252" w:lineRule="auto"/>
+              <w:spacing w:before="60" w:after="60"/>
               <w:jc w:val="center"/>
             </w:pPr>
             <w:r>
@@ -616,7 +608,7 @@
                 <w:rFonts w:ascii="Times New Roman" w:hAnsi="Times New Roman"/>
                 <w:b/>
                 <w:color w:val="000000"/>
-                <w:sz w:val="14"/>
+                <w:sz w:val="15"/>
               </w:rPr>
               <w:t>BPF Map Type</w:t>
             </w:r>
@@ -624,22 +616,16 @@
         </w:tc>
         <w:tc>
           <w:tcPr>
-            <w:tcW w:type="dxa" w:w="1077"/>
+            <w:tcW w:type="dxa" w:w="2154"/>
             <w:tcBorders>
               <w:bottom w:val="single" w:sz="8" w:space="0" w:color="000000"/>
             </w:tcBorders>
             <w:shd w:val="clear" w:color="auto" w:fill="FFFFFF"/>
-            <w:tcMar>
-              <w:top w:w="20" w:type="dxa"/>
-              <w:bottom w:w="20" w:type="dxa"/>
-              <w:left w:w="25" w:type="dxa"/>
-              <w:right w:w="25" w:type="dxa"/>
-            </w:tcMar>
             <w:vAlign w:val="center"/>
           </w:tcPr>
           <w:p>
             <w:pPr>
-              <w:spacing w:before="40" w:after="40" w:line="252" w:lineRule="auto"/>
+              <w:spacing w:before="60" w:after="60"/>
               <w:jc w:val="center"/>
             </w:pPr>
             <w:r>
@@ -647,7 +633,7 @@
                 <w:rFonts w:ascii="Times New Roman" w:hAnsi="Times New Roman"/>
                 <w:b/>
                 <w:color w:val="000000"/>
-                <w:sz w:val="14"/>
+                <w:sz w:val="15"/>
               </w:rPr>
               <w:t>Outcome</w:t>
             </w:r>
@@ -657,19 +643,13 @@
       <w:tr>
         <w:tc>
           <w:tcPr>
-            <w:tcW w:type="dxa" w:w="510"/>
+            <w:tcW w:type="dxa" w:w="907"/>
             <w:vAlign w:val="center"/>
             <w:shd w:val="clear" w:color="auto" w:fill="FFFFFF"/>
-            <w:tcMar>
-              <w:top w:w="18" w:type="dxa"/>
-              <w:bottom w:w="18" w:type="dxa"/>
-              <w:left w:w="25" w:type="dxa"/>
-              <w:right w:w="25" w:type="dxa"/>
-            </w:tcMar>
           </w:tcPr>
           <w:p>
             <w:pPr>
-              <w:spacing w:before="30" w:after="30" w:line="252" w:lineRule="auto"/>
+              <w:spacing w:before="40" w:after="40"/>
               <w:jc w:val="center"/>
             </w:pPr>
             <w:r>
@@ -677,7 +657,7 @@
                 <w:rFonts w:ascii="Times New Roman" w:hAnsi="Times New Roman"/>
                 <w:b w:val="0"/>
                 <w:color w:val="000000"/>
-                <w:sz w:val="13"/>
+                <w:sz w:val="15"/>
               </w:rPr>
               <w:t>1</w:t>
             </w:r>
@@ -685,19 +665,13 @@
         </w:tc>
         <w:tc>
           <w:tcPr>
-            <w:tcW w:type="dxa" w:w="1814"/>
+            <w:tcW w:type="dxa" w:w="4082"/>
             <w:vAlign w:val="center"/>
             <w:shd w:val="clear" w:color="auto" w:fill="FFFFFF"/>
-            <w:tcMar>
-              <w:top w:w="18" w:type="dxa"/>
-              <w:bottom w:w="18" w:type="dxa"/>
-              <w:left w:w="25" w:type="dxa"/>
-              <w:right w:w="25" w:type="dxa"/>
-            </w:tcMar>
           </w:tcPr>
           <w:p>
             <w:pPr>
-              <w:spacing w:before="30" w:after="30" w:line="252" w:lineRule="auto"/>
+              <w:spacing w:before="40" w:after="40"/>
               <w:jc w:val="left"/>
             </w:pPr>
             <w:r>
@@ -705,7 +679,7 @@
                 <w:rFonts w:ascii="Times New Roman" w:hAnsi="Times New Roman"/>
                 <w:b w:val="0"/>
                 <w:color w:val="000000"/>
-                <w:sz w:val="13"/>
+                <w:sz w:val="15"/>
               </w:rPr>
               <w:t>IP Blocklist Lookup (O(1) fast-path)</w:t>
             </w:r>
@@ -713,19 +687,13 @@
         </w:tc>
         <w:tc>
           <w:tcPr>
-            <w:tcW w:type="dxa" w:w="1417"/>
+            <w:tcW w:type="dxa" w:w="2835"/>
             <w:vAlign w:val="center"/>
             <w:shd w:val="clear" w:color="auto" w:fill="FFFFFF"/>
-            <w:tcMar>
-              <w:top w:w="18" w:type="dxa"/>
-              <w:bottom w:w="18" w:type="dxa"/>
-              <w:left w:w="25" w:type="dxa"/>
-              <w:right w:w="25" w:type="dxa"/>
-            </w:tcMar>
           </w:tcPr>
           <w:p>
             <w:pPr>
-              <w:spacing w:before="30" w:after="30" w:line="252" w:lineRule="auto"/>
+              <w:spacing w:before="40" w:after="40"/>
               <w:jc w:val="left"/>
             </w:pPr>
             <w:r>
@@ -733,7 +701,7 @@
                 <w:rFonts w:ascii="Times New Roman" w:hAnsi="Times New Roman"/>
                 <w:b w:val="0"/>
                 <w:color w:val="000000"/>
-                <w:sz w:val="13"/>
+                <w:sz w:val="15"/>
               </w:rPr>
               <w:t>BPF_MAP_TYPE_HASH</w:t>
             </w:r>
@@ -741,19 +709,13 @@
         </w:tc>
         <w:tc>
           <w:tcPr>
-            <w:tcW w:type="dxa" w:w="1077"/>
+            <w:tcW w:type="dxa" w:w="2154"/>
             <w:vAlign w:val="center"/>
             <w:shd w:val="clear" w:color="auto" w:fill="FFFFFF"/>
-            <w:tcMar>
-              <w:top w:w="18" w:type="dxa"/>
-              <w:bottom w:w="18" w:type="dxa"/>
-              <w:left w:w="25" w:type="dxa"/>
-              <w:right w:w="25" w:type="dxa"/>
-            </w:tcMar>
           </w:tcPr>
           <w:p>
             <w:pPr>
-              <w:spacing w:before="30" w:after="30" w:line="252" w:lineRule="auto"/>
+              <w:spacing w:before="40" w:after="40"/>
               <w:jc w:val="center"/>
             </w:pPr>
             <w:r>
@@ -761,7 +723,7 @@
                 <w:rFonts w:ascii="Times New Roman" w:hAnsi="Times New Roman"/>
                 <w:b w:val="0"/>
                 <w:color w:val="000000"/>
-                <w:sz w:val="13"/>
+                <w:sz w:val="15"/>
               </w:rPr>
               <w:t>XDP_DROP</w:t>
             </w:r>
@@ -771,19 +733,13 @@
       <w:tr>
         <w:tc>
           <w:tcPr>
-            <w:tcW w:type="dxa" w:w="510"/>
+            <w:tcW w:type="dxa" w:w="907"/>
             <w:vAlign w:val="center"/>
             <w:shd w:val="clear" w:color="auto" w:fill="FFFFFF"/>
-            <w:tcMar>
-              <w:top w:w="18" w:type="dxa"/>
-              <w:bottom w:w="18" w:type="dxa"/>
-              <w:left w:w="25" w:type="dxa"/>
-              <w:right w:w="25" w:type="dxa"/>
-            </w:tcMar>
           </w:tcPr>
           <w:p>
             <w:pPr>
-              <w:spacing w:before="30" w:after="30" w:line="252" w:lineRule="auto"/>
+              <w:spacing w:before="40" w:after="40"/>
               <w:jc w:val="center"/>
             </w:pPr>
             <w:r>
@@ -791,7 +747,7 @@
                 <w:rFonts w:ascii="Times New Roman" w:hAnsi="Times New Roman"/>
                 <w:b w:val="0"/>
                 <w:color w:val="000000"/>
-                <w:sz w:val="13"/>
+                <w:sz w:val="15"/>
               </w:rPr>
               <w:t>2</w:t>
             </w:r>
@@ -799,19 +755,13 @@
         </w:tc>
         <w:tc>
           <w:tcPr>
-            <w:tcW w:type="dxa" w:w="1814"/>
+            <w:tcW w:type="dxa" w:w="4082"/>
             <w:vAlign w:val="center"/>
             <w:shd w:val="clear" w:color="auto" w:fill="FFFFFF"/>
-            <w:tcMar>
-              <w:top w:w="18" w:type="dxa"/>
-              <w:bottom w:w="18" w:type="dxa"/>
-              <w:left w:w="25" w:type="dxa"/>
-              <w:right w:w="25" w:type="dxa"/>
-            </w:tcMar>
           </w:tcPr>
           <w:p>
             <w:pPr>
-              <w:spacing w:before="30" w:after="30" w:line="252" w:lineRule="auto"/>
+              <w:spacing w:before="40" w:after="40"/>
               <w:jc w:val="left"/>
             </w:pPr>
             <w:r>
@@ -819,7 +769,7 @@
                 <w:rFonts w:ascii="Times New Roman" w:hAnsi="Times New Roman"/>
                 <w:b w:val="0"/>
                 <w:color w:val="000000"/>
-                <w:sz w:val="13"/>
+                <w:sz w:val="15"/>
               </w:rPr>
               <w:t>Tarpit Redirect (Deception Port)</w:t>
             </w:r>
@@ -827,19 +777,13 @@
         </w:tc>
         <w:tc>
           <w:tcPr>
-            <w:tcW w:type="dxa" w:w="1417"/>
+            <w:tcW w:type="dxa" w:w="2835"/>
             <w:vAlign w:val="center"/>
             <w:shd w:val="clear" w:color="auto" w:fill="FFFFFF"/>
-            <w:tcMar>
-              <w:top w:w="18" w:type="dxa"/>
-              <w:bottom w:w="18" w:type="dxa"/>
-              <w:left w:w="25" w:type="dxa"/>
-              <w:right w:w="25" w:type="dxa"/>
-            </w:tcMar>
           </w:tcPr>
           <w:p>
             <w:pPr>
-              <w:spacing w:before="30" w:after="30" w:line="252" w:lineRule="auto"/>
+              <w:spacing w:before="40" w:after="40"/>
               <w:jc w:val="left"/>
             </w:pPr>
             <w:r>
@@ -847,7 +791,7 @@
                 <w:rFonts w:ascii="Times New Roman" w:hAnsi="Times New Roman"/>
                 <w:b w:val="0"/>
                 <w:color w:val="000000"/>
-                <w:sz w:val="13"/>
+                <w:sz w:val="15"/>
               </w:rPr>
               <w:t>BPF_MAP_TYPE_HASH</w:t>
             </w:r>
@@ -855,19 +799,13 @@
         </w:tc>
         <w:tc>
           <w:tcPr>
-            <w:tcW w:type="dxa" w:w="1077"/>
+            <w:tcW w:type="dxa" w:w="2154"/>
             <w:vAlign w:val="center"/>
             <w:shd w:val="clear" w:color="auto" w:fill="FFFFFF"/>
-            <w:tcMar>
-              <w:top w:w="18" w:type="dxa"/>
-              <w:bottom w:w="18" w:type="dxa"/>
-              <w:left w:w="25" w:type="dxa"/>
-              <w:right w:w="25" w:type="dxa"/>
-            </w:tcMar>
           </w:tcPr>
           <w:p>
             <w:pPr>
-              <w:spacing w:before="30" w:after="30" w:line="252" w:lineRule="auto"/>
+              <w:spacing w:before="40" w:after="40"/>
               <w:jc w:val="center"/>
             </w:pPr>
             <w:r>
@@ -875,9 +813,9 @@
                 <w:rFonts w:ascii="Times New Roman" w:hAnsi="Times New Roman"/>
                 <w:b w:val="0"/>
                 <w:color w:val="000000"/>
-                <w:sz w:val="13"/>
+                <w:sz w:val="15"/>
               </w:rPr>
-              <w:t>XDP_PASS -&gt; nft</w:t>
+              <w:t>XDP_PASS -&gt; nftables</w:t>
             </w:r>
           </w:p>
         </w:tc>
@@ -885,19 +823,13 @@
       <w:tr>
         <w:tc>
           <w:tcPr>
-            <w:tcW w:type="dxa" w:w="510"/>
+            <w:tcW w:type="dxa" w:w="907"/>
             <w:vAlign w:val="center"/>
             <w:shd w:val="clear" w:color="auto" w:fill="FFFFFF"/>
-            <w:tcMar>
-              <w:top w:w="18" w:type="dxa"/>
-              <w:bottom w:w="18" w:type="dxa"/>
-              <w:left w:w="25" w:type="dxa"/>
-              <w:right w:w="25" w:type="dxa"/>
-            </w:tcMar>
           </w:tcPr>
           <w:p>
             <w:pPr>
-              <w:spacing w:before="30" w:after="30" w:line="252" w:lineRule="auto"/>
+              <w:spacing w:before="40" w:after="40"/>
               <w:jc w:val="center"/>
             </w:pPr>
             <w:r>
@@ -905,7 +837,7 @@
                 <w:rFonts w:ascii="Times New Roman" w:hAnsi="Times New Roman"/>
                 <w:b w:val="0"/>
                 <w:color w:val="000000"/>
-                <w:sz w:val="13"/>
+                <w:sz w:val="15"/>
               </w:rPr>
               <w:t>3</w:t>
             </w:r>
@@ -913,19 +845,13 @@
         </w:tc>
         <w:tc>
           <w:tcPr>
-            <w:tcW w:type="dxa" w:w="1814"/>
+            <w:tcW w:type="dxa" w:w="4082"/>
             <w:vAlign w:val="center"/>
             <w:shd w:val="clear" w:color="auto" w:fill="FFFFFF"/>
-            <w:tcMar>
-              <w:top w:w="18" w:type="dxa"/>
-              <w:bottom w:w="18" w:type="dxa"/>
-              <w:left w:w="25" w:type="dxa"/>
-              <w:right w:w="25" w:type="dxa"/>
-            </w:tcMar>
           </w:tcPr>
           <w:p>
             <w:pPr>
-              <w:spacing w:before="30" w:after="30" w:line="252" w:lineRule="auto"/>
+              <w:spacing w:before="40" w:after="40"/>
               <w:jc w:val="left"/>
             </w:pPr>
             <w:r>
@@ -933,7 +859,7 @@
                 <w:rFonts w:ascii="Times New Roman" w:hAnsi="Times New Roman"/>
                 <w:b w:val="0"/>
                 <w:color w:val="000000"/>
-                <w:sz w:val="13"/>
+                <w:sz w:val="15"/>
               </w:rPr>
               <w:t>TCP Flag Anomaly: Null/Xmas/SYN+FIN</w:t>
             </w:r>
@@ -941,19 +867,13 @@
         </w:tc>
         <w:tc>
           <w:tcPr>
-            <w:tcW w:type="dxa" w:w="1417"/>
+            <w:tcW w:type="dxa" w:w="2835"/>
             <w:vAlign w:val="center"/>
             <w:shd w:val="clear" w:color="auto" w:fill="FFFFFF"/>
-            <w:tcMar>
-              <w:top w:w="18" w:type="dxa"/>
-              <w:bottom w:w="18" w:type="dxa"/>
-              <w:left w:w="25" w:type="dxa"/>
-              <w:right w:w="25" w:type="dxa"/>
-            </w:tcMar>
           </w:tcPr>
           <w:p>
             <w:pPr>
-              <w:spacing w:before="30" w:after="30" w:line="252" w:lineRule="auto"/>
+              <w:spacing w:before="40" w:after="40"/>
               <w:jc w:val="left"/>
             </w:pPr>
             <w:r>
@@ -961,7 +881,7 @@
                 <w:rFonts w:ascii="Times New Roman" w:hAnsi="Times New Roman"/>
                 <w:b w:val="0"/>
                 <w:color w:val="000000"/>
-                <w:sz w:val="13"/>
+                <w:sz w:val="15"/>
               </w:rPr>
               <w:t>Inline classifier</w:t>
             </w:r>
@@ -969,19 +889,13 @@
         </w:tc>
         <w:tc>
           <w:tcPr>
-            <w:tcW w:type="dxa" w:w="1077"/>
+            <w:tcW w:type="dxa" w:w="2154"/>
             <w:vAlign w:val="center"/>
             <w:shd w:val="clear" w:color="auto" w:fill="FFFFFF"/>
-            <w:tcMar>
-              <w:top w:w="18" w:type="dxa"/>
-              <w:bottom w:w="18" w:type="dxa"/>
-              <w:left w:w="25" w:type="dxa"/>
-              <w:right w:w="25" w:type="dxa"/>
-            </w:tcMar>
           </w:tcPr>
           <w:p>
             <w:pPr>
-              <w:spacing w:before="30" w:after="30" w:line="252" w:lineRule="auto"/>
+              <w:spacing w:before="40" w:after="40"/>
               <w:jc w:val="center"/>
             </w:pPr>
             <w:r>
@@ -989,7 +903,7 @@
                 <w:rFonts w:ascii="Times New Roman" w:hAnsi="Times New Roman"/>
                 <w:b w:val="0"/>
                 <w:color w:val="000000"/>
-                <w:sz w:val="13"/>
+                <w:sz w:val="15"/>
               </w:rPr>
               <w:t>XDP_DROP</w:t>
             </w:r>
@@ -999,19 +913,13 @@
       <w:tr>
         <w:tc>
           <w:tcPr>
-            <w:tcW w:type="dxa" w:w="510"/>
+            <w:tcW w:type="dxa" w:w="907"/>
             <w:vAlign w:val="center"/>
             <w:shd w:val="clear" w:color="auto" w:fill="FFFFFF"/>
-            <w:tcMar>
-              <w:top w:w="18" w:type="dxa"/>
-              <w:bottom w:w="18" w:type="dxa"/>
-              <w:left w:w="25" w:type="dxa"/>
-              <w:right w:w="25" w:type="dxa"/>
-            </w:tcMar>
           </w:tcPr>
           <w:p>
             <w:pPr>
-              <w:spacing w:before="30" w:after="30" w:line="252" w:lineRule="auto"/>
+              <w:spacing w:before="40" w:after="40"/>
               <w:jc w:val="center"/>
             </w:pPr>
             <w:r>
@@ -1019,7 +927,7 @@
                 <w:rFonts w:ascii="Times New Roman" w:hAnsi="Times New Roman"/>
                 <w:b w:val="0"/>
                 <w:color w:val="000000"/>
-                <w:sz w:val="13"/>
+                <w:sz w:val="15"/>
               </w:rPr>
               <w:t>4</w:t>
             </w:r>
@@ -1027,19 +935,13 @@
         </w:tc>
         <w:tc>
           <w:tcPr>
-            <w:tcW w:type="dxa" w:w="1814"/>
+            <w:tcW w:type="dxa" w:w="4082"/>
             <w:vAlign w:val="center"/>
             <w:shd w:val="clear" w:color="auto" w:fill="FFFFFF"/>
-            <w:tcMar>
-              <w:top w:w="18" w:type="dxa"/>
-              <w:bottom w:w="18" w:type="dxa"/>
-              <w:left w:w="25" w:type="dxa"/>
-              <w:right w:w="25" w:type="dxa"/>
-            </w:tcMar>
           </w:tcPr>
           <w:p>
             <w:pPr>
-              <w:spacing w:before="30" w:after="30" w:line="252" w:lineRule="auto"/>
+              <w:spacing w:before="40" w:after="40"/>
               <w:jc w:val="left"/>
             </w:pPr>
             <w:r>
@@ -1047,7 +949,7 @@
                 <w:rFonts w:ascii="Times New Roman" w:hAnsi="Times New Roman"/>
                 <w:b w:val="0"/>
                 <w:color w:val="000000"/>
-                <w:sz w:val="13"/>
+                <w:sz w:val="15"/>
               </w:rPr>
               <w:t>Telemetry Export to Userspace Daemon</w:t>
             </w:r>
@@ -1055,19 +957,13 @@
         </w:tc>
         <w:tc>
           <w:tcPr>
-            <w:tcW w:type="dxa" w:w="1417"/>
+            <w:tcW w:type="dxa" w:w="2835"/>
             <w:vAlign w:val="center"/>
             <w:shd w:val="clear" w:color="auto" w:fill="FFFFFF"/>
-            <w:tcMar>
-              <w:top w:w="18" w:type="dxa"/>
-              <w:bottom w:w="18" w:type="dxa"/>
-              <w:left w:w="25" w:type="dxa"/>
-              <w:right w:w="25" w:type="dxa"/>
-            </w:tcMar>
           </w:tcPr>
           <w:p>
             <w:pPr>
-              <w:spacing w:before="30" w:after="30" w:line="252" w:lineRule="auto"/>
+              <w:spacing w:before="40" w:after="40"/>
               <w:jc w:val="left"/>
             </w:pPr>
             <w:r>
@@ -1075,27 +971,21 @@
                 <w:rFonts w:ascii="Times New Roman" w:hAnsi="Times New Roman"/>
                 <w:b w:val="0"/>
                 <w:color w:val="000000"/>
-                <w:sz w:val="13"/>
+                <w:sz w:val="15"/>
               </w:rPr>
-              <w:t>BPF_MAP_RINGBUF</w:t>
+              <w:t>BPF_MAP_TYPE_RINGBUF</w:t>
             </w:r>
           </w:p>
         </w:tc>
         <w:tc>
           <w:tcPr>
-            <w:tcW w:type="dxa" w:w="1077"/>
+            <w:tcW w:type="dxa" w:w="2154"/>
             <w:vAlign w:val="center"/>
             <w:shd w:val="clear" w:color="auto" w:fill="FFFFFF"/>
-            <w:tcMar>
-              <w:top w:w="18" w:type="dxa"/>
-              <w:bottom w:w="18" w:type="dxa"/>
-              <w:left w:w="25" w:type="dxa"/>
-              <w:right w:w="25" w:type="dxa"/>
-            </w:tcMar>
           </w:tcPr>
           <w:p>
             <w:pPr>
-              <w:spacing w:before="30" w:after="30" w:line="252" w:lineRule="auto"/>
+              <w:spacing w:before="40" w:after="40"/>
               <w:jc w:val="center"/>
             </w:pPr>
             <w:r>
@@ -1103,7 +993,7 @@
                 <w:rFonts w:ascii="Times New Roman" w:hAnsi="Times New Roman"/>
                 <w:b w:val="0"/>
                 <w:color w:val="000000"/>
-                <w:sz w:val="13"/>
+                <w:sz w:val="15"/>
               </w:rPr>
               <w:t>XDP_PASS (clean)</w:t>
             </w:r>
@@ -1111,6 +1001,17 @@
         </w:tc>
       </w:tr>
     </w:tbl>
+    <w:p>
+      <w:pPr>
+        <w:sectPr>
+          <w:type w:val="continuous"/>
+          <w:pgSz w:w="12240" w:h="15840"/>
+          <w:pgMar w:top="1020" w:right="794" w:bottom="1134" w:left="794" w:header="720" w:footer="720" w:gutter="0"/>
+          <w:docGrid w:linePitch="360"/>
+          <w:cols w:num="1"/>
+        </w:sectPr>
+      </w:pPr>
+    </w:p>
     <w:p>
       <w:pPr>
         <w:spacing w:after="60" w:line="276" w:lineRule="auto"/>
@@ -1367,6 +1268,17 @@
     </w:p>
     <w:p>
       <w:pPr>
+        <w:sectPr>
+          <w:type w:val="continuous"/>
+          <w:pgSz w:w="12240" w:h="15840"/>
+          <w:pgMar w:top="1020" w:right="794" w:bottom="1134" w:left="794" w:header="720" w:footer="720" w:gutter="0"/>
+          <w:docGrid w:linePitch="360"/>
+          <w:cols w:num="2" w:space="540"/>
+        </w:sectPr>
+      </w:pPr>
+    </w:p>
+    <w:p>
+      <w:pPr>
         <w:keepNext/>
         <w:spacing w:before="160" w:after="20"/>
         <w:jc w:val="center"/>
@@ -1400,7 +1312,6 @@
       <w:tblPr>
         <w:tblW w:type="auto" w:w="0"/>
         <w:jc w:val="center"/>
-        <w:tblLayout w:type="fixed"/>
         <w:tblLook w:firstColumn="1" w:firstRow="1" w:lastColumn="0" w:lastRow="0" w:noHBand="0" w:noVBand="1" w:val="04A0"/>
         <w:tblBorders>
           <w:top w:val="single" w:sz="12" w:space="0" w:color="000000"/>
@@ -1412,31 +1323,25 @@
         </w:tblBorders>
       </w:tblPr>
       <w:tblGrid>
-        <w:gridCol w:w="2074"/>
-        <w:gridCol w:w="2074"/>
-        <w:gridCol w:w="2074"/>
-        <w:gridCol w:w="2074"/>
-        <w:gridCol w:w="2074"/>
+        <w:gridCol w:w="2130"/>
+        <w:gridCol w:w="2130"/>
+        <w:gridCol w:w="2130"/>
+        <w:gridCol w:w="2130"/>
+        <w:gridCol w:w="2130"/>
       </w:tblGrid>
       <w:tr>
         <w:tc>
           <w:tcPr>
-            <w:tcW w:type="dxa" w:w="1020"/>
+            <w:tcW w:type="dxa" w:w="2154"/>
             <w:tcBorders>
               <w:bottom w:val="single" w:sz="8" w:space="0" w:color="000000"/>
             </w:tcBorders>
             <w:shd w:val="clear" w:color="auto" w:fill="FFFFFF"/>
-            <w:tcMar>
-              <w:top w:w="20" w:type="dxa"/>
-              <w:bottom w:w="20" w:type="dxa"/>
-              <w:left w:w="25" w:type="dxa"/>
-              <w:right w:w="25" w:type="dxa"/>
-            </w:tcMar>
             <w:vAlign w:val="center"/>
           </w:tcPr>
           <w:p>
             <w:pPr>
-              <w:spacing w:before="40" w:after="40" w:line="252" w:lineRule="auto"/>
+              <w:spacing w:before="60" w:after="60"/>
               <w:jc w:val="center"/>
             </w:pPr>
             <w:r>
@@ -1444,7 +1349,7 @@
                 <w:rFonts w:ascii="Times New Roman" w:hAnsi="Times New Roman"/>
                 <w:b/>
                 <w:color w:val="000000"/>
-                <w:sz w:val="13"/>
+                <w:sz w:val="15"/>
               </w:rPr>
               <w:t>System</w:t>
             </w:r>
@@ -1452,22 +1357,16 @@
         </w:tc>
         <w:tc>
           <w:tcPr>
-            <w:tcW w:type="dxa" w:w="794"/>
+            <w:tcW w:type="dxa" w:w="1814"/>
             <w:tcBorders>
               <w:bottom w:val="single" w:sz="8" w:space="0" w:color="000000"/>
             </w:tcBorders>
             <w:shd w:val="clear" w:color="auto" w:fill="FFFFFF"/>
-            <w:tcMar>
-              <w:top w:w="20" w:type="dxa"/>
-              <w:bottom w:w="20" w:type="dxa"/>
-              <w:left w:w="25" w:type="dxa"/>
-              <w:right w:w="25" w:type="dxa"/>
-            </w:tcMar>
             <w:vAlign w:val="center"/>
           </w:tcPr>
           <w:p>
             <w:pPr>
-              <w:spacing w:before="40" w:after="40" w:line="252" w:lineRule="auto"/>
+              <w:spacing w:before="60" w:after="60"/>
               <w:jc w:val="center"/>
             </w:pPr>
             <w:r>
@@ -1475,7 +1374,7 @@
                 <w:rFonts w:ascii="Times New Roman" w:hAnsi="Times New Roman"/>
                 <w:b/>
                 <w:color w:val="000000"/>
-                <w:sz w:val="13"/>
+                <w:sz w:val="15"/>
               </w:rPr>
               <w:t>Category</w:t>
             </w:r>
@@ -1483,22 +1382,16 @@
         </w:tc>
         <w:tc>
           <w:tcPr>
-            <w:tcW w:type="dxa" w:w="1304"/>
+            <w:tcW w:type="dxa" w:w="2381"/>
             <w:tcBorders>
               <w:bottom w:val="single" w:sz="8" w:space="0" w:color="000000"/>
             </w:tcBorders>
             <w:shd w:val="clear" w:color="auto" w:fill="FFFFFF"/>
-            <w:tcMar>
-              <w:top w:w="20" w:type="dxa"/>
-              <w:bottom w:w="20" w:type="dxa"/>
-              <w:left w:w="25" w:type="dxa"/>
-              <w:right w:w="25" w:type="dxa"/>
-            </w:tcMar>
             <w:vAlign w:val="center"/>
           </w:tcPr>
           <w:p>
             <w:pPr>
-              <w:spacing w:before="40" w:after="40" w:line="252" w:lineRule="auto"/>
+              <w:spacing w:before="60" w:after="60"/>
               <w:jc w:val="center"/>
             </w:pPr>
             <w:r>
@@ -1506,7 +1399,7 @@
                 <w:rFonts w:ascii="Times New Roman" w:hAnsi="Times New Roman"/>
                 <w:b/>
                 <w:color w:val="000000"/>
-                <w:sz w:val="13"/>
+                <w:sz w:val="15"/>
               </w:rPr>
               <w:t>Detection Engine</w:t>
             </w:r>
@@ -1514,22 +1407,16 @@
         </w:tc>
         <w:tc>
           <w:tcPr>
-            <w:tcW w:type="dxa" w:w="680"/>
+            <w:tcW w:type="dxa" w:w="1474"/>
             <w:tcBorders>
               <w:bottom w:val="single" w:sz="8" w:space="0" w:color="000000"/>
             </w:tcBorders>
             <w:shd w:val="clear" w:color="auto" w:fill="FFFFFF"/>
-            <w:tcMar>
-              <w:top w:w="20" w:type="dxa"/>
-              <w:bottom w:w="20" w:type="dxa"/>
-              <w:left w:w="25" w:type="dxa"/>
-              <w:right w:w="25" w:type="dxa"/>
-            </w:tcMar>
             <w:vAlign w:val="center"/>
           </w:tcPr>
           <w:p>
             <w:pPr>
-              <w:spacing w:before="40" w:after="40" w:line="252" w:lineRule="auto"/>
+              <w:spacing w:before="60" w:after="60"/>
               <w:jc w:val="center"/>
             </w:pPr>
             <w:r>
@@ -1537,7 +1424,7 @@
                 <w:rFonts w:ascii="Times New Roman" w:hAnsi="Times New Roman"/>
                 <w:b/>
                 <w:color w:val="000000"/>
-                <w:sz w:val="13"/>
+                <w:sz w:val="15"/>
               </w:rPr>
               <w:t>Sovereignty</w:t>
             </w:r>
@@ -1545,22 +1432,16 @@
         </w:tc>
         <w:tc>
           <w:tcPr>
-            <w:tcW w:type="dxa" w:w="1020"/>
+            <w:tcW w:type="dxa" w:w="2154"/>
             <w:tcBorders>
               <w:bottom w:val="single" w:sz="8" w:space="0" w:color="000000"/>
             </w:tcBorders>
             <w:shd w:val="clear" w:color="auto" w:fill="FFFFFF"/>
-            <w:tcMar>
-              <w:top w:w="20" w:type="dxa"/>
-              <w:bottom w:w="20" w:type="dxa"/>
-              <w:left w:w="25" w:type="dxa"/>
-              <w:right w:w="25" w:type="dxa"/>
-            </w:tcMar>
             <w:vAlign w:val="center"/>
           </w:tcPr>
           <w:p>
             <w:pPr>
-              <w:spacing w:before="40" w:after="40" w:line="252" w:lineRule="auto"/>
+              <w:spacing w:before="60" w:after="60"/>
               <w:jc w:val="center"/>
             </w:pPr>
             <w:r>
@@ -1568,7 +1449,7 @@
                 <w:rFonts w:ascii="Times New Roman" w:hAnsi="Times New Roman"/>
                 <w:b/>
                 <w:color w:val="000000"/>
-                <w:sz w:val="13"/>
+                <w:sz w:val="15"/>
               </w:rPr>
               <w:t>Deployment</w:t>
             </w:r>
@@ -1578,19 +1459,13 @@
       <w:tr>
         <w:tc>
           <w:tcPr>
-            <w:tcW w:type="dxa" w:w="1020"/>
+            <w:tcW w:type="dxa" w:w="2154"/>
             <w:vAlign w:val="center"/>
             <w:shd w:val="clear" w:color="auto" w:fill="FFFFFF"/>
-            <w:tcMar>
-              <w:top w:w="18" w:type="dxa"/>
-              <w:bottom w:w="18" w:type="dxa"/>
-              <w:left w:w="25" w:type="dxa"/>
-              <w:right w:w="25" w:type="dxa"/>
-            </w:tcMar>
           </w:tcPr>
           <w:p>
             <w:pPr>
-              <w:spacing w:before="30" w:after="30" w:line="252" w:lineRule="auto"/>
+              <w:spacing w:before="40" w:after="40"/>
               <w:jc w:val="left"/>
             </w:pPr>
             <w:r>
@@ -1598,7 +1473,7 @@
                 <w:rFonts w:ascii="Times New Roman" w:hAnsi="Times New Roman"/>
                 <w:b w:val="0"/>
                 <w:color w:val="000000"/>
-                <w:sz w:val="13"/>
+                <w:sz w:val="15"/>
               </w:rPr>
               <w:t>Snort 3.x [2]</w:t>
             </w:r>
@@ -1606,19 +1481,13 @@
         </w:tc>
         <w:tc>
           <w:tcPr>
-            <w:tcW w:type="dxa" w:w="794"/>
+            <w:tcW w:type="dxa" w:w="1814"/>
             <w:vAlign w:val="center"/>
             <w:shd w:val="clear" w:color="auto" w:fill="FFFFFF"/>
-            <w:tcMar>
-              <w:top w:w="18" w:type="dxa"/>
-              <w:bottom w:w="18" w:type="dxa"/>
-              <w:left w:w="25" w:type="dxa"/>
-              <w:right w:w="25" w:type="dxa"/>
-            </w:tcMar>
           </w:tcPr>
           <w:p>
             <w:pPr>
-              <w:spacing w:before="30" w:after="30" w:line="252" w:lineRule="auto"/>
+              <w:spacing w:before="40" w:after="40"/>
               <w:jc w:val="left"/>
             </w:pPr>
             <w:r>
@@ -1626,7 +1495,7 @@
                 <w:rFonts w:ascii="Times New Roman" w:hAnsi="Times New Roman"/>
                 <w:b w:val="0"/>
                 <w:color w:val="000000"/>
-                <w:sz w:val="13"/>
+                <w:sz w:val="15"/>
               </w:rPr>
               <w:t>OS IDS/IPS</w:t>
             </w:r>
@@ -1634,19 +1503,13 @@
         </w:tc>
         <w:tc>
           <w:tcPr>
-            <w:tcW w:type="dxa" w:w="1304"/>
+            <w:tcW w:type="dxa" w:w="2381"/>
             <w:vAlign w:val="center"/>
             <w:shd w:val="clear" w:color="auto" w:fill="FFFFFF"/>
-            <w:tcMar>
-              <w:top w:w="18" w:type="dxa"/>
-              <w:bottom w:w="18" w:type="dxa"/>
-              <w:left w:w="25" w:type="dxa"/>
-              <w:right w:w="25" w:type="dxa"/>
-            </w:tcMar>
           </w:tcPr>
           <w:p>
             <w:pPr>
-              <w:spacing w:before="30" w:after="30" w:line="252" w:lineRule="auto"/>
+              <w:spacing w:before="40" w:after="40"/>
               <w:jc w:val="left"/>
             </w:pPr>
             <w:r>
@@ -1654,7 +1517,7 @@
                 <w:rFonts w:ascii="Times New Roman" w:hAnsi="Times New Roman"/>
                 <w:b w:val="0"/>
                 <w:color w:val="000000"/>
-                <w:sz w:val="13"/>
+                <w:sz w:val="15"/>
               </w:rPr>
               <w:t>Rules + DAQ</w:t>
             </w:r>
@@ -1662,19 +1525,13 @@
         </w:tc>
         <w:tc>
           <w:tcPr>
-            <w:tcW w:type="dxa" w:w="680"/>
+            <w:tcW w:type="dxa" w:w="1474"/>
             <w:vAlign w:val="center"/>
             <w:shd w:val="clear" w:color="auto" w:fill="FFFFFF"/>
-            <w:tcMar>
-              <w:top w:w="18" w:type="dxa"/>
-              <w:bottom w:w="18" w:type="dxa"/>
-              <w:left w:w="25" w:type="dxa"/>
-              <w:right w:w="25" w:type="dxa"/>
-            </w:tcMar>
           </w:tcPr>
           <w:p>
             <w:pPr>
-              <w:spacing w:before="30" w:after="30" w:line="252" w:lineRule="auto"/>
+              <w:spacing w:before="40" w:after="40"/>
               <w:jc w:val="center"/>
             </w:pPr>
             <w:r>
@@ -1682,7 +1539,7 @@
                 <w:rFonts w:ascii="Times New Roman" w:hAnsi="Times New Roman"/>
                 <w:b w:val="0"/>
                 <w:color w:val="000000"/>
-                <w:sz w:val="13"/>
+                <w:sz w:val="15"/>
               </w:rPr>
               <w:t>Full</w:t>
             </w:r>
@@ -1690,19 +1547,13 @@
         </w:tc>
         <w:tc>
           <w:tcPr>
-            <w:tcW w:type="dxa" w:w="1020"/>
+            <w:tcW w:type="dxa" w:w="2154"/>
             <w:vAlign w:val="center"/>
             <w:shd w:val="clear" w:color="auto" w:fill="FFFFFF"/>
-            <w:tcMar>
-              <w:top w:w="18" w:type="dxa"/>
-              <w:bottom w:w="18" w:type="dxa"/>
-              <w:left w:w="25" w:type="dxa"/>
-              <w:right w:w="25" w:type="dxa"/>
-            </w:tcMar>
           </w:tcPr>
           <w:p>
             <w:pPr>
-              <w:spacing w:before="30" w:after="30" w:line="252" w:lineRule="auto"/>
+              <w:spacing w:before="40" w:after="40"/>
               <w:jc w:val="left"/>
             </w:pPr>
             <w:r>
@@ -1710,7 +1561,7 @@
                 <w:rFonts w:ascii="Times New Roman" w:hAnsi="Times New Roman"/>
                 <w:b w:val="0"/>
                 <w:color w:val="000000"/>
-                <w:sz w:val="13"/>
+                <w:sz w:val="15"/>
               </w:rPr>
               <w:t>SMB / enterprise</w:t>
             </w:r>
@@ -1720,19 +1571,13 @@
       <w:tr>
         <w:tc>
           <w:tcPr>
-            <w:tcW w:type="dxa" w:w="1020"/>
+            <w:tcW w:type="dxa" w:w="2154"/>
             <w:vAlign w:val="center"/>
             <w:shd w:val="clear" w:color="auto" w:fill="FFFFFF"/>
-            <w:tcMar>
-              <w:top w:w="18" w:type="dxa"/>
-              <w:bottom w:w="18" w:type="dxa"/>
-              <w:left w:w="25" w:type="dxa"/>
-              <w:right w:w="25" w:type="dxa"/>
-            </w:tcMar>
           </w:tcPr>
           <w:p>
             <w:pPr>
-              <w:spacing w:before="30" w:after="30" w:line="252" w:lineRule="auto"/>
+              <w:spacing w:before="40" w:after="40"/>
               <w:jc w:val="left"/>
             </w:pPr>
             <w:r>
@@ -1740,7 +1585,7 @@
                 <w:rFonts w:ascii="Times New Roman" w:hAnsi="Times New Roman"/>
                 <w:b w:val="0"/>
                 <w:color w:val="000000"/>
-                <w:sz w:val="13"/>
+                <w:sz w:val="15"/>
               </w:rPr>
               <w:t>Suricata 7.x [14]</w:t>
             </w:r>
@@ -1748,19 +1593,13 @@
         </w:tc>
         <w:tc>
           <w:tcPr>
-            <w:tcW w:type="dxa" w:w="794"/>
+            <w:tcW w:type="dxa" w:w="1814"/>
             <w:vAlign w:val="center"/>
             <w:shd w:val="clear" w:color="auto" w:fill="FFFFFF"/>
-            <w:tcMar>
-              <w:top w:w="18" w:type="dxa"/>
-              <w:bottom w:w="18" w:type="dxa"/>
-              <w:left w:w="25" w:type="dxa"/>
-              <w:right w:w="25" w:type="dxa"/>
-            </w:tcMar>
           </w:tcPr>
           <w:p>
             <w:pPr>
-              <w:spacing w:before="30" w:after="30" w:line="252" w:lineRule="auto"/>
+              <w:spacing w:before="40" w:after="40"/>
               <w:jc w:val="left"/>
             </w:pPr>
             <w:r>
@@ -1768,7 +1607,7 @@
                 <w:rFonts w:ascii="Times New Roman" w:hAnsi="Times New Roman"/>
                 <w:b w:val="0"/>
                 <w:color w:val="000000"/>
-                <w:sz w:val="13"/>
+                <w:sz w:val="15"/>
               </w:rPr>
               <w:t>OS IDS/IPS</w:t>
             </w:r>
@@ -1776,19 +1615,13 @@
         </w:tc>
         <w:tc>
           <w:tcPr>
-            <w:tcW w:type="dxa" w:w="1304"/>
+            <w:tcW w:type="dxa" w:w="2381"/>
             <w:vAlign w:val="center"/>
             <w:shd w:val="clear" w:color="auto" w:fill="FFFFFF"/>
-            <w:tcMar>
-              <w:top w:w="18" w:type="dxa"/>
-              <w:bottom w:w="18" w:type="dxa"/>
-              <w:left w:w="25" w:type="dxa"/>
-              <w:right w:w="25" w:type="dxa"/>
-            </w:tcMar>
           </w:tcPr>
           <w:p>
             <w:pPr>
-              <w:spacing w:before="30" w:after="30" w:line="252" w:lineRule="auto"/>
+              <w:spacing w:before="40" w:after="40"/>
               <w:jc w:val="left"/>
             </w:pPr>
             <w:r>
@@ -1796,7 +1629,7 @@
                 <w:rFonts w:ascii="Times New Roman" w:hAnsi="Times New Roman"/>
                 <w:b w:val="0"/>
                 <w:color w:val="000000"/>
-                <w:sz w:val="13"/>
+                <w:sz w:val="15"/>
               </w:rPr>
               <w:t>Rules + AF_PACKET</w:t>
             </w:r>
@@ -1804,19 +1637,13 @@
         </w:tc>
         <w:tc>
           <w:tcPr>
-            <w:tcW w:type="dxa" w:w="680"/>
+            <w:tcW w:type="dxa" w:w="1474"/>
             <w:vAlign w:val="center"/>
             <w:shd w:val="clear" w:color="auto" w:fill="FFFFFF"/>
-            <w:tcMar>
-              <w:top w:w="18" w:type="dxa"/>
-              <w:bottom w:w="18" w:type="dxa"/>
-              <w:left w:w="25" w:type="dxa"/>
-              <w:right w:w="25" w:type="dxa"/>
-            </w:tcMar>
           </w:tcPr>
           <w:p>
             <w:pPr>
-              <w:spacing w:before="30" w:after="30" w:line="252" w:lineRule="auto"/>
+              <w:spacing w:before="40" w:after="40"/>
               <w:jc w:val="center"/>
             </w:pPr>
             <w:r>
@@ -1824,7 +1651,7 @@
                 <w:rFonts w:ascii="Times New Roman" w:hAnsi="Times New Roman"/>
                 <w:b w:val="0"/>
                 <w:color w:val="000000"/>
-                <w:sz w:val="13"/>
+                <w:sz w:val="15"/>
               </w:rPr>
               <w:t>Full</w:t>
             </w:r>
@@ -1832,19 +1659,13 @@
         </w:tc>
         <w:tc>
           <w:tcPr>
-            <w:tcW w:type="dxa" w:w="1020"/>
+            <w:tcW w:type="dxa" w:w="2154"/>
             <w:vAlign w:val="center"/>
             <w:shd w:val="clear" w:color="auto" w:fill="FFFFFF"/>
-            <w:tcMar>
-              <w:top w:w="18" w:type="dxa"/>
-              <w:bottom w:w="18" w:type="dxa"/>
-              <w:left w:w="25" w:type="dxa"/>
-              <w:right w:w="25" w:type="dxa"/>
-            </w:tcMar>
           </w:tcPr>
           <w:p>
             <w:pPr>
-              <w:spacing w:before="30" w:after="30" w:line="252" w:lineRule="auto"/>
+              <w:spacing w:before="40" w:after="40"/>
               <w:jc w:val="left"/>
             </w:pPr>
             <w:r>
@@ -1852,7 +1673,7 @@
                 <w:rFonts w:ascii="Times New Roman" w:hAnsi="Times New Roman"/>
                 <w:b w:val="0"/>
                 <w:color w:val="000000"/>
-                <w:sz w:val="13"/>
+                <w:sz w:val="15"/>
               </w:rPr>
               <w:t>ISP / enterprise</w:t>
             </w:r>
@@ -1862,19 +1683,13 @@
       <w:tr>
         <w:tc>
           <w:tcPr>
-            <w:tcW w:type="dxa" w:w="1020"/>
+            <w:tcW w:type="dxa" w:w="2154"/>
             <w:vAlign w:val="center"/>
             <w:shd w:val="clear" w:color="auto" w:fill="FFFFFF"/>
-            <w:tcMar>
-              <w:top w:w="18" w:type="dxa"/>
-              <w:bottom w:w="18" w:type="dxa"/>
-              <w:left w:w="25" w:type="dxa"/>
-              <w:right w:w="25" w:type="dxa"/>
-            </w:tcMar>
           </w:tcPr>
           <w:p>
             <w:pPr>
-              <w:spacing w:before="30" w:after="30" w:line="252" w:lineRule="auto"/>
+              <w:spacing w:before="40" w:after="40"/>
               <w:jc w:val="left"/>
             </w:pPr>
             <w:r>
@@ -1882,27 +1697,21 @@
                 <w:rFonts w:ascii="Times New Roman" w:hAnsi="Times New Roman"/>
                 <w:b w:val="0"/>
                 <w:color w:val="000000"/>
-                <w:sz w:val="13"/>
+                <w:sz w:val="15"/>
               </w:rPr>
-              <w:t>Palo Alto [15]</w:t>
+              <w:t>Palo Alto PAN-OS 11 [15]</w:t>
             </w:r>
           </w:p>
         </w:tc>
         <w:tc>
           <w:tcPr>
-            <w:tcW w:type="dxa" w:w="794"/>
+            <w:tcW w:type="dxa" w:w="1814"/>
             <w:vAlign w:val="center"/>
             <w:shd w:val="clear" w:color="auto" w:fill="FFFFFF"/>
-            <w:tcMar>
-              <w:top w:w="18" w:type="dxa"/>
-              <w:bottom w:w="18" w:type="dxa"/>
-              <w:left w:w="25" w:type="dxa"/>
-              <w:right w:w="25" w:type="dxa"/>
-            </w:tcMar>
           </w:tcPr>
           <w:p>
             <w:pPr>
-              <w:spacing w:before="30" w:after="30" w:line="252" w:lineRule="auto"/>
+              <w:spacing w:before="40" w:after="40"/>
               <w:jc w:val="left"/>
             </w:pPr>
             <w:r>
@@ -1910,27 +1719,21 @@
                 <w:rFonts w:ascii="Times New Roman" w:hAnsi="Times New Roman"/>
                 <w:b w:val="0"/>
                 <w:color w:val="000000"/>
-                <w:sz w:val="13"/>
+                <w:sz w:val="15"/>
               </w:rPr>
-              <w:t>NGFW</w:t>
+              <w:t>NGFW appliance</w:t>
             </w:r>
           </w:p>
         </w:tc>
         <w:tc>
           <w:tcPr>
-            <w:tcW w:type="dxa" w:w="1304"/>
+            <w:tcW w:type="dxa" w:w="2381"/>
             <w:vAlign w:val="center"/>
             <w:shd w:val="clear" w:color="auto" w:fill="FFFFFF"/>
-            <w:tcMar>
-              <w:top w:w="18" w:type="dxa"/>
-              <w:bottom w:w="18" w:type="dxa"/>
-              <w:left w:w="25" w:type="dxa"/>
-              <w:right w:w="25" w:type="dxa"/>
-            </w:tcMar>
           </w:tcPr>
           <w:p>
             <w:pPr>
-              <w:spacing w:before="30" w:after="30" w:line="252" w:lineRule="auto"/>
+              <w:spacing w:before="40" w:after="40"/>
               <w:jc w:val="left"/>
             </w:pPr>
             <w:r>
@@ -1938,7 +1741,7 @@
                 <w:rFonts w:ascii="Times New Roman" w:hAnsi="Times New Roman"/>
                 <w:b w:val="0"/>
                 <w:color w:val="000000"/>
-                <w:sz w:val="13"/>
+                <w:sz w:val="15"/>
               </w:rPr>
               <w:t>Wildfire ML + App-ID</w:t>
             </w:r>
@@ -1946,19 +1749,13 @@
         </w:tc>
         <w:tc>
           <w:tcPr>
-            <w:tcW w:type="dxa" w:w="680"/>
+            <w:tcW w:type="dxa" w:w="1474"/>
             <w:vAlign w:val="center"/>
             <w:shd w:val="clear" w:color="auto" w:fill="FFFFFF"/>
-            <w:tcMar>
-              <w:top w:w="18" w:type="dxa"/>
-              <w:bottom w:w="18" w:type="dxa"/>
-              <w:left w:w="25" w:type="dxa"/>
-              <w:right w:w="25" w:type="dxa"/>
-            </w:tcMar>
           </w:tcPr>
           <w:p>
             <w:pPr>
-              <w:spacing w:before="30" w:after="30" w:line="252" w:lineRule="auto"/>
+              <w:spacing w:before="40" w:after="40"/>
               <w:jc w:val="center"/>
             </w:pPr>
             <w:r>
@@ -1966,7 +1763,7 @@
                 <w:rFonts w:ascii="Times New Roman" w:hAnsi="Times New Roman"/>
                 <w:b w:val="0"/>
                 <w:color w:val="000000"/>
-                <w:sz w:val="13"/>
+                <w:sz w:val="15"/>
               </w:rPr>
               <w:t>Partial</w:t>
             </w:r>
@@ -1974,19 +1771,13 @@
         </w:tc>
         <w:tc>
           <w:tcPr>
-            <w:tcW w:type="dxa" w:w="1020"/>
+            <w:tcW w:type="dxa" w:w="2154"/>
             <w:vAlign w:val="center"/>
             <w:shd w:val="clear" w:color="auto" w:fill="FFFFFF"/>
-            <w:tcMar>
-              <w:top w:w="18" w:type="dxa"/>
-              <w:bottom w:w="18" w:type="dxa"/>
-              <w:left w:w="25" w:type="dxa"/>
-              <w:right w:w="25" w:type="dxa"/>
-            </w:tcMar>
           </w:tcPr>
           <w:p>
             <w:pPr>
-              <w:spacing w:before="30" w:after="30" w:line="252" w:lineRule="auto"/>
+              <w:spacing w:before="40" w:after="40"/>
               <w:jc w:val="left"/>
             </w:pPr>
             <w:r>
@@ -1994,7 +1785,7 @@
                 <w:rFonts w:ascii="Times New Roman" w:hAnsi="Times New Roman"/>
                 <w:b w:val="0"/>
                 <w:color w:val="000000"/>
-                <w:sz w:val="13"/>
+                <w:sz w:val="15"/>
               </w:rPr>
               <w:t>Large enterprise</w:t>
             </w:r>
@@ -2004,19 +1795,13 @@
       <w:tr>
         <w:tc>
           <w:tcPr>
-            <w:tcW w:type="dxa" w:w="1020"/>
+            <w:tcW w:type="dxa" w:w="2154"/>
             <w:vAlign w:val="center"/>
             <w:shd w:val="clear" w:color="auto" w:fill="FFFFFF"/>
-            <w:tcMar>
-              <w:top w:w="18" w:type="dxa"/>
-              <w:bottom w:w="18" w:type="dxa"/>
-              <w:left w:w="25" w:type="dxa"/>
-              <w:right w:w="25" w:type="dxa"/>
-            </w:tcMar>
           </w:tcPr>
           <w:p>
             <w:pPr>
-              <w:spacing w:before="30" w:after="30" w:line="252" w:lineRule="auto"/>
+              <w:spacing w:before="40" w:after="40"/>
               <w:jc w:val="left"/>
             </w:pPr>
             <w:r>
@@ -2024,27 +1809,21 @@
                 <w:rFonts w:ascii="Times New Roman" w:hAnsi="Times New Roman"/>
                 <w:b w:val="0"/>
                 <w:color w:val="000000"/>
-                <w:sz w:val="13"/>
+                <w:sz w:val="15"/>
               </w:rPr>
-              <w:t>Cloudflare [16]</w:t>
+              <w:t>Cloudflare Magic Transit [16]</w:t>
             </w:r>
           </w:p>
         </w:tc>
         <w:tc>
           <w:tcPr>
-            <w:tcW w:type="dxa" w:w="794"/>
+            <w:tcW w:type="dxa" w:w="1814"/>
             <w:vAlign w:val="center"/>
             <w:shd w:val="clear" w:color="auto" w:fill="FFFFFF"/>
-            <w:tcMar>
-              <w:top w:w="18" w:type="dxa"/>
-              <w:bottom w:w="18" w:type="dxa"/>
-              <w:left w:w="25" w:type="dxa"/>
-              <w:right w:w="25" w:type="dxa"/>
-            </w:tcMar>
           </w:tcPr>
           <w:p>
             <w:pPr>
-              <w:spacing w:before="30" w:after="30" w:line="252" w:lineRule="auto"/>
+              <w:spacing w:before="40" w:after="40"/>
               <w:jc w:val="left"/>
             </w:pPr>
             <w:r>
@@ -2052,7 +1831,7 @@
                 <w:rFonts w:ascii="Times New Roman" w:hAnsi="Times New Roman"/>
                 <w:b w:val="0"/>
                 <w:color w:val="000000"/>
-                <w:sz w:val="13"/>
+                <w:sz w:val="15"/>
               </w:rPr>
               <w:t>Cloud DDoS</w:t>
             </w:r>
@@ -2060,19 +1839,13 @@
         </w:tc>
         <w:tc>
           <w:tcPr>
-            <w:tcW w:type="dxa" w:w="1304"/>
+            <w:tcW w:type="dxa" w:w="2381"/>
             <w:vAlign w:val="center"/>
             <w:shd w:val="clear" w:color="auto" w:fill="FFFFFF"/>
-            <w:tcMar>
-              <w:top w:w="18" w:type="dxa"/>
-              <w:bottom w:w="18" w:type="dxa"/>
-              <w:left w:w="25" w:type="dxa"/>
-              <w:right w:w="25" w:type="dxa"/>
-            </w:tcMar>
           </w:tcPr>
           <w:p>
             <w:pPr>
-              <w:spacing w:before="30" w:after="30" w:line="252" w:lineRule="auto"/>
+              <w:spacing w:before="40" w:after="40"/>
               <w:jc w:val="left"/>
             </w:pPr>
             <w:r>
@@ -2080,7 +1853,7 @@
                 <w:rFonts w:ascii="Times New Roman" w:hAnsi="Times New Roman"/>
                 <w:b w:val="0"/>
                 <w:color w:val="000000"/>
-                <w:sz w:val="13"/>
+                <w:sz w:val="15"/>
               </w:rPr>
               <w:t>BGP anycast + ML</w:t>
             </w:r>
@@ -2088,19 +1861,13 @@
         </w:tc>
         <w:tc>
           <w:tcPr>
-            <w:tcW w:type="dxa" w:w="680"/>
+            <w:tcW w:type="dxa" w:w="1474"/>
             <w:vAlign w:val="center"/>
             <w:shd w:val="clear" w:color="auto" w:fill="FFFFFF"/>
-            <w:tcMar>
-              <w:top w:w="18" w:type="dxa"/>
-              <w:bottom w:w="18" w:type="dxa"/>
-              <w:left w:w="25" w:type="dxa"/>
-              <w:right w:w="25" w:type="dxa"/>
-            </w:tcMar>
           </w:tcPr>
           <w:p>
             <w:pPr>
-              <w:spacing w:before="30" w:after="30" w:line="252" w:lineRule="auto"/>
+              <w:spacing w:before="40" w:after="40"/>
               <w:jc w:val="center"/>
             </w:pPr>
             <w:r>
@@ -2108,7 +1875,7 @@
                 <w:rFonts w:ascii="Times New Roman" w:hAnsi="Times New Roman"/>
                 <w:b w:val="0"/>
                 <w:color w:val="000000"/>
-                <w:sz w:val="13"/>
+                <w:sz w:val="15"/>
               </w:rPr>
               <w:t>None</w:t>
             </w:r>
@@ -2116,19 +1883,13 @@
         </w:tc>
         <w:tc>
           <w:tcPr>
-            <w:tcW w:type="dxa" w:w="1020"/>
+            <w:tcW w:type="dxa" w:w="2154"/>
             <w:vAlign w:val="center"/>
             <w:shd w:val="clear" w:color="auto" w:fill="FFFFFF"/>
-            <w:tcMar>
-              <w:top w:w="18" w:type="dxa"/>
-              <w:bottom w:w="18" w:type="dxa"/>
-              <w:left w:w="25" w:type="dxa"/>
-              <w:right w:w="25" w:type="dxa"/>
-            </w:tcMar>
           </w:tcPr>
           <w:p>
             <w:pPr>
-              <w:spacing w:before="30" w:after="30" w:line="252" w:lineRule="auto"/>
+              <w:spacing w:before="40" w:after="40"/>
               <w:jc w:val="left"/>
             </w:pPr>
             <w:r>
@@ -2136,9 +1897,9 @@
                 <w:rFonts w:ascii="Times New Roman" w:hAnsi="Times New Roman"/>
                 <w:b w:val="0"/>
                 <w:color w:val="000000"/>
-                <w:sz w:val="13"/>
+                <w:sz w:val="15"/>
               </w:rPr>
-              <w:t>Internet SaaS</w:t>
+              <w:t>Internet-facing SaaS</w:t>
             </w:r>
           </w:p>
         </w:tc>
@@ -2146,19 +1907,13 @@
       <w:tr>
         <w:tc>
           <w:tcPr>
-            <w:tcW w:type="dxa" w:w="1020"/>
+            <w:tcW w:type="dxa" w:w="2154"/>
             <w:vAlign w:val="center"/>
             <w:shd w:val="clear" w:color="auto" w:fill="FFFFFF"/>
-            <w:tcMar>
-              <w:top w:w="18" w:type="dxa"/>
-              <w:bottom w:w="18" w:type="dxa"/>
-              <w:left w:w="25" w:type="dxa"/>
-              <w:right w:w="25" w:type="dxa"/>
-            </w:tcMar>
           </w:tcPr>
           <w:p>
             <w:pPr>
-              <w:spacing w:before="30" w:after="30" w:line="252" w:lineRule="auto"/>
+              <w:spacing w:before="40" w:after="40"/>
               <w:jc w:val="left"/>
             </w:pPr>
             <w:r>
@@ -2166,27 +1921,21 @@
                 <w:rFonts w:ascii="Times New Roman" w:hAnsi="Times New Roman"/>
                 <w:b w:val="0"/>
                 <w:color w:val="000000"/>
-                <w:sz w:val="13"/>
+                <w:sz w:val="15"/>
               </w:rPr>
-              <w:t>Cisco FP [17]</w:t>
+              <w:t>Cisco Firepower 4100 [17]</w:t>
             </w:r>
           </w:p>
         </w:tc>
         <w:tc>
           <w:tcPr>
-            <w:tcW w:type="dxa" w:w="794"/>
+            <w:tcW w:type="dxa" w:w="1814"/>
             <w:vAlign w:val="center"/>
             <w:shd w:val="clear" w:color="auto" w:fill="FFFFFF"/>
-            <w:tcMar>
-              <w:top w:w="18" w:type="dxa"/>
-              <w:bottom w:w="18" w:type="dxa"/>
-              <w:left w:w="25" w:type="dxa"/>
-              <w:right w:w="25" w:type="dxa"/>
-            </w:tcMar>
           </w:tcPr>
           <w:p>
             <w:pPr>
-              <w:spacing w:before="30" w:after="30" w:line="252" w:lineRule="auto"/>
+              <w:spacing w:before="40" w:after="40"/>
               <w:jc w:val="left"/>
             </w:pPr>
             <w:r>
@@ -2194,27 +1943,21 @@
                 <w:rFonts w:ascii="Times New Roman" w:hAnsi="Times New Roman"/>
                 <w:b w:val="0"/>
                 <w:color w:val="000000"/>
-                <w:sz w:val="13"/>
+                <w:sz w:val="15"/>
               </w:rPr>
-              <w:t>NGIPS</w:t>
+              <w:t>NGIPS appliance</w:t>
             </w:r>
           </w:p>
         </w:tc>
         <w:tc>
           <w:tcPr>
-            <w:tcW w:type="dxa" w:w="1304"/>
+            <w:tcW w:type="dxa" w:w="2381"/>
             <w:vAlign w:val="center"/>
             <w:shd w:val="clear" w:color="auto" w:fill="FFFFFF"/>
-            <w:tcMar>
-              <w:top w:w="18" w:type="dxa"/>
-              <w:bottom w:w="18" w:type="dxa"/>
-              <w:left w:w="25" w:type="dxa"/>
-              <w:right w:w="25" w:type="dxa"/>
-            </w:tcMar>
           </w:tcPr>
           <w:p>
             <w:pPr>
-              <w:spacing w:before="30" w:after="30" w:line="252" w:lineRule="auto"/>
+              <w:spacing w:before="40" w:after="40"/>
               <w:jc w:val="left"/>
             </w:pPr>
             <w:r>
@@ -2222,7 +1965,7 @@
                 <w:rFonts w:ascii="Times New Roman" w:hAnsi="Times New Roman"/>
                 <w:b w:val="0"/>
                 <w:color w:val="000000"/>
-                <w:sz w:val="13"/>
+                <w:sz w:val="15"/>
               </w:rPr>
               <w:t>Talos + Snort</w:t>
             </w:r>
@@ -2230,19 +1973,13 @@
         </w:tc>
         <w:tc>
           <w:tcPr>
-            <w:tcW w:type="dxa" w:w="680"/>
+            <w:tcW w:type="dxa" w:w="1474"/>
             <w:vAlign w:val="center"/>
             <w:shd w:val="clear" w:color="auto" w:fill="FFFFFF"/>
-            <w:tcMar>
-              <w:top w:w="18" w:type="dxa"/>
-              <w:bottom w:w="18" w:type="dxa"/>
-              <w:left w:w="25" w:type="dxa"/>
-              <w:right w:w="25" w:type="dxa"/>
-            </w:tcMar>
           </w:tcPr>
           <w:p>
             <w:pPr>
-              <w:spacing w:before="30" w:after="30" w:line="252" w:lineRule="auto"/>
+              <w:spacing w:before="40" w:after="40"/>
               <w:jc w:val="center"/>
             </w:pPr>
             <w:r>
@@ -2250,7 +1987,7 @@
                 <w:rFonts w:ascii="Times New Roman" w:hAnsi="Times New Roman"/>
                 <w:b w:val="0"/>
                 <w:color w:val="000000"/>
-                <w:sz w:val="13"/>
+                <w:sz w:val="15"/>
               </w:rPr>
               <w:t>Partial</w:t>
             </w:r>
@@ -2258,19 +1995,13 @@
         </w:tc>
         <w:tc>
           <w:tcPr>
-            <w:tcW w:type="dxa" w:w="1020"/>
+            <w:tcW w:type="dxa" w:w="2154"/>
             <w:vAlign w:val="center"/>
             <w:shd w:val="clear" w:color="auto" w:fill="FFFFFF"/>
-            <w:tcMar>
-              <w:top w:w="18" w:type="dxa"/>
-              <w:bottom w:w="18" w:type="dxa"/>
-              <w:left w:w="25" w:type="dxa"/>
-              <w:right w:w="25" w:type="dxa"/>
-            </w:tcMar>
           </w:tcPr>
           <w:p>
             <w:pPr>
-              <w:spacing w:before="30" w:after="30" w:line="252" w:lineRule="auto"/>
+              <w:spacing w:before="40" w:after="40"/>
               <w:jc w:val="left"/>
             </w:pPr>
             <w:r>
@@ -2278,7 +2009,7 @@
                 <w:rFonts w:ascii="Times New Roman" w:hAnsi="Times New Roman"/>
                 <w:b w:val="0"/>
                 <w:color w:val="000000"/>
-                <w:sz w:val="13"/>
+                <w:sz w:val="15"/>
               </w:rPr>
               <w:t>Large enterprise</w:t>
             </w:r>
@@ -2288,19 +2019,13 @@
       <w:tr>
         <w:tc>
           <w:tcPr>
-            <w:tcW w:type="dxa" w:w="1020"/>
+            <w:tcW w:type="dxa" w:w="2154"/>
             <w:vAlign w:val="center"/>
             <w:shd w:val="clear" w:color="auto" w:fill="FFFFFF"/>
-            <w:tcMar>
-              <w:top w:w="18" w:type="dxa"/>
-              <w:bottom w:w="18" w:type="dxa"/>
-              <w:left w:w="25" w:type="dxa"/>
-              <w:right w:w="25" w:type="dxa"/>
-            </w:tcMar>
           </w:tcPr>
           <w:p>
             <w:pPr>
-              <w:spacing w:before="30" w:after="30" w:line="252" w:lineRule="auto"/>
+              <w:spacing w:before="40" w:after="40"/>
               <w:jc w:val="left"/>
             </w:pPr>
             <w:r>
@@ -2308,27 +2033,21 @@
                 <w:rFonts w:ascii="Times New Roman" w:hAnsi="Times New Roman"/>
                 <w:b/>
                 <w:color w:val="000000"/>
-                <w:sz w:val="13"/>
+                <w:sz w:val="15"/>
               </w:rPr>
-              <w:t>Autonomous (ours)</w:t>
+              <w:t>Autonomous Agent (ours)</w:t>
             </w:r>
           </w:p>
         </w:tc>
         <w:tc>
           <w:tcPr>
-            <w:tcW w:type="dxa" w:w="794"/>
+            <w:tcW w:type="dxa" w:w="1814"/>
             <w:vAlign w:val="center"/>
             <w:shd w:val="clear" w:color="auto" w:fill="FFFFFF"/>
-            <w:tcMar>
-              <w:top w:w="18" w:type="dxa"/>
-              <w:bottom w:w="18" w:type="dxa"/>
-              <w:left w:w="25" w:type="dxa"/>
-              <w:right w:w="25" w:type="dxa"/>
-            </w:tcMar>
           </w:tcPr>
           <w:p>
             <w:pPr>
-              <w:spacing w:before="30" w:after="30" w:line="252" w:lineRule="auto"/>
+              <w:spacing w:before="40" w:after="40"/>
               <w:jc w:val="left"/>
             </w:pPr>
             <w:r>
@@ -2336,7 +2055,7 @@
                 <w:rFonts w:ascii="Times New Roman" w:hAnsi="Times New Roman"/>
                 <w:b w:val="0"/>
                 <w:color w:val="000000"/>
-                <w:sz w:val="13"/>
+                <w:sz w:val="15"/>
               </w:rPr>
               <w:t>Hybrid inline</w:t>
             </w:r>
@@ -2344,19 +2063,13 @@
         </w:tc>
         <w:tc>
           <w:tcPr>
-            <w:tcW w:type="dxa" w:w="1304"/>
+            <w:tcW w:type="dxa" w:w="2381"/>
             <w:vAlign w:val="center"/>
             <w:shd w:val="clear" w:color="auto" w:fill="FFFFFF"/>
-            <w:tcMar>
-              <w:top w:w="18" w:type="dxa"/>
-              <w:bottom w:w="18" w:type="dxa"/>
-              <w:left w:w="25" w:type="dxa"/>
-              <w:right w:w="25" w:type="dxa"/>
-            </w:tcMar>
           </w:tcPr>
           <w:p>
             <w:pPr>
-              <w:spacing w:before="30" w:after="30" w:line="252" w:lineRule="auto"/>
+              <w:spacing w:before="40" w:after="40"/>
               <w:jc w:val="left"/>
             </w:pPr>
             <w:r>
@@ -2364,7 +2077,7 @@
                 <w:rFonts w:ascii="Times New Roman" w:hAnsi="Times New Roman"/>
                 <w:b w:val="0"/>
                 <w:color w:val="000000"/>
-                <w:sz w:val="13"/>
+                <w:sz w:val="15"/>
               </w:rPr>
               <w:t>eBPF/XDP + local LLM</w:t>
             </w:r>
@@ -2372,19 +2085,13 @@
         </w:tc>
         <w:tc>
           <w:tcPr>
-            <w:tcW w:type="dxa" w:w="680"/>
+            <w:tcW w:type="dxa" w:w="1474"/>
             <w:vAlign w:val="center"/>
             <w:shd w:val="clear" w:color="auto" w:fill="FFFFFF"/>
-            <w:tcMar>
-              <w:top w:w="18" w:type="dxa"/>
-              <w:bottom w:w="18" w:type="dxa"/>
-              <w:left w:w="25" w:type="dxa"/>
-              <w:right w:w="25" w:type="dxa"/>
-            </w:tcMar>
           </w:tcPr>
           <w:p>
             <w:pPr>
-              <w:spacing w:before="30" w:after="30" w:line="252" w:lineRule="auto"/>
+              <w:spacing w:before="40" w:after="40"/>
               <w:jc w:val="center"/>
             </w:pPr>
             <w:r>
@@ -2392,7 +2099,7 @@
                 <w:rFonts w:ascii="Times New Roman" w:hAnsi="Times New Roman"/>
                 <w:b w:val="0"/>
                 <w:color w:val="000000"/>
-                <w:sz w:val="13"/>
+                <w:sz w:val="15"/>
               </w:rPr>
               <w:t>100%</w:t>
             </w:r>
@@ -2400,19 +2107,13 @@
         </w:tc>
         <w:tc>
           <w:tcPr>
-            <w:tcW w:type="dxa" w:w="1020"/>
+            <w:tcW w:type="dxa" w:w="2154"/>
             <w:vAlign w:val="center"/>
             <w:shd w:val="clear" w:color="auto" w:fill="FFFFFF"/>
-            <w:tcMar>
-              <w:top w:w="18" w:type="dxa"/>
-              <w:bottom w:w="18" w:type="dxa"/>
-              <w:left w:w="25" w:type="dxa"/>
-              <w:right w:w="25" w:type="dxa"/>
-            </w:tcMar>
           </w:tcPr>
           <w:p>
             <w:pPr>
-              <w:spacing w:before="30" w:after="30" w:line="252" w:lineRule="auto"/>
+              <w:spacing w:before="40" w:after="40"/>
               <w:jc w:val="left"/>
             </w:pPr>
             <w:r>
@@ -2420,7 +2121,7 @@
                 <w:rFonts w:ascii="Times New Roman" w:hAnsi="Times New Roman"/>
                 <w:b w:val="0"/>
                 <w:color w:val="000000"/>
-                <w:sz w:val="13"/>
+                <w:sz w:val="15"/>
               </w:rPr>
               <w:t>Any / air-gap</w:t>
             </w:r>
@@ -2428,6 +2129,17 @@
         </w:tc>
       </w:tr>
     </w:tbl>
+    <w:p>
+      <w:pPr>
+        <w:sectPr>
+          <w:type w:val="continuous"/>
+          <w:pgSz w:w="12240" w:h="15840"/>
+          <w:pgMar w:top="1020" w:right="794" w:bottom="1134" w:left="794" w:header="720" w:footer="720" w:gutter="0"/>
+          <w:docGrid w:linePitch="360"/>
+          <w:cols w:num="1"/>
+        </w:sectPr>
+      </w:pPr>
+    </w:p>
     <w:p>
       <w:pPr>
         <w:keepNext/>
@@ -2479,6 +2191,17 @@
     </w:p>
     <w:p>
       <w:pPr>
+        <w:sectPr>
+          <w:type w:val="continuous"/>
+          <w:pgSz w:w="12240" w:h="15840"/>
+          <w:pgMar w:top="1020" w:right="794" w:bottom="1134" w:left="794" w:header="720" w:footer="720" w:gutter="0"/>
+          <w:docGrid w:linePitch="360"/>
+          <w:cols w:num="2" w:space="540"/>
+        </w:sectPr>
+      </w:pPr>
+    </w:p>
+    <w:p>
+      <w:pPr>
         <w:keepNext/>
         <w:spacing w:before="160" w:after="20"/>
         <w:jc w:val="center"/>
@@ -2512,7 +2235,6 @@
       <w:tblPr>
         <w:tblW w:type="auto" w:w="0"/>
         <w:jc w:val="center"/>
-        <w:tblLayout w:type="fixed"/>
         <w:tblLook w:firstColumn="1" w:firstRow="1" w:lastColumn="0" w:lastRow="0" w:noHBand="0" w:noVBand="1" w:val="04A0"/>
         <w:tblBorders>
           <w:top w:val="single" w:sz="12" w:space="0" w:color="000000"/>
@@ -2524,33 +2246,27 @@
         </w:tblBorders>
       </w:tblPr>
       <w:tblGrid>
-        <w:gridCol w:w="1481"/>
-        <w:gridCol w:w="1481"/>
-        <w:gridCol w:w="1481"/>
-        <w:gridCol w:w="1481"/>
-        <w:gridCol w:w="1481"/>
-        <w:gridCol w:w="1481"/>
-        <w:gridCol w:w="1481"/>
+        <w:gridCol w:w="1522"/>
+        <w:gridCol w:w="1522"/>
+        <w:gridCol w:w="1522"/>
+        <w:gridCol w:w="1522"/>
+        <w:gridCol w:w="1522"/>
+        <w:gridCol w:w="1522"/>
+        <w:gridCol w:w="1522"/>
       </w:tblGrid>
       <w:tr>
         <w:tc>
           <w:tcPr>
-            <w:tcW w:type="dxa" w:w="1417"/>
+            <w:tcW w:type="dxa" w:w="2494"/>
             <w:tcBorders>
               <w:bottom w:val="single" w:sz="8" w:space="0" w:color="000000"/>
             </w:tcBorders>
             <w:shd w:val="clear" w:color="auto" w:fill="FFFFFF"/>
-            <w:tcMar>
-              <w:top w:w="20" w:type="dxa"/>
-              <w:bottom w:w="20" w:type="dxa"/>
-              <w:left w:w="25" w:type="dxa"/>
-              <w:right w:w="25" w:type="dxa"/>
-            </w:tcMar>
             <w:vAlign w:val="center"/>
           </w:tcPr>
           <w:p>
             <w:pPr>
-              <w:spacing w:before="40" w:after="40" w:line="252" w:lineRule="auto"/>
+              <w:spacing w:before="60" w:after="60"/>
               <w:jc w:val="center"/>
             </w:pPr>
             <w:r>
@@ -2558,7 +2274,7 @@
                 <w:rFonts w:ascii="Times New Roman" w:hAnsi="Times New Roman"/>
                 <w:b/>
                 <w:color w:val="000000"/>
-                <w:sz w:val="12"/>
+                <w:sz w:val="15"/>
               </w:rPr>
               <w:t>Metric</w:t>
             </w:r>
@@ -2566,22 +2282,16 @@
         </w:tc>
         <w:tc>
           <w:tcPr>
-            <w:tcW w:type="dxa" w:w="567"/>
+            <w:tcW w:type="dxa" w:w="1134"/>
             <w:tcBorders>
               <w:bottom w:val="single" w:sz="8" w:space="0" w:color="000000"/>
             </w:tcBorders>
             <w:shd w:val="clear" w:color="auto" w:fill="FFFFFF"/>
-            <w:tcMar>
-              <w:top w:w="20" w:type="dxa"/>
-              <w:bottom w:w="20" w:type="dxa"/>
-              <w:left w:w="25" w:type="dxa"/>
-              <w:right w:w="25" w:type="dxa"/>
-            </w:tcMar>
             <w:vAlign w:val="center"/>
           </w:tcPr>
           <w:p>
             <w:pPr>
-              <w:spacing w:before="40" w:after="40" w:line="252" w:lineRule="auto"/>
+              <w:spacing w:before="60" w:after="60"/>
               <w:jc w:val="center"/>
             </w:pPr>
             <w:r>
@@ -2589,30 +2299,24 @@
                 <w:rFonts w:ascii="Times New Roman" w:hAnsi="Times New Roman"/>
                 <w:b/>
                 <w:color w:val="000000"/>
-                <w:sz w:val="12"/>
+                <w:sz w:val="15"/>
               </w:rPr>
-              <w:t>Snort</w:t>
+              <w:t>Snort 3.x</w:t>
             </w:r>
           </w:p>
         </w:tc>
         <w:tc>
           <w:tcPr>
-            <w:tcW w:type="dxa" w:w="567"/>
+            <w:tcW w:type="dxa" w:w="1134"/>
             <w:tcBorders>
               <w:bottom w:val="single" w:sz="8" w:space="0" w:color="000000"/>
             </w:tcBorders>
             <w:shd w:val="clear" w:color="auto" w:fill="FFFFFF"/>
-            <w:tcMar>
-              <w:top w:w="20" w:type="dxa"/>
-              <w:bottom w:w="20" w:type="dxa"/>
-              <w:left w:w="25" w:type="dxa"/>
-              <w:right w:w="25" w:type="dxa"/>
-            </w:tcMar>
             <w:vAlign w:val="center"/>
           </w:tcPr>
           <w:p>
             <w:pPr>
-              <w:spacing w:before="40" w:after="40" w:line="252" w:lineRule="auto"/>
+              <w:spacing w:before="60" w:after="60"/>
               <w:jc w:val="center"/>
             </w:pPr>
             <w:r>
@@ -2620,30 +2324,24 @@
                 <w:rFonts w:ascii="Times New Roman" w:hAnsi="Times New Roman"/>
                 <w:b/>
                 <w:color w:val="000000"/>
-                <w:sz w:val="12"/>
+                <w:sz w:val="15"/>
               </w:rPr>
-              <w:t>Suricata</w:t>
+              <w:t>Suricata 7.x</w:t>
             </w:r>
           </w:p>
         </w:tc>
         <w:tc>
           <w:tcPr>
-            <w:tcW w:type="dxa" w:w="567"/>
+            <w:tcW w:type="dxa" w:w="1134"/>
             <w:tcBorders>
               <w:bottom w:val="single" w:sz="8" w:space="0" w:color="000000"/>
             </w:tcBorders>
             <w:shd w:val="clear" w:color="auto" w:fill="FFFFFF"/>
-            <w:tcMar>
-              <w:top w:w="20" w:type="dxa"/>
-              <w:bottom w:w="20" w:type="dxa"/>
-              <w:left w:w="25" w:type="dxa"/>
-              <w:right w:w="25" w:type="dxa"/>
-            </w:tcMar>
             <w:vAlign w:val="center"/>
           </w:tcPr>
           <w:p>
             <w:pPr>
-              <w:spacing w:before="40" w:after="40" w:line="252" w:lineRule="auto"/>
+              <w:spacing w:before="60" w:after="60"/>
               <w:jc w:val="center"/>
             </w:pPr>
             <w:r>
@@ -2651,7 +2349,7 @@
                 <w:rFonts w:ascii="Times New Roman" w:hAnsi="Times New Roman"/>
                 <w:b/>
                 <w:color w:val="000000"/>
-                <w:sz w:val="12"/>
+                <w:sz w:val="15"/>
               </w:rPr>
               <w:t>Palo Alto</w:t>
             </w:r>
@@ -2659,22 +2357,16 @@
         </w:tc>
         <w:tc>
           <w:tcPr>
-            <w:tcW w:type="dxa" w:w="567"/>
+            <w:tcW w:type="dxa" w:w="1247"/>
             <w:tcBorders>
               <w:bottom w:val="single" w:sz="8" w:space="0" w:color="000000"/>
             </w:tcBorders>
             <w:shd w:val="clear" w:color="auto" w:fill="FFFFFF"/>
-            <w:tcMar>
-              <w:top w:w="20" w:type="dxa"/>
-              <w:bottom w:w="20" w:type="dxa"/>
-              <w:left w:w="25" w:type="dxa"/>
-              <w:right w:w="25" w:type="dxa"/>
-            </w:tcMar>
             <w:vAlign w:val="center"/>
           </w:tcPr>
           <w:p>
             <w:pPr>
-              <w:spacing w:before="40" w:after="40" w:line="252" w:lineRule="auto"/>
+              <w:spacing w:before="60" w:after="60"/>
               <w:jc w:val="center"/>
             </w:pPr>
             <w:r>
@@ -2682,30 +2374,24 @@
                 <w:rFonts w:ascii="Times New Roman" w:hAnsi="Times New Roman"/>
                 <w:b/>
                 <w:color w:val="000000"/>
-                <w:sz w:val="12"/>
+                <w:sz w:val="15"/>
               </w:rPr>
-              <w:t>Cloudflare</w:t>
+              <w:t>Cloudflare MT</w:t>
             </w:r>
           </w:p>
         </w:tc>
         <w:tc>
           <w:tcPr>
-            <w:tcW w:type="dxa" w:w="567"/>
+            <w:tcW w:type="dxa" w:w="1134"/>
             <w:tcBorders>
               <w:bottom w:val="single" w:sz="8" w:space="0" w:color="000000"/>
             </w:tcBorders>
             <w:shd w:val="clear" w:color="auto" w:fill="FFFFFF"/>
-            <w:tcMar>
-              <w:top w:w="20" w:type="dxa"/>
-              <w:bottom w:w="20" w:type="dxa"/>
-              <w:left w:w="25" w:type="dxa"/>
-              <w:right w:w="25" w:type="dxa"/>
-            </w:tcMar>
             <w:vAlign w:val="center"/>
           </w:tcPr>
           <w:p>
             <w:pPr>
-              <w:spacing w:before="40" w:after="40" w:line="252" w:lineRule="auto"/>
+              <w:spacing w:before="60" w:after="60"/>
               <w:jc w:val="center"/>
             </w:pPr>
             <w:r>
@@ -2713,30 +2399,24 @@
                 <w:rFonts w:ascii="Times New Roman" w:hAnsi="Times New Roman"/>
                 <w:b/>
                 <w:color w:val="000000"/>
-                <w:sz w:val="12"/>
+                <w:sz w:val="15"/>
               </w:rPr>
-              <w:t>Cisco</w:t>
+              <w:t>Cisco FP</w:t>
             </w:r>
           </w:p>
         </w:tc>
         <w:tc>
           <w:tcPr>
-            <w:tcW w:type="dxa" w:w="567"/>
+            <w:tcW w:type="dxa" w:w="1701"/>
             <w:tcBorders>
               <w:bottom w:val="single" w:sz="8" w:space="0" w:color="000000"/>
             </w:tcBorders>
             <w:shd w:val="clear" w:color="auto" w:fill="FFFFFF"/>
-            <w:tcMar>
-              <w:top w:w="20" w:type="dxa"/>
-              <w:bottom w:w="20" w:type="dxa"/>
-              <w:left w:w="25" w:type="dxa"/>
-              <w:right w:w="25" w:type="dxa"/>
-            </w:tcMar>
             <w:vAlign w:val="center"/>
           </w:tcPr>
           <w:p>
             <w:pPr>
-              <w:spacing w:before="40" w:after="40" w:line="252" w:lineRule="auto"/>
+              <w:spacing w:before="60" w:after="60"/>
               <w:jc w:val="center"/>
             </w:pPr>
             <w:r>
@@ -2744,9 +2424,9 @@
                 <w:rFonts w:ascii="Times New Roman" w:hAnsi="Times New Roman"/>
                 <w:b/>
                 <w:color w:val="000000"/>
-                <w:sz w:val="12"/>
+                <w:sz w:val="15"/>
               </w:rPr>
-              <w:t>Autonomous</w:t>
+              <w:t>Autonomous Agent (ours)</w:t>
             </w:r>
           </w:p>
         </w:tc>
@@ -2754,19 +2434,13 @@
       <w:tr>
         <w:tc>
           <w:tcPr>
-            <w:tcW w:type="dxa" w:w="1417"/>
+            <w:tcW w:type="dxa" w:w="2494"/>
             <w:vAlign w:val="center"/>
             <w:shd w:val="clear" w:color="auto" w:fill="FFFFFF"/>
-            <w:tcMar>
-              <w:top w:w="18" w:type="dxa"/>
-              <w:bottom w:w="18" w:type="dxa"/>
-              <w:left w:w="25" w:type="dxa"/>
-              <w:right w:w="25" w:type="dxa"/>
-            </w:tcMar>
           </w:tcPr>
           <w:p>
             <w:pPr>
-              <w:spacing w:before="30" w:after="30" w:line="252" w:lineRule="auto"/>
+              <w:spacing w:before="40" w:after="40"/>
               <w:jc w:val="left"/>
             </w:pPr>
             <w:r>
@@ -2774,7 +2448,7 @@
                 <w:rFonts w:ascii="Times New Roman" w:hAnsi="Times New Roman"/>
                 <w:b w:val="0"/>
                 <w:color w:val="000000"/>
-                <w:sz w:val="12"/>
+                <w:sz w:val="15"/>
               </w:rPr>
               <w:t>Evasion Recall / TPR (%)</w:t>
             </w:r>
@@ -2782,19 +2456,13 @@
         </w:tc>
         <w:tc>
           <w:tcPr>
-            <w:tcW w:type="dxa" w:w="567"/>
+            <w:tcW w:type="dxa" w:w="1134"/>
             <w:vAlign w:val="center"/>
             <w:shd w:val="clear" w:color="auto" w:fill="FFFFFF"/>
-            <w:tcMar>
-              <w:top w:w="18" w:type="dxa"/>
-              <w:bottom w:w="18" w:type="dxa"/>
-              <w:left w:w="25" w:type="dxa"/>
-              <w:right w:w="25" w:type="dxa"/>
-            </w:tcMar>
           </w:tcPr>
           <w:p>
             <w:pPr>
-              <w:spacing w:before="30" w:after="30" w:line="252" w:lineRule="auto"/>
+              <w:spacing w:before="40" w:after="40"/>
               <w:jc w:val="center"/>
             </w:pPr>
             <w:r>
@@ -2802,7 +2470,7 @@
                 <w:rFonts w:ascii="Times New Roman" w:hAnsi="Times New Roman"/>
                 <w:b w:val="0"/>
                 <w:color w:val="000000"/>
-                <w:sz w:val="12"/>
+                <w:sz w:val="15"/>
               </w:rPr>
               <w:t>68.4</w:t>
             </w:r>
@@ -2810,19 +2478,13 @@
         </w:tc>
         <w:tc>
           <w:tcPr>
-            <w:tcW w:type="dxa" w:w="567"/>
+            <w:tcW w:type="dxa" w:w="1134"/>
             <w:vAlign w:val="center"/>
             <w:shd w:val="clear" w:color="auto" w:fill="FFFFFF"/>
-            <w:tcMar>
-              <w:top w:w="18" w:type="dxa"/>
-              <w:bottom w:w="18" w:type="dxa"/>
-              <w:left w:w="25" w:type="dxa"/>
-              <w:right w:w="25" w:type="dxa"/>
-            </w:tcMar>
           </w:tcPr>
           <w:p>
             <w:pPr>
-              <w:spacing w:before="30" w:after="30" w:line="252" w:lineRule="auto"/>
+              <w:spacing w:before="40" w:after="40"/>
               <w:jc w:val="center"/>
             </w:pPr>
             <w:r>
@@ -2830,7 +2492,7 @@
                 <w:rFonts w:ascii="Times New Roman" w:hAnsi="Times New Roman"/>
                 <w:b w:val="0"/>
                 <w:color w:val="000000"/>
-                <w:sz w:val="12"/>
+                <w:sz w:val="15"/>
               </w:rPr>
               <w:t>71.2</w:t>
             </w:r>
@@ -2838,19 +2500,13 @@
         </w:tc>
         <w:tc>
           <w:tcPr>
-            <w:tcW w:type="dxa" w:w="567"/>
+            <w:tcW w:type="dxa" w:w="1134"/>
             <w:vAlign w:val="center"/>
             <w:shd w:val="clear" w:color="auto" w:fill="FFFFFF"/>
-            <w:tcMar>
-              <w:top w:w="18" w:type="dxa"/>
-              <w:bottom w:w="18" w:type="dxa"/>
-              <w:left w:w="25" w:type="dxa"/>
-              <w:right w:w="25" w:type="dxa"/>
-            </w:tcMar>
           </w:tcPr>
           <w:p>
             <w:pPr>
-              <w:spacing w:before="30" w:after="30" w:line="252" w:lineRule="auto"/>
+              <w:spacing w:before="40" w:after="40"/>
               <w:jc w:val="center"/>
             </w:pPr>
             <w:r>
@@ -2858,7 +2514,7 @@
                 <w:rFonts w:ascii="Times New Roman" w:hAnsi="Times New Roman"/>
                 <w:b w:val="0"/>
                 <w:color w:val="000000"/>
-                <w:sz w:val="12"/>
+                <w:sz w:val="15"/>
               </w:rPr>
               <w:t>89.2</w:t>
             </w:r>
@@ -2866,19 +2522,13 @@
         </w:tc>
         <w:tc>
           <w:tcPr>
-            <w:tcW w:type="dxa" w:w="567"/>
+            <w:tcW w:type="dxa" w:w="1247"/>
             <w:vAlign w:val="center"/>
             <w:shd w:val="clear" w:color="auto" w:fill="FFFFFF"/>
-            <w:tcMar>
-              <w:top w:w="18" w:type="dxa"/>
-              <w:bottom w:w="18" w:type="dxa"/>
-              <w:left w:w="25" w:type="dxa"/>
-              <w:right w:w="25" w:type="dxa"/>
-            </w:tcMar>
           </w:tcPr>
           <w:p>
             <w:pPr>
-              <w:spacing w:before="30" w:after="30" w:line="252" w:lineRule="auto"/>
+              <w:spacing w:before="40" w:after="40"/>
               <w:jc w:val="center"/>
             </w:pPr>
             <w:r>
@@ -2886,7 +2536,7 @@
                 <w:rFonts w:ascii="Times New Roman" w:hAnsi="Times New Roman"/>
                 <w:b w:val="0"/>
                 <w:color w:val="000000"/>
-                <w:sz w:val="12"/>
+                <w:sz w:val="15"/>
               </w:rPr>
               <w:t>87.6</w:t>
             </w:r>
@@ -2894,19 +2544,13 @@
         </w:tc>
         <w:tc>
           <w:tcPr>
-            <w:tcW w:type="dxa" w:w="567"/>
+            <w:tcW w:type="dxa" w:w="1134"/>
             <w:vAlign w:val="center"/>
             <w:shd w:val="clear" w:color="auto" w:fill="FFFFFF"/>
-            <w:tcMar>
-              <w:top w:w="18" w:type="dxa"/>
-              <w:bottom w:w="18" w:type="dxa"/>
-              <w:left w:w="25" w:type="dxa"/>
-              <w:right w:w="25" w:type="dxa"/>
-            </w:tcMar>
           </w:tcPr>
           <w:p>
             <w:pPr>
-              <w:spacing w:before="30" w:after="30" w:line="252" w:lineRule="auto"/>
+              <w:spacing w:before="40" w:after="40"/>
               <w:jc w:val="center"/>
             </w:pPr>
             <w:r>
@@ -2914,7 +2558,7 @@
                 <w:rFonts w:ascii="Times New Roman" w:hAnsi="Times New Roman"/>
                 <w:b w:val="0"/>
                 <w:color w:val="000000"/>
-                <w:sz w:val="12"/>
+                <w:sz w:val="15"/>
               </w:rPr>
               <w:t>85.4</w:t>
             </w:r>
@@ -2922,19 +2566,13 @@
         </w:tc>
         <w:tc>
           <w:tcPr>
-            <w:tcW w:type="dxa" w:w="567"/>
+            <w:tcW w:type="dxa" w:w="1701"/>
             <w:vAlign w:val="center"/>
             <w:shd w:val="clear" w:color="auto" w:fill="FFFFFF"/>
-            <w:tcMar>
-              <w:top w:w="18" w:type="dxa"/>
-              <w:bottom w:w="18" w:type="dxa"/>
-              <w:left w:w="25" w:type="dxa"/>
-              <w:right w:w="25" w:type="dxa"/>
-            </w:tcMar>
           </w:tcPr>
           <w:p>
             <w:pPr>
-              <w:spacing w:before="30" w:after="30" w:line="252" w:lineRule="auto"/>
+              <w:spacing w:before="40" w:after="40"/>
               <w:jc w:val="center"/>
             </w:pPr>
             <w:r>
@@ -2942,7 +2580,7 @@
                 <w:rFonts w:ascii="Times New Roman" w:hAnsi="Times New Roman"/>
                 <w:b/>
                 <w:color w:val="000000"/>
-                <w:sz w:val="12"/>
+                <w:sz w:val="15"/>
               </w:rPr>
               <w:t>98.64</w:t>
             </w:r>
@@ -2952,19 +2590,13 @@
       <w:tr>
         <w:tc>
           <w:tcPr>
-            <w:tcW w:type="dxa" w:w="1417"/>
+            <w:tcW w:type="dxa" w:w="2494"/>
             <w:vAlign w:val="center"/>
             <w:shd w:val="clear" w:color="auto" w:fill="FFFFFF"/>
-            <w:tcMar>
-              <w:top w:w="18" w:type="dxa"/>
-              <w:bottom w:w="18" w:type="dxa"/>
-              <w:left w:w="25" w:type="dxa"/>
-              <w:right w:w="25" w:type="dxa"/>
-            </w:tcMar>
           </w:tcPr>
           <w:p>
             <w:pPr>
-              <w:spacing w:before="30" w:after="30" w:line="252" w:lineRule="auto"/>
+              <w:spacing w:before="40" w:after="40"/>
               <w:jc w:val="left"/>
             </w:pPr>
             <w:r>
@@ -2972,7 +2604,7 @@
                 <w:rFonts w:ascii="Times New Roman" w:hAnsi="Times New Roman"/>
                 <w:b w:val="0"/>
                 <w:color w:val="000000"/>
-                <w:sz w:val="12"/>
+                <w:sz w:val="15"/>
               </w:rPr>
               <w:t>False Positive Rate (%)</w:t>
             </w:r>
@@ -2980,19 +2612,13 @@
         </w:tc>
         <w:tc>
           <w:tcPr>
-            <w:tcW w:type="dxa" w:w="567"/>
+            <w:tcW w:type="dxa" w:w="1134"/>
             <w:vAlign w:val="center"/>
             <w:shd w:val="clear" w:color="auto" w:fill="FFFFFF"/>
-            <w:tcMar>
-              <w:top w:w="18" w:type="dxa"/>
-              <w:bottom w:w="18" w:type="dxa"/>
-              <w:left w:w="25" w:type="dxa"/>
-              <w:right w:w="25" w:type="dxa"/>
-            </w:tcMar>
           </w:tcPr>
           <w:p>
             <w:pPr>
-              <w:spacing w:before="30" w:after="30" w:line="252" w:lineRule="auto"/>
+              <w:spacing w:before="40" w:after="40"/>
               <w:jc w:val="center"/>
             </w:pPr>
             <w:r>
@@ -3000,7 +2626,7 @@
                 <w:rFonts w:ascii="Times New Roman" w:hAnsi="Times New Roman"/>
                 <w:b w:val="0"/>
                 <w:color w:val="000000"/>
-                <w:sz w:val="12"/>
+                <w:sz w:val="15"/>
               </w:rPr>
               <w:t>14.8</w:t>
             </w:r>
@@ -3008,19 +2634,13 @@
         </w:tc>
         <w:tc>
           <w:tcPr>
-            <w:tcW w:type="dxa" w:w="567"/>
+            <w:tcW w:type="dxa" w:w="1134"/>
             <w:vAlign w:val="center"/>
             <w:shd w:val="clear" w:color="auto" w:fill="FFFFFF"/>
-            <w:tcMar>
-              <w:top w:w="18" w:type="dxa"/>
-              <w:bottom w:w="18" w:type="dxa"/>
-              <w:left w:w="25" w:type="dxa"/>
-              <w:right w:w="25" w:type="dxa"/>
-            </w:tcMar>
           </w:tcPr>
           <w:p>
             <w:pPr>
-              <w:spacing w:before="30" w:after="30" w:line="252" w:lineRule="auto"/>
+              <w:spacing w:before="40" w:after="40"/>
               <w:jc w:val="center"/>
             </w:pPr>
             <w:r>
@@ -3028,7 +2648,7 @@
                 <w:rFonts w:ascii="Times New Roman" w:hAnsi="Times New Roman"/>
                 <w:b w:val="0"/>
                 <w:color w:val="000000"/>
-                <w:sz w:val="12"/>
+                <w:sz w:val="15"/>
               </w:rPr>
               <w:t>11.3</w:t>
             </w:r>
@@ -3036,19 +2656,13 @@
         </w:tc>
         <w:tc>
           <w:tcPr>
-            <w:tcW w:type="dxa" w:w="567"/>
+            <w:tcW w:type="dxa" w:w="1134"/>
             <w:vAlign w:val="center"/>
             <w:shd w:val="clear" w:color="auto" w:fill="FFFFFF"/>
-            <w:tcMar>
-              <w:top w:w="18" w:type="dxa"/>
-              <w:bottom w:w="18" w:type="dxa"/>
-              <w:left w:w="25" w:type="dxa"/>
-              <w:right w:w="25" w:type="dxa"/>
-            </w:tcMar>
           </w:tcPr>
           <w:p>
             <w:pPr>
-              <w:spacing w:before="30" w:after="30" w:line="252" w:lineRule="auto"/>
+              <w:spacing w:before="40" w:after="40"/>
               <w:jc w:val="center"/>
             </w:pPr>
             <w:r>
@@ -3056,7 +2670,7 @@
                 <w:rFonts w:ascii="Times New Roman" w:hAnsi="Times New Roman"/>
                 <w:b w:val="0"/>
                 <w:color w:val="000000"/>
-                <w:sz w:val="12"/>
+                <w:sz w:val="15"/>
               </w:rPr>
               <w:t>4.5</w:t>
             </w:r>
@@ -3064,19 +2678,13 @@
         </w:tc>
         <w:tc>
           <w:tcPr>
-            <w:tcW w:type="dxa" w:w="567"/>
+            <w:tcW w:type="dxa" w:w="1247"/>
             <w:vAlign w:val="center"/>
             <w:shd w:val="clear" w:color="auto" w:fill="FFFFFF"/>
-            <w:tcMar>
-              <w:top w:w="18" w:type="dxa"/>
-              <w:bottom w:w="18" w:type="dxa"/>
-              <w:left w:w="25" w:type="dxa"/>
-              <w:right w:w="25" w:type="dxa"/>
-            </w:tcMar>
           </w:tcPr>
           <w:p>
             <w:pPr>
-              <w:spacing w:before="30" w:after="30" w:line="252" w:lineRule="auto"/>
+              <w:spacing w:before="40" w:after="40"/>
               <w:jc w:val="center"/>
             </w:pPr>
             <w:r>
@@ -3084,7 +2692,7 @@
                 <w:rFonts w:ascii="Times New Roman" w:hAnsi="Times New Roman"/>
                 <w:b w:val="0"/>
                 <w:color w:val="000000"/>
-                <w:sz w:val="12"/>
+                <w:sz w:val="15"/>
               </w:rPr>
               <w:t>5.1</w:t>
             </w:r>
@@ -3092,19 +2700,13 @@
         </w:tc>
         <w:tc>
           <w:tcPr>
-            <w:tcW w:type="dxa" w:w="567"/>
+            <w:tcW w:type="dxa" w:w="1134"/>
             <w:vAlign w:val="center"/>
             <w:shd w:val="clear" w:color="auto" w:fill="FFFFFF"/>
-            <w:tcMar>
-              <w:top w:w="18" w:type="dxa"/>
-              <w:bottom w:w="18" w:type="dxa"/>
-              <w:left w:w="25" w:type="dxa"/>
-              <w:right w:w="25" w:type="dxa"/>
-            </w:tcMar>
           </w:tcPr>
           <w:p>
             <w:pPr>
-              <w:spacing w:before="30" w:after="30" w:line="252" w:lineRule="auto"/>
+              <w:spacing w:before="40" w:after="40"/>
               <w:jc w:val="center"/>
             </w:pPr>
             <w:r>
@@ -3112,7 +2714,7 @@
                 <w:rFonts w:ascii="Times New Roman" w:hAnsi="Times New Roman"/>
                 <w:b w:val="0"/>
                 <w:color w:val="000000"/>
-                <w:sz w:val="12"/>
+                <w:sz w:val="15"/>
               </w:rPr>
               <w:t>6.2</w:t>
             </w:r>
@@ -3120,19 +2722,13 @@
         </w:tc>
         <w:tc>
           <w:tcPr>
-            <w:tcW w:type="dxa" w:w="567"/>
+            <w:tcW w:type="dxa" w:w="1701"/>
             <w:vAlign w:val="center"/>
             <w:shd w:val="clear" w:color="auto" w:fill="FFFFFF"/>
-            <w:tcMar>
-              <w:top w:w="18" w:type="dxa"/>
-              <w:bottom w:w="18" w:type="dxa"/>
-              <w:left w:w="25" w:type="dxa"/>
-              <w:right w:w="25" w:type="dxa"/>
-            </w:tcMar>
           </w:tcPr>
           <w:p>
             <w:pPr>
-              <w:spacing w:before="30" w:after="30" w:line="252" w:lineRule="auto"/>
+              <w:spacing w:before="40" w:after="40"/>
               <w:jc w:val="center"/>
             </w:pPr>
             <w:r>
@@ -3140,7 +2736,7 @@
                 <w:rFonts w:ascii="Times New Roman" w:hAnsi="Times New Roman"/>
                 <w:b/>
                 <w:color w:val="000000"/>
-                <w:sz w:val="12"/>
+                <w:sz w:val="15"/>
               </w:rPr>
               <w:t>0.12</w:t>
             </w:r>
@@ -3150,19 +2746,13 @@
       <w:tr>
         <w:tc>
           <w:tcPr>
-            <w:tcW w:type="dxa" w:w="1417"/>
+            <w:tcW w:type="dxa" w:w="2494"/>
             <w:vAlign w:val="center"/>
             <w:shd w:val="clear" w:color="auto" w:fill="FFFFFF"/>
-            <w:tcMar>
-              <w:top w:w="18" w:type="dxa"/>
-              <w:bottom w:w="18" w:type="dxa"/>
-              <w:left w:w="25" w:type="dxa"/>
-              <w:right w:w="25" w:type="dxa"/>
-            </w:tcMar>
           </w:tcPr>
           <w:p>
             <w:pPr>
-              <w:spacing w:before="30" w:after="30" w:line="252" w:lineRule="auto"/>
+              <w:spacing w:before="40" w:after="40"/>
               <w:jc w:val="left"/>
             </w:pPr>
             <w:r>
@@ -3170,7 +2760,7 @@
                 <w:rFonts w:ascii="Times New Roman" w:hAnsi="Times New Roman"/>
                 <w:b w:val="0"/>
                 <w:color w:val="000000"/>
-                <w:sz w:val="12"/>
+                <w:sz w:val="15"/>
               </w:rPr>
               <w:t>Encrypted C2 Detect. (%)</w:t>
             </w:r>
@@ -3178,19 +2768,13 @@
         </w:tc>
         <w:tc>
           <w:tcPr>
-            <w:tcW w:type="dxa" w:w="567"/>
+            <w:tcW w:type="dxa" w:w="1134"/>
             <w:vAlign w:val="center"/>
             <w:shd w:val="clear" w:color="auto" w:fill="FFFFFF"/>
-            <w:tcMar>
-              <w:top w:w="18" w:type="dxa"/>
-              <w:bottom w:w="18" w:type="dxa"/>
-              <w:left w:w="25" w:type="dxa"/>
-              <w:right w:w="25" w:type="dxa"/>
-            </w:tcMar>
           </w:tcPr>
           <w:p>
             <w:pPr>
-              <w:spacing w:before="30" w:after="30" w:line="252" w:lineRule="auto"/>
+              <w:spacing w:before="40" w:after="40"/>
               <w:jc w:val="center"/>
             </w:pPr>
             <w:r>
@@ -3198,7 +2782,7 @@
                 <w:rFonts w:ascii="Times New Roman" w:hAnsi="Times New Roman"/>
                 <w:b w:val="0"/>
                 <w:color w:val="000000"/>
-                <w:sz w:val="12"/>
+                <w:sz w:val="15"/>
               </w:rPr>
               <w:t>12.0</w:t>
             </w:r>
@@ -3206,19 +2790,13 @@
         </w:tc>
         <w:tc>
           <w:tcPr>
-            <w:tcW w:type="dxa" w:w="567"/>
+            <w:tcW w:type="dxa" w:w="1134"/>
             <w:vAlign w:val="center"/>
             <w:shd w:val="clear" w:color="auto" w:fill="FFFFFF"/>
-            <w:tcMar>
-              <w:top w:w="18" w:type="dxa"/>
-              <w:bottom w:w="18" w:type="dxa"/>
-              <w:left w:w="25" w:type="dxa"/>
-              <w:right w:w="25" w:type="dxa"/>
-            </w:tcMar>
           </w:tcPr>
           <w:p>
             <w:pPr>
-              <w:spacing w:before="30" w:after="30" w:line="252" w:lineRule="auto"/>
+              <w:spacing w:before="40" w:after="40"/>
               <w:jc w:val="center"/>
             </w:pPr>
             <w:r>
@@ -3226,7 +2804,7 @@
                 <w:rFonts w:ascii="Times New Roman" w:hAnsi="Times New Roman"/>
                 <w:b w:val="0"/>
                 <w:color w:val="000000"/>
-                <w:sz w:val="12"/>
+                <w:sz w:val="15"/>
               </w:rPr>
               <w:t>18.5</w:t>
             </w:r>
@@ -3234,19 +2812,13 @@
         </w:tc>
         <w:tc>
           <w:tcPr>
-            <w:tcW w:type="dxa" w:w="567"/>
+            <w:tcW w:type="dxa" w:w="1134"/>
             <w:vAlign w:val="center"/>
             <w:shd w:val="clear" w:color="auto" w:fill="FFFFFF"/>
-            <w:tcMar>
-              <w:top w:w="18" w:type="dxa"/>
-              <w:bottom w:w="18" w:type="dxa"/>
-              <w:left w:w="25" w:type="dxa"/>
-              <w:right w:w="25" w:type="dxa"/>
-            </w:tcMar>
           </w:tcPr>
           <w:p>
             <w:pPr>
-              <w:spacing w:before="30" w:after="30" w:line="252" w:lineRule="auto"/>
+              <w:spacing w:before="40" w:after="40"/>
               <w:jc w:val="center"/>
             </w:pPr>
             <w:r>
@@ -3254,7 +2826,7 @@
                 <w:rFonts w:ascii="Times New Roman" w:hAnsi="Times New Roman"/>
                 <w:b w:val="0"/>
                 <w:color w:val="000000"/>
-                <w:sz w:val="12"/>
+                <w:sz w:val="15"/>
               </w:rPr>
               <w:t>72.3</w:t>
             </w:r>
@@ -3262,19 +2834,13 @@
         </w:tc>
         <w:tc>
           <w:tcPr>
-            <w:tcW w:type="dxa" w:w="567"/>
+            <w:tcW w:type="dxa" w:w="1247"/>
             <w:vAlign w:val="center"/>
             <w:shd w:val="clear" w:color="auto" w:fill="FFFFFF"/>
-            <w:tcMar>
-              <w:top w:w="18" w:type="dxa"/>
-              <w:bottom w:w="18" w:type="dxa"/>
-              <w:left w:w="25" w:type="dxa"/>
-              <w:right w:w="25" w:type="dxa"/>
-            </w:tcMar>
           </w:tcPr>
           <w:p>
             <w:pPr>
-              <w:spacing w:before="30" w:after="30" w:line="252" w:lineRule="auto"/>
+              <w:spacing w:before="40" w:after="40"/>
               <w:jc w:val="center"/>
             </w:pPr>
             <w:r>
@@ -3282,7 +2848,7 @@
                 <w:rFonts w:ascii="Times New Roman" w:hAnsi="Times New Roman"/>
                 <w:b w:val="0"/>
                 <w:color w:val="000000"/>
-                <w:sz w:val="12"/>
+                <w:sz w:val="15"/>
               </w:rPr>
               <w:t>68.0</w:t>
             </w:r>
@@ -3290,19 +2856,13 @@
         </w:tc>
         <w:tc>
           <w:tcPr>
-            <w:tcW w:type="dxa" w:w="567"/>
+            <w:tcW w:type="dxa" w:w="1134"/>
             <w:vAlign w:val="center"/>
             <w:shd w:val="clear" w:color="auto" w:fill="FFFFFF"/>
-            <w:tcMar>
-              <w:top w:w="18" w:type="dxa"/>
-              <w:bottom w:w="18" w:type="dxa"/>
-              <w:left w:w="25" w:type="dxa"/>
-              <w:right w:w="25" w:type="dxa"/>
-            </w:tcMar>
           </w:tcPr>
           <w:p>
             <w:pPr>
-              <w:spacing w:before="30" w:after="30" w:line="252" w:lineRule="auto"/>
+              <w:spacing w:before="40" w:after="40"/>
               <w:jc w:val="center"/>
             </w:pPr>
             <w:r>
@@ -3310,7 +2870,7 @@
                 <w:rFonts w:ascii="Times New Roman" w:hAnsi="Times New Roman"/>
                 <w:b w:val="0"/>
                 <w:color w:val="000000"/>
-                <w:sz w:val="12"/>
+                <w:sz w:val="15"/>
               </w:rPr>
               <w:t>64.1</w:t>
             </w:r>
@@ -3318,19 +2878,13 @@
         </w:tc>
         <w:tc>
           <w:tcPr>
-            <w:tcW w:type="dxa" w:w="567"/>
+            <w:tcW w:type="dxa" w:w="1701"/>
             <w:vAlign w:val="center"/>
             <w:shd w:val="clear" w:color="auto" w:fill="FFFFFF"/>
-            <w:tcMar>
-              <w:top w:w="18" w:type="dxa"/>
-              <w:bottom w:w="18" w:type="dxa"/>
-              <w:left w:w="25" w:type="dxa"/>
-              <w:right w:w="25" w:type="dxa"/>
-            </w:tcMar>
           </w:tcPr>
           <w:p>
             <w:pPr>
-              <w:spacing w:before="30" w:after="30" w:line="252" w:lineRule="auto"/>
+              <w:spacing w:before="40" w:after="40"/>
               <w:jc w:val="center"/>
             </w:pPr>
             <w:r>
@@ -3338,7 +2892,7 @@
                 <w:rFonts w:ascii="Times New Roman" w:hAnsi="Times New Roman"/>
                 <w:b/>
                 <w:color w:val="000000"/>
-                <w:sz w:val="12"/>
+                <w:sz w:val="15"/>
               </w:rPr>
               <w:t>87.9</w:t>
             </w:r>
@@ -3348,19 +2902,13 @@
       <w:tr>
         <w:tc>
           <w:tcPr>
-            <w:tcW w:type="dxa" w:w="1417"/>
+            <w:tcW w:type="dxa" w:w="2494"/>
             <w:vAlign w:val="center"/>
             <w:shd w:val="clear" w:color="auto" w:fill="FFFFFF"/>
-            <w:tcMar>
-              <w:top w:w="18" w:type="dxa"/>
-              <w:bottom w:w="18" w:type="dxa"/>
-              <w:left w:w="25" w:type="dxa"/>
-              <w:right w:w="25" w:type="dxa"/>
-            </w:tcMar>
           </w:tcPr>
           <w:p>
             <w:pPr>
-              <w:spacing w:before="30" w:after="30" w:line="252" w:lineRule="auto"/>
+              <w:spacing w:before="40" w:after="40"/>
               <w:jc w:val="left"/>
             </w:pPr>
             <w:r>
@@ -3368,7 +2916,7 @@
                 <w:rFonts w:ascii="Times New Roman" w:hAnsi="Times New Roman"/>
                 <w:b w:val="0"/>
                 <w:color w:val="000000"/>
-                <w:sz w:val="12"/>
+                <w:sz w:val="15"/>
               </w:rPr>
               <w:t>Scan Evasion Resist. (%)</w:t>
             </w:r>
@@ -3376,19 +2924,13 @@
         </w:tc>
         <w:tc>
           <w:tcPr>
-            <w:tcW w:type="dxa" w:w="567"/>
+            <w:tcW w:type="dxa" w:w="1134"/>
             <w:vAlign w:val="center"/>
             <w:shd w:val="clear" w:color="auto" w:fill="FFFFFF"/>
-            <w:tcMar>
-              <w:top w:w="18" w:type="dxa"/>
-              <w:bottom w:w="18" w:type="dxa"/>
-              <w:left w:w="25" w:type="dxa"/>
-              <w:right w:w="25" w:type="dxa"/>
-            </w:tcMar>
           </w:tcPr>
           <w:p>
             <w:pPr>
-              <w:spacing w:before="30" w:after="30" w:line="252" w:lineRule="auto"/>
+              <w:spacing w:before="40" w:after="40"/>
               <w:jc w:val="center"/>
             </w:pPr>
             <w:r>
@@ -3396,7 +2938,7 @@
                 <w:rFonts w:ascii="Times New Roman" w:hAnsi="Times New Roman"/>
                 <w:b w:val="0"/>
                 <w:color w:val="000000"/>
-                <w:sz w:val="12"/>
+                <w:sz w:val="15"/>
               </w:rPr>
               <w:t>41.0</w:t>
             </w:r>
@@ -3404,19 +2946,13 @@
         </w:tc>
         <w:tc>
           <w:tcPr>
-            <w:tcW w:type="dxa" w:w="567"/>
+            <w:tcW w:type="dxa" w:w="1134"/>
             <w:vAlign w:val="center"/>
             <w:shd w:val="clear" w:color="auto" w:fill="FFFFFF"/>
-            <w:tcMar>
-              <w:top w:w="18" w:type="dxa"/>
-              <w:bottom w:w="18" w:type="dxa"/>
-              <w:left w:w="25" w:type="dxa"/>
-              <w:right w:w="25" w:type="dxa"/>
-            </w:tcMar>
           </w:tcPr>
           <w:p>
             <w:pPr>
-              <w:spacing w:before="30" w:after="30" w:line="252" w:lineRule="auto"/>
+              <w:spacing w:before="40" w:after="40"/>
               <w:jc w:val="center"/>
             </w:pPr>
             <w:r>
@@ -3424,7 +2960,7 @@
                 <w:rFonts w:ascii="Times New Roman" w:hAnsi="Times New Roman"/>
                 <w:b w:val="0"/>
                 <w:color w:val="000000"/>
-                <w:sz w:val="12"/>
+                <w:sz w:val="15"/>
               </w:rPr>
               <w:t>49.0</w:t>
             </w:r>
@@ -3432,19 +2968,13 @@
         </w:tc>
         <w:tc>
           <w:tcPr>
-            <w:tcW w:type="dxa" w:w="567"/>
+            <w:tcW w:type="dxa" w:w="1134"/>
             <w:vAlign w:val="center"/>
             <w:shd w:val="clear" w:color="auto" w:fill="FFFFFF"/>
-            <w:tcMar>
-              <w:top w:w="18" w:type="dxa"/>
-              <w:bottom w:w="18" w:type="dxa"/>
-              <w:left w:w="25" w:type="dxa"/>
-              <w:right w:w="25" w:type="dxa"/>
-            </w:tcMar>
           </w:tcPr>
           <w:p>
             <w:pPr>
-              <w:spacing w:before="30" w:after="30" w:line="252" w:lineRule="auto"/>
+              <w:spacing w:before="40" w:after="40"/>
               <w:jc w:val="center"/>
             </w:pPr>
             <w:r>
@@ -3452,7 +2982,7 @@
                 <w:rFonts w:ascii="Times New Roman" w:hAnsi="Times New Roman"/>
                 <w:b w:val="0"/>
                 <w:color w:val="000000"/>
-                <w:sz w:val="12"/>
+                <w:sz w:val="15"/>
               </w:rPr>
               <w:t>76.0</w:t>
             </w:r>
@@ -3460,19 +2990,13 @@
         </w:tc>
         <w:tc>
           <w:tcPr>
-            <w:tcW w:type="dxa" w:w="567"/>
+            <w:tcW w:type="dxa" w:w="1247"/>
             <w:vAlign w:val="center"/>
             <w:shd w:val="clear" w:color="auto" w:fill="FFFFFF"/>
-            <w:tcMar>
-              <w:top w:w="18" w:type="dxa"/>
-              <w:bottom w:w="18" w:type="dxa"/>
-              <w:left w:w="25" w:type="dxa"/>
-              <w:right w:w="25" w:type="dxa"/>
-            </w:tcMar>
           </w:tcPr>
           <w:p>
             <w:pPr>
-              <w:spacing w:before="30" w:after="30" w:line="252" w:lineRule="auto"/>
+              <w:spacing w:before="40" w:after="40"/>
               <w:jc w:val="center"/>
             </w:pPr>
             <w:r>
@@ -3480,7 +3004,7 @@
                 <w:rFonts w:ascii="Times New Roman" w:hAnsi="Times New Roman"/>
                 <w:b w:val="0"/>
                 <w:color w:val="000000"/>
-                <w:sz w:val="12"/>
+                <w:sz w:val="15"/>
               </w:rPr>
               <w:t>63.0</w:t>
             </w:r>
@@ -3488,19 +3012,13 @@
         </w:tc>
         <w:tc>
           <w:tcPr>
-            <w:tcW w:type="dxa" w:w="567"/>
+            <w:tcW w:type="dxa" w:w="1134"/>
             <w:vAlign w:val="center"/>
             <w:shd w:val="clear" w:color="auto" w:fill="FFFFFF"/>
-            <w:tcMar>
-              <w:top w:w="18" w:type="dxa"/>
-              <w:bottom w:w="18" w:type="dxa"/>
-              <w:left w:w="25" w:type="dxa"/>
-              <w:right w:w="25" w:type="dxa"/>
-            </w:tcMar>
           </w:tcPr>
           <w:p>
             <w:pPr>
-              <w:spacing w:before="30" w:after="30" w:line="252" w:lineRule="auto"/>
+              <w:spacing w:before="40" w:after="40"/>
               <w:jc w:val="center"/>
             </w:pPr>
             <w:r>
@@ -3508,7 +3026,7 @@
                 <w:rFonts w:ascii="Times New Roman" w:hAnsi="Times New Roman"/>
                 <w:b w:val="0"/>
                 <w:color w:val="000000"/>
-                <w:sz w:val="12"/>
+                <w:sz w:val="15"/>
               </w:rPr>
               <w:t>71.0</w:t>
             </w:r>
@@ -3516,19 +3034,13 @@
         </w:tc>
         <w:tc>
           <w:tcPr>
-            <w:tcW w:type="dxa" w:w="567"/>
+            <w:tcW w:type="dxa" w:w="1701"/>
             <w:vAlign w:val="center"/>
             <w:shd w:val="clear" w:color="auto" w:fill="FFFFFF"/>
-            <w:tcMar>
-              <w:top w:w="18" w:type="dxa"/>
-              <w:bottom w:w="18" w:type="dxa"/>
-              <w:left w:w="25" w:type="dxa"/>
-              <w:right w:w="25" w:type="dxa"/>
-            </w:tcMar>
           </w:tcPr>
           <w:p>
             <w:pPr>
-              <w:spacing w:before="30" w:after="30" w:line="252" w:lineRule="auto"/>
+              <w:spacing w:before="40" w:after="40"/>
               <w:jc w:val="center"/>
             </w:pPr>
             <w:r>
@@ -3536,7 +3048,7 @@
                 <w:rFonts w:ascii="Times New Roman" w:hAnsi="Times New Roman"/>
                 <w:b/>
                 <w:color w:val="000000"/>
-                <w:sz w:val="12"/>
+                <w:sz w:val="15"/>
               </w:rPr>
               <w:t>96.8</w:t>
             </w:r>
@@ -3546,19 +3058,13 @@
       <w:tr>
         <w:tc>
           <w:tcPr>
-            <w:tcW w:type="dxa" w:w="1417"/>
+            <w:tcW w:type="dxa" w:w="2494"/>
             <w:vAlign w:val="center"/>
             <w:shd w:val="clear" w:color="auto" w:fill="FFFFFF"/>
-            <w:tcMar>
-              <w:top w:w="18" w:type="dxa"/>
-              <w:bottom w:w="18" w:type="dxa"/>
-              <w:left w:w="25" w:type="dxa"/>
-              <w:right w:w="25" w:type="dxa"/>
-            </w:tcMar>
           </w:tcPr>
           <w:p>
             <w:pPr>
-              <w:spacing w:before="30" w:after="30" w:line="252" w:lineRule="auto"/>
+              <w:spacing w:before="40" w:after="40"/>
               <w:jc w:val="left"/>
             </w:pPr>
             <w:r>
@@ -3566,7 +3072,7 @@
                 <w:rFonts w:ascii="Times New Roman" w:hAnsi="Times New Roman"/>
                 <w:b w:val="0"/>
                 <w:color w:val="000000"/>
-                <w:sz w:val="12"/>
+                <w:sz w:val="15"/>
               </w:rPr>
               <w:t>Adversarial Robust. (%)</w:t>
             </w:r>
@@ -3574,19 +3080,13 @@
         </w:tc>
         <w:tc>
           <w:tcPr>
-            <w:tcW w:type="dxa" w:w="567"/>
+            <w:tcW w:type="dxa" w:w="1134"/>
             <w:vAlign w:val="center"/>
             <w:shd w:val="clear" w:color="auto" w:fill="FFFFFF"/>
-            <w:tcMar>
-              <w:top w:w="18" w:type="dxa"/>
-              <w:bottom w:w="18" w:type="dxa"/>
-              <w:left w:w="25" w:type="dxa"/>
-              <w:right w:w="25" w:type="dxa"/>
-            </w:tcMar>
           </w:tcPr>
           <w:p>
             <w:pPr>
-              <w:spacing w:before="30" w:after="30" w:line="252" w:lineRule="auto"/>
+              <w:spacing w:before="40" w:after="40"/>
               <w:jc w:val="center"/>
             </w:pPr>
             <w:r>
@@ -3594,7 +3094,7 @@
                 <w:rFonts w:ascii="Times New Roman" w:hAnsi="Times New Roman"/>
                 <w:b w:val="0"/>
                 <w:color w:val="000000"/>
-                <w:sz w:val="12"/>
+                <w:sz w:val="15"/>
               </w:rPr>
               <w:t>29.0</w:t>
             </w:r>
@@ -3602,19 +3102,13 @@
         </w:tc>
         <w:tc>
           <w:tcPr>
-            <w:tcW w:type="dxa" w:w="567"/>
+            <w:tcW w:type="dxa" w:w="1134"/>
             <w:vAlign w:val="center"/>
             <w:shd w:val="clear" w:color="auto" w:fill="FFFFFF"/>
-            <w:tcMar>
-              <w:top w:w="18" w:type="dxa"/>
-              <w:bottom w:w="18" w:type="dxa"/>
-              <w:left w:w="25" w:type="dxa"/>
-              <w:right w:w="25" w:type="dxa"/>
-            </w:tcMar>
           </w:tcPr>
           <w:p>
             <w:pPr>
-              <w:spacing w:before="30" w:after="30" w:line="252" w:lineRule="auto"/>
+              <w:spacing w:before="40" w:after="40"/>
               <w:jc w:val="center"/>
             </w:pPr>
             <w:r>
@@ -3622,7 +3116,7 @@
                 <w:rFonts w:ascii="Times New Roman" w:hAnsi="Times New Roman"/>
                 <w:b w:val="0"/>
                 <w:color w:val="000000"/>
-                <w:sz w:val="12"/>
+                <w:sz w:val="15"/>
               </w:rPr>
               <w:t>34.0</w:t>
             </w:r>
@@ -3630,19 +3124,13 @@
         </w:tc>
         <w:tc>
           <w:tcPr>
-            <w:tcW w:type="dxa" w:w="567"/>
+            <w:tcW w:type="dxa" w:w="1134"/>
             <w:vAlign w:val="center"/>
             <w:shd w:val="clear" w:color="auto" w:fill="FFFFFF"/>
-            <w:tcMar>
-              <w:top w:w="18" w:type="dxa"/>
-              <w:bottom w:w="18" w:type="dxa"/>
-              <w:left w:w="25" w:type="dxa"/>
-              <w:right w:w="25" w:type="dxa"/>
-            </w:tcMar>
           </w:tcPr>
           <w:p>
             <w:pPr>
-              <w:spacing w:before="30" w:after="30" w:line="252" w:lineRule="auto"/>
+              <w:spacing w:before="40" w:after="40"/>
               <w:jc w:val="center"/>
             </w:pPr>
             <w:r>
@@ -3650,7 +3138,7 @@
                 <w:rFonts w:ascii="Times New Roman" w:hAnsi="Times New Roman"/>
                 <w:b w:val="0"/>
                 <w:color w:val="000000"/>
-                <w:sz w:val="12"/>
+                <w:sz w:val="15"/>
               </w:rPr>
               <w:t>67.0</w:t>
             </w:r>
@@ -3658,19 +3146,13 @@
         </w:tc>
         <w:tc>
           <w:tcPr>
-            <w:tcW w:type="dxa" w:w="567"/>
+            <w:tcW w:type="dxa" w:w="1247"/>
             <w:vAlign w:val="center"/>
             <w:shd w:val="clear" w:color="auto" w:fill="FFFFFF"/>
-            <w:tcMar>
-              <w:top w:w="18" w:type="dxa"/>
-              <w:bottom w:w="18" w:type="dxa"/>
-              <w:left w:w="25" w:type="dxa"/>
-              <w:right w:w="25" w:type="dxa"/>
-            </w:tcMar>
           </w:tcPr>
           <w:p>
             <w:pPr>
-              <w:spacing w:before="30" w:after="30" w:line="252" w:lineRule="auto"/>
+              <w:spacing w:before="40" w:after="40"/>
               <w:jc w:val="center"/>
             </w:pPr>
             <w:r>
@@ -3678,7 +3160,7 @@
                 <w:rFonts w:ascii="Times New Roman" w:hAnsi="Times New Roman"/>
                 <w:b w:val="0"/>
                 <w:color w:val="000000"/>
-                <w:sz w:val="12"/>
+                <w:sz w:val="15"/>
               </w:rPr>
               <w:t>61.0</w:t>
             </w:r>
@@ -3686,19 +3168,13 @@
         </w:tc>
         <w:tc>
           <w:tcPr>
-            <w:tcW w:type="dxa" w:w="567"/>
+            <w:tcW w:type="dxa" w:w="1134"/>
             <w:vAlign w:val="center"/>
             <w:shd w:val="clear" w:color="auto" w:fill="FFFFFF"/>
-            <w:tcMar>
-              <w:top w:w="18" w:type="dxa"/>
-              <w:bottom w:w="18" w:type="dxa"/>
-              <w:left w:w="25" w:type="dxa"/>
-              <w:right w:w="25" w:type="dxa"/>
-            </w:tcMar>
           </w:tcPr>
           <w:p>
             <w:pPr>
-              <w:spacing w:before="30" w:after="30" w:line="252" w:lineRule="auto"/>
+              <w:spacing w:before="40" w:after="40"/>
               <w:jc w:val="center"/>
             </w:pPr>
             <w:r>
@@ -3706,7 +3182,7 @@
                 <w:rFonts w:ascii="Times New Roman" w:hAnsi="Times New Roman"/>
                 <w:b w:val="0"/>
                 <w:color w:val="000000"/>
-                <w:sz w:val="12"/>
+                <w:sz w:val="15"/>
               </w:rPr>
               <w:t>59.0</w:t>
             </w:r>
@@ -3714,19 +3190,13 @@
         </w:tc>
         <w:tc>
           <w:tcPr>
-            <w:tcW w:type="dxa" w:w="567"/>
+            <w:tcW w:type="dxa" w:w="1701"/>
             <w:vAlign w:val="center"/>
             <w:shd w:val="clear" w:color="auto" w:fill="FFFFFF"/>
-            <w:tcMar>
-              <w:top w:w="18" w:type="dxa"/>
-              <w:bottom w:w="18" w:type="dxa"/>
-              <w:left w:w="25" w:type="dxa"/>
-              <w:right w:w="25" w:type="dxa"/>
-            </w:tcMar>
           </w:tcPr>
           <w:p>
             <w:pPr>
-              <w:spacing w:before="30" w:after="30" w:line="252" w:lineRule="auto"/>
+              <w:spacing w:before="40" w:after="40"/>
               <w:jc w:val="center"/>
             </w:pPr>
             <w:r>
@@ -3734,7 +3204,7 @@
                 <w:rFonts w:ascii="Times New Roman" w:hAnsi="Times New Roman"/>
                 <w:b/>
                 <w:color w:val="000000"/>
-                <w:sz w:val="12"/>
+                <w:sz w:val="15"/>
               </w:rPr>
               <w:t>94.1</w:t>
             </w:r>
@@ -3745,29 +3215,29 @@
     <w:p>
       <w:pPr>
         <w:spacing w:before="40" w:after="120"/>
-        <w:jc w:val="both"/>
+        <w:jc w:val="left"/>
       </w:pPr>
       <w:r>
         <w:rPr>
           <w:rFonts w:ascii="Times New Roman" w:hAnsi="Times New Roman"/>
           <w:i/>
           <w:color w:val="555555"/>
-          <w:sz w:val="13"/>
+          <w:sz w:val="14"/>
         </w:rPr>
-        <w:t>*Commercial platform figures (Palo Alto, Cloudflare, Cisco) compiled from published benchmarks [15]–[17]. Autonomous Agent achieves 87.9% C2 detection out-of-band via zero-decryption Shannon entropy windowing and timing jitter analysis.</w:t>
+        <w:t>*Commercial platform figures (Palo Alto, Cloudflare, Cisco) are compiled from published third-party vendor benchmarks and technical literature [15]–[17] under comparable threat workloads. Autonomous Agent achieves 87.9% C2 detection entirely out-of-band via zero-decryption Shannon entropy windowing and timing jitter analysis.</w:t>
       </w:r>
     </w:p>
     <w:p>
       <w:pPr>
         <w:keepNext/>
         <w:keepLines/>
-        <w:spacing w:before="120" w:after="40"/>
+        <w:spacing w:before="80" w:after="40"/>
         <w:jc w:val="center"/>
       </w:pPr>
       <w:r>
         <w:drawing>
           <wp:inline xmlns:a="http://schemas.openxmlformats.org/drawingml/2006/main" xmlns:pic="http://schemas.openxmlformats.org/drawingml/2006/picture">
-            <wp:extent cx="3041999" cy="1939982"/>
+            <wp:extent cx="5580000" cy="3558547"/>
             <wp:docPr id="1" name="Picture 1"/>
             <wp:cNvGraphicFramePr>
               <a:graphicFrameLocks noChangeAspect="1"/>
@@ -3788,7 +3258,7 @@
                   <pic:spPr>
                     <a:xfrm>
                       <a:off x="0" y="0"/>
-                      <a:ext cx="3041999" cy="1939982"/>
+                      <a:ext cx="5580000" cy="3558547"/>
                     </a:xfrm>
                     <a:prstGeom prst="rect"/>
                   </pic:spPr>
@@ -3802,26 +3272,28 @@
     <w:p>
       <w:pPr>
         <w:keepLines/>
-        <w:spacing w:before="60" w:after="160"/>
-        <w:jc w:val="both"/>
+        <w:spacing w:before="40" w:after="120"/>
+        <w:jc w:val="center"/>
       </w:pPr>
-      <w:r>
-        <w:rPr>
-          <w:rFonts w:ascii="Times New Roman" w:hAnsi="Times New Roman"/>
-          <w:b/>
-          <w:color w:val="000000"/>
-          <w:sz w:val="16"/>
-        </w:rPr>
-        <w:t xml:space="preserve">Fig. 3. </w:t>
-      </w:r>
       <w:r>
         <w:rPr>
           <w:rFonts w:ascii="Times New Roman" w:hAnsi="Times New Roman"/>
           <w:color w:val="000000"/>
           <w:sz w:val="16"/>
         </w:rPr>
-        <w:t>Detection accuracy and evasion resistance comparison across 10M flows (Table III).</w:t>
+        <w:t>Fig. 3.  Detection accuracy and evasion resistance comparison across 10M flows (Table III).</w:t>
       </w:r>
+    </w:p>
+    <w:p>
+      <w:pPr>
+        <w:sectPr>
+          <w:type w:val="continuous"/>
+          <w:pgSz w:w="12240" w:h="15840"/>
+          <w:pgMar w:top="1020" w:right="794" w:bottom="1134" w:left="794" w:header="720" w:footer="720" w:gutter="0"/>
+          <w:docGrid w:linePitch="360"/>
+          <w:cols w:num="1"/>
+        </w:sectPr>
+      </w:pPr>
     </w:p>
     <w:p>
       <w:pPr>
@@ -3858,6 +3330,17 @@
     </w:p>
     <w:p>
       <w:pPr>
+        <w:sectPr>
+          <w:type w:val="continuous"/>
+          <w:pgSz w:w="12240" w:h="15840"/>
+          <w:pgMar w:top="1020" w:right="794" w:bottom="1134" w:left="794" w:header="720" w:footer="720" w:gutter="0"/>
+          <w:docGrid w:linePitch="360"/>
+          <w:cols w:num="2" w:space="540"/>
+        </w:sectPr>
+      </w:pPr>
+    </w:p>
+    <w:p>
+      <w:pPr>
         <w:keepNext/>
         <w:spacing w:before="160" w:after="20"/>
         <w:jc w:val="center"/>
@@ -3891,7 +3374,6 @@
       <w:tblPr>
         <w:tblW w:type="auto" w:w="0"/>
         <w:jc w:val="center"/>
-        <w:tblLayout w:type="fixed"/>
         <w:tblLook w:firstColumn="1" w:firstRow="1" w:lastColumn="0" w:lastRow="0" w:noHBand="0" w:noVBand="1" w:val="04A0"/>
         <w:tblBorders>
           <w:top w:val="single" w:sz="12" w:space="0" w:color="000000"/>
@@ -3903,31 +3385,25 @@
         </w:tblBorders>
       </w:tblPr>
       <w:tblGrid>
-        <w:gridCol w:w="2074"/>
-        <w:gridCol w:w="2074"/>
-        <w:gridCol w:w="2074"/>
-        <w:gridCol w:w="2074"/>
-        <w:gridCol w:w="2074"/>
+        <w:gridCol w:w="2130"/>
+        <w:gridCol w:w="2130"/>
+        <w:gridCol w:w="2130"/>
+        <w:gridCol w:w="2130"/>
+        <w:gridCol w:w="2130"/>
       </w:tblGrid>
       <w:tr>
         <w:tc>
           <w:tcPr>
-            <w:tcW w:type="dxa" w:w="1020"/>
+            <w:tcW w:type="dxa" w:w="2041"/>
             <w:tcBorders>
               <w:bottom w:val="single" w:sz="8" w:space="0" w:color="000000"/>
             </w:tcBorders>
             <w:shd w:val="clear" w:color="auto" w:fill="FFFFFF"/>
-            <w:tcMar>
-              <w:top w:w="20" w:type="dxa"/>
-              <w:bottom w:w="20" w:type="dxa"/>
-              <w:left w:w="25" w:type="dxa"/>
-              <w:right w:w="25" w:type="dxa"/>
-            </w:tcMar>
             <w:vAlign w:val="center"/>
           </w:tcPr>
           <w:p>
             <w:pPr>
-              <w:spacing w:before="40" w:after="40" w:line="252" w:lineRule="auto"/>
+              <w:spacing w:before="60" w:after="60"/>
               <w:jc w:val="center"/>
             </w:pPr>
             <w:r>
@@ -3935,7 +3411,7 @@
                 <w:rFonts w:ascii="Times New Roman" w:hAnsi="Times New Roman"/>
                 <w:b/>
                 <w:color w:val="000000"/>
-                <w:sz w:val="13"/>
+                <w:sz w:val="15"/>
               </w:rPr>
               <w:t>System</w:t>
             </w:r>
@@ -3943,22 +3419,16 @@
         </w:tc>
         <w:tc>
           <w:tcPr>
-            <w:tcW w:type="dxa" w:w="964"/>
+            <w:tcW w:type="dxa" w:w="2041"/>
             <w:tcBorders>
               <w:bottom w:val="single" w:sz="8" w:space="0" w:color="000000"/>
             </w:tcBorders>
             <w:shd w:val="clear" w:color="auto" w:fill="FFFFFF"/>
-            <w:tcMar>
-              <w:top w:w="20" w:type="dxa"/>
-              <w:bottom w:w="20" w:type="dxa"/>
-              <w:left w:w="25" w:type="dxa"/>
-              <w:right w:w="25" w:type="dxa"/>
-            </w:tcMar>
             <w:vAlign w:val="center"/>
           </w:tcPr>
           <w:p>
             <w:pPr>
-              <w:spacing w:before="40" w:after="40" w:line="252" w:lineRule="auto"/>
+              <w:spacing w:before="60" w:after="60"/>
               <w:jc w:val="center"/>
             </w:pPr>
             <w:r>
@@ -3966,7 +3436,7 @@
                 <w:rFonts w:ascii="Times New Roman" w:hAnsi="Times New Roman"/>
                 <w:b/>
                 <w:color w:val="000000"/>
-                <w:sz w:val="13"/>
+                <w:sz w:val="15"/>
               </w:rPr>
               <w:t>Data-Plane Latency</w:t>
             </w:r>
@@ -3974,22 +3444,16 @@
         </w:tc>
         <w:tc>
           <w:tcPr>
-            <w:tcW w:type="dxa" w:w="1020"/>
+            <w:tcW w:type="dxa" w:w="2041"/>
             <w:tcBorders>
               <w:bottom w:val="single" w:sz="8" w:space="0" w:color="000000"/>
             </w:tcBorders>
             <w:shd w:val="clear" w:color="auto" w:fill="FFFFFF"/>
-            <w:tcMar>
-              <w:top w:w="20" w:type="dxa"/>
-              <w:bottom w:w="20" w:type="dxa"/>
-              <w:left w:w="25" w:type="dxa"/>
-              <w:right w:w="25" w:type="dxa"/>
-            </w:tcMar>
             <w:vAlign w:val="center"/>
           </w:tcPr>
           <w:p>
             <w:pPr>
-              <w:spacing w:before="40" w:after="40" w:line="252" w:lineRule="auto"/>
+              <w:spacing w:before="60" w:after="60"/>
               <w:jc w:val="center"/>
             </w:pPr>
             <w:r>
@@ -3997,7 +3461,7 @@
                 <w:rFonts w:ascii="Times New Roman" w:hAnsi="Times New Roman"/>
                 <w:b/>
                 <w:color w:val="000000"/>
-                <w:sz w:val="13"/>
+                <w:sz w:val="15"/>
               </w:rPr>
               <w:t>Control-Plane Latency</w:t>
             </w:r>
@@ -4005,22 +3469,16 @@
         </w:tc>
         <w:tc>
           <w:tcPr>
-            <w:tcW w:type="dxa" w:w="794"/>
+            <w:tcW w:type="dxa" w:w="1814"/>
             <w:tcBorders>
               <w:bottom w:val="single" w:sz="8" w:space="0" w:color="000000"/>
             </w:tcBorders>
             <w:shd w:val="clear" w:color="auto" w:fill="FFFFFF"/>
-            <w:tcMar>
-              <w:top w:w="20" w:type="dxa"/>
-              <w:bottom w:w="20" w:type="dxa"/>
-              <w:left w:w="25" w:type="dxa"/>
-              <w:right w:w="25" w:type="dxa"/>
-            </w:tcMar>
             <w:vAlign w:val="center"/>
           </w:tcPr>
           <w:p>
             <w:pPr>
-              <w:spacing w:before="40" w:after="40" w:line="252" w:lineRule="auto"/>
+              <w:spacing w:before="60" w:after="60"/>
               <w:jc w:val="center"/>
             </w:pPr>
             <w:r>
@@ -4028,7 +3486,7 @@
                 <w:rFonts w:ascii="Times New Roman" w:hAnsi="Times New Roman"/>
                 <w:b/>
                 <w:color w:val="000000"/>
-                <w:sz w:val="13"/>
+                <w:sz w:val="15"/>
               </w:rPr>
               <w:t>Max Throughput</w:t>
             </w:r>
@@ -4036,22 +3494,16 @@
         </w:tc>
         <w:tc>
           <w:tcPr>
-            <w:tcW w:type="dxa" w:w="1020"/>
+            <w:tcW w:type="dxa" w:w="2041"/>
             <w:tcBorders>
               <w:bottom w:val="single" w:sz="8" w:space="0" w:color="000000"/>
             </w:tcBorders>
             <w:shd w:val="clear" w:color="auto" w:fill="FFFFFF"/>
-            <w:tcMar>
-              <w:top w:w="20" w:type="dxa"/>
-              <w:bottom w:w="20" w:type="dxa"/>
-              <w:left w:w="25" w:type="dxa"/>
-              <w:right w:w="25" w:type="dxa"/>
-            </w:tcMar>
             <w:vAlign w:val="center"/>
           </w:tcPr>
           <w:p>
             <w:pPr>
-              <w:spacing w:before="40" w:after="40" w:line="252" w:lineRule="auto"/>
+              <w:spacing w:before="60" w:after="60"/>
               <w:jc w:val="center"/>
             </w:pPr>
             <w:r>
@@ -4059,7 +3511,7 @@
                 <w:rFonts w:ascii="Times New Roman" w:hAnsi="Times New Roman"/>
                 <w:b/>
                 <w:color w:val="000000"/>
-                <w:sz w:val="13"/>
+                <w:sz w:val="15"/>
               </w:rPr>
               <w:t>Architecture</w:t>
             </w:r>
@@ -4069,19 +3521,13 @@
       <w:tr>
         <w:tc>
           <w:tcPr>
-            <w:tcW w:type="dxa" w:w="1020"/>
+            <w:tcW w:type="dxa" w:w="2041"/>
             <w:vAlign w:val="center"/>
             <w:shd w:val="clear" w:color="auto" w:fill="FFFFFF"/>
-            <w:tcMar>
-              <w:top w:w="18" w:type="dxa"/>
-              <w:bottom w:w="18" w:type="dxa"/>
-              <w:left w:w="25" w:type="dxa"/>
-              <w:right w:w="25" w:type="dxa"/>
-            </w:tcMar>
           </w:tcPr>
           <w:p>
             <w:pPr>
-              <w:spacing w:before="30" w:after="30" w:line="252" w:lineRule="auto"/>
+              <w:spacing w:before="40" w:after="40"/>
               <w:jc w:val="left"/>
             </w:pPr>
             <w:r>
@@ -4089,7 +3535,7 @@
                 <w:rFonts w:ascii="Times New Roman" w:hAnsi="Times New Roman"/>
                 <w:b w:val="0"/>
                 <w:color w:val="000000"/>
-                <w:sz w:val="13"/>
+                <w:sz w:val="15"/>
               </w:rPr>
               <w:t>Snort 3.x</w:t>
             </w:r>
@@ -4097,19 +3543,13 @@
         </w:tc>
         <w:tc>
           <w:tcPr>
-            <w:tcW w:type="dxa" w:w="964"/>
+            <w:tcW w:type="dxa" w:w="2041"/>
             <w:vAlign w:val="center"/>
             <w:shd w:val="clear" w:color="auto" w:fill="FFFFFF"/>
-            <w:tcMar>
-              <w:top w:w="18" w:type="dxa"/>
-              <w:bottom w:w="18" w:type="dxa"/>
-              <w:left w:w="25" w:type="dxa"/>
-              <w:right w:w="25" w:type="dxa"/>
-            </w:tcMar>
           </w:tcPr>
           <w:p>
             <w:pPr>
-              <w:spacing w:before="30" w:after="30" w:line="252" w:lineRule="auto"/>
+              <w:spacing w:before="40" w:after="40"/>
               <w:jc w:val="center"/>
             </w:pPr>
             <w:r>
@@ -4117,7 +3557,7 @@
                 <w:rFonts w:ascii="Times New Roman" w:hAnsi="Times New Roman"/>
                 <w:b w:val="0"/>
                 <w:color w:val="000000"/>
-                <w:sz w:val="13"/>
+                <w:sz w:val="15"/>
               </w:rPr>
               <w:t>250-800 us</w:t>
             </w:r>
@@ -4125,19 +3565,13 @@
         </w:tc>
         <w:tc>
           <w:tcPr>
-            <w:tcW w:type="dxa" w:w="1020"/>
+            <w:tcW w:type="dxa" w:w="2041"/>
             <w:vAlign w:val="center"/>
             <w:shd w:val="clear" w:color="auto" w:fill="FFFFFF"/>
-            <w:tcMar>
-              <w:top w:w="18" w:type="dxa"/>
-              <w:bottom w:w="18" w:type="dxa"/>
-              <w:left w:w="25" w:type="dxa"/>
-              <w:right w:w="25" w:type="dxa"/>
-            </w:tcMar>
           </w:tcPr>
           <w:p>
             <w:pPr>
-              <w:spacing w:before="30" w:after="30" w:line="252" w:lineRule="auto"/>
+              <w:spacing w:before="40" w:after="40"/>
               <w:jc w:val="center"/>
             </w:pPr>
             <w:r>
@@ -4145,7 +3579,7 @@
                 <w:rFonts w:ascii="Times New Roman" w:hAnsi="Times New Roman"/>
                 <w:b w:val="0"/>
                 <w:color w:val="000000"/>
-                <w:sz w:val="13"/>
+                <w:sz w:val="15"/>
               </w:rPr>
               <w:t>80-200 ms</w:t>
             </w:r>
@@ -4153,19 +3587,13 @@
         </w:tc>
         <w:tc>
           <w:tcPr>
-            <w:tcW w:type="dxa" w:w="794"/>
+            <w:tcW w:type="dxa" w:w="1814"/>
             <w:vAlign w:val="center"/>
             <w:shd w:val="clear" w:color="auto" w:fill="FFFFFF"/>
-            <w:tcMar>
-              <w:top w:w="18" w:type="dxa"/>
-              <w:bottom w:w="18" w:type="dxa"/>
-              <w:left w:w="25" w:type="dxa"/>
-              <w:right w:w="25" w:type="dxa"/>
-            </w:tcMar>
           </w:tcPr>
           <w:p>
             <w:pPr>
-              <w:spacing w:before="30" w:after="30" w:line="252" w:lineRule="auto"/>
+              <w:spacing w:before="40" w:after="40"/>
               <w:jc w:val="center"/>
             </w:pPr>
             <w:r>
@@ -4173,7 +3601,7 @@
                 <w:rFonts w:ascii="Times New Roman" w:hAnsi="Times New Roman"/>
                 <w:b w:val="0"/>
                 <w:color w:val="000000"/>
-                <w:sz w:val="13"/>
+                <w:sz w:val="15"/>
               </w:rPr>
               <w:t>~2 Gbps</w:t>
             </w:r>
@@ -4181,19 +3609,13 @@
         </w:tc>
         <w:tc>
           <w:tcPr>
-            <w:tcW w:type="dxa" w:w="1020"/>
+            <w:tcW w:type="dxa" w:w="2041"/>
             <w:vAlign w:val="center"/>
             <w:shd w:val="clear" w:color="auto" w:fill="FFFFFF"/>
-            <w:tcMar>
-              <w:top w:w="18" w:type="dxa"/>
-              <w:bottom w:w="18" w:type="dxa"/>
-              <w:left w:w="25" w:type="dxa"/>
-              <w:right w:w="25" w:type="dxa"/>
-            </w:tcMar>
           </w:tcPr>
           <w:p>
             <w:pPr>
-              <w:spacing w:before="30" w:after="30" w:line="252" w:lineRule="auto"/>
+              <w:spacing w:before="40" w:after="40"/>
               <w:jc w:val="left"/>
             </w:pPr>
             <w:r>
@@ -4201,7 +3623,7 @@
                 <w:rFonts w:ascii="Times New Roman" w:hAnsi="Times New Roman"/>
                 <w:b w:val="0"/>
                 <w:color w:val="000000"/>
-                <w:sz w:val="13"/>
+                <w:sz w:val="15"/>
               </w:rPr>
               <w:t>User-space DAQ</w:t>
             </w:r>
@@ -4211,19 +3633,13 @@
       <w:tr>
         <w:tc>
           <w:tcPr>
-            <w:tcW w:type="dxa" w:w="1020"/>
+            <w:tcW w:type="dxa" w:w="2041"/>
             <w:vAlign w:val="center"/>
             <w:shd w:val="clear" w:color="auto" w:fill="FFFFFF"/>
-            <w:tcMar>
-              <w:top w:w="18" w:type="dxa"/>
-              <w:bottom w:w="18" w:type="dxa"/>
-              <w:left w:w="25" w:type="dxa"/>
-              <w:right w:w="25" w:type="dxa"/>
-            </w:tcMar>
           </w:tcPr>
           <w:p>
             <w:pPr>
-              <w:spacing w:before="30" w:after="30" w:line="252" w:lineRule="auto"/>
+              <w:spacing w:before="40" w:after="40"/>
               <w:jc w:val="left"/>
             </w:pPr>
             <w:r>
@@ -4231,7 +3647,7 @@
                 <w:rFonts w:ascii="Times New Roman" w:hAnsi="Times New Roman"/>
                 <w:b w:val="0"/>
                 <w:color w:val="000000"/>
-                <w:sz w:val="13"/>
+                <w:sz w:val="15"/>
               </w:rPr>
               <w:t>Suricata 7.x</w:t>
             </w:r>
@@ -4239,19 +3655,13 @@
         </w:tc>
         <w:tc>
           <w:tcPr>
-            <w:tcW w:type="dxa" w:w="964"/>
+            <w:tcW w:type="dxa" w:w="2041"/>
             <w:vAlign w:val="center"/>
             <w:shd w:val="clear" w:color="auto" w:fill="FFFFFF"/>
-            <w:tcMar>
-              <w:top w:w="18" w:type="dxa"/>
-              <w:bottom w:w="18" w:type="dxa"/>
-              <w:left w:w="25" w:type="dxa"/>
-              <w:right w:w="25" w:type="dxa"/>
-            </w:tcMar>
           </w:tcPr>
           <w:p>
             <w:pPr>
-              <w:spacing w:before="30" w:after="30" w:line="252" w:lineRule="auto"/>
+              <w:spacing w:before="40" w:after="40"/>
               <w:jc w:val="center"/>
             </w:pPr>
             <w:r>
@@ -4259,7 +3669,7 @@
                 <w:rFonts w:ascii="Times New Roman" w:hAnsi="Times New Roman"/>
                 <w:b w:val="0"/>
                 <w:color w:val="000000"/>
-                <w:sz w:val="13"/>
+                <w:sz w:val="15"/>
               </w:rPr>
               <w:t>180-600 us</w:t>
             </w:r>
@@ -4267,19 +3677,13 @@
         </w:tc>
         <w:tc>
           <w:tcPr>
-            <w:tcW w:type="dxa" w:w="1020"/>
+            <w:tcW w:type="dxa" w:w="2041"/>
             <w:vAlign w:val="center"/>
             <w:shd w:val="clear" w:color="auto" w:fill="FFFFFF"/>
-            <w:tcMar>
-              <w:top w:w="18" w:type="dxa"/>
-              <w:bottom w:w="18" w:type="dxa"/>
-              <w:left w:w="25" w:type="dxa"/>
-              <w:right w:w="25" w:type="dxa"/>
-            </w:tcMar>
           </w:tcPr>
           <w:p>
             <w:pPr>
-              <w:spacing w:before="30" w:after="30" w:line="252" w:lineRule="auto"/>
+              <w:spacing w:before="40" w:after="40"/>
               <w:jc w:val="center"/>
             </w:pPr>
             <w:r>
@@ -4287,7 +3691,7 @@
                 <w:rFonts w:ascii="Times New Roman" w:hAnsi="Times New Roman"/>
                 <w:b w:val="0"/>
                 <w:color w:val="000000"/>
-                <w:sz w:val="13"/>
+                <w:sz w:val="15"/>
               </w:rPr>
               <w:t>50-150 ms</w:t>
             </w:r>
@@ -4295,19 +3699,13 @@
         </w:tc>
         <w:tc>
           <w:tcPr>
-            <w:tcW w:type="dxa" w:w="794"/>
+            <w:tcW w:type="dxa" w:w="1814"/>
             <w:vAlign w:val="center"/>
             <w:shd w:val="clear" w:color="auto" w:fill="FFFFFF"/>
-            <w:tcMar>
-              <w:top w:w="18" w:type="dxa"/>
-              <w:bottom w:w="18" w:type="dxa"/>
-              <w:left w:w="25" w:type="dxa"/>
-              <w:right w:w="25" w:type="dxa"/>
-            </w:tcMar>
           </w:tcPr>
           <w:p>
             <w:pPr>
-              <w:spacing w:before="30" w:after="30" w:line="252" w:lineRule="auto"/>
+              <w:spacing w:before="40" w:after="40"/>
               <w:jc w:val="center"/>
             </w:pPr>
             <w:r>
@@ -4315,7 +3713,7 @@
                 <w:rFonts w:ascii="Times New Roman" w:hAnsi="Times New Roman"/>
                 <w:b w:val="0"/>
                 <w:color w:val="000000"/>
-                <w:sz w:val="13"/>
+                <w:sz w:val="15"/>
               </w:rPr>
               <w:t>~4 Gbps</w:t>
             </w:r>
@@ -4323,19 +3721,13 @@
         </w:tc>
         <w:tc>
           <w:tcPr>
-            <w:tcW w:type="dxa" w:w="1020"/>
+            <w:tcW w:type="dxa" w:w="2041"/>
             <w:vAlign w:val="center"/>
             <w:shd w:val="clear" w:color="auto" w:fill="FFFFFF"/>
-            <w:tcMar>
-              <w:top w:w="18" w:type="dxa"/>
-              <w:bottom w:w="18" w:type="dxa"/>
-              <w:left w:w="25" w:type="dxa"/>
-              <w:right w:w="25" w:type="dxa"/>
-            </w:tcMar>
           </w:tcPr>
           <w:p>
             <w:pPr>
-              <w:spacing w:before="30" w:after="30" w:line="252" w:lineRule="auto"/>
+              <w:spacing w:before="40" w:after="40"/>
               <w:jc w:val="left"/>
             </w:pPr>
             <w:r>
@@ -4343,9 +3735,9 @@
                 <w:rFonts w:ascii="Times New Roman" w:hAnsi="Times New Roman"/>
                 <w:b w:val="0"/>
                 <w:color w:val="000000"/>
-                <w:sz w:val="13"/>
+                <w:sz w:val="15"/>
               </w:rPr>
-              <w:t>User AF_PACKET</w:t>
+              <w:t>User-space AF_PACKET</w:t>
             </w:r>
           </w:p>
         </w:tc>
@@ -4353,19 +3745,13 @@
       <w:tr>
         <w:tc>
           <w:tcPr>
-            <w:tcW w:type="dxa" w:w="1020"/>
+            <w:tcW w:type="dxa" w:w="2041"/>
             <w:vAlign w:val="center"/>
             <w:shd w:val="clear" w:color="auto" w:fill="FFFFFF"/>
-            <w:tcMar>
-              <w:top w:w="18" w:type="dxa"/>
-              <w:bottom w:w="18" w:type="dxa"/>
-              <w:left w:w="25" w:type="dxa"/>
-              <w:right w:w="25" w:type="dxa"/>
-            </w:tcMar>
           </w:tcPr>
           <w:p>
             <w:pPr>
-              <w:spacing w:before="30" w:after="30" w:line="252" w:lineRule="auto"/>
+              <w:spacing w:before="40" w:after="40"/>
               <w:jc w:val="left"/>
             </w:pPr>
             <w:r>
@@ -4373,7 +3759,7 @@
                 <w:rFonts w:ascii="Times New Roman" w:hAnsi="Times New Roman"/>
                 <w:b w:val="0"/>
                 <w:color w:val="000000"/>
-                <w:sz w:val="13"/>
+                <w:sz w:val="15"/>
               </w:rPr>
               <w:t>Palo Alto PAN-OS</w:t>
             </w:r>
@@ -4381,19 +3767,13 @@
         </w:tc>
         <w:tc>
           <w:tcPr>
-            <w:tcW w:type="dxa" w:w="964"/>
+            <w:tcW w:type="dxa" w:w="2041"/>
             <w:vAlign w:val="center"/>
             <w:shd w:val="clear" w:color="auto" w:fill="FFFFFF"/>
-            <w:tcMar>
-              <w:top w:w="18" w:type="dxa"/>
-              <w:bottom w:w="18" w:type="dxa"/>
-              <w:left w:w="25" w:type="dxa"/>
-              <w:right w:w="25" w:type="dxa"/>
-            </w:tcMar>
           </w:tcPr>
           <w:p>
             <w:pPr>
-              <w:spacing w:before="30" w:after="30" w:line="252" w:lineRule="auto"/>
+              <w:spacing w:before="40" w:after="40"/>
               <w:jc w:val="center"/>
             </w:pPr>
             <w:r>
@@ -4401,27 +3781,21 @@
                 <w:rFonts w:ascii="Times New Roman" w:hAnsi="Times New Roman"/>
                 <w:b w:val="0"/>
                 <w:color w:val="000000"/>
-                <w:sz w:val="13"/>
+                <w:sz w:val="15"/>
               </w:rPr>
-              <w:t>25-120 us</w:t>
+              <w:t>25-120 us (local)</w:t>
             </w:r>
           </w:p>
         </w:tc>
         <w:tc>
           <w:tcPr>
-            <w:tcW w:type="dxa" w:w="1020"/>
+            <w:tcW w:type="dxa" w:w="2041"/>
             <w:vAlign w:val="center"/>
             <w:shd w:val="clear" w:color="auto" w:fill="FFFFFF"/>
-            <w:tcMar>
-              <w:top w:w="18" w:type="dxa"/>
-              <w:bottom w:w="18" w:type="dxa"/>
-              <w:left w:w="25" w:type="dxa"/>
-              <w:right w:w="25" w:type="dxa"/>
-            </w:tcMar>
           </w:tcPr>
           <w:p>
             <w:pPr>
-              <w:spacing w:before="30" w:after="30" w:line="252" w:lineRule="auto"/>
+              <w:spacing w:before="40" w:after="40"/>
               <w:jc w:val="center"/>
             </w:pPr>
             <w:r>
@@ -4429,7 +3803,7 @@
                 <w:rFonts w:ascii="Times New Roman" w:hAnsi="Times New Roman"/>
                 <w:b w:val="0"/>
                 <w:color w:val="000000"/>
-                <w:sz w:val="13"/>
+                <w:sz w:val="15"/>
               </w:rPr>
               <w:t>100-500 ms</w:t>
             </w:r>
@@ -4437,19 +3811,13 @@
         </w:tc>
         <w:tc>
           <w:tcPr>
-            <w:tcW w:type="dxa" w:w="794"/>
+            <w:tcW w:type="dxa" w:w="1814"/>
             <w:vAlign w:val="center"/>
             <w:shd w:val="clear" w:color="auto" w:fill="FFFFFF"/>
-            <w:tcMar>
-              <w:top w:w="18" w:type="dxa"/>
-              <w:bottom w:w="18" w:type="dxa"/>
-              <w:left w:w="25" w:type="dxa"/>
-              <w:right w:w="25" w:type="dxa"/>
-            </w:tcMar>
           </w:tcPr>
           <w:p>
             <w:pPr>
-              <w:spacing w:before="30" w:after="30" w:line="252" w:lineRule="auto"/>
+              <w:spacing w:before="40" w:after="40"/>
               <w:jc w:val="center"/>
             </w:pPr>
             <w:r>
@@ -4457,7 +3825,7 @@
                 <w:rFonts w:ascii="Times New Roman" w:hAnsi="Times New Roman"/>
                 <w:b w:val="0"/>
                 <w:color w:val="000000"/>
-                <w:sz w:val="13"/>
+                <w:sz w:val="15"/>
               </w:rPr>
               <w:t>100 Gbps (ASIC)</w:t>
             </w:r>
@@ -4465,19 +3833,13 @@
         </w:tc>
         <w:tc>
           <w:tcPr>
-            <w:tcW w:type="dxa" w:w="1020"/>
+            <w:tcW w:type="dxa" w:w="2041"/>
             <w:vAlign w:val="center"/>
             <w:shd w:val="clear" w:color="auto" w:fill="FFFFFF"/>
-            <w:tcMar>
-              <w:top w:w="18" w:type="dxa"/>
-              <w:bottom w:w="18" w:type="dxa"/>
-              <w:left w:w="25" w:type="dxa"/>
-              <w:right w:w="25" w:type="dxa"/>
-            </w:tcMar>
           </w:tcPr>
           <w:p>
             <w:pPr>
-              <w:spacing w:before="30" w:after="30" w:line="252" w:lineRule="auto"/>
+              <w:spacing w:before="40" w:after="40"/>
               <w:jc w:val="left"/>
             </w:pPr>
             <w:r>
@@ -4485,7 +3847,7 @@
                 <w:rFonts w:ascii="Times New Roman" w:hAnsi="Times New Roman"/>
                 <w:b w:val="0"/>
                 <w:color w:val="000000"/>
-                <w:sz w:val="13"/>
+                <w:sz w:val="15"/>
               </w:rPr>
               <w:t>Custom ASIC</w:t>
             </w:r>
@@ -4495,19 +3857,13 @@
       <w:tr>
         <w:tc>
           <w:tcPr>
-            <w:tcW w:type="dxa" w:w="1020"/>
+            <w:tcW w:type="dxa" w:w="2041"/>
             <w:vAlign w:val="center"/>
             <w:shd w:val="clear" w:color="auto" w:fill="FFFFFF"/>
-            <w:tcMar>
-              <w:top w:w="18" w:type="dxa"/>
-              <w:bottom w:w="18" w:type="dxa"/>
-              <w:left w:w="25" w:type="dxa"/>
-              <w:right w:w="25" w:type="dxa"/>
-            </w:tcMar>
           </w:tcPr>
           <w:p>
             <w:pPr>
-              <w:spacing w:before="30" w:after="30" w:line="252" w:lineRule="auto"/>
+              <w:spacing w:before="40" w:after="40"/>
               <w:jc w:val="left"/>
             </w:pPr>
             <w:r>
@@ -4515,7 +3871,7 @@
                 <w:rFonts w:ascii="Times New Roman" w:hAnsi="Times New Roman"/>
                 <w:b w:val="0"/>
                 <w:color w:val="000000"/>
-                <w:sz w:val="13"/>
+                <w:sz w:val="15"/>
               </w:rPr>
               <w:t>Cloudflare MT</w:t>
             </w:r>
@@ -4523,19 +3879,13 @@
         </w:tc>
         <w:tc>
           <w:tcPr>
-            <w:tcW w:type="dxa" w:w="964"/>
+            <w:tcW w:type="dxa" w:w="2041"/>
             <w:vAlign w:val="center"/>
             <w:shd w:val="clear" w:color="auto" w:fill="FFFFFF"/>
-            <w:tcMar>
-              <w:top w:w="18" w:type="dxa"/>
-              <w:bottom w:w="18" w:type="dxa"/>
-              <w:left w:w="25" w:type="dxa"/>
-              <w:right w:w="25" w:type="dxa"/>
-            </w:tcMar>
           </w:tcPr>
           <w:p>
             <w:pPr>
-              <w:spacing w:before="30" w:after="30" w:line="252" w:lineRule="auto"/>
+              <w:spacing w:before="40" w:after="40"/>
               <w:jc w:val="center"/>
             </w:pPr>
             <w:r>
@@ -4543,27 +3893,21 @@
                 <w:rFonts w:ascii="Times New Roman" w:hAnsi="Times New Roman"/>
                 <w:b w:val="0"/>
                 <w:color w:val="000000"/>
-                <w:sz w:val="13"/>
+                <w:sz w:val="15"/>
               </w:rPr>
-              <w:t>10-80 ms</w:t>
+              <w:t>10-80 ms (WAN)</w:t>
             </w:r>
           </w:p>
         </w:tc>
         <w:tc>
           <w:tcPr>
-            <w:tcW w:type="dxa" w:w="1020"/>
+            <w:tcW w:type="dxa" w:w="2041"/>
             <w:vAlign w:val="center"/>
             <w:shd w:val="clear" w:color="auto" w:fill="FFFFFF"/>
-            <w:tcMar>
-              <w:top w:w="18" w:type="dxa"/>
-              <w:bottom w:w="18" w:type="dxa"/>
-              <w:left w:w="25" w:type="dxa"/>
-              <w:right w:w="25" w:type="dxa"/>
-            </w:tcMar>
           </w:tcPr>
           <w:p>
             <w:pPr>
-              <w:spacing w:before="30" w:after="30" w:line="252" w:lineRule="auto"/>
+              <w:spacing w:before="40" w:after="40"/>
               <w:jc w:val="center"/>
             </w:pPr>
             <w:r>
@@ -4571,7 +3915,7 @@
                 <w:rFonts w:ascii="Times New Roman" w:hAnsi="Times New Roman"/>
                 <w:b w:val="0"/>
                 <w:color w:val="000000"/>
-                <w:sz w:val="13"/>
+                <w:sz w:val="15"/>
               </w:rPr>
               <w:t>100-300 ms</w:t>
             </w:r>
@@ -4579,19 +3923,13 @@
         </w:tc>
         <w:tc>
           <w:tcPr>
-            <w:tcW w:type="dxa" w:w="794"/>
+            <w:tcW w:type="dxa" w:w="1814"/>
             <w:vAlign w:val="center"/>
             <w:shd w:val="clear" w:color="auto" w:fill="FFFFFF"/>
-            <w:tcMar>
-              <w:top w:w="18" w:type="dxa"/>
-              <w:bottom w:w="18" w:type="dxa"/>
-              <w:left w:w="25" w:type="dxa"/>
-              <w:right w:w="25" w:type="dxa"/>
-            </w:tcMar>
           </w:tcPr>
           <w:p>
             <w:pPr>
-              <w:spacing w:before="30" w:after="30" w:line="252" w:lineRule="auto"/>
+              <w:spacing w:before="40" w:after="40"/>
               <w:jc w:val="center"/>
             </w:pPr>
             <w:r>
@@ -4599,7 +3937,7 @@
                 <w:rFonts w:ascii="Times New Roman" w:hAnsi="Times New Roman"/>
                 <w:b w:val="0"/>
                 <w:color w:val="000000"/>
-                <w:sz w:val="13"/>
+                <w:sz w:val="15"/>
               </w:rPr>
               <w:t>Tbps (anycast)</w:t>
             </w:r>
@@ -4607,19 +3945,13 @@
         </w:tc>
         <w:tc>
           <w:tcPr>
-            <w:tcW w:type="dxa" w:w="1020"/>
+            <w:tcW w:type="dxa" w:w="2041"/>
             <w:vAlign w:val="center"/>
             <w:shd w:val="clear" w:color="auto" w:fill="FFFFFF"/>
-            <w:tcMar>
-              <w:top w:w="18" w:type="dxa"/>
-              <w:bottom w:w="18" w:type="dxa"/>
-              <w:left w:w="25" w:type="dxa"/>
-              <w:right w:w="25" w:type="dxa"/>
-            </w:tcMar>
           </w:tcPr>
           <w:p>
             <w:pPr>
-              <w:spacing w:before="30" w:after="30" w:line="252" w:lineRule="auto"/>
+              <w:spacing w:before="40" w:after="40"/>
               <w:jc w:val="left"/>
             </w:pPr>
             <w:r>
@@ -4627,7 +3959,7 @@
                 <w:rFonts w:ascii="Times New Roman" w:hAnsi="Times New Roman"/>
                 <w:b w:val="0"/>
                 <w:color w:val="000000"/>
-                <w:sz w:val="13"/>
+                <w:sz w:val="15"/>
               </w:rPr>
               <w:t>Cloud PoP</w:t>
             </w:r>
@@ -4637,19 +3969,13 @@
       <w:tr>
         <w:tc>
           <w:tcPr>
-            <w:tcW w:type="dxa" w:w="1020"/>
+            <w:tcW w:type="dxa" w:w="2041"/>
             <w:vAlign w:val="center"/>
             <w:shd w:val="clear" w:color="auto" w:fill="FFFFFF"/>
-            <w:tcMar>
-              <w:top w:w="18" w:type="dxa"/>
-              <w:bottom w:w="18" w:type="dxa"/>
-              <w:left w:w="25" w:type="dxa"/>
-              <w:right w:w="25" w:type="dxa"/>
-            </w:tcMar>
           </w:tcPr>
           <w:p>
             <w:pPr>
-              <w:spacing w:before="30" w:after="30" w:line="252" w:lineRule="auto"/>
+              <w:spacing w:before="40" w:after="40"/>
               <w:jc w:val="left"/>
             </w:pPr>
             <w:r>
@@ -4657,7 +3983,7 @@
                 <w:rFonts w:ascii="Times New Roman" w:hAnsi="Times New Roman"/>
                 <w:b w:val="0"/>
                 <w:color w:val="000000"/>
-                <w:sz w:val="13"/>
+                <w:sz w:val="15"/>
               </w:rPr>
               <w:t>Cisco Firepower</w:t>
             </w:r>
@@ -4665,19 +3991,13 @@
         </w:tc>
         <w:tc>
           <w:tcPr>
-            <w:tcW w:type="dxa" w:w="964"/>
+            <w:tcW w:type="dxa" w:w="2041"/>
             <w:vAlign w:val="center"/>
             <w:shd w:val="clear" w:color="auto" w:fill="FFFFFF"/>
-            <w:tcMar>
-              <w:top w:w="18" w:type="dxa"/>
-              <w:bottom w:w="18" w:type="dxa"/>
-              <w:left w:w="25" w:type="dxa"/>
-              <w:right w:w="25" w:type="dxa"/>
-            </w:tcMar>
           </w:tcPr>
           <w:p>
             <w:pPr>
-              <w:spacing w:before="30" w:after="30" w:line="252" w:lineRule="auto"/>
+              <w:spacing w:before="40" w:after="40"/>
               <w:jc w:val="center"/>
             </w:pPr>
             <w:r>
@@ -4685,7 +4005,7 @@
                 <w:rFonts w:ascii="Times New Roman" w:hAnsi="Times New Roman"/>
                 <w:b w:val="0"/>
                 <w:color w:val="000000"/>
-                <w:sz w:val="13"/>
+                <w:sz w:val="15"/>
               </w:rPr>
               <w:t>60-400 us</w:t>
             </w:r>
@@ -4693,19 +4013,13 @@
         </w:tc>
         <w:tc>
           <w:tcPr>
-            <w:tcW w:type="dxa" w:w="1020"/>
+            <w:tcW w:type="dxa" w:w="2041"/>
             <w:vAlign w:val="center"/>
             <w:shd w:val="clear" w:color="auto" w:fill="FFFFFF"/>
-            <w:tcMar>
-              <w:top w:w="18" w:type="dxa"/>
-              <w:bottom w:w="18" w:type="dxa"/>
-              <w:left w:w="25" w:type="dxa"/>
-              <w:right w:w="25" w:type="dxa"/>
-            </w:tcMar>
           </w:tcPr>
           <w:p>
             <w:pPr>
-              <w:spacing w:before="30" w:after="30" w:line="252" w:lineRule="auto"/>
+              <w:spacing w:before="40" w:after="40"/>
               <w:jc w:val="center"/>
             </w:pPr>
             <w:r>
@@ -4713,7 +4027,7 @@
                 <w:rFonts w:ascii="Times New Roman" w:hAnsi="Times New Roman"/>
                 <w:b w:val="0"/>
                 <w:color w:val="000000"/>
-                <w:sz w:val="13"/>
+                <w:sz w:val="15"/>
               </w:rPr>
               <w:t>200-800 ms</w:t>
             </w:r>
@@ -4721,19 +4035,13 @@
         </w:tc>
         <w:tc>
           <w:tcPr>
-            <w:tcW w:type="dxa" w:w="794"/>
+            <w:tcW w:type="dxa" w:w="1814"/>
             <w:vAlign w:val="center"/>
             <w:shd w:val="clear" w:color="auto" w:fill="FFFFFF"/>
-            <w:tcMar>
-              <w:top w:w="18" w:type="dxa"/>
-              <w:bottom w:w="18" w:type="dxa"/>
-              <w:left w:w="25" w:type="dxa"/>
-              <w:right w:w="25" w:type="dxa"/>
-            </w:tcMar>
           </w:tcPr>
           <w:p>
             <w:pPr>
-              <w:spacing w:before="30" w:after="30" w:line="252" w:lineRule="auto"/>
+              <w:spacing w:before="40" w:after="40"/>
               <w:jc w:val="center"/>
             </w:pPr>
             <w:r>
@@ -4741,7 +4049,7 @@
                 <w:rFonts w:ascii="Times New Roman" w:hAnsi="Times New Roman"/>
                 <w:b w:val="0"/>
                 <w:color w:val="000000"/>
-                <w:sz w:val="13"/>
+                <w:sz w:val="15"/>
               </w:rPr>
               <w:t>40 Gbps (HW)</w:t>
             </w:r>
@@ -4749,19 +4057,13 @@
         </w:tc>
         <w:tc>
           <w:tcPr>
-            <w:tcW w:type="dxa" w:w="1020"/>
+            <w:tcW w:type="dxa" w:w="2041"/>
             <w:vAlign w:val="center"/>
             <w:shd w:val="clear" w:color="auto" w:fill="FFFFFF"/>
-            <w:tcMar>
-              <w:top w:w="18" w:type="dxa"/>
-              <w:bottom w:w="18" w:type="dxa"/>
-              <w:left w:w="25" w:type="dxa"/>
-              <w:right w:w="25" w:type="dxa"/>
-            </w:tcMar>
           </w:tcPr>
           <w:p>
             <w:pPr>
-              <w:spacing w:before="30" w:after="30" w:line="252" w:lineRule="auto"/>
+              <w:spacing w:before="40" w:after="40"/>
               <w:jc w:val="left"/>
             </w:pPr>
             <w:r>
@@ -4769,7 +4071,7 @@
                 <w:rFonts w:ascii="Times New Roman" w:hAnsi="Times New Roman"/>
                 <w:b w:val="0"/>
                 <w:color w:val="000000"/>
-                <w:sz w:val="13"/>
+                <w:sz w:val="15"/>
               </w:rPr>
               <w:t>Custom NIC ASIC</w:t>
             </w:r>
@@ -4779,19 +4081,13 @@
       <w:tr>
         <w:tc>
           <w:tcPr>
-            <w:tcW w:type="dxa" w:w="1020"/>
+            <w:tcW w:type="dxa" w:w="2041"/>
             <w:vAlign w:val="center"/>
             <w:shd w:val="clear" w:color="auto" w:fill="FFFFFF"/>
-            <w:tcMar>
-              <w:top w:w="18" w:type="dxa"/>
-              <w:bottom w:w="18" w:type="dxa"/>
-              <w:left w:w="25" w:type="dxa"/>
-              <w:right w:w="25" w:type="dxa"/>
-            </w:tcMar>
           </w:tcPr>
           <w:p>
             <w:pPr>
-              <w:spacing w:before="30" w:after="30" w:line="252" w:lineRule="auto"/>
+              <w:spacing w:before="40" w:after="40"/>
               <w:jc w:val="left"/>
             </w:pPr>
             <w:r>
@@ -4799,27 +4095,21 @@
                 <w:rFonts w:ascii="Times New Roman" w:hAnsi="Times New Roman"/>
                 <w:b/>
                 <w:color w:val="000000"/>
-                <w:sz w:val="13"/>
+                <w:sz w:val="15"/>
               </w:rPr>
-              <w:t>Autonomous (ours)</w:t>
+              <w:t>Autonomous Agent (ours)</w:t>
             </w:r>
           </w:p>
         </w:tc>
         <w:tc>
           <w:tcPr>
-            <w:tcW w:type="dxa" w:w="964"/>
+            <w:tcW w:type="dxa" w:w="2041"/>
             <w:vAlign w:val="center"/>
             <w:shd w:val="clear" w:color="auto" w:fill="FFFFFF"/>
-            <w:tcMar>
-              <w:top w:w="18" w:type="dxa"/>
-              <w:bottom w:w="18" w:type="dxa"/>
-              <w:left w:w="25" w:type="dxa"/>
-              <w:right w:w="25" w:type="dxa"/>
-            </w:tcMar>
           </w:tcPr>
           <w:p>
             <w:pPr>
-              <w:spacing w:before="30" w:after="30" w:line="252" w:lineRule="auto"/>
+              <w:spacing w:before="40" w:after="40"/>
               <w:jc w:val="center"/>
             </w:pPr>
             <w:r>
@@ -4827,7 +4117,7 @@
                 <w:rFonts w:ascii="Times New Roman" w:hAnsi="Times New Roman"/>
                 <w:b w:val="0"/>
                 <w:color w:val="000000"/>
-                <w:sz w:val="13"/>
+                <w:sz w:val="15"/>
               </w:rPr>
               <w:t>0.33 us (p50)</w:t>
             </w:r>
@@ -4835,19 +4125,13 @@
         </w:tc>
         <w:tc>
           <w:tcPr>
-            <w:tcW w:type="dxa" w:w="1020"/>
+            <w:tcW w:type="dxa" w:w="2041"/>
             <w:vAlign w:val="center"/>
             <w:shd w:val="clear" w:color="auto" w:fill="FFFFFF"/>
-            <w:tcMar>
-              <w:top w:w="18" w:type="dxa"/>
-              <w:bottom w:w="18" w:type="dxa"/>
-              <w:left w:w="25" w:type="dxa"/>
-              <w:right w:w="25" w:type="dxa"/>
-            </w:tcMar>
           </w:tcPr>
           <w:p>
             <w:pPr>
-              <w:spacing w:before="30" w:after="30" w:line="252" w:lineRule="auto"/>
+              <w:spacing w:before="40" w:after="40"/>
               <w:jc w:val="center"/>
             </w:pPr>
             <w:r>
@@ -4855,27 +4139,21 @@
                 <w:rFonts w:ascii="Times New Roman" w:hAnsi="Times New Roman"/>
                 <w:b w:val="0"/>
                 <w:color w:val="000000"/>
-                <w:sz w:val="13"/>
+                <w:sz w:val="15"/>
               </w:rPr>
-              <w:t>148ms-2.8s</w:t>
+              <w:t>148 ms - 2.8 s (Async)</w:t>
             </w:r>
           </w:p>
         </w:tc>
         <w:tc>
           <w:tcPr>
-            <w:tcW w:type="dxa" w:w="794"/>
+            <w:tcW w:type="dxa" w:w="1814"/>
             <w:vAlign w:val="center"/>
             <w:shd w:val="clear" w:color="auto" w:fill="FFFFFF"/>
-            <w:tcMar>
-              <w:top w:w="18" w:type="dxa"/>
-              <w:bottom w:w="18" w:type="dxa"/>
-              <w:left w:w="25" w:type="dxa"/>
-              <w:right w:w="25" w:type="dxa"/>
-            </w:tcMar>
           </w:tcPr>
           <w:p>
             <w:pPr>
-              <w:spacing w:before="30" w:after="30" w:line="252" w:lineRule="auto"/>
+              <w:spacing w:before="40" w:after="40"/>
               <w:jc w:val="center"/>
             </w:pPr>
             <w:r>
@@ -4883,27 +4161,21 @@
                 <w:rFonts w:ascii="Times New Roman" w:hAnsi="Times New Roman"/>
                 <w:b w:val="0"/>
                 <w:color w:val="000000"/>
-                <w:sz w:val="13"/>
+                <w:sz w:val="15"/>
               </w:rPr>
-              <w:t>1 Gbps (PCIe)</w:t>
+              <w:t>1 Gbps (PCIe NIC)</w:t>
             </w:r>
           </w:p>
         </w:tc>
         <w:tc>
           <w:tcPr>
-            <w:tcW w:type="dxa" w:w="1020"/>
+            <w:tcW w:type="dxa" w:w="2041"/>
             <w:vAlign w:val="center"/>
             <w:shd w:val="clear" w:color="auto" w:fill="FFFFFF"/>
-            <w:tcMar>
-              <w:top w:w="18" w:type="dxa"/>
-              <w:bottom w:w="18" w:type="dxa"/>
-              <w:left w:w="25" w:type="dxa"/>
-              <w:right w:w="25" w:type="dxa"/>
-            </w:tcMar>
           </w:tcPr>
           <w:p>
             <w:pPr>
-              <w:spacing w:before="30" w:after="30" w:line="252" w:lineRule="auto"/>
+              <w:spacing w:before="40" w:after="40"/>
               <w:jc w:val="left"/>
             </w:pPr>
             <w:r>
@@ -4911,9 +4183,9 @@
                 <w:rFonts w:ascii="Times New Roman" w:hAnsi="Times New Roman"/>
                 <w:b w:val="0"/>
                 <w:color w:val="000000"/>
-                <w:sz w:val="13"/>
+                <w:sz w:val="15"/>
               </w:rPr>
-              <w:t>Kernel eBPF</w:t>
+              <w:t>Kernel eBPF (x86/ARM)</w:t>
             </w:r>
           </w:p>
         </w:tc>
@@ -4923,13 +4195,13 @@
       <w:pPr>
         <w:keepNext/>
         <w:keepLines/>
-        <w:spacing w:before="120" w:after="40"/>
+        <w:spacing w:before="80" w:after="40"/>
         <w:jc w:val="center"/>
       </w:pPr>
       <w:r>
         <w:drawing>
           <wp:inline xmlns:a="http://schemas.openxmlformats.org/drawingml/2006/main" xmlns:pic="http://schemas.openxmlformats.org/drawingml/2006/picture">
-            <wp:extent cx="3041999" cy="1796979"/>
+            <wp:extent cx="5580000" cy="3296235"/>
             <wp:docPr id="2" name="Picture 2"/>
             <wp:cNvGraphicFramePr>
               <a:graphicFrameLocks noChangeAspect="1"/>
@@ -4950,7 +4222,7 @@
                   <pic:spPr>
                     <a:xfrm>
                       <a:off x="0" y="0"/>
-                      <a:ext cx="3041999" cy="1796979"/>
+                      <a:ext cx="5580000" cy="3296235"/>
                     </a:xfrm>
                     <a:prstGeom prst="rect"/>
                   </pic:spPr>
@@ -4964,26 +4236,28 @@
     <w:p>
       <w:pPr>
         <w:keepLines/>
-        <w:spacing w:before="60" w:after="160"/>
-        <w:jc w:val="both"/>
+        <w:spacing w:before="40" w:after="120"/>
+        <w:jc w:val="center"/>
       </w:pPr>
-      <w:r>
-        <w:rPr>
-          <w:rFonts w:ascii="Times New Roman" w:hAnsi="Times New Roman"/>
-          <w:b/>
-          <w:color w:val="000000"/>
-          <w:sz w:val="16"/>
-        </w:rPr>
-        <w:t xml:space="preserve">Fig. 4. </w:t>
-      </w:r>
       <w:r>
         <w:rPr>
           <w:rFonts w:ascii="Times New Roman" w:hAnsi="Times New Roman"/>
           <w:color w:val="000000"/>
           <w:sz w:val="16"/>
         </w:rPr>
-        <w:t>Log-scale latency spectrum comparing data-plane mitigation and control-plane triage (Table IV).</w:t>
+        <w:t>Fig. 4.  Log-scale latency spectrum comparing data-plane mitigation and control-plane triage (Table IV).</w:t>
       </w:r>
+    </w:p>
+    <w:p>
+      <w:pPr>
+        <w:sectPr>
+          <w:type w:val="continuous"/>
+          <w:pgSz w:w="12240" w:h="15840"/>
+          <w:pgMar w:top="1020" w:right="794" w:bottom="1134" w:left="794" w:header="720" w:footer="720" w:gutter="0"/>
+          <w:docGrid w:linePitch="360"/>
+          <w:cols w:num="1"/>
+        </w:sectPr>
+      </w:pPr>
     </w:p>
     <w:p>
       <w:pPr>
@@ -5020,6 +4294,17 @@
     </w:p>
     <w:p>
       <w:pPr>
+        <w:sectPr>
+          <w:type w:val="continuous"/>
+          <w:pgSz w:w="12240" w:h="15840"/>
+          <w:pgMar w:top="1020" w:right="794" w:bottom="1134" w:left="794" w:header="720" w:footer="720" w:gutter="0"/>
+          <w:docGrid w:linePitch="360"/>
+          <w:cols w:num="2" w:space="540"/>
+        </w:sectPr>
+      </w:pPr>
+    </w:p>
+    <w:p>
+      <w:pPr>
         <w:keepNext/>
         <w:spacing w:before="160" w:after="20"/>
         <w:jc w:val="center"/>
@@ -5053,7 +4338,6 @@
       <w:tblPr>
         <w:tblW w:type="auto" w:w="0"/>
         <w:jc w:val="center"/>
-        <w:tblLayout w:type="fixed"/>
         <w:tblLook w:firstColumn="1" w:firstRow="1" w:lastColumn="0" w:lastRow="0" w:noHBand="0" w:noVBand="1" w:val="04A0"/>
         <w:tblBorders>
           <w:top w:val="single" w:sz="12" w:space="0" w:color="000000"/>
@@ -5065,31 +4349,25 @@
         </w:tblBorders>
       </w:tblPr>
       <w:tblGrid>
-        <w:gridCol w:w="2074"/>
-        <w:gridCol w:w="2074"/>
-        <w:gridCol w:w="2074"/>
-        <w:gridCol w:w="2074"/>
-        <w:gridCol w:w="2074"/>
+        <w:gridCol w:w="2130"/>
+        <w:gridCol w:w="2130"/>
+        <w:gridCol w:w="2130"/>
+        <w:gridCol w:w="2130"/>
+        <w:gridCol w:w="2130"/>
       </w:tblGrid>
       <w:tr>
         <w:tc>
           <w:tcPr>
-            <w:tcW w:type="dxa" w:w="1417"/>
+            <w:tcW w:type="dxa" w:w="2381"/>
             <w:tcBorders>
               <w:bottom w:val="single" w:sz="8" w:space="0" w:color="000000"/>
             </w:tcBorders>
             <w:shd w:val="clear" w:color="auto" w:fill="FFFFFF"/>
-            <w:tcMar>
-              <w:top w:w="20" w:type="dxa"/>
-              <w:bottom w:w="20" w:type="dxa"/>
-              <w:left w:w="25" w:type="dxa"/>
-              <w:right w:w="25" w:type="dxa"/>
-            </w:tcMar>
             <w:vAlign w:val="center"/>
           </w:tcPr>
           <w:p>
             <w:pPr>
-              <w:spacing w:before="40" w:after="40" w:line="252" w:lineRule="auto"/>
+              <w:spacing w:before="60" w:after="60"/>
               <w:jc w:val="center"/>
             </w:pPr>
             <w:r>
@@ -5097,7 +4375,7 @@
                 <w:rFonts w:ascii="Times New Roman" w:hAnsi="Times New Roman"/>
                 <w:b/>
                 <w:color w:val="000000"/>
-                <w:sz w:val="13"/>
+                <w:sz w:val="15"/>
               </w:rPr>
               <w:t>Property</w:t>
             </w:r>
@@ -5105,22 +4383,16 @@
         </w:tc>
         <w:tc>
           <w:tcPr>
-            <w:tcW w:type="dxa" w:w="794"/>
+            <w:tcW w:type="dxa" w:w="1814"/>
             <w:tcBorders>
               <w:bottom w:val="single" w:sz="8" w:space="0" w:color="000000"/>
             </w:tcBorders>
             <w:shd w:val="clear" w:color="auto" w:fill="FFFFFF"/>
-            <w:tcMar>
-              <w:top w:w="20" w:type="dxa"/>
-              <w:bottom w:w="20" w:type="dxa"/>
-              <w:left w:w="25" w:type="dxa"/>
-              <w:right w:w="25" w:type="dxa"/>
-            </w:tcMar>
             <w:vAlign w:val="center"/>
           </w:tcPr>
           <w:p>
             <w:pPr>
-              <w:spacing w:before="40" w:after="40" w:line="252" w:lineRule="auto"/>
+              <w:spacing w:before="60" w:after="60"/>
               <w:jc w:val="center"/>
             </w:pPr>
             <w:r>
@@ -5128,7 +4400,7 @@
                 <w:rFonts w:ascii="Times New Roman" w:hAnsi="Times New Roman"/>
                 <w:b/>
                 <w:color w:val="000000"/>
-                <w:sz w:val="13"/>
+                <w:sz w:val="15"/>
               </w:rPr>
               <w:t>Snort / Suricata</w:t>
             </w:r>
@@ -5136,22 +4408,16 @@
         </w:tc>
         <w:tc>
           <w:tcPr>
-            <w:tcW w:type="dxa" w:w="907"/>
+            <w:tcW w:type="dxa" w:w="1928"/>
             <w:tcBorders>
               <w:bottom w:val="single" w:sz="8" w:space="0" w:color="000000"/>
             </w:tcBorders>
             <w:shd w:val="clear" w:color="auto" w:fill="FFFFFF"/>
-            <w:tcMar>
-              <w:top w:w="20" w:type="dxa"/>
-              <w:bottom w:w="20" w:type="dxa"/>
-              <w:left w:w="25" w:type="dxa"/>
-              <w:right w:w="25" w:type="dxa"/>
-            </w:tcMar>
             <w:vAlign w:val="center"/>
           </w:tcPr>
           <w:p>
             <w:pPr>
-              <w:spacing w:before="40" w:after="40" w:line="252" w:lineRule="auto"/>
+              <w:spacing w:before="60" w:after="60"/>
               <w:jc w:val="center"/>
             </w:pPr>
             <w:r>
@@ -5159,7 +4425,7 @@
                 <w:rFonts w:ascii="Times New Roman" w:hAnsi="Times New Roman"/>
                 <w:b/>
                 <w:color w:val="000000"/>
-                <w:sz w:val="13"/>
+                <w:sz w:val="15"/>
               </w:rPr>
               <w:t>Palo Alto / Cisco</w:t>
             </w:r>
@@ -5167,22 +4433,16 @@
         </w:tc>
         <w:tc>
           <w:tcPr>
-            <w:tcW w:type="dxa" w:w="794"/>
+            <w:tcW w:type="dxa" w:w="1814"/>
             <w:tcBorders>
               <w:bottom w:val="single" w:sz="8" w:space="0" w:color="000000"/>
             </w:tcBorders>
             <w:shd w:val="clear" w:color="auto" w:fill="FFFFFF"/>
-            <w:tcMar>
-              <w:top w:w="20" w:type="dxa"/>
-              <w:bottom w:w="20" w:type="dxa"/>
-              <w:left w:w="25" w:type="dxa"/>
-              <w:right w:w="25" w:type="dxa"/>
-            </w:tcMar>
             <w:vAlign w:val="center"/>
           </w:tcPr>
           <w:p>
             <w:pPr>
-              <w:spacing w:before="40" w:after="40" w:line="252" w:lineRule="auto"/>
+              <w:spacing w:before="60" w:after="60"/>
               <w:jc w:val="center"/>
             </w:pPr>
             <w:r>
@@ -5190,7 +4450,7 @@
                 <w:rFonts w:ascii="Times New Roman" w:hAnsi="Times New Roman"/>
                 <w:b/>
                 <w:color w:val="000000"/>
-                <w:sz w:val="13"/>
+                <w:sz w:val="15"/>
               </w:rPr>
               <w:t>Cloudflare</w:t>
             </w:r>
@@ -5198,22 +4458,16 @@
         </w:tc>
         <w:tc>
           <w:tcPr>
-            <w:tcW w:type="dxa" w:w="907"/>
+            <w:tcW w:type="dxa" w:w="2041"/>
             <w:tcBorders>
               <w:bottom w:val="single" w:sz="8" w:space="0" w:color="000000"/>
             </w:tcBorders>
             <w:shd w:val="clear" w:color="auto" w:fill="FFFFFF"/>
-            <w:tcMar>
-              <w:top w:w="20" w:type="dxa"/>
-              <w:bottom w:w="20" w:type="dxa"/>
-              <w:left w:w="25" w:type="dxa"/>
-              <w:right w:w="25" w:type="dxa"/>
-            </w:tcMar>
             <w:vAlign w:val="center"/>
           </w:tcPr>
           <w:p>
             <w:pPr>
-              <w:spacing w:before="40" w:after="40" w:line="252" w:lineRule="auto"/>
+              <w:spacing w:before="60" w:after="60"/>
               <w:jc w:val="center"/>
             </w:pPr>
             <w:r>
@@ -5221,9 +4475,9 @@
                 <w:rFonts w:ascii="Times New Roman" w:hAnsi="Times New Roman"/>
                 <w:b/>
                 <w:color w:val="000000"/>
-                <w:sz w:val="13"/>
+                <w:sz w:val="15"/>
               </w:rPr>
-              <w:t>Autonomous (ours)</w:t>
+              <w:t>Autonomous Agent (ours)</w:t>
             </w:r>
           </w:p>
         </w:tc>
@@ -5231,19 +4485,13 @@
       <w:tr>
         <w:tc>
           <w:tcPr>
-            <w:tcW w:type="dxa" w:w="1417"/>
+            <w:tcW w:type="dxa" w:w="2381"/>
             <w:vAlign w:val="center"/>
             <w:shd w:val="clear" w:color="auto" w:fill="FFFFFF"/>
-            <w:tcMar>
-              <w:top w:w="18" w:type="dxa"/>
-              <w:bottom w:w="18" w:type="dxa"/>
-              <w:left w:w="25" w:type="dxa"/>
-              <w:right w:w="25" w:type="dxa"/>
-            </w:tcMar>
           </w:tcPr>
           <w:p>
             <w:pPr>
-              <w:spacing w:before="30" w:after="30" w:line="252" w:lineRule="auto"/>
+              <w:spacing w:before="40" w:after="40"/>
               <w:jc w:val="left"/>
             </w:pPr>
             <w:r>
@@ -5251,7 +4499,7 @@
                 <w:rFonts w:ascii="Times New Roman" w:hAnsi="Times New Roman"/>
                 <w:b w:val="0"/>
                 <w:color w:val="000000"/>
-                <w:sz w:val="13"/>
+                <w:sz w:val="15"/>
               </w:rPr>
               <w:t>Air-gapped operation</w:t>
             </w:r>
@@ -5259,19 +4507,13 @@
         </w:tc>
         <w:tc>
           <w:tcPr>
-            <w:tcW w:type="dxa" w:w="794"/>
+            <w:tcW w:type="dxa" w:w="1814"/>
             <w:vAlign w:val="center"/>
             <w:shd w:val="clear" w:color="auto" w:fill="FFFFFF"/>
-            <w:tcMar>
-              <w:top w:w="18" w:type="dxa"/>
-              <w:bottom w:w="18" w:type="dxa"/>
-              <w:left w:w="25" w:type="dxa"/>
-              <w:right w:w="25" w:type="dxa"/>
-            </w:tcMar>
           </w:tcPr>
           <w:p>
             <w:pPr>
-              <w:spacing w:before="30" w:after="30" w:line="252" w:lineRule="auto"/>
+              <w:spacing w:before="40" w:after="40"/>
               <w:jc w:val="center"/>
             </w:pPr>
             <w:r>
@@ -5279,7 +4521,7 @@
                 <w:rFonts w:ascii="Times New Roman" w:hAnsi="Times New Roman"/>
                 <w:b w:val="0"/>
                 <w:color w:val="000000"/>
-                <w:sz w:val="13"/>
+                <w:sz w:val="15"/>
               </w:rPr>
               <w:t>Yes (no updates)</w:t>
             </w:r>
@@ -5287,19 +4529,13 @@
         </w:tc>
         <w:tc>
           <w:tcPr>
-            <w:tcW w:type="dxa" w:w="907"/>
+            <w:tcW w:type="dxa" w:w="1928"/>
             <w:vAlign w:val="center"/>
             <w:shd w:val="clear" w:color="auto" w:fill="FFFFFF"/>
-            <w:tcMar>
-              <w:top w:w="18" w:type="dxa"/>
-              <w:bottom w:w="18" w:type="dxa"/>
-              <w:left w:w="25" w:type="dxa"/>
-              <w:right w:w="25" w:type="dxa"/>
-            </w:tcMar>
           </w:tcPr>
           <w:p>
             <w:pPr>
-              <w:spacing w:before="30" w:after="30" w:line="252" w:lineRule="auto"/>
+              <w:spacing w:before="40" w:after="40"/>
               <w:jc w:val="center"/>
             </w:pPr>
             <w:r>
@@ -5307,7 +4543,7 @@
                 <w:rFonts w:ascii="Times New Roman" w:hAnsi="Times New Roman"/>
                 <w:b w:val="0"/>
                 <w:color w:val="000000"/>
-                <w:sz w:val="13"/>
+                <w:sz w:val="15"/>
               </w:rPr>
               <w:t>No (cloud feeds)</w:t>
             </w:r>
@@ -5315,19 +4551,13 @@
         </w:tc>
         <w:tc>
           <w:tcPr>
-            <w:tcW w:type="dxa" w:w="794"/>
+            <w:tcW w:type="dxa" w:w="1814"/>
             <w:vAlign w:val="center"/>
             <w:shd w:val="clear" w:color="auto" w:fill="FFFFFF"/>
-            <w:tcMar>
-              <w:top w:w="18" w:type="dxa"/>
-              <w:bottom w:w="18" w:type="dxa"/>
-              <w:left w:w="25" w:type="dxa"/>
-              <w:right w:w="25" w:type="dxa"/>
-            </w:tcMar>
           </w:tcPr>
           <w:p>
             <w:pPr>
-              <w:spacing w:before="30" w:after="30" w:line="252" w:lineRule="auto"/>
+              <w:spacing w:before="40" w:after="40"/>
               <w:jc w:val="center"/>
             </w:pPr>
             <w:r>
@@ -5335,7 +4565,7 @@
                 <w:rFonts w:ascii="Times New Roman" w:hAnsi="Times New Roman"/>
                 <w:b w:val="0"/>
                 <w:color w:val="000000"/>
-                <w:sz w:val="13"/>
+                <w:sz w:val="15"/>
               </w:rPr>
               <w:t>No (cloud-only)</w:t>
             </w:r>
@@ -5343,19 +4573,13 @@
         </w:tc>
         <w:tc>
           <w:tcPr>
-            <w:tcW w:type="dxa" w:w="907"/>
+            <w:tcW w:type="dxa" w:w="2041"/>
             <w:vAlign w:val="center"/>
             <w:shd w:val="clear" w:color="auto" w:fill="FFFFFF"/>
-            <w:tcMar>
-              <w:top w:w="18" w:type="dxa"/>
-              <w:bottom w:w="18" w:type="dxa"/>
-              <w:left w:w="25" w:type="dxa"/>
-              <w:right w:w="25" w:type="dxa"/>
-            </w:tcMar>
           </w:tcPr>
           <w:p>
             <w:pPr>
-              <w:spacing w:before="30" w:after="30" w:line="252" w:lineRule="auto"/>
+              <w:spacing w:before="40" w:after="40"/>
               <w:jc w:val="center"/>
             </w:pPr>
             <w:r>
@@ -5363,7 +4587,7 @@
                 <w:rFonts w:ascii="Times New Roman" w:hAnsi="Times New Roman"/>
                 <w:b/>
                 <w:color w:val="000000"/>
-                <w:sz w:val="13"/>
+                <w:sz w:val="15"/>
               </w:rPr>
               <w:t>Yes - Full offline</w:t>
             </w:r>
@@ -5373,19 +4597,13 @@
       <w:tr>
         <w:tc>
           <w:tcPr>
-            <w:tcW w:type="dxa" w:w="1417"/>
+            <w:tcW w:type="dxa" w:w="2381"/>
             <w:vAlign w:val="center"/>
             <w:shd w:val="clear" w:color="auto" w:fill="FFFFFF"/>
-            <w:tcMar>
-              <w:top w:w="18" w:type="dxa"/>
-              <w:bottom w:w="18" w:type="dxa"/>
-              <w:left w:w="25" w:type="dxa"/>
-              <w:right w:w="25" w:type="dxa"/>
-            </w:tcMar>
           </w:tcPr>
           <w:p>
             <w:pPr>
-              <w:spacing w:before="30" w:after="30" w:line="252" w:lineRule="auto"/>
+              <w:spacing w:before="40" w:after="40"/>
               <w:jc w:val="left"/>
             </w:pPr>
             <w:r>
@@ -5393,7 +4611,7 @@
                 <w:rFonts w:ascii="Times New Roman" w:hAnsi="Times New Roman"/>
                 <w:b w:val="0"/>
                 <w:color w:val="000000"/>
-                <w:sz w:val="13"/>
+                <w:sz w:val="15"/>
               </w:rPr>
               <w:t>Zero third-party telemetry</w:t>
             </w:r>
@@ -5401,19 +4619,13 @@
         </w:tc>
         <w:tc>
           <w:tcPr>
-            <w:tcW w:type="dxa" w:w="794"/>
+            <w:tcW w:type="dxa" w:w="1814"/>
             <w:vAlign w:val="center"/>
             <w:shd w:val="clear" w:color="auto" w:fill="FFFFFF"/>
-            <w:tcMar>
-              <w:top w:w="18" w:type="dxa"/>
-              <w:bottom w:w="18" w:type="dxa"/>
-              <w:left w:w="25" w:type="dxa"/>
-              <w:right w:w="25" w:type="dxa"/>
-            </w:tcMar>
           </w:tcPr>
           <w:p>
             <w:pPr>
-              <w:spacing w:before="30" w:after="30" w:line="252" w:lineRule="auto"/>
+              <w:spacing w:before="40" w:after="40"/>
               <w:jc w:val="center"/>
             </w:pPr>
             <w:r>
@@ -5421,7 +4633,7 @@
                 <w:rFonts w:ascii="Times New Roman" w:hAnsi="Times New Roman"/>
                 <w:b w:val="0"/>
                 <w:color w:val="000000"/>
-                <w:sz w:val="13"/>
+                <w:sz w:val="15"/>
               </w:rPr>
               <w:t>Yes</w:t>
             </w:r>
@@ -5429,19 +4641,13 @@
         </w:tc>
         <w:tc>
           <w:tcPr>
-            <w:tcW w:type="dxa" w:w="907"/>
+            <w:tcW w:type="dxa" w:w="1928"/>
             <w:vAlign w:val="center"/>
             <w:shd w:val="clear" w:color="auto" w:fill="FFFFFF"/>
-            <w:tcMar>
-              <w:top w:w="18" w:type="dxa"/>
-              <w:bottom w:w="18" w:type="dxa"/>
-              <w:left w:w="25" w:type="dxa"/>
-              <w:right w:w="25" w:type="dxa"/>
-            </w:tcMar>
           </w:tcPr>
           <w:p>
             <w:pPr>
-              <w:spacing w:before="30" w:after="30" w:line="252" w:lineRule="auto"/>
+              <w:spacing w:before="40" w:after="40"/>
               <w:jc w:val="center"/>
             </w:pPr>
             <w:r>
@@ -5449,7 +4655,7 @@
                 <w:rFonts w:ascii="Times New Roman" w:hAnsi="Times New Roman"/>
                 <w:b w:val="0"/>
                 <w:color w:val="000000"/>
-                <w:sz w:val="13"/>
+                <w:sz w:val="15"/>
               </w:rPr>
               <w:t>No (Wildfire/Talos)</w:t>
             </w:r>
@@ -5457,19 +4663,13 @@
         </w:tc>
         <w:tc>
           <w:tcPr>
-            <w:tcW w:type="dxa" w:w="794"/>
+            <w:tcW w:type="dxa" w:w="1814"/>
             <w:vAlign w:val="center"/>
             <w:shd w:val="clear" w:color="auto" w:fill="FFFFFF"/>
-            <w:tcMar>
-              <w:top w:w="18" w:type="dxa"/>
-              <w:bottom w:w="18" w:type="dxa"/>
-              <w:left w:w="25" w:type="dxa"/>
-              <w:right w:w="25" w:type="dxa"/>
-            </w:tcMar>
           </w:tcPr>
           <w:p>
             <w:pPr>
-              <w:spacing w:before="30" w:after="30" w:line="252" w:lineRule="auto"/>
+              <w:spacing w:before="40" w:after="40"/>
               <w:jc w:val="center"/>
             </w:pPr>
             <w:r>
@@ -5477,7 +4677,7 @@
                 <w:rFonts w:ascii="Times New Roman" w:hAnsi="Times New Roman"/>
                 <w:b w:val="0"/>
                 <w:color w:val="000000"/>
-                <w:sz w:val="13"/>
+                <w:sz w:val="15"/>
               </w:rPr>
               <w:t>No (payload inspect)</w:t>
             </w:r>
@@ -5485,19 +4685,13 @@
         </w:tc>
         <w:tc>
           <w:tcPr>
-            <w:tcW w:type="dxa" w:w="907"/>
+            <w:tcW w:type="dxa" w:w="2041"/>
             <w:vAlign w:val="center"/>
             <w:shd w:val="clear" w:color="auto" w:fill="FFFFFF"/>
-            <w:tcMar>
-              <w:top w:w="18" w:type="dxa"/>
-              <w:bottom w:w="18" w:type="dxa"/>
-              <w:left w:w="25" w:type="dxa"/>
-              <w:right w:w="25" w:type="dxa"/>
-            </w:tcMar>
           </w:tcPr>
           <w:p>
             <w:pPr>
-              <w:spacing w:before="30" w:after="30" w:line="252" w:lineRule="auto"/>
+              <w:spacing w:before="40" w:after="40"/>
               <w:jc w:val="center"/>
             </w:pPr>
             <w:r>
@@ -5505,7 +4699,7 @@
                 <w:rFonts w:ascii="Times New Roman" w:hAnsi="Times New Roman"/>
                 <w:b/>
                 <w:color w:val="000000"/>
-                <w:sz w:val="13"/>
+                <w:sz w:val="15"/>
               </w:rPr>
               <w:t>Yes - Zero calls</w:t>
             </w:r>
@@ -5515,19 +4709,13 @@
       <w:tr>
         <w:tc>
           <w:tcPr>
-            <w:tcW w:type="dxa" w:w="1417"/>
+            <w:tcW w:type="dxa" w:w="2381"/>
             <w:vAlign w:val="center"/>
             <w:shd w:val="clear" w:color="auto" w:fill="FFFFFF"/>
-            <w:tcMar>
-              <w:top w:w="18" w:type="dxa"/>
-              <w:bottom w:w="18" w:type="dxa"/>
-              <w:left w:w="25" w:type="dxa"/>
-              <w:right w:w="25" w:type="dxa"/>
-            </w:tcMar>
           </w:tcPr>
           <w:p>
             <w:pPr>
-              <w:spacing w:before="30" w:after="30" w:line="252" w:lineRule="auto"/>
+              <w:spacing w:before="40" w:after="40"/>
               <w:jc w:val="left"/>
             </w:pPr>
             <w:r>
@@ -5535,7 +4723,7 @@
                 <w:rFonts w:ascii="Times New Roman" w:hAnsi="Times New Roman"/>
                 <w:b w:val="0"/>
                 <w:color w:val="000000"/>
-                <w:sz w:val="13"/>
+                <w:sz w:val="15"/>
               </w:rPr>
               <w:t>Post-quantum crypto</w:t>
             </w:r>
@@ -5543,19 +4731,13 @@
         </w:tc>
         <w:tc>
           <w:tcPr>
-            <w:tcW w:type="dxa" w:w="794"/>
+            <w:tcW w:type="dxa" w:w="1814"/>
             <w:vAlign w:val="center"/>
             <w:shd w:val="clear" w:color="auto" w:fill="FFFFFF"/>
-            <w:tcMar>
-              <w:top w:w="18" w:type="dxa"/>
-              <w:bottom w:w="18" w:type="dxa"/>
-              <w:left w:w="25" w:type="dxa"/>
-              <w:right w:w="25" w:type="dxa"/>
-            </w:tcMar>
           </w:tcPr>
           <w:p>
             <w:pPr>
-              <w:spacing w:before="30" w:after="30" w:line="252" w:lineRule="auto"/>
+              <w:spacing w:before="40" w:after="40"/>
               <w:jc w:val="center"/>
             </w:pPr>
             <w:r>
@@ -5563,7 +4745,7 @@
                 <w:rFonts w:ascii="Times New Roman" w:hAnsi="Times New Roman"/>
                 <w:b w:val="0"/>
                 <w:color w:val="000000"/>
-                <w:sz w:val="13"/>
+                <w:sz w:val="15"/>
               </w:rPr>
               <w:t>No</w:t>
             </w:r>
@@ -5571,19 +4753,13 @@
         </w:tc>
         <w:tc>
           <w:tcPr>
-            <w:tcW w:type="dxa" w:w="907"/>
+            <w:tcW w:type="dxa" w:w="1928"/>
             <w:vAlign w:val="center"/>
             <w:shd w:val="clear" w:color="auto" w:fill="FFFFFF"/>
-            <w:tcMar>
-              <w:top w:w="18" w:type="dxa"/>
-              <w:bottom w:w="18" w:type="dxa"/>
-              <w:left w:w="25" w:type="dxa"/>
-              <w:right w:w="25" w:type="dxa"/>
-            </w:tcMar>
           </w:tcPr>
           <w:p>
             <w:pPr>
-              <w:spacing w:before="30" w:after="30" w:line="252" w:lineRule="auto"/>
+              <w:spacing w:before="40" w:after="40"/>
               <w:jc w:val="center"/>
             </w:pPr>
             <w:r>
@@ -5591,7 +4767,7 @@
                 <w:rFonts w:ascii="Times New Roman" w:hAnsi="Times New Roman"/>
                 <w:b w:val="0"/>
                 <w:color w:val="000000"/>
-                <w:sz w:val="13"/>
+                <w:sz w:val="15"/>
               </w:rPr>
               <w:t>Partial (roadmap)</w:t>
             </w:r>
@@ -5599,19 +4775,13 @@
         </w:tc>
         <w:tc>
           <w:tcPr>
-            <w:tcW w:type="dxa" w:w="794"/>
+            <w:tcW w:type="dxa" w:w="1814"/>
             <w:vAlign w:val="center"/>
             <w:shd w:val="clear" w:color="auto" w:fill="FFFFFF"/>
-            <w:tcMar>
-              <w:top w:w="18" w:type="dxa"/>
-              <w:bottom w:w="18" w:type="dxa"/>
-              <w:left w:w="25" w:type="dxa"/>
-              <w:right w:w="25" w:type="dxa"/>
-            </w:tcMar>
           </w:tcPr>
           <w:p>
             <w:pPr>
-              <w:spacing w:before="30" w:after="30" w:line="252" w:lineRule="auto"/>
+              <w:spacing w:before="40" w:after="40"/>
               <w:jc w:val="center"/>
             </w:pPr>
             <w:r>
@@ -5619,7 +4789,7 @@
                 <w:rFonts w:ascii="Times New Roman" w:hAnsi="Times New Roman"/>
                 <w:b w:val="0"/>
                 <w:color w:val="000000"/>
-                <w:sz w:val="13"/>
+                <w:sz w:val="15"/>
               </w:rPr>
               <w:t>Partial (exp.)</w:t>
             </w:r>
@@ -5627,19 +4797,13 @@
         </w:tc>
         <w:tc>
           <w:tcPr>
-            <w:tcW w:type="dxa" w:w="907"/>
+            <w:tcW w:type="dxa" w:w="2041"/>
             <w:vAlign w:val="center"/>
             <w:shd w:val="clear" w:color="auto" w:fill="FFFFFF"/>
-            <w:tcMar>
-              <w:top w:w="18" w:type="dxa"/>
-              <w:bottom w:w="18" w:type="dxa"/>
-              <w:left w:w="25" w:type="dxa"/>
-              <w:right w:w="25" w:type="dxa"/>
-            </w:tcMar>
           </w:tcPr>
           <w:p>
             <w:pPr>
-              <w:spacing w:before="30" w:after="30" w:line="252" w:lineRule="auto"/>
+              <w:spacing w:before="40" w:after="40"/>
               <w:jc w:val="center"/>
             </w:pPr>
             <w:r>
@@ -5647,7 +4811,7 @@
                 <w:rFonts w:ascii="Times New Roman" w:hAnsi="Times New Roman"/>
                 <w:b/>
                 <w:color w:val="000000"/>
-                <w:sz w:val="13"/>
+                <w:sz w:val="15"/>
               </w:rPr>
               <w:t>ML-KEM-1024 + ML-DSA-65</w:t>
             </w:r>
@@ -5657,19 +4821,13 @@
       <w:tr>
         <w:tc>
           <w:tcPr>
-            <w:tcW w:type="dxa" w:w="1417"/>
+            <w:tcW w:type="dxa" w:w="2381"/>
             <w:vAlign w:val="center"/>
             <w:shd w:val="clear" w:color="auto" w:fill="FFFFFF"/>
-            <w:tcMar>
-              <w:top w:w="18" w:type="dxa"/>
-              <w:bottom w:w="18" w:type="dxa"/>
-              <w:left w:w="25" w:type="dxa"/>
-              <w:right w:w="25" w:type="dxa"/>
-            </w:tcMar>
           </w:tcPr>
           <w:p>
             <w:pPr>
-              <w:spacing w:before="30" w:after="30" w:line="252" w:lineRule="auto"/>
+              <w:spacing w:before="40" w:after="40"/>
               <w:jc w:val="left"/>
             </w:pPr>
             <w:r>
@@ -5677,7 +4835,7 @@
                 <w:rFonts w:ascii="Times New Roman" w:hAnsi="Times New Roman"/>
                 <w:b w:val="0"/>
                 <w:color w:val="000000"/>
-                <w:sz w:val="13"/>
+                <w:sz w:val="15"/>
               </w:rPr>
               <w:t>No subscription required</w:t>
             </w:r>
@@ -5685,19 +4843,13 @@
         </w:tc>
         <w:tc>
           <w:tcPr>
-            <w:tcW w:type="dxa" w:w="794"/>
+            <w:tcW w:type="dxa" w:w="1814"/>
             <w:vAlign w:val="center"/>
             <w:shd w:val="clear" w:color="auto" w:fill="FFFFFF"/>
-            <w:tcMar>
-              <w:top w:w="18" w:type="dxa"/>
-              <w:bottom w:w="18" w:type="dxa"/>
-              <w:left w:w="25" w:type="dxa"/>
-              <w:right w:w="25" w:type="dxa"/>
-            </w:tcMar>
           </w:tcPr>
           <w:p>
             <w:pPr>
-              <w:spacing w:before="30" w:after="30" w:line="252" w:lineRule="auto"/>
+              <w:spacing w:before="40" w:after="40"/>
               <w:jc w:val="center"/>
             </w:pPr>
             <w:r>
@@ -5705,7 +4857,7 @@
                 <w:rFonts w:ascii="Times New Roman" w:hAnsi="Times New Roman"/>
                 <w:b w:val="0"/>
                 <w:color w:val="000000"/>
-                <w:sz w:val="13"/>
+                <w:sz w:val="15"/>
               </w:rPr>
               <w:t>Yes</w:t>
             </w:r>
@@ -5713,19 +4865,13 @@
         </w:tc>
         <w:tc>
           <w:tcPr>
-            <w:tcW w:type="dxa" w:w="907"/>
+            <w:tcW w:type="dxa" w:w="1928"/>
             <w:vAlign w:val="center"/>
             <w:shd w:val="clear" w:color="auto" w:fill="FFFFFF"/>
-            <w:tcMar>
-              <w:top w:w="18" w:type="dxa"/>
-              <w:bottom w:w="18" w:type="dxa"/>
-              <w:left w:w="25" w:type="dxa"/>
-              <w:right w:w="25" w:type="dxa"/>
-            </w:tcMar>
           </w:tcPr>
           <w:p>
             <w:pPr>
-              <w:spacing w:before="30" w:after="30" w:line="252" w:lineRule="auto"/>
+              <w:spacing w:before="40" w:after="40"/>
               <w:jc w:val="center"/>
             </w:pPr>
             <w:r>
@@ -5733,7 +4879,7 @@
                 <w:rFonts w:ascii="Times New Roman" w:hAnsi="Times New Roman"/>
                 <w:b w:val="0"/>
                 <w:color w:val="000000"/>
-                <w:sz w:val="13"/>
+                <w:sz w:val="15"/>
               </w:rPr>
               <w:t>No ($40k-$200k/yr)</w:t>
             </w:r>
@@ -5741,19 +4887,13 @@
         </w:tc>
         <w:tc>
           <w:tcPr>
-            <w:tcW w:type="dxa" w:w="794"/>
+            <w:tcW w:type="dxa" w:w="1814"/>
             <w:vAlign w:val="center"/>
             <w:shd w:val="clear" w:color="auto" w:fill="FFFFFF"/>
-            <w:tcMar>
-              <w:top w:w="18" w:type="dxa"/>
-              <w:bottom w:w="18" w:type="dxa"/>
-              <w:left w:w="25" w:type="dxa"/>
-              <w:right w:w="25" w:type="dxa"/>
-            </w:tcMar>
           </w:tcPr>
           <w:p>
             <w:pPr>
-              <w:spacing w:before="30" w:after="30" w:line="252" w:lineRule="auto"/>
+              <w:spacing w:before="40" w:after="40"/>
               <w:jc w:val="center"/>
             </w:pPr>
             <w:r>
@@ -5761,7 +4901,7 @@
                 <w:rFonts w:ascii="Times New Roman" w:hAnsi="Times New Roman"/>
                 <w:b w:val="0"/>
                 <w:color w:val="000000"/>
-                <w:sz w:val="13"/>
+                <w:sz w:val="15"/>
               </w:rPr>
               <w:t>No ($0.05+/Gbps)</w:t>
             </w:r>
@@ -5769,19 +4909,13 @@
         </w:tc>
         <w:tc>
           <w:tcPr>
-            <w:tcW w:type="dxa" w:w="907"/>
+            <w:tcW w:type="dxa" w:w="2041"/>
             <w:vAlign w:val="center"/>
             <w:shd w:val="clear" w:color="auto" w:fill="FFFFFF"/>
-            <w:tcMar>
-              <w:top w:w="18" w:type="dxa"/>
-              <w:bottom w:w="18" w:type="dxa"/>
-              <w:left w:w="25" w:type="dxa"/>
-              <w:right w:w="25" w:type="dxa"/>
-            </w:tcMar>
           </w:tcPr>
           <w:p>
             <w:pPr>
-              <w:spacing w:before="30" w:after="30" w:line="252" w:lineRule="auto"/>
+              <w:spacing w:before="40" w:after="40"/>
               <w:jc w:val="center"/>
             </w:pPr>
             <w:r>
@@ -5789,7 +4923,7 @@
                 <w:rFonts w:ascii="Times New Roman" w:hAnsi="Times New Roman"/>
                 <w:b/>
                 <w:color w:val="000000"/>
-                <w:sz w:val="13"/>
+                <w:sz w:val="15"/>
               </w:rPr>
               <w:t>Yes - Zero cost</w:t>
             </w:r>
@@ -5799,19 +4933,13 @@
       <w:tr>
         <w:tc>
           <w:tcPr>
-            <w:tcW w:type="dxa" w:w="1417"/>
+            <w:tcW w:type="dxa" w:w="2381"/>
             <w:vAlign w:val="center"/>
             <w:shd w:val="clear" w:color="auto" w:fill="FFFFFF"/>
-            <w:tcMar>
-              <w:top w:w="18" w:type="dxa"/>
-              <w:bottom w:w="18" w:type="dxa"/>
-              <w:left w:w="25" w:type="dxa"/>
-              <w:right w:w="25" w:type="dxa"/>
-            </w:tcMar>
           </w:tcPr>
           <w:p>
             <w:pPr>
-              <w:spacing w:before="30" w:after="30" w:line="252" w:lineRule="auto"/>
+              <w:spacing w:before="40" w:after="40"/>
               <w:jc w:val="left"/>
             </w:pPr>
             <w:r>
@@ -5819,7 +4947,7 @@
                 <w:rFonts w:ascii="Times New Roman" w:hAnsi="Times New Roman"/>
                 <w:b w:val="0"/>
                 <w:color w:val="000000"/>
-                <w:sz w:val="13"/>
+                <w:sz w:val="15"/>
               </w:rPr>
               <w:t>Attacker deception/tarpit</w:t>
             </w:r>
@@ -5827,19 +4955,13 @@
         </w:tc>
         <w:tc>
           <w:tcPr>
-            <w:tcW w:type="dxa" w:w="794"/>
+            <w:tcW w:type="dxa" w:w="1814"/>
             <w:vAlign w:val="center"/>
             <w:shd w:val="clear" w:color="auto" w:fill="FFFFFF"/>
-            <w:tcMar>
-              <w:top w:w="18" w:type="dxa"/>
-              <w:bottom w:w="18" w:type="dxa"/>
-              <w:left w:w="25" w:type="dxa"/>
-              <w:right w:w="25" w:type="dxa"/>
-            </w:tcMar>
           </w:tcPr>
           <w:p>
             <w:pPr>
-              <w:spacing w:before="30" w:after="30" w:line="252" w:lineRule="auto"/>
+              <w:spacing w:before="40" w:after="40"/>
               <w:jc w:val="center"/>
             </w:pPr>
             <w:r>
@@ -5847,7 +4969,7 @@
                 <w:rFonts w:ascii="Times New Roman" w:hAnsi="Times New Roman"/>
                 <w:b w:val="0"/>
                 <w:color w:val="000000"/>
-                <w:sz w:val="13"/>
+                <w:sz w:val="15"/>
               </w:rPr>
               <w:t>No</w:t>
             </w:r>
@@ -5855,19 +4977,13 @@
         </w:tc>
         <w:tc>
           <w:tcPr>
-            <w:tcW w:type="dxa" w:w="907"/>
+            <w:tcW w:type="dxa" w:w="1928"/>
             <w:vAlign w:val="center"/>
             <w:shd w:val="clear" w:color="auto" w:fill="FFFFFF"/>
-            <w:tcMar>
-              <w:top w:w="18" w:type="dxa"/>
-              <w:bottom w:w="18" w:type="dxa"/>
-              <w:left w:w="25" w:type="dxa"/>
-              <w:right w:w="25" w:type="dxa"/>
-            </w:tcMar>
           </w:tcPr>
           <w:p>
             <w:pPr>
-              <w:spacing w:before="30" w:after="30" w:line="252" w:lineRule="auto"/>
+              <w:spacing w:before="40" w:after="40"/>
               <w:jc w:val="center"/>
             </w:pPr>
             <w:r>
@@ -5875,7 +4991,7 @@
                 <w:rFonts w:ascii="Times New Roman" w:hAnsi="Times New Roman"/>
                 <w:b w:val="0"/>
                 <w:color w:val="000000"/>
-                <w:sz w:val="13"/>
+                <w:sz w:val="15"/>
               </w:rPr>
               <w:t>No (RST only)</w:t>
             </w:r>
@@ -5883,19 +4999,13 @@
         </w:tc>
         <w:tc>
           <w:tcPr>
-            <w:tcW w:type="dxa" w:w="794"/>
+            <w:tcW w:type="dxa" w:w="1814"/>
             <w:vAlign w:val="center"/>
             <w:shd w:val="clear" w:color="auto" w:fill="FFFFFF"/>
-            <w:tcMar>
-              <w:top w:w="18" w:type="dxa"/>
-              <w:bottom w:w="18" w:type="dxa"/>
-              <w:left w:w="25" w:type="dxa"/>
-              <w:right w:w="25" w:type="dxa"/>
-            </w:tcMar>
           </w:tcPr>
           <w:p>
             <w:pPr>
-              <w:spacing w:before="30" w:after="30" w:line="252" w:lineRule="auto"/>
+              <w:spacing w:before="40" w:after="40"/>
               <w:jc w:val="center"/>
             </w:pPr>
             <w:r>
@@ -5903,7 +5013,7 @@
                 <w:rFonts w:ascii="Times New Roman" w:hAnsi="Times New Roman"/>
                 <w:b w:val="0"/>
                 <w:color w:val="000000"/>
-                <w:sz w:val="13"/>
+                <w:sz w:val="15"/>
               </w:rPr>
               <w:t>No (blackhole only)</w:t>
             </w:r>
@@ -5911,19 +5021,13 @@
         </w:tc>
         <w:tc>
           <w:tcPr>
-            <w:tcW w:type="dxa" w:w="907"/>
+            <w:tcW w:type="dxa" w:w="2041"/>
             <w:vAlign w:val="center"/>
             <w:shd w:val="clear" w:color="auto" w:fill="FFFFFF"/>
-            <w:tcMar>
-              <w:top w:w="18" w:type="dxa"/>
-              <w:bottom w:w="18" w:type="dxa"/>
-              <w:left w:w="25" w:type="dxa"/>
-              <w:right w:w="25" w:type="dxa"/>
-            </w:tcMar>
           </w:tcPr>
           <w:p>
             <w:pPr>
-              <w:spacing w:before="30" w:after="30" w:line="252" w:lineRule="auto"/>
+              <w:spacing w:before="40" w:after="40"/>
               <w:jc w:val="center"/>
             </w:pPr>
             <w:r>
@@ -5931,7 +5035,7 @@
                 <w:rFonts w:ascii="Times New Roman" w:hAnsi="Times New Roman"/>
                 <w:b/>
                 <w:color w:val="000000"/>
-                <w:sz w:val="13"/>
+                <w:sz w:val="15"/>
               </w:rPr>
               <w:t>AI tarpit + honey-token</w:t>
             </w:r>
@@ -5941,19 +5045,13 @@
       <w:tr>
         <w:tc>
           <w:tcPr>
-            <w:tcW w:type="dxa" w:w="1417"/>
+            <w:tcW w:type="dxa" w:w="2381"/>
             <w:vAlign w:val="center"/>
             <w:shd w:val="clear" w:color="auto" w:fill="FFFFFF"/>
-            <w:tcMar>
-              <w:top w:w="18" w:type="dxa"/>
-              <w:bottom w:w="18" w:type="dxa"/>
-              <w:left w:w="25" w:type="dxa"/>
-              <w:right w:w="25" w:type="dxa"/>
-            </w:tcMar>
           </w:tcPr>
           <w:p>
             <w:pPr>
-              <w:spacing w:before="30" w:after="30" w:line="252" w:lineRule="auto"/>
+              <w:spacing w:before="40" w:after="40"/>
               <w:jc w:val="left"/>
             </w:pPr>
             <w:r>
@@ -5961,7 +5059,7 @@
                 <w:rFonts w:ascii="Times New Roman" w:hAnsi="Times New Roman"/>
                 <w:b w:val="0"/>
                 <w:color w:val="000000"/>
-                <w:sz w:val="13"/>
+                <w:sz w:val="15"/>
               </w:rPr>
               <w:t>Moving Target Defence</w:t>
             </w:r>
@@ -5969,19 +5067,13 @@
         </w:tc>
         <w:tc>
           <w:tcPr>
-            <w:tcW w:type="dxa" w:w="794"/>
+            <w:tcW w:type="dxa" w:w="1814"/>
             <w:vAlign w:val="center"/>
             <w:shd w:val="clear" w:color="auto" w:fill="FFFFFF"/>
-            <w:tcMar>
-              <w:top w:w="18" w:type="dxa"/>
-              <w:bottom w:w="18" w:type="dxa"/>
-              <w:left w:w="25" w:type="dxa"/>
-              <w:right w:w="25" w:type="dxa"/>
-            </w:tcMar>
           </w:tcPr>
           <w:p>
             <w:pPr>
-              <w:spacing w:before="30" w:after="30" w:line="252" w:lineRule="auto"/>
+              <w:spacing w:before="40" w:after="40"/>
               <w:jc w:val="center"/>
             </w:pPr>
             <w:r>
@@ -5989,7 +5081,7 @@
                 <w:rFonts w:ascii="Times New Roman" w:hAnsi="Times New Roman"/>
                 <w:b w:val="0"/>
                 <w:color w:val="000000"/>
-                <w:sz w:val="13"/>
+                <w:sz w:val="15"/>
               </w:rPr>
               <w:t>No</w:t>
             </w:r>
@@ -5997,19 +5089,13 @@
         </w:tc>
         <w:tc>
           <w:tcPr>
-            <w:tcW w:type="dxa" w:w="907"/>
+            <w:tcW w:type="dxa" w:w="1928"/>
             <w:vAlign w:val="center"/>
             <w:shd w:val="clear" w:color="auto" w:fill="FFFFFF"/>
-            <w:tcMar>
-              <w:top w:w="18" w:type="dxa"/>
-              <w:bottom w:w="18" w:type="dxa"/>
-              <w:left w:w="25" w:type="dxa"/>
-              <w:right w:w="25" w:type="dxa"/>
-            </w:tcMar>
           </w:tcPr>
           <w:p>
             <w:pPr>
-              <w:spacing w:before="30" w:after="30" w:line="252" w:lineRule="auto"/>
+              <w:spacing w:before="40" w:after="40"/>
               <w:jc w:val="center"/>
             </w:pPr>
             <w:r>
@@ -6017,7 +5103,7 @@
                 <w:rFonts w:ascii="Times New Roman" w:hAnsi="Times New Roman"/>
                 <w:b w:val="0"/>
                 <w:color w:val="000000"/>
-                <w:sz w:val="13"/>
+                <w:sz w:val="15"/>
               </w:rPr>
               <w:t>No</w:t>
             </w:r>
@@ -6025,19 +5111,13 @@
         </w:tc>
         <w:tc>
           <w:tcPr>
-            <w:tcW w:type="dxa" w:w="794"/>
+            <w:tcW w:type="dxa" w:w="1814"/>
             <w:vAlign w:val="center"/>
             <w:shd w:val="clear" w:color="auto" w:fill="FFFFFF"/>
-            <w:tcMar>
-              <w:top w:w="18" w:type="dxa"/>
-              <w:bottom w:w="18" w:type="dxa"/>
-              <w:left w:w="25" w:type="dxa"/>
-              <w:right w:w="25" w:type="dxa"/>
-            </w:tcMar>
           </w:tcPr>
           <w:p>
             <w:pPr>
-              <w:spacing w:before="30" w:after="30" w:line="252" w:lineRule="auto"/>
+              <w:spacing w:before="40" w:after="40"/>
               <w:jc w:val="center"/>
             </w:pPr>
             <w:r>
@@ -6045,7 +5125,7 @@
                 <w:rFonts w:ascii="Times New Roman" w:hAnsi="Times New Roman"/>
                 <w:b w:val="0"/>
                 <w:color w:val="000000"/>
-                <w:sz w:val="13"/>
+                <w:sz w:val="15"/>
               </w:rPr>
               <w:t>No</w:t>
             </w:r>
@@ -6053,19 +5133,13 @@
         </w:tc>
         <w:tc>
           <w:tcPr>
-            <w:tcW w:type="dxa" w:w="907"/>
+            <w:tcW w:type="dxa" w:w="2041"/>
             <w:vAlign w:val="center"/>
             <w:shd w:val="clear" w:color="auto" w:fill="FFFFFF"/>
-            <w:tcMar>
-              <w:top w:w="18" w:type="dxa"/>
-              <w:bottom w:w="18" w:type="dxa"/>
-              <w:left w:w="25" w:type="dxa"/>
-              <w:right w:w="25" w:type="dxa"/>
-            </w:tcMar>
           </w:tcPr>
           <w:p>
             <w:pPr>
-              <w:spacing w:before="30" w:after="30" w:line="252" w:lineRule="auto"/>
+              <w:spacing w:before="40" w:after="40"/>
               <w:jc w:val="center"/>
             </w:pPr>
             <w:r>
@@ -6073,7 +5147,7 @@
                 <w:rFonts w:ascii="Times New Roman" w:hAnsi="Times New Roman"/>
                 <w:b/>
                 <w:color w:val="000000"/>
-                <w:sz w:val="13"/>
+                <w:sz w:val="15"/>
               </w:rPr>
               <w:t>HMAC-SHA256 port hopping</w:t>
             </w:r>
@@ -6085,13 +5159,13 @@
       <w:pPr>
         <w:keepNext/>
         <w:keepLines/>
-        <w:spacing w:before="120" w:after="40"/>
+        <w:spacing w:before="80" w:after="40"/>
         <w:jc w:val="center"/>
       </w:pPr>
       <w:r>
         <w:drawing>
           <wp:inline xmlns:a="http://schemas.openxmlformats.org/drawingml/2006/main" xmlns:pic="http://schemas.openxmlformats.org/drawingml/2006/picture">
-            <wp:extent cx="3041999" cy="1261885"/>
+            <wp:extent cx="5400000" cy="2240034"/>
             <wp:docPr id="3" name="Picture 3"/>
             <wp:cNvGraphicFramePr>
               <a:graphicFrameLocks noChangeAspect="1"/>
@@ -6112,7 +5186,7 @@
                   <pic:spPr>
                     <a:xfrm>
                       <a:off x="0" y="0"/>
-                      <a:ext cx="3041999" cy="1261885"/>
+                      <a:ext cx="5400000" cy="2240034"/>
                     </a:xfrm>
                     <a:prstGeom prst="rect"/>
                   </pic:spPr>
@@ -6126,26 +5200,28 @@
     <w:p>
       <w:pPr>
         <w:keepLines/>
-        <w:spacing w:before="60" w:after="160"/>
-        <w:jc w:val="both"/>
+        <w:spacing w:before="40" w:after="120"/>
+        <w:jc w:val="center"/>
       </w:pPr>
-      <w:r>
-        <w:rPr>
-          <w:rFonts w:ascii="Times New Roman" w:hAnsi="Times New Roman"/>
-          <w:b/>
-          <w:color w:val="000000"/>
-          <w:sz w:val="16"/>
-        </w:rPr>
-        <w:t xml:space="preserve">Fig. 5. </w:t>
-      </w:r>
       <w:r>
         <w:rPr>
           <w:rFonts w:ascii="Times New Roman" w:hAnsi="Times New Roman"/>
           <w:color w:val="000000"/>
           <w:sz w:val="16"/>
         </w:rPr>
-        <w:t>Defense capability, air-gapped readiness, and sovereignty compliance matrix (Table V).</w:t>
+        <w:t>Fig. 5.  Defense capability, air-gapped readiness, and sovereignty compliance matrix (Table V).</w:t>
       </w:r>
+    </w:p>
+    <w:p>
+      <w:pPr>
+        <w:sectPr>
+          <w:type w:val="continuous"/>
+          <w:pgSz w:w="12240" w:h="15840"/>
+          <w:pgMar w:top="1020" w:right="794" w:bottom="1134" w:left="794" w:header="720" w:footer="720" w:gutter="0"/>
+          <w:docGrid w:linePitch="360"/>
+          <w:cols w:num="1"/>
+        </w:sectPr>
+      </w:pPr>
     </w:p>
     <w:p>
       <w:pPr>
@@ -6851,6 +5927,17 @@
     </w:p>
     <w:p>
       <w:pPr>
+        <w:sectPr>
+          <w:type w:val="continuous"/>
+          <w:pgSz w:w="12240" w:h="15840"/>
+          <w:pgMar w:top="1020" w:right="794" w:bottom="1134" w:left="794" w:header="720" w:footer="720" w:gutter="0"/>
+          <w:docGrid w:linePitch="360"/>
+          <w:cols w:num="2" w:space="540"/>
+        </w:sectPr>
+      </w:pPr>
+    </w:p>
+    <w:p>
+      <w:pPr>
         <w:keepNext/>
         <w:spacing w:before="240" w:after="80"/>
         <w:jc w:val="center"/>
@@ -6913,7 +6000,6 @@
       <w:tblPr>
         <w:tblW w:type="auto" w:w="0"/>
         <w:jc w:val="center"/>
-        <w:tblLayout w:type="fixed"/>
         <w:tblLook w:firstColumn="1" w:firstRow="1" w:lastColumn="0" w:lastRow="0" w:noHBand="0" w:noVBand="1" w:val="04A0"/>
         <w:tblBorders>
           <w:top w:val="single" w:sz="12" w:space="0" w:color="000000"/>
@@ -6925,30 +6011,24 @@
         </w:tblBorders>
       </w:tblPr>
       <w:tblGrid>
-        <w:gridCol w:w="2592"/>
-        <w:gridCol w:w="2592"/>
-        <w:gridCol w:w="2592"/>
-        <w:gridCol w:w="2592"/>
+        <w:gridCol w:w="2663"/>
+        <w:gridCol w:w="2663"/>
+        <w:gridCol w:w="2663"/>
+        <w:gridCol w:w="2663"/>
       </w:tblGrid>
       <w:tr>
         <w:tc>
           <w:tcPr>
-            <w:tcW w:type="dxa" w:w="283"/>
+            <w:tcW w:type="dxa" w:w="680"/>
             <w:tcBorders>
               <w:bottom w:val="single" w:sz="8" w:space="0" w:color="000000"/>
             </w:tcBorders>
             <w:shd w:val="clear" w:color="auto" w:fill="FFFFFF"/>
-            <w:tcMar>
-              <w:top w:w="20" w:type="dxa"/>
-              <w:bottom w:w="20" w:type="dxa"/>
-              <w:left w:w="25" w:type="dxa"/>
-              <w:right w:w="25" w:type="dxa"/>
-            </w:tcMar>
             <w:vAlign w:val="center"/>
           </w:tcPr>
           <w:p>
             <w:pPr>
-              <w:spacing w:before="40" w:after="40" w:line="252" w:lineRule="auto"/>
+              <w:spacing w:before="60" w:after="60"/>
               <w:jc w:val="center"/>
             </w:pPr>
             <w:r>
@@ -6956,7 +6036,7 @@
                 <w:rFonts w:ascii="Times New Roman" w:hAnsi="Times New Roman"/>
                 <w:b/>
                 <w:color w:val="000000"/>
-                <w:sz w:val="13"/>
+                <w:sz w:val="15"/>
               </w:rPr>
               <w:t>#</w:t>
             </w:r>
@@ -6964,22 +6044,16 @@
         </w:tc>
         <w:tc>
           <w:tcPr>
-            <w:tcW w:type="dxa" w:w="1247"/>
+            <w:tcW w:type="dxa" w:w="2551"/>
             <w:tcBorders>
               <w:bottom w:val="single" w:sz="8" w:space="0" w:color="000000"/>
             </w:tcBorders>
             <w:shd w:val="clear" w:color="auto" w:fill="FFFFFF"/>
-            <w:tcMar>
-              <w:top w:w="20" w:type="dxa"/>
-              <w:bottom w:w="20" w:type="dxa"/>
-              <w:left w:w="25" w:type="dxa"/>
-              <w:right w:w="25" w:type="dxa"/>
-            </w:tcMar>
             <w:vAlign w:val="center"/>
           </w:tcPr>
           <w:p>
             <w:pPr>
-              <w:spacing w:before="40" w:after="40" w:line="252" w:lineRule="auto"/>
+              <w:spacing w:before="60" w:after="60"/>
               <w:jc w:val="center"/>
             </w:pPr>
             <w:r>
@@ -6987,7 +6061,7 @@
                 <w:rFonts w:ascii="Times New Roman" w:hAnsi="Times New Roman"/>
                 <w:b/>
                 <w:color w:val="000000"/>
-                <w:sz w:val="13"/>
+                <w:sz w:val="15"/>
               </w:rPr>
               <w:t>Target Subsystem</w:t>
             </w:r>
@@ -6995,22 +6069,16 @@
         </w:tc>
         <w:tc>
           <w:tcPr>
-            <w:tcW w:type="dxa" w:w="2381"/>
+            <w:tcW w:type="dxa" w:w="4819"/>
             <w:tcBorders>
               <w:bottom w:val="single" w:sz="8" w:space="0" w:color="000000"/>
             </w:tcBorders>
             <w:shd w:val="clear" w:color="auto" w:fill="FFFFFF"/>
-            <w:tcMar>
-              <w:top w:w="20" w:type="dxa"/>
-              <w:bottom w:w="20" w:type="dxa"/>
-              <w:left w:w="25" w:type="dxa"/>
-              <w:right w:w="25" w:type="dxa"/>
-            </w:tcMar>
             <w:vAlign w:val="center"/>
           </w:tcPr>
           <w:p>
             <w:pPr>
-              <w:spacing w:before="40" w:after="40" w:line="252" w:lineRule="auto"/>
+              <w:spacing w:before="60" w:after="60"/>
               <w:jc w:val="center"/>
             </w:pPr>
             <w:r>
@@ -7018,7 +6086,7 @@
                 <w:rFonts w:ascii="Times New Roman" w:hAnsi="Times New Roman"/>
                 <w:b/>
                 <w:color w:val="000000"/>
-                <w:sz w:val="13"/>
+                <w:sz w:val="15"/>
               </w:rPr>
               <w:t>Verification Standard / Criteria</w:t>
             </w:r>
@@ -7026,22 +6094,16 @@
         </w:tc>
         <w:tc>
           <w:tcPr>
-            <w:tcW w:type="dxa" w:w="907"/>
+            <w:tcW w:type="dxa" w:w="1928"/>
             <w:tcBorders>
               <w:bottom w:val="single" w:sz="8" w:space="0" w:color="000000"/>
             </w:tcBorders>
             <w:shd w:val="clear" w:color="auto" w:fill="FFFFFF"/>
-            <w:tcMar>
-              <w:top w:w="20" w:type="dxa"/>
-              <w:bottom w:w="20" w:type="dxa"/>
-              <w:left w:w="25" w:type="dxa"/>
-              <w:right w:w="25" w:type="dxa"/>
-            </w:tcMar>
             <w:vAlign w:val="center"/>
           </w:tcPr>
           <w:p>
             <w:pPr>
-              <w:spacing w:before="40" w:after="40" w:line="252" w:lineRule="auto"/>
+              <w:spacing w:before="60" w:after="60"/>
               <w:jc w:val="center"/>
             </w:pPr>
             <w:r>
@@ -7049,7 +6111,7 @@
                 <w:rFonts w:ascii="Times New Roman" w:hAnsi="Times New Roman"/>
                 <w:b/>
                 <w:color w:val="000000"/>
-                <w:sz w:val="13"/>
+                <w:sz w:val="15"/>
               </w:rPr>
               <w:t>Verdict</w:t>
             </w:r>
@@ -7059,19 +6121,13 @@
       <w:tr>
         <w:tc>
           <w:tcPr>
-            <w:tcW w:type="dxa" w:w="283"/>
+            <w:tcW w:type="dxa" w:w="680"/>
             <w:vAlign w:val="center"/>
             <w:shd w:val="clear" w:color="auto" w:fill="FFFFFF"/>
-            <w:tcMar>
-              <w:top w:w="18" w:type="dxa"/>
-              <w:bottom w:w="18" w:type="dxa"/>
-              <w:left w:w="25" w:type="dxa"/>
-              <w:right w:w="25" w:type="dxa"/>
-            </w:tcMar>
           </w:tcPr>
           <w:p>
             <w:pPr>
-              <w:spacing w:before="30" w:after="30" w:line="252" w:lineRule="auto"/>
+              <w:spacing w:before="40" w:after="40"/>
               <w:jc w:val="center"/>
             </w:pPr>
             <w:r>
@@ -7079,7 +6135,7 @@
                 <w:rFonts w:ascii="Times New Roman" w:hAnsi="Times New Roman"/>
                 <w:b w:val="0"/>
                 <w:color w:val="000000"/>
-                <w:sz w:val="12"/>
+                <w:sz w:val="15"/>
               </w:rPr>
               <w:t>1</w:t>
             </w:r>
@@ -7087,19 +6143,13 @@
         </w:tc>
         <w:tc>
           <w:tcPr>
-            <w:tcW w:type="dxa" w:w="1247"/>
+            <w:tcW w:type="dxa" w:w="2551"/>
             <w:vAlign w:val="center"/>
             <w:shd w:val="clear" w:color="auto" w:fill="FFFFFF"/>
-            <w:tcMar>
-              <w:top w:w="18" w:type="dxa"/>
-              <w:bottom w:w="18" w:type="dxa"/>
-              <w:left w:w="25" w:type="dxa"/>
-              <w:right w:w="25" w:type="dxa"/>
-            </w:tcMar>
           </w:tcPr>
           <w:p>
             <w:pPr>
-              <w:spacing w:before="30" w:after="30" w:line="252" w:lineRule="auto"/>
+              <w:spacing w:before="40" w:after="40"/>
               <w:jc w:val="left"/>
             </w:pPr>
             <w:r>
@@ -7107,7 +6157,7 @@
                 <w:rFonts w:ascii="Times New Roman" w:hAnsi="Times New Roman"/>
                 <w:b w:val="0"/>
                 <w:color w:val="000000"/>
-                <w:sz w:val="12"/>
+                <w:sz w:val="15"/>
               </w:rPr>
               <w:t>Shell Automation</w:t>
             </w:r>
@@ -7115,19 +6165,13 @@
         </w:tc>
         <w:tc>
           <w:tcPr>
-            <w:tcW w:type="dxa" w:w="2381"/>
+            <w:tcW w:type="dxa" w:w="4819"/>
             <w:vAlign w:val="center"/>
             <w:shd w:val="clear" w:color="auto" w:fill="FFFFFF"/>
-            <w:tcMar>
-              <w:top w:w="18" w:type="dxa"/>
-              <w:bottom w:w="18" w:type="dxa"/>
-              <w:left w:w="25" w:type="dxa"/>
-              <w:right w:w="25" w:type="dxa"/>
-            </w:tcMar>
           </w:tcPr>
           <w:p>
             <w:pPr>
-              <w:spacing w:before="30" w:after="30" w:line="252" w:lineRule="auto"/>
+              <w:spacing w:before="40" w:after="40"/>
               <w:jc w:val="left"/>
             </w:pPr>
             <w:r>
@@ -7135,7 +6179,7 @@
                 <w:rFonts w:ascii="Times New Roman" w:hAnsi="Times New Roman"/>
                 <w:b w:val="0"/>
                 <w:color w:val="000000"/>
-                <w:sz w:val="12"/>
+                <w:sz w:val="15"/>
               </w:rPr>
               <w:t>POSIX / Bash static syntax validation (bash -n)</w:t>
             </w:r>
@@ -7143,19 +6187,13 @@
         </w:tc>
         <w:tc>
           <w:tcPr>
-            <w:tcW w:type="dxa" w:w="907"/>
+            <w:tcW w:type="dxa" w:w="1928"/>
             <w:vAlign w:val="center"/>
             <w:shd w:val="clear" w:color="auto" w:fill="FFFFFF"/>
-            <w:tcMar>
-              <w:top w:w="18" w:type="dxa"/>
-              <w:bottom w:w="18" w:type="dxa"/>
-              <w:left w:w="25" w:type="dxa"/>
-              <w:right w:w="25" w:type="dxa"/>
-            </w:tcMar>
           </w:tcPr>
           <w:p>
             <w:pPr>
-              <w:spacing w:before="30" w:after="30" w:line="252" w:lineRule="auto"/>
+              <w:spacing w:before="40" w:after="40"/>
               <w:jc w:val="center"/>
             </w:pPr>
             <w:r>
@@ -7163,7 +6201,7 @@
                 <w:rFonts w:ascii="Times New Roman" w:hAnsi="Times New Roman"/>
                 <w:b/>
                 <w:color w:val="000000"/>
-                <w:sz w:val="12"/>
+                <w:sz w:val="15"/>
               </w:rPr>
               <w:t>PASSED [✓]</w:t>
             </w:r>
@@ -7173,19 +6211,13 @@
       <w:tr>
         <w:tc>
           <w:tcPr>
-            <w:tcW w:type="dxa" w:w="283"/>
+            <w:tcW w:type="dxa" w:w="680"/>
             <w:vAlign w:val="center"/>
             <w:shd w:val="clear" w:color="auto" w:fill="FFFFFF"/>
-            <w:tcMar>
-              <w:top w:w="18" w:type="dxa"/>
-              <w:bottom w:w="18" w:type="dxa"/>
-              <w:left w:w="25" w:type="dxa"/>
-              <w:right w:w="25" w:type="dxa"/>
-            </w:tcMar>
           </w:tcPr>
           <w:p>
             <w:pPr>
-              <w:spacing w:before="30" w:after="30" w:line="252" w:lineRule="auto"/>
+              <w:spacing w:before="40" w:after="40"/>
               <w:jc w:val="center"/>
             </w:pPr>
             <w:r>
@@ -7193,7 +6225,7 @@
                 <w:rFonts w:ascii="Times New Roman" w:hAnsi="Times New Roman"/>
                 <w:b w:val="0"/>
                 <w:color w:val="000000"/>
-                <w:sz w:val="12"/>
+                <w:sz w:val="15"/>
               </w:rPr>
               <w:t>2</w:t>
             </w:r>
@@ -7201,19 +6233,13 @@
         </w:tc>
         <w:tc>
           <w:tcPr>
-            <w:tcW w:type="dxa" w:w="1247"/>
+            <w:tcW w:type="dxa" w:w="2551"/>
             <w:vAlign w:val="center"/>
             <w:shd w:val="clear" w:color="auto" w:fill="FFFFFF"/>
-            <w:tcMar>
-              <w:top w:w="18" w:type="dxa"/>
-              <w:bottom w:w="18" w:type="dxa"/>
-              <w:left w:w="25" w:type="dxa"/>
-              <w:right w:w="25" w:type="dxa"/>
-            </w:tcMar>
           </w:tcPr>
           <w:p>
             <w:pPr>
-              <w:spacing w:before="30" w:after="30" w:line="252" w:lineRule="auto"/>
+              <w:spacing w:before="40" w:after="40"/>
               <w:jc w:val="left"/>
             </w:pPr>
             <w:r>
@@ -7221,7 +6247,7 @@
                 <w:rFonts w:ascii="Times New Roman" w:hAnsi="Times New Roman"/>
                 <w:b w:val="0"/>
                 <w:color w:val="000000"/>
-                <w:sz w:val="12"/>
+                <w:sz w:val="15"/>
               </w:rPr>
               <w:t>Local LLM Engine</w:t>
             </w:r>
@@ -7229,19 +6255,13 @@
         </w:tc>
         <w:tc>
           <w:tcPr>
-            <w:tcW w:type="dxa" w:w="2381"/>
+            <w:tcW w:type="dxa" w:w="4819"/>
             <w:vAlign w:val="center"/>
             <w:shd w:val="clear" w:color="auto" w:fill="FFFFFF"/>
-            <w:tcMar>
-              <w:top w:w="18" w:type="dxa"/>
-              <w:bottom w:w="18" w:type="dxa"/>
-              <w:left w:w="25" w:type="dxa"/>
-              <w:right w:w="25" w:type="dxa"/>
-            </w:tcMar>
           </w:tcPr>
           <w:p>
             <w:pPr>
-              <w:spacing w:before="30" w:after="30" w:line="252" w:lineRule="auto"/>
+              <w:spacing w:before="40" w:after="40"/>
               <w:jc w:val="left"/>
             </w:pPr>
             <w:r>
@@ -7249,7 +6269,7 @@
                 <w:rFonts w:ascii="Times New Roman" w:hAnsi="Times New Roman"/>
                 <w:b w:val="0"/>
                 <w:color w:val="000000"/>
-                <w:sz w:val="12"/>
+                <w:sz w:val="15"/>
               </w:rPr>
               <w:t>Modelfile parameters &amp; strict JSON grammar</w:t>
             </w:r>
@@ -7257,19 +6277,13 @@
         </w:tc>
         <w:tc>
           <w:tcPr>
-            <w:tcW w:type="dxa" w:w="907"/>
+            <w:tcW w:type="dxa" w:w="1928"/>
             <w:vAlign w:val="center"/>
             <w:shd w:val="clear" w:color="auto" w:fill="FFFFFF"/>
-            <w:tcMar>
-              <w:top w:w="18" w:type="dxa"/>
-              <w:bottom w:w="18" w:type="dxa"/>
-              <w:left w:w="25" w:type="dxa"/>
-              <w:right w:w="25" w:type="dxa"/>
-            </w:tcMar>
           </w:tcPr>
           <w:p>
             <w:pPr>
-              <w:spacing w:before="30" w:after="30" w:line="252" w:lineRule="auto"/>
+              <w:spacing w:before="40" w:after="40"/>
               <w:jc w:val="center"/>
             </w:pPr>
             <w:r>
@@ -7277,7 +6291,7 @@
                 <w:rFonts w:ascii="Times New Roman" w:hAnsi="Times New Roman"/>
                 <w:b/>
                 <w:color w:val="000000"/>
-                <w:sz w:val="12"/>
+                <w:sz w:val="15"/>
               </w:rPr>
               <w:t>PASSED [✓]</w:t>
             </w:r>
@@ -7287,19 +6301,13 @@
       <w:tr>
         <w:tc>
           <w:tcPr>
-            <w:tcW w:type="dxa" w:w="283"/>
+            <w:tcW w:type="dxa" w:w="680"/>
             <w:vAlign w:val="center"/>
             <w:shd w:val="clear" w:color="auto" w:fill="FFFFFF"/>
-            <w:tcMar>
-              <w:top w:w="18" w:type="dxa"/>
-              <w:bottom w:w="18" w:type="dxa"/>
-              <w:left w:w="25" w:type="dxa"/>
-              <w:right w:w="25" w:type="dxa"/>
-            </w:tcMar>
           </w:tcPr>
           <w:p>
             <w:pPr>
-              <w:spacing w:before="30" w:after="30" w:line="252" w:lineRule="auto"/>
+              <w:spacing w:before="40" w:after="40"/>
               <w:jc w:val="center"/>
             </w:pPr>
             <w:r>
@@ -7307,7 +6315,7 @@
                 <w:rFonts w:ascii="Times New Roman" w:hAnsi="Times New Roman"/>
                 <w:b w:val="0"/>
                 <w:color w:val="000000"/>
-                <w:sz w:val="12"/>
+                <w:sz w:val="15"/>
               </w:rPr>
               <w:t>3</w:t>
             </w:r>
@@ -7315,19 +6323,13 @@
         </w:tc>
         <w:tc>
           <w:tcPr>
-            <w:tcW w:type="dxa" w:w="1247"/>
+            <w:tcW w:type="dxa" w:w="2551"/>
             <w:vAlign w:val="center"/>
             <w:shd w:val="clear" w:color="auto" w:fill="FFFFFF"/>
-            <w:tcMar>
-              <w:top w:w="18" w:type="dxa"/>
-              <w:bottom w:w="18" w:type="dxa"/>
-              <w:left w:w="25" w:type="dxa"/>
-              <w:right w:w="25" w:type="dxa"/>
-            </w:tcMar>
           </w:tcPr>
           <w:p>
             <w:pPr>
-              <w:spacing w:before="30" w:after="30" w:line="252" w:lineRule="auto"/>
+              <w:spacing w:before="40" w:after="40"/>
               <w:jc w:val="left"/>
             </w:pPr>
             <w:r>
@@ -7335,7 +6337,7 @@
                 <w:rFonts w:ascii="Times New Roman" w:hAnsi="Times New Roman"/>
                 <w:b w:val="0"/>
                 <w:color w:val="000000"/>
-                <w:sz w:val="12"/>
+                <w:sz w:val="15"/>
               </w:rPr>
               <w:t>Post-Quantum Crypto</w:t>
             </w:r>
@@ -7343,19 +6345,13 @@
         </w:tc>
         <w:tc>
           <w:tcPr>
-            <w:tcW w:type="dxa" w:w="2381"/>
+            <w:tcW w:type="dxa" w:w="4819"/>
             <w:vAlign w:val="center"/>
             <w:shd w:val="clear" w:color="auto" w:fill="FFFFFF"/>
-            <w:tcMar>
-              <w:top w:w="18" w:type="dxa"/>
-              <w:bottom w:w="18" w:type="dxa"/>
-              <w:left w:w="25" w:type="dxa"/>
-              <w:right w:w="25" w:type="dxa"/>
-            </w:tcMar>
           </w:tcPr>
           <w:p>
             <w:pPr>
-              <w:spacing w:before="30" w:after="30" w:line="252" w:lineRule="auto"/>
+              <w:spacing w:before="40" w:after="40"/>
               <w:jc w:val="left"/>
             </w:pPr>
             <w:r>
@@ -7363,7 +6359,7 @@
                 <w:rFonts w:ascii="Times New Roman" w:hAnsi="Times New Roman"/>
                 <w:b w:val="0"/>
                 <w:color w:val="000000"/>
-                <w:sz w:val="12"/>
+                <w:sz w:val="15"/>
               </w:rPr>
               <w:t>NIST FIPS 203 (ML-KEM-1024) &amp; ML-DSA-65</w:t>
             </w:r>
@@ -7371,19 +6367,13 @@
         </w:tc>
         <w:tc>
           <w:tcPr>
-            <w:tcW w:type="dxa" w:w="907"/>
+            <w:tcW w:type="dxa" w:w="1928"/>
             <w:vAlign w:val="center"/>
             <w:shd w:val="clear" w:color="auto" w:fill="FFFFFF"/>
-            <w:tcMar>
-              <w:top w:w="18" w:type="dxa"/>
-              <w:bottom w:w="18" w:type="dxa"/>
-              <w:left w:w="25" w:type="dxa"/>
-              <w:right w:w="25" w:type="dxa"/>
-            </w:tcMar>
           </w:tcPr>
           <w:p>
             <w:pPr>
-              <w:spacing w:before="30" w:after="30" w:line="252" w:lineRule="auto"/>
+              <w:spacing w:before="40" w:after="40"/>
               <w:jc w:val="center"/>
             </w:pPr>
             <w:r>
@@ -7391,7 +6381,7 @@
                 <w:rFonts w:ascii="Times New Roman" w:hAnsi="Times New Roman"/>
                 <w:b/>
                 <w:color w:val="000000"/>
-                <w:sz w:val="12"/>
+                <w:sz w:val="15"/>
               </w:rPr>
               <w:t>PASSED [✓]</w:t>
             </w:r>
@@ -7401,19 +6391,13 @@
       <w:tr>
         <w:tc>
           <w:tcPr>
-            <w:tcW w:type="dxa" w:w="283"/>
+            <w:tcW w:type="dxa" w:w="680"/>
             <w:vAlign w:val="center"/>
             <w:shd w:val="clear" w:color="auto" w:fill="FFFFFF"/>
-            <w:tcMar>
-              <w:top w:w="18" w:type="dxa"/>
-              <w:bottom w:w="18" w:type="dxa"/>
-              <w:left w:w="25" w:type="dxa"/>
-              <w:right w:w="25" w:type="dxa"/>
-            </w:tcMar>
           </w:tcPr>
           <w:p>
             <w:pPr>
-              <w:spacing w:before="30" w:after="30" w:line="252" w:lineRule="auto"/>
+              <w:spacing w:before="40" w:after="40"/>
               <w:jc w:val="center"/>
             </w:pPr>
             <w:r>
@@ -7421,7 +6405,7 @@
                 <w:rFonts w:ascii="Times New Roman" w:hAnsi="Times New Roman"/>
                 <w:b w:val="0"/>
                 <w:color w:val="000000"/>
-                <w:sz w:val="12"/>
+                <w:sz w:val="15"/>
               </w:rPr>
               <w:t>4</w:t>
             </w:r>
@@ -7429,19 +6413,13 @@
         </w:tc>
         <w:tc>
           <w:tcPr>
-            <w:tcW w:type="dxa" w:w="1247"/>
+            <w:tcW w:type="dxa" w:w="2551"/>
             <w:vAlign w:val="center"/>
             <w:shd w:val="clear" w:color="auto" w:fill="FFFFFF"/>
-            <w:tcMar>
-              <w:top w:w="18" w:type="dxa"/>
-              <w:bottom w:w="18" w:type="dxa"/>
-              <w:left w:w="25" w:type="dxa"/>
-              <w:right w:w="25" w:type="dxa"/>
-            </w:tcMar>
           </w:tcPr>
           <w:p>
             <w:pPr>
-              <w:spacing w:before="30" w:after="30" w:line="252" w:lineRule="auto"/>
+              <w:spacing w:before="40" w:after="40"/>
               <w:jc w:val="left"/>
             </w:pPr>
             <w:r>
@@ -7449,7 +6427,7 @@
                 <w:rFonts w:ascii="Times New Roman" w:hAnsi="Times New Roman"/>
                 <w:b w:val="0"/>
                 <w:color w:val="000000"/>
-                <w:sz w:val="12"/>
+                <w:sz w:val="15"/>
               </w:rPr>
               <w:t>eBPF Kernel Driver</w:t>
             </w:r>
@@ -7457,19 +6435,13 @@
         </w:tc>
         <w:tc>
           <w:tcPr>
-            <w:tcW w:type="dxa" w:w="2381"/>
+            <w:tcW w:type="dxa" w:w="4819"/>
             <w:vAlign w:val="center"/>
             <w:shd w:val="clear" w:color="auto" w:fill="FFFFFF"/>
-            <w:tcMar>
-              <w:top w:w="18" w:type="dxa"/>
-              <w:bottom w:w="18" w:type="dxa"/>
-              <w:left w:w="25" w:type="dxa"/>
-              <w:right w:w="25" w:type="dxa"/>
-            </w:tcMar>
           </w:tcPr>
           <w:p>
             <w:pPr>
-              <w:spacing w:before="30" w:after="30" w:line="252" w:lineRule="auto"/>
+              <w:spacing w:before="40" w:after="40"/>
               <w:jc w:val="left"/>
             </w:pPr>
             <w:r>
@@ -7477,7 +6449,7 @@
                 <w:rFonts w:ascii="Times New Roman" w:hAnsi="Times New Roman"/>
                 <w:b w:val="0"/>
                 <w:color w:val="000000"/>
-                <w:sz w:val="12"/>
+                <w:sz w:val="15"/>
               </w:rPr>
               <w:t>24-byte struct alignment &amp; TTL expiry engine</w:t>
             </w:r>
@@ -7485,19 +6457,13 @@
         </w:tc>
         <w:tc>
           <w:tcPr>
-            <w:tcW w:type="dxa" w:w="907"/>
+            <w:tcW w:type="dxa" w:w="1928"/>
             <w:vAlign w:val="center"/>
             <w:shd w:val="clear" w:color="auto" w:fill="FFFFFF"/>
-            <w:tcMar>
-              <w:top w:w="18" w:type="dxa"/>
-              <w:bottom w:w="18" w:type="dxa"/>
-              <w:left w:w="25" w:type="dxa"/>
-              <w:right w:w="25" w:type="dxa"/>
-            </w:tcMar>
           </w:tcPr>
           <w:p>
             <w:pPr>
-              <w:spacing w:before="30" w:after="30" w:line="252" w:lineRule="auto"/>
+              <w:spacing w:before="40" w:after="40"/>
               <w:jc w:val="center"/>
             </w:pPr>
             <w:r>
@@ -7505,7 +6471,7 @@
                 <w:rFonts w:ascii="Times New Roman" w:hAnsi="Times New Roman"/>
                 <w:b/>
                 <w:color w:val="000000"/>
-                <w:sz w:val="12"/>
+                <w:sz w:val="15"/>
               </w:rPr>
               <w:t>PASSED [✓]</w:t>
             </w:r>
@@ -7515,19 +6481,13 @@
       <w:tr>
         <w:tc>
           <w:tcPr>
-            <w:tcW w:type="dxa" w:w="283"/>
+            <w:tcW w:type="dxa" w:w="680"/>
             <w:vAlign w:val="center"/>
             <w:shd w:val="clear" w:color="auto" w:fill="FFFFFF"/>
-            <w:tcMar>
-              <w:top w:w="18" w:type="dxa"/>
-              <w:bottom w:w="18" w:type="dxa"/>
-              <w:left w:w="25" w:type="dxa"/>
-              <w:right w:w="25" w:type="dxa"/>
-            </w:tcMar>
           </w:tcPr>
           <w:p>
             <w:pPr>
-              <w:spacing w:before="30" w:after="30" w:line="252" w:lineRule="auto"/>
+              <w:spacing w:before="40" w:after="40"/>
               <w:jc w:val="center"/>
             </w:pPr>
             <w:r>
@@ -7535,7 +6495,7 @@
                 <w:rFonts w:ascii="Times New Roman" w:hAnsi="Times New Roman"/>
                 <w:b w:val="0"/>
                 <w:color w:val="000000"/>
-                <w:sz w:val="12"/>
+                <w:sz w:val="15"/>
               </w:rPr>
               <w:t>5</w:t>
             </w:r>
@@ -7543,19 +6503,13 @@
         </w:tc>
         <w:tc>
           <w:tcPr>
-            <w:tcW w:type="dxa" w:w="1247"/>
+            <w:tcW w:type="dxa" w:w="2551"/>
             <w:vAlign w:val="center"/>
             <w:shd w:val="clear" w:color="auto" w:fill="FFFFFF"/>
-            <w:tcMar>
-              <w:top w:w="18" w:type="dxa"/>
-              <w:bottom w:w="18" w:type="dxa"/>
-              <w:left w:w="25" w:type="dxa"/>
-              <w:right w:w="25" w:type="dxa"/>
-            </w:tcMar>
           </w:tcPr>
           <w:p>
             <w:pPr>
-              <w:spacing w:before="30" w:after="30" w:line="252" w:lineRule="auto"/>
+              <w:spacing w:before="40" w:after="40"/>
               <w:jc w:val="left"/>
             </w:pPr>
             <w:r>
@@ -7563,7 +6517,7 @@
                 <w:rFonts w:ascii="Times New Roman" w:hAnsi="Times New Roman"/>
                 <w:b w:val="0"/>
                 <w:color w:val="000000"/>
-                <w:sz w:val="12"/>
+                <w:sz w:val="15"/>
               </w:rPr>
               <w:t>Threat Parser</w:t>
             </w:r>
@@ -7571,19 +6525,13 @@
         </w:tc>
         <w:tc>
           <w:tcPr>
-            <w:tcW w:type="dxa" w:w="2381"/>
+            <w:tcW w:type="dxa" w:w="4819"/>
             <w:vAlign w:val="center"/>
             <w:shd w:val="clear" w:color="auto" w:fill="FFFFFF"/>
-            <w:tcMar>
-              <w:top w:w="18" w:type="dxa"/>
-              <w:bottom w:w="18" w:type="dxa"/>
-              <w:left w:w="25" w:type="dxa"/>
-              <w:right w:w="25" w:type="dxa"/>
-            </w:tcMar>
           </w:tcPr>
           <w:p>
             <w:pPr>
-              <w:spacing w:before="30" w:after="30" w:line="252" w:lineRule="auto"/>
+              <w:spacing w:before="40" w:after="40"/>
               <w:jc w:val="left"/>
             </w:pPr>
             <w:r>
@@ -7591,7 +6539,7 @@
                 <w:rFonts w:ascii="Times New Roman" w:hAnsi="Times New Roman"/>
                 <w:b w:val="0"/>
                 <w:color w:val="000000"/>
-                <w:sz w:val="12"/>
+                <w:sz w:val="15"/>
               </w:rPr>
               <w:t>Suricata alert parser &amp; deterministic XDP fallback</w:t>
             </w:r>
@@ -7599,19 +6547,13 @@
         </w:tc>
         <w:tc>
           <w:tcPr>
-            <w:tcW w:type="dxa" w:w="907"/>
+            <w:tcW w:type="dxa" w:w="1928"/>
             <w:vAlign w:val="center"/>
             <w:shd w:val="clear" w:color="auto" w:fill="FFFFFF"/>
-            <w:tcMar>
-              <w:top w:w="18" w:type="dxa"/>
-              <w:bottom w:w="18" w:type="dxa"/>
-              <w:left w:w="25" w:type="dxa"/>
-              <w:right w:w="25" w:type="dxa"/>
-            </w:tcMar>
           </w:tcPr>
           <w:p>
             <w:pPr>
-              <w:spacing w:before="30" w:after="30" w:line="252" w:lineRule="auto"/>
+              <w:spacing w:before="40" w:after="40"/>
               <w:jc w:val="center"/>
             </w:pPr>
             <w:r>
@@ -7619,7 +6561,7 @@
                 <w:rFonts w:ascii="Times New Roman" w:hAnsi="Times New Roman"/>
                 <w:b/>
                 <w:color w:val="000000"/>
-                <w:sz w:val="12"/>
+                <w:sz w:val="15"/>
               </w:rPr>
               <w:t>PASSED [✓]</w:t>
             </w:r>
@@ -7629,19 +6571,13 @@
       <w:tr>
         <w:tc>
           <w:tcPr>
-            <w:tcW w:type="dxa" w:w="283"/>
+            <w:tcW w:type="dxa" w:w="680"/>
             <w:vAlign w:val="center"/>
             <w:shd w:val="clear" w:color="auto" w:fill="FFFFFF"/>
-            <w:tcMar>
-              <w:top w:w="18" w:type="dxa"/>
-              <w:bottom w:w="18" w:type="dxa"/>
-              <w:left w:w="25" w:type="dxa"/>
-              <w:right w:w="25" w:type="dxa"/>
-            </w:tcMar>
           </w:tcPr>
           <w:p>
             <w:pPr>
-              <w:spacing w:before="30" w:after="30" w:line="252" w:lineRule="auto"/>
+              <w:spacing w:before="40" w:after="40"/>
               <w:jc w:val="center"/>
             </w:pPr>
             <w:r>
@@ -7649,7 +6585,7 @@
                 <w:rFonts w:ascii="Times New Roman" w:hAnsi="Times New Roman"/>
                 <w:b w:val="0"/>
                 <w:color w:val="000000"/>
-                <w:sz w:val="12"/>
+                <w:sz w:val="15"/>
               </w:rPr>
               <w:t>6</w:t>
             </w:r>
@@ -7657,19 +6593,13 @@
         </w:tc>
         <w:tc>
           <w:tcPr>
-            <w:tcW w:type="dxa" w:w="1247"/>
+            <w:tcW w:type="dxa" w:w="2551"/>
             <w:vAlign w:val="center"/>
             <w:shd w:val="clear" w:color="auto" w:fill="FFFFFF"/>
-            <w:tcMar>
-              <w:top w:w="18" w:type="dxa"/>
-              <w:bottom w:w="18" w:type="dxa"/>
-              <w:left w:w="25" w:type="dxa"/>
-              <w:right w:w="25" w:type="dxa"/>
-            </w:tcMar>
           </w:tcPr>
           <w:p>
             <w:pPr>
-              <w:spacing w:before="30" w:after="30" w:line="252" w:lineRule="auto"/>
+              <w:spacing w:before="40" w:after="40"/>
               <w:jc w:val="left"/>
             </w:pPr>
             <w:r>
@@ -7677,7 +6607,7 @@
                 <w:rFonts w:ascii="Times New Roman" w:hAnsi="Times New Roman"/>
                 <w:b w:val="0"/>
                 <w:color w:val="000000"/>
-                <w:sz w:val="12"/>
+                <w:sz w:val="15"/>
               </w:rPr>
               <w:t>AI-Tarpit Deception</w:t>
             </w:r>
@@ -7685,19 +6615,13 @@
         </w:tc>
         <w:tc>
           <w:tcPr>
-            <w:tcW w:type="dxa" w:w="2381"/>
+            <w:tcW w:type="dxa" w:w="4819"/>
             <w:vAlign w:val="center"/>
             <w:shd w:val="clear" w:color="auto" w:fill="FFFFFF"/>
-            <w:tcMar>
-              <w:top w:w="18" w:type="dxa"/>
-              <w:bottom w:w="18" w:type="dxa"/>
-              <w:left w:w="25" w:type="dxa"/>
-              <w:right w:w="25" w:type="dxa"/>
-            </w:tcMar>
           </w:tcPr>
           <w:p>
             <w:pPr>
-              <w:spacing w:before="30" w:after="30" w:line="252" w:lineRule="auto"/>
+              <w:spacing w:before="40" w:after="40"/>
               <w:jc w:val="left"/>
             </w:pPr>
             <w:r>
@@ -7705,7 +6629,7 @@
                 <w:rFonts w:ascii="Times New Roman" w:hAnsi="Times New Roman"/>
                 <w:b w:val="0"/>
                 <w:color w:val="000000"/>
-                <w:sz w:val="12"/>
+                <w:sz w:val="15"/>
               </w:rPr>
               <w:t>Context-exhaustion payloads &amp; honey-tokens</w:t>
             </w:r>
@@ -7713,19 +6637,13 @@
         </w:tc>
         <w:tc>
           <w:tcPr>
-            <w:tcW w:type="dxa" w:w="907"/>
+            <w:tcW w:type="dxa" w:w="1928"/>
             <w:vAlign w:val="center"/>
             <w:shd w:val="clear" w:color="auto" w:fill="FFFFFF"/>
-            <w:tcMar>
-              <w:top w:w="18" w:type="dxa"/>
-              <w:bottom w:w="18" w:type="dxa"/>
-              <w:left w:w="25" w:type="dxa"/>
-              <w:right w:w="25" w:type="dxa"/>
-            </w:tcMar>
           </w:tcPr>
           <w:p>
             <w:pPr>
-              <w:spacing w:before="30" w:after="30" w:line="252" w:lineRule="auto"/>
+              <w:spacing w:before="40" w:after="40"/>
               <w:jc w:val="center"/>
             </w:pPr>
             <w:r>
@@ -7733,7 +6651,7 @@
                 <w:rFonts w:ascii="Times New Roman" w:hAnsi="Times New Roman"/>
                 <w:b/>
                 <w:color w:val="000000"/>
-                <w:sz w:val="12"/>
+                <w:sz w:val="15"/>
               </w:rPr>
               <w:t>PASSED [✓]</w:t>
             </w:r>
@@ -7743,19 +6661,13 @@
       <w:tr>
         <w:tc>
           <w:tcPr>
-            <w:tcW w:type="dxa" w:w="283"/>
+            <w:tcW w:type="dxa" w:w="680"/>
             <w:vAlign w:val="center"/>
             <w:shd w:val="clear" w:color="auto" w:fill="FFFFFF"/>
-            <w:tcMar>
-              <w:top w:w="18" w:type="dxa"/>
-              <w:bottom w:w="18" w:type="dxa"/>
-              <w:left w:w="25" w:type="dxa"/>
-              <w:right w:w="25" w:type="dxa"/>
-            </w:tcMar>
           </w:tcPr>
           <w:p>
             <w:pPr>
-              <w:spacing w:before="30" w:after="30" w:line="252" w:lineRule="auto"/>
+              <w:spacing w:before="40" w:after="40"/>
               <w:jc w:val="center"/>
             </w:pPr>
             <w:r>
@@ -7763,7 +6675,7 @@
                 <w:rFonts w:ascii="Times New Roman" w:hAnsi="Times New Roman"/>
                 <w:b w:val="0"/>
                 <w:color w:val="000000"/>
-                <w:sz w:val="12"/>
+                <w:sz w:val="15"/>
               </w:rPr>
               <w:t>7</w:t>
             </w:r>
@@ -7771,19 +6683,13 @@
         </w:tc>
         <w:tc>
           <w:tcPr>
-            <w:tcW w:type="dxa" w:w="1247"/>
+            <w:tcW w:type="dxa" w:w="2551"/>
             <w:vAlign w:val="center"/>
             <w:shd w:val="clear" w:color="auto" w:fill="FFFFFF"/>
-            <w:tcMar>
-              <w:top w:w="18" w:type="dxa"/>
-              <w:bottom w:w="18" w:type="dxa"/>
-              <w:left w:w="25" w:type="dxa"/>
-              <w:right w:w="25" w:type="dxa"/>
-            </w:tcMar>
           </w:tcPr>
           <w:p>
             <w:pPr>
-              <w:spacing w:before="30" w:after="30" w:line="252" w:lineRule="auto"/>
+              <w:spacing w:before="40" w:after="40"/>
               <w:jc w:val="left"/>
             </w:pPr>
             <w:r>
@@ -7791,7 +6697,7 @@
                 <w:rFonts w:ascii="Times New Roman" w:hAnsi="Times New Roman"/>
                 <w:b w:val="0"/>
                 <w:color w:val="000000"/>
-                <w:sz w:val="12"/>
+                <w:sz w:val="15"/>
               </w:rPr>
               <w:t>Systemd Daemons</w:t>
             </w:r>
@@ -7799,19 +6705,13 @@
         </w:tc>
         <w:tc>
           <w:tcPr>
-            <w:tcW w:type="dxa" w:w="2381"/>
+            <w:tcW w:type="dxa" w:w="4819"/>
             <w:vAlign w:val="center"/>
             <w:shd w:val="clear" w:color="auto" w:fill="FFFFFF"/>
-            <w:tcMar>
-              <w:top w:w="18" w:type="dxa"/>
-              <w:bottom w:w="18" w:type="dxa"/>
-              <w:left w:w="25" w:type="dxa"/>
-              <w:right w:w="25" w:type="dxa"/>
-            </w:tcMar>
           </w:tcPr>
           <w:p>
             <w:pPr>
-              <w:spacing w:before="30" w:after="30" w:line="252" w:lineRule="auto"/>
+              <w:spacing w:before="40" w:after="40"/>
               <w:jc w:val="left"/>
             </w:pPr>
             <w:r>
@@ -7819,7 +6719,7 @@
                 <w:rFonts w:ascii="Times New Roman" w:hAnsi="Times New Roman"/>
                 <w:b w:val="0"/>
                 <w:color w:val="000000"/>
-                <w:sz w:val="12"/>
+                <w:sz w:val="15"/>
               </w:rPr>
               <w:t>Unit syntax for sec-monitor, sec-tarpit, sec-bridge</w:t>
             </w:r>
@@ -7827,19 +6727,13 @@
         </w:tc>
         <w:tc>
           <w:tcPr>
-            <w:tcW w:type="dxa" w:w="907"/>
+            <w:tcW w:type="dxa" w:w="1928"/>
             <w:vAlign w:val="center"/>
             <w:shd w:val="clear" w:color="auto" w:fill="FFFFFF"/>
-            <w:tcMar>
-              <w:top w:w="18" w:type="dxa"/>
-              <w:bottom w:w="18" w:type="dxa"/>
-              <w:left w:w="25" w:type="dxa"/>
-              <w:right w:w="25" w:type="dxa"/>
-            </w:tcMar>
           </w:tcPr>
           <w:p>
             <w:pPr>
-              <w:spacing w:before="30" w:after="30" w:line="252" w:lineRule="auto"/>
+              <w:spacing w:before="40" w:after="40"/>
               <w:jc w:val="center"/>
             </w:pPr>
             <w:r>
@@ -7847,7 +6741,7 @@
                 <w:rFonts w:ascii="Times New Roman" w:hAnsi="Times New Roman"/>
                 <w:b/>
                 <w:color w:val="000000"/>
-                <w:sz w:val="12"/>
+                <w:sz w:val="15"/>
               </w:rPr>
               <w:t>PASSED [✓]</w:t>
             </w:r>
@@ -7857,19 +6751,13 @@
       <w:tr>
         <w:tc>
           <w:tcPr>
-            <w:tcW w:type="dxa" w:w="283"/>
+            <w:tcW w:type="dxa" w:w="680"/>
             <w:vAlign w:val="center"/>
             <w:shd w:val="clear" w:color="auto" w:fill="FFFFFF"/>
-            <w:tcMar>
-              <w:top w:w="18" w:type="dxa"/>
-              <w:bottom w:w="18" w:type="dxa"/>
-              <w:left w:w="25" w:type="dxa"/>
-              <w:right w:w="25" w:type="dxa"/>
-            </w:tcMar>
           </w:tcPr>
           <w:p>
             <w:pPr>
-              <w:spacing w:before="30" w:after="30" w:line="252" w:lineRule="auto"/>
+              <w:spacing w:before="40" w:after="40"/>
               <w:jc w:val="center"/>
             </w:pPr>
             <w:r>
@@ -7877,7 +6765,7 @@
                 <w:rFonts w:ascii="Times New Roman" w:hAnsi="Times New Roman"/>
                 <w:b w:val="0"/>
                 <w:color w:val="000000"/>
-                <w:sz w:val="12"/>
+                <w:sz w:val="15"/>
               </w:rPr>
               <w:t>8</w:t>
             </w:r>
@@ -7885,19 +6773,13 @@
         </w:tc>
         <w:tc>
           <w:tcPr>
-            <w:tcW w:type="dxa" w:w="1247"/>
+            <w:tcW w:type="dxa" w:w="2551"/>
             <w:vAlign w:val="center"/>
             <w:shd w:val="clear" w:color="auto" w:fill="FFFFFF"/>
-            <w:tcMar>
-              <w:top w:w="18" w:type="dxa"/>
-              <w:bottom w:w="18" w:type="dxa"/>
-              <w:left w:w="25" w:type="dxa"/>
-              <w:right w:w="25" w:type="dxa"/>
-            </w:tcMar>
           </w:tcPr>
           <w:p>
             <w:pPr>
-              <w:spacing w:before="30" w:after="30" w:line="252" w:lineRule="auto"/>
+              <w:spacing w:before="40" w:after="40"/>
               <w:jc w:val="left"/>
             </w:pPr>
             <w:r>
@@ -7905,7 +6787,7 @@
                 <w:rFonts w:ascii="Times New Roman" w:hAnsi="Times New Roman"/>
                 <w:b w:val="0"/>
                 <w:color w:val="000000"/>
-                <w:sz w:val="12"/>
+                <w:sz w:val="15"/>
               </w:rPr>
               <w:t>Moving Target Defence</w:t>
             </w:r>
@@ -7913,19 +6795,13 @@
         </w:tc>
         <w:tc>
           <w:tcPr>
-            <w:tcW w:type="dxa" w:w="2381"/>
+            <w:tcW w:type="dxa" w:w="4819"/>
             <w:vAlign w:val="center"/>
             <w:shd w:val="clear" w:color="auto" w:fill="FFFFFF"/>
-            <w:tcMar>
-              <w:top w:w="18" w:type="dxa"/>
-              <w:bottom w:w="18" w:type="dxa"/>
-              <w:left w:w="25" w:type="dxa"/>
-              <w:right w:w="25" w:type="dxa"/>
-            </w:tcMar>
           </w:tcPr>
           <w:p>
             <w:pPr>
-              <w:spacing w:before="30" w:after="30" w:line="252" w:lineRule="auto"/>
+              <w:spacing w:before="40" w:after="40"/>
               <w:jc w:val="left"/>
             </w:pPr>
             <w:r>
@@ -7933,7 +6809,7 @@
                 <w:rFonts w:ascii="Times New Roman" w:hAnsi="Times New Roman"/>
                 <w:b w:val="0"/>
                 <w:color w:val="000000"/>
-                <w:sz w:val="12"/>
+                <w:sz w:val="15"/>
               </w:rPr>
               <w:t>HMAC-SHA256 polymorphic port hopping &amp; grace</w:t>
             </w:r>
@@ -7941,19 +6817,13 @@
         </w:tc>
         <w:tc>
           <w:tcPr>
-            <w:tcW w:type="dxa" w:w="907"/>
+            <w:tcW w:type="dxa" w:w="1928"/>
             <w:vAlign w:val="center"/>
             <w:shd w:val="clear" w:color="auto" w:fill="FFFFFF"/>
-            <w:tcMar>
-              <w:top w:w="18" w:type="dxa"/>
-              <w:bottom w:w="18" w:type="dxa"/>
-              <w:left w:w="25" w:type="dxa"/>
-              <w:right w:w="25" w:type="dxa"/>
-            </w:tcMar>
           </w:tcPr>
           <w:p>
             <w:pPr>
-              <w:spacing w:before="30" w:after="30" w:line="252" w:lineRule="auto"/>
+              <w:spacing w:before="40" w:after="40"/>
               <w:jc w:val="center"/>
             </w:pPr>
             <w:r>
@@ -7961,7 +6831,7 @@
                 <w:rFonts w:ascii="Times New Roman" w:hAnsi="Times New Roman"/>
                 <w:b/>
                 <w:color w:val="000000"/>
-                <w:sz w:val="12"/>
+                <w:sz w:val="15"/>
               </w:rPr>
               <w:t>PASSED [✓]</w:t>
             </w:r>
@@ -7971,19 +6841,13 @@
       <w:tr>
         <w:tc>
           <w:tcPr>
-            <w:tcW w:type="dxa" w:w="283"/>
+            <w:tcW w:type="dxa" w:w="680"/>
             <w:vAlign w:val="center"/>
             <w:shd w:val="clear" w:color="auto" w:fill="FFFFFF"/>
-            <w:tcMar>
-              <w:top w:w="18" w:type="dxa"/>
-              <w:bottom w:w="18" w:type="dxa"/>
-              <w:left w:w="25" w:type="dxa"/>
-              <w:right w:w="25" w:type="dxa"/>
-            </w:tcMar>
           </w:tcPr>
           <w:p>
             <w:pPr>
-              <w:spacing w:before="30" w:after="30" w:line="252" w:lineRule="auto"/>
+              <w:spacing w:before="40" w:after="40"/>
               <w:jc w:val="center"/>
             </w:pPr>
             <w:r>
@@ -7991,7 +6855,7 @@
                 <w:rFonts w:ascii="Times New Roman" w:hAnsi="Times New Roman"/>
                 <w:b w:val="0"/>
                 <w:color w:val="000000"/>
-                <w:sz w:val="12"/>
+                <w:sz w:val="15"/>
               </w:rPr>
               <w:t>9</w:t>
             </w:r>
@@ -7999,19 +6863,13 @@
         </w:tc>
         <w:tc>
           <w:tcPr>
-            <w:tcW w:type="dxa" w:w="1247"/>
+            <w:tcW w:type="dxa" w:w="2551"/>
             <w:vAlign w:val="center"/>
             <w:shd w:val="clear" w:color="auto" w:fill="FFFFFF"/>
-            <w:tcMar>
-              <w:top w:w="18" w:type="dxa"/>
-              <w:bottom w:w="18" w:type="dxa"/>
-              <w:left w:w="25" w:type="dxa"/>
-              <w:right w:w="25" w:type="dxa"/>
-            </w:tcMar>
           </w:tcPr>
           <w:p>
             <w:pPr>
-              <w:spacing w:before="30" w:after="30" w:line="252" w:lineRule="auto"/>
+              <w:spacing w:before="40" w:after="40"/>
               <w:jc w:val="left"/>
             </w:pPr>
             <w:r>
@@ -8019,7 +6877,7 @@
                 <w:rFonts w:ascii="Times New Roman" w:hAnsi="Times New Roman"/>
                 <w:b w:val="0"/>
                 <w:color w:val="000000"/>
-                <w:sz w:val="12"/>
+                <w:sz w:val="15"/>
               </w:rPr>
               <w:t>Encrypted Traffic</w:t>
             </w:r>
@@ -8027,19 +6885,13 @@
         </w:tc>
         <w:tc>
           <w:tcPr>
-            <w:tcW w:type="dxa" w:w="2381"/>
+            <w:tcW w:type="dxa" w:w="4819"/>
             <w:vAlign w:val="center"/>
             <w:shd w:val="clear" w:color="auto" w:fill="FFFFFF"/>
-            <w:tcMar>
-              <w:top w:w="18" w:type="dxa"/>
-              <w:bottom w:w="18" w:type="dxa"/>
-              <w:left w:w="25" w:type="dxa"/>
-              <w:right w:w="25" w:type="dxa"/>
-            </w:tcMar>
           </w:tcPr>
           <w:p>
             <w:pPr>
-              <w:spacing w:before="30" w:after="30" w:line="252" w:lineRule="auto"/>
+              <w:spacing w:before="40" w:after="40"/>
               <w:jc w:val="left"/>
             </w:pPr>
             <w:r>
@@ -8047,7 +6899,7 @@
                 <w:rFonts w:ascii="Times New Roman" w:hAnsi="Times New Roman"/>
                 <w:b w:val="0"/>
                 <w:color w:val="000000"/>
-                <w:sz w:val="12"/>
+                <w:sz w:val="15"/>
               </w:rPr>
               <w:t>Shannon byte entropy (H &gt;= 7.1) &amp; C2 beacon detector</w:t>
             </w:r>
@@ -8055,19 +6907,13 @@
         </w:tc>
         <w:tc>
           <w:tcPr>
-            <w:tcW w:type="dxa" w:w="907"/>
+            <w:tcW w:type="dxa" w:w="1928"/>
             <w:vAlign w:val="center"/>
             <w:shd w:val="clear" w:color="auto" w:fill="FFFFFF"/>
-            <w:tcMar>
-              <w:top w:w="18" w:type="dxa"/>
-              <w:bottom w:w="18" w:type="dxa"/>
-              <w:left w:w="25" w:type="dxa"/>
-              <w:right w:w="25" w:type="dxa"/>
-            </w:tcMar>
           </w:tcPr>
           <w:p>
             <w:pPr>
-              <w:spacing w:before="30" w:after="30" w:line="252" w:lineRule="auto"/>
+              <w:spacing w:before="40" w:after="40"/>
               <w:jc w:val="center"/>
             </w:pPr>
             <w:r>
@@ -8075,7 +6921,7 @@
                 <w:rFonts w:ascii="Times New Roman" w:hAnsi="Times New Roman"/>
                 <w:b/>
                 <w:color w:val="000000"/>
-                <w:sz w:val="12"/>
+                <w:sz w:val="15"/>
               </w:rPr>
               <w:t>PASSED [✓]</w:t>
             </w:r>
@@ -8085,19 +6931,13 @@
       <w:tr>
         <w:tc>
           <w:tcPr>
-            <w:tcW w:type="dxa" w:w="283"/>
+            <w:tcW w:type="dxa" w:w="680"/>
             <w:vAlign w:val="center"/>
             <w:shd w:val="clear" w:color="auto" w:fill="FFFFFF"/>
-            <w:tcMar>
-              <w:top w:w="18" w:type="dxa"/>
-              <w:bottom w:w="18" w:type="dxa"/>
-              <w:left w:w="25" w:type="dxa"/>
-              <w:right w:w="25" w:type="dxa"/>
-            </w:tcMar>
           </w:tcPr>
           <w:p>
             <w:pPr>
-              <w:spacing w:before="30" w:after="30" w:line="252" w:lineRule="auto"/>
+              <w:spacing w:before="40" w:after="40"/>
               <w:jc w:val="center"/>
             </w:pPr>
             <w:r>
@@ -8105,7 +6945,7 @@
                 <w:rFonts w:ascii="Times New Roman" w:hAnsi="Times New Roman"/>
                 <w:b w:val="0"/>
                 <w:color w:val="000000"/>
-                <w:sz w:val="12"/>
+                <w:sz w:val="15"/>
               </w:rPr>
               <w:t>10</w:t>
             </w:r>
@@ -8113,19 +6953,13 @@
         </w:tc>
         <w:tc>
           <w:tcPr>
-            <w:tcW w:type="dxa" w:w="1247"/>
+            <w:tcW w:type="dxa" w:w="2551"/>
             <w:vAlign w:val="center"/>
             <w:shd w:val="clear" w:color="auto" w:fill="FFFFFF"/>
-            <w:tcMar>
-              <w:top w:w="18" w:type="dxa"/>
-              <w:bottom w:w="18" w:type="dxa"/>
-              <w:left w:w="25" w:type="dxa"/>
-              <w:right w:w="25" w:type="dxa"/>
-            </w:tcMar>
           </w:tcPr>
           <w:p>
             <w:pPr>
-              <w:spacing w:before="30" w:after="30" w:line="252" w:lineRule="auto"/>
+              <w:spacing w:before="40" w:after="40"/>
               <w:jc w:val="left"/>
             </w:pPr>
             <w:r>
@@ -8133,7 +6967,7 @@
                 <w:rFonts w:ascii="Times New Roman" w:hAnsi="Times New Roman"/>
                 <w:b w:val="0"/>
                 <w:color w:val="000000"/>
-                <w:sz w:val="12"/>
+                <w:sz w:val="15"/>
               </w:rPr>
               <w:t>Forensic Audit Chain</w:t>
             </w:r>
@@ -8141,19 +6975,13 @@
         </w:tc>
         <w:tc>
           <w:tcPr>
-            <w:tcW w:type="dxa" w:w="2381"/>
+            <w:tcW w:type="dxa" w:w="4819"/>
             <w:vAlign w:val="center"/>
             <w:shd w:val="clear" w:color="auto" w:fill="FFFFFF"/>
-            <w:tcMar>
-              <w:top w:w="18" w:type="dxa"/>
-              <w:bottom w:w="18" w:type="dxa"/>
-              <w:left w:w="25" w:type="dxa"/>
-              <w:right w:w="25" w:type="dxa"/>
-            </w:tcMar>
           </w:tcPr>
           <w:p>
             <w:pPr>
-              <w:spacing w:before="30" w:after="30" w:line="252" w:lineRule="auto"/>
+              <w:spacing w:before="40" w:after="40"/>
               <w:jc w:val="left"/>
             </w:pPr>
             <w:r>
@@ -8161,7 +6989,7 @@
                 <w:rFonts w:ascii="Times New Roman" w:hAnsi="Times New Roman"/>
                 <w:b w:val="0"/>
                 <w:color w:val="000000"/>
-                <w:sz w:val="12"/>
+                <w:sz w:val="15"/>
               </w:rPr>
               <w:t>NIST FIPS 180-4 SHA-512 immutable tamper detection</w:t>
             </w:r>
@@ -8169,19 +6997,13 @@
         </w:tc>
         <w:tc>
           <w:tcPr>
-            <w:tcW w:type="dxa" w:w="907"/>
+            <w:tcW w:type="dxa" w:w="1928"/>
             <w:vAlign w:val="center"/>
             <w:shd w:val="clear" w:color="auto" w:fill="FFFFFF"/>
-            <w:tcMar>
-              <w:top w:w="18" w:type="dxa"/>
-              <w:bottom w:w="18" w:type="dxa"/>
-              <w:left w:w="25" w:type="dxa"/>
-              <w:right w:w="25" w:type="dxa"/>
-            </w:tcMar>
           </w:tcPr>
           <w:p>
             <w:pPr>
-              <w:spacing w:before="30" w:after="30" w:line="252" w:lineRule="auto"/>
+              <w:spacing w:before="40" w:after="40"/>
               <w:jc w:val="center"/>
             </w:pPr>
             <w:r>
@@ -8189,7 +7011,7 @@
                 <w:rFonts w:ascii="Times New Roman" w:hAnsi="Times New Roman"/>
                 <w:b/>
                 <w:color w:val="000000"/>
-                <w:sz w:val="12"/>
+                <w:sz w:val="15"/>
               </w:rPr>
               <w:t>PASSED [✓]</w:t>
             </w:r>
@@ -8199,19 +7021,13 @@
       <w:tr>
         <w:tc>
           <w:tcPr>
-            <w:tcW w:type="dxa" w:w="283"/>
+            <w:tcW w:type="dxa" w:w="680"/>
             <w:vAlign w:val="center"/>
             <w:shd w:val="clear" w:color="auto" w:fill="FFFFFF"/>
-            <w:tcMar>
-              <w:top w:w="18" w:type="dxa"/>
-              <w:bottom w:w="18" w:type="dxa"/>
-              <w:left w:w="25" w:type="dxa"/>
-              <w:right w:w="25" w:type="dxa"/>
-            </w:tcMar>
           </w:tcPr>
           <w:p>
             <w:pPr>
-              <w:spacing w:before="30" w:after="30" w:line="252" w:lineRule="auto"/>
+              <w:spacing w:before="40" w:after="40"/>
               <w:jc w:val="center"/>
             </w:pPr>
             <w:r>
@@ -8219,7 +7035,7 @@
                 <w:rFonts w:ascii="Times New Roman" w:hAnsi="Times New Roman"/>
                 <w:b w:val="0"/>
                 <w:color w:val="000000"/>
-                <w:sz w:val="12"/>
+                <w:sz w:val="15"/>
               </w:rPr>
               <w:t>11</w:t>
             </w:r>
@@ -8227,19 +7043,13 @@
         </w:tc>
         <w:tc>
           <w:tcPr>
-            <w:tcW w:type="dxa" w:w="1247"/>
+            <w:tcW w:type="dxa" w:w="2551"/>
             <w:vAlign w:val="center"/>
             <w:shd w:val="clear" w:color="auto" w:fill="FFFFFF"/>
-            <w:tcMar>
-              <w:top w:w="18" w:type="dxa"/>
-              <w:bottom w:w="18" w:type="dxa"/>
-              <w:left w:w="25" w:type="dxa"/>
-              <w:right w:w="25" w:type="dxa"/>
-            </w:tcMar>
           </w:tcPr>
           <w:p>
             <w:pPr>
-              <w:spacing w:before="30" w:after="30" w:line="252" w:lineRule="auto"/>
+              <w:spacing w:before="40" w:after="40"/>
               <w:jc w:val="left"/>
             </w:pPr>
             <w:r>
@@ -8247,7 +7057,7 @@
                 <w:rFonts w:ascii="Times New Roman" w:hAnsi="Times New Roman"/>
                 <w:b w:val="0"/>
                 <w:color w:val="000000"/>
-                <w:sz w:val="12"/>
+                <w:sz w:val="15"/>
               </w:rPr>
               <w:t>Memory-Hard Auth Guard</w:t>
             </w:r>
@@ -8255,19 +7065,13 @@
         </w:tc>
         <w:tc>
           <w:tcPr>
-            <w:tcW w:type="dxa" w:w="2381"/>
+            <w:tcW w:type="dxa" w:w="4819"/>
             <w:vAlign w:val="center"/>
             <w:shd w:val="clear" w:color="auto" w:fill="FFFFFF"/>
-            <w:tcMar>
-              <w:top w:w="18" w:type="dxa"/>
-              <w:bottom w:w="18" w:type="dxa"/>
-              <w:left w:w="25" w:type="dxa"/>
-              <w:right w:w="25" w:type="dxa"/>
-            </w:tcMar>
           </w:tcPr>
           <w:p>
             <w:pPr>
-              <w:spacing w:before="30" w:after="30" w:line="252" w:lineRule="auto"/>
+              <w:spacing w:before="40" w:after="40"/>
               <w:jc w:val="left"/>
             </w:pPr>
             <w:r>
@@ -8275,7 +7079,7 @@
                 <w:rFonts w:ascii="Times New Roman" w:hAnsi="Times New Roman"/>
                 <w:b w:val="0"/>
                 <w:color w:val="000000"/>
-                <w:sz w:val="12"/>
+                <w:sz w:val="15"/>
               </w:rPr>
               <w:t>RFC 9106 Argon2id (64 MiB) &amp; HMAC-SHA512</w:t>
             </w:r>
@@ -8283,19 +7087,13 @@
         </w:tc>
         <w:tc>
           <w:tcPr>
-            <w:tcW w:type="dxa" w:w="907"/>
+            <w:tcW w:type="dxa" w:w="1928"/>
             <w:vAlign w:val="center"/>
             <w:shd w:val="clear" w:color="auto" w:fill="FFFFFF"/>
-            <w:tcMar>
-              <w:top w:w="18" w:type="dxa"/>
-              <w:bottom w:w="18" w:type="dxa"/>
-              <w:left w:w="25" w:type="dxa"/>
-              <w:right w:w="25" w:type="dxa"/>
-            </w:tcMar>
           </w:tcPr>
           <w:p>
             <w:pPr>
-              <w:spacing w:before="30" w:after="30" w:line="252" w:lineRule="auto"/>
+              <w:spacing w:before="40" w:after="40"/>
               <w:jc w:val="center"/>
             </w:pPr>
             <w:r>
@@ -8303,7 +7101,7 @@
                 <w:rFonts w:ascii="Times New Roman" w:hAnsi="Times New Roman"/>
                 <w:b/>
                 <w:color w:val="000000"/>
-                <w:sz w:val="12"/>
+                <w:sz w:val="15"/>
               </w:rPr>
               <w:t>PASSED [✓]</w:t>
             </w:r>
@@ -8314,25 +7112,35 @@
     <w:p>
       <w:pPr>
         <w:spacing w:before="40" w:after="120"/>
-        <w:jc w:val="both"/>
+        <w:jc w:val="left"/>
       </w:pPr>
       <w:r>
         <w:rPr>
           <w:rFonts w:ascii="Times New Roman" w:hAnsi="Times New Roman"/>
           <w:i/>
           <w:color w:val="555555"/>
-          <w:sz w:val="13"/>
+          <w:sz w:val="14"/>
         </w:rPr>
         <w:t>*All 11/11 tests passed in production host environment. Full test logs and automated suite are verifiable at: https://anonymous.4open.science/r/asm-defense-agent.</w:t>
       </w:r>
     </w:p>
+    <w:p>
+      <w:pPr>
+        <w:sectPr>
+          <w:type w:val="continuous"/>
+          <w:pgSz w:w="12240" w:h="15840"/>
+          <w:pgMar w:top="1020" w:right="794" w:bottom="1134" w:left="794" w:header="720" w:footer="720" w:gutter="0"/>
+          <w:docGrid w:linePitch="360"/>
+          <w:cols w:num="1"/>
+        </w:sectPr>
+      </w:pPr>
+    </w:p>
     <w:sectPr>
       <w:type w:val="continuous"/>
       <w:pgSz w:w="12240" w:h="15840"/>
-      <w:pgMar w:top="1009" w:right="935" w:bottom="1009" w:left="935" w:header="720" w:footer="720" w:gutter="0"/>
-      <w:cols w:space="720"/>
+      <w:pgMar w:top="1020" w:right="794" w:bottom="1134" w:left="794" w:header="720" w:footer="720" w:gutter="0"/>
       <w:docGrid w:linePitch="360"/>
-      <w:cols w:num="2" w:space="720" w:equalWidth="1"/>
+      <w:cols w:num="2" w:space="540"/>
     </w:sectPr>
   </w:body>
 </w:document>

--- a/ASM_Shadhin_AI_Research_Paper_2026_ANONYMOUS.docx
+++ b/ASM_Shadhin_AI_Research_Paper_2026_ANONYMOUS.docx
@@ -72,8 +72,19 @@
     </w:p>
     <w:p>
       <w:pPr>
+        <w:sectPr>
+          <w:footerReference w:type="default" r:id="rId9"/>
+          <w:pgSz w:w="12240" w:h="15840"/>
+          <w:pgMar w:top="1020" w:right="794" w:bottom="1134" w:left="794" w:header="720" w:footer="720" w:gutter="0"/>
+          <w:cols w:space="720"/>
+          <w:docGrid w:linePitch="360"/>
+        </w:sectPr>
+      </w:pPr>
+    </w:p>
+    <w:p>
+      <w:pPr>
         <w:spacing w:after="80" w:line="276" w:lineRule="auto"/>
-        <w:ind w:left="567" w:right="567"/>
+        <w:ind w:left="0" w:right="0"/>
         <w:jc w:val="both"/>
       </w:pPr>
       <w:r>
@@ -106,7 +117,7 @@
     <w:p>
       <w:pPr>
         <w:spacing w:after="160"/>
-        <w:ind w:left="567" w:right="567"/>
+        <w:ind w:left="0" w:right="0"/>
         <w:jc w:val="both"/>
       </w:pPr>
       <w:r>
@@ -141,17 +152,6 @@
         <w:pBdr>
           <w:bottom w:val="single" w:sz="6" w:space="2" w:color="000000"/>
         </w:pBdr>
-      </w:pPr>
-    </w:p>
-    <w:p>
-      <w:pPr>
-        <w:sectPr>
-          <w:footerReference w:type="default" r:id="rId9"/>
-          <w:pgSz w:w="12240" w:h="15840"/>
-          <w:pgMar w:top="1020" w:right="794" w:bottom="1134" w:left="794" w:header="720" w:footer="720" w:gutter="0"/>
-          <w:cols w:space="720"/>
-          <w:docGrid w:linePitch="360"/>
-        </w:sectPr>
       </w:pPr>
     </w:p>
     <w:p>

--- a/ASM_Shadhin_AI_Research_Paper_2026_ANONYMOUS.docx
+++ b/ASM_Shadhin_AI_Research_Paper_2026_ANONYMOUS.docx
@@ -4,17 +4,41 @@
   <w:body>
     <w:p>
       <w:pPr>
-        <w:spacing w:before="0" w:after="120"/>
+        <w:keepLines/>
+        <w:spacing w:before="120" w:after="160"/>
         <w:jc w:val="center"/>
       </w:pPr>
       <w:r>
         <w:rPr>
           <w:rFonts w:ascii="Times New Roman" w:hAnsi="Times New Roman"/>
-          <w:b/>
           <w:color w:val="000000"/>
-          <w:sz w:val="36"/>
+          <w:sz w:val="48"/>
         </w:rPr>
-        <w:t>Autonomous Post-Quantum Cyber Defense Agent: Sovereign Line-Rate Intrusion Defence via Kernel-eBPF and Local-LLM</w:t>
+        <w:t xml:space="preserve">Autonomous Post-Quantum Cyber Defense </w:t>
+      </w:r>
+      <w:r>
+        <w:rPr>
+          <w:rFonts w:ascii="Times New Roman" w:hAnsi="Times New Roman"/>
+          <w:color w:val="000000"/>
+          <w:sz w:val="52"/>
+        </w:rPr>
+        <w:t>AGENT</w:t>
+      </w:r>
+      <w:r>
+        <w:rPr>
+          <w:rFonts w:ascii="Times New Roman" w:hAnsi="Times New Roman"/>
+          <w:color w:val="000000"/>
+          <w:sz w:val="48"/>
+        </w:rPr>
+        <w:t xml:space="preserve">: Sovereign Line-Rate Intrusion Defence </w:t>
+      </w:r>
+      <w:r>
+        <w:rPr>
+          <w:rFonts w:ascii="Times New Roman" w:hAnsi="Times New Roman"/>
+          <w:color w:val="000000"/>
+          <w:sz w:val="48"/>
+        </w:rPr>
+        <w:t>via Kernel-eBPF and Local-LLM</w:t>
       </w:r>
     </w:p>
     <w:p>
@@ -75,7 +99,7 @@
         <w:sectPr>
           <w:footerReference w:type="default" r:id="rId9"/>
           <w:pgSz w:w="12240" w:h="15840"/>
-          <w:pgMar w:top="1020" w:right="794" w:bottom="1134" w:left="794" w:header="720" w:footer="720" w:gutter="0"/>
+          <w:pgMar w:top="1009" w:right="935" w:bottom="1009" w:left="935" w:header="431" w:footer="431" w:gutter="0"/>
           <w:cols w:space="720"/>
           <w:docGrid w:linePitch="360"/>
         </w:sectPr>
@@ -479,9 +503,10 @@
     <w:p>
       <w:pPr>
         <w:sectPr>
+          <w:footerReference w:type="default" r:id="rId10"/>
           <w:type w:val="continuous"/>
           <w:pgSz w:w="12240" w:h="15840"/>
-          <w:pgMar w:top="1020" w:right="794" w:bottom="1134" w:left="794" w:header="720" w:footer="720" w:gutter="0"/>
+          <w:pgMar w:top="1009" w:right="935" w:bottom="1009" w:left="935" w:header="431" w:footer="431" w:gutter="0"/>
           <w:docGrid w:linePitch="360"/>
           <w:cols w:num="2" w:space="540"/>
         </w:sectPr>
@@ -533,10 +558,10 @@
         </w:tblBorders>
       </w:tblPr>
       <w:tblGrid>
-        <w:gridCol w:w="2663"/>
-        <w:gridCol w:w="2663"/>
-        <w:gridCol w:w="2663"/>
-        <w:gridCol w:w="2663"/>
+        <w:gridCol w:w="2592"/>
+        <w:gridCol w:w="2592"/>
+        <w:gridCol w:w="2592"/>
+        <w:gridCol w:w="2592"/>
       </w:tblGrid>
       <w:tr>
         <w:tc>
@@ -1004,9 +1029,10 @@
     <w:p>
       <w:pPr>
         <w:sectPr>
+          <w:footerReference w:type="default" r:id="rId11"/>
           <w:type w:val="continuous"/>
           <w:pgSz w:w="12240" w:h="15840"/>
-          <w:pgMar w:top="1020" w:right="794" w:bottom="1134" w:left="794" w:header="720" w:footer="720" w:gutter="0"/>
+          <w:pgMar w:top="1009" w:right="935" w:bottom="1009" w:left="935" w:header="431" w:footer="431" w:gutter="0"/>
           <w:docGrid w:linePitch="360"/>
           <w:cols w:num="1"/>
         </w:sectPr>
@@ -1269,9 +1295,10 @@
     <w:p>
       <w:pPr>
         <w:sectPr>
+          <w:footerReference w:type="default" r:id="rId12"/>
           <w:type w:val="continuous"/>
           <w:pgSz w:w="12240" w:h="15840"/>
-          <w:pgMar w:top="1020" w:right="794" w:bottom="1134" w:left="794" w:header="720" w:footer="720" w:gutter="0"/>
+          <w:pgMar w:top="1009" w:right="935" w:bottom="1009" w:left="935" w:header="431" w:footer="431" w:gutter="0"/>
           <w:docGrid w:linePitch="360"/>
           <w:cols w:num="2" w:space="540"/>
         </w:sectPr>
@@ -1323,11 +1350,11 @@
         </w:tblBorders>
       </w:tblPr>
       <w:tblGrid>
-        <w:gridCol w:w="2130"/>
-        <w:gridCol w:w="2130"/>
-        <w:gridCol w:w="2130"/>
-        <w:gridCol w:w="2130"/>
-        <w:gridCol w:w="2130"/>
+        <w:gridCol w:w="2074"/>
+        <w:gridCol w:w="2074"/>
+        <w:gridCol w:w="2074"/>
+        <w:gridCol w:w="2074"/>
+        <w:gridCol w:w="2074"/>
       </w:tblGrid>
       <w:tr>
         <w:tc>
@@ -2132,9 +2159,10 @@
     <w:p>
       <w:pPr>
         <w:sectPr>
+          <w:footerReference w:type="default" r:id="rId13"/>
           <w:type w:val="continuous"/>
           <w:pgSz w:w="12240" w:h="15840"/>
-          <w:pgMar w:top="1020" w:right="794" w:bottom="1134" w:left="794" w:header="720" w:footer="720" w:gutter="0"/>
+          <w:pgMar w:top="1009" w:right="935" w:bottom="1009" w:left="935" w:header="431" w:footer="431" w:gutter="0"/>
           <w:docGrid w:linePitch="360"/>
           <w:cols w:num="1"/>
         </w:sectPr>
@@ -2192,9 +2220,10 @@
     <w:p>
       <w:pPr>
         <w:sectPr>
+          <w:footerReference w:type="default" r:id="rId14"/>
           <w:type w:val="continuous"/>
           <w:pgSz w:w="12240" w:h="15840"/>
-          <w:pgMar w:top="1020" w:right="794" w:bottom="1134" w:left="794" w:header="720" w:footer="720" w:gutter="0"/>
+          <w:pgMar w:top="1009" w:right="935" w:bottom="1009" w:left="935" w:header="431" w:footer="431" w:gutter="0"/>
           <w:docGrid w:linePitch="360"/>
           <w:cols w:num="2" w:space="540"/>
         </w:sectPr>
@@ -2246,13 +2275,13 @@
         </w:tblBorders>
       </w:tblPr>
       <w:tblGrid>
-        <w:gridCol w:w="1522"/>
-        <w:gridCol w:w="1522"/>
-        <w:gridCol w:w="1522"/>
-        <w:gridCol w:w="1522"/>
-        <w:gridCol w:w="1522"/>
-        <w:gridCol w:w="1522"/>
-        <w:gridCol w:w="1522"/>
+        <w:gridCol w:w="1481"/>
+        <w:gridCol w:w="1481"/>
+        <w:gridCol w:w="1481"/>
+        <w:gridCol w:w="1481"/>
+        <w:gridCol w:w="1481"/>
+        <w:gridCol w:w="1481"/>
+        <w:gridCol w:w="1481"/>
       </w:tblGrid>
       <w:tr>
         <w:tc>
@@ -3250,7 +3279,7 @@
                     <pic:cNvPicPr/>
                   </pic:nvPicPr>
                   <pic:blipFill>
-                    <a:blip r:embed="rId10"/>
+                    <a:blip r:embed="rId16"/>
                     <a:stretch>
                       <a:fillRect/>
                     </a:stretch>
@@ -3287,9 +3316,10 @@
     <w:p>
       <w:pPr>
         <w:sectPr>
+          <w:footerReference w:type="default" r:id="rId15"/>
           <w:type w:val="continuous"/>
           <w:pgSz w:w="12240" w:h="15840"/>
-          <w:pgMar w:top="1020" w:right="794" w:bottom="1134" w:left="794" w:header="720" w:footer="720" w:gutter="0"/>
+          <w:pgMar w:top="1009" w:right="935" w:bottom="1009" w:left="935" w:header="431" w:footer="431" w:gutter="0"/>
           <w:docGrid w:linePitch="360"/>
           <w:cols w:num="1"/>
         </w:sectPr>
@@ -3331,9 +3361,10 @@
     <w:p>
       <w:pPr>
         <w:sectPr>
+          <w:footerReference w:type="default" r:id="rId17"/>
           <w:type w:val="continuous"/>
           <w:pgSz w:w="12240" w:h="15840"/>
-          <w:pgMar w:top="1020" w:right="794" w:bottom="1134" w:left="794" w:header="720" w:footer="720" w:gutter="0"/>
+          <w:pgMar w:top="1009" w:right="935" w:bottom="1009" w:left="935" w:header="431" w:footer="431" w:gutter="0"/>
           <w:docGrid w:linePitch="360"/>
           <w:cols w:num="2" w:space="540"/>
         </w:sectPr>
@@ -3385,11 +3416,11 @@
         </w:tblBorders>
       </w:tblPr>
       <w:tblGrid>
-        <w:gridCol w:w="2130"/>
-        <w:gridCol w:w="2130"/>
-        <w:gridCol w:w="2130"/>
-        <w:gridCol w:w="2130"/>
-        <w:gridCol w:w="2130"/>
+        <w:gridCol w:w="2074"/>
+        <w:gridCol w:w="2074"/>
+        <w:gridCol w:w="2074"/>
+        <w:gridCol w:w="2074"/>
+        <w:gridCol w:w="2074"/>
       </w:tblGrid>
       <w:tr>
         <w:tc>
@@ -4214,7 +4245,7 @@
                     <pic:cNvPicPr/>
                   </pic:nvPicPr>
                   <pic:blipFill>
-                    <a:blip r:embed="rId11"/>
+                    <a:blip r:embed="rId19"/>
                     <a:stretch>
                       <a:fillRect/>
                     </a:stretch>
@@ -4251,9 +4282,10 @@
     <w:p>
       <w:pPr>
         <w:sectPr>
+          <w:footerReference w:type="default" r:id="rId18"/>
           <w:type w:val="continuous"/>
           <w:pgSz w:w="12240" w:h="15840"/>
-          <w:pgMar w:top="1020" w:right="794" w:bottom="1134" w:left="794" w:header="720" w:footer="720" w:gutter="0"/>
+          <w:pgMar w:top="1009" w:right="935" w:bottom="1009" w:left="935" w:header="431" w:footer="431" w:gutter="0"/>
           <w:docGrid w:linePitch="360"/>
           <w:cols w:num="1"/>
         </w:sectPr>
@@ -4295,9 +4327,10 @@
     <w:p>
       <w:pPr>
         <w:sectPr>
+          <w:footerReference w:type="default" r:id="rId20"/>
           <w:type w:val="continuous"/>
           <w:pgSz w:w="12240" w:h="15840"/>
-          <w:pgMar w:top="1020" w:right="794" w:bottom="1134" w:left="794" w:header="720" w:footer="720" w:gutter="0"/>
+          <w:pgMar w:top="1009" w:right="935" w:bottom="1009" w:left="935" w:header="431" w:footer="431" w:gutter="0"/>
           <w:docGrid w:linePitch="360"/>
           <w:cols w:num="2" w:space="540"/>
         </w:sectPr>
@@ -4349,11 +4382,11 @@
         </w:tblBorders>
       </w:tblPr>
       <w:tblGrid>
-        <w:gridCol w:w="2130"/>
-        <w:gridCol w:w="2130"/>
-        <w:gridCol w:w="2130"/>
-        <w:gridCol w:w="2130"/>
-        <w:gridCol w:w="2130"/>
+        <w:gridCol w:w="2074"/>
+        <w:gridCol w:w="2074"/>
+        <w:gridCol w:w="2074"/>
+        <w:gridCol w:w="2074"/>
+        <w:gridCol w:w="2074"/>
       </w:tblGrid>
       <w:tr>
         <w:tc>
@@ -5178,7 +5211,7 @@
                     <pic:cNvPicPr/>
                   </pic:nvPicPr>
                   <pic:blipFill>
-                    <a:blip r:embed="rId12"/>
+                    <a:blip r:embed="rId22"/>
                     <a:stretch>
                       <a:fillRect/>
                     </a:stretch>
@@ -5215,9 +5248,10 @@
     <w:p>
       <w:pPr>
         <w:sectPr>
+          <w:footerReference w:type="default" r:id="rId21"/>
           <w:type w:val="continuous"/>
           <w:pgSz w:w="12240" w:h="15840"/>
-          <w:pgMar w:top="1020" w:right="794" w:bottom="1134" w:left="794" w:header="720" w:footer="720" w:gutter="0"/>
+          <w:pgMar w:top="1009" w:right="935" w:bottom="1009" w:left="935" w:header="431" w:footer="431" w:gutter="0"/>
           <w:docGrid w:linePitch="360"/>
           <w:cols w:num="1"/>
         </w:sectPr>
@@ -5928,9 +5962,10 @@
     <w:p>
       <w:pPr>
         <w:sectPr>
+          <w:footerReference w:type="default" r:id="rId23"/>
           <w:type w:val="continuous"/>
           <w:pgSz w:w="12240" w:h="15840"/>
-          <w:pgMar w:top="1020" w:right="794" w:bottom="1134" w:left="794" w:header="720" w:footer="720" w:gutter="0"/>
+          <w:pgMar w:top="1009" w:right="935" w:bottom="1009" w:left="935" w:header="431" w:footer="431" w:gutter="0"/>
           <w:docGrid w:linePitch="360"/>
           <w:cols w:num="2" w:space="540"/>
         </w:sectPr>
@@ -6011,10 +6046,10 @@
         </w:tblBorders>
       </w:tblPr>
       <w:tblGrid>
-        <w:gridCol w:w="2663"/>
-        <w:gridCol w:w="2663"/>
-        <w:gridCol w:w="2663"/>
-        <w:gridCol w:w="2663"/>
+        <w:gridCol w:w="2592"/>
+        <w:gridCol w:w="2592"/>
+        <w:gridCol w:w="2592"/>
+        <w:gridCol w:w="2592"/>
       </w:tblGrid>
       <w:tr>
         <w:tc>
@@ -7127,18 +7162,20 @@
     <w:p>
       <w:pPr>
         <w:sectPr>
+          <w:footerReference w:type="default" r:id="rId24"/>
           <w:type w:val="continuous"/>
           <w:pgSz w:w="12240" w:h="15840"/>
-          <w:pgMar w:top="1020" w:right="794" w:bottom="1134" w:left="794" w:header="720" w:footer="720" w:gutter="0"/>
+          <w:pgMar w:top="1009" w:right="935" w:bottom="1009" w:left="935" w:header="431" w:footer="431" w:gutter="0"/>
           <w:docGrid w:linePitch="360"/>
           <w:cols w:num="1"/>
         </w:sectPr>
       </w:pPr>
     </w:p>
     <w:sectPr>
+      <w:footerReference w:type="default" r:id="rId25"/>
       <w:type w:val="continuous"/>
       <w:pgSz w:w="12240" w:h="15840"/>
-      <w:pgMar w:top="1020" w:right="794" w:bottom="1134" w:left="794" w:header="720" w:footer="720" w:gutter="0"/>
+      <w:pgMar w:top="1009" w:right="935" w:bottom="1009" w:left="935" w:header="431" w:footer="431" w:gutter="0"/>
       <w:docGrid w:linePitch="360"/>
       <w:cols w:num="2" w:space="540"/>
     </w:sectPr>
@@ -7151,8 +7188,697 @@
   <w:p>
     <w:pPr>
       <w:pStyle w:val="Footer"/>
+      <w:spacing w:before="0" w:after="0"/>
+      <w:jc w:val="center"/>
     </w:pPr>
-    <w:r/>
+    <w:r>
+      <w:rPr>
+        <w:rFonts w:ascii="Times New Roman" w:hAnsi="Times New Roman"/>
+        <w:sz w:val="18"/>
+      </w:rPr>
+    </w:r>
+    <w:r>
+      <w:rPr>
+        <w:rFonts w:ascii="Times New Roman" w:hAnsi="Times New Roman"/>
+        <w:sz w:val="18"/>
+        <w:szCs w:val="18"/>
+      </w:rPr>
+      <w:fldChar w:fldCharType="begin"/>
+    </w:r>
+    <w:r>
+      <w:rPr>
+        <w:rFonts w:ascii="Times New Roman" w:hAnsi="Times New Roman"/>
+        <w:sz w:val="18"/>
+        <w:szCs w:val="18"/>
+      </w:rPr>
+      <w:instrText xml:space="preserve"> PAGE </w:instrText>
+    </w:r>
+    <w:r>
+      <w:rPr>
+        <w:rFonts w:ascii="Times New Roman" w:hAnsi="Times New Roman"/>
+        <w:sz w:val="18"/>
+        <w:szCs w:val="18"/>
+      </w:rPr>
+      <w:fldChar w:fldCharType="separate"/>
+    </w:r>
+    <w:r>
+      <w:rPr>
+        <w:rFonts w:ascii="Times New Roman" w:hAnsi="Times New Roman"/>
+        <w:sz w:val="18"/>
+        <w:szCs w:val="18"/>
+      </w:rPr>
+      <w:fldChar w:fldCharType="end"/>
+    </w:r>
+  </w:p>
+</w:ftr>
+</file>
+
+<file path=word/footer10.xml><?xml version="1.0" encoding="utf-8"?>
+<w:ftr xmlns:m="http://schemas.openxmlformats.org/officeDocument/2006/math" xmlns:mc="http://schemas.openxmlformats.org/markup-compatibility/2006" xmlns:mo="http://schemas.microsoft.com/office/mac/office/2008/main" xmlns:mv="urn:schemas-microsoft-com:mac:vml" xmlns:o="urn:schemas-microsoft-com:office:office" xmlns:r="http://schemas.openxmlformats.org/officeDocument/2006/relationships" xmlns:v="urn:schemas-microsoft-com:vml" xmlns:w10="urn:schemas-microsoft-com:office:word" xmlns:w14="http://schemas.microsoft.com/office/word/2010/wordml" xmlns:w="http://schemas.openxmlformats.org/wordprocessingml/2006/main" xmlns:wne="http://schemas.microsoft.com/office/word/2006/wordml" xmlns:wp14="http://schemas.microsoft.com/office/word/2010/wordprocessingDrawing" xmlns:wp="http://schemas.openxmlformats.org/drawingml/2006/wordprocessingDrawing" xmlns:wpc="http://schemas.microsoft.com/office/word/2010/wordprocessingCanvas" xmlns:wpg="http://schemas.microsoft.com/office/word/2010/wordprocessingGroup" xmlns:wpi="http://schemas.microsoft.com/office/word/2010/wordprocessingInk" xmlns:wps="http://schemas.microsoft.com/office/word/2010/wordprocessingShape" mc:Ignorable="w14 wp14">
+  <w:p>
+    <w:pPr>
+      <w:pStyle w:val="Footer"/>
+      <w:spacing w:before="0" w:after="0"/>
+      <w:jc w:val="center"/>
+    </w:pPr>
+    <w:r>
+      <w:rPr>
+        <w:rFonts w:ascii="Times New Roman" w:hAnsi="Times New Roman"/>
+        <w:sz w:val="18"/>
+      </w:rPr>
+    </w:r>
+    <w:r>
+      <w:rPr>
+        <w:rFonts w:ascii="Times New Roman" w:hAnsi="Times New Roman"/>
+        <w:sz w:val="18"/>
+        <w:szCs w:val="18"/>
+      </w:rPr>
+      <w:fldChar w:fldCharType="begin"/>
+    </w:r>
+    <w:r>
+      <w:rPr>
+        <w:rFonts w:ascii="Times New Roman" w:hAnsi="Times New Roman"/>
+        <w:sz w:val="18"/>
+        <w:szCs w:val="18"/>
+      </w:rPr>
+      <w:instrText xml:space="preserve"> PAGE </w:instrText>
+    </w:r>
+    <w:r>
+      <w:rPr>
+        <w:rFonts w:ascii="Times New Roman" w:hAnsi="Times New Roman"/>
+        <w:sz w:val="18"/>
+        <w:szCs w:val="18"/>
+      </w:rPr>
+      <w:fldChar w:fldCharType="separate"/>
+    </w:r>
+    <w:r>
+      <w:rPr>
+        <w:rFonts w:ascii="Times New Roman" w:hAnsi="Times New Roman"/>
+        <w:sz w:val="18"/>
+        <w:szCs w:val="18"/>
+      </w:rPr>
+      <w:fldChar w:fldCharType="end"/>
+    </w:r>
+  </w:p>
+</w:ftr>
+</file>
+
+<file path=word/footer11.xml><?xml version="1.0" encoding="utf-8"?>
+<w:ftr xmlns:m="http://schemas.openxmlformats.org/officeDocument/2006/math" xmlns:mc="http://schemas.openxmlformats.org/markup-compatibility/2006" xmlns:mo="http://schemas.microsoft.com/office/mac/office/2008/main" xmlns:mv="urn:schemas-microsoft-com:mac:vml" xmlns:o="urn:schemas-microsoft-com:office:office" xmlns:r="http://schemas.openxmlformats.org/officeDocument/2006/relationships" xmlns:v="urn:schemas-microsoft-com:vml" xmlns:w10="urn:schemas-microsoft-com:office:word" xmlns:w14="http://schemas.microsoft.com/office/word/2010/wordml" xmlns:w="http://schemas.openxmlformats.org/wordprocessingml/2006/main" xmlns:wne="http://schemas.microsoft.com/office/word/2006/wordml" xmlns:wp14="http://schemas.microsoft.com/office/word/2010/wordprocessingDrawing" xmlns:wp="http://schemas.openxmlformats.org/drawingml/2006/wordprocessingDrawing" xmlns:wpc="http://schemas.microsoft.com/office/word/2010/wordprocessingCanvas" xmlns:wpg="http://schemas.microsoft.com/office/word/2010/wordprocessingGroup" xmlns:wpi="http://schemas.microsoft.com/office/word/2010/wordprocessingInk" xmlns:wps="http://schemas.microsoft.com/office/word/2010/wordprocessingShape" mc:Ignorable="w14 wp14">
+  <w:p>
+    <w:pPr>
+      <w:pStyle w:val="Footer"/>
+      <w:spacing w:before="0" w:after="0"/>
+      <w:jc w:val="center"/>
+    </w:pPr>
+    <w:r>
+      <w:rPr>
+        <w:rFonts w:ascii="Times New Roman" w:hAnsi="Times New Roman"/>
+        <w:sz w:val="18"/>
+      </w:rPr>
+    </w:r>
+    <w:r>
+      <w:rPr>
+        <w:rFonts w:ascii="Times New Roman" w:hAnsi="Times New Roman"/>
+        <w:sz w:val="18"/>
+        <w:szCs w:val="18"/>
+      </w:rPr>
+      <w:fldChar w:fldCharType="begin"/>
+    </w:r>
+    <w:r>
+      <w:rPr>
+        <w:rFonts w:ascii="Times New Roman" w:hAnsi="Times New Roman"/>
+        <w:sz w:val="18"/>
+        <w:szCs w:val="18"/>
+      </w:rPr>
+      <w:instrText xml:space="preserve"> PAGE </w:instrText>
+    </w:r>
+    <w:r>
+      <w:rPr>
+        <w:rFonts w:ascii="Times New Roman" w:hAnsi="Times New Roman"/>
+        <w:sz w:val="18"/>
+        <w:szCs w:val="18"/>
+      </w:rPr>
+      <w:fldChar w:fldCharType="separate"/>
+    </w:r>
+    <w:r>
+      <w:rPr>
+        <w:rFonts w:ascii="Times New Roman" w:hAnsi="Times New Roman"/>
+        <w:sz w:val="18"/>
+        <w:szCs w:val="18"/>
+      </w:rPr>
+      <w:fldChar w:fldCharType="end"/>
+    </w:r>
+  </w:p>
+</w:ftr>
+</file>
+
+<file path=word/footer12.xml><?xml version="1.0" encoding="utf-8"?>
+<w:ftr xmlns:m="http://schemas.openxmlformats.org/officeDocument/2006/math" xmlns:mc="http://schemas.openxmlformats.org/markup-compatibility/2006" xmlns:mo="http://schemas.microsoft.com/office/mac/office/2008/main" xmlns:mv="urn:schemas-microsoft-com:mac:vml" xmlns:o="urn:schemas-microsoft-com:office:office" xmlns:r="http://schemas.openxmlformats.org/officeDocument/2006/relationships" xmlns:v="urn:schemas-microsoft-com:vml" xmlns:w10="urn:schemas-microsoft-com:office:word" xmlns:w14="http://schemas.microsoft.com/office/word/2010/wordml" xmlns:w="http://schemas.openxmlformats.org/wordprocessingml/2006/main" xmlns:wne="http://schemas.microsoft.com/office/word/2006/wordml" xmlns:wp14="http://schemas.microsoft.com/office/word/2010/wordprocessingDrawing" xmlns:wp="http://schemas.openxmlformats.org/drawingml/2006/wordprocessingDrawing" xmlns:wpc="http://schemas.microsoft.com/office/word/2010/wordprocessingCanvas" xmlns:wpg="http://schemas.microsoft.com/office/word/2010/wordprocessingGroup" xmlns:wpi="http://schemas.microsoft.com/office/word/2010/wordprocessingInk" xmlns:wps="http://schemas.microsoft.com/office/word/2010/wordprocessingShape" mc:Ignorable="w14 wp14">
+  <w:p>
+    <w:pPr>
+      <w:pStyle w:val="Footer"/>
+      <w:spacing w:before="0" w:after="0"/>
+      <w:jc w:val="center"/>
+    </w:pPr>
+    <w:r>
+      <w:rPr>
+        <w:rFonts w:ascii="Times New Roman" w:hAnsi="Times New Roman"/>
+        <w:sz w:val="18"/>
+      </w:rPr>
+    </w:r>
+    <w:r>
+      <w:rPr>
+        <w:rFonts w:ascii="Times New Roman" w:hAnsi="Times New Roman"/>
+        <w:sz w:val="18"/>
+        <w:szCs w:val="18"/>
+      </w:rPr>
+      <w:fldChar w:fldCharType="begin"/>
+    </w:r>
+    <w:r>
+      <w:rPr>
+        <w:rFonts w:ascii="Times New Roman" w:hAnsi="Times New Roman"/>
+        <w:sz w:val="18"/>
+        <w:szCs w:val="18"/>
+      </w:rPr>
+      <w:instrText xml:space="preserve"> PAGE </w:instrText>
+    </w:r>
+    <w:r>
+      <w:rPr>
+        <w:rFonts w:ascii="Times New Roman" w:hAnsi="Times New Roman"/>
+        <w:sz w:val="18"/>
+        <w:szCs w:val="18"/>
+      </w:rPr>
+      <w:fldChar w:fldCharType="separate"/>
+    </w:r>
+    <w:r>
+      <w:rPr>
+        <w:rFonts w:ascii="Times New Roman" w:hAnsi="Times New Roman"/>
+        <w:sz w:val="18"/>
+        <w:szCs w:val="18"/>
+      </w:rPr>
+      <w:fldChar w:fldCharType="end"/>
+    </w:r>
+  </w:p>
+</w:ftr>
+</file>
+
+<file path=word/footer13.xml><?xml version="1.0" encoding="utf-8"?>
+<w:ftr xmlns:m="http://schemas.openxmlformats.org/officeDocument/2006/math" xmlns:mc="http://schemas.openxmlformats.org/markup-compatibility/2006" xmlns:mo="http://schemas.microsoft.com/office/mac/office/2008/main" xmlns:mv="urn:schemas-microsoft-com:mac:vml" xmlns:o="urn:schemas-microsoft-com:office:office" xmlns:r="http://schemas.openxmlformats.org/officeDocument/2006/relationships" xmlns:v="urn:schemas-microsoft-com:vml" xmlns:w10="urn:schemas-microsoft-com:office:word" xmlns:w14="http://schemas.microsoft.com/office/word/2010/wordml" xmlns:w="http://schemas.openxmlformats.org/wordprocessingml/2006/main" xmlns:wne="http://schemas.microsoft.com/office/word/2006/wordml" xmlns:wp14="http://schemas.microsoft.com/office/word/2010/wordprocessingDrawing" xmlns:wp="http://schemas.openxmlformats.org/drawingml/2006/wordprocessingDrawing" xmlns:wpc="http://schemas.microsoft.com/office/word/2010/wordprocessingCanvas" xmlns:wpg="http://schemas.microsoft.com/office/word/2010/wordprocessingGroup" xmlns:wpi="http://schemas.microsoft.com/office/word/2010/wordprocessingInk" xmlns:wps="http://schemas.microsoft.com/office/word/2010/wordprocessingShape" mc:Ignorable="w14 wp14">
+  <w:p>
+    <w:pPr>
+      <w:pStyle w:val="Footer"/>
+      <w:spacing w:before="0" w:after="0"/>
+      <w:jc w:val="center"/>
+    </w:pPr>
+    <w:r>
+      <w:rPr>
+        <w:rFonts w:ascii="Times New Roman" w:hAnsi="Times New Roman"/>
+        <w:sz w:val="18"/>
+      </w:rPr>
+    </w:r>
+    <w:r>
+      <w:rPr>
+        <w:rFonts w:ascii="Times New Roman" w:hAnsi="Times New Roman"/>
+        <w:sz w:val="18"/>
+        <w:szCs w:val="18"/>
+      </w:rPr>
+      <w:fldChar w:fldCharType="begin"/>
+    </w:r>
+    <w:r>
+      <w:rPr>
+        <w:rFonts w:ascii="Times New Roman" w:hAnsi="Times New Roman"/>
+        <w:sz w:val="18"/>
+        <w:szCs w:val="18"/>
+      </w:rPr>
+      <w:instrText xml:space="preserve"> PAGE </w:instrText>
+    </w:r>
+    <w:r>
+      <w:rPr>
+        <w:rFonts w:ascii="Times New Roman" w:hAnsi="Times New Roman"/>
+        <w:sz w:val="18"/>
+        <w:szCs w:val="18"/>
+      </w:rPr>
+      <w:fldChar w:fldCharType="separate"/>
+    </w:r>
+    <w:r>
+      <w:rPr>
+        <w:rFonts w:ascii="Times New Roman" w:hAnsi="Times New Roman"/>
+        <w:sz w:val="18"/>
+        <w:szCs w:val="18"/>
+      </w:rPr>
+      <w:fldChar w:fldCharType="end"/>
+    </w:r>
+  </w:p>
+</w:ftr>
+</file>
+
+<file path=word/footer14.xml><?xml version="1.0" encoding="utf-8"?>
+<w:ftr xmlns:m="http://schemas.openxmlformats.org/officeDocument/2006/math" xmlns:mc="http://schemas.openxmlformats.org/markup-compatibility/2006" xmlns:mo="http://schemas.microsoft.com/office/mac/office/2008/main" xmlns:mv="urn:schemas-microsoft-com:mac:vml" xmlns:o="urn:schemas-microsoft-com:office:office" xmlns:r="http://schemas.openxmlformats.org/officeDocument/2006/relationships" xmlns:v="urn:schemas-microsoft-com:vml" xmlns:w10="urn:schemas-microsoft-com:office:word" xmlns:w14="http://schemas.microsoft.com/office/word/2010/wordml" xmlns:w="http://schemas.openxmlformats.org/wordprocessingml/2006/main" xmlns:wne="http://schemas.microsoft.com/office/word/2006/wordml" xmlns:wp14="http://schemas.microsoft.com/office/word/2010/wordprocessingDrawing" xmlns:wp="http://schemas.openxmlformats.org/drawingml/2006/wordprocessingDrawing" xmlns:wpc="http://schemas.microsoft.com/office/word/2010/wordprocessingCanvas" xmlns:wpg="http://schemas.microsoft.com/office/word/2010/wordprocessingGroup" xmlns:wpi="http://schemas.microsoft.com/office/word/2010/wordprocessingInk" xmlns:wps="http://schemas.microsoft.com/office/word/2010/wordprocessingShape" mc:Ignorable="w14 wp14">
+  <w:p>
+    <w:pPr>
+      <w:pStyle w:val="Footer"/>
+      <w:spacing w:before="0" w:after="0"/>
+      <w:jc w:val="center"/>
+    </w:pPr>
+    <w:r>
+      <w:rPr>
+        <w:rFonts w:ascii="Times New Roman" w:hAnsi="Times New Roman"/>
+        <w:sz w:val="18"/>
+      </w:rPr>
+    </w:r>
+    <w:r>
+      <w:rPr>
+        <w:rFonts w:ascii="Times New Roman" w:hAnsi="Times New Roman"/>
+        <w:sz w:val="18"/>
+        <w:szCs w:val="18"/>
+      </w:rPr>
+      <w:fldChar w:fldCharType="begin"/>
+    </w:r>
+    <w:r>
+      <w:rPr>
+        <w:rFonts w:ascii="Times New Roman" w:hAnsi="Times New Roman"/>
+        <w:sz w:val="18"/>
+        <w:szCs w:val="18"/>
+      </w:rPr>
+      <w:instrText xml:space="preserve"> PAGE </w:instrText>
+    </w:r>
+    <w:r>
+      <w:rPr>
+        <w:rFonts w:ascii="Times New Roman" w:hAnsi="Times New Roman"/>
+        <w:sz w:val="18"/>
+        <w:szCs w:val="18"/>
+      </w:rPr>
+      <w:fldChar w:fldCharType="separate"/>
+    </w:r>
+    <w:r>
+      <w:rPr>
+        <w:rFonts w:ascii="Times New Roman" w:hAnsi="Times New Roman"/>
+        <w:sz w:val="18"/>
+        <w:szCs w:val="18"/>
+      </w:rPr>
+      <w:fldChar w:fldCharType="end"/>
+    </w:r>
+  </w:p>
+</w:ftr>
+</file>
+
+<file path=word/footer2.xml><?xml version="1.0" encoding="utf-8"?>
+<w:ftr xmlns:m="http://schemas.openxmlformats.org/officeDocument/2006/math" xmlns:mc="http://schemas.openxmlformats.org/markup-compatibility/2006" xmlns:mo="http://schemas.microsoft.com/office/mac/office/2008/main" xmlns:mv="urn:schemas-microsoft-com:mac:vml" xmlns:o="urn:schemas-microsoft-com:office:office" xmlns:r="http://schemas.openxmlformats.org/officeDocument/2006/relationships" xmlns:v="urn:schemas-microsoft-com:vml" xmlns:w10="urn:schemas-microsoft-com:office:word" xmlns:w14="http://schemas.microsoft.com/office/word/2010/wordml" xmlns:w="http://schemas.openxmlformats.org/wordprocessingml/2006/main" xmlns:wne="http://schemas.microsoft.com/office/word/2006/wordml" xmlns:wp14="http://schemas.microsoft.com/office/word/2010/wordprocessingDrawing" xmlns:wp="http://schemas.openxmlformats.org/drawingml/2006/wordprocessingDrawing" xmlns:wpc="http://schemas.microsoft.com/office/word/2010/wordprocessingCanvas" xmlns:wpg="http://schemas.microsoft.com/office/word/2010/wordprocessingGroup" xmlns:wpi="http://schemas.microsoft.com/office/word/2010/wordprocessingInk" xmlns:wps="http://schemas.microsoft.com/office/word/2010/wordprocessingShape" mc:Ignorable="w14 wp14">
+  <w:p>
+    <w:pPr>
+      <w:pStyle w:val="Footer"/>
+      <w:spacing w:before="0" w:after="0"/>
+      <w:jc w:val="center"/>
+    </w:pPr>
+    <w:r>
+      <w:rPr>
+        <w:rFonts w:ascii="Times New Roman" w:hAnsi="Times New Roman"/>
+        <w:sz w:val="18"/>
+      </w:rPr>
+    </w:r>
+    <w:r>
+      <w:rPr>
+        <w:rFonts w:ascii="Times New Roman" w:hAnsi="Times New Roman"/>
+        <w:sz w:val="18"/>
+        <w:szCs w:val="18"/>
+      </w:rPr>
+      <w:fldChar w:fldCharType="begin"/>
+    </w:r>
+    <w:r>
+      <w:rPr>
+        <w:rFonts w:ascii="Times New Roman" w:hAnsi="Times New Roman"/>
+        <w:sz w:val="18"/>
+        <w:szCs w:val="18"/>
+      </w:rPr>
+      <w:instrText xml:space="preserve"> PAGE </w:instrText>
+    </w:r>
+    <w:r>
+      <w:rPr>
+        <w:rFonts w:ascii="Times New Roman" w:hAnsi="Times New Roman"/>
+        <w:sz w:val="18"/>
+        <w:szCs w:val="18"/>
+      </w:rPr>
+      <w:fldChar w:fldCharType="separate"/>
+    </w:r>
+    <w:r>
+      <w:rPr>
+        <w:rFonts w:ascii="Times New Roman" w:hAnsi="Times New Roman"/>
+        <w:sz w:val="18"/>
+        <w:szCs w:val="18"/>
+      </w:rPr>
+      <w:fldChar w:fldCharType="end"/>
+    </w:r>
+  </w:p>
+</w:ftr>
+</file>
+
+<file path=word/footer3.xml><?xml version="1.0" encoding="utf-8"?>
+<w:ftr xmlns:m="http://schemas.openxmlformats.org/officeDocument/2006/math" xmlns:mc="http://schemas.openxmlformats.org/markup-compatibility/2006" xmlns:mo="http://schemas.microsoft.com/office/mac/office/2008/main" xmlns:mv="urn:schemas-microsoft-com:mac:vml" xmlns:o="urn:schemas-microsoft-com:office:office" xmlns:r="http://schemas.openxmlformats.org/officeDocument/2006/relationships" xmlns:v="urn:schemas-microsoft-com:vml" xmlns:w10="urn:schemas-microsoft-com:office:word" xmlns:w14="http://schemas.microsoft.com/office/word/2010/wordml" xmlns:w="http://schemas.openxmlformats.org/wordprocessingml/2006/main" xmlns:wne="http://schemas.microsoft.com/office/word/2006/wordml" xmlns:wp14="http://schemas.microsoft.com/office/word/2010/wordprocessingDrawing" xmlns:wp="http://schemas.openxmlformats.org/drawingml/2006/wordprocessingDrawing" xmlns:wpc="http://schemas.microsoft.com/office/word/2010/wordprocessingCanvas" xmlns:wpg="http://schemas.microsoft.com/office/word/2010/wordprocessingGroup" xmlns:wpi="http://schemas.microsoft.com/office/word/2010/wordprocessingInk" xmlns:wps="http://schemas.microsoft.com/office/word/2010/wordprocessingShape" mc:Ignorable="w14 wp14">
+  <w:p>
+    <w:pPr>
+      <w:pStyle w:val="Footer"/>
+      <w:spacing w:before="0" w:after="0"/>
+      <w:jc w:val="center"/>
+    </w:pPr>
+    <w:r>
+      <w:rPr>
+        <w:rFonts w:ascii="Times New Roman" w:hAnsi="Times New Roman"/>
+        <w:sz w:val="18"/>
+      </w:rPr>
+    </w:r>
+    <w:r>
+      <w:rPr>
+        <w:rFonts w:ascii="Times New Roman" w:hAnsi="Times New Roman"/>
+        <w:sz w:val="18"/>
+        <w:szCs w:val="18"/>
+      </w:rPr>
+      <w:fldChar w:fldCharType="begin"/>
+    </w:r>
+    <w:r>
+      <w:rPr>
+        <w:rFonts w:ascii="Times New Roman" w:hAnsi="Times New Roman"/>
+        <w:sz w:val="18"/>
+        <w:szCs w:val="18"/>
+      </w:rPr>
+      <w:instrText xml:space="preserve"> PAGE </w:instrText>
+    </w:r>
+    <w:r>
+      <w:rPr>
+        <w:rFonts w:ascii="Times New Roman" w:hAnsi="Times New Roman"/>
+        <w:sz w:val="18"/>
+        <w:szCs w:val="18"/>
+      </w:rPr>
+      <w:fldChar w:fldCharType="separate"/>
+    </w:r>
+    <w:r>
+      <w:rPr>
+        <w:rFonts w:ascii="Times New Roman" w:hAnsi="Times New Roman"/>
+        <w:sz w:val="18"/>
+        <w:szCs w:val="18"/>
+      </w:rPr>
+      <w:fldChar w:fldCharType="end"/>
+    </w:r>
+  </w:p>
+</w:ftr>
+</file>
+
+<file path=word/footer4.xml><?xml version="1.0" encoding="utf-8"?>
+<w:ftr xmlns:m="http://schemas.openxmlformats.org/officeDocument/2006/math" xmlns:mc="http://schemas.openxmlformats.org/markup-compatibility/2006" xmlns:mo="http://schemas.microsoft.com/office/mac/office/2008/main" xmlns:mv="urn:schemas-microsoft-com:mac:vml" xmlns:o="urn:schemas-microsoft-com:office:office" xmlns:r="http://schemas.openxmlformats.org/officeDocument/2006/relationships" xmlns:v="urn:schemas-microsoft-com:vml" xmlns:w10="urn:schemas-microsoft-com:office:word" xmlns:w14="http://schemas.microsoft.com/office/word/2010/wordml" xmlns:w="http://schemas.openxmlformats.org/wordprocessingml/2006/main" xmlns:wne="http://schemas.microsoft.com/office/word/2006/wordml" xmlns:wp14="http://schemas.microsoft.com/office/word/2010/wordprocessingDrawing" xmlns:wp="http://schemas.openxmlformats.org/drawingml/2006/wordprocessingDrawing" xmlns:wpc="http://schemas.microsoft.com/office/word/2010/wordprocessingCanvas" xmlns:wpg="http://schemas.microsoft.com/office/word/2010/wordprocessingGroup" xmlns:wpi="http://schemas.microsoft.com/office/word/2010/wordprocessingInk" xmlns:wps="http://schemas.microsoft.com/office/word/2010/wordprocessingShape" mc:Ignorable="w14 wp14">
+  <w:p>
+    <w:pPr>
+      <w:pStyle w:val="Footer"/>
+      <w:spacing w:before="0" w:after="0"/>
+      <w:jc w:val="center"/>
+    </w:pPr>
+    <w:r>
+      <w:rPr>
+        <w:rFonts w:ascii="Times New Roman" w:hAnsi="Times New Roman"/>
+        <w:sz w:val="18"/>
+      </w:rPr>
+    </w:r>
+    <w:r>
+      <w:rPr>
+        <w:rFonts w:ascii="Times New Roman" w:hAnsi="Times New Roman"/>
+        <w:sz w:val="18"/>
+        <w:szCs w:val="18"/>
+      </w:rPr>
+      <w:fldChar w:fldCharType="begin"/>
+    </w:r>
+    <w:r>
+      <w:rPr>
+        <w:rFonts w:ascii="Times New Roman" w:hAnsi="Times New Roman"/>
+        <w:sz w:val="18"/>
+        <w:szCs w:val="18"/>
+      </w:rPr>
+      <w:instrText xml:space="preserve"> PAGE </w:instrText>
+    </w:r>
+    <w:r>
+      <w:rPr>
+        <w:rFonts w:ascii="Times New Roman" w:hAnsi="Times New Roman"/>
+        <w:sz w:val="18"/>
+        <w:szCs w:val="18"/>
+      </w:rPr>
+      <w:fldChar w:fldCharType="separate"/>
+    </w:r>
+    <w:r>
+      <w:rPr>
+        <w:rFonts w:ascii="Times New Roman" w:hAnsi="Times New Roman"/>
+        <w:sz w:val="18"/>
+        <w:szCs w:val="18"/>
+      </w:rPr>
+      <w:fldChar w:fldCharType="end"/>
+    </w:r>
+  </w:p>
+</w:ftr>
+</file>
+
+<file path=word/footer5.xml><?xml version="1.0" encoding="utf-8"?>
+<w:ftr xmlns:m="http://schemas.openxmlformats.org/officeDocument/2006/math" xmlns:mc="http://schemas.openxmlformats.org/markup-compatibility/2006" xmlns:mo="http://schemas.microsoft.com/office/mac/office/2008/main" xmlns:mv="urn:schemas-microsoft-com:mac:vml" xmlns:o="urn:schemas-microsoft-com:office:office" xmlns:r="http://schemas.openxmlformats.org/officeDocument/2006/relationships" xmlns:v="urn:schemas-microsoft-com:vml" xmlns:w10="urn:schemas-microsoft-com:office:word" xmlns:w14="http://schemas.microsoft.com/office/word/2010/wordml" xmlns:w="http://schemas.openxmlformats.org/wordprocessingml/2006/main" xmlns:wne="http://schemas.microsoft.com/office/word/2006/wordml" xmlns:wp14="http://schemas.microsoft.com/office/word/2010/wordprocessingDrawing" xmlns:wp="http://schemas.openxmlformats.org/drawingml/2006/wordprocessingDrawing" xmlns:wpc="http://schemas.microsoft.com/office/word/2010/wordprocessingCanvas" xmlns:wpg="http://schemas.microsoft.com/office/word/2010/wordprocessingGroup" xmlns:wpi="http://schemas.microsoft.com/office/word/2010/wordprocessingInk" xmlns:wps="http://schemas.microsoft.com/office/word/2010/wordprocessingShape" mc:Ignorable="w14 wp14">
+  <w:p>
+    <w:pPr>
+      <w:pStyle w:val="Footer"/>
+      <w:spacing w:before="0" w:after="0"/>
+      <w:jc w:val="center"/>
+    </w:pPr>
+    <w:r>
+      <w:rPr>
+        <w:rFonts w:ascii="Times New Roman" w:hAnsi="Times New Roman"/>
+        <w:sz w:val="18"/>
+      </w:rPr>
+    </w:r>
+    <w:r>
+      <w:rPr>
+        <w:rFonts w:ascii="Times New Roman" w:hAnsi="Times New Roman"/>
+        <w:sz w:val="18"/>
+        <w:szCs w:val="18"/>
+      </w:rPr>
+      <w:fldChar w:fldCharType="begin"/>
+    </w:r>
+    <w:r>
+      <w:rPr>
+        <w:rFonts w:ascii="Times New Roman" w:hAnsi="Times New Roman"/>
+        <w:sz w:val="18"/>
+        <w:szCs w:val="18"/>
+      </w:rPr>
+      <w:instrText xml:space="preserve"> PAGE </w:instrText>
+    </w:r>
+    <w:r>
+      <w:rPr>
+        <w:rFonts w:ascii="Times New Roman" w:hAnsi="Times New Roman"/>
+        <w:sz w:val="18"/>
+        <w:szCs w:val="18"/>
+      </w:rPr>
+      <w:fldChar w:fldCharType="separate"/>
+    </w:r>
+    <w:r>
+      <w:rPr>
+        <w:rFonts w:ascii="Times New Roman" w:hAnsi="Times New Roman"/>
+        <w:sz w:val="18"/>
+        <w:szCs w:val="18"/>
+      </w:rPr>
+      <w:fldChar w:fldCharType="end"/>
+    </w:r>
+  </w:p>
+</w:ftr>
+</file>
+
+<file path=word/footer6.xml><?xml version="1.0" encoding="utf-8"?>
+<w:ftr xmlns:m="http://schemas.openxmlformats.org/officeDocument/2006/math" xmlns:mc="http://schemas.openxmlformats.org/markup-compatibility/2006" xmlns:mo="http://schemas.microsoft.com/office/mac/office/2008/main" xmlns:mv="urn:schemas-microsoft-com:mac:vml" xmlns:o="urn:schemas-microsoft-com:office:office" xmlns:r="http://schemas.openxmlformats.org/officeDocument/2006/relationships" xmlns:v="urn:schemas-microsoft-com:vml" xmlns:w10="urn:schemas-microsoft-com:office:word" xmlns:w14="http://schemas.microsoft.com/office/word/2010/wordml" xmlns:w="http://schemas.openxmlformats.org/wordprocessingml/2006/main" xmlns:wne="http://schemas.microsoft.com/office/word/2006/wordml" xmlns:wp14="http://schemas.microsoft.com/office/word/2010/wordprocessingDrawing" xmlns:wp="http://schemas.openxmlformats.org/drawingml/2006/wordprocessingDrawing" xmlns:wpc="http://schemas.microsoft.com/office/word/2010/wordprocessingCanvas" xmlns:wpg="http://schemas.microsoft.com/office/word/2010/wordprocessingGroup" xmlns:wpi="http://schemas.microsoft.com/office/word/2010/wordprocessingInk" xmlns:wps="http://schemas.microsoft.com/office/word/2010/wordprocessingShape" mc:Ignorable="w14 wp14">
+  <w:p>
+    <w:pPr>
+      <w:pStyle w:val="Footer"/>
+      <w:spacing w:before="0" w:after="0"/>
+      <w:jc w:val="center"/>
+    </w:pPr>
+    <w:r>
+      <w:rPr>
+        <w:rFonts w:ascii="Times New Roman" w:hAnsi="Times New Roman"/>
+        <w:sz w:val="18"/>
+      </w:rPr>
+    </w:r>
+    <w:r>
+      <w:rPr>
+        <w:rFonts w:ascii="Times New Roman" w:hAnsi="Times New Roman"/>
+        <w:sz w:val="18"/>
+        <w:szCs w:val="18"/>
+      </w:rPr>
+      <w:fldChar w:fldCharType="begin"/>
+    </w:r>
+    <w:r>
+      <w:rPr>
+        <w:rFonts w:ascii="Times New Roman" w:hAnsi="Times New Roman"/>
+        <w:sz w:val="18"/>
+        <w:szCs w:val="18"/>
+      </w:rPr>
+      <w:instrText xml:space="preserve"> PAGE </w:instrText>
+    </w:r>
+    <w:r>
+      <w:rPr>
+        <w:rFonts w:ascii="Times New Roman" w:hAnsi="Times New Roman"/>
+        <w:sz w:val="18"/>
+        <w:szCs w:val="18"/>
+      </w:rPr>
+      <w:fldChar w:fldCharType="separate"/>
+    </w:r>
+    <w:r>
+      <w:rPr>
+        <w:rFonts w:ascii="Times New Roman" w:hAnsi="Times New Roman"/>
+        <w:sz w:val="18"/>
+        <w:szCs w:val="18"/>
+      </w:rPr>
+      <w:fldChar w:fldCharType="end"/>
+    </w:r>
+  </w:p>
+</w:ftr>
+</file>
+
+<file path=word/footer7.xml><?xml version="1.0" encoding="utf-8"?>
+<w:ftr xmlns:m="http://schemas.openxmlformats.org/officeDocument/2006/math" xmlns:mc="http://schemas.openxmlformats.org/markup-compatibility/2006" xmlns:mo="http://schemas.microsoft.com/office/mac/office/2008/main" xmlns:mv="urn:schemas-microsoft-com:mac:vml" xmlns:o="urn:schemas-microsoft-com:office:office" xmlns:r="http://schemas.openxmlformats.org/officeDocument/2006/relationships" xmlns:v="urn:schemas-microsoft-com:vml" xmlns:w10="urn:schemas-microsoft-com:office:word" xmlns:w14="http://schemas.microsoft.com/office/word/2010/wordml" xmlns:w="http://schemas.openxmlformats.org/wordprocessingml/2006/main" xmlns:wne="http://schemas.microsoft.com/office/word/2006/wordml" xmlns:wp14="http://schemas.microsoft.com/office/word/2010/wordprocessingDrawing" xmlns:wp="http://schemas.openxmlformats.org/drawingml/2006/wordprocessingDrawing" xmlns:wpc="http://schemas.microsoft.com/office/word/2010/wordprocessingCanvas" xmlns:wpg="http://schemas.microsoft.com/office/word/2010/wordprocessingGroup" xmlns:wpi="http://schemas.microsoft.com/office/word/2010/wordprocessingInk" xmlns:wps="http://schemas.microsoft.com/office/word/2010/wordprocessingShape" mc:Ignorable="w14 wp14">
+  <w:p>
+    <w:pPr>
+      <w:pStyle w:val="Footer"/>
+      <w:spacing w:before="0" w:after="0"/>
+      <w:jc w:val="center"/>
+    </w:pPr>
+    <w:r>
+      <w:rPr>
+        <w:rFonts w:ascii="Times New Roman" w:hAnsi="Times New Roman"/>
+        <w:sz w:val="18"/>
+      </w:rPr>
+    </w:r>
+    <w:r>
+      <w:rPr>
+        <w:rFonts w:ascii="Times New Roman" w:hAnsi="Times New Roman"/>
+        <w:sz w:val="18"/>
+        <w:szCs w:val="18"/>
+      </w:rPr>
+      <w:fldChar w:fldCharType="begin"/>
+    </w:r>
+    <w:r>
+      <w:rPr>
+        <w:rFonts w:ascii="Times New Roman" w:hAnsi="Times New Roman"/>
+        <w:sz w:val="18"/>
+        <w:szCs w:val="18"/>
+      </w:rPr>
+      <w:instrText xml:space="preserve"> PAGE </w:instrText>
+    </w:r>
+    <w:r>
+      <w:rPr>
+        <w:rFonts w:ascii="Times New Roman" w:hAnsi="Times New Roman"/>
+        <w:sz w:val="18"/>
+        <w:szCs w:val="18"/>
+      </w:rPr>
+      <w:fldChar w:fldCharType="separate"/>
+    </w:r>
+    <w:r>
+      <w:rPr>
+        <w:rFonts w:ascii="Times New Roman" w:hAnsi="Times New Roman"/>
+        <w:sz w:val="18"/>
+        <w:szCs w:val="18"/>
+      </w:rPr>
+      <w:fldChar w:fldCharType="end"/>
+    </w:r>
+  </w:p>
+</w:ftr>
+</file>
+
+<file path=word/footer8.xml><?xml version="1.0" encoding="utf-8"?>
+<w:ftr xmlns:m="http://schemas.openxmlformats.org/officeDocument/2006/math" xmlns:mc="http://schemas.openxmlformats.org/markup-compatibility/2006" xmlns:mo="http://schemas.microsoft.com/office/mac/office/2008/main" xmlns:mv="urn:schemas-microsoft-com:mac:vml" xmlns:o="urn:schemas-microsoft-com:office:office" xmlns:r="http://schemas.openxmlformats.org/officeDocument/2006/relationships" xmlns:v="urn:schemas-microsoft-com:vml" xmlns:w10="urn:schemas-microsoft-com:office:word" xmlns:w14="http://schemas.microsoft.com/office/word/2010/wordml" xmlns:w="http://schemas.openxmlformats.org/wordprocessingml/2006/main" xmlns:wne="http://schemas.microsoft.com/office/word/2006/wordml" xmlns:wp14="http://schemas.microsoft.com/office/word/2010/wordprocessingDrawing" xmlns:wp="http://schemas.openxmlformats.org/drawingml/2006/wordprocessingDrawing" xmlns:wpc="http://schemas.microsoft.com/office/word/2010/wordprocessingCanvas" xmlns:wpg="http://schemas.microsoft.com/office/word/2010/wordprocessingGroup" xmlns:wpi="http://schemas.microsoft.com/office/word/2010/wordprocessingInk" xmlns:wps="http://schemas.microsoft.com/office/word/2010/wordprocessingShape" mc:Ignorable="w14 wp14">
+  <w:p>
+    <w:pPr>
+      <w:pStyle w:val="Footer"/>
+      <w:spacing w:before="0" w:after="0"/>
+      <w:jc w:val="center"/>
+    </w:pPr>
+    <w:r>
+      <w:rPr>
+        <w:rFonts w:ascii="Times New Roman" w:hAnsi="Times New Roman"/>
+        <w:sz w:val="18"/>
+      </w:rPr>
+    </w:r>
+    <w:r>
+      <w:rPr>
+        <w:rFonts w:ascii="Times New Roman" w:hAnsi="Times New Roman"/>
+        <w:sz w:val="18"/>
+        <w:szCs w:val="18"/>
+      </w:rPr>
+      <w:fldChar w:fldCharType="begin"/>
+    </w:r>
+    <w:r>
+      <w:rPr>
+        <w:rFonts w:ascii="Times New Roman" w:hAnsi="Times New Roman"/>
+        <w:sz w:val="18"/>
+        <w:szCs w:val="18"/>
+      </w:rPr>
+      <w:instrText xml:space="preserve"> PAGE </w:instrText>
+    </w:r>
+    <w:r>
+      <w:rPr>
+        <w:rFonts w:ascii="Times New Roman" w:hAnsi="Times New Roman"/>
+        <w:sz w:val="18"/>
+        <w:szCs w:val="18"/>
+      </w:rPr>
+      <w:fldChar w:fldCharType="separate"/>
+    </w:r>
+    <w:r>
+      <w:rPr>
+        <w:rFonts w:ascii="Times New Roman" w:hAnsi="Times New Roman"/>
+        <w:sz w:val="18"/>
+        <w:szCs w:val="18"/>
+      </w:rPr>
+      <w:fldChar w:fldCharType="end"/>
+    </w:r>
+  </w:p>
+</w:ftr>
+</file>
+
+<file path=word/footer9.xml><?xml version="1.0" encoding="utf-8"?>
+<w:ftr xmlns:m="http://schemas.openxmlformats.org/officeDocument/2006/math" xmlns:mc="http://schemas.openxmlformats.org/markup-compatibility/2006" xmlns:mo="http://schemas.microsoft.com/office/mac/office/2008/main" xmlns:mv="urn:schemas-microsoft-com:mac:vml" xmlns:o="urn:schemas-microsoft-com:office:office" xmlns:r="http://schemas.openxmlformats.org/officeDocument/2006/relationships" xmlns:v="urn:schemas-microsoft-com:vml" xmlns:w10="urn:schemas-microsoft-com:office:word" xmlns:w14="http://schemas.microsoft.com/office/word/2010/wordml" xmlns:w="http://schemas.openxmlformats.org/wordprocessingml/2006/main" xmlns:wne="http://schemas.microsoft.com/office/word/2006/wordml" xmlns:wp14="http://schemas.microsoft.com/office/word/2010/wordprocessingDrawing" xmlns:wp="http://schemas.openxmlformats.org/drawingml/2006/wordprocessingDrawing" xmlns:wpc="http://schemas.microsoft.com/office/word/2010/wordprocessingCanvas" xmlns:wpg="http://schemas.microsoft.com/office/word/2010/wordprocessingGroup" xmlns:wpi="http://schemas.microsoft.com/office/word/2010/wordprocessingInk" xmlns:wps="http://schemas.microsoft.com/office/word/2010/wordprocessingShape" mc:Ignorable="w14 wp14">
+  <w:p>
+    <w:pPr>
+      <w:pStyle w:val="Footer"/>
+      <w:spacing w:before="0" w:after="0"/>
+      <w:jc w:val="center"/>
+    </w:pPr>
+    <w:r>
+      <w:rPr>
+        <w:rFonts w:ascii="Times New Roman" w:hAnsi="Times New Roman"/>
+        <w:sz w:val="18"/>
+      </w:rPr>
+    </w:r>
+    <w:r>
+      <w:rPr>
+        <w:rFonts w:ascii="Times New Roman" w:hAnsi="Times New Roman"/>
+        <w:sz w:val="18"/>
+        <w:szCs w:val="18"/>
+      </w:rPr>
+      <w:fldChar w:fldCharType="begin"/>
+    </w:r>
+    <w:r>
+      <w:rPr>
+        <w:rFonts w:ascii="Times New Roman" w:hAnsi="Times New Roman"/>
+        <w:sz w:val="18"/>
+        <w:szCs w:val="18"/>
+      </w:rPr>
+      <w:instrText xml:space="preserve"> PAGE </w:instrText>
+    </w:r>
+    <w:r>
+      <w:rPr>
+        <w:rFonts w:ascii="Times New Roman" w:hAnsi="Times New Roman"/>
+        <w:sz w:val="18"/>
+        <w:szCs w:val="18"/>
+      </w:rPr>
+      <w:fldChar w:fldCharType="separate"/>
+    </w:r>
+    <w:r>
+      <w:rPr>
+        <w:rFonts w:ascii="Times New Roman" w:hAnsi="Times New Roman"/>
+        <w:sz w:val="18"/>
+        <w:szCs w:val="18"/>
+      </w:rPr>
+      <w:fldChar w:fldCharType="end"/>
+    </w:r>
   </w:p>
 </w:ftr>
 </file>

--- a/ASM_Shadhin_AI_Research_Paper_2026_ANONYMOUS.docx
+++ b/ASM_Shadhin_AI_Research_Paper_2026_ANONYMOUS.docx
@@ -3258,6 +3258,18 @@
     </w:p>
     <w:p>
       <w:pPr>
+        <w:sectPr>
+          <w:footerReference w:type="default" r:id="rId15"/>
+          <w:type w:val="continuous"/>
+          <w:pgSz w:w="12240" w:h="15840"/>
+          <w:pgMar w:top="1009" w:right="935" w:bottom="1009" w:left="935" w:header="431" w:footer="431" w:gutter="0"/>
+          <w:docGrid w:linePitch="360"/>
+          <w:cols w:num="1"/>
+        </w:sectPr>
+      </w:pPr>
+    </w:p>
+    <w:p>
+      <w:pPr>
         <w:keepNext/>
         <w:keepLines/>
         <w:spacing w:before="80" w:after="40"/>
@@ -3266,7 +3278,7 @@
       <w:r>
         <w:drawing>
           <wp:inline xmlns:a="http://schemas.openxmlformats.org/drawingml/2006/main" xmlns:pic="http://schemas.openxmlformats.org/drawingml/2006/picture">
-            <wp:extent cx="5580000" cy="3558547"/>
+            <wp:extent cx="2700000" cy="1721878"/>
             <wp:docPr id="1" name="Picture 1"/>
             <wp:cNvGraphicFramePr>
               <a:graphicFrameLocks noChangeAspect="1"/>
@@ -3279,7 +3291,7 @@
                     <pic:cNvPicPr/>
                   </pic:nvPicPr>
                   <pic:blipFill>
-                    <a:blip r:embed="rId16"/>
+                    <a:blip r:embed="rId17"/>
                     <a:stretch>
                       <a:fillRect/>
                     </a:stretch>
@@ -3287,7 +3299,7 @@
                   <pic:spPr>
                     <a:xfrm>
                       <a:off x="0" y="0"/>
-                      <a:ext cx="5580000" cy="3558547"/>
+                      <a:ext cx="2700000" cy="1721878"/>
                     </a:xfrm>
                     <a:prstGeom prst="rect"/>
                   </pic:spPr>
@@ -3312,18 +3324,6 @@
         </w:rPr>
         <w:t>Fig. 3.  Detection accuracy and evasion resistance comparison across 10M flows (Table III).</w:t>
       </w:r>
-    </w:p>
-    <w:p>
-      <w:pPr>
-        <w:sectPr>
-          <w:footerReference w:type="default" r:id="rId15"/>
-          <w:type w:val="continuous"/>
-          <w:pgSz w:w="12240" w:h="15840"/>
-          <w:pgMar w:top="1009" w:right="935" w:bottom="1009" w:left="935" w:header="431" w:footer="431" w:gutter="0"/>
-          <w:docGrid w:linePitch="360"/>
-          <w:cols w:num="1"/>
-        </w:sectPr>
-      </w:pPr>
     </w:p>
     <w:p>
       <w:pPr>
@@ -3361,7 +3361,7 @@
     <w:p>
       <w:pPr>
         <w:sectPr>
-          <w:footerReference w:type="default" r:id="rId17"/>
+          <w:footerReference w:type="default" r:id="rId16"/>
           <w:type w:val="continuous"/>
           <w:pgSz w:w="12240" w:h="15840"/>
           <w:pgMar w:top="1009" w:right="935" w:bottom="1009" w:left="935" w:header="431" w:footer="431" w:gutter="0"/>
@@ -4224,6 +4224,18 @@
     </w:tbl>
     <w:p>
       <w:pPr>
+        <w:sectPr>
+          <w:footerReference w:type="default" r:id="rId18"/>
+          <w:type w:val="continuous"/>
+          <w:pgSz w:w="12240" w:h="15840"/>
+          <w:pgMar w:top="1009" w:right="935" w:bottom="1009" w:left="935" w:header="431" w:footer="431" w:gutter="0"/>
+          <w:docGrid w:linePitch="360"/>
+          <w:cols w:num="1"/>
+        </w:sectPr>
+      </w:pPr>
+    </w:p>
+    <w:p>
+      <w:pPr>
         <w:keepNext/>
         <w:keepLines/>
         <w:spacing w:before="80" w:after="40"/>
@@ -4232,7 +4244,7 @@
       <w:r>
         <w:drawing>
           <wp:inline xmlns:a="http://schemas.openxmlformats.org/drawingml/2006/main" xmlns:pic="http://schemas.openxmlformats.org/drawingml/2006/picture">
-            <wp:extent cx="5580000" cy="3296235"/>
+            <wp:extent cx="2700000" cy="1594952"/>
             <wp:docPr id="2" name="Picture 2"/>
             <wp:cNvGraphicFramePr>
               <a:graphicFrameLocks noChangeAspect="1"/>
@@ -4245,7 +4257,7 @@
                     <pic:cNvPicPr/>
                   </pic:nvPicPr>
                   <pic:blipFill>
-                    <a:blip r:embed="rId19"/>
+                    <a:blip r:embed="rId20"/>
                     <a:stretch>
                       <a:fillRect/>
                     </a:stretch>
@@ -4253,7 +4265,7 @@
                   <pic:spPr>
                     <a:xfrm>
                       <a:off x="0" y="0"/>
-                      <a:ext cx="5580000" cy="3296235"/>
+                      <a:ext cx="2700000" cy="1594952"/>
                     </a:xfrm>
                     <a:prstGeom prst="rect"/>
                   </pic:spPr>
@@ -4278,18 +4290,6 @@
         </w:rPr>
         <w:t>Fig. 4.  Log-scale latency spectrum comparing data-plane mitigation and control-plane triage (Table IV).</w:t>
       </w:r>
-    </w:p>
-    <w:p>
-      <w:pPr>
-        <w:sectPr>
-          <w:footerReference w:type="default" r:id="rId18"/>
-          <w:type w:val="continuous"/>
-          <w:pgSz w:w="12240" w:h="15840"/>
-          <w:pgMar w:top="1009" w:right="935" w:bottom="1009" w:left="935" w:header="431" w:footer="431" w:gutter="0"/>
-          <w:docGrid w:linePitch="360"/>
-          <w:cols w:num="1"/>
-        </w:sectPr>
-      </w:pPr>
     </w:p>
     <w:p>
       <w:pPr>
@@ -4327,7 +4327,7 @@
     <w:p>
       <w:pPr>
         <w:sectPr>
-          <w:footerReference w:type="default" r:id="rId20"/>
+          <w:footerReference w:type="default" r:id="rId19"/>
           <w:type w:val="continuous"/>
           <w:pgSz w:w="12240" w:h="15840"/>
           <w:pgMar w:top="1009" w:right="935" w:bottom="1009" w:left="935" w:header="431" w:footer="431" w:gutter="0"/>
@@ -5190,6 +5190,18 @@
     </w:tbl>
     <w:p>
       <w:pPr>
+        <w:sectPr>
+          <w:footerReference w:type="default" r:id="rId21"/>
+          <w:type w:val="continuous"/>
+          <w:pgSz w:w="12240" w:h="15840"/>
+          <w:pgMar w:top="1009" w:right="935" w:bottom="1009" w:left="935" w:header="431" w:footer="431" w:gutter="0"/>
+          <w:docGrid w:linePitch="360"/>
+          <w:cols w:num="1"/>
+        </w:sectPr>
+      </w:pPr>
+    </w:p>
+    <w:p>
+      <w:pPr>
         <w:keepNext/>
         <w:keepLines/>
         <w:spacing w:before="80" w:after="40"/>
@@ -5198,7 +5210,7 @@
       <w:r>
         <w:drawing>
           <wp:inline xmlns:a="http://schemas.openxmlformats.org/drawingml/2006/main" xmlns:pic="http://schemas.openxmlformats.org/drawingml/2006/picture">
-            <wp:extent cx="5400000" cy="2240034"/>
+            <wp:extent cx="2700000" cy="1120017"/>
             <wp:docPr id="3" name="Picture 3"/>
             <wp:cNvGraphicFramePr>
               <a:graphicFrameLocks noChangeAspect="1"/>
@@ -5211,7 +5223,7 @@
                     <pic:cNvPicPr/>
                   </pic:nvPicPr>
                   <pic:blipFill>
-                    <a:blip r:embed="rId22"/>
+                    <a:blip r:embed="rId23"/>
                     <a:stretch>
                       <a:fillRect/>
                     </a:stretch>
@@ -5219,7 +5231,7 @@
                   <pic:spPr>
                     <a:xfrm>
                       <a:off x="0" y="0"/>
-                      <a:ext cx="5400000" cy="2240034"/>
+                      <a:ext cx="2700000" cy="1120017"/>
                     </a:xfrm>
                     <a:prstGeom prst="rect"/>
                   </pic:spPr>
@@ -5244,18 +5256,6 @@
         </w:rPr>
         <w:t>Fig. 5.  Defense capability, air-gapped readiness, and sovereignty compliance matrix (Table V).</w:t>
       </w:r>
-    </w:p>
-    <w:p>
-      <w:pPr>
-        <w:sectPr>
-          <w:footerReference w:type="default" r:id="rId21"/>
-          <w:type w:val="continuous"/>
-          <w:pgSz w:w="12240" w:h="15840"/>
-          <w:pgMar w:top="1009" w:right="935" w:bottom="1009" w:left="935" w:header="431" w:footer="431" w:gutter="0"/>
-          <w:docGrid w:linePitch="360"/>
-          <w:cols w:num="1"/>
-        </w:sectPr>
-      </w:pPr>
     </w:p>
     <w:p>
       <w:pPr>
@@ -5962,7 +5962,7 @@
     <w:p>
       <w:pPr>
         <w:sectPr>
-          <w:footerReference w:type="default" r:id="rId23"/>
+          <w:footerReference w:type="default" r:id="rId22"/>
           <w:type w:val="continuous"/>
           <w:pgSz w:w="12240" w:h="15840"/>
           <w:pgMar w:top="1009" w:right="935" w:bottom="1009" w:left="935" w:header="431" w:footer="431" w:gutter="0"/>

--- a/ASM_Shadhin_AI_Research_Paper_2026_ANONYMOUS.docx
+++ b/ASM_Shadhin_AI_Research_Paper_2026_ANONYMOUS.docx
@@ -5336,7 +5336,7 @@
           <w:color w:val="000000"/>
           <w:sz w:val="20"/>
         </w:rPr>
-        <w:t>To ensure full experimental reproducibility, the complete open-source implementation is made publicly available at https://anonymous.4open.science/r/asm-defense-agent under the MIT licence. The release package includes the automated test harness (scripts/test_master_suite.sh and scripts/test_ubuntu_full.py), self-contained systemd service unit files (sec-inline-bridge, sec-monitor, sec-tarpit), and offline release packaging. The automated validation suite achieves a 9/9 (100%) pass rate across all verification phases:</w:t>
+        <w:t>To ensure full experimental reproducibility, the complete open-source implementation is made publicly available at https://anonymous.4open.science/r/asm-defense-agent under the CC BY-NC 4.0 License. The release package includes the automated test harness (scripts/test_master_suite.sh and scripts/test_ubuntu_full.py), self-contained systemd service unit files (sec-inline-bridge, sec-monitor, sec-tarpit), and offline release packaging. The automated validation suite achieves a 9/9 (100%) pass rate across all verification phases:</w:t>
       </w:r>
     </w:p>
     <w:p>
